--- a/GDD.docx
+++ b/GDD.docx
@@ -8,14 +8,82 @@
         <w:outlineLvl w:val="9"/>
         <w:rPr>
           <w:rFonts w:hint="eastAsia" w:ascii="宋体" w:hAnsi="宋体" w:eastAsia="宋体" w:cs="宋体"/>
-        </w:rPr>
-      </w:pPr>
-      <w:r>
-        <w:rPr>
-          <w:rFonts w:hint="eastAsia" w:ascii="宋体" w:hAnsi="宋体" w:eastAsia="宋体" w:cs="宋体"/>
           <w:sz w:val="48"/>
           <w:szCs w:val="48"/>
         </w:rPr>
+      </w:pPr>
+    </w:p>
+    <w:p>
+      <w:pPr>
+        <w:jc w:val="center"/>
+        <w:outlineLvl w:val="9"/>
+        <w:rPr>
+          <w:rFonts w:hint="eastAsia" w:ascii="宋体" w:hAnsi="宋体" w:eastAsia="宋体" w:cs="宋体"/>
+          <w:sz w:val="48"/>
+          <w:szCs w:val="48"/>
+        </w:rPr>
+      </w:pPr>
+    </w:p>
+    <w:p>
+      <w:pPr>
+        <w:jc w:val="center"/>
+        <w:outlineLvl w:val="9"/>
+        <w:rPr>
+          <w:rFonts w:hint="eastAsia" w:ascii="宋体" w:hAnsi="宋体" w:eastAsia="宋体" w:cs="宋体"/>
+          <w:sz w:val="48"/>
+          <w:szCs w:val="48"/>
+        </w:rPr>
+      </w:pPr>
+    </w:p>
+    <w:p>
+      <w:pPr>
+        <w:jc w:val="center"/>
+        <w:outlineLvl w:val="9"/>
+        <w:rPr>
+          <w:rFonts w:hint="eastAsia" w:ascii="宋体" w:hAnsi="宋体" w:eastAsia="宋体" w:cs="宋体"/>
+          <w:sz w:val="48"/>
+          <w:szCs w:val="48"/>
+        </w:rPr>
+      </w:pPr>
+    </w:p>
+    <w:p>
+      <w:pPr>
+        <w:jc w:val="center"/>
+        <w:outlineLvl w:val="9"/>
+        <w:rPr>
+          <w:rFonts w:hint="eastAsia" w:ascii="宋体" w:hAnsi="宋体" w:eastAsia="宋体" w:cs="宋体"/>
+          <w:sz w:val="48"/>
+          <w:szCs w:val="48"/>
+        </w:rPr>
+      </w:pPr>
+    </w:p>
+    <w:p>
+      <w:pPr>
+        <w:jc w:val="center"/>
+        <w:outlineLvl w:val="9"/>
+        <w:rPr>
+          <w:rFonts w:hint="eastAsia" w:ascii="宋体" w:hAnsi="宋体" w:eastAsia="宋体" w:cs="宋体"/>
+          <w:sz w:val="48"/>
+          <w:szCs w:val="48"/>
+        </w:rPr>
+      </w:pPr>
+    </w:p>
+    <w:p>
+      <w:pPr>
+        <w:jc w:val="center"/>
+        <w:outlineLvl w:val="9"/>
+        <w:rPr>
+          <w:rFonts w:hint="eastAsia" w:ascii="宋体" w:hAnsi="宋体" w:eastAsia="宋体" w:cs="宋体"/>
+          <w:sz w:val="84"/>
+          <w:szCs w:val="84"/>
+        </w:rPr>
+      </w:pPr>
+      <w:r>
+        <w:rPr>
+          <w:rFonts w:hint="eastAsia" w:ascii="宋体" w:hAnsi="宋体" w:eastAsia="宋体" w:cs="宋体"/>
+          <w:sz w:val="84"/>
+          <w:szCs w:val="84"/>
+        </w:rPr>
         <w:t>《火影忍者·决斗场》局域网对战版</w:t>
       </w:r>
     </w:p>
@@ -27,11 +95,141 @@
           <w:lang w:val="en-US" w:eastAsia="zh-CN"/>
         </w:rPr>
       </w:pPr>
-      <w:r>
+    </w:p>
+    <w:p>
+      <w:pPr>
+        <w:jc w:val="center"/>
         <w:rPr>
           <w:rFonts w:hint="eastAsia" w:ascii="宋体" w:hAnsi="宋体" w:eastAsia="宋体" w:cs="宋体"/>
           <w:lang w:val="en-US" w:eastAsia="zh-CN"/>
         </w:rPr>
+      </w:pPr>
+    </w:p>
+    <w:p>
+      <w:pPr>
+        <w:jc w:val="center"/>
+        <w:rPr>
+          <w:rFonts w:hint="eastAsia" w:ascii="宋体" w:hAnsi="宋体" w:eastAsia="宋体" w:cs="宋体"/>
+          <w:lang w:val="en-US" w:eastAsia="zh-CN"/>
+        </w:rPr>
+      </w:pPr>
+    </w:p>
+    <w:p>
+      <w:pPr>
+        <w:jc w:val="center"/>
+        <w:rPr>
+          <w:rFonts w:hint="eastAsia" w:ascii="宋体" w:hAnsi="宋体" w:eastAsia="宋体" w:cs="宋体"/>
+          <w:lang w:val="en-US" w:eastAsia="zh-CN"/>
+        </w:rPr>
+      </w:pPr>
+    </w:p>
+    <w:p>
+      <w:pPr>
+        <w:jc w:val="center"/>
+        <w:rPr>
+          <w:rFonts w:hint="eastAsia" w:ascii="宋体" w:hAnsi="宋体" w:eastAsia="宋体" w:cs="宋体"/>
+          <w:lang w:val="en-US" w:eastAsia="zh-CN"/>
+        </w:rPr>
+      </w:pPr>
+    </w:p>
+    <w:p>
+      <w:pPr>
+        <w:jc w:val="center"/>
+        <w:rPr>
+          <w:rFonts w:hint="eastAsia" w:ascii="宋体" w:hAnsi="宋体" w:eastAsia="宋体" w:cs="宋体"/>
+          <w:lang w:val="en-US" w:eastAsia="zh-CN"/>
+        </w:rPr>
+      </w:pPr>
+    </w:p>
+    <w:p>
+      <w:pPr>
+        <w:jc w:val="center"/>
+        <w:rPr>
+          <w:rFonts w:hint="eastAsia" w:ascii="宋体" w:hAnsi="宋体" w:eastAsia="宋体" w:cs="宋体"/>
+          <w:lang w:val="en-US" w:eastAsia="zh-CN"/>
+        </w:rPr>
+      </w:pPr>
+    </w:p>
+    <w:p>
+      <w:pPr>
+        <w:jc w:val="both"/>
+        <w:rPr>
+          <w:rFonts w:hint="eastAsia" w:ascii="宋体" w:hAnsi="宋体" w:eastAsia="宋体" w:cs="宋体"/>
+          <w:lang w:val="en-US" w:eastAsia="zh-CN"/>
+        </w:rPr>
+      </w:pPr>
+    </w:p>
+    <w:p>
+      <w:pPr>
+        <w:jc w:val="center"/>
+        <w:rPr>
+          <w:rFonts w:hint="eastAsia" w:ascii="宋体" w:hAnsi="宋体" w:eastAsia="宋体" w:cs="宋体"/>
+          <w:lang w:val="en-US" w:eastAsia="zh-CN"/>
+        </w:rPr>
+      </w:pPr>
+    </w:p>
+    <w:p>
+      <w:pPr>
+        <w:jc w:val="center"/>
+        <w:rPr>
+          <w:rFonts w:hint="eastAsia" w:ascii="宋体" w:hAnsi="宋体" w:eastAsia="宋体" w:cs="宋体"/>
+          <w:lang w:val="en-US" w:eastAsia="zh-CN"/>
+        </w:rPr>
+      </w:pPr>
+    </w:p>
+    <w:p>
+      <w:pPr>
+        <w:jc w:val="center"/>
+        <w:rPr>
+          <w:rFonts w:hint="eastAsia" w:ascii="宋体" w:hAnsi="宋体" w:eastAsia="宋体" w:cs="宋体"/>
+          <w:lang w:val="en-US" w:eastAsia="zh-CN"/>
+        </w:rPr>
+      </w:pPr>
+    </w:p>
+    <w:p>
+      <w:pPr>
+        <w:jc w:val="both"/>
+        <w:rPr>
+          <w:rFonts w:hint="eastAsia" w:ascii="宋体" w:hAnsi="宋体" w:eastAsia="宋体" w:cs="宋体"/>
+          <w:lang w:val="en-US" w:eastAsia="zh-CN"/>
+        </w:rPr>
+      </w:pPr>
+    </w:p>
+    <w:p>
+      <w:pPr>
+        <w:jc w:val="center"/>
+        <w:rPr>
+          <w:rFonts w:hint="eastAsia" w:ascii="宋体" w:hAnsi="宋体" w:eastAsia="宋体" w:cs="宋体"/>
+          <w:lang w:val="en-US" w:eastAsia="zh-CN"/>
+        </w:rPr>
+      </w:pPr>
+    </w:p>
+    <w:p>
+      <w:pPr>
+        <w:jc w:val="center"/>
+        <w:rPr>
+          <w:rFonts w:hint="eastAsia" w:ascii="宋体" w:hAnsi="宋体" w:eastAsia="宋体" w:cs="宋体"/>
+          <w:lang w:val="en-US" w:eastAsia="zh-CN"/>
+        </w:rPr>
+      </w:pPr>
+    </w:p>
+    <w:p>
+      <w:pPr>
+        <w:jc w:val="center"/>
+        <w:rPr>
+          <w:rFonts w:hint="eastAsia" w:ascii="宋体" w:hAnsi="宋体" w:eastAsia="宋体" w:cs="宋体"/>
+          <w:sz w:val="30"/>
+          <w:szCs w:val="30"/>
+          <w:lang w:val="en-US" w:eastAsia="zh-CN"/>
+        </w:rPr>
+      </w:pPr>
+      <w:r>
+        <w:rPr>
+          <w:rFonts w:hint="eastAsia" w:ascii="宋体" w:hAnsi="宋体" w:eastAsia="宋体" w:cs="宋体"/>
+          <w:sz w:val="30"/>
+          <w:szCs w:val="30"/>
+          <w:lang w:val="en-US" w:eastAsia="zh-CN"/>
+        </w:rPr>
         <w:t>开发者：Koiro</w:t>
       </w:r>
     </w:p>
@@ -40,6 +238,8 @@
         <w:jc w:val="center"/>
         <w:rPr>
           <w:rFonts w:hint="eastAsia" w:ascii="宋体" w:hAnsi="宋体" w:eastAsia="宋体" w:cs="宋体"/>
+          <w:sz w:val="30"/>
+          <w:szCs w:val="30"/>
           <w:lang w:val="en-US" w:eastAsia="zh-CN"/>
         </w:rPr>
         <w:sectPr>
@@ -52,10 +252,29 @@
       <w:r>
         <w:rPr>
           <w:rFonts w:hint="eastAsia" w:ascii="宋体" w:hAnsi="宋体" w:eastAsia="宋体" w:cs="宋体"/>
+          <w:sz w:val="30"/>
+          <w:szCs w:val="30"/>
           <w:lang w:val="en-US" w:eastAsia="zh-CN"/>
         </w:rPr>
         <w:t>版本：v1.0</w:t>
       </w:r>
+    </w:p>
+    <w:p>
+      <w:pPr>
+        <w:jc w:val="both"/>
+        <w:rPr>
+          <w:rFonts w:hint="eastAsia" w:ascii="宋体" w:hAnsi="宋体" w:eastAsia="宋体" w:cs="宋体"/>
+          <w:sz w:val="30"/>
+          <w:szCs w:val="30"/>
+          <w:lang w:val="en-US" w:eastAsia="zh-CN"/>
+        </w:rPr>
+        <w:sectPr>
+          <w:pgSz w:w="11906" w:h="16838"/>
+          <w:pgMar w:top="1440" w:right="1800" w:bottom="1440" w:left="1800" w:header="851" w:footer="992" w:gutter="0"/>
+          <w:cols w:space="425" w:num="1"/>
+          <w:docGrid w:type="lines" w:linePitch="312" w:charSpace="0"/>
+        </w:sectPr>
+      </w:pPr>
     </w:p>
     <w:sdt>
       <w:sdtPr>
@@ -1480,7 +1699,20 @@
         <w:rPr>
           <w:rFonts w:hint="eastAsia" w:ascii="宋体" w:hAnsi="宋体" w:eastAsia="宋体" w:cs="宋体"/>
         </w:rPr>
-        <w:t>1.1 概念</w:t>
+        <w:t>1.1</w:t>
+      </w:r>
+      <w:r>
+        <w:rPr>
+          <w:rFonts w:hint="eastAsia" w:ascii="宋体" w:hAnsi="宋体" w:eastAsia="宋体" w:cs="宋体"/>
+          <w:lang w:val="en-US" w:eastAsia="zh-CN"/>
+        </w:rPr>
+        <w:t>.</w:t>
+      </w:r>
+      <w:r>
+        <w:rPr>
+          <w:rFonts w:hint="eastAsia" w:ascii="宋体" w:hAnsi="宋体" w:eastAsia="宋体" w:cs="宋体"/>
+        </w:rPr>
+        <w:t>概念</w:t>
       </w:r>
       <w:bookmarkEnd w:id="1"/>
     </w:p>
@@ -1523,12 +1755,26 @@
         <w:rPr>
           <w:rFonts w:hint="eastAsia" w:ascii="宋体" w:hAnsi="宋体" w:eastAsia="宋体" w:cs="宋体"/>
         </w:rPr>
-        <w:t>1.2 核心目标</w:t>
+        <w:t>1.2</w:t>
+      </w:r>
+      <w:r>
+        <w:rPr>
+          <w:rFonts w:hint="eastAsia" w:ascii="宋体" w:hAnsi="宋体" w:eastAsia="宋体" w:cs="宋体"/>
+          <w:lang w:val="en-US" w:eastAsia="zh-CN"/>
+        </w:rPr>
+        <w:t>.</w:t>
+      </w:r>
+      <w:r>
+        <w:rPr>
+          <w:rFonts w:hint="eastAsia" w:ascii="宋体" w:hAnsi="宋体" w:eastAsia="宋体" w:cs="宋体"/>
+        </w:rPr>
+        <w:t>核心目标</w:t>
       </w:r>
       <w:bookmarkEnd w:id="2"/>
     </w:p>
     <w:tbl>
       <w:tblPr>
+        <w:tblStyle w:val="11"/>
         <w:tblW w:w="0" w:type="auto"/>
         <w:tblInd w:w="0" w:type="dxa"/>
         <w:tblBorders>
@@ -1561,6 +1807,12 @@
             <w:insideH w:val="single" w:color="auto" w:sz="4" w:space="0"/>
             <w:insideV w:val="single" w:color="auto" w:sz="4" w:space="0"/>
           </w:tblBorders>
+          <w:tblCellMar>
+            <w:top w:w="0" w:type="dxa"/>
+            <w:left w:w="0" w:type="dxa"/>
+            <w:bottom w:w="0" w:type="dxa"/>
+            <w:right w:w="0" w:type="dxa"/>
+          </w:tblCellMar>
         </w:tblPrEx>
         <w:tc>
           <w:tcPr>
@@ -1625,6 +1877,12 @@
             <w:insideH w:val="single" w:color="auto" w:sz="4" w:space="0"/>
             <w:insideV w:val="single" w:color="auto" w:sz="4" w:space="0"/>
           </w:tblBorders>
+          <w:tblCellMar>
+            <w:top w:w="0" w:type="dxa"/>
+            <w:left w:w="0" w:type="dxa"/>
+            <w:bottom w:w="0" w:type="dxa"/>
+            <w:right w:w="0" w:type="dxa"/>
+          </w:tblCellMar>
         </w:tblPrEx>
         <w:tc>
           <w:tcPr>
@@ -1685,6 +1943,12 @@
             <w:insideH w:val="single" w:color="auto" w:sz="4" w:space="0"/>
             <w:insideV w:val="single" w:color="auto" w:sz="4" w:space="0"/>
           </w:tblBorders>
+          <w:tblCellMar>
+            <w:top w:w="0" w:type="dxa"/>
+            <w:left w:w="0" w:type="dxa"/>
+            <w:bottom w:w="0" w:type="dxa"/>
+            <w:right w:w="0" w:type="dxa"/>
+          </w:tblCellMar>
         </w:tblPrEx>
         <w:tc>
           <w:tcPr>
@@ -1745,6 +2009,12 @@
             <w:insideH w:val="single" w:color="auto" w:sz="4" w:space="0"/>
             <w:insideV w:val="single" w:color="auto" w:sz="4" w:space="0"/>
           </w:tblBorders>
+          <w:tblCellMar>
+            <w:top w:w="0" w:type="dxa"/>
+            <w:left w:w="0" w:type="dxa"/>
+            <w:bottom w:w="0" w:type="dxa"/>
+            <w:right w:w="0" w:type="dxa"/>
+          </w:tblCellMar>
         </w:tblPrEx>
         <w:tc>
           <w:tcPr>
@@ -1808,12 +2078,26 @@
         <w:rPr>
           <w:rFonts w:hint="eastAsia" w:ascii="宋体" w:hAnsi="宋体" w:eastAsia="宋体" w:cs="宋体"/>
         </w:rPr>
-        <w:t>1.3 技术栈概览</w:t>
+        <w:t>1.3</w:t>
+      </w:r>
+      <w:r>
+        <w:rPr>
+          <w:rFonts w:hint="eastAsia" w:ascii="宋体" w:hAnsi="宋体" w:eastAsia="宋体" w:cs="宋体"/>
+          <w:lang w:val="en-US" w:eastAsia="zh-CN"/>
+        </w:rPr>
+        <w:t>.</w:t>
+      </w:r>
+      <w:r>
+        <w:rPr>
+          <w:rFonts w:hint="eastAsia" w:ascii="宋体" w:hAnsi="宋体" w:eastAsia="宋体" w:cs="宋体"/>
+        </w:rPr>
+        <w:t>技术栈概览</w:t>
       </w:r>
       <w:bookmarkEnd w:id="3"/>
     </w:p>
     <w:tbl>
       <w:tblPr>
+        <w:tblStyle w:val="11"/>
         <w:tblW w:w="0" w:type="auto"/>
         <w:tblInd w:w="0" w:type="dxa"/>
         <w:tblBorders>
@@ -1847,6 +2131,12 @@
             <w:insideH w:val="single" w:color="auto" w:sz="4" w:space="0"/>
             <w:insideV w:val="single" w:color="auto" w:sz="4" w:space="0"/>
           </w:tblBorders>
+          <w:tblCellMar>
+            <w:top w:w="0" w:type="dxa"/>
+            <w:left w:w="0" w:type="dxa"/>
+            <w:bottom w:w="0" w:type="dxa"/>
+            <w:right w:w="0" w:type="dxa"/>
+          </w:tblCellMar>
         </w:tblPrEx>
         <w:tc>
           <w:tcPr>
@@ -1937,6 +2227,12 @@
             <w:insideH w:val="single" w:color="auto" w:sz="4" w:space="0"/>
             <w:insideV w:val="single" w:color="auto" w:sz="4" w:space="0"/>
           </w:tblBorders>
+          <w:tblCellMar>
+            <w:top w:w="0" w:type="dxa"/>
+            <w:left w:w="0" w:type="dxa"/>
+            <w:bottom w:w="0" w:type="dxa"/>
+            <w:right w:w="0" w:type="dxa"/>
+          </w:tblCellMar>
         </w:tblPrEx>
         <w:tc>
           <w:tcPr>
@@ -2021,6 +2317,12 @@
             <w:insideH w:val="single" w:color="auto" w:sz="4" w:space="0"/>
             <w:insideV w:val="single" w:color="auto" w:sz="4" w:space="0"/>
           </w:tblBorders>
+          <w:tblCellMar>
+            <w:top w:w="0" w:type="dxa"/>
+            <w:left w:w="0" w:type="dxa"/>
+            <w:bottom w:w="0" w:type="dxa"/>
+            <w:right w:w="0" w:type="dxa"/>
+          </w:tblCellMar>
         </w:tblPrEx>
         <w:tc>
           <w:tcPr>
@@ -2105,6 +2407,12 @@
             <w:insideH w:val="single" w:color="auto" w:sz="4" w:space="0"/>
             <w:insideV w:val="single" w:color="auto" w:sz="4" w:space="0"/>
           </w:tblBorders>
+          <w:tblCellMar>
+            <w:top w:w="0" w:type="dxa"/>
+            <w:left w:w="0" w:type="dxa"/>
+            <w:bottom w:w="0" w:type="dxa"/>
+            <w:right w:w="0" w:type="dxa"/>
+          </w:tblCellMar>
         </w:tblPrEx>
         <w:tc>
           <w:tcPr>
@@ -2189,6 +2497,12 @@
             <w:insideH w:val="single" w:color="auto" w:sz="4" w:space="0"/>
             <w:insideV w:val="single" w:color="auto" w:sz="4" w:space="0"/>
           </w:tblBorders>
+          <w:tblCellMar>
+            <w:top w:w="0" w:type="dxa"/>
+            <w:left w:w="0" w:type="dxa"/>
+            <w:bottom w:w="0" w:type="dxa"/>
+            <w:right w:w="0" w:type="dxa"/>
+          </w:tblCellMar>
         </w:tblPrEx>
         <w:tc>
           <w:tcPr>
@@ -2273,6 +2587,12 @@
             <w:insideH w:val="single" w:color="auto" w:sz="4" w:space="0"/>
             <w:insideV w:val="single" w:color="auto" w:sz="4" w:space="0"/>
           </w:tblBorders>
+          <w:tblCellMar>
+            <w:top w:w="0" w:type="dxa"/>
+            <w:left w:w="0" w:type="dxa"/>
+            <w:bottom w:w="0" w:type="dxa"/>
+            <w:right w:w="0" w:type="dxa"/>
+          </w:tblCellMar>
         </w:tblPrEx>
         <w:tc>
           <w:tcPr>
@@ -2469,7 +2789,20 @@
         <w:rPr>
           <w:rFonts w:hint="eastAsia" w:ascii="宋体" w:hAnsi="宋体" w:eastAsia="宋体" w:cs="宋体"/>
         </w:rPr>
-        <w:t>2.1 核心循环</w:t>
+        <w:t>2.1</w:t>
+      </w:r>
+      <w:r>
+        <w:rPr>
+          <w:rFonts w:hint="eastAsia" w:ascii="宋体" w:hAnsi="宋体" w:eastAsia="宋体" w:cs="宋体"/>
+          <w:lang w:val="en-US" w:eastAsia="zh-CN"/>
+        </w:rPr>
+        <w:t>.</w:t>
+      </w:r>
+      <w:r>
+        <w:rPr>
+          <w:rFonts w:hint="eastAsia" w:ascii="宋体" w:hAnsi="宋体" w:eastAsia="宋体" w:cs="宋体"/>
+        </w:rPr>
+        <w:t>核心循环</w:t>
       </w:r>
       <w:bookmarkEnd w:id="5"/>
     </w:p>
@@ -2477,6 +2810,7 @@
       <w:pPr>
         <w:rPr>
           <w:rFonts w:hint="eastAsia" w:ascii="宋体" w:hAnsi="宋体" w:eastAsia="宋体" w:cs="宋体"/>
+          <w:lang w:val="en-US" w:eastAsia="zh-CN"/>
         </w:rPr>
       </w:pPr>
       <w:r>
@@ -2485,31 +2819,52 @@
         </w:rPr>
         <w:t>[创建/加入房间] → [双方准备就绪] → [对战开始] → [1v1格斗]</w:t>
       </w:r>
-    </w:p>
-    <w:p>
-      <w:pPr>
-        <w:rPr>
-          <w:rFonts w:hint="eastAsia" w:ascii="宋体" w:hAnsi="宋体" w:eastAsia="宋体" w:cs="宋体"/>
-        </w:rPr>
-      </w:pPr>
-      <w:r>
-        <w:rPr>
-          <w:rFonts w:hint="eastAsia" w:ascii="宋体" w:hAnsi="宋体" w:eastAsia="宋体" w:cs="宋体"/>
-        </w:rPr>
-        <w:t>↑ |</w:t>
-      </w:r>
-    </w:p>
-    <w:p>
-      <w:pPr>
-        <w:rPr>
-          <w:rFonts w:hint="eastAsia" w:ascii="宋体" w:hAnsi="宋体" w:eastAsia="宋体" w:cs="宋体"/>
-        </w:rPr>
-      </w:pPr>
-      <w:r>
-        <w:rPr>
-          <w:rFonts w:hint="eastAsia" w:ascii="宋体" w:hAnsi="宋体" w:eastAsia="宋体" w:cs="宋体"/>
-        </w:rPr>
-        <w:t>└──── [胜负判定] ← [一方血量归零]</w:t>
+      <w:r>
+        <w:rPr>
+          <w:rFonts w:hint="eastAsia" w:ascii="宋体" w:hAnsi="宋体" w:eastAsia="宋体" w:cs="宋体"/>
+          <w:lang w:val="en-US" w:eastAsia="zh-CN"/>
+        </w:rPr>
+        <w:t xml:space="preserve"> </w:t>
+      </w:r>
+      <w:r>
+        <w:rPr>
+          <w:rFonts w:hint="eastAsia" w:ascii="宋体" w:hAnsi="宋体" w:eastAsia="宋体" w:cs="宋体"/>
+        </w:rPr>
+        <w:t>→ [胜负判定]</w:t>
+      </w:r>
+    </w:p>
+    <w:p>
+      <w:pPr>
+        <w:rPr>
+          <w:rFonts w:hint="eastAsia" w:ascii="宋体" w:hAnsi="宋体" w:eastAsia="宋体" w:cs="宋体"/>
+          <w:lang w:val="en-US" w:eastAsia="zh-CN"/>
+        </w:rPr>
+      </w:pPr>
+      <w:r>
+        <w:rPr>
+          <w:rFonts w:hint="eastAsia" w:ascii="宋体" w:hAnsi="宋体" w:eastAsia="宋体" w:cs="宋体"/>
+        </w:rPr>
+        <w:t xml:space="preserve">↑ </w:t>
+      </w:r>
+      <w:r>
+        <w:rPr>
+          <w:rFonts w:hint="eastAsia" w:ascii="宋体" w:hAnsi="宋体" w:eastAsia="宋体" w:cs="宋体"/>
+          <w:lang w:val="en-US" w:eastAsia="zh-CN"/>
+        </w:rPr>
+        <w:t xml:space="preserve">                                                                     │</w:t>
+      </w:r>
+    </w:p>
+    <w:p>
+      <w:pPr>
+        <w:rPr>
+          <w:rFonts w:hint="eastAsia" w:ascii="宋体" w:hAnsi="宋体" w:eastAsia="宋体" w:cs="宋体"/>
+        </w:rPr>
+      </w:pPr>
+      <w:r>
+        <w:rPr>
+          <w:rFonts w:hint="eastAsia" w:ascii="宋体" w:hAnsi="宋体" w:eastAsia="宋体" w:cs="宋体"/>
+        </w:rPr>
+        <w:t>└───────────────────────────────────┘</w:t>
       </w:r>
     </w:p>
     <w:p>
@@ -2524,12 +2879,26 @@
         <w:rPr>
           <w:rFonts w:hint="eastAsia" w:ascii="宋体" w:hAnsi="宋体" w:eastAsia="宋体" w:cs="宋体"/>
         </w:rPr>
-        <w:t>2.2 基础规则</w:t>
+        <w:t>2.2</w:t>
+      </w:r>
+      <w:r>
+        <w:rPr>
+          <w:rFonts w:hint="eastAsia" w:ascii="宋体" w:hAnsi="宋体" w:eastAsia="宋体" w:cs="宋体"/>
+          <w:lang w:val="en-US" w:eastAsia="zh-CN"/>
+        </w:rPr>
+        <w:t>.</w:t>
+      </w:r>
+      <w:r>
+        <w:rPr>
+          <w:rFonts w:hint="eastAsia" w:ascii="宋体" w:hAnsi="宋体" w:eastAsia="宋体" w:cs="宋体"/>
+        </w:rPr>
+        <w:t>基础规则</w:t>
       </w:r>
       <w:bookmarkEnd w:id="6"/>
     </w:p>
     <w:tbl>
       <w:tblPr>
+        <w:tblStyle w:val="11"/>
         <w:tblW w:w="0" w:type="auto"/>
         <w:tblInd w:w="0" w:type="dxa"/>
         <w:tblBorders>
@@ -2549,8 +2918,8 @@
         </w:tblCellMar>
       </w:tblPr>
       <w:tblGrid>
-        <w:gridCol w:w="4152"/>
-        <w:gridCol w:w="4152"/>
+        <w:gridCol w:w="1349"/>
+        <w:gridCol w:w="6955"/>
       </w:tblGrid>
       <w:tr>
         <w:tblPrEx>
@@ -2562,10 +2931,16 @@
             <w:insideH w:val="single" w:color="auto" w:sz="4" w:space="0"/>
             <w:insideV w:val="single" w:color="auto" w:sz="4" w:space="0"/>
           </w:tblBorders>
+          <w:tblCellMar>
+            <w:top w:w="0" w:type="dxa"/>
+            <w:left w:w="0" w:type="dxa"/>
+            <w:bottom w:w="0" w:type="dxa"/>
+            <w:right w:w="0" w:type="dxa"/>
+          </w:tblCellMar>
         </w:tblPrEx>
         <w:tc>
           <w:tcPr>
-            <w:tcW w:w="0" w:type="auto"/>
+            <w:tcW w:w="1349" w:type="dxa"/>
             <w:tcMar>
               <w:left w:w="108" w:type="dxa"/>
               <w:right w:w="108" w:type="dxa"/>
@@ -2591,7 +2966,7 @@
         </w:tc>
         <w:tc>
           <w:tcPr>
-            <w:tcW w:w="0" w:type="auto"/>
+            <w:tcW w:w="6955" w:type="dxa"/>
             <w:tcMar>
               <w:left w:w="108" w:type="dxa"/>
               <w:right w:w="108" w:type="dxa"/>
@@ -2626,18 +3001,25 @@
             <w:insideH w:val="single" w:color="auto" w:sz="4" w:space="0"/>
             <w:insideV w:val="single" w:color="auto" w:sz="4" w:space="0"/>
           </w:tblBorders>
+          <w:tblCellMar>
+            <w:top w:w="0" w:type="dxa"/>
+            <w:left w:w="0" w:type="dxa"/>
+            <w:bottom w:w="0" w:type="dxa"/>
+            <w:right w:w="0" w:type="dxa"/>
+          </w:tblCellMar>
         </w:tblPrEx>
         <w:tc>
           <w:tcPr>
-            <w:tcW w:w="0" w:type="auto"/>
-            <w:tcMar>
-              <w:left w:w="108" w:type="dxa"/>
-              <w:right w:w="108" w:type="dxa"/>
-            </w:tcMar>
-            <w:vAlign w:val="center"/>
-          </w:tcPr>
-          <w:p>
-            <w:pPr>
+            <w:tcW w:w="1349" w:type="dxa"/>
+            <w:tcMar>
+              <w:left w:w="108" w:type="dxa"/>
+              <w:right w:w="108" w:type="dxa"/>
+            </w:tcMar>
+            <w:vAlign w:val="center"/>
+          </w:tcPr>
+          <w:p>
+            <w:pPr>
+              <w:jc w:val="center"/>
               <w:rPr>
                 <w:rFonts w:hint="eastAsia" w:ascii="宋体" w:hAnsi="宋体" w:eastAsia="宋体" w:cs="宋体"/>
               </w:rPr>
@@ -2652,24 +3034,25 @@
         </w:tc>
         <w:tc>
           <w:tcPr>
-            <w:tcW w:w="0" w:type="auto"/>
-            <w:tcMar>
-              <w:left w:w="108" w:type="dxa"/>
-              <w:right w:w="108" w:type="dxa"/>
-            </w:tcMar>
-            <w:vAlign w:val="center"/>
-          </w:tcPr>
-          <w:p>
-            <w:pPr>
-              <w:rPr>
-                <w:rFonts w:hint="eastAsia" w:ascii="宋体" w:hAnsi="宋体" w:eastAsia="宋体" w:cs="宋体"/>
-              </w:rPr>
-            </w:pPr>
-            <w:r>
-              <w:rPr>
-                <w:rFonts w:hint="eastAsia" w:ascii="宋体" w:hAnsi="宋体" w:eastAsia="宋体" w:cs="宋体"/>
-              </w:rPr>
-              <w:t>1v1单局（暂不实现3忍者车轮战）</w:t>
+            <w:tcW w:w="6955" w:type="dxa"/>
+            <w:tcMar>
+              <w:left w:w="108" w:type="dxa"/>
+              <w:right w:w="108" w:type="dxa"/>
+            </w:tcMar>
+            <w:vAlign w:val="center"/>
+          </w:tcPr>
+          <w:p>
+            <w:pPr>
+              <w:jc w:val="center"/>
+              <w:rPr>
+                <w:rFonts w:hint="eastAsia" w:ascii="宋体" w:hAnsi="宋体" w:eastAsia="宋体" w:cs="宋体"/>
+              </w:rPr>
+            </w:pPr>
+            <w:r>
+              <w:rPr>
+                <w:rFonts w:hint="eastAsia" w:ascii="宋体" w:hAnsi="宋体" w:eastAsia="宋体" w:cs="宋体"/>
+              </w:rPr>
+              <w:t>1v1单局</w:t>
             </w:r>
           </w:p>
         </w:tc>
@@ -2684,18 +3067,25 @@
             <w:insideH w:val="single" w:color="auto" w:sz="4" w:space="0"/>
             <w:insideV w:val="single" w:color="auto" w:sz="4" w:space="0"/>
           </w:tblBorders>
+          <w:tblCellMar>
+            <w:top w:w="0" w:type="dxa"/>
+            <w:left w:w="0" w:type="dxa"/>
+            <w:bottom w:w="0" w:type="dxa"/>
+            <w:right w:w="0" w:type="dxa"/>
+          </w:tblCellMar>
         </w:tblPrEx>
         <w:tc>
           <w:tcPr>
-            <w:tcW w:w="0" w:type="auto"/>
-            <w:tcMar>
-              <w:left w:w="108" w:type="dxa"/>
-              <w:right w:w="108" w:type="dxa"/>
-            </w:tcMar>
-            <w:vAlign w:val="center"/>
-          </w:tcPr>
-          <w:p>
-            <w:pPr>
+            <w:tcW w:w="1349" w:type="dxa"/>
+            <w:tcMar>
+              <w:left w:w="108" w:type="dxa"/>
+              <w:right w:w="108" w:type="dxa"/>
+            </w:tcMar>
+            <w:vAlign w:val="center"/>
+          </w:tcPr>
+          <w:p>
+            <w:pPr>
+              <w:jc w:val="center"/>
               <w:rPr>
                 <w:rFonts w:hint="eastAsia" w:ascii="宋体" w:hAnsi="宋体" w:eastAsia="宋体" w:cs="宋体"/>
               </w:rPr>
@@ -2710,17 +3100,19 @@
         </w:tc>
         <w:tc>
           <w:tcPr>
-            <w:tcW w:w="0" w:type="auto"/>
-            <w:tcMar>
-              <w:left w:w="108" w:type="dxa"/>
-              <w:right w:w="108" w:type="dxa"/>
-            </w:tcMar>
-            <w:vAlign w:val="center"/>
-          </w:tcPr>
-          <w:p>
-            <w:pPr>
-              <w:rPr>
-                <w:rFonts w:hint="eastAsia" w:ascii="宋体" w:hAnsi="宋体" w:eastAsia="宋体" w:cs="宋体"/>
+            <w:tcW w:w="6955" w:type="dxa"/>
+            <w:tcMar>
+              <w:left w:w="108" w:type="dxa"/>
+              <w:right w:w="108" w:type="dxa"/>
+            </w:tcMar>
+            <w:vAlign w:val="center"/>
+          </w:tcPr>
+          <w:p>
+            <w:pPr>
+              <w:jc w:val="center"/>
+              <w:rPr>
+                <w:rFonts w:hint="eastAsia" w:ascii="宋体" w:hAnsi="宋体" w:eastAsia="宋体" w:cs="宋体"/>
+                <w:lang w:val="en-US" w:eastAsia="zh-CN"/>
               </w:rPr>
             </w:pPr>
             <w:r>
@@ -2728,6 +3120,32 @@
                 <w:rFonts w:hint="eastAsia" w:ascii="宋体" w:hAnsi="宋体" w:eastAsia="宋体" w:cs="宋体"/>
               </w:rPr>
               <w:t>对方血量归零</w:t>
+            </w:r>
+            <w:r>
+              <w:rPr>
+                <w:rFonts w:hint="eastAsia" w:ascii="宋体" w:hAnsi="宋体" w:eastAsia="宋体" w:cs="宋体"/>
+                <w:lang w:val="en-US" w:eastAsia="zh-CN"/>
+              </w:rPr>
+              <w:t>或</w:t>
+            </w:r>
+            <w:r>
+              <w:rPr>
+                <w:rFonts w:hint="eastAsia" w:ascii="宋体" w:hAnsi="宋体" w:eastAsia="宋体" w:cs="宋体"/>
+              </w:rPr>
+              <w:t>时间结束</w:t>
+            </w:r>
+            <w:r>
+              <w:rPr>
+                <w:rFonts w:hint="eastAsia" w:ascii="宋体" w:hAnsi="宋体" w:eastAsia="宋体" w:cs="宋体"/>
+                <w:lang w:val="en-US" w:eastAsia="zh-CN"/>
+              </w:rPr>
+              <w:t>时</w:t>
+            </w:r>
+            <w:r>
+              <w:rPr>
+                <w:rFonts w:hint="eastAsia" w:ascii="宋体" w:hAnsi="宋体" w:eastAsia="宋体" w:cs="宋体"/>
+              </w:rPr>
+              <w:t>血量多</w:t>
             </w:r>
           </w:p>
         </w:tc>
@@ -2742,18 +3160,25 @@
             <w:insideH w:val="single" w:color="auto" w:sz="4" w:space="0"/>
             <w:insideV w:val="single" w:color="auto" w:sz="4" w:space="0"/>
           </w:tblBorders>
+          <w:tblCellMar>
+            <w:top w:w="0" w:type="dxa"/>
+            <w:left w:w="0" w:type="dxa"/>
+            <w:bottom w:w="0" w:type="dxa"/>
+            <w:right w:w="0" w:type="dxa"/>
+          </w:tblCellMar>
         </w:tblPrEx>
         <w:tc>
           <w:tcPr>
-            <w:tcW w:w="0" w:type="auto"/>
-            <w:tcMar>
-              <w:left w:w="108" w:type="dxa"/>
-              <w:right w:w="108" w:type="dxa"/>
-            </w:tcMar>
-            <w:vAlign w:val="center"/>
-          </w:tcPr>
-          <w:p>
-            <w:pPr>
+            <w:tcW w:w="1349" w:type="dxa"/>
+            <w:tcMar>
+              <w:left w:w="108" w:type="dxa"/>
+              <w:right w:w="108" w:type="dxa"/>
+            </w:tcMar>
+            <w:vAlign w:val="center"/>
+          </w:tcPr>
+          <w:p>
+            <w:pPr>
+              <w:jc w:val="center"/>
               <w:rPr>
                 <w:rFonts w:hint="eastAsia" w:ascii="宋体" w:hAnsi="宋体" w:eastAsia="宋体" w:cs="宋体"/>
               </w:rPr>
@@ -2768,24 +3193,33 @@
         </w:tc>
         <w:tc>
           <w:tcPr>
-            <w:tcW w:w="0" w:type="auto"/>
-            <w:tcMar>
-              <w:left w:w="108" w:type="dxa"/>
-              <w:right w:w="108" w:type="dxa"/>
-            </w:tcMar>
-            <w:vAlign w:val="center"/>
-          </w:tcPr>
-          <w:p>
-            <w:pPr>
-              <w:rPr>
-                <w:rFonts w:hint="eastAsia" w:ascii="宋体" w:hAnsi="宋体" w:eastAsia="宋体" w:cs="宋体"/>
-              </w:rPr>
-            </w:pPr>
-            <w:r>
-              <w:rPr>
-                <w:rFonts w:hint="eastAsia" w:ascii="宋体" w:hAnsi="宋体" w:eastAsia="宋体" w:cs="宋体"/>
-              </w:rPr>
-              <w:t>60秒，时间结束血量多者胜</w:t>
+            <w:tcW w:w="6955" w:type="dxa"/>
+            <w:tcMar>
+              <w:left w:w="108" w:type="dxa"/>
+              <w:right w:w="108" w:type="dxa"/>
+            </w:tcMar>
+            <w:vAlign w:val="center"/>
+          </w:tcPr>
+          <w:p>
+            <w:pPr>
+              <w:jc w:val="center"/>
+              <w:rPr>
+                <w:rFonts w:hint="eastAsia" w:ascii="宋体" w:hAnsi="宋体" w:eastAsia="宋体" w:cs="宋体"/>
+                <w:lang w:val="en-US" w:eastAsia="zh-CN"/>
+              </w:rPr>
+            </w:pPr>
+            <w:r>
+              <w:rPr>
+                <w:rFonts w:hint="eastAsia" w:ascii="宋体" w:hAnsi="宋体" w:eastAsia="宋体" w:cs="宋体"/>
+              </w:rPr>
+              <w:t>60</w:t>
+            </w:r>
+            <w:r>
+              <w:rPr>
+                <w:rFonts w:hint="eastAsia" w:ascii="宋体" w:hAnsi="宋体" w:eastAsia="宋体" w:cs="宋体"/>
+                <w:lang w:val="en-US" w:eastAsia="zh-CN"/>
+              </w:rPr>
+              <w:t>秒</w:t>
             </w:r>
           </w:p>
         </w:tc>
@@ -2800,18 +3234,25 @@
             <w:insideH w:val="single" w:color="auto" w:sz="4" w:space="0"/>
             <w:insideV w:val="single" w:color="auto" w:sz="4" w:space="0"/>
           </w:tblBorders>
+          <w:tblCellMar>
+            <w:top w:w="0" w:type="dxa"/>
+            <w:left w:w="0" w:type="dxa"/>
+            <w:bottom w:w="0" w:type="dxa"/>
+            <w:right w:w="0" w:type="dxa"/>
+          </w:tblCellMar>
         </w:tblPrEx>
         <w:tc>
           <w:tcPr>
-            <w:tcW w:w="0" w:type="auto"/>
-            <w:tcMar>
-              <w:left w:w="108" w:type="dxa"/>
-              <w:right w:w="108" w:type="dxa"/>
-            </w:tcMar>
-            <w:vAlign w:val="center"/>
-          </w:tcPr>
-          <w:p>
-            <w:pPr>
+            <w:tcW w:w="1349" w:type="dxa"/>
+            <w:tcMar>
+              <w:left w:w="108" w:type="dxa"/>
+              <w:right w:w="108" w:type="dxa"/>
+            </w:tcMar>
+            <w:vAlign w:val="center"/>
+          </w:tcPr>
+          <w:p>
+            <w:pPr>
+              <w:jc w:val="center"/>
               <w:rPr>
                 <w:rFonts w:hint="eastAsia" w:ascii="宋体" w:hAnsi="宋体" w:eastAsia="宋体" w:cs="宋体"/>
               </w:rPr>
@@ -2826,15 +3267,16 @@
         </w:tc>
         <w:tc>
           <w:tcPr>
-            <w:tcW w:w="0" w:type="auto"/>
-            <w:tcMar>
-              <w:left w:w="108" w:type="dxa"/>
-              <w:right w:w="108" w:type="dxa"/>
-            </w:tcMar>
-            <w:vAlign w:val="center"/>
-          </w:tcPr>
-          <w:p>
-            <w:pPr>
+            <w:tcW w:w="6955" w:type="dxa"/>
+            <w:tcMar>
+              <w:left w:w="108" w:type="dxa"/>
+              <w:right w:w="108" w:type="dxa"/>
+            </w:tcMar>
+            <w:vAlign w:val="center"/>
+          </w:tcPr>
+          <w:p>
+            <w:pPr>
+              <w:jc w:val="center"/>
               <w:rPr>
                 <w:rFonts w:hint="eastAsia" w:ascii="宋体" w:hAnsi="宋体" w:eastAsia="宋体" w:cs="宋体"/>
               </w:rPr>
@@ -2853,7 +3295,8 @@
       <w:pPr>
         <w:pStyle w:val="3"/>
         <w:rPr>
-          <w:rFonts w:hint="eastAsia" w:ascii="宋体" w:hAnsi="宋体" w:eastAsia="宋体" w:cs="宋体"/>
+          <w:rFonts w:hint="eastAsia" w:eastAsia="宋体"/>
+          <w:lang w:val="en-US" w:eastAsia="zh-CN"/>
         </w:rPr>
       </w:pPr>
       <w:bookmarkStart w:id="7" w:name="_Toc15103"/>
@@ -2861,12 +3304,26 @@
         <w:rPr>
           <w:rFonts w:hint="eastAsia" w:ascii="宋体" w:hAnsi="宋体" w:eastAsia="宋体" w:cs="宋体"/>
         </w:rPr>
-        <w:t>2.3 角色能力</w:t>
+        <w:t>2.3</w:t>
+      </w:r>
+      <w:r>
+        <w:rPr>
+          <w:rFonts w:hint="eastAsia" w:ascii="宋体" w:hAnsi="宋体" w:eastAsia="宋体" w:cs="宋体"/>
+          <w:lang w:val="en-US" w:eastAsia="zh-CN"/>
+        </w:rPr>
+        <w:t>.</w:t>
+      </w:r>
+      <w:r>
+        <w:rPr>
+          <w:rFonts w:hint="eastAsia" w:ascii="宋体" w:hAnsi="宋体" w:eastAsia="宋体" w:cs="宋体"/>
+        </w:rPr>
+        <w:t>角色能力</w:t>
       </w:r>
       <w:bookmarkEnd w:id="7"/>
     </w:p>
     <w:tbl>
       <w:tblPr>
+        <w:tblStyle w:val="11"/>
         <w:tblW w:w="0" w:type="auto"/>
         <w:tblInd w:w="0" w:type="dxa"/>
         <w:tblBorders>
@@ -2886,9 +3343,8 @@
         </w:tblCellMar>
       </w:tblPr>
       <w:tblGrid>
-        <w:gridCol w:w="2768"/>
-        <w:gridCol w:w="2768"/>
-        <w:gridCol w:w="2768"/>
+        <w:gridCol w:w="1359"/>
+        <w:gridCol w:w="6953"/>
       </w:tblGrid>
       <w:tr>
         <w:tblPrEx>
@@ -2900,10 +3356,16 @@
             <w:insideH w:val="single" w:color="auto" w:sz="4" w:space="0"/>
             <w:insideV w:val="single" w:color="auto" w:sz="4" w:space="0"/>
           </w:tblBorders>
+          <w:tblCellMar>
+            <w:top w:w="0" w:type="dxa"/>
+            <w:left w:w="0" w:type="dxa"/>
+            <w:bottom w:w="0" w:type="dxa"/>
+            <w:right w:w="0" w:type="dxa"/>
+          </w:tblCellMar>
         </w:tblPrEx>
         <w:tc>
           <w:tcPr>
-            <w:tcW w:w="0" w:type="auto"/>
+            <w:tcW w:w="1359" w:type="dxa"/>
             <w:tcMar>
               <w:left w:w="108" w:type="dxa"/>
               <w:right w:w="108" w:type="dxa"/>
@@ -2929,7 +3391,7 @@
         </w:tc>
         <w:tc>
           <w:tcPr>
-            <w:tcW w:w="0" w:type="auto"/>
+            <w:tcW w:w="6953" w:type="dxa"/>
             <w:tcMar>
               <w:left w:w="108" w:type="dxa"/>
               <w:right w:w="108" w:type="dxa"/>
@@ -2950,32 +3412,6 @@
                 <w:b/>
               </w:rPr>
               <w:t>功能</w:t>
-            </w:r>
-          </w:p>
-        </w:tc>
-        <w:tc>
-          <w:tcPr>
-            <w:tcW w:w="0" w:type="auto"/>
-            <w:tcMar>
-              <w:left w:w="108" w:type="dxa"/>
-              <w:right w:w="108" w:type="dxa"/>
-            </w:tcMar>
-            <w:vAlign w:val="center"/>
-          </w:tcPr>
-          <w:p>
-            <w:pPr>
-              <w:jc w:val="center"/>
-              <w:rPr>
-                <w:rFonts w:hint="eastAsia" w:ascii="宋体" w:hAnsi="宋体" w:eastAsia="宋体" w:cs="宋体"/>
-                <w:b/>
-              </w:rPr>
-            </w:pPr>
-            <w:r>
-              <w:rPr>
-                <w:rFonts w:hint="eastAsia" w:ascii="宋体" w:hAnsi="宋体" w:eastAsia="宋体" w:cs="宋体"/>
-                <w:b/>
-              </w:rPr>
-              <w:t>网络同步方式</w:t>
             </w:r>
           </w:p>
         </w:tc>
@@ -2990,18 +3426,25 @@
             <w:insideH w:val="single" w:color="auto" w:sz="4" w:space="0"/>
             <w:insideV w:val="single" w:color="auto" w:sz="4" w:space="0"/>
           </w:tblBorders>
+          <w:tblCellMar>
+            <w:top w:w="0" w:type="dxa"/>
+            <w:left w:w="0" w:type="dxa"/>
+            <w:bottom w:w="0" w:type="dxa"/>
+            <w:right w:w="0" w:type="dxa"/>
+          </w:tblCellMar>
         </w:tblPrEx>
         <w:tc>
           <w:tcPr>
-            <w:tcW w:w="0" w:type="auto"/>
-            <w:tcMar>
-              <w:left w:w="108" w:type="dxa"/>
-              <w:right w:w="108" w:type="dxa"/>
-            </w:tcMar>
-            <w:vAlign w:val="center"/>
-          </w:tcPr>
-          <w:p>
-            <w:pPr>
+            <w:tcW w:w="1359" w:type="dxa"/>
+            <w:tcMar>
+              <w:left w:w="108" w:type="dxa"/>
+              <w:right w:w="108" w:type="dxa"/>
+            </w:tcMar>
+            <w:vAlign w:val="center"/>
+          </w:tcPr>
+          <w:p>
+            <w:pPr>
+              <w:jc w:val="center"/>
               <w:rPr>
                 <w:rFonts w:hint="eastAsia" w:ascii="宋体" w:hAnsi="宋体" w:eastAsia="宋体" w:cs="宋体"/>
               </w:rPr>
@@ -3016,47 +3459,25 @@
         </w:tc>
         <w:tc>
           <w:tcPr>
-            <w:tcW w:w="0" w:type="auto"/>
-            <w:tcMar>
-              <w:left w:w="108" w:type="dxa"/>
-              <w:right w:w="108" w:type="dxa"/>
-            </w:tcMar>
-            <w:vAlign w:val="center"/>
-          </w:tcPr>
-          <w:p>
-            <w:pPr>
-              <w:rPr>
-                <w:rFonts w:hint="eastAsia" w:ascii="宋体" w:hAnsi="宋体" w:eastAsia="宋体" w:cs="宋体"/>
-              </w:rPr>
-            </w:pPr>
-            <w:r>
-              <w:rPr>
-                <w:rFonts w:hint="eastAsia" w:ascii="宋体" w:hAnsi="宋体" w:eastAsia="宋体" w:cs="宋体"/>
-              </w:rPr>
-              <w:t>WASD移动、跳跃</w:t>
-            </w:r>
-          </w:p>
-        </w:tc>
-        <w:tc>
-          <w:tcPr>
-            <w:tcW w:w="0" w:type="auto"/>
-            <w:tcMar>
-              <w:left w:w="108" w:type="dxa"/>
-              <w:right w:w="108" w:type="dxa"/>
-            </w:tcMar>
-            <w:vAlign w:val="center"/>
-          </w:tcPr>
-          <w:p>
-            <w:pPr>
-              <w:rPr>
-                <w:rFonts w:hint="eastAsia" w:ascii="宋体" w:hAnsi="宋体" w:eastAsia="宋体" w:cs="宋体"/>
-              </w:rPr>
-            </w:pPr>
-            <w:r>
-              <w:rPr>
-                <w:rFonts w:hint="eastAsia" w:ascii="宋体" w:hAnsi="宋体" w:eastAsia="宋体" w:cs="宋体"/>
-              </w:rPr>
-              <w:t>移动组件自动同步</w:t>
+            <w:tcW w:w="6953" w:type="dxa"/>
+            <w:tcMar>
+              <w:left w:w="108" w:type="dxa"/>
+              <w:right w:w="108" w:type="dxa"/>
+            </w:tcMar>
+            <w:vAlign w:val="center"/>
+          </w:tcPr>
+          <w:p>
+            <w:pPr>
+              <w:jc w:val="center"/>
+              <w:rPr>
+                <w:rFonts w:hint="eastAsia" w:ascii="宋体" w:hAnsi="宋体" w:eastAsia="宋体" w:cs="宋体"/>
+              </w:rPr>
+            </w:pPr>
+            <w:r>
+              <w:rPr>
+                <w:rFonts w:hint="eastAsia" w:ascii="宋体" w:hAnsi="宋体" w:eastAsia="宋体" w:cs="宋体"/>
+              </w:rPr>
+              <w:t>WASD移动</w:t>
             </w:r>
           </w:p>
         </w:tc>
@@ -3071,18 +3492,25 @@
             <w:insideH w:val="single" w:color="auto" w:sz="4" w:space="0"/>
             <w:insideV w:val="single" w:color="auto" w:sz="4" w:space="0"/>
           </w:tblBorders>
+          <w:tblCellMar>
+            <w:top w:w="0" w:type="dxa"/>
+            <w:left w:w="0" w:type="dxa"/>
+            <w:bottom w:w="0" w:type="dxa"/>
+            <w:right w:w="0" w:type="dxa"/>
+          </w:tblCellMar>
         </w:tblPrEx>
         <w:tc>
           <w:tcPr>
-            <w:tcW w:w="0" w:type="auto"/>
-            <w:tcMar>
-              <w:left w:w="108" w:type="dxa"/>
-              <w:right w:w="108" w:type="dxa"/>
-            </w:tcMar>
-            <w:vAlign w:val="center"/>
-          </w:tcPr>
-          <w:p>
-            <w:pPr>
+            <w:tcW w:w="1359" w:type="dxa"/>
+            <w:tcMar>
+              <w:left w:w="108" w:type="dxa"/>
+              <w:right w:w="108" w:type="dxa"/>
+            </w:tcMar>
+            <w:vAlign w:val="center"/>
+          </w:tcPr>
+          <w:p>
+            <w:pPr>
+              <w:jc w:val="center"/>
               <w:rPr>
                 <w:rFonts w:hint="eastAsia" w:ascii="宋体" w:hAnsi="宋体" w:eastAsia="宋体" w:cs="宋体"/>
               </w:rPr>
@@ -3097,47 +3525,27 @@
         </w:tc>
         <w:tc>
           <w:tcPr>
-            <w:tcW w:w="0" w:type="auto"/>
-            <w:tcMar>
-              <w:left w:w="108" w:type="dxa"/>
-              <w:right w:w="108" w:type="dxa"/>
-            </w:tcMar>
-            <w:vAlign w:val="center"/>
-          </w:tcPr>
-          <w:p>
-            <w:pPr>
-              <w:rPr>
-                <w:rFonts w:hint="eastAsia" w:ascii="宋体" w:hAnsi="宋体" w:eastAsia="宋体" w:cs="宋体"/>
-              </w:rPr>
-            </w:pPr>
-            <w:r>
-              <w:rPr>
-                <w:rFonts w:hint="eastAsia" w:ascii="宋体" w:hAnsi="宋体" w:eastAsia="宋体" w:cs="宋体"/>
-              </w:rPr>
-              <w:t>近战攻击，造成10点伤害</w:t>
-            </w:r>
-          </w:p>
-        </w:tc>
-        <w:tc>
-          <w:tcPr>
-            <w:tcW w:w="0" w:type="auto"/>
-            <w:tcMar>
-              <w:left w:w="108" w:type="dxa"/>
-              <w:right w:w="108" w:type="dxa"/>
-            </w:tcMar>
-            <w:vAlign w:val="center"/>
-          </w:tcPr>
-          <w:p>
-            <w:pPr>
-              <w:rPr>
-                <w:rFonts w:hint="eastAsia" w:ascii="宋体" w:hAnsi="宋体" w:eastAsia="宋体" w:cs="宋体"/>
-              </w:rPr>
-            </w:pPr>
-            <w:r>
-              <w:rPr>
-                <w:rFonts w:hint="eastAsia" w:ascii="宋体" w:hAnsi="宋体" w:eastAsia="宋体" w:cs="宋体"/>
-              </w:rPr>
-              <w:t>服务器RPC执行伤害</w:t>
+            <w:tcW w:w="6953" w:type="dxa"/>
+            <w:tcMar>
+              <w:left w:w="108" w:type="dxa"/>
+              <w:right w:w="108" w:type="dxa"/>
+            </w:tcMar>
+            <w:vAlign w:val="center"/>
+          </w:tcPr>
+          <w:p>
+            <w:pPr>
+              <w:jc w:val="center"/>
+              <w:rPr>
+                <w:rFonts w:hint="default" w:ascii="宋体" w:hAnsi="宋体" w:eastAsia="宋体" w:cs="宋体"/>
+                <w:lang w:val="en-US" w:eastAsia="zh-CN"/>
+              </w:rPr>
+            </w:pPr>
+            <w:r>
+              <w:rPr>
+                <w:rFonts w:hint="eastAsia" w:ascii="宋体" w:hAnsi="宋体" w:eastAsia="宋体" w:cs="宋体"/>
+                <w:lang w:val="en-US" w:eastAsia="zh-CN"/>
+              </w:rPr>
+              <w:t>常态攻击</w:t>
             </w:r>
           </w:p>
         </w:tc>
@@ -3152,73 +3560,60 @@
             <w:insideH w:val="single" w:color="auto" w:sz="4" w:space="0"/>
             <w:insideV w:val="single" w:color="auto" w:sz="4" w:space="0"/>
           </w:tblBorders>
+          <w:tblCellMar>
+            <w:top w:w="0" w:type="dxa"/>
+            <w:left w:w="0" w:type="dxa"/>
+            <w:bottom w:w="0" w:type="dxa"/>
+            <w:right w:w="0" w:type="dxa"/>
+          </w:tblCellMar>
         </w:tblPrEx>
         <w:tc>
           <w:tcPr>
-            <w:tcW w:w="0" w:type="auto"/>
-            <w:tcMar>
-              <w:left w:w="108" w:type="dxa"/>
-              <w:right w:w="108" w:type="dxa"/>
-            </w:tcMar>
-            <w:vAlign w:val="center"/>
-          </w:tcPr>
-          <w:p>
-            <w:pPr>
-              <w:rPr>
-                <w:rFonts w:hint="eastAsia" w:ascii="宋体" w:hAnsi="宋体" w:eastAsia="宋体" w:cs="宋体"/>
-              </w:rPr>
-            </w:pPr>
-            <w:r>
-              <w:rPr>
-                <w:rFonts w:hint="eastAsia" w:ascii="宋体" w:hAnsi="宋体" w:eastAsia="宋体" w:cs="宋体"/>
-              </w:rPr>
-              <w:t>技能1</w:t>
-            </w:r>
-          </w:p>
-        </w:tc>
-        <w:tc>
-          <w:tcPr>
-            <w:tcW w:w="0" w:type="auto"/>
-            <w:tcMar>
-              <w:left w:w="108" w:type="dxa"/>
-              <w:right w:w="108" w:type="dxa"/>
-            </w:tcMar>
-            <w:vAlign w:val="center"/>
-          </w:tcPr>
-          <w:p>
-            <w:pPr>
-              <w:rPr>
-                <w:rFonts w:hint="eastAsia" w:ascii="宋体" w:hAnsi="宋体" w:eastAsia="宋体" w:cs="宋体"/>
-              </w:rPr>
-            </w:pPr>
-            <w:r>
-              <w:rPr>
-                <w:rFonts w:hint="eastAsia" w:ascii="宋体" w:hAnsi="宋体" w:eastAsia="宋体" w:cs="宋体"/>
-              </w:rPr>
-              <w:t>螺旋丸，造成30点伤害，消耗1点奥义</w:t>
-            </w:r>
-          </w:p>
-        </w:tc>
-        <w:tc>
-          <w:tcPr>
-            <w:tcW w:w="0" w:type="auto"/>
-            <w:tcMar>
-              <w:left w:w="108" w:type="dxa"/>
-              <w:right w:w="108" w:type="dxa"/>
-            </w:tcMar>
-            <w:vAlign w:val="center"/>
-          </w:tcPr>
-          <w:p>
-            <w:pPr>
-              <w:rPr>
-                <w:rFonts w:hint="eastAsia" w:ascii="宋体" w:hAnsi="宋体" w:eastAsia="宋体" w:cs="宋体"/>
-              </w:rPr>
-            </w:pPr>
-            <w:r>
-              <w:rPr>
-                <w:rFonts w:hint="eastAsia" w:ascii="宋体" w:hAnsi="宋体" w:eastAsia="宋体" w:cs="宋体"/>
-              </w:rPr>
-              <w:t>服务器RPC执行</w:t>
+            <w:tcW w:w="1359" w:type="dxa"/>
+            <w:tcMar>
+              <w:left w:w="108" w:type="dxa"/>
+              <w:right w:w="108" w:type="dxa"/>
+            </w:tcMar>
+            <w:vAlign w:val="center"/>
+          </w:tcPr>
+          <w:p>
+            <w:pPr>
+              <w:jc w:val="center"/>
+              <w:rPr>
+                <w:rFonts w:hint="eastAsia" w:ascii="宋体" w:hAnsi="宋体" w:eastAsia="宋体" w:cs="宋体"/>
+              </w:rPr>
+            </w:pPr>
+            <w:r>
+              <w:rPr>
+                <w:rFonts w:hint="eastAsia" w:ascii="宋体" w:hAnsi="宋体" w:eastAsia="宋体" w:cs="宋体"/>
+              </w:rPr>
+              <w:t>技能</w:t>
+            </w:r>
+          </w:p>
+        </w:tc>
+        <w:tc>
+          <w:tcPr>
+            <w:tcW w:w="6953" w:type="dxa"/>
+            <w:tcMar>
+              <w:left w:w="108" w:type="dxa"/>
+              <w:right w:w="108" w:type="dxa"/>
+            </w:tcMar>
+            <w:vAlign w:val="center"/>
+          </w:tcPr>
+          <w:p>
+            <w:pPr>
+              <w:jc w:val="center"/>
+              <w:rPr>
+                <w:rFonts w:hint="default" w:ascii="宋体" w:hAnsi="宋体" w:eastAsia="宋体" w:cs="宋体"/>
+                <w:lang w:val="en-US" w:eastAsia="zh-CN"/>
+              </w:rPr>
+            </w:pPr>
+            <w:r>
+              <w:rPr>
+                <w:rFonts w:hint="eastAsia" w:ascii="宋体" w:hAnsi="宋体" w:eastAsia="宋体" w:cs="宋体"/>
+                <w:lang w:val="en-US" w:eastAsia="zh-CN"/>
+              </w:rPr>
+              <w:t>硬体攻击，命中获取1奥义点</w:t>
             </w:r>
           </w:p>
         </w:tc>
@@ -3233,73 +3628,275 @@
             <w:insideH w:val="single" w:color="auto" w:sz="4" w:space="0"/>
             <w:insideV w:val="single" w:color="auto" w:sz="4" w:space="0"/>
           </w:tblBorders>
+          <w:tblCellMar>
+            <w:top w:w="0" w:type="dxa"/>
+            <w:left w:w="0" w:type="dxa"/>
+            <w:bottom w:w="0" w:type="dxa"/>
+            <w:right w:w="0" w:type="dxa"/>
+          </w:tblCellMar>
         </w:tblPrEx>
-        <w:tc>
-          <w:tcPr>
-            <w:tcW w:w="0" w:type="auto"/>
-            <w:tcMar>
-              <w:left w:w="108" w:type="dxa"/>
-              <w:right w:w="108" w:type="dxa"/>
-            </w:tcMar>
-            <w:vAlign w:val="center"/>
-          </w:tcPr>
-          <w:p>
-            <w:pPr>
-              <w:rPr>
-                <w:rFonts w:hint="eastAsia" w:ascii="宋体" w:hAnsi="宋体" w:eastAsia="宋体" w:cs="宋体"/>
-              </w:rPr>
-            </w:pPr>
-            <w:r>
-              <w:rPr>
-                <w:rFonts w:hint="eastAsia" w:ascii="宋体" w:hAnsi="宋体" w:eastAsia="宋体" w:cs="宋体"/>
-              </w:rPr>
-              <w:t>受击</w:t>
-            </w:r>
-          </w:p>
-        </w:tc>
-        <w:tc>
-          <w:tcPr>
-            <w:tcW w:w="0" w:type="auto"/>
-            <w:tcMar>
-              <w:left w:w="108" w:type="dxa"/>
-              <w:right w:w="108" w:type="dxa"/>
-            </w:tcMar>
-            <w:vAlign w:val="center"/>
-          </w:tcPr>
-          <w:p>
-            <w:pPr>
-              <w:rPr>
-                <w:rFonts w:hint="eastAsia" w:ascii="宋体" w:hAnsi="宋体" w:eastAsia="宋体" w:cs="宋体"/>
-              </w:rPr>
-            </w:pPr>
-            <w:r>
-              <w:rPr>
-                <w:rFonts w:hint="eastAsia" w:ascii="宋体" w:hAnsi="宋体" w:eastAsia="宋体" w:cs="宋体"/>
-              </w:rPr>
-              <w:t>播放受击动画、扣血</w:t>
-            </w:r>
-          </w:p>
-        </w:tc>
-        <w:tc>
-          <w:tcPr>
-            <w:tcW w:w="0" w:type="auto"/>
-            <w:tcMar>
-              <w:left w:w="108" w:type="dxa"/>
-              <w:right w:w="108" w:type="dxa"/>
-            </w:tcMar>
-            <w:vAlign w:val="center"/>
-          </w:tcPr>
-          <w:p>
-            <w:pPr>
-              <w:rPr>
-                <w:rFonts w:hint="eastAsia" w:ascii="宋体" w:hAnsi="宋体" w:eastAsia="宋体" w:cs="宋体"/>
-              </w:rPr>
-            </w:pPr>
-            <w:r>
-              <w:rPr>
-                <w:rFonts w:hint="eastAsia" w:ascii="宋体" w:hAnsi="宋体" w:eastAsia="宋体" w:cs="宋体"/>
-              </w:rPr>
-              <w:t>OnRep_Health触发</w:t>
+        <w:trPr>
+          <w:trHeight w:val="293" w:hRule="atLeast"/>
+        </w:trPr>
+        <w:tc>
+          <w:tcPr>
+            <w:tcW w:w="1359" w:type="dxa"/>
+            <w:tcMar>
+              <w:left w:w="108" w:type="dxa"/>
+              <w:right w:w="108" w:type="dxa"/>
+            </w:tcMar>
+            <w:vAlign w:val="center"/>
+          </w:tcPr>
+          <w:p>
+            <w:pPr>
+              <w:jc w:val="center"/>
+              <w:rPr>
+                <w:rFonts w:hint="eastAsia" w:ascii="宋体" w:hAnsi="宋体" w:eastAsia="宋体" w:cs="宋体"/>
+                <w:lang w:val="en-US" w:eastAsia="zh-CN"/>
+              </w:rPr>
+            </w:pPr>
+            <w:r>
+              <w:rPr>
+                <w:rFonts w:hint="eastAsia" w:ascii="宋体" w:hAnsi="宋体" w:eastAsia="宋体" w:cs="宋体"/>
+                <w:lang w:val="en-US" w:eastAsia="zh-CN"/>
+              </w:rPr>
+              <w:t>奥义</w:t>
+            </w:r>
+          </w:p>
+        </w:tc>
+        <w:tc>
+          <w:tcPr>
+            <w:tcW w:w="6953" w:type="dxa"/>
+            <w:tcMar>
+              <w:left w:w="108" w:type="dxa"/>
+              <w:right w:w="108" w:type="dxa"/>
+            </w:tcMar>
+            <w:vAlign w:val="center"/>
+          </w:tcPr>
+          <w:p>
+            <w:pPr>
+              <w:jc w:val="center"/>
+              <w:rPr>
+                <w:rFonts w:hint="default" w:ascii="宋体" w:hAnsi="宋体" w:eastAsia="宋体" w:cs="宋体"/>
+                <w:lang w:val="en-US" w:eastAsia="zh-CN"/>
+              </w:rPr>
+            </w:pPr>
+            <w:r>
+              <w:rPr>
+                <w:rFonts w:hint="eastAsia" w:ascii="宋体" w:hAnsi="宋体" w:eastAsia="宋体" w:cs="宋体"/>
+                <w:lang w:val="en-US" w:eastAsia="zh-CN"/>
+              </w:rPr>
+              <w:t>4奥义点释放，金刚体攻击</w:t>
+            </w:r>
+          </w:p>
+        </w:tc>
+      </w:tr>
+      <w:tr>
+        <w:tblPrEx>
+          <w:tblBorders>
+            <w:top w:val="single" w:color="auto" w:sz="4" w:space="0"/>
+            <w:left w:val="single" w:color="auto" w:sz="4" w:space="0"/>
+            <w:bottom w:val="single" w:color="auto" w:sz="4" w:space="0"/>
+            <w:right w:val="single" w:color="auto" w:sz="4" w:space="0"/>
+            <w:insideH w:val="single" w:color="auto" w:sz="4" w:space="0"/>
+            <w:insideV w:val="single" w:color="auto" w:sz="4" w:space="0"/>
+          </w:tblBorders>
+          <w:tblCellMar>
+            <w:top w:w="0" w:type="dxa"/>
+            <w:left w:w="0" w:type="dxa"/>
+            <w:bottom w:w="0" w:type="dxa"/>
+            <w:right w:w="0" w:type="dxa"/>
+          </w:tblCellMar>
+        </w:tblPrEx>
+        <w:tc>
+          <w:tcPr>
+            <w:tcW w:w="1359" w:type="dxa"/>
+            <w:tcMar>
+              <w:left w:w="108" w:type="dxa"/>
+              <w:right w:w="108" w:type="dxa"/>
+            </w:tcMar>
+            <w:vAlign w:val="center"/>
+          </w:tcPr>
+          <w:p>
+            <w:pPr>
+              <w:jc w:val="center"/>
+              <w:rPr>
+                <w:rFonts w:hint="eastAsia" w:ascii="宋体" w:hAnsi="宋体" w:eastAsia="宋体" w:cs="宋体"/>
+                <w:lang w:val="en-US" w:eastAsia="zh-CN"/>
+              </w:rPr>
+            </w:pPr>
+            <w:r>
+              <w:rPr>
+                <w:rFonts w:hint="eastAsia" w:ascii="宋体" w:hAnsi="宋体" w:eastAsia="宋体" w:cs="宋体"/>
+                <w:lang w:val="en-US" w:eastAsia="zh-CN"/>
+              </w:rPr>
+              <w:t>替身</w:t>
+            </w:r>
+          </w:p>
+        </w:tc>
+        <w:tc>
+          <w:tcPr>
+            <w:tcW w:w="6953" w:type="dxa"/>
+            <w:tcMar>
+              <w:left w:w="108" w:type="dxa"/>
+              <w:right w:w="108" w:type="dxa"/>
+            </w:tcMar>
+            <w:vAlign w:val="center"/>
+          </w:tcPr>
+          <w:p>
+            <w:pPr>
+              <w:jc w:val="center"/>
+              <w:rPr>
+                <w:rFonts w:hint="default" w:ascii="宋体" w:hAnsi="宋体" w:eastAsia="宋体" w:cs="宋体"/>
+                <w:lang w:val="en-US" w:eastAsia="zh-CN"/>
+              </w:rPr>
+            </w:pPr>
+            <w:r>
+              <w:rPr>
+                <w:rFonts w:hint="eastAsia" w:ascii="宋体" w:hAnsi="宋体" w:eastAsia="宋体" w:cs="宋体"/>
+                <w:lang w:val="en-US" w:eastAsia="zh-CN"/>
+              </w:rPr>
+              <w:t>1奥义点释放，发动替身术</w:t>
+            </w:r>
+          </w:p>
+        </w:tc>
+      </w:tr>
+      <w:tr>
+        <w:tblPrEx>
+          <w:tblBorders>
+            <w:top w:val="single" w:color="auto" w:sz="4" w:space="0"/>
+            <w:left w:val="single" w:color="auto" w:sz="4" w:space="0"/>
+            <w:bottom w:val="single" w:color="auto" w:sz="4" w:space="0"/>
+            <w:right w:val="single" w:color="auto" w:sz="4" w:space="0"/>
+            <w:insideH w:val="single" w:color="auto" w:sz="4" w:space="0"/>
+            <w:insideV w:val="single" w:color="auto" w:sz="4" w:space="0"/>
+          </w:tblBorders>
+          <w:tblCellMar>
+            <w:top w:w="0" w:type="dxa"/>
+            <w:left w:w="0" w:type="dxa"/>
+            <w:bottom w:w="0" w:type="dxa"/>
+            <w:right w:w="0" w:type="dxa"/>
+          </w:tblCellMar>
+        </w:tblPrEx>
+        <w:tc>
+          <w:tcPr>
+            <w:tcW w:w="1359" w:type="dxa"/>
+            <w:tcMar>
+              <w:left w:w="108" w:type="dxa"/>
+              <w:right w:w="108" w:type="dxa"/>
+            </w:tcMar>
+            <w:vAlign w:val="center"/>
+          </w:tcPr>
+          <w:p>
+            <w:pPr>
+              <w:jc w:val="center"/>
+              <w:rPr>
+                <w:rFonts w:hint="default" w:ascii="宋体" w:hAnsi="宋体" w:eastAsia="宋体" w:cs="宋体"/>
+                <w:lang w:val="en-US" w:eastAsia="zh-CN"/>
+              </w:rPr>
+            </w:pPr>
+            <w:r>
+              <w:rPr>
+                <w:rFonts w:hint="eastAsia" w:ascii="宋体" w:hAnsi="宋体" w:eastAsia="宋体" w:cs="宋体"/>
+                <w:lang w:val="en-US" w:eastAsia="zh-CN"/>
+              </w:rPr>
+              <w:t>秘卷</w:t>
+            </w:r>
+          </w:p>
+        </w:tc>
+        <w:tc>
+          <w:tcPr>
+            <w:tcW w:w="6953" w:type="dxa"/>
+            <w:tcMar>
+              <w:left w:w="108" w:type="dxa"/>
+              <w:right w:w="108" w:type="dxa"/>
+            </w:tcMar>
+            <w:vAlign w:val="center"/>
+          </w:tcPr>
+          <w:p>
+            <w:pPr>
+              <w:jc w:val="center"/>
+              <w:rPr>
+                <w:rFonts w:hint="default" w:ascii="宋体" w:hAnsi="宋体" w:eastAsia="宋体" w:cs="宋体"/>
+                <w:lang w:val="en-US" w:eastAsia="zh-CN"/>
+              </w:rPr>
+            </w:pPr>
+            <w:r>
+              <w:rPr>
+                <w:rFonts w:hint="eastAsia" w:ascii="宋体" w:hAnsi="宋体" w:eastAsia="宋体" w:cs="宋体"/>
+                <w:lang w:val="en-US" w:eastAsia="zh-CN"/>
+              </w:rPr>
+              <w:t>短暂金刚体后触发效果</w:t>
+            </w:r>
+          </w:p>
+        </w:tc>
+      </w:tr>
+      <w:tr>
+        <w:tblPrEx>
+          <w:tblBorders>
+            <w:top w:val="single" w:color="auto" w:sz="4" w:space="0"/>
+            <w:left w:val="single" w:color="auto" w:sz="4" w:space="0"/>
+            <w:bottom w:val="single" w:color="auto" w:sz="4" w:space="0"/>
+            <w:right w:val="single" w:color="auto" w:sz="4" w:space="0"/>
+            <w:insideH w:val="single" w:color="auto" w:sz="4" w:space="0"/>
+            <w:insideV w:val="single" w:color="auto" w:sz="4" w:space="0"/>
+          </w:tblBorders>
+          <w:tblCellMar>
+            <w:top w:w="0" w:type="dxa"/>
+            <w:left w:w="0" w:type="dxa"/>
+            <w:bottom w:w="0" w:type="dxa"/>
+            <w:right w:w="0" w:type="dxa"/>
+          </w:tblCellMar>
+        </w:tblPrEx>
+        <w:tc>
+          <w:tcPr>
+            <w:tcW w:w="1359" w:type="dxa"/>
+            <w:tcMar>
+              <w:left w:w="108" w:type="dxa"/>
+              <w:right w:w="108" w:type="dxa"/>
+            </w:tcMar>
+            <w:vAlign w:val="center"/>
+          </w:tcPr>
+          <w:p>
+            <w:pPr>
+              <w:jc w:val="center"/>
+              <w:rPr>
+                <w:rFonts w:hint="default" w:ascii="宋体" w:hAnsi="宋体" w:eastAsia="宋体" w:cs="宋体"/>
+                <w:lang w:val="en-US" w:eastAsia="zh-CN"/>
+              </w:rPr>
+            </w:pPr>
+            <w:r>
+              <w:rPr>
+                <w:rFonts w:hint="eastAsia" w:ascii="宋体" w:hAnsi="宋体" w:eastAsia="宋体" w:cs="宋体"/>
+                <w:lang w:val="en-US" w:eastAsia="zh-CN"/>
+              </w:rPr>
+              <w:t>通灵</w:t>
+            </w:r>
+          </w:p>
+        </w:tc>
+        <w:tc>
+          <w:tcPr>
+            <w:tcW w:w="6953" w:type="dxa"/>
+            <w:tcMar>
+              <w:left w:w="108" w:type="dxa"/>
+              <w:right w:w="108" w:type="dxa"/>
+            </w:tcMar>
+            <w:vAlign w:val="center"/>
+          </w:tcPr>
+          <w:p>
+            <w:pPr>
+              <w:jc w:val="center"/>
+              <w:rPr>
+                <w:rFonts w:hint="default" w:ascii="宋体" w:hAnsi="宋体" w:eastAsia="宋体" w:cs="宋体"/>
+                <w:lang w:val="en-US" w:eastAsia="zh-CN"/>
+              </w:rPr>
+            </w:pPr>
+            <w:r>
+              <w:rPr>
+                <w:rFonts w:hint="eastAsia" w:ascii="宋体" w:hAnsi="宋体" w:eastAsia="宋体" w:cs="宋体"/>
+                <w:lang w:val="en-US" w:eastAsia="zh-CN"/>
+              </w:rPr>
+              <w:t>短暂金刚体后召唤通灵兽</w:t>
             </w:r>
           </w:p>
         </w:tc>
@@ -3371,36 +3968,12 @@
     </w:p>
     <w:p>
       <w:pPr>
-        <w:outlineLvl w:val="9"/>
-        <w:rPr>
-          <w:rFonts w:hint="eastAsia" w:ascii="宋体" w:hAnsi="宋体" w:eastAsia="宋体" w:cs="宋体"/>
-        </w:rPr>
-      </w:pPr>
-    </w:p>
-    <w:p>
-      <w:pPr>
-        <w:outlineLvl w:val="9"/>
-        <w:rPr>
-          <w:rFonts w:hint="eastAsia" w:ascii="宋体" w:hAnsi="宋体" w:eastAsia="宋体" w:cs="宋体"/>
-        </w:rPr>
-      </w:pPr>
-    </w:p>
-    <w:p>
-      <w:pPr>
-        <w:outlineLvl w:val="9"/>
-        <w:rPr>
-          <w:rFonts w:hint="eastAsia" w:ascii="宋体" w:hAnsi="宋体" w:eastAsia="宋体" w:cs="宋体"/>
-        </w:rPr>
-      </w:pPr>
-    </w:p>
-    <w:p>
-      <w:pPr>
         <w:pStyle w:val="2"/>
         <w:rPr>
-          <w:rFonts w:hint="eastAsia" w:ascii="宋体" w:hAnsi="宋体" w:eastAsia="宋体" w:cs="宋体"/>
-        </w:rPr>
-      </w:pPr>
-      <w:bookmarkStart w:id="8" w:name="_Toc10770"/>
+          <w:rFonts w:hint="default" w:ascii="宋体" w:hAnsi="宋体" w:eastAsia="宋体" w:cs="宋体"/>
+          <w:lang w:val="en-US"/>
+        </w:rPr>
+      </w:pPr>
       <w:r>
         <w:rPr>
           <w:rFonts w:hint="eastAsia" w:ascii="宋体" w:hAnsi="宋体" w:eastAsia="宋体" w:cs="宋体"/>
@@ -3412,40 +3985,537 @@
           <w:rFonts w:hint="eastAsia" w:ascii="宋体" w:hAnsi="宋体" w:eastAsia="宋体" w:cs="宋体"/>
           <w:lang w:val="en-US" w:eastAsia="zh-CN"/>
         </w:rPr>
-        <w:t>.</w:t>
-      </w:r>
-      <w:r>
-        <w:rPr>
-          <w:rFonts w:hint="eastAsia" w:ascii="宋体" w:hAnsi="宋体" w:eastAsia="宋体" w:cs="宋体"/>
-        </w:rPr>
-        <w:t>技术架构</w:t>
-      </w:r>
-      <w:bookmarkEnd w:id="8"/>
+        <w:t>.内容设计</w:t>
+      </w:r>
     </w:p>
     <w:p>
       <w:pPr>
         <w:pStyle w:val="3"/>
         <w:rPr>
           <w:rFonts w:hint="eastAsia" w:ascii="宋体" w:hAnsi="宋体" w:eastAsia="宋体" w:cs="宋体"/>
-        </w:rPr>
-      </w:pPr>
-      <w:bookmarkStart w:id="9" w:name="_Toc17616"/>
-      <w:r>
-        <w:rPr>
-          <w:rFonts w:hint="eastAsia" w:ascii="宋体" w:hAnsi="宋体" w:eastAsia="宋体" w:cs="宋体"/>
-        </w:rPr>
-        <w:t>3.1 C++/蓝图分工</w:t>
-      </w:r>
-      <w:bookmarkEnd w:id="9"/>
-    </w:p>
-    <w:p>
-      <w:pPr>
-        <w:rPr>
-          <w:rFonts w:hint="eastAsia" w:ascii="宋体" w:hAnsi="宋体" w:eastAsia="宋体" w:cs="宋体"/>
-        </w:rPr>
-      </w:pPr>
+          <w:lang w:val="en-US" w:eastAsia="zh-CN"/>
+        </w:rPr>
+      </w:pPr>
+      <w:r>
+        <w:rPr>
+          <w:rFonts w:hint="eastAsia" w:ascii="宋体" w:hAnsi="宋体" w:eastAsia="宋体" w:cs="宋体"/>
+          <w:lang w:val="en-US" w:eastAsia="zh-CN"/>
+        </w:rPr>
+        <w:t>3</w:t>
+      </w:r>
+      <w:r>
+        <w:rPr>
+          <w:rFonts w:hint="eastAsia" w:ascii="宋体" w:hAnsi="宋体" w:eastAsia="宋体" w:cs="宋体"/>
+        </w:rPr>
+        <w:t>.1</w:t>
+      </w:r>
+      <w:r>
+        <w:rPr>
+          <w:rFonts w:hint="eastAsia" w:ascii="宋体" w:hAnsi="宋体" w:eastAsia="宋体" w:cs="宋体"/>
+          <w:lang w:val="en-US" w:eastAsia="zh-CN"/>
+        </w:rPr>
+        <w:t>.设定</w:t>
+      </w:r>
+    </w:p>
+    <w:p>
+      <w:pPr>
+        <w:outlineLvl w:val="2"/>
+        <w:rPr>
+          <w:rFonts w:hint="eastAsia" w:ascii="宋体" w:hAnsi="宋体" w:eastAsia="宋体" w:cs="宋体"/>
+          <w:sz w:val="28"/>
+          <w:szCs w:val="28"/>
+          <w:lang w:val="en-US" w:eastAsia="zh-CN"/>
+        </w:rPr>
+      </w:pPr>
+      <w:r>
+        <w:rPr>
+          <w:rFonts w:hint="eastAsia" w:ascii="宋体" w:hAnsi="宋体" w:eastAsia="宋体" w:cs="宋体"/>
+          <w:sz w:val="28"/>
+          <w:szCs w:val="28"/>
+          <w:lang w:val="en-US" w:eastAsia="zh-CN"/>
+        </w:rPr>
+        <w:t>3.1.1.角色状态</w:t>
+      </w:r>
+    </w:p>
+    <w:p>
+      <w:pPr>
+        <w:ind w:firstLine="420" w:firstLineChars="0"/>
+        <w:rPr>
+          <w:rFonts w:hint="default" w:ascii="宋体" w:hAnsi="宋体" w:eastAsia="宋体" w:cs="宋体"/>
+          <w:sz w:val="24"/>
+          <w:szCs w:val="24"/>
+          <w:lang w:val="en-US" w:eastAsia="zh-CN"/>
+        </w:rPr>
+      </w:pPr>
+      <w:r>
+        <w:rPr>
+          <w:rFonts w:hint="eastAsia" w:ascii="宋体" w:hAnsi="宋体" w:eastAsia="宋体" w:cs="宋体"/>
+          <w:sz w:val="24"/>
+          <w:szCs w:val="24"/>
+          <w:lang w:val="en-US" w:eastAsia="zh-CN"/>
+        </w:rPr>
+        <w:t>常态：角色初始状态</w:t>
+      </w:r>
+    </w:p>
+    <w:p>
+      <w:pPr>
+        <w:ind w:firstLine="420" w:firstLineChars="0"/>
+        <w:rPr>
+          <w:rFonts w:hint="default" w:ascii="宋体" w:hAnsi="宋体" w:eastAsia="宋体" w:cs="宋体"/>
+          <w:sz w:val="24"/>
+          <w:szCs w:val="24"/>
+          <w:lang w:val="en-US" w:eastAsia="zh-CN"/>
+        </w:rPr>
+      </w:pPr>
+      <w:r>
+        <w:rPr>
+          <w:rFonts w:hint="eastAsia" w:ascii="宋体" w:hAnsi="宋体" w:eastAsia="宋体" w:cs="宋体"/>
+          <w:sz w:val="24"/>
+          <w:szCs w:val="24"/>
+          <w:lang w:val="en-US" w:eastAsia="zh-CN"/>
+        </w:rPr>
+        <w:t>硬体：技能释放期间进入，不会被常态下的非抓取攻击打断</w:t>
+      </w:r>
+    </w:p>
+    <w:p>
+      <w:pPr>
+        <w:ind w:firstLine="420" w:firstLineChars="0"/>
+        <w:rPr>
+          <w:rFonts w:hint="default" w:ascii="宋体" w:hAnsi="宋体" w:eastAsia="宋体" w:cs="宋体"/>
+          <w:sz w:val="24"/>
+          <w:szCs w:val="24"/>
+          <w:lang w:val="en-US" w:eastAsia="zh-CN"/>
+        </w:rPr>
+      </w:pPr>
+      <w:r>
+        <w:rPr>
+          <w:rFonts w:hint="eastAsia" w:ascii="宋体" w:hAnsi="宋体" w:eastAsia="宋体" w:cs="宋体"/>
+          <w:sz w:val="24"/>
+          <w:szCs w:val="24"/>
+          <w:lang w:val="en-US" w:eastAsia="zh-CN"/>
+        </w:rPr>
+        <w:t>霸体：特殊状态，不会被非抓取攻击打断</w:t>
+      </w:r>
+    </w:p>
+    <w:p>
+      <w:pPr>
+        <w:ind w:firstLine="420" w:firstLineChars="0"/>
+        <w:rPr>
+          <w:rFonts w:hint="default" w:ascii="宋体" w:hAnsi="宋体" w:eastAsia="宋体" w:cs="宋体"/>
+          <w:sz w:val="24"/>
+          <w:szCs w:val="24"/>
+          <w:lang w:val="en-US" w:eastAsia="zh-CN"/>
+        </w:rPr>
+      </w:pPr>
+      <w:r>
+        <w:rPr>
+          <w:rFonts w:hint="eastAsia" w:ascii="宋体" w:hAnsi="宋体" w:eastAsia="宋体" w:cs="宋体"/>
+          <w:sz w:val="24"/>
+          <w:szCs w:val="24"/>
+          <w:lang w:val="en-US" w:eastAsia="zh-CN"/>
+        </w:rPr>
+        <w:t>金刚体：奥义释放期间进入，不会被打断</w:t>
+      </w:r>
+    </w:p>
+    <w:p>
+      <w:pPr>
+        <w:ind w:firstLine="420" w:firstLineChars="0"/>
+        <w:rPr>
+          <w:rFonts w:hint="default" w:ascii="宋体" w:hAnsi="宋体" w:eastAsia="宋体" w:cs="宋体"/>
+          <w:sz w:val="24"/>
+          <w:szCs w:val="24"/>
+          <w:lang w:val="en-US" w:eastAsia="zh-CN"/>
+        </w:rPr>
+      </w:pPr>
+      <w:r>
+        <w:rPr>
+          <w:rFonts w:hint="eastAsia" w:ascii="宋体" w:hAnsi="宋体" w:eastAsia="宋体" w:cs="宋体"/>
+          <w:sz w:val="24"/>
+          <w:szCs w:val="24"/>
+          <w:lang w:val="en-US" w:eastAsia="zh-CN"/>
+        </w:rPr>
+        <w:t>平推：受击状态，短暂僵直</w:t>
+      </w:r>
+    </w:p>
+    <w:p>
+      <w:pPr>
+        <w:ind w:firstLine="420" w:firstLineChars="0"/>
+        <w:rPr>
+          <w:rFonts w:hint="default" w:ascii="宋体" w:hAnsi="宋体" w:eastAsia="宋体" w:cs="宋体"/>
+          <w:sz w:val="24"/>
+          <w:szCs w:val="24"/>
+          <w:lang w:val="en-US" w:eastAsia="zh-CN"/>
+        </w:rPr>
+      </w:pPr>
+      <w:r>
+        <w:rPr>
+          <w:rFonts w:hint="eastAsia" w:ascii="宋体" w:hAnsi="宋体" w:eastAsia="宋体" w:cs="宋体"/>
+          <w:sz w:val="24"/>
+          <w:szCs w:val="24"/>
+          <w:lang w:val="en-US" w:eastAsia="zh-CN"/>
+        </w:rPr>
+        <w:t>击飞：受击状态，空中下落</w:t>
+      </w:r>
+    </w:p>
+    <w:p>
+      <w:pPr>
+        <w:ind w:firstLine="420" w:firstLineChars="0"/>
+        <w:rPr>
+          <w:rFonts w:hint="default" w:ascii="宋体" w:hAnsi="宋体" w:eastAsia="宋体" w:cs="宋体"/>
+          <w:sz w:val="24"/>
+          <w:szCs w:val="24"/>
+          <w:lang w:val="en-US" w:eastAsia="zh-CN"/>
+        </w:rPr>
+      </w:pPr>
+      <w:r>
+        <w:rPr>
+          <w:rFonts w:hint="eastAsia" w:ascii="宋体" w:hAnsi="宋体" w:eastAsia="宋体" w:cs="宋体"/>
+          <w:sz w:val="24"/>
+          <w:szCs w:val="24"/>
+          <w:lang w:val="en-US" w:eastAsia="zh-CN"/>
+        </w:rPr>
+        <w:t>倒地：受击状态，只会受到扫地攻击，短暂时间后起身</w:t>
+      </w:r>
+    </w:p>
+    <w:p>
+      <w:pPr>
+        <w:ind w:firstLine="420" w:firstLineChars="0"/>
+        <w:rPr>
+          <w:rFonts w:hint="default" w:ascii="宋体" w:hAnsi="宋体" w:eastAsia="宋体" w:cs="宋体"/>
+          <w:sz w:val="24"/>
+          <w:szCs w:val="24"/>
+          <w:lang w:val="en-US" w:eastAsia="zh-CN"/>
+        </w:rPr>
+      </w:pPr>
+      <w:r>
+        <w:rPr>
+          <w:rFonts w:hint="eastAsia" w:ascii="宋体" w:hAnsi="宋体" w:eastAsia="宋体" w:cs="宋体"/>
+          <w:sz w:val="24"/>
+          <w:szCs w:val="24"/>
+          <w:lang w:val="en-US" w:eastAsia="zh-CN"/>
+        </w:rPr>
+        <w:t>被抓取：受击状态，无法替身</w:t>
+      </w:r>
+    </w:p>
+    <w:p>
+      <w:pPr>
+        <w:ind w:firstLine="420" w:firstLineChars="0"/>
+        <w:rPr>
+          <w:rFonts w:hint="default" w:ascii="宋体" w:hAnsi="宋体" w:eastAsia="宋体" w:cs="宋体"/>
+          <w:sz w:val="24"/>
+          <w:szCs w:val="24"/>
+          <w:lang w:val="en-US" w:eastAsia="zh-CN"/>
+        </w:rPr>
+      </w:pPr>
+      <w:r>
+        <w:rPr>
+          <w:rFonts w:hint="eastAsia" w:ascii="宋体" w:hAnsi="宋体" w:eastAsia="宋体" w:cs="宋体"/>
+          <w:sz w:val="24"/>
+          <w:szCs w:val="24"/>
+          <w:lang w:val="en-US" w:eastAsia="zh-CN"/>
+        </w:rPr>
+        <w:t>保护：起身后短暂进入，无法受到攻击</w:t>
+      </w:r>
       <w:bookmarkStart w:id="18" w:name="_GoBack"/>
       <w:bookmarkEnd w:id="18"/>
+    </w:p>
+    <w:p>
+      <w:pPr>
+        <w:ind w:firstLine="420" w:firstLineChars="0"/>
+        <w:rPr>
+          <w:rFonts w:hint="default" w:ascii="宋体" w:hAnsi="宋体" w:eastAsia="宋体" w:cs="宋体"/>
+          <w:sz w:val="28"/>
+          <w:szCs w:val="28"/>
+          <w:lang w:val="en-US" w:eastAsia="zh-CN"/>
+        </w:rPr>
+      </w:pPr>
+    </w:p>
+    <w:p>
+      <w:pPr>
+        <w:pStyle w:val="3"/>
+        <w:rPr>
+          <w:rFonts w:hint="eastAsia" w:ascii="宋体" w:hAnsi="宋体" w:eastAsia="宋体" w:cs="宋体"/>
+          <w:lang w:val="en-US" w:eastAsia="zh-CN"/>
+        </w:rPr>
+      </w:pPr>
+      <w:r>
+        <w:rPr>
+          <w:rFonts w:hint="eastAsia" w:ascii="宋体" w:hAnsi="宋体" w:eastAsia="宋体" w:cs="宋体"/>
+          <w:lang w:val="en-US" w:eastAsia="zh-CN"/>
+        </w:rPr>
+        <w:t>3</w:t>
+      </w:r>
+      <w:r>
+        <w:rPr>
+          <w:rFonts w:hint="eastAsia" w:ascii="宋体" w:hAnsi="宋体" w:eastAsia="宋体" w:cs="宋体"/>
+        </w:rPr>
+        <w:t>.</w:t>
+      </w:r>
+      <w:r>
+        <w:rPr>
+          <w:rFonts w:hint="eastAsia" w:ascii="宋体" w:hAnsi="宋体" w:eastAsia="宋体" w:cs="宋体"/>
+          <w:lang w:val="en-US" w:eastAsia="zh-CN"/>
+        </w:rPr>
+        <w:t>2.角色</w:t>
+      </w:r>
+    </w:p>
+    <w:p>
+      <w:pPr>
+        <w:outlineLvl w:val="9"/>
+        <w:rPr>
+          <w:rFonts w:hint="eastAsia" w:ascii="宋体" w:hAnsi="宋体" w:eastAsia="宋体" w:cs="宋体"/>
+        </w:rPr>
+      </w:pPr>
+    </w:p>
+    <w:p>
+      <w:pPr>
+        <w:outlineLvl w:val="9"/>
+        <w:rPr>
+          <w:rFonts w:hint="eastAsia" w:ascii="宋体" w:hAnsi="宋体" w:eastAsia="宋体" w:cs="宋体"/>
+        </w:rPr>
+      </w:pPr>
+    </w:p>
+    <w:p>
+      <w:pPr>
+        <w:outlineLvl w:val="9"/>
+        <w:rPr>
+          <w:rFonts w:hint="eastAsia" w:ascii="宋体" w:hAnsi="宋体" w:eastAsia="宋体" w:cs="宋体"/>
+        </w:rPr>
+      </w:pPr>
+    </w:p>
+    <w:p>
+      <w:pPr>
+        <w:outlineLvl w:val="9"/>
+        <w:rPr>
+          <w:rFonts w:hint="eastAsia" w:ascii="宋体" w:hAnsi="宋体" w:eastAsia="宋体" w:cs="宋体"/>
+        </w:rPr>
+      </w:pPr>
+    </w:p>
+    <w:p>
+      <w:pPr>
+        <w:outlineLvl w:val="9"/>
+        <w:rPr>
+          <w:rFonts w:hint="eastAsia" w:ascii="宋体" w:hAnsi="宋体" w:eastAsia="宋体" w:cs="宋体"/>
+        </w:rPr>
+      </w:pPr>
+    </w:p>
+    <w:p>
+      <w:pPr>
+        <w:outlineLvl w:val="9"/>
+        <w:rPr>
+          <w:rFonts w:hint="eastAsia" w:ascii="宋体" w:hAnsi="宋体" w:eastAsia="宋体" w:cs="宋体"/>
+        </w:rPr>
+      </w:pPr>
+    </w:p>
+    <w:p>
+      <w:pPr>
+        <w:outlineLvl w:val="9"/>
+        <w:rPr>
+          <w:rFonts w:hint="eastAsia" w:ascii="宋体" w:hAnsi="宋体" w:eastAsia="宋体" w:cs="宋体"/>
+        </w:rPr>
+      </w:pPr>
+    </w:p>
+    <w:p>
+      <w:pPr>
+        <w:outlineLvl w:val="9"/>
+        <w:rPr>
+          <w:rFonts w:hint="eastAsia" w:ascii="宋体" w:hAnsi="宋体" w:eastAsia="宋体" w:cs="宋体"/>
+        </w:rPr>
+      </w:pPr>
+    </w:p>
+    <w:p>
+      <w:pPr>
+        <w:outlineLvl w:val="9"/>
+        <w:rPr>
+          <w:rFonts w:hint="eastAsia" w:ascii="宋体" w:hAnsi="宋体" w:eastAsia="宋体" w:cs="宋体"/>
+        </w:rPr>
+      </w:pPr>
+    </w:p>
+    <w:p>
+      <w:pPr>
+        <w:outlineLvl w:val="9"/>
+        <w:rPr>
+          <w:rFonts w:hint="eastAsia" w:ascii="宋体" w:hAnsi="宋体" w:eastAsia="宋体" w:cs="宋体"/>
+        </w:rPr>
+      </w:pPr>
+    </w:p>
+    <w:p>
+      <w:pPr>
+        <w:outlineLvl w:val="9"/>
+        <w:rPr>
+          <w:rFonts w:hint="eastAsia" w:ascii="宋体" w:hAnsi="宋体" w:eastAsia="宋体" w:cs="宋体"/>
+        </w:rPr>
+      </w:pPr>
+    </w:p>
+    <w:p>
+      <w:pPr>
+        <w:outlineLvl w:val="9"/>
+        <w:rPr>
+          <w:rFonts w:hint="eastAsia" w:ascii="宋体" w:hAnsi="宋体" w:eastAsia="宋体" w:cs="宋体"/>
+        </w:rPr>
+      </w:pPr>
+    </w:p>
+    <w:p>
+      <w:pPr>
+        <w:outlineLvl w:val="9"/>
+        <w:rPr>
+          <w:rFonts w:hint="eastAsia" w:ascii="宋体" w:hAnsi="宋体" w:eastAsia="宋体" w:cs="宋体"/>
+        </w:rPr>
+      </w:pPr>
+    </w:p>
+    <w:p>
+      <w:pPr>
+        <w:outlineLvl w:val="9"/>
+        <w:rPr>
+          <w:rFonts w:hint="eastAsia" w:ascii="宋体" w:hAnsi="宋体" w:eastAsia="宋体" w:cs="宋体"/>
+        </w:rPr>
+      </w:pPr>
+    </w:p>
+    <w:p>
+      <w:pPr>
+        <w:outlineLvl w:val="9"/>
+        <w:rPr>
+          <w:rFonts w:hint="eastAsia" w:ascii="宋体" w:hAnsi="宋体" w:eastAsia="宋体" w:cs="宋体"/>
+        </w:rPr>
+      </w:pPr>
+    </w:p>
+    <w:p>
+      <w:pPr>
+        <w:outlineLvl w:val="9"/>
+        <w:rPr>
+          <w:rFonts w:hint="eastAsia" w:ascii="宋体" w:hAnsi="宋体" w:eastAsia="宋体" w:cs="宋体"/>
+        </w:rPr>
+      </w:pPr>
+    </w:p>
+    <w:p>
+      <w:pPr>
+        <w:outlineLvl w:val="9"/>
+        <w:rPr>
+          <w:rFonts w:hint="eastAsia" w:ascii="宋体" w:hAnsi="宋体" w:eastAsia="宋体" w:cs="宋体"/>
+        </w:rPr>
+      </w:pPr>
+    </w:p>
+    <w:p>
+      <w:pPr>
+        <w:outlineLvl w:val="9"/>
+        <w:rPr>
+          <w:rFonts w:hint="eastAsia" w:ascii="宋体" w:hAnsi="宋体" w:eastAsia="宋体" w:cs="宋体"/>
+        </w:rPr>
+      </w:pPr>
+    </w:p>
+    <w:p>
+      <w:pPr>
+        <w:outlineLvl w:val="9"/>
+        <w:rPr>
+          <w:rFonts w:hint="eastAsia" w:ascii="宋体" w:hAnsi="宋体" w:eastAsia="宋体" w:cs="宋体"/>
+        </w:rPr>
+      </w:pPr>
+    </w:p>
+    <w:p>
+      <w:pPr>
+        <w:outlineLvl w:val="9"/>
+        <w:rPr>
+          <w:rFonts w:hint="eastAsia" w:ascii="宋体" w:hAnsi="宋体" w:eastAsia="宋体" w:cs="宋体"/>
+        </w:rPr>
+      </w:pPr>
+    </w:p>
+    <w:p>
+      <w:pPr>
+        <w:outlineLvl w:val="9"/>
+        <w:rPr>
+          <w:rFonts w:hint="eastAsia" w:ascii="宋体" w:hAnsi="宋体" w:eastAsia="宋体" w:cs="宋体"/>
+        </w:rPr>
+      </w:pPr>
+    </w:p>
+    <w:p>
+      <w:pPr>
+        <w:outlineLvl w:val="9"/>
+        <w:rPr>
+          <w:rFonts w:hint="eastAsia" w:ascii="宋体" w:hAnsi="宋体" w:eastAsia="宋体" w:cs="宋体"/>
+        </w:rPr>
+      </w:pPr>
+    </w:p>
+    <w:p>
+      <w:pPr>
+        <w:outlineLvl w:val="9"/>
+        <w:rPr>
+          <w:rFonts w:hint="eastAsia" w:ascii="宋体" w:hAnsi="宋体" w:eastAsia="宋体" w:cs="宋体"/>
+        </w:rPr>
+      </w:pPr>
+    </w:p>
+    <w:p>
+      <w:pPr>
+        <w:outlineLvl w:val="9"/>
+        <w:rPr>
+          <w:rFonts w:hint="eastAsia" w:ascii="宋体" w:hAnsi="宋体" w:eastAsia="宋体" w:cs="宋体"/>
+        </w:rPr>
+      </w:pPr>
+    </w:p>
+    <w:p>
+      <w:pPr>
+        <w:pStyle w:val="2"/>
+        <w:rPr>
+          <w:rFonts w:hint="eastAsia" w:ascii="宋体" w:hAnsi="宋体" w:eastAsia="宋体" w:cs="宋体"/>
+        </w:rPr>
+      </w:pPr>
+      <w:bookmarkStart w:id="8" w:name="_Toc10770"/>
+      <w:r>
+        <w:rPr>
+          <w:rFonts w:hint="eastAsia" w:ascii="宋体" w:hAnsi="宋体" w:eastAsia="宋体" w:cs="宋体"/>
+          <w:lang w:val="en-US" w:eastAsia="zh-CN"/>
+        </w:rPr>
+        <w:t>4.</w:t>
+      </w:r>
+      <w:r>
+        <w:rPr>
+          <w:rFonts w:hint="eastAsia" w:ascii="宋体" w:hAnsi="宋体" w:eastAsia="宋体" w:cs="宋体"/>
+        </w:rPr>
+        <w:t>技术架构</w:t>
+      </w:r>
+      <w:bookmarkEnd w:id="8"/>
+    </w:p>
+    <w:p>
+      <w:pPr>
+        <w:pStyle w:val="3"/>
+        <w:rPr>
+          <w:rFonts w:hint="eastAsia" w:ascii="宋体" w:hAnsi="宋体" w:eastAsia="宋体" w:cs="宋体"/>
+        </w:rPr>
+      </w:pPr>
+      <w:bookmarkStart w:id="9" w:name="_Toc17616"/>
+      <w:r>
+        <w:rPr>
+          <w:rFonts w:hint="eastAsia" w:ascii="宋体" w:hAnsi="宋体" w:eastAsia="宋体" w:cs="宋体"/>
+          <w:lang w:val="en-US" w:eastAsia="zh-CN"/>
+        </w:rPr>
+        <w:t>4</w:t>
+      </w:r>
+      <w:r>
+        <w:rPr>
+          <w:rFonts w:hint="eastAsia" w:ascii="宋体" w:hAnsi="宋体" w:eastAsia="宋体" w:cs="宋体"/>
+        </w:rPr>
+        <w:t>.1</w:t>
+      </w:r>
+      <w:r>
+        <w:rPr>
+          <w:rFonts w:hint="eastAsia" w:ascii="宋体" w:hAnsi="宋体" w:eastAsia="宋体" w:cs="宋体"/>
+          <w:lang w:val="en-US" w:eastAsia="zh-CN"/>
+        </w:rPr>
+        <w:t>.</w:t>
+      </w:r>
+      <w:r>
+        <w:rPr>
+          <w:rFonts w:hint="eastAsia" w:ascii="宋体" w:hAnsi="宋体" w:eastAsia="宋体" w:cs="宋体"/>
+        </w:rPr>
+        <w:t>C++/蓝图分工</w:t>
+      </w:r>
+      <w:bookmarkEnd w:id="9"/>
+    </w:p>
+    <w:p>
+      <w:pPr>
+        <w:rPr>
+          <w:rFonts w:hint="eastAsia" w:ascii="宋体" w:hAnsi="宋体" w:eastAsia="宋体" w:cs="宋体"/>
+        </w:rPr>
+      </w:pPr>
       <w:r>
         <w:rPr>
           <w:rFonts w:hint="eastAsia" w:ascii="宋体" w:hAnsi="宋体" w:eastAsia="宋体" w:cs="宋体"/>
@@ -3464,14 +4534,35 @@
       <w:r>
         <w:rPr>
           <w:rFonts w:hint="eastAsia" w:ascii="宋体" w:hAnsi="宋体" w:eastAsia="宋体" w:cs="宋体"/>
-        </w:rPr>
-        <w:t>3.2 核心类设计（C++）</w:t>
+          <w:lang w:val="en-US" w:eastAsia="zh-CN"/>
+        </w:rPr>
+        <w:t>4</w:t>
+      </w:r>
+      <w:r>
+        <w:rPr>
+          <w:rFonts w:hint="eastAsia" w:ascii="宋体" w:hAnsi="宋体" w:eastAsia="宋体" w:cs="宋体"/>
+        </w:rPr>
+        <w:t>.2</w:t>
+      </w:r>
+      <w:r>
+        <w:rPr>
+          <w:rFonts w:hint="eastAsia" w:ascii="宋体" w:hAnsi="宋体" w:eastAsia="宋体" w:cs="宋体"/>
+          <w:lang w:val="en-US" w:eastAsia="zh-CN"/>
+        </w:rPr>
+        <w:t>.</w:t>
+      </w:r>
+      <w:r>
+        <w:rPr>
+          <w:rFonts w:hint="eastAsia" w:ascii="宋体" w:hAnsi="宋体" w:eastAsia="宋体" w:cs="宋体"/>
+        </w:rPr>
+        <w:t>核心类设计（C++）</w:t>
       </w:r>
       <w:bookmarkEnd w:id="10"/>
     </w:p>
     <w:tbl>
       <w:tblPr>
-        <w:tblW w:w="0" w:type="auto"/>
+        <w:tblStyle w:val="11"/>
+        <w:tblW w:w="8942" w:type="dxa"/>
         <w:tblInd w:w="0" w:type="dxa"/>
         <w:tblBorders>
           <w:top w:val="single" w:color="auto" w:sz="4" w:space="0"/>
@@ -3491,9 +4582,9 @@
       </w:tblPr>
       <w:tblGrid>
         <w:gridCol w:w="3062"/>
-        <w:gridCol w:w="1417"/>
-        <w:gridCol w:w="1749"/>
-        <w:gridCol w:w="2076"/>
+        <w:gridCol w:w="1241"/>
+        <w:gridCol w:w="1769"/>
+        <w:gridCol w:w="2870"/>
       </w:tblGrid>
       <w:tr>
         <w:tblPrEx>
@@ -3505,6 +4596,12 @@
             <w:insideH w:val="single" w:color="auto" w:sz="4" w:space="0"/>
             <w:insideV w:val="single" w:color="auto" w:sz="4" w:space="0"/>
           </w:tblBorders>
+          <w:tblCellMar>
+            <w:top w:w="0" w:type="dxa"/>
+            <w:left w:w="0" w:type="dxa"/>
+            <w:bottom w:w="0" w:type="dxa"/>
+            <w:right w:w="0" w:type="dxa"/>
+          </w:tblCellMar>
         </w:tblPrEx>
         <w:tc>
           <w:tcPr>
@@ -3534,7 +4631,7 @@
         </w:tc>
         <w:tc>
           <w:tcPr>
-            <w:tcW w:w="1417" w:type="dxa"/>
+            <w:tcW w:w="1241" w:type="dxa"/>
             <w:tcMar>
               <w:left w:w="108" w:type="dxa"/>
               <w:right w:w="108" w:type="dxa"/>
@@ -3560,7 +4657,7 @@
         </w:tc>
         <w:tc>
           <w:tcPr>
-            <w:tcW w:w="1749" w:type="dxa"/>
+            <w:tcW w:w="1769" w:type="dxa"/>
             <w:tcMar>
               <w:left w:w="108" w:type="dxa"/>
               <w:right w:w="108" w:type="dxa"/>
@@ -3586,7 +4683,7 @@
         </w:tc>
         <w:tc>
           <w:tcPr>
-            <w:tcW w:w="0" w:type="auto"/>
+            <w:tcW w:w="2870" w:type="dxa"/>
             <w:tcMar>
               <w:left w:w="108" w:type="dxa"/>
               <w:right w:w="108" w:type="dxa"/>
@@ -3621,6 +4718,12 @@
             <w:insideH w:val="single" w:color="auto" w:sz="4" w:space="0"/>
             <w:insideV w:val="single" w:color="auto" w:sz="4" w:space="0"/>
           </w:tblBorders>
+          <w:tblCellMar>
+            <w:top w:w="0" w:type="dxa"/>
+            <w:left w:w="0" w:type="dxa"/>
+            <w:bottom w:w="0" w:type="dxa"/>
+            <w:right w:w="0" w:type="dxa"/>
+          </w:tblCellMar>
         </w:tblPrEx>
         <w:tc>
           <w:tcPr>
@@ -3633,6 +4736,7 @@
           </w:tcPr>
           <w:p>
             <w:pPr>
+              <w:jc w:val="center"/>
               <w:rPr>
                 <w:rFonts w:hint="eastAsia" w:ascii="宋体" w:hAnsi="宋体" w:eastAsia="宋体" w:cs="宋体"/>
               </w:rPr>
@@ -3648,15 +4752,16 @@
         </w:tc>
         <w:tc>
           <w:tcPr>
-            <w:tcW w:w="1417" w:type="dxa"/>
-            <w:tcMar>
-              <w:left w:w="108" w:type="dxa"/>
-              <w:right w:w="108" w:type="dxa"/>
-            </w:tcMar>
-            <w:vAlign w:val="center"/>
-          </w:tcPr>
-          <w:p>
-            <w:pPr>
+            <w:tcW w:w="1241" w:type="dxa"/>
+            <w:tcMar>
+              <w:left w:w="108" w:type="dxa"/>
+              <w:right w:w="108" w:type="dxa"/>
+            </w:tcMar>
+            <w:vAlign w:val="center"/>
+          </w:tcPr>
+          <w:p>
+            <w:pPr>
+              <w:jc w:val="center"/>
               <w:rPr>
                 <w:rFonts w:hint="eastAsia" w:ascii="宋体" w:hAnsi="宋体" w:eastAsia="宋体" w:cs="宋体"/>
               </w:rPr>
@@ -3671,15 +4776,16 @@
         </w:tc>
         <w:tc>
           <w:tcPr>
-            <w:tcW w:w="1749" w:type="dxa"/>
-            <w:tcMar>
-              <w:left w:w="108" w:type="dxa"/>
-              <w:right w:w="108" w:type="dxa"/>
-            </w:tcMar>
-            <w:vAlign w:val="center"/>
-          </w:tcPr>
-          <w:p>
-            <w:pPr>
+            <w:tcW w:w="1769" w:type="dxa"/>
+            <w:tcMar>
+              <w:left w:w="108" w:type="dxa"/>
+              <w:right w:w="108" w:type="dxa"/>
+            </w:tcMar>
+            <w:vAlign w:val="center"/>
+          </w:tcPr>
+          <w:p>
+            <w:pPr>
+              <w:jc w:val="center"/>
               <w:rPr>
                 <w:rFonts w:hint="eastAsia" w:ascii="宋体" w:hAnsi="宋体" w:eastAsia="宋体" w:cs="宋体"/>
               </w:rPr>
@@ -3694,15 +4800,16 @@
         </w:tc>
         <w:tc>
           <w:tcPr>
-            <w:tcW w:w="0" w:type="auto"/>
-            <w:tcMar>
-              <w:left w:w="108" w:type="dxa"/>
-              <w:right w:w="108" w:type="dxa"/>
-            </w:tcMar>
-            <w:vAlign w:val="center"/>
-          </w:tcPr>
-          <w:p>
-            <w:pPr>
+            <w:tcW w:w="2870" w:type="dxa"/>
+            <w:tcMar>
+              <w:left w:w="108" w:type="dxa"/>
+              <w:right w:w="108" w:type="dxa"/>
+            </w:tcMar>
+            <w:vAlign w:val="center"/>
+          </w:tcPr>
+          <w:p>
+            <w:pPr>
+              <w:jc w:val="center"/>
               <w:rPr>
                 <w:rFonts w:hint="eastAsia" w:ascii="宋体" w:hAnsi="宋体" w:eastAsia="宋体" w:cs="宋体"/>
               </w:rPr>
@@ -3726,6 +4833,12 @@
             <w:insideH w:val="single" w:color="auto" w:sz="4" w:space="0"/>
             <w:insideV w:val="single" w:color="auto" w:sz="4" w:space="0"/>
           </w:tblBorders>
+          <w:tblCellMar>
+            <w:top w:w="0" w:type="dxa"/>
+            <w:left w:w="0" w:type="dxa"/>
+            <w:bottom w:w="0" w:type="dxa"/>
+            <w:right w:w="0" w:type="dxa"/>
+          </w:tblCellMar>
         </w:tblPrEx>
         <w:tc>
           <w:tcPr>
@@ -3738,6 +4851,7 @@
           </w:tcPr>
           <w:p>
             <w:pPr>
+              <w:jc w:val="center"/>
               <w:rPr>
                 <w:rFonts w:hint="eastAsia" w:ascii="宋体" w:hAnsi="宋体" w:eastAsia="宋体" w:cs="宋体"/>
               </w:rPr>
@@ -3753,15 +4867,16 @@
         </w:tc>
         <w:tc>
           <w:tcPr>
-            <w:tcW w:w="1417" w:type="dxa"/>
-            <w:tcMar>
-              <w:left w:w="108" w:type="dxa"/>
-              <w:right w:w="108" w:type="dxa"/>
-            </w:tcMar>
-            <w:vAlign w:val="center"/>
-          </w:tcPr>
-          <w:p>
-            <w:pPr>
+            <w:tcW w:w="1241" w:type="dxa"/>
+            <w:tcMar>
+              <w:left w:w="108" w:type="dxa"/>
+              <w:right w:w="108" w:type="dxa"/>
+            </w:tcMar>
+            <w:vAlign w:val="center"/>
+          </w:tcPr>
+          <w:p>
+            <w:pPr>
+              <w:jc w:val="center"/>
               <w:rPr>
                 <w:rFonts w:hint="eastAsia" w:ascii="宋体" w:hAnsi="宋体" w:eastAsia="宋体" w:cs="宋体"/>
               </w:rPr>
@@ -3776,15 +4891,16 @@
         </w:tc>
         <w:tc>
           <w:tcPr>
-            <w:tcW w:w="1749" w:type="dxa"/>
-            <w:tcMar>
-              <w:left w:w="108" w:type="dxa"/>
-              <w:right w:w="108" w:type="dxa"/>
-            </w:tcMar>
-            <w:vAlign w:val="center"/>
-          </w:tcPr>
-          <w:p>
-            <w:pPr>
+            <w:tcW w:w="1769" w:type="dxa"/>
+            <w:tcMar>
+              <w:left w:w="108" w:type="dxa"/>
+              <w:right w:w="108" w:type="dxa"/>
+            </w:tcMar>
+            <w:vAlign w:val="center"/>
+          </w:tcPr>
+          <w:p>
+            <w:pPr>
+              <w:jc w:val="center"/>
               <w:rPr>
                 <w:rFonts w:hint="eastAsia" w:ascii="宋体" w:hAnsi="宋体" w:eastAsia="宋体" w:cs="宋体"/>
               </w:rPr>
@@ -3799,15 +4915,16 @@
         </w:tc>
         <w:tc>
           <w:tcPr>
-            <w:tcW w:w="0" w:type="auto"/>
-            <w:tcMar>
-              <w:left w:w="108" w:type="dxa"/>
-              <w:right w:w="108" w:type="dxa"/>
-            </w:tcMar>
-            <w:vAlign w:val="center"/>
-          </w:tcPr>
-          <w:p>
-            <w:pPr>
+            <w:tcW w:w="2870" w:type="dxa"/>
+            <w:tcMar>
+              <w:left w:w="108" w:type="dxa"/>
+              <w:right w:w="108" w:type="dxa"/>
+            </w:tcMar>
+            <w:vAlign w:val="center"/>
+          </w:tcPr>
+          <w:p>
+            <w:pPr>
+              <w:jc w:val="center"/>
               <w:rPr>
                 <w:rFonts w:hint="eastAsia" w:ascii="宋体" w:hAnsi="宋体" w:eastAsia="宋体" w:cs="宋体"/>
               </w:rPr>
@@ -3831,6 +4948,12 @@
             <w:insideH w:val="single" w:color="auto" w:sz="4" w:space="0"/>
             <w:insideV w:val="single" w:color="auto" w:sz="4" w:space="0"/>
           </w:tblBorders>
+          <w:tblCellMar>
+            <w:top w:w="0" w:type="dxa"/>
+            <w:left w:w="0" w:type="dxa"/>
+            <w:bottom w:w="0" w:type="dxa"/>
+            <w:right w:w="0" w:type="dxa"/>
+          </w:tblCellMar>
         </w:tblPrEx>
         <w:tc>
           <w:tcPr>
@@ -3843,6 +4966,7 @@
           </w:tcPr>
           <w:p>
             <w:pPr>
+              <w:jc w:val="center"/>
               <w:rPr>
                 <w:rFonts w:hint="eastAsia" w:ascii="宋体" w:hAnsi="宋体" w:eastAsia="宋体" w:cs="宋体"/>
               </w:rPr>
@@ -3858,15 +4982,16 @@
         </w:tc>
         <w:tc>
           <w:tcPr>
-            <w:tcW w:w="1417" w:type="dxa"/>
-            <w:tcMar>
-              <w:left w:w="108" w:type="dxa"/>
-              <w:right w:w="108" w:type="dxa"/>
-            </w:tcMar>
-            <w:vAlign w:val="center"/>
-          </w:tcPr>
-          <w:p>
-            <w:pPr>
+            <w:tcW w:w="1241" w:type="dxa"/>
+            <w:tcMar>
+              <w:left w:w="108" w:type="dxa"/>
+              <w:right w:w="108" w:type="dxa"/>
+            </w:tcMar>
+            <w:vAlign w:val="center"/>
+          </w:tcPr>
+          <w:p>
+            <w:pPr>
+              <w:jc w:val="center"/>
               <w:rPr>
                 <w:rFonts w:hint="eastAsia" w:ascii="宋体" w:hAnsi="宋体" w:eastAsia="宋体" w:cs="宋体"/>
               </w:rPr>
@@ -3881,15 +5006,16 @@
         </w:tc>
         <w:tc>
           <w:tcPr>
-            <w:tcW w:w="1749" w:type="dxa"/>
-            <w:tcMar>
-              <w:left w:w="108" w:type="dxa"/>
-              <w:right w:w="108" w:type="dxa"/>
-            </w:tcMar>
-            <w:vAlign w:val="center"/>
-          </w:tcPr>
-          <w:p>
-            <w:pPr>
+            <w:tcW w:w="1769" w:type="dxa"/>
+            <w:tcMar>
+              <w:left w:w="108" w:type="dxa"/>
+              <w:right w:w="108" w:type="dxa"/>
+            </w:tcMar>
+            <w:vAlign w:val="center"/>
+          </w:tcPr>
+          <w:p>
+            <w:pPr>
+              <w:jc w:val="center"/>
               <w:rPr>
                 <w:rFonts w:hint="eastAsia" w:ascii="宋体" w:hAnsi="宋体" w:eastAsia="宋体" w:cs="宋体"/>
               </w:rPr>
@@ -3904,15 +5030,16 @@
         </w:tc>
         <w:tc>
           <w:tcPr>
-            <w:tcW w:w="0" w:type="auto"/>
-            <w:tcMar>
-              <w:left w:w="108" w:type="dxa"/>
-              <w:right w:w="108" w:type="dxa"/>
-            </w:tcMar>
-            <w:vAlign w:val="center"/>
-          </w:tcPr>
-          <w:p>
-            <w:pPr>
+            <w:tcW w:w="2870" w:type="dxa"/>
+            <w:tcMar>
+              <w:left w:w="108" w:type="dxa"/>
+              <w:right w:w="108" w:type="dxa"/>
+            </w:tcMar>
+            <w:vAlign w:val="center"/>
+          </w:tcPr>
+          <w:p>
+            <w:pPr>
+              <w:jc w:val="center"/>
               <w:rPr>
                 <w:rFonts w:hint="eastAsia" w:ascii="宋体" w:hAnsi="宋体" w:eastAsia="宋体" w:cs="宋体"/>
               </w:rPr>
@@ -3936,6 +5063,12 @@
             <w:insideH w:val="single" w:color="auto" w:sz="4" w:space="0"/>
             <w:insideV w:val="single" w:color="auto" w:sz="4" w:space="0"/>
           </w:tblBorders>
+          <w:tblCellMar>
+            <w:top w:w="0" w:type="dxa"/>
+            <w:left w:w="0" w:type="dxa"/>
+            <w:bottom w:w="0" w:type="dxa"/>
+            <w:right w:w="0" w:type="dxa"/>
+          </w:tblCellMar>
         </w:tblPrEx>
         <w:tc>
           <w:tcPr>
@@ -3948,6 +5081,7 @@
           </w:tcPr>
           <w:p>
             <w:pPr>
+              <w:jc w:val="center"/>
               <w:rPr>
                 <w:rFonts w:hint="eastAsia" w:ascii="宋体" w:hAnsi="宋体" w:eastAsia="宋体" w:cs="宋体"/>
               </w:rPr>
@@ -3963,15 +5097,16 @@
         </w:tc>
         <w:tc>
           <w:tcPr>
-            <w:tcW w:w="1417" w:type="dxa"/>
-            <w:tcMar>
-              <w:left w:w="108" w:type="dxa"/>
-              <w:right w:w="108" w:type="dxa"/>
-            </w:tcMar>
-            <w:vAlign w:val="center"/>
-          </w:tcPr>
-          <w:p>
-            <w:pPr>
+            <w:tcW w:w="1241" w:type="dxa"/>
+            <w:tcMar>
+              <w:left w:w="108" w:type="dxa"/>
+              <w:right w:w="108" w:type="dxa"/>
+            </w:tcMar>
+            <w:vAlign w:val="center"/>
+          </w:tcPr>
+          <w:p>
+            <w:pPr>
+              <w:jc w:val="center"/>
               <w:rPr>
                 <w:rFonts w:hint="eastAsia" w:ascii="宋体" w:hAnsi="宋体" w:eastAsia="宋体" w:cs="宋体"/>
               </w:rPr>
@@ -3986,15 +5121,16 @@
         </w:tc>
         <w:tc>
           <w:tcPr>
-            <w:tcW w:w="1749" w:type="dxa"/>
-            <w:tcMar>
-              <w:left w:w="108" w:type="dxa"/>
-              <w:right w:w="108" w:type="dxa"/>
-            </w:tcMar>
-            <w:vAlign w:val="center"/>
-          </w:tcPr>
-          <w:p>
-            <w:pPr>
+            <w:tcW w:w="1769" w:type="dxa"/>
+            <w:tcMar>
+              <w:left w:w="108" w:type="dxa"/>
+              <w:right w:w="108" w:type="dxa"/>
+            </w:tcMar>
+            <w:vAlign w:val="center"/>
+          </w:tcPr>
+          <w:p>
+            <w:pPr>
+              <w:jc w:val="center"/>
               <w:rPr>
                 <w:rFonts w:hint="eastAsia" w:ascii="宋体" w:hAnsi="宋体" w:eastAsia="宋体" w:cs="宋体"/>
               </w:rPr>
@@ -4009,15 +5145,16 @@
         </w:tc>
         <w:tc>
           <w:tcPr>
-            <w:tcW w:w="0" w:type="auto"/>
-            <w:tcMar>
-              <w:left w:w="108" w:type="dxa"/>
-              <w:right w:w="108" w:type="dxa"/>
-            </w:tcMar>
-            <w:vAlign w:val="center"/>
-          </w:tcPr>
-          <w:p>
-            <w:pPr>
+            <w:tcW w:w="2870" w:type="dxa"/>
+            <w:tcMar>
+              <w:left w:w="108" w:type="dxa"/>
+              <w:right w:w="108" w:type="dxa"/>
+            </w:tcMar>
+            <w:vAlign w:val="center"/>
+          </w:tcPr>
+          <w:p>
+            <w:pPr>
+              <w:jc w:val="center"/>
               <w:rPr>
                 <w:rFonts w:hint="eastAsia" w:ascii="宋体" w:hAnsi="宋体" w:eastAsia="宋体" w:cs="宋体"/>
               </w:rPr>
@@ -4041,6 +5178,12 @@
             <w:insideH w:val="single" w:color="auto" w:sz="4" w:space="0"/>
             <w:insideV w:val="single" w:color="auto" w:sz="4" w:space="0"/>
           </w:tblBorders>
+          <w:tblCellMar>
+            <w:top w:w="0" w:type="dxa"/>
+            <w:left w:w="0" w:type="dxa"/>
+            <w:bottom w:w="0" w:type="dxa"/>
+            <w:right w:w="0" w:type="dxa"/>
+          </w:tblCellMar>
         </w:tblPrEx>
         <w:tc>
           <w:tcPr>
@@ -4053,6 +5196,7 @@
           </w:tcPr>
           <w:p>
             <w:pPr>
+              <w:jc w:val="center"/>
               <w:rPr>
                 <w:rFonts w:hint="eastAsia" w:ascii="宋体" w:hAnsi="宋体" w:eastAsia="宋体" w:cs="宋体"/>
               </w:rPr>
@@ -4068,15 +5212,16 @@
         </w:tc>
         <w:tc>
           <w:tcPr>
-            <w:tcW w:w="1417" w:type="dxa"/>
-            <w:tcMar>
-              <w:left w:w="108" w:type="dxa"/>
-              <w:right w:w="108" w:type="dxa"/>
-            </w:tcMar>
-            <w:vAlign w:val="center"/>
-          </w:tcPr>
-          <w:p>
-            <w:pPr>
+            <w:tcW w:w="1241" w:type="dxa"/>
+            <w:tcMar>
+              <w:left w:w="108" w:type="dxa"/>
+              <w:right w:w="108" w:type="dxa"/>
+            </w:tcMar>
+            <w:vAlign w:val="center"/>
+          </w:tcPr>
+          <w:p>
+            <w:pPr>
+              <w:jc w:val="center"/>
               <w:rPr>
                 <w:rFonts w:hint="eastAsia" w:ascii="宋体" w:hAnsi="宋体" w:eastAsia="宋体" w:cs="宋体"/>
               </w:rPr>
@@ -4091,15 +5236,16 @@
         </w:tc>
         <w:tc>
           <w:tcPr>
-            <w:tcW w:w="1749" w:type="dxa"/>
-            <w:tcMar>
-              <w:left w:w="108" w:type="dxa"/>
-              <w:right w:w="108" w:type="dxa"/>
-            </w:tcMar>
-            <w:vAlign w:val="center"/>
-          </w:tcPr>
-          <w:p>
-            <w:pPr>
+            <w:tcW w:w="1769" w:type="dxa"/>
+            <w:tcMar>
+              <w:left w:w="108" w:type="dxa"/>
+              <w:right w:w="108" w:type="dxa"/>
+            </w:tcMar>
+            <w:vAlign w:val="center"/>
+          </w:tcPr>
+          <w:p>
+            <w:pPr>
+              <w:jc w:val="center"/>
               <w:rPr>
                 <w:rFonts w:hint="eastAsia" w:ascii="宋体" w:hAnsi="宋体" w:eastAsia="宋体" w:cs="宋体"/>
               </w:rPr>
@@ -4114,15 +5260,16 @@
         </w:tc>
         <w:tc>
           <w:tcPr>
-            <w:tcW w:w="0" w:type="auto"/>
-            <w:tcMar>
-              <w:left w:w="108" w:type="dxa"/>
-              <w:right w:w="108" w:type="dxa"/>
-            </w:tcMar>
-            <w:vAlign w:val="center"/>
-          </w:tcPr>
-          <w:p>
-            <w:pPr>
+            <w:tcW w:w="2870" w:type="dxa"/>
+            <w:tcMar>
+              <w:left w:w="108" w:type="dxa"/>
+              <w:right w:w="108" w:type="dxa"/>
+            </w:tcMar>
+            <w:vAlign w:val="center"/>
+          </w:tcPr>
+          <w:p>
+            <w:pPr>
+              <w:jc w:val="center"/>
               <w:rPr>
                 <w:rFonts w:hint="eastAsia" w:ascii="宋体" w:hAnsi="宋体" w:eastAsia="宋体" w:cs="宋体"/>
               </w:rPr>
@@ -4148,8 +5295,28 @@
       <w:r>
         <w:rPr>
           <w:rFonts w:hint="eastAsia" w:ascii="宋体" w:hAnsi="宋体" w:eastAsia="宋体" w:cs="宋体"/>
-        </w:rPr>
-        <w:t>3.3 网络同步流程</w:t>
+          <w:lang w:val="en-US" w:eastAsia="zh-CN"/>
+        </w:rPr>
+        <w:t>4</w:t>
+      </w:r>
+      <w:r>
+        <w:rPr>
+          <w:rFonts w:hint="eastAsia" w:ascii="宋体" w:hAnsi="宋体" w:eastAsia="宋体" w:cs="宋体"/>
+        </w:rPr>
+        <w:t>.3</w:t>
+      </w:r>
+      <w:r>
+        <w:rPr>
+          <w:rFonts w:hint="eastAsia" w:ascii="宋体" w:hAnsi="宋体" w:eastAsia="宋体" w:cs="宋体"/>
+          <w:lang w:val="en-US" w:eastAsia="zh-CN"/>
+        </w:rPr>
+        <w:t>.</w:t>
+      </w:r>
+      <w:r>
+        <w:rPr>
+          <w:rFonts w:hint="eastAsia" w:ascii="宋体" w:hAnsi="宋体" w:eastAsia="宋体" w:cs="宋体"/>
+        </w:rPr>
+        <w:t>网络同步流程</w:t>
       </w:r>
       <w:bookmarkEnd w:id="11"/>
     </w:p>
@@ -4307,15 +5474,22 @@
       <w:r>
         <w:rPr>
           <w:rFonts w:hint="eastAsia" w:ascii="宋体" w:hAnsi="宋体" w:eastAsia="宋体" w:cs="宋体"/>
-        </w:rPr>
-        <w:t xml:space="preserve">3.4 </w:t>
-      </w:r>
-      <w:r>
-        <w:rPr>
-          <w:rFonts w:hint="eastAsia" w:ascii="宋体" w:hAnsi="宋体" w:eastAsia="宋体" w:cs="宋体"/>
           <w:lang w:val="en-US" w:eastAsia="zh-CN"/>
         </w:rPr>
-        <w:t>核心逻辑</w:t>
+        <w:t>4</w:t>
+      </w:r>
+      <w:r>
+        <w:rPr>
+          <w:rFonts w:hint="eastAsia" w:ascii="宋体" w:hAnsi="宋体" w:eastAsia="宋体" w:cs="宋体"/>
+        </w:rPr>
+        <w:t>.4</w:t>
+      </w:r>
+      <w:r>
+        <w:rPr>
+          <w:rFonts w:hint="eastAsia" w:ascii="宋体" w:hAnsi="宋体" w:eastAsia="宋体" w:cs="宋体"/>
+          <w:lang w:val="en-US" w:eastAsia="zh-CN"/>
+        </w:rPr>
+        <w:t>.核心逻辑</w:t>
       </w:r>
       <w:bookmarkEnd w:id="12"/>
     </w:p>
@@ -4590,8 +5764,28 @@
       <w:r>
         <w:rPr>
           <w:rFonts w:hint="eastAsia" w:ascii="宋体" w:hAnsi="宋体" w:eastAsia="宋体" w:cs="宋体"/>
-        </w:rPr>
-        <w:t>3.5 蓝图实现</w:t>
+          <w:lang w:val="en-US" w:eastAsia="zh-CN"/>
+        </w:rPr>
+        <w:t>4</w:t>
+      </w:r>
+      <w:r>
+        <w:rPr>
+          <w:rFonts w:hint="eastAsia" w:ascii="宋体" w:hAnsi="宋体" w:eastAsia="宋体" w:cs="宋体"/>
+        </w:rPr>
+        <w:t>.5</w:t>
+      </w:r>
+      <w:r>
+        <w:rPr>
+          <w:rFonts w:hint="eastAsia" w:ascii="宋体" w:hAnsi="宋体" w:eastAsia="宋体" w:cs="宋体"/>
+          <w:lang w:val="en-US" w:eastAsia="zh-CN"/>
+        </w:rPr>
+        <w:t>.</w:t>
+      </w:r>
+      <w:r>
+        <w:rPr>
+          <w:rFonts w:hint="eastAsia" w:ascii="宋体" w:hAnsi="宋体" w:eastAsia="宋体" w:cs="宋体"/>
+        </w:rPr>
+        <w:t>蓝图实现</w:t>
       </w:r>
       <w:bookmarkEnd w:id="13"/>
     </w:p>
@@ -4754,6 +5948,7 @@
     <w:p>
       <w:pPr>
         <w:numPr>
+          <w:ilvl w:val="0"/>
           <w:numId w:val="0"/>
         </w:numPr>
         <w:spacing w:before="0" w:after="0"/>
@@ -4765,6 +5960,7 @@
     <w:p>
       <w:pPr>
         <w:numPr>
+          <w:ilvl w:val="0"/>
           <w:numId w:val="0"/>
         </w:numPr>
         <w:spacing w:before="0" w:after="0"/>
@@ -4776,6 +5972,7 @@
     <w:p>
       <w:pPr>
         <w:numPr>
+          <w:ilvl w:val="0"/>
           <w:numId w:val="0"/>
         </w:numPr>
         <w:spacing w:before="0" w:after="0"/>
@@ -4787,6 +5984,7 @@
     <w:p>
       <w:pPr>
         <w:numPr>
+          <w:ilvl w:val="0"/>
           <w:numId w:val="0"/>
         </w:numPr>
         <w:spacing w:before="0" w:after="0"/>
@@ -4798,6 +5996,7 @@
     <w:p>
       <w:pPr>
         <w:numPr>
+          <w:ilvl w:val="0"/>
           <w:numId w:val="0"/>
         </w:numPr>
         <w:spacing w:before="0" w:after="0"/>
@@ -4809,6 +6008,7 @@
     <w:p>
       <w:pPr>
         <w:numPr>
+          <w:ilvl w:val="0"/>
           <w:numId w:val="0"/>
         </w:numPr>
         <w:spacing w:before="0" w:after="0"/>
@@ -4820,6 +6020,7 @@
     <w:p>
       <w:pPr>
         <w:numPr>
+          <w:ilvl w:val="0"/>
           <w:numId w:val="0"/>
         </w:numPr>
         <w:spacing w:before="0" w:after="0"/>
@@ -4831,6 +6032,7 @@
     <w:p>
       <w:pPr>
         <w:numPr>
+          <w:ilvl w:val="0"/>
           <w:numId w:val="0"/>
         </w:numPr>
         <w:spacing w:before="0" w:after="0"/>
@@ -4842,6 +6044,7 @@
     <w:p>
       <w:pPr>
         <w:numPr>
+          <w:ilvl w:val="0"/>
           <w:numId w:val="0"/>
         </w:numPr>
         <w:spacing w:before="0" w:after="0"/>
@@ -4853,6 +6056,7 @@
     <w:p>
       <w:pPr>
         <w:numPr>
+          <w:ilvl w:val="0"/>
           <w:numId w:val="0"/>
         </w:numPr>
         <w:spacing w:before="0" w:after="0"/>
@@ -4864,6 +6068,7 @@
     <w:p>
       <w:pPr>
         <w:numPr>
+          <w:ilvl w:val="0"/>
           <w:numId w:val="0"/>
         </w:numPr>
         <w:spacing w:before="0" w:after="0"/>
@@ -4875,6 +6080,7 @@
     <w:p>
       <w:pPr>
         <w:numPr>
+          <w:ilvl w:val="0"/>
           <w:numId w:val="0"/>
         </w:numPr>
         <w:spacing w:before="0" w:after="0"/>
@@ -4886,6 +6092,7 @@
     <w:p>
       <w:pPr>
         <w:numPr>
+          <w:ilvl w:val="0"/>
           <w:numId w:val="0"/>
         </w:numPr>
         <w:spacing w:before="0" w:after="0"/>
@@ -4897,6 +6104,7 @@
     <w:p>
       <w:pPr>
         <w:numPr>
+          <w:ilvl w:val="0"/>
           <w:numId w:val="0"/>
         </w:numPr>
         <w:spacing w:before="0" w:after="0"/>
@@ -4908,6 +6116,7 @@
     <w:p>
       <w:pPr>
         <w:numPr>
+          <w:ilvl w:val="0"/>
           <w:numId w:val="0"/>
         </w:numPr>
         <w:spacing w:before="0" w:after="0"/>
@@ -4919,6 +6128,7 @@
     <w:p>
       <w:pPr>
         <w:numPr>
+          <w:ilvl w:val="0"/>
           <w:numId w:val="0"/>
         </w:numPr>
         <w:spacing w:before="0" w:after="0"/>
@@ -4930,6 +6140,7 @@
     <w:p>
       <w:pPr>
         <w:numPr>
+          <w:ilvl w:val="0"/>
           <w:numId w:val="0"/>
         </w:numPr>
         <w:spacing w:before="0" w:after="0"/>
@@ -4941,6 +6152,7 @@
     <w:p>
       <w:pPr>
         <w:numPr>
+          <w:ilvl w:val="0"/>
           <w:numId w:val="0"/>
         </w:numPr>
         <w:spacing w:before="0" w:after="0"/>
@@ -4960,42 +6172,57 @@
       <w:r>
         <w:rPr>
           <w:rFonts w:hint="eastAsia" w:ascii="宋体" w:hAnsi="宋体" w:eastAsia="宋体" w:cs="宋体"/>
-        </w:rPr>
-        <w:t>4</w:t>
-      </w:r>
-      <w:r>
-        <w:rPr>
-          <w:rFonts w:hint="eastAsia" w:ascii="宋体" w:hAnsi="宋体" w:eastAsia="宋体" w:cs="宋体"/>
           <w:lang w:val="en-US" w:eastAsia="zh-CN"/>
         </w:rPr>
+        <w:t>5.</w:t>
+      </w:r>
+      <w:r>
+        <w:rPr>
+          <w:rFonts w:hint="eastAsia" w:ascii="宋体" w:hAnsi="宋体" w:eastAsia="宋体" w:cs="宋体"/>
+        </w:rPr>
+        <w:t>开发计划</w:t>
+      </w:r>
+      <w:bookmarkEnd w:id="14"/>
+    </w:p>
+    <w:p>
+      <w:pPr>
+        <w:pStyle w:val="3"/>
+        <w:rPr>
+          <w:rFonts w:hint="eastAsia" w:ascii="宋体" w:hAnsi="宋体" w:eastAsia="宋体" w:cs="宋体"/>
+        </w:rPr>
+      </w:pPr>
+      <w:bookmarkStart w:id="15" w:name="_Toc8486"/>
+      <w:r>
+        <w:rPr>
+          <w:rFonts w:hint="eastAsia" w:ascii="宋体" w:hAnsi="宋体" w:eastAsia="宋体" w:cs="宋体"/>
+          <w:lang w:val="en-US" w:eastAsia="zh-CN"/>
+        </w:rPr>
+        <w:t>5</w:t>
+      </w:r>
+      <w:r>
+        <w:rPr>
+          <w:rFonts w:hint="eastAsia" w:ascii="宋体" w:hAnsi="宋体" w:eastAsia="宋体" w:cs="宋体"/>
+        </w:rPr>
+        <w:t>.1</w:t>
+      </w:r>
+      <w:r>
+        <w:rPr>
+          <w:rFonts w:hint="eastAsia" w:ascii="宋体" w:hAnsi="宋体" w:eastAsia="宋体" w:cs="宋体"/>
+          <w:lang w:val="en-US" w:eastAsia="zh-CN"/>
+        </w:rPr>
         <w:t>.</w:t>
       </w:r>
       <w:r>
         <w:rPr>
           <w:rFonts w:hint="eastAsia" w:ascii="宋体" w:hAnsi="宋体" w:eastAsia="宋体" w:cs="宋体"/>
         </w:rPr>
-        <w:t>开发计划</w:t>
-      </w:r>
-      <w:bookmarkEnd w:id="14"/>
-    </w:p>
-    <w:p>
-      <w:pPr>
-        <w:pStyle w:val="3"/>
-        <w:rPr>
-          <w:rFonts w:hint="eastAsia" w:ascii="宋体" w:hAnsi="宋体" w:eastAsia="宋体" w:cs="宋体"/>
-        </w:rPr>
-      </w:pPr>
-      <w:bookmarkStart w:id="15" w:name="_Toc8486"/>
-      <w:r>
-        <w:rPr>
-          <w:rFonts w:hint="eastAsia" w:ascii="宋体" w:hAnsi="宋体" w:eastAsia="宋体" w:cs="宋体"/>
-        </w:rPr>
-        <w:t>4.1 时间线</w:t>
+        <w:t>时间线</w:t>
       </w:r>
       <w:bookmarkEnd w:id="15"/>
     </w:p>
     <w:tbl>
       <w:tblPr>
+        <w:tblStyle w:val="11"/>
         <w:tblW w:w="0" w:type="auto"/>
         <w:tblInd w:w="0" w:type="dxa"/>
         <w:tblBorders>
@@ -5031,6 +6258,12 @@
             <w:insideH w:val="single" w:color="auto" w:sz="4" w:space="0"/>
             <w:insideV w:val="single" w:color="auto" w:sz="4" w:space="0"/>
           </w:tblBorders>
+          <w:tblCellMar>
+            <w:top w:w="0" w:type="dxa"/>
+            <w:left w:w="0" w:type="dxa"/>
+            <w:bottom w:w="0" w:type="dxa"/>
+            <w:right w:w="0" w:type="dxa"/>
+          </w:tblCellMar>
         </w:tblPrEx>
         <w:tc>
           <w:tcPr>
@@ -5173,6 +6406,12 @@
             <w:insideH w:val="single" w:color="auto" w:sz="4" w:space="0"/>
             <w:insideV w:val="single" w:color="auto" w:sz="4" w:space="0"/>
           </w:tblBorders>
+          <w:tblCellMar>
+            <w:top w:w="0" w:type="dxa"/>
+            <w:left w:w="0" w:type="dxa"/>
+            <w:bottom w:w="0" w:type="dxa"/>
+            <w:right w:w="0" w:type="dxa"/>
+          </w:tblCellMar>
         </w:tblPrEx>
         <w:tc>
           <w:tcPr>
@@ -5301,6 +6540,12 @@
             <w:insideH w:val="single" w:color="auto" w:sz="4" w:space="0"/>
             <w:insideV w:val="single" w:color="auto" w:sz="4" w:space="0"/>
           </w:tblBorders>
+          <w:tblCellMar>
+            <w:top w:w="0" w:type="dxa"/>
+            <w:left w:w="0" w:type="dxa"/>
+            <w:bottom w:w="0" w:type="dxa"/>
+            <w:right w:w="0" w:type="dxa"/>
+          </w:tblCellMar>
         </w:tblPrEx>
         <w:tc>
           <w:tcPr>
@@ -5429,6 +6674,12 @@
             <w:insideH w:val="single" w:color="auto" w:sz="4" w:space="0"/>
             <w:insideV w:val="single" w:color="auto" w:sz="4" w:space="0"/>
           </w:tblBorders>
+          <w:tblCellMar>
+            <w:top w:w="0" w:type="dxa"/>
+            <w:left w:w="0" w:type="dxa"/>
+            <w:bottom w:w="0" w:type="dxa"/>
+            <w:right w:w="0" w:type="dxa"/>
+          </w:tblCellMar>
         </w:tblPrEx>
         <w:tc>
           <w:tcPr>
@@ -5559,13 +6810,34 @@
       <w:r>
         <w:rPr>
           <w:rFonts w:hint="eastAsia" w:ascii="宋体" w:hAnsi="宋体" w:eastAsia="宋体" w:cs="宋体"/>
-        </w:rPr>
-        <w:t>4.2 每日任务清单</w:t>
+          <w:lang w:val="en-US" w:eastAsia="zh-CN"/>
+        </w:rPr>
+        <w:t>5</w:t>
+      </w:r>
+      <w:r>
+        <w:rPr>
+          <w:rFonts w:hint="eastAsia" w:ascii="宋体" w:hAnsi="宋体" w:eastAsia="宋体" w:cs="宋体"/>
+        </w:rPr>
+        <w:t>.2</w:t>
+      </w:r>
+      <w:r>
+        <w:rPr>
+          <w:rFonts w:hint="eastAsia" w:ascii="宋体" w:hAnsi="宋体" w:eastAsia="宋体" w:cs="宋体"/>
+          <w:lang w:val="en-US" w:eastAsia="zh-CN"/>
+        </w:rPr>
+        <w:t>.</w:t>
+      </w:r>
+      <w:r>
+        <w:rPr>
+          <w:rFonts w:hint="eastAsia" w:ascii="宋体" w:hAnsi="宋体" w:eastAsia="宋体" w:cs="宋体"/>
+        </w:rPr>
+        <w:t>每日任务清单</w:t>
       </w:r>
       <w:bookmarkEnd w:id="16"/>
     </w:p>
     <w:tbl>
       <w:tblPr>
+        <w:tblStyle w:val="11"/>
         <w:tblW w:w="0" w:type="auto"/>
         <w:tblInd w:w="0" w:type="dxa"/>
         <w:tblBorders>
@@ -5600,6 +6872,12 @@
             <w:insideH w:val="single" w:color="auto" w:sz="4" w:space="0"/>
             <w:insideV w:val="single" w:color="auto" w:sz="4" w:space="0"/>
           </w:tblBorders>
+          <w:tblCellMar>
+            <w:top w:w="0" w:type="dxa"/>
+            <w:left w:w="0" w:type="dxa"/>
+            <w:bottom w:w="0" w:type="dxa"/>
+            <w:right w:w="0" w:type="dxa"/>
+          </w:tblCellMar>
         </w:tblPrEx>
         <w:tc>
           <w:tcPr>
@@ -5716,6 +6994,12 @@
             <w:insideH w:val="single" w:color="auto" w:sz="4" w:space="0"/>
             <w:insideV w:val="single" w:color="auto" w:sz="4" w:space="0"/>
           </w:tblBorders>
+          <w:tblCellMar>
+            <w:top w:w="0" w:type="dxa"/>
+            <w:left w:w="0" w:type="dxa"/>
+            <w:bottom w:w="0" w:type="dxa"/>
+            <w:right w:w="0" w:type="dxa"/>
+          </w:tblCellMar>
         </w:tblPrEx>
         <w:tc>
           <w:tcPr>
@@ -5820,6 +7104,12 @@
             <w:insideH w:val="single" w:color="auto" w:sz="4" w:space="0"/>
             <w:insideV w:val="single" w:color="auto" w:sz="4" w:space="0"/>
           </w:tblBorders>
+          <w:tblCellMar>
+            <w:top w:w="0" w:type="dxa"/>
+            <w:left w:w="0" w:type="dxa"/>
+            <w:bottom w:w="0" w:type="dxa"/>
+            <w:right w:w="0" w:type="dxa"/>
+          </w:tblCellMar>
         </w:tblPrEx>
         <w:tc>
           <w:tcPr>
@@ -5924,6 +7214,12 @@
             <w:insideH w:val="single" w:color="auto" w:sz="4" w:space="0"/>
             <w:insideV w:val="single" w:color="auto" w:sz="4" w:space="0"/>
           </w:tblBorders>
+          <w:tblCellMar>
+            <w:top w:w="0" w:type="dxa"/>
+            <w:left w:w="0" w:type="dxa"/>
+            <w:bottom w:w="0" w:type="dxa"/>
+            <w:right w:w="0" w:type="dxa"/>
+          </w:tblCellMar>
         </w:tblPrEx>
         <w:tc>
           <w:tcPr>
@@ -6028,6 +7324,12 @@
             <w:insideH w:val="single" w:color="auto" w:sz="4" w:space="0"/>
             <w:insideV w:val="single" w:color="auto" w:sz="4" w:space="0"/>
           </w:tblBorders>
+          <w:tblCellMar>
+            <w:top w:w="0" w:type="dxa"/>
+            <w:left w:w="0" w:type="dxa"/>
+            <w:bottom w:w="0" w:type="dxa"/>
+            <w:right w:w="0" w:type="dxa"/>
+          </w:tblCellMar>
         </w:tblPrEx>
         <w:tc>
           <w:tcPr>
@@ -6132,6 +7434,12 @@
             <w:insideH w:val="single" w:color="auto" w:sz="4" w:space="0"/>
             <w:insideV w:val="single" w:color="auto" w:sz="4" w:space="0"/>
           </w:tblBorders>
+          <w:tblCellMar>
+            <w:top w:w="0" w:type="dxa"/>
+            <w:left w:w="0" w:type="dxa"/>
+            <w:bottom w:w="0" w:type="dxa"/>
+            <w:right w:w="0" w:type="dxa"/>
+          </w:tblCellMar>
         </w:tblPrEx>
         <w:tc>
           <w:tcPr>
@@ -6236,6 +7544,12 @@
             <w:insideH w:val="single" w:color="auto" w:sz="4" w:space="0"/>
             <w:insideV w:val="single" w:color="auto" w:sz="4" w:space="0"/>
           </w:tblBorders>
+          <w:tblCellMar>
+            <w:top w:w="0" w:type="dxa"/>
+            <w:left w:w="0" w:type="dxa"/>
+            <w:bottom w:w="0" w:type="dxa"/>
+            <w:right w:w="0" w:type="dxa"/>
+          </w:tblCellMar>
         </w:tblPrEx>
         <w:tc>
           <w:tcPr>
@@ -6340,6 +7654,12 @@
             <w:insideH w:val="single" w:color="auto" w:sz="4" w:space="0"/>
             <w:insideV w:val="single" w:color="auto" w:sz="4" w:space="0"/>
           </w:tblBorders>
+          <w:tblCellMar>
+            <w:top w:w="0" w:type="dxa"/>
+            <w:left w:w="0" w:type="dxa"/>
+            <w:bottom w:w="0" w:type="dxa"/>
+            <w:right w:w="0" w:type="dxa"/>
+          </w:tblCellMar>
         </w:tblPrEx>
         <w:tc>
           <w:tcPr>
@@ -6447,8 +7767,28 @@
       <w:r>
         <w:rPr>
           <w:rFonts w:hint="eastAsia" w:ascii="宋体" w:hAnsi="宋体" w:eastAsia="宋体" w:cs="宋体"/>
-        </w:rPr>
-        <w:t>4.3 验收清单</w:t>
+          <w:lang w:val="en-US" w:eastAsia="zh-CN"/>
+        </w:rPr>
+        <w:t>5</w:t>
+      </w:r>
+      <w:r>
+        <w:rPr>
+          <w:rFonts w:hint="eastAsia" w:ascii="宋体" w:hAnsi="宋体" w:eastAsia="宋体" w:cs="宋体"/>
+        </w:rPr>
+        <w:t>.3</w:t>
+      </w:r>
+      <w:r>
+        <w:rPr>
+          <w:rFonts w:hint="eastAsia" w:ascii="宋体" w:hAnsi="宋体" w:eastAsia="宋体" w:cs="宋体"/>
+          <w:lang w:val="en-US" w:eastAsia="zh-CN"/>
+        </w:rPr>
+        <w:t>.</w:t>
+      </w:r>
+      <w:r>
+        <w:rPr>
+          <w:rFonts w:hint="eastAsia" w:ascii="宋体" w:hAnsi="宋体" w:eastAsia="宋体" w:cs="宋体"/>
+        </w:rPr>
+        <w:t>验收清单</w:t>
       </w:r>
       <w:bookmarkEnd w:id="17"/>
     </w:p>
@@ -6740,22 +8080,6 @@
                       <a:ln w="6350">
                         <a:noFill/>
                       </a:ln>
-                      <a:extLst>
-                        <a:ext uri="{909E8E84-426E-40DD-AFC4-6F175D3DCCD1}">
-                          <a14:hiddenFill xmlns:a14="http://schemas.microsoft.com/office/drawing/2010/main">
-                            <a:solidFill>
-                              <a:schemeClr val="lt1"/>
-                            </a:solidFill>
-                          </a14:hiddenFill>
-                        </a:ext>
-                        <a:ext uri="{91240B29-F687-4F45-9708-019B960494DF}">
-                          <a14:hiddenLine xmlns:a14="http://schemas.microsoft.com/office/drawing/2010/main" w="6350">
-                            <a:solidFill>
-                              <a:prstClr val="black"/>
-                            </a:solidFill>
-                          </a14:hiddenLine>
-                        </a:ext>
-                      </a:extLst>
                     </wps:spPr>
                     <wps:style>
                       <a:lnRef idx="0">
@@ -6806,7 +8130,7 @@
         </mc:Choice>
         <mc:Fallback>
           <w:pict>
-            <v:shape id="_x0000_s1026" o:spid="_x0000_s1026" o:spt="202" type="#_x0000_t202" style="position:absolute;left:0pt;margin-top:0pt;height:144pt;width:144pt;mso-position-horizontal:center;mso-position-horizontal-relative:margin;mso-wrap-style:none;z-index:251659264;mso-width-relative:page;mso-height-relative:page;" filled="f" stroked="f" coordsize="21600,21600" o:gfxdata="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">
+            <v:shape id="_x0000_s1026" o:spid="_x0000_s1026" o:spt="202" type="#_x0000_t202" style="position:absolute;left:0pt;margin-top:0pt;height:144pt;width:144pt;mso-position-horizontal:center;mso-position-horizontal-relative:margin;mso-wrap-style:none;z-index:251659264;mso-width-relative:page;mso-height-relative:page;" filled="f" stroked="f" coordsize="21600,21600" o:gfxdata="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">
               <v:fill on="f" focussize="0,0"/>
               <v:stroke on="f" weight="0.5pt"/>
               <v:imagedata o:title=""/>
@@ -6985,8 +8309,8 @@
     <w:lsdException w:unhideWhenUsed="0" w:uiPriority="0" w:semiHidden="0" w:name="index 8"/>
     <w:lsdException w:unhideWhenUsed="0" w:uiPriority="0" w:semiHidden="0" w:name="index 9"/>
     <w:lsdException w:unhideWhenUsed="0" w:uiPriority="0" w:semiHidden="0" w:name="toc 1"/>
-    <w:lsdException w:unhideWhenUsed="0" w:uiPriority="0" w:semiHidden="0" w:name="toc 2"/>
-    <w:lsdException w:unhideWhenUsed="0" w:uiPriority="0" w:semiHidden="0" w:name="toc 3"/>
+    <w:lsdException w:qFormat="1" w:unhideWhenUsed="0" w:uiPriority="0" w:semiHidden="0" w:name="toc 2"/>
+    <w:lsdException w:qFormat="1" w:unhideWhenUsed="0" w:uiPriority="0" w:semiHidden="0" w:name="toc 3"/>
     <w:lsdException w:unhideWhenUsed="0" w:uiPriority="0" w:semiHidden="0" w:name="toc 4"/>
     <w:lsdException w:unhideWhenUsed="0" w:uiPriority="0" w:semiHidden="0" w:name="toc 5"/>
     <w:lsdException w:unhideWhenUsed="0" w:uiPriority="0" w:semiHidden="0" w:name="toc 6"/>
@@ -6997,7 +8321,7 @@
     <w:lsdException w:unhideWhenUsed="0" w:uiPriority="0" w:semiHidden="0" w:name="footnote text"/>
     <w:lsdException w:unhideWhenUsed="0" w:uiPriority="0" w:semiHidden="0" w:name="annotation text"/>
     <w:lsdException w:unhideWhenUsed="0" w:uiPriority="0" w:semiHidden="0" w:name="header"/>
-    <w:lsdException w:unhideWhenUsed="0" w:uiPriority="0" w:semiHidden="0" w:name="footer"/>
+    <w:lsdException w:qFormat="1" w:unhideWhenUsed="0" w:uiPriority="0" w:semiHidden="0" w:name="footer"/>
     <w:lsdException w:unhideWhenUsed="0" w:uiPriority="0" w:semiHidden="0" w:name="index heading"/>
     <w:lsdException w:qFormat="1" w:uiPriority="0" w:name="caption"/>
     <w:lsdException w:unhideWhenUsed="0" w:uiPriority="0" w:semiHidden="0" w:name="table of figures"/>
@@ -7030,7 +8354,7 @@
     <w:lsdException w:qFormat="1" w:unhideWhenUsed="0" w:uiPriority="0" w:semiHidden="0" w:name="Title"/>
     <w:lsdException w:unhideWhenUsed="0" w:uiPriority="0" w:semiHidden="0" w:name="Closing"/>
     <w:lsdException w:unhideWhenUsed="0" w:uiPriority="0" w:semiHidden="0" w:name="Signature"/>
-    <w:lsdException w:unhideWhenUsed="0" w:uiPriority="0" w:name="Default Paragraph Font"/>
+    <w:lsdException w:qFormat="1" w:unhideWhenUsed="0" w:uiPriority="0" w:name="Default Paragraph Font"/>
     <w:lsdException w:unhideWhenUsed="0" w:uiPriority="0" w:semiHidden="0" w:name="Body Text"/>
     <w:lsdException w:unhideWhenUsed="0" w:uiPriority="0" w:semiHidden="0" w:name="Body Text Indent"/>
     <w:lsdException w:unhideWhenUsed="0" w:uiPriority="0" w:semiHidden="0" w:name="List Continue"/>
@@ -7068,7 +8392,7 @@
     <w:lsdException w:unhideWhenUsed="0" w:uiPriority="0" w:semiHidden="0" w:name="HTML Sample"/>
     <w:lsdException w:unhideWhenUsed="0" w:uiPriority="0" w:semiHidden="0" w:name="HTML Typewriter"/>
     <w:lsdException w:unhideWhenUsed="0" w:uiPriority="0" w:semiHidden="0" w:name="HTML Variable"/>
-    <w:lsdException w:unhideWhenUsed="0" w:uiPriority="0" w:name="Normal Table"/>
+    <w:lsdException w:qFormat="1" w:unhideWhenUsed="0" w:uiPriority="0" w:name="Normal Table"/>
     <w:lsdException w:unhideWhenUsed="0" w:uiPriority="0" w:semiHidden="0" w:name="annotation subject"/>
     <w:lsdException w:unhideWhenUsed="0" w:uiPriority="0" w:semiHidden="0" w:name="Table Simple 1"/>
     <w:lsdException w:unhideWhenUsed="0" w:uiPriority="0" w:semiHidden="0" w:name="Table Simple 2"/>
@@ -7310,11 +8634,13 @@
   <w:style w:type="character" w:default="1" w:styleId="12">
     <w:name w:val="Default Paragraph Font"/>
     <w:semiHidden/>
+    <w:qFormat/>
     <w:uiPriority w:val="0"/>
   </w:style>
   <w:style w:type="table" w:default="1" w:styleId="11">
     <w:name w:val="Normal Table"/>
     <w:semiHidden/>
+    <w:qFormat/>
     <w:uiPriority w:val="0"/>
     <w:tblPr>
       <w:tblCellMar>
@@ -7329,6 +8655,7 @@
     <w:name w:val="toc 3"/>
     <w:basedOn w:val="1"/>
     <w:next w:val="1"/>
+    <w:qFormat/>
     <w:uiPriority w:val="0"/>
     <w:pPr>
       <w:ind w:left="840" w:leftChars="400"/>
@@ -7337,6 +8664,7 @@
   <w:style w:type="paragraph" w:styleId="7">
     <w:name w:val="footer"/>
     <w:basedOn w:val="1"/>
+    <w:qFormat/>
     <w:uiPriority w:val="0"/>
     <w:pPr>
       <w:tabs>
@@ -7384,6 +8712,7 @@
     <w:name w:val="toc 2"/>
     <w:basedOn w:val="1"/>
     <w:next w:val="1"/>
+    <w:qFormat/>
     <w:uiPriority w:val="0"/>
     <w:pPr>
       <w:ind w:left="420" w:leftChars="200"/>
@@ -7653,6 +8982,7 @@
   <customSectProps>
     <customSectPr/>
     <customSectPr/>
+    <customSectPr/>
   </customSectProps>
   <customShpExts>
     <customShpInfo spid="_x0000_s1026" textRotate="1"/>

--- a/GDD.docx
+++ b/GDD.docx
@@ -4201,6 +4201,106 @@
       <w:pPr>
         <w:ind w:firstLine="420" w:firstLineChars="0"/>
         <w:rPr>
+          <w:rFonts w:hint="eastAsia" w:ascii="宋体" w:hAnsi="宋体" w:eastAsia="宋体" w:cs="宋体"/>
+          <w:sz w:val="24"/>
+          <w:szCs w:val="24"/>
+          <w:lang w:val="en-US" w:eastAsia="zh-CN"/>
+        </w:rPr>
+      </w:pPr>
+      <w:r>
+        <w:rPr>
+          <w:rFonts w:hint="eastAsia" w:ascii="宋体" w:hAnsi="宋体" w:eastAsia="宋体" w:cs="宋体"/>
+          <w:sz w:val="24"/>
+          <w:szCs w:val="24"/>
+          <w:lang w:val="en-US" w:eastAsia="zh-CN"/>
+        </w:rPr>
+        <w:t>保护：起身后短暂进入，无法受到攻击</w:t>
+      </w:r>
+    </w:p>
+    <w:p>
+      <w:pPr>
+        <w:outlineLvl w:val="2"/>
+        <w:rPr>
+          <w:rFonts w:hint="eastAsia" w:ascii="宋体" w:hAnsi="宋体" w:eastAsia="宋体" w:cs="宋体"/>
+          <w:sz w:val="28"/>
+          <w:szCs w:val="28"/>
+          <w:lang w:val="en-US" w:eastAsia="zh-CN"/>
+        </w:rPr>
+      </w:pPr>
+      <w:r>
+        <w:rPr>
+          <w:rFonts w:hint="eastAsia" w:ascii="宋体" w:hAnsi="宋体" w:eastAsia="宋体" w:cs="宋体"/>
+          <w:sz w:val="28"/>
+          <w:szCs w:val="28"/>
+          <w:lang w:val="en-US" w:eastAsia="zh-CN"/>
+        </w:rPr>
+        <w:t>3.1.2.角色能力</w:t>
+      </w:r>
+    </w:p>
+    <w:p>
+      <w:pPr>
+        <w:ind w:firstLine="420" w:firstLineChars="0"/>
+        <w:rPr>
+          <w:rFonts w:hint="eastAsia" w:ascii="宋体" w:hAnsi="宋体" w:eastAsia="宋体" w:cs="宋体"/>
+          <w:sz w:val="24"/>
+          <w:szCs w:val="24"/>
+          <w:lang w:val="en-US" w:eastAsia="zh-CN"/>
+        </w:rPr>
+      </w:pPr>
+      <w:r>
+        <w:rPr>
+          <w:rFonts w:hint="eastAsia" w:ascii="宋体" w:hAnsi="宋体" w:eastAsia="宋体" w:cs="宋体"/>
+          <w:sz w:val="24"/>
+          <w:szCs w:val="24"/>
+          <w:lang w:val="en-US" w:eastAsia="zh-CN"/>
+        </w:rPr>
+        <w:t>移动：前后（x轴），上下（y轴）移动，移速为</w:t>
+      </w:r>
+    </w:p>
+    <w:p>
+      <w:pPr>
+        <w:ind w:firstLine="420" w:firstLineChars="0"/>
+        <w:rPr>
+          <w:rFonts w:hint="eastAsia" w:ascii="宋体" w:hAnsi="宋体" w:eastAsia="宋体" w:cs="宋体"/>
+          <w:sz w:val="24"/>
+          <w:szCs w:val="24"/>
+          <w:lang w:val="en-US" w:eastAsia="zh-CN"/>
+        </w:rPr>
+      </w:pPr>
+      <w:r>
+        <w:rPr>
+          <w:rFonts w:hint="eastAsia" w:ascii="宋体" w:hAnsi="宋体" w:eastAsia="宋体" w:cs="宋体"/>
+          <w:sz w:val="24"/>
+          <w:szCs w:val="24"/>
+          <w:lang w:val="en-US" w:eastAsia="zh-CN"/>
+        </w:rPr>
+        <w:t>血量：数值为</w:t>
+      </w:r>
+    </w:p>
+    <w:p>
+      <w:pPr>
+        <w:ind w:firstLine="420" w:firstLineChars="0"/>
+        <w:rPr>
+          <w:rFonts w:hint="eastAsia" w:ascii="宋体" w:hAnsi="宋体" w:eastAsia="宋体" w:cs="宋体"/>
+          <w:sz w:val="24"/>
+          <w:szCs w:val="24"/>
+          <w:lang w:val="en-US" w:eastAsia="zh-CN"/>
+        </w:rPr>
+      </w:pPr>
+      <w:r>
+        <w:rPr>
+          <w:rFonts w:hint="eastAsia" w:ascii="宋体" w:hAnsi="宋体" w:eastAsia="宋体" w:cs="宋体"/>
+          <w:sz w:val="24"/>
+          <w:szCs w:val="24"/>
+          <w:lang w:val="en-US" w:eastAsia="zh-CN"/>
+        </w:rPr>
+        <w:t>奥义点：上限为4颗，下限为0颗</w:t>
+      </w:r>
+    </w:p>
+    <w:p>
+      <w:pPr>
+        <w:ind w:firstLine="420" w:firstLineChars="0"/>
+        <w:rPr>
           <w:rFonts w:hint="default" w:ascii="宋体" w:hAnsi="宋体" w:eastAsia="宋体" w:cs="宋体"/>
           <w:sz w:val="24"/>
           <w:szCs w:val="24"/>
@@ -4214,10 +4314,233 @@
           <w:szCs w:val="24"/>
           <w:lang w:val="en-US" w:eastAsia="zh-CN"/>
         </w:rPr>
-        <w:t>保护：起身后短暂进入，无法受到攻击</w:t>
-      </w:r>
+        <w:t>替身：当拥有奥义点，操控角色在受击状态，且不在冷却时可使用，检测 内是否有敌人，如果存在，角色移动至其身后，并进入 保护状态。使用后进入 冷却</w:t>
+      </w:r>
+    </w:p>
+    <w:p>
+      <w:pPr>
+        <w:ind w:firstLine="420" w:firstLineChars="0"/>
+        <w:rPr>
+          <w:rFonts w:hint="eastAsia" w:ascii="宋体" w:hAnsi="宋体" w:eastAsia="宋体" w:cs="宋体"/>
+          <w:sz w:val="24"/>
+          <w:szCs w:val="24"/>
+          <w:lang w:val="en-US" w:eastAsia="zh-CN"/>
+        </w:rPr>
+      </w:pPr>
+      <w:r>
+        <w:rPr>
+          <w:rFonts w:hint="eastAsia" w:ascii="宋体" w:hAnsi="宋体" w:eastAsia="宋体" w:cs="宋体"/>
+          <w:sz w:val="24"/>
+          <w:szCs w:val="24"/>
+          <w:lang w:val="en-US" w:eastAsia="zh-CN"/>
+        </w:rPr>
+        <w:t>下落：加速度为</w:t>
+      </w:r>
+    </w:p>
+    <w:p>
+      <w:pPr>
+        <w:ind w:firstLine="420" w:firstLineChars="0"/>
+        <w:rPr>
+          <w:rFonts w:hint="default" w:ascii="宋体" w:hAnsi="宋体" w:eastAsia="宋体" w:cs="宋体"/>
+          <w:sz w:val="24"/>
+          <w:szCs w:val="24"/>
+          <w:lang w:val="en-US" w:eastAsia="zh-CN"/>
+        </w:rPr>
+      </w:pPr>
+      <w:r>
+        <w:rPr>
+          <w:rFonts w:hint="eastAsia" w:ascii="宋体" w:hAnsi="宋体" w:eastAsia="宋体" w:cs="宋体"/>
+          <w:sz w:val="24"/>
+          <w:szCs w:val="24"/>
+          <w:lang w:val="en-US" w:eastAsia="zh-CN"/>
+        </w:rPr>
+        <w:t>无敌帧：无法受到攻击的动画帧</w:t>
+      </w:r>
+    </w:p>
+    <w:p>
+      <w:pPr>
+        <w:outlineLvl w:val="2"/>
+        <w:rPr>
+          <w:rFonts w:hint="default" w:ascii="宋体" w:hAnsi="宋体" w:eastAsia="宋体" w:cs="宋体"/>
+          <w:sz w:val="28"/>
+          <w:szCs w:val="28"/>
+          <w:lang w:val="en-US" w:eastAsia="zh-CN"/>
+        </w:rPr>
+      </w:pPr>
+      <w:r>
+        <w:rPr>
+          <w:rFonts w:hint="eastAsia" w:ascii="宋体" w:hAnsi="宋体" w:eastAsia="宋体" w:cs="宋体"/>
+          <w:sz w:val="28"/>
+          <w:szCs w:val="28"/>
+          <w:lang w:val="en-US" w:eastAsia="zh-CN"/>
+        </w:rPr>
+        <w:t>3.1.3.场景</w:t>
+      </w:r>
+    </w:p>
+    <w:p>
+      <w:pPr>
+        <w:ind w:firstLine="420" w:firstLineChars="0"/>
+        <w:rPr>
+          <w:rFonts w:hint="eastAsia" w:ascii="宋体" w:hAnsi="宋体" w:eastAsia="宋体" w:cs="宋体"/>
+          <w:sz w:val="24"/>
+          <w:szCs w:val="24"/>
+          <w:lang w:val="en-US" w:eastAsia="zh-CN"/>
+        </w:rPr>
+      </w:pPr>
+      <w:r>
+        <w:rPr>
+          <w:rFonts w:hint="eastAsia" w:ascii="宋体" w:hAnsi="宋体" w:eastAsia="宋体" w:cs="宋体"/>
+          <w:sz w:val="24"/>
+          <w:szCs w:val="24"/>
+          <w:lang w:val="en-US" w:eastAsia="zh-CN"/>
+        </w:rPr>
+        <w:t>决斗场：场景大小为 ，可移动区域为</w:t>
+      </w:r>
+    </w:p>
+    <w:p>
+      <w:pPr>
+        <w:ind w:firstLine="420" w:firstLineChars="0"/>
+        <w:rPr>
+          <w:rFonts w:hint="eastAsia" w:ascii="宋体" w:hAnsi="宋体" w:eastAsia="宋体" w:cs="宋体"/>
+          <w:sz w:val="24"/>
+          <w:szCs w:val="24"/>
+          <w:lang w:val="en-US" w:eastAsia="zh-CN"/>
+        </w:rPr>
+      </w:pPr>
+      <w:r>
+        <w:rPr>
+          <w:rFonts w:hint="eastAsia" w:ascii="宋体" w:hAnsi="宋体" w:eastAsia="宋体" w:cs="宋体"/>
+          <w:sz w:val="24"/>
+          <w:szCs w:val="24"/>
+          <w:lang w:val="en-US" w:eastAsia="zh-CN"/>
+        </w:rPr>
+        <w:t>摄像头：以角色前方 为中心点，平滑追踪，可移动区域为 ；线性震动</w:t>
+      </w:r>
+    </w:p>
+    <w:p>
+      <w:pPr>
+        <w:outlineLvl w:val="2"/>
+        <w:rPr>
+          <w:rFonts w:hint="default" w:ascii="宋体" w:hAnsi="宋体" w:eastAsia="宋体" w:cs="宋体"/>
+          <w:sz w:val="28"/>
+          <w:szCs w:val="28"/>
+          <w:lang w:val="en-US" w:eastAsia="zh-CN"/>
+        </w:rPr>
+      </w:pPr>
+      <w:r>
+        <w:rPr>
+          <w:rFonts w:hint="eastAsia" w:ascii="宋体" w:hAnsi="宋体" w:eastAsia="宋体" w:cs="宋体"/>
+          <w:sz w:val="28"/>
+          <w:szCs w:val="28"/>
+          <w:lang w:val="en-US" w:eastAsia="zh-CN"/>
+        </w:rPr>
+        <w:t>3.1.4.界面</w:t>
+      </w:r>
+    </w:p>
+    <w:p>
+      <w:pPr>
+        <w:ind w:firstLine="420" w:firstLineChars="0"/>
+        <w:rPr>
+          <w:rFonts w:hint="eastAsia" w:ascii="宋体" w:hAnsi="宋体" w:eastAsia="宋体" w:cs="宋体"/>
+          <w:sz w:val="24"/>
+          <w:szCs w:val="24"/>
+          <w:lang w:val="en-US" w:eastAsia="zh-CN"/>
+        </w:rPr>
+      </w:pPr>
+      <w:r>
+        <w:rPr>
+          <w:rFonts w:hint="eastAsia" w:ascii="宋体" w:hAnsi="宋体" w:eastAsia="宋体" w:cs="宋体"/>
+          <w:sz w:val="24"/>
+          <w:szCs w:val="24"/>
+          <w:lang w:val="en-US" w:eastAsia="zh-CN"/>
+        </w:rPr>
+        <w:t>角色状态：左右上角；菱形角色头像靠近屏幕边缘，旁边角色名称、血量条、奥义点槽从上到下排列，朝向屏幕中央</w:t>
+      </w:r>
+    </w:p>
+    <w:p>
+      <w:pPr>
+        <w:ind w:firstLine="420" w:firstLineChars="0"/>
+        <w:rPr>
+          <w:rFonts w:hint="eastAsia" w:ascii="宋体" w:hAnsi="宋体" w:eastAsia="宋体" w:cs="宋体"/>
+          <w:sz w:val="24"/>
+          <w:szCs w:val="24"/>
+          <w:lang w:val="en-US" w:eastAsia="zh-CN"/>
+        </w:rPr>
+      </w:pPr>
+      <w:r>
+        <w:rPr>
+          <w:rFonts w:hint="eastAsia" w:ascii="宋体" w:hAnsi="宋体" w:eastAsia="宋体" w:cs="宋体"/>
+          <w:sz w:val="24"/>
+          <w:szCs w:val="24"/>
+          <w:lang w:val="en-US" w:eastAsia="zh-CN"/>
+        </w:rPr>
+        <w:t>能力栏：角色状态下方；奥义栏靠近屏幕边缘，旁边技能一、技能二、秘卷栏、通灵栏依次排列，朝向屏幕中央</w:t>
+      </w:r>
+    </w:p>
+    <w:p>
+      <w:pPr>
+        <w:ind w:firstLine="420" w:firstLineChars="0"/>
+        <w:rPr>
+          <w:rFonts w:hint="eastAsia" w:ascii="宋体" w:hAnsi="宋体" w:eastAsia="宋体" w:cs="宋体"/>
+          <w:sz w:val="24"/>
+          <w:szCs w:val="24"/>
+          <w:lang w:val="en-US" w:eastAsia="zh-CN"/>
+        </w:rPr>
+      </w:pPr>
+      <w:r>
+        <w:rPr>
+          <w:rFonts w:hint="eastAsia" w:ascii="宋体" w:hAnsi="宋体" w:eastAsia="宋体" w:cs="宋体"/>
+          <w:sz w:val="24"/>
+          <w:szCs w:val="24"/>
+          <w:lang w:val="en-US" w:eastAsia="zh-CN"/>
+        </w:rPr>
+        <w:t>计时器：中上</w:t>
+      </w:r>
+    </w:p>
+    <w:p>
+      <w:pPr>
+        <w:ind w:firstLine="420" w:firstLineChars="0"/>
+        <w:rPr>
+          <w:rFonts w:hint="default" w:ascii="宋体" w:hAnsi="宋体" w:eastAsia="宋体" w:cs="宋体"/>
+          <w:sz w:val="24"/>
+          <w:szCs w:val="24"/>
+          <w:lang w:val="en-US" w:eastAsia="zh-CN"/>
+        </w:rPr>
+      </w:pPr>
       <w:bookmarkStart w:id="18" w:name="_GoBack"/>
       <w:bookmarkEnd w:id="18"/>
+    </w:p>
+    <w:p>
+      <w:pPr>
+        <w:ind w:firstLine="420" w:firstLineChars="0"/>
+        <w:rPr>
+          <w:rFonts w:hint="default" w:ascii="宋体" w:hAnsi="宋体" w:eastAsia="宋体" w:cs="宋体"/>
+          <w:sz w:val="24"/>
+          <w:szCs w:val="24"/>
+          <w:lang w:val="en-US" w:eastAsia="zh-CN"/>
+        </w:rPr>
+      </w:pPr>
+    </w:p>
+    <w:p>
+      <w:pPr>
+        <w:ind w:firstLine="420" w:firstLineChars="0"/>
+        <w:rPr>
+          <w:rFonts w:hint="default" w:ascii="宋体" w:hAnsi="宋体" w:eastAsia="宋体" w:cs="宋体"/>
+          <w:sz w:val="24"/>
+          <w:szCs w:val="24"/>
+          <w:lang w:val="en-US" w:eastAsia="zh-CN"/>
+        </w:rPr>
+      </w:pPr>
+    </w:p>
+    <w:p>
+      <w:pPr>
+        <w:rPr>
+          <w:rFonts w:hint="default" w:ascii="宋体" w:hAnsi="宋体" w:eastAsia="宋体" w:cs="宋体"/>
+          <w:sz w:val="28"/>
+          <w:szCs w:val="28"/>
+          <w:lang w:val="en-US" w:eastAsia="zh-CN"/>
+        </w:rPr>
+      </w:pPr>
     </w:p>
     <w:p>
       <w:pPr>
@@ -6258,12 +6581,6 @@
             <w:insideH w:val="single" w:color="auto" w:sz="4" w:space="0"/>
             <w:insideV w:val="single" w:color="auto" w:sz="4" w:space="0"/>
           </w:tblBorders>
-          <w:tblCellMar>
-            <w:top w:w="0" w:type="dxa"/>
-            <w:left w:w="0" w:type="dxa"/>
-            <w:bottom w:w="0" w:type="dxa"/>
-            <w:right w:w="0" w:type="dxa"/>
-          </w:tblCellMar>
         </w:tblPrEx>
         <w:tc>
           <w:tcPr>

--- a/GDD.docx
+++ b/GDD.docx
@@ -4507,8 +4507,6 @@
           <w:lang w:val="en-US" w:eastAsia="zh-CN"/>
         </w:rPr>
       </w:pPr>
-      <w:bookmarkStart w:id="18" w:name="_GoBack"/>
-      <w:bookmarkEnd w:id="18"/>
     </w:p>
     <w:p>
       <w:pPr>
@@ -4584,11 +4582,64 @@
     </w:p>
     <w:p>
       <w:pPr>
+        <w:outlineLvl w:val="2"/>
+        <w:rPr>
+          <w:rFonts w:hint="eastAsia" w:ascii="宋体" w:hAnsi="宋体" w:eastAsia="宋体" w:cs="宋体"/>
+          <w:sz w:val="28"/>
+          <w:szCs w:val="28"/>
+          <w:lang w:val="en-US" w:eastAsia="zh-CN"/>
+        </w:rPr>
+      </w:pPr>
+      <w:r>
+        <w:rPr>
+          <w:rFonts w:hint="eastAsia" w:ascii="宋体" w:hAnsi="宋体" w:eastAsia="宋体" w:cs="宋体"/>
+          <w:sz w:val="28"/>
+          <w:szCs w:val="28"/>
+          <w:lang w:val="en-US" w:eastAsia="zh-CN"/>
+        </w:rPr>
+        <w:t>3.1.1.角色基础</w:t>
+      </w:r>
+    </w:p>
+    <w:p>
+      <w:pPr>
+        <w:ind w:firstLine="420" w:firstLineChars="0"/>
         <w:outlineLvl w:val="9"/>
         <w:rPr>
           <w:rFonts w:hint="eastAsia" w:ascii="宋体" w:hAnsi="宋体" w:eastAsia="宋体" w:cs="宋体"/>
-        </w:rPr>
-      </w:pPr>
+          <w:sz w:val="28"/>
+          <w:szCs w:val="28"/>
+          <w:lang w:val="en-US" w:eastAsia="zh-CN"/>
+        </w:rPr>
+      </w:pPr>
+      <w:r>
+        <w:rPr>
+          <w:rFonts w:hint="eastAsia" w:ascii="宋体" w:hAnsi="宋体" w:eastAsia="宋体" w:cs="宋体"/>
+          <w:sz w:val="24"/>
+          <w:szCs w:val="24"/>
+          <w:lang w:val="en-US" w:eastAsia="zh-CN"/>
+        </w:rPr>
+        <w:t>决斗场：场</w:t>
+      </w:r>
+    </w:p>
+    <w:p>
+      <w:pPr>
+        <w:outlineLvl w:val="2"/>
+        <w:rPr>
+          <w:rFonts w:hint="default" w:ascii="宋体" w:hAnsi="宋体" w:eastAsia="宋体" w:cs="宋体"/>
+          <w:sz w:val="28"/>
+          <w:szCs w:val="28"/>
+          <w:lang w:val="en-US" w:eastAsia="zh-CN"/>
+        </w:rPr>
+      </w:pPr>
+      <w:r>
+        <w:rPr>
+          <w:rFonts w:hint="eastAsia" w:ascii="宋体" w:hAnsi="宋体" w:eastAsia="宋体" w:cs="宋体"/>
+          <w:sz w:val="28"/>
+          <w:szCs w:val="28"/>
+          <w:lang w:val="en-US" w:eastAsia="zh-CN"/>
+        </w:rPr>
+        <w:t>3.1.2.面麻</w:t>
+      </w:r>
     </w:p>
     <w:p>
       <w:pPr>
@@ -4776,6 +4827,30 @@
     </w:p>
     <w:p>
       <w:pPr>
+        <w:outlineLvl w:val="9"/>
+        <w:rPr>
+          <w:rFonts w:hint="eastAsia" w:ascii="宋体" w:hAnsi="宋体" w:eastAsia="宋体" w:cs="宋体"/>
+        </w:rPr>
+      </w:pPr>
+    </w:p>
+    <w:p>
+      <w:pPr>
+        <w:outlineLvl w:val="9"/>
+        <w:rPr>
+          <w:rFonts w:hint="eastAsia" w:ascii="宋体" w:hAnsi="宋体" w:eastAsia="宋体" w:cs="宋体"/>
+        </w:rPr>
+      </w:pPr>
+    </w:p>
+    <w:p>
+      <w:pPr>
+        <w:outlineLvl w:val="9"/>
+        <w:rPr>
+          <w:rFonts w:hint="eastAsia" w:ascii="宋体" w:hAnsi="宋体" w:eastAsia="宋体" w:cs="宋体"/>
+        </w:rPr>
+      </w:pPr>
+    </w:p>
+    <w:p>
+      <w:pPr>
         <w:pStyle w:val="2"/>
         <w:rPr>
           <w:rFonts w:hint="eastAsia" w:ascii="宋体" w:hAnsi="宋体" w:eastAsia="宋体" w:cs="宋体"/>
@@ -4802,6 +4877,7 @@
         <w:pStyle w:val="3"/>
         <w:rPr>
           <w:rFonts w:hint="eastAsia" w:ascii="宋体" w:hAnsi="宋体" w:eastAsia="宋体" w:cs="宋体"/>
+          <w:lang w:val="en-US" w:eastAsia="zh-CN"/>
         </w:rPr>
       </w:pPr>
       <w:bookmarkStart w:id="9" w:name="_Toc17616"/>
@@ -4825,32 +4901,155 @@
         </w:rPr>
         <w:t>.</w:t>
       </w:r>
-      <w:r>
-        <w:rPr>
-          <w:rFonts w:hint="eastAsia" w:ascii="宋体" w:hAnsi="宋体" w:eastAsia="宋体" w:cs="宋体"/>
-        </w:rPr>
-        <w:t>C++/蓝图分工</w:t>
-      </w:r>
       <w:bookmarkEnd w:id="9"/>
-    </w:p>
-    <w:p>
-      <w:pPr>
-        <w:rPr>
-          <w:rFonts w:hint="eastAsia" w:ascii="宋体" w:hAnsi="宋体" w:eastAsia="宋体" w:cs="宋体"/>
-        </w:rPr>
-      </w:pPr>
-      <w:r>
-        <w:rPr>
-          <w:rFonts w:hint="eastAsia" w:ascii="宋体" w:hAnsi="宋体" w:eastAsia="宋体" w:cs="宋体"/>
-        </w:rPr>
-        <w:t>└─────────────────────────────────────┘</w:t>
-      </w:r>
+      <w:r>
+        <w:rPr>
+          <w:rFonts w:hint="eastAsia" w:ascii="宋体" w:hAnsi="宋体" w:eastAsia="宋体" w:cs="宋体"/>
+          <w:lang w:val="en-US" w:eastAsia="zh-CN"/>
+        </w:rPr>
+        <w:t>项目架构</w:t>
+      </w:r>
+    </w:p>
+    <w:p>
+      <w:pPr>
+        <w:ind w:firstLine="420" w:firstLineChars="0"/>
+        <w:rPr>
+          <w:rFonts w:hint="eastAsia" w:ascii="宋体" w:hAnsi="宋体" w:eastAsia="宋体" w:cs="宋体"/>
+          <w:b w:val="0"/>
+          <w:bCs w:val="0"/>
+          <w:sz w:val="24"/>
+          <w:szCs w:val="24"/>
+          <w:lang w:val="en-US" w:eastAsia="zh-CN"/>
+        </w:rPr>
+      </w:pPr>
+      <w:r>
+        <w:rPr>
+          <w:rFonts w:hint="eastAsia" w:ascii="宋体" w:hAnsi="宋体" w:eastAsia="宋体" w:cs="宋体"/>
+          <w:b w:val="0"/>
+          <w:bCs w:val="0"/>
+          <w:sz w:val="24"/>
+          <w:szCs w:val="24"/>
+          <w:lang w:val="en-US" w:eastAsia="zh-CN"/>
+        </w:rPr>
+        <w:t>Naruto/</w:t>
+      </w:r>
+    </w:p>
+    <w:p>
+      <w:pPr>
+        <w:ind w:left="420" w:leftChars="0" w:firstLine="420" w:firstLineChars="0"/>
+        <w:rPr>
+          <w:rFonts w:hint="eastAsia" w:ascii="宋体" w:hAnsi="宋体" w:eastAsia="宋体" w:cs="宋体"/>
+          <w:b w:val="0"/>
+          <w:bCs w:val="0"/>
+          <w:sz w:val="24"/>
+          <w:szCs w:val="24"/>
+          <w:lang w:val="en-US" w:eastAsia="zh-CN"/>
+        </w:rPr>
+      </w:pPr>
+      <w:r>
+        <w:rPr>
+          <w:rFonts w:hint="eastAsia" w:ascii="宋体" w:hAnsi="宋体" w:eastAsia="宋体" w:cs="宋体"/>
+          <w:b w:val="0"/>
+          <w:bCs w:val="0"/>
+          <w:sz w:val="24"/>
+          <w:szCs w:val="24"/>
+          <w:lang w:val="en-US" w:eastAsia="zh-CN"/>
+        </w:rPr>
+        <w:t>|-Content/Game/</w:t>
+      </w:r>
+    </w:p>
+    <w:p>
+      <w:pPr>
+        <w:ind w:left="420" w:leftChars="0" w:firstLine="420" w:firstLineChars="0"/>
+        <w:rPr>
+          <w:rFonts w:hint="default" w:ascii="宋体" w:hAnsi="宋体" w:eastAsia="宋体" w:cs="宋体"/>
+          <w:b w:val="0"/>
+          <w:bCs w:val="0"/>
+          <w:sz w:val="24"/>
+          <w:szCs w:val="24"/>
+          <w:lang w:val="en-US" w:eastAsia="zh-CN"/>
+        </w:rPr>
+      </w:pPr>
+      <w:r>
+        <w:rPr>
+          <w:rFonts w:hint="eastAsia" w:ascii="宋体" w:hAnsi="宋体" w:eastAsia="宋体" w:cs="宋体"/>
+          <w:b w:val="0"/>
+          <w:bCs w:val="0"/>
+          <w:sz w:val="24"/>
+          <w:szCs w:val="24"/>
+          <w:lang w:val="en-US" w:eastAsia="zh-CN"/>
+        </w:rPr>
+        <w:t>|</w:t>
+      </w:r>
+      <w:r>
+        <w:rPr>
+          <w:rFonts w:hint="eastAsia" w:ascii="宋体" w:hAnsi="宋体" w:eastAsia="宋体" w:cs="宋体"/>
+          <w:b w:val="0"/>
+          <w:bCs w:val="0"/>
+          <w:sz w:val="24"/>
+          <w:szCs w:val="24"/>
+          <w:lang w:val="en-US" w:eastAsia="zh-CN"/>
+        </w:rPr>
+        <w:tab/>
+        <w:t>|-Map/</w:t>
+      </w:r>
+    </w:p>
+    <w:p>
+      <w:pPr>
+        <w:ind w:left="420" w:leftChars="0" w:firstLine="420" w:firstLineChars="0"/>
+        <w:rPr>
+          <w:rFonts w:hint="eastAsia" w:ascii="宋体" w:hAnsi="宋体" w:eastAsia="宋体" w:cs="宋体"/>
+          <w:b w:val="0"/>
+          <w:bCs w:val="0"/>
+          <w:sz w:val="24"/>
+          <w:szCs w:val="24"/>
+          <w:lang w:val="en-US" w:eastAsia="zh-CN"/>
+        </w:rPr>
+      </w:pPr>
+      <w:r>
+        <w:rPr>
+          <w:rFonts w:hint="eastAsia" w:ascii="宋体" w:hAnsi="宋体" w:eastAsia="宋体" w:cs="宋体"/>
+          <w:b w:val="0"/>
+          <w:bCs w:val="0"/>
+          <w:sz w:val="24"/>
+          <w:szCs w:val="24"/>
+          <w:lang w:val="en-US" w:eastAsia="zh-CN"/>
+        </w:rPr>
+        <w:t>|-Source/</w:t>
+      </w:r>
+    </w:p>
+    <w:p>
+      <w:pPr>
+        <w:ind w:left="840" w:leftChars="0" w:firstLine="420" w:firstLineChars="0"/>
+        <w:rPr>
+          <w:rFonts w:hint="default" w:ascii="宋体" w:hAnsi="宋体" w:eastAsia="宋体" w:cs="宋体"/>
+          <w:b w:val="0"/>
+          <w:bCs w:val="0"/>
+          <w:sz w:val="24"/>
+          <w:szCs w:val="24"/>
+          <w:lang w:val="en-US" w:eastAsia="zh-CN"/>
+        </w:rPr>
+      </w:pPr>
+      <w:r>
+        <w:rPr>
+          <w:rFonts w:hint="eastAsia" w:ascii="宋体" w:hAnsi="宋体" w:eastAsia="宋体" w:cs="宋体"/>
+          <w:b w:val="0"/>
+          <w:bCs w:val="0"/>
+          <w:sz w:val="24"/>
+          <w:szCs w:val="24"/>
+          <w:lang w:val="en-US" w:eastAsia="zh-CN"/>
+        </w:rPr>
+        <w:t>|-</w:t>
+      </w:r>
+      <w:bookmarkStart w:id="17" w:name="_GoBack"/>
+      <w:bookmarkEnd w:id="17"/>
     </w:p>
     <w:p>
       <w:pPr>
         <w:pStyle w:val="3"/>
         <w:rPr>
           <w:rFonts w:hint="eastAsia" w:ascii="宋体" w:hAnsi="宋体" w:eastAsia="宋体" w:cs="宋体"/>
+          <w:lang w:val="en-US" w:eastAsia="zh-CN"/>
         </w:rPr>
       </w:pPr>
       <w:bookmarkStart w:id="10" w:name="_Toc4643"/>
@@ -4878,735 +5077,17 @@
         <w:rPr>
           <w:rFonts w:hint="eastAsia" w:ascii="宋体" w:hAnsi="宋体" w:eastAsia="宋体" w:cs="宋体"/>
         </w:rPr>
-        <w:t>核心类设计（C++）</w:t>
+        <w:t>核心</w:t>
       </w:r>
       <w:bookmarkEnd w:id="10"/>
-    </w:p>
-    <w:tbl>
-      <w:tblPr>
-        <w:tblStyle w:val="11"/>
-        <w:tblW w:w="8942" w:type="dxa"/>
-        <w:tblInd w:w="0" w:type="dxa"/>
-        <w:tblBorders>
-          <w:top w:val="single" w:color="auto" w:sz="4" w:space="0"/>
-          <w:left w:val="single" w:color="auto" w:sz="4" w:space="0"/>
-          <w:bottom w:val="single" w:color="auto" w:sz="4" w:space="0"/>
-          <w:right w:val="single" w:color="auto" w:sz="4" w:space="0"/>
-          <w:insideH w:val="single" w:color="auto" w:sz="4" w:space="0"/>
-          <w:insideV w:val="single" w:color="auto" w:sz="4" w:space="0"/>
-        </w:tblBorders>
-        <w:tblLayout w:type="fixed"/>
-        <w:tblCellMar>
-          <w:top w:w="0" w:type="dxa"/>
-          <w:left w:w="0" w:type="dxa"/>
-          <w:bottom w:w="0" w:type="dxa"/>
-          <w:right w:w="0" w:type="dxa"/>
-        </w:tblCellMar>
-      </w:tblPr>
-      <w:tblGrid>
-        <w:gridCol w:w="3062"/>
-        <w:gridCol w:w="1241"/>
-        <w:gridCol w:w="1769"/>
-        <w:gridCol w:w="2870"/>
-      </w:tblGrid>
-      <w:tr>
-        <w:tblPrEx>
-          <w:tblBorders>
-            <w:top w:val="single" w:color="auto" w:sz="4" w:space="0"/>
-            <w:left w:val="single" w:color="auto" w:sz="4" w:space="0"/>
-            <w:bottom w:val="single" w:color="auto" w:sz="4" w:space="0"/>
-            <w:right w:val="single" w:color="auto" w:sz="4" w:space="0"/>
-            <w:insideH w:val="single" w:color="auto" w:sz="4" w:space="0"/>
-            <w:insideV w:val="single" w:color="auto" w:sz="4" w:space="0"/>
-          </w:tblBorders>
-          <w:tblCellMar>
-            <w:top w:w="0" w:type="dxa"/>
-            <w:left w:w="0" w:type="dxa"/>
-            <w:bottom w:w="0" w:type="dxa"/>
-            <w:right w:w="0" w:type="dxa"/>
-          </w:tblCellMar>
-        </w:tblPrEx>
-        <w:tc>
-          <w:tcPr>
-            <w:tcW w:w="3062" w:type="dxa"/>
-            <w:tcMar>
-              <w:left w:w="108" w:type="dxa"/>
-              <w:right w:w="108" w:type="dxa"/>
-            </w:tcMar>
-            <w:vAlign w:val="center"/>
-          </w:tcPr>
-          <w:p>
-            <w:pPr>
-              <w:jc w:val="center"/>
-              <w:rPr>
-                <w:rFonts w:hint="eastAsia" w:ascii="宋体" w:hAnsi="宋体" w:eastAsia="宋体" w:cs="宋体"/>
-                <w:b/>
-              </w:rPr>
-            </w:pPr>
-            <w:r>
-              <w:rPr>
-                <w:rFonts w:hint="eastAsia" w:ascii="宋体" w:hAnsi="宋体" w:eastAsia="宋体" w:cs="宋体"/>
-                <w:b/>
-              </w:rPr>
-              <w:t>类</w:t>
-            </w:r>
-          </w:p>
-        </w:tc>
-        <w:tc>
-          <w:tcPr>
-            <w:tcW w:w="1241" w:type="dxa"/>
-            <w:tcMar>
-              <w:left w:w="108" w:type="dxa"/>
-              <w:right w:w="108" w:type="dxa"/>
-            </w:tcMar>
-            <w:vAlign w:val="center"/>
-          </w:tcPr>
-          <w:p>
-            <w:pPr>
-              <w:jc w:val="center"/>
-              <w:rPr>
-                <w:rFonts w:hint="eastAsia" w:ascii="宋体" w:hAnsi="宋体" w:eastAsia="宋体" w:cs="宋体"/>
-                <w:b/>
-              </w:rPr>
-            </w:pPr>
-            <w:r>
-              <w:rPr>
-                <w:rFonts w:hint="eastAsia" w:ascii="宋体" w:hAnsi="宋体" w:eastAsia="宋体" w:cs="宋体"/>
-                <w:b/>
-              </w:rPr>
-              <w:t>职责</w:t>
-            </w:r>
-          </w:p>
-        </w:tc>
-        <w:tc>
-          <w:tcPr>
-            <w:tcW w:w="1769" w:type="dxa"/>
-            <w:tcMar>
-              <w:left w:w="108" w:type="dxa"/>
-              <w:right w:w="108" w:type="dxa"/>
-            </w:tcMar>
-            <w:vAlign w:val="center"/>
-          </w:tcPr>
-          <w:p>
-            <w:pPr>
-              <w:jc w:val="center"/>
-              <w:rPr>
-                <w:rFonts w:hint="eastAsia" w:ascii="宋体" w:hAnsi="宋体" w:eastAsia="宋体" w:cs="宋体"/>
-                <w:b/>
-              </w:rPr>
-            </w:pPr>
-            <w:r>
-              <w:rPr>
-                <w:rFonts w:hint="eastAsia" w:ascii="宋体" w:hAnsi="宋体" w:eastAsia="宋体" w:cs="宋体"/>
-                <w:b/>
-              </w:rPr>
-              <w:t>网络角色</w:t>
-            </w:r>
-          </w:p>
-        </w:tc>
-        <w:tc>
-          <w:tcPr>
-            <w:tcW w:w="2870" w:type="dxa"/>
-            <w:tcMar>
-              <w:left w:w="108" w:type="dxa"/>
-              <w:right w:w="108" w:type="dxa"/>
-            </w:tcMar>
-            <w:vAlign w:val="center"/>
-          </w:tcPr>
-          <w:p>
-            <w:pPr>
-              <w:jc w:val="center"/>
-              <w:rPr>
-                <w:rFonts w:hint="eastAsia" w:ascii="宋体" w:hAnsi="宋体" w:eastAsia="宋体" w:cs="宋体"/>
-                <w:b/>
-              </w:rPr>
-            </w:pPr>
-            <w:r>
-              <w:rPr>
-                <w:rFonts w:hint="eastAsia" w:ascii="宋体" w:hAnsi="宋体" w:eastAsia="宋体" w:cs="宋体"/>
-                <w:b/>
-              </w:rPr>
-              <w:t>关键成员</w:t>
-            </w:r>
-          </w:p>
-        </w:tc>
-      </w:tr>
-      <w:tr>
-        <w:tblPrEx>
-          <w:tblBorders>
-            <w:top w:val="single" w:color="auto" w:sz="4" w:space="0"/>
-            <w:left w:val="single" w:color="auto" w:sz="4" w:space="0"/>
-            <w:bottom w:val="single" w:color="auto" w:sz="4" w:space="0"/>
-            <w:right w:val="single" w:color="auto" w:sz="4" w:space="0"/>
-            <w:insideH w:val="single" w:color="auto" w:sz="4" w:space="0"/>
-            <w:insideV w:val="single" w:color="auto" w:sz="4" w:space="0"/>
-          </w:tblBorders>
-          <w:tblCellMar>
-            <w:top w:w="0" w:type="dxa"/>
-            <w:left w:w="0" w:type="dxa"/>
-            <w:bottom w:w="0" w:type="dxa"/>
-            <w:right w:w="0" w:type="dxa"/>
-          </w:tblCellMar>
-        </w:tblPrEx>
-        <w:tc>
-          <w:tcPr>
-            <w:tcW w:w="3062" w:type="dxa"/>
-            <w:tcMar>
-              <w:left w:w="108" w:type="dxa"/>
-              <w:right w:w="108" w:type="dxa"/>
-            </w:tcMar>
-            <w:vAlign w:val="center"/>
-          </w:tcPr>
-          <w:p>
-            <w:pPr>
-              <w:jc w:val="center"/>
-              <w:rPr>
-                <w:rFonts w:hint="eastAsia" w:ascii="宋体" w:hAnsi="宋体" w:eastAsia="宋体" w:cs="宋体"/>
-              </w:rPr>
-            </w:pPr>
-            <w:r>
-              <w:rPr>
-                <w:rFonts w:hint="eastAsia" w:ascii="宋体" w:hAnsi="宋体" w:eastAsia="宋体" w:cs="宋体"/>
-                <w:b/>
-              </w:rPr>
-              <w:t>AFireNingaCharacter</w:t>
-            </w:r>
-          </w:p>
-        </w:tc>
-        <w:tc>
-          <w:tcPr>
-            <w:tcW w:w="1241" w:type="dxa"/>
-            <w:tcMar>
-              <w:left w:w="108" w:type="dxa"/>
-              <w:right w:w="108" w:type="dxa"/>
-            </w:tcMar>
-            <w:vAlign w:val="center"/>
-          </w:tcPr>
-          <w:p>
-            <w:pPr>
-              <w:jc w:val="center"/>
-              <w:rPr>
-                <w:rFonts w:hint="eastAsia" w:ascii="宋体" w:hAnsi="宋体" w:eastAsia="宋体" w:cs="宋体"/>
-              </w:rPr>
-            </w:pPr>
-            <w:r>
-              <w:rPr>
-                <w:rFonts w:hint="eastAsia" w:ascii="宋体" w:hAnsi="宋体" w:eastAsia="宋体" w:cs="宋体"/>
-              </w:rPr>
-              <w:t>角色状态、技能逻辑</w:t>
-            </w:r>
-          </w:p>
-        </w:tc>
-        <w:tc>
-          <w:tcPr>
-            <w:tcW w:w="1769" w:type="dxa"/>
-            <w:tcMar>
-              <w:left w:w="108" w:type="dxa"/>
-              <w:right w:w="108" w:type="dxa"/>
-            </w:tcMar>
-            <w:vAlign w:val="center"/>
-          </w:tcPr>
-          <w:p>
-            <w:pPr>
-              <w:jc w:val="center"/>
-              <w:rPr>
-                <w:rFonts w:hint="eastAsia" w:ascii="宋体" w:hAnsi="宋体" w:eastAsia="宋体" w:cs="宋体"/>
-              </w:rPr>
-            </w:pPr>
-            <w:r>
-              <w:rPr>
-                <w:rFonts w:hint="eastAsia" w:ascii="宋体" w:hAnsi="宋体" w:eastAsia="宋体" w:cs="宋体"/>
-              </w:rPr>
-              <w:t>服务器权威</w:t>
-            </w:r>
-          </w:p>
-        </w:tc>
-        <w:tc>
-          <w:tcPr>
-            <w:tcW w:w="2870" w:type="dxa"/>
-            <w:tcMar>
-              <w:left w:w="108" w:type="dxa"/>
-              <w:right w:w="108" w:type="dxa"/>
-            </w:tcMar>
-            <w:vAlign w:val="center"/>
-          </w:tcPr>
-          <w:p>
-            <w:pPr>
-              <w:jc w:val="center"/>
-              <w:rPr>
-                <w:rFonts w:hint="eastAsia" w:ascii="宋体" w:hAnsi="宋体" w:eastAsia="宋体" w:cs="宋体"/>
-              </w:rPr>
-            </w:pPr>
-            <w:r>
-              <w:rPr>
-                <w:rFonts w:hint="eastAsia" w:ascii="宋体" w:hAnsi="宋体" w:eastAsia="宋体" w:cs="宋体"/>
-              </w:rPr>
-              <w:t>Health(Replicated)、Server_UseSkill1()</w:t>
-            </w:r>
-          </w:p>
-        </w:tc>
-      </w:tr>
-      <w:tr>
-        <w:tblPrEx>
-          <w:tblBorders>
-            <w:top w:val="single" w:color="auto" w:sz="4" w:space="0"/>
-            <w:left w:val="single" w:color="auto" w:sz="4" w:space="0"/>
-            <w:bottom w:val="single" w:color="auto" w:sz="4" w:space="0"/>
-            <w:right w:val="single" w:color="auto" w:sz="4" w:space="0"/>
-            <w:insideH w:val="single" w:color="auto" w:sz="4" w:space="0"/>
-            <w:insideV w:val="single" w:color="auto" w:sz="4" w:space="0"/>
-          </w:tblBorders>
-          <w:tblCellMar>
-            <w:top w:w="0" w:type="dxa"/>
-            <w:left w:w="0" w:type="dxa"/>
-            <w:bottom w:w="0" w:type="dxa"/>
-            <w:right w:w="0" w:type="dxa"/>
-          </w:tblCellMar>
-        </w:tblPrEx>
-        <w:tc>
-          <w:tcPr>
-            <w:tcW w:w="3062" w:type="dxa"/>
-            <w:tcMar>
-              <w:left w:w="108" w:type="dxa"/>
-              <w:right w:w="108" w:type="dxa"/>
-            </w:tcMar>
-            <w:vAlign w:val="center"/>
-          </w:tcPr>
-          <w:p>
-            <w:pPr>
-              <w:jc w:val="center"/>
-              <w:rPr>
-                <w:rFonts w:hint="eastAsia" w:ascii="宋体" w:hAnsi="宋体" w:eastAsia="宋体" w:cs="宋体"/>
-              </w:rPr>
-            </w:pPr>
-            <w:r>
-              <w:rPr>
-                <w:rFonts w:hint="eastAsia" w:ascii="宋体" w:hAnsi="宋体" w:eastAsia="宋体" w:cs="宋体"/>
-                <w:b/>
-              </w:rPr>
-              <w:t>AFireNingaPlayerController</w:t>
-            </w:r>
-          </w:p>
-        </w:tc>
-        <w:tc>
-          <w:tcPr>
-            <w:tcW w:w="1241" w:type="dxa"/>
-            <w:tcMar>
-              <w:left w:w="108" w:type="dxa"/>
-              <w:right w:w="108" w:type="dxa"/>
-            </w:tcMar>
-            <w:vAlign w:val="center"/>
-          </w:tcPr>
-          <w:p>
-            <w:pPr>
-              <w:jc w:val="center"/>
-              <w:rPr>
-                <w:rFonts w:hint="eastAsia" w:ascii="宋体" w:hAnsi="宋体" w:eastAsia="宋体" w:cs="宋体"/>
-              </w:rPr>
-            </w:pPr>
-            <w:r>
-              <w:rPr>
-                <w:rFonts w:hint="eastAsia" w:ascii="宋体" w:hAnsi="宋体" w:eastAsia="宋体" w:cs="宋体"/>
-              </w:rPr>
-              <w:t>输入处理</w:t>
-            </w:r>
-          </w:p>
-        </w:tc>
-        <w:tc>
-          <w:tcPr>
-            <w:tcW w:w="1769" w:type="dxa"/>
-            <w:tcMar>
-              <w:left w:w="108" w:type="dxa"/>
-              <w:right w:w="108" w:type="dxa"/>
-            </w:tcMar>
-            <w:vAlign w:val="center"/>
-          </w:tcPr>
-          <w:p>
-            <w:pPr>
-              <w:jc w:val="center"/>
-              <w:rPr>
-                <w:rFonts w:hint="eastAsia" w:ascii="宋体" w:hAnsi="宋体" w:eastAsia="宋体" w:cs="宋体"/>
-              </w:rPr>
-            </w:pPr>
-            <w:r>
-              <w:rPr>
-                <w:rFonts w:hint="eastAsia" w:ascii="宋体" w:hAnsi="宋体" w:eastAsia="宋体" w:cs="宋体"/>
-              </w:rPr>
-              <w:t>每个客户端拥有</w:t>
-            </w:r>
-          </w:p>
-        </w:tc>
-        <w:tc>
-          <w:tcPr>
-            <w:tcW w:w="2870" w:type="dxa"/>
-            <w:tcMar>
-              <w:left w:w="108" w:type="dxa"/>
-              <w:right w:w="108" w:type="dxa"/>
-            </w:tcMar>
-            <w:vAlign w:val="center"/>
-          </w:tcPr>
-          <w:p>
-            <w:pPr>
-              <w:jc w:val="center"/>
-              <w:rPr>
-                <w:rFonts w:hint="eastAsia" w:ascii="宋体" w:hAnsi="宋体" w:eastAsia="宋体" w:cs="宋体"/>
-              </w:rPr>
-            </w:pPr>
-            <w:r>
-              <w:rPr>
-                <w:rFonts w:hint="eastAsia" w:ascii="宋体" w:hAnsi="宋体" w:eastAsia="宋体" w:cs="宋体"/>
-              </w:rPr>
-              <w:t>Server_Move()、输入绑定</w:t>
-            </w:r>
-          </w:p>
-        </w:tc>
-      </w:tr>
-      <w:tr>
-        <w:tblPrEx>
-          <w:tblBorders>
-            <w:top w:val="single" w:color="auto" w:sz="4" w:space="0"/>
-            <w:left w:val="single" w:color="auto" w:sz="4" w:space="0"/>
-            <w:bottom w:val="single" w:color="auto" w:sz="4" w:space="0"/>
-            <w:right w:val="single" w:color="auto" w:sz="4" w:space="0"/>
-            <w:insideH w:val="single" w:color="auto" w:sz="4" w:space="0"/>
-            <w:insideV w:val="single" w:color="auto" w:sz="4" w:space="0"/>
-          </w:tblBorders>
-          <w:tblCellMar>
-            <w:top w:w="0" w:type="dxa"/>
-            <w:left w:w="0" w:type="dxa"/>
-            <w:bottom w:w="0" w:type="dxa"/>
-            <w:right w:w="0" w:type="dxa"/>
-          </w:tblCellMar>
-        </w:tblPrEx>
-        <w:tc>
-          <w:tcPr>
-            <w:tcW w:w="3062" w:type="dxa"/>
-            <w:tcMar>
-              <w:left w:w="108" w:type="dxa"/>
-              <w:right w:w="108" w:type="dxa"/>
-            </w:tcMar>
-            <w:vAlign w:val="center"/>
-          </w:tcPr>
-          <w:p>
-            <w:pPr>
-              <w:jc w:val="center"/>
-              <w:rPr>
-                <w:rFonts w:hint="eastAsia" w:ascii="宋体" w:hAnsi="宋体" w:eastAsia="宋体" w:cs="宋体"/>
-              </w:rPr>
-            </w:pPr>
-            <w:r>
-              <w:rPr>
-                <w:rFonts w:hint="eastAsia" w:ascii="宋体" w:hAnsi="宋体" w:eastAsia="宋体" w:cs="宋体"/>
-                <w:b/>
-              </w:rPr>
-              <w:t>AFireNingaGameMode</w:t>
-            </w:r>
-          </w:p>
-        </w:tc>
-        <w:tc>
-          <w:tcPr>
-            <w:tcW w:w="1241" w:type="dxa"/>
-            <w:tcMar>
-              <w:left w:w="108" w:type="dxa"/>
-              <w:right w:w="108" w:type="dxa"/>
-            </w:tcMar>
-            <w:vAlign w:val="center"/>
-          </w:tcPr>
-          <w:p>
-            <w:pPr>
-              <w:jc w:val="center"/>
-              <w:rPr>
-                <w:rFonts w:hint="eastAsia" w:ascii="宋体" w:hAnsi="宋体" w:eastAsia="宋体" w:cs="宋体"/>
-              </w:rPr>
-            </w:pPr>
-            <w:r>
-              <w:rPr>
-                <w:rFonts w:hint="eastAsia" w:ascii="宋体" w:hAnsi="宋体" w:eastAsia="宋体" w:cs="宋体"/>
-              </w:rPr>
-              <w:t>游戏规则</w:t>
-            </w:r>
-          </w:p>
-        </w:tc>
-        <w:tc>
-          <w:tcPr>
-            <w:tcW w:w="1769" w:type="dxa"/>
-            <w:tcMar>
-              <w:left w:w="108" w:type="dxa"/>
-              <w:right w:w="108" w:type="dxa"/>
-            </w:tcMar>
-            <w:vAlign w:val="center"/>
-          </w:tcPr>
-          <w:p>
-            <w:pPr>
-              <w:jc w:val="center"/>
-              <w:rPr>
-                <w:rFonts w:hint="eastAsia" w:ascii="宋体" w:hAnsi="宋体" w:eastAsia="宋体" w:cs="宋体"/>
-              </w:rPr>
-            </w:pPr>
-            <w:r>
-              <w:rPr>
-                <w:rFonts w:hint="eastAsia" w:ascii="宋体" w:hAnsi="宋体" w:eastAsia="宋体" w:cs="宋体"/>
-              </w:rPr>
-              <w:t>仅服务器</w:t>
-            </w:r>
-          </w:p>
-        </w:tc>
-        <w:tc>
-          <w:tcPr>
-            <w:tcW w:w="2870" w:type="dxa"/>
-            <w:tcMar>
-              <w:left w:w="108" w:type="dxa"/>
-              <w:right w:w="108" w:type="dxa"/>
-            </w:tcMar>
-            <w:vAlign w:val="center"/>
-          </w:tcPr>
-          <w:p>
-            <w:pPr>
-              <w:jc w:val="center"/>
-              <w:rPr>
-                <w:rFonts w:hint="eastAsia" w:ascii="宋体" w:hAnsi="宋体" w:eastAsia="宋体" w:cs="宋体"/>
-              </w:rPr>
-            </w:pPr>
-            <w:r>
-              <w:rPr>
-                <w:rFonts w:hint="eastAsia" w:ascii="宋体" w:hAnsi="宋体" w:eastAsia="宋体" w:cs="宋体"/>
-              </w:rPr>
-              <w:t>CheckWinCondition()</w:t>
-            </w:r>
-          </w:p>
-        </w:tc>
-      </w:tr>
-      <w:tr>
-        <w:tblPrEx>
-          <w:tblBorders>
-            <w:top w:val="single" w:color="auto" w:sz="4" w:space="0"/>
-            <w:left w:val="single" w:color="auto" w:sz="4" w:space="0"/>
-            <w:bottom w:val="single" w:color="auto" w:sz="4" w:space="0"/>
-            <w:right w:val="single" w:color="auto" w:sz="4" w:space="0"/>
-            <w:insideH w:val="single" w:color="auto" w:sz="4" w:space="0"/>
-            <w:insideV w:val="single" w:color="auto" w:sz="4" w:space="0"/>
-          </w:tblBorders>
-          <w:tblCellMar>
-            <w:top w:w="0" w:type="dxa"/>
-            <w:left w:w="0" w:type="dxa"/>
-            <w:bottom w:w="0" w:type="dxa"/>
-            <w:right w:w="0" w:type="dxa"/>
-          </w:tblCellMar>
-        </w:tblPrEx>
-        <w:tc>
-          <w:tcPr>
-            <w:tcW w:w="3062" w:type="dxa"/>
-            <w:tcMar>
-              <w:left w:w="108" w:type="dxa"/>
-              <w:right w:w="108" w:type="dxa"/>
-            </w:tcMar>
-            <w:vAlign w:val="center"/>
-          </w:tcPr>
-          <w:p>
-            <w:pPr>
-              <w:jc w:val="center"/>
-              <w:rPr>
-                <w:rFonts w:hint="eastAsia" w:ascii="宋体" w:hAnsi="宋体" w:eastAsia="宋体" w:cs="宋体"/>
-              </w:rPr>
-            </w:pPr>
-            <w:r>
-              <w:rPr>
-                <w:rFonts w:hint="eastAsia" w:ascii="宋体" w:hAnsi="宋体" w:eastAsia="宋体" w:cs="宋体"/>
-                <w:b/>
-              </w:rPr>
-              <w:t>AFireNingaPlayerState</w:t>
-            </w:r>
-          </w:p>
-        </w:tc>
-        <w:tc>
-          <w:tcPr>
-            <w:tcW w:w="1241" w:type="dxa"/>
-            <w:tcMar>
-              <w:left w:w="108" w:type="dxa"/>
-              <w:right w:w="108" w:type="dxa"/>
-            </w:tcMar>
-            <w:vAlign w:val="center"/>
-          </w:tcPr>
-          <w:p>
-            <w:pPr>
-              <w:jc w:val="center"/>
-              <w:rPr>
-                <w:rFonts w:hint="eastAsia" w:ascii="宋体" w:hAnsi="宋体" w:eastAsia="宋体" w:cs="宋体"/>
-              </w:rPr>
-            </w:pPr>
-            <w:r>
-              <w:rPr>
-                <w:rFonts w:hint="eastAsia" w:ascii="宋体" w:hAnsi="宋体" w:eastAsia="宋体" w:cs="宋体"/>
-              </w:rPr>
-              <w:t>玩家数据</w:t>
-            </w:r>
-          </w:p>
-        </w:tc>
-        <w:tc>
-          <w:tcPr>
-            <w:tcW w:w="1769" w:type="dxa"/>
-            <w:tcMar>
-              <w:left w:w="108" w:type="dxa"/>
-              <w:right w:w="108" w:type="dxa"/>
-            </w:tcMar>
-            <w:vAlign w:val="center"/>
-          </w:tcPr>
-          <w:p>
-            <w:pPr>
-              <w:jc w:val="center"/>
-              <w:rPr>
-                <w:rFonts w:hint="eastAsia" w:ascii="宋体" w:hAnsi="宋体" w:eastAsia="宋体" w:cs="宋体"/>
-              </w:rPr>
-            </w:pPr>
-            <w:r>
-              <w:rPr>
-                <w:rFonts w:hint="eastAsia" w:ascii="宋体" w:hAnsi="宋体" w:eastAsia="宋体" w:cs="宋体"/>
-              </w:rPr>
-              <w:t>跨回合持久</w:t>
-            </w:r>
-          </w:p>
-        </w:tc>
-        <w:tc>
-          <w:tcPr>
-            <w:tcW w:w="2870" w:type="dxa"/>
-            <w:tcMar>
-              <w:left w:w="108" w:type="dxa"/>
-              <w:right w:w="108" w:type="dxa"/>
-            </w:tcMar>
-            <w:vAlign w:val="center"/>
-          </w:tcPr>
-          <w:p>
-            <w:pPr>
-              <w:jc w:val="center"/>
-              <w:rPr>
-                <w:rFonts w:hint="eastAsia" w:ascii="宋体" w:hAnsi="宋体" w:eastAsia="宋体" w:cs="宋体"/>
-              </w:rPr>
-            </w:pPr>
-            <w:r>
-              <w:rPr>
-                <w:rFonts w:hint="eastAsia" w:ascii="宋体" w:hAnsi="宋体" w:eastAsia="宋体" w:cs="宋体"/>
-              </w:rPr>
-              <w:t>PlayerName、Wins</w:t>
-            </w:r>
-          </w:p>
-        </w:tc>
-      </w:tr>
-      <w:tr>
-        <w:tblPrEx>
-          <w:tblBorders>
-            <w:top w:val="single" w:color="auto" w:sz="4" w:space="0"/>
-            <w:left w:val="single" w:color="auto" w:sz="4" w:space="0"/>
-            <w:bottom w:val="single" w:color="auto" w:sz="4" w:space="0"/>
-            <w:right w:val="single" w:color="auto" w:sz="4" w:space="0"/>
-            <w:insideH w:val="single" w:color="auto" w:sz="4" w:space="0"/>
-            <w:insideV w:val="single" w:color="auto" w:sz="4" w:space="0"/>
-          </w:tblBorders>
-          <w:tblCellMar>
-            <w:top w:w="0" w:type="dxa"/>
-            <w:left w:w="0" w:type="dxa"/>
-            <w:bottom w:w="0" w:type="dxa"/>
-            <w:right w:w="0" w:type="dxa"/>
-          </w:tblCellMar>
-        </w:tblPrEx>
-        <w:tc>
-          <w:tcPr>
-            <w:tcW w:w="3062" w:type="dxa"/>
-            <w:tcMar>
-              <w:left w:w="108" w:type="dxa"/>
-              <w:right w:w="108" w:type="dxa"/>
-            </w:tcMar>
-            <w:vAlign w:val="center"/>
-          </w:tcPr>
-          <w:p>
-            <w:pPr>
-              <w:jc w:val="center"/>
-              <w:rPr>
-                <w:rFonts w:hint="eastAsia" w:ascii="宋体" w:hAnsi="宋体" w:eastAsia="宋体" w:cs="宋体"/>
-              </w:rPr>
-            </w:pPr>
-            <w:r>
-              <w:rPr>
-                <w:rFonts w:hint="eastAsia" w:ascii="宋体" w:hAnsi="宋体" w:eastAsia="宋体" w:cs="宋体"/>
-                <w:b/>
-              </w:rPr>
-              <w:t>AFireNingaGameState</w:t>
-            </w:r>
-          </w:p>
-        </w:tc>
-        <w:tc>
-          <w:tcPr>
-            <w:tcW w:w="1241" w:type="dxa"/>
-            <w:tcMar>
-              <w:left w:w="108" w:type="dxa"/>
-              <w:right w:w="108" w:type="dxa"/>
-            </w:tcMar>
-            <w:vAlign w:val="center"/>
-          </w:tcPr>
-          <w:p>
-            <w:pPr>
-              <w:jc w:val="center"/>
-              <w:rPr>
-                <w:rFonts w:hint="eastAsia" w:ascii="宋体" w:hAnsi="宋体" w:eastAsia="宋体" w:cs="宋体"/>
-              </w:rPr>
-            </w:pPr>
-            <w:r>
-              <w:rPr>
-                <w:rFonts w:hint="eastAsia" w:ascii="宋体" w:hAnsi="宋体" w:eastAsia="宋体" w:cs="宋体"/>
-              </w:rPr>
-              <w:t>全局状态</w:t>
-            </w:r>
-          </w:p>
-        </w:tc>
-        <w:tc>
-          <w:tcPr>
-            <w:tcW w:w="1769" w:type="dxa"/>
-            <w:tcMar>
-              <w:left w:w="108" w:type="dxa"/>
-              <w:right w:w="108" w:type="dxa"/>
-            </w:tcMar>
-            <w:vAlign w:val="center"/>
-          </w:tcPr>
-          <w:p>
-            <w:pPr>
-              <w:jc w:val="center"/>
-              <w:rPr>
-                <w:rFonts w:hint="eastAsia" w:ascii="宋体" w:hAnsi="宋体" w:eastAsia="宋体" w:cs="宋体"/>
-              </w:rPr>
-            </w:pPr>
-            <w:r>
-              <w:rPr>
-                <w:rFonts w:hint="eastAsia" w:ascii="宋体" w:hAnsi="宋体" w:eastAsia="宋体" w:cs="宋体"/>
-              </w:rPr>
-              <w:t>所有端同步</w:t>
-            </w:r>
-          </w:p>
-        </w:tc>
-        <w:tc>
-          <w:tcPr>
-            <w:tcW w:w="2870" w:type="dxa"/>
-            <w:tcMar>
-              <w:left w:w="108" w:type="dxa"/>
-              <w:right w:w="108" w:type="dxa"/>
-            </w:tcMar>
-            <w:vAlign w:val="center"/>
-          </w:tcPr>
-          <w:p>
-            <w:pPr>
-              <w:jc w:val="center"/>
-              <w:rPr>
-                <w:rFonts w:hint="eastAsia" w:ascii="宋体" w:hAnsi="宋体" w:eastAsia="宋体" w:cs="宋体"/>
-              </w:rPr>
-            </w:pPr>
-            <w:r>
-              <w:rPr>
-                <w:rFonts w:hint="eastAsia" w:ascii="宋体" w:hAnsi="宋体" w:eastAsia="宋体" w:cs="宋体"/>
-              </w:rPr>
-              <w:t>MatchTime、bMatchStarted</w:t>
-            </w:r>
-          </w:p>
-        </w:tc>
-      </w:tr>
-    </w:tbl>
+      <w:r>
+        <w:rPr>
+          <w:rFonts w:hint="eastAsia" w:ascii="宋体" w:hAnsi="宋体" w:eastAsia="宋体" w:cs="宋体"/>
+          <w:lang w:val="en-US" w:eastAsia="zh-CN"/>
+        </w:rPr>
+        <w:t>逻辑</w:t>
+      </w:r>
+    </w:p>
     <w:p>
       <w:pPr>
         <w:pStyle w:val="3"/>
@@ -5639,161 +5120,18 @@
         <w:rPr>
           <w:rFonts w:hint="eastAsia" w:ascii="宋体" w:hAnsi="宋体" w:eastAsia="宋体" w:cs="宋体"/>
         </w:rPr>
-        <w:t>网络同步流程</w:t>
+        <w:t>网络同步</w:t>
       </w:r>
       <w:bookmarkEnd w:id="11"/>
     </w:p>
     <w:p>
       <w:pPr>
-        <w:rPr>
-          <w:rFonts w:hint="eastAsia" w:ascii="宋体" w:hAnsi="宋体" w:eastAsia="宋体" w:cs="宋体"/>
-        </w:rPr>
-      </w:pPr>
-      <w:r>
-        <w:rPr>
-          <w:rFonts w:hint="eastAsia" w:ascii="宋体" w:hAnsi="宋体" w:eastAsia="宋体" w:cs="宋体"/>
-        </w:rPr>
-        <w:t>[客户端A] 玩家按技能键</w:t>
-      </w:r>
-    </w:p>
-    <w:p>
-      <w:pPr>
-        <w:rPr>
-          <w:rFonts w:hint="eastAsia" w:ascii="宋体" w:hAnsi="宋体" w:eastAsia="宋体" w:cs="宋体"/>
-        </w:rPr>
-      </w:pPr>
-      <w:r>
-        <w:rPr>
-          <w:rFonts w:hint="eastAsia" w:ascii="宋体" w:hAnsi="宋体" w:eastAsia="宋体" w:cs="宋体"/>
-        </w:rPr>
-        <w:t>↓ (蓝图输入事件)</w:t>
-      </w:r>
-    </w:p>
-    <w:p>
-      <w:pPr>
-        <w:rPr>
-          <w:rFonts w:hint="eastAsia" w:ascii="宋体" w:hAnsi="宋体" w:eastAsia="宋体" w:cs="宋体"/>
-        </w:rPr>
-      </w:pPr>
-      <w:r>
-        <w:rPr>
-          <w:rFonts w:hint="eastAsia" w:ascii="宋体" w:hAnsi="宋体" w:eastAsia="宋体" w:cs="宋体"/>
-        </w:rPr>
-        <w:t>[客户端A] BP中调用 C++ Server_UseSkill1()</w:t>
-      </w:r>
-    </w:p>
-    <w:p>
-      <w:pPr>
-        <w:rPr>
-          <w:rFonts w:hint="eastAsia" w:ascii="宋体" w:hAnsi="宋体" w:eastAsia="宋体" w:cs="宋体"/>
-        </w:rPr>
-      </w:pPr>
-      <w:r>
-        <w:rPr>
-          <w:rFonts w:hint="eastAsia" w:ascii="宋体" w:hAnsi="宋体" w:eastAsia="宋体" w:cs="宋体"/>
-        </w:rPr>
-        <w:t>↓ (RPC调用)</w:t>
-      </w:r>
-    </w:p>
-    <w:p>
-      <w:pPr>
-        <w:rPr>
-          <w:rFonts w:hint="eastAsia" w:ascii="宋体" w:hAnsi="宋体" w:eastAsia="宋体" w:cs="宋体"/>
-        </w:rPr>
-      </w:pPr>
-      <w:r>
-        <w:rPr>
-          <w:rFonts w:hint="eastAsia" w:ascii="宋体" w:hAnsi="宋体" w:eastAsia="宋体" w:cs="宋体"/>
-        </w:rPr>
-        <w:t>[服务器] Server_UseSkill1() 执行</w:t>
-      </w:r>
-    </w:p>
-    <w:p>
-      <w:pPr>
-        <w:rPr>
-          <w:rFonts w:hint="eastAsia" w:ascii="宋体" w:hAnsi="宋体" w:eastAsia="宋体" w:cs="宋体"/>
-        </w:rPr>
-      </w:pPr>
-      <w:r>
-        <w:rPr>
-          <w:rFonts w:hint="eastAsia" w:ascii="宋体" w:hAnsi="宋体" w:eastAsia="宋体" w:cs="宋体"/>
-        </w:rPr>
-        <w:t>↓ 验证冷却、消耗</w:t>
-      </w:r>
-    </w:p>
-    <w:p>
-      <w:pPr>
-        <w:rPr>
-          <w:rFonts w:hint="eastAsia" w:ascii="宋体" w:hAnsi="宋体" w:eastAsia="宋体" w:cs="宋体"/>
-        </w:rPr>
-      </w:pPr>
-      <w:r>
-        <w:rPr>
-          <w:rFonts w:hint="eastAsia" w:ascii="宋体" w:hAnsi="宋体" w:eastAsia="宋体" w:cs="宋体"/>
-        </w:rPr>
-        <w:t>[服务器] 修改 Health/Chakra (Replicated属性)</w:t>
-      </w:r>
-    </w:p>
-    <w:p>
-      <w:pPr>
-        <w:rPr>
-          <w:rFonts w:hint="eastAsia" w:ascii="宋体" w:hAnsi="宋体" w:eastAsia="宋体" w:cs="宋体"/>
-        </w:rPr>
-      </w:pPr>
-      <w:r>
-        <w:rPr>
-          <w:rFonts w:hint="eastAsia" w:ascii="宋体" w:hAnsi="宋体" w:eastAsia="宋体" w:cs="宋体"/>
-        </w:rPr>
-        <w:t>↓ (自动复制)</w:t>
-      </w:r>
-    </w:p>
-    <w:p>
-      <w:pPr>
-        <w:rPr>
-          <w:rFonts w:hint="eastAsia" w:ascii="宋体" w:hAnsi="宋体" w:eastAsia="宋体" w:cs="宋体"/>
-        </w:rPr>
-      </w:pPr>
-      <w:r>
-        <w:rPr>
-          <w:rFonts w:hint="eastAsia" w:ascii="宋体" w:hAnsi="宋体" w:eastAsia="宋体" w:cs="宋体"/>
-        </w:rPr>
-        <w:t>[所有客户端] OnRep_Health/OnRep_Chakra 触发</w:t>
-      </w:r>
-    </w:p>
-    <w:p>
-      <w:pPr>
-        <w:rPr>
-          <w:rFonts w:hint="eastAsia" w:ascii="宋体" w:hAnsi="宋体" w:eastAsia="宋体" w:cs="宋体"/>
-        </w:rPr>
-      </w:pPr>
-      <w:r>
-        <w:rPr>
-          <w:rFonts w:hint="eastAsia" w:ascii="宋体" w:hAnsi="宋体" w:eastAsia="宋体" w:cs="宋体"/>
-        </w:rPr>
-        <w:t>↓ (蓝图事件)</w:t>
-      </w:r>
-    </w:p>
-    <w:p>
-      <w:pPr>
-        <w:rPr>
-          <w:rFonts w:hint="eastAsia" w:ascii="宋体" w:hAnsi="宋体" w:eastAsia="宋体" w:cs="宋体"/>
-        </w:rPr>
-      </w:pPr>
-      <w:r>
-        <w:rPr>
-          <w:rFonts w:hint="eastAsia" w:ascii="宋体" w:hAnsi="宋体" w:eastAsia="宋体" w:cs="宋体"/>
-        </w:rPr>
-        <w:t>[所有客户端] 播放受击动画/UI更新</w:t>
-      </w:r>
-    </w:p>
-    <w:p>
-      <w:pPr>
         <w:pStyle w:val="3"/>
         <w:rPr>
           <w:rFonts w:hint="eastAsia" w:ascii="宋体" w:hAnsi="宋体" w:eastAsia="宋体" w:cs="宋体"/>
         </w:rPr>
       </w:pPr>
-      <w:bookmarkStart w:id="12" w:name="_Toc24523"/>
+      <w:bookmarkStart w:id="12" w:name="_Toc19922"/>
       <w:r>
         <w:rPr>
           <w:rFonts w:hint="eastAsia" w:ascii="宋体" w:hAnsi="宋体" w:eastAsia="宋体" w:cs="宋体"/>
@@ -5805,14 +5143,20 @@
         <w:rPr>
           <w:rFonts w:hint="eastAsia" w:ascii="宋体" w:hAnsi="宋体" w:eastAsia="宋体" w:cs="宋体"/>
         </w:rPr>
-        <w:t>.4</w:t>
-      </w:r>
-      <w:r>
-        <w:rPr>
-          <w:rFonts w:hint="eastAsia" w:ascii="宋体" w:hAnsi="宋体" w:eastAsia="宋体" w:cs="宋体"/>
-          <w:lang w:val="en-US" w:eastAsia="zh-CN"/>
-        </w:rPr>
-        <w:t>.核心逻辑</w:t>
+        <w:t>.</w:t>
+      </w:r>
+      <w:r>
+        <w:rPr>
+          <w:rFonts w:hint="eastAsia" w:ascii="宋体" w:hAnsi="宋体" w:eastAsia="宋体" w:cs="宋体"/>
+          <w:lang w:val="en-US" w:eastAsia="zh-CN"/>
+        </w:rPr>
+        <w:t>4.</w:t>
+      </w:r>
+      <w:r>
+        <w:rPr>
+          <w:rFonts w:hint="eastAsia" w:ascii="宋体" w:hAnsi="宋体" w:eastAsia="宋体" w:cs="宋体"/>
+        </w:rPr>
+        <w:t>蓝图实现</w:t>
       </w:r>
       <w:bookmarkEnd w:id="12"/>
     </w:p>
@@ -5820,452 +5164,107 @@
       <w:pPr>
         <w:rPr>
           <w:rFonts w:hint="eastAsia" w:ascii="宋体" w:hAnsi="宋体" w:eastAsia="宋体" w:cs="宋体"/>
-        </w:rPr>
-      </w:pPr>
-      <w:r>
-        <w:rPr>
-          <w:rFonts w:hint="eastAsia" w:ascii="宋体" w:hAnsi="宋体" w:eastAsia="宋体" w:cs="宋体"/>
-        </w:rPr>
-        <w:t>// AFireNingaCharacter.h</w:t>
-      </w:r>
-    </w:p>
-    <w:p>
-      <w:pPr>
-        <w:rPr>
-          <w:rFonts w:hint="eastAsia" w:ascii="宋体" w:hAnsi="宋体" w:eastAsia="宋体" w:cs="宋体"/>
-        </w:rPr>
-      </w:pPr>
-      <w:r>
-        <w:rPr>
-          <w:rFonts w:hint="eastAsia" w:ascii="宋体" w:hAnsi="宋体" w:eastAsia="宋体" w:cs="宋体"/>
-        </w:rPr>
-        <w:t>UCLASS()</w:t>
-      </w:r>
-    </w:p>
-    <w:p>
-      <w:pPr>
-        <w:rPr>
-          <w:rFonts w:hint="eastAsia" w:ascii="宋体" w:hAnsi="宋体" w:eastAsia="宋体" w:cs="宋体"/>
-        </w:rPr>
-      </w:pPr>
-      <w:r>
-        <w:rPr>
-          <w:rFonts w:hint="eastAsia" w:ascii="宋体" w:hAnsi="宋体" w:eastAsia="宋体" w:cs="宋体"/>
-        </w:rPr>
-        <w:t>class AFireNingaCharacter : public ACharacter</w:t>
-      </w:r>
-    </w:p>
-    <w:p>
-      <w:pPr>
-        <w:rPr>
-          <w:rFonts w:hint="eastAsia" w:ascii="宋体" w:hAnsi="宋体" w:eastAsia="宋体" w:cs="宋体"/>
-        </w:rPr>
-      </w:pPr>
-      <w:r>
-        <w:rPr>
-          <w:rFonts w:hint="eastAsia" w:ascii="宋体" w:hAnsi="宋体" w:eastAsia="宋体" w:cs="宋体"/>
-        </w:rPr>
-        <w:t>{</w:t>
-      </w:r>
-    </w:p>
-    <w:p>
-      <w:pPr>
-        <w:rPr>
-          <w:rFonts w:hint="eastAsia" w:ascii="宋体" w:hAnsi="宋体" w:eastAsia="宋体" w:cs="宋体"/>
-        </w:rPr>
-      </w:pPr>
-      <w:r>
-        <w:rPr>
-          <w:rFonts w:hint="eastAsia" w:ascii="宋体" w:hAnsi="宋体" w:eastAsia="宋体" w:cs="宋体"/>
-        </w:rPr>
-        <w:t>GENERATED_BODY()</w:t>
-      </w:r>
-    </w:p>
-    <w:p>
-      <w:pPr>
-        <w:rPr>
-          <w:rFonts w:hint="eastAsia" w:ascii="宋体" w:hAnsi="宋体" w:eastAsia="宋体" w:cs="宋体"/>
-        </w:rPr>
-      </w:pPr>
-      <w:r>
-        <w:rPr>
-          <w:rFonts w:hint="eastAsia" w:ascii="宋体" w:hAnsi="宋体" w:eastAsia="宋体" w:cs="宋体"/>
-        </w:rPr>
-        <w:t>public:</w:t>
-      </w:r>
-    </w:p>
-    <w:p>
-      <w:pPr>
-        <w:rPr>
-          <w:rFonts w:hint="eastAsia" w:ascii="宋体" w:hAnsi="宋体" w:eastAsia="宋体" w:cs="宋体"/>
-        </w:rPr>
-      </w:pPr>
-      <w:r>
-        <w:rPr>
-          <w:rFonts w:hint="eastAsia" w:ascii="宋体" w:hAnsi="宋体" w:eastAsia="宋体" w:cs="宋体"/>
-        </w:rPr>
-        <w:t>// 需要同步的属性</w:t>
-      </w:r>
-    </w:p>
-    <w:p>
-      <w:pPr>
-        <w:rPr>
-          <w:rFonts w:hint="eastAsia" w:ascii="宋体" w:hAnsi="宋体" w:eastAsia="宋体" w:cs="宋体"/>
-        </w:rPr>
-      </w:pPr>
-      <w:r>
-        <w:rPr>
-          <w:rFonts w:hint="eastAsia" w:ascii="宋体" w:hAnsi="宋体" w:eastAsia="宋体" w:cs="宋体"/>
-        </w:rPr>
-        <w:t>UPROPERTY(ReplicatedUsing = OnRep_CurrentHealth)</w:t>
-      </w:r>
-    </w:p>
-    <w:p>
-      <w:pPr>
-        <w:rPr>
-          <w:rFonts w:hint="eastAsia" w:ascii="宋体" w:hAnsi="宋体" w:eastAsia="宋体" w:cs="宋体"/>
-        </w:rPr>
-      </w:pPr>
-      <w:r>
-        <w:rPr>
-          <w:rFonts w:hint="eastAsia" w:ascii="宋体" w:hAnsi="宋体" w:eastAsia="宋体" w:cs="宋体"/>
-        </w:rPr>
-        <w:t>float CurrentHealth;</w:t>
-      </w:r>
-    </w:p>
-    <w:p>
-      <w:pPr>
-        <w:rPr>
-          <w:rFonts w:hint="eastAsia" w:ascii="宋体" w:hAnsi="宋体" w:eastAsia="宋体" w:cs="宋体"/>
-        </w:rPr>
-      </w:pPr>
-      <w:r>
-        <w:rPr>
-          <w:rFonts w:hint="eastAsia" w:ascii="宋体" w:hAnsi="宋体" w:eastAsia="宋体" w:cs="宋体"/>
-        </w:rPr>
-        <w:t>// RPC：客户端调用，服务器执行</w:t>
-      </w:r>
-    </w:p>
-    <w:p>
-      <w:pPr>
-        <w:rPr>
-          <w:rFonts w:hint="eastAsia" w:ascii="宋体" w:hAnsi="宋体" w:eastAsia="宋体" w:cs="宋体"/>
-        </w:rPr>
-      </w:pPr>
-      <w:r>
-        <w:rPr>
-          <w:rFonts w:hint="eastAsia" w:ascii="宋体" w:hAnsi="宋体" w:eastAsia="宋体" w:cs="宋体"/>
-        </w:rPr>
-        <w:t>UFUNCTION(Server, Reliable)</w:t>
-      </w:r>
-    </w:p>
-    <w:p>
-      <w:pPr>
-        <w:rPr>
-          <w:rFonts w:hint="eastAsia" w:ascii="宋体" w:hAnsi="宋体" w:eastAsia="宋体" w:cs="宋体"/>
-        </w:rPr>
-      </w:pPr>
-      <w:r>
-        <w:rPr>
-          <w:rFonts w:hint="eastAsia" w:ascii="宋体" w:hAnsi="宋体" w:eastAsia="宋体" w:cs="宋体"/>
-        </w:rPr>
-        <w:t>void Server_UseSkill1();</w:t>
-      </w:r>
-    </w:p>
-    <w:p>
-      <w:pPr>
-        <w:rPr>
-          <w:rFonts w:hint="eastAsia" w:ascii="宋体" w:hAnsi="宋体" w:eastAsia="宋体" w:cs="宋体"/>
-        </w:rPr>
-      </w:pPr>
-      <w:r>
-        <w:rPr>
-          <w:rFonts w:hint="eastAsia" w:ascii="宋体" w:hAnsi="宋体" w:eastAsia="宋体" w:cs="宋体"/>
-        </w:rPr>
-        <w:t>// 客户端通知</w:t>
-      </w:r>
-    </w:p>
-    <w:p>
-      <w:pPr>
-        <w:rPr>
-          <w:rFonts w:hint="eastAsia" w:ascii="宋体" w:hAnsi="宋体" w:eastAsia="宋体" w:cs="宋体"/>
-        </w:rPr>
-      </w:pPr>
-      <w:r>
-        <w:rPr>
-          <w:rFonts w:hint="eastAsia" w:ascii="宋体" w:hAnsi="宋体" w:eastAsia="宋体" w:cs="宋体"/>
-        </w:rPr>
-        <w:t>UFUNCTION(Client, Reliable)</w:t>
-      </w:r>
-    </w:p>
-    <w:p>
-      <w:pPr>
-        <w:rPr>
-          <w:rFonts w:hint="eastAsia" w:ascii="宋体" w:hAnsi="宋体" w:eastAsia="宋体" w:cs="宋体"/>
-        </w:rPr>
-      </w:pPr>
-      <w:r>
-        <w:rPr>
-          <w:rFonts w:hint="eastAsia" w:ascii="宋体" w:hAnsi="宋体" w:eastAsia="宋体" w:cs="宋体"/>
-        </w:rPr>
-        <w:t>void Client_PlaySkillEffect();</w:t>
-      </w:r>
-    </w:p>
-    <w:p>
-      <w:pPr>
-        <w:rPr>
-          <w:rFonts w:hint="eastAsia" w:ascii="宋体" w:hAnsi="宋体" w:eastAsia="宋体" w:cs="宋体"/>
-        </w:rPr>
-      </w:pPr>
-      <w:r>
-        <w:rPr>
-          <w:rFonts w:hint="eastAsia" w:ascii="宋体" w:hAnsi="宋体" w:eastAsia="宋体" w:cs="宋体"/>
-        </w:rPr>
-        <w:t>protected:</w:t>
-      </w:r>
-    </w:p>
-    <w:p>
-      <w:pPr>
-        <w:rPr>
-          <w:rFonts w:hint="eastAsia" w:ascii="宋体" w:hAnsi="宋体" w:eastAsia="宋体" w:cs="宋体"/>
-        </w:rPr>
-      </w:pPr>
-      <w:r>
-        <w:rPr>
-          <w:rFonts w:hint="eastAsia" w:ascii="宋体" w:hAnsi="宋体" w:eastAsia="宋体" w:cs="宋体"/>
-        </w:rPr>
-        <w:t>// 属性变化回调（蓝图可实现）</w:t>
-      </w:r>
-    </w:p>
-    <w:p>
-      <w:pPr>
-        <w:rPr>
-          <w:rFonts w:hint="eastAsia" w:ascii="宋体" w:hAnsi="宋体" w:eastAsia="宋体" w:cs="宋体"/>
-        </w:rPr>
-      </w:pPr>
-      <w:r>
-        <w:rPr>
-          <w:rFonts w:hint="eastAsia" w:ascii="宋体" w:hAnsi="宋体" w:eastAsia="宋体" w:cs="宋体"/>
-        </w:rPr>
-        <w:t>UFUNCTION(BlueprintImplementableEvent)</w:t>
-      </w:r>
-    </w:p>
-    <w:p>
-      <w:pPr>
-        <w:rPr>
-          <w:rFonts w:hint="eastAsia" w:ascii="宋体" w:hAnsi="宋体" w:eastAsia="宋体" w:cs="宋体"/>
-        </w:rPr>
-      </w:pPr>
-      <w:r>
-        <w:rPr>
-          <w:rFonts w:hint="eastAsia" w:ascii="宋体" w:hAnsi="宋体" w:eastAsia="宋体" w:cs="宋体"/>
-        </w:rPr>
-        <w:t>void OnRep_CurrentHealth();</w:t>
-      </w:r>
-    </w:p>
-    <w:p>
-      <w:pPr>
-        <w:rPr>
-          <w:rFonts w:hint="eastAsia" w:ascii="宋体" w:hAnsi="宋体" w:eastAsia="宋体" w:cs="宋体"/>
-        </w:rPr>
-      </w:pPr>
-      <w:r>
-        <w:rPr>
-          <w:rFonts w:hint="eastAsia" w:ascii="宋体" w:hAnsi="宋体" w:eastAsia="宋体" w:cs="宋体"/>
-        </w:rPr>
-        <w:t>};</w:t>
-      </w:r>
-    </w:p>
-    <w:p>
-      <w:pPr>
-        <w:pStyle w:val="3"/>
-        <w:rPr>
-          <w:rFonts w:hint="eastAsia" w:ascii="宋体" w:hAnsi="宋体" w:eastAsia="宋体" w:cs="宋体"/>
-        </w:rPr>
-      </w:pPr>
-      <w:bookmarkStart w:id="13" w:name="_Toc19922"/>
-      <w:r>
-        <w:rPr>
-          <w:rFonts w:hint="eastAsia" w:ascii="宋体" w:hAnsi="宋体" w:eastAsia="宋体" w:cs="宋体"/>
-          <w:lang w:val="en-US" w:eastAsia="zh-CN"/>
-        </w:rPr>
-        <w:t>4</w:t>
-      </w:r>
-      <w:r>
-        <w:rPr>
-          <w:rFonts w:hint="eastAsia" w:ascii="宋体" w:hAnsi="宋体" w:eastAsia="宋体" w:cs="宋体"/>
-        </w:rPr>
-        <w:t>.5</w:t>
-      </w:r>
-      <w:r>
-        <w:rPr>
-          <w:rFonts w:hint="eastAsia" w:ascii="宋体" w:hAnsi="宋体" w:eastAsia="宋体" w:cs="宋体"/>
-          <w:lang w:val="en-US" w:eastAsia="zh-CN"/>
-        </w:rPr>
-        <w:t>.</w:t>
-      </w:r>
-      <w:r>
-        <w:rPr>
-          <w:rFonts w:hint="eastAsia" w:ascii="宋体" w:hAnsi="宋体" w:eastAsia="宋体" w:cs="宋体"/>
-        </w:rPr>
-        <w:t>蓝图实现</w:t>
-      </w:r>
-      <w:bookmarkEnd w:id="13"/>
-    </w:p>
-    <w:p>
-      <w:pPr>
-        <w:pStyle w:val="4"/>
-        <w:rPr>
-          <w:rFonts w:hint="eastAsia" w:ascii="宋体" w:hAnsi="宋体" w:eastAsia="宋体" w:cs="宋体"/>
-        </w:rPr>
-      </w:pPr>
-      <w:r>
-        <w:rPr>
-          <w:rFonts w:hint="eastAsia" w:ascii="宋体" w:hAnsi="宋体" w:eastAsia="宋体" w:cs="宋体"/>
-        </w:rPr>
-        <w:t>动画蓝图</w:t>
-      </w:r>
-    </w:p>
-    <w:p>
-      <w:pPr>
-        <w:numPr>
-          <w:ilvl w:val="0"/>
-          <w:numId w:val="1"/>
-        </w:numPr>
-        <w:spacing w:before="0" w:after="0"/>
-        <w:ind w:left="720" w:hanging="360"/>
-        <w:rPr>
-          <w:rFonts w:hint="eastAsia" w:ascii="宋体" w:hAnsi="宋体" w:eastAsia="宋体" w:cs="宋体"/>
-        </w:rPr>
-      </w:pPr>
-      <w:r>
-        <w:rPr>
-          <w:rFonts w:hint="eastAsia" w:ascii="宋体" w:hAnsi="宋体" w:eastAsia="宋体" w:cs="宋体"/>
-        </w:rPr>
-        <w:t>状态机：Idle/Run/Jump/Attack</w:t>
-      </w:r>
-    </w:p>
-    <w:p>
-      <w:pPr>
-        <w:numPr>
-          <w:ilvl w:val="0"/>
-          <w:numId w:val="1"/>
-        </w:numPr>
-        <w:spacing w:before="0" w:after="0"/>
-        <w:ind w:left="720" w:hanging="360"/>
-        <w:rPr>
-          <w:rFonts w:hint="eastAsia" w:ascii="宋体" w:hAnsi="宋体" w:eastAsia="宋体" w:cs="宋体"/>
-        </w:rPr>
-      </w:pPr>
-      <w:r>
-        <w:rPr>
-          <w:rFonts w:hint="eastAsia" w:ascii="宋体" w:hAnsi="宋体" w:eastAsia="宋体" w:cs="宋体"/>
-        </w:rPr>
-        <w:t>变量暴露：Speed、IsAttacking（从C++同步）</w:t>
-      </w:r>
-    </w:p>
-    <w:p>
-      <w:pPr>
-        <w:pStyle w:val="4"/>
-        <w:rPr>
-          <w:rFonts w:hint="eastAsia" w:ascii="宋体" w:hAnsi="宋体" w:eastAsia="宋体" w:cs="宋体"/>
-        </w:rPr>
-      </w:pPr>
-      <w:r>
-        <w:rPr>
-          <w:rFonts w:hint="eastAsia" w:ascii="宋体" w:hAnsi="宋体" w:eastAsia="宋体" w:cs="宋体"/>
-        </w:rPr>
-        <w:t>UI血条</w:t>
-      </w:r>
-    </w:p>
-    <w:p>
-      <w:pPr>
-        <w:numPr>
-          <w:ilvl w:val="0"/>
-          <w:numId w:val="2"/>
-        </w:numPr>
-        <w:spacing w:before="0" w:after="0"/>
-        <w:ind w:left="720" w:hanging="360"/>
-        <w:rPr>
-          <w:rFonts w:hint="eastAsia" w:ascii="宋体" w:hAnsi="宋体" w:eastAsia="宋体" w:cs="宋体"/>
-        </w:rPr>
-      </w:pPr>
-      <w:r>
-        <w:rPr>
-          <w:rFonts w:hint="eastAsia" w:ascii="宋体" w:hAnsi="宋体" w:eastAsia="宋体" w:cs="宋体"/>
-        </w:rPr>
-        <w:t>绑定 C++ 的CurrentHealth变量</w:t>
-      </w:r>
-    </w:p>
-    <w:p>
-      <w:pPr>
-        <w:numPr>
-          <w:ilvl w:val="0"/>
-          <w:numId w:val="2"/>
-        </w:numPr>
-        <w:spacing w:before="0" w:after="0"/>
-        <w:ind w:left="720" w:hanging="360"/>
-        <w:rPr>
-          <w:rFonts w:hint="eastAsia" w:ascii="宋体" w:hAnsi="宋体" w:eastAsia="宋体" w:cs="宋体"/>
-        </w:rPr>
-      </w:pPr>
-      <w:r>
-        <w:rPr>
-          <w:rFonts w:hint="eastAsia" w:ascii="宋体" w:hAnsi="宋体" w:eastAsia="宋体" w:cs="宋体"/>
-        </w:rPr>
-        <w:t>百分比计算、颜色变化</w:t>
-      </w:r>
-    </w:p>
-    <w:p>
-      <w:pPr>
-        <w:pStyle w:val="4"/>
-        <w:rPr>
-          <w:rFonts w:hint="eastAsia" w:ascii="宋体" w:hAnsi="宋体" w:eastAsia="宋体" w:cs="宋体"/>
-        </w:rPr>
-      </w:pPr>
-      <w:r>
-        <w:rPr>
-          <w:rFonts w:hint="eastAsia" w:ascii="宋体" w:hAnsi="宋体" w:eastAsia="宋体" w:cs="宋体"/>
-        </w:rPr>
-        <w:t>技能特效</w:t>
-      </w:r>
-    </w:p>
-    <w:p>
-      <w:pPr>
-        <w:numPr>
-          <w:ilvl w:val="0"/>
-          <w:numId w:val="3"/>
-        </w:numPr>
-        <w:spacing w:before="0" w:after="0"/>
-        <w:ind w:left="720" w:hanging="360"/>
-        <w:rPr>
-          <w:rFonts w:hint="eastAsia" w:ascii="宋体" w:hAnsi="宋体" w:eastAsia="宋体" w:cs="宋体"/>
-        </w:rPr>
-      </w:pPr>
-      <w:r>
-        <w:rPr>
-          <w:rFonts w:hint="eastAsia" w:ascii="宋体" w:hAnsi="宋体" w:eastAsia="宋体" w:cs="宋体"/>
-        </w:rPr>
-        <w:t>在蓝图里调用Server_UseSkill1()</w:t>
-      </w:r>
-    </w:p>
-    <w:p>
-      <w:pPr>
-        <w:numPr>
-          <w:ilvl w:val="0"/>
-          <w:numId w:val="3"/>
-        </w:numPr>
-        <w:spacing w:before="0" w:after="0"/>
-        <w:ind w:left="720" w:hanging="360"/>
-        <w:rPr>
-          <w:rFonts w:hint="eastAsia" w:ascii="宋体" w:hAnsi="宋体" w:eastAsia="宋体" w:cs="宋体"/>
-        </w:rPr>
-      </w:pPr>
-      <w:r>
-        <w:rPr>
-          <w:rFonts w:hint="eastAsia" w:ascii="宋体" w:hAnsi="宋体" w:eastAsia="宋体" w:cs="宋体"/>
-        </w:rPr>
-        <w:t>配置粒子系统、音效</w:t>
+          <w:sz w:val="28"/>
+          <w:szCs w:val="28"/>
+          <w:lang w:val="en-US" w:eastAsia="zh-CN"/>
+        </w:rPr>
+      </w:pPr>
+      <w:r>
+        <w:rPr>
+          <w:rFonts w:hint="eastAsia" w:ascii="宋体" w:hAnsi="宋体" w:eastAsia="宋体" w:cs="宋体"/>
+          <w:sz w:val="28"/>
+          <w:szCs w:val="28"/>
+          <w:lang w:val="en-US" w:eastAsia="zh-CN"/>
+        </w:rPr>
+        <w:t>4.4.1.关卡</w:t>
+      </w:r>
+    </w:p>
+    <w:p>
+      <w:pPr>
+        <w:ind w:firstLine="420" w:firstLineChars="0"/>
+        <w:rPr>
+          <w:rFonts w:hint="default" w:ascii="宋体" w:hAnsi="宋体" w:eastAsia="宋体" w:cs="宋体"/>
+          <w:sz w:val="24"/>
+          <w:szCs w:val="24"/>
+          <w:lang w:val="en-US" w:eastAsia="zh-CN"/>
+        </w:rPr>
+      </w:pPr>
+      <w:r>
+        <w:rPr>
+          <w:rFonts w:hint="eastAsia" w:ascii="宋体" w:hAnsi="宋体" w:eastAsia="宋体" w:cs="宋体"/>
+          <w:sz w:val="24"/>
+          <w:szCs w:val="24"/>
+          <w:lang w:val="en-US" w:eastAsia="zh-CN"/>
+        </w:rPr>
+        <w:t>Lobby：空地图，自动打开初始界面UI</w:t>
+      </w:r>
+    </w:p>
+    <w:p>
+      <w:pPr>
+        <w:ind w:firstLine="420" w:firstLineChars="0"/>
+        <w:rPr>
+          <w:rFonts w:hint="eastAsia" w:ascii="宋体" w:hAnsi="宋体" w:eastAsia="宋体" w:cs="宋体"/>
+          <w:sz w:val="24"/>
+          <w:szCs w:val="24"/>
+          <w:lang w:val="en-US" w:eastAsia="zh-CN"/>
+        </w:rPr>
+      </w:pPr>
+      <w:r>
+        <w:rPr>
+          <w:rFonts w:hint="eastAsia" w:ascii="宋体" w:hAnsi="宋体" w:eastAsia="宋体" w:cs="宋体"/>
+          <w:sz w:val="24"/>
+          <w:szCs w:val="24"/>
+          <w:lang w:val="en-US" w:eastAsia="zh-CN"/>
+        </w:rPr>
+        <w:t>Transition：空地图，自动打开加载界面UI，进入决斗场的加载地图</w:t>
+      </w:r>
+    </w:p>
+    <w:p>
+      <w:pPr>
+        <w:ind w:firstLine="420" w:firstLineChars="0"/>
+        <w:rPr>
+          <w:rFonts w:hint="default" w:ascii="宋体" w:hAnsi="宋体" w:eastAsia="宋体" w:cs="宋体"/>
+          <w:sz w:val="24"/>
+          <w:szCs w:val="24"/>
+          <w:lang w:val="en-US" w:eastAsia="zh-CN"/>
+        </w:rPr>
+      </w:pPr>
+      <w:r>
+        <w:rPr>
+          <w:rFonts w:hint="default" w:ascii="宋体" w:hAnsi="宋体" w:eastAsia="宋体" w:cs="宋体"/>
+          <w:sz w:val="24"/>
+          <w:szCs w:val="24"/>
+          <w:lang w:val="en-US" w:eastAsia="zh-CN"/>
+        </w:rPr>
+        <w:t>Arena</w:t>
+      </w:r>
+      <w:r>
+        <w:rPr>
+          <w:rFonts w:hint="eastAsia" w:ascii="宋体" w:hAnsi="宋体" w:eastAsia="宋体" w:cs="宋体"/>
+          <w:sz w:val="24"/>
+          <w:szCs w:val="24"/>
+          <w:lang w:val="en-US" w:eastAsia="zh-CN"/>
+        </w:rPr>
+        <w:t>：决斗场</w:t>
+      </w:r>
+    </w:p>
+    <w:p>
+      <w:pPr>
+        <w:rPr>
+          <w:rFonts w:hint="default" w:ascii="宋体" w:hAnsi="宋体" w:eastAsia="宋体" w:cs="宋体"/>
+          <w:sz w:val="28"/>
+          <w:szCs w:val="28"/>
+          <w:lang w:val="en-US" w:eastAsia="zh-CN"/>
+        </w:rPr>
+      </w:pPr>
+      <w:r>
+        <w:rPr>
+          <w:rFonts w:hint="eastAsia" w:ascii="宋体" w:hAnsi="宋体" w:eastAsia="宋体" w:cs="宋体"/>
+          <w:sz w:val="28"/>
+          <w:szCs w:val="28"/>
+          <w:lang w:val="en-US" w:eastAsia="zh-CN"/>
+        </w:rPr>
+        <w:t>4.4.2.</w:t>
       </w:r>
     </w:p>
     <w:p>
@@ -6491,7 +5490,7 @@
           <w:rFonts w:hint="eastAsia" w:ascii="宋体" w:hAnsi="宋体" w:eastAsia="宋体" w:cs="宋体"/>
         </w:rPr>
       </w:pPr>
-      <w:bookmarkStart w:id="14" w:name="_Toc32473"/>
+      <w:bookmarkStart w:id="13" w:name="_Toc32473"/>
       <w:r>
         <w:rPr>
           <w:rFonts w:hint="eastAsia" w:ascii="宋体" w:hAnsi="宋体" w:eastAsia="宋体" w:cs="宋体"/>
@@ -6505,43 +5504,43 @@
         </w:rPr>
         <w:t>开发计划</w:t>
       </w:r>
+      <w:bookmarkEnd w:id="13"/>
+    </w:p>
+    <w:p>
+      <w:pPr>
+        <w:pStyle w:val="3"/>
+        <w:rPr>
+          <w:rFonts w:hint="eastAsia" w:ascii="宋体" w:hAnsi="宋体" w:eastAsia="宋体" w:cs="宋体"/>
+        </w:rPr>
+      </w:pPr>
+      <w:bookmarkStart w:id="14" w:name="_Toc8486"/>
+      <w:r>
+        <w:rPr>
+          <w:rFonts w:hint="eastAsia" w:ascii="宋体" w:hAnsi="宋体" w:eastAsia="宋体" w:cs="宋体"/>
+          <w:lang w:val="en-US" w:eastAsia="zh-CN"/>
+        </w:rPr>
+        <w:t>5</w:t>
+      </w:r>
+      <w:r>
+        <w:rPr>
+          <w:rFonts w:hint="eastAsia" w:ascii="宋体" w:hAnsi="宋体" w:eastAsia="宋体" w:cs="宋体"/>
+        </w:rPr>
+        <w:t>.1</w:t>
+      </w:r>
+      <w:r>
+        <w:rPr>
+          <w:rFonts w:hint="eastAsia" w:ascii="宋体" w:hAnsi="宋体" w:eastAsia="宋体" w:cs="宋体"/>
+          <w:lang w:val="en-US" w:eastAsia="zh-CN"/>
+        </w:rPr>
+        <w:t>.</w:t>
+      </w:r>
+      <w:r>
+        <w:rPr>
+          <w:rFonts w:hint="eastAsia" w:ascii="宋体" w:hAnsi="宋体" w:eastAsia="宋体" w:cs="宋体"/>
+        </w:rPr>
+        <w:t>时间线</w:t>
+      </w:r>
       <w:bookmarkEnd w:id="14"/>
-    </w:p>
-    <w:p>
-      <w:pPr>
-        <w:pStyle w:val="3"/>
-        <w:rPr>
-          <w:rFonts w:hint="eastAsia" w:ascii="宋体" w:hAnsi="宋体" w:eastAsia="宋体" w:cs="宋体"/>
-        </w:rPr>
-      </w:pPr>
-      <w:bookmarkStart w:id="15" w:name="_Toc8486"/>
-      <w:r>
-        <w:rPr>
-          <w:rFonts w:hint="eastAsia" w:ascii="宋体" w:hAnsi="宋体" w:eastAsia="宋体" w:cs="宋体"/>
-          <w:lang w:val="en-US" w:eastAsia="zh-CN"/>
-        </w:rPr>
-        <w:t>5</w:t>
-      </w:r>
-      <w:r>
-        <w:rPr>
-          <w:rFonts w:hint="eastAsia" w:ascii="宋体" w:hAnsi="宋体" w:eastAsia="宋体" w:cs="宋体"/>
-        </w:rPr>
-        <w:t>.1</w:t>
-      </w:r>
-      <w:r>
-        <w:rPr>
-          <w:rFonts w:hint="eastAsia" w:ascii="宋体" w:hAnsi="宋体" w:eastAsia="宋体" w:cs="宋体"/>
-          <w:lang w:val="en-US" w:eastAsia="zh-CN"/>
-        </w:rPr>
-        <w:t>.</w:t>
-      </w:r>
-      <w:r>
-        <w:rPr>
-          <w:rFonts w:hint="eastAsia" w:ascii="宋体" w:hAnsi="宋体" w:eastAsia="宋体" w:cs="宋体"/>
-        </w:rPr>
-        <w:t>时间线</w:t>
-      </w:r>
-      <w:bookmarkEnd w:id="15"/>
     </w:p>
     <w:tbl>
       <w:tblPr>
@@ -6581,6 +5580,12 @@
             <w:insideH w:val="single" w:color="auto" w:sz="4" w:space="0"/>
             <w:insideV w:val="single" w:color="auto" w:sz="4" w:space="0"/>
           </w:tblBorders>
+          <w:tblCellMar>
+            <w:top w:w="0" w:type="dxa"/>
+            <w:left w:w="0" w:type="dxa"/>
+            <w:bottom w:w="0" w:type="dxa"/>
+            <w:right w:w="0" w:type="dxa"/>
+          </w:tblCellMar>
         </w:tblPrEx>
         <w:tc>
           <w:tcPr>
@@ -7123,7 +6128,7 @@
           <w:rFonts w:hint="eastAsia" w:ascii="宋体" w:hAnsi="宋体" w:eastAsia="宋体" w:cs="宋体"/>
         </w:rPr>
       </w:pPr>
-      <w:bookmarkStart w:id="16" w:name="_Toc26120"/>
+      <w:bookmarkStart w:id="15" w:name="_Toc26120"/>
       <w:r>
         <w:rPr>
           <w:rFonts w:hint="eastAsia" w:ascii="宋体" w:hAnsi="宋体" w:eastAsia="宋体" w:cs="宋体"/>
@@ -7150,7 +6155,7 @@
         </w:rPr>
         <w:t>每日任务清单</w:t>
       </w:r>
-      <w:bookmarkEnd w:id="16"/>
+      <w:bookmarkEnd w:id="15"/>
     </w:p>
     <w:tbl>
       <w:tblPr>
@@ -8080,7 +7085,7 @@
           <w:rFonts w:hint="eastAsia" w:ascii="宋体" w:hAnsi="宋体" w:eastAsia="宋体" w:cs="宋体"/>
         </w:rPr>
       </w:pPr>
-      <w:bookmarkStart w:id="17" w:name="_Toc28725"/>
+      <w:bookmarkStart w:id="16" w:name="_Toc28725"/>
       <w:r>
         <w:rPr>
           <w:rFonts w:hint="eastAsia" w:ascii="宋体" w:hAnsi="宋体" w:eastAsia="宋体" w:cs="宋体"/>
@@ -8107,7 +7112,7 @@
         </w:rPr>
         <w:t>验收清单</w:t>
       </w:r>
-      <w:bookmarkEnd w:id="17"/>
+      <w:bookmarkEnd w:id="16"/>
     </w:p>
     <w:p>
       <w:pPr>
@@ -8135,7 +7140,7 @@
       <w:pPr>
         <w:numPr>
           <w:ilvl w:val="0"/>
-          <w:numId w:val="4"/>
+          <w:numId w:val="1"/>
         </w:numPr>
         <w:spacing w:before="0" w:after="0"/>
         <w:ind w:left="720" w:hanging="360"/>
@@ -8154,7 +7159,7 @@
       <w:pPr>
         <w:numPr>
           <w:ilvl w:val="0"/>
-          <w:numId w:val="4"/>
+          <w:numId w:val="1"/>
         </w:numPr>
         <w:spacing w:before="0" w:after="0"/>
         <w:ind w:left="720" w:hanging="360"/>
@@ -8173,7 +7178,7 @@
       <w:pPr>
         <w:numPr>
           <w:ilvl w:val="0"/>
-          <w:numId w:val="4"/>
+          <w:numId w:val="1"/>
         </w:numPr>
         <w:spacing w:before="0" w:after="0"/>
         <w:ind w:left="720" w:hanging="360"/>
@@ -8192,7 +7197,7 @@
       <w:pPr>
         <w:numPr>
           <w:ilvl w:val="0"/>
-          <w:numId w:val="4"/>
+          <w:numId w:val="1"/>
         </w:numPr>
         <w:spacing w:before="0" w:after="0"/>
         <w:ind w:left="720" w:hanging="360"/>
@@ -8211,7 +7216,7 @@
       <w:pPr>
         <w:numPr>
           <w:ilvl w:val="0"/>
-          <w:numId w:val="4"/>
+          <w:numId w:val="1"/>
         </w:numPr>
         <w:spacing w:before="0" w:after="0"/>
         <w:ind w:left="720" w:hanging="360"/>
@@ -8230,7 +7235,7 @@
       <w:pPr>
         <w:numPr>
           <w:ilvl w:val="0"/>
-          <w:numId w:val="4"/>
+          <w:numId w:val="1"/>
         </w:numPr>
         <w:spacing w:before="0" w:after="0"/>
         <w:ind w:left="720" w:hanging="360"/>
@@ -8264,7 +7269,7 @@
       <w:pPr>
         <w:numPr>
           <w:ilvl w:val="0"/>
-          <w:numId w:val="5"/>
+          <w:numId w:val="2"/>
         </w:numPr>
         <w:spacing w:before="0" w:after="0"/>
         <w:ind w:left="720" w:hanging="360"/>
@@ -8283,7 +7288,7 @@
       <w:pPr>
         <w:numPr>
           <w:ilvl w:val="0"/>
-          <w:numId w:val="5"/>
+          <w:numId w:val="2"/>
         </w:numPr>
         <w:spacing w:before="0" w:after="0"/>
         <w:ind w:left="720" w:hanging="360"/>
@@ -8302,7 +7307,7 @@
       <w:pPr>
         <w:numPr>
           <w:ilvl w:val="0"/>
-          <w:numId w:val="5"/>
+          <w:numId w:val="2"/>
         </w:numPr>
         <w:spacing w:before="0" w:after="0"/>
         <w:ind w:left="720" w:hanging="360"/>
@@ -8321,7 +7326,7 @@
       <w:pPr>
         <w:numPr>
           <w:ilvl w:val="0"/>
-          <w:numId w:val="5"/>
+          <w:numId w:val="2"/>
         </w:numPr>
         <w:spacing w:before="0" w:after="0"/>
         <w:ind w:left="720" w:hanging="360"/>
@@ -8488,60 +7493,6 @@
 <file path=word/numbering.xml><?xml version="1.0" encoding="utf-8"?>
 <w:numbering xmlns:wpc="http://schemas.microsoft.com/office/word/2010/wordprocessingCanvas" xmlns:mc="http://schemas.openxmlformats.org/markup-compatibility/2006" xmlns:o="urn:schemas-microsoft-com:office:office" xmlns:r="http://schemas.openxmlformats.org/officeDocument/2006/relationships" xmlns:m="http://schemas.openxmlformats.org/officeDocument/2006/math" xmlns:v="urn:schemas-microsoft-com:vml" xmlns:wp14="http://schemas.microsoft.com/office/word/2010/wordprocessingDrawing" xmlns:wp="http://schemas.openxmlformats.org/drawingml/2006/wordprocessingDrawing" xmlns:w10="urn:schemas-microsoft-com:office:word" xmlns:w="http://schemas.openxmlformats.org/wordprocessingml/2006/main" xmlns:w14="http://schemas.microsoft.com/office/word/2010/wordml" xmlns:wpg="http://schemas.microsoft.com/office/word/2010/wordprocessingGroup" xmlns:wpi="http://schemas.microsoft.com/office/word/2010/wordprocessingInk" xmlns:wne="http://schemas.microsoft.com/office/word/2006/wordml" xmlns:wps="http://schemas.microsoft.com/office/word/2010/wordprocessingShape" xmlns:wpsCustomData="http://www.wps.cn/officeDocument/2013/wpsCustomData" mc:Ignorable="w14 wp14">
   <w:abstractNum w:abstractNumId="0">
-    <w:nsid w:val="8D22D8CE"/>
-    <w:multiLevelType w:val="singleLevel"/>
-    <w:tmpl w:val="8D22D8CE"/>
-    <w:lvl w:ilvl="0" w:tentative="0">
-      <w:start w:val="1"/>
-      <w:numFmt w:val="bullet"/>
-      <w:lvlText w:val=""/>
-      <w:lvlJc w:val="left"/>
-      <w:pPr>
-        <w:ind w:left="720" w:hanging="360"/>
-      </w:pPr>
-      <w:rPr>
-        <w:rFonts w:hint="default" w:ascii="Symbol" w:hAnsi="Symbol" w:cs="Symbol"/>
-        <w:sz w:val="20"/>
-      </w:rPr>
-    </w:lvl>
-  </w:abstractNum>
-  <w:abstractNum w:abstractNumId="1">
-    <w:nsid w:val="914C6543"/>
-    <w:multiLevelType w:val="singleLevel"/>
-    <w:tmpl w:val="914C6543"/>
-    <w:lvl w:ilvl="0" w:tentative="0">
-      <w:start w:val="1"/>
-      <w:numFmt w:val="bullet"/>
-      <w:lvlText w:val=""/>
-      <w:lvlJc w:val="left"/>
-      <w:pPr>
-        <w:ind w:left="720" w:hanging="360"/>
-      </w:pPr>
-      <w:rPr>
-        <w:rFonts w:hint="default" w:ascii="Symbol" w:hAnsi="Symbol" w:cs="Symbol"/>
-        <w:sz w:val="20"/>
-      </w:rPr>
-    </w:lvl>
-  </w:abstractNum>
-  <w:abstractNum w:abstractNumId="2">
-    <w:nsid w:val="0A8C9C65"/>
-    <w:multiLevelType w:val="singleLevel"/>
-    <w:tmpl w:val="0A8C9C65"/>
-    <w:lvl w:ilvl="0" w:tentative="0">
-      <w:start w:val="1"/>
-      <w:numFmt w:val="bullet"/>
-      <w:lvlText w:val=""/>
-      <w:lvlJc w:val="left"/>
-      <w:pPr>
-        <w:ind w:left="720" w:hanging="360"/>
-      </w:pPr>
-      <w:rPr>
-        <w:rFonts w:hint="default" w:ascii="Symbol" w:hAnsi="Symbol" w:cs="Symbol"/>
-        <w:sz w:val="20"/>
-      </w:rPr>
-    </w:lvl>
-  </w:abstractNum>
-  <w:abstractNum w:abstractNumId="3">
     <w:nsid w:val="0F26232C"/>
     <w:multiLevelType w:val="singleLevel"/>
     <w:tmpl w:val="0F26232C"/>
@@ -8559,7 +7510,7 @@
       </w:rPr>
     </w:lvl>
   </w:abstractNum>
-  <w:abstractNum w:abstractNumId="4">
+  <w:abstractNum w:abstractNumId="1">
     <w:nsid w:val="7BC901DD"/>
     <w:multiLevelType w:val="singleLevel"/>
     <w:tmpl w:val="7BC901DD"/>
@@ -8578,19 +7529,10 @@
     </w:lvl>
   </w:abstractNum>
   <w:num w:numId="1">
-    <w:abstractNumId w:val="1"/>
+    <w:abstractNumId w:val="0"/>
   </w:num>
   <w:num w:numId="2">
-    <w:abstractNumId w:val="2"/>
-  </w:num>
-  <w:num w:numId="3">
-    <w:abstractNumId w:val="0"/>
-  </w:num>
-  <w:num w:numId="4">
-    <w:abstractNumId w:val="3"/>
-  </w:num>
-  <w:num w:numId="5">
-    <w:abstractNumId w:val="4"/>
+    <w:abstractNumId w:val="1"/>
   </w:num>
 </w:numbering>
 </file>
@@ -8600,7 +7542,7 @@
   <w:docDefaults>
     <w:rPrDefault>
       <w:rPr>
-        <w:rFonts w:asciiTheme="minorHAnsi" w:hAnsiTheme="minorHAnsi" w:eastAsiaTheme="minorEastAsia" w:cstheme="minorBidi"/>
+        <w:rFonts w:ascii="Times New Roman" w:hAnsi="Times New Roman" w:eastAsia="宋体" w:cs="Times New Roman"/>
       </w:rPr>
     </w:rPrDefault>
     <w:pPrDefault/>
@@ -9036,6 +7978,15 @@
     </w:pPr>
   </w:style>
   <w:style w:type="character" w:styleId="13">
+    <w:name w:val="Strong"/>
+    <w:basedOn w:val="12"/>
+    <w:qFormat/>
+    <w:uiPriority w:val="0"/>
+    <w:rPr>
+      <w:b/>
+    </w:rPr>
+  </w:style>
+  <w:style w:type="character" w:styleId="14">
     <w:name w:val="Emphasis"/>
     <w:basedOn w:val="12"/>
     <w:qFormat/>

--- a/GDD.docx
+++ b/GDD.docx
@@ -2123,14 +2123,6 @@
       </w:tblGrid>
       <w:tr>
         <w:tblPrEx>
-          <w:tblBorders>
-            <w:top w:val="single" w:color="auto" w:sz="4" w:space="0"/>
-            <w:left w:val="single" w:color="auto" w:sz="4" w:space="0"/>
-            <w:bottom w:val="single" w:color="auto" w:sz="4" w:space="0"/>
-            <w:right w:val="single" w:color="auto" w:sz="4" w:space="0"/>
-            <w:insideH w:val="single" w:color="auto" w:sz="4" w:space="0"/>
-            <w:insideV w:val="single" w:color="auto" w:sz="4" w:space="0"/>
-          </w:tblBorders>
           <w:tblCellMar>
             <w:top w:w="0" w:type="dxa"/>
             <w:left w:w="0" w:type="dxa"/>
@@ -2923,14 +2915,6 @@
       </w:tblGrid>
       <w:tr>
         <w:tblPrEx>
-          <w:tblBorders>
-            <w:top w:val="single" w:color="auto" w:sz="4" w:space="0"/>
-            <w:left w:val="single" w:color="auto" w:sz="4" w:space="0"/>
-            <w:bottom w:val="single" w:color="auto" w:sz="4" w:space="0"/>
-            <w:right w:val="single" w:color="auto" w:sz="4" w:space="0"/>
-            <w:insideH w:val="single" w:color="auto" w:sz="4" w:space="0"/>
-            <w:insideV w:val="single" w:color="auto" w:sz="4" w:space="0"/>
-          </w:tblBorders>
           <w:tblCellMar>
             <w:top w:w="0" w:type="dxa"/>
             <w:left w:w="0" w:type="dxa"/>
@@ -4314,7 +4298,7 @@
           <w:szCs w:val="24"/>
           <w:lang w:val="en-US" w:eastAsia="zh-CN"/>
         </w:rPr>
-        <w:t>替身：当拥有奥义点，操控角色在受击状态，且不在冷却时可使用，检测 内是否有敌人，如果存在，角色移动至其身后，并进入 保护状态。使用后进入 冷却</w:t>
+        <w:t>替身：当拥有奥义点，操控角色在受击状态，且不处于冷却时可使用，检测 内是否有敌人，如果存在，角色移动至其身后，并进入 保护状态。使用后进入 冷却</w:t>
       </w:r>
     </w:p>
     <w:p>
@@ -4395,26 +4379,6 @@
           <w:lang w:val="en-US" w:eastAsia="zh-CN"/>
         </w:rPr>
         <w:t>决斗场：场景大小为 ，可移动区域为</w:t>
-      </w:r>
-    </w:p>
-    <w:p>
-      <w:pPr>
-        <w:ind w:firstLine="420" w:firstLineChars="0"/>
-        <w:rPr>
-          <w:rFonts w:hint="eastAsia" w:ascii="宋体" w:hAnsi="宋体" w:eastAsia="宋体" w:cs="宋体"/>
-          <w:sz w:val="24"/>
-          <w:szCs w:val="24"/>
-          <w:lang w:val="en-US" w:eastAsia="zh-CN"/>
-        </w:rPr>
-      </w:pPr>
-      <w:r>
-        <w:rPr>
-          <w:rFonts w:hint="eastAsia" w:ascii="宋体" w:hAnsi="宋体" w:eastAsia="宋体" w:cs="宋体"/>
-          <w:sz w:val="24"/>
-          <w:szCs w:val="24"/>
-          <w:lang w:val="en-US" w:eastAsia="zh-CN"/>
-        </w:rPr>
-        <w:t>摄像头：以角色前方 为中心点，平滑追踪，可移动区域为 ；线性震动</w:t>
       </w:r>
     </w:p>
     <w:p>
@@ -4991,6 +4955,16 @@
           <w:lang w:val="en-US" w:eastAsia="zh-CN"/>
         </w:rPr>
         <w:tab/>
+      </w:r>
+      <w:r>
+        <w:rPr>
+          <w:rFonts w:hint="eastAsia" w:ascii="宋体" w:hAnsi="宋体" w:eastAsia="宋体" w:cs="宋体"/>
+          <w:b w:val="0"/>
+          <w:bCs w:val="0"/>
+          <w:sz w:val="24"/>
+          <w:szCs w:val="24"/>
+          <w:lang w:val="en-US" w:eastAsia="zh-CN"/>
+        </w:rPr>
         <w:t>|-Map/</w:t>
       </w:r>
     </w:p>
@@ -5041,52 +5015,140 @@
         </w:rPr>
         <w:t>|-</w:t>
       </w:r>
+    </w:p>
+    <w:p>
+      <w:pPr>
+        <w:pStyle w:val="3"/>
+        <w:rPr>
+          <w:rFonts w:hint="eastAsia" w:ascii="宋体" w:hAnsi="宋体" w:eastAsia="宋体" w:cs="宋体"/>
+          <w:lang w:val="en-US" w:eastAsia="zh-CN"/>
+        </w:rPr>
+      </w:pPr>
+      <w:bookmarkStart w:id="10" w:name="_Toc4643"/>
+      <w:r>
+        <w:rPr>
+          <w:rFonts w:hint="eastAsia" w:ascii="宋体" w:hAnsi="宋体" w:eastAsia="宋体" w:cs="宋体"/>
+          <w:lang w:val="en-US" w:eastAsia="zh-CN"/>
+        </w:rPr>
+        <w:t>4</w:t>
+      </w:r>
+      <w:r>
+        <w:rPr>
+          <w:rFonts w:hint="eastAsia" w:ascii="宋体" w:hAnsi="宋体" w:eastAsia="宋体" w:cs="宋体"/>
+        </w:rPr>
+        <w:t>.2</w:t>
+      </w:r>
+      <w:r>
+        <w:rPr>
+          <w:rFonts w:hint="eastAsia" w:ascii="宋体" w:hAnsi="宋体" w:eastAsia="宋体" w:cs="宋体"/>
+          <w:lang w:val="en-US" w:eastAsia="zh-CN"/>
+        </w:rPr>
+        <w:t>.</w:t>
+      </w:r>
+      <w:r>
+        <w:rPr>
+          <w:rFonts w:hint="eastAsia" w:ascii="宋体" w:hAnsi="宋体" w:eastAsia="宋体" w:cs="宋体"/>
+        </w:rPr>
+        <w:t>核心</w:t>
+      </w:r>
+      <w:bookmarkEnd w:id="10"/>
+      <w:r>
+        <w:rPr>
+          <w:rFonts w:hint="eastAsia" w:ascii="宋体" w:hAnsi="宋体" w:eastAsia="宋体" w:cs="宋体"/>
+          <w:lang w:val="en-US" w:eastAsia="zh-CN"/>
+        </w:rPr>
+        <w:t>逻辑</w:t>
+      </w:r>
+    </w:p>
+    <w:p>
+      <w:pPr>
+        <w:rPr>
+          <w:rFonts w:hint="eastAsia" w:ascii="宋体" w:hAnsi="宋体" w:eastAsia="宋体" w:cs="宋体"/>
+          <w:sz w:val="28"/>
+          <w:szCs w:val="28"/>
+          <w:lang w:val="en-US" w:eastAsia="zh-CN"/>
+        </w:rPr>
+      </w:pPr>
+      <w:r>
+        <w:rPr>
+          <w:rFonts w:hint="eastAsia" w:ascii="宋体" w:hAnsi="宋体" w:eastAsia="宋体" w:cs="宋体"/>
+          <w:sz w:val="28"/>
+          <w:szCs w:val="28"/>
+          <w:lang w:val="en-US" w:eastAsia="zh-CN"/>
+        </w:rPr>
+        <w:t>4.2.1.关卡流程</w:t>
+      </w:r>
+    </w:p>
+    <w:p>
+      <w:pPr>
+        <w:ind w:firstLine="420" w:firstLineChars="0"/>
+        <w:rPr>
+          <w:rFonts w:hint="eastAsia" w:ascii="宋体" w:hAnsi="宋体" w:eastAsia="宋体" w:cs="宋体"/>
+          <w:sz w:val="24"/>
+          <w:szCs w:val="24"/>
+          <w:lang w:val="en-US" w:eastAsia="zh-CN"/>
+        </w:rPr>
+      </w:pPr>
+      <w:r>
+        <w:rPr>
+          <w:rFonts w:hint="eastAsia" w:ascii="宋体" w:hAnsi="宋体" w:eastAsia="宋体" w:cs="宋体"/>
+          <w:sz w:val="24"/>
+          <w:szCs w:val="24"/>
+          <w:lang w:val="en-US" w:eastAsia="zh-CN"/>
+        </w:rPr>
+        <w:t>C_ArenaGM的BeginPlay()中，在2名玩家进入关卡后，随机分配红蓝方，蓝方出生点为左侧（），状态UI为左上角，朝向为正，位置标识圈为蓝色；红</w:t>
+      </w:r>
+      <w:r>
+        <w:rPr>
+          <w:rFonts w:hint="eastAsia" w:ascii="宋体" w:hAnsi="宋体" w:eastAsia="宋体" w:cs="宋体"/>
+          <w:sz w:val="24"/>
+          <w:szCs w:val="24"/>
+          <w:lang w:val="en-US" w:eastAsia="zh-CN"/>
+        </w:rPr>
+        <w:t>方出生点为右侧（），状态UI为右上角，朝向为反，位置标识圈为红色。</w:t>
+      </w:r>
+    </w:p>
+    <w:p>
+      <w:pPr>
+        <w:rPr>
+          <w:rFonts w:hint="eastAsia" w:ascii="宋体" w:hAnsi="宋体" w:eastAsia="宋体" w:cs="宋体"/>
+          <w:sz w:val="28"/>
+          <w:szCs w:val="28"/>
+          <w:lang w:val="en-US" w:eastAsia="zh-CN"/>
+        </w:rPr>
+      </w:pPr>
+      <w:r>
+        <w:rPr>
+          <w:rFonts w:hint="eastAsia" w:ascii="宋体" w:hAnsi="宋体" w:eastAsia="宋体" w:cs="宋体"/>
+          <w:sz w:val="28"/>
+          <w:szCs w:val="28"/>
+          <w:lang w:val="en-US" w:eastAsia="zh-CN"/>
+        </w:rPr>
+        <w:t>4.2.1.摄像头</w:t>
+      </w:r>
+    </w:p>
+    <w:p>
+      <w:pPr>
+        <w:ind w:firstLine="420" w:firstLineChars="0"/>
+        <w:rPr>
+          <w:rFonts w:hint="default" w:ascii="宋体" w:hAnsi="宋体" w:eastAsia="宋体" w:cs="宋体"/>
+          <w:sz w:val="24"/>
+          <w:szCs w:val="24"/>
+          <w:lang w:val="en-US" w:eastAsia="zh-CN"/>
+        </w:rPr>
+      </w:pPr>
       <w:bookmarkStart w:id="17" w:name="_GoBack"/>
       <w:bookmarkEnd w:id="17"/>
     </w:p>
     <w:p>
       <w:pPr>
-        <w:pStyle w:val="3"/>
-        <w:rPr>
-          <w:rFonts w:hint="eastAsia" w:ascii="宋体" w:hAnsi="宋体" w:eastAsia="宋体" w:cs="宋体"/>
-          <w:lang w:val="en-US" w:eastAsia="zh-CN"/>
-        </w:rPr>
-      </w:pPr>
-      <w:bookmarkStart w:id="10" w:name="_Toc4643"/>
-      <w:r>
-        <w:rPr>
-          <w:rFonts w:hint="eastAsia" w:ascii="宋体" w:hAnsi="宋体" w:eastAsia="宋体" w:cs="宋体"/>
-          <w:lang w:val="en-US" w:eastAsia="zh-CN"/>
-        </w:rPr>
-        <w:t>4</w:t>
-      </w:r>
-      <w:r>
-        <w:rPr>
-          <w:rFonts w:hint="eastAsia" w:ascii="宋体" w:hAnsi="宋体" w:eastAsia="宋体" w:cs="宋体"/>
-        </w:rPr>
-        <w:t>.2</w:t>
-      </w:r>
-      <w:r>
-        <w:rPr>
-          <w:rFonts w:hint="eastAsia" w:ascii="宋体" w:hAnsi="宋体" w:eastAsia="宋体" w:cs="宋体"/>
-          <w:lang w:val="en-US" w:eastAsia="zh-CN"/>
-        </w:rPr>
-        <w:t>.</w:t>
-      </w:r>
-      <w:r>
-        <w:rPr>
-          <w:rFonts w:hint="eastAsia" w:ascii="宋体" w:hAnsi="宋体" w:eastAsia="宋体" w:cs="宋体"/>
-        </w:rPr>
-        <w:t>核心</w:t>
-      </w:r>
-      <w:bookmarkEnd w:id="10"/>
-      <w:r>
-        <w:rPr>
-          <w:rFonts w:hint="eastAsia" w:ascii="宋体" w:hAnsi="宋体" w:eastAsia="宋体" w:cs="宋体"/>
-          <w:lang w:val="en-US" w:eastAsia="zh-CN"/>
-        </w:rPr>
-        <w:t>逻辑</w:t>
-      </w:r>
+        <w:rPr>
+          <w:rFonts w:hint="default" w:ascii="宋体" w:hAnsi="宋体" w:eastAsia="宋体" w:cs="宋体"/>
+          <w:sz w:val="24"/>
+          <w:szCs w:val="24"/>
+          <w:lang w:val="en-US" w:eastAsia="zh-CN"/>
+        </w:rPr>
+      </w:pPr>
     </w:p>
     <w:p>
       <w:pPr>
@@ -5580,12 +5642,6 @@
             <w:insideH w:val="single" w:color="auto" w:sz="4" w:space="0"/>
             <w:insideV w:val="single" w:color="auto" w:sz="4" w:space="0"/>
           </w:tblBorders>
-          <w:tblCellMar>
-            <w:top w:w="0" w:type="dxa"/>
-            <w:left w:w="0" w:type="dxa"/>
-            <w:bottom w:w="0" w:type="dxa"/>
-            <w:right w:w="0" w:type="dxa"/>
-          </w:tblCellMar>
         </w:tblPrEx>
         <w:tc>
           <w:tcPr>
@@ -7579,7 +7635,7 @@
     <w:lsdException w:unhideWhenUsed="0" w:uiPriority="0" w:semiHidden="0" w:name="Normal Indent"/>
     <w:lsdException w:unhideWhenUsed="0" w:uiPriority="0" w:semiHidden="0" w:name="footnote text"/>
     <w:lsdException w:unhideWhenUsed="0" w:uiPriority="0" w:semiHidden="0" w:name="annotation text"/>
-    <w:lsdException w:unhideWhenUsed="0" w:uiPriority="0" w:semiHidden="0" w:name="header"/>
+    <w:lsdException w:qFormat="1" w:unhideWhenUsed="0" w:uiPriority="0" w:semiHidden="0" w:name="header"/>
     <w:lsdException w:qFormat="1" w:unhideWhenUsed="0" w:uiPriority="0" w:semiHidden="0" w:name="footer"/>
     <w:lsdException w:unhideWhenUsed="0" w:uiPriority="0" w:semiHidden="0" w:name="index heading"/>
     <w:lsdException w:qFormat="1" w:uiPriority="0" w:name="caption"/>
@@ -7940,6 +7996,7 @@
   <w:style w:type="paragraph" w:styleId="8">
     <w:name w:val="header"/>
     <w:basedOn w:val="1"/>
+    <w:qFormat/>
     <w:uiPriority w:val="0"/>
     <w:pPr>
       <w:pBdr>

--- a/GDD.docx
+++ b/GDD.docx
@@ -2123,6 +2123,14 @@
       </w:tblGrid>
       <w:tr>
         <w:tblPrEx>
+          <w:tblBorders>
+            <w:top w:val="single" w:color="auto" w:sz="4" w:space="0"/>
+            <w:left w:val="single" w:color="auto" w:sz="4" w:space="0"/>
+            <w:bottom w:val="single" w:color="auto" w:sz="4" w:space="0"/>
+            <w:right w:val="single" w:color="auto" w:sz="4" w:space="0"/>
+            <w:insideH w:val="single" w:color="auto" w:sz="4" w:space="0"/>
+            <w:insideV w:val="single" w:color="auto" w:sz="4" w:space="0"/>
+          </w:tblBorders>
           <w:tblCellMar>
             <w:top w:w="0" w:type="dxa"/>
             <w:left w:w="0" w:type="dxa"/>
@@ -2915,6 +2923,14 @@
       </w:tblGrid>
       <w:tr>
         <w:tblPrEx>
+          <w:tblBorders>
+            <w:top w:val="single" w:color="auto" w:sz="4" w:space="0"/>
+            <w:left w:val="single" w:color="auto" w:sz="4" w:space="0"/>
+            <w:bottom w:val="single" w:color="auto" w:sz="4" w:space="0"/>
+            <w:right w:val="single" w:color="auto" w:sz="4" w:space="0"/>
+            <w:insideH w:val="single" w:color="auto" w:sz="4" w:space="0"/>
+            <w:insideV w:val="single" w:color="auto" w:sz="4" w:space="0"/>
+          </w:tblBorders>
           <w:tblCellMar>
             <w:top w:w="0" w:type="dxa"/>
             <w:left w:w="0" w:type="dxa"/>
@@ -2971,6 +2987,66 @@
                 <w:b/>
               </w:rPr>
               <w:t>说明</w:t>
+            </w:r>
+          </w:p>
+        </w:tc>
+      </w:tr>
+      <w:tr>
+        <w:tblPrEx>
+          <w:tblBorders>
+            <w:top w:val="single" w:color="auto" w:sz="4" w:space="0"/>
+            <w:left w:val="single" w:color="auto" w:sz="4" w:space="0"/>
+            <w:bottom w:val="single" w:color="auto" w:sz="4" w:space="0"/>
+            <w:right w:val="single" w:color="auto" w:sz="4" w:space="0"/>
+            <w:insideH w:val="single" w:color="auto" w:sz="4" w:space="0"/>
+            <w:insideV w:val="single" w:color="auto" w:sz="4" w:space="0"/>
+          </w:tblBorders>
+        </w:tblPrEx>
+        <w:tc>
+          <w:tcPr>
+            <w:tcW w:w="1349" w:type="dxa"/>
+            <w:tcMar>
+              <w:left w:w="108" w:type="dxa"/>
+              <w:right w:w="108" w:type="dxa"/>
+            </w:tcMar>
+            <w:vAlign w:val="center"/>
+          </w:tcPr>
+          <w:p>
+            <w:pPr>
+              <w:jc w:val="center"/>
+              <w:rPr>
+                <w:rFonts w:hint="eastAsia" w:ascii="宋体" w:hAnsi="宋体" w:eastAsia="宋体" w:cs="宋体"/>
+              </w:rPr>
+            </w:pPr>
+            <w:r>
+              <w:rPr>
+                <w:rFonts w:hint="eastAsia" w:ascii="宋体" w:hAnsi="宋体" w:eastAsia="宋体" w:cs="宋体"/>
+              </w:rPr>
+              <w:t>对战形式</w:t>
+            </w:r>
+          </w:p>
+        </w:tc>
+        <w:tc>
+          <w:tcPr>
+            <w:tcW w:w="6955" w:type="dxa"/>
+            <w:tcMar>
+              <w:left w:w="108" w:type="dxa"/>
+              <w:right w:w="108" w:type="dxa"/>
+            </w:tcMar>
+            <w:vAlign w:val="center"/>
+          </w:tcPr>
+          <w:p>
+            <w:pPr>
+              <w:jc w:val="center"/>
+              <w:rPr>
+                <w:rFonts w:hint="eastAsia" w:ascii="宋体" w:hAnsi="宋体" w:eastAsia="宋体" w:cs="宋体"/>
+              </w:rPr>
+            </w:pPr>
+            <w:r>
+              <w:rPr>
+                <w:rFonts w:hint="eastAsia" w:ascii="宋体" w:hAnsi="宋体" w:eastAsia="宋体" w:cs="宋体"/>
+              </w:rPr>
+              <w:t>1v1单局</w:t>
             </w:r>
           </w:p>
         </w:tc>
@@ -3012,7 +3088,7 @@
               <w:rPr>
                 <w:rFonts w:hint="eastAsia" w:ascii="宋体" w:hAnsi="宋体" w:eastAsia="宋体" w:cs="宋体"/>
               </w:rPr>
-              <w:t>对战形式</w:t>
+              <w:t>胜利条件</w:t>
             </w:r>
           </w:p>
         </w:tc>
@@ -3030,13 +3106,40 @@
               <w:jc w:val="center"/>
               <w:rPr>
                 <w:rFonts w:hint="eastAsia" w:ascii="宋体" w:hAnsi="宋体" w:eastAsia="宋体" w:cs="宋体"/>
-              </w:rPr>
-            </w:pPr>
-            <w:r>
-              <w:rPr>
-                <w:rFonts w:hint="eastAsia" w:ascii="宋体" w:hAnsi="宋体" w:eastAsia="宋体" w:cs="宋体"/>
-              </w:rPr>
-              <w:t>1v1单局</w:t>
+                <w:lang w:val="en-US" w:eastAsia="zh-CN"/>
+              </w:rPr>
+            </w:pPr>
+            <w:r>
+              <w:rPr>
+                <w:rFonts w:hint="eastAsia" w:ascii="宋体" w:hAnsi="宋体" w:eastAsia="宋体" w:cs="宋体"/>
+              </w:rPr>
+              <w:t>对方血量归零</w:t>
+            </w:r>
+            <w:r>
+              <w:rPr>
+                <w:rFonts w:hint="eastAsia" w:ascii="宋体" w:hAnsi="宋体" w:eastAsia="宋体" w:cs="宋体"/>
+                <w:lang w:val="en-US" w:eastAsia="zh-CN"/>
+              </w:rPr>
+              <w:t>或</w:t>
+            </w:r>
+            <w:r>
+              <w:rPr>
+                <w:rFonts w:hint="eastAsia" w:ascii="宋体" w:hAnsi="宋体" w:eastAsia="宋体" w:cs="宋体"/>
+              </w:rPr>
+              <w:t>时间结束</w:t>
+            </w:r>
+            <w:r>
+              <w:rPr>
+                <w:rFonts w:hint="eastAsia" w:ascii="宋体" w:hAnsi="宋体" w:eastAsia="宋体" w:cs="宋体"/>
+                <w:lang w:val="en-US" w:eastAsia="zh-CN"/>
+              </w:rPr>
+              <w:t>时</w:t>
+            </w:r>
+            <w:r>
+              <w:rPr>
+                <w:rFonts w:hint="eastAsia" w:ascii="宋体" w:hAnsi="宋体" w:eastAsia="宋体" w:cs="宋体"/>
+              </w:rPr>
+              <w:t>血量多</w:t>
             </w:r>
           </w:p>
         </w:tc>
@@ -3051,105 +3154,6 @@
             <w:insideH w:val="single" w:color="auto" w:sz="4" w:space="0"/>
             <w:insideV w:val="single" w:color="auto" w:sz="4" w:space="0"/>
           </w:tblBorders>
-          <w:tblCellMar>
-            <w:top w:w="0" w:type="dxa"/>
-            <w:left w:w="0" w:type="dxa"/>
-            <w:bottom w:w="0" w:type="dxa"/>
-            <w:right w:w="0" w:type="dxa"/>
-          </w:tblCellMar>
-        </w:tblPrEx>
-        <w:tc>
-          <w:tcPr>
-            <w:tcW w:w="1349" w:type="dxa"/>
-            <w:tcMar>
-              <w:left w:w="108" w:type="dxa"/>
-              <w:right w:w="108" w:type="dxa"/>
-            </w:tcMar>
-            <w:vAlign w:val="center"/>
-          </w:tcPr>
-          <w:p>
-            <w:pPr>
-              <w:jc w:val="center"/>
-              <w:rPr>
-                <w:rFonts w:hint="eastAsia" w:ascii="宋体" w:hAnsi="宋体" w:eastAsia="宋体" w:cs="宋体"/>
-              </w:rPr>
-            </w:pPr>
-            <w:r>
-              <w:rPr>
-                <w:rFonts w:hint="eastAsia" w:ascii="宋体" w:hAnsi="宋体" w:eastAsia="宋体" w:cs="宋体"/>
-              </w:rPr>
-              <w:t>胜利条件</w:t>
-            </w:r>
-          </w:p>
-        </w:tc>
-        <w:tc>
-          <w:tcPr>
-            <w:tcW w:w="6955" w:type="dxa"/>
-            <w:tcMar>
-              <w:left w:w="108" w:type="dxa"/>
-              <w:right w:w="108" w:type="dxa"/>
-            </w:tcMar>
-            <w:vAlign w:val="center"/>
-          </w:tcPr>
-          <w:p>
-            <w:pPr>
-              <w:jc w:val="center"/>
-              <w:rPr>
-                <w:rFonts w:hint="eastAsia" w:ascii="宋体" w:hAnsi="宋体" w:eastAsia="宋体" w:cs="宋体"/>
-                <w:lang w:val="en-US" w:eastAsia="zh-CN"/>
-              </w:rPr>
-            </w:pPr>
-            <w:r>
-              <w:rPr>
-                <w:rFonts w:hint="eastAsia" w:ascii="宋体" w:hAnsi="宋体" w:eastAsia="宋体" w:cs="宋体"/>
-              </w:rPr>
-              <w:t>对方血量归零</w:t>
-            </w:r>
-            <w:r>
-              <w:rPr>
-                <w:rFonts w:hint="eastAsia" w:ascii="宋体" w:hAnsi="宋体" w:eastAsia="宋体" w:cs="宋体"/>
-                <w:lang w:val="en-US" w:eastAsia="zh-CN"/>
-              </w:rPr>
-              <w:t>或</w:t>
-            </w:r>
-            <w:r>
-              <w:rPr>
-                <w:rFonts w:hint="eastAsia" w:ascii="宋体" w:hAnsi="宋体" w:eastAsia="宋体" w:cs="宋体"/>
-              </w:rPr>
-              <w:t>时间结束</w:t>
-            </w:r>
-            <w:r>
-              <w:rPr>
-                <w:rFonts w:hint="eastAsia" w:ascii="宋体" w:hAnsi="宋体" w:eastAsia="宋体" w:cs="宋体"/>
-                <w:lang w:val="en-US" w:eastAsia="zh-CN"/>
-              </w:rPr>
-              <w:t>时</w:t>
-            </w:r>
-            <w:r>
-              <w:rPr>
-                <w:rFonts w:hint="eastAsia" w:ascii="宋体" w:hAnsi="宋体" w:eastAsia="宋体" w:cs="宋体"/>
-              </w:rPr>
-              <w:t>血量多</w:t>
-            </w:r>
-          </w:p>
-        </w:tc>
-      </w:tr>
-      <w:tr>
-        <w:tblPrEx>
-          <w:tblBorders>
-            <w:top w:val="single" w:color="auto" w:sz="4" w:space="0"/>
-            <w:left w:val="single" w:color="auto" w:sz="4" w:space="0"/>
-            <w:bottom w:val="single" w:color="auto" w:sz="4" w:space="0"/>
-            <w:right w:val="single" w:color="auto" w:sz="4" w:space="0"/>
-            <w:insideH w:val="single" w:color="auto" w:sz="4" w:space="0"/>
-            <w:insideV w:val="single" w:color="auto" w:sz="4" w:space="0"/>
-          </w:tblBorders>
-          <w:tblCellMar>
-            <w:top w:w="0" w:type="dxa"/>
-            <w:left w:w="0" w:type="dxa"/>
-            <w:bottom w:w="0" w:type="dxa"/>
-            <w:right w:w="0" w:type="dxa"/>
-          </w:tblCellMar>
         </w:tblPrEx>
         <w:tc>
           <w:tcPr>
@@ -5096,16 +5100,7 @@
           <w:szCs w:val="24"/>
           <w:lang w:val="en-US" w:eastAsia="zh-CN"/>
         </w:rPr>
-        <w:t>C_ArenaGM的BeginPlay()中，在2名玩家进入关卡后，随机分配红蓝方，蓝方出生点为左侧（），状态UI为左上角，朝向为正，位置标识圈为蓝色；红</w:t>
-      </w:r>
-      <w:r>
-        <w:rPr>
-          <w:rFonts w:hint="eastAsia" w:ascii="宋体" w:hAnsi="宋体" w:eastAsia="宋体" w:cs="宋体"/>
-          <w:sz w:val="24"/>
-          <w:szCs w:val="24"/>
-          <w:lang w:val="en-US" w:eastAsia="zh-CN"/>
-        </w:rPr>
-        <w:t>方出生点为右侧（），状态UI为右上角，朝向为反，位置标识圈为红色。</w:t>
+        <w:t>C_ArenaGM的BeginPlay()中，在2名玩家进入关卡后，随机分配红蓝方，蓝方出生点为左侧（），状态UI为左上角，朝向为正，位置标识圈为蓝色；红方出生点为右侧（），状态UI为右上角，朝向为反，位置标识圈为红色。</w:t>
       </w:r>
     </w:p>
     <w:p>
@@ -5137,8 +5132,6 @@
           <w:lang w:val="en-US" w:eastAsia="zh-CN"/>
         </w:rPr>
       </w:pPr>
-      <w:bookmarkStart w:id="17" w:name="_GoBack"/>
-      <w:bookmarkEnd w:id="17"/>
     </w:p>
     <w:p>
       <w:pPr>
@@ -5185,6 +5178,73 @@
         <w:t>网络同步</w:t>
       </w:r>
       <w:bookmarkEnd w:id="11"/>
+    </w:p>
+    <w:p>
+      <w:pPr>
+        <w:rPr>
+          <w:rFonts w:hint="default" w:ascii="宋体" w:hAnsi="宋体" w:eastAsia="宋体" w:cs="宋体"/>
+          <w:sz w:val="28"/>
+          <w:szCs w:val="28"/>
+          <w:lang w:val="en-US" w:eastAsia="zh-CN"/>
+        </w:rPr>
+      </w:pPr>
+      <w:r>
+        <w:rPr>
+          <w:rFonts w:hint="eastAsia" w:ascii="宋体" w:hAnsi="宋体" w:eastAsia="宋体" w:cs="宋体"/>
+          <w:sz w:val="28"/>
+          <w:szCs w:val="28"/>
+          <w:lang w:val="en-US" w:eastAsia="zh-CN"/>
+        </w:rPr>
+        <w:t>4.4.1.角色状态</w:t>
+      </w:r>
+    </w:p>
+    <w:p>
+      <w:pPr>
+        <w:ind w:firstLine="420" w:firstLineChars="0"/>
+        <w:rPr>
+          <w:rFonts w:hint="default" w:ascii="宋体" w:hAnsi="宋体" w:eastAsia="宋体" w:cs="宋体"/>
+          <w:sz w:val="24"/>
+          <w:szCs w:val="24"/>
+          <w:lang w:val="en-US" w:eastAsia="zh-CN"/>
+        </w:rPr>
+      </w:pPr>
+      <w:r>
+        <w:rPr>
+          <w:rFonts w:hint="eastAsia" w:ascii="宋体" w:hAnsi="宋体" w:eastAsia="宋体" w:cs="宋体"/>
+          <w:sz w:val="24"/>
+          <w:szCs w:val="24"/>
+          <w:lang w:val="en-US" w:eastAsia="zh-CN"/>
+        </w:rPr>
+        <w:t>身体状态由客户端发起，服务器执行更改，然后同步到客户端；受击状态由服务器执行更改，然后同步到客户端。</w:t>
+      </w:r>
+      <w:bookmarkStart w:id="17" w:name="_GoBack"/>
+      <w:bookmarkEnd w:id="17"/>
+    </w:p>
+    <w:p>
+      <w:pPr>
+        <w:rPr>
+          <w:rFonts w:hint="default" w:ascii="宋体" w:hAnsi="宋体" w:eastAsia="宋体" w:cs="宋体"/>
+          <w:sz w:val="28"/>
+          <w:szCs w:val="28"/>
+          <w:lang w:val="en-US" w:eastAsia="zh-CN"/>
+        </w:rPr>
+      </w:pPr>
+      <w:r>
+        <w:rPr>
+          <w:rFonts w:hint="eastAsia" w:ascii="宋体" w:hAnsi="宋体" w:eastAsia="宋体" w:cs="宋体"/>
+          <w:sz w:val="28"/>
+          <w:szCs w:val="28"/>
+          <w:lang w:val="en-US" w:eastAsia="zh-CN"/>
+        </w:rPr>
+        <w:t>4.4.2.</w:t>
+      </w:r>
+    </w:p>
+    <w:p>
+      <w:pPr>
+        <w:rPr>
+          <w:rFonts w:hint="eastAsia"/>
+        </w:rPr>
+      </w:pPr>
     </w:p>
     <w:p>
       <w:pPr>
@@ -5642,6 +5702,12 @@
             <w:insideH w:val="single" w:color="auto" w:sz="4" w:space="0"/>
             <w:insideV w:val="single" w:color="auto" w:sz="4" w:space="0"/>
           </w:tblBorders>
+          <w:tblCellMar>
+            <w:top w:w="0" w:type="dxa"/>
+            <w:left w:w="0" w:type="dxa"/>
+            <w:bottom w:w="0" w:type="dxa"/>
+            <w:right w:w="0" w:type="dxa"/>
+          </w:tblCellMar>
         </w:tblPrEx>
         <w:tc>
           <w:tcPr>
@@ -7623,7 +7689,7 @@
     <w:lsdException w:unhideWhenUsed="0" w:uiPriority="0" w:semiHidden="0" w:name="index 7"/>
     <w:lsdException w:unhideWhenUsed="0" w:uiPriority="0" w:semiHidden="0" w:name="index 8"/>
     <w:lsdException w:unhideWhenUsed="0" w:uiPriority="0" w:semiHidden="0" w:name="index 9"/>
-    <w:lsdException w:unhideWhenUsed="0" w:uiPriority="0" w:semiHidden="0" w:name="toc 1"/>
+    <w:lsdException w:qFormat="1" w:unhideWhenUsed="0" w:uiPriority="0" w:semiHidden="0" w:name="toc 1"/>
     <w:lsdException w:qFormat="1" w:unhideWhenUsed="0" w:uiPriority="0" w:semiHidden="0" w:name="toc 2"/>
     <w:lsdException w:qFormat="1" w:unhideWhenUsed="0" w:uiPriority="0" w:semiHidden="0" w:name="toc 3"/>
     <w:lsdException w:unhideWhenUsed="0" w:uiPriority="0" w:semiHidden="0" w:name="toc 4"/>
@@ -8022,6 +8088,7 @@
     <w:name w:val="toc 1"/>
     <w:basedOn w:val="1"/>
     <w:next w:val="1"/>
+    <w:qFormat/>
     <w:uiPriority w:val="0"/>
   </w:style>
   <w:style w:type="paragraph" w:styleId="10">

--- a/GDD.docx
+++ b/GDD.docx
@@ -3001,6 +3001,12 @@
             <w:insideH w:val="single" w:color="auto" w:sz="4" w:space="0"/>
             <w:insideV w:val="single" w:color="auto" w:sz="4" w:space="0"/>
           </w:tblBorders>
+          <w:tblCellMar>
+            <w:top w:w="0" w:type="dxa"/>
+            <w:left w:w="0" w:type="dxa"/>
+            <w:bottom w:w="0" w:type="dxa"/>
+            <w:right w:w="0" w:type="dxa"/>
+          </w:tblCellMar>
         </w:tblPrEx>
         <w:tc>
           <w:tcPr>
@@ -3154,6 +3160,12 @@
             <w:insideH w:val="single" w:color="auto" w:sz="4" w:space="0"/>
             <w:insideV w:val="single" w:color="auto" w:sz="4" w:space="0"/>
           </w:tblBorders>
+          <w:tblCellMar>
+            <w:top w:w="0" w:type="dxa"/>
+            <w:left w:w="0" w:type="dxa"/>
+            <w:bottom w:w="0" w:type="dxa"/>
+            <w:right w:w="0" w:type="dxa"/>
+          </w:tblCellMar>
         </w:tblPrEx>
         <w:tc>
           <w:tcPr>
@@ -5217,11 +5229,29 @@
         </w:rPr>
         <w:t>身体状态由客户端发起，服务器执行更改，然后同步到客户端；受击状态由服务器执行更改，然后同步到客户端。</w:t>
       </w:r>
-      <w:bookmarkStart w:id="17" w:name="_GoBack"/>
-      <w:bookmarkEnd w:id="17"/>
-    </w:p>
-    <w:p>
-      <w:pPr>
+    </w:p>
+    <w:p>
+      <w:pPr>
+        <w:rPr>
+          <w:rFonts w:hint="eastAsia" w:ascii="宋体" w:hAnsi="宋体" w:eastAsia="宋体" w:cs="宋体"/>
+          <w:sz w:val="28"/>
+          <w:szCs w:val="28"/>
+          <w:lang w:val="en-US" w:eastAsia="zh-CN"/>
+        </w:rPr>
+      </w:pPr>
+      <w:r>
+        <w:rPr>
+          <w:rFonts w:hint="eastAsia" w:ascii="宋体" w:hAnsi="宋体" w:eastAsia="宋体" w:cs="宋体"/>
+          <w:sz w:val="28"/>
+          <w:szCs w:val="28"/>
+          <w:lang w:val="en-US" w:eastAsia="zh-CN"/>
+        </w:rPr>
+        <w:t>4.4.2.角色攻击</w:t>
+      </w:r>
+    </w:p>
+    <w:p>
+      <w:pPr>
+        <w:ind w:firstLine="420" w:firstLineChars="0"/>
         <w:rPr>
           <w:rFonts w:hint="default" w:ascii="宋体" w:hAnsi="宋体" w:eastAsia="宋体" w:cs="宋体"/>
           <w:sz w:val="28"/>
@@ -5232,12 +5262,14 @@
       <w:r>
         <w:rPr>
           <w:rFonts w:hint="eastAsia" w:ascii="宋体" w:hAnsi="宋体" w:eastAsia="宋体" w:cs="宋体"/>
-          <w:sz w:val="28"/>
-          <w:szCs w:val="28"/>
-          <w:lang w:val="en-US" w:eastAsia="zh-CN"/>
-        </w:rPr>
-        <w:t>4.4.2.</w:t>
-      </w:r>
+          <w:sz w:val="24"/>
+          <w:szCs w:val="24"/>
+          <w:lang w:val="en-US" w:eastAsia="zh-CN"/>
+        </w:rPr>
+        <w:t>角色触发攻击时改变本地客户端玩家状态中的攻击状态，播放攻击动画，并且RPC到服务器，更改服务器玩家状态中的攻击状态，随后同步到所有客户端。</w:t>
+      </w:r>
+      <w:bookmarkStart w:id="17" w:name="_GoBack"/>
+      <w:bookmarkEnd w:id="17"/>
     </w:p>
     <w:p>
       <w:pPr>

--- a/GDD.docx
+++ b/GDD.docx
@@ -5227,7 +5227,7 @@
           <w:szCs w:val="24"/>
           <w:lang w:val="en-US" w:eastAsia="zh-CN"/>
         </w:rPr>
-        <w:t>身体状态由客户端发起，服务器执行更改，然后同步到客户端；受击状态由服务器执行更改，然后同步到客户端。</w:t>
+        <w:t>身体状态改变由客户端发起，服务器执行更改，然后同步到客户端；受击状态由服务器执行更改，然后同步到客户端。</w:t>
       </w:r>
     </w:p>
     <w:p>
@@ -5266,10 +5266,49 @@
           <w:szCs w:val="24"/>
           <w:lang w:val="en-US" w:eastAsia="zh-CN"/>
         </w:rPr>
-        <w:t>角色触发攻击时改变本地客户端玩家状态中的攻击状态，播放攻击动画，并且RPC到服务器，更改服务器玩家状态中的攻击状态，随后同步到所有客户端。</w:t>
+        <w:t>角色触发攻击时改变本地客户端玩家状态中的攻击状态，并且RPC到服务器，更改服务器玩家状态中的攻击状态，随后同步到所有客户端。</w:t>
+      </w:r>
+    </w:p>
+    <w:p>
+      <w:pPr>
+        <w:rPr>
+          <w:rFonts w:hint="eastAsia" w:ascii="宋体" w:hAnsi="宋体" w:eastAsia="宋体" w:cs="宋体"/>
+          <w:sz w:val="28"/>
+          <w:szCs w:val="28"/>
+          <w:lang w:val="en-US" w:eastAsia="zh-CN"/>
+        </w:rPr>
+      </w:pPr>
+      <w:r>
+        <w:rPr>
+          <w:rFonts w:hint="eastAsia" w:ascii="宋体" w:hAnsi="宋体" w:eastAsia="宋体" w:cs="宋体"/>
+          <w:sz w:val="28"/>
+          <w:szCs w:val="28"/>
+          <w:lang w:val="en-US" w:eastAsia="zh-CN"/>
+        </w:rPr>
+        <w:t>4.4.3.角色攻击</w:t>
       </w:r>
       <w:bookmarkStart w:id="17" w:name="_GoBack"/>
       <w:bookmarkEnd w:id="17"/>
+    </w:p>
+    <w:p>
+      <w:pPr>
+        <w:ind w:firstLine="420" w:firstLineChars="0"/>
+        <w:rPr>
+          <w:rFonts w:hint="default" w:ascii="宋体" w:hAnsi="宋体" w:eastAsia="宋体" w:cs="宋体"/>
+          <w:sz w:val="28"/>
+          <w:szCs w:val="28"/>
+          <w:lang w:val="en-US" w:eastAsia="zh-CN"/>
+        </w:rPr>
+      </w:pPr>
+      <w:r>
+        <w:rPr>
+          <w:rFonts w:hint="eastAsia" w:ascii="宋体" w:hAnsi="宋体" w:eastAsia="宋体" w:cs="宋体"/>
+          <w:sz w:val="24"/>
+          <w:szCs w:val="24"/>
+          <w:lang w:val="en-US" w:eastAsia="zh-CN"/>
+        </w:rPr>
+        <w:t>角色触发攻击时改变本地客户端玩家状态中的攻击状态，并且RPC到服务器，更改服务器玩家状态中的攻击状态，随后同步到所有客户端。</w:t>
+      </w:r>
     </w:p>
     <w:p>
       <w:pPr>

--- a/GDD.docx
+++ b/GDD.docx
@@ -2131,12 +2131,6 @@
             <w:insideH w:val="single" w:color="auto" w:sz="4" w:space="0"/>
             <w:insideV w:val="single" w:color="auto" w:sz="4" w:space="0"/>
           </w:tblBorders>
-          <w:tblCellMar>
-            <w:top w:w="0" w:type="dxa"/>
-            <w:left w:w="0" w:type="dxa"/>
-            <w:bottom w:w="0" w:type="dxa"/>
-            <w:right w:w="0" w:type="dxa"/>
-          </w:tblCellMar>
         </w:tblPrEx>
         <w:tc>
           <w:tcPr>
@@ -2434,7 +2428,7 @@
               <w:rPr>
                 <w:rFonts w:hint="eastAsia" w:ascii="宋体" w:hAnsi="宋体" w:eastAsia="宋体" w:cs="宋体"/>
               </w:rPr>
-              <w:t>角色逻辑</w:t>
+              <w:t>动画系统</w:t>
             </w:r>
           </w:p>
         </w:tc>
@@ -2458,7 +2452,7 @@
               <w:rPr>
                 <w:rFonts w:hint="eastAsia" w:ascii="宋体" w:hAnsi="宋体" w:eastAsia="宋体" w:cs="宋体"/>
               </w:rPr>
-              <w:t>继承自ACharacter</w:t>
+              <w:t>PaperZD插件</w:t>
             </w:r>
           </w:p>
         </w:tc>
@@ -2482,7 +2476,7 @@
               <w:rPr>
                 <w:rFonts w:hint="eastAsia" w:ascii="宋体" w:hAnsi="宋体" w:eastAsia="宋体" w:cs="宋体"/>
               </w:rPr>
-              <w:t>C++基类 + 蓝图扩展</w:t>
+              <w:t>C++接口 + 蓝图状态机</w:t>
             </w:r>
           </w:p>
         </w:tc>
@@ -2524,7 +2518,7 @@
               <w:rPr>
                 <w:rFonts w:hint="eastAsia" w:ascii="宋体" w:hAnsi="宋体" w:eastAsia="宋体" w:cs="宋体"/>
               </w:rPr>
-              <w:t>技能效果</w:t>
+              <w:t>角色逻辑</w:t>
             </w:r>
           </w:p>
         </w:tc>
@@ -2548,7 +2542,7 @@
               <w:rPr>
                 <w:rFonts w:hint="eastAsia" w:ascii="宋体" w:hAnsi="宋体" w:eastAsia="宋体" w:cs="宋体"/>
               </w:rPr>
-              <w:t>粒子/动画通知</w:t>
+              <w:t>继承自ACharacter</w:t>
             </w:r>
           </w:p>
         </w:tc>
@@ -2572,7 +2566,7 @@
               <w:rPr>
                 <w:rFonts w:hint="eastAsia" w:ascii="宋体" w:hAnsi="宋体" w:eastAsia="宋体" w:cs="宋体"/>
               </w:rPr>
-              <w:t>蓝图实现</w:t>
+              <w:t>C++基类 + 蓝图扩展</w:t>
             </w:r>
           </w:p>
         </w:tc>
@@ -2614,7 +2608,7 @@
               <w:rPr>
                 <w:rFonts w:hint="eastAsia" w:ascii="宋体" w:hAnsi="宋体" w:eastAsia="宋体" w:cs="宋体"/>
               </w:rPr>
-              <w:t>UI</w:t>
+              <w:t>技能效果</w:t>
             </w:r>
           </w:p>
         </w:tc>
@@ -2638,7 +2632,7 @@
               <w:rPr>
                 <w:rFonts w:hint="eastAsia" w:ascii="宋体" w:hAnsi="宋体" w:eastAsia="宋体" w:cs="宋体"/>
               </w:rPr>
-              <w:t>简单血条/状态显示</w:t>
+              <w:t>动画通知</w:t>
             </w:r>
           </w:p>
         </w:tc>
@@ -2662,7 +2656,97 @@
               <w:rPr>
                 <w:rFonts w:hint="eastAsia" w:ascii="宋体" w:hAnsi="宋体" w:eastAsia="宋体" w:cs="宋体"/>
               </w:rPr>
-              <w:t>蓝图UMG</w:t>
+              <w:t>蓝图实现</w:t>
+            </w:r>
+          </w:p>
+        </w:tc>
+      </w:tr>
+      <w:tr>
+        <w:tblPrEx>
+          <w:tblBorders>
+            <w:top w:val="single" w:color="auto" w:sz="4" w:space="0"/>
+            <w:left w:val="single" w:color="auto" w:sz="4" w:space="0"/>
+            <w:bottom w:val="single" w:color="auto" w:sz="4" w:space="0"/>
+            <w:right w:val="single" w:color="auto" w:sz="4" w:space="0"/>
+            <w:insideH w:val="single" w:color="auto" w:sz="4" w:space="0"/>
+            <w:insideV w:val="single" w:color="auto" w:sz="4" w:space="0"/>
+          </w:tblBorders>
+          <w:tblCellMar>
+            <w:top w:w="0" w:type="dxa"/>
+            <w:left w:w="0" w:type="dxa"/>
+            <w:bottom w:w="0" w:type="dxa"/>
+            <w:right w:w="0" w:type="dxa"/>
+          </w:tblCellMar>
+        </w:tblPrEx>
+        <w:tc>
+          <w:tcPr>
+            <w:tcW w:w="1766" w:type="dxa"/>
+            <w:tcMar>
+              <w:left w:w="108" w:type="dxa"/>
+              <w:right w:w="108" w:type="dxa"/>
+            </w:tcMar>
+            <w:vAlign w:val="center"/>
+          </w:tcPr>
+          <w:p>
+            <w:pPr>
+              <w:jc w:val="center"/>
+              <w:rPr>
+                <w:rFonts w:hint="eastAsia" w:ascii="宋体" w:hAnsi="宋体" w:eastAsia="宋体" w:cs="宋体"/>
+              </w:rPr>
+            </w:pPr>
+            <w:r>
+              <w:rPr>
+                <w:rFonts w:hint="eastAsia" w:ascii="宋体" w:hAnsi="宋体" w:eastAsia="宋体" w:cs="宋体"/>
+              </w:rPr>
+              <w:t>UI</w:t>
+            </w:r>
+          </w:p>
+        </w:tc>
+        <w:tc>
+          <w:tcPr>
+            <w:tcW w:w="3770" w:type="dxa"/>
+            <w:tcMar>
+              <w:left w:w="108" w:type="dxa"/>
+              <w:right w:w="108" w:type="dxa"/>
+            </w:tcMar>
+            <w:vAlign w:val="center"/>
+          </w:tcPr>
+          <w:p>
+            <w:pPr>
+              <w:jc w:val="center"/>
+              <w:rPr>
+                <w:rFonts w:hint="eastAsia" w:ascii="宋体" w:hAnsi="宋体" w:eastAsia="宋体" w:cs="宋体"/>
+              </w:rPr>
+            </w:pPr>
+            <w:r>
+              <w:rPr>
+                <w:rFonts w:hint="eastAsia" w:ascii="宋体" w:hAnsi="宋体" w:eastAsia="宋体" w:cs="宋体"/>
+              </w:rPr>
+              <w:t>UMG</w:t>
+            </w:r>
+          </w:p>
+        </w:tc>
+        <w:tc>
+          <w:tcPr>
+            <w:tcW w:w="0" w:type="auto"/>
+            <w:tcMar>
+              <w:left w:w="108" w:type="dxa"/>
+              <w:right w:w="108" w:type="dxa"/>
+            </w:tcMar>
+            <w:vAlign w:val="center"/>
+          </w:tcPr>
+          <w:p>
+            <w:pPr>
+              <w:jc w:val="center"/>
+              <w:rPr>
+                <w:rFonts w:hint="eastAsia" w:ascii="宋体" w:hAnsi="宋体" w:eastAsia="宋体" w:cs="宋体"/>
+              </w:rPr>
+            </w:pPr>
+            <w:r>
+              <w:rPr>
+                <w:rFonts w:hint="eastAsia" w:ascii="宋体" w:hAnsi="宋体" w:eastAsia="宋体" w:cs="宋体"/>
+              </w:rPr>
+              <w:t>蓝图布局 + C++数据绑定</w:t>
             </w:r>
           </w:p>
         </w:tc>
@@ -3285,7 +3369,7 @@
               <w:rPr>
                 <w:rFonts w:hint="eastAsia" w:ascii="宋体" w:hAnsi="宋体" w:eastAsia="宋体" w:cs="宋体"/>
               </w:rPr>
-              <w:t>双方满血，出生点固定</w:t>
+              <w:t>双方满血（300HP），查克拉2点，出生点固定</w:t>
             </w:r>
           </w:p>
         </w:tc>
@@ -3542,10 +3626,17 @@
             </w:pPr>
             <w:r>
               <w:rPr>
-                <w:rFonts w:hint="eastAsia" w:ascii="宋体" w:hAnsi="宋体" w:eastAsia="宋体" w:cs="宋体"/>
+                <w:rFonts w:hint="default" w:ascii="宋体" w:hAnsi="宋体" w:eastAsia="宋体" w:cs="宋体"/>
                 <w:lang w:val="en-US" w:eastAsia="zh-CN"/>
               </w:rPr>
-              <w:t>常态攻击</w:t>
+              <w:t>5段连招，常态攻击</w:t>
+            </w:r>
+            <w:r>
+              <w:rPr>
+                <w:rFonts w:hint="eastAsia" w:ascii="宋体" w:hAnsi="宋体" w:eastAsia="宋体" w:cs="宋体"/>
+                <w:lang w:val="en-US" w:eastAsia="zh-CN"/>
+              </w:rPr>
+              <w:t>，攻击期间为常态</w:t>
             </w:r>
           </w:p>
         </w:tc>
@@ -3613,7 +3704,7 @@
                 <w:rFonts w:hint="eastAsia" w:ascii="宋体" w:hAnsi="宋体" w:eastAsia="宋体" w:cs="宋体"/>
                 <w:lang w:val="en-US" w:eastAsia="zh-CN"/>
               </w:rPr>
-              <w:t>硬体攻击，命中获取1奥义点</w:t>
+              <w:t>2种，硬体攻击，命中获取1奥义点，攻击期间为硬体</w:t>
             </w:r>
           </w:p>
         </w:tc>
@@ -3686,7 +3777,7 @@
                 <w:rFonts w:hint="eastAsia" w:ascii="宋体" w:hAnsi="宋体" w:eastAsia="宋体" w:cs="宋体"/>
                 <w:lang w:val="en-US" w:eastAsia="zh-CN"/>
               </w:rPr>
-              <w:t>4奥义点释放，金刚体攻击</w:t>
+              <w:t>4奥义点释放，硬体攻击，攻击期间为金刚体</w:t>
             </w:r>
           </w:p>
         </w:tc>
@@ -3904,57 +3995,10 @@
     </w:tbl>
     <w:p>
       <w:pPr>
-        <w:outlineLvl w:val="9"/>
-        <w:rPr>
-          <w:rFonts w:hint="eastAsia" w:ascii="宋体" w:hAnsi="宋体" w:eastAsia="宋体" w:cs="宋体"/>
-        </w:rPr>
-      </w:pPr>
-    </w:p>
-    <w:p>
-      <w:pPr>
-        <w:outlineLvl w:val="9"/>
-        <w:rPr>
-          <w:rFonts w:hint="eastAsia" w:ascii="宋体" w:hAnsi="宋体" w:eastAsia="宋体" w:cs="宋体"/>
-        </w:rPr>
-      </w:pPr>
-    </w:p>
-    <w:p>
-      <w:pPr>
-        <w:outlineLvl w:val="9"/>
-        <w:rPr>
-          <w:rFonts w:hint="eastAsia" w:ascii="宋体" w:hAnsi="宋体" w:eastAsia="宋体" w:cs="宋体"/>
-        </w:rPr>
-      </w:pPr>
-    </w:p>
-    <w:p>
-      <w:pPr>
-        <w:outlineLvl w:val="9"/>
-        <w:rPr>
-          <w:rFonts w:hint="eastAsia" w:ascii="宋体" w:hAnsi="宋体" w:eastAsia="宋体" w:cs="宋体"/>
-        </w:rPr>
-      </w:pPr>
-    </w:p>
-    <w:p>
-      <w:pPr>
-        <w:outlineLvl w:val="9"/>
-        <w:rPr>
-          <w:rFonts w:hint="eastAsia" w:ascii="宋体" w:hAnsi="宋体" w:eastAsia="宋体" w:cs="宋体"/>
-        </w:rPr>
-      </w:pPr>
-    </w:p>
-    <w:p>
-      <w:pPr>
-        <w:outlineLvl w:val="9"/>
-        <w:rPr>
-          <w:rFonts w:hint="eastAsia" w:ascii="宋体" w:hAnsi="宋体" w:eastAsia="宋体" w:cs="宋体"/>
-        </w:rPr>
-      </w:pPr>
-    </w:p>
-    <w:p>
-      <w:pPr>
-        <w:outlineLvl w:val="9"/>
-        <w:rPr>
-          <w:rFonts w:hint="eastAsia" w:ascii="宋体" w:hAnsi="宋体" w:eastAsia="宋体" w:cs="宋体"/>
+        <w:pStyle w:val="2"/>
+        <w:rPr>
+          <w:rFonts w:hint="default" w:ascii="宋体" w:hAnsi="宋体" w:eastAsia="宋体" w:cs="宋体"/>
+          <w:lang w:val="en-US"/>
         </w:rPr>
       </w:pPr>
     </w:p>
@@ -4860,7 +4904,7 @@
           <w:lang w:val="en-US" w:eastAsia="zh-CN"/>
         </w:rPr>
       </w:pPr>
-      <w:bookmarkStart w:id="9" w:name="_Toc17616"/>
+      <w:bookmarkStart w:id="9" w:name="_Toc4643"/>
       <w:r>
         <w:rPr>
           <w:rFonts w:hint="eastAsia" w:ascii="宋体" w:hAnsi="宋体" w:eastAsia="宋体" w:cs="宋体"/>
@@ -4879,195 +4923,1534 @@
           <w:rFonts w:hint="eastAsia" w:ascii="宋体" w:hAnsi="宋体" w:eastAsia="宋体" w:cs="宋体"/>
           <w:lang w:val="en-US" w:eastAsia="zh-CN"/>
         </w:rPr>
+        <w:t>.项目结构</w:t>
+      </w:r>
+    </w:p>
+    <w:p>
+      <w:pPr>
+        <w:ind w:firstLine="420" w:firstLineChars="0"/>
+        <w:outlineLvl w:val="9"/>
+        <w:rPr>
+          <w:rFonts w:hint="eastAsia" w:ascii="宋体" w:hAnsi="宋体" w:eastAsia="宋体" w:cs="宋体"/>
+        </w:rPr>
+      </w:pPr>
+      <w:r>
+        <w:rPr>
+          <w:rFonts w:hint="eastAsia" w:ascii="宋体" w:hAnsi="宋体" w:eastAsia="宋体" w:cs="宋体"/>
+        </w:rPr>
+        <w:t>Naruto/</w:t>
+      </w:r>
+    </w:p>
+    <w:p>
+      <w:pPr>
+        <w:ind w:firstLine="420" w:firstLineChars="0"/>
+        <w:outlineLvl w:val="9"/>
+        <w:rPr>
+          <w:rFonts w:hint="eastAsia" w:ascii="宋体" w:hAnsi="宋体" w:eastAsia="宋体" w:cs="宋体"/>
+        </w:rPr>
+      </w:pPr>
+      <w:r>
+        <w:rPr>
+          <w:rFonts w:hint="eastAsia" w:ascii="宋体" w:hAnsi="宋体" w:eastAsia="宋体" w:cs="宋体"/>
+        </w:rPr>
+        <w:t>├── Source/Naruto/</w:t>
+      </w:r>
+    </w:p>
+    <w:p>
+      <w:pPr>
+        <w:ind w:firstLine="420" w:firstLineChars="0"/>
+        <w:outlineLvl w:val="9"/>
+        <w:rPr>
+          <w:rFonts w:hint="eastAsia" w:ascii="宋体" w:hAnsi="宋体" w:eastAsia="宋体" w:cs="宋体"/>
+        </w:rPr>
+      </w:pPr>
+      <w:r>
+        <w:rPr>
+          <w:rFonts w:hint="eastAsia" w:ascii="宋体" w:hAnsi="宋体" w:eastAsia="宋体" w:cs="宋体"/>
+        </w:rPr>
+        <w:t>│   ├── C_ArenaGM.h/cpp              # 游戏模式</w:t>
+      </w:r>
+    </w:p>
+    <w:p>
+      <w:pPr>
+        <w:ind w:firstLine="420" w:firstLineChars="0"/>
+        <w:outlineLvl w:val="9"/>
+        <w:rPr>
+          <w:rFonts w:hint="eastAsia" w:ascii="宋体" w:hAnsi="宋体" w:eastAsia="宋体" w:cs="宋体"/>
+        </w:rPr>
+      </w:pPr>
+      <w:r>
+        <w:rPr>
+          <w:rFonts w:hint="eastAsia" w:ascii="宋体" w:hAnsi="宋体" w:eastAsia="宋体" w:cs="宋体"/>
+        </w:rPr>
+        <w:t>│   ├── C_ArenaGS.h/cpp              # 游戏状态</w:t>
+      </w:r>
+    </w:p>
+    <w:p>
+      <w:pPr>
+        <w:ind w:firstLine="420" w:firstLineChars="0"/>
+        <w:outlineLvl w:val="9"/>
+        <w:rPr>
+          <w:rFonts w:hint="eastAsia" w:ascii="宋体" w:hAnsi="宋体" w:eastAsia="宋体" w:cs="宋体"/>
+        </w:rPr>
+      </w:pPr>
+      <w:r>
+        <w:rPr>
+          <w:rFonts w:hint="eastAsia" w:ascii="宋体" w:hAnsi="宋体" w:eastAsia="宋体" w:cs="宋体"/>
+        </w:rPr>
+        <w:t>│   ├── C_PlayerController.h/cpp     # 玩家控制器</w:t>
+      </w:r>
+    </w:p>
+    <w:p>
+      <w:pPr>
+        <w:ind w:firstLine="420" w:firstLineChars="0"/>
+        <w:outlineLvl w:val="9"/>
+        <w:rPr>
+          <w:rFonts w:hint="eastAsia" w:ascii="宋体" w:hAnsi="宋体" w:eastAsia="宋体" w:cs="宋体"/>
+        </w:rPr>
+      </w:pPr>
+      <w:r>
+        <w:rPr>
+          <w:rFonts w:hint="eastAsia" w:ascii="宋体" w:hAnsi="宋体" w:eastAsia="宋体" w:cs="宋体"/>
+        </w:rPr>
+        <w:t>│   ├── C_PlayerState.h/cpp          # 玩家状态</w:t>
+      </w:r>
+    </w:p>
+    <w:p>
+      <w:pPr>
+        <w:ind w:firstLine="420" w:firstLineChars="0"/>
+        <w:outlineLvl w:val="9"/>
+        <w:rPr>
+          <w:rFonts w:hint="eastAsia" w:ascii="宋体" w:hAnsi="宋体" w:eastAsia="宋体" w:cs="宋体"/>
+        </w:rPr>
+      </w:pPr>
+      <w:r>
+        <w:rPr>
+          <w:rFonts w:hint="eastAsia" w:ascii="宋体" w:hAnsi="宋体" w:eastAsia="宋体" w:cs="宋体"/>
+        </w:rPr>
+        <w:t>│   ├── C_Character.h/cpp            # 角色基类</w:t>
+      </w:r>
+    </w:p>
+    <w:p>
+      <w:pPr>
+        <w:ind w:firstLine="420" w:firstLineChars="0"/>
+        <w:outlineLvl w:val="9"/>
+        <w:rPr>
+          <w:rFonts w:hint="eastAsia" w:ascii="宋体" w:hAnsi="宋体" w:eastAsia="宋体" w:cs="宋体"/>
+        </w:rPr>
+      </w:pPr>
+      <w:r>
+        <w:rPr>
+          <w:rFonts w:hint="eastAsia" w:ascii="宋体" w:hAnsi="宋体" w:eastAsia="宋体" w:cs="宋体"/>
+        </w:rPr>
+        <w:t>│   ├── C_Camera.h/cpp               # 摄像机</w:t>
+      </w:r>
+    </w:p>
+    <w:p>
+      <w:pPr>
+        <w:ind w:firstLine="420" w:firstLineChars="0"/>
+        <w:outlineLvl w:val="9"/>
+        <w:rPr>
+          <w:rFonts w:hint="eastAsia" w:ascii="宋体" w:hAnsi="宋体" w:eastAsia="宋体" w:cs="宋体"/>
+        </w:rPr>
+      </w:pPr>
+      <w:r>
+        <w:rPr>
+          <w:rFonts w:hint="eastAsia" w:ascii="宋体" w:hAnsi="宋体" w:eastAsia="宋体" w:cs="宋体"/>
+        </w:rPr>
+        <w:t>│   ├── C_PlayerWidget.h/cpp         # UI基类</w:t>
+      </w:r>
+    </w:p>
+    <w:p>
+      <w:pPr>
+        <w:ind w:firstLine="420" w:firstLineChars="0"/>
+        <w:outlineLvl w:val="9"/>
+        <w:rPr>
+          <w:rFonts w:hint="eastAsia" w:ascii="宋体" w:hAnsi="宋体" w:eastAsia="宋体" w:cs="宋体"/>
+        </w:rPr>
+      </w:pPr>
+      <w:r>
+        <w:rPr>
+          <w:rFonts w:hint="eastAsia" w:ascii="宋体" w:hAnsi="宋体" w:eastAsia="宋体" w:cs="宋体"/>
+        </w:rPr>
+        <w:t>│   ├── C_GrabPoint.h/cpp            # 抓取点</w:t>
+      </w:r>
+    </w:p>
+    <w:p>
+      <w:pPr>
+        <w:ind w:firstLine="420" w:firstLineChars="0"/>
+        <w:outlineLvl w:val="9"/>
+        <w:rPr>
+          <w:rFonts w:hint="eastAsia" w:ascii="宋体" w:hAnsi="宋体" w:eastAsia="宋体" w:cs="宋体"/>
+        </w:rPr>
+      </w:pPr>
+      <w:r>
+        <w:rPr>
+          <w:rFonts w:hint="eastAsia" w:ascii="宋体" w:hAnsi="宋体" w:eastAsia="宋体" w:cs="宋体"/>
+        </w:rPr>
+        <w:t>│   └── C_BPLNetwork.h/cpp           # 网络工具库</w:t>
+      </w:r>
+    </w:p>
+    <w:p>
+      <w:pPr>
+        <w:ind w:firstLine="420" w:firstLineChars="0"/>
+        <w:outlineLvl w:val="9"/>
+        <w:rPr>
+          <w:rFonts w:hint="eastAsia" w:ascii="宋体" w:hAnsi="宋体" w:eastAsia="宋体" w:cs="宋体"/>
+        </w:rPr>
+      </w:pPr>
+      <w:r>
+        <w:rPr>
+          <w:rFonts w:hint="eastAsia" w:ascii="宋体" w:hAnsi="宋体" w:eastAsia="宋体" w:cs="宋体"/>
+        </w:rPr>
+        <w:t>├── Content/Game/</w:t>
+      </w:r>
+    </w:p>
+    <w:p>
+      <w:pPr>
+        <w:ind w:firstLine="420" w:firstLineChars="0"/>
+        <w:outlineLvl w:val="9"/>
+        <w:rPr>
+          <w:rFonts w:hint="eastAsia" w:ascii="宋体" w:hAnsi="宋体" w:eastAsia="宋体" w:cs="宋体"/>
+        </w:rPr>
+      </w:pPr>
+      <w:r>
+        <w:rPr>
+          <w:rFonts w:hint="eastAsia" w:ascii="宋体" w:hAnsi="宋体" w:eastAsia="宋体" w:cs="宋体"/>
+        </w:rPr>
+        <w:t>│   ├── Blueprints/                  # 蓝图资产</w:t>
+      </w:r>
+    </w:p>
+    <w:p>
+      <w:pPr>
+        <w:ind w:firstLine="420" w:firstLineChars="0"/>
+        <w:outlineLvl w:val="9"/>
+        <w:rPr>
+          <w:rFonts w:hint="eastAsia" w:ascii="宋体" w:hAnsi="宋体" w:eastAsia="宋体" w:cs="宋体"/>
+        </w:rPr>
+      </w:pPr>
+      <w:r>
+        <w:rPr>
+          <w:rFonts w:hint="eastAsia" w:ascii="宋体" w:hAnsi="宋体" w:eastAsia="宋体" w:cs="宋体"/>
+        </w:rPr>
+        <w:t>│   ├── Maps/                        # 关卡地图</w:t>
+      </w:r>
+    </w:p>
+    <w:p>
+      <w:pPr>
+        <w:ind w:firstLine="420" w:firstLineChars="0"/>
+        <w:outlineLvl w:val="9"/>
+        <w:rPr>
+          <w:rFonts w:hint="eastAsia" w:ascii="宋体" w:hAnsi="宋体" w:eastAsia="宋体" w:cs="宋体"/>
+        </w:rPr>
+      </w:pPr>
+      <w:r>
+        <w:rPr>
+          <w:rFonts w:hint="eastAsia" w:ascii="宋体" w:hAnsi="宋体" w:eastAsia="宋体" w:cs="宋体"/>
+        </w:rPr>
+        <w:t>│   ├── UI/                          # UMG界面</w:t>
+      </w:r>
+    </w:p>
+    <w:p>
+      <w:pPr>
+        <w:ind w:firstLine="420" w:firstLineChars="0"/>
+        <w:outlineLvl w:val="9"/>
+        <w:rPr>
+          <w:rFonts w:hint="eastAsia" w:ascii="宋体" w:hAnsi="宋体" w:eastAsia="宋体" w:cs="宋体"/>
+        </w:rPr>
+      </w:pPr>
+      <w:r>
+        <w:rPr>
+          <w:rFonts w:hint="eastAsia" w:ascii="宋体" w:hAnsi="宋体" w:eastAsia="宋体" w:cs="宋体"/>
+        </w:rPr>
+        <w:t>│   └── Animations/                  # PaperZD动画</w:t>
+      </w:r>
+    </w:p>
+    <w:p>
+      <w:pPr>
+        <w:ind w:firstLine="420" w:firstLineChars="0"/>
+        <w:outlineLvl w:val="9"/>
+        <w:rPr>
+          <w:rFonts w:hint="eastAsia" w:ascii="宋体" w:hAnsi="宋体" w:eastAsia="宋体" w:cs="宋体"/>
+        </w:rPr>
+      </w:pPr>
+      <w:r>
+        <w:rPr>
+          <w:rFonts w:hint="eastAsia" w:ascii="宋体" w:hAnsi="宋体" w:eastAsia="宋体" w:cs="宋体"/>
+        </w:rPr>
+        <w:t>└── ...</w:t>
+      </w:r>
+    </w:p>
+    <w:p>
+      <w:pPr>
+        <w:outlineLvl w:val="9"/>
+        <w:rPr>
+          <w:rFonts w:hint="eastAsia" w:ascii="宋体" w:hAnsi="宋体" w:eastAsia="宋体" w:cs="宋体"/>
+        </w:rPr>
+      </w:pPr>
+    </w:p>
+    <w:p>
+      <w:pPr>
+        <w:pStyle w:val="3"/>
+        <w:rPr>
+          <w:rFonts w:hint="eastAsia" w:ascii="宋体" w:hAnsi="宋体" w:eastAsia="宋体" w:cs="宋体"/>
+          <w:lang w:val="en-US" w:eastAsia="zh-CN"/>
+        </w:rPr>
+      </w:pPr>
+      <w:r>
+        <w:rPr>
+          <w:rFonts w:hint="eastAsia" w:ascii="宋体" w:hAnsi="宋体" w:eastAsia="宋体" w:cs="宋体"/>
+          <w:lang w:val="en-US" w:eastAsia="zh-CN"/>
+        </w:rPr>
+        <w:t>4</w:t>
+      </w:r>
+      <w:r>
+        <w:rPr>
+          <w:rFonts w:hint="eastAsia" w:ascii="宋体" w:hAnsi="宋体" w:eastAsia="宋体" w:cs="宋体"/>
+        </w:rPr>
         <w:t>.</w:t>
       </w:r>
+      <w:r>
+        <w:rPr>
+          <w:rFonts w:hint="eastAsia" w:ascii="宋体" w:hAnsi="宋体" w:eastAsia="宋体" w:cs="宋体"/>
+          <w:lang w:val="en-US" w:eastAsia="zh-CN"/>
+        </w:rPr>
+        <w:t>2.C++/蓝图分工</w:t>
+      </w:r>
+    </w:p>
+    <w:tbl>
+      <w:tblPr>
+        <w:tblStyle w:val="11"/>
+        <w:tblW w:w="4999" w:type="pct"/>
+        <w:tblInd w:w="0" w:type="dxa"/>
+        <w:tblBorders>
+          <w:top w:val="single" w:color="auto" w:sz="4" w:space="0"/>
+          <w:left w:val="single" w:color="auto" w:sz="4" w:space="0"/>
+          <w:bottom w:val="single" w:color="auto" w:sz="4" w:space="0"/>
+          <w:right w:val="single" w:color="auto" w:sz="4" w:space="0"/>
+          <w:insideH w:val="single" w:color="auto" w:sz="4" w:space="0"/>
+          <w:insideV w:val="single" w:color="auto" w:sz="4" w:space="0"/>
+        </w:tblBorders>
+        <w:shd w:val="clear" w:color="auto" w:fill="FFFFFF"/>
+        <w:tblLayout w:type="autofit"/>
+        <w:tblCellMar>
+          <w:top w:w="15" w:type="dxa"/>
+          <w:left w:w="15" w:type="dxa"/>
+          <w:bottom w:w="15" w:type="dxa"/>
+          <w:right w:w="15" w:type="dxa"/>
+        </w:tblCellMar>
+      </w:tblPr>
+      <w:tblGrid>
+        <w:gridCol w:w="895"/>
+        <w:gridCol w:w="5106"/>
+        <w:gridCol w:w="2468"/>
+      </w:tblGrid>
+      <w:tr>
+        <w:tblPrEx>
+          <w:tblBorders>
+            <w:top w:val="single" w:color="auto" w:sz="4" w:space="0"/>
+            <w:left w:val="single" w:color="auto" w:sz="4" w:space="0"/>
+            <w:bottom w:val="single" w:color="auto" w:sz="4" w:space="0"/>
+            <w:right w:val="single" w:color="auto" w:sz="4" w:space="0"/>
+            <w:insideH w:val="single" w:color="auto" w:sz="4" w:space="0"/>
+            <w:insideV w:val="single" w:color="auto" w:sz="4" w:space="0"/>
+          </w:tblBorders>
+          <w:shd w:val="clear" w:color="auto" w:fill="FFFFFF"/>
+        </w:tblPrEx>
+        <w:trPr>
+          <w:tblHeader/>
+        </w:trPr>
+        <w:tc>
+          <w:tcPr>
+            <w:tcW w:w="528" w:type="pct"/>
+            <w:shd w:val="clear" w:color="auto" w:fill="FFFFFF"/>
+            <w:tcMar>
+              <w:top w:w="100" w:type="dxa"/>
+              <w:left w:w="0" w:type="dxa"/>
+              <w:bottom w:w="100" w:type="dxa"/>
+              <w:right w:w="160" w:type="dxa"/>
+            </w:tcMar>
+            <w:vAlign w:val="center"/>
+          </w:tcPr>
+          <w:p>
+            <w:pPr>
+              <w:keepNext w:val="0"/>
+              <w:keepLines w:val="0"/>
+              <w:widowControl/>
+              <w:suppressLineNumbers w:val="0"/>
+              <w:spacing w:line="250" w:lineRule="atLeast"/>
+              <w:jc w:val="center"/>
+              <w:rPr>
+                <w:rFonts w:hint="eastAsia" w:ascii="宋体" w:hAnsi="宋体" w:eastAsia="宋体" w:cs="宋体"/>
+                <w:i w:val="0"/>
+                <w:iCs w:val="0"/>
+                <w:caps w:val="0"/>
+                <w:color w:val="0F1115"/>
+                <w:spacing w:val="0"/>
+                <w:sz w:val="15"/>
+                <w:szCs w:val="15"/>
+              </w:rPr>
+            </w:pPr>
+            <w:r>
+              <w:rPr>
+                <w:rFonts w:hint="eastAsia" w:ascii="宋体" w:hAnsi="宋体" w:eastAsia="宋体" w:cs="宋体"/>
+                <w:i w:val="0"/>
+                <w:iCs w:val="0"/>
+                <w:caps w:val="0"/>
+                <w:color w:val="0F1115"/>
+                <w:spacing w:val="0"/>
+                <w:kern w:val="0"/>
+                <w:sz w:val="15"/>
+                <w:szCs w:val="15"/>
+                <w:lang w:val="en-US" w:eastAsia="zh-CN" w:bidi="ar"/>
+              </w:rPr>
+              <w:t>模块</w:t>
+            </w:r>
+          </w:p>
+        </w:tc>
+        <w:tc>
+          <w:tcPr>
+            <w:tcW w:w="3014" w:type="pct"/>
+            <w:shd w:val="clear" w:color="auto" w:fill="FFFFFF"/>
+            <w:tcMar>
+              <w:top w:w="100" w:type="dxa"/>
+              <w:left w:w="160" w:type="dxa"/>
+              <w:bottom w:w="100" w:type="dxa"/>
+              <w:right w:w="160" w:type="dxa"/>
+            </w:tcMar>
+            <w:vAlign w:val="center"/>
+          </w:tcPr>
+          <w:p>
+            <w:pPr>
+              <w:keepNext w:val="0"/>
+              <w:keepLines w:val="0"/>
+              <w:widowControl/>
+              <w:suppressLineNumbers w:val="0"/>
+              <w:spacing w:line="250" w:lineRule="atLeast"/>
+              <w:jc w:val="center"/>
+              <w:rPr>
+                <w:rFonts w:hint="eastAsia" w:ascii="宋体" w:hAnsi="宋体" w:eastAsia="宋体" w:cs="宋体"/>
+                <w:i w:val="0"/>
+                <w:iCs w:val="0"/>
+                <w:caps w:val="0"/>
+                <w:color w:val="0F1115"/>
+                <w:spacing w:val="0"/>
+                <w:sz w:val="15"/>
+                <w:szCs w:val="15"/>
+              </w:rPr>
+            </w:pPr>
+            <w:r>
+              <w:rPr>
+                <w:rFonts w:hint="eastAsia" w:ascii="宋体" w:hAnsi="宋体" w:eastAsia="宋体" w:cs="宋体"/>
+                <w:i w:val="0"/>
+                <w:iCs w:val="0"/>
+                <w:caps w:val="0"/>
+                <w:color w:val="0F1115"/>
+                <w:spacing w:val="0"/>
+                <w:kern w:val="0"/>
+                <w:sz w:val="15"/>
+                <w:szCs w:val="15"/>
+                <w:lang w:val="en-US" w:eastAsia="zh-CN" w:bidi="ar"/>
+              </w:rPr>
+              <w:t>C++实现</w:t>
+            </w:r>
+          </w:p>
+        </w:tc>
+        <w:tc>
+          <w:tcPr>
+            <w:tcW w:w="1457" w:type="pct"/>
+            <w:shd w:val="clear" w:color="auto" w:fill="FFFFFF"/>
+            <w:tcMar>
+              <w:top w:w="100" w:type="dxa"/>
+              <w:left w:w="160" w:type="dxa"/>
+              <w:bottom w:w="100" w:type="dxa"/>
+              <w:right w:w="160" w:type="dxa"/>
+            </w:tcMar>
+            <w:vAlign w:val="center"/>
+          </w:tcPr>
+          <w:p>
+            <w:pPr>
+              <w:keepNext w:val="0"/>
+              <w:keepLines w:val="0"/>
+              <w:widowControl/>
+              <w:suppressLineNumbers w:val="0"/>
+              <w:spacing w:line="250" w:lineRule="atLeast"/>
+              <w:jc w:val="center"/>
+              <w:rPr>
+                <w:rFonts w:hint="eastAsia" w:ascii="宋体" w:hAnsi="宋体" w:eastAsia="宋体" w:cs="宋体"/>
+                <w:i w:val="0"/>
+                <w:iCs w:val="0"/>
+                <w:caps w:val="0"/>
+                <w:color w:val="0F1115"/>
+                <w:spacing w:val="0"/>
+                <w:sz w:val="15"/>
+                <w:szCs w:val="15"/>
+              </w:rPr>
+            </w:pPr>
+            <w:r>
+              <w:rPr>
+                <w:rFonts w:hint="eastAsia" w:ascii="宋体" w:hAnsi="宋体" w:eastAsia="宋体" w:cs="宋体"/>
+                <w:i w:val="0"/>
+                <w:iCs w:val="0"/>
+                <w:caps w:val="0"/>
+                <w:color w:val="0F1115"/>
+                <w:spacing w:val="0"/>
+                <w:kern w:val="0"/>
+                <w:sz w:val="15"/>
+                <w:szCs w:val="15"/>
+                <w:lang w:val="en-US" w:eastAsia="zh-CN" w:bidi="ar"/>
+              </w:rPr>
+              <w:t>蓝图实现</w:t>
+            </w:r>
+          </w:p>
+        </w:tc>
+      </w:tr>
+      <w:tr>
+        <w:tblPrEx>
+          <w:tblBorders>
+            <w:top w:val="single" w:color="auto" w:sz="4" w:space="0"/>
+            <w:left w:val="single" w:color="auto" w:sz="4" w:space="0"/>
+            <w:bottom w:val="single" w:color="auto" w:sz="4" w:space="0"/>
+            <w:right w:val="single" w:color="auto" w:sz="4" w:space="0"/>
+            <w:insideH w:val="single" w:color="auto" w:sz="4" w:space="0"/>
+            <w:insideV w:val="single" w:color="auto" w:sz="4" w:space="0"/>
+          </w:tblBorders>
+          <w:shd w:val="clear" w:color="auto" w:fill="FFFFFF"/>
+          <w:tblCellMar>
+            <w:top w:w="15" w:type="dxa"/>
+            <w:left w:w="15" w:type="dxa"/>
+            <w:bottom w:w="15" w:type="dxa"/>
+            <w:right w:w="15" w:type="dxa"/>
+          </w:tblCellMar>
+        </w:tblPrEx>
+        <w:tc>
+          <w:tcPr>
+            <w:tcW w:w="528" w:type="pct"/>
+            <w:shd w:val="clear" w:color="auto" w:fill="FFFFFF"/>
+            <w:tcMar>
+              <w:top w:w="100" w:type="dxa"/>
+              <w:left w:w="0" w:type="dxa"/>
+              <w:bottom w:w="100" w:type="dxa"/>
+              <w:right w:w="160" w:type="dxa"/>
+            </w:tcMar>
+            <w:vAlign w:val="center"/>
+          </w:tcPr>
+          <w:p>
+            <w:pPr>
+              <w:keepNext w:val="0"/>
+              <w:keepLines w:val="0"/>
+              <w:widowControl/>
+              <w:suppressLineNumbers w:val="0"/>
+              <w:spacing w:line="250" w:lineRule="atLeast"/>
+              <w:jc w:val="center"/>
+              <w:rPr>
+                <w:rFonts w:hint="eastAsia" w:ascii="宋体" w:hAnsi="宋体" w:eastAsia="宋体" w:cs="宋体"/>
+                <w:i w:val="0"/>
+                <w:iCs w:val="0"/>
+                <w:caps w:val="0"/>
+                <w:color w:val="0F1115"/>
+                <w:spacing w:val="0"/>
+                <w:sz w:val="15"/>
+                <w:szCs w:val="15"/>
+              </w:rPr>
+            </w:pPr>
+            <w:r>
+              <w:rPr>
+                <w:rFonts w:hint="eastAsia" w:ascii="宋体" w:hAnsi="宋体" w:eastAsia="宋体" w:cs="宋体"/>
+                <w:i w:val="0"/>
+                <w:iCs w:val="0"/>
+                <w:caps w:val="0"/>
+                <w:color w:val="0F1115"/>
+                <w:spacing w:val="0"/>
+                <w:kern w:val="0"/>
+                <w:sz w:val="15"/>
+                <w:szCs w:val="15"/>
+                <w:lang w:val="en-US" w:eastAsia="zh-CN" w:bidi="ar"/>
+              </w:rPr>
+              <w:t>网络框架</w:t>
+            </w:r>
+          </w:p>
+        </w:tc>
+        <w:tc>
+          <w:tcPr>
+            <w:tcW w:w="3014" w:type="pct"/>
+            <w:shd w:val="clear" w:color="auto" w:fill="FFFFFF"/>
+            <w:tcMar>
+              <w:top w:w="100" w:type="dxa"/>
+              <w:left w:w="160" w:type="dxa"/>
+              <w:bottom w:w="100" w:type="dxa"/>
+              <w:right w:w="160" w:type="dxa"/>
+            </w:tcMar>
+            <w:vAlign w:val="center"/>
+          </w:tcPr>
+          <w:p>
+            <w:pPr>
+              <w:keepNext w:val="0"/>
+              <w:keepLines w:val="0"/>
+              <w:widowControl/>
+              <w:suppressLineNumbers w:val="0"/>
+              <w:spacing w:line="250" w:lineRule="atLeast"/>
+              <w:jc w:val="center"/>
+              <w:rPr>
+                <w:rFonts w:hint="eastAsia" w:ascii="宋体" w:hAnsi="宋体" w:eastAsia="宋体" w:cs="宋体"/>
+                <w:i w:val="0"/>
+                <w:iCs w:val="0"/>
+                <w:caps w:val="0"/>
+                <w:color w:val="0F1115"/>
+                <w:spacing w:val="0"/>
+                <w:sz w:val="15"/>
+                <w:szCs w:val="15"/>
+              </w:rPr>
+            </w:pPr>
+            <w:r>
+              <w:rPr>
+                <w:rFonts w:hint="eastAsia" w:ascii="宋体" w:hAnsi="宋体" w:eastAsia="宋体" w:cs="宋体"/>
+                <w:i w:val="0"/>
+                <w:iCs w:val="0"/>
+                <w:caps w:val="0"/>
+                <w:color w:val="0F1115"/>
+                <w:spacing w:val="0"/>
+                <w:kern w:val="0"/>
+                <w:sz w:val="15"/>
+                <w:szCs w:val="15"/>
+                <w:lang w:val="en-US" w:eastAsia="zh-CN" w:bidi="ar"/>
+              </w:rPr>
+              <w:t>GameMode、GameState、PlayerController、PlayerState基类</w:t>
+            </w:r>
+          </w:p>
+        </w:tc>
+        <w:tc>
+          <w:tcPr>
+            <w:tcW w:w="1457" w:type="pct"/>
+            <w:shd w:val="clear" w:color="auto" w:fill="FFFFFF"/>
+            <w:tcMar>
+              <w:top w:w="100" w:type="dxa"/>
+              <w:left w:w="160" w:type="dxa"/>
+              <w:bottom w:w="100" w:type="dxa"/>
+              <w:right w:w="0" w:type="dxa"/>
+            </w:tcMar>
+            <w:vAlign w:val="center"/>
+          </w:tcPr>
+          <w:p>
+            <w:pPr>
+              <w:keepNext w:val="0"/>
+              <w:keepLines w:val="0"/>
+              <w:widowControl/>
+              <w:suppressLineNumbers w:val="0"/>
+              <w:spacing w:line="250" w:lineRule="atLeast"/>
+              <w:jc w:val="center"/>
+              <w:rPr>
+                <w:rFonts w:hint="eastAsia" w:ascii="宋体" w:hAnsi="宋体" w:eastAsia="宋体" w:cs="宋体"/>
+                <w:i w:val="0"/>
+                <w:iCs w:val="0"/>
+                <w:caps w:val="0"/>
+                <w:color w:val="0F1115"/>
+                <w:spacing w:val="0"/>
+                <w:sz w:val="15"/>
+                <w:szCs w:val="15"/>
+              </w:rPr>
+            </w:pPr>
+            <w:r>
+              <w:rPr>
+                <w:rFonts w:hint="eastAsia" w:ascii="宋体" w:hAnsi="宋体" w:eastAsia="宋体" w:cs="宋体"/>
+                <w:i w:val="0"/>
+                <w:iCs w:val="0"/>
+                <w:caps w:val="0"/>
+                <w:color w:val="0F1115"/>
+                <w:spacing w:val="0"/>
+                <w:kern w:val="0"/>
+                <w:sz w:val="15"/>
+                <w:szCs w:val="15"/>
+                <w:lang w:val="en-US" w:eastAsia="zh-CN" w:bidi="ar"/>
+              </w:rPr>
+              <w:t>蓝图派生类配置具体资源</w:t>
+            </w:r>
+          </w:p>
+        </w:tc>
+      </w:tr>
+      <w:tr>
+        <w:tblPrEx>
+          <w:tblBorders>
+            <w:top w:val="single" w:color="auto" w:sz="4" w:space="0"/>
+            <w:left w:val="single" w:color="auto" w:sz="4" w:space="0"/>
+            <w:bottom w:val="single" w:color="auto" w:sz="4" w:space="0"/>
+            <w:right w:val="single" w:color="auto" w:sz="4" w:space="0"/>
+            <w:insideH w:val="single" w:color="auto" w:sz="4" w:space="0"/>
+            <w:insideV w:val="single" w:color="auto" w:sz="4" w:space="0"/>
+          </w:tblBorders>
+          <w:shd w:val="clear" w:color="auto" w:fill="FFFFFF"/>
+          <w:tblCellMar>
+            <w:top w:w="15" w:type="dxa"/>
+            <w:left w:w="15" w:type="dxa"/>
+            <w:bottom w:w="15" w:type="dxa"/>
+            <w:right w:w="15" w:type="dxa"/>
+          </w:tblCellMar>
+        </w:tblPrEx>
+        <w:tc>
+          <w:tcPr>
+            <w:tcW w:w="528" w:type="pct"/>
+            <w:shd w:val="clear" w:color="auto" w:fill="FFFFFF"/>
+            <w:tcMar>
+              <w:top w:w="100" w:type="dxa"/>
+              <w:left w:w="0" w:type="dxa"/>
+              <w:bottom w:w="100" w:type="dxa"/>
+              <w:right w:w="160" w:type="dxa"/>
+            </w:tcMar>
+            <w:vAlign w:val="center"/>
+          </w:tcPr>
+          <w:p>
+            <w:pPr>
+              <w:keepNext w:val="0"/>
+              <w:keepLines w:val="0"/>
+              <w:widowControl/>
+              <w:suppressLineNumbers w:val="0"/>
+              <w:spacing w:line="250" w:lineRule="atLeast"/>
+              <w:jc w:val="center"/>
+              <w:rPr>
+                <w:rFonts w:hint="eastAsia" w:ascii="宋体" w:hAnsi="宋体" w:eastAsia="宋体" w:cs="宋体"/>
+                <w:i w:val="0"/>
+                <w:iCs w:val="0"/>
+                <w:caps w:val="0"/>
+                <w:color w:val="0F1115"/>
+                <w:spacing w:val="0"/>
+                <w:sz w:val="15"/>
+                <w:szCs w:val="15"/>
+              </w:rPr>
+            </w:pPr>
+            <w:r>
+              <w:rPr>
+                <w:rFonts w:hint="eastAsia" w:ascii="宋体" w:hAnsi="宋体" w:eastAsia="宋体" w:cs="宋体"/>
+                <w:i w:val="0"/>
+                <w:iCs w:val="0"/>
+                <w:caps w:val="0"/>
+                <w:color w:val="0F1115"/>
+                <w:spacing w:val="0"/>
+                <w:kern w:val="0"/>
+                <w:sz w:val="15"/>
+                <w:szCs w:val="15"/>
+                <w:lang w:val="en-US" w:eastAsia="zh-CN" w:bidi="ar"/>
+              </w:rPr>
+              <w:t>角色逻辑</w:t>
+            </w:r>
+          </w:p>
+        </w:tc>
+        <w:tc>
+          <w:tcPr>
+            <w:tcW w:w="3014" w:type="pct"/>
+            <w:shd w:val="clear" w:color="auto" w:fill="FFFFFF"/>
+            <w:tcMar>
+              <w:top w:w="100" w:type="dxa"/>
+              <w:left w:w="160" w:type="dxa"/>
+              <w:bottom w:w="100" w:type="dxa"/>
+              <w:right w:w="160" w:type="dxa"/>
+            </w:tcMar>
+            <w:vAlign w:val="center"/>
+          </w:tcPr>
+          <w:p>
+            <w:pPr>
+              <w:keepNext w:val="0"/>
+              <w:keepLines w:val="0"/>
+              <w:widowControl/>
+              <w:suppressLineNumbers w:val="0"/>
+              <w:spacing w:line="250" w:lineRule="atLeast"/>
+              <w:jc w:val="center"/>
+              <w:rPr>
+                <w:rFonts w:hint="eastAsia" w:ascii="宋体" w:hAnsi="宋体" w:eastAsia="宋体" w:cs="宋体"/>
+                <w:i w:val="0"/>
+                <w:iCs w:val="0"/>
+                <w:caps w:val="0"/>
+                <w:color w:val="0F1115"/>
+                <w:spacing w:val="0"/>
+                <w:sz w:val="15"/>
+                <w:szCs w:val="15"/>
+              </w:rPr>
+            </w:pPr>
+            <w:r>
+              <w:rPr>
+                <w:rFonts w:hint="eastAsia" w:ascii="宋体" w:hAnsi="宋体" w:eastAsia="宋体" w:cs="宋体"/>
+                <w:i w:val="0"/>
+                <w:iCs w:val="0"/>
+                <w:caps w:val="0"/>
+                <w:color w:val="0F1115"/>
+                <w:spacing w:val="0"/>
+                <w:kern w:val="0"/>
+                <w:sz w:val="15"/>
+                <w:szCs w:val="15"/>
+                <w:lang w:val="en-US" w:eastAsia="zh-CN" w:bidi="ar"/>
+              </w:rPr>
+              <w:t>移动、攻击、技能、受击、替身核心逻辑</w:t>
+            </w:r>
+          </w:p>
+        </w:tc>
+        <w:tc>
+          <w:tcPr>
+            <w:tcW w:w="1457" w:type="pct"/>
+            <w:shd w:val="clear" w:color="auto" w:fill="FFFFFF"/>
+            <w:tcMar>
+              <w:top w:w="100" w:type="dxa"/>
+              <w:left w:w="160" w:type="dxa"/>
+              <w:bottom w:w="100" w:type="dxa"/>
+              <w:right w:w="0" w:type="dxa"/>
+            </w:tcMar>
+            <w:vAlign w:val="center"/>
+          </w:tcPr>
+          <w:p>
+            <w:pPr>
+              <w:keepNext w:val="0"/>
+              <w:keepLines w:val="0"/>
+              <w:widowControl/>
+              <w:suppressLineNumbers w:val="0"/>
+              <w:spacing w:line="250" w:lineRule="atLeast"/>
+              <w:jc w:val="center"/>
+              <w:rPr>
+                <w:rFonts w:hint="eastAsia" w:ascii="宋体" w:hAnsi="宋体" w:eastAsia="宋体" w:cs="宋体"/>
+                <w:i w:val="0"/>
+                <w:iCs w:val="0"/>
+                <w:caps w:val="0"/>
+                <w:color w:val="0F1115"/>
+                <w:spacing w:val="0"/>
+                <w:sz w:val="15"/>
+                <w:szCs w:val="15"/>
+              </w:rPr>
+            </w:pPr>
+            <w:r>
+              <w:rPr>
+                <w:rFonts w:hint="eastAsia" w:ascii="宋体" w:hAnsi="宋体" w:eastAsia="宋体" w:cs="宋体"/>
+                <w:i w:val="0"/>
+                <w:iCs w:val="0"/>
+                <w:caps w:val="0"/>
+                <w:color w:val="0F1115"/>
+                <w:spacing w:val="0"/>
+                <w:kern w:val="0"/>
+                <w:sz w:val="15"/>
+                <w:szCs w:val="15"/>
+                <w:lang w:val="en-US" w:eastAsia="zh-CN" w:bidi="ar"/>
+              </w:rPr>
+              <w:t>角色模型、动画资源、技能特效</w:t>
+            </w:r>
+          </w:p>
+        </w:tc>
+      </w:tr>
+      <w:tr>
+        <w:tblPrEx>
+          <w:tblBorders>
+            <w:top w:val="single" w:color="auto" w:sz="4" w:space="0"/>
+            <w:left w:val="single" w:color="auto" w:sz="4" w:space="0"/>
+            <w:bottom w:val="single" w:color="auto" w:sz="4" w:space="0"/>
+            <w:right w:val="single" w:color="auto" w:sz="4" w:space="0"/>
+            <w:insideH w:val="single" w:color="auto" w:sz="4" w:space="0"/>
+            <w:insideV w:val="single" w:color="auto" w:sz="4" w:space="0"/>
+          </w:tblBorders>
+          <w:shd w:val="clear" w:color="auto" w:fill="FFFFFF"/>
+          <w:tblCellMar>
+            <w:top w:w="15" w:type="dxa"/>
+            <w:left w:w="15" w:type="dxa"/>
+            <w:bottom w:w="15" w:type="dxa"/>
+            <w:right w:w="15" w:type="dxa"/>
+          </w:tblCellMar>
+        </w:tblPrEx>
+        <w:tc>
+          <w:tcPr>
+            <w:tcW w:w="528" w:type="pct"/>
+            <w:shd w:val="clear" w:color="auto" w:fill="FFFFFF"/>
+            <w:tcMar>
+              <w:top w:w="100" w:type="dxa"/>
+              <w:left w:w="0" w:type="dxa"/>
+              <w:bottom w:w="100" w:type="dxa"/>
+              <w:right w:w="160" w:type="dxa"/>
+            </w:tcMar>
+            <w:vAlign w:val="center"/>
+          </w:tcPr>
+          <w:p>
+            <w:pPr>
+              <w:keepNext w:val="0"/>
+              <w:keepLines w:val="0"/>
+              <w:widowControl/>
+              <w:suppressLineNumbers w:val="0"/>
+              <w:spacing w:line="250" w:lineRule="atLeast"/>
+              <w:jc w:val="center"/>
+              <w:rPr>
+                <w:rFonts w:hint="eastAsia" w:ascii="宋体" w:hAnsi="宋体" w:eastAsia="宋体" w:cs="宋体"/>
+                <w:i w:val="0"/>
+                <w:iCs w:val="0"/>
+                <w:caps w:val="0"/>
+                <w:color w:val="0F1115"/>
+                <w:spacing w:val="0"/>
+                <w:sz w:val="15"/>
+                <w:szCs w:val="15"/>
+              </w:rPr>
+            </w:pPr>
+            <w:r>
+              <w:rPr>
+                <w:rFonts w:hint="eastAsia" w:ascii="宋体" w:hAnsi="宋体" w:eastAsia="宋体" w:cs="宋体"/>
+                <w:i w:val="0"/>
+                <w:iCs w:val="0"/>
+                <w:caps w:val="0"/>
+                <w:color w:val="0F1115"/>
+                <w:spacing w:val="0"/>
+                <w:kern w:val="0"/>
+                <w:sz w:val="15"/>
+                <w:szCs w:val="15"/>
+                <w:lang w:val="en-US" w:eastAsia="zh-CN" w:bidi="ar"/>
+              </w:rPr>
+              <w:t>动画系统</w:t>
+            </w:r>
+          </w:p>
+        </w:tc>
+        <w:tc>
+          <w:tcPr>
+            <w:tcW w:w="3014" w:type="pct"/>
+            <w:shd w:val="clear" w:color="auto" w:fill="FFFFFF"/>
+            <w:tcMar>
+              <w:top w:w="100" w:type="dxa"/>
+              <w:left w:w="160" w:type="dxa"/>
+              <w:bottom w:w="100" w:type="dxa"/>
+              <w:right w:w="160" w:type="dxa"/>
+            </w:tcMar>
+            <w:vAlign w:val="center"/>
+          </w:tcPr>
+          <w:p>
+            <w:pPr>
+              <w:keepNext w:val="0"/>
+              <w:keepLines w:val="0"/>
+              <w:widowControl/>
+              <w:suppressLineNumbers w:val="0"/>
+              <w:spacing w:line="250" w:lineRule="atLeast"/>
+              <w:jc w:val="center"/>
+              <w:rPr>
+                <w:rFonts w:hint="default" w:ascii="宋体" w:hAnsi="宋体" w:eastAsia="宋体" w:cs="宋体"/>
+                <w:i w:val="0"/>
+                <w:iCs w:val="0"/>
+                <w:caps w:val="0"/>
+                <w:color w:val="0F1115"/>
+                <w:spacing w:val="0"/>
+                <w:sz w:val="15"/>
+                <w:szCs w:val="15"/>
+                <w:lang w:val="en-US"/>
+              </w:rPr>
+            </w:pPr>
+            <w:r>
+              <w:rPr>
+                <w:rFonts w:hint="eastAsia" w:ascii="宋体" w:hAnsi="宋体" w:eastAsia="宋体" w:cs="宋体"/>
+                <w:i w:val="0"/>
+                <w:iCs w:val="0"/>
+                <w:caps w:val="0"/>
+                <w:color w:val="0F1115"/>
+                <w:spacing w:val="0"/>
+                <w:kern w:val="0"/>
+                <w:sz w:val="15"/>
+                <w:szCs w:val="15"/>
+                <w:lang w:val="en-US" w:eastAsia="zh-CN" w:bidi="ar"/>
+              </w:rPr>
+              <w:t>RPC接口、状态变量同步</w:t>
+            </w:r>
+          </w:p>
+        </w:tc>
+        <w:tc>
+          <w:tcPr>
+            <w:tcW w:w="1457" w:type="pct"/>
+            <w:shd w:val="clear" w:color="auto" w:fill="FFFFFF"/>
+            <w:tcMar>
+              <w:top w:w="100" w:type="dxa"/>
+              <w:left w:w="160" w:type="dxa"/>
+              <w:bottom w:w="100" w:type="dxa"/>
+              <w:right w:w="0" w:type="dxa"/>
+            </w:tcMar>
+            <w:vAlign w:val="center"/>
+          </w:tcPr>
+          <w:p>
+            <w:pPr>
+              <w:keepNext w:val="0"/>
+              <w:keepLines w:val="0"/>
+              <w:widowControl/>
+              <w:suppressLineNumbers w:val="0"/>
+              <w:spacing w:line="250" w:lineRule="atLeast"/>
+              <w:jc w:val="center"/>
+              <w:rPr>
+                <w:rFonts w:hint="eastAsia" w:ascii="宋体" w:hAnsi="宋体" w:eastAsia="宋体" w:cs="宋体"/>
+                <w:i w:val="0"/>
+                <w:iCs w:val="0"/>
+                <w:caps w:val="0"/>
+                <w:color w:val="0F1115"/>
+                <w:spacing w:val="0"/>
+                <w:sz w:val="15"/>
+                <w:szCs w:val="15"/>
+              </w:rPr>
+            </w:pPr>
+            <w:r>
+              <w:rPr>
+                <w:rFonts w:hint="eastAsia" w:ascii="宋体" w:hAnsi="宋体" w:eastAsia="宋体" w:cs="宋体"/>
+                <w:i w:val="0"/>
+                <w:iCs w:val="0"/>
+                <w:caps w:val="0"/>
+                <w:color w:val="0F1115"/>
+                <w:spacing w:val="0"/>
+                <w:kern w:val="0"/>
+                <w:sz w:val="15"/>
+                <w:szCs w:val="15"/>
+                <w:lang w:val="en-US" w:eastAsia="zh-CN" w:bidi="ar"/>
+              </w:rPr>
+              <w:t>动画状态机、动画通知</w:t>
+            </w:r>
+          </w:p>
+        </w:tc>
+      </w:tr>
+      <w:tr>
+        <w:tblPrEx>
+          <w:tblBorders>
+            <w:top w:val="single" w:color="auto" w:sz="4" w:space="0"/>
+            <w:left w:val="single" w:color="auto" w:sz="4" w:space="0"/>
+            <w:bottom w:val="single" w:color="auto" w:sz="4" w:space="0"/>
+            <w:right w:val="single" w:color="auto" w:sz="4" w:space="0"/>
+            <w:insideH w:val="single" w:color="auto" w:sz="4" w:space="0"/>
+            <w:insideV w:val="single" w:color="auto" w:sz="4" w:space="0"/>
+          </w:tblBorders>
+          <w:shd w:val="clear" w:color="auto" w:fill="FFFFFF"/>
+          <w:tblCellMar>
+            <w:top w:w="15" w:type="dxa"/>
+            <w:left w:w="15" w:type="dxa"/>
+            <w:bottom w:w="15" w:type="dxa"/>
+            <w:right w:w="15" w:type="dxa"/>
+          </w:tblCellMar>
+        </w:tblPrEx>
+        <w:tc>
+          <w:tcPr>
+            <w:tcW w:w="528" w:type="pct"/>
+            <w:shd w:val="clear" w:color="auto" w:fill="FFFFFF"/>
+            <w:tcMar>
+              <w:top w:w="100" w:type="dxa"/>
+              <w:left w:w="0" w:type="dxa"/>
+              <w:bottom w:w="100" w:type="dxa"/>
+              <w:right w:w="160" w:type="dxa"/>
+            </w:tcMar>
+            <w:vAlign w:val="center"/>
+          </w:tcPr>
+          <w:p>
+            <w:pPr>
+              <w:keepNext w:val="0"/>
+              <w:keepLines w:val="0"/>
+              <w:widowControl/>
+              <w:suppressLineNumbers w:val="0"/>
+              <w:spacing w:line="250" w:lineRule="atLeast"/>
+              <w:jc w:val="center"/>
+              <w:rPr>
+                <w:rFonts w:hint="eastAsia" w:ascii="宋体" w:hAnsi="宋体" w:eastAsia="宋体" w:cs="宋体"/>
+                <w:i w:val="0"/>
+                <w:iCs w:val="0"/>
+                <w:caps w:val="0"/>
+                <w:color w:val="0F1115"/>
+                <w:spacing w:val="0"/>
+                <w:sz w:val="15"/>
+                <w:szCs w:val="15"/>
+              </w:rPr>
+            </w:pPr>
+            <w:r>
+              <w:rPr>
+                <w:rFonts w:hint="eastAsia" w:ascii="宋体" w:hAnsi="宋体" w:eastAsia="宋体" w:cs="宋体"/>
+                <w:i w:val="0"/>
+                <w:iCs w:val="0"/>
+                <w:caps w:val="0"/>
+                <w:color w:val="0F1115"/>
+                <w:spacing w:val="0"/>
+                <w:kern w:val="0"/>
+                <w:sz w:val="15"/>
+                <w:szCs w:val="15"/>
+                <w:lang w:val="en-US" w:eastAsia="zh-CN" w:bidi="ar"/>
+              </w:rPr>
+              <w:t>相机系统</w:t>
+            </w:r>
+          </w:p>
+        </w:tc>
+        <w:tc>
+          <w:tcPr>
+            <w:tcW w:w="3014" w:type="pct"/>
+            <w:shd w:val="clear" w:color="auto" w:fill="FFFFFF"/>
+            <w:tcMar>
+              <w:top w:w="100" w:type="dxa"/>
+              <w:left w:w="160" w:type="dxa"/>
+              <w:bottom w:w="100" w:type="dxa"/>
+              <w:right w:w="160" w:type="dxa"/>
+            </w:tcMar>
+            <w:vAlign w:val="center"/>
+          </w:tcPr>
+          <w:p>
+            <w:pPr>
+              <w:keepNext w:val="0"/>
+              <w:keepLines w:val="0"/>
+              <w:widowControl/>
+              <w:suppressLineNumbers w:val="0"/>
+              <w:spacing w:line="250" w:lineRule="atLeast"/>
+              <w:jc w:val="center"/>
+              <w:rPr>
+                <w:rFonts w:hint="eastAsia" w:ascii="宋体" w:hAnsi="宋体" w:eastAsia="宋体" w:cs="宋体"/>
+                <w:i w:val="0"/>
+                <w:iCs w:val="0"/>
+                <w:caps w:val="0"/>
+                <w:color w:val="0F1115"/>
+                <w:spacing w:val="0"/>
+                <w:sz w:val="15"/>
+                <w:szCs w:val="15"/>
+              </w:rPr>
+            </w:pPr>
+            <w:r>
+              <w:rPr>
+                <w:rFonts w:hint="eastAsia" w:ascii="宋体" w:hAnsi="宋体" w:eastAsia="宋体" w:cs="宋体"/>
+                <w:i w:val="0"/>
+                <w:iCs w:val="0"/>
+                <w:caps w:val="0"/>
+                <w:color w:val="0F1115"/>
+                <w:spacing w:val="0"/>
+                <w:kern w:val="0"/>
+                <w:sz w:val="15"/>
+                <w:szCs w:val="15"/>
+                <w:lang w:val="en-US" w:eastAsia="zh-CN" w:bidi="ar"/>
+              </w:rPr>
+              <w:t>追踪逻辑、边界限制、插值平滑</w:t>
+            </w:r>
+          </w:p>
+        </w:tc>
+        <w:tc>
+          <w:tcPr>
+            <w:tcW w:w="1457" w:type="pct"/>
+            <w:shd w:val="clear" w:color="auto" w:fill="FFFFFF"/>
+            <w:tcMar>
+              <w:top w:w="100" w:type="dxa"/>
+              <w:left w:w="160" w:type="dxa"/>
+              <w:bottom w:w="100" w:type="dxa"/>
+              <w:right w:w="0" w:type="dxa"/>
+            </w:tcMar>
+            <w:vAlign w:val="center"/>
+          </w:tcPr>
+          <w:p>
+            <w:pPr>
+              <w:keepNext w:val="0"/>
+              <w:keepLines w:val="0"/>
+              <w:widowControl/>
+              <w:suppressLineNumbers w:val="0"/>
+              <w:spacing w:line="250" w:lineRule="atLeast"/>
+              <w:jc w:val="center"/>
+              <w:rPr>
+                <w:rFonts w:hint="eastAsia" w:ascii="宋体" w:hAnsi="宋体" w:eastAsia="宋体" w:cs="宋体"/>
+                <w:i w:val="0"/>
+                <w:iCs w:val="0"/>
+                <w:caps w:val="0"/>
+                <w:color w:val="0F1115"/>
+                <w:spacing w:val="0"/>
+                <w:sz w:val="15"/>
+                <w:szCs w:val="15"/>
+              </w:rPr>
+            </w:pPr>
+            <w:r>
+              <w:rPr>
+                <w:rFonts w:hint="eastAsia" w:ascii="宋体" w:hAnsi="宋体" w:eastAsia="宋体" w:cs="宋体"/>
+                <w:i w:val="0"/>
+                <w:iCs w:val="0"/>
+                <w:caps w:val="0"/>
+                <w:color w:val="0F1115"/>
+                <w:spacing w:val="0"/>
+                <w:kern w:val="0"/>
+                <w:sz w:val="15"/>
+                <w:szCs w:val="15"/>
+                <w:lang w:val="en-US" w:eastAsia="zh-CN" w:bidi="ar"/>
+              </w:rPr>
+              <w:t>相机参数配置</w:t>
+            </w:r>
+            <w:r>
+              <w:rPr>
+                <w:rFonts w:hint="eastAsia" w:ascii="宋体" w:hAnsi="宋体" w:eastAsia="宋体" w:cs="宋体"/>
+                <w:i w:val="0"/>
+                <w:iCs w:val="0"/>
+                <w:caps w:val="0"/>
+                <w:color w:val="0F1115"/>
+                <w:spacing w:val="0"/>
+                <w:kern w:val="0"/>
+                <w:sz w:val="15"/>
+                <w:szCs w:val="15"/>
+                <w:lang w:val="en-US" w:eastAsia="zh-CN" w:bidi="ar"/>
+              </w:rPr>
+              <w:t>、屏幕震动</w:t>
+            </w:r>
+          </w:p>
+        </w:tc>
+      </w:tr>
+      <w:tr>
+        <w:tblPrEx>
+          <w:tblBorders>
+            <w:top w:val="single" w:color="auto" w:sz="4" w:space="0"/>
+            <w:left w:val="single" w:color="auto" w:sz="4" w:space="0"/>
+            <w:bottom w:val="single" w:color="auto" w:sz="4" w:space="0"/>
+            <w:right w:val="single" w:color="auto" w:sz="4" w:space="0"/>
+            <w:insideH w:val="single" w:color="auto" w:sz="4" w:space="0"/>
+            <w:insideV w:val="single" w:color="auto" w:sz="4" w:space="0"/>
+          </w:tblBorders>
+          <w:shd w:val="clear" w:color="auto" w:fill="FFFFFF"/>
+          <w:tblCellMar>
+            <w:top w:w="15" w:type="dxa"/>
+            <w:left w:w="15" w:type="dxa"/>
+            <w:bottom w:w="15" w:type="dxa"/>
+            <w:right w:w="15" w:type="dxa"/>
+          </w:tblCellMar>
+        </w:tblPrEx>
+        <w:tc>
+          <w:tcPr>
+            <w:tcW w:w="528" w:type="pct"/>
+            <w:shd w:val="clear" w:color="auto" w:fill="FFFFFF"/>
+            <w:tcMar>
+              <w:top w:w="100" w:type="dxa"/>
+              <w:left w:w="0" w:type="dxa"/>
+              <w:bottom w:w="100" w:type="dxa"/>
+              <w:right w:w="160" w:type="dxa"/>
+            </w:tcMar>
+            <w:vAlign w:val="center"/>
+          </w:tcPr>
+          <w:p>
+            <w:pPr>
+              <w:keepNext w:val="0"/>
+              <w:keepLines w:val="0"/>
+              <w:widowControl/>
+              <w:suppressLineNumbers w:val="0"/>
+              <w:spacing w:line="250" w:lineRule="atLeast"/>
+              <w:jc w:val="center"/>
+              <w:rPr>
+                <w:rFonts w:hint="eastAsia" w:ascii="宋体" w:hAnsi="宋体" w:eastAsia="宋体" w:cs="宋体"/>
+                <w:i w:val="0"/>
+                <w:iCs w:val="0"/>
+                <w:caps w:val="0"/>
+                <w:color w:val="0F1115"/>
+                <w:spacing w:val="0"/>
+                <w:sz w:val="15"/>
+                <w:szCs w:val="15"/>
+              </w:rPr>
+            </w:pPr>
+            <w:r>
+              <w:rPr>
+                <w:rFonts w:hint="eastAsia" w:ascii="宋体" w:hAnsi="宋体" w:eastAsia="宋体" w:cs="宋体"/>
+                <w:i w:val="0"/>
+                <w:iCs w:val="0"/>
+                <w:caps w:val="0"/>
+                <w:color w:val="0F1115"/>
+                <w:spacing w:val="0"/>
+                <w:kern w:val="0"/>
+                <w:sz w:val="15"/>
+                <w:szCs w:val="15"/>
+                <w:lang w:val="en-US" w:eastAsia="zh-CN" w:bidi="ar"/>
+              </w:rPr>
+              <w:t>UI系统</w:t>
+            </w:r>
+          </w:p>
+        </w:tc>
+        <w:tc>
+          <w:tcPr>
+            <w:tcW w:w="3014" w:type="pct"/>
+            <w:shd w:val="clear" w:color="auto" w:fill="FFFFFF"/>
+            <w:tcMar>
+              <w:top w:w="100" w:type="dxa"/>
+              <w:left w:w="160" w:type="dxa"/>
+              <w:bottom w:w="100" w:type="dxa"/>
+              <w:right w:w="160" w:type="dxa"/>
+            </w:tcMar>
+            <w:vAlign w:val="center"/>
+          </w:tcPr>
+          <w:p>
+            <w:pPr>
+              <w:keepNext w:val="0"/>
+              <w:keepLines w:val="0"/>
+              <w:widowControl/>
+              <w:suppressLineNumbers w:val="0"/>
+              <w:spacing w:line="250" w:lineRule="atLeast"/>
+              <w:jc w:val="center"/>
+              <w:rPr>
+                <w:rFonts w:hint="eastAsia" w:ascii="宋体" w:hAnsi="宋体" w:eastAsia="宋体" w:cs="宋体"/>
+                <w:i w:val="0"/>
+                <w:iCs w:val="0"/>
+                <w:caps w:val="0"/>
+                <w:color w:val="0F1115"/>
+                <w:spacing w:val="0"/>
+                <w:sz w:val="15"/>
+                <w:szCs w:val="15"/>
+              </w:rPr>
+            </w:pPr>
+            <w:r>
+              <w:rPr>
+                <w:rFonts w:hint="eastAsia" w:ascii="宋体" w:hAnsi="宋体" w:eastAsia="宋体" w:cs="宋体"/>
+                <w:i w:val="0"/>
+                <w:iCs w:val="0"/>
+                <w:caps w:val="0"/>
+                <w:color w:val="0F1115"/>
+                <w:spacing w:val="0"/>
+                <w:kern w:val="0"/>
+                <w:sz w:val="15"/>
+                <w:szCs w:val="15"/>
+                <w:lang w:val="en-US" w:eastAsia="zh-CN" w:bidi="ar"/>
+              </w:rPr>
+              <w:t>数据绑定、CD计算、显示控制</w:t>
+            </w:r>
+          </w:p>
+        </w:tc>
+        <w:tc>
+          <w:tcPr>
+            <w:tcW w:w="1457" w:type="pct"/>
+            <w:shd w:val="clear" w:color="auto" w:fill="FFFFFF"/>
+            <w:tcMar>
+              <w:top w:w="100" w:type="dxa"/>
+              <w:left w:w="160" w:type="dxa"/>
+              <w:bottom w:w="100" w:type="dxa"/>
+              <w:right w:w="0" w:type="dxa"/>
+            </w:tcMar>
+            <w:vAlign w:val="center"/>
+          </w:tcPr>
+          <w:p>
+            <w:pPr>
+              <w:keepNext w:val="0"/>
+              <w:keepLines w:val="0"/>
+              <w:widowControl/>
+              <w:suppressLineNumbers w:val="0"/>
+              <w:spacing w:line="250" w:lineRule="atLeast"/>
+              <w:jc w:val="center"/>
+              <w:rPr>
+                <w:rFonts w:hint="eastAsia" w:ascii="宋体" w:hAnsi="宋体" w:eastAsia="宋体" w:cs="宋体"/>
+                <w:i w:val="0"/>
+                <w:iCs w:val="0"/>
+                <w:caps w:val="0"/>
+                <w:color w:val="0F1115"/>
+                <w:spacing w:val="0"/>
+                <w:sz w:val="15"/>
+                <w:szCs w:val="15"/>
+              </w:rPr>
+            </w:pPr>
+            <w:r>
+              <w:rPr>
+                <w:rFonts w:hint="eastAsia" w:ascii="宋体" w:hAnsi="宋体" w:eastAsia="宋体" w:cs="宋体"/>
+                <w:i w:val="0"/>
+                <w:iCs w:val="0"/>
+                <w:caps w:val="0"/>
+                <w:color w:val="0F1115"/>
+                <w:spacing w:val="0"/>
+                <w:kern w:val="0"/>
+                <w:sz w:val="15"/>
+                <w:szCs w:val="15"/>
+                <w:lang w:val="en-US" w:eastAsia="zh-CN" w:bidi="ar"/>
+              </w:rPr>
+              <w:t>UI布局、样式</w:t>
+            </w:r>
+          </w:p>
+        </w:tc>
+      </w:tr>
+      <w:tr>
+        <w:tblPrEx>
+          <w:tblBorders>
+            <w:top w:val="single" w:color="auto" w:sz="4" w:space="0"/>
+            <w:left w:val="single" w:color="auto" w:sz="4" w:space="0"/>
+            <w:bottom w:val="single" w:color="auto" w:sz="4" w:space="0"/>
+            <w:right w:val="single" w:color="auto" w:sz="4" w:space="0"/>
+            <w:insideH w:val="single" w:color="auto" w:sz="4" w:space="0"/>
+            <w:insideV w:val="single" w:color="auto" w:sz="4" w:space="0"/>
+          </w:tblBorders>
+          <w:shd w:val="clear" w:color="auto" w:fill="FFFFFF"/>
+          <w:tblCellMar>
+            <w:top w:w="15" w:type="dxa"/>
+            <w:left w:w="15" w:type="dxa"/>
+            <w:bottom w:w="15" w:type="dxa"/>
+            <w:right w:w="15" w:type="dxa"/>
+          </w:tblCellMar>
+        </w:tblPrEx>
+        <w:tc>
+          <w:tcPr>
+            <w:tcW w:w="528" w:type="pct"/>
+            <w:shd w:val="clear" w:color="auto" w:fill="FFFFFF"/>
+            <w:tcMar>
+              <w:top w:w="100" w:type="dxa"/>
+              <w:left w:w="0" w:type="dxa"/>
+              <w:bottom w:w="100" w:type="dxa"/>
+              <w:right w:w="160" w:type="dxa"/>
+            </w:tcMar>
+            <w:vAlign w:val="center"/>
+          </w:tcPr>
+          <w:p>
+            <w:pPr>
+              <w:keepNext w:val="0"/>
+              <w:keepLines w:val="0"/>
+              <w:widowControl/>
+              <w:suppressLineNumbers w:val="0"/>
+              <w:spacing w:line="250" w:lineRule="atLeast"/>
+              <w:jc w:val="center"/>
+              <w:rPr>
+                <w:rFonts w:hint="eastAsia" w:ascii="宋体" w:hAnsi="宋体" w:eastAsia="宋体" w:cs="宋体"/>
+                <w:i w:val="0"/>
+                <w:iCs w:val="0"/>
+                <w:caps w:val="0"/>
+                <w:color w:val="0F1115"/>
+                <w:spacing w:val="0"/>
+                <w:sz w:val="15"/>
+                <w:szCs w:val="15"/>
+              </w:rPr>
+            </w:pPr>
+            <w:r>
+              <w:rPr>
+                <w:rFonts w:hint="eastAsia" w:ascii="宋体" w:hAnsi="宋体" w:eastAsia="宋体" w:cs="宋体"/>
+                <w:i w:val="0"/>
+                <w:iCs w:val="0"/>
+                <w:caps w:val="0"/>
+                <w:color w:val="0F1115"/>
+                <w:spacing w:val="0"/>
+                <w:kern w:val="0"/>
+                <w:sz w:val="15"/>
+                <w:szCs w:val="15"/>
+                <w:lang w:val="en-US" w:eastAsia="zh-CN" w:bidi="ar"/>
+              </w:rPr>
+              <w:t>技能效果</w:t>
+            </w:r>
+          </w:p>
+        </w:tc>
+        <w:tc>
+          <w:tcPr>
+            <w:tcW w:w="3014" w:type="pct"/>
+            <w:shd w:val="clear" w:color="auto" w:fill="FFFFFF"/>
+            <w:tcMar>
+              <w:top w:w="100" w:type="dxa"/>
+              <w:left w:w="160" w:type="dxa"/>
+              <w:bottom w:w="100" w:type="dxa"/>
+              <w:right w:w="160" w:type="dxa"/>
+            </w:tcMar>
+            <w:vAlign w:val="center"/>
+          </w:tcPr>
+          <w:p>
+            <w:pPr>
+              <w:keepNext w:val="0"/>
+              <w:keepLines w:val="0"/>
+              <w:widowControl/>
+              <w:suppressLineNumbers w:val="0"/>
+              <w:spacing w:line="250" w:lineRule="atLeast"/>
+              <w:jc w:val="center"/>
+              <w:rPr>
+                <w:rFonts w:hint="eastAsia" w:ascii="宋体" w:hAnsi="宋体" w:eastAsia="宋体" w:cs="宋体"/>
+                <w:i w:val="0"/>
+                <w:iCs w:val="0"/>
+                <w:caps w:val="0"/>
+                <w:color w:val="0F1115"/>
+                <w:spacing w:val="0"/>
+                <w:sz w:val="15"/>
+                <w:szCs w:val="15"/>
+              </w:rPr>
+            </w:pPr>
+            <w:r>
+              <w:rPr>
+                <w:rFonts w:hint="eastAsia" w:ascii="宋体" w:hAnsi="宋体" w:eastAsia="宋体" w:cs="宋体"/>
+                <w:i w:val="0"/>
+                <w:iCs w:val="0"/>
+                <w:caps w:val="0"/>
+                <w:color w:val="0F1115"/>
+                <w:spacing w:val="0"/>
+                <w:kern w:val="0"/>
+                <w:sz w:val="15"/>
+                <w:szCs w:val="15"/>
+                <w:lang w:val="en-US" w:eastAsia="zh-CN" w:bidi="ar"/>
+              </w:rPr>
+              <w:t>伤害计算、状态变更RPC</w:t>
+            </w:r>
+          </w:p>
+        </w:tc>
+        <w:tc>
+          <w:tcPr>
+            <w:tcW w:w="1457" w:type="pct"/>
+            <w:shd w:val="clear" w:color="auto" w:fill="FFFFFF"/>
+            <w:tcMar>
+              <w:top w:w="100" w:type="dxa"/>
+              <w:left w:w="160" w:type="dxa"/>
+              <w:bottom w:w="100" w:type="dxa"/>
+              <w:right w:w="0" w:type="dxa"/>
+            </w:tcMar>
+            <w:vAlign w:val="center"/>
+          </w:tcPr>
+          <w:p>
+            <w:pPr>
+              <w:keepNext w:val="0"/>
+              <w:keepLines w:val="0"/>
+              <w:widowControl/>
+              <w:suppressLineNumbers w:val="0"/>
+              <w:spacing w:line="250" w:lineRule="atLeast"/>
+              <w:jc w:val="center"/>
+              <w:rPr>
+                <w:rFonts w:hint="eastAsia" w:ascii="宋体" w:hAnsi="宋体" w:eastAsia="宋体" w:cs="宋体"/>
+                <w:i w:val="0"/>
+                <w:iCs w:val="0"/>
+                <w:caps w:val="0"/>
+                <w:color w:val="0F1115"/>
+                <w:spacing w:val="0"/>
+                <w:sz w:val="15"/>
+                <w:szCs w:val="15"/>
+              </w:rPr>
+            </w:pPr>
+            <w:r>
+              <w:rPr>
+                <w:rFonts w:hint="eastAsia" w:ascii="宋体" w:hAnsi="宋体" w:eastAsia="宋体" w:cs="宋体"/>
+                <w:i w:val="0"/>
+                <w:iCs w:val="0"/>
+                <w:caps w:val="0"/>
+                <w:color w:val="0F1115"/>
+                <w:spacing w:val="0"/>
+                <w:kern w:val="0"/>
+                <w:sz w:val="15"/>
+                <w:szCs w:val="15"/>
+                <w:lang w:val="en-US" w:eastAsia="zh-CN" w:bidi="ar"/>
+              </w:rPr>
+              <w:t>生成物、特效</w:t>
+            </w:r>
+          </w:p>
+        </w:tc>
+      </w:tr>
+    </w:tbl>
+    <w:p>
+      <w:pPr>
+        <w:outlineLvl w:val="9"/>
+        <w:rPr>
+          <w:rFonts w:hint="eastAsia" w:ascii="宋体" w:hAnsi="宋体" w:eastAsia="宋体" w:cs="宋体"/>
+        </w:rPr>
+      </w:pPr>
+    </w:p>
+    <w:p>
+      <w:pPr>
+        <w:outlineLvl w:val="9"/>
+        <w:rPr>
+          <w:rFonts w:hint="eastAsia" w:ascii="宋体" w:hAnsi="宋体" w:eastAsia="宋体" w:cs="宋体"/>
+        </w:rPr>
+      </w:pPr>
+    </w:p>
+    <w:p>
+      <w:pPr>
+        <w:pStyle w:val="3"/>
+        <w:rPr>
+          <w:rFonts w:hint="eastAsia" w:ascii="宋体" w:hAnsi="宋体" w:eastAsia="宋体" w:cs="宋体"/>
+          <w:lang w:val="en-US" w:eastAsia="zh-CN"/>
+        </w:rPr>
+      </w:pPr>
+      <w:r>
+        <w:rPr>
+          <w:rFonts w:hint="eastAsia" w:ascii="宋体" w:hAnsi="宋体" w:eastAsia="宋体" w:cs="宋体"/>
+          <w:lang w:val="en-US" w:eastAsia="zh-CN"/>
+        </w:rPr>
+        <w:t>4</w:t>
+      </w:r>
+      <w:r>
+        <w:rPr>
+          <w:rFonts w:hint="eastAsia" w:ascii="宋体" w:hAnsi="宋体" w:eastAsia="宋体" w:cs="宋体"/>
+        </w:rPr>
+        <w:t>.2</w:t>
+      </w:r>
+      <w:r>
+        <w:rPr>
+          <w:rFonts w:hint="eastAsia" w:ascii="宋体" w:hAnsi="宋体" w:eastAsia="宋体" w:cs="宋体"/>
+          <w:lang w:val="en-US" w:eastAsia="zh-CN"/>
+        </w:rPr>
+        <w:t>.</w:t>
+      </w:r>
+      <w:r>
+        <w:rPr>
+          <w:rFonts w:hint="eastAsia" w:ascii="宋体" w:hAnsi="宋体" w:eastAsia="宋体" w:cs="宋体"/>
+        </w:rPr>
+        <w:t>核心</w:t>
+      </w:r>
       <w:bookmarkEnd w:id="9"/>
-      <w:r>
-        <w:rPr>
-          <w:rFonts w:hint="eastAsia" w:ascii="宋体" w:hAnsi="宋体" w:eastAsia="宋体" w:cs="宋体"/>
-          <w:lang w:val="en-US" w:eastAsia="zh-CN"/>
-        </w:rPr>
-        <w:t>项目架构</w:t>
-      </w:r>
-    </w:p>
-    <w:p>
-      <w:pPr>
-        <w:ind w:firstLine="420" w:firstLineChars="0"/>
-        <w:rPr>
-          <w:rFonts w:hint="eastAsia" w:ascii="宋体" w:hAnsi="宋体" w:eastAsia="宋体" w:cs="宋体"/>
-          <w:b w:val="0"/>
-          <w:bCs w:val="0"/>
-          <w:sz w:val="24"/>
-          <w:szCs w:val="24"/>
-          <w:lang w:val="en-US" w:eastAsia="zh-CN"/>
-        </w:rPr>
-      </w:pPr>
-      <w:r>
-        <w:rPr>
-          <w:rFonts w:hint="eastAsia" w:ascii="宋体" w:hAnsi="宋体" w:eastAsia="宋体" w:cs="宋体"/>
-          <w:b w:val="0"/>
-          <w:bCs w:val="0"/>
-          <w:sz w:val="24"/>
-          <w:szCs w:val="24"/>
-          <w:lang w:val="en-US" w:eastAsia="zh-CN"/>
-        </w:rPr>
-        <w:t>Naruto/</w:t>
-      </w:r>
-    </w:p>
-    <w:p>
-      <w:pPr>
-        <w:ind w:left="420" w:leftChars="0" w:firstLine="420" w:firstLineChars="0"/>
-        <w:rPr>
-          <w:rFonts w:hint="eastAsia" w:ascii="宋体" w:hAnsi="宋体" w:eastAsia="宋体" w:cs="宋体"/>
-          <w:b w:val="0"/>
-          <w:bCs w:val="0"/>
-          <w:sz w:val="24"/>
-          <w:szCs w:val="24"/>
-          <w:lang w:val="en-US" w:eastAsia="zh-CN"/>
-        </w:rPr>
-      </w:pPr>
-      <w:r>
-        <w:rPr>
-          <w:rFonts w:hint="eastAsia" w:ascii="宋体" w:hAnsi="宋体" w:eastAsia="宋体" w:cs="宋体"/>
-          <w:b w:val="0"/>
-          <w:bCs w:val="0"/>
-          <w:sz w:val="24"/>
-          <w:szCs w:val="24"/>
-          <w:lang w:val="en-US" w:eastAsia="zh-CN"/>
-        </w:rPr>
-        <w:t>|-Content/Game/</w:t>
-      </w:r>
-    </w:p>
-    <w:p>
-      <w:pPr>
-        <w:ind w:left="420" w:leftChars="0" w:firstLine="420" w:firstLineChars="0"/>
-        <w:rPr>
-          <w:rFonts w:hint="default" w:ascii="宋体" w:hAnsi="宋体" w:eastAsia="宋体" w:cs="宋体"/>
-          <w:b w:val="0"/>
-          <w:bCs w:val="0"/>
-          <w:sz w:val="24"/>
-          <w:szCs w:val="24"/>
-          <w:lang w:val="en-US" w:eastAsia="zh-CN"/>
-        </w:rPr>
-      </w:pPr>
-      <w:r>
-        <w:rPr>
-          <w:rFonts w:hint="eastAsia" w:ascii="宋体" w:hAnsi="宋体" w:eastAsia="宋体" w:cs="宋体"/>
-          <w:b w:val="0"/>
-          <w:bCs w:val="0"/>
-          <w:sz w:val="24"/>
-          <w:szCs w:val="24"/>
-          <w:lang w:val="en-US" w:eastAsia="zh-CN"/>
-        </w:rPr>
-        <w:t>|</w:t>
-      </w:r>
-      <w:r>
-        <w:rPr>
-          <w:rFonts w:hint="eastAsia" w:ascii="宋体" w:hAnsi="宋体" w:eastAsia="宋体" w:cs="宋体"/>
-          <w:b w:val="0"/>
-          <w:bCs w:val="0"/>
-          <w:sz w:val="24"/>
-          <w:szCs w:val="24"/>
-          <w:lang w:val="en-US" w:eastAsia="zh-CN"/>
-        </w:rPr>
-        <w:tab/>
-      </w:r>
-      <w:r>
-        <w:rPr>
-          <w:rFonts w:hint="eastAsia" w:ascii="宋体" w:hAnsi="宋体" w:eastAsia="宋体" w:cs="宋体"/>
-          <w:b w:val="0"/>
-          <w:bCs w:val="0"/>
-          <w:sz w:val="24"/>
-          <w:szCs w:val="24"/>
-          <w:lang w:val="en-US" w:eastAsia="zh-CN"/>
-        </w:rPr>
-        <w:t>|-Map/</w:t>
-      </w:r>
-    </w:p>
-    <w:p>
-      <w:pPr>
-        <w:ind w:left="420" w:leftChars="0" w:firstLine="420" w:firstLineChars="0"/>
-        <w:rPr>
-          <w:rFonts w:hint="eastAsia" w:ascii="宋体" w:hAnsi="宋体" w:eastAsia="宋体" w:cs="宋体"/>
-          <w:b w:val="0"/>
-          <w:bCs w:val="0"/>
-          <w:sz w:val="24"/>
-          <w:szCs w:val="24"/>
-          <w:lang w:val="en-US" w:eastAsia="zh-CN"/>
-        </w:rPr>
-      </w:pPr>
-      <w:r>
-        <w:rPr>
-          <w:rFonts w:hint="eastAsia" w:ascii="宋体" w:hAnsi="宋体" w:eastAsia="宋体" w:cs="宋体"/>
-          <w:b w:val="0"/>
-          <w:bCs w:val="0"/>
-          <w:sz w:val="24"/>
-          <w:szCs w:val="24"/>
-          <w:lang w:val="en-US" w:eastAsia="zh-CN"/>
-        </w:rPr>
-        <w:t>|-Source/</w:t>
-      </w:r>
-    </w:p>
-    <w:p>
-      <w:pPr>
-        <w:ind w:left="840" w:leftChars="0" w:firstLine="420" w:firstLineChars="0"/>
-        <w:rPr>
-          <w:rFonts w:hint="default" w:ascii="宋体" w:hAnsi="宋体" w:eastAsia="宋体" w:cs="宋体"/>
-          <w:b w:val="0"/>
-          <w:bCs w:val="0"/>
-          <w:sz w:val="24"/>
-          <w:szCs w:val="24"/>
-          <w:lang w:val="en-US" w:eastAsia="zh-CN"/>
-        </w:rPr>
-      </w:pPr>
-      <w:r>
-        <w:rPr>
-          <w:rFonts w:hint="eastAsia" w:ascii="宋体" w:hAnsi="宋体" w:eastAsia="宋体" w:cs="宋体"/>
-          <w:b w:val="0"/>
-          <w:bCs w:val="0"/>
-          <w:sz w:val="24"/>
-          <w:szCs w:val="24"/>
-          <w:lang w:val="en-US" w:eastAsia="zh-CN"/>
-        </w:rPr>
-        <w:t>|-</w:t>
-      </w:r>
-    </w:p>
-    <w:p>
-      <w:pPr>
-        <w:pStyle w:val="3"/>
-        <w:rPr>
-          <w:rFonts w:hint="eastAsia" w:ascii="宋体" w:hAnsi="宋体" w:eastAsia="宋体" w:cs="宋体"/>
-          <w:lang w:val="en-US" w:eastAsia="zh-CN"/>
-        </w:rPr>
-      </w:pPr>
-      <w:bookmarkStart w:id="10" w:name="_Toc4643"/>
-      <w:r>
-        <w:rPr>
-          <w:rFonts w:hint="eastAsia" w:ascii="宋体" w:hAnsi="宋体" w:eastAsia="宋体" w:cs="宋体"/>
-          <w:lang w:val="en-US" w:eastAsia="zh-CN"/>
-        </w:rPr>
-        <w:t>4</w:t>
-      </w:r>
-      <w:r>
-        <w:rPr>
-          <w:rFonts w:hint="eastAsia" w:ascii="宋体" w:hAnsi="宋体" w:eastAsia="宋体" w:cs="宋体"/>
-        </w:rPr>
-        <w:t>.2</w:t>
-      </w:r>
-      <w:r>
-        <w:rPr>
-          <w:rFonts w:hint="eastAsia" w:ascii="宋体" w:hAnsi="宋体" w:eastAsia="宋体" w:cs="宋体"/>
-          <w:lang w:val="en-US" w:eastAsia="zh-CN"/>
-        </w:rPr>
-        <w:t>.</w:t>
-      </w:r>
-      <w:r>
-        <w:rPr>
-          <w:rFonts w:hint="eastAsia" w:ascii="宋体" w:hAnsi="宋体" w:eastAsia="宋体" w:cs="宋体"/>
-        </w:rPr>
-        <w:t>核心</w:t>
-      </w:r>
-      <w:bookmarkEnd w:id="10"/>
       <w:r>
         <w:rPr>
           <w:rFonts w:hint="eastAsia" w:ascii="宋体" w:hAnsi="宋体" w:eastAsia="宋体" w:cs="宋体"/>
@@ -5162,7 +6545,7 @@
           <w:rFonts w:hint="eastAsia" w:ascii="宋体" w:hAnsi="宋体" w:eastAsia="宋体" w:cs="宋体"/>
         </w:rPr>
       </w:pPr>
-      <w:bookmarkStart w:id="11" w:name="_Toc4406"/>
+      <w:bookmarkStart w:id="10" w:name="_Toc4406"/>
       <w:r>
         <w:rPr>
           <w:rFonts w:hint="eastAsia" w:ascii="宋体" w:hAnsi="宋体" w:eastAsia="宋体" w:cs="宋体"/>
@@ -5187,9 +6570,15 @@
         <w:rPr>
           <w:rFonts w:hint="eastAsia" w:ascii="宋体" w:hAnsi="宋体" w:eastAsia="宋体" w:cs="宋体"/>
         </w:rPr>
-        <w:t>网络同步</w:t>
-      </w:r>
-      <w:bookmarkEnd w:id="11"/>
+        <w:t>网络</w:t>
+      </w:r>
+      <w:bookmarkEnd w:id="10"/>
+      <w:r>
+        <w:rPr>
+          <w:rFonts w:hint="eastAsia" w:ascii="宋体" w:hAnsi="宋体" w:eastAsia="宋体" w:cs="宋体"/>
+        </w:rPr>
+        <w:t>设计</w:t>
+      </w:r>
     </w:p>
     <w:p>
       <w:pPr>
@@ -5207,9 +6596,1771 @@
           <w:szCs w:val="28"/>
           <w:lang w:val="en-US" w:eastAsia="zh-CN"/>
         </w:rPr>
-        <w:t>4.4.1.角色状态</w:t>
-      </w:r>
-    </w:p>
+        <w:t>4.4.1.属性复制策略</w:t>
+      </w:r>
+    </w:p>
+    <w:p>
+      <w:pPr>
+        <w:ind w:firstLine="420" w:firstLineChars="0"/>
+        <w:rPr>
+          <w:rFonts w:hint="eastAsia" w:ascii="宋体" w:hAnsi="宋体" w:eastAsia="宋体" w:cs="宋体"/>
+          <w:sz w:val="24"/>
+          <w:szCs w:val="24"/>
+          <w:lang w:val="en-US" w:eastAsia="zh-CN"/>
+        </w:rPr>
+      </w:pPr>
+    </w:p>
+    <w:tbl>
+      <w:tblPr>
+        <w:tblW w:w="4998" w:type="pct"/>
+        <w:tblInd w:w="0" w:type="dxa"/>
+        <w:tblBorders>
+          <w:top w:val="single" w:color="auto" w:sz="4" w:space="0"/>
+          <w:left w:val="single" w:color="auto" w:sz="4" w:space="0"/>
+          <w:bottom w:val="single" w:color="auto" w:sz="4" w:space="0"/>
+          <w:right w:val="single" w:color="auto" w:sz="4" w:space="0"/>
+          <w:insideH w:val="single" w:color="auto" w:sz="4" w:space="0"/>
+          <w:insideV w:val="single" w:color="auto" w:sz="4" w:space="0"/>
+        </w:tblBorders>
+        <w:shd w:val="clear" w:color="auto" w:fill="FFFFFF"/>
+        <w:tblLayout w:type="autofit"/>
+        <w:tblCellMar>
+          <w:top w:w="15" w:type="dxa"/>
+          <w:left w:w="15" w:type="dxa"/>
+          <w:bottom w:w="15" w:type="dxa"/>
+          <w:right w:w="15" w:type="dxa"/>
+        </w:tblCellMar>
+      </w:tblPr>
+      <w:tblGrid>
+        <w:gridCol w:w="2177"/>
+        <w:gridCol w:w="2052"/>
+        <w:gridCol w:w="2590"/>
+        <w:gridCol w:w="1649"/>
+      </w:tblGrid>
+      <w:tr>
+        <w:tblPrEx>
+          <w:tblBorders>
+            <w:top w:val="single" w:color="auto" w:sz="4" w:space="0"/>
+            <w:left w:val="single" w:color="auto" w:sz="4" w:space="0"/>
+            <w:bottom w:val="single" w:color="auto" w:sz="4" w:space="0"/>
+            <w:right w:val="single" w:color="auto" w:sz="4" w:space="0"/>
+            <w:insideH w:val="single" w:color="auto" w:sz="4" w:space="0"/>
+            <w:insideV w:val="single" w:color="auto" w:sz="4" w:space="0"/>
+          </w:tblBorders>
+          <w:shd w:val="clear" w:color="auto" w:fill="FFFFFF"/>
+          <w:tblCellMar>
+            <w:top w:w="15" w:type="dxa"/>
+            <w:left w:w="15" w:type="dxa"/>
+            <w:bottom w:w="15" w:type="dxa"/>
+            <w:right w:w="15" w:type="dxa"/>
+          </w:tblCellMar>
+        </w:tblPrEx>
+        <w:trPr>
+          <w:tblHeader/>
+        </w:trPr>
+        <w:tc>
+          <w:tcPr>
+            <w:tcW w:w="1285" w:type="pct"/>
+            <w:shd w:val="clear" w:color="auto" w:fill="FFFFFF"/>
+            <w:tcMar>
+              <w:top w:w="100" w:type="dxa"/>
+              <w:left w:w="0" w:type="dxa"/>
+              <w:bottom w:w="100" w:type="dxa"/>
+              <w:right w:w="160" w:type="dxa"/>
+            </w:tcMar>
+            <w:vAlign w:val="center"/>
+          </w:tcPr>
+          <w:p>
+            <w:pPr>
+              <w:keepNext w:val="0"/>
+              <w:keepLines w:val="0"/>
+              <w:widowControl/>
+              <w:suppressLineNumbers w:val="0"/>
+              <w:spacing w:line="250" w:lineRule="atLeast"/>
+              <w:jc w:val="center"/>
+              <w:rPr>
+                <w:rFonts w:hint="eastAsia" w:ascii="宋体" w:hAnsi="宋体" w:eastAsia="宋体" w:cs="宋体"/>
+                <w:i w:val="0"/>
+                <w:iCs w:val="0"/>
+                <w:caps w:val="0"/>
+                <w:color w:val="0F1115"/>
+                <w:spacing w:val="0"/>
+                <w:sz w:val="15"/>
+                <w:szCs w:val="15"/>
+              </w:rPr>
+            </w:pPr>
+            <w:r>
+              <w:rPr>
+                <w:rFonts w:hint="eastAsia" w:ascii="宋体" w:hAnsi="宋体" w:eastAsia="宋体" w:cs="宋体"/>
+                <w:i w:val="0"/>
+                <w:iCs w:val="0"/>
+                <w:caps w:val="0"/>
+                <w:color w:val="0F1115"/>
+                <w:spacing w:val="0"/>
+                <w:kern w:val="0"/>
+                <w:sz w:val="15"/>
+                <w:szCs w:val="15"/>
+                <w:bdr w:val="none" w:color="auto" w:sz="0" w:space="0"/>
+                <w:lang w:val="en-US" w:eastAsia="zh-CN" w:bidi="ar"/>
+              </w:rPr>
+              <w:t>属性</w:t>
+            </w:r>
+          </w:p>
+        </w:tc>
+        <w:tc>
+          <w:tcPr>
+            <w:tcW w:w="1211" w:type="pct"/>
+            <w:shd w:val="clear" w:color="auto" w:fill="FFFFFF"/>
+            <w:tcMar>
+              <w:top w:w="100" w:type="dxa"/>
+              <w:left w:w="160" w:type="dxa"/>
+              <w:bottom w:w="100" w:type="dxa"/>
+              <w:right w:w="160" w:type="dxa"/>
+            </w:tcMar>
+            <w:vAlign w:val="center"/>
+          </w:tcPr>
+          <w:p>
+            <w:pPr>
+              <w:keepNext w:val="0"/>
+              <w:keepLines w:val="0"/>
+              <w:widowControl/>
+              <w:suppressLineNumbers w:val="0"/>
+              <w:spacing w:line="250" w:lineRule="atLeast"/>
+              <w:jc w:val="center"/>
+              <w:rPr>
+                <w:rFonts w:hint="eastAsia" w:ascii="宋体" w:hAnsi="宋体" w:eastAsia="宋体" w:cs="宋体"/>
+                <w:i w:val="0"/>
+                <w:iCs w:val="0"/>
+                <w:caps w:val="0"/>
+                <w:color w:val="0F1115"/>
+                <w:spacing w:val="0"/>
+                <w:sz w:val="15"/>
+                <w:szCs w:val="15"/>
+              </w:rPr>
+            </w:pPr>
+            <w:r>
+              <w:rPr>
+                <w:rFonts w:hint="eastAsia" w:ascii="宋体" w:hAnsi="宋体" w:eastAsia="宋体" w:cs="宋体"/>
+                <w:i w:val="0"/>
+                <w:iCs w:val="0"/>
+                <w:caps w:val="0"/>
+                <w:color w:val="0F1115"/>
+                <w:spacing w:val="0"/>
+                <w:kern w:val="0"/>
+                <w:sz w:val="15"/>
+                <w:szCs w:val="15"/>
+                <w:bdr w:val="none" w:color="auto" w:sz="0" w:space="0"/>
+                <w:lang w:val="en-US" w:eastAsia="zh-CN" w:bidi="ar"/>
+              </w:rPr>
+              <w:t>所属类</w:t>
+            </w:r>
+          </w:p>
+        </w:tc>
+        <w:tc>
+          <w:tcPr>
+            <w:tcW w:w="1529" w:type="pct"/>
+            <w:shd w:val="clear" w:color="auto" w:fill="FFFFFF"/>
+            <w:tcMar>
+              <w:top w:w="100" w:type="dxa"/>
+              <w:left w:w="160" w:type="dxa"/>
+              <w:bottom w:w="100" w:type="dxa"/>
+              <w:right w:w="160" w:type="dxa"/>
+            </w:tcMar>
+            <w:vAlign w:val="center"/>
+          </w:tcPr>
+          <w:p>
+            <w:pPr>
+              <w:keepNext w:val="0"/>
+              <w:keepLines w:val="0"/>
+              <w:widowControl/>
+              <w:suppressLineNumbers w:val="0"/>
+              <w:spacing w:line="250" w:lineRule="atLeast"/>
+              <w:jc w:val="center"/>
+              <w:rPr>
+                <w:rFonts w:hint="eastAsia" w:ascii="宋体" w:hAnsi="宋体" w:eastAsia="宋体" w:cs="宋体"/>
+                <w:i w:val="0"/>
+                <w:iCs w:val="0"/>
+                <w:caps w:val="0"/>
+                <w:color w:val="0F1115"/>
+                <w:spacing w:val="0"/>
+                <w:sz w:val="15"/>
+                <w:szCs w:val="15"/>
+              </w:rPr>
+            </w:pPr>
+            <w:r>
+              <w:rPr>
+                <w:rFonts w:hint="eastAsia" w:ascii="宋体" w:hAnsi="宋体" w:eastAsia="宋体" w:cs="宋体"/>
+                <w:i w:val="0"/>
+                <w:iCs w:val="0"/>
+                <w:caps w:val="0"/>
+                <w:color w:val="0F1115"/>
+                <w:spacing w:val="0"/>
+                <w:kern w:val="0"/>
+                <w:sz w:val="15"/>
+                <w:szCs w:val="15"/>
+                <w:bdr w:val="none" w:color="auto" w:sz="0" w:space="0"/>
+                <w:lang w:val="en-US" w:eastAsia="zh-CN" w:bidi="ar"/>
+              </w:rPr>
+              <w:t>复制条件</w:t>
+            </w:r>
+          </w:p>
+        </w:tc>
+        <w:tc>
+          <w:tcPr>
+            <w:tcW w:w="973" w:type="pct"/>
+            <w:shd w:val="clear" w:color="auto" w:fill="FFFFFF"/>
+            <w:tcMar>
+              <w:top w:w="100" w:type="dxa"/>
+              <w:left w:w="160" w:type="dxa"/>
+              <w:bottom w:w="100" w:type="dxa"/>
+              <w:right w:w="160" w:type="dxa"/>
+            </w:tcMar>
+            <w:vAlign w:val="center"/>
+          </w:tcPr>
+          <w:p>
+            <w:pPr>
+              <w:keepNext w:val="0"/>
+              <w:keepLines w:val="0"/>
+              <w:widowControl/>
+              <w:suppressLineNumbers w:val="0"/>
+              <w:spacing w:line="250" w:lineRule="atLeast"/>
+              <w:jc w:val="center"/>
+              <w:rPr>
+                <w:rFonts w:hint="eastAsia" w:ascii="宋体" w:hAnsi="宋体" w:eastAsia="宋体" w:cs="宋体"/>
+                <w:i w:val="0"/>
+                <w:iCs w:val="0"/>
+                <w:caps w:val="0"/>
+                <w:color w:val="0F1115"/>
+                <w:spacing w:val="0"/>
+                <w:sz w:val="15"/>
+                <w:szCs w:val="15"/>
+              </w:rPr>
+            </w:pPr>
+            <w:r>
+              <w:rPr>
+                <w:rFonts w:hint="eastAsia" w:ascii="宋体" w:hAnsi="宋体" w:eastAsia="宋体" w:cs="宋体"/>
+                <w:i w:val="0"/>
+                <w:iCs w:val="0"/>
+                <w:caps w:val="0"/>
+                <w:color w:val="0F1115"/>
+                <w:spacing w:val="0"/>
+                <w:kern w:val="0"/>
+                <w:sz w:val="15"/>
+                <w:szCs w:val="15"/>
+                <w:bdr w:val="none" w:color="auto" w:sz="0" w:space="0"/>
+                <w:lang w:val="en-US" w:eastAsia="zh-CN" w:bidi="ar"/>
+              </w:rPr>
+              <w:t>更新频率</w:t>
+            </w:r>
+          </w:p>
+        </w:tc>
+      </w:tr>
+      <w:tr>
+        <w:tblPrEx>
+          <w:tblBorders>
+            <w:top w:val="single" w:color="auto" w:sz="4" w:space="0"/>
+            <w:left w:val="single" w:color="auto" w:sz="4" w:space="0"/>
+            <w:bottom w:val="single" w:color="auto" w:sz="4" w:space="0"/>
+            <w:right w:val="single" w:color="auto" w:sz="4" w:space="0"/>
+            <w:insideH w:val="single" w:color="auto" w:sz="4" w:space="0"/>
+            <w:insideV w:val="single" w:color="auto" w:sz="4" w:space="0"/>
+          </w:tblBorders>
+          <w:shd w:val="clear" w:color="auto" w:fill="FFFFFF"/>
+          <w:tblCellMar>
+            <w:top w:w="15" w:type="dxa"/>
+            <w:left w:w="15" w:type="dxa"/>
+            <w:bottom w:w="15" w:type="dxa"/>
+            <w:right w:w="15" w:type="dxa"/>
+          </w:tblCellMar>
+        </w:tblPrEx>
+        <w:tc>
+          <w:tcPr>
+            <w:tcW w:w="1285" w:type="pct"/>
+            <w:shd w:val="clear" w:color="auto" w:fill="FFFFFF"/>
+            <w:tcMar>
+              <w:top w:w="100" w:type="dxa"/>
+              <w:left w:w="0" w:type="dxa"/>
+              <w:bottom w:w="100" w:type="dxa"/>
+              <w:right w:w="160" w:type="dxa"/>
+            </w:tcMar>
+            <w:vAlign w:val="center"/>
+          </w:tcPr>
+          <w:p>
+            <w:pPr>
+              <w:keepNext w:val="0"/>
+              <w:keepLines w:val="0"/>
+              <w:widowControl/>
+              <w:suppressLineNumbers w:val="0"/>
+              <w:spacing w:line="250" w:lineRule="atLeast"/>
+              <w:jc w:val="center"/>
+              <w:rPr>
+                <w:rFonts w:hint="eastAsia" w:ascii="宋体" w:hAnsi="宋体" w:eastAsia="宋体" w:cs="宋体"/>
+                <w:i w:val="0"/>
+                <w:iCs w:val="0"/>
+                <w:caps w:val="0"/>
+                <w:color w:val="0F1115"/>
+                <w:spacing w:val="0"/>
+                <w:sz w:val="15"/>
+                <w:szCs w:val="15"/>
+              </w:rPr>
+            </w:pPr>
+            <w:r>
+              <w:rPr>
+                <w:rFonts w:hint="eastAsia" w:ascii="宋体" w:hAnsi="宋体" w:eastAsia="宋体" w:cs="宋体"/>
+                <w:i w:val="0"/>
+                <w:iCs w:val="0"/>
+                <w:caps w:val="0"/>
+                <w:color w:val="0F1115"/>
+                <w:spacing w:val="0"/>
+                <w:kern w:val="0"/>
+                <w:sz w:val="15"/>
+                <w:szCs w:val="15"/>
+                <w:bdr w:val="none" w:color="auto" w:sz="0" w:space="0"/>
+                <w:lang w:val="en-US" w:eastAsia="zh-CN" w:bidi="ar"/>
+              </w:rPr>
+              <w:t>Team</w:t>
+            </w:r>
+          </w:p>
+        </w:tc>
+        <w:tc>
+          <w:tcPr>
+            <w:tcW w:w="1211" w:type="pct"/>
+            <w:shd w:val="clear" w:color="auto" w:fill="FFFFFF"/>
+            <w:tcMar>
+              <w:top w:w="100" w:type="dxa"/>
+              <w:left w:w="160" w:type="dxa"/>
+              <w:bottom w:w="100" w:type="dxa"/>
+              <w:right w:w="160" w:type="dxa"/>
+            </w:tcMar>
+            <w:vAlign w:val="center"/>
+          </w:tcPr>
+          <w:p>
+            <w:pPr>
+              <w:keepNext w:val="0"/>
+              <w:keepLines w:val="0"/>
+              <w:widowControl/>
+              <w:suppressLineNumbers w:val="0"/>
+              <w:spacing w:line="250" w:lineRule="atLeast"/>
+              <w:jc w:val="center"/>
+              <w:rPr>
+                <w:rFonts w:hint="eastAsia" w:ascii="宋体" w:hAnsi="宋体" w:eastAsia="宋体" w:cs="宋体"/>
+                <w:i w:val="0"/>
+                <w:iCs w:val="0"/>
+                <w:caps w:val="0"/>
+                <w:color w:val="0F1115"/>
+                <w:spacing w:val="0"/>
+                <w:sz w:val="15"/>
+                <w:szCs w:val="15"/>
+              </w:rPr>
+            </w:pPr>
+            <w:r>
+              <w:rPr>
+                <w:rFonts w:hint="eastAsia" w:ascii="宋体" w:hAnsi="宋体" w:eastAsia="宋体" w:cs="宋体"/>
+                <w:i w:val="0"/>
+                <w:iCs w:val="0"/>
+                <w:caps w:val="0"/>
+                <w:color w:val="0F1115"/>
+                <w:spacing w:val="0"/>
+                <w:kern w:val="0"/>
+                <w:sz w:val="15"/>
+                <w:szCs w:val="15"/>
+                <w:bdr w:val="none" w:color="auto" w:sz="0" w:space="0"/>
+                <w:lang w:val="en-US" w:eastAsia="zh-CN" w:bidi="ar"/>
+              </w:rPr>
+              <w:t>PlayerState</w:t>
+            </w:r>
+          </w:p>
+        </w:tc>
+        <w:tc>
+          <w:tcPr>
+            <w:tcW w:w="1529" w:type="pct"/>
+            <w:shd w:val="clear" w:color="auto" w:fill="FFFFFF"/>
+            <w:tcMar>
+              <w:top w:w="100" w:type="dxa"/>
+              <w:left w:w="160" w:type="dxa"/>
+              <w:bottom w:w="100" w:type="dxa"/>
+              <w:right w:w="160" w:type="dxa"/>
+            </w:tcMar>
+            <w:vAlign w:val="center"/>
+          </w:tcPr>
+          <w:p>
+            <w:pPr>
+              <w:keepNext w:val="0"/>
+              <w:keepLines w:val="0"/>
+              <w:widowControl/>
+              <w:suppressLineNumbers w:val="0"/>
+              <w:spacing w:line="250" w:lineRule="atLeast"/>
+              <w:jc w:val="center"/>
+              <w:rPr>
+                <w:rFonts w:hint="eastAsia" w:ascii="宋体" w:hAnsi="宋体" w:eastAsia="宋体" w:cs="宋体"/>
+                <w:i w:val="0"/>
+                <w:iCs w:val="0"/>
+                <w:caps w:val="0"/>
+                <w:color w:val="0F1115"/>
+                <w:spacing w:val="0"/>
+                <w:sz w:val="15"/>
+                <w:szCs w:val="15"/>
+              </w:rPr>
+            </w:pPr>
+            <w:r>
+              <w:rPr>
+                <w:rFonts w:hint="eastAsia" w:ascii="宋体" w:hAnsi="宋体" w:eastAsia="宋体" w:cs="宋体"/>
+                <w:i w:val="0"/>
+                <w:iCs w:val="0"/>
+                <w:caps w:val="0"/>
+                <w:color w:val="0F1115"/>
+                <w:spacing w:val="0"/>
+                <w:kern w:val="0"/>
+                <w:sz w:val="15"/>
+                <w:szCs w:val="15"/>
+                <w:bdr w:val="none" w:color="auto" w:sz="0" w:space="0"/>
+                <w:lang w:val="en-US" w:eastAsia="zh-CN" w:bidi="ar"/>
+              </w:rPr>
+              <w:t>初始赋值后不变</w:t>
+            </w:r>
+          </w:p>
+        </w:tc>
+        <w:tc>
+          <w:tcPr>
+            <w:tcW w:w="973" w:type="pct"/>
+            <w:shd w:val="clear" w:color="auto" w:fill="FFFFFF"/>
+            <w:tcMar>
+              <w:top w:w="100" w:type="dxa"/>
+              <w:left w:w="160" w:type="dxa"/>
+              <w:bottom w:w="100" w:type="dxa"/>
+              <w:right w:w="0" w:type="dxa"/>
+            </w:tcMar>
+            <w:vAlign w:val="center"/>
+          </w:tcPr>
+          <w:p>
+            <w:pPr>
+              <w:keepNext w:val="0"/>
+              <w:keepLines w:val="0"/>
+              <w:widowControl/>
+              <w:suppressLineNumbers w:val="0"/>
+              <w:spacing w:line="250" w:lineRule="atLeast"/>
+              <w:jc w:val="center"/>
+              <w:rPr>
+                <w:rFonts w:hint="eastAsia" w:ascii="宋体" w:hAnsi="宋体" w:eastAsia="宋体" w:cs="宋体"/>
+                <w:i w:val="0"/>
+                <w:iCs w:val="0"/>
+                <w:caps w:val="0"/>
+                <w:color w:val="0F1115"/>
+                <w:spacing w:val="0"/>
+                <w:sz w:val="15"/>
+                <w:szCs w:val="15"/>
+              </w:rPr>
+            </w:pPr>
+            <w:r>
+              <w:rPr>
+                <w:rFonts w:hint="eastAsia" w:ascii="宋体" w:hAnsi="宋体" w:eastAsia="宋体" w:cs="宋体"/>
+                <w:i w:val="0"/>
+                <w:iCs w:val="0"/>
+                <w:caps w:val="0"/>
+                <w:color w:val="0F1115"/>
+                <w:spacing w:val="0"/>
+                <w:kern w:val="0"/>
+                <w:sz w:val="15"/>
+                <w:szCs w:val="15"/>
+                <w:bdr w:val="none" w:color="auto" w:sz="0" w:space="0"/>
+                <w:lang w:val="en-US" w:eastAsia="zh-CN" w:bidi="ar"/>
+              </w:rPr>
+              <w:t>一次</w:t>
+            </w:r>
+          </w:p>
+        </w:tc>
+      </w:tr>
+      <w:tr>
+        <w:tblPrEx>
+          <w:tblBorders>
+            <w:top w:val="single" w:color="auto" w:sz="4" w:space="0"/>
+            <w:left w:val="single" w:color="auto" w:sz="4" w:space="0"/>
+            <w:bottom w:val="single" w:color="auto" w:sz="4" w:space="0"/>
+            <w:right w:val="single" w:color="auto" w:sz="4" w:space="0"/>
+            <w:insideH w:val="single" w:color="auto" w:sz="4" w:space="0"/>
+            <w:insideV w:val="single" w:color="auto" w:sz="4" w:space="0"/>
+          </w:tblBorders>
+          <w:shd w:val="clear" w:color="auto" w:fill="FFFFFF"/>
+          <w:tblCellMar>
+            <w:top w:w="15" w:type="dxa"/>
+            <w:left w:w="15" w:type="dxa"/>
+            <w:bottom w:w="15" w:type="dxa"/>
+            <w:right w:w="15" w:type="dxa"/>
+          </w:tblCellMar>
+        </w:tblPrEx>
+        <w:tc>
+          <w:tcPr>
+            <w:tcW w:w="1285" w:type="pct"/>
+            <w:shd w:val="clear" w:color="auto" w:fill="FFFFFF"/>
+            <w:tcMar>
+              <w:top w:w="100" w:type="dxa"/>
+              <w:left w:w="0" w:type="dxa"/>
+              <w:bottom w:w="100" w:type="dxa"/>
+              <w:right w:w="160" w:type="dxa"/>
+            </w:tcMar>
+            <w:vAlign w:val="center"/>
+          </w:tcPr>
+          <w:p>
+            <w:pPr>
+              <w:keepNext w:val="0"/>
+              <w:keepLines w:val="0"/>
+              <w:widowControl/>
+              <w:suppressLineNumbers w:val="0"/>
+              <w:spacing w:line="250" w:lineRule="atLeast"/>
+              <w:jc w:val="center"/>
+              <w:rPr>
+                <w:rFonts w:hint="eastAsia" w:ascii="宋体" w:hAnsi="宋体" w:eastAsia="宋体" w:cs="宋体"/>
+                <w:i w:val="0"/>
+                <w:iCs w:val="0"/>
+                <w:caps w:val="0"/>
+                <w:color w:val="0F1115"/>
+                <w:spacing w:val="0"/>
+                <w:sz w:val="15"/>
+                <w:szCs w:val="15"/>
+              </w:rPr>
+            </w:pPr>
+            <w:r>
+              <w:rPr>
+                <w:rFonts w:hint="eastAsia" w:ascii="宋体" w:hAnsi="宋体" w:eastAsia="宋体" w:cs="宋体"/>
+                <w:i w:val="0"/>
+                <w:iCs w:val="0"/>
+                <w:caps w:val="0"/>
+                <w:color w:val="0F1115"/>
+                <w:spacing w:val="0"/>
+                <w:kern w:val="0"/>
+                <w:sz w:val="15"/>
+                <w:szCs w:val="15"/>
+                <w:bdr w:val="none" w:color="auto" w:sz="0" w:space="0"/>
+                <w:lang w:val="en-US" w:eastAsia="zh-CN" w:bidi="ar"/>
+              </w:rPr>
+              <w:t>HealthValue</w:t>
+            </w:r>
+          </w:p>
+        </w:tc>
+        <w:tc>
+          <w:tcPr>
+            <w:tcW w:w="1211" w:type="pct"/>
+            <w:shd w:val="clear" w:color="auto" w:fill="FFFFFF"/>
+            <w:tcMar>
+              <w:top w:w="100" w:type="dxa"/>
+              <w:left w:w="160" w:type="dxa"/>
+              <w:bottom w:w="100" w:type="dxa"/>
+              <w:right w:w="160" w:type="dxa"/>
+            </w:tcMar>
+            <w:vAlign w:val="center"/>
+          </w:tcPr>
+          <w:p>
+            <w:pPr>
+              <w:keepNext w:val="0"/>
+              <w:keepLines w:val="0"/>
+              <w:widowControl/>
+              <w:suppressLineNumbers w:val="0"/>
+              <w:spacing w:line="250" w:lineRule="atLeast"/>
+              <w:jc w:val="center"/>
+              <w:rPr>
+                <w:rFonts w:hint="eastAsia" w:ascii="宋体" w:hAnsi="宋体" w:eastAsia="宋体" w:cs="宋体"/>
+                <w:i w:val="0"/>
+                <w:iCs w:val="0"/>
+                <w:caps w:val="0"/>
+                <w:color w:val="0F1115"/>
+                <w:spacing w:val="0"/>
+                <w:sz w:val="15"/>
+                <w:szCs w:val="15"/>
+              </w:rPr>
+            </w:pPr>
+            <w:r>
+              <w:rPr>
+                <w:rFonts w:hint="eastAsia" w:ascii="宋体" w:hAnsi="宋体" w:eastAsia="宋体" w:cs="宋体"/>
+                <w:i w:val="0"/>
+                <w:iCs w:val="0"/>
+                <w:caps w:val="0"/>
+                <w:color w:val="0F1115"/>
+                <w:spacing w:val="0"/>
+                <w:kern w:val="0"/>
+                <w:sz w:val="15"/>
+                <w:szCs w:val="15"/>
+                <w:bdr w:val="none" w:color="auto" w:sz="0" w:space="0"/>
+                <w:lang w:val="en-US" w:eastAsia="zh-CN" w:bidi="ar"/>
+              </w:rPr>
+              <w:t>PlayerState</w:t>
+            </w:r>
+          </w:p>
+        </w:tc>
+        <w:tc>
+          <w:tcPr>
+            <w:tcW w:w="1529" w:type="pct"/>
+            <w:shd w:val="clear" w:color="auto" w:fill="FFFFFF"/>
+            <w:tcMar>
+              <w:top w:w="100" w:type="dxa"/>
+              <w:left w:w="160" w:type="dxa"/>
+              <w:bottom w:w="100" w:type="dxa"/>
+              <w:right w:w="160" w:type="dxa"/>
+            </w:tcMar>
+            <w:vAlign w:val="center"/>
+          </w:tcPr>
+          <w:p>
+            <w:pPr>
+              <w:keepNext w:val="0"/>
+              <w:keepLines w:val="0"/>
+              <w:widowControl/>
+              <w:suppressLineNumbers w:val="0"/>
+              <w:spacing w:line="250" w:lineRule="atLeast"/>
+              <w:jc w:val="center"/>
+              <w:rPr>
+                <w:rFonts w:hint="eastAsia" w:ascii="宋体" w:hAnsi="宋体" w:eastAsia="宋体" w:cs="宋体"/>
+                <w:i w:val="0"/>
+                <w:iCs w:val="0"/>
+                <w:caps w:val="0"/>
+                <w:color w:val="0F1115"/>
+                <w:spacing w:val="0"/>
+                <w:sz w:val="15"/>
+                <w:szCs w:val="15"/>
+              </w:rPr>
+            </w:pPr>
+            <w:r>
+              <w:rPr>
+                <w:rFonts w:hint="eastAsia" w:ascii="宋体" w:hAnsi="宋体" w:eastAsia="宋体" w:cs="宋体"/>
+                <w:i w:val="0"/>
+                <w:iCs w:val="0"/>
+                <w:caps w:val="0"/>
+                <w:color w:val="0F1115"/>
+                <w:spacing w:val="0"/>
+                <w:kern w:val="0"/>
+                <w:sz w:val="15"/>
+                <w:szCs w:val="15"/>
+                <w:bdr w:val="none" w:color="auto" w:sz="0" w:space="0"/>
+                <w:lang w:val="en-US" w:eastAsia="zh-CN" w:bidi="ar"/>
+              </w:rPr>
+              <w:t>受击时变更</w:t>
+            </w:r>
+          </w:p>
+        </w:tc>
+        <w:tc>
+          <w:tcPr>
+            <w:tcW w:w="973" w:type="pct"/>
+            <w:shd w:val="clear" w:color="auto" w:fill="FFFFFF"/>
+            <w:tcMar>
+              <w:top w:w="100" w:type="dxa"/>
+              <w:left w:w="160" w:type="dxa"/>
+              <w:bottom w:w="100" w:type="dxa"/>
+              <w:right w:w="0" w:type="dxa"/>
+            </w:tcMar>
+            <w:vAlign w:val="center"/>
+          </w:tcPr>
+          <w:p>
+            <w:pPr>
+              <w:keepNext w:val="0"/>
+              <w:keepLines w:val="0"/>
+              <w:widowControl/>
+              <w:suppressLineNumbers w:val="0"/>
+              <w:spacing w:line="250" w:lineRule="atLeast"/>
+              <w:jc w:val="center"/>
+              <w:rPr>
+                <w:rFonts w:hint="eastAsia" w:ascii="宋体" w:hAnsi="宋体" w:eastAsia="宋体" w:cs="宋体"/>
+                <w:i w:val="0"/>
+                <w:iCs w:val="0"/>
+                <w:caps w:val="0"/>
+                <w:color w:val="0F1115"/>
+                <w:spacing w:val="0"/>
+                <w:sz w:val="15"/>
+                <w:szCs w:val="15"/>
+              </w:rPr>
+            </w:pPr>
+            <w:r>
+              <w:rPr>
+                <w:rFonts w:hint="eastAsia" w:ascii="宋体" w:hAnsi="宋体" w:eastAsia="宋体" w:cs="宋体"/>
+                <w:i w:val="0"/>
+                <w:iCs w:val="0"/>
+                <w:caps w:val="0"/>
+                <w:color w:val="0F1115"/>
+                <w:spacing w:val="0"/>
+                <w:kern w:val="0"/>
+                <w:sz w:val="15"/>
+                <w:szCs w:val="15"/>
+                <w:bdr w:val="none" w:color="auto" w:sz="0" w:space="0"/>
+                <w:lang w:val="en-US" w:eastAsia="zh-CN" w:bidi="ar"/>
+              </w:rPr>
+              <w:t>按需</w:t>
+            </w:r>
+          </w:p>
+        </w:tc>
+      </w:tr>
+      <w:tr>
+        <w:tblPrEx>
+          <w:tblBorders>
+            <w:top w:val="single" w:color="auto" w:sz="4" w:space="0"/>
+            <w:left w:val="single" w:color="auto" w:sz="4" w:space="0"/>
+            <w:bottom w:val="single" w:color="auto" w:sz="4" w:space="0"/>
+            <w:right w:val="single" w:color="auto" w:sz="4" w:space="0"/>
+            <w:insideH w:val="single" w:color="auto" w:sz="4" w:space="0"/>
+            <w:insideV w:val="single" w:color="auto" w:sz="4" w:space="0"/>
+          </w:tblBorders>
+          <w:shd w:val="clear" w:color="auto" w:fill="FFFFFF"/>
+          <w:tblCellMar>
+            <w:top w:w="15" w:type="dxa"/>
+            <w:left w:w="15" w:type="dxa"/>
+            <w:bottom w:w="15" w:type="dxa"/>
+            <w:right w:w="15" w:type="dxa"/>
+          </w:tblCellMar>
+        </w:tblPrEx>
+        <w:tc>
+          <w:tcPr>
+            <w:tcW w:w="1285" w:type="pct"/>
+            <w:shd w:val="clear" w:color="auto" w:fill="FFFFFF"/>
+            <w:tcMar>
+              <w:top w:w="100" w:type="dxa"/>
+              <w:left w:w="0" w:type="dxa"/>
+              <w:bottom w:w="100" w:type="dxa"/>
+              <w:right w:w="160" w:type="dxa"/>
+            </w:tcMar>
+            <w:vAlign w:val="center"/>
+          </w:tcPr>
+          <w:p>
+            <w:pPr>
+              <w:keepNext w:val="0"/>
+              <w:keepLines w:val="0"/>
+              <w:widowControl/>
+              <w:suppressLineNumbers w:val="0"/>
+              <w:spacing w:line="250" w:lineRule="atLeast"/>
+              <w:jc w:val="center"/>
+              <w:rPr>
+                <w:rFonts w:hint="eastAsia" w:ascii="宋体" w:hAnsi="宋体" w:eastAsia="宋体" w:cs="宋体"/>
+                <w:i w:val="0"/>
+                <w:iCs w:val="0"/>
+                <w:caps w:val="0"/>
+                <w:color w:val="0F1115"/>
+                <w:spacing w:val="0"/>
+                <w:sz w:val="15"/>
+                <w:szCs w:val="15"/>
+              </w:rPr>
+            </w:pPr>
+            <w:r>
+              <w:rPr>
+                <w:rFonts w:hint="eastAsia" w:ascii="宋体" w:hAnsi="宋体" w:eastAsia="宋体" w:cs="宋体"/>
+                <w:i w:val="0"/>
+                <w:iCs w:val="0"/>
+                <w:caps w:val="0"/>
+                <w:color w:val="0F1115"/>
+                <w:spacing w:val="0"/>
+                <w:kern w:val="0"/>
+                <w:sz w:val="15"/>
+                <w:szCs w:val="15"/>
+                <w:bdr w:val="none" w:color="auto" w:sz="0" w:space="0"/>
+                <w:lang w:val="en-US" w:eastAsia="zh-CN" w:bidi="ar"/>
+              </w:rPr>
+              <w:t>Chakra</w:t>
+            </w:r>
+          </w:p>
+        </w:tc>
+        <w:tc>
+          <w:tcPr>
+            <w:tcW w:w="1211" w:type="pct"/>
+            <w:shd w:val="clear" w:color="auto" w:fill="FFFFFF"/>
+            <w:tcMar>
+              <w:top w:w="100" w:type="dxa"/>
+              <w:left w:w="160" w:type="dxa"/>
+              <w:bottom w:w="100" w:type="dxa"/>
+              <w:right w:w="160" w:type="dxa"/>
+            </w:tcMar>
+            <w:vAlign w:val="center"/>
+          </w:tcPr>
+          <w:p>
+            <w:pPr>
+              <w:keepNext w:val="0"/>
+              <w:keepLines w:val="0"/>
+              <w:widowControl/>
+              <w:suppressLineNumbers w:val="0"/>
+              <w:spacing w:line="250" w:lineRule="atLeast"/>
+              <w:jc w:val="center"/>
+              <w:rPr>
+                <w:rFonts w:hint="eastAsia" w:ascii="宋体" w:hAnsi="宋体" w:eastAsia="宋体" w:cs="宋体"/>
+                <w:i w:val="0"/>
+                <w:iCs w:val="0"/>
+                <w:caps w:val="0"/>
+                <w:color w:val="0F1115"/>
+                <w:spacing w:val="0"/>
+                <w:sz w:val="15"/>
+                <w:szCs w:val="15"/>
+              </w:rPr>
+            </w:pPr>
+            <w:r>
+              <w:rPr>
+                <w:rFonts w:hint="eastAsia" w:ascii="宋体" w:hAnsi="宋体" w:eastAsia="宋体" w:cs="宋体"/>
+                <w:i w:val="0"/>
+                <w:iCs w:val="0"/>
+                <w:caps w:val="0"/>
+                <w:color w:val="0F1115"/>
+                <w:spacing w:val="0"/>
+                <w:kern w:val="0"/>
+                <w:sz w:val="15"/>
+                <w:szCs w:val="15"/>
+                <w:bdr w:val="none" w:color="auto" w:sz="0" w:space="0"/>
+                <w:lang w:val="en-US" w:eastAsia="zh-CN" w:bidi="ar"/>
+              </w:rPr>
+              <w:t>PlayerState</w:t>
+            </w:r>
+          </w:p>
+        </w:tc>
+        <w:tc>
+          <w:tcPr>
+            <w:tcW w:w="1529" w:type="pct"/>
+            <w:shd w:val="clear" w:color="auto" w:fill="FFFFFF"/>
+            <w:tcMar>
+              <w:top w:w="100" w:type="dxa"/>
+              <w:left w:w="160" w:type="dxa"/>
+              <w:bottom w:w="100" w:type="dxa"/>
+              <w:right w:w="160" w:type="dxa"/>
+            </w:tcMar>
+            <w:vAlign w:val="center"/>
+          </w:tcPr>
+          <w:p>
+            <w:pPr>
+              <w:keepNext w:val="0"/>
+              <w:keepLines w:val="0"/>
+              <w:widowControl/>
+              <w:suppressLineNumbers w:val="0"/>
+              <w:spacing w:line="250" w:lineRule="atLeast"/>
+              <w:jc w:val="center"/>
+              <w:rPr>
+                <w:rFonts w:hint="eastAsia" w:ascii="宋体" w:hAnsi="宋体" w:eastAsia="宋体" w:cs="宋体"/>
+                <w:i w:val="0"/>
+                <w:iCs w:val="0"/>
+                <w:caps w:val="0"/>
+                <w:color w:val="0F1115"/>
+                <w:spacing w:val="0"/>
+                <w:sz w:val="15"/>
+                <w:szCs w:val="15"/>
+              </w:rPr>
+            </w:pPr>
+            <w:r>
+              <w:rPr>
+                <w:rFonts w:hint="eastAsia" w:ascii="宋体" w:hAnsi="宋体" w:eastAsia="宋体" w:cs="宋体"/>
+                <w:i w:val="0"/>
+                <w:iCs w:val="0"/>
+                <w:caps w:val="0"/>
+                <w:color w:val="0F1115"/>
+                <w:spacing w:val="0"/>
+                <w:kern w:val="0"/>
+                <w:sz w:val="15"/>
+                <w:szCs w:val="15"/>
+                <w:bdr w:val="none" w:color="auto" w:sz="0" w:space="0"/>
+                <w:lang w:val="en-US" w:eastAsia="zh-CN" w:bidi="ar"/>
+              </w:rPr>
+              <w:t>命中/替身时变更</w:t>
+            </w:r>
+          </w:p>
+        </w:tc>
+        <w:tc>
+          <w:tcPr>
+            <w:tcW w:w="973" w:type="pct"/>
+            <w:shd w:val="clear" w:color="auto" w:fill="FFFFFF"/>
+            <w:tcMar>
+              <w:top w:w="100" w:type="dxa"/>
+              <w:left w:w="160" w:type="dxa"/>
+              <w:bottom w:w="100" w:type="dxa"/>
+              <w:right w:w="0" w:type="dxa"/>
+            </w:tcMar>
+            <w:vAlign w:val="center"/>
+          </w:tcPr>
+          <w:p>
+            <w:pPr>
+              <w:keepNext w:val="0"/>
+              <w:keepLines w:val="0"/>
+              <w:widowControl/>
+              <w:suppressLineNumbers w:val="0"/>
+              <w:spacing w:line="250" w:lineRule="atLeast"/>
+              <w:jc w:val="center"/>
+              <w:rPr>
+                <w:rFonts w:hint="eastAsia" w:ascii="宋体" w:hAnsi="宋体" w:eastAsia="宋体" w:cs="宋体"/>
+                <w:i w:val="0"/>
+                <w:iCs w:val="0"/>
+                <w:caps w:val="0"/>
+                <w:color w:val="0F1115"/>
+                <w:spacing w:val="0"/>
+                <w:sz w:val="15"/>
+                <w:szCs w:val="15"/>
+              </w:rPr>
+            </w:pPr>
+            <w:r>
+              <w:rPr>
+                <w:rFonts w:hint="eastAsia" w:ascii="宋体" w:hAnsi="宋体" w:eastAsia="宋体" w:cs="宋体"/>
+                <w:i w:val="0"/>
+                <w:iCs w:val="0"/>
+                <w:caps w:val="0"/>
+                <w:color w:val="0F1115"/>
+                <w:spacing w:val="0"/>
+                <w:kern w:val="0"/>
+                <w:sz w:val="15"/>
+                <w:szCs w:val="15"/>
+                <w:bdr w:val="none" w:color="auto" w:sz="0" w:space="0"/>
+                <w:lang w:val="en-US" w:eastAsia="zh-CN" w:bidi="ar"/>
+              </w:rPr>
+              <w:t>按需</w:t>
+            </w:r>
+          </w:p>
+        </w:tc>
+      </w:tr>
+      <w:tr>
+        <w:tblPrEx>
+          <w:tblBorders>
+            <w:top w:val="single" w:color="auto" w:sz="4" w:space="0"/>
+            <w:left w:val="single" w:color="auto" w:sz="4" w:space="0"/>
+            <w:bottom w:val="single" w:color="auto" w:sz="4" w:space="0"/>
+            <w:right w:val="single" w:color="auto" w:sz="4" w:space="0"/>
+            <w:insideH w:val="single" w:color="auto" w:sz="4" w:space="0"/>
+            <w:insideV w:val="single" w:color="auto" w:sz="4" w:space="0"/>
+          </w:tblBorders>
+          <w:shd w:val="clear" w:color="auto" w:fill="FFFFFF"/>
+          <w:tblCellMar>
+            <w:top w:w="15" w:type="dxa"/>
+            <w:left w:w="15" w:type="dxa"/>
+            <w:bottom w:w="15" w:type="dxa"/>
+            <w:right w:w="15" w:type="dxa"/>
+          </w:tblCellMar>
+        </w:tblPrEx>
+        <w:tc>
+          <w:tcPr>
+            <w:tcW w:w="1285" w:type="pct"/>
+            <w:shd w:val="clear" w:color="auto" w:fill="FFFFFF"/>
+            <w:tcMar>
+              <w:top w:w="100" w:type="dxa"/>
+              <w:left w:w="0" w:type="dxa"/>
+              <w:bottom w:w="100" w:type="dxa"/>
+              <w:right w:w="160" w:type="dxa"/>
+            </w:tcMar>
+            <w:vAlign w:val="center"/>
+          </w:tcPr>
+          <w:p>
+            <w:pPr>
+              <w:keepNext w:val="0"/>
+              <w:keepLines w:val="0"/>
+              <w:widowControl/>
+              <w:suppressLineNumbers w:val="0"/>
+              <w:spacing w:line="250" w:lineRule="atLeast"/>
+              <w:jc w:val="center"/>
+              <w:rPr>
+                <w:rFonts w:hint="eastAsia" w:ascii="宋体" w:hAnsi="宋体" w:eastAsia="宋体" w:cs="宋体"/>
+                <w:i w:val="0"/>
+                <w:iCs w:val="0"/>
+                <w:caps w:val="0"/>
+                <w:color w:val="0F1115"/>
+                <w:spacing w:val="0"/>
+                <w:sz w:val="15"/>
+                <w:szCs w:val="15"/>
+              </w:rPr>
+            </w:pPr>
+            <w:r>
+              <w:rPr>
+                <w:rFonts w:hint="eastAsia" w:ascii="宋体" w:hAnsi="宋体" w:eastAsia="宋体" w:cs="宋体"/>
+                <w:i w:val="0"/>
+                <w:iCs w:val="0"/>
+                <w:caps w:val="0"/>
+                <w:color w:val="0F1115"/>
+                <w:spacing w:val="0"/>
+                <w:kern w:val="0"/>
+                <w:sz w:val="15"/>
+                <w:szCs w:val="15"/>
+                <w:bdr w:val="none" w:color="auto" w:sz="0" w:space="0"/>
+                <w:lang w:val="en-US" w:eastAsia="zh-CN" w:bidi="ar"/>
+              </w:rPr>
+              <w:t>Attack</w:t>
+            </w:r>
+          </w:p>
+        </w:tc>
+        <w:tc>
+          <w:tcPr>
+            <w:tcW w:w="1211" w:type="pct"/>
+            <w:shd w:val="clear" w:color="auto" w:fill="FFFFFF"/>
+            <w:tcMar>
+              <w:top w:w="100" w:type="dxa"/>
+              <w:left w:w="160" w:type="dxa"/>
+              <w:bottom w:w="100" w:type="dxa"/>
+              <w:right w:w="160" w:type="dxa"/>
+            </w:tcMar>
+            <w:vAlign w:val="center"/>
+          </w:tcPr>
+          <w:p>
+            <w:pPr>
+              <w:keepNext w:val="0"/>
+              <w:keepLines w:val="0"/>
+              <w:widowControl/>
+              <w:suppressLineNumbers w:val="0"/>
+              <w:spacing w:line="250" w:lineRule="atLeast"/>
+              <w:jc w:val="center"/>
+              <w:rPr>
+                <w:rFonts w:hint="eastAsia" w:ascii="宋体" w:hAnsi="宋体" w:eastAsia="宋体" w:cs="宋体"/>
+                <w:i w:val="0"/>
+                <w:iCs w:val="0"/>
+                <w:caps w:val="0"/>
+                <w:color w:val="0F1115"/>
+                <w:spacing w:val="0"/>
+                <w:sz w:val="15"/>
+                <w:szCs w:val="15"/>
+              </w:rPr>
+            </w:pPr>
+            <w:r>
+              <w:rPr>
+                <w:rFonts w:hint="eastAsia" w:ascii="宋体" w:hAnsi="宋体" w:eastAsia="宋体" w:cs="宋体"/>
+                <w:i w:val="0"/>
+                <w:iCs w:val="0"/>
+                <w:caps w:val="0"/>
+                <w:color w:val="0F1115"/>
+                <w:spacing w:val="0"/>
+                <w:kern w:val="0"/>
+                <w:sz w:val="15"/>
+                <w:szCs w:val="15"/>
+                <w:bdr w:val="none" w:color="auto" w:sz="0" w:space="0"/>
+                <w:lang w:val="en-US" w:eastAsia="zh-CN" w:bidi="ar"/>
+              </w:rPr>
+              <w:t>PlayerState</w:t>
+            </w:r>
+          </w:p>
+        </w:tc>
+        <w:tc>
+          <w:tcPr>
+            <w:tcW w:w="1529" w:type="pct"/>
+            <w:shd w:val="clear" w:color="auto" w:fill="FFFFFF"/>
+            <w:tcMar>
+              <w:top w:w="100" w:type="dxa"/>
+              <w:left w:w="160" w:type="dxa"/>
+              <w:bottom w:w="100" w:type="dxa"/>
+              <w:right w:w="160" w:type="dxa"/>
+            </w:tcMar>
+            <w:vAlign w:val="center"/>
+          </w:tcPr>
+          <w:p>
+            <w:pPr>
+              <w:keepNext w:val="0"/>
+              <w:keepLines w:val="0"/>
+              <w:widowControl/>
+              <w:suppressLineNumbers w:val="0"/>
+              <w:spacing w:line="250" w:lineRule="atLeast"/>
+              <w:jc w:val="center"/>
+              <w:rPr>
+                <w:rFonts w:hint="eastAsia" w:ascii="宋体" w:hAnsi="宋体" w:eastAsia="宋体" w:cs="宋体"/>
+                <w:i w:val="0"/>
+                <w:iCs w:val="0"/>
+                <w:caps w:val="0"/>
+                <w:color w:val="0F1115"/>
+                <w:spacing w:val="0"/>
+                <w:sz w:val="15"/>
+                <w:szCs w:val="15"/>
+              </w:rPr>
+            </w:pPr>
+            <w:r>
+              <w:rPr>
+                <w:rFonts w:hint="eastAsia" w:ascii="宋体" w:hAnsi="宋体" w:eastAsia="宋体" w:cs="宋体"/>
+                <w:i w:val="0"/>
+                <w:iCs w:val="0"/>
+                <w:caps w:val="0"/>
+                <w:color w:val="0F1115"/>
+                <w:spacing w:val="0"/>
+                <w:kern w:val="0"/>
+                <w:sz w:val="15"/>
+                <w:szCs w:val="15"/>
+                <w:bdr w:val="none" w:color="auto" w:sz="0" w:space="0"/>
+                <w:lang w:val="en-US" w:eastAsia="zh-CN" w:bidi="ar"/>
+              </w:rPr>
+              <w:t>攻击时变更</w:t>
+            </w:r>
+          </w:p>
+        </w:tc>
+        <w:tc>
+          <w:tcPr>
+            <w:tcW w:w="973" w:type="pct"/>
+            <w:shd w:val="clear" w:color="auto" w:fill="FFFFFF"/>
+            <w:tcMar>
+              <w:top w:w="100" w:type="dxa"/>
+              <w:left w:w="160" w:type="dxa"/>
+              <w:bottom w:w="100" w:type="dxa"/>
+              <w:right w:w="0" w:type="dxa"/>
+            </w:tcMar>
+            <w:vAlign w:val="center"/>
+          </w:tcPr>
+          <w:p>
+            <w:pPr>
+              <w:keepNext w:val="0"/>
+              <w:keepLines w:val="0"/>
+              <w:widowControl/>
+              <w:suppressLineNumbers w:val="0"/>
+              <w:spacing w:line="250" w:lineRule="atLeast"/>
+              <w:jc w:val="center"/>
+              <w:rPr>
+                <w:rFonts w:hint="eastAsia" w:ascii="宋体" w:hAnsi="宋体" w:eastAsia="宋体" w:cs="宋体"/>
+                <w:i w:val="0"/>
+                <w:iCs w:val="0"/>
+                <w:caps w:val="0"/>
+                <w:color w:val="0F1115"/>
+                <w:spacing w:val="0"/>
+                <w:sz w:val="15"/>
+                <w:szCs w:val="15"/>
+              </w:rPr>
+            </w:pPr>
+            <w:r>
+              <w:rPr>
+                <w:rFonts w:hint="eastAsia" w:ascii="宋体" w:hAnsi="宋体" w:eastAsia="宋体" w:cs="宋体"/>
+                <w:i w:val="0"/>
+                <w:iCs w:val="0"/>
+                <w:caps w:val="0"/>
+                <w:color w:val="0F1115"/>
+                <w:spacing w:val="0"/>
+                <w:kern w:val="0"/>
+                <w:sz w:val="15"/>
+                <w:szCs w:val="15"/>
+                <w:bdr w:val="none" w:color="auto" w:sz="0" w:space="0"/>
+                <w:lang w:val="en-US" w:eastAsia="zh-CN" w:bidi="ar"/>
+              </w:rPr>
+              <w:t>按需</w:t>
+            </w:r>
+          </w:p>
+        </w:tc>
+      </w:tr>
+      <w:tr>
+        <w:tblPrEx>
+          <w:tblBorders>
+            <w:top w:val="single" w:color="auto" w:sz="4" w:space="0"/>
+            <w:left w:val="single" w:color="auto" w:sz="4" w:space="0"/>
+            <w:bottom w:val="single" w:color="auto" w:sz="4" w:space="0"/>
+            <w:right w:val="single" w:color="auto" w:sz="4" w:space="0"/>
+            <w:insideH w:val="single" w:color="auto" w:sz="4" w:space="0"/>
+            <w:insideV w:val="single" w:color="auto" w:sz="4" w:space="0"/>
+          </w:tblBorders>
+          <w:shd w:val="clear" w:color="auto" w:fill="FFFFFF"/>
+          <w:tblCellMar>
+            <w:top w:w="15" w:type="dxa"/>
+            <w:left w:w="15" w:type="dxa"/>
+            <w:bottom w:w="15" w:type="dxa"/>
+            <w:right w:w="15" w:type="dxa"/>
+          </w:tblCellMar>
+        </w:tblPrEx>
+        <w:tc>
+          <w:tcPr>
+            <w:tcW w:w="1285" w:type="pct"/>
+            <w:shd w:val="clear" w:color="auto" w:fill="FFFFFF"/>
+            <w:tcMar>
+              <w:top w:w="100" w:type="dxa"/>
+              <w:left w:w="0" w:type="dxa"/>
+              <w:bottom w:w="100" w:type="dxa"/>
+              <w:right w:w="160" w:type="dxa"/>
+            </w:tcMar>
+            <w:vAlign w:val="center"/>
+          </w:tcPr>
+          <w:p>
+            <w:pPr>
+              <w:keepNext w:val="0"/>
+              <w:keepLines w:val="0"/>
+              <w:widowControl/>
+              <w:suppressLineNumbers w:val="0"/>
+              <w:spacing w:line="250" w:lineRule="atLeast"/>
+              <w:jc w:val="center"/>
+              <w:rPr>
+                <w:rFonts w:hint="eastAsia" w:ascii="宋体" w:hAnsi="宋体" w:eastAsia="宋体" w:cs="宋体"/>
+                <w:i w:val="0"/>
+                <w:iCs w:val="0"/>
+                <w:caps w:val="0"/>
+                <w:color w:val="0F1115"/>
+                <w:spacing w:val="0"/>
+                <w:sz w:val="15"/>
+                <w:szCs w:val="15"/>
+              </w:rPr>
+            </w:pPr>
+            <w:r>
+              <w:rPr>
+                <w:rFonts w:hint="eastAsia" w:ascii="宋体" w:hAnsi="宋体" w:eastAsia="宋体" w:cs="宋体"/>
+                <w:i w:val="0"/>
+                <w:iCs w:val="0"/>
+                <w:caps w:val="0"/>
+                <w:color w:val="0F1115"/>
+                <w:spacing w:val="0"/>
+                <w:kern w:val="0"/>
+                <w:sz w:val="15"/>
+                <w:szCs w:val="15"/>
+                <w:bdr w:val="none" w:color="auto" w:sz="0" w:space="0"/>
+                <w:lang w:val="en-US" w:eastAsia="zh-CN" w:bidi="ar"/>
+              </w:rPr>
+              <w:t>MySkill</w:t>
+            </w:r>
+          </w:p>
+        </w:tc>
+        <w:tc>
+          <w:tcPr>
+            <w:tcW w:w="1211" w:type="pct"/>
+            <w:shd w:val="clear" w:color="auto" w:fill="FFFFFF"/>
+            <w:tcMar>
+              <w:top w:w="100" w:type="dxa"/>
+              <w:left w:w="160" w:type="dxa"/>
+              <w:bottom w:w="100" w:type="dxa"/>
+              <w:right w:w="160" w:type="dxa"/>
+            </w:tcMar>
+            <w:vAlign w:val="center"/>
+          </w:tcPr>
+          <w:p>
+            <w:pPr>
+              <w:keepNext w:val="0"/>
+              <w:keepLines w:val="0"/>
+              <w:widowControl/>
+              <w:suppressLineNumbers w:val="0"/>
+              <w:spacing w:line="250" w:lineRule="atLeast"/>
+              <w:jc w:val="center"/>
+              <w:rPr>
+                <w:rFonts w:hint="eastAsia" w:ascii="宋体" w:hAnsi="宋体" w:eastAsia="宋体" w:cs="宋体"/>
+                <w:i w:val="0"/>
+                <w:iCs w:val="0"/>
+                <w:caps w:val="0"/>
+                <w:color w:val="0F1115"/>
+                <w:spacing w:val="0"/>
+                <w:sz w:val="15"/>
+                <w:szCs w:val="15"/>
+              </w:rPr>
+            </w:pPr>
+            <w:r>
+              <w:rPr>
+                <w:rFonts w:hint="eastAsia" w:ascii="宋体" w:hAnsi="宋体" w:eastAsia="宋体" w:cs="宋体"/>
+                <w:i w:val="0"/>
+                <w:iCs w:val="0"/>
+                <w:caps w:val="0"/>
+                <w:color w:val="0F1115"/>
+                <w:spacing w:val="0"/>
+                <w:kern w:val="0"/>
+                <w:sz w:val="15"/>
+                <w:szCs w:val="15"/>
+                <w:bdr w:val="none" w:color="auto" w:sz="0" w:space="0"/>
+                <w:lang w:val="en-US" w:eastAsia="zh-CN" w:bidi="ar"/>
+              </w:rPr>
+              <w:t>PlayerState</w:t>
+            </w:r>
+          </w:p>
+        </w:tc>
+        <w:tc>
+          <w:tcPr>
+            <w:tcW w:w="1529" w:type="pct"/>
+            <w:shd w:val="clear" w:color="auto" w:fill="FFFFFF"/>
+            <w:tcMar>
+              <w:top w:w="100" w:type="dxa"/>
+              <w:left w:w="160" w:type="dxa"/>
+              <w:bottom w:w="100" w:type="dxa"/>
+              <w:right w:w="160" w:type="dxa"/>
+            </w:tcMar>
+            <w:vAlign w:val="center"/>
+          </w:tcPr>
+          <w:p>
+            <w:pPr>
+              <w:keepNext w:val="0"/>
+              <w:keepLines w:val="0"/>
+              <w:widowControl/>
+              <w:suppressLineNumbers w:val="0"/>
+              <w:spacing w:line="250" w:lineRule="atLeast"/>
+              <w:jc w:val="center"/>
+              <w:rPr>
+                <w:rFonts w:hint="eastAsia" w:ascii="宋体" w:hAnsi="宋体" w:eastAsia="宋体" w:cs="宋体"/>
+                <w:i w:val="0"/>
+                <w:iCs w:val="0"/>
+                <w:caps w:val="0"/>
+                <w:color w:val="0F1115"/>
+                <w:spacing w:val="0"/>
+                <w:sz w:val="15"/>
+                <w:szCs w:val="15"/>
+              </w:rPr>
+            </w:pPr>
+            <w:r>
+              <w:rPr>
+                <w:rFonts w:hint="eastAsia" w:ascii="宋体" w:hAnsi="宋体" w:eastAsia="宋体" w:cs="宋体"/>
+                <w:i w:val="0"/>
+                <w:iCs w:val="0"/>
+                <w:caps w:val="0"/>
+                <w:color w:val="0F1115"/>
+                <w:spacing w:val="0"/>
+                <w:kern w:val="0"/>
+                <w:sz w:val="15"/>
+                <w:szCs w:val="15"/>
+                <w:bdr w:val="none" w:color="auto" w:sz="0" w:space="0"/>
+                <w:lang w:val="en-US" w:eastAsia="zh-CN" w:bidi="ar"/>
+              </w:rPr>
+              <w:t>技能释放时变更</w:t>
+            </w:r>
+          </w:p>
+        </w:tc>
+        <w:tc>
+          <w:tcPr>
+            <w:tcW w:w="973" w:type="pct"/>
+            <w:shd w:val="clear" w:color="auto" w:fill="FFFFFF"/>
+            <w:tcMar>
+              <w:top w:w="100" w:type="dxa"/>
+              <w:left w:w="160" w:type="dxa"/>
+              <w:bottom w:w="100" w:type="dxa"/>
+              <w:right w:w="0" w:type="dxa"/>
+            </w:tcMar>
+            <w:vAlign w:val="center"/>
+          </w:tcPr>
+          <w:p>
+            <w:pPr>
+              <w:keepNext w:val="0"/>
+              <w:keepLines w:val="0"/>
+              <w:widowControl/>
+              <w:suppressLineNumbers w:val="0"/>
+              <w:spacing w:line="250" w:lineRule="atLeast"/>
+              <w:jc w:val="center"/>
+              <w:rPr>
+                <w:rFonts w:hint="eastAsia" w:ascii="宋体" w:hAnsi="宋体" w:eastAsia="宋体" w:cs="宋体"/>
+                <w:i w:val="0"/>
+                <w:iCs w:val="0"/>
+                <w:caps w:val="0"/>
+                <w:color w:val="0F1115"/>
+                <w:spacing w:val="0"/>
+                <w:sz w:val="15"/>
+                <w:szCs w:val="15"/>
+              </w:rPr>
+            </w:pPr>
+            <w:r>
+              <w:rPr>
+                <w:rFonts w:hint="eastAsia" w:ascii="宋体" w:hAnsi="宋体" w:eastAsia="宋体" w:cs="宋体"/>
+                <w:i w:val="0"/>
+                <w:iCs w:val="0"/>
+                <w:caps w:val="0"/>
+                <w:color w:val="0F1115"/>
+                <w:spacing w:val="0"/>
+                <w:kern w:val="0"/>
+                <w:sz w:val="15"/>
+                <w:szCs w:val="15"/>
+                <w:bdr w:val="none" w:color="auto" w:sz="0" w:space="0"/>
+                <w:lang w:val="en-US" w:eastAsia="zh-CN" w:bidi="ar"/>
+              </w:rPr>
+              <w:t>按需</w:t>
+            </w:r>
+          </w:p>
+        </w:tc>
+      </w:tr>
+      <w:tr>
+        <w:tblPrEx>
+          <w:tblBorders>
+            <w:top w:val="single" w:color="auto" w:sz="4" w:space="0"/>
+            <w:left w:val="single" w:color="auto" w:sz="4" w:space="0"/>
+            <w:bottom w:val="single" w:color="auto" w:sz="4" w:space="0"/>
+            <w:right w:val="single" w:color="auto" w:sz="4" w:space="0"/>
+            <w:insideH w:val="single" w:color="auto" w:sz="4" w:space="0"/>
+            <w:insideV w:val="single" w:color="auto" w:sz="4" w:space="0"/>
+          </w:tblBorders>
+          <w:shd w:val="clear" w:color="auto" w:fill="FFFFFF"/>
+          <w:tblCellMar>
+            <w:top w:w="15" w:type="dxa"/>
+            <w:left w:w="15" w:type="dxa"/>
+            <w:bottom w:w="15" w:type="dxa"/>
+            <w:right w:w="15" w:type="dxa"/>
+          </w:tblCellMar>
+        </w:tblPrEx>
+        <w:tc>
+          <w:tcPr>
+            <w:tcW w:w="1285" w:type="pct"/>
+            <w:shd w:val="clear" w:color="auto" w:fill="FFFFFF"/>
+            <w:tcMar>
+              <w:top w:w="100" w:type="dxa"/>
+              <w:left w:w="0" w:type="dxa"/>
+              <w:bottom w:w="100" w:type="dxa"/>
+              <w:right w:w="160" w:type="dxa"/>
+            </w:tcMar>
+            <w:vAlign w:val="center"/>
+          </w:tcPr>
+          <w:p>
+            <w:pPr>
+              <w:keepNext w:val="0"/>
+              <w:keepLines w:val="0"/>
+              <w:widowControl/>
+              <w:suppressLineNumbers w:val="0"/>
+              <w:spacing w:line="250" w:lineRule="atLeast"/>
+              <w:jc w:val="center"/>
+              <w:rPr>
+                <w:rFonts w:hint="eastAsia" w:ascii="宋体" w:hAnsi="宋体" w:eastAsia="宋体" w:cs="宋体"/>
+                <w:i w:val="0"/>
+                <w:iCs w:val="0"/>
+                <w:caps w:val="0"/>
+                <w:color w:val="0F1115"/>
+                <w:spacing w:val="0"/>
+                <w:sz w:val="15"/>
+                <w:szCs w:val="15"/>
+              </w:rPr>
+            </w:pPr>
+            <w:r>
+              <w:rPr>
+                <w:rFonts w:hint="eastAsia" w:ascii="宋体" w:hAnsi="宋体" w:eastAsia="宋体" w:cs="宋体"/>
+                <w:i w:val="0"/>
+                <w:iCs w:val="0"/>
+                <w:caps w:val="0"/>
+                <w:color w:val="0F1115"/>
+                <w:spacing w:val="0"/>
+                <w:kern w:val="0"/>
+                <w:sz w:val="15"/>
+                <w:szCs w:val="15"/>
+                <w:bdr w:val="none" w:color="auto" w:sz="0" w:space="0"/>
+                <w:lang w:val="en-US" w:eastAsia="zh-CN" w:bidi="ar"/>
+              </w:rPr>
+              <w:t>CharacterState</w:t>
+            </w:r>
+          </w:p>
+        </w:tc>
+        <w:tc>
+          <w:tcPr>
+            <w:tcW w:w="1211" w:type="pct"/>
+            <w:shd w:val="clear" w:color="auto" w:fill="FFFFFF"/>
+            <w:tcMar>
+              <w:top w:w="100" w:type="dxa"/>
+              <w:left w:w="160" w:type="dxa"/>
+              <w:bottom w:w="100" w:type="dxa"/>
+              <w:right w:w="160" w:type="dxa"/>
+            </w:tcMar>
+            <w:vAlign w:val="center"/>
+          </w:tcPr>
+          <w:p>
+            <w:pPr>
+              <w:keepNext w:val="0"/>
+              <w:keepLines w:val="0"/>
+              <w:widowControl/>
+              <w:suppressLineNumbers w:val="0"/>
+              <w:spacing w:line="250" w:lineRule="atLeast"/>
+              <w:jc w:val="center"/>
+              <w:rPr>
+                <w:rFonts w:hint="eastAsia" w:ascii="宋体" w:hAnsi="宋体" w:eastAsia="宋体" w:cs="宋体"/>
+                <w:i w:val="0"/>
+                <w:iCs w:val="0"/>
+                <w:caps w:val="0"/>
+                <w:color w:val="0F1115"/>
+                <w:spacing w:val="0"/>
+                <w:sz w:val="15"/>
+                <w:szCs w:val="15"/>
+              </w:rPr>
+            </w:pPr>
+            <w:r>
+              <w:rPr>
+                <w:rFonts w:hint="eastAsia" w:ascii="宋体" w:hAnsi="宋体" w:eastAsia="宋体" w:cs="宋体"/>
+                <w:i w:val="0"/>
+                <w:iCs w:val="0"/>
+                <w:caps w:val="0"/>
+                <w:color w:val="0F1115"/>
+                <w:spacing w:val="0"/>
+                <w:kern w:val="0"/>
+                <w:sz w:val="15"/>
+                <w:szCs w:val="15"/>
+                <w:bdr w:val="none" w:color="auto" w:sz="0" w:space="0"/>
+                <w:lang w:val="en-US" w:eastAsia="zh-CN" w:bidi="ar"/>
+              </w:rPr>
+              <w:t>PlayerState</w:t>
+            </w:r>
+          </w:p>
+        </w:tc>
+        <w:tc>
+          <w:tcPr>
+            <w:tcW w:w="1529" w:type="pct"/>
+            <w:shd w:val="clear" w:color="auto" w:fill="FFFFFF"/>
+            <w:tcMar>
+              <w:top w:w="100" w:type="dxa"/>
+              <w:left w:w="160" w:type="dxa"/>
+              <w:bottom w:w="100" w:type="dxa"/>
+              <w:right w:w="160" w:type="dxa"/>
+            </w:tcMar>
+            <w:vAlign w:val="center"/>
+          </w:tcPr>
+          <w:p>
+            <w:pPr>
+              <w:keepNext w:val="0"/>
+              <w:keepLines w:val="0"/>
+              <w:widowControl/>
+              <w:suppressLineNumbers w:val="0"/>
+              <w:spacing w:line="250" w:lineRule="atLeast"/>
+              <w:jc w:val="center"/>
+              <w:rPr>
+                <w:rFonts w:hint="eastAsia" w:ascii="宋体" w:hAnsi="宋体" w:eastAsia="宋体" w:cs="宋体"/>
+                <w:i w:val="0"/>
+                <w:iCs w:val="0"/>
+                <w:caps w:val="0"/>
+                <w:color w:val="0F1115"/>
+                <w:spacing w:val="0"/>
+                <w:sz w:val="15"/>
+                <w:szCs w:val="15"/>
+              </w:rPr>
+            </w:pPr>
+            <w:r>
+              <w:rPr>
+                <w:rFonts w:hint="eastAsia" w:ascii="宋体" w:hAnsi="宋体" w:eastAsia="宋体" w:cs="宋体"/>
+                <w:i w:val="0"/>
+                <w:iCs w:val="0"/>
+                <w:caps w:val="0"/>
+                <w:color w:val="0F1115"/>
+                <w:spacing w:val="0"/>
+                <w:kern w:val="0"/>
+                <w:sz w:val="15"/>
+                <w:szCs w:val="15"/>
+                <w:bdr w:val="none" w:color="auto" w:sz="0" w:space="0"/>
+                <w:lang w:val="en-US" w:eastAsia="zh-CN" w:bidi="ar"/>
+              </w:rPr>
+              <w:t>状态变更时</w:t>
+            </w:r>
+          </w:p>
+        </w:tc>
+        <w:tc>
+          <w:tcPr>
+            <w:tcW w:w="973" w:type="pct"/>
+            <w:shd w:val="clear" w:color="auto" w:fill="FFFFFF"/>
+            <w:tcMar>
+              <w:top w:w="100" w:type="dxa"/>
+              <w:left w:w="160" w:type="dxa"/>
+              <w:bottom w:w="100" w:type="dxa"/>
+              <w:right w:w="0" w:type="dxa"/>
+            </w:tcMar>
+            <w:vAlign w:val="center"/>
+          </w:tcPr>
+          <w:p>
+            <w:pPr>
+              <w:keepNext w:val="0"/>
+              <w:keepLines w:val="0"/>
+              <w:widowControl/>
+              <w:suppressLineNumbers w:val="0"/>
+              <w:spacing w:line="250" w:lineRule="atLeast"/>
+              <w:jc w:val="center"/>
+              <w:rPr>
+                <w:rFonts w:hint="eastAsia" w:ascii="宋体" w:hAnsi="宋体" w:eastAsia="宋体" w:cs="宋体"/>
+                <w:i w:val="0"/>
+                <w:iCs w:val="0"/>
+                <w:caps w:val="0"/>
+                <w:color w:val="0F1115"/>
+                <w:spacing w:val="0"/>
+                <w:sz w:val="15"/>
+                <w:szCs w:val="15"/>
+              </w:rPr>
+            </w:pPr>
+            <w:r>
+              <w:rPr>
+                <w:rFonts w:hint="eastAsia" w:ascii="宋体" w:hAnsi="宋体" w:eastAsia="宋体" w:cs="宋体"/>
+                <w:i w:val="0"/>
+                <w:iCs w:val="0"/>
+                <w:caps w:val="0"/>
+                <w:color w:val="0F1115"/>
+                <w:spacing w:val="0"/>
+                <w:kern w:val="0"/>
+                <w:sz w:val="15"/>
+                <w:szCs w:val="15"/>
+                <w:bdr w:val="none" w:color="auto" w:sz="0" w:space="0"/>
+                <w:lang w:val="en-US" w:eastAsia="zh-CN" w:bidi="ar"/>
+              </w:rPr>
+              <w:t>按需</w:t>
+            </w:r>
+          </w:p>
+        </w:tc>
+      </w:tr>
+      <w:tr>
+        <w:tblPrEx>
+          <w:tblBorders>
+            <w:top w:val="single" w:color="auto" w:sz="4" w:space="0"/>
+            <w:left w:val="single" w:color="auto" w:sz="4" w:space="0"/>
+            <w:bottom w:val="single" w:color="auto" w:sz="4" w:space="0"/>
+            <w:right w:val="single" w:color="auto" w:sz="4" w:space="0"/>
+            <w:insideH w:val="single" w:color="auto" w:sz="4" w:space="0"/>
+            <w:insideV w:val="single" w:color="auto" w:sz="4" w:space="0"/>
+          </w:tblBorders>
+          <w:shd w:val="clear" w:color="auto" w:fill="FFFFFF"/>
+          <w:tblCellMar>
+            <w:top w:w="15" w:type="dxa"/>
+            <w:left w:w="15" w:type="dxa"/>
+            <w:bottom w:w="15" w:type="dxa"/>
+            <w:right w:w="15" w:type="dxa"/>
+          </w:tblCellMar>
+        </w:tblPrEx>
+        <w:tc>
+          <w:tcPr>
+            <w:tcW w:w="1285" w:type="pct"/>
+            <w:shd w:val="clear" w:color="auto" w:fill="FFFFFF"/>
+            <w:tcMar>
+              <w:top w:w="100" w:type="dxa"/>
+              <w:left w:w="0" w:type="dxa"/>
+              <w:bottom w:w="100" w:type="dxa"/>
+              <w:right w:w="160" w:type="dxa"/>
+            </w:tcMar>
+            <w:vAlign w:val="center"/>
+          </w:tcPr>
+          <w:p>
+            <w:pPr>
+              <w:keepNext w:val="0"/>
+              <w:keepLines w:val="0"/>
+              <w:widowControl/>
+              <w:suppressLineNumbers w:val="0"/>
+              <w:spacing w:line="250" w:lineRule="atLeast"/>
+              <w:jc w:val="center"/>
+              <w:rPr>
+                <w:rFonts w:hint="eastAsia" w:ascii="宋体" w:hAnsi="宋体" w:eastAsia="宋体" w:cs="宋体"/>
+                <w:i w:val="0"/>
+                <w:iCs w:val="0"/>
+                <w:caps w:val="0"/>
+                <w:color w:val="0F1115"/>
+                <w:spacing w:val="0"/>
+                <w:sz w:val="15"/>
+                <w:szCs w:val="15"/>
+              </w:rPr>
+            </w:pPr>
+            <w:r>
+              <w:rPr>
+                <w:rFonts w:hint="eastAsia" w:ascii="宋体" w:hAnsi="宋体" w:eastAsia="宋体" w:cs="宋体"/>
+                <w:i w:val="0"/>
+                <w:iCs w:val="0"/>
+                <w:caps w:val="0"/>
+                <w:color w:val="0F1115"/>
+                <w:spacing w:val="0"/>
+                <w:kern w:val="0"/>
+                <w:sz w:val="15"/>
+                <w:szCs w:val="15"/>
+                <w:bdr w:val="none" w:color="auto" w:sz="0" w:space="0"/>
+                <w:lang w:val="en-US" w:eastAsia="zh-CN" w:bidi="ar"/>
+              </w:rPr>
+              <w:t>Toward</w:t>
+            </w:r>
+          </w:p>
+        </w:tc>
+        <w:tc>
+          <w:tcPr>
+            <w:tcW w:w="1211" w:type="pct"/>
+            <w:shd w:val="clear" w:color="auto" w:fill="FFFFFF"/>
+            <w:tcMar>
+              <w:top w:w="100" w:type="dxa"/>
+              <w:left w:w="160" w:type="dxa"/>
+              <w:bottom w:w="100" w:type="dxa"/>
+              <w:right w:w="160" w:type="dxa"/>
+            </w:tcMar>
+            <w:vAlign w:val="center"/>
+          </w:tcPr>
+          <w:p>
+            <w:pPr>
+              <w:keepNext w:val="0"/>
+              <w:keepLines w:val="0"/>
+              <w:widowControl/>
+              <w:suppressLineNumbers w:val="0"/>
+              <w:spacing w:line="250" w:lineRule="atLeast"/>
+              <w:jc w:val="center"/>
+              <w:rPr>
+                <w:rFonts w:hint="eastAsia" w:ascii="宋体" w:hAnsi="宋体" w:eastAsia="宋体" w:cs="宋体"/>
+                <w:i w:val="0"/>
+                <w:iCs w:val="0"/>
+                <w:caps w:val="0"/>
+                <w:color w:val="0F1115"/>
+                <w:spacing w:val="0"/>
+                <w:sz w:val="15"/>
+                <w:szCs w:val="15"/>
+              </w:rPr>
+            </w:pPr>
+            <w:r>
+              <w:rPr>
+                <w:rFonts w:hint="eastAsia" w:ascii="宋体" w:hAnsi="宋体" w:eastAsia="宋体" w:cs="宋体"/>
+                <w:i w:val="0"/>
+                <w:iCs w:val="0"/>
+                <w:caps w:val="0"/>
+                <w:color w:val="0F1115"/>
+                <w:spacing w:val="0"/>
+                <w:kern w:val="0"/>
+                <w:sz w:val="15"/>
+                <w:szCs w:val="15"/>
+                <w:bdr w:val="none" w:color="auto" w:sz="0" w:space="0"/>
+                <w:lang w:val="en-US" w:eastAsia="zh-CN" w:bidi="ar"/>
+              </w:rPr>
+              <w:t>Character</w:t>
+            </w:r>
+          </w:p>
+        </w:tc>
+        <w:tc>
+          <w:tcPr>
+            <w:tcW w:w="1529" w:type="pct"/>
+            <w:shd w:val="clear" w:color="auto" w:fill="FFFFFF"/>
+            <w:tcMar>
+              <w:top w:w="100" w:type="dxa"/>
+              <w:left w:w="160" w:type="dxa"/>
+              <w:bottom w:w="100" w:type="dxa"/>
+              <w:right w:w="160" w:type="dxa"/>
+            </w:tcMar>
+            <w:vAlign w:val="center"/>
+          </w:tcPr>
+          <w:p>
+            <w:pPr>
+              <w:keepNext w:val="0"/>
+              <w:keepLines w:val="0"/>
+              <w:widowControl/>
+              <w:suppressLineNumbers w:val="0"/>
+              <w:spacing w:line="250" w:lineRule="atLeast"/>
+              <w:jc w:val="center"/>
+              <w:rPr>
+                <w:rFonts w:hint="eastAsia" w:ascii="宋体" w:hAnsi="宋体" w:eastAsia="宋体" w:cs="宋体"/>
+                <w:i w:val="0"/>
+                <w:iCs w:val="0"/>
+                <w:caps w:val="0"/>
+                <w:color w:val="0F1115"/>
+                <w:spacing w:val="0"/>
+                <w:sz w:val="15"/>
+                <w:szCs w:val="15"/>
+              </w:rPr>
+            </w:pPr>
+            <w:r>
+              <w:rPr>
+                <w:rFonts w:hint="eastAsia" w:ascii="宋体" w:hAnsi="宋体" w:eastAsia="宋体" w:cs="宋体"/>
+                <w:i w:val="0"/>
+                <w:iCs w:val="0"/>
+                <w:caps w:val="0"/>
+                <w:color w:val="0F1115"/>
+                <w:spacing w:val="0"/>
+                <w:kern w:val="0"/>
+                <w:sz w:val="15"/>
+                <w:szCs w:val="15"/>
+                <w:bdr w:val="none" w:color="auto" w:sz="0" w:space="0"/>
+                <w:lang w:val="en-US" w:eastAsia="zh-CN" w:bidi="ar"/>
+              </w:rPr>
+              <w:t>转向时变更</w:t>
+            </w:r>
+          </w:p>
+        </w:tc>
+        <w:tc>
+          <w:tcPr>
+            <w:tcW w:w="973" w:type="pct"/>
+            <w:shd w:val="clear" w:color="auto" w:fill="FFFFFF"/>
+            <w:tcMar>
+              <w:top w:w="100" w:type="dxa"/>
+              <w:left w:w="160" w:type="dxa"/>
+              <w:bottom w:w="100" w:type="dxa"/>
+              <w:right w:w="0" w:type="dxa"/>
+            </w:tcMar>
+            <w:vAlign w:val="center"/>
+          </w:tcPr>
+          <w:p>
+            <w:pPr>
+              <w:keepNext w:val="0"/>
+              <w:keepLines w:val="0"/>
+              <w:widowControl/>
+              <w:suppressLineNumbers w:val="0"/>
+              <w:spacing w:line="250" w:lineRule="atLeast"/>
+              <w:jc w:val="center"/>
+              <w:rPr>
+                <w:rFonts w:hint="eastAsia" w:ascii="宋体" w:hAnsi="宋体" w:eastAsia="宋体" w:cs="宋体"/>
+                <w:i w:val="0"/>
+                <w:iCs w:val="0"/>
+                <w:caps w:val="0"/>
+                <w:color w:val="0F1115"/>
+                <w:spacing w:val="0"/>
+                <w:sz w:val="15"/>
+                <w:szCs w:val="15"/>
+              </w:rPr>
+            </w:pPr>
+            <w:r>
+              <w:rPr>
+                <w:rFonts w:hint="eastAsia" w:ascii="宋体" w:hAnsi="宋体" w:eastAsia="宋体" w:cs="宋体"/>
+                <w:i w:val="0"/>
+                <w:iCs w:val="0"/>
+                <w:caps w:val="0"/>
+                <w:color w:val="0F1115"/>
+                <w:spacing w:val="0"/>
+                <w:kern w:val="0"/>
+                <w:sz w:val="15"/>
+                <w:szCs w:val="15"/>
+                <w:bdr w:val="none" w:color="auto" w:sz="0" w:space="0"/>
+                <w:lang w:val="en-US" w:eastAsia="zh-CN" w:bidi="ar"/>
+              </w:rPr>
+              <w:t>按需</w:t>
+            </w:r>
+          </w:p>
+        </w:tc>
+      </w:tr>
+    </w:tbl>
     <w:p>
       <w:pPr>
         <w:ind w:firstLine="420" w:firstLineChars="0"/>
@@ -5220,15 +8371,938 @@
           <w:lang w:val="en-US" w:eastAsia="zh-CN"/>
         </w:rPr>
       </w:pPr>
-      <w:r>
+    </w:p>
+    <w:p>
+      <w:pPr>
+        <w:rPr>
+          <w:rFonts w:hint="eastAsia" w:ascii="宋体" w:hAnsi="宋体" w:eastAsia="宋体" w:cs="宋体"/>
+          <w:sz w:val="28"/>
+          <w:szCs w:val="28"/>
+          <w:lang w:val="en-US" w:eastAsia="zh-CN"/>
+        </w:rPr>
+      </w:pPr>
+      <w:r>
+        <w:rPr>
+          <w:rFonts w:hint="eastAsia" w:ascii="宋体" w:hAnsi="宋体" w:eastAsia="宋体" w:cs="宋体"/>
+          <w:sz w:val="28"/>
+          <w:szCs w:val="28"/>
+          <w:lang w:val="en-US" w:eastAsia="zh-CN"/>
+        </w:rPr>
+        <w:t>4.4.2.RPC调用规范</w:t>
+      </w:r>
+    </w:p>
+    <w:p>
+      <w:pPr>
+        <w:ind w:firstLine="420" w:firstLineChars="0"/>
         <w:rPr>
           <w:rFonts w:hint="eastAsia" w:ascii="宋体" w:hAnsi="宋体" w:eastAsia="宋体" w:cs="宋体"/>
           <w:sz w:val="24"/>
           <w:szCs w:val="24"/>
           <w:lang w:val="en-US" w:eastAsia="zh-CN"/>
         </w:rPr>
-        <w:t>身体状态改变由客户端发起，服务器执行更改，然后同步到客户端；受击状态由服务器执行更改，然后同步到客户端。</w:t>
-      </w:r>
+      </w:pPr>
+    </w:p>
+    <w:tbl>
+      <w:tblPr>
+        <w:tblW w:w="4998" w:type="pct"/>
+        <w:tblInd w:w="0" w:type="dxa"/>
+        <w:tblBorders>
+          <w:top w:val="single" w:color="auto" w:sz="4" w:space="0"/>
+          <w:left w:val="single" w:color="auto" w:sz="4" w:space="0"/>
+          <w:bottom w:val="single" w:color="auto" w:sz="4" w:space="0"/>
+          <w:right w:val="single" w:color="auto" w:sz="4" w:space="0"/>
+          <w:insideH w:val="single" w:color="auto" w:sz="4" w:space="0"/>
+          <w:insideV w:val="single" w:color="auto" w:sz="4" w:space="0"/>
+        </w:tblBorders>
+        <w:shd w:val="clear" w:color="auto" w:fill="FFFFFF"/>
+        <w:tblLayout w:type="autofit"/>
+        <w:tblCellMar>
+          <w:top w:w="15" w:type="dxa"/>
+          <w:left w:w="15" w:type="dxa"/>
+          <w:bottom w:w="15" w:type="dxa"/>
+          <w:right w:w="15" w:type="dxa"/>
+        </w:tblCellMar>
+      </w:tblPr>
+      <w:tblGrid>
+        <w:gridCol w:w="1952"/>
+        <w:gridCol w:w="1318"/>
+        <w:gridCol w:w="1831"/>
+        <w:gridCol w:w="3367"/>
+      </w:tblGrid>
+      <w:tr>
+        <w:tblPrEx>
+          <w:tblBorders>
+            <w:top w:val="single" w:color="auto" w:sz="4" w:space="0"/>
+            <w:left w:val="single" w:color="auto" w:sz="4" w:space="0"/>
+            <w:bottom w:val="single" w:color="auto" w:sz="4" w:space="0"/>
+            <w:right w:val="single" w:color="auto" w:sz="4" w:space="0"/>
+            <w:insideH w:val="single" w:color="auto" w:sz="4" w:space="0"/>
+            <w:insideV w:val="single" w:color="auto" w:sz="4" w:space="0"/>
+          </w:tblBorders>
+          <w:shd w:val="clear" w:color="auto" w:fill="FFFFFF"/>
+          <w:tblCellMar>
+            <w:top w:w="15" w:type="dxa"/>
+            <w:left w:w="15" w:type="dxa"/>
+            <w:bottom w:w="15" w:type="dxa"/>
+            <w:right w:w="15" w:type="dxa"/>
+          </w:tblCellMar>
+        </w:tblPrEx>
+        <w:trPr>
+          <w:tblHeader/>
+        </w:trPr>
+        <w:tc>
+          <w:tcPr>
+            <w:tcW w:w="1152" w:type="pct"/>
+            <w:shd w:val="clear" w:color="auto" w:fill="FFFFFF"/>
+            <w:tcMar>
+              <w:top w:w="100" w:type="dxa"/>
+              <w:left w:w="0" w:type="dxa"/>
+              <w:bottom w:w="100" w:type="dxa"/>
+              <w:right w:w="160" w:type="dxa"/>
+            </w:tcMar>
+            <w:vAlign w:val="center"/>
+          </w:tcPr>
+          <w:p>
+            <w:pPr>
+              <w:keepNext w:val="0"/>
+              <w:keepLines w:val="0"/>
+              <w:widowControl/>
+              <w:suppressLineNumbers w:val="0"/>
+              <w:spacing w:line="250" w:lineRule="atLeast"/>
+              <w:jc w:val="center"/>
+              <w:rPr>
+                <w:rFonts w:hint="eastAsia" w:ascii="宋体" w:hAnsi="宋体" w:eastAsia="宋体" w:cs="宋体"/>
+                <w:i w:val="0"/>
+                <w:iCs w:val="0"/>
+                <w:caps w:val="0"/>
+                <w:color w:val="0F1115"/>
+                <w:spacing w:val="0"/>
+                <w:sz w:val="15"/>
+                <w:szCs w:val="15"/>
+              </w:rPr>
+            </w:pPr>
+            <w:r>
+              <w:rPr>
+                <w:rFonts w:hint="eastAsia" w:ascii="宋体" w:hAnsi="宋体" w:eastAsia="宋体" w:cs="宋体"/>
+                <w:i w:val="0"/>
+                <w:iCs w:val="0"/>
+                <w:caps w:val="0"/>
+                <w:color w:val="0F1115"/>
+                <w:spacing w:val="0"/>
+                <w:kern w:val="0"/>
+                <w:sz w:val="15"/>
+                <w:szCs w:val="15"/>
+                <w:bdr w:val="none" w:color="auto" w:sz="0" w:space="0"/>
+                <w:lang w:val="en-US" w:eastAsia="zh-CN" w:bidi="ar"/>
+              </w:rPr>
+              <w:t>RPC类型</w:t>
+            </w:r>
+          </w:p>
+        </w:tc>
+        <w:tc>
+          <w:tcPr>
+            <w:tcW w:w="778" w:type="pct"/>
+            <w:shd w:val="clear" w:color="auto" w:fill="FFFFFF"/>
+            <w:tcMar>
+              <w:top w:w="100" w:type="dxa"/>
+              <w:left w:w="160" w:type="dxa"/>
+              <w:bottom w:w="100" w:type="dxa"/>
+              <w:right w:w="160" w:type="dxa"/>
+            </w:tcMar>
+            <w:vAlign w:val="center"/>
+          </w:tcPr>
+          <w:p>
+            <w:pPr>
+              <w:keepNext w:val="0"/>
+              <w:keepLines w:val="0"/>
+              <w:widowControl/>
+              <w:suppressLineNumbers w:val="0"/>
+              <w:spacing w:line="250" w:lineRule="atLeast"/>
+              <w:jc w:val="center"/>
+              <w:rPr>
+                <w:rFonts w:hint="eastAsia" w:ascii="宋体" w:hAnsi="宋体" w:eastAsia="宋体" w:cs="宋体"/>
+                <w:i w:val="0"/>
+                <w:iCs w:val="0"/>
+                <w:caps w:val="0"/>
+                <w:color w:val="0F1115"/>
+                <w:spacing w:val="0"/>
+                <w:sz w:val="15"/>
+                <w:szCs w:val="15"/>
+              </w:rPr>
+            </w:pPr>
+            <w:r>
+              <w:rPr>
+                <w:rFonts w:hint="eastAsia" w:ascii="宋体" w:hAnsi="宋体" w:eastAsia="宋体" w:cs="宋体"/>
+                <w:i w:val="0"/>
+                <w:iCs w:val="0"/>
+                <w:caps w:val="0"/>
+                <w:color w:val="0F1115"/>
+                <w:spacing w:val="0"/>
+                <w:kern w:val="0"/>
+                <w:sz w:val="15"/>
+                <w:szCs w:val="15"/>
+                <w:bdr w:val="none" w:color="auto" w:sz="0" w:space="0"/>
+                <w:lang w:val="en-US" w:eastAsia="zh-CN" w:bidi="ar"/>
+              </w:rPr>
+              <w:t>调用方</w:t>
+            </w:r>
+          </w:p>
+        </w:tc>
+        <w:tc>
+          <w:tcPr>
+            <w:tcW w:w="1081" w:type="pct"/>
+            <w:shd w:val="clear" w:color="auto" w:fill="FFFFFF"/>
+            <w:tcMar>
+              <w:top w:w="100" w:type="dxa"/>
+              <w:left w:w="160" w:type="dxa"/>
+              <w:bottom w:w="100" w:type="dxa"/>
+              <w:right w:w="160" w:type="dxa"/>
+            </w:tcMar>
+            <w:vAlign w:val="center"/>
+          </w:tcPr>
+          <w:p>
+            <w:pPr>
+              <w:keepNext w:val="0"/>
+              <w:keepLines w:val="0"/>
+              <w:widowControl/>
+              <w:suppressLineNumbers w:val="0"/>
+              <w:spacing w:line="250" w:lineRule="atLeast"/>
+              <w:jc w:val="center"/>
+              <w:rPr>
+                <w:rFonts w:hint="eastAsia" w:ascii="宋体" w:hAnsi="宋体" w:eastAsia="宋体" w:cs="宋体"/>
+                <w:i w:val="0"/>
+                <w:iCs w:val="0"/>
+                <w:caps w:val="0"/>
+                <w:color w:val="0F1115"/>
+                <w:spacing w:val="0"/>
+                <w:sz w:val="15"/>
+                <w:szCs w:val="15"/>
+              </w:rPr>
+            </w:pPr>
+            <w:r>
+              <w:rPr>
+                <w:rFonts w:hint="eastAsia" w:ascii="宋体" w:hAnsi="宋体" w:eastAsia="宋体" w:cs="宋体"/>
+                <w:i w:val="0"/>
+                <w:iCs w:val="0"/>
+                <w:caps w:val="0"/>
+                <w:color w:val="0F1115"/>
+                <w:spacing w:val="0"/>
+                <w:kern w:val="0"/>
+                <w:sz w:val="15"/>
+                <w:szCs w:val="15"/>
+                <w:bdr w:val="none" w:color="auto" w:sz="0" w:space="0"/>
+                <w:lang w:val="en-US" w:eastAsia="zh-CN" w:bidi="ar"/>
+              </w:rPr>
+              <w:t>执行方</w:t>
+            </w:r>
+          </w:p>
+        </w:tc>
+        <w:tc>
+          <w:tcPr>
+            <w:tcW w:w="1987" w:type="pct"/>
+            <w:shd w:val="clear" w:color="auto" w:fill="FFFFFF"/>
+            <w:tcMar>
+              <w:top w:w="100" w:type="dxa"/>
+              <w:left w:w="160" w:type="dxa"/>
+              <w:bottom w:w="100" w:type="dxa"/>
+              <w:right w:w="160" w:type="dxa"/>
+            </w:tcMar>
+            <w:vAlign w:val="center"/>
+          </w:tcPr>
+          <w:p>
+            <w:pPr>
+              <w:keepNext w:val="0"/>
+              <w:keepLines w:val="0"/>
+              <w:widowControl/>
+              <w:suppressLineNumbers w:val="0"/>
+              <w:spacing w:line="250" w:lineRule="atLeast"/>
+              <w:jc w:val="center"/>
+              <w:rPr>
+                <w:rFonts w:hint="eastAsia" w:ascii="宋体" w:hAnsi="宋体" w:eastAsia="宋体" w:cs="宋体"/>
+                <w:i w:val="0"/>
+                <w:iCs w:val="0"/>
+                <w:caps w:val="0"/>
+                <w:color w:val="0F1115"/>
+                <w:spacing w:val="0"/>
+                <w:sz w:val="15"/>
+                <w:szCs w:val="15"/>
+              </w:rPr>
+            </w:pPr>
+            <w:r>
+              <w:rPr>
+                <w:rFonts w:hint="eastAsia" w:ascii="宋体" w:hAnsi="宋体" w:eastAsia="宋体" w:cs="宋体"/>
+                <w:i w:val="0"/>
+                <w:iCs w:val="0"/>
+                <w:caps w:val="0"/>
+                <w:color w:val="0F1115"/>
+                <w:spacing w:val="0"/>
+                <w:kern w:val="0"/>
+                <w:sz w:val="15"/>
+                <w:szCs w:val="15"/>
+                <w:bdr w:val="none" w:color="auto" w:sz="0" w:space="0"/>
+                <w:lang w:val="en-US" w:eastAsia="zh-CN" w:bidi="ar"/>
+              </w:rPr>
+              <w:t>用途</w:t>
+            </w:r>
+          </w:p>
+        </w:tc>
+      </w:tr>
+      <w:tr>
+        <w:tblPrEx>
+          <w:tblBorders>
+            <w:top w:val="single" w:color="auto" w:sz="4" w:space="0"/>
+            <w:left w:val="single" w:color="auto" w:sz="4" w:space="0"/>
+            <w:bottom w:val="single" w:color="auto" w:sz="4" w:space="0"/>
+            <w:right w:val="single" w:color="auto" w:sz="4" w:space="0"/>
+            <w:insideH w:val="single" w:color="auto" w:sz="4" w:space="0"/>
+            <w:insideV w:val="single" w:color="auto" w:sz="4" w:space="0"/>
+          </w:tblBorders>
+          <w:shd w:val="clear" w:color="auto" w:fill="FFFFFF"/>
+          <w:tblCellMar>
+            <w:top w:w="15" w:type="dxa"/>
+            <w:left w:w="15" w:type="dxa"/>
+            <w:bottom w:w="15" w:type="dxa"/>
+            <w:right w:w="15" w:type="dxa"/>
+          </w:tblCellMar>
+        </w:tblPrEx>
+        <w:tc>
+          <w:tcPr>
+            <w:tcW w:w="1152" w:type="pct"/>
+            <w:shd w:val="clear" w:color="auto" w:fill="FFFFFF"/>
+            <w:tcMar>
+              <w:top w:w="100" w:type="dxa"/>
+              <w:left w:w="0" w:type="dxa"/>
+              <w:bottom w:w="100" w:type="dxa"/>
+              <w:right w:w="160" w:type="dxa"/>
+            </w:tcMar>
+            <w:vAlign w:val="center"/>
+          </w:tcPr>
+          <w:p>
+            <w:pPr>
+              <w:keepNext w:val="0"/>
+              <w:keepLines w:val="0"/>
+              <w:widowControl/>
+              <w:suppressLineNumbers w:val="0"/>
+              <w:spacing w:line="250" w:lineRule="atLeast"/>
+              <w:jc w:val="center"/>
+              <w:rPr>
+                <w:rFonts w:hint="eastAsia" w:ascii="宋体" w:hAnsi="宋体" w:eastAsia="宋体" w:cs="宋体"/>
+                <w:i w:val="0"/>
+                <w:iCs w:val="0"/>
+                <w:caps w:val="0"/>
+                <w:color w:val="0F1115"/>
+                <w:spacing w:val="0"/>
+                <w:sz w:val="15"/>
+                <w:szCs w:val="15"/>
+              </w:rPr>
+            </w:pPr>
+            <w:r>
+              <w:rPr>
+                <w:rFonts w:hint="eastAsia" w:ascii="宋体" w:hAnsi="宋体" w:eastAsia="宋体" w:cs="宋体"/>
+                <w:i w:val="0"/>
+                <w:iCs w:val="0"/>
+                <w:caps w:val="0"/>
+                <w:color w:val="0F1115"/>
+                <w:spacing w:val="0"/>
+                <w:kern w:val="0"/>
+                <w:sz w:val="15"/>
+                <w:szCs w:val="15"/>
+                <w:bdr w:val="none" w:color="auto" w:sz="0" w:space="0"/>
+                <w:lang w:val="en-US" w:eastAsia="zh-CN" w:bidi="ar"/>
+              </w:rPr>
+              <w:t>Server RPC</w:t>
+            </w:r>
+          </w:p>
+        </w:tc>
+        <w:tc>
+          <w:tcPr>
+            <w:tcW w:w="778" w:type="pct"/>
+            <w:shd w:val="clear" w:color="auto" w:fill="FFFFFF"/>
+            <w:tcMar>
+              <w:top w:w="100" w:type="dxa"/>
+              <w:left w:w="160" w:type="dxa"/>
+              <w:bottom w:w="100" w:type="dxa"/>
+              <w:right w:w="160" w:type="dxa"/>
+            </w:tcMar>
+            <w:vAlign w:val="center"/>
+          </w:tcPr>
+          <w:p>
+            <w:pPr>
+              <w:keepNext w:val="0"/>
+              <w:keepLines w:val="0"/>
+              <w:widowControl/>
+              <w:suppressLineNumbers w:val="0"/>
+              <w:spacing w:line="250" w:lineRule="atLeast"/>
+              <w:jc w:val="center"/>
+              <w:rPr>
+                <w:rFonts w:hint="eastAsia" w:ascii="宋体" w:hAnsi="宋体" w:eastAsia="宋体" w:cs="宋体"/>
+                <w:i w:val="0"/>
+                <w:iCs w:val="0"/>
+                <w:caps w:val="0"/>
+                <w:color w:val="0F1115"/>
+                <w:spacing w:val="0"/>
+                <w:sz w:val="15"/>
+                <w:szCs w:val="15"/>
+              </w:rPr>
+            </w:pPr>
+            <w:r>
+              <w:rPr>
+                <w:rFonts w:hint="eastAsia" w:ascii="宋体" w:hAnsi="宋体" w:eastAsia="宋体" w:cs="宋体"/>
+                <w:i w:val="0"/>
+                <w:iCs w:val="0"/>
+                <w:caps w:val="0"/>
+                <w:color w:val="0F1115"/>
+                <w:spacing w:val="0"/>
+                <w:kern w:val="0"/>
+                <w:sz w:val="15"/>
+                <w:szCs w:val="15"/>
+                <w:bdr w:val="none" w:color="auto" w:sz="0" w:space="0"/>
+                <w:lang w:val="en-US" w:eastAsia="zh-CN" w:bidi="ar"/>
+              </w:rPr>
+              <w:t>客户端</w:t>
+            </w:r>
+          </w:p>
+        </w:tc>
+        <w:tc>
+          <w:tcPr>
+            <w:tcW w:w="1081" w:type="pct"/>
+            <w:shd w:val="clear" w:color="auto" w:fill="FFFFFF"/>
+            <w:tcMar>
+              <w:top w:w="100" w:type="dxa"/>
+              <w:left w:w="160" w:type="dxa"/>
+              <w:bottom w:w="100" w:type="dxa"/>
+              <w:right w:w="160" w:type="dxa"/>
+            </w:tcMar>
+            <w:vAlign w:val="center"/>
+          </w:tcPr>
+          <w:p>
+            <w:pPr>
+              <w:keepNext w:val="0"/>
+              <w:keepLines w:val="0"/>
+              <w:widowControl/>
+              <w:suppressLineNumbers w:val="0"/>
+              <w:spacing w:line="250" w:lineRule="atLeast"/>
+              <w:jc w:val="center"/>
+              <w:rPr>
+                <w:rFonts w:hint="eastAsia" w:ascii="宋体" w:hAnsi="宋体" w:eastAsia="宋体" w:cs="宋体"/>
+                <w:i w:val="0"/>
+                <w:iCs w:val="0"/>
+                <w:caps w:val="0"/>
+                <w:color w:val="0F1115"/>
+                <w:spacing w:val="0"/>
+                <w:sz w:val="15"/>
+                <w:szCs w:val="15"/>
+              </w:rPr>
+            </w:pPr>
+            <w:r>
+              <w:rPr>
+                <w:rFonts w:hint="eastAsia" w:ascii="宋体" w:hAnsi="宋体" w:eastAsia="宋体" w:cs="宋体"/>
+                <w:i w:val="0"/>
+                <w:iCs w:val="0"/>
+                <w:caps w:val="0"/>
+                <w:color w:val="0F1115"/>
+                <w:spacing w:val="0"/>
+                <w:kern w:val="0"/>
+                <w:sz w:val="15"/>
+                <w:szCs w:val="15"/>
+                <w:bdr w:val="none" w:color="auto" w:sz="0" w:space="0"/>
+                <w:lang w:val="en-US" w:eastAsia="zh-CN" w:bidi="ar"/>
+              </w:rPr>
+              <w:t>服务器</w:t>
+            </w:r>
+          </w:p>
+        </w:tc>
+        <w:tc>
+          <w:tcPr>
+            <w:tcW w:w="1987" w:type="pct"/>
+            <w:shd w:val="clear" w:color="auto" w:fill="FFFFFF"/>
+            <w:tcMar>
+              <w:top w:w="100" w:type="dxa"/>
+              <w:left w:w="160" w:type="dxa"/>
+              <w:bottom w:w="100" w:type="dxa"/>
+              <w:right w:w="0" w:type="dxa"/>
+            </w:tcMar>
+            <w:vAlign w:val="center"/>
+          </w:tcPr>
+          <w:p>
+            <w:pPr>
+              <w:keepNext w:val="0"/>
+              <w:keepLines w:val="0"/>
+              <w:widowControl/>
+              <w:suppressLineNumbers w:val="0"/>
+              <w:spacing w:line="250" w:lineRule="atLeast"/>
+              <w:jc w:val="center"/>
+              <w:rPr>
+                <w:rFonts w:hint="eastAsia" w:ascii="宋体" w:hAnsi="宋体" w:eastAsia="宋体" w:cs="宋体"/>
+                <w:i w:val="0"/>
+                <w:iCs w:val="0"/>
+                <w:caps w:val="0"/>
+                <w:color w:val="0F1115"/>
+                <w:spacing w:val="0"/>
+                <w:sz w:val="15"/>
+                <w:szCs w:val="15"/>
+              </w:rPr>
+            </w:pPr>
+            <w:r>
+              <w:rPr>
+                <w:rFonts w:hint="eastAsia" w:ascii="宋体" w:hAnsi="宋体" w:eastAsia="宋体" w:cs="宋体"/>
+                <w:i w:val="0"/>
+                <w:iCs w:val="0"/>
+                <w:caps w:val="0"/>
+                <w:color w:val="0F1115"/>
+                <w:spacing w:val="0"/>
+                <w:kern w:val="0"/>
+                <w:sz w:val="15"/>
+                <w:szCs w:val="15"/>
+                <w:bdr w:val="none" w:color="auto" w:sz="0" w:space="0"/>
+                <w:lang w:val="en-US" w:eastAsia="zh-CN" w:bidi="ar"/>
+              </w:rPr>
+              <w:t>攻击、技能、替身请求</w:t>
+            </w:r>
+          </w:p>
+        </w:tc>
+      </w:tr>
+      <w:tr>
+        <w:tblPrEx>
+          <w:tblBorders>
+            <w:top w:val="single" w:color="auto" w:sz="4" w:space="0"/>
+            <w:left w:val="single" w:color="auto" w:sz="4" w:space="0"/>
+            <w:bottom w:val="single" w:color="auto" w:sz="4" w:space="0"/>
+            <w:right w:val="single" w:color="auto" w:sz="4" w:space="0"/>
+            <w:insideH w:val="single" w:color="auto" w:sz="4" w:space="0"/>
+            <w:insideV w:val="single" w:color="auto" w:sz="4" w:space="0"/>
+          </w:tblBorders>
+          <w:shd w:val="clear" w:color="auto" w:fill="FFFFFF"/>
+          <w:tblCellMar>
+            <w:top w:w="15" w:type="dxa"/>
+            <w:left w:w="15" w:type="dxa"/>
+            <w:bottom w:w="15" w:type="dxa"/>
+            <w:right w:w="15" w:type="dxa"/>
+          </w:tblCellMar>
+        </w:tblPrEx>
+        <w:tc>
+          <w:tcPr>
+            <w:tcW w:w="1152" w:type="pct"/>
+            <w:shd w:val="clear" w:color="auto" w:fill="FFFFFF"/>
+            <w:tcMar>
+              <w:top w:w="100" w:type="dxa"/>
+              <w:left w:w="0" w:type="dxa"/>
+              <w:bottom w:w="100" w:type="dxa"/>
+              <w:right w:w="160" w:type="dxa"/>
+            </w:tcMar>
+            <w:vAlign w:val="center"/>
+          </w:tcPr>
+          <w:p>
+            <w:pPr>
+              <w:keepNext w:val="0"/>
+              <w:keepLines w:val="0"/>
+              <w:widowControl/>
+              <w:suppressLineNumbers w:val="0"/>
+              <w:spacing w:line="250" w:lineRule="atLeast"/>
+              <w:jc w:val="center"/>
+              <w:rPr>
+                <w:rFonts w:hint="eastAsia" w:ascii="宋体" w:hAnsi="宋体" w:eastAsia="宋体" w:cs="宋体"/>
+                <w:i w:val="0"/>
+                <w:iCs w:val="0"/>
+                <w:caps w:val="0"/>
+                <w:color w:val="0F1115"/>
+                <w:spacing w:val="0"/>
+                <w:sz w:val="15"/>
+                <w:szCs w:val="15"/>
+              </w:rPr>
+            </w:pPr>
+            <w:r>
+              <w:rPr>
+                <w:rFonts w:hint="eastAsia" w:ascii="宋体" w:hAnsi="宋体" w:eastAsia="宋体" w:cs="宋体"/>
+                <w:i w:val="0"/>
+                <w:iCs w:val="0"/>
+                <w:caps w:val="0"/>
+                <w:color w:val="0F1115"/>
+                <w:spacing w:val="0"/>
+                <w:kern w:val="0"/>
+                <w:sz w:val="15"/>
+                <w:szCs w:val="15"/>
+                <w:bdr w:val="none" w:color="auto" w:sz="0" w:space="0"/>
+                <w:lang w:val="en-US" w:eastAsia="zh-CN" w:bidi="ar"/>
+              </w:rPr>
+              <w:t>Client RPC</w:t>
+            </w:r>
+          </w:p>
+        </w:tc>
+        <w:tc>
+          <w:tcPr>
+            <w:tcW w:w="778" w:type="pct"/>
+            <w:shd w:val="clear" w:color="auto" w:fill="FFFFFF"/>
+            <w:tcMar>
+              <w:top w:w="100" w:type="dxa"/>
+              <w:left w:w="160" w:type="dxa"/>
+              <w:bottom w:w="100" w:type="dxa"/>
+              <w:right w:w="160" w:type="dxa"/>
+            </w:tcMar>
+            <w:vAlign w:val="center"/>
+          </w:tcPr>
+          <w:p>
+            <w:pPr>
+              <w:keepNext w:val="0"/>
+              <w:keepLines w:val="0"/>
+              <w:widowControl/>
+              <w:suppressLineNumbers w:val="0"/>
+              <w:spacing w:line="250" w:lineRule="atLeast"/>
+              <w:jc w:val="center"/>
+              <w:rPr>
+                <w:rFonts w:hint="eastAsia" w:ascii="宋体" w:hAnsi="宋体" w:eastAsia="宋体" w:cs="宋体"/>
+                <w:i w:val="0"/>
+                <w:iCs w:val="0"/>
+                <w:caps w:val="0"/>
+                <w:color w:val="0F1115"/>
+                <w:spacing w:val="0"/>
+                <w:sz w:val="15"/>
+                <w:szCs w:val="15"/>
+              </w:rPr>
+            </w:pPr>
+            <w:r>
+              <w:rPr>
+                <w:rFonts w:hint="eastAsia" w:ascii="宋体" w:hAnsi="宋体" w:eastAsia="宋体" w:cs="宋体"/>
+                <w:i w:val="0"/>
+                <w:iCs w:val="0"/>
+                <w:caps w:val="0"/>
+                <w:color w:val="0F1115"/>
+                <w:spacing w:val="0"/>
+                <w:kern w:val="0"/>
+                <w:sz w:val="15"/>
+                <w:szCs w:val="15"/>
+                <w:bdr w:val="none" w:color="auto" w:sz="0" w:space="0"/>
+                <w:lang w:val="en-US" w:eastAsia="zh-CN" w:bidi="ar"/>
+              </w:rPr>
+              <w:t>服务器</w:t>
+            </w:r>
+          </w:p>
+        </w:tc>
+        <w:tc>
+          <w:tcPr>
+            <w:tcW w:w="1081" w:type="pct"/>
+            <w:shd w:val="clear" w:color="auto" w:fill="FFFFFF"/>
+            <w:tcMar>
+              <w:top w:w="100" w:type="dxa"/>
+              <w:left w:w="160" w:type="dxa"/>
+              <w:bottom w:w="100" w:type="dxa"/>
+              <w:right w:w="160" w:type="dxa"/>
+            </w:tcMar>
+            <w:vAlign w:val="center"/>
+          </w:tcPr>
+          <w:p>
+            <w:pPr>
+              <w:keepNext w:val="0"/>
+              <w:keepLines w:val="0"/>
+              <w:widowControl/>
+              <w:suppressLineNumbers w:val="0"/>
+              <w:spacing w:line="250" w:lineRule="atLeast"/>
+              <w:jc w:val="center"/>
+              <w:rPr>
+                <w:rFonts w:hint="eastAsia" w:ascii="宋体" w:hAnsi="宋体" w:eastAsia="宋体" w:cs="宋体"/>
+                <w:i w:val="0"/>
+                <w:iCs w:val="0"/>
+                <w:caps w:val="0"/>
+                <w:color w:val="0F1115"/>
+                <w:spacing w:val="0"/>
+                <w:sz w:val="15"/>
+                <w:szCs w:val="15"/>
+              </w:rPr>
+            </w:pPr>
+            <w:r>
+              <w:rPr>
+                <w:rFonts w:hint="eastAsia" w:ascii="宋体" w:hAnsi="宋体" w:eastAsia="宋体" w:cs="宋体"/>
+                <w:i w:val="0"/>
+                <w:iCs w:val="0"/>
+                <w:caps w:val="0"/>
+                <w:color w:val="0F1115"/>
+                <w:spacing w:val="0"/>
+                <w:kern w:val="0"/>
+                <w:sz w:val="15"/>
+                <w:szCs w:val="15"/>
+                <w:bdr w:val="none" w:color="auto" w:sz="0" w:space="0"/>
+                <w:lang w:val="en-US" w:eastAsia="zh-CN" w:bidi="ar"/>
+              </w:rPr>
+              <w:t>特定客户端</w:t>
+            </w:r>
+          </w:p>
+        </w:tc>
+        <w:tc>
+          <w:tcPr>
+            <w:tcW w:w="1987" w:type="pct"/>
+            <w:shd w:val="clear" w:color="auto" w:fill="FFFFFF"/>
+            <w:tcMar>
+              <w:top w:w="100" w:type="dxa"/>
+              <w:left w:w="160" w:type="dxa"/>
+              <w:bottom w:w="100" w:type="dxa"/>
+              <w:right w:w="0" w:type="dxa"/>
+            </w:tcMar>
+            <w:vAlign w:val="center"/>
+          </w:tcPr>
+          <w:p>
+            <w:pPr>
+              <w:keepNext w:val="0"/>
+              <w:keepLines w:val="0"/>
+              <w:widowControl/>
+              <w:suppressLineNumbers w:val="0"/>
+              <w:spacing w:line="250" w:lineRule="atLeast"/>
+              <w:jc w:val="center"/>
+              <w:rPr>
+                <w:rFonts w:hint="eastAsia" w:ascii="宋体" w:hAnsi="宋体" w:eastAsia="宋体" w:cs="宋体"/>
+                <w:i w:val="0"/>
+                <w:iCs w:val="0"/>
+                <w:caps w:val="0"/>
+                <w:color w:val="0F1115"/>
+                <w:spacing w:val="0"/>
+                <w:sz w:val="15"/>
+                <w:szCs w:val="15"/>
+              </w:rPr>
+            </w:pPr>
+            <w:r>
+              <w:rPr>
+                <w:rFonts w:hint="eastAsia" w:ascii="宋体" w:hAnsi="宋体" w:eastAsia="宋体" w:cs="宋体"/>
+                <w:i w:val="0"/>
+                <w:iCs w:val="0"/>
+                <w:caps w:val="0"/>
+                <w:color w:val="0F1115"/>
+                <w:spacing w:val="0"/>
+                <w:kern w:val="0"/>
+                <w:sz w:val="15"/>
+                <w:szCs w:val="15"/>
+                <w:bdr w:val="none" w:color="auto" w:sz="0" w:space="0"/>
+                <w:lang w:val="en-US" w:eastAsia="zh-CN" w:bidi="ar"/>
+              </w:rPr>
+              <w:t>UI更新、输入模式切换</w:t>
+            </w:r>
+          </w:p>
+        </w:tc>
+      </w:tr>
+      <w:tr>
+        <w:tblPrEx>
+          <w:tblBorders>
+            <w:top w:val="single" w:color="auto" w:sz="4" w:space="0"/>
+            <w:left w:val="single" w:color="auto" w:sz="4" w:space="0"/>
+            <w:bottom w:val="single" w:color="auto" w:sz="4" w:space="0"/>
+            <w:right w:val="single" w:color="auto" w:sz="4" w:space="0"/>
+            <w:insideH w:val="single" w:color="auto" w:sz="4" w:space="0"/>
+            <w:insideV w:val="single" w:color="auto" w:sz="4" w:space="0"/>
+          </w:tblBorders>
+          <w:shd w:val="clear" w:color="auto" w:fill="FFFFFF"/>
+          <w:tblCellMar>
+            <w:top w:w="15" w:type="dxa"/>
+            <w:left w:w="15" w:type="dxa"/>
+            <w:bottom w:w="15" w:type="dxa"/>
+            <w:right w:w="15" w:type="dxa"/>
+          </w:tblCellMar>
+        </w:tblPrEx>
+        <w:tc>
+          <w:tcPr>
+            <w:tcW w:w="1152" w:type="pct"/>
+            <w:shd w:val="clear" w:color="auto" w:fill="FFFFFF"/>
+            <w:tcMar>
+              <w:top w:w="100" w:type="dxa"/>
+              <w:left w:w="0" w:type="dxa"/>
+              <w:bottom w:w="100" w:type="dxa"/>
+              <w:right w:w="160" w:type="dxa"/>
+            </w:tcMar>
+            <w:vAlign w:val="center"/>
+          </w:tcPr>
+          <w:p>
+            <w:pPr>
+              <w:keepNext w:val="0"/>
+              <w:keepLines w:val="0"/>
+              <w:widowControl/>
+              <w:suppressLineNumbers w:val="0"/>
+              <w:spacing w:line="250" w:lineRule="atLeast"/>
+              <w:jc w:val="center"/>
+              <w:rPr>
+                <w:rFonts w:hint="eastAsia" w:ascii="宋体" w:hAnsi="宋体" w:eastAsia="宋体" w:cs="宋体"/>
+                <w:i w:val="0"/>
+                <w:iCs w:val="0"/>
+                <w:caps w:val="0"/>
+                <w:color w:val="0F1115"/>
+                <w:spacing w:val="0"/>
+                <w:sz w:val="15"/>
+                <w:szCs w:val="15"/>
+              </w:rPr>
+            </w:pPr>
+            <w:r>
+              <w:rPr>
+                <w:rFonts w:hint="eastAsia" w:ascii="宋体" w:hAnsi="宋体" w:eastAsia="宋体" w:cs="宋体"/>
+                <w:i w:val="0"/>
+                <w:iCs w:val="0"/>
+                <w:caps w:val="0"/>
+                <w:color w:val="0F1115"/>
+                <w:spacing w:val="0"/>
+                <w:kern w:val="0"/>
+                <w:sz w:val="15"/>
+                <w:szCs w:val="15"/>
+                <w:bdr w:val="none" w:color="auto" w:sz="0" w:space="0"/>
+                <w:lang w:val="en-US" w:eastAsia="zh-CN" w:bidi="ar"/>
+              </w:rPr>
+              <w:t>Multicast RPC</w:t>
+            </w:r>
+          </w:p>
+        </w:tc>
+        <w:tc>
+          <w:tcPr>
+            <w:tcW w:w="778" w:type="pct"/>
+            <w:shd w:val="clear" w:color="auto" w:fill="FFFFFF"/>
+            <w:tcMar>
+              <w:top w:w="100" w:type="dxa"/>
+              <w:left w:w="160" w:type="dxa"/>
+              <w:bottom w:w="100" w:type="dxa"/>
+              <w:right w:w="160" w:type="dxa"/>
+            </w:tcMar>
+            <w:vAlign w:val="center"/>
+          </w:tcPr>
+          <w:p>
+            <w:pPr>
+              <w:keepNext w:val="0"/>
+              <w:keepLines w:val="0"/>
+              <w:widowControl/>
+              <w:suppressLineNumbers w:val="0"/>
+              <w:spacing w:line="250" w:lineRule="atLeast"/>
+              <w:jc w:val="center"/>
+              <w:rPr>
+                <w:rFonts w:hint="eastAsia" w:ascii="宋体" w:hAnsi="宋体" w:eastAsia="宋体" w:cs="宋体"/>
+                <w:i w:val="0"/>
+                <w:iCs w:val="0"/>
+                <w:caps w:val="0"/>
+                <w:color w:val="0F1115"/>
+                <w:spacing w:val="0"/>
+                <w:sz w:val="15"/>
+                <w:szCs w:val="15"/>
+              </w:rPr>
+            </w:pPr>
+            <w:r>
+              <w:rPr>
+                <w:rFonts w:hint="eastAsia" w:ascii="宋体" w:hAnsi="宋体" w:eastAsia="宋体" w:cs="宋体"/>
+                <w:i w:val="0"/>
+                <w:iCs w:val="0"/>
+                <w:caps w:val="0"/>
+                <w:color w:val="0F1115"/>
+                <w:spacing w:val="0"/>
+                <w:kern w:val="0"/>
+                <w:sz w:val="15"/>
+                <w:szCs w:val="15"/>
+                <w:bdr w:val="none" w:color="auto" w:sz="0" w:space="0"/>
+                <w:lang w:val="en-US" w:eastAsia="zh-CN" w:bidi="ar"/>
+              </w:rPr>
+              <w:t>服务器</w:t>
+            </w:r>
+          </w:p>
+        </w:tc>
+        <w:tc>
+          <w:tcPr>
+            <w:tcW w:w="1081" w:type="pct"/>
+            <w:shd w:val="clear" w:color="auto" w:fill="FFFFFF"/>
+            <w:tcMar>
+              <w:top w:w="100" w:type="dxa"/>
+              <w:left w:w="160" w:type="dxa"/>
+              <w:bottom w:w="100" w:type="dxa"/>
+              <w:right w:w="160" w:type="dxa"/>
+            </w:tcMar>
+            <w:vAlign w:val="center"/>
+          </w:tcPr>
+          <w:p>
+            <w:pPr>
+              <w:keepNext w:val="0"/>
+              <w:keepLines w:val="0"/>
+              <w:widowControl/>
+              <w:suppressLineNumbers w:val="0"/>
+              <w:spacing w:line="250" w:lineRule="atLeast"/>
+              <w:jc w:val="center"/>
+              <w:rPr>
+                <w:rFonts w:hint="eastAsia" w:ascii="宋体" w:hAnsi="宋体" w:eastAsia="宋体" w:cs="宋体"/>
+                <w:i w:val="0"/>
+                <w:iCs w:val="0"/>
+                <w:caps w:val="0"/>
+                <w:color w:val="0F1115"/>
+                <w:spacing w:val="0"/>
+                <w:sz w:val="15"/>
+                <w:szCs w:val="15"/>
+              </w:rPr>
+            </w:pPr>
+            <w:r>
+              <w:rPr>
+                <w:rFonts w:hint="eastAsia" w:ascii="宋体" w:hAnsi="宋体" w:eastAsia="宋体" w:cs="宋体"/>
+                <w:i w:val="0"/>
+                <w:iCs w:val="0"/>
+                <w:caps w:val="0"/>
+                <w:color w:val="0F1115"/>
+                <w:spacing w:val="0"/>
+                <w:kern w:val="0"/>
+                <w:sz w:val="15"/>
+                <w:szCs w:val="15"/>
+                <w:bdr w:val="none" w:color="auto" w:sz="0" w:space="0"/>
+                <w:lang w:val="en-US" w:eastAsia="zh-CN" w:bidi="ar"/>
+              </w:rPr>
+              <w:t>所有客户端</w:t>
+            </w:r>
+          </w:p>
+        </w:tc>
+        <w:tc>
+          <w:tcPr>
+            <w:tcW w:w="1987" w:type="pct"/>
+            <w:shd w:val="clear" w:color="auto" w:fill="FFFFFF"/>
+            <w:tcMar>
+              <w:top w:w="100" w:type="dxa"/>
+              <w:left w:w="160" w:type="dxa"/>
+              <w:bottom w:w="100" w:type="dxa"/>
+              <w:right w:w="0" w:type="dxa"/>
+            </w:tcMar>
+            <w:vAlign w:val="center"/>
+          </w:tcPr>
+          <w:p>
+            <w:pPr>
+              <w:keepNext w:val="0"/>
+              <w:keepLines w:val="0"/>
+              <w:widowControl/>
+              <w:suppressLineNumbers w:val="0"/>
+              <w:spacing w:line="250" w:lineRule="atLeast"/>
+              <w:jc w:val="center"/>
+              <w:rPr>
+                <w:rFonts w:hint="eastAsia" w:ascii="宋体" w:hAnsi="宋体" w:eastAsia="宋体" w:cs="宋体"/>
+                <w:i w:val="0"/>
+                <w:iCs w:val="0"/>
+                <w:caps w:val="0"/>
+                <w:color w:val="0F1115"/>
+                <w:spacing w:val="0"/>
+                <w:sz w:val="15"/>
+                <w:szCs w:val="15"/>
+              </w:rPr>
+            </w:pPr>
+            <w:r>
+              <w:rPr>
+                <w:rFonts w:hint="eastAsia" w:ascii="宋体" w:hAnsi="宋体" w:eastAsia="宋体" w:cs="宋体"/>
+                <w:i w:val="0"/>
+                <w:iCs w:val="0"/>
+                <w:caps w:val="0"/>
+                <w:color w:val="0F1115"/>
+                <w:spacing w:val="0"/>
+                <w:kern w:val="0"/>
+                <w:sz w:val="15"/>
+                <w:szCs w:val="15"/>
+                <w:bdr w:val="none" w:color="auto" w:sz="0" w:space="0"/>
+                <w:lang w:val="en-US" w:eastAsia="zh-CN" w:bidi="ar"/>
+              </w:rPr>
+              <w:t>碰撞盒同步、动画效果同步</w:t>
+            </w:r>
+          </w:p>
+        </w:tc>
+      </w:tr>
+    </w:tbl>
+    <w:p>
+      <w:pPr>
+        <w:ind w:firstLine="420" w:firstLineChars="0"/>
+        <w:rPr>
+          <w:rFonts w:hint="default" w:ascii="宋体" w:hAnsi="宋体" w:eastAsia="宋体" w:cs="宋体"/>
+          <w:sz w:val="24"/>
+          <w:szCs w:val="24"/>
+          <w:lang w:val="en-US" w:eastAsia="zh-CN"/>
+        </w:rPr>
+      </w:pPr>
     </w:p>
     <w:p>
       <w:pPr>
@@ -5246,7 +9320,7 @@
           <w:szCs w:val="28"/>
           <w:lang w:val="en-US" w:eastAsia="zh-CN"/>
         </w:rPr>
-        <w:t>4.4.2.角色攻击</w:t>
+        <w:t>4.4.3.角色攻击</w:t>
       </w:r>
     </w:p>
     <w:p>
@@ -5272,6 +9346,49 @@
     <w:p>
       <w:pPr>
         <w:rPr>
+          <w:rFonts w:hint="eastAsia"/>
+        </w:rPr>
+      </w:pPr>
+    </w:p>
+    <w:p>
+      <w:pPr>
+        <w:pStyle w:val="3"/>
+        <w:rPr>
+          <w:rFonts w:hint="eastAsia" w:ascii="宋体" w:hAnsi="宋体" w:eastAsia="宋体" w:cs="宋体"/>
+        </w:rPr>
+      </w:pPr>
+      <w:bookmarkStart w:id="11" w:name="_Toc19922"/>
+      <w:r>
+        <w:rPr>
+          <w:rFonts w:hint="eastAsia" w:ascii="宋体" w:hAnsi="宋体" w:eastAsia="宋体" w:cs="宋体"/>
+          <w:lang w:val="en-US" w:eastAsia="zh-CN"/>
+        </w:rPr>
+        <w:t>4</w:t>
+      </w:r>
+      <w:r>
+        <w:rPr>
+          <w:rFonts w:hint="eastAsia" w:ascii="宋体" w:hAnsi="宋体" w:eastAsia="宋体" w:cs="宋体"/>
+        </w:rPr>
+        <w:t>.</w:t>
+      </w:r>
+      <w:r>
+        <w:rPr>
+          <w:rFonts w:hint="eastAsia" w:ascii="宋体" w:hAnsi="宋体" w:eastAsia="宋体" w:cs="宋体"/>
+          <w:lang w:val="en-US" w:eastAsia="zh-CN"/>
+        </w:rPr>
+        <w:t>4.</w:t>
+      </w:r>
+      <w:bookmarkEnd w:id="11"/>
+      <w:r>
+        <w:rPr>
+          <w:rFonts w:hint="eastAsia" w:ascii="宋体" w:hAnsi="宋体" w:eastAsia="宋体" w:cs="宋体"/>
+        </w:rPr>
+        <w:t>角色系统</w:t>
+      </w:r>
+    </w:p>
+    <w:p>
+      <w:pPr>
+        <w:rPr>
           <w:rFonts w:hint="eastAsia" w:ascii="宋体" w:hAnsi="宋体" w:eastAsia="宋体" w:cs="宋体"/>
           <w:sz w:val="28"/>
           <w:szCs w:val="28"/>
@@ -5285,14 +9402,1838 @@
           <w:szCs w:val="28"/>
           <w:lang w:val="en-US" w:eastAsia="zh-CN"/>
         </w:rPr>
-        <w:t>4.4.3.角色攻击</w:t>
-      </w:r>
-      <w:bookmarkStart w:id="17" w:name="_GoBack"/>
-      <w:bookmarkEnd w:id="17"/>
+        <w:t>4.4.1.角色属性配置</w:t>
+      </w:r>
     </w:p>
     <w:p>
       <w:pPr>
         <w:ind w:firstLine="420" w:firstLineChars="0"/>
+        <w:rPr>
+          <w:rFonts w:hint="default" w:ascii="宋体" w:hAnsi="宋体" w:eastAsia="宋体" w:cs="宋体"/>
+          <w:sz w:val="24"/>
+          <w:szCs w:val="24"/>
+          <w:lang w:val="en-US" w:eastAsia="zh-CN"/>
+        </w:rPr>
+      </w:pPr>
+      <w:r>
+        <w:rPr>
+          <w:rFonts w:hint="eastAsia" w:ascii="宋体" w:hAnsi="宋体" w:eastAsia="宋体" w:cs="宋体"/>
+          <w:sz w:val="24"/>
+          <w:szCs w:val="24"/>
+          <w:lang w:val="en-US" w:eastAsia="zh-CN"/>
+        </w:rPr>
+        <w:t>Lobby：空地图，自动打开初始界面UI</w:t>
+      </w:r>
+    </w:p>
+    <w:p>
+      <w:pPr>
+        <w:ind w:firstLine="420" w:firstLineChars="0"/>
+        <w:rPr>
+          <w:rFonts w:hint="eastAsia" w:ascii="宋体" w:hAnsi="宋体" w:eastAsia="宋体" w:cs="宋体"/>
+          <w:sz w:val="24"/>
+          <w:szCs w:val="24"/>
+          <w:lang w:val="en-US" w:eastAsia="zh-CN"/>
+        </w:rPr>
+      </w:pPr>
+      <w:r>
+        <w:rPr>
+          <w:rFonts w:hint="eastAsia" w:ascii="宋体" w:hAnsi="宋体" w:eastAsia="宋体" w:cs="宋体"/>
+          <w:sz w:val="24"/>
+          <w:szCs w:val="24"/>
+          <w:lang w:val="en-US" w:eastAsia="zh-CN"/>
+        </w:rPr>
+        <w:t>Transition：空地图，自动打开加载界面UI，进入决斗场的加载地图</w:t>
+      </w:r>
+    </w:p>
+    <w:p>
+      <w:pPr>
+        <w:ind w:firstLine="420" w:firstLineChars="0"/>
+        <w:rPr>
+          <w:rFonts w:hint="eastAsia" w:ascii="宋体" w:hAnsi="宋体" w:eastAsia="宋体" w:cs="宋体"/>
+          <w:sz w:val="24"/>
+          <w:szCs w:val="24"/>
+          <w:lang w:val="en-US" w:eastAsia="zh-CN"/>
+        </w:rPr>
+      </w:pPr>
+      <w:r>
+        <w:rPr>
+          <w:rFonts w:hint="default" w:ascii="宋体" w:hAnsi="宋体" w:eastAsia="宋体" w:cs="宋体"/>
+          <w:sz w:val="24"/>
+          <w:szCs w:val="24"/>
+          <w:lang w:val="en-US" w:eastAsia="zh-CN"/>
+        </w:rPr>
+        <w:t>Arena</w:t>
+      </w:r>
+      <w:r>
+        <w:rPr>
+          <w:rFonts w:hint="eastAsia" w:ascii="宋体" w:hAnsi="宋体" w:eastAsia="宋体" w:cs="宋体"/>
+          <w:sz w:val="24"/>
+          <w:szCs w:val="24"/>
+          <w:lang w:val="en-US" w:eastAsia="zh-CN"/>
+        </w:rPr>
+        <w:t>：决斗场</w:t>
+      </w:r>
+    </w:p>
+    <w:tbl>
+      <w:tblPr>
+        <w:tblW w:w="4998" w:type="pct"/>
+        <w:tblInd w:w="0" w:type="dxa"/>
+        <w:tblBorders>
+          <w:top w:val="single" w:color="auto" w:sz="4" w:space="0"/>
+          <w:left w:val="single" w:color="auto" w:sz="4" w:space="0"/>
+          <w:bottom w:val="single" w:color="auto" w:sz="4" w:space="0"/>
+          <w:right w:val="single" w:color="auto" w:sz="4" w:space="0"/>
+          <w:insideH w:val="single" w:color="auto" w:sz="4" w:space="0"/>
+          <w:insideV w:val="single" w:color="auto" w:sz="4" w:space="0"/>
+        </w:tblBorders>
+        <w:shd w:val="clear" w:color="auto" w:fill="FFFFFF"/>
+        <w:tblLayout w:type="autofit"/>
+        <w:tblCellMar>
+          <w:top w:w="15" w:type="dxa"/>
+          <w:left w:w="15" w:type="dxa"/>
+          <w:bottom w:w="15" w:type="dxa"/>
+          <w:right w:w="15" w:type="dxa"/>
+        </w:tblCellMar>
+      </w:tblPr>
+      <w:tblGrid>
+        <w:gridCol w:w="2631"/>
+        <w:gridCol w:w="1603"/>
+        <w:gridCol w:w="1777"/>
+        <w:gridCol w:w="2457"/>
+      </w:tblGrid>
+      <w:tr>
+        <w:tblPrEx>
+          <w:tblBorders>
+            <w:top w:val="single" w:color="auto" w:sz="4" w:space="0"/>
+            <w:left w:val="single" w:color="auto" w:sz="4" w:space="0"/>
+            <w:bottom w:val="single" w:color="auto" w:sz="4" w:space="0"/>
+            <w:right w:val="single" w:color="auto" w:sz="4" w:space="0"/>
+            <w:insideH w:val="single" w:color="auto" w:sz="4" w:space="0"/>
+            <w:insideV w:val="single" w:color="auto" w:sz="4" w:space="0"/>
+          </w:tblBorders>
+          <w:tblCellMar>
+            <w:top w:w="15" w:type="dxa"/>
+            <w:left w:w="15" w:type="dxa"/>
+            <w:bottom w:w="15" w:type="dxa"/>
+            <w:right w:w="15" w:type="dxa"/>
+          </w:tblCellMar>
+        </w:tblPrEx>
+        <w:trPr>
+          <w:tblHeader/>
+        </w:trPr>
+        <w:tc>
+          <w:tcPr>
+            <w:tcW w:w="1553" w:type="pct"/>
+            <w:shd w:val="clear" w:color="auto" w:fill="FFFFFF"/>
+            <w:tcMar>
+              <w:top w:w="100" w:type="dxa"/>
+              <w:left w:w="0" w:type="dxa"/>
+              <w:bottom w:w="100" w:type="dxa"/>
+              <w:right w:w="160" w:type="dxa"/>
+            </w:tcMar>
+            <w:vAlign w:val="center"/>
+          </w:tcPr>
+          <w:p>
+            <w:pPr>
+              <w:keepNext w:val="0"/>
+              <w:keepLines w:val="0"/>
+              <w:widowControl/>
+              <w:suppressLineNumbers w:val="0"/>
+              <w:spacing w:line="250" w:lineRule="atLeast"/>
+              <w:jc w:val="center"/>
+              <w:rPr>
+                <w:rFonts w:hint="eastAsia" w:ascii="宋体" w:hAnsi="宋体" w:eastAsia="宋体" w:cs="宋体"/>
+                <w:i w:val="0"/>
+                <w:iCs w:val="0"/>
+                <w:caps w:val="0"/>
+                <w:color w:val="0F1115"/>
+                <w:spacing w:val="0"/>
+                <w:sz w:val="15"/>
+                <w:szCs w:val="15"/>
+              </w:rPr>
+            </w:pPr>
+            <w:r>
+              <w:rPr>
+                <w:rFonts w:hint="eastAsia" w:ascii="宋体" w:hAnsi="宋体" w:eastAsia="宋体" w:cs="宋体"/>
+                <w:i w:val="0"/>
+                <w:iCs w:val="0"/>
+                <w:caps w:val="0"/>
+                <w:color w:val="0F1115"/>
+                <w:spacing w:val="0"/>
+                <w:kern w:val="0"/>
+                <w:sz w:val="15"/>
+                <w:szCs w:val="15"/>
+                <w:bdr w:val="none" w:color="auto" w:sz="0" w:space="0"/>
+                <w:lang w:val="en-US" w:eastAsia="zh-CN" w:bidi="ar"/>
+              </w:rPr>
+              <w:t>属性</w:t>
+            </w:r>
+          </w:p>
+        </w:tc>
+        <w:tc>
+          <w:tcPr>
+            <w:tcW w:w="946" w:type="pct"/>
+            <w:shd w:val="clear" w:color="auto" w:fill="FFFFFF"/>
+            <w:tcMar>
+              <w:top w:w="100" w:type="dxa"/>
+              <w:left w:w="160" w:type="dxa"/>
+              <w:bottom w:w="100" w:type="dxa"/>
+              <w:right w:w="160" w:type="dxa"/>
+            </w:tcMar>
+            <w:vAlign w:val="center"/>
+          </w:tcPr>
+          <w:p>
+            <w:pPr>
+              <w:keepNext w:val="0"/>
+              <w:keepLines w:val="0"/>
+              <w:widowControl/>
+              <w:suppressLineNumbers w:val="0"/>
+              <w:spacing w:line="250" w:lineRule="atLeast"/>
+              <w:jc w:val="center"/>
+              <w:rPr>
+                <w:rFonts w:hint="eastAsia" w:ascii="宋体" w:hAnsi="宋体" w:eastAsia="宋体" w:cs="宋体"/>
+                <w:i w:val="0"/>
+                <w:iCs w:val="0"/>
+                <w:caps w:val="0"/>
+                <w:color w:val="0F1115"/>
+                <w:spacing w:val="0"/>
+                <w:sz w:val="15"/>
+                <w:szCs w:val="15"/>
+              </w:rPr>
+            </w:pPr>
+            <w:r>
+              <w:rPr>
+                <w:rFonts w:hint="eastAsia" w:ascii="宋体" w:hAnsi="宋体" w:eastAsia="宋体" w:cs="宋体"/>
+                <w:i w:val="0"/>
+                <w:iCs w:val="0"/>
+                <w:caps w:val="0"/>
+                <w:color w:val="0F1115"/>
+                <w:spacing w:val="0"/>
+                <w:kern w:val="0"/>
+                <w:sz w:val="15"/>
+                <w:szCs w:val="15"/>
+                <w:bdr w:val="none" w:color="auto" w:sz="0" w:space="0"/>
+                <w:lang w:val="en-US" w:eastAsia="zh-CN" w:bidi="ar"/>
+              </w:rPr>
+              <w:t>类型</w:t>
+            </w:r>
+          </w:p>
+        </w:tc>
+        <w:tc>
+          <w:tcPr>
+            <w:tcW w:w="1049" w:type="pct"/>
+            <w:shd w:val="clear" w:color="auto" w:fill="FFFFFF"/>
+            <w:tcMar>
+              <w:top w:w="100" w:type="dxa"/>
+              <w:left w:w="160" w:type="dxa"/>
+              <w:bottom w:w="100" w:type="dxa"/>
+              <w:right w:w="160" w:type="dxa"/>
+            </w:tcMar>
+            <w:vAlign w:val="center"/>
+          </w:tcPr>
+          <w:p>
+            <w:pPr>
+              <w:keepNext w:val="0"/>
+              <w:keepLines w:val="0"/>
+              <w:widowControl/>
+              <w:suppressLineNumbers w:val="0"/>
+              <w:spacing w:line="250" w:lineRule="atLeast"/>
+              <w:jc w:val="center"/>
+              <w:rPr>
+                <w:rFonts w:hint="eastAsia" w:ascii="宋体" w:hAnsi="宋体" w:eastAsia="宋体" w:cs="宋体"/>
+                <w:i w:val="0"/>
+                <w:iCs w:val="0"/>
+                <w:caps w:val="0"/>
+                <w:color w:val="0F1115"/>
+                <w:spacing w:val="0"/>
+                <w:sz w:val="15"/>
+                <w:szCs w:val="15"/>
+              </w:rPr>
+            </w:pPr>
+            <w:r>
+              <w:rPr>
+                <w:rFonts w:hint="eastAsia" w:ascii="宋体" w:hAnsi="宋体" w:eastAsia="宋体" w:cs="宋体"/>
+                <w:i w:val="0"/>
+                <w:iCs w:val="0"/>
+                <w:caps w:val="0"/>
+                <w:color w:val="0F1115"/>
+                <w:spacing w:val="0"/>
+                <w:kern w:val="0"/>
+                <w:sz w:val="15"/>
+                <w:szCs w:val="15"/>
+                <w:bdr w:val="none" w:color="auto" w:sz="0" w:space="0"/>
+                <w:lang w:val="en-US" w:eastAsia="zh-CN" w:bidi="ar"/>
+              </w:rPr>
+              <w:t>默认值</w:t>
+            </w:r>
+          </w:p>
+        </w:tc>
+        <w:tc>
+          <w:tcPr>
+            <w:tcW w:w="1450" w:type="pct"/>
+            <w:shd w:val="clear" w:color="auto" w:fill="FFFFFF"/>
+            <w:tcMar>
+              <w:top w:w="100" w:type="dxa"/>
+              <w:left w:w="160" w:type="dxa"/>
+              <w:bottom w:w="100" w:type="dxa"/>
+              <w:right w:w="160" w:type="dxa"/>
+            </w:tcMar>
+            <w:vAlign w:val="center"/>
+          </w:tcPr>
+          <w:p>
+            <w:pPr>
+              <w:keepNext w:val="0"/>
+              <w:keepLines w:val="0"/>
+              <w:widowControl/>
+              <w:suppressLineNumbers w:val="0"/>
+              <w:spacing w:line="250" w:lineRule="atLeast"/>
+              <w:jc w:val="center"/>
+              <w:rPr>
+                <w:rFonts w:hint="eastAsia" w:ascii="宋体" w:hAnsi="宋体" w:eastAsia="宋体" w:cs="宋体"/>
+                <w:i w:val="0"/>
+                <w:iCs w:val="0"/>
+                <w:caps w:val="0"/>
+                <w:color w:val="0F1115"/>
+                <w:spacing w:val="0"/>
+                <w:sz w:val="15"/>
+                <w:szCs w:val="15"/>
+              </w:rPr>
+            </w:pPr>
+            <w:r>
+              <w:rPr>
+                <w:rFonts w:hint="eastAsia" w:ascii="宋体" w:hAnsi="宋体" w:eastAsia="宋体" w:cs="宋体"/>
+                <w:i w:val="0"/>
+                <w:iCs w:val="0"/>
+                <w:caps w:val="0"/>
+                <w:color w:val="0F1115"/>
+                <w:spacing w:val="0"/>
+                <w:kern w:val="0"/>
+                <w:sz w:val="15"/>
+                <w:szCs w:val="15"/>
+                <w:bdr w:val="none" w:color="auto" w:sz="0" w:space="0"/>
+                <w:lang w:val="en-US" w:eastAsia="zh-CN" w:bidi="ar"/>
+              </w:rPr>
+              <w:t>说明</w:t>
+            </w:r>
+          </w:p>
+        </w:tc>
+      </w:tr>
+      <w:tr>
+        <w:tblPrEx>
+          <w:tblBorders>
+            <w:top w:val="single" w:color="auto" w:sz="4" w:space="0"/>
+            <w:left w:val="single" w:color="auto" w:sz="4" w:space="0"/>
+            <w:bottom w:val="single" w:color="auto" w:sz="4" w:space="0"/>
+            <w:right w:val="single" w:color="auto" w:sz="4" w:space="0"/>
+            <w:insideH w:val="single" w:color="auto" w:sz="4" w:space="0"/>
+            <w:insideV w:val="single" w:color="auto" w:sz="4" w:space="0"/>
+          </w:tblBorders>
+          <w:shd w:val="clear" w:color="auto" w:fill="FFFFFF"/>
+          <w:tblCellMar>
+            <w:top w:w="15" w:type="dxa"/>
+            <w:left w:w="15" w:type="dxa"/>
+            <w:bottom w:w="15" w:type="dxa"/>
+            <w:right w:w="15" w:type="dxa"/>
+          </w:tblCellMar>
+        </w:tblPrEx>
+        <w:tc>
+          <w:tcPr>
+            <w:tcW w:w="1553" w:type="pct"/>
+            <w:shd w:val="clear" w:color="auto" w:fill="FFFFFF"/>
+            <w:tcMar>
+              <w:top w:w="100" w:type="dxa"/>
+              <w:left w:w="0" w:type="dxa"/>
+              <w:bottom w:w="100" w:type="dxa"/>
+              <w:right w:w="160" w:type="dxa"/>
+            </w:tcMar>
+            <w:vAlign w:val="center"/>
+          </w:tcPr>
+          <w:p>
+            <w:pPr>
+              <w:keepNext w:val="0"/>
+              <w:keepLines w:val="0"/>
+              <w:widowControl/>
+              <w:suppressLineNumbers w:val="0"/>
+              <w:spacing w:line="250" w:lineRule="atLeast"/>
+              <w:jc w:val="center"/>
+              <w:rPr>
+                <w:rFonts w:hint="eastAsia" w:ascii="宋体" w:hAnsi="宋体" w:eastAsia="宋体" w:cs="宋体"/>
+                <w:i w:val="0"/>
+                <w:iCs w:val="0"/>
+                <w:caps w:val="0"/>
+                <w:color w:val="0F1115"/>
+                <w:spacing w:val="0"/>
+                <w:sz w:val="15"/>
+                <w:szCs w:val="15"/>
+              </w:rPr>
+            </w:pPr>
+            <w:r>
+              <w:rPr>
+                <w:rFonts w:hint="eastAsia" w:ascii="宋体" w:hAnsi="宋体" w:eastAsia="宋体" w:cs="宋体"/>
+                <w:i w:val="0"/>
+                <w:iCs w:val="0"/>
+                <w:caps w:val="0"/>
+                <w:color w:val="0F1115"/>
+                <w:spacing w:val="0"/>
+                <w:kern w:val="0"/>
+                <w:sz w:val="15"/>
+                <w:szCs w:val="15"/>
+                <w:bdr w:val="none" w:color="auto" w:sz="0" w:space="0"/>
+                <w:lang w:val="en-US" w:eastAsia="zh-CN" w:bidi="ar"/>
+              </w:rPr>
+              <w:t>HealthValue</w:t>
+            </w:r>
+          </w:p>
+        </w:tc>
+        <w:tc>
+          <w:tcPr>
+            <w:tcW w:w="946" w:type="pct"/>
+            <w:shd w:val="clear" w:color="auto" w:fill="FFFFFF"/>
+            <w:tcMar>
+              <w:top w:w="100" w:type="dxa"/>
+              <w:left w:w="160" w:type="dxa"/>
+              <w:bottom w:w="100" w:type="dxa"/>
+              <w:right w:w="160" w:type="dxa"/>
+            </w:tcMar>
+            <w:vAlign w:val="center"/>
+          </w:tcPr>
+          <w:p>
+            <w:pPr>
+              <w:keepNext w:val="0"/>
+              <w:keepLines w:val="0"/>
+              <w:widowControl/>
+              <w:suppressLineNumbers w:val="0"/>
+              <w:spacing w:line="250" w:lineRule="atLeast"/>
+              <w:jc w:val="center"/>
+              <w:rPr>
+                <w:rFonts w:hint="eastAsia" w:ascii="宋体" w:hAnsi="宋体" w:eastAsia="宋体" w:cs="宋体"/>
+                <w:i w:val="0"/>
+                <w:iCs w:val="0"/>
+                <w:caps w:val="0"/>
+                <w:color w:val="0F1115"/>
+                <w:spacing w:val="0"/>
+                <w:sz w:val="15"/>
+                <w:szCs w:val="15"/>
+              </w:rPr>
+            </w:pPr>
+            <w:r>
+              <w:rPr>
+                <w:rFonts w:hint="eastAsia" w:ascii="宋体" w:hAnsi="宋体" w:eastAsia="宋体" w:cs="宋体"/>
+                <w:i w:val="0"/>
+                <w:iCs w:val="0"/>
+                <w:caps w:val="0"/>
+                <w:color w:val="0F1115"/>
+                <w:spacing w:val="0"/>
+                <w:kern w:val="0"/>
+                <w:sz w:val="15"/>
+                <w:szCs w:val="15"/>
+                <w:bdr w:val="none" w:color="auto" w:sz="0" w:space="0"/>
+                <w:lang w:val="en-US" w:eastAsia="zh-CN" w:bidi="ar"/>
+              </w:rPr>
+              <w:t>float</w:t>
+            </w:r>
+          </w:p>
+        </w:tc>
+        <w:tc>
+          <w:tcPr>
+            <w:tcW w:w="1049" w:type="pct"/>
+            <w:shd w:val="clear" w:color="auto" w:fill="FFFFFF"/>
+            <w:tcMar>
+              <w:top w:w="100" w:type="dxa"/>
+              <w:left w:w="160" w:type="dxa"/>
+              <w:bottom w:w="100" w:type="dxa"/>
+              <w:right w:w="160" w:type="dxa"/>
+            </w:tcMar>
+            <w:vAlign w:val="center"/>
+          </w:tcPr>
+          <w:p>
+            <w:pPr>
+              <w:keepNext w:val="0"/>
+              <w:keepLines w:val="0"/>
+              <w:widowControl/>
+              <w:suppressLineNumbers w:val="0"/>
+              <w:spacing w:line="250" w:lineRule="atLeast"/>
+              <w:jc w:val="center"/>
+              <w:rPr>
+                <w:rFonts w:hint="eastAsia" w:ascii="宋体" w:hAnsi="宋体" w:eastAsia="宋体" w:cs="宋体"/>
+                <w:i w:val="0"/>
+                <w:iCs w:val="0"/>
+                <w:caps w:val="0"/>
+                <w:color w:val="0F1115"/>
+                <w:spacing w:val="0"/>
+                <w:sz w:val="15"/>
+                <w:szCs w:val="15"/>
+              </w:rPr>
+            </w:pPr>
+            <w:r>
+              <w:rPr>
+                <w:rFonts w:hint="eastAsia" w:ascii="宋体" w:hAnsi="宋体" w:eastAsia="宋体" w:cs="宋体"/>
+                <w:i w:val="0"/>
+                <w:iCs w:val="0"/>
+                <w:caps w:val="0"/>
+                <w:color w:val="0F1115"/>
+                <w:spacing w:val="0"/>
+                <w:kern w:val="0"/>
+                <w:sz w:val="15"/>
+                <w:szCs w:val="15"/>
+                <w:bdr w:val="none" w:color="auto" w:sz="0" w:space="0"/>
+                <w:lang w:val="en-US" w:eastAsia="zh-CN" w:bidi="ar"/>
+              </w:rPr>
+              <w:t>300.0f</w:t>
+            </w:r>
+          </w:p>
+        </w:tc>
+        <w:tc>
+          <w:tcPr>
+            <w:tcW w:w="1450" w:type="pct"/>
+            <w:shd w:val="clear" w:color="auto" w:fill="FFFFFF"/>
+            <w:tcMar>
+              <w:top w:w="100" w:type="dxa"/>
+              <w:left w:w="160" w:type="dxa"/>
+              <w:bottom w:w="100" w:type="dxa"/>
+              <w:right w:w="0" w:type="dxa"/>
+            </w:tcMar>
+            <w:vAlign w:val="center"/>
+          </w:tcPr>
+          <w:p>
+            <w:pPr>
+              <w:keepNext w:val="0"/>
+              <w:keepLines w:val="0"/>
+              <w:widowControl/>
+              <w:suppressLineNumbers w:val="0"/>
+              <w:spacing w:line="250" w:lineRule="atLeast"/>
+              <w:jc w:val="center"/>
+              <w:rPr>
+                <w:rFonts w:hint="eastAsia" w:ascii="宋体" w:hAnsi="宋体" w:eastAsia="宋体" w:cs="宋体"/>
+                <w:i w:val="0"/>
+                <w:iCs w:val="0"/>
+                <w:caps w:val="0"/>
+                <w:color w:val="0F1115"/>
+                <w:spacing w:val="0"/>
+                <w:sz w:val="15"/>
+                <w:szCs w:val="15"/>
+              </w:rPr>
+            </w:pPr>
+            <w:r>
+              <w:rPr>
+                <w:rFonts w:hint="eastAsia" w:ascii="宋体" w:hAnsi="宋体" w:eastAsia="宋体" w:cs="宋体"/>
+                <w:i w:val="0"/>
+                <w:iCs w:val="0"/>
+                <w:caps w:val="0"/>
+                <w:color w:val="0F1115"/>
+                <w:spacing w:val="0"/>
+                <w:kern w:val="0"/>
+                <w:sz w:val="15"/>
+                <w:szCs w:val="15"/>
+                <w:bdr w:val="none" w:color="auto" w:sz="0" w:space="0"/>
+                <w:lang w:val="en-US" w:eastAsia="zh-CN" w:bidi="ar"/>
+              </w:rPr>
+              <w:t>最大血量</w:t>
+            </w:r>
+          </w:p>
+        </w:tc>
+      </w:tr>
+      <w:tr>
+        <w:tblPrEx>
+          <w:tblBorders>
+            <w:top w:val="single" w:color="auto" w:sz="4" w:space="0"/>
+            <w:left w:val="single" w:color="auto" w:sz="4" w:space="0"/>
+            <w:bottom w:val="single" w:color="auto" w:sz="4" w:space="0"/>
+            <w:right w:val="single" w:color="auto" w:sz="4" w:space="0"/>
+            <w:insideH w:val="single" w:color="auto" w:sz="4" w:space="0"/>
+            <w:insideV w:val="single" w:color="auto" w:sz="4" w:space="0"/>
+          </w:tblBorders>
+          <w:shd w:val="clear" w:color="auto" w:fill="FFFFFF"/>
+          <w:tblCellMar>
+            <w:top w:w="15" w:type="dxa"/>
+            <w:left w:w="15" w:type="dxa"/>
+            <w:bottom w:w="15" w:type="dxa"/>
+            <w:right w:w="15" w:type="dxa"/>
+          </w:tblCellMar>
+        </w:tblPrEx>
+        <w:tc>
+          <w:tcPr>
+            <w:tcW w:w="1553" w:type="pct"/>
+            <w:shd w:val="clear" w:color="auto" w:fill="FFFFFF"/>
+            <w:tcMar>
+              <w:top w:w="100" w:type="dxa"/>
+              <w:left w:w="0" w:type="dxa"/>
+              <w:bottom w:w="100" w:type="dxa"/>
+              <w:right w:w="160" w:type="dxa"/>
+            </w:tcMar>
+            <w:vAlign w:val="center"/>
+          </w:tcPr>
+          <w:p>
+            <w:pPr>
+              <w:keepNext w:val="0"/>
+              <w:keepLines w:val="0"/>
+              <w:widowControl/>
+              <w:suppressLineNumbers w:val="0"/>
+              <w:spacing w:line="250" w:lineRule="atLeast"/>
+              <w:jc w:val="center"/>
+              <w:rPr>
+                <w:rFonts w:hint="eastAsia" w:ascii="宋体" w:hAnsi="宋体" w:eastAsia="宋体" w:cs="宋体"/>
+                <w:i w:val="0"/>
+                <w:iCs w:val="0"/>
+                <w:caps w:val="0"/>
+                <w:color w:val="0F1115"/>
+                <w:spacing w:val="0"/>
+                <w:sz w:val="15"/>
+                <w:szCs w:val="15"/>
+              </w:rPr>
+            </w:pPr>
+            <w:r>
+              <w:rPr>
+                <w:rFonts w:hint="eastAsia" w:ascii="宋体" w:hAnsi="宋体" w:eastAsia="宋体" w:cs="宋体"/>
+                <w:i w:val="0"/>
+                <w:iCs w:val="0"/>
+                <w:caps w:val="0"/>
+                <w:color w:val="0F1115"/>
+                <w:spacing w:val="0"/>
+                <w:kern w:val="0"/>
+                <w:sz w:val="15"/>
+                <w:szCs w:val="15"/>
+                <w:bdr w:val="none" w:color="auto" w:sz="0" w:space="0"/>
+                <w:lang w:val="en-US" w:eastAsia="zh-CN" w:bidi="ar"/>
+              </w:rPr>
+              <w:t>Chakra</w:t>
+            </w:r>
+          </w:p>
+        </w:tc>
+        <w:tc>
+          <w:tcPr>
+            <w:tcW w:w="946" w:type="pct"/>
+            <w:shd w:val="clear" w:color="auto" w:fill="FFFFFF"/>
+            <w:tcMar>
+              <w:top w:w="100" w:type="dxa"/>
+              <w:left w:w="160" w:type="dxa"/>
+              <w:bottom w:w="100" w:type="dxa"/>
+              <w:right w:w="160" w:type="dxa"/>
+            </w:tcMar>
+            <w:vAlign w:val="center"/>
+          </w:tcPr>
+          <w:p>
+            <w:pPr>
+              <w:keepNext w:val="0"/>
+              <w:keepLines w:val="0"/>
+              <w:widowControl/>
+              <w:suppressLineNumbers w:val="0"/>
+              <w:spacing w:line="250" w:lineRule="atLeast"/>
+              <w:jc w:val="center"/>
+              <w:rPr>
+                <w:rFonts w:hint="eastAsia" w:ascii="宋体" w:hAnsi="宋体" w:eastAsia="宋体" w:cs="宋体"/>
+                <w:i w:val="0"/>
+                <w:iCs w:val="0"/>
+                <w:caps w:val="0"/>
+                <w:color w:val="0F1115"/>
+                <w:spacing w:val="0"/>
+                <w:sz w:val="15"/>
+                <w:szCs w:val="15"/>
+              </w:rPr>
+            </w:pPr>
+            <w:r>
+              <w:rPr>
+                <w:rFonts w:hint="eastAsia" w:ascii="宋体" w:hAnsi="宋体" w:eastAsia="宋体" w:cs="宋体"/>
+                <w:i w:val="0"/>
+                <w:iCs w:val="0"/>
+                <w:caps w:val="0"/>
+                <w:color w:val="0F1115"/>
+                <w:spacing w:val="0"/>
+                <w:kern w:val="0"/>
+                <w:sz w:val="15"/>
+                <w:szCs w:val="15"/>
+                <w:bdr w:val="none" w:color="auto" w:sz="0" w:space="0"/>
+                <w:lang w:val="en-US" w:eastAsia="zh-CN" w:bidi="ar"/>
+              </w:rPr>
+              <w:t>int32</w:t>
+            </w:r>
+          </w:p>
+        </w:tc>
+        <w:tc>
+          <w:tcPr>
+            <w:tcW w:w="1049" w:type="pct"/>
+            <w:shd w:val="clear" w:color="auto" w:fill="FFFFFF"/>
+            <w:tcMar>
+              <w:top w:w="100" w:type="dxa"/>
+              <w:left w:w="160" w:type="dxa"/>
+              <w:bottom w:w="100" w:type="dxa"/>
+              <w:right w:w="160" w:type="dxa"/>
+            </w:tcMar>
+            <w:vAlign w:val="center"/>
+          </w:tcPr>
+          <w:p>
+            <w:pPr>
+              <w:keepNext w:val="0"/>
+              <w:keepLines w:val="0"/>
+              <w:widowControl/>
+              <w:suppressLineNumbers w:val="0"/>
+              <w:spacing w:line="250" w:lineRule="atLeast"/>
+              <w:jc w:val="center"/>
+              <w:rPr>
+                <w:rFonts w:hint="eastAsia" w:ascii="宋体" w:hAnsi="宋体" w:eastAsia="宋体" w:cs="宋体"/>
+                <w:i w:val="0"/>
+                <w:iCs w:val="0"/>
+                <w:caps w:val="0"/>
+                <w:color w:val="0F1115"/>
+                <w:spacing w:val="0"/>
+                <w:sz w:val="15"/>
+                <w:szCs w:val="15"/>
+              </w:rPr>
+            </w:pPr>
+            <w:r>
+              <w:rPr>
+                <w:rFonts w:hint="eastAsia" w:ascii="宋体" w:hAnsi="宋体" w:eastAsia="宋体" w:cs="宋体"/>
+                <w:i w:val="0"/>
+                <w:iCs w:val="0"/>
+                <w:caps w:val="0"/>
+                <w:color w:val="0F1115"/>
+                <w:spacing w:val="0"/>
+                <w:kern w:val="0"/>
+                <w:sz w:val="15"/>
+                <w:szCs w:val="15"/>
+                <w:bdr w:val="none" w:color="auto" w:sz="0" w:space="0"/>
+                <w:lang w:val="en-US" w:eastAsia="zh-CN" w:bidi="ar"/>
+              </w:rPr>
+              <w:t>2</w:t>
+            </w:r>
+          </w:p>
+        </w:tc>
+        <w:tc>
+          <w:tcPr>
+            <w:tcW w:w="1450" w:type="pct"/>
+            <w:shd w:val="clear" w:color="auto" w:fill="FFFFFF"/>
+            <w:tcMar>
+              <w:top w:w="100" w:type="dxa"/>
+              <w:left w:w="160" w:type="dxa"/>
+              <w:bottom w:w="100" w:type="dxa"/>
+              <w:right w:w="0" w:type="dxa"/>
+            </w:tcMar>
+            <w:vAlign w:val="center"/>
+          </w:tcPr>
+          <w:p>
+            <w:pPr>
+              <w:keepNext w:val="0"/>
+              <w:keepLines w:val="0"/>
+              <w:widowControl/>
+              <w:suppressLineNumbers w:val="0"/>
+              <w:spacing w:line="250" w:lineRule="atLeast"/>
+              <w:jc w:val="center"/>
+              <w:rPr>
+                <w:rFonts w:hint="eastAsia" w:ascii="宋体" w:hAnsi="宋体" w:eastAsia="宋体" w:cs="宋体"/>
+                <w:i w:val="0"/>
+                <w:iCs w:val="0"/>
+                <w:caps w:val="0"/>
+                <w:color w:val="0F1115"/>
+                <w:spacing w:val="0"/>
+                <w:sz w:val="15"/>
+                <w:szCs w:val="15"/>
+              </w:rPr>
+            </w:pPr>
+            <w:r>
+              <w:rPr>
+                <w:rFonts w:hint="eastAsia" w:ascii="宋体" w:hAnsi="宋体" w:eastAsia="宋体" w:cs="宋体"/>
+                <w:i w:val="0"/>
+                <w:iCs w:val="0"/>
+                <w:caps w:val="0"/>
+                <w:color w:val="0F1115"/>
+                <w:spacing w:val="0"/>
+                <w:kern w:val="0"/>
+                <w:sz w:val="15"/>
+                <w:szCs w:val="15"/>
+                <w:bdr w:val="none" w:color="auto" w:sz="0" w:space="0"/>
+                <w:lang w:val="en-US" w:eastAsia="zh-CN" w:bidi="ar"/>
+              </w:rPr>
+              <w:t>初始查克拉</w:t>
+            </w:r>
+          </w:p>
+        </w:tc>
+      </w:tr>
+      <w:tr>
+        <w:tblPrEx>
+          <w:tblBorders>
+            <w:top w:val="single" w:color="auto" w:sz="4" w:space="0"/>
+            <w:left w:val="single" w:color="auto" w:sz="4" w:space="0"/>
+            <w:bottom w:val="single" w:color="auto" w:sz="4" w:space="0"/>
+            <w:right w:val="single" w:color="auto" w:sz="4" w:space="0"/>
+            <w:insideH w:val="single" w:color="auto" w:sz="4" w:space="0"/>
+            <w:insideV w:val="single" w:color="auto" w:sz="4" w:space="0"/>
+          </w:tblBorders>
+          <w:tblCellMar>
+            <w:top w:w="15" w:type="dxa"/>
+            <w:left w:w="15" w:type="dxa"/>
+            <w:bottom w:w="15" w:type="dxa"/>
+            <w:right w:w="15" w:type="dxa"/>
+          </w:tblCellMar>
+        </w:tblPrEx>
+        <w:tc>
+          <w:tcPr>
+            <w:tcW w:w="1553" w:type="pct"/>
+            <w:shd w:val="clear" w:color="auto" w:fill="FFFFFF"/>
+            <w:tcMar>
+              <w:top w:w="100" w:type="dxa"/>
+              <w:left w:w="0" w:type="dxa"/>
+              <w:bottom w:w="100" w:type="dxa"/>
+              <w:right w:w="160" w:type="dxa"/>
+            </w:tcMar>
+            <w:vAlign w:val="center"/>
+          </w:tcPr>
+          <w:p>
+            <w:pPr>
+              <w:keepNext w:val="0"/>
+              <w:keepLines w:val="0"/>
+              <w:widowControl/>
+              <w:suppressLineNumbers w:val="0"/>
+              <w:spacing w:line="250" w:lineRule="atLeast"/>
+              <w:jc w:val="center"/>
+              <w:rPr>
+                <w:rFonts w:hint="eastAsia" w:ascii="宋体" w:hAnsi="宋体" w:eastAsia="宋体" w:cs="宋体"/>
+                <w:i w:val="0"/>
+                <w:iCs w:val="0"/>
+                <w:caps w:val="0"/>
+                <w:color w:val="0F1115"/>
+                <w:spacing w:val="0"/>
+                <w:sz w:val="15"/>
+                <w:szCs w:val="15"/>
+              </w:rPr>
+            </w:pPr>
+            <w:r>
+              <w:rPr>
+                <w:rFonts w:hint="eastAsia" w:ascii="宋体" w:hAnsi="宋体" w:eastAsia="宋体" w:cs="宋体"/>
+                <w:i w:val="0"/>
+                <w:iCs w:val="0"/>
+                <w:caps w:val="0"/>
+                <w:color w:val="0F1115"/>
+                <w:spacing w:val="0"/>
+                <w:kern w:val="0"/>
+                <w:sz w:val="15"/>
+                <w:szCs w:val="15"/>
+                <w:bdr w:val="none" w:color="auto" w:sz="0" w:space="0"/>
+                <w:lang w:val="en-US" w:eastAsia="zh-CN" w:bidi="ar"/>
+              </w:rPr>
+              <w:t>EscapeCD</w:t>
+            </w:r>
+          </w:p>
+        </w:tc>
+        <w:tc>
+          <w:tcPr>
+            <w:tcW w:w="946" w:type="pct"/>
+            <w:shd w:val="clear" w:color="auto" w:fill="FFFFFF"/>
+            <w:tcMar>
+              <w:top w:w="100" w:type="dxa"/>
+              <w:left w:w="160" w:type="dxa"/>
+              <w:bottom w:w="100" w:type="dxa"/>
+              <w:right w:w="160" w:type="dxa"/>
+            </w:tcMar>
+            <w:vAlign w:val="center"/>
+          </w:tcPr>
+          <w:p>
+            <w:pPr>
+              <w:keepNext w:val="0"/>
+              <w:keepLines w:val="0"/>
+              <w:widowControl/>
+              <w:suppressLineNumbers w:val="0"/>
+              <w:spacing w:line="250" w:lineRule="atLeast"/>
+              <w:jc w:val="center"/>
+              <w:rPr>
+                <w:rFonts w:hint="eastAsia" w:ascii="宋体" w:hAnsi="宋体" w:eastAsia="宋体" w:cs="宋体"/>
+                <w:i w:val="0"/>
+                <w:iCs w:val="0"/>
+                <w:caps w:val="0"/>
+                <w:color w:val="0F1115"/>
+                <w:spacing w:val="0"/>
+                <w:sz w:val="15"/>
+                <w:szCs w:val="15"/>
+              </w:rPr>
+            </w:pPr>
+            <w:r>
+              <w:rPr>
+                <w:rFonts w:hint="eastAsia" w:ascii="宋体" w:hAnsi="宋体" w:eastAsia="宋体" w:cs="宋体"/>
+                <w:i w:val="0"/>
+                <w:iCs w:val="0"/>
+                <w:caps w:val="0"/>
+                <w:color w:val="0F1115"/>
+                <w:spacing w:val="0"/>
+                <w:kern w:val="0"/>
+                <w:sz w:val="15"/>
+                <w:szCs w:val="15"/>
+                <w:bdr w:val="none" w:color="auto" w:sz="0" w:space="0"/>
+                <w:lang w:val="en-US" w:eastAsia="zh-CN" w:bidi="ar"/>
+              </w:rPr>
+              <w:t>float</w:t>
+            </w:r>
+          </w:p>
+        </w:tc>
+        <w:tc>
+          <w:tcPr>
+            <w:tcW w:w="1049" w:type="pct"/>
+            <w:shd w:val="clear" w:color="auto" w:fill="FFFFFF"/>
+            <w:tcMar>
+              <w:top w:w="100" w:type="dxa"/>
+              <w:left w:w="160" w:type="dxa"/>
+              <w:bottom w:w="100" w:type="dxa"/>
+              <w:right w:w="160" w:type="dxa"/>
+            </w:tcMar>
+            <w:vAlign w:val="center"/>
+          </w:tcPr>
+          <w:p>
+            <w:pPr>
+              <w:keepNext w:val="0"/>
+              <w:keepLines w:val="0"/>
+              <w:widowControl/>
+              <w:suppressLineNumbers w:val="0"/>
+              <w:spacing w:line="250" w:lineRule="atLeast"/>
+              <w:jc w:val="center"/>
+              <w:rPr>
+                <w:rFonts w:hint="eastAsia" w:ascii="宋体" w:hAnsi="宋体" w:eastAsia="宋体" w:cs="宋体"/>
+                <w:i w:val="0"/>
+                <w:iCs w:val="0"/>
+                <w:caps w:val="0"/>
+                <w:color w:val="0F1115"/>
+                <w:spacing w:val="0"/>
+                <w:sz w:val="15"/>
+                <w:szCs w:val="15"/>
+              </w:rPr>
+            </w:pPr>
+            <w:r>
+              <w:rPr>
+                <w:rFonts w:hint="eastAsia" w:ascii="宋体" w:hAnsi="宋体" w:eastAsia="宋体" w:cs="宋体"/>
+                <w:i w:val="0"/>
+                <w:iCs w:val="0"/>
+                <w:caps w:val="0"/>
+                <w:color w:val="0F1115"/>
+                <w:spacing w:val="0"/>
+                <w:kern w:val="0"/>
+                <w:sz w:val="15"/>
+                <w:szCs w:val="15"/>
+                <w:bdr w:val="none" w:color="auto" w:sz="0" w:space="0"/>
+                <w:lang w:val="en-US" w:eastAsia="zh-CN" w:bidi="ar"/>
+              </w:rPr>
+              <w:t>15.0f</w:t>
+            </w:r>
+          </w:p>
+        </w:tc>
+        <w:tc>
+          <w:tcPr>
+            <w:tcW w:w="1450" w:type="pct"/>
+            <w:shd w:val="clear" w:color="auto" w:fill="FFFFFF"/>
+            <w:tcMar>
+              <w:top w:w="100" w:type="dxa"/>
+              <w:left w:w="160" w:type="dxa"/>
+              <w:bottom w:w="100" w:type="dxa"/>
+              <w:right w:w="0" w:type="dxa"/>
+            </w:tcMar>
+            <w:vAlign w:val="center"/>
+          </w:tcPr>
+          <w:p>
+            <w:pPr>
+              <w:keepNext w:val="0"/>
+              <w:keepLines w:val="0"/>
+              <w:widowControl/>
+              <w:suppressLineNumbers w:val="0"/>
+              <w:spacing w:line="250" w:lineRule="atLeast"/>
+              <w:jc w:val="center"/>
+              <w:rPr>
+                <w:rFonts w:hint="eastAsia" w:ascii="宋体" w:hAnsi="宋体" w:eastAsia="宋体" w:cs="宋体"/>
+                <w:i w:val="0"/>
+                <w:iCs w:val="0"/>
+                <w:caps w:val="0"/>
+                <w:color w:val="0F1115"/>
+                <w:spacing w:val="0"/>
+                <w:sz w:val="15"/>
+                <w:szCs w:val="15"/>
+              </w:rPr>
+            </w:pPr>
+            <w:r>
+              <w:rPr>
+                <w:rFonts w:hint="eastAsia" w:ascii="宋体" w:hAnsi="宋体" w:eastAsia="宋体" w:cs="宋体"/>
+                <w:i w:val="0"/>
+                <w:iCs w:val="0"/>
+                <w:caps w:val="0"/>
+                <w:color w:val="0F1115"/>
+                <w:spacing w:val="0"/>
+                <w:kern w:val="0"/>
+                <w:sz w:val="15"/>
+                <w:szCs w:val="15"/>
+                <w:bdr w:val="none" w:color="auto" w:sz="0" w:space="0"/>
+                <w:lang w:val="en-US" w:eastAsia="zh-CN" w:bidi="ar"/>
+              </w:rPr>
+              <w:t>替身冷却时间</w:t>
+            </w:r>
+          </w:p>
+        </w:tc>
+      </w:tr>
+      <w:tr>
+        <w:tblPrEx>
+          <w:tblBorders>
+            <w:top w:val="single" w:color="auto" w:sz="4" w:space="0"/>
+            <w:left w:val="single" w:color="auto" w:sz="4" w:space="0"/>
+            <w:bottom w:val="single" w:color="auto" w:sz="4" w:space="0"/>
+            <w:right w:val="single" w:color="auto" w:sz="4" w:space="0"/>
+            <w:insideH w:val="single" w:color="auto" w:sz="4" w:space="0"/>
+            <w:insideV w:val="single" w:color="auto" w:sz="4" w:space="0"/>
+          </w:tblBorders>
+          <w:shd w:val="clear" w:color="auto" w:fill="FFFFFF"/>
+          <w:tblCellMar>
+            <w:top w:w="15" w:type="dxa"/>
+            <w:left w:w="15" w:type="dxa"/>
+            <w:bottom w:w="15" w:type="dxa"/>
+            <w:right w:w="15" w:type="dxa"/>
+          </w:tblCellMar>
+        </w:tblPrEx>
+        <w:tc>
+          <w:tcPr>
+            <w:tcW w:w="1553" w:type="pct"/>
+            <w:shd w:val="clear" w:color="auto" w:fill="FFFFFF"/>
+            <w:tcMar>
+              <w:top w:w="100" w:type="dxa"/>
+              <w:left w:w="0" w:type="dxa"/>
+              <w:bottom w:w="100" w:type="dxa"/>
+              <w:right w:w="160" w:type="dxa"/>
+            </w:tcMar>
+            <w:vAlign w:val="center"/>
+          </w:tcPr>
+          <w:p>
+            <w:pPr>
+              <w:keepNext w:val="0"/>
+              <w:keepLines w:val="0"/>
+              <w:widowControl/>
+              <w:suppressLineNumbers w:val="0"/>
+              <w:spacing w:line="250" w:lineRule="atLeast"/>
+              <w:jc w:val="center"/>
+              <w:rPr>
+                <w:rFonts w:hint="eastAsia" w:ascii="宋体" w:hAnsi="宋体" w:eastAsia="宋体" w:cs="宋体"/>
+                <w:i w:val="0"/>
+                <w:iCs w:val="0"/>
+                <w:caps w:val="0"/>
+                <w:color w:val="0F1115"/>
+                <w:spacing w:val="0"/>
+                <w:sz w:val="15"/>
+                <w:szCs w:val="15"/>
+              </w:rPr>
+            </w:pPr>
+            <w:r>
+              <w:rPr>
+                <w:rFonts w:hint="eastAsia" w:ascii="宋体" w:hAnsi="宋体" w:eastAsia="宋体" w:cs="宋体"/>
+                <w:i w:val="0"/>
+                <w:iCs w:val="0"/>
+                <w:caps w:val="0"/>
+                <w:color w:val="0F1115"/>
+                <w:spacing w:val="0"/>
+                <w:kern w:val="0"/>
+                <w:sz w:val="15"/>
+                <w:szCs w:val="15"/>
+                <w:bdr w:val="none" w:color="auto" w:sz="0" w:space="0"/>
+                <w:lang w:val="en-US" w:eastAsia="zh-CN" w:bidi="ar"/>
+              </w:rPr>
+              <w:t>FirstSkillCD</w:t>
+            </w:r>
+          </w:p>
+        </w:tc>
+        <w:tc>
+          <w:tcPr>
+            <w:tcW w:w="946" w:type="pct"/>
+            <w:shd w:val="clear" w:color="auto" w:fill="FFFFFF"/>
+            <w:tcMar>
+              <w:top w:w="100" w:type="dxa"/>
+              <w:left w:w="160" w:type="dxa"/>
+              <w:bottom w:w="100" w:type="dxa"/>
+              <w:right w:w="160" w:type="dxa"/>
+            </w:tcMar>
+            <w:vAlign w:val="center"/>
+          </w:tcPr>
+          <w:p>
+            <w:pPr>
+              <w:keepNext w:val="0"/>
+              <w:keepLines w:val="0"/>
+              <w:widowControl/>
+              <w:suppressLineNumbers w:val="0"/>
+              <w:spacing w:line="250" w:lineRule="atLeast"/>
+              <w:jc w:val="center"/>
+              <w:rPr>
+                <w:rFonts w:hint="eastAsia" w:ascii="宋体" w:hAnsi="宋体" w:eastAsia="宋体" w:cs="宋体"/>
+                <w:i w:val="0"/>
+                <w:iCs w:val="0"/>
+                <w:caps w:val="0"/>
+                <w:color w:val="0F1115"/>
+                <w:spacing w:val="0"/>
+                <w:sz w:val="15"/>
+                <w:szCs w:val="15"/>
+              </w:rPr>
+            </w:pPr>
+            <w:r>
+              <w:rPr>
+                <w:rFonts w:hint="eastAsia" w:ascii="宋体" w:hAnsi="宋体" w:eastAsia="宋体" w:cs="宋体"/>
+                <w:i w:val="0"/>
+                <w:iCs w:val="0"/>
+                <w:caps w:val="0"/>
+                <w:color w:val="0F1115"/>
+                <w:spacing w:val="0"/>
+                <w:kern w:val="0"/>
+                <w:sz w:val="15"/>
+                <w:szCs w:val="15"/>
+                <w:bdr w:val="none" w:color="auto" w:sz="0" w:space="0"/>
+                <w:lang w:val="en-US" w:eastAsia="zh-CN" w:bidi="ar"/>
+              </w:rPr>
+              <w:t>float</w:t>
+            </w:r>
+          </w:p>
+        </w:tc>
+        <w:tc>
+          <w:tcPr>
+            <w:tcW w:w="1049" w:type="pct"/>
+            <w:shd w:val="clear" w:color="auto" w:fill="FFFFFF"/>
+            <w:tcMar>
+              <w:top w:w="100" w:type="dxa"/>
+              <w:left w:w="160" w:type="dxa"/>
+              <w:bottom w:w="100" w:type="dxa"/>
+              <w:right w:w="160" w:type="dxa"/>
+            </w:tcMar>
+            <w:vAlign w:val="center"/>
+          </w:tcPr>
+          <w:p>
+            <w:pPr>
+              <w:keepNext w:val="0"/>
+              <w:keepLines w:val="0"/>
+              <w:widowControl/>
+              <w:suppressLineNumbers w:val="0"/>
+              <w:spacing w:line="250" w:lineRule="atLeast"/>
+              <w:jc w:val="center"/>
+              <w:rPr>
+                <w:rFonts w:hint="eastAsia" w:ascii="宋体" w:hAnsi="宋体" w:eastAsia="宋体" w:cs="宋体"/>
+                <w:i w:val="0"/>
+                <w:iCs w:val="0"/>
+                <w:caps w:val="0"/>
+                <w:color w:val="0F1115"/>
+                <w:spacing w:val="0"/>
+                <w:sz w:val="15"/>
+                <w:szCs w:val="15"/>
+              </w:rPr>
+            </w:pPr>
+            <w:r>
+              <w:rPr>
+                <w:rFonts w:hint="eastAsia" w:ascii="宋体" w:hAnsi="宋体" w:eastAsia="宋体" w:cs="宋体"/>
+                <w:i w:val="0"/>
+                <w:iCs w:val="0"/>
+                <w:caps w:val="0"/>
+                <w:color w:val="0F1115"/>
+                <w:spacing w:val="0"/>
+                <w:kern w:val="0"/>
+                <w:sz w:val="15"/>
+                <w:szCs w:val="15"/>
+                <w:bdr w:val="none" w:color="auto" w:sz="0" w:space="0"/>
+                <w:lang w:val="en-US" w:eastAsia="zh-CN" w:bidi="ar"/>
+              </w:rPr>
+              <w:t>10.0f</w:t>
+            </w:r>
+          </w:p>
+        </w:tc>
+        <w:tc>
+          <w:tcPr>
+            <w:tcW w:w="1450" w:type="pct"/>
+            <w:shd w:val="clear" w:color="auto" w:fill="FFFFFF"/>
+            <w:tcMar>
+              <w:top w:w="100" w:type="dxa"/>
+              <w:left w:w="160" w:type="dxa"/>
+              <w:bottom w:w="100" w:type="dxa"/>
+              <w:right w:w="0" w:type="dxa"/>
+            </w:tcMar>
+            <w:vAlign w:val="center"/>
+          </w:tcPr>
+          <w:p>
+            <w:pPr>
+              <w:keepNext w:val="0"/>
+              <w:keepLines w:val="0"/>
+              <w:widowControl/>
+              <w:suppressLineNumbers w:val="0"/>
+              <w:spacing w:line="250" w:lineRule="atLeast"/>
+              <w:jc w:val="center"/>
+              <w:rPr>
+                <w:rFonts w:hint="eastAsia" w:ascii="宋体" w:hAnsi="宋体" w:eastAsia="宋体" w:cs="宋体"/>
+                <w:i w:val="0"/>
+                <w:iCs w:val="0"/>
+                <w:caps w:val="0"/>
+                <w:color w:val="0F1115"/>
+                <w:spacing w:val="0"/>
+                <w:sz w:val="15"/>
+                <w:szCs w:val="15"/>
+              </w:rPr>
+            </w:pPr>
+            <w:r>
+              <w:rPr>
+                <w:rFonts w:hint="eastAsia" w:ascii="宋体" w:hAnsi="宋体" w:eastAsia="宋体" w:cs="宋体"/>
+                <w:i w:val="0"/>
+                <w:iCs w:val="0"/>
+                <w:caps w:val="0"/>
+                <w:color w:val="0F1115"/>
+                <w:spacing w:val="0"/>
+                <w:kern w:val="0"/>
+                <w:sz w:val="15"/>
+                <w:szCs w:val="15"/>
+                <w:bdr w:val="none" w:color="auto" w:sz="0" w:space="0"/>
+                <w:lang w:val="en-US" w:eastAsia="zh-CN" w:bidi="ar"/>
+              </w:rPr>
+              <w:t>一技能冷却</w:t>
+            </w:r>
+          </w:p>
+        </w:tc>
+      </w:tr>
+      <w:tr>
+        <w:tblPrEx>
+          <w:tblBorders>
+            <w:top w:val="single" w:color="auto" w:sz="4" w:space="0"/>
+            <w:left w:val="single" w:color="auto" w:sz="4" w:space="0"/>
+            <w:bottom w:val="single" w:color="auto" w:sz="4" w:space="0"/>
+            <w:right w:val="single" w:color="auto" w:sz="4" w:space="0"/>
+            <w:insideH w:val="single" w:color="auto" w:sz="4" w:space="0"/>
+            <w:insideV w:val="single" w:color="auto" w:sz="4" w:space="0"/>
+          </w:tblBorders>
+          <w:tblCellMar>
+            <w:top w:w="15" w:type="dxa"/>
+            <w:left w:w="15" w:type="dxa"/>
+            <w:bottom w:w="15" w:type="dxa"/>
+            <w:right w:w="15" w:type="dxa"/>
+          </w:tblCellMar>
+        </w:tblPrEx>
+        <w:tc>
+          <w:tcPr>
+            <w:tcW w:w="1553" w:type="pct"/>
+            <w:shd w:val="clear" w:color="auto" w:fill="FFFFFF"/>
+            <w:tcMar>
+              <w:top w:w="100" w:type="dxa"/>
+              <w:left w:w="0" w:type="dxa"/>
+              <w:bottom w:w="100" w:type="dxa"/>
+              <w:right w:w="160" w:type="dxa"/>
+            </w:tcMar>
+            <w:vAlign w:val="center"/>
+          </w:tcPr>
+          <w:p>
+            <w:pPr>
+              <w:keepNext w:val="0"/>
+              <w:keepLines w:val="0"/>
+              <w:widowControl/>
+              <w:suppressLineNumbers w:val="0"/>
+              <w:spacing w:line="250" w:lineRule="atLeast"/>
+              <w:jc w:val="center"/>
+              <w:rPr>
+                <w:rFonts w:hint="eastAsia" w:ascii="宋体" w:hAnsi="宋体" w:eastAsia="宋体" w:cs="宋体"/>
+                <w:i w:val="0"/>
+                <w:iCs w:val="0"/>
+                <w:caps w:val="0"/>
+                <w:color w:val="0F1115"/>
+                <w:spacing w:val="0"/>
+                <w:sz w:val="15"/>
+                <w:szCs w:val="15"/>
+              </w:rPr>
+            </w:pPr>
+            <w:r>
+              <w:rPr>
+                <w:rFonts w:hint="eastAsia" w:ascii="宋体" w:hAnsi="宋体" w:eastAsia="宋体" w:cs="宋体"/>
+                <w:i w:val="0"/>
+                <w:iCs w:val="0"/>
+                <w:caps w:val="0"/>
+                <w:color w:val="0F1115"/>
+                <w:spacing w:val="0"/>
+                <w:kern w:val="0"/>
+                <w:sz w:val="15"/>
+                <w:szCs w:val="15"/>
+                <w:bdr w:val="none" w:color="auto" w:sz="0" w:space="0"/>
+                <w:lang w:val="en-US" w:eastAsia="zh-CN" w:bidi="ar"/>
+              </w:rPr>
+              <w:t>SecondSkillCD</w:t>
+            </w:r>
+          </w:p>
+        </w:tc>
+        <w:tc>
+          <w:tcPr>
+            <w:tcW w:w="946" w:type="pct"/>
+            <w:shd w:val="clear" w:color="auto" w:fill="FFFFFF"/>
+            <w:tcMar>
+              <w:top w:w="100" w:type="dxa"/>
+              <w:left w:w="160" w:type="dxa"/>
+              <w:bottom w:w="100" w:type="dxa"/>
+              <w:right w:w="160" w:type="dxa"/>
+            </w:tcMar>
+            <w:vAlign w:val="center"/>
+          </w:tcPr>
+          <w:p>
+            <w:pPr>
+              <w:keepNext w:val="0"/>
+              <w:keepLines w:val="0"/>
+              <w:widowControl/>
+              <w:suppressLineNumbers w:val="0"/>
+              <w:spacing w:line="250" w:lineRule="atLeast"/>
+              <w:jc w:val="center"/>
+              <w:rPr>
+                <w:rFonts w:hint="eastAsia" w:ascii="宋体" w:hAnsi="宋体" w:eastAsia="宋体" w:cs="宋体"/>
+                <w:i w:val="0"/>
+                <w:iCs w:val="0"/>
+                <w:caps w:val="0"/>
+                <w:color w:val="0F1115"/>
+                <w:spacing w:val="0"/>
+                <w:sz w:val="15"/>
+                <w:szCs w:val="15"/>
+              </w:rPr>
+            </w:pPr>
+            <w:r>
+              <w:rPr>
+                <w:rFonts w:hint="eastAsia" w:ascii="宋体" w:hAnsi="宋体" w:eastAsia="宋体" w:cs="宋体"/>
+                <w:i w:val="0"/>
+                <w:iCs w:val="0"/>
+                <w:caps w:val="0"/>
+                <w:color w:val="0F1115"/>
+                <w:spacing w:val="0"/>
+                <w:kern w:val="0"/>
+                <w:sz w:val="15"/>
+                <w:szCs w:val="15"/>
+                <w:bdr w:val="none" w:color="auto" w:sz="0" w:space="0"/>
+                <w:lang w:val="en-US" w:eastAsia="zh-CN" w:bidi="ar"/>
+              </w:rPr>
+              <w:t>float</w:t>
+            </w:r>
+          </w:p>
+        </w:tc>
+        <w:tc>
+          <w:tcPr>
+            <w:tcW w:w="1049" w:type="pct"/>
+            <w:shd w:val="clear" w:color="auto" w:fill="FFFFFF"/>
+            <w:tcMar>
+              <w:top w:w="100" w:type="dxa"/>
+              <w:left w:w="160" w:type="dxa"/>
+              <w:bottom w:w="100" w:type="dxa"/>
+              <w:right w:w="160" w:type="dxa"/>
+            </w:tcMar>
+            <w:vAlign w:val="center"/>
+          </w:tcPr>
+          <w:p>
+            <w:pPr>
+              <w:keepNext w:val="0"/>
+              <w:keepLines w:val="0"/>
+              <w:widowControl/>
+              <w:suppressLineNumbers w:val="0"/>
+              <w:spacing w:line="250" w:lineRule="atLeast"/>
+              <w:jc w:val="center"/>
+              <w:rPr>
+                <w:rFonts w:hint="eastAsia" w:ascii="宋体" w:hAnsi="宋体" w:eastAsia="宋体" w:cs="宋体"/>
+                <w:i w:val="0"/>
+                <w:iCs w:val="0"/>
+                <w:caps w:val="0"/>
+                <w:color w:val="0F1115"/>
+                <w:spacing w:val="0"/>
+                <w:sz w:val="15"/>
+                <w:szCs w:val="15"/>
+              </w:rPr>
+            </w:pPr>
+            <w:r>
+              <w:rPr>
+                <w:rFonts w:hint="eastAsia" w:ascii="宋体" w:hAnsi="宋体" w:eastAsia="宋体" w:cs="宋体"/>
+                <w:i w:val="0"/>
+                <w:iCs w:val="0"/>
+                <w:caps w:val="0"/>
+                <w:color w:val="0F1115"/>
+                <w:spacing w:val="0"/>
+                <w:kern w:val="0"/>
+                <w:sz w:val="15"/>
+                <w:szCs w:val="15"/>
+                <w:bdr w:val="none" w:color="auto" w:sz="0" w:space="0"/>
+                <w:lang w:val="en-US" w:eastAsia="zh-CN" w:bidi="ar"/>
+              </w:rPr>
+              <w:t>12.0f</w:t>
+            </w:r>
+          </w:p>
+        </w:tc>
+        <w:tc>
+          <w:tcPr>
+            <w:tcW w:w="1450" w:type="pct"/>
+            <w:shd w:val="clear" w:color="auto" w:fill="FFFFFF"/>
+            <w:tcMar>
+              <w:top w:w="100" w:type="dxa"/>
+              <w:left w:w="160" w:type="dxa"/>
+              <w:bottom w:w="100" w:type="dxa"/>
+              <w:right w:w="0" w:type="dxa"/>
+            </w:tcMar>
+            <w:vAlign w:val="center"/>
+          </w:tcPr>
+          <w:p>
+            <w:pPr>
+              <w:keepNext w:val="0"/>
+              <w:keepLines w:val="0"/>
+              <w:widowControl/>
+              <w:suppressLineNumbers w:val="0"/>
+              <w:spacing w:line="250" w:lineRule="atLeast"/>
+              <w:jc w:val="center"/>
+              <w:rPr>
+                <w:rFonts w:hint="eastAsia" w:ascii="宋体" w:hAnsi="宋体" w:eastAsia="宋体" w:cs="宋体"/>
+                <w:i w:val="0"/>
+                <w:iCs w:val="0"/>
+                <w:caps w:val="0"/>
+                <w:color w:val="0F1115"/>
+                <w:spacing w:val="0"/>
+                <w:sz w:val="15"/>
+                <w:szCs w:val="15"/>
+              </w:rPr>
+            </w:pPr>
+            <w:r>
+              <w:rPr>
+                <w:rFonts w:hint="eastAsia" w:ascii="宋体" w:hAnsi="宋体" w:eastAsia="宋体" w:cs="宋体"/>
+                <w:i w:val="0"/>
+                <w:iCs w:val="0"/>
+                <w:caps w:val="0"/>
+                <w:color w:val="0F1115"/>
+                <w:spacing w:val="0"/>
+                <w:kern w:val="0"/>
+                <w:sz w:val="15"/>
+                <w:szCs w:val="15"/>
+                <w:bdr w:val="none" w:color="auto" w:sz="0" w:space="0"/>
+                <w:lang w:val="en-US" w:eastAsia="zh-CN" w:bidi="ar"/>
+              </w:rPr>
+              <w:t>二技能冷却</w:t>
+            </w:r>
+          </w:p>
+        </w:tc>
+      </w:tr>
+      <w:tr>
+        <w:tblPrEx>
+          <w:tblBorders>
+            <w:top w:val="single" w:color="auto" w:sz="4" w:space="0"/>
+            <w:left w:val="single" w:color="auto" w:sz="4" w:space="0"/>
+            <w:bottom w:val="single" w:color="auto" w:sz="4" w:space="0"/>
+            <w:right w:val="single" w:color="auto" w:sz="4" w:space="0"/>
+            <w:insideH w:val="single" w:color="auto" w:sz="4" w:space="0"/>
+            <w:insideV w:val="single" w:color="auto" w:sz="4" w:space="0"/>
+          </w:tblBorders>
+          <w:tblCellMar>
+            <w:top w:w="15" w:type="dxa"/>
+            <w:left w:w="15" w:type="dxa"/>
+            <w:bottom w:w="15" w:type="dxa"/>
+            <w:right w:w="15" w:type="dxa"/>
+          </w:tblCellMar>
+        </w:tblPrEx>
+        <w:tc>
+          <w:tcPr>
+            <w:tcW w:w="1553" w:type="pct"/>
+            <w:shd w:val="clear" w:color="auto" w:fill="FFFFFF"/>
+            <w:tcMar>
+              <w:top w:w="100" w:type="dxa"/>
+              <w:left w:w="0" w:type="dxa"/>
+              <w:bottom w:w="100" w:type="dxa"/>
+              <w:right w:w="160" w:type="dxa"/>
+            </w:tcMar>
+            <w:vAlign w:val="center"/>
+          </w:tcPr>
+          <w:p>
+            <w:pPr>
+              <w:keepNext w:val="0"/>
+              <w:keepLines w:val="0"/>
+              <w:widowControl/>
+              <w:suppressLineNumbers w:val="0"/>
+              <w:spacing w:line="250" w:lineRule="atLeast"/>
+              <w:jc w:val="center"/>
+              <w:rPr>
+                <w:rFonts w:hint="eastAsia" w:ascii="宋体" w:hAnsi="宋体" w:eastAsia="宋体" w:cs="宋体"/>
+                <w:i w:val="0"/>
+                <w:iCs w:val="0"/>
+                <w:caps w:val="0"/>
+                <w:color w:val="0F1115"/>
+                <w:spacing w:val="0"/>
+                <w:sz w:val="15"/>
+                <w:szCs w:val="15"/>
+              </w:rPr>
+            </w:pPr>
+            <w:r>
+              <w:rPr>
+                <w:rFonts w:hint="eastAsia" w:ascii="宋体" w:hAnsi="宋体" w:eastAsia="宋体" w:cs="宋体"/>
+                <w:i w:val="0"/>
+                <w:iCs w:val="0"/>
+                <w:caps w:val="0"/>
+                <w:color w:val="0F1115"/>
+                <w:spacing w:val="0"/>
+                <w:kern w:val="0"/>
+                <w:sz w:val="15"/>
+                <w:szCs w:val="15"/>
+                <w:bdr w:val="none" w:color="auto" w:sz="0" w:space="0"/>
+                <w:lang w:val="en-US" w:eastAsia="zh-CN" w:bidi="ar"/>
+              </w:rPr>
+              <w:t>ScrollCD</w:t>
+            </w:r>
+          </w:p>
+        </w:tc>
+        <w:tc>
+          <w:tcPr>
+            <w:tcW w:w="946" w:type="pct"/>
+            <w:shd w:val="clear" w:color="auto" w:fill="FFFFFF"/>
+            <w:tcMar>
+              <w:top w:w="100" w:type="dxa"/>
+              <w:left w:w="160" w:type="dxa"/>
+              <w:bottom w:w="100" w:type="dxa"/>
+              <w:right w:w="160" w:type="dxa"/>
+            </w:tcMar>
+            <w:vAlign w:val="center"/>
+          </w:tcPr>
+          <w:p>
+            <w:pPr>
+              <w:keepNext w:val="0"/>
+              <w:keepLines w:val="0"/>
+              <w:widowControl/>
+              <w:suppressLineNumbers w:val="0"/>
+              <w:spacing w:line="250" w:lineRule="atLeast"/>
+              <w:jc w:val="center"/>
+              <w:rPr>
+                <w:rFonts w:hint="eastAsia" w:ascii="宋体" w:hAnsi="宋体" w:eastAsia="宋体" w:cs="宋体"/>
+                <w:i w:val="0"/>
+                <w:iCs w:val="0"/>
+                <w:caps w:val="0"/>
+                <w:color w:val="0F1115"/>
+                <w:spacing w:val="0"/>
+                <w:sz w:val="15"/>
+                <w:szCs w:val="15"/>
+              </w:rPr>
+            </w:pPr>
+            <w:r>
+              <w:rPr>
+                <w:rFonts w:hint="eastAsia" w:ascii="宋体" w:hAnsi="宋体" w:eastAsia="宋体" w:cs="宋体"/>
+                <w:i w:val="0"/>
+                <w:iCs w:val="0"/>
+                <w:caps w:val="0"/>
+                <w:color w:val="0F1115"/>
+                <w:spacing w:val="0"/>
+                <w:kern w:val="0"/>
+                <w:sz w:val="15"/>
+                <w:szCs w:val="15"/>
+                <w:bdr w:val="none" w:color="auto" w:sz="0" w:space="0"/>
+                <w:lang w:val="en-US" w:eastAsia="zh-CN" w:bidi="ar"/>
+              </w:rPr>
+              <w:t>float</w:t>
+            </w:r>
+          </w:p>
+        </w:tc>
+        <w:tc>
+          <w:tcPr>
+            <w:tcW w:w="1049" w:type="pct"/>
+            <w:shd w:val="clear" w:color="auto" w:fill="FFFFFF"/>
+            <w:tcMar>
+              <w:top w:w="100" w:type="dxa"/>
+              <w:left w:w="160" w:type="dxa"/>
+              <w:bottom w:w="100" w:type="dxa"/>
+              <w:right w:w="160" w:type="dxa"/>
+            </w:tcMar>
+            <w:vAlign w:val="center"/>
+          </w:tcPr>
+          <w:p>
+            <w:pPr>
+              <w:keepNext w:val="0"/>
+              <w:keepLines w:val="0"/>
+              <w:widowControl/>
+              <w:suppressLineNumbers w:val="0"/>
+              <w:spacing w:line="250" w:lineRule="atLeast"/>
+              <w:jc w:val="center"/>
+              <w:rPr>
+                <w:rFonts w:hint="eastAsia" w:ascii="宋体" w:hAnsi="宋体" w:eastAsia="宋体" w:cs="宋体"/>
+                <w:i w:val="0"/>
+                <w:iCs w:val="0"/>
+                <w:caps w:val="0"/>
+                <w:color w:val="0F1115"/>
+                <w:spacing w:val="0"/>
+                <w:sz w:val="15"/>
+                <w:szCs w:val="15"/>
+              </w:rPr>
+            </w:pPr>
+            <w:r>
+              <w:rPr>
+                <w:rFonts w:hint="eastAsia" w:ascii="宋体" w:hAnsi="宋体" w:eastAsia="宋体" w:cs="宋体"/>
+                <w:i w:val="0"/>
+                <w:iCs w:val="0"/>
+                <w:caps w:val="0"/>
+                <w:color w:val="0F1115"/>
+                <w:spacing w:val="0"/>
+                <w:kern w:val="0"/>
+                <w:sz w:val="15"/>
+                <w:szCs w:val="15"/>
+                <w:bdr w:val="none" w:color="auto" w:sz="0" w:space="0"/>
+                <w:lang w:val="en-US" w:eastAsia="zh-CN" w:bidi="ar"/>
+              </w:rPr>
+              <w:t>40.0f</w:t>
+            </w:r>
+          </w:p>
+        </w:tc>
+        <w:tc>
+          <w:tcPr>
+            <w:tcW w:w="1450" w:type="pct"/>
+            <w:shd w:val="clear" w:color="auto" w:fill="FFFFFF"/>
+            <w:tcMar>
+              <w:top w:w="100" w:type="dxa"/>
+              <w:left w:w="160" w:type="dxa"/>
+              <w:bottom w:w="100" w:type="dxa"/>
+              <w:right w:w="0" w:type="dxa"/>
+            </w:tcMar>
+            <w:vAlign w:val="center"/>
+          </w:tcPr>
+          <w:p>
+            <w:pPr>
+              <w:keepNext w:val="0"/>
+              <w:keepLines w:val="0"/>
+              <w:widowControl/>
+              <w:suppressLineNumbers w:val="0"/>
+              <w:spacing w:line="250" w:lineRule="atLeast"/>
+              <w:jc w:val="center"/>
+              <w:rPr>
+                <w:rFonts w:hint="eastAsia" w:ascii="宋体" w:hAnsi="宋体" w:eastAsia="宋体" w:cs="宋体"/>
+                <w:i w:val="0"/>
+                <w:iCs w:val="0"/>
+                <w:caps w:val="0"/>
+                <w:color w:val="0F1115"/>
+                <w:spacing w:val="0"/>
+                <w:sz w:val="15"/>
+                <w:szCs w:val="15"/>
+              </w:rPr>
+            </w:pPr>
+            <w:r>
+              <w:rPr>
+                <w:rFonts w:hint="eastAsia" w:ascii="宋体" w:hAnsi="宋体" w:eastAsia="宋体" w:cs="宋体"/>
+                <w:i w:val="0"/>
+                <w:iCs w:val="0"/>
+                <w:caps w:val="0"/>
+                <w:color w:val="0F1115"/>
+                <w:spacing w:val="0"/>
+                <w:kern w:val="0"/>
+                <w:sz w:val="15"/>
+                <w:szCs w:val="15"/>
+                <w:bdr w:val="none" w:color="auto" w:sz="0" w:space="0"/>
+                <w:lang w:val="en-US" w:eastAsia="zh-CN" w:bidi="ar"/>
+              </w:rPr>
+              <w:t>秘卷冷却</w:t>
+            </w:r>
+          </w:p>
+        </w:tc>
+      </w:tr>
+      <w:tr>
+        <w:tblPrEx>
+          <w:tblBorders>
+            <w:top w:val="single" w:color="auto" w:sz="4" w:space="0"/>
+            <w:left w:val="single" w:color="auto" w:sz="4" w:space="0"/>
+            <w:bottom w:val="single" w:color="auto" w:sz="4" w:space="0"/>
+            <w:right w:val="single" w:color="auto" w:sz="4" w:space="0"/>
+            <w:insideH w:val="single" w:color="auto" w:sz="4" w:space="0"/>
+            <w:insideV w:val="single" w:color="auto" w:sz="4" w:space="0"/>
+          </w:tblBorders>
+          <w:shd w:val="clear" w:color="auto" w:fill="FFFFFF"/>
+          <w:tblCellMar>
+            <w:top w:w="15" w:type="dxa"/>
+            <w:left w:w="15" w:type="dxa"/>
+            <w:bottom w:w="15" w:type="dxa"/>
+            <w:right w:w="15" w:type="dxa"/>
+          </w:tblCellMar>
+        </w:tblPrEx>
+        <w:tc>
+          <w:tcPr>
+            <w:tcW w:w="1553" w:type="pct"/>
+            <w:shd w:val="clear" w:color="auto" w:fill="FFFFFF"/>
+            <w:tcMar>
+              <w:top w:w="100" w:type="dxa"/>
+              <w:left w:w="0" w:type="dxa"/>
+              <w:bottom w:w="100" w:type="dxa"/>
+              <w:right w:w="160" w:type="dxa"/>
+            </w:tcMar>
+            <w:vAlign w:val="center"/>
+          </w:tcPr>
+          <w:p>
+            <w:pPr>
+              <w:keepNext w:val="0"/>
+              <w:keepLines w:val="0"/>
+              <w:widowControl/>
+              <w:suppressLineNumbers w:val="0"/>
+              <w:spacing w:line="250" w:lineRule="atLeast"/>
+              <w:jc w:val="center"/>
+              <w:rPr>
+                <w:rFonts w:hint="eastAsia" w:ascii="宋体" w:hAnsi="宋体" w:eastAsia="宋体" w:cs="宋体"/>
+                <w:i w:val="0"/>
+                <w:iCs w:val="0"/>
+                <w:caps w:val="0"/>
+                <w:color w:val="0F1115"/>
+                <w:spacing w:val="0"/>
+                <w:sz w:val="15"/>
+                <w:szCs w:val="15"/>
+              </w:rPr>
+            </w:pPr>
+            <w:r>
+              <w:rPr>
+                <w:rFonts w:hint="eastAsia" w:ascii="宋体" w:hAnsi="宋体" w:eastAsia="宋体" w:cs="宋体"/>
+                <w:i w:val="0"/>
+                <w:iCs w:val="0"/>
+                <w:caps w:val="0"/>
+                <w:color w:val="0F1115"/>
+                <w:spacing w:val="0"/>
+                <w:kern w:val="0"/>
+                <w:sz w:val="15"/>
+                <w:szCs w:val="15"/>
+                <w:bdr w:val="none" w:color="auto" w:sz="0" w:space="0"/>
+                <w:lang w:val="en-US" w:eastAsia="zh-CN" w:bidi="ar"/>
+              </w:rPr>
+              <w:t>SummonCD</w:t>
+            </w:r>
+          </w:p>
+        </w:tc>
+        <w:tc>
+          <w:tcPr>
+            <w:tcW w:w="946" w:type="pct"/>
+            <w:shd w:val="clear" w:color="auto" w:fill="FFFFFF"/>
+            <w:tcMar>
+              <w:top w:w="100" w:type="dxa"/>
+              <w:left w:w="160" w:type="dxa"/>
+              <w:bottom w:w="100" w:type="dxa"/>
+              <w:right w:w="160" w:type="dxa"/>
+            </w:tcMar>
+            <w:vAlign w:val="center"/>
+          </w:tcPr>
+          <w:p>
+            <w:pPr>
+              <w:keepNext w:val="0"/>
+              <w:keepLines w:val="0"/>
+              <w:widowControl/>
+              <w:suppressLineNumbers w:val="0"/>
+              <w:spacing w:line="250" w:lineRule="atLeast"/>
+              <w:jc w:val="center"/>
+              <w:rPr>
+                <w:rFonts w:hint="eastAsia" w:ascii="宋体" w:hAnsi="宋体" w:eastAsia="宋体" w:cs="宋体"/>
+                <w:i w:val="0"/>
+                <w:iCs w:val="0"/>
+                <w:caps w:val="0"/>
+                <w:color w:val="0F1115"/>
+                <w:spacing w:val="0"/>
+                <w:sz w:val="15"/>
+                <w:szCs w:val="15"/>
+              </w:rPr>
+            </w:pPr>
+            <w:r>
+              <w:rPr>
+                <w:rFonts w:hint="eastAsia" w:ascii="宋体" w:hAnsi="宋体" w:eastAsia="宋体" w:cs="宋体"/>
+                <w:i w:val="0"/>
+                <w:iCs w:val="0"/>
+                <w:caps w:val="0"/>
+                <w:color w:val="0F1115"/>
+                <w:spacing w:val="0"/>
+                <w:kern w:val="0"/>
+                <w:sz w:val="15"/>
+                <w:szCs w:val="15"/>
+                <w:bdr w:val="none" w:color="auto" w:sz="0" w:space="0"/>
+                <w:lang w:val="en-US" w:eastAsia="zh-CN" w:bidi="ar"/>
+              </w:rPr>
+              <w:t>float</w:t>
+            </w:r>
+          </w:p>
+        </w:tc>
+        <w:tc>
+          <w:tcPr>
+            <w:tcW w:w="1049" w:type="pct"/>
+            <w:shd w:val="clear" w:color="auto" w:fill="FFFFFF"/>
+            <w:tcMar>
+              <w:top w:w="100" w:type="dxa"/>
+              <w:left w:w="160" w:type="dxa"/>
+              <w:bottom w:w="100" w:type="dxa"/>
+              <w:right w:w="160" w:type="dxa"/>
+            </w:tcMar>
+            <w:vAlign w:val="center"/>
+          </w:tcPr>
+          <w:p>
+            <w:pPr>
+              <w:keepNext w:val="0"/>
+              <w:keepLines w:val="0"/>
+              <w:widowControl/>
+              <w:suppressLineNumbers w:val="0"/>
+              <w:spacing w:line="250" w:lineRule="atLeast"/>
+              <w:jc w:val="center"/>
+              <w:rPr>
+                <w:rFonts w:hint="eastAsia" w:ascii="宋体" w:hAnsi="宋体" w:eastAsia="宋体" w:cs="宋体"/>
+                <w:i w:val="0"/>
+                <w:iCs w:val="0"/>
+                <w:caps w:val="0"/>
+                <w:color w:val="0F1115"/>
+                <w:spacing w:val="0"/>
+                <w:sz w:val="15"/>
+                <w:szCs w:val="15"/>
+              </w:rPr>
+            </w:pPr>
+            <w:r>
+              <w:rPr>
+                <w:rFonts w:hint="eastAsia" w:ascii="宋体" w:hAnsi="宋体" w:eastAsia="宋体" w:cs="宋体"/>
+                <w:i w:val="0"/>
+                <w:iCs w:val="0"/>
+                <w:caps w:val="0"/>
+                <w:color w:val="0F1115"/>
+                <w:spacing w:val="0"/>
+                <w:kern w:val="0"/>
+                <w:sz w:val="15"/>
+                <w:szCs w:val="15"/>
+                <w:bdr w:val="none" w:color="auto" w:sz="0" w:space="0"/>
+                <w:lang w:val="en-US" w:eastAsia="zh-CN" w:bidi="ar"/>
+              </w:rPr>
+              <w:t>200.0f</w:t>
+            </w:r>
+          </w:p>
+        </w:tc>
+        <w:tc>
+          <w:tcPr>
+            <w:tcW w:w="1450" w:type="pct"/>
+            <w:shd w:val="clear" w:color="auto" w:fill="FFFFFF"/>
+            <w:tcMar>
+              <w:top w:w="100" w:type="dxa"/>
+              <w:left w:w="160" w:type="dxa"/>
+              <w:bottom w:w="100" w:type="dxa"/>
+              <w:right w:w="0" w:type="dxa"/>
+            </w:tcMar>
+            <w:vAlign w:val="center"/>
+          </w:tcPr>
+          <w:p>
+            <w:pPr>
+              <w:keepNext w:val="0"/>
+              <w:keepLines w:val="0"/>
+              <w:widowControl/>
+              <w:suppressLineNumbers w:val="0"/>
+              <w:spacing w:line="250" w:lineRule="atLeast"/>
+              <w:jc w:val="center"/>
+              <w:rPr>
+                <w:rFonts w:hint="eastAsia" w:ascii="宋体" w:hAnsi="宋体" w:eastAsia="宋体" w:cs="宋体"/>
+                <w:i w:val="0"/>
+                <w:iCs w:val="0"/>
+                <w:caps w:val="0"/>
+                <w:color w:val="0F1115"/>
+                <w:spacing w:val="0"/>
+                <w:sz w:val="15"/>
+                <w:szCs w:val="15"/>
+              </w:rPr>
+            </w:pPr>
+            <w:r>
+              <w:rPr>
+                <w:rFonts w:hint="eastAsia" w:ascii="宋体" w:hAnsi="宋体" w:eastAsia="宋体" w:cs="宋体"/>
+                <w:i w:val="0"/>
+                <w:iCs w:val="0"/>
+                <w:caps w:val="0"/>
+                <w:color w:val="0F1115"/>
+                <w:spacing w:val="0"/>
+                <w:kern w:val="0"/>
+                <w:sz w:val="15"/>
+                <w:szCs w:val="15"/>
+                <w:bdr w:val="none" w:color="auto" w:sz="0" w:space="0"/>
+                <w:lang w:val="en-US" w:eastAsia="zh-CN" w:bidi="ar"/>
+              </w:rPr>
+              <w:t>通灵冷却</w:t>
+            </w:r>
+          </w:p>
+        </w:tc>
+      </w:tr>
+    </w:tbl>
+    <w:p>
+      <w:pPr>
+        <w:ind w:firstLine="420" w:firstLineChars="0"/>
+        <w:rPr>
+          <w:rFonts w:hint="default" w:ascii="宋体" w:hAnsi="宋体" w:eastAsia="宋体" w:cs="宋体"/>
+          <w:sz w:val="24"/>
+          <w:szCs w:val="24"/>
+          <w:lang w:val="en-US" w:eastAsia="zh-CN"/>
+        </w:rPr>
+      </w:pPr>
+    </w:p>
+    <w:p>
+      <w:pPr>
         <w:rPr>
           <w:rFonts w:hint="default" w:ascii="宋体" w:hAnsi="宋体" w:eastAsia="宋体" w:cs="宋体"/>
           <w:sz w:val="28"/>
@@ -5303,162 +11244,14 @@
       <w:r>
         <w:rPr>
           <w:rFonts w:hint="eastAsia" w:ascii="宋体" w:hAnsi="宋体" w:eastAsia="宋体" w:cs="宋体"/>
-          <w:sz w:val="24"/>
-          <w:szCs w:val="24"/>
-          <w:lang w:val="en-US" w:eastAsia="zh-CN"/>
-        </w:rPr>
-        <w:t>角色触发攻击时改变本地客户端玩家状态中的攻击状态，并且RPC到服务器，更改服务器玩家状态中的攻击状态，随后同步到所有客户端。</w:t>
-      </w:r>
-    </w:p>
-    <w:p>
-      <w:pPr>
-        <w:rPr>
-          <w:rFonts w:hint="eastAsia"/>
-        </w:rPr>
-      </w:pPr>
-    </w:p>
-    <w:p>
-      <w:pPr>
-        <w:pStyle w:val="3"/>
-        <w:rPr>
-          <w:rFonts w:hint="eastAsia" w:ascii="宋体" w:hAnsi="宋体" w:eastAsia="宋体" w:cs="宋体"/>
-        </w:rPr>
-      </w:pPr>
-      <w:bookmarkStart w:id="12" w:name="_Toc19922"/>
-      <w:r>
-        <w:rPr>
-          <w:rFonts w:hint="eastAsia" w:ascii="宋体" w:hAnsi="宋体" w:eastAsia="宋体" w:cs="宋体"/>
-          <w:lang w:val="en-US" w:eastAsia="zh-CN"/>
-        </w:rPr>
-        <w:t>4</w:t>
-      </w:r>
-      <w:r>
-        <w:rPr>
-          <w:rFonts w:hint="eastAsia" w:ascii="宋体" w:hAnsi="宋体" w:eastAsia="宋体" w:cs="宋体"/>
-        </w:rPr>
-        <w:t>.</w:t>
-      </w:r>
-      <w:r>
-        <w:rPr>
-          <w:rFonts w:hint="eastAsia" w:ascii="宋体" w:hAnsi="宋体" w:eastAsia="宋体" w:cs="宋体"/>
-          <w:lang w:val="en-US" w:eastAsia="zh-CN"/>
-        </w:rPr>
-        <w:t>4.</w:t>
-      </w:r>
-      <w:r>
-        <w:rPr>
-          <w:rFonts w:hint="eastAsia" w:ascii="宋体" w:hAnsi="宋体" w:eastAsia="宋体" w:cs="宋体"/>
-        </w:rPr>
-        <w:t>蓝图实现</w:t>
-      </w:r>
-      <w:bookmarkEnd w:id="12"/>
-    </w:p>
-    <w:p>
-      <w:pPr>
-        <w:rPr>
-          <w:rFonts w:hint="eastAsia" w:ascii="宋体" w:hAnsi="宋体" w:eastAsia="宋体" w:cs="宋体"/>
           <w:sz w:val="28"/>
           <w:szCs w:val="28"/>
           <w:lang w:val="en-US" w:eastAsia="zh-CN"/>
         </w:rPr>
-      </w:pPr>
-      <w:r>
-        <w:rPr>
-          <w:rFonts w:hint="eastAsia" w:ascii="宋体" w:hAnsi="宋体" w:eastAsia="宋体" w:cs="宋体"/>
-          <w:sz w:val="28"/>
-          <w:szCs w:val="28"/>
-          <w:lang w:val="en-US" w:eastAsia="zh-CN"/>
-        </w:rPr>
-        <w:t>4.4.1.关卡</w:t>
-      </w:r>
-    </w:p>
-    <w:p>
-      <w:pPr>
-        <w:ind w:firstLine="420" w:firstLineChars="0"/>
-        <w:rPr>
-          <w:rFonts w:hint="default" w:ascii="宋体" w:hAnsi="宋体" w:eastAsia="宋体" w:cs="宋体"/>
-          <w:sz w:val="24"/>
-          <w:szCs w:val="24"/>
-          <w:lang w:val="en-US" w:eastAsia="zh-CN"/>
-        </w:rPr>
-      </w:pPr>
-      <w:r>
-        <w:rPr>
-          <w:rFonts w:hint="eastAsia" w:ascii="宋体" w:hAnsi="宋体" w:eastAsia="宋体" w:cs="宋体"/>
-          <w:sz w:val="24"/>
-          <w:szCs w:val="24"/>
-          <w:lang w:val="en-US" w:eastAsia="zh-CN"/>
-        </w:rPr>
-        <w:t>Lobby：空地图，自动打开初始界面UI</w:t>
-      </w:r>
-    </w:p>
-    <w:p>
-      <w:pPr>
-        <w:ind w:firstLine="420" w:firstLineChars="0"/>
-        <w:rPr>
-          <w:rFonts w:hint="eastAsia" w:ascii="宋体" w:hAnsi="宋体" w:eastAsia="宋体" w:cs="宋体"/>
-          <w:sz w:val="24"/>
-          <w:szCs w:val="24"/>
-          <w:lang w:val="en-US" w:eastAsia="zh-CN"/>
-        </w:rPr>
-      </w:pPr>
-      <w:r>
-        <w:rPr>
-          <w:rFonts w:hint="eastAsia" w:ascii="宋体" w:hAnsi="宋体" w:eastAsia="宋体" w:cs="宋体"/>
-          <w:sz w:val="24"/>
-          <w:szCs w:val="24"/>
-          <w:lang w:val="en-US" w:eastAsia="zh-CN"/>
-        </w:rPr>
-        <w:t>Transition：空地图，自动打开加载界面UI，进入决斗场的加载地图</w:t>
-      </w:r>
-    </w:p>
-    <w:p>
-      <w:pPr>
-        <w:ind w:firstLine="420" w:firstLineChars="0"/>
-        <w:rPr>
-          <w:rFonts w:hint="default" w:ascii="宋体" w:hAnsi="宋体" w:eastAsia="宋体" w:cs="宋体"/>
-          <w:sz w:val="24"/>
-          <w:szCs w:val="24"/>
-          <w:lang w:val="en-US" w:eastAsia="zh-CN"/>
-        </w:rPr>
-      </w:pPr>
-      <w:r>
-        <w:rPr>
-          <w:rFonts w:hint="default" w:ascii="宋体" w:hAnsi="宋体" w:eastAsia="宋体" w:cs="宋体"/>
-          <w:sz w:val="24"/>
-          <w:szCs w:val="24"/>
-          <w:lang w:val="en-US" w:eastAsia="zh-CN"/>
-        </w:rPr>
-        <w:t>Arena</w:t>
-      </w:r>
-      <w:r>
-        <w:rPr>
-          <w:rFonts w:hint="eastAsia" w:ascii="宋体" w:hAnsi="宋体" w:eastAsia="宋体" w:cs="宋体"/>
-          <w:sz w:val="24"/>
-          <w:szCs w:val="24"/>
-          <w:lang w:val="en-US" w:eastAsia="zh-CN"/>
-        </w:rPr>
-        <w:t>：决斗场</w:t>
-      </w:r>
-    </w:p>
-    <w:p>
-      <w:pPr>
-        <w:rPr>
-          <w:rFonts w:hint="default" w:ascii="宋体" w:hAnsi="宋体" w:eastAsia="宋体" w:cs="宋体"/>
-          <w:sz w:val="28"/>
-          <w:szCs w:val="28"/>
-          <w:lang w:val="en-US" w:eastAsia="zh-CN"/>
-        </w:rPr>
-      </w:pPr>
-      <w:r>
-        <w:rPr>
-          <w:rFonts w:hint="eastAsia" w:ascii="宋体" w:hAnsi="宋体" w:eastAsia="宋体" w:cs="宋体"/>
-          <w:sz w:val="28"/>
-          <w:szCs w:val="28"/>
-          <w:lang w:val="en-US" w:eastAsia="zh-CN"/>
-        </w:rPr>
         <w:t>4.4.2.</w:t>
       </w:r>
+      <w:bookmarkStart w:id="16" w:name="_GoBack"/>
+      <w:bookmarkEnd w:id="16"/>
     </w:p>
     <w:p>
       <w:pPr>
@@ -5683,7 +11476,7 @@
           <w:rFonts w:hint="eastAsia" w:ascii="宋体" w:hAnsi="宋体" w:eastAsia="宋体" w:cs="宋体"/>
         </w:rPr>
       </w:pPr>
-      <w:bookmarkStart w:id="13" w:name="_Toc32473"/>
+      <w:bookmarkStart w:id="12" w:name="_Toc32473"/>
       <w:r>
         <w:rPr>
           <w:rFonts w:hint="eastAsia" w:ascii="宋体" w:hAnsi="宋体" w:eastAsia="宋体" w:cs="宋体"/>
@@ -5697,43 +11490,43 @@
         </w:rPr>
         <w:t>开发计划</w:t>
       </w:r>
+      <w:bookmarkEnd w:id="12"/>
+    </w:p>
+    <w:p>
+      <w:pPr>
+        <w:pStyle w:val="3"/>
+        <w:rPr>
+          <w:rFonts w:hint="eastAsia" w:ascii="宋体" w:hAnsi="宋体" w:eastAsia="宋体" w:cs="宋体"/>
+        </w:rPr>
+      </w:pPr>
+      <w:bookmarkStart w:id="13" w:name="_Toc8486"/>
+      <w:r>
+        <w:rPr>
+          <w:rFonts w:hint="eastAsia" w:ascii="宋体" w:hAnsi="宋体" w:eastAsia="宋体" w:cs="宋体"/>
+          <w:lang w:val="en-US" w:eastAsia="zh-CN"/>
+        </w:rPr>
+        <w:t>5</w:t>
+      </w:r>
+      <w:r>
+        <w:rPr>
+          <w:rFonts w:hint="eastAsia" w:ascii="宋体" w:hAnsi="宋体" w:eastAsia="宋体" w:cs="宋体"/>
+        </w:rPr>
+        <w:t>.1</w:t>
+      </w:r>
+      <w:r>
+        <w:rPr>
+          <w:rFonts w:hint="eastAsia" w:ascii="宋体" w:hAnsi="宋体" w:eastAsia="宋体" w:cs="宋体"/>
+          <w:lang w:val="en-US" w:eastAsia="zh-CN"/>
+        </w:rPr>
+        <w:t>.</w:t>
+      </w:r>
+      <w:r>
+        <w:rPr>
+          <w:rFonts w:hint="eastAsia" w:ascii="宋体" w:hAnsi="宋体" w:eastAsia="宋体" w:cs="宋体"/>
+        </w:rPr>
+        <w:t>时间线</w:t>
+      </w:r>
       <w:bookmarkEnd w:id="13"/>
-    </w:p>
-    <w:p>
-      <w:pPr>
-        <w:pStyle w:val="3"/>
-        <w:rPr>
-          <w:rFonts w:hint="eastAsia" w:ascii="宋体" w:hAnsi="宋体" w:eastAsia="宋体" w:cs="宋体"/>
-        </w:rPr>
-      </w:pPr>
-      <w:bookmarkStart w:id="14" w:name="_Toc8486"/>
-      <w:r>
-        <w:rPr>
-          <w:rFonts w:hint="eastAsia" w:ascii="宋体" w:hAnsi="宋体" w:eastAsia="宋体" w:cs="宋体"/>
-          <w:lang w:val="en-US" w:eastAsia="zh-CN"/>
-        </w:rPr>
-        <w:t>5</w:t>
-      </w:r>
-      <w:r>
-        <w:rPr>
-          <w:rFonts w:hint="eastAsia" w:ascii="宋体" w:hAnsi="宋体" w:eastAsia="宋体" w:cs="宋体"/>
-        </w:rPr>
-        <w:t>.1</w:t>
-      </w:r>
-      <w:r>
-        <w:rPr>
-          <w:rFonts w:hint="eastAsia" w:ascii="宋体" w:hAnsi="宋体" w:eastAsia="宋体" w:cs="宋体"/>
-          <w:lang w:val="en-US" w:eastAsia="zh-CN"/>
-        </w:rPr>
-        <w:t>.</w:t>
-      </w:r>
-      <w:r>
-        <w:rPr>
-          <w:rFonts w:hint="eastAsia" w:ascii="宋体" w:hAnsi="宋体" w:eastAsia="宋体" w:cs="宋体"/>
-        </w:rPr>
-        <w:t>时间线</w:t>
-      </w:r>
-      <w:bookmarkEnd w:id="14"/>
     </w:p>
     <w:tbl>
       <w:tblPr>
@@ -6321,7 +12114,7 @@
           <w:rFonts w:hint="eastAsia" w:ascii="宋体" w:hAnsi="宋体" w:eastAsia="宋体" w:cs="宋体"/>
         </w:rPr>
       </w:pPr>
-      <w:bookmarkStart w:id="15" w:name="_Toc26120"/>
+      <w:bookmarkStart w:id="14" w:name="_Toc26120"/>
       <w:r>
         <w:rPr>
           <w:rFonts w:hint="eastAsia" w:ascii="宋体" w:hAnsi="宋体" w:eastAsia="宋体" w:cs="宋体"/>
@@ -6348,7 +12141,7 @@
         </w:rPr>
         <w:t>每日任务清单</w:t>
       </w:r>
-      <w:bookmarkEnd w:id="15"/>
+      <w:bookmarkEnd w:id="14"/>
     </w:p>
     <w:tbl>
       <w:tblPr>
@@ -7278,7 +13071,7 @@
           <w:rFonts w:hint="eastAsia" w:ascii="宋体" w:hAnsi="宋体" w:eastAsia="宋体" w:cs="宋体"/>
         </w:rPr>
       </w:pPr>
-      <w:bookmarkStart w:id="16" w:name="_Toc28725"/>
+      <w:bookmarkStart w:id="15" w:name="_Toc28725"/>
       <w:r>
         <w:rPr>
           <w:rFonts w:hint="eastAsia" w:ascii="宋体" w:hAnsi="宋体" w:eastAsia="宋体" w:cs="宋体"/>
@@ -7305,7 +13098,7 @@
         </w:rPr>
         <w:t>验收清单</w:t>
       </w:r>
-      <w:bookmarkEnd w:id="16"/>
+      <w:bookmarkEnd w:id="15"/>
     </w:p>
     <w:p>
       <w:pPr>

--- a/GDD.docx
+++ b/GDD.docx
@@ -423,7 +423,7 @@
         </w:p>
         <w:p>
           <w:pPr>
-            <w:pStyle w:val="10"/>
+            <w:pStyle w:val="11"/>
             <w:tabs>
               <w:tab w:val="right" w:leader="dot" w:pos="8306"/>
             </w:tabs>
@@ -491,7 +491,7 @@
         </w:p>
         <w:p>
           <w:pPr>
-            <w:pStyle w:val="10"/>
+            <w:pStyle w:val="11"/>
             <w:tabs>
               <w:tab w:val="right" w:leader="dot" w:pos="8306"/>
             </w:tabs>
@@ -559,7 +559,7 @@
         </w:p>
         <w:p>
           <w:pPr>
-            <w:pStyle w:val="10"/>
+            <w:pStyle w:val="11"/>
             <w:tabs>
               <w:tab w:val="right" w:leader="dot" w:pos="8306"/>
             </w:tabs>
@@ -708,7 +708,7 @@
         </w:p>
         <w:p>
           <w:pPr>
-            <w:pStyle w:val="10"/>
+            <w:pStyle w:val="11"/>
             <w:tabs>
               <w:tab w:val="right" w:leader="dot" w:pos="8306"/>
             </w:tabs>
@@ -776,7 +776,7 @@
         </w:p>
         <w:p>
           <w:pPr>
-            <w:pStyle w:val="10"/>
+            <w:pStyle w:val="11"/>
             <w:tabs>
               <w:tab w:val="right" w:leader="dot" w:pos="8306"/>
             </w:tabs>
@@ -844,7 +844,7 @@
         </w:p>
         <w:p>
           <w:pPr>
-            <w:pStyle w:val="10"/>
+            <w:pStyle w:val="11"/>
             <w:tabs>
               <w:tab w:val="right" w:leader="dot" w:pos="8306"/>
             </w:tabs>
@@ -993,7 +993,7 @@
         </w:p>
         <w:p>
           <w:pPr>
-            <w:pStyle w:val="10"/>
+            <w:pStyle w:val="11"/>
             <w:tabs>
               <w:tab w:val="right" w:leader="dot" w:pos="8306"/>
             </w:tabs>
@@ -1061,7 +1061,7 @@
         </w:p>
         <w:p>
           <w:pPr>
-            <w:pStyle w:val="10"/>
+            <w:pStyle w:val="11"/>
             <w:tabs>
               <w:tab w:val="right" w:leader="dot" w:pos="8306"/>
             </w:tabs>
@@ -1129,7 +1129,7 @@
         </w:p>
         <w:p>
           <w:pPr>
-            <w:pStyle w:val="10"/>
+            <w:pStyle w:val="11"/>
             <w:tabs>
               <w:tab w:val="right" w:leader="dot" w:pos="8306"/>
             </w:tabs>
@@ -1197,7 +1197,7 @@
         </w:p>
         <w:p>
           <w:pPr>
-            <w:pStyle w:val="10"/>
+            <w:pStyle w:val="11"/>
             <w:tabs>
               <w:tab w:val="right" w:leader="dot" w:pos="8306"/>
             </w:tabs>
@@ -1272,7 +1272,7 @@
         </w:p>
         <w:p>
           <w:pPr>
-            <w:pStyle w:val="10"/>
+            <w:pStyle w:val="11"/>
             <w:tabs>
               <w:tab w:val="right" w:leader="dot" w:pos="8306"/>
             </w:tabs>
@@ -1421,7 +1421,7 @@
         </w:p>
         <w:p>
           <w:pPr>
-            <w:pStyle w:val="10"/>
+            <w:pStyle w:val="11"/>
             <w:tabs>
               <w:tab w:val="right" w:leader="dot" w:pos="8306"/>
             </w:tabs>
@@ -1489,7 +1489,7 @@
         </w:p>
         <w:p>
           <w:pPr>
-            <w:pStyle w:val="10"/>
+            <w:pStyle w:val="11"/>
             <w:tabs>
               <w:tab w:val="right" w:leader="dot" w:pos="8306"/>
             </w:tabs>
@@ -1557,7 +1557,7 @@
         </w:p>
         <w:p>
           <w:pPr>
-            <w:pStyle w:val="10"/>
+            <w:pStyle w:val="11"/>
             <w:tabs>
               <w:tab w:val="right" w:leader="dot" w:pos="8306"/>
             </w:tabs>
@@ -1774,7 +1774,7 @@
     </w:p>
     <w:tbl>
       <w:tblPr>
-        <w:tblStyle w:val="11"/>
+        <w:tblStyle w:val="14"/>
         <w:tblW w:w="0" w:type="auto"/>
         <w:tblInd w:w="0" w:type="dxa"/>
         <w:tblBorders>
@@ -1807,12 +1807,6 @@
             <w:insideH w:val="single" w:color="auto" w:sz="4" w:space="0"/>
             <w:insideV w:val="single" w:color="auto" w:sz="4" w:space="0"/>
           </w:tblBorders>
-          <w:tblCellMar>
-            <w:top w:w="0" w:type="dxa"/>
-            <w:left w:w="0" w:type="dxa"/>
-            <w:bottom w:w="0" w:type="dxa"/>
-            <w:right w:w="0" w:type="dxa"/>
-          </w:tblCellMar>
         </w:tblPrEx>
         <w:tc>
           <w:tcPr>
@@ -2097,7 +2091,7 @@
     </w:p>
     <w:tbl>
       <w:tblPr>
-        <w:tblStyle w:val="11"/>
+        <w:tblStyle w:val="14"/>
         <w:tblW w:w="0" w:type="auto"/>
         <w:tblInd w:w="0" w:type="dxa"/>
         <w:tblBorders>
@@ -2982,7 +2976,7 @@
     </w:p>
     <w:tbl>
       <w:tblPr>
-        <w:tblStyle w:val="11"/>
+        <w:tblStyle w:val="14"/>
         <w:tblW w:w="0" w:type="auto"/>
         <w:tblInd w:w="0" w:type="dxa"/>
         <w:tblBorders>
@@ -3407,7 +3401,7 @@
     </w:p>
     <w:tbl>
       <w:tblPr>
-        <w:tblStyle w:val="11"/>
+        <w:tblStyle w:val="14"/>
         <w:tblW w:w="0" w:type="auto"/>
         <w:tblInd w:w="0" w:type="dxa"/>
         <w:tblBorders>
@@ -3995,15 +3989,6 @@
     </w:tbl>
     <w:p>
       <w:pPr>
-        <w:pStyle w:val="2"/>
-        <w:rPr>
-          <w:rFonts w:hint="default" w:ascii="宋体" w:hAnsi="宋体" w:eastAsia="宋体" w:cs="宋体"/>
-          <w:lang w:val="en-US"/>
-        </w:rPr>
-      </w:pPr>
-    </w:p>
-    <w:p>
-      <w:pPr>
         <w:outlineLvl w:val="9"/>
         <w:rPr>
           <w:rFonts w:hint="eastAsia" w:ascii="宋体" w:hAnsi="宋体" w:eastAsia="宋体" w:cs="宋体"/>
@@ -5220,7 +5205,7 @@
     </w:p>
     <w:tbl>
       <w:tblPr>
-        <w:tblStyle w:val="11"/>
+        <w:tblStyle w:val="14"/>
         <w:tblW w:w="4999" w:type="pct"/>
         <w:tblInd w:w="0" w:type="dxa"/>
         <w:tblBorders>
@@ -5256,6 +5241,12 @@
             <w:insideV w:val="single" w:color="auto" w:sz="4" w:space="0"/>
           </w:tblBorders>
           <w:shd w:val="clear" w:color="auto" w:fill="FFFFFF"/>
+          <w:tblCellMar>
+            <w:top w:w="15" w:type="dxa"/>
+            <w:left w:w="15" w:type="dxa"/>
+            <w:bottom w:w="15" w:type="dxa"/>
+            <w:right w:w="15" w:type="dxa"/>
+          </w:tblCellMar>
         </w:tblPrEx>
         <w:trPr>
           <w:tblHeader/>
@@ -5415,7 +5406,6 @@
             <w:insideH w:val="single" w:color="auto" w:sz="4" w:space="0"/>
             <w:insideV w:val="single" w:color="auto" w:sz="4" w:space="0"/>
           </w:tblBorders>
-          <w:shd w:val="clear" w:color="auto" w:fill="FFFFFF"/>
           <w:tblCellMar>
             <w:top w:w="15" w:type="dxa"/>
             <w:left w:w="15" w:type="dxa"/>
@@ -5578,7 +5568,6 @@
             <w:insideH w:val="single" w:color="auto" w:sz="4" w:space="0"/>
             <w:insideV w:val="single" w:color="auto" w:sz="4" w:space="0"/>
           </w:tblBorders>
-          <w:shd w:val="clear" w:color="auto" w:fill="FFFFFF"/>
           <w:tblCellMar>
             <w:top w:w="15" w:type="dxa"/>
             <w:left w:w="15" w:type="dxa"/>
@@ -5741,7 +5730,6 @@
             <w:insideH w:val="single" w:color="auto" w:sz="4" w:space="0"/>
             <w:insideV w:val="single" w:color="auto" w:sz="4" w:space="0"/>
           </w:tblBorders>
-          <w:shd w:val="clear" w:color="auto" w:fill="FFFFFF"/>
           <w:tblCellMar>
             <w:top w:w="15" w:type="dxa"/>
             <w:left w:w="15" w:type="dxa"/>
@@ -5905,7 +5893,6 @@
             <w:insideH w:val="single" w:color="auto" w:sz="4" w:space="0"/>
             <w:insideV w:val="single" w:color="auto" w:sz="4" w:space="0"/>
           </w:tblBorders>
-          <w:shd w:val="clear" w:color="auto" w:fill="FFFFFF"/>
           <w:tblCellMar>
             <w:top w:w="15" w:type="dxa"/>
             <w:left w:w="15" w:type="dxa"/>
@@ -6053,22 +6040,7 @@
                 <w:szCs w:val="15"/>
                 <w:lang w:val="en-US" w:eastAsia="zh-CN" w:bidi="ar"/>
               </w:rPr>
-              <w:t>相机参数配置</w:t>
-            </w:r>
-            <w:r>
-              <w:rPr>
-                <w:rFonts w:hint="eastAsia" w:ascii="宋体" w:hAnsi="宋体" w:eastAsia="宋体" w:cs="宋体"/>
-                <w:i w:val="0"/>
-                <w:iCs w:val="0"/>
-                <w:caps w:val="0"/>
-                <w:color w:val="0F1115"/>
-                <w:spacing w:val="0"/>
-                <w:kern w:val="0"/>
-                <w:sz w:val="15"/>
-                <w:szCs w:val="15"/>
-                <w:lang w:val="en-US" w:eastAsia="zh-CN" w:bidi="ar"/>
-              </w:rPr>
-              <w:t>、屏幕震动</w:t>
+              <w:t>相机参数配置、屏幕震动</w:t>
             </w:r>
           </w:p>
         </w:tc>
@@ -6083,7 +6055,6 @@
             <w:insideH w:val="single" w:color="auto" w:sz="4" w:space="0"/>
             <w:insideV w:val="single" w:color="auto" w:sz="4" w:space="0"/>
           </w:tblBorders>
-          <w:shd w:val="clear" w:color="auto" w:fill="FFFFFF"/>
           <w:tblCellMar>
             <w:top w:w="15" w:type="dxa"/>
             <w:left w:w="15" w:type="dxa"/>
@@ -6246,7 +6217,6 @@
             <w:insideH w:val="single" w:color="auto" w:sz="4" w:space="0"/>
             <w:insideV w:val="single" w:color="auto" w:sz="4" w:space="0"/>
           </w:tblBorders>
-          <w:shd w:val="clear" w:color="auto" w:fill="FFFFFF"/>
           <w:tblCellMar>
             <w:top w:w="15" w:type="dxa"/>
             <w:left w:w="15" w:type="dxa"/>
@@ -6582,6 +6552,7 @@
     </w:p>
     <w:p>
       <w:pPr>
+        <w:outlineLvl w:val="2"/>
         <w:rPr>
           <w:rFonts w:hint="default" w:ascii="宋体" w:hAnsi="宋体" w:eastAsia="宋体" w:cs="宋体"/>
           <w:sz w:val="28"/>
@@ -6612,6 +6583,7 @@
     </w:p>
     <w:tbl>
       <w:tblPr>
+        <w:tblStyle w:val="14"/>
         <w:tblW w:w="4998" w:type="pct"/>
         <w:tblInd w:w="0" w:type="dxa"/>
         <w:tblBorders>
@@ -6647,7 +6619,6 @@
             <w:insideH w:val="single" w:color="auto" w:sz="4" w:space="0"/>
             <w:insideV w:val="single" w:color="auto" w:sz="4" w:space="0"/>
           </w:tblBorders>
-          <w:shd w:val="clear" w:color="auto" w:fill="FFFFFF"/>
           <w:tblCellMar>
             <w:top w:w="15" w:type="dxa"/>
             <w:left w:w="15" w:type="dxa"/>
@@ -6700,7 +6671,6 @@
                 <w:kern w:val="0"/>
                 <w:sz w:val="15"/>
                 <w:szCs w:val="15"/>
-                <w:bdr w:val="none" w:color="auto" w:sz="0" w:space="0"/>
                 <w:lang w:val="en-US" w:eastAsia="zh-CN" w:bidi="ar"/>
               </w:rPr>
               <w:t>属性</w:t>
@@ -6749,7 +6719,6 @@
                 <w:kern w:val="0"/>
                 <w:sz w:val="15"/>
                 <w:szCs w:val="15"/>
-                <w:bdr w:val="none" w:color="auto" w:sz="0" w:space="0"/>
                 <w:lang w:val="en-US" w:eastAsia="zh-CN" w:bidi="ar"/>
               </w:rPr>
               <w:t>所属类</w:t>
@@ -6798,7 +6767,6 @@
                 <w:kern w:val="0"/>
                 <w:sz w:val="15"/>
                 <w:szCs w:val="15"/>
-                <w:bdr w:val="none" w:color="auto" w:sz="0" w:space="0"/>
                 <w:lang w:val="en-US" w:eastAsia="zh-CN" w:bidi="ar"/>
               </w:rPr>
               <w:t>复制条件</w:t>
@@ -6847,10 +6815,219 @@
                 <w:kern w:val="0"/>
                 <w:sz w:val="15"/>
                 <w:szCs w:val="15"/>
-                <w:bdr w:val="none" w:color="auto" w:sz="0" w:space="0"/>
                 <w:lang w:val="en-US" w:eastAsia="zh-CN" w:bidi="ar"/>
               </w:rPr>
               <w:t>更新频率</w:t>
+            </w:r>
+          </w:p>
+        </w:tc>
+      </w:tr>
+      <w:tr>
+        <w:tblPrEx>
+          <w:tblBorders>
+            <w:top w:val="single" w:color="auto" w:sz="4" w:space="0"/>
+            <w:left w:val="single" w:color="auto" w:sz="4" w:space="0"/>
+            <w:bottom w:val="single" w:color="auto" w:sz="4" w:space="0"/>
+            <w:right w:val="single" w:color="auto" w:sz="4" w:space="0"/>
+            <w:insideH w:val="single" w:color="auto" w:sz="4" w:space="0"/>
+            <w:insideV w:val="single" w:color="auto" w:sz="4" w:space="0"/>
+          </w:tblBorders>
+          <w:tblCellMar>
+            <w:top w:w="15" w:type="dxa"/>
+            <w:left w:w="15" w:type="dxa"/>
+            <w:bottom w:w="15" w:type="dxa"/>
+            <w:right w:w="15" w:type="dxa"/>
+          </w:tblCellMar>
+        </w:tblPrEx>
+        <w:tc>
+          <w:tcPr>
+            <w:tcW w:w="1285" w:type="pct"/>
+            <w:shd w:val="clear" w:color="auto" w:fill="FFFFFF"/>
+            <w:tcMar>
+              <w:top w:w="100" w:type="dxa"/>
+              <w:left w:w="0" w:type="dxa"/>
+              <w:bottom w:w="100" w:type="dxa"/>
+              <w:right w:w="160" w:type="dxa"/>
+            </w:tcMar>
+            <w:vAlign w:val="center"/>
+          </w:tcPr>
+          <w:p>
+            <w:pPr>
+              <w:keepNext w:val="0"/>
+              <w:keepLines w:val="0"/>
+              <w:widowControl/>
+              <w:suppressLineNumbers w:val="0"/>
+              <w:spacing w:line="250" w:lineRule="atLeast"/>
+              <w:jc w:val="center"/>
+              <w:rPr>
+                <w:rFonts w:hint="eastAsia" w:ascii="宋体" w:hAnsi="宋体" w:eastAsia="宋体" w:cs="宋体"/>
+                <w:i w:val="0"/>
+                <w:iCs w:val="0"/>
+                <w:caps w:val="0"/>
+                <w:color w:val="0F1115"/>
+                <w:spacing w:val="0"/>
+                <w:sz w:val="15"/>
+                <w:szCs w:val="15"/>
+              </w:rPr>
+            </w:pPr>
+            <w:r>
+              <w:rPr>
+                <w:rFonts w:hint="eastAsia" w:ascii="宋体" w:hAnsi="宋体" w:eastAsia="宋体" w:cs="宋体"/>
+                <w:i w:val="0"/>
+                <w:iCs w:val="0"/>
+                <w:caps w:val="0"/>
+                <w:color w:val="0F1115"/>
+                <w:spacing w:val="0"/>
+                <w:kern w:val="0"/>
+                <w:sz w:val="15"/>
+                <w:szCs w:val="15"/>
+                <w:lang w:val="en-US" w:eastAsia="zh-CN" w:bidi="ar"/>
+              </w:rPr>
+              <w:t>Team</w:t>
+            </w:r>
+          </w:p>
+        </w:tc>
+        <w:tc>
+          <w:tcPr>
+            <w:tcW w:w="1211" w:type="pct"/>
+            <w:shd w:val="clear" w:color="auto" w:fill="FFFFFF"/>
+            <w:tcMar>
+              <w:top w:w="100" w:type="dxa"/>
+              <w:left w:w="160" w:type="dxa"/>
+              <w:bottom w:w="100" w:type="dxa"/>
+              <w:right w:w="160" w:type="dxa"/>
+            </w:tcMar>
+            <w:vAlign w:val="center"/>
+          </w:tcPr>
+          <w:p>
+            <w:pPr>
+              <w:keepNext w:val="0"/>
+              <w:keepLines w:val="0"/>
+              <w:widowControl/>
+              <w:suppressLineNumbers w:val="0"/>
+              <w:spacing w:line="250" w:lineRule="atLeast"/>
+              <w:jc w:val="center"/>
+              <w:rPr>
+                <w:rFonts w:hint="eastAsia" w:ascii="宋体" w:hAnsi="宋体" w:eastAsia="宋体" w:cs="宋体"/>
+                <w:i w:val="0"/>
+                <w:iCs w:val="0"/>
+                <w:caps w:val="0"/>
+                <w:color w:val="0F1115"/>
+                <w:spacing w:val="0"/>
+                <w:sz w:val="15"/>
+                <w:szCs w:val="15"/>
+              </w:rPr>
+            </w:pPr>
+            <w:r>
+              <w:rPr>
+                <w:rFonts w:hint="eastAsia" w:ascii="宋体" w:hAnsi="宋体" w:eastAsia="宋体" w:cs="宋体"/>
+                <w:i w:val="0"/>
+                <w:iCs w:val="0"/>
+                <w:caps w:val="0"/>
+                <w:color w:val="0F1115"/>
+                <w:spacing w:val="0"/>
+                <w:kern w:val="0"/>
+                <w:sz w:val="15"/>
+                <w:szCs w:val="15"/>
+                <w:lang w:val="en-US" w:eastAsia="zh-CN" w:bidi="ar"/>
+              </w:rPr>
+              <w:t>PlayerState</w:t>
+            </w:r>
+          </w:p>
+        </w:tc>
+        <w:tc>
+          <w:tcPr>
+            <w:tcW w:w="1529" w:type="pct"/>
+            <w:shd w:val="clear" w:color="auto" w:fill="FFFFFF"/>
+            <w:tcMar>
+              <w:top w:w="100" w:type="dxa"/>
+              <w:left w:w="160" w:type="dxa"/>
+              <w:bottom w:w="100" w:type="dxa"/>
+              <w:right w:w="160" w:type="dxa"/>
+            </w:tcMar>
+            <w:vAlign w:val="center"/>
+          </w:tcPr>
+          <w:p>
+            <w:pPr>
+              <w:keepNext w:val="0"/>
+              <w:keepLines w:val="0"/>
+              <w:widowControl/>
+              <w:suppressLineNumbers w:val="0"/>
+              <w:spacing w:line="250" w:lineRule="atLeast"/>
+              <w:jc w:val="center"/>
+              <w:rPr>
+                <w:rFonts w:hint="eastAsia" w:ascii="宋体" w:hAnsi="宋体" w:eastAsia="宋体" w:cs="宋体"/>
+                <w:i w:val="0"/>
+                <w:iCs w:val="0"/>
+                <w:caps w:val="0"/>
+                <w:color w:val="0F1115"/>
+                <w:spacing w:val="0"/>
+                <w:sz w:val="15"/>
+                <w:szCs w:val="15"/>
+              </w:rPr>
+            </w:pPr>
+            <w:r>
+              <w:rPr>
+                <w:rFonts w:hint="eastAsia" w:ascii="宋体" w:hAnsi="宋体" w:eastAsia="宋体" w:cs="宋体"/>
+                <w:i w:val="0"/>
+                <w:iCs w:val="0"/>
+                <w:caps w:val="0"/>
+                <w:color w:val="0F1115"/>
+                <w:spacing w:val="0"/>
+                <w:kern w:val="0"/>
+                <w:sz w:val="15"/>
+                <w:szCs w:val="15"/>
+                <w:lang w:val="en-US" w:eastAsia="zh-CN" w:bidi="ar"/>
+              </w:rPr>
+              <w:t>初始赋值后不变</w:t>
+            </w:r>
+          </w:p>
+        </w:tc>
+        <w:tc>
+          <w:tcPr>
+            <w:tcW w:w="973" w:type="pct"/>
+            <w:shd w:val="clear" w:color="auto" w:fill="FFFFFF"/>
+            <w:tcMar>
+              <w:top w:w="100" w:type="dxa"/>
+              <w:left w:w="160" w:type="dxa"/>
+              <w:bottom w:w="100" w:type="dxa"/>
+              <w:right w:w="0" w:type="dxa"/>
+            </w:tcMar>
+            <w:vAlign w:val="center"/>
+          </w:tcPr>
+          <w:p>
+            <w:pPr>
+              <w:keepNext w:val="0"/>
+              <w:keepLines w:val="0"/>
+              <w:widowControl/>
+              <w:suppressLineNumbers w:val="0"/>
+              <w:spacing w:line="250" w:lineRule="atLeast"/>
+              <w:jc w:val="center"/>
+              <w:rPr>
+                <w:rFonts w:hint="eastAsia" w:ascii="宋体" w:hAnsi="宋体" w:eastAsia="宋体" w:cs="宋体"/>
+                <w:i w:val="0"/>
+                <w:iCs w:val="0"/>
+                <w:caps w:val="0"/>
+                <w:color w:val="0F1115"/>
+                <w:spacing w:val="0"/>
+                <w:sz w:val="15"/>
+                <w:szCs w:val="15"/>
+              </w:rPr>
+            </w:pPr>
+            <w:r>
+              <w:rPr>
+                <w:rFonts w:hint="eastAsia" w:ascii="宋体" w:hAnsi="宋体" w:eastAsia="宋体" w:cs="宋体"/>
+                <w:i w:val="0"/>
+                <w:iCs w:val="0"/>
+                <w:caps w:val="0"/>
+                <w:color w:val="0F1115"/>
+                <w:spacing w:val="0"/>
+                <w:kern w:val="0"/>
+                <w:sz w:val="15"/>
+                <w:szCs w:val="15"/>
+                <w:lang w:val="en-US" w:eastAsia="zh-CN" w:bidi="ar"/>
+              </w:rPr>
+              <w:t>一次</w:t>
             </w:r>
           </w:p>
         </w:tc>
@@ -6915,10 +7092,9 @@
                 <w:kern w:val="0"/>
                 <w:sz w:val="15"/>
                 <w:szCs w:val="15"/>
-                <w:bdr w:val="none" w:color="auto" w:sz="0" w:space="0"/>
                 <w:lang w:val="en-US" w:eastAsia="zh-CN" w:bidi="ar"/>
               </w:rPr>
-              <w:t>Team</w:t>
+              <w:t>HealthValue</w:t>
             </w:r>
           </w:p>
         </w:tc>
@@ -6964,7 +7140,6 @@
                 <w:kern w:val="0"/>
                 <w:sz w:val="15"/>
                 <w:szCs w:val="15"/>
-                <w:bdr w:val="none" w:color="auto" w:sz="0" w:space="0"/>
                 <w:lang w:val="en-US" w:eastAsia="zh-CN" w:bidi="ar"/>
               </w:rPr>
               <w:t>PlayerState</w:t>
@@ -7013,10 +7188,9 @@
                 <w:kern w:val="0"/>
                 <w:sz w:val="15"/>
                 <w:szCs w:val="15"/>
-                <w:bdr w:val="none" w:color="auto" w:sz="0" w:space="0"/>
                 <w:lang w:val="en-US" w:eastAsia="zh-CN" w:bidi="ar"/>
               </w:rPr>
-              <w:t>初始赋值后不变</w:t>
+              <w:t>受击时变更</w:t>
             </w:r>
           </w:p>
         </w:tc>
@@ -7062,10 +7236,849 @@
                 <w:kern w:val="0"/>
                 <w:sz w:val="15"/>
                 <w:szCs w:val="15"/>
-                <w:bdr w:val="none" w:color="auto" w:sz="0" w:space="0"/>
                 <w:lang w:val="en-US" w:eastAsia="zh-CN" w:bidi="ar"/>
               </w:rPr>
-              <w:t>一次</w:t>
+              <w:t>按需</w:t>
+            </w:r>
+          </w:p>
+        </w:tc>
+      </w:tr>
+      <w:tr>
+        <w:tblPrEx>
+          <w:tblBorders>
+            <w:top w:val="single" w:color="auto" w:sz="4" w:space="0"/>
+            <w:left w:val="single" w:color="auto" w:sz="4" w:space="0"/>
+            <w:bottom w:val="single" w:color="auto" w:sz="4" w:space="0"/>
+            <w:right w:val="single" w:color="auto" w:sz="4" w:space="0"/>
+            <w:insideH w:val="single" w:color="auto" w:sz="4" w:space="0"/>
+            <w:insideV w:val="single" w:color="auto" w:sz="4" w:space="0"/>
+          </w:tblBorders>
+          <w:tblCellMar>
+            <w:top w:w="15" w:type="dxa"/>
+            <w:left w:w="15" w:type="dxa"/>
+            <w:bottom w:w="15" w:type="dxa"/>
+            <w:right w:w="15" w:type="dxa"/>
+          </w:tblCellMar>
+        </w:tblPrEx>
+        <w:tc>
+          <w:tcPr>
+            <w:tcW w:w="1285" w:type="pct"/>
+            <w:shd w:val="clear" w:color="auto" w:fill="FFFFFF"/>
+            <w:tcMar>
+              <w:top w:w="100" w:type="dxa"/>
+              <w:left w:w="0" w:type="dxa"/>
+              <w:bottom w:w="100" w:type="dxa"/>
+              <w:right w:w="160" w:type="dxa"/>
+            </w:tcMar>
+            <w:vAlign w:val="center"/>
+          </w:tcPr>
+          <w:p>
+            <w:pPr>
+              <w:keepNext w:val="0"/>
+              <w:keepLines w:val="0"/>
+              <w:widowControl/>
+              <w:suppressLineNumbers w:val="0"/>
+              <w:spacing w:line="250" w:lineRule="atLeast"/>
+              <w:jc w:val="center"/>
+              <w:rPr>
+                <w:rFonts w:hint="eastAsia" w:ascii="宋体" w:hAnsi="宋体" w:eastAsia="宋体" w:cs="宋体"/>
+                <w:i w:val="0"/>
+                <w:iCs w:val="0"/>
+                <w:caps w:val="0"/>
+                <w:color w:val="0F1115"/>
+                <w:spacing w:val="0"/>
+                <w:sz w:val="15"/>
+                <w:szCs w:val="15"/>
+              </w:rPr>
+            </w:pPr>
+            <w:r>
+              <w:rPr>
+                <w:rFonts w:hint="eastAsia" w:ascii="宋体" w:hAnsi="宋体" w:eastAsia="宋体" w:cs="宋体"/>
+                <w:i w:val="0"/>
+                <w:iCs w:val="0"/>
+                <w:caps w:val="0"/>
+                <w:color w:val="0F1115"/>
+                <w:spacing w:val="0"/>
+                <w:kern w:val="0"/>
+                <w:sz w:val="15"/>
+                <w:szCs w:val="15"/>
+                <w:lang w:val="en-US" w:eastAsia="zh-CN" w:bidi="ar"/>
+              </w:rPr>
+              <w:t>Chakra</w:t>
+            </w:r>
+          </w:p>
+        </w:tc>
+        <w:tc>
+          <w:tcPr>
+            <w:tcW w:w="1211" w:type="pct"/>
+            <w:shd w:val="clear" w:color="auto" w:fill="FFFFFF"/>
+            <w:tcMar>
+              <w:top w:w="100" w:type="dxa"/>
+              <w:left w:w="160" w:type="dxa"/>
+              <w:bottom w:w="100" w:type="dxa"/>
+              <w:right w:w="160" w:type="dxa"/>
+            </w:tcMar>
+            <w:vAlign w:val="center"/>
+          </w:tcPr>
+          <w:p>
+            <w:pPr>
+              <w:keepNext w:val="0"/>
+              <w:keepLines w:val="0"/>
+              <w:widowControl/>
+              <w:suppressLineNumbers w:val="0"/>
+              <w:spacing w:line="250" w:lineRule="atLeast"/>
+              <w:jc w:val="center"/>
+              <w:rPr>
+                <w:rFonts w:hint="eastAsia" w:ascii="宋体" w:hAnsi="宋体" w:eastAsia="宋体" w:cs="宋体"/>
+                <w:i w:val="0"/>
+                <w:iCs w:val="0"/>
+                <w:caps w:val="0"/>
+                <w:color w:val="0F1115"/>
+                <w:spacing w:val="0"/>
+                <w:sz w:val="15"/>
+                <w:szCs w:val="15"/>
+              </w:rPr>
+            </w:pPr>
+            <w:r>
+              <w:rPr>
+                <w:rFonts w:hint="eastAsia" w:ascii="宋体" w:hAnsi="宋体" w:eastAsia="宋体" w:cs="宋体"/>
+                <w:i w:val="0"/>
+                <w:iCs w:val="0"/>
+                <w:caps w:val="0"/>
+                <w:color w:val="0F1115"/>
+                <w:spacing w:val="0"/>
+                <w:kern w:val="0"/>
+                <w:sz w:val="15"/>
+                <w:szCs w:val="15"/>
+                <w:lang w:val="en-US" w:eastAsia="zh-CN" w:bidi="ar"/>
+              </w:rPr>
+              <w:t>PlayerState</w:t>
+            </w:r>
+          </w:p>
+        </w:tc>
+        <w:tc>
+          <w:tcPr>
+            <w:tcW w:w="1529" w:type="pct"/>
+            <w:shd w:val="clear" w:color="auto" w:fill="FFFFFF"/>
+            <w:tcMar>
+              <w:top w:w="100" w:type="dxa"/>
+              <w:left w:w="160" w:type="dxa"/>
+              <w:bottom w:w="100" w:type="dxa"/>
+              <w:right w:w="160" w:type="dxa"/>
+            </w:tcMar>
+            <w:vAlign w:val="center"/>
+          </w:tcPr>
+          <w:p>
+            <w:pPr>
+              <w:keepNext w:val="0"/>
+              <w:keepLines w:val="0"/>
+              <w:widowControl/>
+              <w:suppressLineNumbers w:val="0"/>
+              <w:spacing w:line="250" w:lineRule="atLeast"/>
+              <w:jc w:val="center"/>
+              <w:rPr>
+                <w:rFonts w:hint="eastAsia" w:ascii="宋体" w:hAnsi="宋体" w:eastAsia="宋体" w:cs="宋体"/>
+                <w:i w:val="0"/>
+                <w:iCs w:val="0"/>
+                <w:caps w:val="0"/>
+                <w:color w:val="0F1115"/>
+                <w:spacing w:val="0"/>
+                <w:sz w:val="15"/>
+                <w:szCs w:val="15"/>
+              </w:rPr>
+            </w:pPr>
+            <w:r>
+              <w:rPr>
+                <w:rFonts w:hint="eastAsia" w:ascii="宋体" w:hAnsi="宋体" w:eastAsia="宋体" w:cs="宋体"/>
+                <w:i w:val="0"/>
+                <w:iCs w:val="0"/>
+                <w:caps w:val="0"/>
+                <w:color w:val="0F1115"/>
+                <w:spacing w:val="0"/>
+                <w:kern w:val="0"/>
+                <w:sz w:val="15"/>
+                <w:szCs w:val="15"/>
+                <w:lang w:val="en-US" w:eastAsia="zh-CN" w:bidi="ar"/>
+              </w:rPr>
+              <w:t>命中/替身时变更</w:t>
+            </w:r>
+          </w:p>
+        </w:tc>
+        <w:tc>
+          <w:tcPr>
+            <w:tcW w:w="973" w:type="pct"/>
+            <w:shd w:val="clear" w:color="auto" w:fill="FFFFFF"/>
+            <w:tcMar>
+              <w:top w:w="100" w:type="dxa"/>
+              <w:left w:w="160" w:type="dxa"/>
+              <w:bottom w:w="100" w:type="dxa"/>
+              <w:right w:w="0" w:type="dxa"/>
+            </w:tcMar>
+            <w:vAlign w:val="center"/>
+          </w:tcPr>
+          <w:p>
+            <w:pPr>
+              <w:keepNext w:val="0"/>
+              <w:keepLines w:val="0"/>
+              <w:widowControl/>
+              <w:suppressLineNumbers w:val="0"/>
+              <w:spacing w:line="250" w:lineRule="atLeast"/>
+              <w:jc w:val="center"/>
+              <w:rPr>
+                <w:rFonts w:hint="eastAsia" w:ascii="宋体" w:hAnsi="宋体" w:eastAsia="宋体" w:cs="宋体"/>
+                <w:i w:val="0"/>
+                <w:iCs w:val="0"/>
+                <w:caps w:val="0"/>
+                <w:color w:val="0F1115"/>
+                <w:spacing w:val="0"/>
+                <w:sz w:val="15"/>
+                <w:szCs w:val="15"/>
+              </w:rPr>
+            </w:pPr>
+            <w:r>
+              <w:rPr>
+                <w:rFonts w:hint="eastAsia" w:ascii="宋体" w:hAnsi="宋体" w:eastAsia="宋体" w:cs="宋体"/>
+                <w:i w:val="0"/>
+                <w:iCs w:val="0"/>
+                <w:caps w:val="0"/>
+                <w:color w:val="0F1115"/>
+                <w:spacing w:val="0"/>
+                <w:kern w:val="0"/>
+                <w:sz w:val="15"/>
+                <w:szCs w:val="15"/>
+                <w:lang w:val="en-US" w:eastAsia="zh-CN" w:bidi="ar"/>
+              </w:rPr>
+              <w:t>按需</w:t>
+            </w:r>
+          </w:p>
+        </w:tc>
+      </w:tr>
+      <w:tr>
+        <w:tblPrEx>
+          <w:tblBorders>
+            <w:top w:val="single" w:color="auto" w:sz="4" w:space="0"/>
+            <w:left w:val="single" w:color="auto" w:sz="4" w:space="0"/>
+            <w:bottom w:val="single" w:color="auto" w:sz="4" w:space="0"/>
+            <w:right w:val="single" w:color="auto" w:sz="4" w:space="0"/>
+            <w:insideH w:val="single" w:color="auto" w:sz="4" w:space="0"/>
+            <w:insideV w:val="single" w:color="auto" w:sz="4" w:space="0"/>
+          </w:tblBorders>
+          <w:tblCellMar>
+            <w:top w:w="15" w:type="dxa"/>
+            <w:left w:w="15" w:type="dxa"/>
+            <w:bottom w:w="15" w:type="dxa"/>
+            <w:right w:w="15" w:type="dxa"/>
+          </w:tblCellMar>
+        </w:tblPrEx>
+        <w:tc>
+          <w:tcPr>
+            <w:tcW w:w="1285" w:type="pct"/>
+            <w:shd w:val="clear" w:color="auto" w:fill="FFFFFF"/>
+            <w:tcMar>
+              <w:top w:w="100" w:type="dxa"/>
+              <w:left w:w="0" w:type="dxa"/>
+              <w:bottom w:w="100" w:type="dxa"/>
+              <w:right w:w="160" w:type="dxa"/>
+            </w:tcMar>
+            <w:vAlign w:val="center"/>
+          </w:tcPr>
+          <w:p>
+            <w:pPr>
+              <w:keepNext w:val="0"/>
+              <w:keepLines w:val="0"/>
+              <w:widowControl/>
+              <w:suppressLineNumbers w:val="0"/>
+              <w:spacing w:line="250" w:lineRule="atLeast"/>
+              <w:jc w:val="center"/>
+              <w:rPr>
+                <w:rFonts w:hint="eastAsia" w:ascii="宋体" w:hAnsi="宋体" w:eastAsia="宋体" w:cs="宋体"/>
+                <w:i w:val="0"/>
+                <w:iCs w:val="0"/>
+                <w:caps w:val="0"/>
+                <w:color w:val="0F1115"/>
+                <w:spacing w:val="0"/>
+                <w:sz w:val="15"/>
+                <w:szCs w:val="15"/>
+              </w:rPr>
+            </w:pPr>
+            <w:r>
+              <w:rPr>
+                <w:rFonts w:hint="eastAsia" w:ascii="宋体" w:hAnsi="宋体" w:eastAsia="宋体" w:cs="宋体"/>
+                <w:i w:val="0"/>
+                <w:iCs w:val="0"/>
+                <w:caps w:val="0"/>
+                <w:color w:val="0F1115"/>
+                <w:spacing w:val="0"/>
+                <w:kern w:val="0"/>
+                <w:sz w:val="15"/>
+                <w:szCs w:val="15"/>
+                <w:lang w:val="en-US" w:eastAsia="zh-CN" w:bidi="ar"/>
+              </w:rPr>
+              <w:t>Attack</w:t>
+            </w:r>
+          </w:p>
+        </w:tc>
+        <w:tc>
+          <w:tcPr>
+            <w:tcW w:w="1211" w:type="pct"/>
+            <w:shd w:val="clear" w:color="auto" w:fill="FFFFFF"/>
+            <w:tcMar>
+              <w:top w:w="100" w:type="dxa"/>
+              <w:left w:w="160" w:type="dxa"/>
+              <w:bottom w:w="100" w:type="dxa"/>
+              <w:right w:w="160" w:type="dxa"/>
+            </w:tcMar>
+            <w:vAlign w:val="center"/>
+          </w:tcPr>
+          <w:p>
+            <w:pPr>
+              <w:keepNext w:val="0"/>
+              <w:keepLines w:val="0"/>
+              <w:widowControl/>
+              <w:suppressLineNumbers w:val="0"/>
+              <w:spacing w:line="250" w:lineRule="atLeast"/>
+              <w:jc w:val="center"/>
+              <w:rPr>
+                <w:rFonts w:hint="eastAsia" w:ascii="宋体" w:hAnsi="宋体" w:eastAsia="宋体" w:cs="宋体"/>
+                <w:i w:val="0"/>
+                <w:iCs w:val="0"/>
+                <w:caps w:val="0"/>
+                <w:color w:val="0F1115"/>
+                <w:spacing w:val="0"/>
+                <w:sz w:val="15"/>
+                <w:szCs w:val="15"/>
+              </w:rPr>
+            </w:pPr>
+            <w:r>
+              <w:rPr>
+                <w:rFonts w:hint="eastAsia" w:ascii="宋体" w:hAnsi="宋体" w:eastAsia="宋体" w:cs="宋体"/>
+                <w:i w:val="0"/>
+                <w:iCs w:val="0"/>
+                <w:caps w:val="0"/>
+                <w:color w:val="0F1115"/>
+                <w:spacing w:val="0"/>
+                <w:kern w:val="0"/>
+                <w:sz w:val="15"/>
+                <w:szCs w:val="15"/>
+                <w:lang w:val="en-US" w:eastAsia="zh-CN" w:bidi="ar"/>
+              </w:rPr>
+              <w:t>PlayerState</w:t>
+            </w:r>
+          </w:p>
+        </w:tc>
+        <w:tc>
+          <w:tcPr>
+            <w:tcW w:w="1529" w:type="pct"/>
+            <w:shd w:val="clear" w:color="auto" w:fill="FFFFFF"/>
+            <w:tcMar>
+              <w:top w:w="100" w:type="dxa"/>
+              <w:left w:w="160" w:type="dxa"/>
+              <w:bottom w:w="100" w:type="dxa"/>
+              <w:right w:w="160" w:type="dxa"/>
+            </w:tcMar>
+            <w:vAlign w:val="center"/>
+          </w:tcPr>
+          <w:p>
+            <w:pPr>
+              <w:keepNext w:val="0"/>
+              <w:keepLines w:val="0"/>
+              <w:widowControl/>
+              <w:suppressLineNumbers w:val="0"/>
+              <w:spacing w:line="250" w:lineRule="atLeast"/>
+              <w:jc w:val="center"/>
+              <w:rPr>
+                <w:rFonts w:hint="eastAsia" w:ascii="宋体" w:hAnsi="宋体" w:eastAsia="宋体" w:cs="宋体"/>
+                <w:i w:val="0"/>
+                <w:iCs w:val="0"/>
+                <w:caps w:val="0"/>
+                <w:color w:val="0F1115"/>
+                <w:spacing w:val="0"/>
+                <w:sz w:val="15"/>
+                <w:szCs w:val="15"/>
+              </w:rPr>
+            </w:pPr>
+            <w:r>
+              <w:rPr>
+                <w:rFonts w:hint="eastAsia" w:ascii="宋体" w:hAnsi="宋体" w:eastAsia="宋体" w:cs="宋体"/>
+                <w:i w:val="0"/>
+                <w:iCs w:val="0"/>
+                <w:caps w:val="0"/>
+                <w:color w:val="0F1115"/>
+                <w:spacing w:val="0"/>
+                <w:kern w:val="0"/>
+                <w:sz w:val="15"/>
+                <w:szCs w:val="15"/>
+                <w:lang w:val="en-US" w:eastAsia="zh-CN" w:bidi="ar"/>
+              </w:rPr>
+              <w:t>攻击时变更</w:t>
+            </w:r>
+          </w:p>
+        </w:tc>
+        <w:tc>
+          <w:tcPr>
+            <w:tcW w:w="973" w:type="pct"/>
+            <w:shd w:val="clear" w:color="auto" w:fill="FFFFFF"/>
+            <w:tcMar>
+              <w:top w:w="100" w:type="dxa"/>
+              <w:left w:w="160" w:type="dxa"/>
+              <w:bottom w:w="100" w:type="dxa"/>
+              <w:right w:w="0" w:type="dxa"/>
+            </w:tcMar>
+            <w:vAlign w:val="center"/>
+          </w:tcPr>
+          <w:p>
+            <w:pPr>
+              <w:keepNext w:val="0"/>
+              <w:keepLines w:val="0"/>
+              <w:widowControl/>
+              <w:suppressLineNumbers w:val="0"/>
+              <w:spacing w:line="250" w:lineRule="atLeast"/>
+              <w:jc w:val="center"/>
+              <w:rPr>
+                <w:rFonts w:hint="eastAsia" w:ascii="宋体" w:hAnsi="宋体" w:eastAsia="宋体" w:cs="宋体"/>
+                <w:i w:val="0"/>
+                <w:iCs w:val="0"/>
+                <w:caps w:val="0"/>
+                <w:color w:val="0F1115"/>
+                <w:spacing w:val="0"/>
+                <w:sz w:val="15"/>
+                <w:szCs w:val="15"/>
+              </w:rPr>
+            </w:pPr>
+            <w:r>
+              <w:rPr>
+                <w:rFonts w:hint="eastAsia" w:ascii="宋体" w:hAnsi="宋体" w:eastAsia="宋体" w:cs="宋体"/>
+                <w:i w:val="0"/>
+                <w:iCs w:val="0"/>
+                <w:caps w:val="0"/>
+                <w:color w:val="0F1115"/>
+                <w:spacing w:val="0"/>
+                <w:kern w:val="0"/>
+                <w:sz w:val="15"/>
+                <w:szCs w:val="15"/>
+                <w:lang w:val="en-US" w:eastAsia="zh-CN" w:bidi="ar"/>
+              </w:rPr>
+              <w:t>按需</w:t>
+            </w:r>
+          </w:p>
+        </w:tc>
+      </w:tr>
+      <w:tr>
+        <w:tblPrEx>
+          <w:tblBorders>
+            <w:top w:val="single" w:color="auto" w:sz="4" w:space="0"/>
+            <w:left w:val="single" w:color="auto" w:sz="4" w:space="0"/>
+            <w:bottom w:val="single" w:color="auto" w:sz="4" w:space="0"/>
+            <w:right w:val="single" w:color="auto" w:sz="4" w:space="0"/>
+            <w:insideH w:val="single" w:color="auto" w:sz="4" w:space="0"/>
+            <w:insideV w:val="single" w:color="auto" w:sz="4" w:space="0"/>
+          </w:tblBorders>
+          <w:tblCellMar>
+            <w:top w:w="15" w:type="dxa"/>
+            <w:left w:w="15" w:type="dxa"/>
+            <w:bottom w:w="15" w:type="dxa"/>
+            <w:right w:w="15" w:type="dxa"/>
+          </w:tblCellMar>
+        </w:tblPrEx>
+        <w:tc>
+          <w:tcPr>
+            <w:tcW w:w="1285" w:type="pct"/>
+            <w:shd w:val="clear" w:color="auto" w:fill="FFFFFF"/>
+            <w:tcMar>
+              <w:top w:w="100" w:type="dxa"/>
+              <w:left w:w="0" w:type="dxa"/>
+              <w:bottom w:w="100" w:type="dxa"/>
+              <w:right w:w="160" w:type="dxa"/>
+            </w:tcMar>
+            <w:vAlign w:val="center"/>
+          </w:tcPr>
+          <w:p>
+            <w:pPr>
+              <w:keepNext w:val="0"/>
+              <w:keepLines w:val="0"/>
+              <w:widowControl/>
+              <w:suppressLineNumbers w:val="0"/>
+              <w:spacing w:line="250" w:lineRule="atLeast"/>
+              <w:jc w:val="center"/>
+              <w:rPr>
+                <w:rFonts w:hint="eastAsia" w:ascii="宋体" w:hAnsi="宋体" w:eastAsia="宋体" w:cs="宋体"/>
+                <w:i w:val="0"/>
+                <w:iCs w:val="0"/>
+                <w:caps w:val="0"/>
+                <w:color w:val="0F1115"/>
+                <w:spacing w:val="0"/>
+                <w:sz w:val="15"/>
+                <w:szCs w:val="15"/>
+              </w:rPr>
+            </w:pPr>
+            <w:r>
+              <w:rPr>
+                <w:rFonts w:hint="eastAsia" w:ascii="宋体" w:hAnsi="宋体" w:eastAsia="宋体" w:cs="宋体"/>
+                <w:i w:val="0"/>
+                <w:iCs w:val="0"/>
+                <w:caps w:val="0"/>
+                <w:color w:val="0F1115"/>
+                <w:spacing w:val="0"/>
+                <w:kern w:val="0"/>
+                <w:sz w:val="15"/>
+                <w:szCs w:val="15"/>
+                <w:lang w:val="en-US" w:eastAsia="zh-CN" w:bidi="ar"/>
+              </w:rPr>
+              <w:t>MySkill</w:t>
+            </w:r>
+          </w:p>
+        </w:tc>
+        <w:tc>
+          <w:tcPr>
+            <w:tcW w:w="1211" w:type="pct"/>
+            <w:shd w:val="clear" w:color="auto" w:fill="FFFFFF"/>
+            <w:tcMar>
+              <w:top w:w="100" w:type="dxa"/>
+              <w:left w:w="160" w:type="dxa"/>
+              <w:bottom w:w="100" w:type="dxa"/>
+              <w:right w:w="160" w:type="dxa"/>
+            </w:tcMar>
+            <w:vAlign w:val="center"/>
+          </w:tcPr>
+          <w:p>
+            <w:pPr>
+              <w:keepNext w:val="0"/>
+              <w:keepLines w:val="0"/>
+              <w:widowControl/>
+              <w:suppressLineNumbers w:val="0"/>
+              <w:spacing w:line="250" w:lineRule="atLeast"/>
+              <w:jc w:val="center"/>
+              <w:rPr>
+                <w:rFonts w:hint="eastAsia" w:ascii="宋体" w:hAnsi="宋体" w:eastAsia="宋体" w:cs="宋体"/>
+                <w:i w:val="0"/>
+                <w:iCs w:val="0"/>
+                <w:caps w:val="0"/>
+                <w:color w:val="0F1115"/>
+                <w:spacing w:val="0"/>
+                <w:sz w:val="15"/>
+                <w:szCs w:val="15"/>
+              </w:rPr>
+            </w:pPr>
+            <w:r>
+              <w:rPr>
+                <w:rFonts w:hint="eastAsia" w:ascii="宋体" w:hAnsi="宋体" w:eastAsia="宋体" w:cs="宋体"/>
+                <w:i w:val="0"/>
+                <w:iCs w:val="0"/>
+                <w:caps w:val="0"/>
+                <w:color w:val="0F1115"/>
+                <w:spacing w:val="0"/>
+                <w:kern w:val="0"/>
+                <w:sz w:val="15"/>
+                <w:szCs w:val="15"/>
+                <w:lang w:val="en-US" w:eastAsia="zh-CN" w:bidi="ar"/>
+              </w:rPr>
+              <w:t>PlayerState</w:t>
+            </w:r>
+          </w:p>
+        </w:tc>
+        <w:tc>
+          <w:tcPr>
+            <w:tcW w:w="1529" w:type="pct"/>
+            <w:shd w:val="clear" w:color="auto" w:fill="FFFFFF"/>
+            <w:tcMar>
+              <w:top w:w="100" w:type="dxa"/>
+              <w:left w:w="160" w:type="dxa"/>
+              <w:bottom w:w="100" w:type="dxa"/>
+              <w:right w:w="160" w:type="dxa"/>
+            </w:tcMar>
+            <w:vAlign w:val="center"/>
+          </w:tcPr>
+          <w:p>
+            <w:pPr>
+              <w:keepNext w:val="0"/>
+              <w:keepLines w:val="0"/>
+              <w:widowControl/>
+              <w:suppressLineNumbers w:val="0"/>
+              <w:spacing w:line="250" w:lineRule="atLeast"/>
+              <w:jc w:val="center"/>
+              <w:rPr>
+                <w:rFonts w:hint="eastAsia" w:ascii="宋体" w:hAnsi="宋体" w:eastAsia="宋体" w:cs="宋体"/>
+                <w:i w:val="0"/>
+                <w:iCs w:val="0"/>
+                <w:caps w:val="0"/>
+                <w:color w:val="0F1115"/>
+                <w:spacing w:val="0"/>
+                <w:sz w:val="15"/>
+                <w:szCs w:val="15"/>
+              </w:rPr>
+            </w:pPr>
+            <w:r>
+              <w:rPr>
+                <w:rFonts w:hint="eastAsia" w:ascii="宋体" w:hAnsi="宋体" w:eastAsia="宋体" w:cs="宋体"/>
+                <w:i w:val="0"/>
+                <w:iCs w:val="0"/>
+                <w:caps w:val="0"/>
+                <w:color w:val="0F1115"/>
+                <w:spacing w:val="0"/>
+                <w:kern w:val="0"/>
+                <w:sz w:val="15"/>
+                <w:szCs w:val="15"/>
+                <w:lang w:val="en-US" w:eastAsia="zh-CN" w:bidi="ar"/>
+              </w:rPr>
+              <w:t>技能释放时变更</w:t>
+            </w:r>
+          </w:p>
+        </w:tc>
+        <w:tc>
+          <w:tcPr>
+            <w:tcW w:w="973" w:type="pct"/>
+            <w:shd w:val="clear" w:color="auto" w:fill="FFFFFF"/>
+            <w:tcMar>
+              <w:top w:w="100" w:type="dxa"/>
+              <w:left w:w="160" w:type="dxa"/>
+              <w:bottom w:w="100" w:type="dxa"/>
+              <w:right w:w="0" w:type="dxa"/>
+            </w:tcMar>
+            <w:vAlign w:val="center"/>
+          </w:tcPr>
+          <w:p>
+            <w:pPr>
+              <w:keepNext w:val="0"/>
+              <w:keepLines w:val="0"/>
+              <w:widowControl/>
+              <w:suppressLineNumbers w:val="0"/>
+              <w:spacing w:line="250" w:lineRule="atLeast"/>
+              <w:jc w:val="center"/>
+              <w:rPr>
+                <w:rFonts w:hint="eastAsia" w:ascii="宋体" w:hAnsi="宋体" w:eastAsia="宋体" w:cs="宋体"/>
+                <w:i w:val="0"/>
+                <w:iCs w:val="0"/>
+                <w:caps w:val="0"/>
+                <w:color w:val="0F1115"/>
+                <w:spacing w:val="0"/>
+                <w:sz w:val="15"/>
+                <w:szCs w:val="15"/>
+              </w:rPr>
+            </w:pPr>
+            <w:r>
+              <w:rPr>
+                <w:rFonts w:hint="eastAsia" w:ascii="宋体" w:hAnsi="宋体" w:eastAsia="宋体" w:cs="宋体"/>
+                <w:i w:val="0"/>
+                <w:iCs w:val="0"/>
+                <w:caps w:val="0"/>
+                <w:color w:val="0F1115"/>
+                <w:spacing w:val="0"/>
+                <w:kern w:val="0"/>
+                <w:sz w:val="15"/>
+                <w:szCs w:val="15"/>
+                <w:lang w:val="en-US" w:eastAsia="zh-CN" w:bidi="ar"/>
+              </w:rPr>
+              <w:t>按需</w:t>
+            </w:r>
+          </w:p>
+        </w:tc>
+      </w:tr>
+      <w:tr>
+        <w:tblPrEx>
+          <w:tblBorders>
+            <w:top w:val="single" w:color="auto" w:sz="4" w:space="0"/>
+            <w:left w:val="single" w:color="auto" w:sz="4" w:space="0"/>
+            <w:bottom w:val="single" w:color="auto" w:sz="4" w:space="0"/>
+            <w:right w:val="single" w:color="auto" w:sz="4" w:space="0"/>
+            <w:insideH w:val="single" w:color="auto" w:sz="4" w:space="0"/>
+            <w:insideV w:val="single" w:color="auto" w:sz="4" w:space="0"/>
+          </w:tblBorders>
+          <w:tblCellMar>
+            <w:top w:w="15" w:type="dxa"/>
+            <w:left w:w="15" w:type="dxa"/>
+            <w:bottom w:w="15" w:type="dxa"/>
+            <w:right w:w="15" w:type="dxa"/>
+          </w:tblCellMar>
+        </w:tblPrEx>
+        <w:tc>
+          <w:tcPr>
+            <w:tcW w:w="1285" w:type="pct"/>
+            <w:shd w:val="clear" w:color="auto" w:fill="FFFFFF"/>
+            <w:tcMar>
+              <w:top w:w="100" w:type="dxa"/>
+              <w:left w:w="0" w:type="dxa"/>
+              <w:bottom w:w="100" w:type="dxa"/>
+              <w:right w:w="160" w:type="dxa"/>
+            </w:tcMar>
+            <w:vAlign w:val="center"/>
+          </w:tcPr>
+          <w:p>
+            <w:pPr>
+              <w:keepNext w:val="0"/>
+              <w:keepLines w:val="0"/>
+              <w:widowControl/>
+              <w:suppressLineNumbers w:val="0"/>
+              <w:spacing w:line="250" w:lineRule="atLeast"/>
+              <w:jc w:val="center"/>
+              <w:rPr>
+                <w:rFonts w:hint="eastAsia" w:ascii="宋体" w:hAnsi="宋体" w:eastAsia="宋体" w:cs="宋体"/>
+                <w:i w:val="0"/>
+                <w:iCs w:val="0"/>
+                <w:caps w:val="0"/>
+                <w:color w:val="0F1115"/>
+                <w:spacing w:val="0"/>
+                <w:sz w:val="15"/>
+                <w:szCs w:val="15"/>
+              </w:rPr>
+            </w:pPr>
+            <w:r>
+              <w:rPr>
+                <w:rFonts w:hint="eastAsia" w:ascii="宋体" w:hAnsi="宋体" w:eastAsia="宋体" w:cs="宋体"/>
+                <w:i w:val="0"/>
+                <w:iCs w:val="0"/>
+                <w:caps w:val="0"/>
+                <w:color w:val="0F1115"/>
+                <w:spacing w:val="0"/>
+                <w:kern w:val="0"/>
+                <w:sz w:val="15"/>
+                <w:szCs w:val="15"/>
+                <w:lang w:val="en-US" w:eastAsia="zh-CN" w:bidi="ar"/>
+              </w:rPr>
+              <w:t>CharacterState</w:t>
+            </w:r>
+          </w:p>
+        </w:tc>
+        <w:tc>
+          <w:tcPr>
+            <w:tcW w:w="1211" w:type="pct"/>
+            <w:shd w:val="clear" w:color="auto" w:fill="FFFFFF"/>
+            <w:tcMar>
+              <w:top w:w="100" w:type="dxa"/>
+              <w:left w:w="160" w:type="dxa"/>
+              <w:bottom w:w="100" w:type="dxa"/>
+              <w:right w:w="160" w:type="dxa"/>
+            </w:tcMar>
+            <w:vAlign w:val="center"/>
+          </w:tcPr>
+          <w:p>
+            <w:pPr>
+              <w:keepNext w:val="0"/>
+              <w:keepLines w:val="0"/>
+              <w:widowControl/>
+              <w:suppressLineNumbers w:val="0"/>
+              <w:spacing w:line="250" w:lineRule="atLeast"/>
+              <w:jc w:val="center"/>
+              <w:rPr>
+                <w:rFonts w:hint="eastAsia" w:ascii="宋体" w:hAnsi="宋体" w:eastAsia="宋体" w:cs="宋体"/>
+                <w:i w:val="0"/>
+                <w:iCs w:val="0"/>
+                <w:caps w:val="0"/>
+                <w:color w:val="0F1115"/>
+                <w:spacing w:val="0"/>
+                <w:sz w:val="15"/>
+                <w:szCs w:val="15"/>
+              </w:rPr>
+            </w:pPr>
+            <w:r>
+              <w:rPr>
+                <w:rFonts w:hint="eastAsia" w:ascii="宋体" w:hAnsi="宋体" w:eastAsia="宋体" w:cs="宋体"/>
+                <w:i w:val="0"/>
+                <w:iCs w:val="0"/>
+                <w:caps w:val="0"/>
+                <w:color w:val="0F1115"/>
+                <w:spacing w:val="0"/>
+                <w:kern w:val="0"/>
+                <w:sz w:val="15"/>
+                <w:szCs w:val="15"/>
+                <w:lang w:val="en-US" w:eastAsia="zh-CN" w:bidi="ar"/>
+              </w:rPr>
+              <w:t>PlayerState</w:t>
+            </w:r>
+          </w:p>
+        </w:tc>
+        <w:tc>
+          <w:tcPr>
+            <w:tcW w:w="1529" w:type="pct"/>
+            <w:shd w:val="clear" w:color="auto" w:fill="FFFFFF"/>
+            <w:tcMar>
+              <w:top w:w="100" w:type="dxa"/>
+              <w:left w:w="160" w:type="dxa"/>
+              <w:bottom w:w="100" w:type="dxa"/>
+              <w:right w:w="160" w:type="dxa"/>
+            </w:tcMar>
+            <w:vAlign w:val="center"/>
+          </w:tcPr>
+          <w:p>
+            <w:pPr>
+              <w:keepNext w:val="0"/>
+              <w:keepLines w:val="0"/>
+              <w:widowControl/>
+              <w:suppressLineNumbers w:val="0"/>
+              <w:spacing w:line="250" w:lineRule="atLeast"/>
+              <w:jc w:val="center"/>
+              <w:rPr>
+                <w:rFonts w:hint="eastAsia" w:ascii="宋体" w:hAnsi="宋体" w:eastAsia="宋体" w:cs="宋体"/>
+                <w:i w:val="0"/>
+                <w:iCs w:val="0"/>
+                <w:caps w:val="0"/>
+                <w:color w:val="0F1115"/>
+                <w:spacing w:val="0"/>
+                <w:sz w:val="15"/>
+                <w:szCs w:val="15"/>
+              </w:rPr>
+            </w:pPr>
+            <w:r>
+              <w:rPr>
+                <w:rFonts w:hint="eastAsia" w:ascii="宋体" w:hAnsi="宋体" w:eastAsia="宋体" w:cs="宋体"/>
+                <w:i w:val="0"/>
+                <w:iCs w:val="0"/>
+                <w:caps w:val="0"/>
+                <w:color w:val="0F1115"/>
+                <w:spacing w:val="0"/>
+                <w:kern w:val="0"/>
+                <w:sz w:val="15"/>
+                <w:szCs w:val="15"/>
+                <w:lang w:val="en-US" w:eastAsia="zh-CN" w:bidi="ar"/>
+              </w:rPr>
+              <w:t>状态变更时</w:t>
+            </w:r>
+          </w:p>
+        </w:tc>
+        <w:tc>
+          <w:tcPr>
+            <w:tcW w:w="973" w:type="pct"/>
+            <w:shd w:val="clear" w:color="auto" w:fill="FFFFFF"/>
+            <w:tcMar>
+              <w:top w:w="100" w:type="dxa"/>
+              <w:left w:w="160" w:type="dxa"/>
+              <w:bottom w:w="100" w:type="dxa"/>
+              <w:right w:w="0" w:type="dxa"/>
+            </w:tcMar>
+            <w:vAlign w:val="center"/>
+          </w:tcPr>
+          <w:p>
+            <w:pPr>
+              <w:keepNext w:val="0"/>
+              <w:keepLines w:val="0"/>
+              <w:widowControl/>
+              <w:suppressLineNumbers w:val="0"/>
+              <w:spacing w:line="250" w:lineRule="atLeast"/>
+              <w:jc w:val="center"/>
+              <w:rPr>
+                <w:rFonts w:hint="eastAsia" w:ascii="宋体" w:hAnsi="宋体" w:eastAsia="宋体" w:cs="宋体"/>
+                <w:i w:val="0"/>
+                <w:iCs w:val="0"/>
+                <w:caps w:val="0"/>
+                <w:color w:val="0F1115"/>
+                <w:spacing w:val="0"/>
+                <w:sz w:val="15"/>
+                <w:szCs w:val="15"/>
+              </w:rPr>
+            </w:pPr>
+            <w:r>
+              <w:rPr>
+                <w:rFonts w:hint="eastAsia" w:ascii="宋体" w:hAnsi="宋体" w:eastAsia="宋体" w:cs="宋体"/>
+                <w:i w:val="0"/>
+                <w:iCs w:val="0"/>
+                <w:caps w:val="0"/>
+                <w:color w:val="0F1115"/>
+                <w:spacing w:val="0"/>
+                <w:kern w:val="0"/>
+                <w:sz w:val="15"/>
+                <w:szCs w:val="15"/>
+                <w:lang w:val="en-US" w:eastAsia="zh-CN" w:bidi="ar"/>
+              </w:rPr>
+              <w:t>按需</w:t>
             </w:r>
           </w:p>
         </w:tc>
@@ -7130,10 +8143,9 @@
                 <w:kern w:val="0"/>
                 <w:sz w:val="15"/>
                 <w:szCs w:val="15"/>
-                <w:bdr w:val="none" w:color="auto" w:sz="0" w:space="0"/>
                 <w:lang w:val="en-US" w:eastAsia="zh-CN" w:bidi="ar"/>
               </w:rPr>
-              <w:t>HealthValue</w:t>
+              <w:t>Toward</w:t>
             </w:r>
           </w:p>
         </w:tc>
@@ -7179,10 +8191,9 @@
                 <w:kern w:val="0"/>
                 <w:sz w:val="15"/>
                 <w:szCs w:val="15"/>
-                <w:bdr w:val="none" w:color="auto" w:sz="0" w:space="0"/>
                 <w:lang w:val="en-US" w:eastAsia="zh-CN" w:bidi="ar"/>
               </w:rPr>
-              <w:t>PlayerState</w:t>
+              <w:t>Character</w:t>
             </w:r>
           </w:p>
         </w:tc>
@@ -7228,10 +8239,9 @@
                 <w:kern w:val="0"/>
                 <w:sz w:val="15"/>
                 <w:szCs w:val="15"/>
-                <w:bdr w:val="none" w:color="auto" w:sz="0" w:space="0"/>
                 <w:lang w:val="en-US" w:eastAsia="zh-CN" w:bidi="ar"/>
               </w:rPr>
-              <w:t>受击时变更</w:t>
+              <w:t>转向时变更</w:t>
             </w:r>
           </w:p>
         </w:tc>
@@ -7277,1082 +8287,6 @@
                 <w:kern w:val="0"/>
                 <w:sz w:val="15"/>
                 <w:szCs w:val="15"/>
-                <w:bdr w:val="none" w:color="auto" w:sz="0" w:space="0"/>
-                <w:lang w:val="en-US" w:eastAsia="zh-CN" w:bidi="ar"/>
-              </w:rPr>
-              <w:t>按需</w:t>
-            </w:r>
-          </w:p>
-        </w:tc>
-      </w:tr>
-      <w:tr>
-        <w:tblPrEx>
-          <w:tblBorders>
-            <w:top w:val="single" w:color="auto" w:sz="4" w:space="0"/>
-            <w:left w:val="single" w:color="auto" w:sz="4" w:space="0"/>
-            <w:bottom w:val="single" w:color="auto" w:sz="4" w:space="0"/>
-            <w:right w:val="single" w:color="auto" w:sz="4" w:space="0"/>
-            <w:insideH w:val="single" w:color="auto" w:sz="4" w:space="0"/>
-            <w:insideV w:val="single" w:color="auto" w:sz="4" w:space="0"/>
-          </w:tblBorders>
-          <w:shd w:val="clear" w:color="auto" w:fill="FFFFFF"/>
-          <w:tblCellMar>
-            <w:top w:w="15" w:type="dxa"/>
-            <w:left w:w="15" w:type="dxa"/>
-            <w:bottom w:w="15" w:type="dxa"/>
-            <w:right w:w="15" w:type="dxa"/>
-          </w:tblCellMar>
-        </w:tblPrEx>
-        <w:tc>
-          <w:tcPr>
-            <w:tcW w:w="1285" w:type="pct"/>
-            <w:shd w:val="clear" w:color="auto" w:fill="FFFFFF"/>
-            <w:tcMar>
-              <w:top w:w="100" w:type="dxa"/>
-              <w:left w:w="0" w:type="dxa"/>
-              <w:bottom w:w="100" w:type="dxa"/>
-              <w:right w:w="160" w:type="dxa"/>
-            </w:tcMar>
-            <w:vAlign w:val="center"/>
-          </w:tcPr>
-          <w:p>
-            <w:pPr>
-              <w:keepNext w:val="0"/>
-              <w:keepLines w:val="0"/>
-              <w:widowControl/>
-              <w:suppressLineNumbers w:val="0"/>
-              <w:spacing w:line="250" w:lineRule="atLeast"/>
-              <w:jc w:val="center"/>
-              <w:rPr>
-                <w:rFonts w:hint="eastAsia" w:ascii="宋体" w:hAnsi="宋体" w:eastAsia="宋体" w:cs="宋体"/>
-                <w:i w:val="0"/>
-                <w:iCs w:val="0"/>
-                <w:caps w:val="0"/>
-                <w:color w:val="0F1115"/>
-                <w:spacing w:val="0"/>
-                <w:sz w:val="15"/>
-                <w:szCs w:val="15"/>
-              </w:rPr>
-            </w:pPr>
-            <w:r>
-              <w:rPr>
-                <w:rFonts w:hint="eastAsia" w:ascii="宋体" w:hAnsi="宋体" w:eastAsia="宋体" w:cs="宋体"/>
-                <w:i w:val="0"/>
-                <w:iCs w:val="0"/>
-                <w:caps w:val="0"/>
-                <w:color w:val="0F1115"/>
-                <w:spacing w:val="0"/>
-                <w:kern w:val="0"/>
-                <w:sz w:val="15"/>
-                <w:szCs w:val="15"/>
-                <w:bdr w:val="none" w:color="auto" w:sz="0" w:space="0"/>
-                <w:lang w:val="en-US" w:eastAsia="zh-CN" w:bidi="ar"/>
-              </w:rPr>
-              <w:t>Chakra</w:t>
-            </w:r>
-          </w:p>
-        </w:tc>
-        <w:tc>
-          <w:tcPr>
-            <w:tcW w:w="1211" w:type="pct"/>
-            <w:shd w:val="clear" w:color="auto" w:fill="FFFFFF"/>
-            <w:tcMar>
-              <w:top w:w="100" w:type="dxa"/>
-              <w:left w:w="160" w:type="dxa"/>
-              <w:bottom w:w="100" w:type="dxa"/>
-              <w:right w:w="160" w:type="dxa"/>
-            </w:tcMar>
-            <w:vAlign w:val="center"/>
-          </w:tcPr>
-          <w:p>
-            <w:pPr>
-              <w:keepNext w:val="0"/>
-              <w:keepLines w:val="0"/>
-              <w:widowControl/>
-              <w:suppressLineNumbers w:val="0"/>
-              <w:spacing w:line="250" w:lineRule="atLeast"/>
-              <w:jc w:val="center"/>
-              <w:rPr>
-                <w:rFonts w:hint="eastAsia" w:ascii="宋体" w:hAnsi="宋体" w:eastAsia="宋体" w:cs="宋体"/>
-                <w:i w:val="0"/>
-                <w:iCs w:val="0"/>
-                <w:caps w:val="0"/>
-                <w:color w:val="0F1115"/>
-                <w:spacing w:val="0"/>
-                <w:sz w:val="15"/>
-                <w:szCs w:val="15"/>
-              </w:rPr>
-            </w:pPr>
-            <w:r>
-              <w:rPr>
-                <w:rFonts w:hint="eastAsia" w:ascii="宋体" w:hAnsi="宋体" w:eastAsia="宋体" w:cs="宋体"/>
-                <w:i w:val="0"/>
-                <w:iCs w:val="0"/>
-                <w:caps w:val="0"/>
-                <w:color w:val="0F1115"/>
-                <w:spacing w:val="0"/>
-                <w:kern w:val="0"/>
-                <w:sz w:val="15"/>
-                <w:szCs w:val="15"/>
-                <w:bdr w:val="none" w:color="auto" w:sz="0" w:space="0"/>
-                <w:lang w:val="en-US" w:eastAsia="zh-CN" w:bidi="ar"/>
-              </w:rPr>
-              <w:t>PlayerState</w:t>
-            </w:r>
-          </w:p>
-        </w:tc>
-        <w:tc>
-          <w:tcPr>
-            <w:tcW w:w="1529" w:type="pct"/>
-            <w:shd w:val="clear" w:color="auto" w:fill="FFFFFF"/>
-            <w:tcMar>
-              <w:top w:w="100" w:type="dxa"/>
-              <w:left w:w="160" w:type="dxa"/>
-              <w:bottom w:w="100" w:type="dxa"/>
-              <w:right w:w="160" w:type="dxa"/>
-            </w:tcMar>
-            <w:vAlign w:val="center"/>
-          </w:tcPr>
-          <w:p>
-            <w:pPr>
-              <w:keepNext w:val="0"/>
-              <w:keepLines w:val="0"/>
-              <w:widowControl/>
-              <w:suppressLineNumbers w:val="0"/>
-              <w:spacing w:line="250" w:lineRule="atLeast"/>
-              <w:jc w:val="center"/>
-              <w:rPr>
-                <w:rFonts w:hint="eastAsia" w:ascii="宋体" w:hAnsi="宋体" w:eastAsia="宋体" w:cs="宋体"/>
-                <w:i w:val="0"/>
-                <w:iCs w:val="0"/>
-                <w:caps w:val="0"/>
-                <w:color w:val="0F1115"/>
-                <w:spacing w:val="0"/>
-                <w:sz w:val="15"/>
-                <w:szCs w:val="15"/>
-              </w:rPr>
-            </w:pPr>
-            <w:r>
-              <w:rPr>
-                <w:rFonts w:hint="eastAsia" w:ascii="宋体" w:hAnsi="宋体" w:eastAsia="宋体" w:cs="宋体"/>
-                <w:i w:val="0"/>
-                <w:iCs w:val="0"/>
-                <w:caps w:val="0"/>
-                <w:color w:val="0F1115"/>
-                <w:spacing w:val="0"/>
-                <w:kern w:val="0"/>
-                <w:sz w:val="15"/>
-                <w:szCs w:val="15"/>
-                <w:bdr w:val="none" w:color="auto" w:sz="0" w:space="0"/>
-                <w:lang w:val="en-US" w:eastAsia="zh-CN" w:bidi="ar"/>
-              </w:rPr>
-              <w:t>命中/替身时变更</w:t>
-            </w:r>
-          </w:p>
-        </w:tc>
-        <w:tc>
-          <w:tcPr>
-            <w:tcW w:w="973" w:type="pct"/>
-            <w:shd w:val="clear" w:color="auto" w:fill="FFFFFF"/>
-            <w:tcMar>
-              <w:top w:w="100" w:type="dxa"/>
-              <w:left w:w="160" w:type="dxa"/>
-              <w:bottom w:w="100" w:type="dxa"/>
-              <w:right w:w="0" w:type="dxa"/>
-            </w:tcMar>
-            <w:vAlign w:val="center"/>
-          </w:tcPr>
-          <w:p>
-            <w:pPr>
-              <w:keepNext w:val="0"/>
-              <w:keepLines w:val="0"/>
-              <w:widowControl/>
-              <w:suppressLineNumbers w:val="0"/>
-              <w:spacing w:line="250" w:lineRule="atLeast"/>
-              <w:jc w:val="center"/>
-              <w:rPr>
-                <w:rFonts w:hint="eastAsia" w:ascii="宋体" w:hAnsi="宋体" w:eastAsia="宋体" w:cs="宋体"/>
-                <w:i w:val="0"/>
-                <w:iCs w:val="0"/>
-                <w:caps w:val="0"/>
-                <w:color w:val="0F1115"/>
-                <w:spacing w:val="0"/>
-                <w:sz w:val="15"/>
-                <w:szCs w:val="15"/>
-              </w:rPr>
-            </w:pPr>
-            <w:r>
-              <w:rPr>
-                <w:rFonts w:hint="eastAsia" w:ascii="宋体" w:hAnsi="宋体" w:eastAsia="宋体" w:cs="宋体"/>
-                <w:i w:val="0"/>
-                <w:iCs w:val="0"/>
-                <w:caps w:val="0"/>
-                <w:color w:val="0F1115"/>
-                <w:spacing w:val="0"/>
-                <w:kern w:val="0"/>
-                <w:sz w:val="15"/>
-                <w:szCs w:val="15"/>
-                <w:bdr w:val="none" w:color="auto" w:sz="0" w:space="0"/>
-                <w:lang w:val="en-US" w:eastAsia="zh-CN" w:bidi="ar"/>
-              </w:rPr>
-              <w:t>按需</w:t>
-            </w:r>
-          </w:p>
-        </w:tc>
-      </w:tr>
-      <w:tr>
-        <w:tblPrEx>
-          <w:tblBorders>
-            <w:top w:val="single" w:color="auto" w:sz="4" w:space="0"/>
-            <w:left w:val="single" w:color="auto" w:sz="4" w:space="0"/>
-            <w:bottom w:val="single" w:color="auto" w:sz="4" w:space="0"/>
-            <w:right w:val="single" w:color="auto" w:sz="4" w:space="0"/>
-            <w:insideH w:val="single" w:color="auto" w:sz="4" w:space="0"/>
-            <w:insideV w:val="single" w:color="auto" w:sz="4" w:space="0"/>
-          </w:tblBorders>
-          <w:shd w:val="clear" w:color="auto" w:fill="FFFFFF"/>
-          <w:tblCellMar>
-            <w:top w:w="15" w:type="dxa"/>
-            <w:left w:w="15" w:type="dxa"/>
-            <w:bottom w:w="15" w:type="dxa"/>
-            <w:right w:w="15" w:type="dxa"/>
-          </w:tblCellMar>
-        </w:tblPrEx>
-        <w:tc>
-          <w:tcPr>
-            <w:tcW w:w="1285" w:type="pct"/>
-            <w:shd w:val="clear" w:color="auto" w:fill="FFFFFF"/>
-            <w:tcMar>
-              <w:top w:w="100" w:type="dxa"/>
-              <w:left w:w="0" w:type="dxa"/>
-              <w:bottom w:w="100" w:type="dxa"/>
-              <w:right w:w="160" w:type="dxa"/>
-            </w:tcMar>
-            <w:vAlign w:val="center"/>
-          </w:tcPr>
-          <w:p>
-            <w:pPr>
-              <w:keepNext w:val="0"/>
-              <w:keepLines w:val="0"/>
-              <w:widowControl/>
-              <w:suppressLineNumbers w:val="0"/>
-              <w:spacing w:line="250" w:lineRule="atLeast"/>
-              <w:jc w:val="center"/>
-              <w:rPr>
-                <w:rFonts w:hint="eastAsia" w:ascii="宋体" w:hAnsi="宋体" w:eastAsia="宋体" w:cs="宋体"/>
-                <w:i w:val="0"/>
-                <w:iCs w:val="0"/>
-                <w:caps w:val="0"/>
-                <w:color w:val="0F1115"/>
-                <w:spacing w:val="0"/>
-                <w:sz w:val="15"/>
-                <w:szCs w:val="15"/>
-              </w:rPr>
-            </w:pPr>
-            <w:r>
-              <w:rPr>
-                <w:rFonts w:hint="eastAsia" w:ascii="宋体" w:hAnsi="宋体" w:eastAsia="宋体" w:cs="宋体"/>
-                <w:i w:val="0"/>
-                <w:iCs w:val="0"/>
-                <w:caps w:val="0"/>
-                <w:color w:val="0F1115"/>
-                <w:spacing w:val="0"/>
-                <w:kern w:val="0"/>
-                <w:sz w:val="15"/>
-                <w:szCs w:val="15"/>
-                <w:bdr w:val="none" w:color="auto" w:sz="0" w:space="0"/>
-                <w:lang w:val="en-US" w:eastAsia="zh-CN" w:bidi="ar"/>
-              </w:rPr>
-              <w:t>Attack</w:t>
-            </w:r>
-          </w:p>
-        </w:tc>
-        <w:tc>
-          <w:tcPr>
-            <w:tcW w:w="1211" w:type="pct"/>
-            <w:shd w:val="clear" w:color="auto" w:fill="FFFFFF"/>
-            <w:tcMar>
-              <w:top w:w="100" w:type="dxa"/>
-              <w:left w:w="160" w:type="dxa"/>
-              <w:bottom w:w="100" w:type="dxa"/>
-              <w:right w:w="160" w:type="dxa"/>
-            </w:tcMar>
-            <w:vAlign w:val="center"/>
-          </w:tcPr>
-          <w:p>
-            <w:pPr>
-              <w:keepNext w:val="0"/>
-              <w:keepLines w:val="0"/>
-              <w:widowControl/>
-              <w:suppressLineNumbers w:val="0"/>
-              <w:spacing w:line="250" w:lineRule="atLeast"/>
-              <w:jc w:val="center"/>
-              <w:rPr>
-                <w:rFonts w:hint="eastAsia" w:ascii="宋体" w:hAnsi="宋体" w:eastAsia="宋体" w:cs="宋体"/>
-                <w:i w:val="0"/>
-                <w:iCs w:val="0"/>
-                <w:caps w:val="0"/>
-                <w:color w:val="0F1115"/>
-                <w:spacing w:val="0"/>
-                <w:sz w:val="15"/>
-                <w:szCs w:val="15"/>
-              </w:rPr>
-            </w:pPr>
-            <w:r>
-              <w:rPr>
-                <w:rFonts w:hint="eastAsia" w:ascii="宋体" w:hAnsi="宋体" w:eastAsia="宋体" w:cs="宋体"/>
-                <w:i w:val="0"/>
-                <w:iCs w:val="0"/>
-                <w:caps w:val="0"/>
-                <w:color w:val="0F1115"/>
-                <w:spacing w:val="0"/>
-                <w:kern w:val="0"/>
-                <w:sz w:val="15"/>
-                <w:szCs w:val="15"/>
-                <w:bdr w:val="none" w:color="auto" w:sz="0" w:space="0"/>
-                <w:lang w:val="en-US" w:eastAsia="zh-CN" w:bidi="ar"/>
-              </w:rPr>
-              <w:t>PlayerState</w:t>
-            </w:r>
-          </w:p>
-        </w:tc>
-        <w:tc>
-          <w:tcPr>
-            <w:tcW w:w="1529" w:type="pct"/>
-            <w:shd w:val="clear" w:color="auto" w:fill="FFFFFF"/>
-            <w:tcMar>
-              <w:top w:w="100" w:type="dxa"/>
-              <w:left w:w="160" w:type="dxa"/>
-              <w:bottom w:w="100" w:type="dxa"/>
-              <w:right w:w="160" w:type="dxa"/>
-            </w:tcMar>
-            <w:vAlign w:val="center"/>
-          </w:tcPr>
-          <w:p>
-            <w:pPr>
-              <w:keepNext w:val="0"/>
-              <w:keepLines w:val="0"/>
-              <w:widowControl/>
-              <w:suppressLineNumbers w:val="0"/>
-              <w:spacing w:line="250" w:lineRule="atLeast"/>
-              <w:jc w:val="center"/>
-              <w:rPr>
-                <w:rFonts w:hint="eastAsia" w:ascii="宋体" w:hAnsi="宋体" w:eastAsia="宋体" w:cs="宋体"/>
-                <w:i w:val="0"/>
-                <w:iCs w:val="0"/>
-                <w:caps w:val="0"/>
-                <w:color w:val="0F1115"/>
-                <w:spacing w:val="0"/>
-                <w:sz w:val="15"/>
-                <w:szCs w:val="15"/>
-              </w:rPr>
-            </w:pPr>
-            <w:r>
-              <w:rPr>
-                <w:rFonts w:hint="eastAsia" w:ascii="宋体" w:hAnsi="宋体" w:eastAsia="宋体" w:cs="宋体"/>
-                <w:i w:val="0"/>
-                <w:iCs w:val="0"/>
-                <w:caps w:val="0"/>
-                <w:color w:val="0F1115"/>
-                <w:spacing w:val="0"/>
-                <w:kern w:val="0"/>
-                <w:sz w:val="15"/>
-                <w:szCs w:val="15"/>
-                <w:bdr w:val="none" w:color="auto" w:sz="0" w:space="0"/>
-                <w:lang w:val="en-US" w:eastAsia="zh-CN" w:bidi="ar"/>
-              </w:rPr>
-              <w:t>攻击时变更</w:t>
-            </w:r>
-          </w:p>
-        </w:tc>
-        <w:tc>
-          <w:tcPr>
-            <w:tcW w:w="973" w:type="pct"/>
-            <w:shd w:val="clear" w:color="auto" w:fill="FFFFFF"/>
-            <w:tcMar>
-              <w:top w:w="100" w:type="dxa"/>
-              <w:left w:w="160" w:type="dxa"/>
-              <w:bottom w:w="100" w:type="dxa"/>
-              <w:right w:w="0" w:type="dxa"/>
-            </w:tcMar>
-            <w:vAlign w:val="center"/>
-          </w:tcPr>
-          <w:p>
-            <w:pPr>
-              <w:keepNext w:val="0"/>
-              <w:keepLines w:val="0"/>
-              <w:widowControl/>
-              <w:suppressLineNumbers w:val="0"/>
-              <w:spacing w:line="250" w:lineRule="atLeast"/>
-              <w:jc w:val="center"/>
-              <w:rPr>
-                <w:rFonts w:hint="eastAsia" w:ascii="宋体" w:hAnsi="宋体" w:eastAsia="宋体" w:cs="宋体"/>
-                <w:i w:val="0"/>
-                <w:iCs w:val="0"/>
-                <w:caps w:val="0"/>
-                <w:color w:val="0F1115"/>
-                <w:spacing w:val="0"/>
-                <w:sz w:val="15"/>
-                <w:szCs w:val="15"/>
-              </w:rPr>
-            </w:pPr>
-            <w:r>
-              <w:rPr>
-                <w:rFonts w:hint="eastAsia" w:ascii="宋体" w:hAnsi="宋体" w:eastAsia="宋体" w:cs="宋体"/>
-                <w:i w:val="0"/>
-                <w:iCs w:val="0"/>
-                <w:caps w:val="0"/>
-                <w:color w:val="0F1115"/>
-                <w:spacing w:val="0"/>
-                <w:kern w:val="0"/>
-                <w:sz w:val="15"/>
-                <w:szCs w:val="15"/>
-                <w:bdr w:val="none" w:color="auto" w:sz="0" w:space="0"/>
-                <w:lang w:val="en-US" w:eastAsia="zh-CN" w:bidi="ar"/>
-              </w:rPr>
-              <w:t>按需</w:t>
-            </w:r>
-          </w:p>
-        </w:tc>
-      </w:tr>
-      <w:tr>
-        <w:tblPrEx>
-          <w:tblBorders>
-            <w:top w:val="single" w:color="auto" w:sz="4" w:space="0"/>
-            <w:left w:val="single" w:color="auto" w:sz="4" w:space="0"/>
-            <w:bottom w:val="single" w:color="auto" w:sz="4" w:space="0"/>
-            <w:right w:val="single" w:color="auto" w:sz="4" w:space="0"/>
-            <w:insideH w:val="single" w:color="auto" w:sz="4" w:space="0"/>
-            <w:insideV w:val="single" w:color="auto" w:sz="4" w:space="0"/>
-          </w:tblBorders>
-          <w:shd w:val="clear" w:color="auto" w:fill="FFFFFF"/>
-          <w:tblCellMar>
-            <w:top w:w="15" w:type="dxa"/>
-            <w:left w:w="15" w:type="dxa"/>
-            <w:bottom w:w="15" w:type="dxa"/>
-            <w:right w:w="15" w:type="dxa"/>
-          </w:tblCellMar>
-        </w:tblPrEx>
-        <w:tc>
-          <w:tcPr>
-            <w:tcW w:w="1285" w:type="pct"/>
-            <w:shd w:val="clear" w:color="auto" w:fill="FFFFFF"/>
-            <w:tcMar>
-              <w:top w:w="100" w:type="dxa"/>
-              <w:left w:w="0" w:type="dxa"/>
-              <w:bottom w:w="100" w:type="dxa"/>
-              <w:right w:w="160" w:type="dxa"/>
-            </w:tcMar>
-            <w:vAlign w:val="center"/>
-          </w:tcPr>
-          <w:p>
-            <w:pPr>
-              <w:keepNext w:val="0"/>
-              <w:keepLines w:val="0"/>
-              <w:widowControl/>
-              <w:suppressLineNumbers w:val="0"/>
-              <w:spacing w:line="250" w:lineRule="atLeast"/>
-              <w:jc w:val="center"/>
-              <w:rPr>
-                <w:rFonts w:hint="eastAsia" w:ascii="宋体" w:hAnsi="宋体" w:eastAsia="宋体" w:cs="宋体"/>
-                <w:i w:val="0"/>
-                <w:iCs w:val="0"/>
-                <w:caps w:val="0"/>
-                <w:color w:val="0F1115"/>
-                <w:spacing w:val="0"/>
-                <w:sz w:val="15"/>
-                <w:szCs w:val="15"/>
-              </w:rPr>
-            </w:pPr>
-            <w:r>
-              <w:rPr>
-                <w:rFonts w:hint="eastAsia" w:ascii="宋体" w:hAnsi="宋体" w:eastAsia="宋体" w:cs="宋体"/>
-                <w:i w:val="0"/>
-                <w:iCs w:val="0"/>
-                <w:caps w:val="0"/>
-                <w:color w:val="0F1115"/>
-                <w:spacing w:val="0"/>
-                <w:kern w:val="0"/>
-                <w:sz w:val="15"/>
-                <w:szCs w:val="15"/>
-                <w:bdr w:val="none" w:color="auto" w:sz="0" w:space="0"/>
-                <w:lang w:val="en-US" w:eastAsia="zh-CN" w:bidi="ar"/>
-              </w:rPr>
-              <w:t>MySkill</w:t>
-            </w:r>
-          </w:p>
-        </w:tc>
-        <w:tc>
-          <w:tcPr>
-            <w:tcW w:w="1211" w:type="pct"/>
-            <w:shd w:val="clear" w:color="auto" w:fill="FFFFFF"/>
-            <w:tcMar>
-              <w:top w:w="100" w:type="dxa"/>
-              <w:left w:w="160" w:type="dxa"/>
-              <w:bottom w:w="100" w:type="dxa"/>
-              <w:right w:w="160" w:type="dxa"/>
-            </w:tcMar>
-            <w:vAlign w:val="center"/>
-          </w:tcPr>
-          <w:p>
-            <w:pPr>
-              <w:keepNext w:val="0"/>
-              <w:keepLines w:val="0"/>
-              <w:widowControl/>
-              <w:suppressLineNumbers w:val="0"/>
-              <w:spacing w:line="250" w:lineRule="atLeast"/>
-              <w:jc w:val="center"/>
-              <w:rPr>
-                <w:rFonts w:hint="eastAsia" w:ascii="宋体" w:hAnsi="宋体" w:eastAsia="宋体" w:cs="宋体"/>
-                <w:i w:val="0"/>
-                <w:iCs w:val="0"/>
-                <w:caps w:val="0"/>
-                <w:color w:val="0F1115"/>
-                <w:spacing w:val="0"/>
-                <w:sz w:val="15"/>
-                <w:szCs w:val="15"/>
-              </w:rPr>
-            </w:pPr>
-            <w:r>
-              <w:rPr>
-                <w:rFonts w:hint="eastAsia" w:ascii="宋体" w:hAnsi="宋体" w:eastAsia="宋体" w:cs="宋体"/>
-                <w:i w:val="0"/>
-                <w:iCs w:val="0"/>
-                <w:caps w:val="0"/>
-                <w:color w:val="0F1115"/>
-                <w:spacing w:val="0"/>
-                <w:kern w:val="0"/>
-                <w:sz w:val="15"/>
-                <w:szCs w:val="15"/>
-                <w:bdr w:val="none" w:color="auto" w:sz="0" w:space="0"/>
-                <w:lang w:val="en-US" w:eastAsia="zh-CN" w:bidi="ar"/>
-              </w:rPr>
-              <w:t>PlayerState</w:t>
-            </w:r>
-          </w:p>
-        </w:tc>
-        <w:tc>
-          <w:tcPr>
-            <w:tcW w:w="1529" w:type="pct"/>
-            <w:shd w:val="clear" w:color="auto" w:fill="FFFFFF"/>
-            <w:tcMar>
-              <w:top w:w="100" w:type="dxa"/>
-              <w:left w:w="160" w:type="dxa"/>
-              <w:bottom w:w="100" w:type="dxa"/>
-              <w:right w:w="160" w:type="dxa"/>
-            </w:tcMar>
-            <w:vAlign w:val="center"/>
-          </w:tcPr>
-          <w:p>
-            <w:pPr>
-              <w:keepNext w:val="0"/>
-              <w:keepLines w:val="0"/>
-              <w:widowControl/>
-              <w:suppressLineNumbers w:val="0"/>
-              <w:spacing w:line="250" w:lineRule="atLeast"/>
-              <w:jc w:val="center"/>
-              <w:rPr>
-                <w:rFonts w:hint="eastAsia" w:ascii="宋体" w:hAnsi="宋体" w:eastAsia="宋体" w:cs="宋体"/>
-                <w:i w:val="0"/>
-                <w:iCs w:val="0"/>
-                <w:caps w:val="0"/>
-                <w:color w:val="0F1115"/>
-                <w:spacing w:val="0"/>
-                <w:sz w:val="15"/>
-                <w:szCs w:val="15"/>
-              </w:rPr>
-            </w:pPr>
-            <w:r>
-              <w:rPr>
-                <w:rFonts w:hint="eastAsia" w:ascii="宋体" w:hAnsi="宋体" w:eastAsia="宋体" w:cs="宋体"/>
-                <w:i w:val="0"/>
-                <w:iCs w:val="0"/>
-                <w:caps w:val="0"/>
-                <w:color w:val="0F1115"/>
-                <w:spacing w:val="0"/>
-                <w:kern w:val="0"/>
-                <w:sz w:val="15"/>
-                <w:szCs w:val="15"/>
-                <w:bdr w:val="none" w:color="auto" w:sz="0" w:space="0"/>
-                <w:lang w:val="en-US" w:eastAsia="zh-CN" w:bidi="ar"/>
-              </w:rPr>
-              <w:t>技能释放时变更</w:t>
-            </w:r>
-          </w:p>
-        </w:tc>
-        <w:tc>
-          <w:tcPr>
-            <w:tcW w:w="973" w:type="pct"/>
-            <w:shd w:val="clear" w:color="auto" w:fill="FFFFFF"/>
-            <w:tcMar>
-              <w:top w:w="100" w:type="dxa"/>
-              <w:left w:w="160" w:type="dxa"/>
-              <w:bottom w:w="100" w:type="dxa"/>
-              <w:right w:w="0" w:type="dxa"/>
-            </w:tcMar>
-            <w:vAlign w:val="center"/>
-          </w:tcPr>
-          <w:p>
-            <w:pPr>
-              <w:keepNext w:val="0"/>
-              <w:keepLines w:val="0"/>
-              <w:widowControl/>
-              <w:suppressLineNumbers w:val="0"/>
-              <w:spacing w:line="250" w:lineRule="atLeast"/>
-              <w:jc w:val="center"/>
-              <w:rPr>
-                <w:rFonts w:hint="eastAsia" w:ascii="宋体" w:hAnsi="宋体" w:eastAsia="宋体" w:cs="宋体"/>
-                <w:i w:val="0"/>
-                <w:iCs w:val="0"/>
-                <w:caps w:val="0"/>
-                <w:color w:val="0F1115"/>
-                <w:spacing w:val="0"/>
-                <w:sz w:val="15"/>
-                <w:szCs w:val="15"/>
-              </w:rPr>
-            </w:pPr>
-            <w:r>
-              <w:rPr>
-                <w:rFonts w:hint="eastAsia" w:ascii="宋体" w:hAnsi="宋体" w:eastAsia="宋体" w:cs="宋体"/>
-                <w:i w:val="0"/>
-                <w:iCs w:val="0"/>
-                <w:caps w:val="0"/>
-                <w:color w:val="0F1115"/>
-                <w:spacing w:val="0"/>
-                <w:kern w:val="0"/>
-                <w:sz w:val="15"/>
-                <w:szCs w:val="15"/>
-                <w:bdr w:val="none" w:color="auto" w:sz="0" w:space="0"/>
-                <w:lang w:val="en-US" w:eastAsia="zh-CN" w:bidi="ar"/>
-              </w:rPr>
-              <w:t>按需</w:t>
-            </w:r>
-          </w:p>
-        </w:tc>
-      </w:tr>
-      <w:tr>
-        <w:tblPrEx>
-          <w:tblBorders>
-            <w:top w:val="single" w:color="auto" w:sz="4" w:space="0"/>
-            <w:left w:val="single" w:color="auto" w:sz="4" w:space="0"/>
-            <w:bottom w:val="single" w:color="auto" w:sz="4" w:space="0"/>
-            <w:right w:val="single" w:color="auto" w:sz="4" w:space="0"/>
-            <w:insideH w:val="single" w:color="auto" w:sz="4" w:space="0"/>
-            <w:insideV w:val="single" w:color="auto" w:sz="4" w:space="0"/>
-          </w:tblBorders>
-          <w:shd w:val="clear" w:color="auto" w:fill="FFFFFF"/>
-          <w:tblCellMar>
-            <w:top w:w="15" w:type="dxa"/>
-            <w:left w:w="15" w:type="dxa"/>
-            <w:bottom w:w="15" w:type="dxa"/>
-            <w:right w:w="15" w:type="dxa"/>
-          </w:tblCellMar>
-        </w:tblPrEx>
-        <w:tc>
-          <w:tcPr>
-            <w:tcW w:w="1285" w:type="pct"/>
-            <w:shd w:val="clear" w:color="auto" w:fill="FFFFFF"/>
-            <w:tcMar>
-              <w:top w:w="100" w:type="dxa"/>
-              <w:left w:w="0" w:type="dxa"/>
-              <w:bottom w:w="100" w:type="dxa"/>
-              <w:right w:w="160" w:type="dxa"/>
-            </w:tcMar>
-            <w:vAlign w:val="center"/>
-          </w:tcPr>
-          <w:p>
-            <w:pPr>
-              <w:keepNext w:val="0"/>
-              <w:keepLines w:val="0"/>
-              <w:widowControl/>
-              <w:suppressLineNumbers w:val="0"/>
-              <w:spacing w:line="250" w:lineRule="atLeast"/>
-              <w:jc w:val="center"/>
-              <w:rPr>
-                <w:rFonts w:hint="eastAsia" w:ascii="宋体" w:hAnsi="宋体" w:eastAsia="宋体" w:cs="宋体"/>
-                <w:i w:val="0"/>
-                <w:iCs w:val="0"/>
-                <w:caps w:val="0"/>
-                <w:color w:val="0F1115"/>
-                <w:spacing w:val="0"/>
-                <w:sz w:val="15"/>
-                <w:szCs w:val="15"/>
-              </w:rPr>
-            </w:pPr>
-            <w:r>
-              <w:rPr>
-                <w:rFonts w:hint="eastAsia" w:ascii="宋体" w:hAnsi="宋体" w:eastAsia="宋体" w:cs="宋体"/>
-                <w:i w:val="0"/>
-                <w:iCs w:val="0"/>
-                <w:caps w:val="0"/>
-                <w:color w:val="0F1115"/>
-                <w:spacing w:val="0"/>
-                <w:kern w:val="0"/>
-                <w:sz w:val="15"/>
-                <w:szCs w:val="15"/>
-                <w:bdr w:val="none" w:color="auto" w:sz="0" w:space="0"/>
-                <w:lang w:val="en-US" w:eastAsia="zh-CN" w:bidi="ar"/>
-              </w:rPr>
-              <w:t>CharacterState</w:t>
-            </w:r>
-          </w:p>
-        </w:tc>
-        <w:tc>
-          <w:tcPr>
-            <w:tcW w:w="1211" w:type="pct"/>
-            <w:shd w:val="clear" w:color="auto" w:fill="FFFFFF"/>
-            <w:tcMar>
-              <w:top w:w="100" w:type="dxa"/>
-              <w:left w:w="160" w:type="dxa"/>
-              <w:bottom w:w="100" w:type="dxa"/>
-              <w:right w:w="160" w:type="dxa"/>
-            </w:tcMar>
-            <w:vAlign w:val="center"/>
-          </w:tcPr>
-          <w:p>
-            <w:pPr>
-              <w:keepNext w:val="0"/>
-              <w:keepLines w:val="0"/>
-              <w:widowControl/>
-              <w:suppressLineNumbers w:val="0"/>
-              <w:spacing w:line="250" w:lineRule="atLeast"/>
-              <w:jc w:val="center"/>
-              <w:rPr>
-                <w:rFonts w:hint="eastAsia" w:ascii="宋体" w:hAnsi="宋体" w:eastAsia="宋体" w:cs="宋体"/>
-                <w:i w:val="0"/>
-                <w:iCs w:val="0"/>
-                <w:caps w:val="0"/>
-                <w:color w:val="0F1115"/>
-                <w:spacing w:val="0"/>
-                <w:sz w:val="15"/>
-                <w:szCs w:val="15"/>
-              </w:rPr>
-            </w:pPr>
-            <w:r>
-              <w:rPr>
-                <w:rFonts w:hint="eastAsia" w:ascii="宋体" w:hAnsi="宋体" w:eastAsia="宋体" w:cs="宋体"/>
-                <w:i w:val="0"/>
-                <w:iCs w:val="0"/>
-                <w:caps w:val="0"/>
-                <w:color w:val="0F1115"/>
-                <w:spacing w:val="0"/>
-                <w:kern w:val="0"/>
-                <w:sz w:val="15"/>
-                <w:szCs w:val="15"/>
-                <w:bdr w:val="none" w:color="auto" w:sz="0" w:space="0"/>
-                <w:lang w:val="en-US" w:eastAsia="zh-CN" w:bidi="ar"/>
-              </w:rPr>
-              <w:t>PlayerState</w:t>
-            </w:r>
-          </w:p>
-        </w:tc>
-        <w:tc>
-          <w:tcPr>
-            <w:tcW w:w="1529" w:type="pct"/>
-            <w:shd w:val="clear" w:color="auto" w:fill="FFFFFF"/>
-            <w:tcMar>
-              <w:top w:w="100" w:type="dxa"/>
-              <w:left w:w="160" w:type="dxa"/>
-              <w:bottom w:w="100" w:type="dxa"/>
-              <w:right w:w="160" w:type="dxa"/>
-            </w:tcMar>
-            <w:vAlign w:val="center"/>
-          </w:tcPr>
-          <w:p>
-            <w:pPr>
-              <w:keepNext w:val="0"/>
-              <w:keepLines w:val="0"/>
-              <w:widowControl/>
-              <w:suppressLineNumbers w:val="0"/>
-              <w:spacing w:line="250" w:lineRule="atLeast"/>
-              <w:jc w:val="center"/>
-              <w:rPr>
-                <w:rFonts w:hint="eastAsia" w:ascii="宋体" w:hAnsi="宋体" w:eastAsia="宋体" w:cs="宋体"/>
-                <w:i w:val="0"/>
-                <w:iCs w:val="0"/>
-                <w:caps w:val="0"/>
-                <w:color w:val="0F1115"/>
-                <w:spacing w:val="0"/>
-                <w:sz w:val="15"/>
-                <w:szCs w:val="15"/>
-              </w:rPr>
-            </w:pPr>
-            <w:r>
-              <w:rPr>
-                <w:rFonts w:hint="eastAsia" w:ascii="宋体" w:hAnsi="宋体" w:eastAsia="宋体" w:cs="宋体"/>
-                <w:i w:val="0"/>
-                <w:iCs w:val="0"/>
-                <w:caps w:val="0"/>
-                <w:color w:val="0F1115"/>
-                <w:spacing w:val="0"/>
-                <w:kern w:val="0"/>
-                <w:sz w:val="15"/>
-                <w:szCs w:val="15"/>
-                <w:bdr w:val="none" w:color="auto" w:sz="0" w:space="0"/>
-                <w:lang w:val="en-US" w:eastAsia="zh-CN" w:bidi="ar"/>
-              </w:rPr>
-              <w:t>状态变更时</w:t>
-            </w:r>
-          </w:p>
-        </w:tc>
-        <w:tc>
-          <w:tcPr>
-            <w:tcW w:w="973" w:type="pct"/>
-            <w:shd w:val="clear" w:color="auto" w:fill="FFFFFF"/>
-            <w:tcMar>
-              <w:top w:w="100" w:type="dxa"/>
-              <w:left w:w="160" w:type="dxa"/>
-              <w:bottom w:w="100" w:type="dxa"/>
-              <w:right w:w="0" w:type="dxa"/>
-            </w:tcMar>
-            <w:vAlign w:val="center"/>
-          </w:tcPr>
-          <w:p>
-            <w:pPr>
-              <w:keepNext w:val="0"/>
-              <w:keepLines w:val="0"/>
-              <w:widowControl/>
-              <w:suppressLineNumbers w:val="0"/>
-              <w:spacing w:line="250" w:lineRule="atLeast"/>
-              <w:jc w:val="center"/>
-              <w:rPr>
-                <w:rFonts w:hint="eastAsia" w:ascii="宋体" w:hAnsi="宋体" w:eastAsia="宋体" w:cs="宋体"/>
-                <w:i w:val="0"/>
-                <w:iCs w:val="0"/>
-                <w:caps w:val="0"/>
-                <w:color w:val="0F1115"/>
-                <w:spacing w:val="0"/>
-                <w:sz w:val="15"/>
-                <w:szCs w:val="15"/>
-              </w:rPr>
-            </w:pPr>
-            <w:r>
-              <w:rPr>
-                <w:rFonts w:hint="eastAsia" w:ascii="宋体" w:hAnsi="宋体" w:eastAsia="宋体" w:cs="宋体"/>
-                <w:i w:val="0"/>
-                <w:iCs w:val="0"/>
-                <w:caps w:val="0"/>
-                <w:color w:val="0F1115"/>
-                <w:spacing w:val="0"/>
-                <w:kern w:val="0"/>
-                <w:sz w:val="15"/>
-                <w:szCs w:val="15"/>
-                <w:bdr w:val="none" w:color="auto" w:sz="0" w:space="0"/>
-                <w:lang w:val="en-US" w:eastAsia="zh-CN" w:bidi="ar"/>
-              </w:rPr>
-              <w:t>按需</w:t>
-            </w:r>
-          </w:p>
-        </w:tc>
-      </w:tr>
-      <w:tr>
-        <w:tblPrEx>
-          <w:tblBorders>
-            <w:top w:val="single" w:color="auto" w:sz="4" w:space="0"/>
-            <w:left w:val="single" w:color="auto" w:sz="4" w:space="0"/>
-            <w:bottom w:val="single" w:color="auto" w:sz="4" w:space="0"/>
-            <w:right w:val="single" w:color="auto" w:sz="4" w:space="0"/>
-            <w:insideH w:val="single" w:color="auto" w:sz="4" w:space="0"/>
-            <w:insideV w:val="single" w:color="auto" w:sz="4" w:space="0"/>
-          </w:tblBorders>
-          <w:shd w:val="clear" w:color="auto" w:fill="FFFFFF"/>
-          <w:tblCellMar>
-            <w:top w:w="15" w:type="dxa"/>
-            <w:left w:w="15" w:type="dxa"/>
-            <w:bottom w:w="15" w:type="dxa"/>
-            <w:right w:w="15" w:type="dxa"/>
-          </w:tblCellMar>
-        </w:tblPrEx>
-        <w:tc>
-          <w:tcPr>
-            <w:tcW w:w="1285" w:type="pct"/>
-            <w:shd w:val="clear" w:color="auto" w:fill="FFFFFF"/>
-            <w:tcMar>
-              <w:top w:w="100" w:type="dxa"/>
-              <w:left w:w="0" w:type="dxa"/>
-              <w:bottom w:w="100" w:type="dxa"/>
-              <w:right w:w="160" w:type="dxa"/>
-            </w:tcMar>
-            <w:vAlign w:val="center"/>
-          </w:tcPr>
-          <w:p>
-            <w:pPr>
-              <w:keepNext w:val="0"/>
-              <w:keepLines w:val="0"/>
-              <w:widowControl/>
-              <w:suppressLineNumbers w:val="0"/>
-              <w:spacing w:line="250" w:lineRule="atLeast"/>
-              <w:jc w:val="center"/>
-              <w:rPr>
-                <w:rFonts w:hint="eastAsia" w:ascii="宋体" w:hAnsi="宋体" w:eastAsia="宋体" w:cs="宋体"/>
-                <w:i w:val="0"/>
-                <w:iCs w:val="0"/>
-                <w:caps w:val="0"/>
-                <w:color w:val="0F1115"/>
-                <w:spacing w:val="0"/>
-                <w:sz w:val="15"/>
-                <w:szCs w:val="15"/>
-              </w:rPr>
-            </w:pPr>
-            <w:r>
-              <w:rPr>
-                <w:rFonts w:hint="eastAsia" w:ascii="宋体" w:hAnsi="宋体" w:eastAsia="宋体" w:cs="宋体"/>
-                <w:i w:val="0"/>
-                <w:iCs w:val="0"/>
-                <w:caps w:val="0"/>
-                <w:color w:val="0F1115"/>
-                <w:spacing w:val="0"/>
-                <w:kern w:val="0"/>
-                <w:sz w:val="15"/>
-                <w:szCs w:val="15"/>
-                <w:bdr w:val="none" w:color="auto" w:sz="0" w:space="0"/>
-                <w:lang w:val="en-US" w:eastAsia="zh-CN" w:bidi="ar"/>
-              </w:rPr>
-              <w:t>Toward</w:t>
-            </w:r>
-          </w:p>
-        </w:tc>
-        <w:tc>
-          <w:tcPr>
-            <w:tcW w:w="1211" w:type="pct"/>
-            <w:shd w:val="clear" w:color="auto" w:fill="FFFFFF"/>
-            <w:tcMar>
-              <w:top w:w="100" w:type="dxa"/>
-              <w:left w:w="160" w:type="dxa"/>
-              <w:bottom w:w="100" w:type="dxa"/>
-              <w:right w:w="160" w:type="dxa"/>
-            </w:tcMar>
-            <w:vAlign w:val="center"/>
-          </w:tcPr>
-          <w:p>
-            <w:pPr>
-              <w:keepNext w:val="0"/>
-              <w:keepLines w:val="0"/>
-              <w:widowControl/>
-              <w:suppressLineNumbers w:val="0"/>
-              <w:spacing w:line="250" w:lineRule="atLeast"/>
-              <w:jc w:val="center"/>
-              <w:rPr>
-                <w:rFonts w:hint="eastAsia" w:ascii="宋体" w:hAnsi="宋体" w:eastAsia="宋体" w:cs="宋体"/>
-                <w:i w:val="0"/>
-                <w:iCs w:val="0"/>
-                <w:caps w:val="0"/>
-                <w:color w:val="0F1115"/>
-                <w:spacing w:val="0"/>
-                <w:sz w:val="15"/>
-                <w:szCs w:val="15"/>
-              </w:rPr>
-            </w:pPr>
-            <w:r>
-              <w:rPr>
-                <w:rFonts w:hint="eastAsia" w:ascii="宋体" w:hAnsi="宋体" w:eastAsia="宋体" w:cs="宋体"/>
-                <w:i w:val="0"/>
-                <w:iCs w:val="0"/>
-                <w:caps w:val="0"/>
-                <w:color w:val="0F1115"/>
-                <w:spacing w:val="0"/>
-                <w:kern w:val="0"/>
-                <w:sz w:val="15"/>
-                <w:szCs w:val="15"/>
-                <w:bdr w:val="none" w:color="auto" w:sz="0" w:space="0"/>
-                <w:lang w:val="en-US" w:eastAsia="zh-CN" w:bidi="ar"/>
-              </w:rPr>
-              <w:t>Character</w:t>
-            </w:r>
-          </w:p>
-        </w:tc>
-        <w:tc>
-          <w:tcPr>
-            <w:tcW w:w="1529" w:type="pct"/>
-            <w:shd w:val="clear" w:color="auto" w:fill="FFFFFF"/>
-            <w:tcMar>
-              <w:top w:w="100" w:type="dxa"/>
-              <w:left w:w="160" w:type="dxa"/>
-              <w:bottom w:w="100" w:type="dxa"/>
-              <w:right w:w="160" w:type="dxa"/>
-            </w:tcMar>
-            <w:vAlign w:val="center"/>
-          </w:tcPr>
-          <w:p>
-            <w:pPr>
-              <w:keepNext w:val="0"/>
-              <w:keepLines w:val="0"/>
-              <w:widowControl/>
-              <w:suppressLineNumbers w:val="0"/>
-              <w:spacing w:line="250" w:lineRule="atLeast"/>
-              <w:jc w:val="center"/>
-              <w:rPr>
-                <w:rFonts w:hint="eastAsia" w:ascii="宋体" w:hAnsi="宋体" w:eastAsia="宋体" w:cs="宋体"/>
-                <w:i w:val="0"/>
-                <w:iCs w:val="0"/>
-                <w:caps w:val="0"/>
-                <w:color w:val="0F1115"/>
-                <w:spacing w:val="0"/>
-                <w:sz w:val="15"/>
-                <w:szCs w:val="15"/>
-              </w:rPr>
-            </w:pPr>
-            <w:r>
-              <w:rPr>
-                <w:rFonts w:hint="eastAsia" w:ascii="宋体" w:hAnsi="宋体" w:eastAsia="宋体" w:cs="宋体"/>
-                <w:i w:val="0"/>
-                <w:iCs w:val="0"/>
-                <w:caps w:val="0"/>
-                <w:color w:val="0F1115"/>
-                <w:spacing w:val="0"/>
-                <w:kern w:val="0"/>
-                <w:sz w:val="15"/>
-                <w:szCs w:val="15"/>
-                <w:bdr w:val="none" w:color="auto" w:sz="0" w:space="0"/>
-                <w:lang w:val="en-US" w:eastAsia="zh-CN" w:bidi="ar"/>
-              </w:rPr>
-              <w:t>转向时变更</w:t>
-            </w:r>
-          </w:p>
-        </w:tc>
-        <w:tc>
-          <w:tcPr>
-            <w:tcW w:w="973" w:type="pct"/>
-            <w:shd w:val="clear" w:color="auto" w:fill="FFFFFF"/>
-            <w:tcMar>
-              <w:top w:w="100" w:type="dxa"/>
-              <w:left w:w="160" w:type="dxa"/>
-              <w:bottom w:w="100" w:type="dxa"/>
-              <w:right w:w="0" w:type="dxa"/>
-            </w:tcMar>
-            <w:vAlign w:val="center"/>
-          </w:tcPr>
-          <w:p>
-            <w:pPr>
-              <w:keepNext w:val="0"/>
-              <w:keepLines w:val="0"/>
-              <w:widowControl/>
-              <w:suppressLineNumbers w:val="0"/>
-              <w:spacing w:line="250" w:lineRule="atLeast"/>
-              <w:jc w:val="center"/>
-              <w:rPr>
-                <w:rFonts w:hint="eastAsia" w:ascii="宋体" w:hAnsi="宋体" w:eastAsia="宋体" w:cs="宋体"/>
-                <w:i w:val="0"/>
-                <w:iCs w:val="0"/>
-                <w:caps w:val="0"/>
-                <w:color w:val="0F1115"/>
-                <w:spacing w:val="0"/>
-                <w:sz w:val="15"/>
-                <w:szCs w:val="15"/>
-              </w:rPr>
-            </w:pPr>
-            <w:r>
-              <w:rPr>
-                <w:rFonts w:hint="eastAsia" w:ascii="宋体" w:hAnsi="宋体" w:eastAsia="宋体" w:cs="宋体"/>
-                <w:i w:val="0"/>
-                <w:iCs w:val="0"/>
-                <w:caps w:val="0"/>
-                <w:color w:val="0F1115"/>
-                <w:spacing w:val="0"/>
-                <w:kern w:val="0"/>
-                <w:sz w:val="15"/>
-                <w:szCs w:val="15"/>
-                <w:bdr w:val="none" w:color="auto" w:sz="0" w:space="0"/>
                 <w:lang w:val="en-US" w:eastAsia="zh-CN" w:bidi="ar"/>
               </w:rPr>
               <w:t>按需</w:t>
@@ -8374,6 +8308,7 @@
     </w:p>
     <w:p>
       <w:pPr>
+        <w:outlineLvl w:val="2"/>
         <w:rPr>
           <w:rFonts w:hint="eastAsia" w:ascii="宋体" w:hAnsi="宋体" w:eastAsia="宋体" w:cs="宋体"/>
           <w:sz w:val="28"/>
@@ -8404,6 +8339,7 @@
     </w:p>
     <w:tbl>
       <w:tblPr>
+        <w:tblStyle w:val="14"/>
         <w:tblW w:w="4998" w:type="pct"/>
         <w:tblInd w:w="0" w:type="dxa"/>
         <w:tblBorders>
@@ -8440,12 +8376,6 @@
             <w:insideV w:val="single" w:color="auto" w:sz="4" w:space="0"/>
           </w:tblBorders>
           <w:shd w:val="clear" w:color="auto" w:fill="FFFFFF"/>
-          <w:tblCellMar>
-            <w:top w:w="15" w:type="dxa"/>
-            <w:left w:w="15" w:type="dxa"/>
-            <w:bottom w:w="15" w:type="dxa"/>
-            <w:right w:w="15" w:type="dxa"/>
-          </w:tblCellMar>
         </w:tblPrEx>
         <w:trPr>
           <w:tblHeader/>
@@ -8492,7 +8422,6 @@
                 <w:kern w:val="0"/>
                 <w:sz w:val="15"/>
                 <w:szCs w:val="15"/>
-                <w:bdr w:val="none" w:color="auto" w:sz="0" w:space="0"/>
                 <w:lang w:val="en-US" w:eastAsia="zh-CN" w:bidi="ar"/>
               </w:rPr>
               <w:t>RPC类型</w:t>
@@ -8541,7 +8470,6 @@
                 <w:kern w:val="0"/>
                 <w:sz w:val="15"/>
                 <w:szCs w:val="15"/>
-                <w:bdr w:val="none" w:color="auto" w:sz="0" w:space="0"/>
                 <w:lang w:val="en-US" w:eastAsia="zh-CN" w:bidi="ar"/>
               </w:rPr>
               <w:t>调用方</w:t>
@@ -8590,7 +8518,6 @@
                 <w:kern w:val="0"/>
                 <w:sz w:val="15"/>
                 <w:szCs w:val="15"/>
-                <w:bdr w:val="none" w:color="auto" w:sz="0" w:space="0"/>
                 <w:lang w:val="en-US" w:eastAsia="zh-CN" w:bidi="ar"/>
               </w:rPr>
               <w:t>执行方</w:t>
@@ -8639,7 +8566,6 @@
                 <w:kern w:val="0"/>
                 <w:sz w:val="15"/>
                 <w:szCs w:val="15"/>
-                <w:bdr w:val="none" w:color="auto" w:sz="0" w:space="0"/>
                 <w:lang w:val="en-US" w:eastAsia="zh-CN" w:bidi="ar"/>
               </w:rPr>
               <w:t>用途</w:t>
@@ -8707,7 +8633,6 @@
                 <w:kern w:val="0"/>
                 <w:sz w:val="15"/>
                 <w:szCs w:val="15"/>
-                <w:bdr w:val="none" w:color="auto" w:sz="0" w:space="0"/>
                 <w:lang w:val="en-US" w:eastAsia="zh-CN" w:bidi="ar"/>
               </w:rPr>
               <w:t>Server RPC</w:t>
@@ -8756,7 +8681,6 @@
                 <w:kern w:val="0"/>
                 <w:sz w:val="15"/>
                 <w:szCs w:val="15"/>
-                <w:bdr w:val="none" w:color="auto" w:sz="0" w:space="0"/>
                 <w:lang w:val="en-US" w:eastAsia="zh-CN" w:bidi="ar"/>
               </w:rPr>
               <w:t>客户端</w:t>
@@ -8805,7 +8729,6 @@
                 <w:kern w:val="0"/>
                 <w:sz w:val="15"/>
                 <w:szCs w:val="15"/>
-                <w:bdr w:val="none" w:color="auto" w:sz="0" w:space="0"/>
                 <w:lang w:val="en-US" w:eastAsia="zh-CN" w:bidi="ar"/>
               </w:rPr>
               <w:t>服务器</w:t>
@@ -8854,7 +8777,6 @@
                 <w:kern w:val="0"/>
                 <w:sz w:val="15"/>
                 <w:szCs w:val="15"/>
-                <w:bdr w:val="none" w:color="auto" w:sz="0" w:space="0"/>
                 <w:lang w:val="en-US" w:eastAsia="zh-CN" w:bidi="ar"/>
               </w:rPr>
               <w:t>攻击、技能、替身请求</w:t>
@@ -8922,7 +8844,6 @@
                 <w:kern w:val="0"/>
                 <w:sz w:val="15"/>
                 <w:szCs w:val="15"/>
-                <w:bdr w:val="none" w:color="auto" w:sz="0" w:space="0"/>
                 <w:lang w:val="en-US" w:eastAsia="zh-CN" w:bidi="ar"/>
               </w:rPr>
               <w:t>Client RPC</w:t>
@@ -8971,7 +8892,6 @@
                 <w:kern w:val="0"/>
                 <w:sz w:val="15"/>
                 <w:szCs w:val="15"/>
-                <w:bdr w:val="none" w:color="auto" w:sz="0" w:space="0"/>
                 <w:lang w:val="en-US" w:eastAsia="zh-CN" w:bidi="ar"/>
               </w:rPr>
               <w:t>服务器</w:t>
@@ -9020,7 +8940,6 @@
                 <w:kern w:val="0"/>
                 <w:sz w:val="15"/>
                 <w:szCs w:val="15"/>
-                <w:bdr w:val="none" w:color="auto" w:sz="0" w:space="0"/>
                 <w:lang w:val="en-US" w:eastAsia="zh-CN" w:bidi="ar"/>
               </w:rPr>
               <w:t>特定客户端</w:t>
@@ -9069,7 +8988,6 @@
                 <w:kern w:val="0"/>
                 <w:sz w:val="15"/>
                 <w:szCs w:val="15"/>
-                <w:bdr w:val="none" w:color="auto" w:sz="0" w:space="0"/>
                 <w:lang w:val="en-US" w:eastAsia="zh-CN" w:bidi="ar"/>
               </w:rPr>
               <w:t>UI更新、输入模式切换</w:t>
@@ -9087,7 +9005,6 @@
             <w:insideH w:val="single" w:color="auto" w:sz="4" w:space="0"/>
             <w:insideV w:val="single" w:color="auto" w:sz="4" w:space="0"/>
           </w:tblBorders>
-          <w:shd w:val="clear" w:color="auto" w:fill="FFFFFF"/>
           <w:tblCellMar>
             <w:top w:w="15" w:type="dxa"/>
             <w:left w:w="15" w:type="dxa"/>
@@ -9137,7 +9054,6 @@
                 <w:kern w:val="0"/>
                 <w:sz w:val="15"/>
                 <w:szCs w:val="15"/>
-                <w:bdr w:val="none" w:color="auto" w:sz="0" w:space="0"/>
                 <w:lang w:val="en-US" w:eastAsia="zh-CN" w:bidi="ar"/>
               </w:rPr>
               <w:t>Multicast RPC</w:t>
@@ -9186,7 +9102,6 @@
                 <w:kern w:val="0"/>
                 <w:sz w:val="15"/>
                 <w:szCs w:val="15"/>
-                <w:bdr w:val="none" w:color="auto" w:sz="0" w:space="0"/>
                 <w:lang w:val="en-US" w:eastAsia="zh-CN" w:bidi="ar"/>
               </w:rPr>
               <w:t>服务器</w:t>
@@ -9235,7 +9150,6 @@
                 <w:kern w:val="0"/>
                 <w:sz w:val="15"/>
                 <w:szCs w:val="15"/>
-                <w:bdr w:val="none" w:color="auto" w:sz="0" w:space="0"/>
                 <w:lang w:val="en-US" w:eastAsia="zh-CN" w:bidi="ar"/>
               </w:rPr>
               <w:t>所有客户端</w:t>
@@ -9284,7 +9198,6 @@
                 <w:kern w:val="0"/>
                 <w:sz w:val="15"/>
                 <w:szCs w:val="15"/>
-                <w:bdr w:val="none" w:color="auto" w:sz="0" w:space="0"/>
                 <w:lang w:val="en-US" w:eastAsia="zh-CN" w:bidi="ar"/>
               </w:rPr>
               <w:t>碰撞盒同步、动画效果同步</w:t>
@@ -9306,6 +9219,7 @@
     </w:p>
     <w:p>
       <w:pPr>
+        <w:outlineLvl w:val="2"/>
         <w:rPr>
           <w:rFonts w:hint="eastAsia" w:ascii="宋体" w:hAnsi="宋体" w:eastAsia="宋体" w:cs="宋体"/>
           <w:sz w:val="28"/>
@@ -9320,89 +9234,7 @@
           <w:szCs w:val="28"/>
           <w:lang w:val="en-US" w:eastAsia="zh-CN"/>
         </w:rPr>
-        <w:t>4.4.3.角色攻击</w:t>
-      </w:r>
-    </w:p>
-    <w:p>
-      <w:pPr>
-        <w:ind w:firstLine="420" w:firstLineChars="0"/>
-        <w:rPr>
-          <w:rFonts w:hint="default" w:ascii="宋体" w:hAnsi="宋体" w:eastAsia="宋体" w:cs="宋体"/>
-          <w:sz w:val="28"/>
-          <w:szCs w:val="28"/>
-          <w:lang w:val="en-US" w:eastAsia="zh-CN"/>
-        </w:rPr>
-      </w:pPr>
-      <w:r>
-        <w:rPr>
-          <w:rFonts w:hint="eastAsia" w:ascii="宋体" w:hAnsi="宋体" w:eastAsia="宋体" w:cs="宋体"/>
-          <w:sz w:val="24"/>
-          <w:szCs w:val="24"/>
-          <w:lang w:val="en-US" w:eastAsia="zh-CN"/>
-        </w:rPr>
-        <w:t>角色触发攻击时改变本地客户端玩家状态中的攻击状态，并且RPC到服务器，更改服务器玩家状态中的攻击状态，随后同步到所有客户端。</w:t>
-      </w:r>
-    </w:p>
-    <w:p>
-      <w:pPr>
-        <w:rPr>
-          <w:rFonts w:hint="eastAsia"/>
-        </w:rPr>
-      </w:pPr>
-    </w:p>
-    <w:p>
-      <w:pPr>
-        <w:pStyle w:val="3"/>
-        <w:rPr>
-          <w:rFonts w:hint="eastAsia" w:ascii="宋体" w:hAnsi="宋体" w:eastAsia="宋体" w:cs="宋体"/>
-        </w:rPr>
-      </w:pPr>
-      <w:bookmarkStart w:id="11" w:name="_Toc19922"/>
-      <w:r>
-        <w:rPr>
-          <w:rFonts w:hint="eastAsia" w:ascii="宋体" w:hAnsi="宋体" w:eastAsia="宋体" w:cs="宋体"/>
-          <w:lang w:val="en-US" w:eastAsia="zh-CN"/>
-        </w:rPr>
-        <w:t>4</w:t>
-      </w:r>
-      <w:r>
-        <w:rPr>
-          <w:rFonts w:hint="eastAsia" w:ascii="宋体" w:hAnsi="宋体" w:eastAsia="宋体" w:cs="宋体"/>
-        </w:rPr>
-        <w:t>.</w:t>
-      </w:r>
-      <w:r>
-        <w:rPr>
-          <w:rFonts w:hint="eastAsia" w:ascii="宋体" w:hAnsi="宋体" w:eastAsia="宋体" w:cs="宋体"/>
-          <w:lang w:val="en-US" w:eastAsia="zh-CN"/>
-        </w:rPr>
-        <w:t>4.</w:t>
-      </w:r>
-      <w:bookmarkEnd w:id="11"/>
-      <w:r>
-        <w:rPr>
-          <w:rFonts w:hint="eastAsia" w:ascii="宋体" w:hAnsi="宋体" w:eastAsia="宋体" w:cs="宋体"/>
-        </w:rPr>
-        <w:t>角色系统</w:t>
-      </w:r>
-    </w:p>
-    <w:p>
-      <w:pPr>
-        <w:rPr>
-          <w:rFonts w:hint="eastAsia" w:ascii="宋体" w:hAnsi="宋体" w:eastAsia="宋体" w:cs="宋体"/>
-          <w:sz w:val="28"/>
-          <w:szCs w:val="28"/>
-          <w:lang w:val="en-US" w:eastAsia="zh-CN"/>
-        </w:rPr>
-      </w:pPr>
-      <w:r>
-        <w:rPr>
-          <w:rFonts w:hint="eastAsia" w:ascii="宋体" w:hAnsi="宋体" w:eastAsia="宋体" w:cs="宋体"/>
-          <w:sz w:val="28"/>
-          <w:szCs w:val="28"/>
-          <w:lang w:val="en-US" w:eastAsia="zh-CN"/>
-        </w:rPr>
-        <w:t>4.4.1.角色属性配置</w:t>
+        <w:t>4.4.3.同步流程</w:t>
       </w:r>
     </w:p>
     <w:p>
@@ -9417,52 +9249,12 @@
       </w:pPr>
       <w:r>
         <w:rPr>
-          <w:rFonts w:hint="eastAsia" w:ascii="宋体" w:hAnsi="宋体" w:eastAsia="宋体" w:cs="宋体"/>
-          <w:sz w:val="24"/>
-          <w:szCs w:val="24"/>
-          <w:lang w:val="en-US" w:eastAsia="zh-CN"/>
-        </w:rPr>
-        <w:t>Lobby：空地图，自动打开初始界面UI</w:t>
-      </w:r>
-    </w:p>
-    <w:p>
-      <w:pPr>
-        <w:ind w:firstLine="420" w:firstLineChars="0"/>
-        <w:rPr>
-          <w:rFonts w:hint="eastAsia" w:ascii="宋体" w:hAnsi="宋体" w:eastAsia="宋体" w:cs="宋体"/>
-          <w:sz w:val="24"/>
-          <w:szCs w:val="24"/>
-          <w:lang w:val="en-US" w:eastAsia="zh-CN"/>
-        </w:rPr>
-      </w:pPr>
-      <w:r>
-        <w:rPr>
-          <w:rFonts w:hint="eastAsia" w:ascii="宋体" w:hAnsi="宋体" w:eastAsia="宋体" w:cs="宋体"/>
-          <w:sz w:val="24"/>
-          <w:szCs w:val="24"/>
-          <w:lang w:val="en-US" w:eastAsia="zh-CN"/>
-        </w:rPr>
-        <w:t>Transition：空地图，自动打开加载界面UI，进入决斗场的加载地图</w:t>
-      </w:r>
-    </w:p>
-    <w:p>
-      <w:pPr>
-        <w:ind w:firstLine="420" w:firstLineChars="0"/>
-        <w:rPr>
-          <w:rFonts w:hint="eastAsia" w:ascii="宋体" w:hAnsi="宋体" w:eastAsia="宋体" w:cs="宋体"/>
-          <w:sz w:val="24"/>
-          <w:szCs w:val="24"/>
-          <w:lang w:val="en-US" w:eastAsia="zh-CN"/>
-        </w:rPr>
-      </w:pPr>
-      <w:r>
-        <w:rPr>
           <w:rFonts w:hint="default" w:ascii="宋体" w:hAnsi="宋体" w:eastAsia="宋体" w:cs="宋体"/>
           <w:sz w:val="24"/>
           <w:szCs w:val="24"/>
           <w:lang w:val="en-US" w:eastAsia="zh-CN"/>
         </w:rPr>
-        <w:t>Arena</w:t>
+        <w:t>1</w:t>
       </w:r>
       <w:r>
         <w:rPr>
@@ -9471,11 +9263,1683 @@
           <w:szCs w:val="24"/>
           <w:lang w:val="en-US" w:eastAsia="zh-CN"/>
         </w:rPr>
-        <w:t>：决斗场</w:t>
+        <w:t>）</w:t>
+      </w:r>
+      <w:r>
+        <w:rPr>
+          <w:rFonts w:hint="default" w:ascii="宋体" w:hAnsi="宋体" w:eastAsia="宋体" w:cs="宋体"/>
+          <w:sz w:val="24"/>
+          <w:szCs w:val="24"/>
+          <w:lang w:val="en-US" w:eastAsia="zh-CN"/>
+        </w:rPr>
+        <w:t>队伍分配同步</w:t>
+      </w:r>
+    </w:p>
+    <w:p>
+      <w:pPr>
+        <w:ind w:firstLine="420" w:firstLineChars="0"/>
+        <w:rPr>
+          <w:rFonts w:hint="eastAsia" w:ascii="宋体" w:hAnsi="宋体" w:eastAsia="宋体" w:cs="宋体"/>
+          <w:sz w:val="15"/>
+          <w:szCs w:val="15"/>
+          <w:lang w:val="en-US" w:eastAsia="zh-CN"/>
+        </w:rPr>
+      </w:pPr>
+      <w:r>
+        <w:rPr>
+          <w:rFonts w:hint="eastAsia" w:ascii="宋体" w:hAnsi="宋体" w:eastAsia="宋体" w:cs="宋体"/>
+          <w:sz w:val="15"/>
+          <w:szCs w:val="15"/>
+          <w:lang w:val="en-US" w:eastAsia="zh-CN"/>
+        </w:rPr>
+        <w:t>【服务器】AC_ArenaGM::AssignTeams()</w:t>
+      </w:r>
+    </w:p>
+    <w:p>
+      <w:pPr>
+        <w:ind w:firstLine="420" w:firstLineChars="0"/>
+        <w:rPr>
+          <w:rFonts w:hint="eastAsia" w:ascii="宋体" w:hAnsi="宋体" w:eastAsia="宋体" w:cs="宋体"/>
+          <w:sz w:val="15"/>
+          <w:szCs w:val="15"/>
+          <w:lang w:val="en-US" w:eastAsia="zh-CN"/>
+        </w:rPr>
+      </w:pPr>
+      <w:r>
+        <w:rPr>
+          <w:rFonts w:hint="eastAsia" w:ascii="宋体" w:hAnsi="宋体" w:eastAsia="宋体" w:cs="宋体"/>
+          <w:sz w:val="15"/>
+          <w:szCs w:val="15"/>
+          <w:lang w:val="en-US" w:eastAsia="zh-CN"/>
+        </w:rPr>
+        <w:t xml:space="preserve">    │</w:t>
+      </w:r>
+    </w:p>
+    <w:p>
+      <w:pPr>
+        <w:ind w:firstLine="420" w:firstLineChars="0"/>
+        <w:rPr>
+          <w:rFonts w:hint="eastAsia" w:ascii="宋体" w:hAnsi="宋体" w:eastAsia="宋体" w:cs="宋体"/>
+          <w:sz w:val="15"/>
+          <w:szCs w:val="15"/>
+          <w:lang w:val="en-US" w:eastAsia="zh-CN"/>
+        </w:rPr>
+      </w:pPr>
+      <w:r>
+        <w:rPr>
+          <w:rFonts w:hint="eastAsia" w:ascii="宋体" w:hAnsi="宋体" w:eastAsia="宋体" w:cs="宋体"/>
+          <w:sz w:val="15"/>
+          <w:szCs w:val="15"/>
+          <w:lang w:val="en-US" w:eastAsia="zh-CN"/>
+        </w:rPr>
+        <w:t xml:space="preserve">    ├── 随机分配红蓝方</w:t>
+      </w:r>
+    </w:p>
+    <w:p>
+      <w:pPr>
+        <w:ind w:firstLine="420" w:firstLineChars="0"/>
+        <w:rPr>
+          <w:rFonts w:hint="eastAsia" w:ascii="宋体" w:hAnsi="宋体" w:eastAsia="宋体" w:cs="宋体"/>
+          <w:sz w:val="15"/>
+          <w:szCs w:val="15"/>
+          <w:lang w:val="en-US" w:eastAsia="zh-CN"/>
+        </w:rPr>
+      </w:pPr>
+      <w:r>
+        <w:rPr>
+          <w:rFonts w:hint="eastAsia" w:ascii="宋体" w:hAnsi="宋体" w:eastAsia="宋体" w:cs="宋体"/>
+          <w:sz w:val="15"/>
+          <w:szCs w:val="15"/>
+          <w:lang w:val="en-US" w:eastAsia="zh-CN"/>
+        </w:rPr>
+        <w:t xml:space="preserve">    │</w:t>
+      </w:r>
+    </w:p>
+    <w:p>
+      <w:pPr>
+        <w:ind w:firstLine="420" w:firstLineChars="0"/>
+        <w:rPr>
+          <w:rFonts w:hint="eastAsia" w:ascii="宋体" w:hAnsi="宋体" w:eastAsia="宋体" w:cs="宋体"/>
+          <w:sz w:val="15"/>
+          <w:szCs w:val="15"/>
+          <w:lang w:val="en-US" w:eastAsia="zh-CN"/>
+        </w:rPr>
+      </w:pPr>
+      <w:r>
+        <w:rPr>
+          <w:rFonts w:hint="eastAsia" w:ascii="宋体" w:hAnsi="宋体" w:eastAsia="宋体" w:cs="宋体"/>
+          <w:sz w:val="15"/>
+          <w:szCs w:val="15"/>
+          <w:lang w:val="en-US" w:eastAsia="zh-CN"/>
+        </w:rPr>
+        <w:t xml:space="preserve">    ├── PS1-&gt;SetTeam(Blue) ──Replicate──▶ 【客户端】OnRep_Team()</w:t>
+      </w:r>
+    </w:p>
+    <w:p>
+      <w:pPr>
+        <w:ind w:firstLine="420" w:firstLineChars="0"/>
+        <w:rPr>
+          <w:rFonts w:hint="eastAsia" w:ascii="宋体" w:hAnsi="宋体" w:eastAsia="宋体" w:cs="宋体"/>
+          <w:sz w:val="15"/>
+          <w:szCs w:val="15"/>
+          <w:lang w:val="en-US" w:eastAsia="zh-CN"/>
+        </w:rPr>
+      </w:pPr>
+      <w:r>
+        <w:rPr>
+          <w:rFonts w:hint="eastAsia" w:ascii="宋体" w:hAnsi="宋体" w:eastAsia="宋体" w:cs="宋体"/>
+          <w:sz w:val="15"/>
+          <w:szCs w:val="15"/>
+          <w:lang w:val="en-US" w:eastAsia="zh-CN"/>
+        </w:rPr>
+        <w:t xml:space="preserve">    │                                           │</w:t>
+      </w:r>
+    </w:p>
+    <w:p>
+      <w:pPr>
+        <w:ind w:firstLine="420" w:firstLineChars="0"/>
+        <w:rPr>
+          <w:rFonts w:hint="eastAsia" w:ascii="宋体" w:hAnsi="宋体" w:eastAsia="宋体" w:cs="宋体"/>
+          <w:sz w:val="15"/>
+          <w:szCs w:val="15"/>
+          <w:lang w:val="en-US" w:eastAsia="zh-CN"/>
+        </w:rPr>
+      </w:pPr>
+      <w:r>
+        <w:rPr>
+          <w:rFonts w:hint="eastAsia" w:ascii="宋体" w:hAnsi="宋体" w:eastAsia="宋体" w:cs="宋体"/>
+          <w:sz w:val="15"/>
+          <w:szCs w:val="15"/>
+          <w:lang w:val="en-US" w:eastAsia="zh-CN"/>
+        </w:rPr>
+        <w:t xml:space="preserve">    │                                           └── OnTeamChanged.Broadcast()</w:t>
+      </w:r>
+    </w:p>
+    <w:p>
+      <w:pPr>
+        <w:ind w:firstLine="420" w:firstLineChars="0"/>
+        <w:rPr>
+          <w:rFonts w:hint="eastAsia" w:ascii="宋体" w:hAnsi="宋体" w:eastAsia="宋体" w:cs="宋体"/>
+          <w:sz w:val="15"/>
+          <w:szCs w:val="15"/>
+          <w:lang w:val="en-US" w:eastAsia="zh-CN"/>
+        </w:rPr>
+      </w:pPr>
+      <w:r>
+        <w:rPr>
+          <w:rFonts w:hint="eastAsia" w:ascii="宋体" w:hAnsi="宋体" w:eastAsia="宋体" w:cs="宋体"/>
+          <w:sz w:val="15"/>
+          <w:szCs w:val="15"/>
+          <w:lang w:val="en-US" w:eastAsia="zh-CN"/>
+        </w:rPr>
+        <w:t xml:space="preserve">    │                                                   │</w:t>
+      </w:r>
+    </w:p>
+    <w:p>
+      <w:pPr>
+        <w:ind w:firstLine="420" w:firstLineChars="0"/>
+        <w:rPr>
+          <w:rFonts w:hint="eastAsia" w:ascii="宋体" w:hAnsi="宋体" w:eastAsia="宋体" w:cs="宋体"/>
+          <w:sz w:val="15"/>
+          <w:szCs w:val="15"/>
+          <w:lang w:val="en-US" w:eastAsia="zh-CN"/>
+        </w:rPr>
+      </w:pPr>
+      <w:r>
+        <w:rPr>
+          <w:rFonts w:hint="eastAsia" w:ascii="宋体" w:hAnsi="宋体" w:eastAsia="宋体" w:cs="宋体"/>
+          <w:sz w:val="15"/>
+          <w:szCs w:val="15"/>
+          <w:lang w:val="en-US" w:eastAsia="zh-CN"/>
+        </w:rPr>
+        <w:t xml:space="preserve">    │                                                   └── AC_Character::OnTeamChanged()</w:t>
+      </w:r>
+    </w:p>
+    <w:p>
+      <w:pPr>
+        <w:ind w:firstLine="420" w:firstLineChars="0"/>
+        <w:rPr>
+          <w:rFonts w:hint="eastAsia" w:ascii="宋体" w:hAnsi="宋体" w:eastAsia="宋体" w:cs="宋体"/>
+          <w:sz w:val="15"/>
+          <w:szCs w:val="15"/>
+          <w:lang w:val="en-US" w:eastAsia="zh-CN"/>
+        </w:rPr>
+      </w:pPr>
+      <w:r>
+        <w:rPr>
+          <w:rFonts w:hint="eastAsia" w:ascii="宋体" w:hAnsi="宋体" w:eastAsia="宋体" w:cs="宋体"/>
+          <w:sz w:val="15"/>
+          <w:szCs w:val="15"/>
+          <w:lang w:val="en-US" w:eastAsia="zh-CN"/>
+        </w:rPr>
+        <w:t xml:space="preserve">    │                                                           │</w:t>
+      </w:r>
+    </w:p>
+    <w:p>
+      <w:pPr>
+        <w:ind w:firstLine="420" w:firstLineChars="0"/>
+        <w:rPr>
+          <w:rFonts w:hint="eastAsia" w:ascii="宋体" w:hAnsi="宋体" w:eastAsia="宋体" w:cs="宋体"/>
+          <w:sz w:val="15"/>
+          <w:szCs w:val="15"/>
+          <w:lang w:val="en-US" w:eastAsia="zh-CN"/>
+        </w:rPr>
+      </w:pPr>
+      <w:r>
+        <w:rPr>
+          <w:rFonts w:hint="eastAsia" w:ascii="宋体" w:hAnsi="宋体" w:eastAsia="宋体" w:cs="宋体"/>
+          <w:sz w:val="15"/>
+          <w:szCs w:val="15"/>
+          <w:lang w:val="en-US" w:eastAsia="zh-CN"/>
+        </w:rPr>
+        <w:t xml:space="preserve">    │                                                           └── MyInitialize()</w:t>
+      </w:r>
+    </w:p>
+    <w:p>
+      <w:pPr>
+        <w:ind w:firstLine="420" w:firstLineChars="0"/>
+        <w:rPr>
+          <w:rFonts w:hint="eastAsia" w:ascii="宋体" w:hAnsi="宋体" w:eastAsia="宋体" w:cs="宋体"/>
+          <w:sz w:val="15"/>
+          <w:szCs w:val="15"/>
+          <w:lang w:val="en-US" w:eastAsia="zh-CN"/>
+        </w:rPr>
+      </w:pPr>
+      <w:r>
+        <w:rPr>
+          <w:rFonts w:hint="eastAsia" w:ascii="宋体" w:hAnsi="宋体" w:eastAsia="宋体" w:cs="宋体"/>
+          <w:sz w:val="15"/>
+          <w:szCs w:val="15"/>
+          <w:lang w:val="en-US" w:eastAsia="zh-CN"/>
+        </w:rPr>
+        <w:t xml:space="preserve">    │                                                               ├── 设置朝向</w:t>
+      </w:r>
+    </w:p>
+    <w:p>
+      <w:pPr>
+        <w:ind w:firstLine="420" w:firstLineChars="0"/>
+        <w:rPr>
+          <w:rFonts w:hint="eastAsia" w:ascii="宋体" w:hAnsi="宋体" w:eastAsia="宋体" w:cs="宋体"/>
+          <w:sz w:val="15"/>
+          <w:szCs w:val="15"/>
+          <w:lang w:val="en-US" w:eastAsia="zh-CN"/>
+        </w:rPr>
+      </w:pPr>
+      <w:r>
+        <w:rPr>
+          <w:rFonts w:hint="eastAsia" w:ascii="宋体" w:hAnsi="宋体" w:eastAsia="宋体" w:cs="宋体"/>
+          <w:sz w:val="15"/>
+          <w:szCs w:val="15"/>
+          <w:lang w:val="en-US" w:eastAsia="zh-CN"/>
+        </w:rPr>
+        <w:t xml:space="preserve">    │                                                               └── 设置标识颜色</w:t>
+      </w:r>
+    </w:p>
+    <w:p>
+      <w:pPr>
+        <w:ind w:firstLine="420" w:firstLineChars="0"/>
+        <w:rPr>
+          <w:rFonts w:hint="eastAsia" w:ascii="宋体" w:hAnsi="宋体" w:eastAsia="宋体" w:cs="宋体"/>
+          <w:sz w:val="15"/>
+          <w:szCs w:val="15"/>
+          <w:lang w:val="en-US" w:eastAsia="zh-CN"/>
+        </w:rPr>
+      </w:pPr>
+      <w:r>
+        <w:rPr>
+          <w:rFonts w:hint="eastAsia" w:ascii="宋体" w:hAnsi="宋体" w:eastAsia="宋体" w:cs="宋体"/>
+          <w:sz w:val="15"/>
+          <w:szCs w:val="15"/>
+          <w:lang w:val="en-US" w:eastAsia="zh-CN"/>
+        </w:rPr>
+        <w:t xml:space="preserve">    │</w:t>
+      </w:r>
+    </w:p>
+    <w:p>
+      <w:pPr>
+        <w:ind w:firstLine="420" w:firstLineChars="0"/>
+        <w:rPr>
+          <w:rFonts w:hint="eastAsia" w:ascii="宋体" w:hAnsi="宋体" w:eastAsia="宋体" w:cs="宋体"/>
+          <w:sz w:val="15"/>
+          <w:szCs w:val="15"/>
+          <w:lang w:val="en-US" w:eastAsia="zh-CN"/>
+        </w:rPr>
+      </w:pPr>
+      <w:r>
+        <w:rPr>
+          <w:rFonts w:hint="eastAsia" w:ascii="宋体" w:hAnsi="宋体" w:eastAsia="宋体" w:cs="宋体"/>
+          <w:sz w:val="15"/>
+          <w:szCs w:val="15"/>
+          <w:lang w:val="en-US" w:eastAsia="zh-CN"/>
+        </w:rPr>
+        <w:t xml:space="preserve">    └── PS2-&gt;SetTeam(Red) ──Replicate──▶ 【客户端】同理</w:t>
+      </w:r>
+    </w:p>
+    <w:p>
+      <w:pPr>
+        <w:ind w:firstLine="420" w:firstLineChars="0"/>
+        <w:rPr>
+          <w:rFonts w:hint="eastAsia" w:ascii="宋体" w:hAnsi="宋体" w:eastAsia="宋体" w:cs="宋体"/>
+          <w:sz w:val="24"/>
+          <w:szCs w:val="24"/>
+          <w:lang w:val="en-US" w:eastAsia="zh-CN"/>
+        </w:rPr>
+      </w:pPr>
+    </w:p>
+    <w:p>
+      <w:pPr>
+        <w:ind w:firstLine="420" w:firstLineChars="0"/>
+        <w:rPr>
+          <w:rFonts w:hint="eastAsia" w:ascii="宋体" w:hAnsi="宋体" w:eastAsia="宋体" w:cs="宋体"/>
+          <w:sz w:val="24"/>
+          <w:szCs w:val="24"/>
+          <w:lang w:val="en-US" w:eastAsia="zh-CN"/>
+        </w:rPr>
+      </w:pPr>
+    </w:p>
+    <w:p>
+      <w:pPr>
+        <w:ind w:firstLine="420" w:firstLineChars="0"/>
+        <w:rPr>
+          <w:rFonts w:hint="eastAsia" w:ascii="宋体" w:hAnsi="宋体" w:eastAsia="宋体" w:cs="宋体"/>
+          <w:sz w:val="24"/>
+          <w:szCs w:val="24"/>
+          <w:lang w:val="en-US" w:eastAsia="zh-CN"/>
+        </w:rPr>
+      </w:pPr>
+    </w:p>
+    <w:p>
+      <w:pPr>
+        <w:ind w:firstLine="420" w:firstLineChars="0"/>
+        <w:rPr>
+          <w:rFonts w:hint="default" w:ascii="宋体" w:hAnsi="宋体" w:eastAsia="宋体" w:cs="宋体"/>
+          <w:sz w:val="24"/>
+          <w:szCs w:val="24"/>
+          <w:lang w:val="en-US" w:eastAsia="zh-CN"/>
+        </w:rPr>
+      </w:pPr>
+      <w:r>
+        <w:rPr>
+          <w:rFonts w:hint="eastAsia" w:ascii="宋体" w:hAnsi="宋体" w:eastAsia="宋体" w:cs="宋体"/>
+          <w:sz w:val="24"/>
+          <w:szCs w:val="24"/>
+          <w:lang w:val="en-US" w:eastAsia="zh-CN"/>
+        </w:rPr>
+        <w:t>2）</w:t>
+      </w:r>
+      <w:r>
+        <w:rPr>
+          <w:rFonts w:hint="default" w:ascii="宋体" w:hAnsi="宋体" w:eastAsia="宋体" w:cs="宋体"/>
+          <w:sz w:val="24"/>
+          <w:szCs w:val="24"/>
+          <w:lang w:val="en-US" w:eastAsia="zh-CN"/>
+        </w:rPr>
+        <w:t>攻击同步</w:t>
+      </w:r>
+    </w:p>
+    <w:p>
+      <w:pPr>
+        <w:ind w:firstLine="420" w:firstLineChars="0"/>
+        <w:rPr>
+          <w:rFonts w:hint="default" w:ascii="宋体" w:hAnsi="宋体" w:eastAsia="宋体" w:cs="宋体"/>
+          <w:sz w:val="15"/>
+          <w:szCs w:val="15"/>
+          <w:lang w:val="en-US" w:eastAsia="zh-CN"/>
+        </w:rPr>
+      </w:pPr>
+      <w:r>
+        <w:rPr>
+          <w:rFonts w:hint="default" w:ascii="宋体" w:hAnsi="宋体" w:eastAsia="宋体" w:cs="宋体"/>
+          <w:sz w:val="15"/>
+          <w:szCs w:val="15"/>
+          <w:lang w:val="en-US" w:eastAsia="zh-CN"/>
+        </w:rPr>
+        <w:t>【客户端A】按下攻击键</w:t>
+      </w:r>
+    </w:p>
+    <w:p>
+      <w:pPr>
+        <w:ind w:firstLine="420" w:firstLineChars="0"/>
+        <w:rPr>
+          <w:rFonts w:hint="default" w:ascii="宋体" w:hAnsi="宋体" w:eastAsia="宋体" w:cs="宋体"/>
+          <w:sz w:val="15"/>
+          <w:szCs w:val="15"/>
+          <w:lang w:val="en-US" w:eastAsia="zh-CN"/>
+        </w:rPr>
+      </w:pPr>
+      <w:r>
+        <w:rPr>
+          <w:rFonts w:hint="default" w:ascii="宋体" w:hAnsi="宋体" w:eastAsia="宋体" w:cs="宋体"/>
+          <w:sz w:val="15"/>
+          <w:szCs w:val="15"/>
+          <w:lang w:val="en-US" w:eastAsia="zh-CN"/>
+        </w:rPr>
+        <w:t xml:space="preserve">    │</w:t>
+      </w:r>
+    </w:p>
+    <w:p>
+      <w:pPr>
+        <w:ind w:firstLine="420" w:firstLineChars="0"/>
+        <w:rPr>
+          <w:rFonts w:hint="default" w:ascii="宋体" w:hAnsi="宋体" w:eastAsia="宋体" w:cs="宋体"/>
+          <w:sz w:val="15"/>
+          <w:szCs w:val="15"/>
+          <w:lang w:val="en-US" w:eastAsia="zh-CN"/>
+        </w:rPr>
+      </w:pPr>
+      <w:r>
+        <w:rPr>
+          <w:rFonts w:hint="default" w:ascii="宋体" w:hAnsi="宋体" w:eastAsia="宋体" w:cs="宋体"/>
+          <w:sz w:val="15"/>
+          <w:szCs w:val="15"/>
+          <w:lang w:val="en-US" w:eastAsia="zh-CN"/>
+        </w:rPr>
+        <w:t xml:space="preserve">    ├── AC_Character::Attack()</w:t>
+      </w:r>
+    </w:p>
+    <w:p>
+      <w:pPr>
+        <w:ind w:firstLine="420" w:firstLineChars="0"/>
+        <w:rPr>
+          <w:rFonts w:hint="default" w:ascii="宋体" w:hAnsi="宋体" w:eastAsia="宋体" w:cs="宋体"/>
+          <w:sz w:val="15"/>
+          <w:szCs w:val="15"/>
+          <w:lang w:val="en-US" w:eastAsia="zh-CN"/>
+        </w:rPr>
+      </w:pPr>
+      <w:r>
+        <w:rPr>
+          <w:rFonts w:hint="default" w:ascii="宋体" w:hAnsi="宋体" w:eastAsia="宋体" w:cs="宋体"/>
+          <w:sz w:val="15"/>
+          <w:szCs w:val="15"/>
+          <w:lang w:val="en-US" w:eastAsia="zh-CN"/>
+        </w:rPr>
+        <w:t xml:space="preserve">    │       │</w:t>
+      </w:r>
+    </w:p>
+    <w:p>
+      <w:pPr>
+        <w:ind w:firstLine="420" w:firstLineChars="0"/>
+        <w:rPr>
+          <w:rFonts w:hint="default" w:ascii="宋体" w:hAnsi="宋体" w:eastAsia="宋体" w:cs="宋体"/>
+          <w:sz w:val="15"/>
+          <w:szCs w:val="15"/>
+          <w:lang w:val="en-US" w:eastAsia="zh-CN"/>
+        </w:rPr>
+      </w:pPr>
+      <w:r>
+        <w:rPr>
+          <w:rFonts w:hint="default" w:ascii="宋体" w:hAnsi="宋体" w:eastAsia="宋体" w:cs="宋体"/>
+          <w:sz w:val="15"/>
+          <w:szCs w:val="15"/>
+          <w:lang w:val="en-US" w:eastAsia="zh-CN"/>
+        </w:rPr>
+        <w:t xml:space="preserve">    │       └── Server_Attack() [Server RPC]</w:t>
+      </w:r>
+    </w:p>
+    <w:p>
+      <w:pPr>
+        <w:ind w:firstLine="420" w:firstLineChars="0"/>
+        <w:rPr>
+          <w:rFonts w:hint="default" w:ascii="宋体" w:hAnsi="宋体" w:eastAsia="宋体" w:cs="宋体"/>
+          <w:sz w:val="15"/>
+          <w:szCs w:val="15"/>
+          <w:lang w:val="en-US" w:eastAsia="zh-CN"/>
+        </w:rPr>
+      </w:pPr>
+      <w:r>
+        <w:rPr>
+          <w:rFonts w:hint="default" w:ascii="宋体" w:hAnsi="宋体" w:eastAsia="宋体" w:cs="宋体"/>
+          <w:sz w:val="15"/>
+          <w:szCs w:val="15"/>
+          <w:lang w:val="en-US" w:eastAsia="zh-CN"/>
+        </w:rPr>
+        <w:t xml:space="preserve">    │</w:t>
+      </w:r>
+    </w:p>
+    <w:p>
+      <w:pPr>
+        <w:ind w:firstLine="420" w:firstLineChars="0"/>
+        <w:rPr>
+          <w:rFonts w:hint="default" w:ascii="宋体" w:hAnsi="宋体" w:eastAsia="宋体" w:cs="宋体"/>
+          <w:sz w:val="15"/>
+          <w:szCs w:val="15"/>
+          <w:lang w:val="en-US" w:eastAsia="zh-CN"/>
+        </w:rPr>
+      </w:pPr>
+      <w:r>
+        <w:rPr>
+          <w:rFonts w:hint="default" w:ascii="宋体" w:hAnsi="宋体" w:eastAsia="宋体" w:cs="宋体"/>
+          <w:sz w:val="15"/>
+          <w:szCs w:val="15"/>
+          <w:lang w:val="en-US" w:eastAsia="zh-CN"/>
+        </w:rPr>
+        <w:t xml:space="preserve">    └── 本地预表现</w:t>
+      </w:r>
+    </w:p>
+    <w:p>
+      <w:pPr>
+        <w:ind w:firstLine="420" w:firstLineChars="0"/>
+        <w:rPr>
+          <w:rFonts w:hint="default" w:ascii="宋体" w:hAnsi="宋体" w:eastAsia="宋体" w:cs="宋体"/>
+          <w:sz w:val="15"/>
+          <w:szCs w:val="15"/>
+          <w:lang w:val="en-US" w:eastAsia="zh-CN"/>
+        </w:rPr>
+      </w:pPr>
+    </w:p>
+    <w:p>
+      <w:pPr>
+        <w:ind w:firstLine="420" w:firstLineChars="0"/>
+        <w:rPr>
+          <w:rFonts w:hint="default" w:ascii="宋体" w:hAnsi="宋体" w:eastAsia="宋体" w:cs="宋体"/>
+          <w:sz w:val="15"/>
+          <w:szCs w:val="15"/>
+          <w:lang w:val="en-US" w:eastAsia="zh-CN"/>
+        </w:rPr>
+      </w:pPr>
+      <w:r>
+        <w:rPr>
+          <w:rFonts w:hint="default" w:ascii="宋体" w:hAnsi="宋体" w:eastAsia="宋体" w:cs="宋体"/>
+          <w:sz w:val="15"/>
+          <w:szCs w:val="15"/>
+          <w:lang w:val="en-US" w:eastAsia="zh-CN"/>
+        </w:rPr>
+        <w:t>【服务器】Server_Attack()</w:t>
+      </w:r>
+    </w:p>
+    <w:p>
+      <w:pPr>
+        <w:ind w:firstLine="420" w:firstLineChars="0"/>
+        <w:rPr>
+          <w:rFonts w:hint="default" w:ascii="宋体" w:hAnsi="宋体" w:eastAsia="宋体" w:cs="宋体"/>
+          <w:sz w:val="15"/>
+          <w:szCs w:val="15"/>
+          <w:lang w:val="en-US" w:eastAsia="zh-CN"/>
+        </w:rPr>
+      </w:pPr>
+      <w:r>
+        <w:rPr>
+          <w:rFonts w:hint="default" w:ascii="宋体" w:hAnsi="宋体" w:eastAsia="宋体" w:cs="宋体"/>
+          <w:sz w:val="15"/>
+          <w:szCs w:val="15"/>
+          <w:lang w:val="en-US" w:eastAsia="zh-CN"/>
+        </w:rPr>
+        <w:t xml:space="preserve">    │</w:t>
+      </w:r>
+    </w:p>
+    <w:p>
+      <w:pPr>
+        <w:ind w:firstLine="420" w:firstLineChars="0"/>
+        <w:rPr>
+          <w:rFonts w:hint="default" w:ascii="宋体" w:hAnsi="宋体" w:eastAsia="宋体" w:cs="宋体"/>
+          <w:sz w:val="15"/>
+          <w:szCs w:val="15"/>
+          <w:lang w:val="en-US" w:eastAsia="zh-CN"/>
+        </w:rPr>
+      </w:pPr>
+      <w:r>
+        <w:rPr>
+          <w:rFonts w:hint="default" w:ascii="宋体" w:hAnsi="宋体" w:eastAsia="宋体" w:cs="宋体"/>
+          <w:sz w:val="15"/>
+          <w:szCs w:val="15"/>
+          <w:lang w:val="en-US" w:eastAsia="zh-CN"/>
+        </w:rPr>
+        <w:t xml:space="preserve">    ├── 状态检查（Normal/Protected）</w:t>
+      </w:r>
+    </w:p>
+    <w:p>
+      <w:pPr>
+        <w:ind w:firstLine="420" w:firstLineChars="0"/>
+        <w:rPr>
+          <w:rFonts w:hint="default" w:ascii="宋体" w:hAnsi="宋体" w:eastAsia="宋体" w:cs="宋体"/>
+          <w:sz w:val="15"/>
+          <w:szCs w:val="15"/>
+          <w:lang w:val="en-US" w:eastAsia="zh-CN"/>
+        </w:rPr>
+      </w:pPr>
+      <w:r>
+        <w:rPr>
+          <w:rFonts w:hint="default" w:ascii="宋体" w:hAnsi="宋体" w:eastAsia="宋体" w:cs="宋体"/>
+          <w:sz w:val="15"/>
+          <w:szCs w:val="15"/>
+          <w:lang w:val="en-US" w:eastAsia="zh-CN"/>
+        </w:rPr>
+        <w:t xml:space="preserve">    │</w:t>
+      </w:r>
+    </w:p>
+    <w:p>
+      <w:pPr>
+        <w:ind w:firstLine="420" w:firstLineChars="0"/>
+        <w:rPr>
+          <w:rFonts w:hint="default" w:ascii="宋体" w:hAnsi="宋体" w:eastAsia="宋体" w:cs="宋体"/>
+          <w:sz w:val="15"/>
+          <w:szCs w:val="15"/>
+          <w:lang w:val="en-US" w:eastAsia="zh-CN"/>
+        </w:rPr>
+      </w:pPr>
+      <w:r>
+        <w:rPr>
+          <w:rFonts w:hint="default" w:ascii="宋体" w:hAnsi="宋体" w:eastAsia="宋体" w:cs="宋体"/>
+          <w:sz w:val="15"/>
+          <w:szCs w:val="15"/>
+          <w:lang w:val="en-US" w:eastAsia="zh-CN"/>
+        </w:rPr>
+        <w:t xml:space="preserve">    ├── PS-&gt;Attack++ ──Replicate──▶ 【所有客户端】</w:t>
+      </w:r>
+    </w:p>
+    <w:p>
+      <w:pPr>
+        <w:ind w:firstLine="420" w:firstLineChars="0"/>
+        <w:rPr>
+          <w:rFonts w:hint="default" w:ascii="宋体" w:hAnsi="宋体" w:eastAsia="宋体" w:cs="宋体"/>
+          <w:sz w:val="15"/>
+          <w:szCs w:val="15"/>
+          <w:lang w:val="en-US" w:eastAsia="zh-CN"/>
+        </w:rPr>
+      </w:pPr>
+      <w:r>
+        <w:rPr>
+          <w:rFonts w:hint="default" w:ascii="宋体" w:hAnsi="宋体" w:eastAsia="宋体" w:cs="宋体"/>
+          <w:sz w:val="15"/>
+          <w:szCs w:val="15"/>
+          <w:lang w:val="en-US" w:eastAsia="zh-CN"/>
+        </w:rPr>
+        <w:t xml:space="preserve">    │                                       │</w:t>
+      </w:r>
+    </w:p>
+    <w:p>
+      <w:pPr>
+        <w:ind w:firstLine="420" w:firstLineChars="0"/>
+        <w:rPr>
+          <w:rFonts w:hint="default" w:ascii="宋体" w:hAnsi="宋体" w:eastAsia="宋体" w:cs="宋体"/>
+          <w:sz w:val="15"/>
+          <w:szCs w:val="15"/>
+          <w:lang w:val="en-US" w:eastAsia="zh-CN"/>
+        </w:rPr>
+      </w:pPr>
+      <w:r>
+        <w:rPr>
+          <w:rFonts w:hint="default" w:ascii="宋体" w:hAnsi="宋体" w:eastAsia="宋体" w:cs="宋体"/>
+          <w:sz w:val="15"/>
+          <w:szCs w:val="15"/>
+          <w:lang w:val="en-US" w:eastAsia="zh-CN"/>
+        </w:rPr>
+        <w:t xml:space="preserve">    │                                       └── 动画播放</w:t>
+      </w:r>
+    </w:p>
+    <w:p>
+      <w:pPr>
+        <w:ind w:firstLine="420" w:firstLineChars="0"/>
+        <w:rPr>
+          <w:rFonts w:hint="default" w:ascii="宋体" w:hAnsi="宋体" w:eastAsia="宋体" w:cs="宋体"/>
+          <w:sz w:val="15"/>
+          <w:szCs w:val="15"/>
+          <w:lang w:val="en-US" w:eastAsia="zh-CN"/>
+        </w:rPr>
+      </w:pPr>
+      <w:r>
+        <w:rPr>
+          <w:rFonts w:hint="default" w:ascii="宋体" w:hAnsi="宋体" w:eastAsia="宋体" w:cs="宋体"/>
+          <w:sz w:val="15"/>
+          <w:szCs w:val="15"/>
+          <w:lang w:val="en-US" w:eastAsia="zh-CN"/>
+        </w:rPr>
+        <w:t xml:space="preserve">    │</w:t>
+      </w:r>
+    </w:p>
+    <w:p>
+      <w:pPr>
+        <w:ind w:firstLine="420" w:firstLineChars="0"/>
+        <w:rPr>
+          <w:rFonts w:hint="default" w:ascii="宋体" w:hAnsi="宋体" w:eastAsia="宋体" w:cs="宋体"/>
+          <w:sz w:val="15"/>
+          <w:szCs w:val="15"/>
+          <w:lang w:val="en-US" w:eastAsia="zh-CN"/>
+        </w:rPr>
+      </w:pPr>
+      <w:r>
+        <w:rPr>
+          <w:rFonts w:hint="default" w:ascii="宋体" w:hAnsi="宋体" w:eastAsia="宋体" w:cs="宋体"/>
+          <w:sz w:val="15"/>
+          <w:szCs w:val="15"/>
+          <w:lang w:val="en-US" w:eastAsia="zh-CN"/>
+        </w:rPr>
+        <w:t xml:space="preserve">    ├── AttackBox碰撞检测</w:t>
+      </w:r>
+    </w:p>
+    <w:p>
+      <w:pPr>
+        <w:ind w:firstLine="420" w:firstLineChars="0"/>
+        <w:rPr>
+          <w:rFonts w:hint="default" w:ascii="宋体" w:hAnsi="宋体" w:eastAsia="宋体" w:cs="宋体"/>
+          <w:sz w:val="15"/>
+          <w:szCs w:val="15"/>
+          <w:lang w:val="en-US" w:eastAsia="zh-CN"/>
+        </w:rPr>
+      </w:pPr>
+      <w:r>
+        <w:rPr>
+          <w:rFonts w:hint="default" w:ascii="宋体" w:hAnsi="宋体" w:eastAsia="宋体" w:cs="宋体"/>
+          <w:sz w:val="15"/>
+          <w:szCs w:val="15"/>
+          <w:lang w:val="en-US" w:eastAsia="zh-CN"/>
+        </w:rPr>
+        <w:t xml:space="preserve">    │       │</w:t>
+      </w:r>
+    </w:p>
+    <w:p>
+      <w:pPr>
+        <w:ind w:firstLine="420" w:firstLineChars="0"/>
+        <w:rPr>
+          <w:rFonts w:hint="default" w:ascii="宋体" w:hAnsi="宋体" w:eastAsia="宋体" w:cs="宋体"/>
+          <w:sz w:val="15"/>
+          <w:szCs w:val="15"/>
+          <w:lang w:val="en-US" w:eastAsia="zh-CN"/>
+        </w:rPr>
+      </w:pPr>
+      <w:r>
+        <w:rPr>
+          <w:rFonts w:hint="default" w:ascii="宋体" w:hAnsi="宋体" w:eastAsia="宋体" w:cs="宋体"/>
+          <w:sz w:val="15"/>
+          <w:szCs w:val="15"/>
+          <w:lang w:val="en-US" w:eastAsia="zh-CN"/>
+        </w:rPr>
+        <w:t xml:space="preserve">    │       └── OnAttackBoxOverlap()</w:t>
+      </w:r>
+    </w:p>
+    <w:p>
+      <w:pPr>
+        <w:ind w:firstLine="420" w:firstLineChars="0"/>
+        <w:rPr>
+          <w:rFonts w:hint="default" w:ascii="宋体" w:hAnsi="宋体" w:eastAsia="宋体" w:cs="宋体"/>
+          <w:sz w:val="15"/>
+          <w:szCs w:val="15"/>
+          <w:lang w:val="en-US" w:eastAsia="zh-CN"/>
+        </w:rPr>
+      </w:pPr>
+      <w:r>
+        <w:rPr>
+          <w:rFonts w:hint="default" w:ascii="宋体" w:hAnsi="宋体" w:eastAsia="宋体" w:cs="宋体"/>
+          <w:sz w:val="15"/>
+          <w:szCs w:val="15"/>
+          <w:lang w:val="en-US" w:eastAsia="zh-CN"/>
+        </w:rPr>
+        <w:t xml:space="preserve">    │               │</w:t>
+      </w:r>
+    </w:p>
+    <w:p>
+      <w:pPr>
+        <w:ind w:firstLine="420" w:firstLineChars="0"/>
+        <w:rPr>
+          <w:rFonts w:hint="default" w:ascii="宋体" w:hAnsi="宋体" w:eastAsia="宋体" w:cs="宋体"/>
+          <w:sz w:val="15"/>
+          <w:szCs w:val="15"/>
+          <w:lang w:val="en-US" w:eastAsia="zh-CN"/>
+        </w:rPr>
+      </w:pPr>
+      <w:r>
+        <w:rPr>
+          <w:rFonts w:hint="default" w:ascii="宋体" w:hAnsi="宋体" w:eastAsia="宋体" w:cs="宋体"/>
+          <w:sz w:val="15"/>
+          <w:szCs w:val="15"/>
+          <w:lang w:val="en-US" w:eastAsia="zh-CN"/>
+        </w:rPr>
+        <w:t xml:space="preserve">    │               └── BeDameged()</w:t>
+      </w:r>
+    </w:p>
+    <w:p>
+      <w:pPr>
+        <w:ind w:firstLine="420" w:firstLineChars="0"/>
+        <w:rPr>
+          <w:rFonts w:hint="default" w:ascii="宋体" w:hAnsi="宋体" w:eastAsia="宋体" w:cs="宋体"/>
+          <w:sz w:val="15"/>
+          <w:szCs w:val="15"/>
+          <w:lang w:val="en-US" w:eastAsia="zh-CN"/>
+        </w:rPr>
+      </w:pPr>
+      <w:r>
+        <w:rPr>
+          <w:rFonts w:hint="default" w:ascii="宋体" w:hAnsi="宋体" w:eastAsia="宋体" w:cs="宋体"/>
+          <w:sz w:val="15"/>
+          <w:szCs w:val="15"/>
+          <w:lang w:val="en-US" w:eastAsia="zh-CN"/>
+        </w:rPr>
+        <w:t xml:space="preserve">    │                       │</w:t>
+      </w:r>
+    </w:p>
+    <w:p>
+      <w:pPr>
+        <w:ind w:firstLine="420" w:firstLineChars="0"/>
+        <w:rPr>
+          <w:rFonts w:hint="default" w:ascii="宋体" w:hAnsi="宋体" w:eastAsia="宋体" w:cs="宋体"/>
+          <w:sz w:val="15"/>
+          <w:szCs w:val="15"/>
+          <w:lang w:val="en-US" w:eastAsia="zh-CN"/>
+        </w:rPr>
+      </w:pPr>
+      <w:r>
+        <w:rPr>
+          <w:rFonts w:hint="default" w:ascii="宋体" w:hAnsi="宋体" w:eastAsia="宋体" w:cs="宋体"/>
+          <w:sz w:val="15"/>
+          <w:szCs w:val="15"/>
+          <w:lang w:val="en-US" w:eastAsia="zh-CN"/>
+        </w:rPr>
+        <w:t xml:space="preserve">    │                       └── PC-&gt;PlayerGetDamage()</w:t>
+      </w:r>
+    </w:p>
+    <w:p>
+      <w:pPr>
+        <w:ind w:firstLine="420" w:firstLineChars="0"/>
+        <w:rPr>
+          <w:rFonts w:hint="default" w:ascii="宋体" w:hAnsi="宋体" w:eastAsia="宋体" w:cs="宋体"/>
+          <w:sz w:val="15"/>
+          <w:szCs w:val="15"/>
+          <w:lang w:val="en-US" w:eastAsia="zh-CN"/>
+        </w:rPr>
+      </w:pPr>
+      <w:r>
+        <w:rPr>
+          <w:rFonts w:hint="default" w:ascii="宋体" w:hAnsi="宋体" w:eastAsia="宋体" w:cs="宋体"/>
+          <w:sz w:val="15"/>
+          <w:szCs w:val="15"/>
+          <w:lang w:val="en-US" w:eastAsia="zh-CN"/>
+        </w:rPr>
+        <w:t xml:space="preserve">    │                               │</w:t>
+      </w:r>
+    </w:p>
+    <w:p>
+      <w:pPr>
+        <w:ind w:firstLine="420" w:firstLineChars="0"/>
+        <w:rPr>
+          <w:rFonts w:hint="default" w:ascii="宋体" w:hAnsi="宋体" w:eastAsia="宋体" w:cs="宋体"/>
+          <w:sz w:val="15"/>
+          <w:szCs w:val="15"/>
+          <w:lang w:val="en-US" w:eastAsia="zh-CN"/>
+        </w:rPr>
+      </w:pPr>
+      <w:r>
+        <w:rPr>
+          <w:rFonts w:hint="default" w:ascii="宋体" w:hAnsi="宋体" w:eastAsia="宋体" w:cs="宋体"/>
+          <w:sz w:val="15"/>
+          <w:szCs w:val="15"/>
+          <w:lang w:val="en-US" w:eastAsia="zh-CN"/>
+        </w:rPr>
+        <w:t xml:space="preserve">    │                               └── PS-&gt;HealthValue -= Damage ──Replicate──▶ UI更新</w:t>
+      </w:r>
+    </w:p>
+    <w:p>
+      <w:pPr>
+        <w:ind w:firstLine="420" w:firstLineChars="0"/>
+        <w:rPr>
+          <w:rFonts w:hint="default" w:ascii="宋体" w:hAnsi="宋体" w:eastAsia="宋体" w:cs="宋体"/>
+          <w:sz w:val="15"/>
+          <w:szCs w:val="15"/>
+          <w:lang w:val="en-US" w:eastAsia="zh-CN"/>
+        </w:rPr>
+      </w:pPr>
+      <w:r>
+        <w:rPr>
+          <w:rFonts w:hint="default" w:ascii="宋体" w:hAnsi="宋体" w:eastAsia="宋体" w:cs="宋体"/>
+          <w:sz w:val="15"/>
+          <w:szCs w:val="15"/>
+          <w:lang w:val="en-US" w:eastAsia="zh-CN"/>
+        </w:rPr>
+        <w:t xml:space="preserve">    │</w:t>
+      </w:r>
+    </w:p>
+    <w:p>
+      <w:pPr>
+        <w:ind w:firstLine="420" w:firstLineChars="0"/>
+        <w:rPr>
+          <w:rFonts w:hint="default" w:ascii="宋体" w:hAnsi="宋体" w:eastAsia="宋体" w:cs="宋体"/>
+          <w:sz w:val="15"/>
+          <w:szCs w:val="15"/>
+          <w:lang w:val="en-US" w:eastAsia="zh-CN"/>
+        </w:rPr>
+      </w:pPr>
+      <w:r>
+        <w:rPr>
+          <w:rFonts w:hint="default" w:ascii="宋体" w:hAnsi="宋体" w:eastAsia="宋体" w:cs="宋体"/>
+          <w:sz w:val="15"/>
+          <w:szCs w:val="15"/>
+          <w:lang w:val="en-US" w:eastAsia="zh-CN"/>
+        </w:rPr>
+        <w:t xml:space="preserve">    └── 攻击结束重置</w:t>
+      </w:r>
+    </w:p>
+    <w:p>
+      <w:pPr>
+        <w:ind w:firstLine="420" w:firstLineChars="0"/>
+        <w:rPr>
+          <w:rFonts w:hint="default" w:ascii="宋体" w:hAnsi="宋体" w:eastAsia="宋体" w:cs="宋体"/>
+          <w:sz w:val="24"/>
+          <w:szCs w:val="24"/>
+          <w:lang w:val="en-US" w:eastAsia="zh-CN"/>
+        </w:rPr>
+      </w:pPr>
+    </w:p>
+    <w:p>
+      <w:pPr>
+        <w:ind w:firstLine="420" w:firstLineChars="0"/>
+        <w:rPr>
+          <w:rFonts w:hint="default" w:ascii="宋体" w:hAnsi="宋体" w:eastAsia="宋体" w:cs="宋体"/>
+          <w:sz w:val="24"/>
+          <w:szCs w:val="24"/>
+          <w:lang w:val="en-US" w:eastAsia="zh-CN"/>
+        </w:rPr>
+      </w:pPr>
+      <w:r>
+        <w:rPr>
+          <w:rFonts w:hint="default" w:ascii="宋体" w:hAnsi="宋体" w:eastAsia="宋体" w:cs="宋体"/>
+          <w:sz w:val="24"/>
+          <w:szCs w:val="24"/>
+          <w:lang w:val="en-US" w:eastAsia="zh-CN"/>
+        </w:rPr>
+        <w:t>3</w:t>
+      </w:r>
+      <w:r>
+        <w:rPr>
+          <w:rFonts w:hint="eastAsia" w:ascii="宋体" w:hAnsi="宋体" w:eastAsia="宋体" w:cs="宋体"/>
+          <w:sz w:val="24"/>
+          <w:szCs w:val="24"/>
+          <w:lang w:val="en-US" w:eastAsia="zh-CN"/>
+        </w:rPr>
+        <w:t>）</w:t>
+      </w:r>
+      <w:r>
+        <w:rPr>
+          <w:rFonts w:hint="default" w:ascii="宋体" w:hAnsi="宋体" w:eastAsia="宋体" w:cs="宋体"/>
+          <w:sz w:val="24"/>
+          <w:szCs w:val="24"/>
+          <w:lang w:val="en-US" w:eastAsia="zh-CN"/>
+        </w:rPr>
+        <w:t>受击同步</w:t>
+      </w:r>
+    </w:p>
+    <w:p>
+      <w:pPr>
+        <w:ind w:firstLine="420" w:firstLineChars="0"/>
+        <w:rPr>
+          <w:rFonts w:hint="default" w:ascii="宋体" w:hAnsi="宋体" w:eastAsia="宋体" w:cs="宋体"/>
+          <w:sz w:val="15"/>
+          <w:szCs w:val="15"/>
+          <w:lang w:val="en-US" w:eastAsia="zh-CN"/>
+        </w:rPr>
+      </w:pPr>
+      <w:r>
+        <w:rPr>
+          <w:rFonts w:hint="default" w:ascii="宋体" w:hAnsi="宋体" w:eastAsia="宋体" w:cs="宋体"/>
+          <w:sz w:val="15"/>
+          <w:szCs w:val="15"/>
+          <w:lang w:val="en-US" w:eastAsia="zh-CN"/>
+        </w:rPr>
+        <w:t>【服务器】BeDameged() 被调用</w:t>
+      </w:r>
+    </w:p>
+    <w:p>
+      <w:pPr>
+        <w:ind w:firstLine="420" w:firstLineChars="0"/>
+        <w:rPr>
+          <w:rFonts w:hint="default" w:ascii="宋体" w:hAnsi="宋体" w:eastAsia="宋体" w:cs="宋体"/>
+          <w:sz w:val="15"/>
+          <w:szCs w:val="15"/>
+          <w:lang w:val="en-US" w:eastAsia="zh-CN"/>
+        </w:rPr>
+      </w:pPr>
+      <w:r>
+        <w:rPr>
+          <w:rFonts w:hint="default" w:ascii="宋体" w:hAnsi="宋体" w:eastAsia="宋体" w:cs="宋体"/>
+          <w:sz w:val="15"/>
+          <w:szCs w:val="15"/>
+          <w:lang w:val="en-US" w:eastAsia="zh-CN"/>
+        </w:rPr>
+        <w:t xml:space="preserve">    │</w:t>
+      </w:r>
+    </w:p>
+    <w:p>
+      <w:pPr>
+        <w:ind w:firstLine="420" w:firstLineChars="0"/>
+        <w:rPr>
+          <w:rFonts w:hint="default" w:ascii="宋体" w:hAnsi="宋体" w:eastAsia="宋体" w:cs="宋体"/>
+          <w:sz w:val="15"/>
+          <w:szCs w:val="15"/>
+          <w:lang w:val="en-US" w:eastAsia="zh-CN"/>
+        </w:rPr>
+      </w:pPr>
+      <w:r>
+        <w:rPr>
+          <w:rFonts w:hint="default" w:ascii="宋体" w:hAnsi="宋体" w:eastAsia="宋体" w:cs="宋体"/>
+          <w:sz w:val="15"/>
+          <w:szCs w:val="15"/>
+          <w:lang w:val="en-US" w:eastAsia="zh-CN"/>
+        </w:rPr>
+        <w:t xml:space="preserve">    ├── 状态检查</w:t>
+      </w:r>
+    </w:p>
+    <w:p>
+      <w:pPr>
+        <w:ind w:firstLine="420" w:firstLineChars="0"/>
+        <w:rPr>
+          <w:rFonts w:hint="default" w:ascii="宋体" w:hAnsi="宋体" w:eastAsia="宋体" w:cs="宋体"/>
+          <w:sz w:val="15"/>
+          <w:szCs w:val="15"/>
+          <w:lang w:val="en-US" w:eastAsia="zh-CN"/>
+        </w:rPr>
+      </w:pPr>
+      <w:r>
+        <w:rPr>
+          <w:rFonts w:hint="default" w:ascii="宋体" w:hAnsi="宋体" w:eastAsia="宋体" w:cs="宋体"/>
+          <w:sz w:val="15"/>
+          <w:szCs w:val="15"/>
+          <w:lang w:val="en-US" w:eastAsia="zh-CN"/>
+        </w:rPr>
+        <w:t xml:space="preserve">    │</w:t>
+      </w:r>
+    </w:p>
+    <w:p>
+      <w:pPr>
+        <w:ind w:firstLine="420" w:firstLineChars="0"/>
+        <w:rPr>
+          <w:rFonts w:hint="default" w:ascii="宋体" w:hAnsi="宋体" w:eastAsia="宋体" w:cs="宋体"/>
+          <w:sz w:val="15"/>
+          <w:szCs w:val="15"/>
+          <w:lang w:val="en-US" w:eastAsia="zh-CN"/>
+        </w:rPr>
+      </w:pPr>
+      <w:r>
+        <w:rPr>
+          <w:rFonts w:hint="default" w:ascii="宋体" w:hAnsi="宋体" w:eastAsia="宋体" w:cs="宋体"/>
+          <w:sz w:val="15"/>
+          <w:szCs w:val="15"/>
+          <w:lang w:val="en-US" w:eastAsia="zh-CN"/>
+        </w:rPr>
+        <w:t xml:space="preserve">    ├── 根据攻击类型处理</w:t>
+      </w:r>
+    </w:p>
+    <w:p>
+      <w:pPr>
+        <w:ind w:firstLine="420" w:firstLineChars="0"/>
+        <w:rPr>
+          <w:rFonts w:hint="default" w:ascii="宋体" w:hAnsi="宋体" w:eastAsia="宋体" w:cs="宋体"/>
+          <w:sz w:val="15"/>
+          <w:szCs w:val="15"/>
+          <w:lang w:val="en-US" w:eastAsia="zh-CN"/>
+        </w:rPr>
+      </w:pPr>
+      <w:r>
+        <w:rPr>
+          <w:rFonts w:hint="default" w:ascii="宋体" w:hAnsi="宋体" w:eastAsia="宋体" w:cs="宋体"/>
+          <w:sz w:val="15"/>
+          <w:szCs w:val="15"/>
+          <w:lang w:val="en-US" w:eastAsia="zh-CN"/>
+        </w:rPr>
+        <w:t xml:space="preserve">    │   ├── Push → Staggered + 位移</w:t>
+      </w:r>
+    </w:p>
+    <w:p>
+      <w:pPr>
+        <w:ind w:firstLine="420" w:firstLineChars="0"/>
+        <w:rPr>
+          <w:rFonts w:hint="default" w:ascii="宋体" w:hAnsi="宋体" w:eastAsia="宋体" w:cs="宋体"/>
+          <w:sz w:val="15"/>
+          <w:szCs w:val="15"/>
+          <w:lang w:val="en-US" w:eastAsia="zh-CN"/>
+        </w:rPr>
+      </w:pPr>
+      <w:r>
+        <w:rPr>
+          <w:rFonts w:hint="default" w:ascii="宋体" w:hAnsi="宋体" w:eastAsia="宋体" w:cs="宋体"/>
+          <w:sz w:val="15"/>
+          <w:szCs w:val="15"/>
+          <w:lang w:val="en-US" w:eastAsia="zh-CN"/>
+        </w:rPr>
+        <w:t xml:space="preserve">    │   ├── Launch → Launched + 击飞</w:t>
+      </w:r>
+    </w:p>
+    <w:p>
+      <w:pPr>
+        <w:ind w:firstLine="420" w:firstLineChars="0"/>
+        <w:rPr>
+          <w:rFonts w:hint="default" w:ascii="宋体" w:hAnsi="宋体" w:eastAsia="宋体" w:cs="宋体"/>
+          <w:sz w:val="15"/>
+          <w:szCs w:val="15"/>
+          <w:lang w:val="en-US" w:eastAsia="zh-CN"/>
+        </w:rPr>
+      </w:pPr>
+      <w:r>
+        <w:rPr>
+          <w:rFonts w:hint="default" w:ascii="宋体" w:hAnsi="宋体" w:eastAsia="宋体" w:cs="宋体"/>
+          <w:sz w:val="15"/>
+          <w:szCs w:val="15"/>
+          <w:lang w:val="en-US" w:eastAsia="zh-CN"/>
+        </w:rPr>
+        <w:t xml:space="preserve">    │   └── Grab → Grabbed + 禁用重力</w:t>
+      </w:r>
+    </w:p>
+    <w:p>
+      <w:pPr>
+        <w:ind w:firstLine="420" w:firstLineChars="0"/>
+        <w:rPr>
+          <w:rFonts w:hint="default" w:ascii="宋体" w:hAnsi="宋体" w:eastAsia="宋体" w:cs="宋体"/>
+          <w:sz w:val="15"/>
+          <w:szCs w:val="15"/>
+          <w:lang w:val="en-US" w:eastAsia="zh-CN"/>
+        </w:rPr>
+      </w:pPr>
+      <w:r>
+        <w:rPr>
+          <w:rFonts w:hint="default" w:ascii="宋体" w:hAnsi="宋体" w:eastAsia="宋体" w:cs="宋体"/>
+          <w:sz w:val="15"/>
+          <w:szCs w:val="15"/>
+          <w:lang w:val="en-US" w:eastAsia="zh-CN"/>
+        </w:rPr>
+        <w:t xml:space="preserve">    │</w:t>
+      </w:r>
+    </w:p>
+    <w:p>
+      <w:pPr>
+        <w:ind w:firstLine="420" w:firstLineChars="0"/>
+        <w:rPr>
+          <w:rFonts w:hint="default" w:ascii="宋体" w:hAnsi="宋体" w:eastAsia="宋体" w:cs="宋体"/>
+          <w:sz w:val="15"/>
+          <w:szCs w:val="15"/>
+          <w:lang w:val="en-US" w:eastAsia="zh-CN"/>
+        </w:rPr>
+      </w:pPr>
+      <w:r>
+        <w:rPr>
+          <w:rFonts w:hint="default" w:ascii="宋体" w:hAnsi="宋体" w:eastAsia="宋体" w:cs="宋体"/>
+          <w:sz w:val="15"/>
+          <w:szCs w:val="15"/>
+          <w:lang w:val="en-US" w:eastAsia="zh-CN"/>
+        </w:rPr>
+        <w:t xml:space="preserve">    ├── PS-&gt;CharacterState 变更 ──Replicate──▶ 动画播放</w:t>
+      </w:r>
+    </w:p>
+    <w:p>
+      <w:pPr>
+        <w:ind w:firstLine="420" w:firstLineChars="0"/>
+        <w:rPr>
+          <w:rFonts w:hint="default" w:ascii="宋体" w:hAnsi="宋体" w:eastAsia="宋体" w:cs="宋体"/>
+          <w:sz w:val="15"/>
+          <w:szCs w:val="15"/>
+          <w:lang w:val="en-US" w:eastAsia="zh-CN"/>
+        </w:rPr>
+      </w:pPr>
+      <w:r>
+        <w:rPr>
+          <w:rFonts w:hint="default" w:ascii="宋体" w:hAnsi="宋体" w:eastAsia="宋体" w:cs="宋体"/>
+          <w:sz w:val="15"/>
+          <w:szCs w:val="15"/>
+          <w:lang w:val="en-US" w:eastAsia="zh-CN"/>
+        </w:rPr>
+        <w:t xml:space="preserve">    │</w:t>
+      </w:r>
+    </w:p>
+    <w:p>
+      <w:pPr>
+        <w:ind w:firstLine="420" w:firstLineChars="0"/>
+        <w:rPr>
+          <w:rFonts w:hint="default" w:ascii="宋体" w:hAnsi="宋体" w:eastAsia="宋体" w:cs="宋体"/>
+          <w:sz w:val="15"/>
+          <w:szCs w:val="15"/>
+          <w:lang w:val="en-US" w:eastAsia="zh-CN"/>
+        </w:rPr>
+      </w:pPr>
+      <w:r>
+        <w:rPr>
+          <w:rFonts w:hint="default" w:ascii="宋体" w:hAnsi="宋体" w:eastAsia="宋体" w:cs="宋体"/>
+          <w:sz w:val="15"/>
+          <w:szCs w:val="15"/>
+          <w:lang w:val="en-US" w:eastAsia="zh-CN"/>
+        </w:rPr>
+        <w:t xml:space="preserve">    └── PS-&gt;HealthValue 变更 ──Replicate──▶ UI更新</w:t>
+      </w:r>
+    </w:p>
+    <w:p>
+      <w:pPr>
+        <w:ind w:firstLine="420" w:firstLineChars="0"/>
+        <w:rPr>
+          <w:rFonts w:hint="default" w:ascii="宋体" w:hAnsi="宋体" w:eastAsia="宋体" w:cs="宋体"/>
+          <w:sz w:val="24"/>
+          <w:szCs w:val="24"/>
+          <w:lang w:val="en-US" w:eastAsia="zh-CN"/>
+        </w:rPr>
+      </w:pPr>
+    </w:p>
+    <w:p>
+      <w:pPr>
+        <w:ind w:firstLine="420" w:firstLineChars="0"/>
+        <w:rPr>
+          <w:rFonts w:hint="default" w:ascii="宋体" w:hAnsi="宋体" w:eastAsia="宋体" w:cs="宋体"/>
+          <w:sz w:val="24"/>
+          <w:szCs w:val="24"/>
+          <w:lang w:val="en-US" w:eastAsia="zh-CN"/>
+        </w:rPr>
+      </w:pPr>
+    </w:p>
+    <w:p>
+      <w:pPr>
+        <w:ind w:firstLine="420" w:firstLineChars="0"/>
+        <w:outlineLvl w:val="9"/>
+        <w:rPr>
+          <w:rFonts w:hint="default" w:ascii="宋体" w:hAnsi="宋体" w:eastAsia="宋体" w:cs="宋体"/>
+          <w:sz w:val="24"/>
+          <w:szCs w:val="24"/>
+          <w:lang w:val="en-US" w:eastAsia="zh-CN"/>
+        </w:rPr>
+      </w:pPr>
+      <w:r>
+        <w:rPr>
+          <w:rFonts w:hint="eastAsia" w:ascii="宋体" w:hAnsi="宋体" w:eastAsia="宋体" w:cs="宋体"/>
+          <w:sz w:val="24"/>
+          <w:szCs w:val="24"/>
+          <w:lang w:val="en-US" w:eastAsia="zh-CN"/>
+        </w:rPr>
+        <w:t>4）</w:t>
+      </w:r>
+      <w:r>
+        <w:rPr>
+          <w:rFonts w:hint="default" w:ascii="宋体" w:hAnsi="宋体" w:eastAsia="宋体" w:cs="宋体"/>
+          <w:sz w:val="24"/>
+          <w:szCs w:val="24"/>
+          <w:lang w:val="en-US" w:eastAsia="zh-CN"/>
+        </w:rPr>
+        <w:t>替身同步</w:t>
+      </w:r>
+    </w:p>
+    <w:p>
+      <w:pPr>
+        <w:ind w:firstLine="420" w:firstLineChars="0"/>
+        <w:rPr>
+          <w:rFonts w:hint="default" w:ascii="宋体" w:hAnsi="宋体" w:eastAsia="宋体" w:cs="宋体"/>
+          <w:sz w:val="15"/>
+          <w:szCs w:val="15"/>
+          <w:lang w:val="en-US" w:eastAsia="zh-CN"/>
+        </w:rPr>
+      </w:pPr>
+      <w:r>
+        <w:rPr>
+          <w:rFonts w:hint="default" w:ascii="宋体" w:hAnsi="宋体" w:eastAsia="宋体" w:cs="宋体"/>
+          <w:sz w:val="15"/>
+          <w:szCs w:val="15"/>
+          <w:lang w:val="en-US" w:eastAsia="zh-CN"/>
+        </w:rPr>
+        <w:t>【客户端】替身键</w:t>
+      </w:r>
+    </w:p>
+    <w:p>
+      <w:pPr>
+        <w:ind w:firstLine="420" w:firstLineChars="0"/>
+        <w:rPr>
+          <w:rFonts w:hint="default" w:ascii="宋体" w:hAnsi="宋体" w:eastAsia="宋体" w:cs="宋体"/>
+          <w:sz w:val="15"/>
+          <w:szCs w:val="15"/>
+          <w:lang w:val="en-US" w:eastAsia="zh-CN"/>
+        </w:rPr>
+      </w:pPr>
+      <w:r>
+        <w:rPr>
+          <w:rFonts w:hint="default" w:ascii="宋体" w:hAnsi="宋体" w:eastAsia="宋体" w:cs="宋体"/>
+          <w:sz w:val="15"/>
+          <w:szCs w:val="15"/>
+          <w:lang w:val="en-US" w:eastAsia="zh-CN"/>
+        </w:rPr>
+        <w:t xml:space="preserve">    │</w:t>
+      </w:r>
+    </w:p>
+    <w:p>
+      <w:pPr>
+        <w:ind w:firstLine="420" w:firstLineChars="0"/>
+        <w:rPr>
+          <w:rFonts w:hint="default" w:ascii="宋体" w:hAnsi="宋体" w:eastAsia="宋体" w:cs="宋体"/>
+          <w:sz w:val="15"/>
+          <w:szCs w:val="15"/>
+          <w:lang w:val="en-US" w:eastAsia="zh-CN"/>
+        </w:rPr>
+      </w:pPr>
+      <w:r>
+        <w:rPr>
+          <w:rFonts w:hint="default" w:ascii="宋体" w:hAnsi="宋体" w:eastAsia="宋体" w:cs="宋体"/>
+          <w:sz w:val="15"/>
+          <w:szCs w:val="15"/>
+          <w:lang w:val="en-US" w:eastAsia="zh-CN"/>
+        </w:rPr>
+        <w:t xml:space="preserve">    └── Server_Escape() [Server RPC]</w:t>
+      </w:r>
+    </w:p>
+    <w:p>
+      <w:pPr>
+        <w:ind w:firstLine="420" w:firstLineChars="0"/>
+        <w:rPr>
+          <w:rFonts w:hint="default" w:ascii="宋体" w:hAnsi="宋体" w:eastAsia="宋体" w:cs="宋体"/>
+          <w:sz w:val="15"/>
+          <w:szCs w:val="15"/>
+          <w:lang w:val="en-US" w:eastAsia="zh-CN"/>
+        </w:rPr>
+      </w:pPr>
+    </w:p>
+    <w:p>
+      <w:pPr>
+        <w:ind w:firstLine="420" w:firstLineChars="0"/>
+        <w:rPr>
+          <w:rFonts w:hint="default" w:ascii="宋体" w:hAnsi="宋体" w:eastAsia="宋体" w:cs="宋体"/>
+          <w:sz w:val="15"/>
+          <w:szCs w:val="15"/>
+          <w:lang w:val="en-US" w:eastAsia="zh-CN"/>
+        </w:rPr>
+      </w:pPr>
+      <w:r>
+        <w:rPr>
+          <w:rFonts w:hint="default" w:ascii="宋体" w:hAnsi="宋体" w:eastAsia="宋体" w:cs="宋体"/>
+          <w:sz w:val="15"/>
+          <w:szCs w:val="15"/>
+          <w:lang w:val="en-US" w:eastAsia="zh-CN"/>
+        </w:rPr>
+        <w:t>【服务器】Server_Escape()</w:t>
+      </w:r>
+    </w:p>
+    <w:p>
+      <w:pPr>
+        <w:ind w:firstLine="420" w:firstLineChars="0"/>
+        <w:rPr>
+          <w:rFonts w:hint="default" w:ascii="宋体" w:hAnsi="宋体" w:eastAsia="宋体" w:cs="宋体"/>
+          <w:sz w:val="15"/>
+          <w:szCs w:val="15"/>
+          <w:lang w:val="en-US" w:eastAsia="zh-CN"/>
+        </w:rPr>
+      </w:pPr>
+      <w:r>
+        <w:rPr>
+          <w:rFonts w:hint="default" w:ascii="宋体" w:hAnsi="宋体" w:eastAsia="宋体" w:cs="宋体"/>
+          <w:sz w:val="15"/>
+          <w:szCs w:val="15"/>
+          <w:lang w:val="en-US" w:eastAsia="zh-CN"/>
+        </w:rPr>
+        <w:t xml:space="preserve">    │</w:t>
+      </w:r>
+    </w:p>
+    <w:p>
+      <w:pPr>
+        <w:ind w:firstLine="420" w:firstLineChars="0"/>
+        <w:rPr>
+          <w:rFonts w:hint="default" w:ascii="宋体" w:hAnsi="宋体" w:eastAsia="宋体" w:cs="宋体"/>
+          <w:sz w:val="15"/>
+          <w:szCs w:val="15"/>
+          <w:lang w:val="en-US" w:eastAsia="zh-CN"/>
+        </w:rPr>
+      </w:pPr>
+      <w:r>
+        <w:rPr>
+          <w:rFonts w:hint="default" w:ascii="宋体" w:hAnsi="宋体" w:eastAsia="宋体" w:cs="宋体"/>
+          <w:sz w:val="15"/>
+          <w:szCs w:val="15"/>
+          <w:lang w:val="en-US" w:eastAsia="zh-CN"/>
+        </w:rPr>
+        <w:t xml:space="preserve">    ├── 条件检查</w:t>
+      </w:r>
+    </w:p>
+    <w:p>
+      <w:pPr>
+        <w:ind w:firstLine="420" w:firstLineChars="0"/>
+        <w:rPr>
+          <w:rFonts w:hint="default" w:ascii="宋体" w:hAnsi="宋体" w:eastAsia="宋体" w:cs="宋体"/>
+          <w:sz w:val="15"/>
+          <w:szCs w:val="15"/>
+          <w:lang w:val="en-US" w:eastAsia="zh-CN"/>
+        </w:rPr>
+      </w:pPr>
+      <w:r>
+        <w:rPr>
+          <w:rFonts w:hint="default" w:ascii="宋体" w:hAnsi="宋体" w:eastAsia="宋体" w:cs="宋体"/>
+          <w:sz w:val="15"/>
+          <w:szCs w:val="15"/>
+          <w:lang w:val="en-US" w:eastAsia="zh-CN"/>
+        </w:rPr>
+        <w:t xml:space="preserve">    │   ├── Chakra &gt; 0</w:t>
+      </w:r>
+    </w:p>
+    <w:p>
+      <w:pPr>
+        <w:ind w:firstLine="420" w:firstLineChars="0"/>
+        <w:rPr>
+          <w:rFonts w:hint="default" w:ascii="宋体" w:hAnsi="宋体" w:eastAsia="宋体" w:cs="宋体"/>
+          <w:sz w:val="15"/>
+          <w:szCs w:val="15"/>
+          <w:lang w:val="en-US" w:eastAsia="zh-CN"/>
+        </w:rPr>
+      </w:pPr>
+      <w:r>
+        <w:rPr>
+          <w:rFonts w:hint="default" w:ascii="宋体" w:hAnsi="宋体" w:eastAsia="宋体" w:cs="宋体"/>
+          <w:sz w:val="15"/>
+          <w:szCs w:val="15"/>
+          <w:lang w:val="en-US" w:eastAsia="zh-CN"/>
+        </w:rPr>
+        <w:t xml:space="preserve">    │   ├── CD就绪</w:t>
+      </w:r>
+    </w:p>
+    <w:p>
+      <w:pPr>
+        <w:ind w:firstLine="420" w:firstLineChars="0"/>
+        <w:rPr>
+          <w:rFonts w:hint="default" w:ascii="宋体" w:hAnsi="宋体" w:eastAsia="宋体" w:cs="宋体"/>
+          <w:sz w:val="15"/>
+          <w:szCs w:val="15"/>
+          <w:lang w:val="en-US" w:eastAsia="zh-CN"/>
+        </w:rPr>
+      </w:pPr>
+      <w:r>
+        <w:rPr>
+          <w:rFonts w:hint="default" w:ascii="宋体" w:hAnsi="宋体" w:eastAsia="宋体" w:cs="宋体"/>
+          <w:sz w:val="15"/>
+          <w:szCs w:val="15"/>
+          <w:lang w:val="en-US" w:eastAsia="zh-CN"/>
+        </w:rPr>
+        <w:t xml:space="preserve">    │   └── 受击状态</w:t>
+      </w:r>
+    </w:p>
+    <w:p>
+      <w:pPr>
+        <w:ind w:firstLine="420" w:firstLineChars="0"/>
+        <w:rPr>
+          <w:rFonts w:hint="default" w:ascii="宋体" w:hAnsi="宋体" w:eastAsia="宋体" w:cs="宋体"/>
+          <w:sz w:val="15"/>
+          <w:szCs w:val="15"/>
+          <w:lang w:val="en-US" w:eastAsia="zh-CN"/>
+        </w:rPr>
+      </w:pPr>
+      <w:r>
+        <w:rPr>
+          <w:rFonts w:hint="default" w:ascii="宋体" w:hAnsi="宋体" w:eastAsia="宋体" w:cs="宋体"/>
+          <w:sz w:val="15"/>
+          <w:szCs w:val="15"/>
+          <w:lang w:val="en-US" w:eastAsia="zh-CN"/>
+        </w:rPr>
+        <w:t xml:space="preserve">    │</w:t>
+      </w:r>
+    </w:p>
+    <w:p>
+      <w:pPr>
+        <w:ind w:firstLine="420" w:firstLineChars="0"/>
+        <w:rPr>
+          <w:rFonts w:hint="default" w:ascii="宋体" w:hAnsi="宋体" w:eastAsia="宋体" w:cs="宋体"/>
+          <w:sz w:val="15"/>
+          <w:szCs w:val="15"/>
+          <w:lang w:val="en-US" w:eastAsia="zh-CN"/>
+        </w:rPr>
+      </w:pPr>
+      <w:r>
+        <w:rPr>
+          <w:rFonts w:hint="default" w:ascii="宋体" w:hAnsi="宋体" w:eastAsia="宋体" w:cs="宋体"/>
+          <w:sz w:val="15"/>
+          <w:szCs w:val="15"/>
+          <w:lang w:val="en-US" w:eastAsia="zh-CN"/>
+        </w:rPr>
+        <w:t xml:space="preserve">    ├── 进入Protected状态</w:t>
+      </w:r>
+    </w:p>
+    <w:p>
+      <w:pPr>
+        <w:ind w:firstLine="420" w:firstLineChars="0"/>
+        <w:rPr>
+          <w:rFonts w:hint="default" w:ascii="宋体" w:hAnsi="宋体" w:eastAsia="宋体" w:cs="宋体"/>
+          <w:sz w:val="15"/>
+          <w:szCs w:val="15"/>
+          <w:lang w:val="en-US" w:eastAsia="zh-CN"/>
+        </w:rPr>
+      </w:pPr>
+      <w:r>
+        <w:rPr>
+          <w:rFonts w:hint="default" w:ascii="宋体" w:hAnsi="宋体" w:eastAsia="宋体" w:cs="宋体"/>
+          <w:sz w:val="15"/>
+          <w:szCs w:val="15"/>
+          <w:lang w:val="en-US" w:eastAsia="zh-CN"/>
+        </w:rPr>
+        <w:t xml:space="preserve">    │</w:t>
+      </w:r>
+    </w:p>
+    <w:p>
+      <w:pPr>
+        <w:ind w:firstLine="420" w:firstLineChars="0"/>
+        <w:rPr>
+          <w:rFonts w:hint="default" w:ascii="宋体" w:hAnsi="宋体" w:eastAsia="宋体" w:cs="宋体"/>
+          <w:sz w:val="15"/>
+          <w:szCs w:val="15"/>
+          <w:lang w:val="en-US" w:eastAsia="zh-CN"/>
+        </w:rPr>
+      </w:pPr>
+      <w:r>
+        <w:rPr>
+          <w:rFonts w:hint="default" w:ascii="宋体" w:hAnsi="宋体" w:eastAsia="宋体" w:cs="宋体"/>
+          <w:sz w:val="15"/>
+          <w:szCs w:val="15"/>
+          <w:lang w:val="en-US" w:eastAsia="zh-CN"/>
+        </w:rPr>
+        <w:t xml:space="preserve">    ├── 查找敌方并瞬移</w:t>
+      </w:r>
+    </w:p>
+    <w:p>
+      <w:pPr>
+        <w:ind w:firstLine="420" w:firstLineChars="0"/>
+        <w:rPr>
+          <w:rFonts w:hint="default" w:ascii="宋体" w:hAnsi="宋体" w:eastAsia="宋体" w:cs="宋体"/>
+          <w:sz w:val="15"/>
+          <w:szCs w:val="15"/>
+          <w:lang w:val="en-US" w:eastAsia="zh-CN"/>
+        </w:rPr>
+      </w:pPr>
+      <w:r>
+        <w:rPr>
+          <w:rFonts w:hint="default" w:ascii="宋体" w:hAnsi="宋体" w:eastAsia="宋体" w:cs="宋体"/>
+          <w:sz w:val="15"/>
+          <w:szCs w:val="15"/>
+          <w:lang w:val="en-US" w:eastAsia="zh-CN"/>
+        </w:rPr>
+        <w:t xml:space="preserve">    │</w:t>
+      </w:r>
+    </w:p>
+    <w:p>
+      <w:pPr>
+        <w:ind w:firstLine="420" w:firstLineChars="0"/>
+        <w:rPr>
+          <w:rFonts w:hint="default" w:ascii="宋体" w:hAnsi="宋体" w:eastAsia="宋体" w:cs="宋体"/>
+          <w:sz w:val="15"/>
+          <w:szCs w:val="15"/>
+          <w:lang w:val="en-US" w:eastAsia="zh-CN"/>
+        </w:rPr>
+      </w:pPr>
+      <w:r>
+        <w:rPr>
+          <w:rFonts w:hint="default" w:ascii="宋体" w:hAnsi="宋体" w:eastAsia="宋体" w:cs="宋体"/>
+          <w:sz w:val="15"/>
+          <w:szCs w:val="15"/>
+          <w:lang w:val="en-US" w:eastAsia="zh-CN"/>
+        </w:rPr>
+        <w:t xml:space="preserve">    ├── Chakra-- ──Replicate──▶ UI更新</w:t>
+      </w:r>
+    </w:p>
+    <w:p>
+      <w:pPr>
+        <w:ind w:firstLine="420" w:firstLineChars="0"/>
+        <w:rPr>
+          <w:rFonts w:hint="default" w:ascii="宋体" w:hAnsi="宋体" w:eastAsia="宋体" w:cs="宋体"/>
+          <w:sz w:val="15"/>
+          <w:szCs w:val="15"/>
+          <w:lang w:val="en-US" w:eastAsia="zh-CN"/>
+        </w:rPr>
+      </w:pPr>
+      <w:r>
+        <w:rPr>
+          <w:rFonts w:hint="default" w:ascii="宋体" w:hAnsi="宋体" w:eastAsia="宋体" w:cs="宋体"/>
+          <w:sz w:val="15"/>
+          <w:szCs w:val="15"/>
+          <w:lang w:val="en-US" w:eastAsia="zh-CN"/>
+        </w:rPr>
+        <w:t xml:space="preserve">    │</w:t>
+      </w:r>
+    </w:p>
+    <w:p>
+      <w:pPr>
+        <w:ind w:firstLine="420" w:firstLineChars="0"/>
+        <w:rPr>
+          <w:rFonts w:hint="default" w:ascii="宋体" w:hAnsi="宋体" w:eastAsia="宋体" w:cs="宋体"/>
+          <w:sz w:val="15"/>
+          <w:szCs w:val="15"/>
+          <w:lang w:val="en-US" w:eastAsia="zh-CN"/>
+        </w:rPr>
+      </w:pPr>
+      <w:r>
+        <w:rPr>
+          <w:rFonts w:hint="default" w:ascii="宋体" w:hAnsi="宋体" w:eastAsia="宋体" w:cs="宋体"/>
+          <w:sz w:val="15"/>
+          <w:szCs w:val="15"/>
+          <w:lang w:val="en-US" w:eastAsia="zh-CN"/>
+        </w:rPr>
+        <w:t xml:space="preserve">    └── LastEscapeTime记录 ──Replicate──▶ CD倒计时</w:t>
+      </w:r>
+    </w:p>
+    <w:p>
+      <w:pPr>
+        <w:rPr>
+          <w:rFonts w:hint="eastAsia"/>
+        </w:rPr>
+      </w:pPr>
+    </w:p>
+    <w:p>
+      <w:pPr>
+        <w:rPr>
+          <w:rFonts w:hint="eastAsia"/>
+        </w:rPr>
+      </w:pPr>
+    </w:p>
+    <w:p>
+      <w:pPr>
+        <w:rPr>
+          <w:rFonts w:hint="eastAsia"/>
+        </w:rPr>
+      </w:pPr>
+    </w:p>
+    <w:p>
+      <w:pPr>
+        <w:pStyle w:val="3"/>
+        <w:rPr>
+          <w:rFonts w:hint="eastAsia" w:ascii="宋体" w:hAnsi="宋体" w:eastAsia="宋体" w:cs="宋体"/>
+        </w:rPr>
+      </w:pPr>
+      <w:bookmarkStart w:id="11" w:name="_Toc19922"/>
+      <w:r>
+        <w:rPr>
+          <w:rFonts w:hint="eastAsia" w:ascii="宋体" w:hAnsi="宋体" w:eastAsia="宋体" w:cs="宋体"/>
+          <w:lang w:val="en-US" w:eastAsia="zh-CN"/>
+        </w:rPr>
+        <w:t>4</w:t>
+      </w:r>
+      <w:r>
+        <w:rPr>
+          <w:rFonts w:hint="eastAsia" w:ascii="宋体" w:hAnsi="宋体" w:eastAsia="宋体" w:cs="宋体"/>
+        </w:rPr>
+        <w:t>.</w:t>
+      </w:r>
+      <w:r>
+        <w:rPr>
+          <w:rFonts w:hint="eastAsia" w:ascii="宋体" w:hAnsi="宋体" w:eastAsia="宋体" w:cs="宋体"/>
+          <w:lang w:val="en-US" w:eastAsia="zh-CN"/>
+        </w:rPr>
+        <w:t>4.</w:t>
+      </w:r>
+      <w:bookmarkEnd w:id="11"/>
+      <w:r>
+        <w:rPr>
+          <w:rFonts w:hint="eastAsia" w:ascii="宋体" w:hAnsi="宋体" w:eastAsia="宋体" w:cs="宋体"/>
+        </w:rPr>
+        <w:t>角色系统</w:t>
+      </w:r>
+    </w:p>
+    <w:p>
+      <w:pPr>
+        <w:outlineLvl w:val="2"/>
+        <w:rPr>
+          <w:rFonts w:hint="eastAsia" w:ascii="宋体" w:hAnsi="宋体" w:eastAsia="宋体" w:cs="宋体"/>
+          <w:sz w:val="28"/>
+          <w:szCs w:val="28"/>
+          <w:lang w:val="en-US" w:eastAsia="zh-CN"/>
+        </w:rPr>
+      </w:pPr>
+      <w:r>
+        <w:rPr>
+          <w:rFonts w:hint="eastAsia" w:ascii="宋体" w:hAnsi="宋体" w:eastAsia="宋体" w:cs="宋体"/>
+          <w:sz w:val="28"/>
+          <w:szCs w:val="28"/>
+          <w:lang w:val="en-US" w:eastAsia="zh-CN"/>
+        </w:rPr>
+        <w:t>4.4.1.角色属性配置</w:t>
       </w:r>
     </w:p>
     <w:tbl>
       <w:tblPr>
+        <w:tblStyle w:val="14"/>
         <w:tblW w:w="4998" w:type="pct"/>
         <w:tblInd w:w="0" w:type="dxa"/>
         <w:tblBorders>
@@ -9511,6 +10975,7 @@
             <w:insideH w:val="single" w:color="auto" w:sz="4" w:space="0"/>
             <w:insideV w:val="single" w:color="auto" w:sz="4" w:space="0"/>
           </w:tblBorders>
+          <w:shd w:val="clear" w:color="auto" w:fill="FFFFFF"/>
           <w:tblCellMar>
             <w:top w:w="15" w:type="dxa"/>
             <w:left w:w="15" w:type="dxa"/>
@@ -9563,7 +11028,6 @@
                 <w:kern w:val="0"/>
                 <w:sz w:val="15"/>
                 <w:szCs w:val="15"/>
-                <w:bdr w:val="none" w:color="auto" w:sz="0" w:space="0"/>
                 <w:lang w:val="en-US" w:eastAsia="zh-CN" w:bidi="ar"/>
               </w:rPr>
               <w:t>属性</w:t>
@@ -9612,7 +11076,6 @@
                 <w:kern w:val="0"/>
                 <w:sz w:val="15"/>
                 <w:szCs w:val="15"/>
-                <w:bdr w:val="none" w:color="auto" w:sz="0" w:space="0"/>
                 <w:lang w:val="en-US" w:eastAsia="zh-CN" w:bidi="ar"/>
               </w:rPr>
               <w:t>类型</w:t>
@@ -9661,7 +11124,6 @@
                 <w:kern w:val="0"/>
                 <w:sz w:val="15"/>
                 <w:szCs w:val="15"/>
-                <w:bdr w:val="none" w:color="auto" w:sz="0" w:space="0"/>
                 <w:lang w:val="en-US" w:eastAsia="zh-CN" w:bidi="ar"/>
               </w:rPr>
               <w:t>默认值</w:t>
@@ -9710,10 +11172,429 @@
                 <w:kern w:val="0"/>
                 <w:sz w:val="15"/>
                 <w:szCs w:val="15"/>
-                <w:bdr w:val="none" w:color="auto" w:sz="0" w:space="0"/>
                 <w:lang w:val="en-US" w:eastAsia="zh-CN" w:bidi="ar"/>
               </w:rPr>
               <w:t>说明</w:t>
+            </w:r>
+          </w:p>
+        </w:tc>
+      </w:tr>
+      <w:tr>
+        <w:tblPrEx>
+          <w:tblBorders>
+            <w:top w:val="single" w:color="auto" w:sz="4" w:space="0"/>
+            <w:left w:val="single" w:color="auto" w:sz="4" w:space="0"/>
+            <w:bottom w:val="single" w:color="auto" w:sz="4" w:space="0"/>
+            <w:right w:val="single" w:color="auto" w:sz="4" w:space="0"/>
+            <w:insideH w:val="single" w:color="auto" w:sz="4" w:space="0"/>
+            <w:insideV w:val="single" w:color="auto" w:sz="4" w:space="0"/>
+          </w:tblBorders>
+          <w:tblCellMar>
+            <w:top w:w="15" w:type="dxa"/>
+            <w:left w:w="15" w:type="dxa"/>
+            <w:bottom w:w="15" w:type="dxa"/>
+            <w:right w:w="15" w:type="dxa"/>
+          </w:tblCellMar>
+        </w:tblPrEx>
+        <w:tc>
+          <w:tcPr>
+            <w:tcW w:w="1553" w:type="pct"/>
+            <w:shd w:val="clear" w:color="auto" w:fill="FFFFFF"/>
+            <w:tcMar>
+              <w:top w:w="100" w:type="dxa"/>
+              <w:left w:w="0" w:type="dxa"/>
+              <w:bottom w:w="100" w:type="dxa"/>
+              <w:right w:w="160" w:type="dxa"/>
+            </w:tcMar>
+            <w:vAlign w:val="center"/>
+          </w:tcPr>
+          <w:p>
+            <w:pPr>
+              <w:keepNext w:val="0"/>
+              <w:keepLines w:val="0"/>
+              <w:widowControl/>
+              <w:suppressLineNumbers w:val="0"/>
+              <w:spacing w:line="250" w:lineRule="atLeast"/>
+              <w:jc w:val="center"/>
+              <w:rPr>
+                <w:rFonts w:hint="eastAsia" w:ascii="宋体" w:hAnsi="宋体" w:eastAsia="宋体" w:cs="宋体"/>
+                <w:i w:val="0"/>
+                <w:iCs w:val="0"/>
+                <w:caps w:val="0"/>
+                <w:color w:val="0F1115"/>
+                <w:spacing w:val="0"/>
+                <w:sz w:val="15"/>
+                <w:szCs w:val="15"/>
+              </w:rPr>
+            </w:pPr>
+            <w:r>
+              <w:rPr>
+                <w:rFonts w:hint="eastAsia" w:ascii="宋体" w:hAnsi="宋体" w:eastAsia="宋体" w:cs="宋体"/>
+                <w:i w:val="0"/>
+                <w:iCs w:val="0"/>
+                <w:caps w:val="0"/>
+                <w:color w:val="0F1115"/>
+                <w:spacing w:val="0"/>
+                <w:kern w:val="0"/>
+                <w:sz w:val="15"/>
+                <w:szCs w:val="15"/>
+                <w:lang w:val="en-US" w:eastAsia="zh-CN" w:bidi="ar"/>
+              </w:rPr>
+              <w:t>HealthValue</w:t>
+            </w:r>
+          </w:p>
+        </w:tc>
+        <w:tc>
+          <w:tcPr>
+            <w:tcW w:w="946" w:type="pct"/>
+            <w:shd w:val="clear" w:color="auto" w:fill="FFFFFF"/>
+            <w:tcMar>
+              <w:top w:w="100" w:type="dxa"/>
+              <w:left w:w="160" w:type="dxa"/>
+              <w:bottom w:w="100" w:type="dxa"/>
+              <w:right w:w="160" w:type="dxa"/>
+            </w:tcMar>
+            <w:vAlign w:val="center"/>
+          </w:tcPr>
+          <w:p>
+            <w:pPr>
+              <w:keepNext w:val="0"/>
+              <w:keepLines w:val="0"/>
+              <w:widowControl/>
+              <w:suppressLineNumbers w:val="0"/>
+              <w:spacing w:line="250" w:lineRule="atLeast"/>
+              <w:jc w:val="center"/>
+              <w:rPr>
+                <w:rFonts w:hint="eastAsia" w:ascii="宋体" w:hAnsi="宋体" w:eastAsia="宋体" w:cs="宋体"/>
+                <w:i w:val="0"/>
+                <w:iCs w:val="0"/>
+                <w:caps w:val="0"/>
+                <w:color w:val="0F1115"/>
+                <w:spacing w:val="0"/>
+                <w:sz w:val="15"/>
+                <w:szCs w:val="15"/>
+              </w:rPr>
+            </w:pPr>
+            <w:r>
+              <w:rPr>
+                <w:rFonts w:hint="eastAsia" w:ascii="宋体" w:hAnsi="宋体" w:eastAsia="宋体" w:cs="宋体"/>
+                <w:i w:val="0"/>
+                <w:iCs w:val="0"/>
+                <w:caps w:val="0"/>
+                <w:color w:val="0F1115"/>
+                <w:spacing w:val="0"/>
+                <w:kern w:val="0"/>
+                <w:sz w:val="15"/>
+                <w:szCs w:val="15"/>
+                <w:lang w:val="en-US" w:eastAsia="zh-CN" w:bidi="ar"/>
+              </w:rPr>
+              <w:t>float</w:t>
+            </w:r>
+          </w:p>
+        </w:tc>
+        <w:tc>
+          <w:tcPr>
+            <w:tcW w:w="1049" w:type="pct"/>
+            <w:shd w:val="clear" w:color="auto" w:fill="FFFFFF"/>
+            <w:tcMar>
+              <w:top w:w="100" w:type="dxa"/>
+              <w:left w:w="160" w:type="dxa"/>
+              <w:bottom w:w="100" w:type="dxa"/>
+              <w:right w:w="160" w:type="dxa"/>
+            </w:tcMar>
+            <w:vAlign w:val="center"/>
+          </w:tcPr>
+          <w:p>
+            <w:pPr>
+              <w:keepNext w:val="0"/>
+              <w:keepLines w:val="0"/>
+              <w:widowControl/>
+              <w:suppressLineNumbers w:val="0"/>
+              <w:spacing w:line="250" w:lineRule="atLeast"/>
+              <w:jc w:val="center"/>
+              <w:rPr>
+                <w:rFonts w:hint="eastAsia" w:ascii="宋体" w:hAnsi="宋体" w:eastAsia="宋体" w:cs="宋体"/>
+                <w:i w:val="0"/>
+                <w:iCs w:val="0"/>
+                <w:caps w:val="0"/>
+                <w:color w:val="0F1115"/>
+                <w:spacing w:val="0"/>
+                <w:sz w:val="15"/>
+                <w:szCs w:val="15"/>
+              </w:rPr>
+            </w:pPr>
+            <w:r>
+              <w:rPr>
+                <w:rFonts w:hint="eastAsia" w:ascii="宋体" w:hAnsi="宋体" w:eastAsia="宋体" w:cs="宋体"/>
+                <w:i w:val="0"/>
+                <w:iCs w:val="0"/>
+                <w:caps w:val="0"/>
+                <w:color w:val="0F1115"/>
+                <w:spacing w:val="0"/>
+                <w:kern w:val="0"/>
+                <w:sz w:val="15"/>
+                <w:szCs w:val="15"/>
+                <w:lang w:val="en-US" w:eastAsia="zh-CN" w:bidi="ar"/>
+              </w:rPr>
+              <w:t>300.0f</w:t>
+            </w:r>
+          </w:p>
+        </w:tc>
+        <w:tc>
+          <w:tcPr>
+            <w:tcW w:w="1450" w:type="pct"/>
+            <w:shd w:val="clear" w:color="auto" w:fill="FFFFFF"/>
+            <w:tcMar>
+              <w:top w:w="100" w:type="dxa"/>
+              <w:left w:w="160" w:type="dxa"/>
+              <w:bottom w:w="100" w:type="dxa"/>
+              <w:right w:w="0" w:type="dxa"/>
+            </w:tcMar>
+            <w:vAlign w:val="center"/>
+          </w:tcPr>
+          <w:p>
+            <w:pPr>
+              <w:keepNext w:val="0"/>
+              <w:keepLines w:val="0"/>
+              <w:widowControl/>
+              <w:suppressLineNumbers w:val="0"/>
+              <w:spacing w:line="250" w:lineRule="atLeast"/>
+              <w:jc w:val="center"/>
+              <w:rPr>
+                <w:rFonts w:hint="eastAsia" w:ascii="宋体" w:hAnsi="宋体" w:eastAsia="宋体" w:cs="宋体"/>
+                <w:i w:val="0"/>
+                <w:iCs w:val="0"/>
+                <w:caps w:val="0"/>
+                <w:color w:val="0F1115"/>
+                <w:spacing w:val="0"/>
+                <w:sz w:val="15"/>
+                <w:szCs w:val="15"/>
+              </w:rPr>
+            </w:pPr>
+            <w:r>
+              <w:rPr>
+                <w:rFonts w:hint="eastAsia" w:ascii="宋体" w:hAnsi="宋体" w:eastAsia="宋体" w:cs="宋体"/>
+                <w:i w:val="0"/>
+                <w:iCs w:val="0"/>
+                <w:caps w:val="0"/>
+                <w:color w:val="0F1115"/>
+                <w:spacing w:val="0"/>
+                <w:kern w:val="0"/>
+                <w:sz w:val="15"/>
+                <w:szCs w:val="15"/>
+                <w:lang w:val="en-US" w:eastAsia="zh-CN" w:bidi="ar"/>
+              </w:rPr>
+              <w:t>最大血量</w:t>
+            </w:r>
+          </w:p>
+        </w:tc>
+      </w:tr>
+      <w:tr>
+        <w:tblPrEx>
+          <w:tblBorders>
+            <w:top w:val="single" w:color="auto" w:sz="4" w:space="0"/>
+            <w:left w:val="single" w:color="auto" w:sz="4" w:space="0"/>
+            <w:bottom w:val="single" w:color="auto" w:sz="4" w:space="0"/>
+            <w:right w:val="single" w:color="auto" w:sz="4" w:space="0"/>
+            <w:insideH w:val="single" w:color="auto" w:sz="4" w:space="0"/>
+            <w:insideV w:val="single" w:color="auto" w:sz="4" w:space="0"/>
+          </w:tblBorders>
+          <w:tblCellMar>
+            <w:top w:w="15" w:type="dxa"/>
+            <w:left w:w="15" w:type="dxa"/>
+            <w:bottom w:w="15" w:type="dxa"/>
+            <w:right w:w="15" w:type="dxa"/>
+          </w:tblCellMar>
+        </w:tblPrEx>
+        <w:tc>
+          <w:tcPr>
+            <w:tcW w:w="1553" w:type="pct"/>
+            <w:shd w:val="clear" w:color="auto" w:fill="FFFFFF"/>
+            <w:tcMar>
+              <w:top w:w="100" w:type="dxa"/>
+              <w:left w:w="0" w:type="dxa"/>
+              <w:bottom w:w="100" w:type="dxa"/>
+              <w:right w:w="160" w:type="dxa"/>
+            </w:tcMar>
+            <w:vAlign w:val="center"/>
+          </w:tcPr>
+          <w:p>
+            <w:pPr>
+              <w:keepNext w:val="0"/>
+              <w:keepLines w:val="0"/>
+              <w:widowControl/>
+              <w:suppressLineNumbers w:val="0"/>
+              <w:spacing w:line="250" w:lineRule="atLeast"/>
+              <w:jc w:val="center"/>
+              <w:rPr>
+                <w:rFonts w:hint="eastAsia" w:ascii="宋体" w:hAnsi="宋体" w:eastAsia="宋体" w:cs="宋体"/>
+                <w:i w:val="0"/>
+                <w:iCs w:val="0"/>
+                <w:caps w:val="0"/>
+                <w:color w:val="0F1115"/>
+                <w:spacing w:val="0"/>
+                <w:sz w:val="15"/>
+                <w:szCs w:val="15"/>
+              </w:rPr>
+            </w:pPr>
+            <w:r>
+              <w:rPr>
+                <w:rFonts w:hint="eastAsia" w:ascii="宋体" w:hAnsi="宋体" w:eastAsia="宋体" w:cs="宋体"/>
+                <w:i w:val="0"/>
+                <w:iCs w:val="0"/>
+                <w:caps w:val="0"/>
+                <w:color w:val="0F1115"/>
+                <w:spacing w:val="0"/>
+                <w:kern w:val="0"/>
+                <w:sz w:val="15"/>
+                <w:szCs w:val="15"/>
+                <w:lang w:val="en-US" w:eastAsia="zh-CN" w:bidi="ar"/>
+              </w:rPr>
+              <w:t>Chakra</w:t>
+            </w:r>
+          </w:p>
+        </w:tc>
+        <w:tc>
+          <w:tcPr>
+            <w:tcW w:w="946" w:type="pct"/>
+            <w:shd w:val="clear" w:color="auto" w:fill="FFFFFF"/>
+            <w:tcMar>
+              <w:top w:w="100" w:type="dxa"/>
+              <w:left w:w="160" w:type="dxa"/>
+              <w:bottom w:w="100" w:type="dxa"/>
+              <w:right w:w="160" w:type="dxa"/>
+            </w:tcMar>
+            <w:vAlign w:val="center"/>
+          </w:tcPr>
+          <w:p>
+            <w:pPr>
+              <w:keepNext w:val="0"/>
+              <w:keepLines w:val="0"/>
+              <w:widowControl/>
+              <w:suppressLineNumbers w:val="0"/>
+              <w:spacing w:line="250" w:lineRule="atLeast"/>
+              <w:jc w:val="center"/>
+              <w:rPr>
+                <w:rFonts w:hint="eastAsia" w:ascii="宋体" w:hAnsi="宋体" w:eastAsia="宋体" w:cs="宋体"/>
+                <w:i w:val="0"/>
+                <w:iCs w:val="0"/>
+                <w:caps w:val="0"/>
+                <w:color w:val="0F1115"/>
+                <w:spacing w:val="0"/>
+                <w:sz w:val="15"/>
+                <w:szCs w:val="15"/>
+              </w:rPr>
+            </w:pPr>
+            <w:r>
+              <w:rPr>
+                <w:rFonts w:hint="eastAsia" w:ascii="宋体" w:hAnsi="宋体" w:eastAsia="宋体" w:cs="宋体"/>
+                <w:i w:val="0"/>
+                <w:iCs w:val="0"/>
+                <w:caps w:val="0"/>
+                <w:color w:val="0F1115"/>
+                <w:spacing w:val="0"/>
+                <w:kern w:val="0"/>
+                <w:sz w:val="15"/>
+                <w:szCs w:val="15"/>
+                <w:lang w:val="en-US" w:eastAsia="zh-CN" w:bidi="ar"/>
+              </w:rPr>
+              <w:t>int32</w:t>
+            </w:r>
+          </w:p>
+        </w:tc>
+        <w:tc>
+          <w:tcPr>
+            <w:tcW w:w="1049" w:type="pct"/>
+            <w:shd w:val="clear" w:color="auto" w:fill="FFFFFF"/>
+            <w:tcMar>
+              <w:top w:w="100" w:type="dxa"/>
+              <w:left w:w="160" w:type="dxa"/>
+              <w:bottom w:w="100" w:type="dxa"/>
+              <w:right w:w="160" w:type="dxa"/>
+            </w:tcMar>
+            <w:vAlign w:val="center"/>
+          </w:tcPr>
+          <w:p>
+            <w:pPr>
+              <w:keepNext w:val="0"/>
+              <w:keepLines w:val="0"/>
+              <w:widowControl/>
+              <w:suppressLineNumbers w:val="0"/>
+              <w:spacing w:line="250" w:lineRule="atLeast"/>
+              <w:jc w:val="center"/>
+              <w:rPr>
+                <w:rFonts w:hint="eastAsia" w:ascii="宋体" w:hAnsi="宋体" w:eastAsia="宋体" w:cs="宋体"/>
+                <w:i w:val="0"/>
+                <w:iCs w:val="0"/>
+                <w:caps w:val="0"/>
+                <w:color w:val="0F1115"/>
+                <w:spacing w:val="0"/>
+                <w:sz w:val="15"/>
+                <w:szCs w:val="15"/>
+              </w:rPr>
+            </w:pPr>
+            <w:r>
+              <w:rPr>
+                <w:rFonts w:hint="eastAsia" w:ascii="宋体" w:hAnsi="宋体" w:eastAsia="宋体" w:cs="宋体"/>
+                <w:i w:val="0"/>
+                <w:iCs w:val="0"/>
+                <w:caps w:val="0"/>
+                <w:color w:val="0F1115"/>
+                <w:spacing w:val="0"/>
+                <w:kern w:val="0"/>
+                <w:sz w:val="15"/>
+                <w:szCs w:val="15"/>
+                <w:lang w:val="en-US" w:eastAsia="zh-CN" w:bidi="ar"/>
+              </w:rPr>
+              <w:t>2</w:t>
+            </w:r>
+          </w:p>
+        </w:tc>
+        <w:tc>
+          <w:tcPr>
+            <w:tcW w:w="1450" w:type="pct"/>
+            <w:shd w:val="clear" w:color="auto" w:fill="FFFFFF"/>
+            <w:tcMar>
+              <w:top w:w="100" w:type="dxa"/>
+              <w:left w:w="160" w:type="dxa"/>
+              <w:bottom w:w="100" w:type="dxa"/>
+              <w:right w:w="0" w:type="dxa"/>
+            </w:tcMar>
+            <w:vAlign w:val="center"/>
+          </w:tcPr>
+          <w:p>
+            <w:pPr>
+              <w:keepNext w:val="0"/>
+              <w:keepLines w:val="0"/>
+              <w:widowControl/>
+              <w:suppressLineNumbers w:val="0"/>
+              <w:spacing w:line="250" w:lineRule="atLeast"/>
+              <w:jc w:val="center"/>
+              <w:rPr>
+                <w:rFonts w:hint="eastAsia" w:ascii="宋体" w:hAnsi="宋体" w:eastAsia="宋体" w:cs="宋体"/>
+                <w:i w:val="0"/>
+                <w:iCs w:val="0"/>
+                <w:caps w:val="0"/>
+                <w:color w:val="0F1115"/>
+                <w:spacing w:val="0"/>
+                <w:sz w:val="15"/>
+                <w:szCs w:val="15"/>
+              </w:rPr>
+            </w:pPr>
+            <w:r>
+              <w:rPr>
+                <w:rFonts w:hint="eastAsia" w:ascii="宋体" w:hAnsi="宋体" w:eastAsia="宋体" w:cs="宋体"/>
+                <w:i w:val="0"/>
+                <w:iCs w:val="0"/>
+                <w:caps w:val="0"/>
+                <w:color w:val="0F1115"/>
+                <w:spacing w:val="0"/>
+                <w:kern w:val="0"/>
+                <w:sz w:val="15"/>
+                <w:szCs w:val="15"/>
+                <w:lang w:val="en-US" w:eastAsia="zh-CN" w:bidi="ar"/>
+              </w:rPr>
+              <w:t>初始查克拉</w:t>
             </w:r>
           </w:p>
         </w:tc>
@@ -9778,10 +11659,9 @@
                 <w:kern w:val="0"/>
                 <w:sz w:val="15"/>
                 <w:szCs w:val="15"/>
-                <w:bdr w:val="none" w:color="auto" w:sz="0" w:space="0"/>
                 <w:lang w:val="en-US" w:eastAsia="zh-CN" w:bidi="ar"/>
               </w:rPr>
-              <w:t>HealthValue</w:t>
+              <w:t>EscapeCD</w:t>
             </w:r>
           </w:p>
         </w:tc>
@@ -9827,7 +11707,6 @@
                 <w:kern w:val="0"/>
                 <w:sz w:val="15"/>
                 <w:szCs w:val="15"/>
-                <w:bdr w:val="none" w:color="auto" w:sz="0" w:space="0"/>
                 <w:lang w:val="en-US" w:eastAsia="zh-CN" w:bidi="ar"/>
               </w:rPr>
               <w:t>float</w:t>
@@ -9876,10 +11755,9 @@
                 <w:kern w:val="0"/>
                 <w:sz w:val="15"/>
                 <w:szCs w:val="15"/>
-                <w:bdr w:val="none" w:color="auto" w:sz="0" w:space="0"/>
                 <w:lang w:val="en-US" w:eastAsia="zh-CN" w:bidi="ar"/>
               </w:rPr>
-              <w:t>300.0f</w:t>
+              <w:t>15.0f</w:t>
             </w:r>
           </w:p>
         </w:tc>
@@ -9925,10 +11803,429 @@
                 <w:kern w:val="0"/>
                 <w:sz w:val="15"/>
                 <w:szCs w:val="15"/>
-                <w:bdr w:val="none" w:color="auto" w:sz="0" w:space="0"/>
                 <w:lang w:val="en-US" w:eastAsia="zh-CN" w:bidi="ar"/>
               </w:rPr>
-              <w:t>最大血量</w:t>
+              <w:t>替身冷却时间</w:t>
+            </w:r>
+          </w:p>
+        </w:tc>
+      </w:tr>
+      <w:tr>
+        <w:tblPrEx>
+          <w:tblBorders>
+            <w:top w:val="single" w:color="auto" w:sz="4" w:space="0"/>
+            <w:left w:val="single" w:color="auto" w:sz="4" w:space="0"/>
+            <w:bottom w:val="single" w:color="auto" w:sz="4" w:space="0"/>
+            <w:right w:val="single" w:color="auto" w:sz="4" w:space="0"/>
+            <w:insideH w:val="single" w:color="auto" w:sz="4" w:space="0"/>
+            <w:insideV w:val="single" w:color="auto" w:sz="4" w:space="0"/>
+          </w:tblBorders>
+          <w:tblCellMar>
+            <w:top w:w="15" w:type="dxa"/>
+            <w:left w:w="15" w:type="dxa"/>
+            <w:bottom w:w="15" w:type="dxa"/>
+            <w:right w:w="15" w:type="dxa"/>
+          </w:tblCellMar>
+        </w:tblPrEx>
+        <w:tc>
+          <w:tcPr>
+            <w:tcW w:w="1553" w:type="pct"/>
+            <w:shd w:val="clear" w:color="auto" w:fill="FFFFFF"/>
+            <w:tcMar>
+              <w:top w:w="100" w:type="dxa"/>
+              <w:left w:w="0" w:type="dxa"/>
+              <w:bottom w:w="100" w:type="dxa"/>
+              <w:right w:w="160" w:type="dxa"/>
+            </w:tcMar>
+            <w:vAlign w:val="center"/>
+          </w:tcPr>
+          <w:p>
+            <w:pPr>
+              <w:keepNext w:val="0"/>
+              <w:keepLines w:val="0"/>
+              <w:widowControl/>
+              <w:suppressLineNumbers w:val="0"/>
+              <w:spacing w:line="250" w:lineRule="atLeast"/>
+              <w:jc w:val="center"/>
+              <w:rPr>
+                <w:rFonts w:hint="eastAsia" w:ascii="宋体" w:hAnsi="宋体" w:eastAsia="宋体" w:cs="宋体"/>
+                <w:i w:val="0"/>
+                <w:iCs w:val="0"/>
+                <w:caps w:val="0"/>
+                <w:color w:val="0F1115"/>
+                <w:spacing w:val="0"/>
+                <w:sz w:val="15"/>
+                <w:szCs w:val="15"/>
+              </w:rPr>
+            </w:pPr>
+            <w:r>
+              <w:rPr>
+                <w:rFonts w:hint="eastAsia" w:ascii="宋体" w:hAnsi="宋体" w:eastAsia="宋体" w:cs="宋体"/>
+                <w:i w:val="0"/>
+                <w:iCs w:val="0"/>
+                <w:caps w:val="0"/>
+                <w:color w:val="0F1115"/>
+                <w:spacing w:val="0"/>
+                <w:kern w:val="0"/>
+                <w:sz w:val="15"/>
+                <w:szCs w:val="15"/>
+                <w:lang w:val="en-US" w:eastAsia="zh-CN" w:bidi="ar"/>
+              </w:rPr>
+              <w:t>FirstSkillCD</w:t>
+            </w:r>
+          </w:p>
+        </w:tc>
+        <w:tc>
+          <w:tcPr>
+            <w:tcW w:w="946" w:type="pct"/>
+            <w:shd w:val="clear" w:color="auto" w:fill="FFFFFF"/>
+            <w:tcMar>
+              <w:top w:w="100" w:type="dxa"/>
+              <w:left w:w="160" w:type="dxa"/>
+              <w:bottom w:w="100" w:type="dxa"/>
+              <w:right w:w="160" w:type="dxa"/>
+            </w:tcMar>
+            <w:vAlign w:val="center"/>
+          </w:tcPr>
+          <w:p>
+            <w:pPr>
+              <w:keepNext w:val="0"/>
+              <w:keepLines w:val="0"/>
+              <w:widowControl/>
+              <w:suppressLineNumbers w:val="0"/>
+              <w:spacing w:line="250" w:lineRule="atLeast"/>
+              <w:jc w:val="center"/>
+              <w:rPr>
+                <w:rFonts w:hint="eastAsia" w:ascii="宋体" w:hAnsi="宋体" w:eastAsia="宋体" w:cs="宋体"/>
+                <w:i w:val="0"/>
+                <w:iCs w:val="0"/>
+                <w:caps w:val="0"/>
+                <w:color w:val="0F1115"/>
+                <w:spacing w:val="0"/>
+                <w:sz w:val="15"/>
+                <w:szCs w:val="15"/>
+              </w:rPr>
+            </w:pPr>
+            <w:r>
+              <w:rPr>
+                <w:rFonts w:hint="eastAsia" w:ascii="宋体" w:hAnsi="宋体" w:eastAsia="宋体" w:cs="宋体"/>
+                <w:i w:val="0"/>
+                <w:iCs w:val="0"/>
+                <w:caps w:val="0"/>
+                <w:color w:val="0F1115"/>
+                <w:spacing w:val="0"/>
+                <w:kern w:val="0"/>
+                <w:sz w:val="15"/>
+                <w:szCs w:val="15"/>
+                <w:lang w:val="en-US" w:eastAsia="zh-CN" w:bidi="ar"/>
+              </w:rPr>
+              <w:t>float</w:t>
+            </w:r>
+          </w:p>
+        </w:tc>
+        <w:tc>
+          <w:tcPr>
+            <w:tcW w:w="1049" w:type="pct"/>
+            <w:shd w:val="clear" w:color="auto" w:fill="FFFFFF"/>
+            <w:tcMar>
+              <w:top w:w="100" w:type="dxa"/>
+              <w:left w:w="160" w:type="dxa"/>
+              <w:bottom w:w="100" w:type="dxa"/>
+              <w:right w:w="160" w:type="dxa"/>
+            </w:tcMar>
+            <w:vAlign w:val="center"/>
+          </w:tcPr>
+          <w:p>
+            <w:pPr>
+              <w:keepNext w:val="0"/>
+              <w:keepLines w:val="0"/>
+              <w:widowControl/>
+              <w:suppressLineNumbers w:val="0"/>
+              <w:spacing w:line="250" w:lineRule="atLeast"/>
+              <w:jc w:val="center"/>
+              <w:rPr>
+                <w:rFonts w:hint="eastAsia" w:ascii="宋体" w:hAnsi="宋体" w:eastAsia="宋体" w:cs="宋体"/>
+                <w:i w:val="0"/>
+                <w:iCs w:val="0"/>
+                <w:caps w:val="0"/>
+                <w:color w:val="0F1115"/>
+                <w:spacing w:val="0"/>
+                <w:sz w:val="15"/>
+                <w:szCs w:val="15"/>
+              </w:rPr>
+            </w:pPr>
+            <w:r>
+              <w:rPr>
+                <w:rFonts w:hint="eastAsia" w:ascii="宋体" w:hAnsi="宋体" w:eastAsia="宋体" w:cs="宋体"/>
+                <w:i w:val="0"/>
+                <w:iCs w:val="0"/>
+                <w:caps w:val="0"/>
+                <w:color w:val="0F1115"/>
+                <w:spacing w:val="0"/>
+                <w:kern w:val="0"/>
+                <w:sz w:val="15"/>
+                <w:szCs w:val="15"/>
+                <w:lang w:val="en-US" w:eastAsia="zh-CN" w:bidi="ar"/>
+              </w:rPr>
+              <w:t>10.0f</w:t>
+            </w:r>
+          </w:p>
+        </w:tc>
+        <w:tc>
+          <w:tcPr>
+            <w:tcW w:w="1450" w:type="pct"/>
+            <w:shd w:val="clear" w:color="auto" w:fill="FFFFFF"/>
+            <w:tcMar>
+              <w:top w:w="100" w:type="dxa"/>
+              <w:left w:w="160" w:type="dxa"/>
+              <w:bottom w:w="100" w:type="dxa"/>
+              <w:right w:w="0" w:type="dxa"/>
+            </w:tcMar>
+            <w:vAlign w:val="center"/>
+          </w:tcPr>
+          <w:p>
+            <w:pPr>
+              <w:keepNext w:val="0"/>
+              <w:keepLines w:val="0"/>
+              <w:widowControl/>
+              <w:suppressLineNumbers w:val="0"/>
+              <w:spacing w:line="250" w:lineRule="atLeast"/>
+              <w:jc w:val="center"/>
+              <w:rPr>
+                <w:rFonts w:hint="eastAsia" w:ascii="宋体" w:hAnsi="宋体" w:eastAsia="宋体" w:cs="宋体"/>
+                <w:i w:val="0"/>
+                <w:iCs w:val="0"/>
+                <w:caps w:val="0"/>
+                <w:color w:val="0F1115"/>
+                <w:spacing w:val="0"/>
+                <w:sz w:val="15"/>
+                <w:szCs w:val="15"/>
+              </w:rPr>
+            </w:pPr>
+            <w:r>
+              <w:rPr>
+                <w:rFonts w:hint="eastAsia" w:ascii="宋体" w:hAnsi="宋体" w:eastAsia="宋体" w:cs="宋体"/>
+                <w:i w:val="0"/>
+                <w:iCs w:val="0"/>
+                <w:caps w:val="0"/>
+                <w:color w:val="0F1115"/>
+                <w:spacing w:val="0"/>
+                <w:kern w:val="0"/>
+                <w:sz w:val="15"/>
+                <w:szCs w:val="15"/>
+                <w:lang w:val="en-US" w:eastAsia="zh-CN" w:bidi="ar"/>
+              </w:rPr>
+              <w:t>一技能冷却</w:t>
+            </w:r>
+          </w:p>
+        </w:tc>
+      </w:tr>
+      <w:tr>
+        <w:tblPrEx>
+          <w:tblBorders>
+            <w:top w:val="single" w:color="auto" w:sz="4" w:space="0"/>
+            <w:left w:val="single" w:color="auto" w:sz="4" w:space="0"/>
+            <w:bottom w:val="single" w:color="auto" w:sz="4" w:space="0"/>
+            <w:right w:val="single" w:color="auto" w:sz="4" w:space="0"/>
+            <w:insideH w:val="single" w:color="auto" w:sz="4" w:space="0"/>
+            <w:insideV w:val="single" w:color="auto" w:sz="4" w:space="0"/>
+          </w:tblBorders>
+          <w:tblCellMar>
+            <w:top w:w="15" w:type="dxa"/>
+            <w:left w:w="15" w:type="dxa"/>
+            <w:bottom w:w="15" w:type="dxa"/>
+            <w:right w:w="15" w:type="dxa"/>
+          </w:tblCellMar>
+        </w:tblPrEx>
+        <w:tc>
+          <w:tcPr>
+            <w:tcW w:w="1553" w:type="pct"/>
+            <w:shd w:val="clear" w:color="auto" w:fill="FFFFFF"/>
+            <w:tcMar>
+              <w:top w:w="100" w:type="dxa"/>
+              <w:left w:w="0" w:type="dxa"/>
+              <w:bottom w:w="100" w:type="dxa"/>
+              <w:right w:w="160" w:type="dxa"/>
+            </w:tcMar>
+            <w:vAlign w:val="center"/>
+          </w:tcPr>
+          <w:p>
+            <w:pPr>
+              <w:keepNext w:val="0"/>
+              <w:keepLines w:val="0"/>
+              <w:widowControl/>
+              <w:suppressLineNumbers w:val="0"/>
+              <w:spacing w:line="250" w:lineRule="atLeast"/>
+              <w:jc w:val="center"/>
+              <w:rPr>
+                <w:rFonts w:hint="eastAsia" w:ascii="宋体" w:hAnsi="宋体" w:eastAsia="宋体" w:cs="宋体"/>
+                <w:i w:val="0"/>
+                <w:iCs w:val="0"/>
+                <w:caps w:val="0"/>
+                <w:color w:val="0F1115"/>
+                <w:spacing w:val="0"/>
+                <w:sz w:val="15"/>
+                <w:szCs w:val="15"/>
+              </w:rPr>
+            </w:pPr>
+            <w:r>
+              <w:rPr>
+                <w:rFonts w:hint="eastAsia" w:ascii="宋体" w:hAnsi="宋体" w:eastAsia="宋体" w:cs="宋体"/>
+                <w:i w:val="0"/>
+                <w:iCs w:val="0"/>
+                <w:caps w:val="0"/>
+                <w:color w:val="0F1115"/>
+                <w:spacing w:val="0"/>
+                <w:kern w:val="0"/>
+                <w:sz w:val="15"/>
+                <w:szCs w:val="15"/>
+                <w:lang w:val="en-US" w:eastAsia="zh-CN" w:bidi="ar"/>
+              </w:rPr>
+              <w:t>SecondSkillCD</w:t>
+            </w:r>
+          </w:p>
+        </w:tc>
+        <w:tc>
+          <w:tcPr>
+            <w:tcW w:w="946" w:type="pct"/>
+            <w:shd w:val="clear" w:color="auto" w:fill="FFFFFF"/>
+            <w:tcMar>
+              <w:top w:w="100" w:type="dxa"/>
+              <w:left w:w="160" w:type="dxa"/>
+              <w:bottom w:w="100" w:type="dxa"/>
+              <w:right w:w="160" w:type="dxa"/>
+            </w:tcMar>
+            <w:vAlign w:val="center"/>
+          </w:tcPr>
+          <w:p>
+            <w:pPr>
+              <w:keepNext w:val="0"/>
+              <w:keepLines w:val="0"/>
+              <w:widowControl/>
+              <w:suppressLineNumbers w:val="0"/>
+              <w:spacing w:line="250" w:lineRule="atLeast"/>
+              <w:jc w:val="center"/>
+              <w:rPr>
+                <w:rFonts w:hint="eastAsia" w:ascii="宋体" w:hAnsi="宋体" w:eastAsia="宋体" w:cs="宋体"/>
+                <w:i w:val="0"/>
+                <w:iCs w:val="0"/>
+                <w:caps w:val="0"/>
+                <w:color w:val="0F1115"/>
+                <w:spacing w:val="0"/>
+                <w:sz w:val="15"/>
+                <w:szCs w:val="15"/>
+              </w:rPr>
+            </w:pPr>
+            <w:r>
+              <w:rPr>
+                <w:rFonts w:hint="eastAsia" w:ascii="宋体" w:hAnsi="宋体" w:eastAsia="宋体" w:cs="宋体"/>
+                <w:i w:val="0"/>
+                <w:iCs w:val="0"/>
+                <w:caps w:val="0"/>
+                <w:color w:val="0F1115"/>
+                <w:spacing w:val="0"/>
+                <w:kern w:val="0"/>
+                <w:sz w:val="15"/>
+                <w:szCs w:val="15"/>
+                <w:lang w:val="en-US" w:eastAsia="zh-CN" w:bidi="ar"/>
+              </w:rPr>
+              <w:t>float</w:t>
+            </w:r>
+          </w:p>
+        </w:tc>
+        <w:tc>
+          <w:tcPr>
+            <w:tcW w:w="1049" w:type="pct"/>
+            <w:shd w:val="clear" w:color="auto" w:fill="FFFFFF"/>
+            <w:tcMar>
+              <w:top w:w="100" w:type="dxa"/>
+              <w:left w:w="160" w:type="dxa"/>
+              <w:bottom w:w="100" w:type="dxa"/>
+              <w:right w:w="160" w:type="dxa"/>
+            </w:tcMar>
+            <w:vAlign w:val="center"/>
+          </w:tcPr>
+          <w:p>
+            <w:pPr>
+              <w:keepNext w:val="0"/>
+              <w:keepLines w:val="0"/>
+              <w:widowControl/>
+              <w:suppressLineNumbers w:val="0"/>
+              <w:spacing w:line="250" w:lineRule="atLeast"/>
+              <w:jc w:val="center"/>
+              <w:rPr>
+                <w:rFonts w:hint="eastAsia" w:ascii="宋体" w:hAnsi="宋体" w:eastAsia="宋体" w:cs="宋体"/>
+                <w:i w:val="0"/>
+                <w:iCs w:val="0"/>
+                <w:caps w:val="0"/>
+                <w:color w:val="0F1115"/>
+                <w:spacing w:val="0"/>
+                <w:sz w:val="15"/>
+                <w:szCs w:val="15"/>
+              </w:rPr>
+            </w:pPr>
+            <w:r>
+              <w:rPr>
+                <w:rFonts w:hint="eastAsia" w:ascii="宋体" w:hAnsi="宋体" w:eastAsia="宋体" w:cs="宋体"/>
+                <w:i w:val="0"/>
+                <w:iCs w:val="0"/>
+                <w:caps w:val="0"/>
+                <w:color w:val="0F1115"/>
+                <w:spacing w:val="0"/>
+                <w:kern w:val="0"/>
+                <w:sz w:val="15"/>
+                <w:szCs w:val="15"/>
+                <w:lang w:val="en-US" w:eastAsia="zh-CN" w:bidi="ar"/>
+              </w:rPr>
+              <w:t>12.0f</w:t>
+            </w:r>
+          </w:p>
+        </w:tc>
+        <w:tc>
+          <w:tcPr>
+            <w:tcW w:w="1450" w:type="pct"/>
+            <w:shd w:val="clear" w:color="auto" w:fill="FFFFFF"/>
+            <w:tcMar>
+              <w:top w:w="100" w:type="dxa"/>
+              <w:left w:w="160" w:type="dxa"/>
+              <w:bottom w:w="100" w:type="dxa"/>
+              <w:right w:w="0" w:type="dxa"/>
+            </w:tcMar>
+            <w:vAlign w:val="center"/>
+          </w:tcPr>
+          <w:p>
+            <w:pPr>
+              <w:keepNext w:val="0"/>
+              <w:keepLines w:val="0"/>
+              <w:widowControl/>
+              <w:suppressLineNumbers w:val="0"/>
+              <w:spacing w:line="250" w:lineRule="atLeast"/>
+              <w:jc w:val="center"/>
+              <w:rPr>
+                <w:rFonts w:hint="eastAsia" w:ascii="宋体" w:hAnsi="宋体" w:eastAsia="宋体" w:cs="宋体"/>
+                <w:i w:val="0"/>
+                <w:iCs w:val="0"/>
+                <w:caps w:val="0"/>
+                <w:color w:val="0F1115"/>
+                <w:spacing w:val="0"/>
+                <w:sz w:val="15"/>
+                <w:szCs w:val="15"/>
+              </w:rPr>
+            </w:pPr>
+            <w:r>
+              <w:rPr>
+                <w:rFonts w:hint="eastAsia" w:ascii="宋体" w:hAnsi="宋体" w:eastAsia="宋体" w:cs="宋体"/>
+                <w:i w:val="0"/>
+                <w:iCs w:val="0"/>
+                <w:caps w:val="0"/>
+                <w:color w:val="0F1115"/>
+                <w:spacing w:val="0"/>
+                <w:kern w:val="0"/>
+                <w:sz w:val="15"/>
+                <w:szCs w:val="15"/>
+                <w:lang w:val="en-US" w:eastAsia="zh-CN" w:bidi="ar"/>
+              </w:rPr>
+              <w:t>二技能冷却</w:t>
             </w:r>
           </w:p>
         </w:tc>
@@ -9993,10 +12290,9 @@
                 <w:kern w:val="0"/>
                 <w:sz w:val="15"/>
                 <w:szCs w:val="15"/>
-                <w:bdr w:val="none" w:color="auto" w:sz="0" w:space="0"/>
                 <w:lang w:val="en-US" w:eastAsia="zh-CN" w:bidi="ar"/>
               </w:rPr>
-              <w:t>Chakra</w:t>
+              <w:t>ScrollCD</w:t>
             </w:r>
           </w:p>
         </w:tc>
@@ -10042,10 +12338,9 @@
                 <w:kern w:val="0"/>
                 <w:sz w:val="15"/>
                 <w:szCs w:val="15"/>
-                <w:bdr w:val="none" w:color="auto" w:sz="0" w:space="0"/>
                 <w:lang w:val="en-US" w:eastAsia="zh-CN" w:bidi="ar"/>
               </w:rPr>
-              <w:t>int32</w:t>
+              <w:t>float</w:t>
             </w:r>
           </w:p>
         </w:tc>
@@ -10091,10 +12386,9 @@
                 <w:kern w:val="0"/>
                 <w:sz w:val="15"/>
                 <w:szCs w:val="15"/>
-                <w:bdr w:val="none" w:color="auto" w:sz="0" w:space="0"/>
                 <w:lang w:val="en-US" w:eastAsia="zh-CN" w:bidi="ar"/>
               </w:rPr>
-              <w:t>2</w:t>
+              <w:t>40.0f</w:t>
             </w:r>
           </w:p>
         </w:tc>
@@ -10140,224 +12434,9 @@
                 <w:kern w:val="0"/>
                 <w:sz w:val="15"/>
                 <w:szCs w:val="15"/>
-                <w:bdr w:val="none" w:color="auto" w:sz="0" w:space="0"/>
                 <w:lang w:val="en-US" w:eastAsia="zh-CN" w:bidi="ar"/>
               </w:rPr>
-              <w:t>初始查克拉</w:t>
-            </w:r>
-          </w:p>
-        </w:tc>
-      </w:tr>
-      <w:tr>
-        <w:tblPrEx>
-          <w:tblBorders>
-            <w:top w:val="single" w:color="auto" w:sz="4" w:space="0"/>
-            <w:left w:val="single" w:color="auto" w:sz="4" w:space="0"/>
-            <w:bottom w:val="single" w:color="auto" w:sz="4" w:space="0"/>
-            <w:right w:val="single" w:color="auto" w:sz="4" w:space="0"/>
-            <w:insideH w:val="single" w:color="auto" w:sz="4" w:space="0"/>
-            <w:insideV w:val="single" w:color="auto" w:sz="4" w:space="0"/>
-          </w:tblBorders>
-          <w:tblCellMar>
-            <w:top w:w="15" w:type="dxa"/>
-            <w:left w:w="15" w:type="dxa"/>
-            <w:bottom w:w="15" w:type="dxa"/>
-            <w:right w:w="15" w:type="dxa"/>
-          </w:tblCellMar>
-        </w:tblPrEx>
-        <w:tc>
-          <w:tcPr>
-            <w:tcW w:w="1553" w:type="pct"/>
-            <w:shd w:val="clear" w:color="auto" w:fill="FFFFFF"/>
-            <w:tcMar>
-              <w:top w:w="100" w:type="dxa"/>
-              <w:left w:w="0" w:type="dxa"/>
-              <w:bottom w:w="100" w:type="dxa"/>
-              <w:right w:w="160" w:type="dxa"/>
-            </w:tcMar>
-            <w:vAlign w:val="center"/>
-          </w:tcPr>
-          <w:p>
-            <w:pPr>
-              <w:keepNext w:val="0"/>
-              <w:keepLines w:val="0"/>
-              <w:widowControl/>
-              <w:suppressLineNumbers w:val="0"/>
-              <w:spacing w:line="250" w:lineRule="atLeast"/>
-              <w:jc w:val="center"/>
-              <w:rPr>
-                <w:rFonts w:hint="eastAsia" w:ascii="宋体" w:hAnsi="宋体" w:eastAsia="宋体" w:cs="宋体"/>
-                <w:i w:val="0"/>
-                <w:iCs w:val="0"/>
-                <w:caps w:val="0"/>
-                <w:color w:val="0F1115"/>
-                <w:spacing w:val="0"/>
-                <w:sz w:val="15"/>
-                <w:szCs w:val="15"/>
-              </w:rPr>
-            </w:pPr>
-            <w:r>
-              <w:rPr>
-                <w:rFonts w:hint="eastAsia" w:ascii="宋体" w:hAnsi="宋体" w:eastAsia="宋体" w:cs="宋体"/>
-                <w:i w:val="0"/>
-                <w:iCs w:val="0"/>
-                <w:caps w:val="0"/>
-                <w:color w:val="0F1115"/>
-                <w:spacing w:val="0"/>
-                <w:kern w:val="0"/>
-                <w:sz w:val="15"/>
-                <w:szCs w:val="15"/>
-                <w:bdr w:val="none" w:color="auto" w:sz="0" w:space="0"/>
-                <w:lang w:val="en-US" w:eastAsia="zh-CN" w:bidi="ar"/>
-              </w:rPr>
-              <w:t>EscapeCD</w:t>
-            </w:r>
-          </w:p>
-        </w:tc>
-        <w:tc>
-          <w:tcPr>
-            <w:tcW w:w="946" w:type="pct"/>
-            <w:shd w:val="clear" w:color="auto" w:fill="FFFFFF"/>
-            <w:tcMar>
-              <w:top w:w="100" w:type="dxa"/>
-              <w:left w:w="160" w:type="dxa"/>
-              <w:bottom w:w="100" w:type="dxa"/>
-              <w:right w:w="160" w:type="dxa"/>
-            </w:tcMar>
-            <w:vAlign w:val="center"/>
-          </w:tcPr>
-          <w:p>
-            <w:pPr>
-              <w:keepNext w:val="0"/>
-              <w:keepLines w:val="0"/>
-              <w:widowControl/>
-              <w:suppressLineNumbers w:val="0"/>
-              <w:spacing w:line="250" w:lineRule="atLeast"/>
-              <w:jc w:val="center"/>
-              <w:rPr>
-                <w:rFonts w:hint="eastAsia" w:ascii="宋体" w:hAnsi="宋体" w:eastAsia="宋体" w:cs="宋体"/>
-                <w:i w:val="0"/>
-                <w:iCs w:val="0"/>
-                <w:caps w:val="0"/>
-                <w:color w:val="0F1115"/>
-                <w:spacing w:val="0"/>
-                <w:sz w:val="15"/>
-                <w:szCs w:val="15"/>
-              </w:rPr>
-            </w:pPr>
-            <w:r>
-              <w:rPr>
-                <w:rFonts w:hint="eastAsia" w:ascii="宋体" w:hAnsi="宋体" w:eastAsia="宋体" w:cs="宋体"/>
-                <w:i w:val="0"/>
-                <w:iCs w:val="0"/>
-                <w:caps w:val="0"/>
-                <w:color w:val="0F1115"/>
-                <w:spacing w:val="0"/>
-                <w:kern w:val="0"/>
-                <w:sz w:val="15"/>
-                <w:szCs w:val="15"/>
-                <w:bdr w:val="none" w:color="auto" w:sz="0" w:space="0"/>
-                <w:lang w:val="en-US" w:eastAsia="zh-CN" w:bidi="ar"/>
-              </w:rPr>
-              <w:t>float</w:t>
-            </w:r>
-          </w:p>
-        </w:tc>
-        <w:tc>
-          <w:tcPr>
-            <w:tcW w:w="1049" w:type="pct"/>
-            <w:shd w:val="clear" w:color="auto" w:fill="FFFFFF"/>
-            <w:tcMar>
-              <w:top w:w="100" w:type="dxa"/>
-              <w:left w:w="160" w:type="dxa"/>
-              <w:bottom w:w="100" w:type="dxa"/>
-              <w:right w:w="160" w:type="dxa"/>
-            </w:tcMar>
-            <w:vAlign w:val="center"/>
-          </w:tcPr>
-          <w:p>
-            <w:pPr>
-              <w:keepNext w:val="0"/>
-              <w:keepLines w:val="0"/>
-              <w:widowControl/>
-              <w:suppressLineNumbers w:val="0"/>
-              <w:spacing w:line="250" w:lineRule="atLeast"/>
-              <w:jc w:val="center"/>
-              <w:rPr>
-                <w:rFonts w:hint="eastAsia" w:ascii="宋体" w:hAnsi="宋体" w:eastAsia="宋体" w:cs="宋体"/>
-                <w:i w:val="0"/>
-                <w:iCs w:val="0"/>
-                <w:caps w:val="0"/>
-                <w:color w:val="0F1115"/>
-                <w:spacing w:val="0"/>
-                <w:sz w:val="15"/>
-                <w:szCs w:val="15"/>
-              </w:rPr>
-            </w:pPr>
-            <w:r>
-              <w:rPr>
-                <w:rFonts w:hint="eastAsia" w:ascii="宋体" w:hAnsi="宋体" w:eastAsia="宋体" w:cs="宋体"/>
-                <w:i w:val="0"/>
-                <w:iCs w:val="0"/>
-                <w:caps w:val="0"/>
-                <w:color w:val="0F1115"/>
-                <w:spacing w:val="0"/>
-                <w:kern w:val="0"/>
-                <w:sz w:val="15"/>
-                <w:szCs w:val="15"/>
-                <w:bdr w:val="none" w:color="auto" w:sz="0" w:space="0"/>
-                <w:lang w:val="en-US" w:eastAsia="zh-CN" w:bidi="ar"/>
-              </w:rPr>
-              <w:t>15.0f</w:t>
-            </w:r>
-          </w:p>
-        </w:tc>
-        <w:tc>
-          <w:tcPr>
-            <w:tcW w:w="1450" w:type="pct"/>
-            <w:shd w:val="clear" w:color="auto" w:fill="FFFFFF"/>
-            <w:tcMar>
-              <w:top w:w="100" w:type="dxa"/>
-              <w:left w:w="160" w:type="dxa"/>
-              <w:bottom w:w="100" w:type="dxa"/>
-              <w:right w:w="0" w:type="dxa"/>
-            </w:tcMar>
-            <w:vAlign w:val="center"/>
-          </w:tcPr>
-          <w:p>
-            <w:pPr>
-              <w:keepNext w:val="0"/>
-              <w:keepLines w:val="0"/>
-              <w:widowControl/>
-              <w:suppressLineNumbers w:val="0"/>
-              <w:spacing w:line="250" w:lineRule="atLeast"/>
-              <w:jc w:val="center"/>
-              <w:rPr>
-                <w:rFonts w:hint="eastAsia" w:ascii="宋体" w:hAnsi="宋体" w:eastAsia="宋体" w:cs="宋体"/>
-                <w:i w:val="0"/>
-                <w:iCs w:val="0"/>
-                <w:caps w:val="0"/>
-                <w:color w:val="0F1115"/>
-                <w:spacing w:val="0"/>
-                <w:sz w:val="15"/>
-                <w:szCs w:val="15"/>
-              </w:rPr>
-            </w:pPr>
-            <w:r>
-              <w:rPr>
-                <w:rFonts w:hint="eastAsia" w:ascii="宋体" w:hAnsi="宋体" w:eastAsia="宋体" w:cs="宋体"/>
-                <w:i w:val="0"/>
-                <w:iCs w:val="0"/>
-                <w:caps w:val="0"/>
-                <w:color w:val="0F1115"/>
-                <w:spacing w:val="0"/>
-                <w:kern w:val="0"/>
-                <w:sz w:val="15"/>
-                <w:szCs w:val="15"/>
-                <w:bdr w:val="none" w:color="auto" w:sz="0" w:space="0"/>
-                <w:lang w:val="en-US" w:eastAsia="zh-CN" w:bidi="ar"/>
-              </w:rPr>
-              <w:t>替身冷却时间</w:t>
+              <w:t>秘卷冷却</w:t>
             </w:r>
           </w:p>
         </w:tc>
@@ -10422,10 +12501,9 @@
                 <w:kern w:val="0"/>
                 <w:sz w:val="15"/>
                 <w:szCs w:val="15"/>
-                <w:bdr w:val="none" w:color="auto" w:sz="0" w:space="0"/>
                 <w:lang w:val="en-US" w:eastAsia="zh-CN" w:bidi="ar"/>
               </w:rPr>
-              <w:t>FirstSkillCD</w:t>
+              <w:t>SummonCD</w:t>
             </w:r>
           </w:p>
         </w:tc>
@@ -10471,7 +12549,6 @@
                 <w:kern w:val="0"/>
                 <w:sz w:val="15"/>
                 <w:szCs w:val="15"/>
-                <w:bdr w:val="none" w:color="auto" w:sz="0" w:space="0"/>
                 <w:lang w:val="en-US" w:eastAsia="zh-CN" w:bidi="ar"/>
               </w:rPr>
               <w:t>float</w:t>
@@ -10520,10 +12597,9 @@
                 <w:kern w:val="0"/>
                 <w:sz w:val="15"/>
                 <w:szCs w:val="15"/>
-                <w:bdr w:val="none" w:color="auto" w:sz="0" w:space="0"/>
                 <w:lang w:val="en-US" w:eastAsia="zh-CN" w:bidi="ar"/>
               </w:rPr>
-              <w:t>10.0f</w:t>
+              <w:t>200.0f</w:t>
             </w:r>
           </w:p>
         </w:tc>
@@ -10569,10 +12645,1574 @@
                 <w:kern w:val="0"/>
                 <w:sz w:val="15"/>
                 <w:szCs w:val="15"/>
+                <w:lang w:val="en-US" w:eastAsia="zh-CN" w:bidi="ar"/>
+              </w:rPr>
+              <w:t>通灵冷却</w:t>
+            </w:r>
+          </w:p>
+        </w:tc>
+      </w:tr>
+    </w:tbl>
+    <w:p>
+      <w:pPr>
+        <w:ind w:firstLine="420" w:firstLineChars="0"/>
+        <w:rPr>
+          <w:rFonts w:hint="default" w:ascii="宋体" w:hAnsi="宋体" w:eastAsia="宋体" w:cs="宋体"/>
+          <w:sz w:val="24"/>
+          <w:szCs w:val="24"/>
+          <w:lang w:val="en-US" w:eastAsia="zh-CN"/>
+        </w:rPr>
+      </w:pPr>
+    </w:p>
+    <w:p>
+      <w:pPr>
+        <w:ind w:firstLine="420" w:firstLineChars="0"/>
+        <w:rPr>
+          <w:rFonts w:hint="default" w:ascii="宋体" w:hAnsi="宋体" w:eastAsia="宋体" w:cs="宋体"/>
+          <w:sz w:val="24"/>
+          <w:szCs w:val="24"/>
+          <w:lang w:val="en-US" w:eastAsia="zh-CN"/>
+        </w:rPr>
+      </w:pPr>
+    </w:p>
+    <w:p>
+      <w:pPr>
+        <w:rPr>
+          <w:rFonts w:hint="default" w:ascii="宋体" w:hAnsi="宋体" w:eastAsia="宋体" w:cs="宋体"/>
+          <w:sz w:val="24"/>
+          <w:szCs w:val="24"/>
+          <w:lang w:val="en-US" w:eastAsia="zh-CN"/>
+        </w:rPr>
+      </w:pPr>
+    </w:p>
+    <w:p>
+      <w:pPr>
+        <w:outlineLvl w:val="2"/>
+        <w:rPr>
+          <w:rFonts w:hint="eastAsia" w:ascii="宋体" w:hAnsi="宋体" w:eastAsia="宋体" w:cs="宋体"/>
+          <w:sz w:val="28"/>
+          <w:szCs w:val="28"/>
+          <w:lang w:val="en-US" w:eastAsia="zh-CN"/>
+        </w:rPr>
+      </w:pPr>
+      <w:r>
+        <w:rPr>
+          <w:rFonts w:hint="eastAsia" w:ascii="宋体" w:hAnsi="宋体" w:eastAsia="宋体" w:cs="宋体"/>
+          <w:sz w:val="28"/>
+          <w:szCs w:val="28"/>
+          <w:lang w:val="en-US" w:eastAsia="zh-CN"/>
+        </w:rPr>
+        <w:t>4.4.2.移动范围限制</w:t>
+      </w:r>
+    </w:p>
+    <w:p>
+      <w:pPr>
+        <w:ind w:firstLine="420" w:firstLineChars="0"/>
+        <w:rPr>
+          <w:rFonts w:hint="eastAsia" w:ascii="宋体" w:hAnsi="宋体" w:eastAsia="宋体" w:cs="宋体"/>
+          <w:sz w:val="15"/>
+          <w:szCs w:val="15"/>
+          <w:lang w:val="en-US" w:eastAsia="zh-CN"/>
+        </w:rPr>
+      </w:pPr>
+      <w:r>
+        <w:rPr>
+          <w:rFonts w:hint="eastAsia" w:ascii="宋体" w:hAnsi="宋体" w:eastAsia="宋体" w:cs="宋体"/>
+          <w:sz w:val="15"/>
+          <w:szCs w:val="15"/>
+          <w:lang w:val="en-US" w:eastAsia="zh-CN"/>
+        </w:rPr>
+        <w:t>// 可移动区域边界</w:t>
+      </w:r>
+    </w:p>
+    <w:p>
+      <w:pPr>
+        <w:ind w:firstLine="420" w:firstLineChars="0"/>
+        <w:rPr>
+          <w:rFonts w:hint="eastAsia" w:ascii="宋体" w:hAnsi="宋体" w:eastAsia="宋体" w:cs="宋体"/>
+          <w:sz w:val="15"/>
+          <w:szCs w:val="15"/>
+          <w:lang w:val="en-US" w:eastAsia="zh-CN"/>
+        </w:rPr>
+      </w:pPr>
+      <w:r>
+        <w:rPr>
+          <w:rFonts w:hint="eastAsia" w:ascii="宋体" w:hAnsi="宋体" w:eastAsia="宋体" w:cs="宋体"/>
+          <w:sz w:val="15"/>
+          <w:szCs w:val="15"/>
+          <w:lang w:val="en-US" w:eastAsia="zh-CN"/>
+        </w:rPr>
+        <w:t>MaxLocation = FVector(800.f, 280.f, 0.f);</w:t>
+      </w:r>
+    </w:p>
+    <w:p>
+      <w:pPr>
+        <w:ind w:firstLine="420" w:firstLineChars="0"/>
+        <w:rPr>
+          <w:rFonts w:hint="eastAsia" w:ascii="宋体" w:hAnsi="宋体" w:eastAsia="宋体" w:cs="宋体"/>
+          <w:sz w:val="15"/>
+          <w:szCs w:val="15"/>
+          <w:lang w:val="en-US" w:eastAsia="zh-CN"/>
+        </w:rPr>
+      </w:pPr>
+      <w:r>
+        <w:rPr>
+          <w:rFonts w:hint="eastAsia" w:ascii="宋体" w:hAnsi="宋体" w:eastAsia="宋体" w:cs="宋体"/>
+          <w:sz w:val="15"/>
+          <w:szCs w:val="15"/>
+          <w:lang w:val="en-US" w:eastAsia="zh-CN"/>
+        </w:rPr>
+        <w:t>MinLocation = FVector(-800.f, 80.f, 0.f);</w:t>
+      </w:r>
+    </w:p>
+    <w:p>
+      <w:pPr>
+        <w:rPr>
+          <w:rFonts w:hint="eastAsia" w:ascii="宋体" w:hAnsi="宋体" w:eastAsia="宋体" w:cs="宋体"/>
+          <w:sz w:val="28"/>
+          <w:szCs w:val="28"/>
+          <w:lang w:val="en-US" w:eastAsia="zh-CN"/>
+        </w:rPr>
+      </w:pPr>
+    </w:p>
+    <w:p>
+      <w:pPr>
+        <w:outlineLvl w:val="2"/>
+        <w:rPr>
+          <w:rFonts w:hint="eastAsia" w:ascii="宋体" w:hAnsi="宋体" w:eastAsia="宋体" w:cs="宋体"/>
+          <w:sz w:val="28"/>
+          <w:szCs w:val="28"/>
+          <w:lang w:val="en-US" w:eastAsia="zh-CN"/>
+        </w:rPr>
+      </w:pPr>
+      <w:r>
+        <w:rPr>
+          <w:rFonts w:hint="eastAsia" w:ascii="宋体" w:hAnsi="宋体" w:eastAsia="宋体" w:cs="宋体"/>
+          <w:sz w:val="28"/>
+          <w:szCs w:val="28"/>
+          <w:lang w:val="en-US" w:eastAsia="zh-CN"/>
+        </w:rPr>
+        <w:t>4.4.3.攻击类型</w:t>
+      </w:r>
+    </w:p>
+    <w:p>
+      <w:pPr>
+        <w:ind w:firstLine="420" w:firstLineChars="0"/>
+        <w:rPr>
+          <w:rFonts w:hint="eastAsia" w:ascii="宋体" w:hAnsi="宋体" w:eastAsia="宋体" w:cs="宋体"/>
+          <w:sz w:val="15"/>
+          <w:szCs w:val="15"/>
+          <w:lang w:val="en-US" w:eastAsia="zh-CN"/>
+        </w:rPr>
+      </w:pPr>
+      <w:r>
+        <w:rPr>
+          <w:rFonts w:hint="eastAsia" w:ascii="宋体" w:hAnsi="宋体" w:eastAsia="宋体" w:cs="宋体"/>
+          <w:sz w:val="15"/>
+          <w:szCs w:val="15"/>
+          <w:lang w:val="en-US" w:eastAsia="zh-CN"/>
+        </w:rPr>
+        <w:t>enum class EAttackType : uint8</w:t>
+      </w:r>
+    </w:p>
+    <w:p>
+      <w:pPr>
+        <w:ind w:firstLine="420" w:firstLineChars="0"/>
+        <w:rPr>
+          <w:rFonts w:hint="eastAsia" w:ascii="宋体" w:hAnsi="宋体" w:eastAsia="宋体" w:cs="宋体"/>
+          <w:sz w:val="15"/>
+          <w:szCs w:val="15"/>
+          <w:lang w:val="en-US" w:eastAsia="zh-CN"/>
+        </w:rPr>
+      </w:pPr>
+      <w:r>
+        <w:rPr>
+          <w:rFonts w:hint="eastAsia" w:ascii="宋体" w:hAnsi="宋体" w:eastAsia="宋体" w:cs="宋体"/>
+          <w:sz w:val="15"/>
+          <w:szCs w:val="15"/>
+          <w:lang w:val="en-US" w:eastAsia="zh-CN"/>
+        </w:rPr>
+        <w:t>{</w:t>
+      </w:r>
+    </w:p>
+    <w:p>
+      <w:pPr>
+        <w:ind w:firstLine="420" w:firstLineChars="0"/>
+        <w:rPr>
+          <w:rFonts w:hint="eastAsia" w:ascii="宋体" w:hAnsi="宋体" w:eastAsia="宋体" w:cs="宋体"/>
+          <w:sz w:val="15"/>
+          <w:szCs w:val="15"/>
+          <w:lang w:val="en-US" w:eastAsia="zh-CN"/>
+        </w:rPr>
+      </w:pPr>
+      <w:r>
+        <w:rPr>
+          <w:rFonts w:hint="eastAsia" w:ascii="宋体" w:hAnsi="宋体" w:eastAsia="宋体" w:cs="宋体"/>
+          <w:sz w:val="15"/>
+          <w:szCs w:val="15"/>
+          <w:lang w:val="en-US" w:eastAsia="zh-CN"/>
+        </w:rPr>
+        <w:t xml:space="preserve">    Push,   // 平推 - 造成僵直</w:t>
+      </w:r>
+    </w:p>
+    <w:p>
+      <w:pPr>
+        <w:ind w:firstLine="420" w:firstLineChars="0"/>
+        <w:rPr>
+          <w:rFonts w:hint="eastAsia" w:ascii="宋体" w:hAnsi="宋体" w:eastAsia="宋体" w:cs="宋体"/>
+          <w:sz w:val="15"/>
+          <w:szCs w:val="15"/>
+          <w:lang w:val="en-US" w:eastAsia="zh-CN"/>
+        </w:rPr>
+      </w:pPr>
+      <w:r>
+        <w:rPr>
+          <w:rFonts w:hint="eastAsia" w:ascii="宋体" w:hAnsi="宋体" w:eastAsia="宋体" w:cs="宋体"/>
+          <w:sz w:val="15"/>
+          <w:szCs w:val="15"/>
+          <w:lang w:val="en-US" w:eastAsia="zh-CN"/>
+        </w:rPr>
+        <w:t xml:space="preserve">    Launch, // 击飞 - 造成浮空</w:t>
+      </w:r>
+    </w:p>
+    <w:p>
+      <w:pPr>
+        <w:ind w:firstLine="420" w:firstLineChars="0"/>
+        <w:rPr>
+          <w:rFonts w:hint="eastAsia" w:ascii="宋体" w:hAnsi="宋体" w:eastAsia="宋体" w:cs="宋体"/>
+          <w:sz w:val="15"/>
+          <w:szCs w:val="15"/>
+          <w:lang w:val="en-US" w:eastAsia="zh-CN"/>
+        </w:rPr>
+      </w:pPr>
+      <w:r>
+        <w:rPr>
+          <w:rFonts w:hint="eastAsia" w:ascii="宋体" w:hAnsi="宋体" w:eastAsia="宋体" w:cs="宋体"/>
+          <w:sz w:val="15"/>
+          <w:szCs w:val="15"/>
+          <w:lang w:val="en-US" w:eastAsia="zh-CN"/>
+        </w:rPr>
+        <w:t xml:space="preserve">    Grab    // 抓取 - 锁定位置</w:t>
+      </w:r>
+    </w:p>
+    <w:p>
+      <w:pPr>
+        <w:ind w:firstLine="420" w:firstLineChars="0"/>
+        <w:rPr>
+          <w:rFonts w:hint="eastAsia" w:ascii="宋体" w:hAnsi="宋体" w:eastAsia="宋体" w:cs="宋体"/>
+          <w:sz w:val="15"/>
+          <w:szCs w:val="15"/>
+          <w:lang w:val="en-US" w:eastAsia="zh-CN"/>
+        </w:rPr>
+      </w:pPr>
+      <w:r>
+        <w:rPr>
+          <w:rFonts w:hint="eastAsia" w:ascii="宋体" w:hAnsi="宋体" w:eastAsia="宋体" w:cs="宋体"/>
+          <w:sz w:val="15"/>
+          <w:szCs w:val="15"/>
+          <w:lang w:val="en-US" w:eastAsia="zh-CN"/>
+        </w:rPr>
+        <w:t>};</w:t>
+      </w:r>
+    </w:p>
+    <w:p>
+      <w:pPr>
+        <w:rPr>
+          <w:rFonts w:hint="eastAsia" w:ascii="宋体" w:hAnsi="宋体" w:eastAsia="宋体" w:cs="宋体"/>
+          <w:sz w:val="28"/>
+          <w:szCs w:val="28"/>
+          <w:lang w:val="en-US" w:eastAsia="zh-CN"/>
+        </w:rPr>
+      </w:pPr>
+    </w:p>
+    <w:p>
+      <w:pPr>
+        <w:outlineLvl w:val="2"/>
+        <w:rPr>
+          <w:rFonts w:hint="eastAsia" w:ascii="宋体" w:hAnsi="宋体" w:eastAsia="宋体" w:cs="宋体"/>
+          <w:sz w:val="28"/>
+          <w:szCs w:val="28"/>
+          <w:lang w:val="en-US" w:eastAsia="zh-CN"/>
+        </w:rPr>
+      </w:pPr>
+      <w:r>
+        <w:rPr>
+          <w:rFonts w:hint="eastAsia" w:ascii="宋体" w:hAnsi="宋体" w:eastAsia="宋体" w:cs="宋体"/>
+          <w:sz w:val="28"/>
+          <w:szCs w:val="28"/>
+          <w:lang w:val="en-US" w:eastAsia="zh-CN"/>
+        </w:rPr>
+        <w:t>4.4.4.保护机制</w:t>
+      </w:r>
+    </w:p>
+    <w:tbl>
+      <w:tblPr>
+        <w:tblW w:w="4999" w:type="pct"/>
+        <w:tblInd w:w="0" w:type="dxa"/>
+        <w:tblBorders>
+          <w:top w:val="none" w:color="auto" w:sz="0" w:space="0"/>
+          <w:left w:val="none" w:color="auto" w:sz="0" w:space="0"/>
+          <w:bottom w:val="none" w:color="auto" w:sz="0" w:space="0"/>
+          <w:right w:val="none" w:color="auto" w:sz="0" w:space="0"/>
+          <w:insideH w:val="none" w:color="auto" w:sz="0" w:space="0"/>
+          <w:insideV w:val="none" w:color="auto" w:sz="0" w:space="0"/>
+        </w:tblBorders>
+        <w:shd w:val="clear" w:color="auto" w:fill="FFFFFF"/>
+        <w:tblLayout w:type="autofit"/>
+        <w:tblCellMar>
+          <w:top w:w="15" w:type="dxa"/>
+          <w:left w:w="15" w:type="dxa"/>
+          <w:bottom w:w="15" w:type="dxa"/>
+          <w:right w:w="15" w:type="dxa"/>
+        </w:tblCellMar>
+      </w:tblPr>
+      <w:tblGrid>
+        <w:gridCol w:w="1910"/>
+        <w:gridCol w:w="2689"/>
+        <w:gridCol w:w="2313"/>
+        <w:gridCol w:w="1557"/>
+      </w:tblGrid>
+      <w:tr>
+        <w:tblPrEx>
+          <w:tblBorders>
+            <w:top w:val="none" w:color="auto" w:sz="0" w:space="0"/>
+            <w:left w:val="none" w:color="auto" w:sz="0" w:space="0"/>
+            <w:bottom w:val="none" w:color="auto" w:sz="0" w:space="0"/>
+            <w:right w:val="none" w:color="auto" w:sz="0" w:space="0"/>
+            <w:insideH w:val="none" w:color="auto" w:sz="0" w:space="0"/>
+            <w:insideV w:val="none" w:color="auto" w:sz="0" w:space="0"/>
+          </w:tblBorders>
+          <w:tblCellMar>
+            <w:top w:w="15" w:type="dxa"/>
+            <w:left w:w="15" w:type="dxa"/>
+            <w:bottom w:w="15" w:type="dxa"/>
+            <w:right w:w="15" w:type="dxa"/>
+          </w:tblCellMar>
+        </w:tblPrEx>
+        <w:trPr>
+          <w:tblHeader/>
+        </w:trPr>
+        <w:tc>
+          <w:tcPr>
+            <w:tcW w:w="1127" w:type="pct"/>
+            <w:tcBorders>
+              <w:top w:val="single" w:color="auto" w:sz="4" w:space="0"/>
+              <w:left w:val="single" w:color="auto" w:sz="4" w:space="0"/>
+              <w:bottom w:val="single" w:color="auto" w:sz="4" w:space="0"/>
+              <w:right w:val="single" w:color="auto" w:sz="4" w:space="0"/>
+            </w:tcBorders>
+            <w:shd w:val="clear" w:color="auto" w:fill="FFFFFF"/>
+            <w:tcMar>
+              <w:top w:w="100" w:type="dxa"/>
+              <w:left w:w="0" w:type="dxa"/>
+              <w:bottom w:w="100" w:type="dxa"/>
+              <w:right w:w="160" w:type="dxa"/>
+            </w:tcMar>
+            <w:vAlign w:val="center"/>
+          </w:tcPr>
+          <w:p>
+            <w:pPr>
+              <w:keepNext w:val="0"/>
+              <w:keepLines w:val="0"/>
+              <w:widowControl/>
+              <w:suppressLineNumbers w:val="0"/>
+              <w:spacing w:line="250" w:lineRule="atLeast"/>
+              <w:jc w:val="center"/>
+              <w:rPr>
+                <w:rFonts w:hint="eastAsia" w:ascii="宋体" w:hAnsi="宋体" w:eastAsia="宋体" w:cs="宋体"/>
+                <w:i w:val="0"/>
+                <w:iCs w:val="0"/>
+                <w:caps w:val="0"/>
+                <w:color w:val="0F1115"/>
+                <w:spacing w:val="0"/>
+                <w:sz w:val="15"/>
+                <w:szCs w:val="15"/>
+              </w:rPr>
+            </w:pPr>
+            <w:r>
+              <w:rPr>
+                <w:rFonts w:hint="eastAsia" w:ascii="宋体" w:hAnsi="宋体" w:eastAsia="宋体" w:cs="宋体"/>
+                <w:i w:val="0"/>
+                <w:iCs w:val="0"/>
+                <w:caps w:val="0"/>
+                <w:color w:val="0F1115"/>
+                <w:spacing w:val="0"/>
+                <w:kern w:val="0"/>
+                <w:sz w:val="15"/>
+                <w:szCs w:val="15"/>
                 <w:bdr w:val="none" w:color="auto" w:sz="0" w:space="0"/>
                 <w:lang w:val="en-US" w:eastAsia="zh-CN" w:bidi="ar"/>
               </w:rPr>
-              <w:t>一技能冷却</w:t>
+              <w:t>保护类型</w:t>
+            </w:r>
+          </w:p>
+        </w:tc>
+        <w:tc>
+          <w:tcPr>
+            <w:tcW w:w="1587" w:type="pct"/>
+            <w:tcBorders>
+              <w:top w:val="single" w:color="auto" w:sz="4" w:space="0"/>
+              <w:left w:val="single" w:color="auto" w:sz="4" w:space="0"/>
+              <w:bottom w:val="single" w:color="auto" w:sz="4" w:space="0"/>
+              <w:right w:val="single" w:color="auto" w:sz="4" w:space="0"/>
+            </w:tcBorders>
+            <w:shd w:val="clear" w:color="auto" w:fill="FFFFFF"/>
+            <w:tcMar>
+              <w:top w:w="100" w:type="dxa"/>
+              <w:left w:w="160" w:type="dxa"/>
+              <w:bottom w:w="100" w:type="dxa"/>
+              <w:right w:w="160" w:type="dxa"/>
+            </w:tcMar>
+            <w:vAlign w:val="center"/>
+          </w:tcPr>
+          <w:p>
+            <w:pPr>
+              <w:keepNext w:val="0"/>
+              <w:keepLines w:val="0"/>
+              <w:widowControl/>
+              <w:suppressLineNumbers w:val="0"/>
+              <w:spacing w:line="250" w:lineRule="atLeast"/>
+              <w:jc w:val="center"/>
+              <w:rPr>
+                <w:rFonts w:hint="eastAsia" w:ascii="宋体" w:hAnsi="宋体" w:eastAsia="宋体" w:cs="宋体"/>
+                <w:i w:val="0"/>
+                <w:iCs w:val="0"/>
+                <w:caps w:val="0"/>
+                <w:color w:val="0F1115"/>
+                <w:spacing w:val="0"/>
+                <w:sz w:val="15"/>
+                <w:szCs w:val="15"/>
+              </w:rPr>
+            </w:pPr>
+            <w:r>
+              <w:rPr>
+                <w:rFonts w:hint="eastAsia" w:ascii="宋体" w:hAnsi="宋体" w:eastAsia="宋体" w:cs="宋体"/>
+                <w:i w:val="0"/>
+                <w:iCs w:val="0"/>
+                <w:caps w:val="0"/>
+                <w:color w:val="0F1115"/>
+                <w:spacing w:val="0"/>
+                <w:kern w:val="0"/>
+                <w:sz w:val="15"/>
+                <w:szCs w:val="15"/>
+                <w:bdr w:val="none" w:color="auto" w:sz="0" w:space="0"/>
+                <w:lang w:val="en-US" w:eastAsia="zh-CN" w:bidi="ar"/>
+              </w:rPr>
+              <w:t>触发条件</w:t>
+            </w:r>
+          </w:p>
+        </w:tc>
+        <w:tc>
+          <w:tcPr>
+            <w:tcW w:w="1365" w:type="pct"/>
+            <w:tcBorders>
+              <w:top w:val="single" w:color="auto" w:sz="4" w:space="0"/>
+              <w:left w:val="single" w:color="auto" w:sz="4" w:space="0"/>
+              <w:bottom w:val="single" w:color="auto" w:sz="4" w:space="0"/>
+              <w:right w:val="single" w:color="auto" w:sz="4" w:space="0"/>
+            </w:tcBorders>
+            <w:shd w:val="clear" w:color="auto" w:fill="FFFFFF"/>
+            <w:tcMar>
+              <w:top w:w="100" w:type="dxa"/>
+              <w:left w:w="160" w:type="dxa"/>
+              <w:bottom w:w="100" w:type="dxa"/>
+              <w:right w:w="160" w:type="dxa"/>
+            </w:tcMar>
+            <w:vAlign w:val="center"/>
+          </w:tcPr>
+          <w:p>
+            <w:pPr>
+              <w:keepNext w:val="0"/>
+              <w:keepLines w:val="0"/>
+              <w:widowControl/>
+              <w:suppressLineNumbers w:val="0"/>
+              <w:spacing w:line="250" w:lineRule="atLeast"/>
+              <w:jc w:val="center"/>
+              <w:rPr>
+                <w:rFonts w:hint="eastAsia" w:ascii="宋体" w:hAnsi="宋体" w:eastAsia="宋体" w:cs="宋体"/>
+                <w:i w:val="0"/>
+                <w:iCs w:val="0"/>
+                <w:caps w:val="0"/>
+                <w:color w:val="0F1115"/>
+                <w:spacing w:val="0"/>
+                <w:sz w:val="15"/>
+                <w:szCs w:val="15"/>
+              </w:rPr>
+            </w:pPr>
+            <w:r>
+              <w:rPr>
+                <w:rFonts w:hint="eastAsia" w:ascii="宋体" w:hAnsi="宋体" w:eastAsia="宋体" w:cs="宋体"/>
+                <w:i w:val="0"/>
+                <w:iCs w:val="0"/>
+                <w:caps w:val="0"/>
+                <w:color w:val="0F1115"/>
+                <w:spacing w:val="0"/>
+                <w:kern w:val="0"/>
+                <w:sz w:val="15"/>
+                <w:szCs w:val="15"/>
+                <w:bdr w:val="none" w:color="auto" w:sz="0" w:space="0"/>
+                <w:lang w:val="en-US" w:eastAsia="zh-CN" w:bidi="ar"/>
+              </w:rPr>
+              <w:t>持续时间</w:t>
+            </w:r>
+          </w:p>
+        </w:tc>
+        <w:tc>
+          <w:tcPr>
+            <w:tcW w:w="919" w:type="pct"/>
+            <w:tcBorders>
+              <w:top w:val="single" w:color="auto" w:sz="4" w:space="0"/>
+              <w:left w:val="single" w:color="auto" w:sz="4" w:space="0"/>
+              <w:bottom w:val="single" w:color="auto" w:sz="4" w:space="0"/>
+              <w:right w:val="single" w:color="auto" w:sz="4" w:space="0"/>
+            </w:tcBorders>
+            <w:shd w:val="clear" w:color="auto" w:fill="FFFFFF"/>
+            <w:tcMar>
+              <w:top w:w="100" w:type="dxa"/>
+              <w:left w:w="160" w:type="dxa"/>
+              <w:bottom w:w="100" w:type="dxa"/>
+              <w:right w:w="160" w:type="dxa"/>
+            </w:tcMar>
+            <w:vAlign w:val="center"/>
+          </w:tcPr>
+          <w:p>
+            <w:pPr>
+              <w:keepNext w:val="0"/>
+              <w:keepLines w:val="0"/>
+              <w:widowControl/>
+              <w:suppressLineNumbers w:val="0"/>
+              <w:spacing w:line="250" w:lineRule="atLeast"/>
+              <w:jc w:val="center"/>
+              <w:rPr>
+                <w:rFonts w:hint="eastAsia" w:ascii="宋体" w:hAnsi="宋体" w:eastAsia="宋体" w:cs="宋体"/>
+                <w:i w:val="0"/>
+                <w:iCs w:val="0"/>
+                <w:caps w:val="0"/>
+                <w:color w:val="0F1115"/>
+                <w:spacing w:val="0"/>
+                <w:sz w:val="15"/>
+                <w:szCs w:val="15"/>
+              </w:rPr>
+            </w:pPr>
+            <w:r>
+              <w:rPr>
+                <w:rFonts w:hint="eastAsia" w:ascii="宋体" w:hAnsi="宋体" w:eastAsia="宋体" w:cs="宋体"/>
+                <w:i w:val="0"/>
+                <w:iCs w:val="0"/>
+                <w:caps w:val="0"/>
+                <w:color w:val="0F1115"/>
+                <w:spacing w:val="0"/>
+                <w:kern w:val="0"/>
+                <w:sz w:val="15"/>
+                <w:szCs w:val="15"/>
+                <w:bdr w:val="none" w:color="auto" w:sz="0" w:space="0"/>
+                <w:lang w:val="en-US" w:eastAsia="zh-CN" w:bidi="ar"/>
+              </w:rPr>
+              <w:t>效果</w:t>
+            </w:r>
+          </w:p>
+        </w:tc>
+      </w:tr>
+      <w:tr>
+        <w:tblPrEx>
+          <w:tblBorders>
+            <w:top w:val="none" w:color="auto" w:sz="0" w:space="0"/>
+            <w:left w:val="none" w:color="auto" w:sz="0" w:space="0"/>
+            <w:bottom w:val="none" w:color="auto" w:sz="0" w:space="0"/>
+            <w:right w:val="none" w:color="auto" w:sz="0" w:space="0"/>
+            <w:insideH w:val="none" w:color="auto" w:sz="0" w:space="0"/>
+            <w:insideV w:val="none" w:color="auto" w:sz="0" w:space="0"/>
+          </w:tblBorders>
+          <w:tblCellMar>
+            <w:top w:w="15" w:type="dxa"/>
+            <w:left w:w="15" w:type="dxa"/>
+            <w:bottom w:w="15" w:type="dxa"/>
+            <w:right w:w="15" w:type="dxa"/>
+          </w:tblCellMar>
+        </w:tblPrEx>
+        <w:tc>
+          <w:tcPr>
+            <w:tcW w:w="1127" w:type="pct"/>
+            <w:tcBorders>
+              <w:top w:val="single" w:color="auto" w:sz="4" w:space="0"/>
+              <w:left w:val="single" w:color="auto" w:sz="4" w:space="0"/>
+              <w:bottom w:val="single" w:color="auto" w:sz="4" w:space="0"/>
+              <w:right w:val="single" w:color="auto" w:sz="4" w:space="0"/>
+            </w:tcBorders>
+            <w:shd w:val="clear" w:color="auto" w:fill="FFFFFF"/>
+            <w:tcMar>
+              <w:top w:w="100" w:type="dxa"/>
+              <w:left w:w="0" w:type="dxa"/>
+              <w:bottom w:w="100" w:type="dxa"/>
+              <w:right w:w="160" w:type="dxa"/>
+            </w:tcMar>
+            <w:vAlign w:val="center"/>
+          </w:tcPr>
+          <w:p>
+            <w:pPr>
+              <w:keepNext w:val="0"/>
+              <w:keepLines w:val="0"/>
+              <w:widowControl/>
+              <w:suppressLineNumbers w:val="0"/>
+              <w:spacing w:line="250" w:lineRule="atLeast"/>
+              <w:jc w:val="center"/>
+              <w:rPr>
+                <w:rFonts w:hint="eastAsia" w:ascii="宋体" w:hAnsi="宋体" w:eastAsia="宋体" w:cs="宋体"/>
+                <w:i w:val="0"/>
+                <w:iCs w:val="0"/>
+                <w:caps w:val="0"/>
+                <w:color w:val="0F1115"/>
+                <w:spacing w:val="0"/>
+                <w:sz w:val="15"/>
+                <w:szCs w:val="15"/>
+              </w:rPr>
+            </w:pPr>
+            <w:r>
+              <w:rPr>
+                <w:rFonts w:hint="eastAsia" w:ascii="宋体" w:hAnsi="宋体" w:eastAsia="宋体" w:cs="宋体"/>
+                <w:i w:val="0"/>
+                <w:iCs w:val="0"/>
+                <w:caps w:val="0"/>
+                <w:color w:val="0F1115"/>
+                <w:spacing w:val="0"/>
+                <w:kern w:val="0"/>
+                <w:sz w:val="15"/>
+                <w:szCs w:val="15"/>
+                <w:bdr w:val="none" w:color="auto" w:sz="0" w:space="0"/>
+                <w:lang w:val="en-US" w:eastAsia="zh-CN" w:bidi="ar"/>
+              </w:rPr>
+              <w:t>替身保护</w:t>
+            </w:r>
+          </w:p>
+        </w:tc>
+        <w:tc>
+          <w:tcPr>
+            <w:tcW w:w="1587" w:type="pct"/>
+            <w:tcBorders>
+              <w:top w:val="single" w:color="auto" w:sz="4" w:space="0"/>
+              <w:left w:val="single" w:color="auto" w:sz="4" w:space="0"/>
+              <w:bottom w:val="single" w:color="auto" w:sz="4" w:space="0"/>
+              <w:right w:val="single" w:color="auto" w:sz="4" w:space="0"/>
+            </w:tcBorders>
+            <w:shd w:val="clear" w:color="auto" w:fill="FFFFFF"/>
+            <w:tcMar>
+              <w:top w:w="100" w:type="dxa"/>
+              <w:left w:w="160" w:type="dxa"/>
+              <w:bottom w:w="100" w:type="dxa"/>
+              <w:right w:w="160" w:type="dxa"/>
+            </w:tcMar>
+            <w:vAlign w:val="center"/>
+          </w:tcPr>
+          <w:p>
+            <w:pPr>
+              <w:keepNext w:val="0"/>
+              <w:keepLines w:val="0"/>
+              <w:widowControl/>
+              <w:suppressLineNumbers w:val="0"/>
+              <w:spacing w:line="250" w:lineRule="atLeast"/>
+              <w:jc w:val="center"/>
+              <w:rPr>
+                <w:rFonts w:hint="eastAsia" w:ascii="宋体" w:hAnsi="宋体" w:eastAsia="宋体" w:cs="宋体"/>
+                <w:i w:val="0"/>
+                <w:iCs w:val="0"/>
+                <w:caps w:val="0"/>
+                <w:color w:val="0F1115"/>
+                <w:spacing w:val="0"/>
+                <w:sz w:val="15"/>
+                <w:szCs w:val="15"/>
+              </w:rPr>
+            </w:pPr>
+            <w:r>
+              <w:rPr>
+                <w:rFonts w:hint="eastAsia" w:ascii="宋体" w:hAnsi="宋体" w:eastAsia="宋体" w:cs="宋体"/>
+                <w:i w:val="0"/>
+                <w:iCs w:val="0"/>
+                <w:caps w:val="0"/>
+                <w:color w:val="0F1115"/>
+                <w:spacing w:val="0"/>
+                <w:kern w:val="0"/>
+                <w:sz w:val="15"/>
+                <w:szCs w:val="15"/>
+                <w:bdr w:val="none" w:color="auto" w:sz="0" w:space="0"/>
+                <w:lang w:val="en-US" w:eastAsia="zh-CN" w:bidi="ar"/>
+              </w:rPr>
+              <w:t>替身发动后</w:t>
+            </w:r>
+          </w:p>
+        </w:tc>
+        <w:tc>
+          <w:tcPr>
+            <w:tcW w:w="1365" w:type="pct"/>
+            <w:tcBorders>
+              <w:top w:val="single" w:color="auto" w:sz="4" w:space="0"/>
+              <w:left w:val="single" w:color="auto" w:sz="4" w:space="0"/>
+              <w:bottom w:val="single" w:color="auto" w:sz="4" w:space="0"/>
+              <w:right w:val="single" w:color="auto" w:sz="4" w:space="0"/>
+            </w:tcBorders>
+            <w:shd w:val="clear" w:color="auto" w:fill="FFFFFF"/>
+            <w:tcMar>
+              <w:top w:w="100" w:type="dxa"/>
+              <w:left w:w="160" w:type="dxa"/>
+              <w:bottom w:w="100" w:type="dxa"/>
+              <w:right w:w="160" w:type="dxa"/>
+            </w:tcMar>
+            <w:vAlign w:val="center"/>
+          </w:tcPr>
+          <w:p>
+            <w:pPr>
+              <w:keepNext w:val="0"/>
+              <w:keepLines w:val="0"/>
+              <w:widowControl/>
+              <w:suppressLineNumbers w:val="0"/>
+              <w:spacing w:line="250" w:lineRule="atLeast"/>
+              <w:jc w:val="center"/>
+              <w:rPr>
+                <w:rFonts w:hint="eastAsia" w:ascii="宋体" w:hAnsi="宋体" w:eastAsia="宋体" w:cs="宋体"/>
+                <w:i w:val="0"/>
+                <w:iCs w:val="0"/>
+                <w:caps w:val="0"/>
+                <w:color w:val="0F1115"/>
+                <w:spacing w:val="0"/>
+                <w:sz w:val="15"/>
+                <w:szCs w:val="15"/>
+              </w:rPr>
+            </w:pPr>
+            <w:r>
+              <w:rPr>
+                <w:rFonts w:hint="eastAsia" w:ascii="宋体" w:hAnsi="宋体" w:eastAsia="宋体" w:cs="宋体"/>
+                <w:i w:val="0"/>
+                <w:iCs w:val="0"/>
+                <w:caps w:val="0"/>
+                <w:color w:val="0F1115"/>
+                <w:spacing w:val="0"/>
+                <w:kern w:val="0"/>
+                <w:sz w:val="15"/>
+                <w:szCs w:val="15"/>
+                <w:bdr w:val="none" w:color="auto" w:sz="0" w:space="0"/>
+                <w:lang w:val="en-US" w:eastAsia="zh-CN" w:bidi="ar"/>
+              </w:rPr>
+              <w:t>1.5秒</w:t>
+            </w:r>
+          </w:p>
+        </w:tc>
+        <w:tc>
+          <w:tcPr>
+            <w:tcW w:w="919" w:type="pct"/>
+            <w:tcBorders>
+              <w:top w:val="single" w:color="auto" w:sz="4" w:space="0"/>
+              <w:left w:val="single" w:color="auto" w:sz="4" w:space="0"/>
+              <w:bottom w:val="single" w:color="auto" w:sz="4" w:space="0"/>
+              <w:right w:val="single" w:color="auto" w:sz="4" w:space="0"/>
+            </w:tcBorders>
+            <w:shd w:val="clear" w:color="auto" w:fill="FFFFFF"/>
+            <w:tcMar>
+              <w:top w:w="100" w:type="dxa"/>
+              <w:left w:w="160" w:type="dxa"/>
+              <w:bottom w:w="100" w:type="dxa"/>
+              <w:right w:w="0" w:type="dxa"/>
+            </w:tcMar>
+            <w:vAlign w:val="center"/>
+          </w:tcPr>
+          <w:p>
+            <w:pPr>
+              <w:keepNext w:val="0"/>
+              <w:keepLines w:val="0"/>
+              <w:widowControl/>
+              <w:suppressLineNumbers w:val="0"/>
+              <w:spacing w:line="250" w:lineRule="atLeast"/>
+              <w:jc w:val="center"/>
+              <w:rPr>
+                <w:rFonts w:hint="eastAsia" w:ascii="宋体" w:hAnsi="宋体" w:eastAsia="宋体" w:cs="宋体"/>
+                <w:i w:val="0"/>
+                <w:iCs w:val="0"/>
+                <w:caps w:val="0"/>
+                <w:color w:val="0F1115"/>
+                <w:spacing w:val="0"/>
+                <w:sz w:val="15"/>
+                <w:szCs w:val="15"/>
+              </w:rPr>
+            </w:pPr>
+            <w:r>
+              <w:rPr>
+                <w:rFonts w:hint="eastAsia" w:ascii="宋体" w:hAnsi="宋体" w:eastAsia="宋体" w:cs="宋体"/>
+                <w:i w:val="0"/>
+                <w:iCs w:val="0"/>
+                <w:caps w:val="0"/>
+                <w:color w:val="0F1115"/>
+                <w:spacing w:val="0"/>
+                <w:kern w:val="0"/>
+                <w:sz w:val="15"/>
+                <w:szCs w:val="15"/>
+                <w:bdr w:val="none" w:color="auto" w:sz="0" w:space="0"/>
+                <w:lang w:val="en-US" w:eastAsia="zh-CN" w:bidi="ar"/>
+              </w:rPr>
+              <w:t>无敌帧</w:t>
+            </w:r>
+          </w:p>
+        </w:tc>
+      </w:tr>
+      <w:tr>
+        <w:tblPrEx>
+          <w:tblBorders>
+            <w:top w:val="none" w:color="auto" w:sz="0" w:space="0"/>
+            <w:left w:val="none" w:color="auto" w:sz="0" w:space="0"/>
+            <w:bottom w:val="none" w:color="auto" w:sz="0" w:space="0"/>
+            <w:right w:val="none" w:color="auto" w:sz="0" w:space="0"/>
+            <w:insideH w:val="none" w:color="auto" w:sz="0" w:space="0"/>
+            <w:insideV w:val="none" w:color="auto" w:sz="0" w:space="0"/>
+          </w:tblBorders>
+          <w:tblCellMar>
+            <w:top w:w="15" w:type="dxa"/>
+            <w:left w:w="15" w:type="dxa"/>
+            <w:bottom w:w="15" w:type="dxa"/>
+            <w:right w:w="15" w:type="dxa"/>
+          </w:tblCellMar>
+        </w:tblPrEx>
+        <w:tc>
+          <w:tcPr>
+            <w:tcW w:w="1127" w:type="pct"/>
+            <w:tcBorders>
+              <w:top w:val="single" w:color="auto" w:sz="4" w:space="0"/>
+              <w:left w:val="single" w:color="auto" w:sz="4" w:space="0"/>
+              <w:bottom w:val="single" w:color="auto" w:sz="4" w:space="0"/>
+              <w:right w:val="single" w:color="auto" w:sz="4" w:space="0"/>
+            </w:tcBorders>
+            <w:shd w:val="clear" w:color="auto" w:fill="FFFFFF"/>
+            <w:tcMar>
+              <w:top w:w="100" w:type="dxa"/>
+              <w:left w:w="0" w:type="dxa"/>
+              <w:bottom w:w="100" w:type="dxa"/>
+              <w:right w:w="160" w:type="dxa"/>
+            </w:tcMar>
+            <w:vAlign w:val="center"/>
+          </w:tcPr>
+          <w:p>
+            <w:pPr>
+              <w:keepNext w:val="0"/>
+              <w:keepLines w:val="0"/>
+              <w:widowControl/>
+              <w:suppressLineNumbers w:val="0"/>
+              <w:spacing w:line="250" w:lineRule="atLeast"/>
+              <w:jc w:val="center"/>
+              <w:rPr>
+                <w:rFonts w:hint="eastAsia" w:ascii="宋体" w:hAnsi="宋体" w:eastAsia="宋体" w:cs="宋体"/>
+                <w:i w:val="0"/>
+                <w:iCs w:val="0"/>
+                <w:caps w:val="0"/>
+                <w:color w:val="0F1115"/>
+                <w:spacing w:val="0"/>
+                <w:sz w:val="15"/>
+                <w:szCs w:val="15"/>
+              </w:rPr>
+            </w:pPr>
+            <w:r>
+              <w:rPr>
+                <w:rFonts w:hint="eastAsia" w:ascii="宋体" w:hAnsi="宋体" w:eastAsia="宋体" w:cs="宋体"/>
+                <w:i w:val="0"/>
+                <w:iCs w:val="0"/>
+                <w:caps w:val="0"/>
+                <w:color w:val="0F1115"/>
+                <w:spacing w:val="0"/>
+                <w:kern w:val="0"/>
+                <w:sz w:val="15"/>
+                <w:szCs w:val="15"/>
+                <w:bdr w:val="none" w:color="auto" w:sz="0" w:space="0"/>
+                <w:lang w:val="en-US" w:eastAsia="zh-CN" w:bidi="ar"/>
+              </w:rPr>
+              <w:t>起身保护</w:t>
+            </w:r>
+          </w:p>
+        </w:tc>
+        <w:tc>
+          <w:tcPr>
+            <w:tcW w:w="1587" w:type="pct"/>
+            <w:tcBorders>
+              <w:top w:val="single" w:color="auto" w:sz="4" w:space="0"/>
+              <w:left w:val="single" w:color="auto" w:sz="4" w:space="0"/>
+              <w:bottom w:val="single" w:color="auto" w:sz="4" w:space="0"/>
+              <w:right w:val="single" w:color="auto" w:sz="4" w:space="0"/>
+            </w:tcBorders>
+            <w:shd w:val="clear" w:color="auto" w:fill="FFFFFF"/>
+            <w:tcMar>
+              <w:top w:w="100" w:type="dxa"/>
+              <w:left w:w="160" w:type="dxa"/>
+              <w:bottom w:w="100" w:type="dxa"/>
+              <w:right w:w="160" w:type="dxa"/>
+            </w:tcMar>
+            <w:vAlign w:val="center"/>
+          </w:tcPr>
+          <w:p>
+            <w:pPr>
+              <w:keepNext w:val="0"/>
+              <w:keepLines w:val="0"/>
+              <w:widowControl/>
+              <w:suppressLineNumbers w:val="0"/>
+              <w:spacing w:line="250" w:lineRule="atLeast"/>
+              <w:jc w:val="center"/>
+              <w:rPr>
+                <w:rFonts w:hint="eastAsia" w:ascii="宋体" w:hAnsi="宋体" w:eastAsia="宋体" w:cs="宋体"/>
+                <w:i w:val="0"/>
+                <w:iCs w:val="0"/>
+                <w:caps w:val="0"/>
+                <w:color w:val="0F1115"/>
+                <w:spacing w:val="0"/>
+                <w:sz w:val="15"/>
+                <w:szCs w:val="15"/>
+              </w:rPr>
+            </w:pPr>
+            <w:r>
+              <w:rPr>
+                <w:rFonts w:hint="eastAsia" w:ascii="宋体" w:hAnsi="宋体" w:eastAsia="宋体" w:cs="宋体"/>
+                <w:i w:val="0"/>
+                <w:iCs w:val="0"/>
+                <w:caps w:val="0"/>
+                <w:color w:val="0F1115"/>
+                <w:spacing w:val="0"/>
+                <w:kern w:val="0"/>
+                <w:sz w:val="15"/>
+                <w:szCs w:val="15"/>
+                <w:bdr w:val="none" w:color="auto" w:sz="0" w:space="0"/>
+                <w:lang w:val="en-US" w:eastAsia="zh-CN" w:bidi="ar"/>
+              </w:rPr>
+              <w:t>倒地起身后</w:t>
+            </w:r>
+          </w:p>
+        </w:tc>
+        <w:tc>
+          <w:tcPr>
+            <w:tcW w:w="1365" w:type="pct"/>
+            <w:tcBorders>
+              <w:top w:val="single" w:color="auto" w:sz="4" w:space="0"/>
+              <w:left w:val="single" w:color="auto" w:sz="4" w:space="0"/>
+              <w:bottom w:val="single" w:color="auto" w:sz="4" w:space="0"/>
+              <w:right w:val="single" w:color="auto" w:sz="4" w:space="0"/>
+            </w:tcBorders>
+            <w:shd w:val="clear" w:color="auto" w:fill="FFFFFF"/>
+            <w:tcMar>
+              <w:top w:w="100" w:type="dxa"/>
+              <w:left w:w="160" w:type="dxa"/>
+              <w:bottom w:w="100" w:type="dxa"/>
+              <w:right w:w="160" w:type="dxa"/>
+            </w:tcMar>
+            <w:vAlign w:val="center"/>
+          </w:tcPr>
+          <w:p>
+            <w:pPr>
+              <w:keepNext w:val="0"/>
+              <w:keepLines w:val="0"/>
+              <w:widowControl/>
+              <w:suppressLineNumbers w:val="0"/>
+              <w:spacing w:line="250" w:lineRule="atLeast"/>
+              <w:jc w:val="center"/>
+              <w:rPr>
+                <w:rFonts w:hint="eastAsia" w:ascii="宋体" w:hAnsi="宋体" w:eastAsia="宋体" w:cs="宋体"/>
+                <w:i w:val="0"/>
+                <w:iCs w:val="0"/>
+                <w:caps w:val="0"/>
+                <w:color w:val="0F1115"/>
+                <w:spacing w:val="0"/>
+                <w:sz w:val="15"/>
+                <w:szCs w:val="15"/>
+              </w:rPr>
+            </w:pPr>
+            <w:r>
+              <w:rPr>
+                <w:rFonts w:hint="eastAsia" w:ascii="宋体" w:hAnsi="宋体" w:eastAsia="宋体" w:cs="宋体"/>
+                <w:i w:val="0"/>
+                <w:iCs w:val="0"/>
+                <w:caps w:val="0"/>
+                <w:color w:val="0F1115"/>
+                <w:spacing w:val="0"/>
+                <w:kern w:val="0"/>
+                <w:sz w:val="15"/>
+                <w:szCs w:val="15"/>
+                <w:bdr w:val="none" w:color="auto" w:sz="0" w:space="0"/>
+                <w:lang w:val="en-US" w:eastAsia="zh-CN" w:bidi="ar"/>
+              </w:rPr>
+              <w:t>1.0秒</w:t>
+            </w:r>
+          </w:p>
+        </w:tc>
+        <w:tc>
+          <w:tcPr>
+            <w:tcW w:w="919" w:type="pct"/>
+            <w:tcBorders>
+              <w:top w:val="single" w:color="auto" w:sz="4" w:space="0"/>
+              <w:left w:val="single" w:color="auto" w:sz="4" w:space="0"/>
+              <w:bottom w:val="single" w:color="auto" w:sz="4" w:space="0"/>
+              <w:right w:val="single" w:color="auto" w:sz="4" w:space="0"/>
+            </w:tcBorders>
+            <w:shd w:val="clear" w:color="auto" w:fill="FFFFFF"/>
+            <w:tcMar>
+              <w:top w:w="100" w:type="dxa"/>
+              <w:left w:w="160" w:type="dxa"/>
+              <w:bottom w:w="100" w:type="dxa"/>
+              <w:right w:w="0" w:type="dxa"/>
+            </w:tcMar>
+            <w:vAlign w:val="center"/>
+          </w:tcPr>
+          <w:p>
+            <w:pPr>
+              <w:keepNext w:val="0"/>
+              <w:keepLines w:val="0"/>
+              <w:widowControl/>
+              <w:suppressLineNumbers w:val="0"/>
+              <w:spacing w:line="250" w:lineRule="atLeast"/>
+              <w:jc w:val="center"/>
+              <w:rPr>
+                <w:rFonts w:hint="eastAsia" w:ascii="宋体" w:hAnsi="宋体" w:eastAsia="宋体" w:cs="宋体"/>
+                <w:i w:val="0"/>
+                <w:iCs w:val="0"/>
+                <w:caps w:val="0"/>
+                <w:color w:val="0F1115"/>
+                <w:spacing w:val="0"/>
+                <w:sz w:val="15"/>
+                <w:szCs w:val="15"/>
+              </w:rPr>
+            </w:pPr>
+            <w:r>
+              <w:rPr>
+                <w:rFonts w:hint="eastAsia" w:ascii="宋体" w:hAnsi="宋体" w:eastAsia="宋体" w:cs="宋体"/>
+                <w:i w:val="0"/>
+                <w:iCs w:val="0"/>
+                <w:caps w:val="0"/>
+                <w:color w:val="0F1115"/>
+                <w:spacing w:val="0"/>
+                <w:kern w:val="0"/>
+                <w:sz w:val="15"/>
+                <w:szCs w:val="15"/>
+                <w:bdr w:val="none" w:color="auto" w:sz="0" w:space="0"/>
+                <w:lang w:val="en-US" w:eastAsia="zh-CN" w:bidi="ar"/>
+              </w:rPr>
+              <w:t>无敌帧</w:t>
+            </w:r>
+          </w:p>
+        </w:tc>
+      </w:tr>
+    </w:tbl>
+    <w:p>
+      <w:pPr>
+        <w:rPr>
+          <w:rFonts w:hint="eastAsia" w:ascii="宋体" w:hAnsi="宋体" w:eastAsia="宋体" w:cs="宋体"/>
+          <w:sz w:val="28"/>
+          <w:szCs w:val="28"/>
+          <w:lang w:val="en-US" w:eastAsia="zh-CN"/>
+        </w:rPr>
+      </w:pPr>
+    </w:p>
+    <w:p>
+      <w:pPr>
+        <w:outlineLvl w:val="2"/>
+        <w:rPr>
+          <w:rFonts w:hint="eastAsia" w:ascii="宋体" w:hAnsi="宋体" w:eastAsia="宋体" w:cs="宋体"/>
+          <w:sz w:val="28"/>
+          <w:szCs w:val="28"/>
+          <w:lang w:val="en-US" w:eastAsia="zh-CN"/>
+        </w:rPr>
+      </w:pPr>
+      <w:r>
+        <w:rPr>
+          <w:rFonts w:hint="eastAsia" w:ascii="宋体" w:hAnsi="宋体" w:eastAsia="宋体" w:cs="宋体"/>
+          <w:kern w:val="2"/>
+          <w:sz w:val="28"/>
+          <w:szCs w:val="28"/>
+        </w:rPr>
+        <w:t>4.4.</w:t>
+      </w:r>
+      <w:r>
+        <w:rPr>
+          <w:rFonts w:hint="eastAsia" w:ascii="宋体" w:hAnsi="宋体" w:eastAsia="宋体" w:cs="宋体"/>
+          <w:kern w:val="2"/>
+          <w:sz w:val="28"/>
+          <w:szCs w:val="28"/>
+          <w:lang w:val="en-US" w:eastAsia="zh-CN"/>
+        </w:rPr>
+        <w:t>5</w:t>
+      </w:r>
+      <w:r>
+        <w:rPr>
+          <w:rFonts w:hint="eastAsia" w:ascii="宋体" w:hAnsi="宋体" w:eastAsia="宋体" w:cs="宋体"/>
+          <w:kern w:val="2"/>
+          <w:sz w:val="28"/>
+          <w:szCs w:val="28"/>
+        </w:rPr>
+        <w:t>.</w:t>
+      </w:r>
+      <w:r>
+        <w:rPr>
+          <w:rFonts w:hint="eastAsia" w:ascii="宋体" w:hAnsi="宋体" w:eastAsia="宋体" w:cs="宋体"/>
+          <w:sz w:val="28"/>
+          <w:szCs w:val="28"/>
+          <w:lang w:val="en-US" w:eastAsia="zh-CN"/>
+        </w:rPr>
+        <w:t>CD系统</w:t>
+      </w:r>
+    </w:p>
+    <w:p>
+      <w:pPr>
+        <w:ind w:firstLine="420" w:firstLineChars="0"/>
+        <w:rPr>
+          <w:rFonts w:hint="eastAsia" w:ascii="宋体" w:hAnsi="宋体" w:eastAsia="宋体" w:cs="宋体"/>
+          <w:sz w:val="24"/>
+          <w:szCs w:val="24"/>
+          <w:lang w:val="en-US" w:eastAsia="zh-CN"/>
+        </w:rPr>
+      </w:pPr>
+      <w:r>
+        <w:rPr>
+          <w:rFonts w:hint="eastAsia" w:ascii="宋体" w:hAnsi="宋体" w:eastAsia="宋体" w:cs="宋体"/>
+          <w:sz w:val="24"/>
+          <w:szCs w:val="24"/>
+          <w:lang w:val="en-US" w:eastAsia="zh-CN"/>
+        </w:rPr>
+        <w:t>所有CD在 AC_Character::Tick() 中计算：</w:t>
+      </w:r>
+    </w:p>
+    <w:p>
+      <w:pPr>
+        <w:ind w:firstLine="420" w:firstLineChars="0"/>
+        <w:rPr>
+          <w:rFonts w:hint="eastAsia" w:ascii="宋体" w:hAnsi="宋体" w:eastAsia="宋体" w:cs="宋体"/>
+          <w:sz w:val="15"/>
+          <w:szCs w:val="15"/>
+          <w:lang w:val="en-US" w:eastAsia="zh-CN"/>
+        </w:rPr>
+      </w:pPr>
+      <w:r>
+        <w:rPr>
+          <w:rFonts w:hint="eastAsia" w:ascii="宋体" w:hAnsi="宋体" w:eastAsia="宋体" w:cs="宋体"/>
+          <w:sz w:val="15"/>
+          <w:szCs w:val="15"/>
+          <w:lang w:val="en-US" w:eastAsia="zh-CN"/>
+        </w:rPr>
+        <w:t>// 计算剩余CD</w:t>
+      </w:r>
+    </w:p>
+    <w:p>
+      <w:pPr>
+        <w:ind w:firstLine="420" w:firstLineChars="0"/>
+        <w:rPr>
+          <w:rFonts w:hint="eastAsia" w:ascii="宋体" w:hAnsi="宋体" w:eastAsia="宋体" w:cs="宋体"/>
+          <w:sz w:val="15"/>
+          <w:szCs w:val="15"/>
+          <w:lang w:val="en-US" w:eastAsia="zh-CN"/>
+        </w:rPr>
+      </w:pPr>
+      <w:r>
+        <w:rPr>
+          <w:rFonts w:hint="eastAsia" w:ascii="宋体" w:hAnsi="宋体" w:eastAsia="宋体" w:cs="宋体"/>
+          <w:sz w:val="15"/>
+          <w:szCs w:val="15"/>
+          <w:lang w:val="en-US" w:eastAsia="zh-CN"/>
+        </w:rPr>
+        <w:t>EscapeCDState = EscapeCD - (CurrentTime - LastEscapeTime);</w:t>
+      </w:r>
+    </w:p>
+    <w:p>
+      <w:pPr>
+        <w:ind w:firstLine="420" w:firstLineChars="0"/>
+        <w:rPr>
+          <w:rFonts w:hint="default" w:ascii="宋体" w:hAnsi="宋体" w:eastAsia="宋体" w:cs="宋体"/>
+          <w:sz w:val="15"/>
+          <w:szCs w:val="15"/>
+          <w:lang w:val="en-US" w:eastAsia="zh-CN"/>
+        </w:rPr>
+      </w:pPr>
+      <w:r>
+        <w:rPr>
+          <w:rFonts w:hint="eastAsia" w:ascii="宋体" w:hAnsi="宋体" w:eastAsia="宋体" w:cs="宋体"/>
+          <w:sz w:val="15"/>
+          <w:szCs w:val="15"/>
+          <w:lang w:val="en-US" w:eastAsia="zh-CN"/>
+        </w:rPr>
+        <w:t>if (EscapeCDState &lt;= 0.f) EscapeCDState = 0.f;</w:t>
+      </w:r>
+    </w:p>
+    <w:p>
+      <w:pPr>
+        <w:numPr>
+          <w:ilvl w:val="0"/>
+          <w:numId w:val="0"/>
+        </w:numPr>
+        <w:spacing w:before="0" w:after="0"/>
+        <w:rPr>
+          <w:rFonts w:hint="eastAsia" w:ascii="宋体" w:hAnsi="宋体" w:eastAsia="宋体" w:cs="宋体"/>
+        </w:rPr>
+      </w:pPr>
+    </w:p>
+    <w:p>
+      <w:pPr>
+        <w:numPr>
+          <w:ilvl w:val="0"/>
+          <w:numId w:val="0"/>
+        </w:numPr>
+        <w:spacing w:before="0" w:after="0"/>
+        <w:rPr>
+          <w:rFonts w:hint="eastAsia" w:ascii="宋体" w:hAnsi="宋体" w:eastAsia="宋体" w:cs="宋体"/>
+        </w:rPr>
+      </w:pPr>
+    </w:p>
+    <w:p>
+      <w:pPr>
+        <w:numPr>
+          <w:ilvl w:val="0"/>
+          <w:numId w:val="0"/>
+        </w:numPr>
+        <w:spacing w:before="0" w:after="0"/>
+        <w:rPr>
+          <w:rFonts w:hint="eastAsia" w:ascii="宋体" w:hAnsi="宋体" w:eastAsia="宋体" w:cs="宋体"/>
+        </w:rPr>
+      </w:pPr>
+    </w:p>
+    <w:p>
+      <w:pPr>
+        <w:numPr>
+          <w:ilvl w:val="0"/>
+          <w:numId w:val="0"/>
+        </w:numPr>
+        <w:spacing w:before="0" w:after="0"/>
+        <w:rPr>
+          <w:rFonts w:hint="eastAsia" w:ascii="宋体" w:hAnsi="宋体" w:eastAsia="宋体" w:cs="宋体"/>
+        </w:rPr>
+      </w:pPr>
+    </w:p>
+    <w:p>
+      <w:pPr>
+        <w:numPr>
+          <w:ilvl w:val="0"/>
+          <w:numId w:val="0"/>
+        </w:numPr>
+        <w:spacing w:before="0" w:after="0"/>
+        <w:rPr>
+          <w:rFonts w:hint="eastAsia" w:ascii="宋体" w:hAnsi="宋体" w:eastAsia="宋体" w:cs="宋体"/>
+        </w:rPr>
+      </w:pPr>
+    </w:p>
+    <w:p>
+      <w:pPr>
+        <w:numPr>
+          <w:ilvl w:val="0"/>
+          <w:numId w:val="0"/>
+        </w:numPr>
+        <w:spacing w:before="0" w:after="0"/>
+        <w:rPr>
+          <w:rFonts w:hint="eastAsia" w:ascii="宋体" w:hAnsi="宋体" w:eastAsia="宋体" w:cs="宋体"/>
+        </w:rPr>
+      </w:pPr>
+    </w:p>
+    <w:p>
+      <w:pPr>
+        <w:numPr>
+          <w:ilvl w:val="0"/>
+          <w:numId w:val="0"/>
+        </w:numPr>
+        <w:spacing w:before="0" w:after="0"/>
+        <w:rPr>
+          <w:rFonts w:hint="eastAsia" w:ascii="宋体" w:hAnsi="宋体" w:eastAsia="宋体" w:cs="宋体"/>
+        </w:rPr>
+      </w:pPr>
+    </w:p>
+    <w:p>
+      <w:pPr>
+        <w:numPr>
+          <w:ilvl w:val="0"/>
+          <w:numId w:val="0"/>
+        </w:numPr>
+        <w:spacing w:before="0" w:after="0"/>
+        <w:rPr>
+          <w:rFonts w:hint="eastAsia" w:ascii="宋体" w:hAnsi="宋体" w:eastAsia="宋体" w:cs="宋体"/>
+        </w:rPr>
+      </w:pPr>
+      <w:bookmarkStart w:id="16" w:name="_GoBack"/>
+      <w:bookmarkEnd w:id="16"/>
+    </w:p>
+    <w:p>
+      <w:pPr>
+        <w:pStyle w:val="3"/>
+        <w:rPr>
+          <w:rFonts w:hint="eastAsia" w:ascii="宋体" w:hAnsi="宋体" w:eastAsia="宋体" w:cs="宋体"/>
+        </w:rPr>
+      </w:pPr>
+      <w:r>
+        <w:rPr>
+          <w:rFonts w:hint="eastAsia" w:ascii="宋体" w:hAnsi="宋体" w:eastAsia="宋体" w:cs="宋体"/>
+          <w:lang w:val="en-US" w:eastAsia="zh-CN"/>
+        </w:rPr>
+        <w:t>4</w:t>
+      </w:r>
+      <w:r>
+        <w:rPr>
+          <w:rFonts w:hint="eastAsia" w:ascii="宋体" w:hAnsi="宋体" w:eastAsia="宋体" w:cs="宋体"/>
+        </w:rPr>
+        <w:t>.</w:t>
+      </w:r>
+      <w:r>
+        <w:rPr>
+          <w:rFonts w:hint="eastAsia" w:ascii="宋体" w:hAnsi="宋体" w:eastAsia="宋体" w:cs="宋体"/>
+          <w:lang w:val="en-US" w:eastAsia="zh-CN"/>
+        </w:rPr>
+        <w:t>5.</w:t>
+      </w:r>
+      <w:r>
+        <w:rPr>
+          <w:rFonts w:hint="eastAsia" w:ascii="宋体" w:hAnsi="宋体" w:eastAsia="宋体" w:cs="宋体"/>
+        </w:rPr>
+        <w:t>动画系统</w:t>
+      </w:r>
+    </w:p>
+    <w:p>
+      <w:pPr>
+        <w:numPr>
+          <w:ilvl w:val="0"/>
+          <w:numId w:val="0"/>
+        </w:numPr>
+        <w:spacing w:before="0" w:after="0"/>
+        <w:rPr>
+          <w:rFonts w:hint="eastAsia" w:ascii="宋体" w:hAnsi="宋体" w:eastAsia="宋体" w:cs="宋体"/>
+          <w:kern w:val="2"/>
+          <w:sz w:val="28"/>
+          <w:szCs w:val="28"/>
+        </w:rPr>
+      </w:pPr>
+      <w:r>
+        <w:rPr>
+          <w:rFonts w:hint="eastAsia" w:ascii="宋体" w:hAnsi="宋体" w:eastAsia="宋体" w:cs="宋体"/>
+          <w:kern w:val="2"/>
+          <w:sz w:val="28"/>
+          <w:szCs w:val="28"/>
+        </w:rPr>
+        <w:t>4.</w:t>
+      </w:r>
+      <w:r>
+        <w:rPr>
+          <w:rFonts w:hint="eastAsia" w:ascii="宋体" w:hAnsi="宋体" w:eastAsia="宋体" w:cs="宋体"/>
+          <w:kern w:val="2"/>
+          <w:sz w:val="28"/>
+          <w:szCs w:val="28"/>
+          <w:lang w:val="en-US" w:eastAsia="zh-CN"/>
+        </w:rPr>
+        <w:t>5</w:t>
+      </w:r>
+      <w:r>
+        <w:rPr>
+          <w:rFonts w:hint="eastAsia" w:ascii="宋体" w:hAnsi="宋体" w:eastAsia="宋体" w:cs="宋体"/>
+          <w:kern w:val="2"/>
+          <w:sz w:val="28"/>
+          <w:szCs w:val="28"/>
+        </w:rPr>
+        <w:t>.</w:t>
+      </w:r>
+      <w:r>
+        <w:rPr>
+          <w:rFonts w:hint="eastAsia" w:ascii="宋体" w:hAnsi="宋体" w:eastAsia="宋体" w:cs="宋体"/>
+          <w:kern w:val="2"/>
+          <w:sz w:val="28"/>
+          <w:szCs w:val="28"/>
+          <w:lang w:val="en-US" w:eastAsia="zh-CN"/>
+        </w:rPr>
+        <w:t>1</w:t>
+      </w:r>
+      <w:r>
+        <w:rPr>
+          <w:rFonts w:hint="eastAsia" w:ascii="宋体" w:hAnsi="宋体" w:eastAsia="宋体" w:cs="宋体"/>
+          <w:kern w:val="2"/>
+          <w:sz w:val="28"/>
+          <w:szCs w:val="28"/>
+        </w:rPr>
+        <w:t>.动画状态映射</w:t>
+      </w:r>
+    </w:p>
+    <w:tbl>
+      <w:tblPr>
+        <w:tblW w:w="4999" w:type="pct"/>
+        <w:jc w:val="center"/>
+        <w:tblBorders>
+          <w:top w:val="single" w:color="auto" w:sz="4" w:space="0"/>
+          <w:left w:val="single" w:color="auto" w:sz="4" w:space="0"/>
+          <w:bottom w:val="single" w:color="auto" w:sz="4" w:space="0"/>
+          <w:right w:val="single" w:color="auto" w:sz="4" w:space="0"/>
+          <w:insideH w:val="single" w:color="auto" w:sz="4" w:space="0"/>
+          <w:insideV w:val="single" w:color="auto" w:sz="4" w:space="0"/>
+        </w:tblBorders>
+        <w:shd w:val="clear" w:color="auto" w:fill="FFFFFF"/>
+        <w:tblLayout w:type="autofit"/>
+        <w:tblCellMar>
+          <w:top w:w="15" w:type="dxa"/>
+          <w:left w:w="15" w:type="dxa"/>
+          <w:bottom w:w="15" w:type="dxa"/>
+          <w:right w:w="15" w:type="dxa"/>
+        </w:tblCellMar>
+      </w:tblPr>
+      <w:tblGrid>
+        <w:gridCol w:w="1703"/>
+        <w:gridCol w:w="3388"/>
+        <w:gridCol w:w="3378"/>
+      </w:tblGrid>
+      <w:tr>
+        <w:tblPrEx>
+          <w:tblBorders>
+            <w:top w:val="single" w:color="auto" w:sz="4" w:space="0"/>
+            <w:left w:val="single" w:color="auto" w:sz="4" w:space="0"/>
+            <w:bottom w:val="single" w:color="auto" w:sz="4" w:space="0"/>
+            <w:right w:val="single" w:color="auto" w:sz="4" w:space="0"/>
+            <w:insideH w:val="single" w:color="auto" w:sz="4" w:space="0"/>
+            <w:insideV w:val="single" w:color="auto" w:sz="4" w:space="0"/>
+          </w:tblBorders>
+          <w:tblCellMar>
+            <w:top w:w="15" w:type="dxa"/>
+            <w:left w:w="15" w:type="dxa"/>
+            <w:bottom w:w="15" w:type="dxa"/>
+            <w:right w:w="15" w:type="dxa"/>
+          </w:tblCellMar>
+        </w:tblPrEx>
+        <w:trPr>
+          <w:tblHeader/>
+          <w:jc w:val="center"/>
+        </w:trPr>
+        <w:tc>
+          <w:tcPr>
+            <w:tcW w:w="1005" w:type="pct"/>
+            <w:shd w:val="clear" w:color="auto" w:fill="FFFFFF"/>
+            <w:tcMar>
+              <w:top w:w="100" w:type="dxa"/>
+              <w:left w:w="0" w:type="dxa"/>
+              <w:bottom w:w="100" w:type="dxa"/>
+              <w:right w:w="160" w:type="dxa"/>
+            </w:tcMar>
+            <w:vAlign w:val="center"/>
+          </w:tcPr>
+          <w:p>
+            <w:pPr>
+              <w:keepNext w:val="0"/>
+              <w:keepLines w:val="0"/>
+              <w:widowControl/>
+              <w:suppressLineNumbers w:val="0"/>
+              <w:spacing w:line="250" w:lineRule="atLeast"/>
+              <w:jc w:val="center"/>
+              <w:rPr>
+                <w:rFonts w:hint="eastAsia" w:ascii="宋体" w:hAnsi="宋体" w:eastAsia="宋体" w:cs="宋体"/>
+                <w:i w:val="0"/>
+                <w:iCs w:val="0"/>
+                <w:caps w:val="0"/>
+                <w:color w:val="0F1115"/>
+                <w:spacing w:val="0"/>
+                <w:sz w:val="15"/>
+                <w:szCs w:val="15"/>
+              </w:rPr>
+            </w:pPr>
+            <w:r>
+              <w:rPr>
+                <w:rFonts w:hint="eastAsia" w:ascii="宋体" w:hAnsi="宋体" w:eastAsia="宋体" w:cs="宋体"/>
+                <w:i w:val="0"/>
+                <w:iCs w:val="0"/>
+                <w:caps w:val="0"/>
+                <w:color w:val="0F1115"/>
+                <w:spacing w:val="0"/>
+                <w:kern w:val="0"/>
+                <w:sz w:val="15"/>
+                <w:szCs w:val="15"/>
+                <w:bdr w:val="none" w:color="auto" w:sz="0" w:space="0"/>
+                <w:lang w:val="en-US" w:eastAsia="zh-CN" w:bidi="ar"/>
+              </w:rPr>
+              <w:t>动画状态</w:t>
+            </w:r>
+          </w:p>
+        </w:tc>
+        <w:tc>
+          <w:tcPr>
+            <w:tcW w:w="2000" w:type="pct"/>
+            <w:shd w:val="clear" w:color="auto" w:fill="FFFFFF"/>
+            <w:tcMar>
+              <w:top w:w="100" w:type="dxa"/>
+              <w:left w:w="160" w:type="dxa"/>
+              <w:bottom w:w="100" w:type="dxa"/>
+              <w:right w:w="160" w:type="dxa"/>
+            </w:tcMar>
+            <w:vAlign w:val="center"/>
+          </w:tcPr>
+          <w:p>
+            <w:pPr>
+              <w:keepNext w:val="0"/>
+              <w:keepLines w:val="0"/>
+              <w:widowControl/>
+              <w:suppressLineNumbers w:val="0"/>
+              <w:spacing w:line="250" w:lineRule="atLeast"/>
+              <w:jc w:val="center"/>
+              <w:rPr>
+                <w:rFonts w:hint="eastAsia" w:ascii="宋体" w:hAnsi="宋体" w:eastAsia="宋体" w:cs="宋体"/>
+                <w:i w:val="0"/>
+                <w:iCs w:val="0"/>
+                <w:caps w:val="0"/>
+                <w:color w:val="0F1115"/>
+                <w:spacing w:val="0"/>
+                <w:sz w:val="15"/>
+                <w:szCs w:val="15"/>
+              </w:rPr>
+            </w:pPr>
+            <w:r>
+              <w:rPr>
+                <w:rFonts w:hint="eastAsia" w:ascii="宋体" w:hAnsi="宋体" w:eastAsia="宋体" w:cs="宋体"/>
+                <w:i w:val="0"/>
+                <w:iCs w:val="0"/>
+                <w:caps w:val="0"/>
+                <w:color w:val="0F1115"/>
+                <w:spacing w:val="0"/>
+                <w:kern w:val="0"/>
+                <w:sz w:val="15"/>
+                <w:szCs w:val="15"/>
+                <w:bdr w:val="none" w:color="auto" w:sz="0" w:space="0"/>
+                <w:lang w:val="en-US" w:eastAsia="zh-CN" w:bidi="ar"/>
+              </w:rPr>
+              <w:t>触发条件</w:t>
+            </w:r>
+          </w:p>
+        </w:tc>
+        <w:tc>
+          <w:tcPr>
+            <w:tcW w:w="1994" w:type="pct"/>
+            <w:shd w:val="clear" w:color="auto" w:fill="FFFFFF"/>
+            <w:tcMar>
+              <w:top w:w="100" w:type="dxa"/>
+              <w:left w:w="160" w:type="dxa"/>
+              <w:bottom w:w="100" w:type="dxa"/>
+              <w:right w:w="160" w:type="dxa"/>
+            </w:tcMar>
+            <w:vAlign w:val="center"/>
+          </w:tcPr>
+          <w:p>
+            <w:pPr>
+              <w:keepNext w:val="0"/>
+              <w:keepLines w:val="0"/>
+              <w:widowControl/>
+              <w:suppressLineNumbers w:val="0"/>
+              <w:spacing w:line="250" w:lineRule="atLeast"/>
+              <w:jc w:val="center"/>
+              <w:rPr>
+                <w:rFonts w:hint="eastAsia" w:ascii="宋体" w:hAnsi="宋体" w:eastAsia="宋体" w:cs="宋体"/>
+                <w:i w:val="0"/>
+                <w:iCs w:val="0"/>
+                <w:caps w:val="0"/>
+                <w:color w:val="0F1115"/>
+                <w:spacing w:val="0"/>
+                <w:sz w:val="15"/>
+                <w:szCs w:val="15"/>
+              </w:rPr>
+            </w:pPr>
+            <w:r>
+              <w:rPr>
+                <w:rFonts w:hint="eastAsia" w:ascii="宋体" w:hAnsi="宋体" w:eastAsia="宋体" w:cs="宋体"/>
+                <w:i w:val="0"/>
+                <w:iCs w:val="0"/>
+                <w:caps w:val="0"/>
+                <w:color w:val="0F1115"/>
+                <w:spacing w:val="0"/>
+                <w:kern w:val="0"/>
+                <w:sz w:val="15"/>
+                <w:szCs w:val="15"/>
+                <w:bdr w:val="none" w:color="auto" w:sz="0" w:space="0"/>
+                <w:lang w:val="en-US" w:eastAsia="zh-CN" w:bidi="ar"/>
+              </w:rPr>
+              <w:t>蓝图判断逻辑</w:t>
             </w:r>
           </w:p>
         </w:tc>
@@ -10594,9 +14234,12 @@
             <w:right w:w="15" w:type="dxa"/>
           </w:tblCellMar>
         </w:tblPrEx>
-        <w:tc>
-          <w:tcPr>
-            <w:tcW w:w="1553" w:type="pct"/>
+        <w:trPr>
+          <w:jc w:val="center"/>
+        </w:trPr>
+        <w:tc>
+          <w:tcPr>
+            <w:tcW w:w="1005" w:type="pct"/>
             <w:shd w:val="clear" w:color="auto" w:fill="FFFFFF"/>
             <w:tcMar>
               <w:top w:w="100" w:type="dxa"/>
@@ -10639,13 +14282,13 @@
                 <w:bdr w:val="none" w:color="auto" w:sz="0" w:space="0"/>
                 <w:lang w:val="en-US" w:eastAsia="zh-CN" w:bidi="ar"/>
               </w:rPr>
-              <w:t>SecondSkillCD</w:t>
-            </w:r>
-          </w:p>
-        </w:tc>
-        <w:tc>
-          <w:tcPr>
-            <w:tcW w:w="946" w:type="pct"/>
+              <w:t>Idle</w:t>
+            </w:r>
+          </w:p>
+        </w:tc>
+        <w:tc>
+          <w:tcPr>
+            <w:tcW w:w="2000" w:type="pct"/>
             <w:shd w:val="clear" w:color="auto" w:fill="FFFFFF"/>
             <w:tcMar>
               <w:top w:w="100" w:type="dxa"/>
@@ -10688,19 +14331,19 @@
                 <w:bdr w:val="none" w:color="auto" w:sz="0" w:space="0"/>
                 <w:lang w:val="en-US" w:eastAsia="zh-CN" w:bidi="ar"/>
               </w:rPr>
-              <w:t>float</w:t>
-            </w:r>
-          </w:p>
-        </w:tc>
-        <w:tc>
-          <w:tcPr>
-            <w:tcW w:w="1049" w:type="pct"/>
+              <w:t>MySpeed &lt; 1</w:t>
+            </w:r>
+          </w:p>
+        </w:tc>
+        <w:tc>
+          <w:tcPr>
+            <w:tcW w:w="1994" w:type="pct"/>
             <w:shd w:val="clear" w:color="auto" w:fill="FFFFFF"/>
             <w:tcMar>
               <w:top w:w="100" w:type="dxa"/>
               <w:left w:w="160" w:type="dxa"/>
               <w:bottom w:w="100" w:type="dxa"/>
-              <w:right w:w="160" w:type="dxa"/>
+              <w:right w:w="0" w:type="dxa"/>
             </w:tcMar>
             <w:vAlign w:val="center"/>
           </w:tcPr>
@@ -10737,56 +14380,7 @@
                 <w:bdr w:val="none" w:color="auto" w:sz="0" w:space="0"/>
                 <w:lang w:val="en-US" w:eastAsia="zh-CN" w:bidi="ar"/>
               </w:rPr>
-              <w:t>12.0f</w:t>
-            </w:r>
-          </w:p>
-        </w:tc>
-        <w:tc>
-          <w:tcPr>
-            <w:tcW w:w="1450" w:type="pct"/>
-            <w:shd w:val="clear" w:color="auto" w:fill="FFFFFF"/>
-            <w:tcMar>
-              <w:top w:w="100" w:type="dxa"/>
-              <w:left w:w="160" w:type="dxa"/>
-              <w:bottom w:w="100" w:type="dxa"/>
-              <w:right w:w="0" w:type="dxa"/>
-            </w:tcMar>
-            <w:vAlign w:val="center"/>
-          </w:tcPr>
-          <w:p>
-            <w:pPr>
-              <w:keepNext w:val="0"/>
-              <w:keepLines w:val="0"/>
-              <w:widowControl/>
-              <w:suppressLineNumbers w:val="0"/>
-              <w:spacing w:line="250" w:lineRule="atLeast"/>
-              <w:jc w:val="center"/>
-              <w:rPr>
-                <w:rFonts w:hint="eastAsia" w:ascii="宋体" w:hAnsi="宋体" w:eastAsia="宋体" w:cs="宋体"/>
-                <w:i w:val="0"/>
-                <w:iCs w:val="0"/>
-                <w:caps w:val="0"/>
-                <w:color w:val="0F1115"/>
-                <w:spacing w:val="0"/>
-                <w:sz w:val="15"/>
-                <w:szCs w:val="15"/>
-              </w:rPr>
-            </w:pPr>
-            <w:r>
-              <w:rPr>
-                <w:rFonts w:hint="eastAsia" w:ascii="宋体" w:hAnsi="宋体" w:eastAsia="宋体" w:cs="宋体"/>
-                <w:i w:val="0"/>
-                <w:iCs w:val="0"/>
-                <w:caps w:val="0"/>
-                <w:color w:val="0F1115"/>
-                <w:spacing w:val="0"/>
-                <w:kern w:val="0"/>
-                <w:sz w:val="15"/>
-                <w:szCs w:val="15"/>
-                <w:bdr w:val="none" w:color="auto" w:sz="0" w:space="0"/>
-                <w:lang w:val="en-US" w:eastAsia="zh-CN" w:bidi="ar"/>
-              </w:rPr>
-              <w:t>二技能冷却</w:t>
+              <w:t>GetVelocity().Length()</w:t>
             </w:r>
           </w:p>
         </w:tc>
@@ -10808,9 +14402,12 @@
             <w:right w:w="15" w:type="dxa"/>
           </w:tblCellMar>
         </w:tblPrEx>
-        <w:tc>
-          <w:tcPr>
-            <w:tcW w:w="1553" w:type="pct"/>
+        <w:trPr>
+          <w:jc w:val="center"/>
+        </w:trPr>
+        <w:tc>
+          <w:tcPr>
+            <w:tcW w:w="1005" w:type="pct"/>
             <w:shd w:val="clear" w:color="auto" w:fill="FFFFFF"/>
             <w:tcMar>
               <w:top w:w="100" w:type="dxa"/>
@@ -10853,13 +14450,13 @@
                 <w:bdr w:val="none" w:color="auto" w:sz="0" w:space="0"/>
                 <w:lang w:val="en-US" w:eastAsia="zh-CN" w:bidi="ar"/>
               </w:rPr>
-              <w:t>ScrollCD</w:t>
-            </w:r>
-          </w:p>
-        </w:tc>
-        <w:tc>
-          <w:tcPr>
-            <w:tcW w:w="946" w:type="pct"/>
+              <w:t>Run</w:t>
+            </w:r>
+          </w:p>
+        </w:tc>
+        <w:tc>
+          <w:tcPr>
+            <w:tcW w:w="2000" w:type="pct"/>
             <w:shd w:val="clear" w:color="auto" w:fill="FFFFFF"/>
             <w:tcMar>
               <w:top w:w="100" w:type="dxa"/>
@@ -10902,19 +14499,19 @@
                 <w:bdr w:val="none" w:color="auto" w:sz="0" w:space="0"/>
                 <w:lang w:val="en-US" w:eastAsia="zh-CN" w:bidi="ar"/>
               </w:rPr>
-              <w:t>float</w:t>
-            </w:r>
-          </w:p>
-        </w:tc>
-        <w:tc>
-          <w:tcPr>
-            <w:tcW w:w="1049" w:type="pct"/>
+              <w:t>MySpeed &gt;= 1</w:t>
+            </w:r>
+          </w:p>
+        </w:tc>
+        <w:tc>
+          <w:tcPr>
+            <w:tcW w:w="1994" w:type="pct"/>
             <w:shd w:val="clear" w:color="auto" w:fill="FFFFFF"/>
             <w:tcMar>
               <w:top w:w="100" w:type="dxa"/>
               <w:left w:w="160" w:type="dxa"/>
               <w:bottom w:w="100" w:type="dxa"/>
-              <w:right w:w="160" w:type="dxa"/>
+              <w:right w:w="0" w:type="dxa"/>
             </w:tcMar>
             <w:vAlign w:val="center"/>
           </w:tcPr>
@@ -10951,19 +14548,40 @@
                 <w:bdr w:val="none" w:color="auto" w:sz="0" w:space="0"/>
                 <w:lang w:val="en-US" w:eastAsia="zh-CN" w:bidi="ar"/>
               </w:rPr>
-              <w:t>40.0f</w:t>
-            </w:r>
-          </w:p>
-        </w:tc>
-        <w:tc>
-          <w:tcPr>
-            <w:tcW w:w="1450" w:type="pct"/>
+              <w:t>GetVelocity().Length()</w:t>
+            </w:r>
+          </w:p>
+        </w:tc>
+      </w:tr>
+      <w:tr>
+        <w:tblPrEx>
+          <w:tblBorders>
+            <w:top w:val="single" w:color="auto" w:sz="4" w:space="0"/>
+            <w:left w:val="single" w:color="auto" w:sz="4" w:space="0"/>
+            <w:bottom w:val="single" w:color="auto" w:sz="4" w:space="0"/>
+            <w:right w:val="single" w:color="auto" w:sz="4" w:space="0"/>
+            <w:insideH w:val="single" w:color="auto" w:sz="4" w:space="0"/>
+            <w:insideV w:val="single" w:color="auto" w:sz="4" w:space="0"/>
+          </w:tblBorders>
+          <w:tblCellMar>
+            <w:top w:w="15" w:type="dxa"/>
+            <w:left w:w="15" w:type="dxa"/>
+            <w:bottom w:w="15" w:type="dxa"/>
+            <w:right w:w="15" w:type="dxa"/>
+          </w:tblCellMar>
+        </w:tblPrEx>
+        <w:trPr>
+          <w:jc w:val="center"/>
+        </w:trPr>
+        <w:tc>
+          <w:tcPr>
+            <w:tcW w:w="1005" w:type="pct"/>
             <w:shd w:val="clear" w:color="auto" w:fill="FFFFFF"/>
             <w:tcMar>
               <w:top w:w="100" w:type="dxa"/>
-              <w:left w:w="160" w:type="dxa"/>
+              <w:left w:w="0" w:type="dxa"/>
               <w:bottom w:w="100" w:type="dxa"/>
-              <w:right w:w="0" w:type="dxa"/>
+              <w:right w:w="160" w:type="dxa"/>
             </w:tcMar>
             <w:vAlign w:val="center"/>
           </w:tcPr>
@@ -11000,7 +14618,273 @@
                 <w:bdr w:val="none" w:color="auto" w:sz="0" w:space="0"/>
                 <w:lang w:val="en-US" w:eastAsia="zh-CN" w:bidi="ar"/>
               </w:rPr>
-              <w:t>秘卷冷却</w:t>
+              <w:t>Attack1~5</w:t>
+            </w:r>
+          </w:p>
+        </w:tc>
+        <w:tc>
+          <w:tcPr>
+            <w:tcW w:w="2000" w:type="pct"/>
+            <w:shd w:val="clear" w:color="auto" w:fill="FFFFFF"/>
+            <w:tcMar>
+              <w:top w:w="100" w:type="dxa"/>
+              <w:left w:w="160" w:type="dxa"/>
+              <w:bottom w:w="100" w:type="dxa"/>
+              <w:right w:w="160" w:type="dxa"/>
+            </w:tcMar>
+            <w:vAlign w:val="center"/>
+          </w:tcPr>
+          <w:p>
+            <w:pPr>
+              <w:keepNext w:val="0"/>
+              <w:keepLines w:val="0"/>
+              <w:widowControl/>
+              <w:suppressLineNumbers w:val="0"/>
+              <w:spacing w:line="250" w:lineRule="atLeast"/>
+              <w:jc w:val="center"/>
+              <w:rPr>
+                <w:rFonts w:hint="eastAsia" w:ascii="宋体" w:hAnsi="宋体" w:eastAsia="宋体" w:cs="宋体"/>
+                <w:i w:val="0"/>
+                <w:iCs w:val="0"/>
+                <w:caps w:val="0"/>
+                <w:color w:val="0F1115"/>
+                <w:spacing w:val="0"/>
+                <w:sz w:val="15"/>
+                <w:szCs w:val="15"/>
+              </w:rPr>
+            </w:pPr>
+            <w:r>
+              <w:rPr>
+                <w:rFonts w:hint="eastAsia" w:ascii="宋体" w:hAnsi="宋体" w:eastAsia="宋体" w:cs="宋体"/>
+                <w:i w:val="0"/>
+                <w:iCs w:val="0"/>
+                <w:caps w:val="0"/>
+                <w:color w:val="0F1115"/>
+                <w:spacing w:val="0"/>
+                <w:kern w:val="0"/>
+                <w:sz w:val="15"/>
+                <w:szCs w:val="15"/>
+                <w:bdr w:val="none" w:color="auto" w:sz="0" w:space="0"/>
+                <w:lang w:val="en-US" w:eastAsia="zh-CN" w:bidi="ar"/>
+              </w:rPr>
+              <w:t>MyAttack = 1~5</w:t>
+            </w:r>
+          </w:p>
+        </w:tc>
+        <w:tc>
+          <w:tcPr>
+            <w:tcW w:w="1994" w:type="pct"/>
+            <w:shd w:val="clear" w:color="auto" w:fill="FFFFFF"/>
+            <w:tcMar>
+              <w:top w:w="100" w:type="dxa"/>
+              <w:left w:w="160" w:type="dxa"/>
+              <w:bottom w:w="100" w:type="dxa"/>
+              <w:right w:w="0" w:type="dxa"/>
+            </w:tcMar>
+            <w:vAlign w:val="center"/>
+          </w:tcPr>
+          <w:p>
+            <w:pPr>
+              <w:keepNext w:val="0"/>
+              <w:keepLines w:val="0"/>
+              <w:widowControl/>
+              <w:suppressLineNumbers w:val="0"/>
+              <w:spacing w:line="250" w:lineRule="atLeast"/>
+              <w:jc w:val="center"/>
+              <w:rPr>
+                <w:rFonts w:hint="eastAsia" w:ascii="宋体" w:hAnsi="宋体" w:eastAsia="宋体" w:cs="宋体"/>
+                <w:i w:val="0"/>
+                <w:iCs w:val="0"/>
+                <w:caps w:val="0"/>
+                <w:color w:val="0F1115"/>
+                <w:spacing w:val="0"/>
+                <w:sz w:val="15"/>
+                <w:szCs w:val="15"/>
+              </w:rPr>
+            </w:pPr>
+            <w:r>
+              <w:rPr>
+                <w:rFonts w:hint="eastAsia" w:ascii="宋体" w:hAnsi="宋体" w:eastAsia="宋体" w:cs="宋体"/>
+                <w:i w:val="0"/>
+                <w:iCs w:val="0"/>
+                <w:caps w:val="0"/>
+                <w:color w:val="0F1115"/>
+                <w:spacing w:val="0"/>
+                <w:kern w:val="0"/>
+                <w:sz w:val="15"/>
+                <w:szCs w:val="15"/>
+                <w:bdr w:val="none" w:color="auto" w:sz="0" w:space="0"/>
+                <w:lang w:val="en-US" w:eastAsia="zh-CN" w:bidi="ar"/>
+              </w:rPr>
+              <w:t>PS-&gt;Attack</w:t>
+            </w:r>
+          </w:p>
+        </w:tc>
+      </w:tr>
+      <w:tr>
+        <w:tblPrEx>
+          <w:tblBorders>
+            <w:top w:val="single" w:color="auto" w:sz="4" w:space="0"/>
+            <w:left w:val="single" w:color="auto" w:sz="4" w:space="0"/>
+            <w:bottom w:val="single" w:color="auto" w:sz="4" w:space="0"/>
+            <w:right w:val="single" w:color="auto" w:sz="4" w:space="0"/>
+            <w:insideH w:val="single" w:color="auto" w:sz="4" w:space="0"/>
+            <w:insideV w:val="single" w:color="auto" w:sz="4" w:space="0"/>
+          </w:tblBorders>
+          <w:tblCellMar>
+            <w:top w:w="15" w:type="dxa"/>
+            <w:left w:w="15" w:type="dxa"/>
+            <w:bottom w:w="15" w:type="dxa"/>
+            <w:right w:w="15" w:type="dxa"/>
+          </w:tblCellMar>
+        </w:tblPrEx>
+        <w:trPr>
+          <w:jc w:val="center"/>
+        </w:trPr>
+        <w:tc>
+          <w:tcPr>
+            <w:tcW w:w="1005" w:type="pct"/>
+            <w:shd w:val="clear" w:color="auto" w:fill="FFFFFF"/>
+            <w:tcMar>
+              <w:top w:w="100" w:type="dxa"/>
+              <w:left w:w="0" w:type="dxa"/>
+              <w:bottom w:w="100" w:type="dxa"/>
+              <w:right w:w="160" w:type="dxa"/>
+            </w:tcMar>
+            <w:vAlign w:val="center"/>
+          </w:tcPr>
+          <w:p>
+            <w:pPr>
+              <w:keepNext w:val="0"/>
+              <w:keepLines w:val="0"/>
+              <w:widowControl/>
+              <w:suppressLineNumbers w:val="0"/>
+              <w:spacing w:line="250" w:lineRule="atLeast"/>
+              <w:jc w:val="center"/>
+              <w:rPr>
+                <w:rFonts w:hint="eastAsia" w:ascii="宋体" w:hAnsi="宋体" w:eastAsia="宋体" w:cs="宋体"/>
+                <w:i w:val="0"/>
+                <w:iCs w:val="0"/>
+                <w:caps w:val="0"/>
+                <w:color w:val="0F1115"/>
+                <w:spacing w:val="0"/>
+                <w:sz w:val="15"/>
+                <w:szCs w:val="15"/>
+              </w:rPr>
+            </w:pPr>
+            <w:r>
+              <w:rPr>
+                <w:rFonts w:hint="eastAsia" w:ascii="宋体" w:hAnsi="宋体" w:eastAsia="宋体" w:cs="宋体"/>
+                <w:i w:val="0"/>
+                <w:iCs w:val="0"/>
+                <w:caps w:val="0"/>
+                <w:color w:val="0F1115"/>
+                <w:spacing w:val="0"/>
+                <w:kern w:val="0"/>
+                <w:sz w:val="15"/>
+                <w:szCs w:val="15"/>
+                <w:bdr w:val="none" w:color="auto" w:sz="0" w:space="0"/>
+                <w:lang w:val="en-US" w:eastAsia="zh-CN" w:bidi="ar"/>
+              </w:rPr>
+              <w:t>Skill1</w:t>
+            </w:r>
+          </w:p>
+        </w:tc>
+        <w:tc>
+          <w:tcPr>
+            <w:tcW w:w="2000" w:type="pct"/>
+            <w:shd w:val="clear" w:color="auto" w:fill="FFFFFF"/>
+            <w:tcMar>
+              <w:top w:w="100" w:type="dxa"/>
+              <w:left w:w="160" w:type="dxa"/>
+              <w:bottom w:w="100" w:type="dxa"/>
+              <w:right w:w="160" w:type="dxa"/>
+            </w:tcMar>
+            <w:vAlign w:val="center"/>
+          </w:tcPr>
+          <w:p>
+            <w:pPr>
+              <w:keepNext w:val="0"/>
+              <w:keepLines w:val="0"/>
+              <w:widowControl/>
+              <w:suppressLineNumbers w:val="0"/>
+              <w:spacing w:line="250" w:lineRule="atLeast"/>
+              <w:jc w:val="center"/>
+              <w:rPr>
+                <w:rFonts w:hint="eastAsia" w:ascii="宋体" w:hAnsi="宋体" w:eastAsia="宋体" w:cs="宋体"/>
+                <w:i w:val="0"/>
+                <w:iCs w:val="0"/>
+                <w:caps w:val="0"/>
+                <w:color w:val="0F1115"/>
+                <w:spacing w:val="0"/>
+                <w:sz w:val="15"/>
+                <w:szCs w:val="15"/>
+              </w:rPr>
+            </w:pPr>
+            <w:r>
+              <w:rPr>
+                <w:rFonts w:hint="eastAsia" w:ascii="宋体" w:hAnsi="宋体" w:eastAsia="宋体" w:cs="宋体"/>
+                <w:i w:val="0"/>
+                <w:iCs w:val="0"/>
+                <w:caps w:val="0"/>
+                <w:color w:val="0F1115"/>
+                <w:spacing w:val="0"/>
+                <w:kern w:val="0"/>
+                <w:sz w:val="15"/>
+                <w:szCs w:val="15"/>
+                <w:bdr w:val="none" w:color="auto" w:sz="0" w:space="0"/>
+                <w:lang w:val="en-US" w:eastAsia="zh-CN" w:bidi="ar"/>
+              </w:rPr>
+              <w:t>MySkill = 1</w:t>
+            </w:r>
+          </w:p>
+        </w:tc>
+        <w:tc>
+          <w:tcPr>
+            <w:tcW w:w="1994" w:type="pct"/>
+            <w:shd w:val="clear" w:color="auto" w:fill="FFFFFF"/>
+            <w:tcMar>
+              <w:top w:w="100" w:type="dxa"/>
+              <w:left w:w="160" w:type="dxa"/>
+              <w:bottom w:w="100" w:type="dxa"/>
+              <w:right w:w="0" w:type="dxa"/>
+            </w:tcMar>
+            <w:vAlign w:val="center"/>
+          </w:tcPr>
+          <w:p>
+            <w:pPr>
+              <w:keepNext w:val="0"/>
+              <w:keepLines w:val="0"/>
+              <w:widowControl/>
+              <w:suppressLineNumbers w:val="0"/>
+              <w:spacing w:line="250" w:lineRule="atLeast"/>
+              <w:jc w:val="center"/>
+              <w:rPr>
+                <w:rFonts w:hint="eastAsia" w:ascii="宋体" w:hAnsi="宋体" w:eastAsia="宋体" w:cs="宋体"/>
+                <w:i w:val="0"/>
+                <w:iCs w:val="0"/>
+                <w:caps w:val="0"/>
+                <w:color w:val="0F1115"/>
+                <w:spacing w:val="0"/>
+                <w:sz w:val="15"/>
+                <w:szCs w:val="15"/>
+              </w:rPr>
+            </w:pPr>
+            <w:r>
+              <w:rPr>
+                <w:rFonts w:hint="eastAsia" w:ascii="宋体" w:hAnsi="宋体" w:eastAsia="宋体" w:cs="宋体"/>
+                <w:i w:val="0"/>
+                <w:iCs w:val="0"/>
+                <w:caps w:val="0"/>
+                <w:color w:val="0F1115"/>
+                <w:spacing w:val="0"/>
+                <w:kern w:val="0"/>
+                <w:sz w:val="15"/>
+                <w:szCs w:val="15"/>
+                <w:bdr w:val="none" w:color="auto" w:sz="0" w:space="0"/>
+                <w:lang w:val="en-US" w:eastAsia="zh-CN" w:bidi="ar"/>
+              </w:rPr>
+              <w:t>PS-&gt;MySkill</w:t>
             </w:r>
           </w:p>
         </w:tc>
@@ -11023,9 +14907,12 @@
             <w:right w:w="15" w:type="dxa"/>
           </w:tblCellMar>
         </w:tblPrEx>
-        <w:tc>
-          <w:tcPr>
-            <w:tcW w:w="1553" w:type="pct"/>
+        <w:trPr>
+          <w:jc w:val="center"/>
+        </w:trPr>
+        <w:tc>
+          <w:tcPr>
+            <w:tcW w:w="1005" w:type="pct"/>
             <w:shd w:val="clear" w:color="auto" w:fill="FFFFFF"/>
             <w:tcMar>
               <w:top w:w="100" w:type="dxa"/>
@@ -11068,13 +14955,13 @@
                 <w:bdr w:val="none" w:color="auto" w:sz="0" w:space="0"/>
                 <w:lang w:val="en-US" w:eastAsia="zh-CN" w:bidi="ar"/>
               </w:rPr>
-              <w:t>SummonCD</w:t>
-            </w:r>
-          </w:p>
-        </w:tc>
-        <w:tc>
-          <w:tcPr>
-            <w:tcW w:w="946" w:type="pct"/>
+              <w:t>Skill2</w:t>
+            </w:r>
+          </w:p>
+        </w:tc>
+        <w:tc>
+          <w:tcPr>
+            <w:tcW w:w="2000" w:type="pct"/>
             <w:shd w:val="clear" w:color="auto" w:fill="FFFFFF"/>
             <w:tcMar>
               <w:top w:w="100" w:type="dxa"/>
@@ -11117,19 +15004,19 @@
                 <w:bdr w:val="none" w:color="auto" w:sz="0" w:space="0"/>
                 <w:lang w:val="en-US" w:eastAsia="zh-CN" w:bidi="ar"/>
               </w:rPr>
-              <w:t>float</w:t>
-            </w:r>
-          </w:p>
-        </w:tc>
-        <w:tc>
-          <w:tcPr>
-            <w:tcW w:w="1049" w:type="pct"/>
+              <w:t>MySkill = 2</w:t>
+            </w:r>
+          </w:p>
+        </w:tc>
+        <w:tc>
+          <w:tcPr>
+            <w:tcW w:w="1994" w:type="pct"/>
             <w:shd w:val="clear" w:color="auto" w:fill="FFFFFF"/>
             <w:tcMar>
               <w:top w:w="100" w:type="dxa"/>
               <w:left w:w="160" w:type="dxa"/>
               <w:bottom w:w="100" w:type="dxa"/>
-              <w:right w:w="160" w:type="dxa"/>
+              <w:right w:w="0" w:type="dxa"/>
             </w:tcMar>
             <w:vAlign w:val="center"/>
           </w:tcPr>
@@ -11166,19 +15053,40 @@
                 <w:bdr w:val="none" w:color="auto" w:sz="0" w:space="0"/>
                 <w:lang w:val="en-US" w:eastAsia="zh-CN" w:bidi="ar"/>
               </w:rPr>
-              <w:t>200.0f</w:t>
-            </w:r>
-          </w:p>
-        </w:tc>
-        <w:tc>
-          <w:tcPr>
-            <w:tcW w:w="1450" w:type="pct"/>
+              <w:t>PS-&gt;MySkill</w:t>
+            </w:r>
+          </w:p>
+        </w:tc>
+      </w:tr>
+      <w:tr>
+        <w:tblPrEx>
+          <w:tblBorders>
+            <w:top w:val="single" w:color="auto" w:sz="4" w:space="0"/>
+            <w:left w:val="single" w:color="auto" w:sz="4" w:space="0"/>
+            <w:bottom w:val="single" w:color="auto" w:sz="4" w:space="0"/>
+            <w:right w:val="single" w:color="auto" w:sz="4" w:space="0"/>
+            <w:insideH w:val="single" w:color="auto" w:sz="4" w:space="0"/>
+            <w:insideV w:val="single" w:color="auto" w:sz="4" w:space="0"/>
+          </w:tblBorders>
+          <w:tblCellMar>
+            <w:top w:w="15" w:type="dxa"/>
+            <w:left w:w="15" w:type="dxa"/>
+            <w:bottom w:w="15" w:type="dxa"/>
+            <w:right w:w="15" w:type="dxa"/>
+          </w:tblCellMar>
+        </w:tblPrEx>
+        <w:trPr>
+          <w:jc w:val="center"/>
+        </w:trPr>
+        <w:tc>
+          <w:tcPr>
+            <w:tcW w:w="1005" w:type="pct"/>
             <w:shd w:val="clear" w:color="auto" w:fill="FFFFFF"/>
             <w:tcMar>
               <w:top w:w="100" w:type="dxa"/>
-              <w:left w:w="160" w:type="dxa"/>
+              <w:left w:w="0" w:type="dxa"/>
               <w:bottom w:w="100" w:type="dxa"/>
-              <w:right w:w="0" w:type="dxa"/>
+              <w:right w:w="160" w:type="dxa"/>
             </w:tcMar>
             <w:vAlign w:val="center"/>
           </w:tcPr>
@@ -11215,44 +15123,950 @@
                 <w:bdr w:val="none" w:color="auto" w:sz="0" w:space="0"/>
                 <w:lang w:val="en-US" w:eastAsia="zh-CN" w:bidi="ar"/>
               </w:rPr>
-              <w:t>通灵冷却</w:t>
+              <w:t>FinalSkill</w:t>
+            </w:r>
+          </w:p>
+        </w:tc>
+        <w:tc>
+          <w:tcPr>
+            <w:tcW w:w="2000" w:type="pct"/>
+            <w:shd w:val="clear" w:color="auto" w:fill="FFFFFF"/>
+            <w:tcMar>
+              <w:top w:w="100" w:type="dxa"/>
+              <w:left w:w="160" w:type="dxa"/>
+              <w:bottom w:w="100" w:type="dxa"/>
+              <w:right w:w="160" w:type="dxa"/>
+            </w:tcMar>
+            <w:vAlign w:val="center"/>
+          </w:tcPr>
+          <w:p>
+            <w:pPr>
+              <w:keepNext w:val="0"/>
+              <w:keepLines w:val="0"/>
+              <w:widowControl/>
+              <w:suppressLineNumbers w:val="0"/>
+              <w:spacing w:line="250" w:lineRule="atLeast"/>
+              <w:jc w:val="center"/>
+              <w:rPr>
+                <w:rFonts w:hint="eastAsia" w:ascii="宋体" w:hAnsi="宋体" w:eastAsia="宋体" w:cs="宋体"/>
+                <w:i w:val="0"/>
+                <w:iCs w:val="0"/>
+                <w:caps w:val="0"/>
+                <w:color w:val="0F1115"/>
+                <w:spacing w:val="0"/>
+                <w:sz w:val="15"/>
+                <w:szCs w:val="15"/>
+              </w:rPr>
+            </w:pPr>
+            <w:r>
+              <w:rPr>
+                <w:rFonts w:hint="eastAsia" w:ascii="宋体" w:hAnsi="宋体" w:eastAsia="宋体" w:cs="宋体"/>
+                <w:i w:val="0"/>
+                <w:iCs w:val="0"/>
+                <w:caps w:val="0"/>
+                <w:color w:val="0F1115"/>
+                <w:spacing w:val="0"/>
+                <w:kern w:val="0"/>
+                <w:sz w:val="15"/>
+                <w:szCs w:val="15"/>
+                <w:bdr w:val="none" w:color="auto" w:sz="0" w:space="0"/>
+                <w:lang w:val="en-US" w:eastAsia="zh-CN" w:bidi="ar"/>
+              </w:rPr>
+              <w:t>MySkill = 5</w:t>
+            </w:r>
+          </w:p>
+        </w:tc>
+        <w:tc>
+          <w:tcPr>
+            <w:tcW w:w="1994" w:type="pct"/>
+            <w:shd w:val="clear" w:color="auto" w:fill="FFFFFF"/>
+            <w:tcMar>
+              <w:top w:w="100" w:type="dxa"/>
+              <w:left w:w="160" w:type="dxa"/>
+              <w:bottom w:w="100" w:type="dxa"/>
+              <w:right w:w="0" w:type="dxa"/>
+            </w:tcMar>
+            <w:vAlign w:val="center"/>
+          </w:tcPr>
+          <w:p>
+            <w:pPr>
+              <w:keepNext w:val="0"/>
+              <w:keepLines w:val="0"/>
+              <w:widowControl/>
+              <w:suppressLineNumbers w:val="0"/>
+              <w:spacing w:line="250" w:lineRule="atLeast"/>
+              <w:jc w:val="center"/>
+              <w:rPr>
+                <w:rFonts w:hint="eastAsia" w:ascii="宋体" w:hAnsi="宋体" w:eastAsia="宋体" w:cs="宋体"/>
+                <w:i w:val="0"/>
+                <w:iCs w:val="0"/>
+                <w:caps w:val="0"/>
+                <w:color w:val="0F1115"/>
+                <w:spacing w:val="0"/>
+                <w:sz w:val="15"/>
+                <w:szCs w:val="15"/>
+              </w:rPr>
+            </w:pPr>
+            <w:r>
+              <w:rPr>
+                <w:rFonts w:hint="eastAsia" w:ascii="宋体" w:hAnsi="宋体" w:eastAsia="宋体" w:cs="宋体"/>
+                <w:i w:val="0"/>
+                <w:iCs w:val="0"/>
+                <w:caps w:val="0"/>
+                <w:color w:val="0F1115"/>
+                <w:spacing w:val="0"/>
+                <w:kern w:val="0"/>
+                <w:sz w:val="15"/>
+                <w:szCs w:val="15"/>
+                <w:bdr w:val="none" w:color="auto" w:sz="0" w:space="0"/>
+                <w:lang w:val="en-US" w:eastAsia="zh-CN" w:bidi="ar"/>
+              </w:rPr>
+              <w:t>PS-&gt;MySkill</w:t>
+            </w:r>
+          </w:p>
+        </w:tc>
+      </w:tr>
+      <w:tr>
+        <w:tblPrEx>
+          <w:tblBorders>
+            <w:top w:val="single" w:color="auto" w:sz="4" w:space="0"/>
+            <w:left w:val="single" w:color="auto" w:sz="4" w:space="0"/>
+            <w:bottom w:val="single" w:color="auto" w:sz="4" w:space="0"/>
+            <w:right w:val="single" w:color="auto" w:sz="4" w:space="0"/>
+            <w:insideH w:val="single" w:color="auto" w:sz="4" w:space="0"/>
+            <w:insideV w:val="single" w:color="auto" w:sz="4" w:space="0"/>
+          </w:tblBorders>
+          <w:tblCellMar>
+            <w:top w:w="15" w:type="dxa"/>
+            <w:left w:w="15" w:type="dxa"/>
+            <w:bottom w:w="15" w:type="dxa"/>
+            <w:right w:w="15" w:type="dxa"/>
+          </w:tblCellMar>
+        </w:tblPrEx>
+        <w:trPr>
+          <w:jc w:val="center"/>
+        </w:trPr>
+        <w:tc>
+          <w:tcPr>
+            <w:tcW w:w="1005" w:type="pct"/>
+            <w:shd w:val="clear" w:color="auto" w:fill="FFFFFF"/>
+            <w:tcMar>
+              <w:top w:w="100" w:type="dxa"/>
+              <w:left w:w="0" w:type="dxa"/>
+              <w:bottom w:w="100" w:type="dxa"/>
+              <w:right w:w="160" w:type="dxa"/>
+            </w:tcMar>
+            <w:vAlign w:val="center"/>
+          </w:tcPr>
+          <w:p>
+            <w:pPr>
+              <w:keepNext w:val="0"/>
+              <w:keepLines w:val="0"/>
+              <w:widowControl/>
+              <w:suppressLineNumbers w:val="0"/>
+              <w:spacing w:line="250" w:lineRule="atLeast"/>
+              <w:jc w:val="center"/>
+              <w:rPr>
+                <w:rFonts w:hint="eastAsia" w:ascii="宋体" w:hAnsi="宋体" w:eastAsia="宋体" w:cs="宋体"/>
+                <w:i w:val="0"/>
+                <w:iCs w:val="0"/>
+                <w:caps w:val="0"/>
+                <w:color w:val="0F1115"/>
+                <w:spacing w:val="0"/>
+                <w:sz w:val="15"/>
+                <w:szCs w:val="15"/>
+              </w:rPr>
+            </w:pPr>
+            <w:r>
+              <w:rPr>
+                <w:rFonts w:hint="eastAsia" w:ascii="宋体" w:hAnsi="宋体" w:eastAsia="宋体" w:cs="宋体"/>
+                <w:i w:val="0"/>
+                <w:iCs w:val="0"/>
+                <w:caps w:val="0"/>
+                <w:color w:val="0F1115"/>
+                <w:spacing w:val="0"/>
+                <w:kern w:val="0"/>
+                <w:sz w:val="15"/>
+                <w:szCs w:val="15"/>
+                <w:bdr w:val="none" w:color="auto" w:sz="0" w:space="0"/>
+                <w:lang w:val="en-US" w:eastAsia="zh-CN" w:bidi="ar"/>
+              </w:rPr>
+              <w:t>Scroll</w:t>
+            </w:r>
+          </w:p>
+        </w:tc>
+        <w:tc>
+          <w:tcPr>
+            <w:tcW w:w="2000" w:type="pct"/>
+            <w:shd w:val="clear" w:color="auto" w:fill="FFFFFF"/>
+            <w:tcMar>
+              <w:top w:w="100" w:type="dxa"/>
+              <w:left w:w="160" w:type="dxa"/>
+              <w:bottom w:w="100" w:type="dxa"/>
+              <w:right w:w="160" w:type="dxa"/>
+            </w:tcMar>
+            <w:vAlign w:val="center"/>
+          </w:tcPr>
+          <w:p>
+            <w:pPr>
+              <w:keepNext w:val="0"/>
+              <w:keepLines w:val="0"/>
+              <w:widowControl/>
+              <w:suppressLineNumbers w:val="0"/>
+              <w:spacing w:line="250" w:lineRule="atLeast"/>
+              <w:jc w:val="center"/>
+              <w:rPr>
+                <w:rFonts w:hint="eastAsia" w:ascii="宋体" w:hAnsi="宋体" w:eastAsia="宋体" w:cs="宋体"/>
+                <w:i w:val="0"/>
+                <w:iCs w:val="0"/>
+                <w:caps w:val="0"/>
+                <w:color w:val="0F1115"/>
+                <w:spacing w:val="0"/>
+                <w:sz w:val="15"/>
+                <w:szCs w:val="15"/>
+              </w:rPr>
+            </w:pPr>
+            <w:r>
+              <w:rPr>
+                <w:rFonts w:hint="eastAsia" w:ascii="宋体" w:hAnsi="宋体" w:eastAsia="宋体" w:cs="宋体"/>
+                <w:i w:val="0"/>
+                <w:iCs w:val="0"/>
+                <w:caps w:val="0"/>
+                <w:color w:val="0F1115"/>
+                <w:spacing w:val="0"/>
+                <w:kern w:val="0"/>
+                <w:sz w:val="15"/>
+                <w:szCs w:val="15"/>
+                <w:bdr w:val="none" w:color="auto" w:sz="0" w:space="0"/>
+                <w:lang w:val="en-US" w:eastAsia="zh-CN" w:bidi="ar"/>
+              </w:rPr>
+              <w:t>MySkill = 4</w:t>
+            </w:r>
+          </w:p>
+        </w:tc>
+        <w:tc>
+          <w:tcPr>
+            <w:tcW w:w="1994" w:type="pct"/>
+            <w:shd w:val="clear" w:color="auto" w:fill="FFFFFF"/>
+            <w:tcMar>
+              <w:top w:w="100" w:type="dxa"/>
+              <w:left w:w="160" w:type="dxa"/>
+              <w:bottom w:w="100" w:type="dxa"/>
+              <w:right w:w="0" w:type="dxa"/>
+            </w:tcMar>
+            <w:vAlign w:val="center"/>
+          </w:tcPr>
+          <w:p>
+            <w:pPr>
+              <w:keepNext w:val="0"/>
+              <w:keepLines w:val="0"/>
+              <w:widowControl/>
+              <w:suppressLineNumbers w:val="0"/>
+              <w:spacing w:line="250" w:lineRule="atLeast"/>
+              <w:jc w:val="center"/>
+              <w:rPr>
+                <w:rFonts w:hint="eastAsia" w:ascii="宋体" w:hAnsi="宋体" w:eastAsia="宋体" w:cs="宋体"/>
+                <w:i w:val="0"/>
+                <w:iCs w:val="0"/>
+                <w:caps w:val="0"/>
+                <w:color w:val="0F1115"/>
+                <w:spacing w:val="0"/>
+                <w:sz w:val="15"/>
+                <w:szCs w:val="15"/>
+              </w:rPr>
+            </w:pPr>
+            <w:r>
+              <w:rPr>
+                <w:rFonts w:hint="eastAsia" w:ascii="宋体" w:hAnsi="宋体" w:eastAsia="宋体" w:cs="宋体"/>
+                <w:i w:val="0"/>
+                <w:iCs w:val="0"/>
+                <w:caps w:val="0"/>
+                <w:color w:val="0F1115"/>
+                <w:spacing w:val="0"/>
+                <w:kern w:val="0"/>
+                <w:sz w:val="15"/>
+                <w:szCs w:val="15"/>
+                <w:bdr w:val="none" w:color="auto" w:sz="0" w:space="0"/>
+                <w:lang w:val="en-US" w:eastAsia="zh-CN" w:bidi="ar"/>
+              </w:rPr>
+              <w:t>PS-&gt;MySkill</w:t>
+            </w:r>
+          </w:p>
+        </w:tc>
+      </w:tr>
+      <w:tr>
+        <w:tblPrEx>
+          <w:tblBorders>
+            <w:top w:val="single" w:color="auto" w:sz="4" w:space="0"/>
+            <w:left w:val="single" w:color="auto" w:sz="4" w:space="0"/>
+            <w:bottom w:val="single" w:color="auto" w:sz="4" w:space="0"/>
+            <w:right w:val="single" w:color="auto" w:sz="4" w:space="0"/>
+            <w:insideH w:val="single" w:color="auto" w:sz="4" w:space="0"/>
+            <w:insideV w:val="single" w:color="auto" w:sz="4" w:space="0"/>
+          </w:tblBorders>
+          <w:tblCellMar>
+            <w:top w:w="15" w:type="dxa"/>
+            <w:left w:w="15" w:type="dxa"/>
+            <w:bottom w:w="15" w:type="dxa"/>
+            <w:right w:w="15" w:type="dxa"/>
+          </w:tblCellMar>
+        </w:tblPrEx>
+        <w:trPr>
+          <w:jc w:val="center"/>
+        </w:trPr>
+        <w:tc>
+          <w:tcPr>
+            <w:tcW w:w="1005" w:type="pct"/>
+            <w:shd w:val="clear" w:color="auto" w:fill="FFFFFF"/>
+            <w:tcMar>
+              <w:top w:w="100" w:type="dxa"/>
+              <w:left w:w="0" w:type="dxa"/>
+              <w:bottom w:w="100" w:type="dxa"/>
+              <w:right w:w="160" w:type="dxa"/>
+            </w:tcMar>
+            <w:vAlign w:val="center"/>
+          </w:tcPr>
+          <w:p>
+            <w:pPr>
+              <w:keepNext w:val="0"/>
+              <w:keepLines w:val="0"/>
+              <w:widowControl/>
+              <w:suppressLineNumbers w:val="0"/>
+              <w:spacing w:line="250" w:lineRule="atLeast"/>
+              <w:jc w:val="center"/>
+              <w:rPr>
+                <w:rFonts w:hint="eastAsia" w:ascii="宋体" w:hAnsi="宋体" w:eastAsia="宋体" w:cs="宋体"/>
+                <w:i w:val="0"/>
+                <w:iCs w:val="0"/>
+                <w:caps w:val="0"/>
+                <w:color w:val="0F1115"/>
+                <w:spacing w:val="0"/>
+                <w:sz w:val="15"/>
+                <w:szCs w:val="15"/>
+              </w:rPr>
+            </w:pPr>
+            <w:r>
+              <w:rPr>
+                <w:rFonts w:hint="eastAsia" w:ascii="宋体" w:hAnsi="宋体" w:eastAsia="宋体" w:cs="宋体"/>
+                <w:i w:val="0"/>
+                <w:iCs w:val="0"/>
+                <w:caps w:val="0"/>
+                <w:color w:val="0F1115"/>
+                <w:spacing w:val="0"/>
+                <w:kern w:val="0"/>
+                <w:sz w:val="15"/>
+                <w:szCs w:val="15"/>
+                <w:bdr w:val="none" w:color="auto" w:sz="0" w:space="0"/>
+                <w:lang w:val="en-US" w:eastAsia="zh-CN" w:bidi="ar"/>
+              </w:rPr>
+              <w:t>Staggered</w:t>
+            </w:r>
+          </w:p>
+        </w:tc>
+        <w:tc>
+          <w:tcPr>
+            <w:tcW w:w="2000" w:type="pct"/>
+            <w:shd w:val="clear" w:color="auto" w:fill="FFFFFF"/>
+            <w:tcMar>
+              <w:top w:w="100" w:type="dxa"/>
+              <w:left w:w="160" w:type="dxa"/>
+              <w:bottom w:w="100" w:type="dxa"/>
+              <w:right w:w="160" w:type="dxa"/>
+            </w:tcMar>
+            <w:vAlign w:val="center"/>
+          </w:tcPr>
+          <w:p>
+            <w:pPr>
+              <w:keepNext w:val="0"/>
+              <w:keepLines w:val="0"/>
+              <w:widowControl/>
+              <w:suppressLineNumbers w:val="0"/>
+              <w:spacing w:line="250" w:lineRule="atLeast"/>
+              <w:jc w:val="center"/>
+              <w:rPr>
+                <w:rFonts w:hint="eastAsia" w:ascii="宋体" w:hAnsi="宋体" w:eastAsia="宋体" w:cs="宋体"/>
+                <w:i w:val="0"/>
+                <w:iCs w:val="0"/>
+                <w:caps w:val="0"/>
+                <w:color w:val="0F1115"/>
+                <w:spacing w:val="0"/>
+                <w:sz w:val="15"/>
+                <w:szCs w:val="15"/>
+              </w:rPr>
+            </w:pPr>
+            <w:r>
+              <w:rPr>
+                <w:rFonts w:hint="eastAsia" w:ascii="宋体" w:hAnsi="宋体" w:eastAsia="宋体" w:cs="宋体"/>
+                <w:i w:val="0"/>
+                <w:iCs w:val="0"/>
+                <w:caps w:val="0"/>
+                <w:color w:val="0F1115"/>
+                <w:spacing w:val="0"/>
+                <w:kern w:val="0"/>
+                <w:sz w:val="15"/>
+                <w:szCs w:val="15"/>
+                <w:bdr w:val="none" w:color="auto" w:sz="0" w:space="0"/>
+                <w:lang w:val="en-US" w:eastAsia="zh-CN" w:bidi="ar"/>
+              </w:rPr>
+              <w:t>MyCState = Staggered</w:t>
+            </w:r>
+          </w:p>
+        </w:tc>
+        <w:tc>
+          <w:tcPr>
+            <w:tcW w:w="1994" w:type="pct"/>
+            <w:shd w:val="clear" w:color="auto" w:fill="FFFFFF"/>
+            <w:tcMar>
+              <w:top w:w="100" w:type="dxa"/>
+              <w:left w:w="160" w:type="dxa"/>
+              <w:bottom w:w="100" w:type="dxa"/>
+              <w:right w:w="0" w:type="dxa"/>
+            </w:tcMar>
+            <w:vAlign w:val="center"/>
+          </w:tcPr>
+          <w:p>
+            <w:pPr>
+              <w:keepNext w:val="0"/>
+              <w:keepLines w:val="0"/>
+              <w:widowControl/>
+              <w:suppressLineNumbers w:val="0"/>
+              <w:spacing w:line="250" w:lineRule="atLeast"/>
+              <w:jc w:val="center"/>
+              <w:rPr>
+                <w:rFonts w:hint="eastAsia" w:ascii="宋体" w:hAnsi="宋体" w:eastAsia="宋体" w:cs="宋体"/>
+                <w:i w:val="0"/>
+                <w:iCs w:val="0"/>
+                <w:caps w:val="0"/>
+                <w:color w:val="0F1115"/>
+                <w:spacing w:val="0"/>
+                <w:sz w:val="15"/>
+                <w:szCs w:val="15"/>
+              </w:rPr>
+            </w:pPr>
+            <w:r>
+              <w:rPr>
+                <w:rFonts w:hint="eastAsia" w:ascii="宋体" w:hAnsi="宋体" w:eastAsia="宋体" w:cs="宋体"/>
+                <w:i w:val="0"/>
+                <w:iCs w:val="0"/>
+                <w:caps w:val="0"/>
+                <w:color w:val="0F1115"/>
+                <w:spacing w:val="0"/>
+                <w:kern w:val="0"/>
+                <w:sz w:val="15"/>
+                <w:szCs w:val="15"/>
+                <w:bdr w:val="none" w:color="auto" w:sz="0" w:space="0"/>
+                <w:lang w:val="en-US" w:eastAsia="zh-CN" w:bidi="ar"/>
+              </w:rPr>
+              <w:t>PS-&gt;CharacterState</w:t>
+            </w:r>
+          </w:p>
+        </w:tc>
+      </w:tr>
+      <w:tr>
+        <w:tblPrEx>
+          <w:tblBorders>
+            <w:top w:val="single" w:color="auto" w:sz="4" w:space="0"/>
+            <w:left w:val="single" w:color="auto" w:sz="4" w:space="0"/>
+            <w:bottom w:val="single" w:color="auto" w:sz="4" w:space="0"/>
+            <w:right w:val="single" w:color="auto" w:sz="4" w:space="0"/>
+            <w:insideH w:val="single" w:color="auto" w:sz="4" w:space="0"/>
+            <w:insideV w:val="single" w:color="auto" w:sz="4" w:space="0"/>
+          </w:tblBorders>
+          <w:tblCellMar>
+            <w:top w:w="15" w:type="dxa"/>
+            <w:left w:w="15" w:type="dxa"/>
+            <w:bottom w:w="15" w:type="dxa"/>
+            <w:right w:w="15" w:type="dxa"/>
+          </w:tblCellMar>
+        </w:tblPrEx>
+        <w:trPr>
+          <w:jc w:val="center"/>
+        </w:trPr>
+        <w:tc>
+          <w:tcPr>
+            <w:tcW w:w="1005" w:type="pct"/>
+            <w:shd w:val="clear" w:color="auto" w:fill="FFFFFF"/>
+            <w:tcMar>
+              <w:top w:w="100" w:type="dxa"/>
+              <w:left w:w="0" w:type="dxa"/>
+              <w:bottom w:w="100" w:type="dxa"/>
+              <w:right w:w="160" w:type="dxa"/>
+            </w:tcMar>
+            <w:vAlign w:val="center"/>
+          </w:tcPr>
+          <w:p>
+            <w:pPr>
+              <w:keepNext w:val="0"/>
+              <w:keepLines w:val="0"/>
+              <w:widowControl/>
+              <w:suppressLineNumbers w:val="0"/>
+              <w:spacing w:line="250" w:lineRule="atLeast"/>
+              <w:jc w:val="center"/>
+              <w:rPr>
+                <w:rFonts w:hint="eastAsia" w:ascii="宋体" w:hAnsi="宋体" w:eastAsia="宋体" w:cs="宋体"/>
+                <w:i w:val="0"/>
+                <w:iCs w:val="0"/>
+                <w:caps w:val="0"/>
+                <w:color w:val="0F1115"/>
+                <w:spacing w:val="0"/>
+                <w:sz w:val="15"/>
+                <w:szCs w:val="15"/>
+              </w:rPr>
+            </w:pPr>
+            <w:r>
+              <w:rPr>
+                <w:rFonts w:hint="eastAsia" w:ascii="宋体" w:hAnsi="宋体" w:eastAsia="宋体" w:cs="宋体"/>
+                <w:i w:val="0"/>
+                <w:iCs w:val="0"/>
+                <w:caps w:val="0"/>
+                <w:color w:val="0F1115"/>
+                <w:spacing w:val="0"/>
+                <w:kern w:val="0"/>
+                <w:sz w:val="15"/>
+                <w:szCs w:val="15"/>
+                <w:bdr w:val="none" w:color="auto" w:sz="0" w:space="0"/>
+                <w:lang w:val="en-US" w:eastAsia="zh-CN" w:bidi="ar"/>
+              </w:rPr>
+              <w:t>Launched</w:t>
+            </w:r>
+          </w:p>
+        </w:tc>
+        <w:tc>
+          <w:tcPr>
+            <w:tcW w:w="2000" w:type="pct"/>
+            <w:shd w:val="clear" w:color="auto" w:fill="FFFFFF"/>
+            <w:tcMar>
+              <w:top w:w="100" w:type="dxa"/>
+              <w:left w:w="160" w:type="dxa"/>
+              <w:bottom w:w="100" w:type="dxa"/>
+              <w:right w:w="160" w:type="dxa"/>
+            </w:tcMar>
+            <w:vAlign w:val="center"/>
+          </w:tcPr>
+          <w:p>
+            <w:pPr>
+              <w:keepNext w:val="0"/>
+              <w:keepLines w:val="0"/>
+              <w:widowControl/>
+              <w:suppressLineNumbers w:val="0"/>
+              <w:spacing w:line="250" w:lineRule="atLeast"/>
+              <w:jc w:val="center"/>
+              <w:rPr>
+                <w:rFonts w:hint="eastAsia" w:ascii="宋体" w:hAnsi="宋体" w:eastAsia="宋体" w:cs="宋体"/>
+                <w:i w:val="0"/>
+                <w:iCs w:val="0"/>
+                <w:caps w:val="0"/>
+                <w:color w:val="0F1115"/>
+                <w:spacing w:val="0"/>
+                <w:sz w:val="15"/>
+                <w:szCs w:val="15"/>
+              </w:rPr>
+            </w:pPr>
+            <w:r>
+              <w:rPr>
+                <w:rFonts w:hint="eastAsia" w:ascii="宋体" w:hAnsi="宋体" w:eastAsia="宋体" w:cs="宋体"/>
+                <w:i w:val="0"/>
+                <w:iCs w:val="0"/>
+                <w:caps w:val="0"/>
+                <w:color w:val="0F1115"/>
+                <w:spacing w:val="0"/>
+                <w:kern w:val="0"/>
+                <w:sz w:val="15"/>
+                <w:szCs w:val="15"/>
+                <w:bdr w:val="none" w:color="auto" w:sz="0" w:space="0"/>
+                <w:lang w:val="en-US" w:eastAsia="zh-CN" w:bidi="ar"/>
+              </w:rPr>
+              <w:t>MyCState = Launched</w:t>
+            </w:r>
+          </w:p>
+        </w:tc>
+        <w:tc>
+          <w:tcPr>
+            <w:tcW w:w="1994" w:type="pct"/>
+            <w:shd w:val="clear" w:color="auto" w:fill="FFFFFF"/>
+            <w:tcMar>
+              <w:top w:w="100" w:type="dxa"/>
+              <w:left w:w="160" w:type="dxa"/>
+              <w:bottom w:w="100" w:type="dxa"/>
+              <w:right w:w="0" w:type="dxa"/>
+            </w:tcMar>
+            <w:vAlign w:val="center"/>
+          </w:tcPr>
+          <w:p>
+            <w:pPr>
+              <w:keepNext w:val="0"/>
+              <w:keepLines w:val="0"/>
+              <w:widowControl/>
+              <w:suppressLineNumbers w:val="0"/>
+              <w:spacing w:line="250" w:lineRule="atLeast"/>
+              <w:jc w:val="center"/>
+              <w:rPr>
+                <w:rFonts w:hint="eastAsia" w:ascii="宋体" w:hAnsi="宋体" w:eastAsia="宋体" w:cs="宋体"/>
+                <w:i w:val="0"/>
+                <w:iCs w:val="0"/>
+                <w:caps w:val="0"/>
+                <w:color w:val="0F1115"/>
+                <w:spacing w:val="0"/>
+                <w:sz w:val="15"/>
+                <w:szCs w:val="15"/>
+              </w:rPr>
+            </w:pPr>
+            <w:r>
+              <w:rPr>
+                <w:rFonts w:hint="eastAsia" w:ascii="宋体" w:hAnsi="宋体" w:eastAsia="宋体" w:cs="宋体"/>
+                <w:i w:val="0"/>
+                <w:iCs w:val="0"/>
+                <w:caps w:val="0"/>
+                <w:color w:val="0F1115"/>
+                <w:spacing w:val="0"/>
+                <w:kern w:val="0"/>
+                <w:sz w:val="15"/>
+                <w:szCs w:val="15"/>
+                <w:bdr w:val="none" w:color="auto" w:sz="0" w:space="0"/>
+                <w:lang w:val="en-US" w:eastAsia="zh-CN" w:bidi="ar"/>
+              </w:rPr>
+              <w:t>PS-&gt;CharacterState</w:t>
+            </w:r>
+          </w:p>
+        </w:tc>
+      </w:tr>
+      <w:tr>
+        <w:tblPrEx>
+          <w:tblBorders>
+            <w:top w:val="single" w:color="auto" w:sz="4" w:space="0"/>
+            <w:left w:val="single" w:color="auto" w:sz="4" w:space="0"/>
+            <w:bottom w:val="single" w:color="auto" w:sz="4" w:space="0"/>
+            <w:right w:val="single" w:color="auto" w:sz="4" w:space="0"/>
+            <w:insideH w:val="single" w:color="auto" w:sz="4" w:space="0"/>
+            <w:insideV w:val="single" w:color="auto" w:sz="4" w:space="0"/>
+          </w:tblBorders>
+          <w:tblCellMar>
+            <w:top w:w="15" w:type="dxa"/>
+            <w:left w:w="15" w:type="dxa"/>
+            <w:bottom w:w="15" w:type="dxa"/>
+            <w:right w:w="15" w:type="dxa"/>
+          </w:tblCellMar>
+        </w:tblPrEx>
+        <w:trPr>
+          <w:jc w:val="center"/>
+        </w:trPr>
+        <w:tc>
+          <w:tcPr>
+            <w:tcW w:w="1005" w:type="pct"/>
+            <w:shd w:val="clear" w:color="auto" w:fill="FFFFFF"/>
+            <w:tcMar>
+              <w:top w:w="100" w:type="dxa"/>
+              <w:left w:w="0" w:type="dxa"/>
+              <w:bottom w:w="100" w:type="dxa"/>
+              <w:right w:w="160" w:type="dxa"/>
+            </w:tcMar>
+            <w:vAlign w:val="center"/>
+          </w:tcPr>
+          <w:p>
+            <w:pPr>
+              <w:keepNext w:val="0"/>
+              <w:keepLines w:val="0"/>
+              <w:widowControl/>
+              <w:suppressLineNumbers w:val="0"/>
+              <w:spacing w:line="250" w:lineRule="atLeast"/>
+              <w:jc w:val="center"/>
+              <w:rPr>
+                <w:rFonts w:hint="eastAsia" w:ascii="宋体" w:hAnsi="宋体" w:eastAsia="宋体" w:cs="宋体"/>
+                <w:i w:val="0"/>
+                <w:iCs w:val="0"/>
+                <w:caps w:val="0"/>
+                <w:color w:val="0F1115"/>
+                <w:spacing w:val="0"/>
+                <w:sz w:val="15"/>
+                <w:szCs w:val="15"/>
+              </w:rPr>
+            </w:pPr>
+            <w:r>
+              <w:rPr>
+                <w:rFonts w:hint="eastAsia" w:ascii="宋体" w:hAnsi="宋体" w:eastAsia="宋体" w:cs="宋体"/>
+                <w:i w:val="0"/>
+                <w:iCs w:val="0"/>
+                <w:caps w:val="0"/>
+                <w:color w:val="0F1115"/>
+                <w:spacing w:val="0"/>
+                <w:kern w:val="0"/>
+                <w:sz w:val="15"/>
+                <w:szCs w:val="15"/>
+                <w:bdr w:val="none" w:color="auto" w:sz="0" w:space="0"/>
+                <w:lang w:val="en-US" w:eastAsia="zh-CN" w:bidi="ar"/>
+              </w:rPr>
+              <w:t>Grabbed</w:t>
+            </w:r>
+          </w:p>
+        </w:tc>
+        <w:tc>
+          <w:tcPr>
+            <w:tcW w:w="2000" w:type="pct"/>
+            <w:shd w:val="clear" w:color="auto" w:fill="FFFFFF"/>
+            <w:tcMar>
+              <w:top w:w="100" w:type="dxa"/>
+              <w:left w:w="160" w:type="dxa"/>
+              <w:bottom w:w="100" w:type="dxa"/>
+              <w:right w:w="160" w:type="dxa"/>
+            </w:tcMar>
+            <w:vAlign w:val="center"/>
+          </w:tcPr>
+          <w:p>
+            <w:pPr>
+              <w:keepNext w:val="0"/>
+              <w:keepLines w:val="0"/>
+              <w:widowControl/>
+              <w:suppressLineNumbers w:val="0"/>
+              <w:spacing w:line="250" w:lineRule="atLeast"/>
+              <w:jc w:val="center"/>
+              <w:rPr>
+                <w:rFonts w:hint="eastAsia" w:ascii="宋体" w:hAnsi="宋体" w:eastAsia="宋体" w:cs="宋体"/>
+                <w:i w:val="0"/>
+                <w:iCs w:val="0"/>
+                <w:caps w:val="0"/>
+                <w:color w:val="0F1115"/>
+                <w:spacing w:val="0"/>
+                <w:sz w:val="15"/>
+                <w:szCs w:val="15"/>
+              </w:rPr>
+            </w:pPr>
+            <w:r>
+              <w:rPr>
+                <w:rFonts w:hint="eastAsia" w:ascii="宋体" w:hAnsi="宋体" w:eastAsia="宋体" w:cs="宋体"/>
+                <w:i w:val="0"/>
+                <w:iCs w:val="0"/>
+                <w:caps w:val="0"/>
+                <w:color w:val="0F1115"/>
+                <w:spacing w:val="0"/>
+                <w:kern w:val="0"/>
+                <w:sz w:val="15"/>
+                <w:szCs w:val="15"/>
+                <w:bdr w:val="none" w:color="auto" w:sz="0" w:space="0"/>
+                <w:lang w:val="en-US" w:eastAsia="zh-CN" w:bidi="ar"/>
+              </w:rPr>
+              <w:t>MyCState = Grabbed</w:t>
+            </w:r>
+          </w:p>
+        </w:tc>
+        <w:tc>
+          <w:tcPr>
+            <w:tcW w:w="1994" w:type="pct"/>
+            <w:shd w:val="clear" w:color="auto" w:fill="FFFFFF"/>
+            <w:tcMar>
+              <w:top w:w="100" w:type="dxa"/>
+              <w:left w:w="160" w:type="dxa"/>
+              <w:bottom w:w="100" w:type="dxa"/>
+              <w:right w:w="0" w:type="dxa"/>
+            </w:tcMar>
+            <w:vAlign w:val="center"/>
+          </w:tcPr>
+          <w:p>
+            <w:pPr>
+              <w:keepNext w:val="0"/>
+              <w:keepLines w:val="0"/>
+              <w:widowControl/>
+              <w:suppressLineNumbers w:val="0"/>
+              <w:spacing w:line="250" w:lineRule="atLeast"/>
+              <w:jc w:val="center"/>
+              <w:rPr>
+                <w:rFonts w:hint="eastAsia" w:ascii="宋体" w:hAnsi="宋体" w:eastAsia="宋体" w:cs="宋体"/>
+                <w:i w:val="0"/>
+                <w:iCs w:val="0"/>
+                <w:caps w:val="0"/>
+                <w:color w:val="0F1115"/>
+                <w:spacing w:val="0"/>
+                <w:sz w:val="15"/>
+                <w:szCs w:val="15"/>
+              </w:rPr>
+            </w:pPr>
+            <w:r>
+              <w:rPr>
+                <w:rFonts w:hint="eastAsia" w:ascii="宋体" w:hAnsi="宋体" w:eastAsia="宋体" w:cs="宋体"/>
+                <w:i w:val="0"/>
+                <w:iCs w:val="0"/>
+                <w:caps w:val="0"/>
+                <w:color w:val="0F1115"/>
+                <w:spacing w:val="0"/>
+                <w:kern w:val="0"/>
+                <w:sz w:val="15"/>
+                <w:szCs w:val="15"/>
+                <w:bdr w:val="none" w:color="auto" w:sz="0" w:space="0"/>
+                <w:lang w:val="en-US" w:eastAsia="zh-CN" w:bidi="ar"/>
+              </w:rPr>
+              <w:t>PS-&gt;CharacterState</w:t>
+            </w:r>
+          </w:p>
+        </w:tc>
+      </w:tr>
+      <w:tr>
+        <w:tblPrEx>
+          <w:tblBorders>
+            <w:top w:val="single" w:color="auto" w:sz="4" w:space="0"/>
+            <w:left w:val="single" w:color="auto" w:sz="4" w:space="0"/>
+            <w:bottom w:val="single" w:color="auto" w:sz="4" w:space="0"/>
+            <w:right w:val="single" w:color="auto" w:sz="4" w:space="0"/>
+            <w:insideH w:val="single" w:color="auto" w:sz="4" w:space="0"/>
+            <w:insideV w:val="single" w:color="auto" w:sz="4" w:space="0"/>
+          </w:tblBorders>
+          <w:tblCellMar>
+            <w:top w:w="15" w:type="dxa"/>
+            <w:left w:w="15" w:type="dxa"/>
+            <w:bottom w:w="15" w:type="dxa"/>
+            <w:right w:w="15" w:type="dxa"/>
+          </w:tblCellMar>
+        </w:tblPrEx>
+        <w:trPr>
+          <w:jc w:val="center"/>
+        </w:trPr>
+        <w:tc>
+          <w:tcPr>
+            <w:tcW w:w="1005" w:type="pct"/>
+            <w:shd w:val="clear" w:color="auto" w:fill="FFFFFF"/>
+            <w:tcMar>
+              <w:top w:w="100" w:type="dxa"/>
+              <w:left w:w="0" w:type="dxa"/>
+              <w:bottom w:w="100" w:type="dxa"/>
+              <w:right w:w="160" w:type="dxa"/>
+            </w:tcMar>
+            <w:vAlign w:val="center"/>
+          </w:tcPr>
+          <w:p>
+            <w:pPr>
+              <w:keepNext w:val="0"/>
+              <w:keepLines w:val="0"/>
+              <w:widowControl/>
+              <w:suppressLineNumbers w:val="0"/>
+              <w:spacing w:line="250" w:lineRule="atLeast"/>
+              <w:jc w:val="center"/>
+              <w:rPr>
+                <w:rFonts w:hint="eastAsia" w:ascii="宋体" w:hAnsi="宋体" w:eastAsia="宋体" w:cs="宋体"/>
+                <w:i w:val="0"/>
+                <w:iCs w:val="0"/>
+                <w:caps w:val="0"/>
+                <w:color w:val="0F1115"/>
+                <w:spacing w:val="0"/>
+                <w:sz w:val="15"/>
+                <w:szCs w:val="15"/>
+              </w:rPr>
+            </w:pPr>
+            <w:r>
+              <w:rPr>
+                <w:rFonts w:hint="eastAsia" w:ascii="宋体" w:hAnsi="宋体" w:eastAsia="宋体" w:cs="宋体"/>
+                <w:i w:val="0"/>
+                <w:iCs w:val="0"/>
+                <w:caps w:val="0"/>
+                <w:color w:val="0F1115"/>
+                <w:spacing w:val="0"/>
+                <w:kern w:val="0"/>
+                <w:sz w:val="15"/>
+                <w:szCs w:val="15"/>
+                <w:bdr w:val="none" w:color="auto" w:sz="0" w:space="0"/>
+                <w:lang w:val="en-US" w:eastAsia="zh-CN" w:bidi="ar"/>
+              </w:rPr>
+              <w:t>Protected</w:t>
+            </w:r>
+          </w:p>
+        </w:tc>
+        <w:tc>
+          <w:tcPr>
+            <w:tcW w:w="2000" w:type="pct"/>
+            <w:shd w:val="clear" w:color="auto" w:fill="FFFFFF"/>
+            <w:tcMar>
+              <w:top w:w="100" w:type="dxa"/>
+              <w:left w:w="160" w:type="dxa"/>
+              <w:bottom w:w="100" w:type="dxa"/>
+              <w:right w:w="160" w:type="dxa"/>
+            </w:tcMar>
+            <w:vAlign w:val="center"/>
+          </w:tcPr>
+          <w:p>
+            <w:pPr>
+              <w:keepNext w:val="0"/>
+              <w:keepLines w:val="0"/>
+              <w:widowControl/>
+              <w:suppressLineNumbers w:val="0"/>
+              <w:spacing w:line="250" w:lineRule="atLeast"/>
+              <w:jc w:val="center"/>
+              <w:rPr>
+                <w:rFonts w:hint="eastAsia" w:ascii="宋体" w:hAnsi="宋体" w:eastAsia="宋体" w:cs="宋体"/>
+                <w:i w:val="0"/>
+                <w:iCs w:val="0"/>
+                <w:caps w:val="0"/>
+                <w:color w:val="0F1115"/>
+                <w:spacing w:val="0"/>
+                <w:sz w:val="15"/>
+                <w:szCs w:val="15"/>
+              </w:rPr>
+            </w:pPr>
+            <w:r>
+              <w:rPr>
+                <w:rFonts w:hint="eastAsia" w:ascii="宋体" w:hAnsi="宋体" w:eastAsia="宋体" w:cs="宋体"/>
+                <w:i w:val="0"/>
+                <w:iCs w:val="0"/>
+                <w:caps w:val="0"/>
+                <w:color w:val="0F1115"/>
+                <w:spacing w:val="0"/>
+                <w:kern w:val="0"/>
+                <w:sz w:val="15"/>
+                <w:szCs w:val="15"/>
+                <w:bdr w:val="none" w:color="auto" w:sz="0" w:space="0"/>
+                <w:lang w:val="en-US" w:eastAsia="zh-CN" w:bidi="ar"/>
+              </w:rPr>
+              <w:t>MyCState = Protected</w:t>
+            </w:r>
+          </w:p>
+        </w:tc>
+        <w:tc>
+          <w:tcPr>
+            <w:tcW w:w="1994" w:type="pct"/>
+            <w:shd w:val="clear" w:color="auto" w:fill="FFFFFF"/>
+            <w:tcMar>
+              <w:top w:w="100" w:type="dxa"/>
+              <w:left w:w="160" w:type="dxa"/>
+              <w:bottom w:w="100" w:type="dxa"/>
+              <w:right w:w="0" w:type="dxa"/>
+            </w:tcMar>
+            <w:vAlign w:val="center"/>
+          </w:tcPr>
+          <w:p>
+            <w:pPr>
+              <w:keepNext w:val="0"/>
+              <w:keepLines w:val="0"/>
+              <w:widowControl/>
+              <w:suppressLineNumbers w:val="0"/>
+              <w:spacing w:line="250" w:lineRule="atLeast"/>
+              <w:jc w:val="center"/>
+              <w:rPr>
+                <w:rFonts w:hint="eastAsia" w:ascii="宋体" w:hAnsi="宋体" w:eastAsia="宋体" w:cs="宋体"/>
+                <w:i w:val="0"/>
+                <w:iCs w:val="0"/>
+                <w:caps w:val="0"/>
+                <w:color w:val="0F1115"/>
+                <w:spacing w:val="0"/>
+                <w:sz w:val="15"/>
+                <w:szCs w:val="15"/>
+              </w:rPr>
+            </w:pPr>
+            <w:r>
+              <w:rPr>
+                <w:rFonts w:hint="eastAsia" w:ascii="宋体" w:hAnsi="宋体" w:eastAsia="宋体" w:cs="宋体"/>
+                <w:i w:val="0"/>
+                <w:iCs w:val="0"/>
+                <w:caps w:val="0"/>
+                <w:color w:val="0F1115"/>
+                <w:spacing w:val="0"/>
+                <w:kern w:val="0"/>
+                <w:sz w:val="15"/>
+                <w:szCs w:val="15"/>
+                <w:bdr w:val="none" w:color="auto" w:sz="0" w:space="0"/>
+                <w:lang w:val="en-US" w:eastAsia="zh-CN" w:bidi="ar"/>
+              </w:rPr>
+              <w:t>PS-&gt;CharacterState</w:t>
             </w:r>
           </w:p>
         </w:tc>
       </w:tr>
     </w:tbl>
-    <w:p>
-      <w:pPr>
-        <w:ind w:firstLine="420" w:firstLineChars="0"/>
-        <w:rPr>
-          <w:rFonts w:hint="default" w:ascii="宋体" w:hAnsi="宋体" w:eastAsia="宋体" w:cs="宋体"/>
-          <w:sz w:val="24"/>
-          <w:szCs w:val="24"/>
-          <w:lang w:val="en-US" w:eastAsia="zh-CN"/>
-        </w:rPr>
-      </w:pPr>
-    </w:p>
-    <w:p>
-      <w:pPr>
-        <w:rPr>
-          <w:rFonts w:hint="default" w:ascii="宋体" w:hAnsi="宋体" w:eastAsia="宋体" w:cs="宋体"/>
-          <w:sz w:val="28"/>
-          <w:szCs w:val="28"/>
-          <w:lang w:val="en-US" w:eastAsia="zh-CN"/>
-        </w:rPr>
-      </w:pPr>
-      <w:r>
-        <w:rPr>
-          <w:rFonts w:hint="eastAsia" w:ascii="宋体" w:hAnsi="宋体" w:eastAsia="宋体" w:cs="宋体"/>
-          <w:sz w:val="28"/>
-          <w:szCs w:val="28"/>
-          <w:lang w:val="en-US" w:eastAsia="zh-CN"/>
-        </w:rPr>
-        <w:t>4.4.2.</w:t>
-      </w:r>
-      <w:bookmarkStart w:id="16" w:name="_GoBack"/>
-      <w:bookmarkEnd w:id="16"/>
-    </w:p>
     <w:p>
       <w:pPr>
         <w:numPr>
@@ -11262,6 +16076,9 @@
         <w:spacing w:before="0" w:after="0"/>
         <w:rPr>
           <w:rFonts w:hint="eastAsia" w:ascii="宋体" w:hAnsi="宋体" w:eastAsia="宋体" w:cs="宋体"/>
+          <w:kern w:val="2"/>
+          <w:sz w:val="28"/>
+          <w:szCs w:val="28"/>
         </w:rPr>
       </w:pPr>
     </w:p>
@@ -11274,8 +16091,58 @@
         <w:spacing w:before="0" w:after="0"/>
         <w:rPr>
           <w:rFonts w:hint="eastAsia" w:ascii="宋体" w:hAnsi="宋体" w:eastAsia="宋体" w:cs="宋体"/>
-        </w:rPr>
-      </w:pPr>
+          <w:kern w:val="2"/>
+          <w:sz w:val="28"/>
+          <w:szCs w:val="28"/>
+        </w:rPr>
+      </w:pPr>
+      <w:r>
+        <w:rPr>
+          <w:rFonts w:hint="eastAsia" w:ascii="宋体" w:hAnsi="宋体" w:eastAsia="宋体" w:cs="宋体"/>
+          <w:kern w:val="2"/>
+          <w:sz w:val="28"/>
+          <w:szCs w:val="28"/>
+        </w:rPr>
+        <w:t>4.</w:t>
+      </w:r>
+      <w:r>
+        <w:rPr>
+          <w:rFonts w:hint="eastAsia" w:ascii="宋体" w:hAnsi="宋体" w:eastAsia="宋体" w:cs="宋体"/>
+          <w:kern w:val="2"/>
+          <w:sz w:val="28"/>
+          <w:szCs w:val="28"/>
+          <w:lang w:val="en-US" w:eastAsia="zh-CN"/>
+        </w:rPr>
+        <w:t>5</w:t>
+      </w:r>
+      <w:r>
+        <w:rPr>
+          <w:rFonts w:hint="eastAsia" w:ascii="宋体" w:hAnsi="宋体" w:eastAsia="宋体" w:cs="宋体"/>
+          <w:kern w:val="2"/>
+          <w:sz w:val="28"/>
+          <w:szCs w:val="28"/>
+        </w:rPr>
+        <w:t>.</w:t>
+      </w:r>
+      <w:r>
+        <w:rPr>
+          <w:rFonts w:hint="eastAsia" w:ascii="宋体" w:hAnsi="宋体" w:eastAsia="宋体" w:cs="宋体"/>
+          <w:kern w:val="2"/>
+          <w:sz w:val="28"/>
+          <w:szCs w:val="28"/>
+          <w:lang w:val="en-US" w:eastAsia="zh-CN"/>
+        </w:rPr>
+        <w:t>2</w:t>
+      </w:r>
+      <w:r>
+        <w:rPr>
+          <w:rFonts w:hint="eastAsia" w:ascii="宋体" w:hAnsi="宋体" w:eastAsia="宋体" w:cs="宋体"/>
+          <w:kern w:val="2"/>
+          <w:sz w:val="28"/>
+          <w:szCs w:val="28"/>
+        </w:rPr>
+        <w:t>.状态转换规则</w:t>
+      </w:r>
     </w:p>
     <w:p>
       <w:pPr>
@@ -11286,6 +16153,9 @@
         <w:spacing w:before="0" w:after="0"/>
         <w:rPr>
           <w:rFonts w:hint="eastAsia" w:ascii="宋体" w:hAnsi="宋体" w:eastAsia="宋体" w:cs="宋体"/>
+          <w:kern w:val="2"/>
+          <w:sz w:val="28"/>
+          <w:szCs w:val="28"/>
         </w:rPr>
       </w:pPr>
     </w:p>
@@ -11298,8 +16168,58 @@
         <w:spacing w:before="0" w:after="0"/>
         <w:rPr>
           <w:rFonts w:hint="eastAsia" w:ascii="宋体" w:hAnsi="宋体" w:eastAsia="宋体" w:cs="宋体"/>
-        </w:rPr>
-      </w:pPr>
+          <w:kern w:val="2"/>
+          <w:sz w:val="28"/>
+          <w:szCs w:val="28"/>
+        </w:rPr>
+      </w:pPr>
+      <w:r>
+        <w:rPr>
+          <w:rFonts w:hint="eastAsia" w:ascii="宋体" w:hAnsi="宋体" w:eastAsia="宋体" w:cs="宋体"/>
+          <w:kern w:val="2"/>
+          <w:sz w:val="28"/>
+          <w:szCs w:val="28"/>
+        </w:rPr>
+        <w:t>4.</w:t>
+      </w:r>
+      <w:r>
+        <w:rPr>
+          <w:rFonts w:hint="eastAsia" w:ascii="宋体" w:hAnsi="宋体" w:eastAsia="宋体" w:cs="宋体"/>
+          <w:kern w:val="2"/>
+          <w:sz w:val="28"/>
+          <w:szCs w:val="28"/>
+          <w:lang w:val="en-US" w:eastAsia="zh-CN"/>
+        </w:rPr>
+        <w:t>5</w:t>
+      </w:r>
+      <w:r>
+        <w:rPr>
+          <w:rFonts w:hint="eastAsia" w:ascii="宋体" w:hAnsi="宋体" w:eastAsia="宋体" w:cs="宋体"/>
+          <w:kern w:val="2"/>
+          <w:sz w:val="28"/>
+          <w:szCs w:val="28"/>
+        </w:rPr>
+        <w:t>.</w:t>
+      </w:r>
+      <w:r>
+        <w:rPr>
+          <w:rFonts w:hint="eastAsia" w:ascii="宋体" w:hAnsi="宋体" w:eastAsia="宋体" w:cs="宋体"/>
+          <w:kern w:val="2"/>
+          <w:sz w:val="28"/>
+          <w:szCs w:val="28"/>
+          <w:lang w:val="en-US" w:eastAsia="zh-CN"/>
+        </w:rPr>
+        <w:t>3</w:t>
+      </w:r>
+      <w:r>
+        <w:rPr>
+          <w:rFonts w:hint="eastAsia" w:ascii="宋体" w:hAnsi="宋体" w:eastAsia="宋体" w:cs="宋体"/>
+          <w:kern w:val="2"/>
+          <w:sz w:val="28"/>
+          <w:szCs w:val="28"/>
+        </w:rPr>
+        <w:t>.动画通知清单</w:t>
+      </w:r>
     </w:p>
     <w:p>
       <w:pPr>
@@ -11310,6 +16230,9 @@
         <w:spacing w:before="0" w:after="0"/>
         <w:rPr>
           <w:rFonts w:hint="eastAsia" w:ascii="宋体" w:hAnsi="宋体" w:eastAsia="宋体" w:cs="宋体"/>
+          <w:kern w:val="2"/>
+          <w:sz w:val="28"/>
+          <w:szCs w:val="28"/>
         </w:rPr>
       </w:pPr>
     </w:p>
@@ -11321,9 +16244,23 @@
         </w:numPr>
         <w:spacing w:before="0" w:after="0"/>
         <w:rPr>
-          <w:rFonts w:hint="eastAsia" w:ascii="宋体" w:hAnsi="宋体" w:eastAsia="宋体" w:cs="宋体"/>
-        </w:rPr>
-      </w:pPr>
+          <w:rFonts w:hint="default" w:ascii="宋体" w:hAnsi="宋体" w:eastAsia="宋体" w:cs="宋体"/>
+          <w:kern w:val="2"/>
+          <w:sz w:val="28"/>
+          <w:szCs w:val="28"/>
+          <w:lang w:val="en-US" w:eastAsia="zh-CN"/>
+        </w:rPr>
+      </w:pPr>
+      <w:r>
+        <w:rPr>
+          <w:rFonts w:hint="eastAsia" w:ascii="宋体" w:hAnsi="宋体" w:eastAsia="宋体" w:cs="宋体"/>
+          <w:kern w:val="2"/>
+          <w:sz w:val="28"/>
+          <w:szCs w:val="28"/>
+          <w:lang w:val="en-US" w:eastAsia="zh-CN"/>
+        </w:rPr>
+        <w:t>4.5.4.动画蓝图接口</w:t>
+      </w:r>
     </w:p>
     <w:p>
       <w:pPr>
@@ -11334,6 +16271,9 @@
         <w:spacing w:before="0" w:after="0"/>
         <w:rPr>
           <w:rFonts w:hint="eastAsia" w:ascii="宋体" w:hAnsi="宋体" w:eastAsia="宋体" w:cs="宋体"/>
+          <w:kern w:val="2"/>
+          <w:sz w:val="28"/>
+          <w:szCs w:val="28"/>
         </w:rPr>
       </w:pPr>
     </w:p>
@@ -11351,126 +16291,6 @@
     </w:p>
     <w:p>
       <w:pPr>
-        <w:numPr>
-          <w:ilvl w:val="0"/>
-          <w:numId w:val="0"/>
-        </w:numPr>
-        <w:spacing w:before="0" w:after="0"/>
-        <w:rPr>
-          <w:rFonts w:hint="eastAsia" w:ascii="宋体" w:hAnsi="宋体" w:eastAsia="宋体" w:cs="宋体"/>
-        </w:rPr>
-      </w:pPr>
-    </w:p>
-    <w:p>
-      <w:pPr>
-        <w:numPr>
-          <w:ilvl w:val="0"/>
-          <w:numId w:val="0"/>
-        </w:numPr>
-        <w:spacing w:before="0" w:after="0"/>
-        <w:rPr>
-          <w:rFonts w:hint="eastAsia" w:ascii="宋体" w:hAnsi="宋体" w:eastAsia="宋体" w:cs="宋体"/>
-        </w:rPr>
-      </w:pPr>
-    </w:p>
-    <w:p>
-      <w:pPr>
-        <w:numPr>
-          <w:ilvl w:val="0"/>
-          <w:numId w:val="0"/>
-        </w:numPr>
-        <w:spacing w:before="0" w:after="0"/>
-        <w:rPr>
-          <w:rFonts w:hint="eastAsia" w:ascii="宋体" w:hAnsi="宋体" w:eastAsia="宋体" w:cs="宋体"/>
-        </w:rPr>
-      </w:pPr>
-    </w:p>
-    <w:p>
-      <w:pPr>
-        <w:numPr>
-          <w:ilvl w:val="0"/>
-          <w:numId w:val="0"/>
-        </w:numPr>
-        <w:spacing w:before="0" w:after="0"/>
-        <w:rPr>
-          <w:rFonts w:hint="eastAsia" w:ascii="宋体" w:hAnsi="宋体" w:eastAsia="宋体" w:cs="宋体"/>
-        </w:rPr>
-      </w:pPr>
-    </w:p>
-    <w:p>
-      <w:pPr>
-        <w:numPr>
-          <w:ilvl w:val="0"/>
-          <w:numId w:val="0"/>
-        </w:numPr>
-        <w:spacing w:before="0" w:after="0"/>
-        <w:rPr>
-          <w:rFonts w:hint="eastAsia" w:ascii="宋体" w:hAnsi="宋体" w:eastAsia="宋体" w:cs="宋体"/>
-        </w:rPr>
-      </w:pPr>
-    </w:p>
-    <w:p>
-      <w:pPr>
-        <w:numPr>
-          <w:ilvl w:val="0"/>
-          <w:numId w:val="0"/>
-        </w:numPr>
-        <w:spacing w:before="0" w:after="0"/>
-        <w:rPr>
-          <w:rFonts w:hint="eastAsia" w:ascii="宋体" w:hAnsi="宋体" w:eastAsia="宋体" w:cs="宋体"/>
-        </w:rPr>
-      </w:pPr>
-    </w:p>
-    <w:p>
-      <w:pPr>
-        <w:numPr>
-          <w:ilvl w:val="0"/>
-          <w:numId w:val="0"/>
-        </w:numPr>
-        <w:spacing w:before="0" w:after="0"/>
-        <w:rPr>
-          <w:rFonts w:hint="eastAsia" w:ascii="宋体" w:hAnsi="宋体" w:eastAsia="宋体" w:cs="宋体"/>
-        </w:rPr>
-      </w:pPr>
-    </w:p>
-    <w:p>
-      <w:pPr>
-        <w:numPr>
-          <w:ilvl w:val="0"/>
-          <w:numId w:val="0"/>
-        </w:numPr>
-        <w:spacing w:before="0" w:after="0"/>
-        <w:rPr>
-          <w:rFonts w:hint="eastAsia" w:ascii="宋体" w:hAnsi="宋体" w:eastAsia="宋体" w:cs="宋体"/>
-        </w:rPr>
-      </w:pPr>
-    </w:p>
-    <w:p>
-      <w:pPr>
-        <w:numPr>
-          <w:ilvl w:val="0"/>
-          <w:numId w:val="0"/>
-        </w:numPr>
-        <w:spacing w:before="0" w:after="0"/>
-        <w:rPr>
-          <w:rFonts w:hint="eastAsia" w:ascii="宋体" w:hAnsi="宋体" w:eastAsia="宋体" w:cs="宋体"/>
-        </w:rPr>
-      </w:pPr>
-    </w:p>
-    <w:p>
-      <w:pPr>
-        <w:numPr>
-          <w:ilvl w:val="0"/>
-          <w:numId w:val="0"/>
-        </w:numPr>
-        <w:spacing w:before="0" w:after="0"/>
-        <w:rPr>
-          <w:rFonts w:hint="eastAsia" w:ascii="宋体" w:hAnsi="宋体" w:eastAsia="宋体" w:cs="宋体"/>
-        </w:rPr>
-      </w:pPr>
-    </w:p>
-    <w:p>
-      <w:pPr>
         <w:pStyle w:val="2"/>
         <w:rPr>
           <w:rFonts w:hint="eastAsia" w:ascii="宋体" w:hAnsi="宋体" w:eastAsia="宋体" w:cs="宋体"/>
@@ -11530,7 +16350,7 @@
     </w:p>
     <w:tbl>
       <w:tblPr>
-        <w:tblStyle w:val="11"/>
+        <w:tblStyle w:val="14"/>
         <w:tblW w:w="0" w:type="auto"/>
         <w:tblInd w:w="0" w:type="dxa"/>
         <w:tblBorders>
@@ -12145,7 +16965,7 @@
     </w:p>
     <w:tbl>
       <w:tblPr>
-        <w:tblStyle w:val="11"/>
+        <w:tblStyle w:val="14"/>
         <w:tblW w:w="0" w:type="auto"/>
         <w:tblInd w:w="0" w:type="dxa"/>
         <w:tblBorders>
@@ -13335,7 +18155,7 @@
       </w:pPr>
     </w:p>
     <w:sectPr>
-      <w:footerReference r:id="rId3" w:type="default"/>
+      <w:footerReference r:id="rId5" w:type="default"/>
       <w:pgSz w:w="11906" w:h="16838"/>
       <w:pgMar w:top="1440" w:right="1800" w:bottom="1440" w:left="1800" w:header="851" w:footer="992" w:gutter="0"/>
       <w:pgNumType w:fmt="decimal" w:start="1"/>
@@ -13344,6 +18164,17 @@
     </w:sectPr>
   </w:body>
 </w:document>
+</file>
+
+<file path=word/endnotes.xml><?xml version="1.0" encoding="utf-8"?>
+<w:endnotes xmlns:wpc="http://schemas.microsoft.com/office/word/2010/wordprocessingCanvas" xmlns:mc="http://schemas.openxmlformats.org/markup-compatibility/2006" xmlns:o="urn:schemas-microsoft-com:office:office" xmlns:r="http://schemas.openxmlformats.org/officeDocument/2006/relationships" xmlns:m="http://schemas.openxmlformats.org/officeDocument/2006/math" xmlns:v="urn:schemas-microsoft-com:vml" xmlns:wp14="http://schemas.microsoft.com/office/word/2010/wordprocessingDrawing" xmlns:wp="http://schemas.openxmlformats.org/drawingml/2006/wordprocessingDrawing" xmlns:w="http://schemas.openxmlformats.org/wordprocessingml/2006/main" xmlns:w14="http://schemas.microsoft.com/office/word/2010/wordml" xmlns:w15="http://schemas.microsoft.com/office/word/2012/wordml" xmlns:w10="urn:schemas-microsoft-com:office:word" xmlns:wpg="http://schemas.microsoft.com/office/word/2010/wordprocessingGroup" xmlns:wpi="http://schemas.microsoft.com/office/word/2010/wordprocessingInk" xmlns:wne="http://schemas.microsoft.com/office/word/2006/wordml" xmlns:wps="http://schemas.microsoft.com/office/word/2010/wordprocessingShape" xmlns:wpsCustomData="http://www.wps.cn/officeDocument/2013/wpsCustomData" mc:Ignorable="w14 w15 wp14">
+  <w:endnote w:type="separator" w:id="0">
+    <w:p/>
+  </w:endnote>
+  <w:endnote w:type="continuationSeparator" w:id="1">
+    <w:p/>
+  </w:endnote>
+</w:endnotes>
 </file>
 
 <file path=word/footer1.xml><?xml version="1.0" encoding="utf-8"?>
@@ -13474,6 +18305,17 @@
     </w:r>
   </w:p>
 </w:ftr>
+</file>
+
+<file path=word/footnotes.xml><?xml version="1.0" encoding="utf-8"?>
+<w:footnotes xmlns:wpc="http://schemas.microsoft.com/office/word/2010/wordprocessingCanvas" xmlns:mc="http://schemas.openxmlformats.org/markup-compatibility/2006" xmlns:o="urn:schemas-microsoft-com:office:office" xmlns:r="http://schemas.openxmlformats.org/officeDocument/2006/relationships" xmlns:m="http://schemas.openxmlformats.org/officeDocument/2006/math" xmlns:v="urn:schemas-microsoft-com:vml" xmlns:wp14="http://schemas.microsoft.com/office/word/2010/wordprocessingDrawing" xmlns:wp="http://schemas.openxmlformats.org/drawingml/2006/wordprocessingDrawing" xmlns:w="http://schemas.openxmlformats.org/wordprocessingml/2006/main" xmlns:w14="http://schemas.microsoft.com/office/word/2010/wordml" xmlns:w15="http://schemas.microsoft.com/office/word/2012/wordml" xmlns:w10="urn:schemas-microsoft-com:office:word" xmlns:wpg="http://schemas.microsoft.com/office/word/2010/wordprocessingGroup" xmlns:wpi="http://schemas.microsoft.com/office/word/2010/wordprocessingInk" xmlns:wne="http://schemas.microsoft.com/office/word/2006/wordml" xmlns:wps="http://schemas.microsoft.com/office/word/2010/wordprocessingShape" xmlns:wpsCustomData="http://www.wps.cn/officeDocument/2013/wpsCustomData" mc:Ignorable="w14 w15 wp14">
+  <w:footnote w:type="separator" w:id="0">
+    <w:p/>
+  </w:footnote>
+  <w:footnote w:type="continuationSeparator" w:id="1">
+    <w:p/>
+  </w:footnote>
+</w:footnotes>
 </file>
 
 <file path=word/numbering.xml><?xml version="1.0" encoding="utf-8"?>
@@ -13876,13 +18718,13 @@
       <w:sz w:val="28"/>
     </w:rPr>
   </w:style>
-  <w:style w:type="character" w:default="1" w:styleId="12">
+  <w:style w:type="character" w:default="1" w:styleId="15">
     <w:name w:val="Default Paragraph Font"/>
     <w:semiHidden/>
     <w:qFormat/>
     <w:uiPriority w:val="0"/>
   </w:style>
-  <w:style w:type="table" w:default="1" w:styleId="11">
+  <w:style w:type="table" w:default="1" w:styleId="14">
     <w:name w:val="Normal Table"/>
     <w:semiHidden/>
     <w:qFormat/>
@@ -13956,6 +18798,18 @@
     <w:uiPriority w:val="0"/>
   </w:style>
   <w:style w:type="paragraph" w:styleId="10">
+    <w:name w:val="footnote text"/>
+    <w:basedOn w:val="1"/>
+    <w:uiPriority w:val="0"/>
+    <w:pPr>
+      <w:snapToGrid w:val="0"/>
+      <w:jc w:val="left"/>
+    </w:pPr>
+    <w:rPr>
+      <w:sz w:val="18"/>
+    </w:rPr>
+  </w:style>
+  <w:style w:type="paragraph" w:styleId="11">
     <w:name w:val="toc 2"/>
     <w:basedOn w:val="1"/>
     <w:next w:val="1"/>
@@ -13965,22 +18819,80 @@
       <w:ind w:left="420" w:leftChars="200"/>
     </w:pPr>
   </w:style>
-  <w:style w:type="character" w:styleId="13">
+  <w:style w:type="paragraph" w:styleId="12">
+    <w:name w:val="HTML Preformatted"/>
+    <w:basedOn w:val="1"/>
+    <w:uiPriority w:val="0"/>
+    <w:pPr>
+      <w:tabs>
+        <w:tab w:val="left" w:pos="916"/>
+        <w:tab w:val="left" w:pos="1832"/>
+        <w:tab w:val="left" w:pos="2748"/>
+        <w:tab w:val="left" w:pos="3664"/>
+        <w:tab w:val="left" w:pos="4580"/>
+        <w:tab w:val="left" w:pos="5496"/>
+        <w:tab w:val="left" w:pos="6412"/>
+        <w:tab w:val="left" w:pos="7328"/>
+        <w:tab w:val="left" w:pos="8244"/>
+        <w:tab w:val="left" w:pos="9160"/>
+        <w:tab w:val="left" w:pos="10076"/>
+        <w:tab w:val="left" w:pos="10992"/>
+        <w:tab w:val="left" w:pos="11908"/>
+        <w:tab w:val="left" w:pos="12824"/>
+        <w:tab w:val="left" w:pos="13740"/>
+        <w:tab w:val="left" w:pos="14656"/>
+      </w:tabs>
+      <w:jc w:val="left"/>
+    </w:pPr>
+    <w:rPr>
+      <w:rFonts w:hint="eastAsia" w:ascii="宋体" w:hAnsi="宋体" w:eastAsia="宋体" w:cs="宋体"/>
+      <w:kern w:val="0"/>
+      <w:sz w:val="24"/>
+      <w:szCs w:val="24"/>
+      <w:lang w:val="en-US" w:eastAsia="zh-CN" w:bidi="ar"/>
+    </w:rPr>
+  </w:style>
+  <w:style w:type="paragraph" w:styleId="13">
+    <w:name w:val="Normal (Web)"/>
+    <w:basedOn w:val="1"/>
+    <w:uiPriority w:val="0"/>
+    <w:rPr>
+      <w:sz w:val="24"/>
+    </w:rPr>
+  </w:style>
+  <w:style w:type="character" w:styleId="16">
     <w:name w:val="Strong"/>
-    <w:basedOn w:val="12"/>
+    <w:basedOn w:val="15"/>
     <w:qFormat/>
     <w:uiPriority w:val="0"/>
     <w:rPr>
       <w:b/>
     </w:rPr>
   </w:style>
-  <w:style w:type="character" w:styleId="14">
+  <w:style w:type="character" w:styleId="17">
     <w:name w:val="Emphasis"/>
-    <w:basedOn w:val="12"/>
+    <w:basedOn w:val="15"/>
     <w:qFormat/>
     <w:uiPriority w:val="0"/>
     <w:rPr>
       <w:i/>
+    </w:rPr>
+  </w:style>
+  <w:style w:type="character" w:styleId="18">
+    <w:name w:val="HTML Code"/>
+    <w:basedOn w:val="15"/>
+    <w:uiPriority w:val="0"/>
+    <w:rPr>
+      <w:rFonts w:ascii="Courier New" w:hAnsi="Courier New"/>
+      <w:sz w:val="20"/>
+    </w:rPr>
+  </w:style>
+  <w:style w:type="character" w:styleId="19">
+    <w:name w:val="footnote reference"/>
+    <w:basedOn w:val="15"/>
+    <w:uiPriority w:val="0"/>
+    <w:rPr>
+      <w:vertAlign w:val="superscript"/>
     </w:rPr>
   </w:style>
 </w:styles>

--- a/GDD.docx
+++ b/GDD.docx
@@ -1807,6 +1807,12 @@
             <w:insideH w:val="single" w:color="auto" w:sz="4" w:space="0"/>
             <w:insideV w:val="single" w:color="auto" w:sz="4" w:space="0"/>
           </w:tblBorders>
+          <w:tblCellMar>
+            <w:top w:w="0" w:type="dxa"/>
+            <w:left w:w="0" w:type="dxa"/>
+            <w:bottom w:w="0" w:type="dxa"/>
+            <w:right w:w="0" w:type="dxa"/>
+          </w:tblCellMar>
         </w:tblPrEx>
         <w:tc>
           <w:tcPr>
@@ -2125,6 +2131,12 @@
             <w:insideH w:val="single" w:color="auto" w:sz="4" w:space="0"/>
             <w:insideV w:val="single" w:color="auto" w:sz="4" w:space="0"/>
           </w:tblBorders>
+          <w:tblCellMar>
+            <w:top w:w="0" w:type="dxa"/>
+            <w:left w:w="0" w:type="dxa"/>
+            <w:bottom w:w="0" w:type="dxa"/>
+            <w:right w:w="0" w:type="dxa"/>
+          </w:tblCellMar>
         </w:tblPrEx>
         <w:tc>
           <w:tcPr>
@@ -6619,6 +6631,7 @@
             <w:insideH w:val="single" w:color="auto" w:sz="4" w:space="0"/>
             <w:insideV w:val="single" w:color="auto" w:sz="4" w:space="0"/>
           </w:tblBorders>
+          <w:shd w:val="clear" w:color="auto" w:fill="FFFFFF"/>
           <w:tblCellMar>
             <w:top w:w="15" w:type="dxa"/>
             <w:left w:w="15" w:type="dxa"/>
@@ -7028,6 +7041,426 @@
                 <w:lang w:val="en-US" w:eastAsia="zh-CN" w:bidi="ar"/>
               </w:rPr>
               <w:t>一次</w:t>
+            </w:r>
+          </w:p>
+        </w:tc>
+      </w:tr>
+      <w:tr>
+        <w:tblPrEx>
+          <w:tblBorders>
+            <w:top w:val="single" w:color="auto" w:sz="4" w:space="0"/>
+            <w:left w:val="single" w:color="auto" w:sz="4" w:space="0"/>
+            <w:bottom w:val="single" w:color="auto" w:sz="4" w:space="0"/>
+            <w:right w:val="single" w:color="auto" w:sz="4" w:space="0"/>
+            <w:insideH w:val="single" w:color="auto" w:sz="4" w:space="0"/>
+            <w:insideV w:val="single" w:color="auto" w:sz="4" w:space="0"/>
+          </w:tblBorders>
+          <w:tblCellMar>
+            <w:top w:w="15" w:type="dxa"/>
+            <w:left w:w="15" w:type="dxa"/>
+            <w:bottom w:w="15" w:type="dxa"/>
+            <w:right w:w="15" w:type="dxa"/>
+          </w:tblCellMar>
+        </w:tblPrEx>
+        <w:tc>
+          <w:tcPr>
+            <w:tcW w:w="1285" w:type="pct"/>
+            <w:shd w:val="clear" w:color="auto" w:fill="FFFFFF"/>
+            <w:tcMar>
+              <w:top w:w="100" w:type="dxa"/>
+              <w:left w:w="0" w:type="dxa"/>
+              <w:bottom w:w="100" w:type="dxa"/>
+              <w:right w:w="160" w:type="dxa"/>
+            </w:tcMar>
+            <w:vAlign w:val="center"/>
+          </w:tcPr>
+          <w:p>
+            <w:pPr>
+              <w:keepNext w:val="0"/>
+              <w:keepLines w:val="0"/>
+              <w:widowControl/>
+              <w:suppressLineNumbers w:val="0"/>
+              <w:spacing w:line="250" w:lineRule="atLeast"/>
+              <w:jc w:val="center"/>
+              <w:rPr>
+                <w:rFonts w:hint="eastAsia" w:ascii="宋体" w:hAnsi="宋体" w:eastAsia="宋体" w:cs="宋体"/>
+                <w:i w:val="0"/>
+                <w:iCs w:val="0"/>
+                <w:caps w:val="0"/>
+                <w:color w:val="0F1115"/>
+                <w:spacing w:val="0"/>
+                <w:sz w:val="15"/>
+                <w:szCs w:val="15"/>
+              </w:rPr>
+            </w:pPr>
+            <w:r>
+              <w:rPr>
+                <w:rFonts w:hint="eastAsia" w:ascii="宋体" w:hAnsi="宋体" w:eastAsia="宋体" w:cs="宋体"/>
+                <w:i w:val="0"/>
+                <w:iCs w:val="0"/>
+                <w:caps w:val="0"/>
+                <w:color w:val="0F1115"/>
+                <w:spacing w:val="0"/>
+                <w:kern w:val="0"/>
+                <w:sz w:val="15"/>
+                <w:szCs w:val="15"/>
+                <w:lang w:val="en-US" w:eastAsia="zh-CN" w:bidi="ar"/>
+              </w:rPr>
+              <w:t>HealthValue</w:t>
+            </w:r>
+          </w:p>
+        </w:tc>
+        <w:tc>
+          <w:tcPr>
+            <w:tcW w:w="1211" w:type="pct"/>
+            <w:shd w:val="clear" w:color="auto" w:fill="FFFFFF"/>
+            <w:tcMar>
+              <w:top w:w="100" w:type="dxa"/>
+              <w:left w:w="160" w:type="dxa"/>
+              <w:bottom w:w="100" w:type="dxa"/>
+              <w:right w:w="160" w:type="dxa"/>
+            </w:tcMar>
+            <w:vAlign w:val="center"/>
+          </w:tcPr>
+          <w:p>
+            <w:pPr>
+              <w:keepNext w:val="0"/>
+              <w:keepLines w:val="0"/>
+              <w:widowControl/>
+              <w:suppressLineNumbers w:val="0"/>
+              <w:spacing w:line="250" w:lineRule="atLeast"/>
+              <w:jc w:val="center"/>
+              <w:rPr>
+                <w:rFonts w:hint="eastAsia" w:ascii="宋体" w:hAnsi="宋体" w:eastAsia="宋体" w:cs="宋体"/>
+                <w:i w:val="0"/>
+                <w:iCs w:val="0"/>
+                <w:caps w:val="0"/>
+                <w:color w:val="0F1115"/>
+                <w:spacing w:val="0"/>
+                <w:sz w:val="15"/>
+                <w:szCs w:val="15"/>
+              </w:rPr>
+            </w:pPr>
+            <w:r>
+              <w:rPr>
+                <w:rFonts w:hint="eastAsia" w:ascii="宋体" w:hAnsi="宋体" w:eastAsia="宋体" w:cs="宋体"/>
+                <w:i w:val="0"/>
+                <w:iCs w:val="0"/>
+                <w:caps w:val="0"/>
+                <w:color w:val="0F1115"/>
+                <w:spacing w:val="0"/>
+                <w:kern w:val="0"/>
+                <w:sz w:val="15"/>
+                <w:szCs w:val="15"/>
+                <w:lang w:val="en-US" w:eastAsia="zh-CN" w:bidi="ar"/>
+              </w:rPr>
+              <w:t>PlayerState</w:t>
+            </w:r>
+          </w:p>
+        </w:tc>
+        <w:tc>
+          <w:tcPr>
+            <w:tcW w:w="1529" w:type="pct"/>
+            <w:shd w:val="clear" w:color="auto" w:fill="FFFFFF"/>
+            <w:tcMar>
+              <w:top w:w="100" w:type="dxa"/>
+              <w:left w:w="160" w:type="dxa"/>
+              <w:bottom w:w="100" w:type="dxa"/>
+              <w:right w:w="160" w:type="dxa"/>
+            </w:tcMar>
+            <w:vAlign w:val="center"/>
+          </w:tcPr>
+          <w:p>
+            <w:pPr>
+              <w:keepNext w:val="0"/>
+              <w:keepLines w:val="0"/>
+              <w:widowControl/>
+              <w:suppressLineNumbers w:val="0"/>
+              <w:spacing w:line="250" w:lineRule="atLeast"/>
+              <w:jc w:val="center"/>
+              <w:rPr>
+                <w:rFonts w:hint="eastAsia" w:ascii="宋体" w:hAnsi="宋体" w:eastAsia="宋体" w:cs="宋体"/>
+                <w:i w:val="0"/>
+                <w:iCs w:val="0"/>
+                <w:caps w:val="0"/>
+                <w:color w:val="0F1115"/>
+                <w:spacing w:val="0"/>
+                <w:sz w:val="15"/>
+                <w:szCs w:val="15"/>
+              </w:rPr>
+            </w:pPr>
+            <w:r>
+              <w:rPr>
+                <w:rFonts w:hint="eastAsia" w:ascii="宋体" w:hAnsi="宋体" w:eastAsia="宋体" w:cs="宋体"/>
+                <w:i w:val="0"/>
+                <w:iCs w:val="0"/>
+                <w:caps w:val="0"/>
+                <w:color w:val="0F1115"/>
+                <w:spacing w:val="0"/>
+                <w:kern w:val="0"/>
+                <w:sz w:val="15"/>
+                <w:szCs w:val="15"/>
+                <w:lang w:val="en-US" w:eastAsia="zh-CN" w:bidi="ar"/>
+              </w:rPr>
+              <w:t>受击时变更</w:t>
+            </w:r>
+          </w:p>
+        </w:tc>
+        <w:tc>
+          <w:tcPr>
+            <w:tcW w:w="973" w:type="pct"/>
+            <w:shd w:val="clear" w:color="auto" w:fill="FFFFFF"/>
+            <w:tcMar>
+              <w:top w:w="100" w:type="dxa"/>
+              <w:left w:w="160" w:type="dxa"/>
+              <w:bottom w:w="100" w:type="dxa"/>
+              <w:right w:w="0" w:type="dxa"/>
+            </w:tcMar>
+            <w:vAlign w:val="center"/>
+          </w:tcPr>
+          <w:p>
+            <w:pPr>
+              <w:keepNext w:val="0"/>
+              <w:keepLines w:val="0"/>
+              <w:widowControl/>
+              <w:suppressLineNumbers w:val="0"/>
+              <w:spacing w:line="250" w:lineRule="atLeast"/>
+              <w:jc w:val="center"/>
+              <w:rPr>
+                <w:rFonts w:hint="eastAsia" w:ascii="宋体" w:hAnsi="宋体" w:eastAsia="宋体" w:cs="宋体"/>
+                <w:i w:val="0"/>
+                <w:iCs w:val="0"/>
+                <w:caps w:val="0"/>
+                <w:color w:val="0F1115"/>
+                <w:spacing w:val="0"/>
+                <w:sz w:val="15"/>
+                <w:szCs w:val="15"/>
+              </w:rPr>
+            </w:pPr>
+            <w:r>
+              <w:rPr>
+                <w:rFonts w:hint="eastAsia" w:ascii="宋体" w:hAnsi="宋体" w:eastAsia="宋体" w:cs="宋体"/>
+                <w:i w:val="0"/>
+                <w:iCs w:val="0"/>
+                <w:caps w:val="0"/>
+                <w:color w:val="0F1115"/>
+                <w:spacing w:val="0"/>
+                <w:kern w:val="0"/>
+                <w:sz w:val="15"/>
+                <w:szCs w:val="15"/>
+                <w:lang w:val="en-US" w:eastAsia="zh-CN" w:bidi="ar"/>
+              </w:rPr>
+              <w:t>按需</w:t>
+            </w:r>
+          </w:p>
+        </w:tc>
+      </w:tr>
+      <w:tr>
+        <w:tblPrEx>
+          <w:tblBorders>
+            <w:top w:val="single" w:color="auto" w:sz="4" w:space="0"/>
+            <w:left w:val="single" w:color="auto" w:sz="4" w:space="0"/>
+            <w:bottom w:val="single" w:color="auto" w:sz="4" w:space="0"/>
+            <w:right w:val="single" w:color="auto" w:sz="4" w:space="0"/>
+            <w:insideH w:val="single" w:color="auto" w:sz="4" w:space="0"/>
+            <w:insideV w:val="single" w:color="auto" w:sz="4" w:space="0"/>
+          </w:tblBorders>
+          <w:tblCellMar>
+            <w:top w:w="15" w:type="dxa"/>
+            <w:left w:w="15" w:type="dxa"/>
+            <w:bottom w:w="15" w:type="dxa"/>
+            <w:right w:w="15" w:type="dxa"/>
+          </w:tblCellMar>
+        </w:tblPrEx>
+        <w:tc>
+          <w:tcPr>
+            <w:tcW w:w="1285" w:type="pct"/>
+            <w:shd w:val="clear" w:color="auto" w:fill="FFFFFF"/>
+            <w:tcMar>
+              <w:top w:w="100" w:type="dxa"/>
+              <w:left w:w="0" w:type="dxa"/>
+              <w:bottom w:w="100" w:type="dxa"/>
+              <w:right w:w="160" w:type="dxa"/>
+            </w:tcMar>
+            <w:vAlign w:val="center"/>
+          </w:tcPr>
+          <w:p>
+            <w:pPr>
+              <w:keepNext w:val="0"/>
+              <w:keepLines w:val="0"/>
+              <w:widowControl/>
+              <w:suppressLineNumbers w:val="0"/>
+              <w:spacing w:line="250" w:lineRule="atLeast"/>
+              <w:jc w:val="center"/>
+              <w:rPr>
+                <w:rFonts w:hint="eastAsia" w:ascii="宋体" w:hAnsi="宋体" w:eastAsia="宋体" w:cs="宋体"/>
+                <w:i w:val="0"/>
+                <w:iCs w:val="0"/>
+                <w:caps w:val="0"/>
+                <w:color w:val="0F1115"/>
+                <w:spacing w:val="0"/>
+                <w:sz w:val="15"/>
+                <w:szCs w:val="15"/>
+              </w:rPr>
+            </w:pPr>
+            <w:r>
+              <w:rPr>
+                <w:rFonts w:hint="eastAsia" w:ascii="宋体" w:hAnsi="宋体" w:eastAsia="宋体" w:cs="宋体"/>
+                <w:i w:val="0"/>
+                <w:iCs w:val="0"/>
+                <w:caps w:val="0"/>
+                <w:color w:val="0F1115"/>
+                <w:spacing w:val="0"/>
+                <w:kern w:val="0"/>
+                <w:sz w:val="15"/>
+                <w:szCs w:val="15"/>
+                <w:lang w:val="en-US" w:eastAsia="zh-CN" w:bidi="ar"/>
+              </w:rPr>
+              <w:t>Chakra</w:t>
+            </w:r>
+          </w:p>
+        </w:tc>
+        <w:tc>
+          <w:tcPr>
+            <w:tcW w:w="1211" w:type="pct"/>
+            <w:shd w:val="clear" w:color="auto" w:fill="FFFFFF"/>
+            <w:tcMar>
+              <w:top w:w="100" w:type="dxa"/>
+              <w:left w:w="160" w:type="dxa"/>
+              <w:bottom w:w="100" w:type="dxa"/>
+              <w:right w:w="160" w:type="dxa"/>
+            </w:tcMar>
+            <w:vAlign w:val="center"/>
+          </w:tcPr>
+          <w:p>
+            <w:pPr>
+              <w:keepNext w:val="0"/>
+              <w:keepLines w:val="0"/>
+              <w:widowControl/>
+              <w:suppressLineNumbers w:val="0"/>
+              <w:spacing w:line="250" w:lineRule="atLeast"/>
+              <w:jc w:val="center"/>
+              <w:rPr>
+                <w:rFonts w:hint="eastAsia" w:ascii="宋体" w:hAnsi="宋体" w:eastAsia="宋体" w:cs="宋体"/>
+                <w:i w:val="0"/>
+                <w:iCs w:val="0"/>
+                <w:caps w:val="0"/>
+                <w:color w:val="0F1115"/>
+                <w:spacing w:val="0"/>
+                <w:sz w:val="15"/>
+                <w:szCs w:val="15"/>
+              </w:rPr>
+            </w:pPr>
+            <w:r>
+              <w:rPr>
+                <w:rFonts w:hint="eastAsia" w:ascii="宋体" w:hAnsi="宋体" w:eastAsia="宋体" w:cs="宋体"/>
+                <w:i w:val="0"/>
+                <w:iCs w:val="0"/>
+                <w:caps w:val="0"/>
+                <w:color w:val="0F1115"/>
+                <w:spacing w:val="0"/>
+                <w:kern w:val="0"/>
+                <w:sz w:val="15"/>
+                <w:szCs w:val="15"/>
+                <w:lang w:val="en-US" w:eastAsia="zh-CN" w:bidi="ar"/>
+              </w:rPr>
+              <w:t>PlayerState</w:t>
+            </w:r>
+          </w:p>
+        </w:tc>
+        <w:tc>
+          <w:tcPr>
+            <w:tcW w:w="1529" w:type="pct"/>
+            <w:shd w:val="clear" w:color="auto" w:fill="FFFFFF"/>
+            <w:tcMar>
+              <w:top w:w="100" w:type="dxa"/>
+              <w:left w:w="160" w:type="dxa"/>
+              <w:bottom w:w="100" w:type="dxa"/>
+              <w:right w:w="160" w:type="dxa"/>
+            </w:tcMar>
+            <w:vAlign w:val="center"/>
+          </w:tcPr>
+          <w:p>
+            <w:pPr>
+              <w:keepNext w:val="0"/>
+              <w:keepLines w:val="0"/>
+              <w:widowControl/>
+              <w:suppressLineNumbers w:val="0"/>
+              <w:spacing w:line="250" w:lineRule="atLeast"/>
+              <w:jc w:val="center"/>
+              <w:rPr>
+                <w:rFonts w:hint="eastAsia" w:ascii="宋体" w:hAnsi="宋体" w:eastAsia="宋体" w:cs="宋体"/>
+                <w:i w:val="0"/>
+                <w:iCs w:val="0"/>
+                <w:caps w:val="0"/>
+                <w:color w:val="0F1115"/>
+                <w:spacing w:val="0"/>
+                <w:sz w:val="15"/>
+                <w:szCs w:val="15"/>
+              </w:rPr>
+            </w:pPr>
+            <w:r>
+              <w:rPr>
+                <w:rFonts w:hint="eastAsia" w:ascii="宋体" w:hAnsi="宋体" w:eastAsia="宋体" w:cs="宋体"/>
+                <w:i w:val="0"/>
+                <w:iCs w:val="0"/>
+                <w:caps w:val="0"/>
+                <w:color w:val="0F1115"/>
+                <w:spacing w:val="0"/>
+                <w:kern w:val="0"/>
+                <w:sz w:val="15"/>
+                <w:szCs w:val="15"/>
+                <w:lang w:val="en-US" w:eastAsia="zh-CN" w:bidi="ar"/>
+              </w:rPr>
+              <w:t>命中/替身时变更</w:t>
+            </w:r>
+          </w:p>
+        </w:tc>
+        <w:tc>
+          <w:tcPr>
+            <w:tcW w:w="973" w:type="pct"/>
+            <w:shd w:val="clear" w:color="auto" w:fill="FFFFFF"/>
+            <w:tcMar>
+              <w:top w:w="100" w:type="dxa"/>
+              <w:left w:w="160" w:type="dxa"/>
+              <w:bottom w:w="100" w:type="dxa"/>
+              <w:right w:w="0" w:type="dxa"/>
+            </w:tcMar>
+            <w:vAlign w:val="center"/>
+          </w:tcPr>
+          <w:p>
+            <w:pPr>
+              <w:keepNext w:val="0"/>
+              <w:keepLines w:val="0"/>
+              <w:widowControl/>
+              <w:suppressLineNumbers w:val="0"/>
+              <w:spacing w:line="250" w:lineRule="atLeast"/>
+              <w:jc w:val="center"/>
+              <w:rPr>
+                <w:rFonts w:hint="eastAsia" w:ascii="宋体" w:hAnsi="宋体" w:eastAsia="宋体" w:cs="宋体"/>
+                <w:i w:val="0"/>
+                <w:iCs w:val="0"/>
+                <w:caps w:val="0"/>
+                <w:color w:val="0F1115"/>
+                <w:spacing w:val="0"/>
+                <w:sz w:val="15"/>
+                <w:szCs w:val="15"/>
+              </w:rPr>
+            </w:pPr>
+            <w:r>
+              <w:rPr>
+                <w:rFonts w:hint="eastAsia" w:ascii="宋体" w:hAnsi="宋体" w:eastAsia="宋体" w:cs="宋体"/>
+                <w:i w:val="0"/>
+                <w:iCs w:val="0"/>
+                <w:caps w:val="0"/>
+                <w:color w:val="0F1115"/>
+                <w:spacing w:val="0"/>
+                <w:kern w:val="0"/>
+                <w:sz w:val="15"/>
+                <w:szCs w:val="15"/>
+                <w:lang w:val="en-US" w:eastAsia="zh-CN" w:bidi="ar"/>
+              </w:rPr>
+              <w:t>按需</w:t>
             </w:r>
           </w:p>
         </w:tc>
@@ -7094,7 +7527,7 @@
                 <w:szCs w:val="15"/>
                 <w:lang w:val="en-US" w:eastAsia="zh-CN" w:bidi="ar"/>
               </w:rPr>
-              <w:t>HealthValue</w:t>
+              <w:t>Attack</w:t>
             </w:r>
           </w:p>
         </w:tc>
@@ -7190,7 +7623,7 @@
                 <w:szCs w:val="15"/>
                 <w:lang w:val="en-US" w:eastAsia="zh-CN" w:bidi="ar"/>
               </w:rPr>
-              <w:t>受击时变更</w:t>
+              <w:t>攻击时变更</w:t>
             </w:r>
           </w:p>
         </w:tc>
@@ -7304,7 +7737,7 @@
                 <w:szCs w:val="15"/>
                 <w:lang w:val="en-US" w:eastAsia="zh-CN" w:bidi="ar"/>
               </w:rPr>
-              <w:t>Chakra</w:t>
+              <w:t>MySkill</w:t>
             </w:r>
           </w:p>
         </w:tc>
@@ -7400,7 +7833,7 @@
                 <w:szCs w:val="15"/>
                 <w:lang w:val="en-US" w:eastAsia="zh-CN" w:bidi="ar"/>
               </w:rPr>
-              <w:t>命中/替身时变更</w:t>
+              <w:t>技能释放时变更</w:t>
             </w:r>
           </w:p>
         </w:tc>
@@ -7514,7 +7947,7 @@
                 <w:szCs w:val="15"/>
                 <w:lang w:val="en-US" w:eastAsia="zh-CN" w:bidi="ar"/>
               </w:rPr>
-              <w:t>Attack</w:t>
+              <w:t>CharacterState</w:t>
             </w:r>
           </w:p>
         </w:tc>
@@ -7610,7 +8043,7 @@
                 <w:szCs w:val="15"/>
                 <w:lang w:val="en-US" w:eastAsia="zh-CN" w:bidi="ar"/>
               </w:rPr>
-              <w:t>攻击时变更</w:t>
+              <w:t>状态变更时</w:t>
             </w:r>
           </w:p>
         </w:tc>
@@ -7673,427 +8106,6 @@
             <w:insideH w:val="single" w:color="auto" w:sz="4" w:space="0"/>
             <w:insideV w:val="single" w:color="auto" w:sz="4" w:space="0"/>
           </w:tblBorders>
-          <w:tblCellMar>
-            <w:top w:w="15" w:type="dxa"/>
-            <w:left w:w="15" w:type="dxa"/>
-            <w:bottom w:w="15" w:type="dxa"/>
-            <w:right w:w="15" w:type="dxa"/>
-          </w:tblCellMar>
-        </w:tblPrEx>
-        <w:tc>
-          <w:tcPr>
-            <w:tcW w:w="1285" w:type="pct"/>
-            <w:shd w:val="clear" w:color="auto" w:fill="FFFFFF"/>
-            <w:tcMar>
-              <w:top w:w="100" w:type="dxa"/>
-              <w:left w:w="0" w:type="dxa"/>
-              <w:bottom w:w="100" w:type="dxa"/>
-              <w:right w:w="160" w:type="dxa"/>
-            </w:tcMar>
-            <w:vAlign w:val="center"/>
-          </w:tcPr>
-          <w:p>
-            <w:pPr>
-              <w:keepNext w:val="0"/>
-              <w:keepLines w:val="0"/>
-              <w:widowControl/>
-              <w:suppressLineNumbers w:val="0"/>
-              <w:spacing w:line="250" w:lineRule="atLeast"/>
-              <w:jc w:val="center"/>
-              <w:rPr>
-                <w:rFonts w:hint="eastAsia" w:ascii="宋体" w:hAnsi="宋体" w:eastAsia="宋体" w:cs="宋体"/>
-                <w:i w:val="0"/>
-                <w:iCs w:val="0"/>
-                <w:caps w:val="0"/>
-                <w:color w:val="0F1115"/>
-                <w:spacing w:val="0"/>
-                <w:sz w:val="15"/>
-                <w:szCs w:val="15"/>
-              </w:rPr>
-            </w:pPr>
-            <w:r>
-              <w:rPr>
-                <w:rFonts w:hint="eastAsia" w:ascii="宋体" w:hAnsi="宋体" w:eastAsia="宋体" w:cs="宋体"/>
-                <w:i w:val="0"/>
-                <w:iCs w:val="0"/>
-                <w:caps w:val="0"/>
-                <w:color w:val="0F1115"/>
-                <w:spacing w:val="0"/>
-                <w:kern w:val="0"/>
-                <w:sz w:val="15"/>
-                <w:szCs w:val="15"/>
-                <w:lang w:val="en-US" w:eastAsia="zh-CN" w:bidi="ar"/>
-              </w:rPr>
-              <w:t>MySkill</w:t>
-            </w:r>
-          </w:p>
-        </w:tc>
-        <w:tc>
-          <w:tcPr>
-            <w:tcW w:w="1211" w:type="pct"/>
-            <w:shd w:val="clear" w:color="auto" w:fill="FFFFFF"/>
-            <w:tcMar>
-              <w:top w:w="100" w:type="dxa"/>
-              <w:left w:w="160" w:type="dxa"/>
-              <w:bottom w:w="100" w:type="dxa"/>
-              <w:right w:w="160" w:type="dxa"/>
-            </w:tcMar>
-            <w:vAlign w:val="center"/>
-          </w:tcPr>
-          <w:p>
-            <w:pPr>
-              <w:keepNext w:val="0"/>
-              <w:keepLines w:val="0"/>
-              <w:widowControl/>
-              <w:suppressLineNumbers w:val="0"/>
-              <w:spacing w:line="250" w:lineRule="atLeast"/>
-              <w:jc w:val="center"/>
-              <w:rPr>
-                <w:rFonts w:hint="eastAsia" w:ascii="宋体" w:hAnsi="宋体" w:eastAsia="宋体" w:cs="宋体"/>
-                <w:i w:val="0"/>
-                <w:iCs w:val="0"/>
-                <w:caps w:val="0"/>
-                <w:color w:val="0F1115"/>
-                <w:spacing w:val="0"/>
-                <w:sz w:val="15"/>
-                <w:szCs w:val="15"/>
-              </w:rPr>
-            </w:pPr>
-            <w:r>
-              <w:rPr>
-                <w:rFonts w:hint="eastAsia" w:ascii="宋体" w:hAnsi="宋体" w:eastAsia="宋体" w:cs="宋体"/>
-                <w:i w:val="0"/>
-                <w:iCs w:val="0"/>
-                <w:caps w:val="0"/>
-                <w:color w:val="0F1115"/>
-                <w:spacing w:val="0"/>
-                <w:kern w:val="0"/>
-                <w:sz w:val="15"/>
-                <w:szCs w:val="15"/>
-                <w:lang w:val="en-US" w:eastAsia="zh-CN" w:bidi="ar"/>
-              </w:rPr>
-              <w:t>PlayerState</w:t>
-            </w:r>
-          </w:p>
-        </w:tc>
-        <w:tc>
-          <w:tcPr>
-            <w:tcW w:w="1529" w:type="pct"/>
-            <w:shd w:val="clear" w:color="auto" w:fill="FFFFFF"/>
-            <w:tcMar>
-              <w:top w:w="100" w:type="dxa"/>
-              <w:left w:w="160" w:type="dxa"/>
-              <w:bottom w:w="100" w:type="dxa"/>
-              <w:right w:w="160" w:type="dxa"/>
-            </w:tcMar>
-            <w:vAlign w:val="center"/>
-          </w:tcPr>
-          <w:p>
-            <w:pPr>
-              <w:keepNext w:val="0"/>
-              <w:keepLines w:val="0"/>
-              <w:widowControl/>
-              <w:suppressLineNumbers w:val="0"/>
-              <w:spacing w:line="250" w:lineRule="atLeast"/>
-              <w:jc w:val="center"/>
-              <w:rPr>
-                <w:rFonts w:hint="eastAsia" w:ascii="宋体" w:hAnsi="宋体" w:eastAsia="宋体" w:cs="宋体"/>
-                <w:i w:val="0"/>
-                <w:iCs w:val="0"/>
-                <w:caps w:val="0"/>
-                <w:color w:val="0F1115"/>
-                <w:spacing w:val="0"/>
-                <w:sz w:val="15"/>
-                <w:szCs w:val="15"/>
-              </w:rPr>
-            </w:pPr>
-            <w:r>
-              <w:rPr>
-                <w:rFonts w:hint="eastAsia" w:ascii="宋体" w:hAnsi="宋体" w:eastAsia="宋体" w:cs="宋体"/>
-                <w:i w:val="0"/>
-                <w:iCs w:val="0"/>
-                <w:caps w:val="0"/>
-                <w:color w:val="0F1115"/>
-                <w:spacing w:val="0"/>
-                <w:kern w:val="0"/>
-                <w:sz w:val="15"/>
-                <w:szCs w:val="15"/>
-                <w:lang w:val="en-US" w:eastAsia="zh-CN" w:bidi="ar"/>
-              </w:rPr>
-              <w:t>技能释放时变更</w:t>
-            </w:r>
-          </w:p>
-        </w:tc>
-        <w:tc>
-          <w:tcPr>
-            <w:tcW w:w="973" w:type="pct"/>
-            <w:shd w:val="clear" w:color="auto" w:fill="FFFFFF"/>
-            <w:tcMar>
-              <w:top w:w="100" w:type="dxa"/>
-              <w:left w:w="160" w:type="dxa"/>
-              <w:bottom w:w="100" w:type="dxa"/>
-              <w:right w:w="0" w:type="dxa"/>
-            </w:tcMar>
-            <w:vAlign w:val="center"/>
-          </w:tcPr>
-          <w:p>
-            <w:pPr>
-              <w:keepNext w:val="0"/>
-              <w:keepLines w:val="0"/>
-              <w:widowControl/>
-              <w:suppressLineNumbers w:val="0"/>
-              <w:spacing w:line="250" w:lineRule="atLeast"/>
-              <w:jc w:val="center"/>
-              <w:rPr>
-                <w:rFonts w:hint="eastAsia" w:ascii="宋体" w:hAnsi="宋体" w:eastAsia="宋体" w:cs="宋体"/>
-                <w:i w:val="0"/>
-                <w:iCs w:val="0"/>
-                <w:caps w:val="0"/>
-                <w:color w:val="0F1115"/>
-                <w:spacing w:val="0"/>
-                <w:sz w:val="15"/>
-                <w:szCs w:val="15"/>
-              </w:rPr>
-            </w:pPr>
-            <w:r>
-              <w:rPr>
-                <w:rFonts w:hint="eastAsia" w:ascii="宋体" w:hAnsi="宋体" w:eastAsia="宋体" w:cs="宋体"/>
-                <w:i w:val="0"/>
-                <w:iCs w:val="0"/>
-                <w:caps w:val="0"/>
-                <w:color w:val="0F1115"/>
-                <w:spacing w:val="0"/>
-                <w:kern w:val="0"/>
-                <w:sz w:val="15"/>
-                <w:szCs w:val="15"/>
-                <w:lang w:val="en-US" w:eastAsia="zh-CN" w:bidi="ar"/>
-              </w:rPr>
-              <w:t>按需</w:t>
-            </w:r>
-          </w:p>
-        </w:tc>
-      </w:tr>
-      <w:tr>
-        <w:tblPrEx>
-          <w:tblBorders>
-            <w:top w:val="single" w:color="auto" w:sz="4" w:space="0"/>
-            <w:left w:val="single" w:color="auto" w:sz="4" w:space="0"/>
-            <w:bottom w:val="single" w:color="auto" w:sz="4" w:space="0"/>
-            <w:right w:val="single" w:color="auto" w:sz="4" w:space="0"/>
-            <w:insideH w:val="single" w:color="auto" w:sz="4" w:space="0"/>
-            <w:insideV w:val="single" w:color="auto" w:sz="4" w:space="0"/>
-          </w:tblBorders>
-          <w:tblCellMar>
-            <w:top w:w="15" w:type="dxa"/>
-            <w:left w:w="15" w:type="dxa"/>
-            <w:bottom w:w="15" w:type="dxa"/>
-            <w:right w:w="15" w:type="dxa"/>
-          </w:tblCellMar>
-        </w:tblPrEx>
-        <w:tc>
-          <w:tcPr>
-            <w:tcW w:w="1285" w:type="pct"/>
-            <w:shd w:val="clear" w:color="auto" w:fill="FFFFFF"/>
-            <w:tcMar>
-              <w:top w:w="100" w:type="dxa"/>
-              <w:left w:w="0" w:type="dxa"/>
-              <w:bottom w:w="100" w:type="dxa"/>
-              <w:right w:w="160" w:type="dxa"/>
-            </w:tcMar>
-            <w:vAlign w:val="center"/>
-          </w:tcPr>
-          <w:p>
-            <w:pPr>
-              <w:keepNext w:val="0"/>
-              <w:keepLines w:val="0"/>
-              <w:widowControl/>
-              <w:suppressLineNumbers w:val="0"/>
-              <w:spacing w:line="250" w:lineRule="atLeast"/>
-              <w:jc w:val="center"/>
-              <w:rPr>
-                <w:rFonts w:hint="eastAsia" w:ascii="宋体" w:hAnsi="宋体" w:eastAsia="宋体" w:cs="宋体"/>
-                <w:i w:val="0"/>
-                <w:iCs w:val="0"/>
-                <w:caps w:val="0"/>
-                <w:color w:val="0F1115"/>
-                <w:spacing w:val="0"/>
-                <w:sz w:val="15"/>
-                <w:szCs w:val="15"/>
-              </w:rPr>
-            </w:pPr>
-            <w:r>
-              <w:rPr>
-                <w:rFonts w:hint="eastAsia" w:ascii="宋体" w:hAnsi="宋体" w:eastAsia="宋体" w:cs="宋体"/>
-                <w:i w:val="0"/>
-                <w:iCs w:val="0"/>
-                <w:caps w:val="0"/>
-                <w:color w:val="0F1115"/>
-                <w:spacing w:val="0"/>
-                <w:kern w:val="0"/>
-                <w:sz w:val="15"/>
-                <w:szCs w:val="15"/>
-                <w:lang w:val="en-US" w:eastAsia="zh-CN" w:bidi="ar"/>
-              </w:rPr>
-              <w:t>CharacterState</w:t>
-            </w:r>
-          </w:p>
-        </w:tc>
-        <w:tc>
-          <w:tcPr>
-            <w:tcW w:w="1211" w:type="pct"/>
-            <w:shd w:val="clear" w:color="auto" w:fill="FFFFFF"/>
-            <w:tcMar>
-              <w:top w:w="100" w:type="dxa"/>
-              <w:left w:w="160" w:type="dxa"/>
-              <w:bottom w:w="100" w:type="dxa"/>
-              <w:right w:w="160" w:type="dxa"/>
-            </w:tcMar>
-            <w:vAlign w:val="center"/>
-          </w:tcPr>
-          <w:p>
-            <w:pPr>
-              <w:keepNext w:val="0"/>
-              <w:keepLines w:val="0"/>
-              <w:widowControl/>
-              <w:suppressLineNumbers w:val="0"/>
-              <w:spacing w:line="250" w:lineRule="atLeast"/>
-              <w:jc w:val="center"/>
-              <w:rPr>
-                <w:rFonts w:hint="eastAsia" w:ascii="宋体" w:hAnsi="宋体" w:eastAsia="宋体" w:cs="宋体"/>
-                <w:i w:val="0"/>
-                <w:iCs w:val="0"/>
-                <w:caps w:val="0"/>
-                <w:color w:val="0F1115"/>
-                <w:spacing w:val="0"/>
-                <w:sz w:val="15"/>
-                <w:szCs w:val="15"/>
-              </w:rPr>
-            </w:pPr>
-            <w:r>
-              <w:rPr>
-                <w:rFonts w:hint="eastAsia" w:ascii="宋体" w:hAnsi="宋体" w:eastAsia="宋体" w:cs="宋体"/>
-                <w:i w:val="0"/>
-                <w:iCs w:val="0"/>
-                <w:caps w:val="0"/>
-                <w:color w:val="0F1115"/>
-                <w:spacing w:val="0"/>
-                <w:kern w:val="0"/>
-                <w:sz w:val="15"/>
-                <w:szCs w:val="15"/>
-                <w:lang w:val="en-US" w:eastAsia="zh-CN" w:bidi="ar"/>
-              </w:rPr>
-              <w:t>PlayerState</w:t>
-            </w:r>
-          </w:p>
-        </w:tc>
-        <w:tc>
-          <w:tcPr>
-            <w:tcW w:w="1529" w:type="pct"/>
-            <w:shd w:val="clear" w:color="auto" w:fill="FFFFFF"/>
-            <w:tcMar>
-              <w:top w:w="100" w:type="dxa"/>
-              <w:left w:w="160" w:type="dxa"/>
-              <w:bottom w:w="100" w:type="dxa"/>
-              <w:right w:w="160" w:type="dxa"/>
-            </w:tcMar>
-            <w:vAlign w:val="center"/>
-          </w:tcPr>
-          <w:p>
-            <w:pPr>
-              <w:keepNext w:val="0"/>
-              <w:keepLines w:val="0"/>
-              <w:widowControl/>
-              <w:suppressLineNumbers w:val="0"/>
-              <w:spacing w:line="250" w:lineRule="atLeast"/>
-              <w:jc w:val="center"/>
-              <w:rPr>
-                <w:rFonts w:hint="eastAsia" w:ascii="宋体" w:hAnsi="宋体" w:eastAsia="宋体" w:cs="宋体"/>
-                <w:i w:val="0"/>
-                <w:iCs w:val="0"/>
-                <w:caps w:val="0"/>
-                <w:color w:val="0F1115"/>
-                <w:spacing w:val="0"/>
-                <w:sz w:val="15"/>
-                <w:szCs w:val="15"/>
-              </w:rPr>
-            </w:pPr>
-            <w:r>
-              <w:rPr>
-                <w:rFonts w:hint="eastAsia" w:ascii="宋体" w:hAnsi="宋体" w:eastAsia="宋体" w:cs="宋体"/>
-                <w:i w:val="0"/>
-                <w:iCs w:val="0"/>
-                <w:caps w:val="0"/>
-                <w:color w:val="0F1115"/>
-                <w:spacing w:val="0"/>
-                <w:kern w:val="0"/>
-                <w:sz w:val="15"/>
-                <w:szCs w:val="15"/>
-                <w:lang w:val="en-US" w:eastAsia="zh-CN" w:bidi="ar"/>
-              </w:rPr>
-              <w:t>状态变更时</w:t>
-            </w:r>
-          </w:p>
-        </w:tc>
-        <w:tc>
-          <w:tcPr>
-            <w:tcW w:w="973" w:type="pct"/>
-            <w:shd w:val="clear" w:color="auto" w:fill="FFFFFF"/>
-            <w:tcMar>
-              <w:top w:w="100" w:type="dxa"/>
-              <w:left w:w="160" w:type="dxa"/>
-              <w:bottom w:w="100" w:type="dxa"/>
-              <w:right w:w="0" w:type="dxa"/>
-            </w:tcMar>
-            <w:vAlign w:val="center"/>
-          </w:tcPr>
-          <w:p>
-            <w:pPr>
-              <w:keepNext w:val="0"/>
-              <w:keepLines w:val="0"/>
-              <w:widowControl/>
-              <w:suppressLineNumbers w:val="0"/>
-              <w:spacing w:line="250" w:lineRule="atLeast"/>
-              <w:jc w:val="center"/>
-              <w:rPr>
-                <w:rFonts w:hint="eastAsia" w:ascii="宋体" w:hAnsi="宋体" w:eastAsia="宋体" w:cs="宋体"/>
-                <w:i w:val="0"/>
-                <w:iCs w:val="0"/>
-                <w:caps w:val="0"/>
-                <w:color w:val="0F1115"/>
-                <w:spacing w:val="0"/>
-                <w:sz w:val="15"/>
-                <w:szCs w:val="15"/>
-              </w:rPr>
-            </w:pPr>
-            <w:r>
-              <w:rPr>
-                <w:rFonts w:hint="eastAsia" w:ascii="宋体" w:hAnsi="宋体" w:eastAsia="宋体" w:cs="宋体"/>
-                <w:i w:val="0"/>
-                <w:iCs w:val="0"/>
-                <w:caps w:val="0"/>
-                <w:color w:val="0F1115"/>
-                <w:spacing w:val="0"/>
-                <w:kern w:val="0"/>
-                <w:sz w:val="15"/>
-                <w:szCs w:val="15"/>
-                <w:lang w:val="en-US" w:eastAsia="zh-CN" w:bidi="ar"/>
-              </w:rPr>
-              <w:t>按需</w:t>
-            </w:r>
-          </w:p>
-        </w:tc>
-      </w:tr>
-      <w:tr>
-        <w:tblPrEx>
-          <w:tblBorders>
-            <w:top w:val="single" w:color="auto" w:sz="4" w:space="0"/>
-            <w:left w:val="single" w:color="auto" w:sz="4" w:space="0"/>
-            <w:bottom w:val="single" w:color="auto" w:sz="4" w:space="0"/>
-            <w:right w:val="single" w:color="auto" w:sz="4" w:space="0"/>
-            <w:insideH w:val="single" w:color="auto" w:sz="4" w:space="0"/>
-            <w:insideV w:val="single" w:color="auto" w:sz="4" w:space="0"/>
-          </w:tblBorders>
-          <w:shd w:val="clear" w:color="auto" w:fill="FFFFFF"/>
           <w:tblCellMar>
             <w:top w:w="15" w:type="dxa"/>
             <w:left w:w="15" w:type="dxa"/>
@@ -8376,6 +8388,12 @@
             <w:insideV w:val="single" w:color="auto" w:sz="4" w:space="0"/>
           </w:tblBorders>
           <w:shd w:val="clear" w:color="auto" w:fill="FFFFFF"/>
+          <w:tblCellMar>
+            <w:top w:w="15" w:type="dxa"/>
+            <w:left w:w="15" w:type="dxa"/>
+            <w:bottom w:w="15" w:type="dxa"/>
+            <w:right w:w="15" w:type="dxa"/>
+          </w:tblCellMar>
         </w:tblPrEx>
         <w:trPr>
           <w:tblHeader/>
@@ -8583,7 +8601,6 @@
             <w:insideH w:val="single" w:color="auto" w:sz="4" w:space="0"/>
             <w:insideV w:val="single" w:color="auto" w:sz="4" w:space="0"/>
           </w:tblBorders>
-          <w:shd w:val="clear" w:color="auto" w:fill="FFFFFF"/>
           <w:tblCellMar>
             <w:top w:w="15" w:type="dxa"/>
             <w:left w:w="15" w:type="dxa"/>
@@ -8794,7 +8811,6 @@
             <w:insideH w:val="single" w:color="auto" w:sz="4" w:space="0"/>
             <w:insideV w:val="single" w:color="auto" w:sz="4" w:space="0"/>
           </w:tblBorders>
-          <w:shd w:val="clear" w:color="auto" w:fill="FFFFFF"/>
           <w:tblCellMar>
             <w:top w:w="15" w:type="dxa"/>
             <w:left w:w="15" w:type="dxa"/>
@@ -11609,7 +11625,6 @@
             <w:insideH w:val="single" w:color="auto" w:sz="4" w:space="0"/>
             <w:insideV w:val="single" w:color="auto" w:sz="4" w:space="0"/>
           </w:tblBorders>
-          <w:shd w:val="clear" w:color="auto" w:fill="FFFFFF"/>
           <w:tblCellMar>
             <w:top w:w="15" w:type="dxa"/>
             <w:left w:w="15" w:type="dxa"/>
@@ -12240,7 +12255,6 @@
             <w:insideH w:val="single" w:color="auto" w:sz="4" w:space="0"/>
             <w:insideV w:val="single" w:color="auto" w:sz="4" w:space="0"/>
           </w:tblBorders>
-          <w:shd w:val="clear" w:color="auto" w:fill="FFFFFF"/>
           <w:tblCellMar>
             <w:top w:w="15" w:type="dxa"/>
             <w:left w:w="15" w:type="dxa"/>
@@ -12451,7 +12465,6 @@
             <w:insideH w:val="single" w:color="auto" w:sz="4" w:space="0"/>
             <w:insideV w:val="single" w:color="auto" w:sz="4" w:space="0"/>
           </w:tblBorders>
-          <w:shd w:val="clear" w:color="auto" w:fill="FFFFFF"/>
           <w:tblCellMar>
             <w:top w:w="15" w:type="dxa"/>
             <w:left w:w="15" w:type="dxa"/>
@@ -12947,6 +12960,7 @@
     </w:p>
     <w:tbl>
       <w:tblPr>
+        <w:tblStyle w:val="14"/>
         <w:tblW w:w="4999" w:type="pct"/>
         <w:tblInd w:w="0" w:type="dxa"/>
         <w:tblBorders>
@@ -12982,6 +12996,7 @@
             <w:insideH w:val="none" w:color="auto" w:sz="0" w:space="0"/>
             <w:insideV w:val="none" w:color="auto" w:sz="0" w:space="0"/>
           </w:tblBorders>
+          <w:shd w:val="clear" w:color="auto" w:fill="FFFFFF"/>
           <w:tblCellMar>
             <w:top w:w="15" w:type="dxa"/>
             <w:left w:w="15" w:type="dxa"/>
@@ -13040,7 +13055,6 @@
                 <w:kern w:val="0"/>
                 <w:sz w:val="15"/>
                 <w:szCs w:val="15"/>
-                <w:bdr w:val="none" w:color="auto" w:sz="0" w:space="0"/>
                 <w:lang w:val="en-US" w:eastAsia="zh-CN" w:bidi="ar"/>
               </w:rPr>
               <w:t>保护类型</w:t>
@@ -13095,7 +13109,6 @@
                 <w:kern w:val="0"/>
                 <w:sz w:val="15"/>
                 <w:szCs w:val="15"/>
-                <w:bdr w:val="none" w:color="auto" w:sz="0" w:space="0"/>
                 <w:lang w:val="en-US" w:eastAsia="zh-CN" w:bidi="ar"/>
               </w:rPr>
               <w:t>触发条件</w:t>
@@ -13150,7 +13163,6 @@
                 <w:kern w:val="0"/>
                 <w:sz w:val="15"/>
                 <w:szCs w:val="15"/>
-                <w:bdr w:val="none" w:color="auto" w:sz="0" w:space="0"/>
                 <w:lang w:val="en-US" w:eastAsia="zh-CN" w:bidi="ar"/>
               </w:rPr>
               <w:t>持续时间</w:t>
@@ -13205,7 +13217,6 @@
                 <w:kern w:val="0"/>
                 <w:sz w:val="15"/>
                 <w:szCs w:val="15"/>
-                <w:bdr w:val="none" w:color="auto" w:sz="0" w:space="0"/>
                 <w:lang w:val="en-US" w:eastAsia="zh-CN" w:bidi="ar"/>
               </w:rPr>
               <w:t>效果</w:t>
@@ -13278,7 +13289,6 @@
                 <w:kern w:val="0"/>
                 <w:sz w:val="15"/>
                 <w:szCs w:val="15"/>
-                <w:bdr w:val="none" w:color="auto" w:sz="0" w:space="0"/>
                 <w:lang w:val="en-US" w:eastAsia="zh-CN" w:bidi="ar"/>
               </w:rPr>
               <w:t>替身保护</w:t>
@@ -13333,7 +13343,6 @@
                 <w:kern w:val="0"/>
                 <w:sz w:val="15"/>
                 <w:szCs w:val="15"/>
-                <w:bdr w:val="none" w:color="auto" w:sz="0" w:space="0"/>
                 <w:lang w:val="en-US" w:eastAsia="zh-CN" w:bidi="ar"/>
               </w:rPr>
               <w:t>替身发动后</w:t>
@@ -13388,7 +13397,6 @@
                 <w:kern w:val="0"/>
                 <w:sz w:val="15"/>
                 <w:szCs w:val="15"/>
-                <w:bdr w:val="none" w:color="auto" w:sz="0" w:space="0"/>
                 <w:lang w:val="en-US" w:eastAsia="zh-CN" w:bidi="ar"/>
               </w:rPr>
               <w:t>1.5秒</w:t>
@@ -13443,7 +13451,6 @@
                 <w:kern w:val="0"/>
                 <w:sz w:val="15"/>
                 <w:szCs w:val="15"/>
-                <w:bdr w:val="none" w:color="auto" w:sz="0" w:space="0"/>
                 <w:lang w:val="en-US" w:eastAsia="zh-CN" w:bidi="ar"/>
               </w:rPr>
               <w:t>无敌帧</w:t>
@@ -13516,7 +13523,6 @@
                 <w:kern w:val="0"/>
                 <w:sz w:val="15"/>
                 <w:szCs w:val="15"/>
-                <w:bdr w:val="none" w:color="auto" w:sz="0" w:space="0"/>
                 <w:lang w:val="en-US" w:eastAsia="zh-CN" w:bidi="ar"/>
               </w:rPr>
               <w:t>起身保护</w:t>
@@ -13571,7 +13577,6 @@
                 <w:kern w:val="0"/>
                 <w:sz w:val="15"/>
                 <w:szCs w:val="15"/>
-                <w:bdr w:val="none" w:color="auto" w:sz="0" w:space="0"/>
                 <w:lang w:val="en-US" w:eastAsia="zh-CN" w:bidi="ar"/>
               </w:rPr>
               <w:t>倒地起身后</w:t>
@@ -13626,7 +13631,6 @@
                 <w:kern w:val="0"/>
                 <w:sz w:val="15"/>
                 <w:szCs w:val="15"/>
-                <w:bdr w:val="none" w:color="auto" w:sz="0" w:space="0"/>
                 <w:lang w:val="en-US" w:eastAsia="zh-CN" w:bidi="ar"/>
               </w:rPr>
               <w:t>1.0秒</w:t>
@@ -13681,7 +13685,6 @@
                 <w:kern w:val="0"/>
                 <w:sz w:val="15"/>
                 <w:szCs w:val="15"/>
-                <w:bdr w:val="none" w:color="auto" w:sz="0" w:space="0"/>
                 <w:lang w:val="en-US" w:eastAsia="zh-CN" w:bidi="ar"/>
               </w:rPr>
               <w:t>无敌帧</w:t>
@@ -13923,8 +13926,6 @@
           <w:rFonts w:hint="eastAsia" w:ascii="宋体" w:hAnsi="宋体" w:eastAsia="宋体" w:cs="宋体"/>
         </w:rPr>
       </w:pPr>
-      <w:bookmarkStart w:id="16" w:name="_GoBack"/>
-      <w:bookmarkEnd w:id="16"/>
     </w:p>
     <w:p>
       <w:pPr>
@@ -14024,6 +14025,7 @@
     </w:p>
     <w:tbl>
       <w:tblPr>
+        <w:tblStyle w:val="14"/>
         <w:tblW w:w="4999" w:type="pct"/>
         <w:jc w:val="center"/>
         <w:tblBorders>
@@ -14111,7 +14113,6 @@
                 <w:kern w:val="0"/>
                 <w:sz w:val="15"/>
                 <w:szCs w:val="15"/>
-                <w:bdr w:val="none" w:color="auto" w:sz="0" w:space="0"/>
                 <w:lang w:val="en-US" w:eastAsia="zh-CN" w:bidi="ar"/>
               </w:rPr>
               <w:t>动画状态</w:t>
@@ -14160,7 +14161,6 @@
                 <w:kern w:val="0"/>
                 <w:sz w:val="15"/>
                 <w:szCs w:val="15"/>
-                <w:bdr w:val="none" w:color="auto" w:sz="0" w:space="0"/>
                 <w:lang w:val="en-US" w:eastAsia="zh-CN" w:bidi="ar"/>
               </w:rPr>
               <w:t>触发条件</w:t>
@@ -14209,7 +14209,6 @@
                 <w:kern w:val="0"/>
                 <w:sz w:val="15"/>
                 <w:szCs w:val="15"/>
-                <w:bdr w:val="none" w:color="auto" w:sz="0" w:space="0"/>
                 <w:lang w:val="en-US" w:eastAsia="zh-CN" w:bidi="ar"/>
               </w:rPr>
               <w:t>蓝图判断逻辑</w:t>
@@ -14279,7 +14278,6 @@
                 <w:kern w:val="0"/>
                 <w:sz w:val="15"/>
                 <w:szCs w:val="15"/>
-                <w:bdr w:val="none" w:color="auto" w:sz="0" w:space="0"/>
                 <w:lang w:val="en-US" w:eastAsia="zh-CN" w:bidi="ar"/>
               </w:rPr>
               <w:t>Idle</w:t>
@@ -14328,7 +14326,6 @@
                 <w:kern w:val="0"/>
                 <w:sz w:val="15"/>
                 <w:szCs w:val="15"/>
-                <w:bdr w:val="none" w:color="auto" w:sz="0" w:space="0"/>
                 <w:lang w:val="en-US" w:eastAsia="zh-CN" w:bidi="ar"/>
               </w:rPr>
               <w:t>MySpeed &lt; 1</w:t>
@@ -14377,7 +14374,6 @@
                 <w:kern w:val="0"/>
                 <w:sz w:val="15"/>
                 <w:szCs w:val="15"/>
-                <w:bdr w:val="none" w:color="auto" w:sz="0" w:space="0"/>
                 <w:lang w:val="en-US" w:eastAsia="zh-CN" w:bidi="ar"/>
               </w:rPr>
               <w:t>GetVelocity().Length()</w:t>
@@ -14447,7 +14443,6 @@
                 <w:kern w:val="0"/>
                 <w:sz w:val="15"/>
                 <w:szCs w:val="15"/>
-                <w:bdr w:val="none" w:color="auto" w:sz="0" w:space="0"/>
                 <w:lang w:val="en-US" w:eastAsia="zh-CN" w:bidi="ar"/>
               </w:rPr>
               <w:t>Run</w:t>
@@ -14496,7 +14491,6 @@
                 <w:kern w:val="0"/>
                 <w:sz w:val="15"/>
                 <w:szCs w:val="15"/>
-                <w:bdr w:val="none" w:color="auto" w:sz="0" w:space="0"/>
                 <w:lang w:val="en-US" w:eastAsia="zh-CN" w:bidi="ar"/>
               </w:rPr>
               <w:t>MySpeed &gt;= 1</w:t>
@@ -14545,7 +14539,6 @@
                 <w:kern w:val="0"/>
                 <w:sz w:val="15"/>
                 <w:szCs w:val="15"/>
-                <w:bdr w:val="none" w:color="auto" w:sz="0" w:space="0"/>
                 <w:lang w:val="en-US" w:eastAsia="zh-CN" w:bidi="ar"/>
               </w:rPr>
               <w:t>GetVelocity().Length()</w:t>
@@ -14615,7 +14608,6 @@
                 <w:kern w:val="0"/>
                 <w:sz w:val="15"/>
                 <w:szCs w:val="15"/>
-                <w:bdr w:val="none" w:color="auto" w:sz="0" w:space="0"/>
                 <w:lang w:val="en-US" w:eastAsia="zh-CN" w:bidi="ar"/>
               </w:rPr>
               <w:t>Attack1~5</w:t>
@@ -14664,7 +14656,6 @@
                 <w:kern w:val="0"/>
                 <w:sz w:val="15"/>
                 <w:szCs w:val="15"/>
-                <w:bdr w:val="none" w:color="auto" w:sz="0" w:space="0"/>
                 <w:lang w:val="en-US" w:eastAsia="zh-CN" w:bidi="ar"/>
               </w:rPr>
               <w:t>MyAttack = 1~5</w:t>
@@ -14713,7 +14704,6 @@
                 <w:kern w:val="0"/>
                 <w:sz w:val="15"/>
                 <w:szCs w:val="15"/>
-                <w:bdr w:val="none" w:color="auto" w:sz="0" w:space="0"/>
                 <w:lang w:val="en-US" w:eastAsia="zh-CN" w:bidi="ar"/>
               </w:rPr>
               <w:t>PS-&gt;Attack</w:t>
@@ -14783,7 +14773,6 @@
                 <w:kern w:val="0"/>
                 <w:sz w:val="15"/>
                 <w:szCs w:val="15"/>
-                <w:bdr w:val="none" w:color="auto" w:sz="0" w:space="0"/>
                 <w:lang w:val="en-US" w:eastAsia="zh-CN" w:bidi="ar"/>
               </w:rPr>
               <w:t>Skill1</w:t>
@@ -14832,7 +14821,6 @@
                 <w:kern w:val="0"/>
                 <w:sz w:val="15"/>
                 <w:szCs w:val="15"/>
-                <w:bdr w:val="none" w:color="auto" w:sz="0" w:space="0"/>
                 <w:lang w:val="en-US" w:eastAsia="zh-CN" w:bidi="ar"/>
               </w:rPr>
               <w:t>MySkill = 1</w:t>
@@ -14881,176 +14869,6 @@
                 <w:kern w:val="0"/>
                 <w:sz w:val="15"/>
                 <w:szCs w:val="15"/>
-                <w:bdr w:val="none" w:color="auto" w:sz="0" w:space="0"/>
-                <w:lang w:val="en-US" w:eastAsia="zh-CN" w:bidi="ar"/>
-              </w:rPr>
-              <w:t>PS-&gt;MySkill</w:t>
-            </w:r>
-          </w:p>
-        </w:tc>
-      </w:tr>
-      <w:tr>
-        <w:tblPrEx>
-          <w:tblBorders>
-            <w:top w:val="single" w:color="auto" w:sz="4" w:space="0"/>
-            <w:left w:val="single" w:color="auto" w:sz="4" w:space="0"/>
-            <w:bottom w:val="single" w:color="auto" w:sz="4" w:space="0"/>
-            <w:right w:val="single" w:color="auto" w:sz="4" w:space="0"/>
-            <w:insideH w:val="single" w:color="auto" w:sz="4" w:space="0"/>
-            <w:insideV w:val="single" w:color="auto" w:sz="4" w:space="0"/>
-          </w:tblBorders>
-          <w:shd w:val="clear" w:color="auto" w:fill="FFFFFF"/>
-          <w:tblCellMar>
-            <w:top w:w="15" w:type="dxa"/>
-            <w:left w:w="15" w:type="dxa"/>
-            <w:bottom w:w="15" w:type="dxa"/>
-            <w:right w:w="15" w:type="dxa"/>
-          </w:tblCellMar>
-        </w:tblPrEx>
-        <w:trPr>
-          <w:jc w:val="center"/>
-        </w:trPr>
-        <w:tc>
-          <w:tcPr>
-            <w:tcW w:w="1005" w:type="pct"/>
-            <w:shd w:val="clear" w:color="auto" w:fill="FFFFFF"/>
-            <w:tcMar>
-              <w:top w:w="100" w:type="dxa"/>
-              <w:left w:w="0" w:type="dxa"/>
-              <w:bottom w:w="100" w:type="dxa"/>
-              <w:right w:w="160" w:type="dxa"/>
-            </w:tcMar>
-            <w:vAlign w:val="center"/>
-          </w:tcPr>
-          <w:p>
-            <w:pPr>
-              <w:keepNext w:val="0"/>
-              <w:keepLines w:val="0"/>
-              <w:widowControl/>
-              <w:suppressLineNumbers w:val="0"/>
-              <w:spacing w:line="250" w:lineRule="atLeast"/>
-              <w:jc w:val="center"/>
-              <w:rPr>
-                <w:rFonts w:hint="eastAsia" w:ascii="宋体" w:hAnsi="宋体" w:eastAsia="宋体" w:cs="宋体"/>
-                <w:i w:val="0"/>
-                <w:iCs w:val="0"/>
-                <w:caps w:val="0"/>
-                <w:color w:val="0F1115"/>
-                <w:spacing w:val="0"/>
-                <w:sz w:val="15"/>
-                <w:szCs w:val="15"/>
-              </w:rPr>
-            </w:pPr>
-            <w:r>
-              <w:rPr>
-                <w:rFonts w:hint="eastAsia" w:ascii="宋体" w:hAnsi="宋体" w:eastAsia="宋体" w:cs="宋体"/>
-                <w:i w:val="0"/>
-                <w:iCs w:val="0"/>
-                <w:caps w:val="0"/>
-                <w:color w:val="0F1115"/>
-                <w:spacing w:val="0"/>
-                <w:kern w:val="0"/>
-                <w:sz w:val="15"/>
-                <w:szCs w:val="15"/>
-                <w:bdr w:val="none" w:color="auto" w:sz="0" w:space="0"/>
-                <w:lang w:val="en-US" w:eastAsia="zh-CN" w:bidi="ar"/>
-              </w:rPr>
-              <w:t>Skill2</w:t>
-            </w:r>
-          </w:p>
-        </w:tc>
-        <w:tc>
-          <w:tcPr>
-            <w:tcW w:w="2000" w:type="pct"/>
-            <w:shd w:val="clear" w:color="auto" w:fill="FFFFFF"/>
-            <w:tcMar>
-              <w:top w:w="100" w:type="dxa"/>
-              <w:left w:w="160" w:type="dxa"/>
-              <w:bottom w:w="100" w:type="dxa"/>
-              <w:right w:w="160" w:type="dxa"/>
-            </w:tcMar>
-            <w:vAlign w:val="center"/>
-          </w:tcPr>
-          <w:p>
-            <w:pPr>
-              <w:keepNext w:val="0"/>
-              <w:keepLines w:val="0"/>
-              <w:widowControl/>
-              <w:suppressLineNumbers w:val="0"/>
-              <w:spacing w:line="250" w:lineRule="atLeast"/>
-              <w:jc w:val="center"/>
-              <w:rPr>
-                <w:rFonts w:hint="eastAsia" w:ascii="宋体" w:hAnsi="宋体" w:eastAsia="宋体" w:cs="宋体"/>
-                <w:i w:val="0"/>
-                <w:iCs w:val="0"/>
-                <w:caps w:val="0"/>
-                <w:color w:val="0F1115"/>
-                <w:spacing w:val="0"/>
-                <w:sz w:val="15"/>
-                <w:szCs w:val="15"/>
-              </w:rPr>
-            </w:pPr>
-            <w:r>
-              <w:rPr>
-                <w:rFonts w:hint="eastAsia" w:ascii="宋体" w:hAnsi="宋体" w:eastAsia="宋体" w:cs="宋体"/>
-                <w:i w:val="0"/>
-                <w:iCs w:val="0"/>
-                <w:caps w:val="0"/>
-                <w:color w:val="0F1115"/>
-                <w:spacing w:val="0"/>
-                <w:kern w:val="0"/>
-                <w:sz w:val="15"/>
-                <w:szCs w:val="15"/>
-                <w:bdr w:val="none" w:color="auto" w:sz="0" w:space="0"/>
-                <w:lang w:val="en-US" w:eastAsia="zh-CN" w:bidi="ar"/>
-              </w:rPr>
-              <w:t>MySkill = 2</w:t>
-            </w:r>
-          </w:p>
-        </w:tc>
-        <w:tc>
-          <w:tcPr>
-            <w:tcW w:w="1994" w:type="pct"/>
-            <w:shd w:val="clear" w:color="auto" w:fill="FFFFFF"/>
-            <w:tcMar>
-              <w:top w:w="100" w:type="dxa"/>
-              <w:left w:w="160" w:type="dxa"/>
-              <w:bottom w:w="100" w:type="dxa"/>
-              <w:right w:w="0" w:type="dxa"/>
-            </w:tcMar>
-            <w:vAlign w:val="center"/>
-          </w:tcPr>
-          <w:p>
-            <w:pPr>
-              <w:keepNext w:val="0"/>
-              <w:keepLines w:val="0"/>
-              <w:widowControl/>
-              <w:suppressLineNumbers w:val="0"/>
-              <w:spacing w:line="250" w:lineRule="atLeast"/>
-              <w:jc w:val="center"/>
-              <w:rPr>
-                <w:rFonts w:hint="eastAsia" w:ascii="宋体" w:hAnsi="宋体" w:eastAsia="宋体" w:cs="宋体"/>
-                <w:i w:val="0"/>
-                <w:iCs w:val="0"/>
-                <w:caps w:val="0"/>
-                <w:color w:val="0F1115"/>
-                <w:spacing w:val="0"/>
-                <w:sz w:val="15"/>
-                <w:szCs w:val="15"/>
-              </w:rPr>
-            </w:pPr>
-            <w:r>
-              <w:rPr>
-                <w:rFonts w:hint="eastAsia" w:ascii="宋体" w:hAnsi="宋体" w:eastAsia="宋体" w:cs="宋体"/>
-                <w:i w:val="0"/>
-                <w:iCs w:val="0"/>
-                <w:caps w:val="0"/>
-                <w:color w:val="0F1115"/>
-                <w:spacing w:val="0"/>
-                <w:kern w:val="0"/>
-                <w:sz w:val="15"/>
-                <w:szCs w:val="15"/>
-                <w:bdr w:val="none" w:color="auto" w:sz="0" w:space="0"/>
                 <w:lang w:val="en-US" w:eastAsia="zh-CN" w:bidi="ar"/>
               </w:rPr>
               <w:t>PS-&gt;MySkill</w:t>
@@ -15120,10 +14938,9 @@
                 <w:kern w:val="0"/>
                 <w:sz w:val="15"/>
                 <w:szCs w:val="15"/>
-                <w:bdr w:val="none" w:color="auto" w:sz="0" w:space="0"/>
                 <w:lang w:val="en-US" w:eastAsia="zh-CN" w:bidi="ar"/>
               </w:rPr>
-              <w:t>FinalSkill</w:t>
+              <w:t>Skill2</w:t>
             </w:r>
           </w:p>
         </w:tc>
@@ -15169,10 +14986,9 @@
                 <w:kern w:val="0"/>
                 <w:sz w:val="15"/>
                 <w:szCs w:val="15"/>
-                <w:bdr w:val="none" w:color="auto" w:sz="0" w:space="0"/>
                 <w:lang w:val="en-US" w:eastAsia="zh-CN" w:bidi="ar"/>
               </w:rPr>
-              <w:t>MySkill = 5</w:t>
+              <w:t>MySkill = 2</w:t>
             </w:r>
           </w:p>
         </w:tc>
@@ -15218,7 +15034,6 @@
                 <w:kern w:val="0"/>
                 <w:sz w:val="15"/>
                 <w:szCs w:val="15"/>
-                <w:bdr w:val="none" w:color="auto" w:sz="0" w:space="0"/>
                 <w:lang w:val="en-US" w:eastAsia="zh-CN" w:bidi="ar"/>
               </w:rPr>
               <w:t>PS-&gt;MySkill</w:t>
@@ -15288,10 +15103,9 @@
                 <w:kern w:val="0"/>
                 <w:sz w:val="15"/>
                 <w:szCs w:val="15"/>
-                <w:bdr w:val="none" w:color="auto" w:sz="0" w:space="0"/>
                 <w:lang w:val="en-US" w:eastAsia="zh-CN" w:bidi="ar"/>
               </w:rPr>
-              <w:t>Scroll</w:t>
+              <w:t>FinalSkill</w:t>
             </w:r>
           </w:p>
         </w:tc>
@@ -15337,10 +15151,9 @@
                 <w:kern w:val="0"/>
                 <w:sz w:val="15"/>
                 <w:szCs w:val="15"/>
-                <w:bdr w:val="none" w:color="auto" w:sz="0" w:space="0"/>
                 <w:lang w:val="en-US" w:eastAsia="zh-CN" w:bidi="ar"/>
               </w:rPr>
-              <w:t>MySkill = 4</w:t>
+              <w:t>MySkill = 5</w:t>
             </w:r>
           </w:p>
         </w:tc>
@@ -15386,7 +15199,6 @@
                 <w:kern w:val="0"/>
                 <w:sz w:val="15"/>
                 <w:szCs w:val="15"/>
-                <w:bdr w:val="none" w:color="auto" w:sz="0" w:space="0"/>
                 <w:lang w:val="en-US" w:eastAsia="zh-CN" w:bidi="ar"/>
               </w:rPr>
               <w:t>PS-&gt;MySkill</w:t>
@@ -15456,10 +15268,9 @@
                 <w:kern w:val="0"/>
                 <w:sz w:val="15"/>
                 <w:szCs w:val="15"/>
-                <w:bdr w:val="none" w:color="auto" w:sz="0" w:space="0"/>
                 <w:lang w:val="en-US" w:eastAsia="zh-CN" w:bidi="ar"/>
               </w:rPr>
-              <w:t>Staggered</w:t>
+              <w:t>Scroll</w:t>
             </w:r>
           </w:p>
         </w:tc>
@@ -15505,10 +15316,9 @@
                 <w:kern w:val="0"/>
                 <w:sz w:val="15"/>
                 <w:szCs w:val="15"/>
-                <w:bdr w:val="none" w:color="auto" w:sz="0" w:space="0"/>
                 <w:lang w:val="en-US" w:eastAsia="zh-CN" w:bidi="ar"/>
               </w:rPr>
-              <w:t>MyCState = Staggered</w:t>
+              <w:t>MySkill = 4</w:t>
             </w:r>
           </w:p>
         </w:tc>
@@ -15554,10 +15364,9 @@
                 <w:kern w:val="0"/>
                 <w:sz w:val="15"/>
                 <w:szCs w:val="15"/>
-                <w:bdr w:val="none" w:color="auto" w:sz="0" w:space="0"/>
                 <w:lang w:val="en-US" w:eastAsia="zh-CN" w:bidi="ar"/>
               </w:rPr>
-              <w:t>PS-&gt;CharacterState</w:t>
+              <w:t>PS-&gt;MySkill</w:t>
             </w:r>
           </w:p>
         </w:tc>
@@ -15624,10 +15433,9 @@
                 <w:kern w:val="0"/>
                 <w:sz w:val="15"/>
                 <w:szCs w:val="15"/>
-                <w:bdr w:val="none" w:color="auto" w:sz="0" w:space="0"/>
                 <w:lang w:val="en-US" w:eastAsia="zh-CN" w:bidi="ar"/>
               </w:rPr>
-              <w:t>Launched</w:t>
+              <w:t>Staggered</w:t>
             </w:r>
           </w:p>
         </w:tc>
@@ -15673,10 +15481,9 @@
                 <w:kern w:val="0"/>
                 <w:sz w:val="15"/>
                 <w:szCs w:val="15"/>
-                <w:bdr w:val="none" w:color="auto" w:sz="0" w:space="0"/>
                 <w:lang w:val="en-US" w:eastAsia="zh-CN" w:bidi="ar"/>
               </w:rPr>
-              <w:t>MyCState = Launched</w:t>
+              <w:t>MyCState = Staggered</w:t>
             </w:r>
           </w:p>
         </w:tc>
@@ -15722,7 +15529,6 @@
                 <w:kern w:val="0"/>
                 <w:sz w:val="15"/>
                 <w:szCs w:val="15"/>
-                <w:bdr w:val="none" w:color="auto" w:sz="0" w:space="0"/>
                 <w:lang w:val="en-US" w:eastAsia="zh-CN" w:bidi="ar"/>
               </w:rPr>
               <w:t>PS-&gt;CharacterState</w:t>
@@ -15792,10 +15598,9 @@
                 <w:kern w:val="0"/>
                 <w:sz w:val="15"/>
                 <w:szCs w:val="15"/>
-                <w:bdr w:val="none" w:color="auto" w:sz="0" w:space="0"/>
                 <w:lang w:val="en-US" w:eastAsia="zh-CN" w:bidi="ar"/>
               </w:rPr>
-              <w:t>Grabbed</w:t>
+              <w:t>Launched</w:t>
             </w:r>
           </w:p>
         </w:tc>
@@ -15841,10 +15646,9 @@
                 <w:kern w:val="0"/>
                 <w:sz w:val="15"/>
                 <w:szCs w:val="15"/>
-                <w:bdr w:val="none" w:color="auto" w:sz="0" w:space="0"/>
                 <w:lang w:val="en-US" w:eastAsia="zh-CN" w:bidi="ar"/>
               </w:rPr>
-              <w:t>MyCState = Grabbed</w:t>
+              <w:t>MyCState = Launched</w:t>
             </w:r>
           </w:p>
         </w:tc>
@@ -15890,7 +15694,6 @@
                 <w:kern w:val="0"/>
                 <w:sz w:val="15"/>
                 <w:szCs w:val="15"/>
-                <w:bdr w:val="none" w:color="auto" w:sz="0" w:space="0"/>
                 <w:lang w:val="en-US" w:eastAsia="zh-CN" w:bidi="ar"/>
               </w:rPr>
               <w:t>PS-&gt;CharacterState</w:t>
@@ -15960,10 +15763,9 @@
                 <w:kern w:val="0"/>
                 <w:sz w:val="15"/>
                 <w:szCs w:val="15"/>
-                <w:bdr w:val="none" w:color="auto" w:sz="0" w:space="0"/>
                 <w:lang w:val="en-US" w:eastAsia="zh-CN" w:bidi="ar"/>
               </w:rPr>
-              <w:t>Protected</w:t>
+              <w:t>Grabbed</w:t>
             </w:r>
           </w:p>
         </w:tc>
@@ -16009,10 +15811,9 @@
                 <w:kern w:val="0"/>
                 <w:sz w:val="15"/>
                 <w:szCs w:val="15"/>
-                <w:bdr w:val="none" w:color="auto" w:sz="0" w:space="0"/>
                 <w:lang w:val="en-US" w:eastAsia="zh-CN" w:bidi="ar"/>
               </w:rPr>
-              <w:t>MyCState = Protected</w:t>
+              <w:t>MyCState = Grabbed</w:t>
             </w:r>
           </w:p>
         </w:tc>
@@ -16058,7 +15859,171 @@
                 <w:kern w:val="0"/>
                 <w:sz w:val="15"/>
                 <w:szCs w:val="15"/>
-                <w:bdr w:val="none" w:color="auto" w:sz="0" w:space="0"/>
+                <w:lang w:val="en-US" w:eastAsia="zh-CN" w:bidi="ar"/>
+              </w:rPr>
+              <w:t>PS-&gt;CharacterState</w:t>
+            </w:r>
+          </w:p>
+        </w:tc>
+      </w:tr>
+      <w:tr>
+        <w:tblPrEx>
+          <w:tblBorders>
+            <w:top w:val="single" w:color="auto" w:sz="4" w:space="0"/>
+            <w:left w:val="single" w:color="auto" w:sz="4" w:space="0"/>
+            <w:bottom w:val="single" w:color="auto" w:sz="4" w:space="0"/>
+            <w:right w:val="single" w:color="auto" w:sz="4" w:space="0"/>
+            <w:insideH w:val="single" w:color="auto" w:sz="4" w:space="0"/>
+            <w:insideV w:val="single" w:color="auto" w:sz="4" w:space="0"/>
+          </w:tblBorders>
+          <w:tblCellMar>
+            <w:top w:w="15" w:type="dxa"/>
+            <w:left w:w="15" w:type="dxa"/>
+            <w:bottom w:w="15" w:type="dxa"/>
+            <w:right w:w="15" w:type="dxa"/>
+          </w:tblCellMar>
+        </w:tblPrEx>
+        <w:trPr>
+          <w:jc w:val="center"/>
+        </w:trPr>
+        <w:tc>
+          <w:tcPr>
+            <w:tcW w:w="1005" w:type="pct"/>
+            <w:shd w:val="clear" w:color="auto" w:fill="FFFFFF"/>
+            <w:tcMar>
+              <w:top w:w="100" w:type="dxa"/>
+              <w:left w:w="0" w:type="dxa"/>
+              <w:bottom w:w="100" w:type="dxa"/>
+              <w:right w:w="160" w:type="dxa"/>
+            </w:tcMar>
+            <w:vAlign w:val="center"/>
+          </w:tcPr>
+          <w:p>
+            <w:pPr>
+              <w:keepNext w:val="0"/>
+              <w:keepLines w:val="0"/>
+              <w:widowControl/>
+              <w:suppressLineNumbers w:val="0"/>
+              <w:spacing w:line="250" w:lineRule="atLeast"/>
+              <w:jc w:val="center"/>
+              <w:rPr>
+                <w:rFonts w:hint="eastAsia" w:ascii="宋体" w:hAnsi="宋体" w:eastAsia="宋体" w:cs="宋体"/>
+                <w:i w:val="0"/>
+                <w:iCs w:val="0"/>
+                <w:caps w:val="0"/>
+                <w:color w:val="0F1115"/>
+                <w:spacing w:val="0"/>
+                <w:sz w:val="15"/>
+                <w:szCs w:val="15"/>
+              </w:rPr>
+            </w:pPr>
+            <w:r>
+              <w:rPr>
+                <w:rFonts w:hint="eastAsia" w:ascii="宋体" w:hAnsi="宋体" w:eastAsia="宋体" w:cs="宋体"/>
+                <w:i w:val="0"/>
+                <w:iCs w:val="0"/>
+                <w:caps w:val="0"/>
+                <w:color w:val="0F1115"/>
+                <w:spacing w:val="0"/>
+                <w:kern w:val="0"/>
+                <w:sz w:val="15"/>
+                <w:szCs w:val="15"/>
+                <w:lang w:val="en-US" w:eastAsia="zh-CN" w:bidi="ar"/>
+              </w:rPr>
+              <w:t>Protected</w:t>
+            </w:r>
+          </w:p>
+        </w:tc>
+        <w:tc>
+          <w:tcPr>
+            <w:tcW w:w="2000" w:type="pct"/>
+            <w:shd w:val="clear" w:color="auto" w:fill="FFFFFF"/>
+            <w:tcMar>
+              <w:top w:w="100" w:type="dxa"/>
+              <w:left w:w="160" w:type="dxa"/>
+              <w:bottom w:w="100" w:type="dxa"/>
+              <w:right w:w="160" w:type="dxa"/>
+            </w:tcMar>
+            <w:vAlign w:val="center"/>
+          </w:tcPr>
+          <w:p>
+            <w:pPr>
+              <w:keepNext w:val="0"/>
+              <w:keepLines w:val="0"/>
+              <w:widowControl/>
+              <w:suppressLineNumbers w:val="0"/>
+              <w:spacing w:line="250" w:lineRule="atLeast"/>
+              <w:jc w:val="center"/>
+              <w:rPr>
+                <w:rFonts w:hint="eastAsia" w:ascii="宋体" w:hAnsi="宋体" w:eastAsia="宋体" w:cs="宋体"/>
+                <w:i w:val="0"/>
+                <w:iCs w:val="0"/>
+                <w:caps w:val="0"/>
+                <w:color w:val="0F1115"/>
+                <w:spacing w:val="0"/>
+                <w:sz w:val="15"/>
+                <w:szCs w:val="15"/>
+              </w:rPr>
+            </w:pPr>
+            <w:r>
+              <w:rPr>
+                <w:rFonts w:hint="eastAsia" w:ascii="宋体" w:hAnsi="宋体" w:eastAsia="宋体" w:cs="宋体"/>
+                <w:i w:val="0"/>
+                <w:iCs w:val="0"/>
+                <w:caps w:val="0"/>
+                <w:color w:val="0F1115"/>
+                <w:spacing w:val="0"/>
+                <w:kern w:val="0"/>
+                <w:sz w:val="15"/>
+                <w:szCs w:val="15"/>
+                <w:lang w:val="en-US" w:eastAsia="zh-CN" w:bidi="ar"/>
+              </w:rPr>
+              <w:t>MyCState = Protected</w:t>
+            </w:r>
+          </w:p>
+        </w:tc>
+        <w:tc>
+          <w:tcPr>
+            <w:tcW w:w="1994" w:type="pct"/>
+            <w:shd w:val="clear" w:color="auto" w:fill="FFFFFF"/>
+            <w:tcMar>
+              <w:top w:w="100" w:type="dxa"/>
+              <w:left w:w="160" w:type="dxa"/>
+              <w:bottom w:w="100" w:type="dxa"/>
+              <w:right w:w="0" w:type="dxa"/>
+            </w:tcMar>
+            <w:vAlign w:val="center"/>
+          </w:tcPr>
+          <w:p>
+            <w:pPr>
+              <w:keepNext w:val="0"/>
+              <w:keepLines w:val="0"/>
+              <w:widowControl/>
+              <w:suppressLineNumbers w:val="0"/>
+              <w:spacing w:line="250" w:lineRule="atLeast"/>
+              <w:jc w:val="center"/>
+              <w:rPr>
+                <w:rFonts w:hint="eastAsia" w:ascii="宋体" w:hAnsi="宋体" w:eastAsia="宋体" w:cs="宋体"/>
+                <w:i w:val="0"/>
+                <w:iCs w:val="0"/>
+                <w:caps w:val="0"/>
+                <w:color w:val="0F1115"/>
+                <w:spacing w:val="0"/>
+                <w:sz w:val="15"/>
+                <w:szCs w:val="15"/>
+              </w:rPr>
+            </w:pPr>
+            <w:r>
+              <w:rPr>
+                <w:rFonts w:hint="eastAsia" w:ascii="宋体" w:hAnsi="宋体" w:eastAsia="宋体" w:cs="宋体"/>
+                <w:i w:val="0"/>
+                <w:iCs w:val="0"/>
+                <w:caps w:val="0"/>
+                <w:color w:val="0F1115"/>
+                <w:spacing w:val="0"/>
+                <w:kern w:val="0"/>
+                <w:sz w:val="15"/>
+                <w:szCs w:val="15"/>
                 <w:lang w:val="en-US" w:eastAsia="zh-CN" w:bidi="ar"/>
               </w:rPr>
               <w:t>PS-&gt;CharacterState</w:t>
@@ -16274,6 +16239,3449 @@
           <w:kern w:val="2"/>
           <w:sz w:val="28"/>
           <w:szCs w:val="28"/>
+        </w:rPr>
+      </w:pPr>
+    </w:p>
+    <w:p>
+      <w:pPr>
+        <w:pStyle w:val="3"/>
+        <w:rPr>
+          <w:rFonts w:hint="eastAsia" w:ascii="宋体" w:hAnsi="宋体" w:eastAsia="宋体" w:cs="宋体"/>
+        </w:rPr>
+      </w:pPr>
+      <w:r>
+        <w:rPr>
+          <w:rFonts w:hint="eastAsia" w:ascii="宋体" w:hAnsi="宋体" w:eastAsia="宋体" w:cs="宋体"/>
+          <w:lang w:val="en-US" w:eastAsia="zh-CN"/>
+        </w:rPr>
+        <w:t>4</w:t>
+      </w:r>
+      <w:r>
+        <w:rPr>
+          <w:rFonts w:hint="eastAsia" w:ascii="宋体" w:hAnsi="宋体" w:eastAsia="宋体" w:cs="宋体"/>
+        </w:rPr>
+        <w:t>.</w:t>
+      </w:r>
+      <w:r>
+        <w:rPr>
+          <w:rFonts w:hint="eastAsia" w:ascii="宋体" w:hAnsi="宋体" w:eastAsia="宋体" w:cs="宋体"/>
+          <w:lang w:val="en-US" w:eastAsia="zh-CN"/>
+        </w:rPr>
+        <w:t xml:space="preserve">6. UI </w:t>
+      </w:r>
+      <w:r>
+        <w:rPr>
+          <w:rFonts w:hint="eastAsia" w:ascii="宋体" w:hAnsi="宋体" w:eastAsia="宋体" w:cs="宋体"/>
+        </w:rPr>
+        <w:t>系统</w:t>
+      </w:r>
+    </w:p>
+    <w:p>
+      <w:pPr>
+        <w:numPr>
+          <w:ilvl w:val="0"/>
+          <w:numId w:val="0"/>
+        </w:numPr>
+        <w:spacing w:before="0" w:after="0"/>
+        <w:rPr>
+          <w:rFonts w:hint="eastAsia" w:ascii="宋体" w:hAnsi="宋体" w:eastAsia="宋体" w:cs="宋体"/>
+          <w:kern w:val="2"/>
+          <w:sz w:val="28"/>
+          <w:szCs w:val="28"/>
+        </w:rPr>
+      </w:pPr>
+      <w:r>
+        <w:rPr>
+          <w:rFonts w:hint="eastAsia" w:ascii="宋体" w:hAnsi="宋体" w:eastAsia="宋体" w:cs="宋体"/>
+          <w:kern w:val="2"/>
+          <w:sz w:val="28"/>
+          <w:szCs w:val="28"/>
+        </w:rPr>
+        <w:t>4.</w:t>
+      </w:r>
+      <w:r>
+        <w:rPr>
+          <w:rFonts w:hint="eastAsia" w:ascii="宋体" w:hAnsi="宋体" w:eastAsia="宋体" w:cs="宋体"/>
+          <w:kern w:val="2"/>
+          <w:sz w:val="28"/>
+          <w:szCs w:val="28"/>
+          <w:lang w:val="en-US" w:eastAsia="zh-CN"/>
+        </w:rPr>
+        <w:t>6</w:t>
+      </w:r>
+      <w:r>
+        <w:rPr>
+          <w:rFonts w:hint="eastAsia" w:ascii="宋体" w:hAnsi="宋体" w:eastAsia="宋体" w:cs="宋体"/>
+          <w:kern w:val="2"/>
+          <w:sz w:val="28"/>
+          <w:szCs w:val="28"/>
+        </w:rPr>
+        <w:t>.</w:t>
+      </w:r>
+      <w:r>
+        <w:rPr>
+          <w:rFonts w:hint="eastAsia" w:ascii="宋体" w:hAnsi="宋体" w:eastAsia="宋体" w:cs="宋体"/>
+          <w:kern w:val="2"/>
+          <w:sz w:val="28"/>
+          <w:szCs w:val="28"/>
+          <w:lang w:val="en-US" w:eastAsia="zh-CN"/>
+        </w:rPr>
+        <w:t>1</w:t>
+      </w:r>
+      <w:r>
+        <w:rPr>
+          <w:rFonts w:hint="eastAsia" w:ascii="宋体" w:hAnsi="宋体" w:eastAsia="宋体" w:cs="宋体"/>
+          <w:kern w:val="2"/>
+          <w:sz w:val="28"/>
+          <w:szCs w:val="28"/>
+        </w:rPr>
+        <w:t>.UI布局</w:t>
+      </w:r>
+    </w:p>
+    <w:p>
+      <w:pPr>
+        <w:numPr>
+          <w:ilvl w:val="0"/>
+          <w:numId w:val="0"/>
+        </w:numPr>
+        <w:spacing w:before="0" w:after="0"/>
+        <w:rPr>
+          <w:rFonts w:hint="eastAsia" w:ascii="宋体" w:hAnsi="宋体" w:eastAsia="宋体" w:cs="宋体"/>
+          <w:kern w:val="2"/>
+          <w:sz w:val="28"/>
+          <w:szCs w:val="28"/>
+          <w:lang w:val="en-US" w:eastAsia="zh-CN"/>
+        </w:rPr>
+      </w:pPr>
+      <w:r>
+        <w:rPr>
+          <w:rFonts w:hint="eastAsia" w:ascii="宋体" w:hAnsi="宋体" w:eastAsia="宋体" w:cs="宋体"/>
+          <w:kern w:val="2"/>
+          <w:sz w:val="28"/>
+          <w:szCs w:val="28"/>
+          <w:lang w:val="en-US" w:eastAsia="zh-CN"/>
+        </w:rPr>
+        <w:t>4.6.2.UI数据绑定</w:t>
+      </w:r>
+    </w:p>
+    <w:tbl>
+      <w:tblPr>
+        <w:tblW w:w="4998" w:type="pct"/>
+        <w:tblInd w:w="0" w:type="dxa"/>
+        <w:tblBorders>
+          <w:top w:val="single" w:color="auto" w:sz="4" w:space="0"/>
+          <w:left w:val="single" w:color="auto" w:sz="4" w:space="0"/>
+          <w:bottom w:val="single" w:color="auto" w:sz="4" w:space="0"/>
+          <w:right w:val="single" w:color="auto" w:sz="4" w:space="0"/>
+          <w:insideH w:val="single" w:color="auto" w:sz="4" w:space="0"/>
+          <w:insideV w:val="single" w:color="auto" w:sz="4" w:space="0"/>
+        </w:tblBorders>
+        <w:shd w:val="clear" w:color="auto" w:fill="FFFFFF"/>
+        <w:tblLayout w:type="autofit"/>
+        <w:tblCellMar>
+          <w:top w:w="15" w:type="dxa"/>
+          <w:left w:w="15" w:type="dxa"/>
+          <w:bottom w:w="15" w:type="dxa"/>
+          <w:right w:w="15" w:type="dxa"/>
+        </w:tblCellMar>
+      </w:tblPr>
+      <w:tblGrid>
+        <w:gridCol w:w="1630"/>
+        <w:gridCol w:w="1745"/>
+        <w:gridCol w:w="2711"/>
+        <w:gridCol w:w="2382"/>
+      </w:tblGrid>
+      <w:tr>
+        <w:tblPrEx>
+          <w:tblBorders>
+            <w:top w:val="single" w:color="auto" w:sz="4" w:space="0"/>
+            <w:left w:val="single" w:color="auto" w:sz="4" w:space="0"/>
+            <w:bottom w:val="single" w:color="auto" w:sz="4" w:space="0"/>
+            <w:right w:val="single" w:color="auto" w:sz="4" w:space="0"/>
+            <w:insideH w:val="single" w:color="auto" w:sz="4" w:space="0"/>
+            <w:insideV w:val="single" w:color="auto" w:sz="4" w:space="0"/>
+          </w:tblBorders>
+          <w:shd w:val="clear" w:color="auto" w:fill="FFFFFF"/>
+          <w:tblCellMar>
+            <w:top w:w="15" w:type="dxa"/>
+            <w:left w:w="15" w:type="dxa"/>
+            <w:bottom w:w="15" w:type="dxa"/>
+            <w:right w:w="15" w:type="dxa"/>
+          </w:tblCellMar>
+        </w:tblPrEx>
+        <w:trPr>
+          <w:tblHeader/>
+        </w:trPr>
+        <w:tc>
+          <w:tcPr>
+            <w:tcW w:w="962" w:type="pct"/>
+            <w:shd w:val="clear" w:color="auto" w:fill="FFFFFF"/>
+            <w:tcMar>
+              <w:top w:w="100" w:type="dxa"/>
+              <w:left w:w="0" w:type="dxa"/>
+              <w:bottom w:w="100" w:type="dxa"/>
+              <w:right w:w="160" w:type="dxa"/>
+            </w:tcMar>
+            <w:vAlign w:val="center"/>
+          </w:tcPr>
+          <w:p>
+            <w:pPr>
+              <w:keepNext w:val="0"/>
+              <w:keepLines w:val="0"/>
+              <w:widowControl/>
+              <w:suppressLineNumbers w:val="0"/>
+              <w:spacing w:line="250" w:lineRule="atLeast"/>
+              <w:jc w:val="center"/>
+              <w:rPr>
+                <w:rFonts w:hint="eastAsia" w:ascii="宋体" w:hAnsi="宋体" w:eastAsia="宋体" w:cs="宋体"/>
+                <w:i w:val="0"/>
+                <w:iCs w:val="0"/>
+                <w:caps w:val="0"/>
+                <w:color w:val="0F1115"/>
+                <w:spacing w:val="0"/>
+                <w:sz w:val="15"/>
+                <w:szCs w:val="15"/>
+              </w:rPr>
+            </w:pPr>
+            <w:r>
+              <w:rPr>
+                <w:rFonts w:hint="eastAsia" w:ascii="宋体" w:hAnsi="宋体" w:eastAsia="宋体" w:cs="宋体"/>
+                <w:i w:val="0"/>
+                <w:iCs w:val="0"/>
+                <w:caps w:val="0"/>
+                <w:color w:val="0F1115"/>
+                <w:spacing w:val="0"/>
+                <w:kern w:val="0"/>
+                <w:sz w:val="15"/>
+                <w:szCs w:val="15"/>
+                <w:bdr w:val="none" w:color="auto" w:sz="0" w:space="0"/>
+                <w:lang w:val="en-US" w:eastAsia="zh-CN" w:bidi="ar"/>
+              </w:rPr>
+              <w:t>UI元素</w:t>
+            </w:r>
+          </w:p>
+        </w:tc>
+        <w:tc>
+          <w:tcPr>
+            <w:tcW w:w="1030" w:type="pct"/>
+            <w:shd w:val="clear" w:color="auto" w:fill="FFFFFF"/>
+            <w:tcMar>
+              <w:top w:w="100" w:type="dxa"/>
+              <w:left w:w="160" w:type="dxa"/>
+              <w:bottom w:w="100" w:type="dxa"/>
+              <w:right w:w="160" w:type="dxa"/>
+            </w:tcMar>
+            <w:vAlign w:val="center"/>
+          </w:tcPr>
+          <w:p>
+            <w:pPr>
+              <w:keepNext w:val="0"/>
+              <w:keepLines w:val="0"/>
+              <w:widowControl/>
+              <w:suppressLineNumbers w:val="0"/>
+              <w:spacing w:line="250" w:lineRule="atLeast"/>
+              <w:jc w:val="center"/>
+              <w:rPr>
+                <w:rFonts w:hint="eastAsia" w:ascii="宋体" w:hAnsi="宋体" w:eastAsia="宋体" w:cs="宋体"/>
+                <w:i w:val="0"/>
+                <w:iCs w:val="0"/>
+                <w:caps w:val="0"/>
+                <w:color w:val="0F1115"/>
+                <w:spacing w:val="0"/>
+                <w:sz w:val="15"/>
+                <w:szCs w:val="15"/>
+              </w:rPr>
+            </w:pPr>
+            <w:r>
+              <w:rPr>
+                <w:rFonts w:hint="eastAsia" w:ascii="宋体" w:hAnsi="宋体" w:eastAsia="宋体" w:cs="宋体"/>
+                <w:i w:val="0"/>
+                <w:iCs w:val="0"/>
+                <w:caps w:val="0"/>
+                <w:color w:val="0F1115"/>
+                <w:spacing w:val="0"/>
+                <w:kern w:val="0"/>
+                <w:sz w:val="15"/>
+                <w:szCs w:val="15"/>
+                <w:bdr w:val="none" w:color="auto" w:sz="0" w:space="0"/>
+                <w:lang w:val="en-US" w:eastAsia="zh-CN" w:bidi="ar"/>
+              </w:rPr>
+              <w:t>绑定属性</w:t>
+            </w:r>
+          </w:p>
+        </w:tc>
+        <w:tc>
+          <w:tcPr>
+            <w:tcW w:w="1600" w:type="pct"/>
+            <w:shd w:val="clear" w:color="auto" w:fill="FFFFFF"/>
+            <w:tcMar>
+              <w:top w:w="100" w:type="dxa"/>
+              <w:left w:w="160" w:type="dxa"/>
+              <w:bottom w:w="100" w:type="dxa"/>
+              <w:right w:w="160" w:type="dxa"/>
+            </w:tcMar>
+            <w:vAlign w:val="center"/>
+          </w:tcPr>
+          <w:p>
+            <w:pPr>
+              <w:keepNext w:val="0"/>
+              <w:keepLines w:val="0"/>
+              <w:widowControl/>
+              <w:suppressLineNumbers w:val="0"/>
+              <w:spacing w:line="250" w:lineRule="atLeast"/>
+              <w:jc w:val="center"/>
+              <w:rPr>
+                <w:rFonts w:hint="eastAsia" w:ascii="宋体" w:hAnsi="宋体" w:eastAsia="宋体" w:cs="宋体"/>
+                <w:i w:val="0"/>
+                <w:iCs w:val="0"/>
+                <w:caps w:val="0"/>
+                <w:color w:val="0F1115"/>
+                <w:spacing w:val="0"/>
+                <w:sz w:val="15"/>
+                <w:szCs w:val="15"/>
+              </w:rPr>
+            </w:pPr>
+            <w:r>
+              <w:rPr>
+                <w:rFonts w:hint="eastAsia" w:ascii="宋体" w:hAnsi="宋体" w:eastAsia="宋体" w:cs="宋体"/>
+                <w:i w:val="0"/>
+                <w:iCs w:val="0"/>
+                <w:caps w:val="0"/>
+                <w:color w:val="0F1115"/>
+                <w:spacing w:val="0"/>
+                <w:kern w:val="0"/>
+                <w:sz w:val="15"/>
+                <w:szCs w:val="15"/>
+                <w:bdr w:val="none" w:color="auto" w:sz="0" w:space="0"/>
+                <w:lang w:val="en-US" w:eastAsia="zh-CN" w:bidi="ar"/>
+              </w:rPr>
+              <w:t>数据来源</w:t>
+            </w:r>
+          </w:p>
+        </w:tc>
+        <w:tc>
+          <w:tcPr>
+            <w:tcW w:w="1406" w:type="pct"/>
+            <w:shd w:val="clear" w:color="auto" w:fill="FFFFFF"/>
+            <w:tcMar>
+              <w:top w:w="100" w:type="dxa"/>
+              <w:left w:w="160" w:type="dxa"/>
+              <w:bottom w:w="100" w:type="dxa"/>
+              <w:right w:w="160" w:type="dxa"/>
+            </w:tcMar>
+            <w:vAlign w:val="center"/>
+          </w:tcPr>
+          <w:p>
+            <w:pPr>
+              <w:keepNext w:val="0"/>
+              <w:keepLines w:val="0"/>
+              <w:widowControl/>
+              <w:suppressLineNumbers w:val="0"/>
+              <w:spacing w:line="250" w:lineRule="atLeast"/>
+              <w:jc w:val="center"/>
+              <w:rPr>
+                <w:rFonts w:hint="eastAsia" w:ascii="宋体" w:hAnsi="宋体" w:eastAsia="宋体" w:cs="宋体"/>
+                <w:i w:val="0"/>
+                <w:iCs w:val="0"/>
+                <w:caps w:val="0"/>
+                <w:color w:val="0F1115"/>
+                <w:spacing w:val="0"/>
+                <w:sz w:val="15"/>
+                <w:szCs w:val="15"/>
+              </w:rPr>
+            </w:pPr>
+            <w:r>
+              <w:rPr>
+                <w:rFonts w:hint="eastAsia" w:ascii="宋体" w:hAnsi="宋体" w:eastAsia="宋体" w:cs="宋体"/>
+                <w:i w:val="0"/>
+                <w:iCs w:val="0"/>
+                <w:caps w:val="0"/>
+                <w:color w:val="0F1115"/>
+                <w:spacing w:val="0"/>
+                <w:kern w:val="0"/>
+                <w:sz w:val="15"/>
+                <w:szCs w:val="15"/>
+                <w:bdr w:val="none" w:color="auto" w:sz="0" w:space="0"/>
+                <w:lang w:val="en-US" w:eastAsia="zh-CN" w:bidi="ar"/>
+              </w:rPr>
+              <w:t>更新方式</w:t>
+            </w:r>
+          </w:p>
+        </w:tc>
+      </w:tr>
+      <w:tr>
+        <w:tblPrEx>
+          <w:tblBorders>
+            <w:top w:val="single" w:color="auto" w:sz="4" w:space="0"/>
+            <w:left w:val="single" w:color="auto" w:sz="4" w:space="0"/>
+            <w:bottom w:val="single" w:color="auto" w:sz="4" w:space="0"/>
+            <w:right w:val="single" w:color="auto" w:sz="4" w:space="0"/>
+            <w:insideH w:val="single" w:color="auto" w:sz="4" w:space="0"/>
+            <w:insideV w:val="single" w:color="auto" w:sz="4" w:space="0"/>
+          </w:tblBorders>
+          <w:shd w:val="clear" w:color="auto" w:fill="FFFFFF"/>
+          <w:tblCellMar>
+            <w:top w:w="15" w:type="dxa"/>
+            <w:left w:w="15" w:type="dxa"/>
+            <w:bottom w:w="15" w:type="dxa"/>
+            <w:right w:w="15" w:type="dxa"/>
+          </w:tblCellMar>
+        </w:tblPrEx>
+        <w:tc>
+          <w:tcPr>
+            <w:tcW w:w="962" w:type="pct"/>
+            <w:shd w:val="clear" w:color="auto" w:fill="FFFFFF"/>
+            <w:tcMar>
+              <w:top w:w="100" w:type="dxa"/>
+              <w:left w:w="0" w:type="dxa"/>
+              <w:bottom w:w="100" w:type="dxa"/>
+              <w:right w:w="160" w:type="dxa"/>
+            </w:tcMar>
+            <w:vAlign w:val="center"/>
+          </w:tcPr>
+          <w:p>
+            <w:pPr>
+              <w:keepNext w:val="0"/>
+              <w:keepLines w:val="0"/>
+              <w:widowControl/>
+              <w:suppressLineNumbers w:val="0"/>
+              <w:spacing w:line="250" w:lineRule="atLeast"/>
+              <w:jc w:val="center"/>
+              <w:rPr>
+                <w:rFonts w:hint="eastAsia" w:ascii="宋体" w:hAnsi="宋体" w:eastAsia="宋体" w:cs="宋体"/>
+                <w:i w:val="0"/>
+                <w:iCs w:val="0"/>
+                <w:caps w:val="0"/>
+                <w:color w:val="0F1115"/>
+                <w:spacing w:val="0"/>
+                <w:sz w:val="15"/>
+                <w:szCs w:val="15"/>
+              </w:rPr>
+            </w:pPr>
+            <w:r>
+              <w:rPr>
+                <w:rFonts w:hint="eastAsia" w:ascii="宋体" w:hAnsi="宋体" w:eastAsia="宋体" w:cs="宋体"/>
+                <w:i w:val="0"/>
+                <w:iCs w:val="0"/>
+                <w:caps w:val="0"/>
+                <w:color w:val="0F1115"/>
+                <w:spacing w:val="0"/>
+                <w:kern w:val="0"/>
+                <w:sz w:val="15"/>
+                <w:szCs w:val="15"/>
+                <w:bdr w:val="none" w:color="auto" w:sz="0" w:space="0"/>
+                <w:lang w:val="en-US" w:eastAsia="zh-CN" w:bidi="ar"/>
+              </w:rPr>
+              <w:t>TimeText</w:t>
+            </w:r>
+          </w:p>
+        </w:tc>
+        <w:tc>
+          <w:tcPr>
+            <w:tcW w:w="1030" w:type="pct"/>
+            <w:shd w:val="clear" w:color="auto" w:fill="FFFFFF"/>
+            <w:tcMar>
+              <w:top w:w="100" w:type="dxa"/>
+              <w:left w:w="160" w:type="dxa"/>
+              <w:bottom w:w="100" w:type="dxa"/>
+              <w:right w:w="160" w:type="dxa"/>
+            </w:tcMar>
+            <w:vAlign w:val="center"/>
+          </w:tcPr>
+          <w:p>
+            <w:pPr>
+              <w:keepNext w:val="0"/>
+              <w:keepLines w:val="0"/>
+              <w:widowControl/>
+              <w:suppressLineNumbers w:val="0"/>
+              <w:spacing w:line="250" w:lineRule="atLeast"/>
+              <w:jc w:val="center"/>
+              <w:rPr>
+                <w:rFonts w:hint="eastAsia" w:ascii="宋体" w:hAnsi="宋体" w:eastAsia="宋体" w:cs="宋体"/>
+                <w:i w:val="0"/>
+                <w:iCs w:val="0"/>
+                <w:caps w:val="0"/>
+                <w:color w:val="0F1115"/>
+                <w:spacing w:val="0"/>
+                <w:sz w:val="15"/>
+                <w:szCs w:val="15"/>
+              </w:rPr>
+            </w:pPr>
+            <w:r>
+              <w:rPr>
+                <w:rFonts w:hint="eastAsia" w:ascii="宋体" w:hAnsi="宋体" w:eastAsia="宋体" w:cs="宋体"/>
+                <w:i w:val="0"/>
+                <w:iCs w:val="0"/>
+                <w:caps w:val="0"/>
+                <w:color w:val="0F1115"/>
+                <w:spacing w:val="0"/>
+                <w:kern w:val="0"/>
+                <w:sz w:val="15"/>
+                <w:szCs w:val="15"/>
+                <w:bdr w:val="none" w:color="auto" w:sz="0" w:space="0"/>
+                <w:lang w:val="en-US" w:eastAsia="zh-CN" w:bidi="ar"/>
+              </w:rPr>
+              <w:t>剩余时间</w:t>
+            </w:r>
+          </w:p>
+        </w:tc>
+        <w:tc>
+          <w:tcPr>
+            <w:tcW w:w="1600" w:type="pct"/>
+            <w:shd w:val="clear" w:color="auto" w:fill="FFFFFF"/>
+            <w:tcMar>
+              <w:top w:w="100" w:type="dxa"/>
+              <w:left w:w="160" w:type="dxa"/>
+              <w:bottom w:w="100" w:type="dxa"/>
+              <w:right w:w="160" w:type="dxa"/>
+            </w:tcMar>
+            <w:vAlign w:val="center"/>
+          </w:tcPr>
+          <w:p>
+            <w:pPr>
+              <w:keepNext w:val="0"/>
+              <w:keepLines w:val="0"/>
+              <w:widowControl/>
+              <w:suppressLineNumbers w:val="0"/>
+              <w:spacing w:line="250" w:lineRule="atLeast"/>
+              <w:jc w:val="center"/>
+              <w:rPr>
+                <w:rFonts w:hint="eastAsia" w:ascii="宋体" w:hAnsi="宋体" w:eastAsia="宋体" w:cs="宋体"/>
+                <w:i w:val="0"/>
+                <w:iCs w:val="0"/>
+                <w:caps w:val="0"/>
+                <w:color w:val="0F1115"/>
+                <w:spacing w:val="0"/>
+                <w:sz w:val="15"/>
+                <w:szCs w:val="15"/>
+              </w:rPr>
+            </w:pPr>
+            <w:r>
+              <w:rPr>
+                <w:rFonts w:hint="eastAsia" w:ascii="宋体" w:hAnsi="宋体" w:eastAsia="宋体" w:cs="宋体"/>
+                <w:i w:val="0"/>
+                <w:iCs w:val="0"/>
+                <w:caps w:val="0"/>
+                <w:color w:val="0F1115"/>
+                <w:spacing w:val="0"/>
+                <w:kern w:val="0"/>
+                <w:sz w:val="15"/>
+                <w:szCs w:val="15"/>
+                <w:bdr w:val="none" w:color="auto" w:sz="0" w:space="0"/>
+                <w:lang w:val="en-US" w:eastAsia="zh-CN" w:bidi="ar"/>
+              </w:rPr>
+              <w:t>GameState</w:t>
+            </w:r>
+          </w:p>
+        </w:tc>
+        <w:tc>
+          <w:tcPr>
+            <w:tcW w:w="1406" w:type="pct"/>
+            <w:shd w:val="clear" w:color="auto" w:fill="FFFFFF"/>
+            <w:tcMar>
+              <w:top w:w="100" w:type="dxa"/>
+              <w:left w:w="160" w:type="dxa"/>
+              <w:bottom w:w="100" w:type="dxa"/>
+              <w:right w:w="0" w:type="dxa"/>
+            </w:tcMar>
+            <w:vAlign w:val="center"/>
+          </w:tcPr>
+          <w:p>
+            <w:pPr>
+              <w:keepNext w:val="0"/>
+              <w:keepLines w:val="0"/>
+              <w:widowControl/>
+              <w:suppressLineNumbers w:val="0"/>
+              <w:spacing w:line="250" w:lineRule="atLeast"/>
+              <w:jc w:val="center"/>
+              <w:rPr>
+                <w:rFonts w:hint="eastAsia" w:ascii="宋体" w:hAnsi="宋体" w:eastAsia="宋体" w:cs="宋体"/>
+                <w:i w:val="0"/>
+                <w:iCs w:val="0"/>
+                <w:caps w:val="0"/>
+                <w:color w:val="0F1115"/>
+                <w:spacing w:val="0"/>
+                <w:sz w:val="15"/>
+                <w:szCs w:val="15"/>
+              </w:rPr>
+            </w:pPr>
+            <w:r>
+              <w:rPr>
+                <w:rFonts w:hint="eastAsia" w:ascii="宋体" w:hAnsi="宋体" w:eastAsia="宋体" w:cs="宋体"/>
+                <w:i w:val="0"/>
+                <w:iCs w:val="0"/>
+                <w:caps w:val="0"/>
+                <w:color w:val="0F1115"/>
+                <w:spacing w:val="0"/>
+                <w:kern w:val="0"/>
+                <w:sz w:val="15"/>
+                <w:szCs w:val="15"/>
+                <w:bdr w:val="none" w:color="auto" w:sz="0" w:space="0"/>
+                <w:lang w:val="en-US" w:eastAsia="zh-CN" w:bidi="ar"/>
+              </w:rPr>
+              <w:t>Client_SetWidgetTime</w:t>
+            </w:r>
+          </w:p>
+        </w:tc>
+      </w:tr>
+      <w:tr>
+        <w:tblPrEx>
+          <w:tblBorders>
+            <w:top w:val="single" w:color="auto" w:sz="4" w:space="0"/>
+            <w:left w:val="single" w:color="auto" w:sz="4" w:space="0"/>
+            <w:bottom w:val="single" w:color="auto" w:sz="4" w:space="0"/>
+            <w:right w:val="single" w:color="auto" w:sz="4" w:space="0"/>
+            <w:insideH w:val="single" w:color="auto" w:sz="4" w:space="0"/>
+            <w:insideV w:val="single" w:color="auto" w:sz="4" w:space="0"/>
+          </w:tblBorders>
+          <w:tblCellMar>
+            <w:top w:w="15" w:type="dxa"/>
+            <w:left w:w="15" w:type="dxa"/>
+            <w:bottom w:w="15" w:type="dxa"/>
+            <w:right w:w="15" w:type="dxa"/>
+          </w:tblCellMar>
+        </w:tblPrEx>
+        <w:tc>
+          <w:tcPr>
+            <w:tcW w:w="962" w:type="pct"/>
+            <w:shd w:val="clear" w:color="auto" w:fill="FFFFFF"/>
+            <w:tcMar>
+              <w:top w:w="100" w:type="dxa"/>
+              <w:left w:w="0" w:type="dxa"/>
+              <w:bottom w:w="100" w:type="dxa"/>
+              <w:right w:w="160" w:type="dxa"/>
+            </w:tcMar>
+            <w:vAlign w:val="center"/>
+          </w:tcPr>
+          <w:p>
+            <w:pPr>
+              <w:keepNext w:val="0"/>
+              <w:keepLines w:val="0"/>
+              <w:widowControl/>
+              <w:suppressLineNumbers w:val="0"/>
+              <w:spacing w:line="250" w:lineRule="atLeast"/>
+              <w:jc w:val="center"/>
+              <w:rPr>
+                <w:rFonts w:hint="eastAsia" w:ascii="宋体" w:hAnsi="宋体" w:eastAsia="宋体" w:cs="宋体"/>
+                <w:i w:val="0"/>
+                <w:iCs w:val="0"/>
+                <w:caps w:val="0"/>
+                <w:color w:val="0F1115"/>
+                <w:spacing w:val="0"/>
+                <w:sz w:val="15"/>
+                <w:szCs w:val="15"/>
+              </w:rPr>
+            </w:pPr>
+            <w:r>
+              <w:rPr>
+                <w:rFonts w:hint="eastAsia" w:ascii="宋体" w:hAnsi="宋体" w:eastAsia="宋体" w:cs="宋体"/>
+                <w:i w:val="0"/>
+                <w:iCs w:val="0"/>
+                <w:caps w:val="0"/>
+                <w:color w:val="0F1115"/>
+                <w:spacing w:val="0"/>
+                <w:kern w:val="0"/>
+                <w:sz w:val="15"/>
+                <w:szCs w:val="15"/>
+                <w:bdr w:val="none" w:color="auto" w:sz="0" w:space="0"/>
+                <w:lang w:val="en-US" w:eastAsia="zh-CN" w:bidi="ar"/>
+              </w:rPr>
+              <w:t>Player1Health</w:t>
+            </w:r>
+          </w:p>
+        </w:tc>
+        <w:tc>
+          <w:tcPr>
+            <w:tcW w:w="1030" w:type="pct"/>
+            <w:shd w:val="clear" w:color="auto" w:fill="FFFFFF"/>
+            <w:tcMar>
+              <w:top w:w="100" w:type="dxa"/>
+              <w:left w:w="160" w:type="dxa"/>
+              <w:bottom w:w="100" w:type="dxa"/>
+              <w:right w:w="160" w:type="dxa"/>
+            </w:tcMar>
+            <w:vAlign w:val="center"/>
+          </w:tcPr>
+          <w:p>
+            <w:pPr>
+              <w:keepNext w:val="0"/>
+              <w:keepLines w:val="0"/>
+              <w:widowControl/>
+              <w:suppressLineNumbers w:val="0"/>
+              <w:spacing w:line="250" w:lineRule="atLeast"/>
+              <w:jc w:val="center"/>
+              <w:rPr>
+                <w:rFonts w:hint="eastAsia" w:ascii="宋体" w:hAnsi="宋体" w:eastAsia="宋体" w:cs="宋体"/>
+                <w:i w:val="0"/>
+                <w:iCs w:val="0"/>
+                <w:caps w:val="0"/>
+                <w:color w:val="0F1115"/>
+                <w:spacing w:val="0"/>
+                <w:sz w:val="15"/>
+                <w:szCs w:val="15"/>
+              </w:rPr>
+            </w:pPr>
+            <w:r>
+              <w:rPr>
+                <w:rFonts w:hint="eastAsia" w:ascii="宋体" w:hAnsi="宋体" w:eastAsia="宋体" w:cs="宋体"/>
+                <w:i w:val="0"/>
+                <w:iCs w:val="0"/>
+                <w:caps w:val="0"/>
+                <w:color w:val="0F1115"/>
+                <w:spacing w:val="0"/>
+                <w:kern w:val="0"/>
+                <w:sz w:val="15"/>
+                <w:szCs w:val="15"/>
+                <w:bdr w:val="none" w:color="auto" w:sz="0" w:space="0"/>
+                <w:lang w:val="en-US" w:eastAsia="zh-CN" w:bidi="ar"/>
+              </w:rPr>
+              <w:t>血量数值</w:t>
+            </w:r>
+          </w:p>
+        </w:tc>
+        <w:tc>
+          <w:tcPr>
+            <w:tcW w:w="1600" w:type="pct"/>
+            <w:shd w:val="clear" w:color="auto" w:fill="FFFFFF"/>
+            <w:tcMar>
+              <w:top w:w="100" w:type="dxa"/>
+              <w:left w:w="160" w:type="dxa"/>
+              <w:bottom w:w="100" w:type="dxa"/>
+              <w:right w:w="160" w:type="dxa"/>
+            </w:tcMar>
+            <w:vAlign w:val="center"/>
+          </w:tcPr>
+          <w:p>
+            <w:pPr>
+              <w:keepNext w:val="0"/>
+              <w:keepLines w:val="0"/>
+              <w:widowControl/>
+              <w:suppressLineNumbers w:val="0"/>
+              <w:spacing w:line="250" w:lineRule="atLeast"/>
+              <w:jc w:val="center"/>
+              <w:rPr>
+                <w:rFonts w:hint="eastAsia" w:ascii="宋体" w:hAnsi="宋体" w:eastAsia="宋体" w:cs="宋体"/>
+                <w:i w:val="0"/>
+                <w:iCs w:val="0"/>
+                <w:caps w:val="0"/>
+                <w:color w:val="0F1115"/>
+                <w:spacing w:val="0"/>
+                <w:sz w:val="15"/>
+                <w:szCs w:val="15"/>
+              </w:rPr>
+            </w:pPr>
+            <w:r>
+              <w:rPr>
+                <w:rFonts w:hint="eastAsia" w:ascii="宋体" w:hAnsi="宋体" w:eastAsia="宋体" w:cs="宋体"/>
+                <w:i w:val="0"/>
+                <w:iCs w:val="0"/>
+                <w:caps w:val="0"/>
+                <w:color w:val="0F1115"/>
+                <w:spacing w:val="0"/>
+                <w:kern w:val="0"/>
+                <w:sz w:val="15"/>
+                <w:szCs w:val="15"/>
+                <w:bdr w:val="none" w:color="auto" w:sz="0" w:space="0"/>
+                <w:lang w:val="en-US" w:eastAsia="zh-CN" w:bidi="ar"/>
+              </w:rPr>
+              <w:t>PS1.HealthValue</w:t>
+            </w:r>
+          </w:p>
+        </w:tc>
+        <w:tc>
+          <w:tcPr>
+            <w:tcW w:w="1406" w:type="pct"/>
+            <w:shd w:val="clear" w:color="auto" w:fill="FFFFFF"/>
+            <w:tcMar>
+              <w:top w:w="100" w:type="dxa"/>
+              <w:left w:w="160" w:type="dxa"/>
+              <w:bottom w:w="100" w:type="dxa"/>
+              <w:right w:w="0" w:type="dxa"/>
+            </w:tcMar>
+            <w:vAlign w:val="center"/>
+          </w:tcPr>
+          <w:p>
+            <w:pPr>
+              <w:keepNext w:val="0"/>
+              <w:keepLines w:val="0"/>
+              <w:widowControl/>
+              <w:suppressLineNumbers w:val="0"/>
+              <w:spacing w:line="250" w:lineRule="atLeast"/>
+              <w:jc w:val="center"/>
+              <w:rPr>
+                <w:rFonts w:hint="eastAsia" w:ascii="宋体" w:hAnsi="宋体" w:eastAsia="宋体" w:cs="宋体"/>
+                <w:i w:val="0"/>
+                <w:iCs w:val="0"/>
+                <w:caps w:val="0"/>
+                <w:color w:val="0F1115"/>
+                <w:spacing w:val="0"/>
+                <w:sz w:val="15"/>
+                <w:szCs w:val="15"/>
+              </w:rPr>
+            </w:pPr>
+            <w:r>
+              <w:rPr>
+                <w:rFonts w:hint="eastAsia" w:ascii="宋体" w:hAnsi="宋体" w:eastAsia="宋体" w:cs="宋体"/>
+                <w:i w:val="0"/>
+                <w:iCs w:val="0"/>
+                <w:caps w:val="0"/>
+                <w:color w:val="0F1115"/>
+                <w:spacing w:val="0"/>
+                <w:kern w:val="0"/>
+                <w:sz w:val="15"/>
+                <w:szCs w:val="15"/>
+                <w:bdr w:val="none" w:color="auto" w:sz="0" w:space="0"/>
+                <w:lang w:val="en-US" w:eastAsia="zh-CN" w:bidi="ar"/>
+              </w:rPr>
+              <w:t>属性复制</w:t>
+            </w:r>
+          </w:p>
+        </w:tc>
+      </w:tr>
+      <w:tr>
+        <w:tblPrEx>
+          <w:tblBorders>
+            <w:top w:val="single" w:color="auto" w:sz="4" w:space="0"/>
+            <w:left w:val="single" w:color="auto" w:sz="4" w:space="0"/>
+            <w:bottom w:val="single" w:color="auto" w:sz="4" w:space="0"/>
+            <w:right w:val="single" w:color="auto" w:sz="4" w:space="0"/>
+            <w:insideH w:val="single" w:color="auto" w:sz="4" w:space="0"/>
+            <w:insideV w:val="single" w:color="auto" w:sz="4" w:space="0"/>
+          </w:tblBorders>
+          <w:tblCellMar>
+            <w:top w:w="15" w:type="dxa"/>
+            <w:left w:w="15" w:type="dxa"/>
+            <w:bottom w:w="15" w:type="dxa"/>
+            <w:right w:w="15" w:type="dxa"/>
+          </w:tblCellMar>
+        </w:tblPrEx>
+        <w:tc>
+          <w:tcPr>
+            <w:tcW w:w="962" w:type="pct"/>
+            <w:shd w:val="clear" w:color="auto" w:fill="FFFFFF"/>
+            <w:tcMar>
+              <w:top w:w="100" w:type="dxa"/>
+              <w:left w:w="0" w:type="dxa"/>
+              <w:bottom w:w="100" w:type="dxa"/>
+              <w:right w:w="160" w:type="dxa"/>
+            </w:tcMar>
+            <w:vAlign w:val="center"/>
+          </w:tcPr>
+          <w:p>
+            <w:pPr>
+              <w:keepNext w:val="0"/>
+              <w:keepLines w:val="0"/>
+              <w:widowControl/>
+              <w:suppressLineNumbers w:val="0"/>
+              <w:spacing w:line="250" w:lineRule="atLeast"/>
+              <w:jc w:val="center"/>
+              <w:rPr>
+                <w:rFonts w:hint="eastAsia" w:ascii="宋体" w:hAnsi="宋体" w:eastAsia="宋体" w:cs="宋体"/>
+                <w:i w:val="0"/>
+                <w:iCs w:val="0"/>
+                <w:caps w:val="0"/>
+                <w:color w:val="0F1115"/>
+                <w:spacing w:val="0"/>
+                <w:sz w:val="15"/>
+                <w:szCs w:val="15"/>
+              </w:rPr>
+            </w:pPr>
+            <w:r>
+              <w:rPr>
+                <w:rFonts w:hint="eastAsia" w:ascii="宋体" w:hAnsi="宋体" w:eastAsia="宋体" w:cs="宋体"/>
+                <w:i w:val="0"/>
+                <w:iCs w:val="0"/>
+                <w:caps w:val="0"/>
+                <w:color w:val="0F1115"/>
+                <w:spacing w:val="0"/>
+                <w:kern w:val="0"/>
+                <w:sz w:val="15"/>
+                <w:szCs w:val="15"/>
+                <w:bdr w:val="none" w:color="auto" w:sz="0" w:space="0"/>
+                <w:lang w:val="en-US" w:eastAsia="zh-CN" w:bidi="ar"/>
+              </w:rPr>
+              <w:t>Player2Health</w:t>
+            </w:r>
+          </w:p>
+        </w:tc>
+        <w:tc>
+          <w:tcPr>
+            <w:tcW w:w="1030" w:type="pct"/>
+            <w:shd w:val="clear" w:color="auto" w:fill="FFFFFF"/>
+            <w:tcMar>
+              <w:top w:w="100" w:type="dxa"/>
+              <w:left w:w="160" w:type="dxa"/>
+              <w:bottom w:w="100" w:type="dxa"/>
+              <w:right w:w="160" w:type="dxa"/>
+            </w:tcMar>
+            <w:vAlign w:val="center"/>
+          </w:tcPr>
+          <w:p>
+            <w:pPr>
+              <w:keepNext w:val="0"/>
+              <w:keepLines w:val="0"/>
+              <w:widowControl/>
+              <w:suppressLineNumbers w:val="0"/>
+              <w:spacing w:line="250" w:lineRule="atLeast"/>
+              <w:jc w:val="center"/>
+              <w:rPr>
+                <w:rFonts w:hint="eastAsia" w:ascii="宋体" w:hAnsi="宋体" w:eastAsia="宋体" w:cs="宋体"/>
+                <w:i w:val="0"/>
+                <w:iCs w:val="0"/>
+                <w:caps w:val="0"/>
+                <w:color w:val="0F1115"/>
+                <w:spacing w:val="0"/>
+                <w:sz w:val="15"/>
+                <w:szCs w:val="15"/>
+              </w:rPr>
+            </w:pPr>
+            <w:r>
+              <w:rPr>
+                <w:rFonts w:hint="eastAsia" w:ascii="宋体" w:hAnsi="宋体" w:eastAsia="宋体" w:cs="宋体"/>
+                <w:i w:val="0"/>
+                <w:iCs w:val="0"/>
+                <w:caps w:val="0"/>
+                <w:color w:val="0F1115"/>
+                <w:spacing w:val="0"/>
+                <w:kern w:val="0"/>
+                <w:sz w:val="15"/>
+                <w:szCs w:val="15"/>
+                <w:bdr w:val="none" w:color="auto" w:sz="0" w:space="0"/>
+                <w:lang w:val="en-US" w:eastAsia="zh-CN" w:bidi="ar"/>
+              </w:rPr>
+              <w:t>血量数值</w:t>
+            </w:r>
+          </w:p>
+        </w:tc>
+        <w:tc>
+          <w:tcPr>
+            <w:tcW w:w="1600" w:type="pct"/>
+            <w:shd w:val="clear" w:color="auto" w:fill="FFFFFF"/>
+            <w:tcMar>
+              <w:top w:w="100" w:type="dxa"/>
+              <w:left w:w="160" w:type="dxa"/>
+              <w:bottom w:w="100" w:type="dxa"/>
+              <w:right w:w="160" w:type="dxa"/>
+            </w:tcMar>
+            <w:vAlign w:val="center"/>
+          </w:tcPr>
+          <w:p>
+            <w:pPr>
+              <w:keepNext w:val="0"/>
+              <w:keepLines w:val="0"/>
+              <w:widowControl/>
+              <w:suppressLineNumbers w:val="0"/>
+              <w:spacing w:line="250" w:lineRule="atLeast"/>
+              <w:jc w:val="center"/>
+              <w:rPr>
+                <w:rFonts w:hint="eastAsia" w:ascii="宋体" w:hAnsi="宋体" w:eastAsia="宋体" w:cs="宋体"/>
+                <w:i w:val="0"/>
+                <w:iCs w:val="0"/>
+                <w:caps w:val="0"/>
+                <w:color w:val="0F1115"/>
+                <w:spacing w:val="0"/>
+                <w:sz w:val="15"/>
+                <w:szCs w:val="15"/>
+              </w:rPr>
+            </w:pPr>
+            <w:r>
+              <w:rPr>
+                <w:rFonts w:hint="eastAsia" w:ascii="宋体" w:hAnsi="宋体" w:eastAsia="宋体" w:cs="宋体"/>
+                <w:i w:val="0"/>
+                <w:iCs w:val="0"/>
+                <w:caps w:val="0"/>
+                <w:color w:val="0F1115"/>
+                <w:spacing w:val="0"/>
+                <w:kern w:val="0"/>
+                <w:sz w:val="15"/>
+                <w:szCs w:val="15"/>
+                <w:bdr w:val="none" w:color="auto" w:sz="0" w:space="0"/>
+                <w:lang w:val="en-US" w:eastAsia="zh-CN" w:bidi="ar"/>
+              </w:rPr>
+              <w:t>PS2.HealthValue</w:t>
+            </w:r>
+          </w:p>
+        </w:tc>
+        <w:tc>
+          <w:tcPr>
+            <w:tcW w:w="1406" w:type="pct"/>
+            <w:shd w:val="clear" w:color="auto" w:fill="FFFFFF"/>
+            <w:tcMar>
+              <w:top w:w="100" w:type="dxa"/>
+              <w:left w:w="160" w:type="dxa"/>
+              <w:bottom w:w="100" w:type="dxa"/>
+              <w:right w:w="0" w:type="dxa"/>
+            </w:tcMar>
+            <w:vAlign w:val="center"/>
+          </w:tcPr>
+          <w:p>
+            <w:pPr>
+              <w:keepNext w:val="0"/>
+              <w:keepLines w:val="0"/>
+              <w:widowControl/>
+              <w:suppressLineNumbers w:val="0"/>
+              <w:spacing w:line="250" w:lineRule="atLeast"/>
+              <w:jc w:val="center"/>
+              <w:rPr>
+                <w:rFonts w:hint="eastAsia" w:ascii="宋体" w:hAnsi="宋体" w:eastAsia="宋体" w:cs="宋体"/>
+                <w:i w:val="0"/>
+                <w:iCs w:val="0"/>
+                <w:caps w:val="0"/>
+                <w:color w:val="0F1115"/>
+                <w:spacing w:val="0"/>
+                <w:sz w:val="15"/>
+                <w:szCs w:val="15"/>
+              </w:rPr>
+            </w:pPr>
+            <w:r>
+              <w:rPr>
+                <w:rFonts w:hint="eastAsia" w:ascii="宋体" w:hAnsi="宋体" w:eastAsia="宋体" w:cs="宋体"/>
+                <w:i w:val="0"/>
+                <w:iCs w:val="0"/>
+                <w:caps w:val="0"/>
+                <w:color w:val="0F1115"/>
+                <w:spacing w:val="0"/>
+                <w:kern w:val="0"/>
+                <w:sz w:val="15"/>
+                <w:szCs w:val="15"/>
+                <w:bdr w:val="none" w:color="auto" w:sz="0" w:space="0"/>
+                <w:lang w:val="en-US" w:eastAsia="zh-CN" w:bidi="ar"/>
+              </w:rPr>
+              <w:t>属性复制</w:t>
+            </w:r>
+          </w:p>
+        </w:tc>
+      </w:tr>
+      <w:tr>
+        <w:tblPrEx>
+          <w:tblBorders>
+            <w:top w:val="single" w:color="auto" w:sz="4" w:space="0"/>
+            <w:left w:val="single" w:color="auto" w:sz="4" w:space="0"/>
+            <w:bottom w:val="single" w:color="auto" w:sz="4" w:space="0"/>
+            <w:right w:val="single" w:color="auto" w:sz="4" w:space="0"/>
+            <w:insideH w:val="single" w:color="auto" w:sz="4" w:space="0"/>
+            <w:insideV w:val="single" w:color="auto" w:sz="4" w:space="0"/>
+          </w:tblBorders>
+          <w:tblCellMar>
+            <w:top w:w="15" w:type="dxa"/>
+            <w:left w:w="15" w:type="dxa"/>
+            <w:bottom w:w="15" w:type="dxa"/>
+            <w:right w:w="15" w:type="dxa"/>
+          </w:tblCellMar>
+        </w:tblPrEx>
+        <w:tc>
+          <w:tcPr>
+            <w:tcW w:w="962" w:type="pct"/>
+            <w:shd w:val="clear" w:color="auto" w:fill="FFFFFF"/>
+            <w:tcMar>
+              <w:top w:w="100" w:type="dxa"/>
+              <w:left w:w="0" w:type="dxa"/>
+              <w:bottom w:w="100" w:type="dxa"/>
+              <w:right w:w="160" w:type="dxa"/>
+            </w:tcMar>
+            <w:vAlign w:val="center"/>
+          </w:tcPr>
+          <w:p>
+            <w:pPr>
+              <w:keepNext w:val="0"/>
+              <w:keepLines w:val="0"/>
+              <w:widowControl/>
+              <w:suppressLineNumbers w:val="0"/>
+              <w:spacing w:line="250" w:lineRule="atLeast"/>
+              <w:jc w:val="center"/>
+              <w:rPr>
+                <w:rFonts w:hint="eastAsia" w:ascii="宋体" w:hAnsi="宋体" w:eastAsia="宋体" w:cs="宋体"/>
+                <w:i w:val="0"/>
+                <w:iCs w:val="0"/>
+                <w:caps w:val="0"/>
+                <w:color w:val="0F1115"/>
+                <w:spacing w:val="0"/>
+                <w:sz w:val="15"/>
+                <w:szCs w:val="15"/>
+              </w:rPr>
+            </w:pPr>
+            <w:r>
+              <w:rPr>
+                <w:rFonts w:hint="eastAsia" w:ascii="宋体" w:hAnsi="宋体" w:eastAsia="宋体" w:cs="宋体"/>
+                <w:i w:val="0"/>
+                <w:iCs w:val="0"/>
+                <w:caps w:val="0"/>
+                <w:color w:val="0F1115"/>
+                <w:spacing w:val="0"/>
+                <w:kern w:val="0"/>
+                <w:sz w:val="15"/>
+                <w:szCs w:val="15"/>
+                <w:bdr w:val="none" w:color="auto" w:sz="0" w:space="0"/>
+                <w:lang w:val="en-US" w:eastAsia="zh-CN" w:bidi="ar"/>
+              </w:rPr>
+              <w:t>Player1Bar</w:t>
+            </w:r>
+          </w:p>
+        </w:tc>
+        <w:tc>
+          <w:tcPr>
+            <w:tcW w:w="1030" w:type="pct"/>
+            <w:shd w:val="clear" w:color="auto" w:fill="FFFFFF"/>
+            <w:tcMar>
+              <w:top w:w="100" w:type="dxa"/>
+              <w:left w:w="160" w:type="dxa"/>
+              <w:bottom w:w="100" w:type="dxa"/>
+              <w:right w:w="160" w:type="dxa"/>
+            </w:tcMar>
+            <w:vAlign w:val="center"/>
+          </w:tcPr>
+          <w:p>
+            <w:pPr>
+              <w:keepNext w:val="0"/>
+              <w:keepLines w:val="0"/>
+              <w:widowControl/>
+              <w:suppressLineNumbers w:val="0"/>
+              <w:spacing w:line="250" w:lineRule="atLeast"/>
+              <w:jc w:val="center"/>
+              <w:rPr>
+                <w:rFonts w:hint="eastAsia" w:ascii="宋体" w:hAnsi="宋体" w:eastAsia="宋体" w:cs="宋体"/>
+                <w:i w:val="0"/>
+                <w:iCs w:val="0"/>
+                <w:caps w:val="0"/>
+                <w:color w:val="0F1115"/>
+                <w:spacing w:val="0"/>
+                <w:sz w:val="15"/>
+                <w:szCs w:val="15"/>
+              </w:rPr>
+            </w:pPr>
+            <w:r>
+              <w:rPr>
+                <w:rFonts w:hint="eastAsia" w:ascii="宋体" w:hAnsi="宋体" w:eastAsia="宋体" w:cs="宋体"/>
+                <w:i w:val="0"/>
+                <w:iCs w:val="0"/>
+                <w:caps w:val="0"/>
+                <w:color w:val="0F1115"/>
+                <w:spacing w:val="0"/>
+                <w:kern w:val="0"/>
+                <w:sz w:val="15"/>
+                <w:szCs w:val="15"/>
+                <w:bdr w:val="none" w:color="auto" w:sz="0" w:space="0"/>
+                <w:lang w:val="en-US" w:eastAsia="zh-CN" w:bidi="ar"/>
+              </w:rPr>
+              <w:t>血量百分比</w:t>
+            </w:r>
+          </w:p>
+        </w:tc>
+        <w:tc>
+          <w:tcPr>
+            <w:tcW w:w="1600" w:type="pct"/>
+            <w:shd w:val="clear" w:color="auto" w:fill="FFFFFF"/>
+            <w:tcMar>
+              <w:top w:w="100" w:type="dxa"/>
+              <w:left w:w="160" w:type="dxa"/>
+              <w:bottom w:w="100" w:type="dxa"/>
+              <w:right w:w="160" w:type="dxa"/>
+            </w:tcMar>
+            <w:vAlign w:val="center"/>
+          </w:tcPr>
+          <w:p>
+            <w:pPr>
+              <w:keepNext w:val="0"/>
+              <w:keepLines w:val="0"/>
+              <w:widowControl/>
+              <w:suppressLineNumbers w:val="0"/>
+              <w:spacing w:line="250" w:lineRule="atLeast"/>
+              <w:jc w:val="center"/>
+              <w:rPr>
+                <w:rFonts w:hint="eastAsia" w:ascii="宋体" w:hAnsi="宋体" w:eastAsia="宋体" w:cs="宋体"/>
+                <w:i w:val="0"/>
+                <w:iCs w:val="0"/>
+                <w:caps w:val="0"/>
+                <w:color w:val="0F1115"/>
+                <w:spacing w:val="0"/>
+                <w:sz w:val="15"/>
+                <w:szCs w:val="15"/>
+              </w:rPr>
+            </w:pPr>
+            <w:r>
+              <w:rPr>
+                <w:rFonts w:hint="eastAsia" w:ascii="宋体" w:hAnsi="宋体" w:eastAsia="宋体" w:cs="宋体"/>
+                <w:i w:val="0"/>
+                <w:iCs w:val="0"/>
+                <w:caps w:val="0"/>
+                <w:color w:val="0F1115"/>
+                <w:spacing w:val="0"/>
+                <w:kern w:val="0"/>
+                <w:sz w:val="15"/>
+                <w:szCs w:val="15"/>
+                <w:bdr w:val="none" w:color="auto" w:sz="0" w:space="0"/>
+                <w:lang w:val="en-US" w:eastAsia="zh-CN" w:bidi="ar"/>
+              </w:rPr>
+              <w:t>PS1.HealthValue / 300</w:t>
+            </w:r>
+          </w:p>
+        </w:tc>
+        <w:tc>
+          <w:tcPr>
+            <w:tcW w:w="1406" w:type="pct"/>
+            <w:shd w:val="clear" w:color="auto" w:fill="FFFFFF"/>
+            <w:tcMar>
+              <w:top w:w="100" w:type="dxa"/>
+              <w:left w:w="160" w:type="dxa"/>
+              <w:bottom w:w="100" w:type="dxa"/>
+              <w:right w:w="0" w:type="dxa"/>
+            </w:tcMar>
+            <w:vAlign w:val="center"/>
+          </w:tcPr>
+          <w:p>
+            <w:pPr>
+              <w:keepNext w:val="0"/>
+              <w:keepLines w:val="0"/>
+              <w:widowControl/>
+              <w:suppressLineNumbers w:val="0"/>
+              <w:spacing w:line="250" w:lineRule="atLeast"/>
+              <w:jc w:val="center"/>
+              <w:rPr>
+                <w:rFonts w:hint="eastAsia" w:ascii="宋体" w:hAnsi="宋体" w:eastAsia="宋体" w:cs="宋体"/>
+                <w:i w:val="0"/>
+                <w:iCs w:val="0"/>
+                <w:caps w:val="0"/>
+                <w:color w:val="0F1115"/>
+                <w:spacing w:val="0"/>
+                <w:sz w:val="15"/>
+                <w:szCs w:val="15"/>
+              </w:rPr>
+            </w:pPr>
+            <w:r>
+              <w:rPr>
+                <w:rFonts w:hint="eastAsia" w:ascii="宋体" w:hAnsi="宋体" w:eastAsia="宋体" w:cs="宋体"/>
+                <w:i w:val="0"/>
+                <w:iCs w:val="0"/>
+                <w:caps w:val="0"/>
+                <w:color w:val="0F1115"/>
+                <w:spacing w:val="0"/>
+                <w:kern w:val="0"/>
+                <w:sz w:val="15"/>
+                <w:szCs w:val="15"/>
+                <w:bdr w:val="none" w:color="auto" w:sz="0" w:space="0"/>
+                <w:lang w:val="en-US" w:eastAsia="zh-CN" w:bidi="ar"/>
+              </w:rPr>
+              <w:t>属性复制</w:t>
+            </w:r>
+          </w:p>
+        </w:tc>
+      </w:tr>
+      <w:tr>
+        <w:tblPrEx>
+          <w:tblBorders>
+            <w:top w:val="single" w:color="auto" w:sz="4" w:space="0"/>
+            <w:left w:val="single" w:color="auto" w:sz="4" w:space="0"/>
+            <w:bottom w:val="single" w:color="auto" w:sz="4" w:space="0"/>
+            <w:right w:val="single" w:color="auto" w:sz="4" w:space="0"/>
+            <w:insideH w:val="single" w:color="auto" w:sz="4" w:space="0"/>
+            <w:insideV w:val="single" w:color="auto" w:sz="4" w:space="0"/>
+          </w:tblBorders>
+          <w:shd w:val="clear" w:color="auto" w:fill="FFFFFF"/>
+          <w:tblCellMar>
+            <w:top w:w="15" w:type="dxa"/>
+            <w:left w:w="15" w:type="dxa"/>
+            <w:bottom w:w="15" w:type="dxa"/>
+            <w:right w:w="15" w:type="dxa"/>
+          </w:tblCellMar>
+        </w:tblPrEx>
+        <w:tc>
+          <w:tcPr>
+            <w:tcW w:w="962" w:type="pct"/>
+            <w:shd w:val="clear" w:color="auto" w:fill="FFFFFF"/>
+            <w:tcMar>
+              <w:top w:w="100" w:type="dxa"/>
+              <w:left w:w="0" w:type="dxa"/>
+              <w:bottom w:w="100" w:type="dxa"/>
+              <w:right w:w="160" w:type="dxa"/>
+            </w:tcMar>
+            <w:vAlign w:val="center"/>
+          </w:tcPr>
+          <w:p>
+            <w:pPr>
+              <w:keepNext w:val="0"/>
+              <w:keepLines w:val="0"/>
+              <w:widowControl/>
+              <w:suppressLineNumbers w:val="0"/>
+              <w:spacing w:line="250" w:lineRule="atLeast"/>
+              <w:jc w:val="center"/>
+              <w:rPr>
+                <w:rFonts w:hint="eastAsia" w:ascii="宋体" w:hAnsi="宋体" w:eastAsia="宋体" w:cs="宋体"/>
+                <w:i w:val="0"/>
+                <w:iCs w:val="0"/>
+                <w:caps w:val="0"/>
+                <w:color w:val="0F1115"/>
+                <w:spacing w:val="0"/>
+                <w:sz w:val="15"/>
+                <w:szCs w:val="15"/>
+              </w:rPr>
+            </w:pPr>
+            <w:r>
+              <w:rPr>
+                <w:rFonts w:hint="eastAsia" w:ascii="宋体" w:hAnsi="宋体" w:eastAsia="宋体" w:cs="宋体"/>
+                <w:i w:val="0"/>
+                <w:iCs w:val="0"/>
+                <w:caps w:val="0"/>
+                <w:color w:val="0F1115"/>
+                <w:spacing w:val="0"/>
+                <w:kern w:val="0"/>
+                <w:sz w:val="15"/>
+                <w:szCs w:val="15"/>
+                <w:bdr w:val="none" w:color="auto" w:sz="0" w:space="0"/>
+                <w:lang w:val="en-US" w:eastAsia="zh-CN" w:bidi="ar"/>
+              </w:rPr>
+              <w:t>Player2Bar</w:t>
+            </w:r>
+          </w:p>
+        </w:tc>
+        <w:tc>
+          <w:tcPr>
+            <w:tcW w:w="1030" w:type="pct"/>
+            <w:shd w:val="clear" w:color="auto" w:fill="FFFFFF"/>
+            <w:tcMar>
+              <w:top w:w="100" w:type="dxa"/>
+              <w:left w:w="160" w:type="dxa"/>
+              <w:bottom w:w="100" w:type="dxa"/>
+              <w:right w:w="160" w:type="dxa"/>
+            </w:tcMar>
+            <w:vAlign w:val="center"/>
+          </w:tcPr>
+          <w:p>
+            <w:pPr>
+              <w:keepNext w:val="0"/>
+              <w:keepLines w:val="0"/>
+              <w:widowControl/>
+              <w:suppressLineNumbers w:val="0"/>
+              <w:spacing w:line="250" w:lineRule="atLeast"/>
+              <w:jc w:val="center"/>
+              <w:rPr>
+                <w:rFonts w:hint="eastAsia" w:ascii="宋体" w:hAnsi="宋体" w:eastAsia="宋体" w:cs="宋体"/>
+                <w:i w:val="0"/>
+                <w:iCs w:val="0"/>
+                <w:caps w:val="0"/>
+                <w:color w:val="0F1115"/>
+                <w:spacing w:val="0"/>
+                <w:sz w:val="15"/>
+                <w:szCs w:val="15"/>
+              </w:rPr>
+            </w:pPr>
+            <w:r>
+              <w:rPr>
+                <w:rFonts w:hint="eastAsia" w:ascii="宋体" w:hAnsi="宋体" w:eastAsia="宋体" w:cs="宋体"/>
+                <w:i w:val="0"/>
+                <w:iCs w:val="0"/>
+                <w:caps w:val="0"/>
+                <w:color w:val="0F1115"/>
+                <w:spacing w:val="0"/>
+                <w:kern w:val="0"/>
+                <w:sz w:val="15"/>
+                <w:szCs w:val="15"/>
+                <w:bdr w:val="none" w:color="auto" w:sz="0" w:space="0"/>
+                <w:lang w:val="en-US" w:eastAsia="zh-CN" w:bidi="ar"/>
+              </w:rPr>
+              <w:t>血量百分比</w:t>
+            </w:r>
+          </w:p>
+        </w:tc>
+        <w:tc>
+          <w:tcPr>
+            <w:tcW w:w="1600" w:type="pct"/>
+            <w:shd w:val="clear" w:color="auto" w:fill="FFFFFF"/>
+            <w:tcMar>
+              <w:top w:w="100" w:type="dxa"/>
+              <w:left w:w="160" w:type="dxa"/>
+              <w:bottom w:w="100" w:type="dxa"/>
+              <w:right w:w="160" w:type="dxa"/>
+            </w:tcMar>
+            <w:vAlign w:val="center"/>
+          </w:tcPr>
+          <w:p>
+            <w:pPr>
+              <w:keepNext w:val="0"/>
+              <w:keepLines w:val="0"/>
+              <w:widowControl/>
+              <w:suppressLineNumbers w:val="0"/>
+              <w:spacing w:line="250" w:lineRule="atLeast"/>
+              <w:jc w:val="center"/>
+              <w:rPr>
+                <w:rFonts w:hint="eastAsia" w:ascii="宋体" w:hAnsi="宋体" w:eastAsia="宋体" w:cs="宋体"/>
+                <w:i w:val="0"/>
+                <w:iCs w:val="0"/>
+                <w:caps w:val="0"/>
+                <w:color w:val="0F1115"/>
+                <w:spacing w:val="0"/>
+                <w:sz w:val="15"/>
+                <w:szCs w:val="15"/>
+              </w:rPr>
+            </w:pPr>
+            <w:r>
+              <w:rPr>
+                <w:rFonts w:hint="eastAsia" w:ascii="宋体" w:hAnsi="宋体" w:eastAsia="宋体" w:cs="宋体"/>
+                <w:i w:val="0"/>
+                <w:iCs w:val="0"/>
+                <w:caps w:val="0"/>
+                <w:color w:val="0F1115"/>
+                <w:spacing w:val="0"/>
+                <w:kern w:val="0"/>
+                <w:sz w:val="15"/>
+                <w:szCs w:val="15"/>
+                <w:bdr w:val="none" w:color="auto" w:sz="0" w:space="0"/>
+                <w:lang w:val="en-US" w:eastAsia="zh-CN" w:bidi="ar"/>
+              </w:rPr>
+              <w:t>PS2.HealthValue / 300</w:t>
+            </w:r>
+          </w:p>
+        </w:tc>
+        <w:tc>
+          <w:tcPr>
+            <w:tcW w:w="1406" w:type="pct"/>
+            <w:shd w:val="clear" w:color="auto" w:fill="FFFFFF"/>
+            <w:tcMar>
+              <w:top w:w="100" w:type="dxa"/>
+              <w:left w:w="160" w:type="dxa"/>
+              <w:bottom w:w="100" w:type="dxa"/>
+              <w:right w:w="0" w:type="dxa"/>
+            </w:tcMar>
+            <w:vAlign w:val="center"/>
+          </w:tcPr>
+          <w:p>
+            <w:pPr>
+              <w:keepNext w:val="0"/>
+              <w:keepLines w:val="0"/>
+              <w:widowControl/>
+              <w:suppressLineNumbers w:val="0"/>
+              <w:spacing w:line="250" w:lineRule="atLeast"/>
+              <w:jc w:val="center"/>
+              <w:rPr>
+                <w:rFonts w:hint="eastAsia" w:ascii="宋体" w:hAnsi="宋体" w:eastAsia="宋体" w:cs="宋体"/>
+                <w:i w:val="0"/>
+                <w:iCs w:val="0"/>
+                <w:caps w:val="0"/>
+                <w:color w:val="0F1115"/>
+                <w:spacing w:val="0"/>
+                <w:sz w:val="15"/>
+                <w:szCs w:val="15"/>
+              </w:rPr>
+            </w:pPr>
+            <w:r>
+              <w:rPr>
+                <w:rFonts w:hint="eastAsia" w:ascii="宋体" w:hAnsi="宋体" w:eastAsia="宋体" w:cs="宋体"/>
+                <w:i w:val="0"/>
+                <w:iCs w:val="0"/>
+                <w:caps w:val="0"/>
+                <w:color w:val="0F1115"/>
+                <w:spacing w:val="0"/>
+                <w:kern w:val="0"/>
+                <w:sz w:val="15"/>
+                <w:szCs w:val="15"/>
+                <w:bdr w:val="none" w:color="auto" w:sz="0" w:space="0"/>
+                <w:lang w:val="en-US" w:eastAsia="zh-CN" w:bidi="ar"/>
+              </w:rPr>
+              <w:t>属性复制</w:t>
+            </w:r>
+          </w:p>
+        </w:tc>
+      </w:tr>
+      <w:tr>
+        <w:tblPrEx>
+          <w:tblBorders>
+            <w:top w:val="single" w:color="auto" w:sz="4" w:space="0"/>
+            <w:left w:val="single" w:color="auto" w:sz="4" w:space="0"/>
+            <w:bottom w:val="single" w:color="auto" w:sz="4" w:space="0"/>
+            <w:right w:val="single" w:color="auto" w:sz="4" w:space="0"/>
+            <w:insideH w:val="single" w:color="auto" w:sz="4" w:space="0"/>
+            <w:insideV w:val="single" w:color="auto" w:sz="4" w:space="0"/>
+          </w:tblBorders>
+          <w:tblCellMar>
+            <w:top w:w="15" w:type="dxa"/>
+            <w:left w:w="15" w:type="dxa"/>
+            <w:bottom w:w="15" w:type="dxa"/>
+            <w:right w:w="15" w:type="dxa"/>
+          </w:tblCellMar>
+        </w:tblPrEx>
+        <w:tc>
+          <w:tcPr>
+            <w:tcW w:w="962" w:type="pct"/>
+            <w:shd w:val="clear" w:color="auto" w:fill="FFFFFF"/>
+            <w:tcMar>
+              <w:top w:w="100" w:type="dxa"/>
+              <w:left w:w="0" w:type="dxa"/>
+              <w:bottom w:w="100" w:type="dxa"/>
+              <w:right w:w="160" w:type="dxa"/>
+            </w:tcMar>
+            <w:vAlign w:val="center"/>
+          </w:tcPr>
+          <w:p>
+            <w:pPr>
+              <w:keepNext w:val="0"/>
+              <w:keepLines w:val="0"/>
+              <w:widowControl/>
+              <w:suppressLineNumbers w:val="0"/>
+              <w:spacing w:line="250" w:lineRule="atLeast"/>
+              <w:jc w:val="center"/>
+              <w:rPr>
+                <w:rFonts w:hint="eastAsia" w:ascii="宋体" w:hAnsi="宋体" w:eastAsia="宋体" w:cs="宋体"/>
+                <w:i w:val="0"/>
+                <w:iCs w:val="0"/>
+                <w:caps w:val="0"/>
+                <w:color w:val="0F1115"/>
+                <w:spacing w:val="0"/>
+                <w:sz w:val="15"/>
+                <w:szCs w:val="15"/>
+              </w:rPr>
+            </w:pPr>
+            <w:r>
+              <w:rPr>
+                <w:rFonts w:hint="eastAsia" w:ascii="宋体" w:hAnsi="宋体" w:eastAsia="宋体" w:cs="宋体"/>
+                <w:i w:val="0"/>
+                <w:iCs w:val="0"/>
+                <w:caps w:val="0"/>
+                <w:color w:val="0F1115"/>
+                <w:spacing w:val="0"/>
+                <w:kern w:val="0"/>
+                <w:sz w:val="15"/>
+                <w:szCs w:val="15"/>
+                <w:bdr w:val="none" w:color="auto" w:sz="0" w:space="0"/>
+                <w:lang w:val="en-US" w:eastAsia="zh-CN" w:bidi="ar"/>
+              </w:rPr>
+              <w:t>Player1Chakra</w:t>
+            </w:r>
+          </w:p>
+        </w:tc>
+        <w:tc>
+          <w:tcPr>
+            <w:tcW w:w="1030" w:type="pct"/>
+            <w:shd w:val="clear" w:color="auto" w:fill="FFFFFF"/>
+            <w:tcMar>
+              <w:top w:w="100" w:type="dxa"/>
+              <w:left w:w="160" w:type="dxa"/>
+              <w:bottom w:w="100" w:type="dxa"/>
+              <w:right w:w="160" w:type="dxa"/>
+            </w:tcMar>
+            <w:vAlign w:val="center"/>
+          </w:tcPr>
+          <w:p>
+            <w:pPr>
+              <w:keepNext w:val="0"/>
+              <w:keepLines w:val="0"/>
+              <w:widowControl/>
+              <w:suppressLineNumbers w:val="0"/>
+              <w:spacing w:line="250" w:lineRule="atLeast"/>
+              <w:jc w:val="center"/>
+              <w:rPr>
+                <w:rFonts w:hint="eastAsia" w:ascii="宋体" w:hAnsi="宋体" w:eastAsia="宋体" w:cs="宋体"/>
+                <w:i w:val="0"/>
+                <w:iCs w:val="0"/>
+                <w:caps w:val="0"/>
+                <w:color w:val="0F1115"/>
+                <w:spacing w:val="0"/>
+                <w:sz w:val="15"/>
+                <w:szCs w:val="15"/>
+              </w:rPr>
+            </w:pPr>
+            <w:r>
+              <w:rPr>
+                <w:rFonts w:hint="eastAsia" w:ascii="宋体" w:hAnsi="宋体" w:eastAsia="宋体" w:cs="宋体"/>
+                <w:i w:val="0"/>
+                <w:iCs w:val="0"/>
+                <w:caps w:val="0"/>
+                <w:color w:val="0F1115"/>
+                <w:spacing w:val="0"/>
+                <w:kern w:val="0"/>
+                <w:sz w:val="15"/>
+                <w:szCs w:val="15"/>
+                <w:bdr w:val="none" w:color="auto" w:sz="0" w:space="0"/>
+                <w:lang w:val="en-US" w:eastAsia="zh-CN" w:bidi="ar"/>
+              </w:rPr>
+              <w:t>查克拉百分比</w:t>
+            </w:r>
+          </w:p>
+        </w:tc>
+        <w:tc>
+          <w:tcPr>
+            <w:tcW w:w="1600" w:type="pct"/>
+            <w:shd w:val="clear" w:color="auto" w:fill="FFFFFF"/>
+            <w:tcMar>
+              <w:top w:w="100" w:type="dxa"/>
+              <w:left w:w="160" w:type="dxa"/>
+              <w:bottom w:w="100" w:type="dxa"/>
+              <w:right w:w="160" w:type="dxa"/>
+            </w:tcMar>
+            <w:vAlign w:val="center"/>
+          </w:tcPr>
+          <w:p>
+            <w:pPr>
+              <w:keepNext w:val="0"/>
+              <w:keepLines w:val="0"/>
+              <w:widowControl/>
+              <w:suppressLineNumbers w:val="0"/>
+              <w:spacing w:line="250" w:lineRule="atLeast"/>
+              <w:jc w:val="center"/>
+              <w:rPr>
+                <w:rFonts w:hint="eastAsia" w:ascii="宋体" w:hAnsi="宋体" w:eastAsia="宋体" w:cs="宋体"/>
+                <w:i w:val="0"/>
+                <w:iCs w:val="0"/>
+                <w:caps w:val="0"/>
+                <w:color w:val="0F1115"/>
+                <w:spacing w:val="0"/>
+                <w:sz w:val="15"/>
+                <w:szCs w:val="15"/>
+              </w:rPr>
+            </w:pPr>
+            <w:r>
+              <w:rPr>
+                <w:rFonts w:hint="eastAsia" w:ascii="宋体" w:hAnsi="宋体" w:eastAsia="宋体" w:cs="宋体"/>
+                <w:i w:val="0"/>
+                <w:iCs w:val="0"/>
+                <w:caps w:val="0"/>
+                <w:color w:val="0F1115"/>
+                <w:spacing w:val="0"/>
+                <w:kern w:val="0"/>
+                <w:sz w:val="15"/>
+                <w:szCs w:val="15"/>
+                <w:bdr w:val="none" w:color="auto" w:sz="0" w:space="0"/>
+                <w:lang w:val="en-US" w:eastAsia="zh-CN" w:bidi="ar"/>
+              </w:rPr>
+              <w:t>PS1.Chakra / 4</w:t>
+            </w:r>
+          </w:p>
+        </w:tc>
+        <w:tc>
+          <w:tcPr>
+            <w:tcW w:w="1406" w:type="pct"/>
+            <w:shd w:val="clear" w:color="auto" w:fill="FFFFFF"/>
+            <w:tcMar>
+              <w:top w:w="100" w:type="dxa"/>
+              <w:left w:w="160" w:type="dxa"/>
+              <w:bottom w:w="100" w:type="dxa"/>
+              <w:right w:w="0" w:type="dxa"/>
+            </w:tcMar>
+            <w:vAlign w:val="center"/>
+          </w:tcPr>
+          <w:p>
+            <w:pPr>
+              <w:keepNext w:val="0"/>
+              <w:keepLines w:val="0"/>
+              <w:widowControl/>
+              <w:suppressLineNumbers w:val="0"/>
+              <w:spacing w:line="250" w:lineRule="atLeast"/>
+              <w:jc w:val="center"/>
+              <w:rPr>
+                <w:rFonts w:hint="eastAsia" w:ascii="宋体" w:hAnsi="宋体" w:eastAsia="宋体" w:cs="宋体"/>
+                <w:i w:val="0"/>
+                <w:iCs w:val="0"/>
+                <w:caps w:val="0"/>
+                <w:color w:val="0F1115"/>
+                <w:spacing w:val="0"/>
+                <w:sz w:val="15"/>
+                <w:szCs w:val="15"/>
+              </w:rPr>
+            </w:pPr>
+            <w:r>
+              <w:rPr>
+                <w:rFonts w:hint="eastAsia" w:ascii="宋体" w:hAnsi="宋体" w:eastAsia="宋体" w:cs="宋体"/>
+                <w:i w:val="0"/>
+                <w:iCs w:val="0"/>
+                <w:caps w:val="0"/>
+                <w:color w:val="0F1115"/>
+                <w:spacing w:val="0"/>
+                <w:kern w:val="0"/>
+                <w:sz w:val="15"/>
+                <w:szCs w:val="15"/>
+                <w:bdr w:val="none" w:color="auto" w:sz="0" w:space="0"/>
+                <w:lang w:val="en-US" w:eastAsia="zh-CN" w:bidi="ar"/>
+              </w:rPr>
+              <w:t>属性复制</w:t>
+            </w:r>
+          </w:p>
+        </w:tc>
+      </w:tr>
+      <w:tr>
+        <w:tblPrEx>
+          <w:tblBorders>
+            <w:top w:val="single" w:color="auto" w:sz="4" w:space="0"/>
+            <w:left w:val="single" w:color="auto" w:sz="4" w:space="0"/>
+            <w:bottom w:val="single" w:color="auto" w:sz="4" w:space="0"/>
+            <w:right w:val="single" w:color="auto" w:sz="4" w:space="0"/>
+            <w:insideH w:val="single" w:color="auto" w:sz="4" w:space="0"/>
+            <w:insideV w:val="single" w:color="auto" w:sz="4" w:space="0"/>
+          </w:tblBorders>
+          <w:tblCellMar>
+            <w:top w:w="15" w:type="dxa"/>
+            <w:left w:w="15" w:type="dxa"/>
+            <w:bottom w:w="15" w:type="dxa"/>
+            <w:right w:w="15" w:type="dxa"/>
+          </w:tblCellMar>
+        </w:tblPrEx>
+        <w:tc>
+          <w:tcPr>
+            <w:tcW w:w="962" w:type="pct"/>
+            <w:shd w:val="clear" w:color="auto" w:fill="FFFFFF"/>
+            <w:tcMar>
+              <w:top w:w="100" w:type="dxa"/>
+              <w:left w:w="0" w:type="dxa"/>
+              <w:bottom w:w="100" w:type="dxa"/>
+              <w:right w:w="160" w:type="dxa"/>
+            </w:tcMar>
+            <w:vAlign w:val="center"/>
+          </w:tcPr>
+          <w:p>
+            <w:pPr>
+              <w:keepNext w:val="0"/>
+              <w:keepLines w:val="0"/>
+              <w:widowControl/>
+              <w:suppressLineNumbers w:val="0"/>
+              <w:spacing w:line="250" w:lineRule="atLeast"/>
+              <w:jc w:val="center"/>
+              <w:rPr>
+                <w:rFonts w:hint="eastAsia" w:ascii="宋体" w:hAnsi="宋体" w:eastAsia="宋体" w:cs="宋体"/>
+                <w:i w:val="0"/>
+                <w:iCs w:val="0"/>
+                <w:caps w:val="0"/>
+                <w:color w:val="0F1115"/>
+                <w:spacing w:val="0"/>
+                <w:sz w:val="15"/>
+                <w:szCs w:val="15"/>
+              </w:rPr>
+            </w:pPr>
+            <w:r>
+              <w:rPr>
+                <w:rFonts w:hint="eastAsia" w:ascii="宋体" w:hAnsi="宋体" w:eastAsia="宋体" w:cs="宋体"/>
+                <w:i w:val="0"/>
+                <w:iCs w:val="0"/>
+                <w:caps w:val="0"/>
+                <w:color w:val="0F1115"/>
+                <w:spacing w:val="0"/>
+                <w:kern w:val="0"/>
+                <w:sz w:val="15"/>
+                <w:szCs w:val="15"/>
+                <w:bdr w:val="none" w:color="auto" w:sz="0" w:space="0"/>
+                <w:lang w:val="en-US" w:eastAsia="zh-CN" w:bidi="ar"/>
+              </w:rPr>
+              <w:t>Player2Chakra</w:t>
+            </w:r>
+          </w:p>
+        </w:tc>
+        <w:tc>
+          <w:tcPr>
+            <w:tcW w:w="1030" w:type="pct"/>
+            <w:shd w:val="clear" w:color="auto" w:fill="FFFFFF"/>
+            <w:tcMar>
+              <w:top w:w="100" w:type="dxa"/>
+              <w:left w:w="160" w:type="dxa"/>
+              <w:bottom w:w="100" w:type="dxa"/>
+              <w:right w:w="160" w:type="dxa"/>
+            </w:tcMar>
+            <w:vAlign w:val="center"/>
+          </w:tcPr>
+          <w:p>
+            <w:pPr>
+              <w:keepNext w:val="0"/>
+              <w:keepLines w:val="0"/>
+              <w:widowControl/>
+              <w:suppressLineNumbers w:val="0"/>
+              <w:spacing w:line="250" w:lineRule="atLeast"/>
+              <w:jc w:val="center"/>
+              <w:rPr>
+                <w:rFonts w:hint="eastAsia" w:ascii="宋体" w:hAnsi="宋体" w:eastAsia="宋体" w:cs="宋体"/>
+                <w:i w:val="0"/>
+                <w:iCs w:val="0"/>
+                <w:caps w:val="0"/>
+                <w:color w:val="0F1115"/>
+                <w:spacing w:val="0"/>
+                <w:sz w:val="15"/>
+                <w:szCs w:val="15"/>
+              </w:rPr>
+            </w:pPr>
+            <w:r>
+              <w:rPr>
+                <w:rFonts w:hint="eastAsia" w:ascii="宋体" w:hAnsi="宋体" w:eastAsia="宋体" w:cs="宋体"/>
+                <w:i w:val="0"/>
+                <w:iCs w:val="0"/>
+                <w:caps w:val="0"/>
+                <w:color w:val="0F1115"/>
+                <w:spacing w:val="0"/>
+                <w:kern w:val="0"/>
+                <w:sz w:val="15"/>
+                <w:szCs w:val="15"/>
+                <w:bdr w:val="none" w:color="auto" w:sz="0" w:space="0"/>
+                <w:lang w:val="en-US" w:eastAsia="zh-CN" w:bidi="ar"/>
+              </w:rPr>
+              <w:t>查克拉百分比</w:t>
+            </w:r>
+          </w:p>
+        </w:tc>
+        <w:tc>
+          <w:tcPr>
+            <w:tcW w:w="1600" w:type="pct"/>
+            <w:shd w:val="clear" w:color="auto" w:fill="FFFFFF"/>
+            <w:tcMar>
+              <w:top w:w="100" w:type="dxa"/>
+              <w:left w:w="160" w:type="dxa"/>
+              <w:bottom w:w="100" w:type="dxa"/>
+              <w:right w:w="160" w:type="dxa"/>
+            </w:tcMar>
+            <w:vAlign w:val="center"/>
+          </w:tcPr>
+          <w:p>
+            <w:pPr>
+              <w:keepNext w:val="0"/>
+              <w:keepLines w:val="0"/>
+              <w:widowControl/>
+              <w:suppressLineNumbers w:val="0"/>
+              <w:spacing w:line="250" w:lineRule="atLeast"/>
+              <w:jc w:val="center"/>
+              <w:rPr>
+                <w:rFonts w:hint="eastAsia" w:ascii="宋体" w:hAnsi="宋体" w:eastAsia="宋体" w:cs="宋体"/>
+                <w:i w:val="0"/>
+                <w:iCs w:val="0"/>
+                <w:caps w:val="0"/>
+                <w:color w:val="0F1115"/>
+                <w:spacing w:val="0"/>
+                <w:sz w:val="15"/>
+                <w:szCs w:val="15"/>
+              </w:rPr>
+            </w:pPr>
+            <w:r>
+              <w:rPr>
+                <w:rFonts w:hint="eastAsia" w:ascii="宋体" w:hAnsi="宋体" w:eastAsia="宋体" w:cs="宋体"/>
+                <w:i w:val="0"/>
+                <w:iCs w:val="0"/>
+                <w:caps w:val="0"/>
+                <w:color w:val="0F1115"/>
+                <w:spacing w:val="0"/>
+                <w:kern w:val="0"/>
+                <w:sz w:val="15"/>
+                <w:szCs w:val="15"/>
+                <w:bdr w:val="none" w:color="auto" w:sz="0" w:space="0"/>
+                <w:lang w:val="en-US" w:eastAsia="zh-CN" w:bidi="ar"/>
+              </w:rPr>
+              <w:t>PS2.Chakra / 4</w:t>
+            </w:r>
+          </w:p>
+        </w:tc>
+        <w:tc>
+          <w:tcPr>
+            <w:tcW w:w="1406" w:type="pct"/>
+            <w:shd w:val="clear" w:color="auto" w:fill="FFFFFF"/>
+            <w:tcMar>
+              <w:top w:w="100" w:type="dxa"/>
+              <w:left w:w="160" w:type="dxa"/>
+              <w:bottom w:w="100" w:type="dxa"/>
+              <w:right w:w="0" w:type="dxa"/>
+            </w:tcMar>
+            <w:vAlign w:val="center"/>
+          </w:tcPr>
+          <w:p>
+            <w:pPr>
+              <w:keepNext w:val="0"/>
+              <w:keepLines w:val="0"/>
+              <w:widowControl/>
+              <w:suppressLineNumbers w:val="0"/>
+              <w:spacing w:line="250" w:lineRule="atLeast"/>
+              <w:jc w:val="center"/>
+              <w:rPr>
+                <w:rFonts w:hint="eastAsia" w:ascii="宋体" w:hAnsi="宋体" w:eastAsia="宋体" w:cs="宋体"/>
+                <w:i w:val="0"/>
+                <w:iCs w:val="0"/>
+                <w:caps w:val="0"/>
+                <w:color w:val="0F1115"/>
+                <w:spacing w:val="0"/>
+                <w:sz w:val="15"/>
+                <w:szCs w:val="15"/>
+              </w:rPr>
+            </w:pPr>
+            <w:r>
+              <w:rPr>
+                <w:rFonts w:hint="eastAsia" w:ascii="宋体" w:hAnsi="宋体" w:eastAsia="宋体" w:cs="宋体"/>
+                <w:i w:val="0"/>
+                <w:iCs w:val="0"/>
+                <w:caps w:val="0"/>
+                <w:color w:val="0F1115"/>
+                <w:spacing w:val="0"/>
+                <w:kern w:val="0"/>
+                <w:sz w:val="15"/>
+                <w:szCs w:val="15"/>
+                <w:bdr w:val="none" w:color="auto" w:sz="0" w:space="0"/>
+                <w:lang w:val="en-US" w:eastAsia="zh-CN" w:bidi="ar"/>
+              </w:rPr>
+              <w:t>属性复制</w:t>
+            </w:r>
+          </w:p>
+        </w:tc>
+      </w:tr>
+      <w:tr>
+        <w:tblPrEx>
+          <w:tblBorders>
+            <w:top w:val="single" w:color="auto" w:sz="4" w:space="0"/>
+            <w:left w:val="single" w:color="auto" w:sz="4" w:space="0"/>
+            <w:bottom w:val="single" w:color="auto" w:sz="4" w:space="0"/>
+            <w:right w:val="single" w:color="auto" w:sz="4" w:space="0"/>
+            <w:insideH w:val="single" w:color="auto" w:sz="4" w:space="0"/>
+            <w:insideV w:val="single" w:color="auto" w:sz="4" w:space="0"/>
+          </w:tblBorders>
+          <w:tblCellMar>
+            <w:top w:w="15" w:type="dxa"/>
+            <w:left w:w="15" w:type="dxa"/>
+            <w:bottom w:w="15" w:type="dxa"/>
+            <w:right w:w="15" w:type="dxa"/>
+          </w:tblCellMar>
+        </w:tblPrEx>
+        <w:tc>
+          <w:tcPr>
+            <w:tcW w:w="962" w:type="pct"/>
+            <w:shd w:val="clear" w:color="auto" w:fill="FFFFFF"/>
+            <w:tcMar>
+              <w:top w:w="100" w:type="dxa"/>
+              <w:left w:w="0" w:type="dxa"/>
+              <w:bottom w:w="100" w:type="dxa"/>
+              <w:right w:w="160" w:type="dxa"/>
+            </w:tcMar>
+            <w:vAlign w:val="center"/>
+          </w:tcPr>
+          <w:p>
+            <w:pPr>
+              <w:keepNext w:val="0"/>
+              <w:keepLines w:val="0"/>
+              <w:widowControl/>
+              <w:suppressLineNumbers w:val="0"/>
+              <w:spacing w:line="250" w:lineRule="atLeast"/>
+              <w:jc w:val="center"/>
+              <w:rPr>
+                <w:rFonts w:hint="eastAsia" w:ascii="宋体" w:hAnsi="宋体" w:eastAsia="宋体" w:cs="宋体"/>
+                <w:i w:val="0"/>
+                <w:iCs w:val="0"/>
+                <w:caps w:val="0"/>
+                <w:color w:val="0F1115"/>
+                <w:spacing w:val="0"/>
+                <w:sz w:val="15"/>
+                <w:szCs w:val="15"/>
+              </w:rPr>
+            </w:pPr>
+            <w:r>
+              <w:rPr>
+                <w:rFonts w:hint="eastAsia" w:ascii="宋体" w:hAnsi="宋体" w:eastAsia="宋体" w:cs="宋体"/>
+                <w:i w:val="0"/>
+                <w:iCs w:val="0"/>
+                <w:caps w:val="0"/>
+                <w:color w:val="0F1115"/>
+                <w:spacing w:val="0"/>
+                <w:kern w:val="0"/>
+                <w:sz w:val="15"/>
+                <w:szCs w:val="15"/>
+                <w:bdr w:val="none" w:color="auto" w:sz="0" w:space="0"/>
+                <w:lang w:val="en-US" w:eastAsia="zh-CN" w:bidi="ar"/>
+              </w:rPr>
+              <w:t>技能图标/CD</w:t>
+            </w:r>
+          </w:p>
+        </w:tc>
+        <w:tc>
+          <w:tcPr>
+            <w:tcW w:w="1030" w:type="pct"/>
+            <w:shd w:val="clear" w:color="auto" w:fill="FFFFFF"/>
+            <w:tcMar>
+              <w:top w:w="100" w:type="dxa"/>
+              <w:left w:w="160" w:type="dxa"/>
+              <w:bottom w:w="100" w:type="dxa"/>
+              <w:right w:w="160" w:type="dxa"/>
+            </w:tcMar>
+            <w:vAlign w:val="center"/>
+          </w:tcPr>
+          <w:p>
+            <w:pPr>
+              <w:keepNext w:val="0"/>
+              <w:keepLines w:val="0"/>
+              <w:widowControl/>
+              <w:suppressLineNumbers w:val="0"/>
+              <w:spacing w:line="250" w:lineRule="atLeast"/>
+              <w:jc w:val="center"/>
+              <w:rPr>
+                <w:rFonts w:hint="eastAsia" w:ascii="宋体" w:hAnsi="宋体" w:eastAsia="宋体" w:cs="宋体"/>
+                <w:i w:val="0"/>
+                <w:iCs w:val="0"/>
+                <w:caps w:val="0"/>
+                <w:color w:val="0F1115"/>
+                <w:spacing w:val="0"/>
+                <w:sz w:val="15"/>
+                <w:szCs w:val="15"/>
+              </w:rPr>
+            </w:pPr>
+            <w:r>
+              <w:rPr>
+                <w:rFonts w:hint="eastAsia" w:ascii="宋体" w:hAnsi="宋体" w:eastAsia="宋体" w:cs="宋体"/>
+                <w:i w:val="0"/>
+                <w:iCs w:val="0"/>
+                <w:caps w:val="0"/>
+                <w:color w:val="0F1115"/>
+                <w:spacing w:val="0"/>
+                <w:kern w:val="0"/>
+                <w:sz w:val="15"/>
+                <w:szCs w:val="15"/>
+                <w:bdr w:val="none" w:color="auto" w:sz="0" w:space="0"/>
+                <w:lang w:val="en-US" w:eastAsia="zh-CN" w:bidi="ar"/>
+              </w:rPr>
+              <w:t>CD状态</w:t>
+            </w:r>
+          </w:p>
+        </w:tc>
+        <w:tc>
+          <w:tcPr>
+            <w:tcW w:w="1600" w:type="pct"/>
+            <w:shd w:val="clear" w:color="auto" w:fill="FFFFFF"/>
+            <w:tcMar>
+              <w:top w:w="100" w:type="dxa"/>
+              <w:left w:w="160" w:type="dxa"/>
+              <w:bottom w:w="100" w:type="dxa"/>
+              <w:right w:w="160" w:type="dxa"/>
+            </w:tcMar>
+            <w:vAlign w:val="center"/>
+          </w:tcPr>
+          <w:p>
+            <w:pPr>
+              <w:keepNext w:val="0"/>
+              <w:keepLines w:val="0"/>
+              <w:widowControl/>
+              <w:suppressLineNumbers w:val="0"/>
+              <w:spacing w:line="250" w:lineRule="atLeast"/>
+              <w:jc w:val="center"/>
+              <w:rPr>
+                <w:rFonts w:hint="eastAsia" w:ascii="宋体" w:hAnsi="宋体" w:eastAsia="宋体" w:cs="宋体"/>
+                <w:i w:val="0"/>
+                <w:iCs w:val="0"/>
+                <w:caps w:val="0"/>
+                <w:color w:val="0F1115"/>
+                <w:spacing w:val="0"/>
+                <w:sz w:val="15"/>
+                <w:szCs w:val="15"/>
+              </w:rPr>
+            </w:pPr>
+            <w:r>
+              <w:rPr>
+                <w:rFonts w:hint="eastAsia" w:ascii="宋体" w:hAnsi="宋体" w:eastAsia="宋体" w:cs="宋体"/>
+                <w:i w:val="0"/>
+                <w:iCs w:val="0"/>
+                <w:caps w:val="0"/>
+                <w:color w:val="0F1115"/>
+                <w:spacing w:val="0"/>
+                <w:kern w:val="0"/>
+                <w:sz w:val="15"/>
+                <w:szCs w:val="15"/>
+                <w:bdr w:val="none" w:color="auto" w:sz="0" w:space="0"/>
+                <w:lang w:val="en-US" w:eastAsia="zh-CN" w:bidi="ar"/>
+              </w:rPr>
+              <w:t>MyPawn.*CDState</w:t>
+            </w:r>
+          </w:p>
+        </w:tc>
+        <w:tc>
+          <w:tcPr>
+            <w:tcW w:w="1406" w:type="pct"/>
+            <w:shd w:val="clear" w:color="auto" w:fill="FFFFFF"/>
+            <w:tcMar>
+              <w:top w:w="100" w:type="dxa"/>
+              <w:left w:w="160" w:type="dxa"/>
+              <w:bottom w:w="100" w:type="dxa"/>
+              <w:right w:w="0" w:type="dxa"/>
+            </w:tcMar>
+            <w:vAlign w:val="center"/>
+          </w:tcPr>
+          <w:p>
+            <w:pPr>
+              <w:keepNext w:val="0"/>
+              <w:keepLines w:val="0"/>
+              <w:widowControl/>
+              <w:suppressLineNumbers w:val="0"/>
+              <w:spacing w:line="250" w:lineRule="atLeast"/>
+              <w:jc w:val="center"/>
+              <w:rPr>
+                <w:rFonts w:hint="eastAsia" w:ascii="宋体" w:hAnsi="宋体" w:eastAsia="宋体" w:cs="宋体"/>
+                <w:i w:val="0"/>
+                <w:iCs w:val="0"/>
+                <w:caps w:val="0"/>
+                <w:color w:val="0F1115"/>
+                <w:spacing w:val="0"/>
+                <w:sz w:val="15"/>
+                <w:szCs w:val="15"/>
+              </w:rPr>
+            </w:pPr>
+            <w:r>
+              <w:rPr>
+                <w:rFonts w:hint="eastAsia" w:ascii="宋体" w:hAnsi="宋体" w:eastAsia="宋体" w:cs="宋体"/>
+                <w:i w:val="0"/>
+                <w:iCs w:val="0"/>
+                <w:caps w:val="0"/>
+                <w:color w:val="0F1115"/>
+                <w:spacing w:val="0"/>
+                <w:kern w:val="0"/>
+                <w:sz w:val="15"/>
+                <w:szCs w:val="15"/>
+                <w:bdr w:val="none" w:color="auto" w:sz="0" w:space="0"/>
+                <w:lang w:val="en-US" w:eastAsia="zh-CN" w:bidi="ar"/>
+              </w:rPr>
+              <w:t>Tick更新</w:t>
+            </w:r>
+          </w:p>
+        </w:tc>
+      </w:tr>
+    </w:tbl>
+    <w:p>
+      <w:pPr>
+        <w:numPr>
+          <w:ilvl w:val="0"/>
+          <w:numId w:val="0"/>
+        </w:numPr>
+        <w:spacing w:before="0" w:after="0"/>
+        <w:rPr>
+          <w:rFonts w:hint="eastAsia" w:ascii="宋体" w:hAnsi="宋体" w:eastAsia="宋体" w:cs="宋体"/>
+          <w:kern w:val="2"/>
+          <w:sz w:val="28"/>
+          <w:szCs w:val="28"/>
+          <w:lang w:val="en-US" w:eastAsia="zh-CN"/>
+        </w:rPr>
+      </w:pPr>
+      <w:r>
+        <w:rPr>
+          <w:rFonts w:hint="eastAsia" w:ascii="宋体" w:hAnsi="宋体" w:eastAsia="宋体" w:cs="宋体"/>
+          <w:kern w:val="2"/>
+          <w:sz w:val="28"/>
+          <w:szCs w:val="28"/>
+          <w:lang w:val="en-US" w:eastAsia="zh-CN"/>
+        </w:rPr>
+        <w:t>4.6.3.UI显示逻辑</w:t>
+      </w:r>
+    </w:p>
+    <w:p>
+      <w:pPr>
+        <w:numPr>
+          <w:ilvl w:val="0"/>
+          <w:numId w:val="0"/>
+        </w:numPr>
+        <w:spacing w:before="0" w:after="0"/>
+        <w:ind w:firstLine="420" w:firstLineChars="0"/>
+        <w:rPr>
+          <w:rFonts w:hint="default" w:ascii="宋体" w:hAnsi="宋体" w:eastAsia="宋体" w:cs="宋体"/>
+          <w:sz w:val="24"/>
+          <w:szCs w:val="24"/>
+          <w:lang w:val="en-US" w:eastAsia="zh-CN"/>
+        </w:rPr>
+      </w:pPr>
+      <w:r>
+        <w:rPr>
+          <w:rFonts w:hint="default" w:ascii="宋体" w:hAnsi="宋体" w:eastAsia="宋体" w:cs="宋体"/>
+          <w:sz w:val="24"/>
+          <w:szCs w:val="24"/>
+          <w:lang w:val="en-US" w:eastAsia="zh-CN"/>
+        </w:rPr>
+        <w:t>void SetIconShow(UImage* image, UTextBlock* cdText, float cd)</w:t>
+      </w:r>
+    </w:p>
+    <w:p>
+      <w:pPr>
+        <w:numPr>
+          <w:ilvl w:val="0"/>
+          <w:numId w:val="0"/>
+        </w:numPr>
+        <w:spacing w:before="0" w:after="0"/>
+        <w:ind w:firstLine="420" w:firstLineChars="0"/>
+        <w:rPr>
+          <w:rFonts w:hint="default" w:ascii="宋体" w:hAnsi="宋体" w:eastAsia="宋体" w:cs="宋体"/>
+          <w:sz w:val="24"/>
+          <w:szCs w:val="24"/>
+          <w:lang w:val="en-US" w:eastAsia="zh-CN"/>
+        </w:rPr>
+      </w:pPr>
+      <w:r>
+        <w:rPr>
+          <w:rFonts w:hint="default" w:ascii="宋体" w:hAnsi="宋体" w:eastAsia="宋体" w:cs="宋体"/>
+          <w:sz w:val="24"/>
+          <w:szCs w:val="24"/>
+          <w:lang w:val="en-US" w:eastAsia="zh-CN"/>
+        </w:rPr>
+        <w:t>{</w:t>
+      </w:r>
+    </w:p>
+    <w:p>
+      <w:pPr>
+        <w:numPr>
+          <w:ilvl w:val="0"/>
+          <w:numId w:val="0"/>
+        </w:numPr>
+        <w:spacing w:before="0" w:after="0"/>
+        <w:ind w:firstLine="420" w:firstLineChars="0"/>
+        <w:rPr>
+          <w:rFonts w:hint="default" w:ascii="宋体" w:hAnsi="宋体" w:eastAsia="宋体" w:cs="宋体"/>
+          <w:sz w:val="24"/>
+          <w:szCs w:val="24"/>
+          <w:lang w:val="en-US" w:eastAsia="zh-CN"/>
+        </w:rPr>
+      </w:pPr>
+      <w:r>
+        <w:rPr>
+          <w:rFonts w:hint="default" w:ascii="宋体" w:hAnsi="宋体" w:eastAsia="宋体" w:cs="宋体"/>
+          <w:sz w:val="24"/>
+          <w:szCs w:val="24"/>
+          <w:lang w:val="en-US" w:eastAsia="zh-CN"/>
+        </w:rPr>
+        <w:t xml:space="preserve">    if (cd == 0.f) {</w:t>
+      </w:r>
+    </w:p>
+    <w:p>
+      <w:pPr>
+        <w:numPr>
+          <w:ilvl w:val="0"/>
+          <w:numId w:val="0"/>
+        </w:numPr>
+        <w:spacing w:before="0" w:after="0"/>
+        <w:ind w:firstLine="420" w:firstLineChars="0"/>
+        <w:rPr>
+          <w:rFonts w:hint="default" w:ascii="宋体" w:hAnsi="宋体" w:eastAsia="宋体" w:cs="宋体"/>
+          <w:sz w:val="24"/>
+          <w:szCs w:val="24"/>
+          <w:lang w:val="en-US" w:eastAsia="zh-CN"/>
+        </w:rPr>
+      </w:pPr>
+      <w:r>
+        <w:rPr>
+          <w:rFonts w:hint="default" w:ascii="宋体" w:hAnsi="宋体" w:eastAsia="宋体" w:cs="宋体"/>
+          <w:sz w:val="24"/>
+          <w:szCs w:val="24"/>
+          <w:lang w:val="en-US" w:eastAsia="zh-CN"/>
+        </w:rPr>
+        <w:t xml:space="preserve">        // CD就绪 - 正常显示</w:t>
+      </w:r>
+    </w:p>
+    <w:p>
+      <w:pPr>
+        <w:numPr>
+          <w:ilvl w:val="0"/>
+          <w:numId w:val="0"/>
+        </w:numPr>
+        <w:spacing w:before="0" w:after="0"/>
+        <w:ind w:firstLine="420" w:firstLineChars="0"/>
+        <w:rPr>
+          <w:rFonts w:hint="default" w:ascii="宋体" w:hAnsi="宋体" w:eastAsia="宋体" w:cs="宋体"/>
+          <w:sz w:val="24"/>
+          <w:szCs w:val="24"/>
+          <w:lang w:val="en-US" w:eastAsia="zh-CN"/>
+        </w:rPr>
+      </w:pPr>
+      <w:r>
+        <w:rPr>
+          <w:rFonts w:hint="default" w:ascii="宋体" w:hAnsi="宋体" w:eastAsia="宋体" w:cs="宋体"/>
+          <w:sz w:val="24"/>
+          <w:szCs w:val="24"/>
+          <w:lang w:val="en-US" w:eastAsia="zh-CN"/>
+        </w:rPr>
+        <w:t xml:space="preserve">        cdText-&gt;SetVisibility(Collapsed);</w:t>
+      </w:r>
+    </w:p>
+    <w:p>
+      <w:pPr>
+        <w:numPr>
+          <w:ilvl w:val="0"/>
+          <w:numId w:val="0"/>
+        </w:numPr>
+        <w:spacing w:before="0" w:after="0"/>
+        <w:ind w:firstLine="420" w:firstLineChars="0"/>
+        <w:rPr>
+          <w:rFonts w:hint="default" w:ascii="宋体" w:hAnsi="宋体" w:eastAsia="宋体" w:cs="宋体"/>
+          <w:sz w:val="24"/>
+          <w:szCs w:val="24"/>
+          <w:lang w:val="en-US" w:eastAsia="zh-CN"/>
+        </w:rPr>
+      </w:pPr>
+      <w:r>
+        <w:rPr>
+          <w:rFonts w:hint="default" w:ascii="宋体" w:hAnsi="宋体" w:eastAsia="宋体" w:cs="宋体"/>
+          <w:sz w:val="24"/>
+          <w:szCs w:val="24"/>
+          <w:lang w:val="en-US" w:eastAsia="zh-CN"/>
+        </w:rPr>
+        <w:t xml:space="preserve">        image-&gt;SetColorAndOpacity(White);</w:t>
+      </w:r>
+    </w:p>
+    <w:p>
+      <w:pPr>
+        <w:numPr>
+          <w:ilvl w:val="0"/>
+          <w:numId w:val="0"/>
+        </w:numPr>
+        <w:spacing w:before="0" w:after="0"/>
+        <w:ind w:firstLine="420" w:firstLineChars="0"/>
+        <w:rPr>
+          <w:rFonts w:hint="default" w:ascii="宋体" w:hAnsi="宋体" w:eastAsia="宋体" w:cs="宋体"/>
+          <w:sz w:val="24"/>
+          <w:szCs w:val="24"/>
+          <w:lang w:val="en-US" w:eastAsia="zh-CN"/>
+        </w:rPr>
+      </w:pPr>
+      <w:r>
+        <w:rPr>
+          <w:rFonts w:hint="default" w:ascii="宋体" w:hAnsi="宋体" w:eastAsia="宋体" w:cs="宋体"/>
+          <w:sz w:val="24"/>
+          <w:szCs w:val="24"/>
+          <w:lang w:val="en-US" w:eastAsia="zh-CN"/>
+        </w:rPr>
+        <w:t xml:space="preserve">    } else {</w:t>
+      </w:r>
+    </w:p>
+    <w:p>
+      <w:pPr>
+        <w:numPr>
+          <w:ilvl w:val="0"/>
+          <w:numId w:val="0"/>
+        </w:numPr>
+        <w:spacing w:before="0" w:after="0"/>
+        <w:ind w:firstLine="420" w:firstLineChars="0"/>
+        <w:rPr>
+          <w:rFonts w:hint="default" w:ascii="宋体" w:hAnsi="宋体" w:eastAsia="宋体" w:cs="宋体"/>
+          <w:sz w:val="24"/>
+          <w:szCs w:val="24"/>
+          <w:lang w:val="en-US" w:eastAsia="zh-CN"/>
+        </w:rPr>
+      </w:pPr>
+      <w:r>
+        <w:rPr>
+          <w:rFonts w:hint="default" w:ascii="宋体" w:hAnsi="宋体" w:eastAsia="宋体" w:cs="宋体"/>
+          <w:sz w:val="24"/>
+          <w:szCs w:val="24"/>
+          <w:lang w:val="en-US" w:eastAsia="zh-CN"/>
+        </w:rPr>
+        <w:t xml:space="preserve">        // CD中 - 灰度显示，显示CD数字</w:t>
+      </w:r>
+    </w:p>
+    <w:p>
+      <w:pPr>
+        <w:numPr>
+          <w:ilvl w:val="0"/>
+          <w:numId w:val="0"/>
+        </w:numPr>
+        <w:spacing w:before="0" w:after="0"/>
+        <w:ind w:firstLine="420" w:firstLineChars="0"/>
+        <w:rPr>
+          <w:rFonts w:hint="default" w:ascii="宋体" w:hAnsi="宋体" w:eastAsia="宋体" w:cs="宋体"/>
+          <w:sz w:val="24"/>
+          <w:szCs w:val="24"/>
+          <w:lang w:val="en-US" w:eastAsia="zh-CN"/>
+        </w:rPr>
+      </w:pPr>
+      <w:r>
+        <w:rPr>
+          <w:rFonts w:hint="default" w:ascii="宋体" w:hAnsi="宋体" w:eastAsia="宋体" w:cs="宋体"/>
+          <w:sz w:val="24"/>
+          <w:szCs w:val="24"/>
+          <w:lang w:val="en-US" w:eastAsia="zh-CN"/>
+        </w:rPr>
+        <w:t xml:space="preserve">        if (cd &lt; 60.f) {</w:t>
+      </w:r>
+    </w:p>
+    <w:p>
+      <w:pPr>
+        <w:numPr>
+          <w:ilvl w:val="0"/>
+          <w:numId w:val="0"/>
+        </w:numPr>
+        <w:spacing w:before="0" w:after="0"/>
+        <w:ind w:firstLine="420" w:firstLineChars="0"/>
+        <w:rPr>
+          <w:rFonts w:hint="default" w:ascii="宋体" w:hAnsi="宋体" w:eastAsia="宋体" w:cs="宋体"/>
+          <w:sz w:val="24"/>
+          <w:szCs w:val="24"/>
+          <w:lang w:val="en-US" w:eastAsia="zh-CN"/>
+        </w:rPr>
+      </w:pPr>
+      <w:r>
+        <w:rPr>
+          <w:rFonts w:hint="default" w:ascii="宋体" w:hAnsi="宋体" w:eastAsia="宋体" w:cs="宋体"/>
+          <w:sz w:val="24"/>
+          <w:szCs w:val="24"/>
+          <w:lang w:val="en-US" w:eastAsia="zh-CN"/>
+        </w:rPr>
+        <w:t xml:space="preserve">            cdText-&gt;SetText(FString::FromInt(cd));</w:t>
+      </w:r>
+    </w:p>
+    <w:p>
+      <w:pPr>
+        <w:numPr>
+          <w:ilvl w:val="0"/>
+          <w:numId w:val="0"/>
+        </w:numPr>
+        <w:spacing w:before="0" w:after="0"/>
+        <w:ind w:firstLine="420" w:firstLineChars="0"/>
+        <w:rPr>
+          <w:rFonts w:hint="default" w:ascii="宋体" w:hAnsi="宋体" w:eastAsia="宋体" w:cs="宋体"/>
+          <w:sz w:val="24"/>
+          <w:szCs w:val="24"/>
+          <w:lang w:val="en-US" w:eastAsia="zh-CN"/>
+        </w:rPr>
+      </w:pPr>
+      <w:r>
+        <w:rPr>
+          <w:rFonts w:hint="default" w:ascii="宋体" w:hAnsi="宋体" w:eastAsia="宋体" w:cs="宋体"/>
+          <w:sz w:val="24"/>
+          <w:szCs w:val="24"/>
+          <w:lang w:val="en-US" w:eastAsia="zh-CN"/>
+        </w:rPr>
+        <w:t xml:space="preserve">            cdText-&gt;SetVisibility(Visible);</w:t>
+      </w:r>
+    </w:p>
+    <w:p>
+      <w:pPr>
+        <w:numPr>
+          <w:ilvl w:val="0"/>
+          <w:numId w:val="0"/>
+        </w:numPr>
+        <w:spacing w:before="0" w:after="0"/>
+        <w:ind w:firstLine="420" w:firstLineChars="0"/>
+        <w:rPr>
+          <w:rFonts w:hint="default" w:ascii="宋体" w:hAnsi="宋体" w:eastAsia="宋体" w:cs="宋体"/>
+          <w:sz w:val="24"/>
+          <w:szCs w:val="24"/>
+          <w:lang w:val="en-US" w:eastAsia="zh-CN"/>
+        </w:rPr>
+      </w:pPr>
+      <w:r>
+        <w:rPr>
+          <w:rFonts w:hint="default" w:ascii="宋体" w:hAnsi="宋体" w:eastAsia="宋体" w:cs="宋体"/>
+          <w:sz w:val="24"/>
+          <w:szCs w:val="24"/>
+          <w:lang w:val="en-US" w:eastAsia="zh-CN"/>
+        </w:rPr>
+        <w:t xml:space="preserve">        }</w:t>
+      </w:r>
+    </w:p>
+    <w:p>
+      <w:pPr>
+        <w:numPr>
+          <w:ilvl w:val="0"/>
+          <w:numId w:val="0"/>
+        </w:numPr>
+        <w:spacing w:before="0" w:after="0"/>
+        <w:ind w:firstLine="420" w:firstLineChars="0"/>
+        <w:rPr>
+          <w:rFonts w:hint="default" w:ascii="宋体" w:hAnsi="宋体" w:eastAsia="宋体" w:cs="宋体"/>
+          <w:sz w:val="24"/>
+          <w:szCs w:val="24"/>
+          <w:lang w:val="en-US" w:eastAsia="zh-CN"/>
+        </w:rPr>
+      </w:pPr>
+      <w:r>
+        <w:rPr>
+          <w:rFonts w:hint="default" w:ascii="宋体" w:hAnsi="宋体" w:eastAsia="宋体" w:cs="宋体"/>
+          <w:sz w:val="24"/>
+          <w:szCs w:val="24"/>
+          <w:lang w:val="en-US" w:eastAsia="zh-CN"/>
+        </w:rPr>
+        <w:t xml:space="preserve">        image-&gt;SetColorAndOpacity(Gray);</w:t>
+      </w:r>
+    </w:p>
+    <w:p>
+      <w:pPr>
+        <w:numPr>
+          <w:ilvl w:val="0"/>
+          <w:numId w:val="0"/>
+        </w:numPr>
+        <w:spacing w:before="0" w:after="0"/>
+        <w:ind w:firstLine="420" w:firstLineChars="0"/>
+        <w:rPr>
+          <w:rFonts w:hint="default" w:ascii="宋体" w:hAnsi="宋体" w:eastAsia="宋体" w:cs="宋体"/>
+          <w:sz w:val="24"/>
+          <w:szCs w:val="24"/>
+          <w:lang w:val="en-US" w:eastAsia="zh-CN"/>
+        </w:rPr>
+      </w:pPr>
+      <w:r>
+        <w:rPr>
+          <w:rFonts w:hint="default" w:ascii="宋体" w:hAnsi="宋体" w:eastAsia="宋体" w:cs="宋体"/>
+          <w:sz w:val="24"/>
+          <w:szCs w:val="24"/>
+          <w:lang w:val="en-US" w:eastAsia="zh-CN"/>
+        </w:rPr>
+        <w:t xml:space="preserve">    }</w:t>
+      </w:r>
+    </w:p>
+    <w:p>
+      <w:pPr>
+        <w:numPr>
+          <w:ilvl w:val="0"/>
+          <w:numId w:val="0"/>
+        </w:numPr>
+        <w:spacing w:before="0" w:after="0"/>
+        <w:ind w:firstLine="420" w:firstLineChars="0"/>
+        <w:rPr>
+          <w:rFonts w:hint="default" w:ascii="宋体" w:hAnsi="宋体" w:eastAsia="宋体" w:cs="宋体"/>
+          <w:sz w:val="24"/>
+          <w:szCs w:val="24"/>
+          <w:lang w:val="en-US" w:eastAsia="zh-CN"/>
+        </w:rPr>
+      </w:pPr>
+      <w:r>
+        <w:rPr>
+          <w:rFonts w:hint="default" w:ascii="宋体" w:hAnsi="宋体" w:eastAsia="宋体" w:cs="宋体"/>
+          <w:sz w:val="24"/>
+          <w:szCs w:val="24"/>
+          <w:lang w:val="en-US" w:eastAsia="zh-CN"/>
+        </w:rPr>
+        <w:t>}</w:t>
+      </w:r>
+    </w:p>
+    <w:p>
+      <w:pPr>
+        <w:rPr>
+          <w:rFonts w:hint="eastAsia"/>
+          <w:lang w:val="en-US" w:eastAsia="zh-CN"/>
+        </w:rPr>
+      </w:pPr>
+    </w:p>
+    <w:p>
+      <w:pPr>
+        <w:pStyle w:val="3"/>
+        <w:rPr>
+          <w:rFonts w:hint="eastAsia" w:ascii="宋体" w:hAnsi="宋体" w:eastAsia="宋体" w:cs="宋体"/>
+        </w:rPr>
+      </w:pPr>
+      <w:r>
+        <w:rPr>
+          <w:rFonts w:hint="eastAsia" w:ascii="宋体" w:hAnsi="宋体" w:eastAsia="宋体" w:cs="宋体"/>
+          <w:lang w:val="en-US" w:eastAsia="zh-CN"/>
+        </w:rPr>
+        <w:t>4</w:t>
+      </w:r>
+      <w:r>
+        <w:rPr>
+          <w:rFonts w:hint="eastAsia" w:ascii="宋体" w:hAnsi="宋体" w:eastAsia="宋体" w:cs="宋体"/>
+        </w:rPr>
+        <w:t>.</w:t>
+      </w:r>
+      <w:r>
+        <w:rPr>
+          <w:rFonts w:hint="eastAsia" w:ascii="宋体" w:hAnsi="宋体" w:eastAsia="宋体" w:cs="宋体"/>
+          <w:lang w:val="en-US" w:eastAsia="zh-CN"/>
+        </w:rPr>
+        <w:t>7.</w:t>
+      </w:r>
+      <w:r>
+        <w:rPr>
+          <w:rFonts w:hint="eastAsia" w:ascii="宋体" w:hAnsi="宋体" w:eastAsia="宋体" w:cs="宋体"/>
+        </w:rPr>
+        <w:t>关卡流程</w:t>
+      </w:r>
+    </w:p>
+    <w:p>
+      <w:pPr>
+        <w:numPr>
+          <w:ilvl w:val="0"/>
+          <w:numId w:val="0"/>
+        </w:numPr>
+        <w:spacing w:before="0" w:after="0"/>
+        <w:rPr>
+          <w:rFonts w:hint="eastAsia" w:ascii="宋体" w:hAnsi="宋体" w:eastAsia="宋体" w:cs="宋体"/>
+          <w:kern w:val="2"/>
+          <w:sz w:val="28"/>
+          <w:szCs w:val="28"/>
+          <w:lang w:val="en-US" w:eastAsia="zh-CN"/>
+        </w:rPr>
+      </w:pPr>
+      <w:r>
+        <w:rPr>
+          <w:rFonts w:hint="eastAsia" w:ascii="宋体" w:hAnsi="宋体" w:eastAsia="宋体" w:cs="宋体"/>
+          <w:kern w:val="2"/>
+          <w:sz w:val="28"/>
+          <w:szCs w:val="28"/>
+          <w:lang w:val="en-US" w:eastAsia="zh-CN"/>
+        </w:rPr>
+        <w:t>4.7.1.UI关卡地图</w:t>
+      </w:r>
+    </w:p>
+    <w:tbl>
+      <w:tblPr>
+        <w:tblW w:w="4998" w:type="pct"/>
+        <w:tblInd w:w="0" w:type="dxa"/>
+        <w:tblBorders>
+          <w:top w:val="single" w:color="auto" w:sz="4" w:space="0"/>
+          <w:left w:val="single" w:color="auto" w:sz="4" w:space="0"/>
+          <w:bottom w:val="single" w:color="auto" w:sz="4" w:space="0"/>
+          <w:right w:val="single" w:color="auto" w:sz="4" w:space="0"/>
+          <w:insideH w:val="single" w:color="auto" w:sz="4" w:space="0"/>
+          <w:insideV w:val="single" w:color="auto" w:sz="4" w:space="0"/>
+        </w:tblBorders>
+        <w:shd w:val="clear" w:color="auto" w:fill="FFFFFF"/>
+        <w:tblLayout w:type="autofit"/>
+        <w:tblCellMar>
+          <w:top w:w="15" w:type="dxa"/>
+          <w:left w:w="15" w:type="dxa"/>
+          <w:bottom w:w="15" w:type="dxa"/>
+          <w:right w:w="15" w:type="dxa"/>
+        </w:tblCellMar>
+      </w:tblPr>
+      <w:tblGrid>
+        <w:gridCol w:w="1572"/>
+        <w:gridCol w:w="3775"/>
+        <w:gridCol w:w="3121"/>
+      </w:tblGrid>
+      <w:tr>
+        <w:tblPrEx>
+          <w:tblBorders>
+            <w:top w:val="single" w:color="auto" w:sz="4" w:space="0"/>
+            <w:left w:val="single" w:color="auto" w:sz="4" w:space="0"/>
+            <w:bottom w:val="single" w:color="auto" w:sz="4" w:space="0"/>
+            <w:right w:val="single" w:color="auto" w:sz="4" w:space="0"/>
+            <w:insideH w:val="single" w:color="auto" w:sz="4" w:space="0"/>
+            <w:insideV w:val="single" w:color="auto" w:sz="4" w:space="0"/>
+          </w:tblBorders>
+          <w:tblCellMar>
+            <w:top w:w="15" w:type="dxa"/>
+            <w:left w:w="15" w:type="dxa"/>
+            <w:bottom w:w="15" w:type="dxa"/>
+            <w:right w:w="15" w:type="dxa"/>
+          </w:tblCellMar>
+        </w:tblPrEx>
+        <w:trPr>
+          <w:tblHeader/>
+        </w:trPr>
+        <w:tc>
+          <w:tcPr>
+            <w:tcW w:w="928" w:type="pct"/>
+            <w:shd w:val="clear" w:color="auto" w:fill="FFFFFF"/>
+            <w:tcMar>
+              <w:top w:w="100" w:type="dxa"/>
+              <w:left w:w="0" w:type="dxa"/>
+              <w:bottom w:w="100" w:type="dxa"/>
+              <w:right w:w="160" w:type="dxa"/>
+            </w:tcMar>
+            <w:vAlign w:val="center"/>
+          </w:tcPr>
+          <w:p>
+            <w:pPr>
+              <w:keepNext w:val="0"/>
+              <w:keepLines w:val="0"/>
+              <w:widowControl/>
+              <w:suppressLineNumbers w:val="0"/>
+              <w:spacing w:line="250" w:lineRule="atLeast"/>
+              <w:jc w:val="center"/>
+              <w:rPr>
+                <w:rFonts w:hint="eastAsia" w:ascii="宋体" w:hAnsi="宋体" w:eastAsia="宋体" w:cs="宋体"/>
+                <w:b w:val="0"/>
+                <w:bCs w:val="0"/>
+                <w:i w:val="0"/>
+                <w:iCs w:val="0"/>
+                <w:caps w:val="0"/>
+                <w:color w:val="0F1115"/>
+                <w:spacing w:val="0"/>
+                <w:sz w:val="15"/>
+                <w:szCs w:val="15"/>
+              </w:rPr>
+            </w:pPr>
+            <w:r>
+              <w:rPr>
+                <w:rFonts w:hint="eastAsia" w:ascii="宋体" w:hAnsi="宋体" w:eastAsia="宋体" w:cs="宋体"/>
+                <w:b w:val="0"/>
+                <w:bCs w:val="0"/>
+                <w:i w:val="0"/>
+                <w:iCs w:val="0"/>
+                <w:caps w:val="0"/>
+                <w:color w:val="0F1115"/>
+                <w:spacing w:val="0"/>
+                <w:kern w:val="0"/>
+                <w:sz w:val="15"/>
+                <w:szCs w:val="15"/>
+                <w:bdr w:val="none" w:color="auto" w:sz="0" w:space="0"/>
+                <w:lang w:val="en-US" w:eastAsia="zh-CN" w:bidi="ar"/>
+              </w:rPr>
+              <w:t>图</w:t>
+            </w:r>
+          </w:p>
+        </w:tc>
+        <w:tc>
+          <w:tcPr>
+            <w:tcW w:w="2228" w:type="pct"/>
+            <w:shd w:val="clear" w:color="auto" w:fill="FFFFFF"/>
+            <w:tcMar>
+              <w:top w:w="100" w:type="dxa"/>
+              <w:left w:w="160" w:type="dxa"/>
+              <w:bottom w:w="100" w:type="dxa"/>
+              <w:right w:w="160" w:type="dxa"/>
+            </w:tcMar>
+            <w:vAlign w:val="center"/>
+          </w:tcPr>
+          <w:p>
+            <w:pPr>
+              <w:keepNext w:val="0"/>
+              <w:keepLines w:val="0"/>
+              <w:widowControl/>
+              <w:suppressLineNumbers w:val="0"/>
+              <w:spacing w:line="250" w:lineRule="atLeast"/>
+              <w:jc w:val="center"/>
+              <w:rPr>
+                <w:rFonts w:hint="eastAsia" w:ascii="宋体" w:hAnsi="宋体" w:eastAsia="宋体" w:cs="宋体"/>
+                <w:b w:val="0"/>
+                <w:bCs w:val="0"/>
+                <w:i w:val="0"/>
+                <w:iCs w:val="0"/>
+                <w:caps w:val="0"/>
+                <w:color w:val="0F1115"/>
+                <w:spacing w:val="0"/>
+                <w:sz w:val="15"/>
+                <w:szCs w:val="15"/>
+              </w:rPr>
+            </w:pPr>
+            <w:r>
+              <w:rPr>
+                <w:rFonts w:hint="eastAsia" w:ascii="宋体" w:hAnsi="宋体" w:eastAsia="宋体" w:cs="宋体"/>
+                <w:b w:val="0"/>
+                <w:bCs w:val="0"/>
+                <w:i w:val="0"/>
+                <w:iCs w:val="0"/>
+                <w:caps w:val="0"/>
+                <w:color w:val="0F1115"/>
+                <w:spacing w:val="0"/>
+                <w:kern w:val="0"/>
+                <w:sz w:val="15"/>
+                <w:szCs w:val="15"/>
+                <w:bdr w:val="none" w:color="auto" w:sz="0" w:space="0"/>
+                <w:lang w:val="en-US" w:eastAsia="zh-CN" w:bidi="ar"/>
+              </w:rPr>
+              <w:t>路径</w:t>
+            </w:r>
+          </w:p>
+        </w:tc>
+        <w:tc>
+          <w:tcPr>
+            <w:tcW w:w="1842" w:type="pct"/>
+            <w:shd w:val="clear" w:color="auto" w:fill="FFFFFF"/>
+            <w:tcMar>
+              <w:top w:w="100" w:type="dxa"/>
+              <w:left w:w="160" w:type="dxa"/>
+              <w:bottom w:w="100" w:type="dxa"/>
+              <w:right w:w="160" w:type="dxa"/>
+            </w:tcMar>
+            <w:vAlign w:val="center"/>
+          </w:tcPr>
+          <w:p>
+            <w:pPr>
+              <w:keepNext w:val="0"/>
+              <w:keepLines w:val="0"/>
+              <w:widowControl/>
+              <w:suppressLineNumbers w:val="0"/>
+              <w:spacing w:line="250" w:lineRule="atLeast"/>
+              <w:jc w:val="center"/>
+              <w:rPr>
+                <w:rFonts w:hint="eastAsia" w:ascii="宋体" w:hAnsi="宋体" w:eastAsia="宋体" w:cs="宋体"/>
+                <w:b w:val="0"/>
+                <w:bCs w:val="0"/>
+                <w:i w:val="0"/>
+                <w:iCs w:val="0"/>
+                <w:caps w:val="0"/>
+                <w:color w:val="0F1115"/>
+                <w:spacing w:val="0"/>
+                <w:sz w:val="15"/>
+                <w:szCs w:val="15"/>
+              </w:rPr>
+            </w:pPr>
+            <w:r>
+              <w:rPr>
+                <w:rFonts w:hint="eastAsia" w:ascii="宋体" w:hAnsi="宋体" w:eastAsia="宋体" w:cs="宋体"/>
+                <w:b w:val="0"/>
+                <w:bCs w:val="0"/>
+                <w:i w:val="0"/>
+                <w:iCs w:val="0"/>
+                <w:caps w:val="0"/>
+                <w:color w:val="0F1115"/>
+                <w:spacing w:val="0"/>
+                <w:kern w:val="0"/>
+                <w:sz w:val="15"/>
+                <w:szCs w:val="15"/>
+                <w:bdr w:val="none" w:color="auto" w:sz="0" w:space="0"/>
+                <w:lang w:val="en-US" w:eastAsia="zh-CN" w:bidi="ar"/>
+              </w:rPr>
+              <w:t>功能</w:t>
+            </w:r>
+          </w:p>
+        </w:tc>
+      </w:tr>
+      <w:tr>
+        <w:tblPrEx>
+          <w:tblBorders>
+            <w:top w:val="single" w:color="auto" w:sz="4" w:space="0"/>
+            <w:left w:val="single" w:color="auto" w:sz="4" w:space="0"/>
+            <w:bottom w:val="single" w:color="auto" w:sz="4" w:space="0"/>
+            <w:right w:val="single" w:color="auto" w:sz="4" w:space="0"/>
+            <w:insideH w:val="single" w:color="auto" w:sz="4" w:space="0"/>
+            <w:insideV w:val="single" w:color="auto" w:sz="4" w:space="0"/>
+          </w:tblBorders>
+          <w:tblCellMar>
+            <w:top w:w="15" w:type="dxa"/>
+            <w:left w:w="15" w:type="dxa"/>
+            <w:bottom w:w="15" w:type="dxa"/>
+            <w:right w:w="15" w:type="dxa"/>
+          </w:tblCellMar>
+        </w:tblPrEx>
+        <w:tc>
+          <w:tcPr>
+            <w:tcW w:w="928" w:type="pct"/>
+            <w:shd w:val="clear" w:color="auto" w:fill="FFFFFF"/>
+            <w:tcMar>
+              <w:top w:w="100" w:type="dxa"/>
+              <w:left w:w="0" w:type="dxa"/>
+              <w:bottom w:w="100" w:type="dxa"/>
+              <w:right w:w="160" w:type="dxa"/>
+            </w:tcMar>
+            <w:vAlign w:val="center"/>
+          </w:tcPr>
+          <w:p>
+            <w:pPr>
+              <w:keepNext w:val="0"/>
+              <w:keepLines w:val="0"/>
+              <w:widowControl/>
+              <w:suppressLineNumbers w:val="0"/>
+              <w:spacing w:line="250" w:lineRule="atLeast"/>
+              <w:jc w:val="center"/>
+              <w:rPr>
+                <w:rFonts w:hint="eastAsia" w:ascii="宋体" w:hAnsi="宋体" w:eastAsia="宋体" w:cs="宋体"/>
+                <w:b w:val="0"/>
+                <w:bCs w:val="0"/>
+                <w:i w:val="0"/>
+                <w:iCs w:val="0"/>
+                <w:caps w:val="0"/>
+                <w:color w:val="0F1115"/>
+                <w:spacing w:val="0"/>
+                <w:sz w:val="15"/>
+                <w:szCs w:val="15"/>
+              </w:rPr>
+            </w:pPr>
+            <w:r>
+              <w:rPr>
+                <w:rFonts w:hint="eastAsia" w:ascii="宋体" w:hAnsi="宋体" w:eastAsia="宋体" w:cs="宋体"/>
+                <w:b w:val="0"/>
+                <w:bCs w:val="0"/>
+                <w:i w:val="0"/>
+                <w:iCs w:val="0"/>
+                <w:caps w:val="0"/>
+                <w:color w:val="0F1115"/>
+                <w:spacing w:val="0"/>
+                <w:kern w:val="0"/>
+                <w:sz w:val="15"/>
+                <w:szCs w:val="15"/>
+                <w:bdr w:val="none" w:color="auto" w:sz="0" w:space="0"/>
+                <w:lang w:val="en-US" w:eastAsia="zh-CN" w:bidi="ar"/>
+              </w:rPr>
+              <w:t>Lobby</w:t>
+            </w:r>
+          </w:p>
+        </w:tc>
+        <w:tc>
+          <w:tcPr>
+            <w:tcW w:w="2228" w:type="pct"/>
+            <w:shd w:val="clear" w:color="auto" w:fill="FFFFFF"/>
+            <w:tcMar>
+              <w:top w:w="100" w:type="dxa"/>
+              <w:left w:w="160" w:type="dxa"/>
+              <w:bottom w:w="100" w:type="dxa"/>
+              <w:right w:w="160" w:type="dxa"/>
+            </w:tcMar>
+            <w:vAlign w:val="center"/>
+          </w:tcPr>
+          <w:p>
+            <w:pPr>
+              <w:keepNext w:val="0"/>
+              <w:keepLines w:val="0"/>
+              <w:widowControl/>
+              <w:suppressLineNumbers w:val="0"/>
+              <w:spacing w:line="250" w:lineRule="atLeast"/>
+              <w:jc w:val="center"/>
+              <w:rPr>
+                <w:rFonts w:hint="eastAsia" w:ascii="宋体" w:hAnsi="宋体" w:eastAsia="宋体" w:cs="宋体"/>
+                <w:b w:val="0"/>
+                <w:bCs w:val="0"/>
+                <w:i w:val="0"/>
+                <w:iCs w:val="0"/>
+                <w:caps w:val="0"/>
+                <w:color w:val="0F1115"/>
+                <w:spacing w:val="0"/>
+                <w:kern w:val="0"/>
+                <w:sz w:val="15"/>
+                <w:szCs w:val="15"/>
+                <w:lang w:val="en-US" w:eastAsia="zh-CN" w:bidi="ar"/>
+              </w:rPr>
+            </w:pPr>
+            <w:r>
+              <w:rPr>
+                <w:rFonts w:hint="eastAsia" w:ascii="宋体" w:hAnsi="宋体" w:eastAsia="宋体" w:cs="宋体"/>
+                <w:b w:val="0"/>
+                <w:bCs w:val="0"/>
+                <w:i w:val="0"/>
+                <w:iCs w:val="0"/>
+                <w:caps w:val="0"/>
+                <w:color w:val="0F1115"/>
+                <w:spacing w:val="0"/>
+                <w:kern w:val="0"/>
+                <w:sz w:val="15"/>
+                <w:szCs w:val="15"/>
+                <w:lang w:val="en-US" w:eastAsia="zh-CN" w:bidi="ar"/>
+              </w:rPr>
+              <w:t>/Game/Game/Map/Lobby</w:t>
+            </w:r>
+          </w:p>
+        </w:tc>
+        <w:tc>
+          <w:tcPr>
+            <w:tcW w:w="1842" w:type="pct"/>
+            <w:shd w:val="clear" w:color="auto" w:fill="FFFFFF"/>
+            <w:tcMar>
+              <w:top w:w="100" w:type="dxa"/>
+              <w:left w:w="160" w:type="dxa"/>
+              <w:bottom w:w="100" w:type="dxa"/>
+              <w:right w:w="0" w:type="dxa"/>
+            </w:tcMar>
+            <w:vAlign w:val="center"/>
+          </w:tcPr>
+          <w:p>
+            <w:pPr>
+              <w:keepNext w:val="0"/>
+              <w:keepLines w:val="0"/>
+              <w:widowControl/>
+              <w:suppressLineNumbers w:val="0"/>
+              <w:spacing w:line="250" w:lineRule="atLeast"/>
+              <w:jc w:val="center"/>
+              <w:rPr>
+                <w:rFonts w:hint="eastAsia" w:ascii="宋体" w:hAnsi="宋体" w:eastAsia="宋体" w:cs="宋体"/>
+                <w:b w:val="0"/>
+                <w:bCs w:val="0"/>
+                <w:i w:val="0"/>
+                <w:iCs w:val="0"/>
+                <w:caps w:val="0"/>
+                <w:color w:val="0F1115"/>
+                <w:spacing w:val="0"/>
+                <w:sz w:val="15"/>
+                <w:szCs w:val="15"/>
+              </w:rPr>
+            </w:pPr>
+            <w:r>
+              <w:rPr>
+                <w:rFonts w:hint="eastAsia" w:ascii="宋体" w:hAnsi="宋体" w:eastAsia="宋体" w:cs="宋体"/>
+                <w:b w:val="0"/>
+                <w:bCs w:val="0"/>
+                <w:i w:val="0"/>
+                <w:iCs w:val="0"/>
+                <w:caps w:val="0"/>
+                <w:color w:val="0F1115"/>
+                <w:spacing w:val="0"/>
+                <w:kern w:val="0"/>
+                <w:sz w:val="15"/>
+                <w:szCs w:val="15"/>
+                <w:bdr w:val="none" w:color="auto" w:sz="0" w:space="0"/>
+                <w:lang w:val="en-US" w:eastAsia="zh-CN" w:bidi="ar"/>
+              </w:rPr>
+              <w:t>大厅，自动打开匹配界面</w:t>
+            </w:r>
+          </w:p>
+        </w:tc>
+      </w:tr>
+      <w:tr>
+        <w:tblPrEx>
+          <w:tblBorders>
+            <w:top w:val="single" w:color="auto" w:sz="4" w:space="0"/>
+            <w:left w:val="single" w:color="auto" w:sz="4" w:space="0"/>
+            <w:bottom w:val="single" w:color="auto" w:sz="4" w:space="0"/>
+            <w:right w:val="single" w:color="auto" w:sz="4" w:space="0"/>
+            <w:insideH w:val="single" w:color="auto" w:sz="4" w:space="0"/>
+            <w:insideV w:val="single" w:color="auto" w:sz="4" w:space="0"/>
+          </w:tblBorders>
+          <w:tblCellMar>
+            <w:top w:w="15" w:type="dxa"/>
+            <w:left w:w="15" w:type="dxa"/>
+            <w:bottom w:w="15" w:type="dxa"/>
+            <w:right w:w="15" w:type="dxa"/>
+          </w:tblCellMar>
+        </w:tblPrEx>
+        <w:tc>
+          <w:tcPr>
+            <w:tcW w:w="928" w:type="pct"/>
+            <w:shd w:val="clear" w:color="auto" w:fill="FFFFFF"/>
+            <w:tcMar>
+              <w:top w:w="100" w:type="dxa"/>
+              <w:left w:w="0" w:type="dxa"/>
+              <w:bottom w:w="100" w:type="dxa"/>
+              <w:right w:w="160" w:type="dxa"/>
+            </w:tcMar>
+            <w:vAlign w:val="center"/>
+          </w:tcPr>
+          <w:p>
+            <w:pPr>
+              <w:keepNext w:val="0"/>
+              <w:keepLines w:val="0"/>
+              <w:widowControl/>
+              <w:suppressLineNumbers w:val="0"/>
+              <w:spacing w:line="250" w:lineRule="atLeast"/>
+              <w:jc w:val="center"/>
+              <w:rPr>
+                <w:rFonts w:hint="eastAsia" w:ascii="宋体" w:hAnsi="宋体" w:eastAsia="宋体" w:cs="宋体"/>
+                <w:b w:val="0"/>
+                <w:bCs w:val="0"/>
+                <w:i w:val="0"/>
+                <w:iCs w:val="0"/>
+                <w:caps w:val="0"/>
+                <w:color w:val="0F1115"/>
+                <w:spacing w:val="0"/>
+                <w:sz w:val="15"/>
+                <w:szCs w:val="15"/>
+              </w:rPr>
+            </w:pPr>
+            <w:r>
+              <w:rPr>
+                <w:rFonts w:hint="eastAsia" w:ascii="宋体" w:hAnsi="宋体" w:eastAsia="宋体" w:cs="宋体"/>
+                <w:b w:val="0"/>
+                <w:bCs w:val="0"/>
+                <w:i w:val="0"/>
+                <w:iCs w:val="0"/>
+                <w:caps w:val="0"/>
+                <w:color w:val="0F1115"/>
+                <w:spacing w:val="0"/>
+                <w:kern w:val="0"/>
+                <w:sz w:val="15"/>
+                <w:szCs w:val="15"/>
+                <w:bdr w:val="none" w:color="auto" w:sz="0" w:space="0"/>
+                <w:lang w:val="en-US" w:eastAsia="zh-CN" w:bidi="ar"/>
+              </w:rPr>
+              <w:t>Transition</w:t>
+            </w:r>
+          </w:p>
+        </w:tc>
+        <w:tc>
+          <w:tcPr>
+            <w:tcW w:w="2228" w:type="pct"/>
+            <w:shd w:val="clear" w:color="auto" w:fill="FFFFFF"/>
+            <w:tcMar>
+              <w:top w:w="100" w:type="dxa"/>
+              <w:left w:w="160" w:type="dxa"/>
+              <w:bottom w:w="100" w:type="dxa"/>
+              <w:right w:w="160" w:type="dxa"/>
+            </w:tcMar>
+            <w:vAlign w:val="center"/>
+          </w:tcPr>
+          <w:p>
+            <w:pPr>
+              <w:keepNext w:val="0"/>
+              <w:keepLines w:val="0"/>
+              <w:widowControl/>
+              <w:suppressLineNumbers w:val="0"/>
+              <w:spacing w:line="250" w:lineRule="atLeast"/>
+              <w:jc w:val="center"/>
+              <w:rPr>
+                <w:rFonts w:hint="eastAsia" w:ascii="宋体" w:hAnsi="宋体" w:eastAsia="宋体" w:cs="宋体"/>
+                <w:b w:val="0"/>
+                <w:bCs w:val="0"/>
+                <w:i w:val="0"/>
+                <w:iCs w:val="0"/>
+                <w:caps w:val="0"/>
+                <w:color w:val="0F1115"/>
+                <w:spacing w:val="0"/>
+                <w:kern w:val="0"/>
+                <w:sz w:val="15"/>
+                <w:szCs w:val="15"/>
+                <w:lang w:val="en-US" w:eastAsia="zh-CN" w:bidi="ar"/>
+              </w:rPr>
+            </w:pPr>
+            <w:r>
+              <w:rPr>
+                <w:rFonts w:hint="eastAsia" w:ascii="宋体" w:hAnsi="宋体" w:eastAsia="宋体" w:cs="宋体"/>
+                <w:b w:val="0"/>
+                <w:bCs w:val="0"/>
+                <w:i w:val="0"/>
+                <w:iCs w:val="0"/>
+                <w:caps w:val="0"/>
+                <w:color w:val="0F1115"/>
+                <w:spacing w:val="0"/>
+                <w:kern w:val="0"/>
+                <w:sz w:val="15"/>
+                <w:szCs w:val="15"/>
+                <w:lang w:val="en-US" w:eastAsia="zh-CN" w:bidi="ar"/>
+              </w:rPr>
+              <w:t>/Game/Game/Map/Transition</w:t>
+            </w:r>
+          </w:p>
+        </w:tc>
+        <w:tc>
+          <w:tcPr>
+            <w:tcW w:w="1842" w:type="pct"/>
+            <w:shd w:val="clear" w:color="auto" w:fill="FFFFFF"/>
+            <w:tcMar>
+              <w:top w:w="100" w:type="dxa"/>
+              <w:left w:w="160" w:type="dxa"/>
+              <w:bottom w:w="100" w:type="dxa"/>
+              <w:right w:w="0" w:type="dxa"/>
+            </w:tcMar>
+            <w:vAlign w:val="center"/>
+          </w:tcPr>
+          <w:p>
+            <w:pPr>
+              <w:keepNext w:val="0"/>
+              <w:keepLines w:val="0"/>
+              <w:widowControl/>
+              <w:suppressLineNumbers w:val="0"/>
+              <w:spacing w:line="250" w:lineRule="atLeast"/>
+              <w:jc w:val="center"/>
+              <w:rPr>
+                <w:rFonts w:hint="eastAsia" w:ascii="宋体" w:hAnsi="宋体" w:eastAsia="宋体" w:cs="宋体"/>
+                <w:b w:val="0"/>
+                <w:bCs w:val="0"/>
+                <w:i w:val="0"/>
+                <w:iCs w:val="0"/>
+                <w:caps w:val="0"/>
+                <w:color w:val="0F1115"/>
+                <w:spacing w:val="0"/>
+                <w:sz w:val="15"/>
+                <w:szCs w:val="15"/>
+              </w:rPr>
+            </w:pPr>
+            <w:r>
+              <w:rPr>
+                <w:rFonts w:hint="eastAsia" w:ascii="宋体" w:hAnsi="宋体" w:eastAsia="宋体" w:cs="宋体"/>
+                <w:b w:val="0"/>
+                <w:bCs w:val="0"/>
+                <w:i w:val="0"/>
+                <w:iCs w:val="0"/>
+                <w:caps w:val="0"/>
+                <w:color w:val="0F1115"/>
+                <w:spacing w:val="0"/>
+                <w:kern w:val="0"/>
+                <w:sz w:val="15"/>
+                <w:szCs w:val="15"/>
+                <w:bdr w:val="none" w:color="auto" w:sz="0" w:space="0"/>
+                <w:lang w:val="en-US" w:eastAsia="zh-CN" w:bidi="ar"/>
+              </w:rPr>
+              <w:t>加载界面</w:t>
+            </w:r>
+          </w:p>
+        </w:tc>
+      </w:tr>
+      <w:tr>
+        <w:tblPrEx>
+          <w:tblBorders>
+            <w:top w:val="single" w:color="auto" w:sz="4" w:space="0"/>
+            <w:left w:val="single" w:color="auto" w:sz="4" w:space="0"/>
+            <w:bottom w:val="single" w:color="auto" w:sz="4" w:space="0"/>
+            <w:right w:val="single" w:color="auto" w:sz="4" w:space="0"/>
+            <w:insideH w:val="single" w:color="auto" w:sz="4" w:space="0"/>
+            <w:insideV w:val="single" w:color="auto" w:sz="4" w:space="0"/>
+          </w:tblBorders>
+          <w:tblCellMar>
+            <w:top w:w="15" w:type="dxa"/>
+            <w:left w:w="15" w:type="dxa"/>
+            <w:bottom w:w="15" w:type="dxa"/>
+            <w:right w:w="15" w:type="dxa"/>
+          </w:tblCellMar>
+        </w:tblPrEx>
+        <w:tc>
+          <w:tcPr>
+            <w:tcW w:w="928" w:type="pct"/>
+            <w:shd w:val="clear" w:color="auto" w:fill="FFFFFF"/>
+            <w:tcMar>
+              <w:top w:w="100" w:type="dxa"/>
+              <w:left w:w="0" w:type="dxa"/>
+              <w:bottom w:w="100" w:type="dxa"/>
+              <w:right w:w="160" w:type="dxa"/>
+            </w:tcMar>
+            <w:vAlign w:val="center"/>
+          </w:tcPr>
+          <w:p>
+            <w:pPr>
+              <w:keepNext w:val="0"/>
+              <w:keepLines w:val="0"/>
+              <w:widowControl/>
+              <w:suppressLineNumbers w:val="0"/>
+              <w:spacing w:line="250" w:lineRule="atLeast"/>
+              <w:jc w:val="center"/>
+              <w:rPr>
+                <w:rFonts w:hint="eastAsia" w:ascii="宋体" w:hAnsi="宋体" w:eastAsia="宋体" w:cs="宋体"/>
+                <w:b w:val="0"/>
+                <w:bCs w:val="0"/>
+                <w:i w:val="0"/>
+                <w:iCs w:val="0"/>
+                <w:caps w:val="0"/>
+                <w:color w:val="0F1115"/>
+                <w:spacing w:val="0"/>
+                <w:sz w:val="15"/>
+                <w:szCs w:val="15"/>
+              </w:rPr>
+            </w:pPr>
+            <w:r>
+              <w:rPr>
+                <w:rFonts w:hint="eastAsia" w:ascii="宋体" w:hAnsi="宋体" w:eastAsia="宋体" w:cs="宋体"/>
+                <w:b w:val="0"/>
+                <w:bCs w:val="0"/>
+                <w:i w:val="0"/>
+                <w:iCs w:val="0"/>
+                <w:caps w:val="0"/>
+                <w:color w:val="0F1115"/>
+                <w:spacing w:val="0"/>
+                <w:kern w:val="0"/>
+                <w:sz w:val="15"/>
+                <w:szCs w:val="15"/>
+                <w:bdr w:val="none" w:color="auto" w:sz="0" w:space="0"/>
+                <w:lang w:val="en-US" w:eastAsia="zh-CN" w:bidi="ar"/>
+              </w:rPr>
+              <w:t>Arena</w:t>
+            </w:r>
+          </w:p>
+        </w:tc>
+        <w:tc>
+          <w:tcPr>
+            <w:tcW w:w="2228" w:type="pct"/>
+            <w:shd w:val="clear" w:color="auto" w:fill="FFFFFF"/>
+            <w:tcMar>
+              <w:top w:w="100" w:type="dxa"/>
+              <w:left w:w="160" w:type="dxa"/>
+              <w:bottom w:w="100" w:type="dxa"/>
+              <w:right w:w="160" w:type="dxa"/>
+            </w:tcMar>
+            <w:vAlign w:val="center"/>
+          </w:tcPr>
+          <w:p>
+            <w:pPr>
+              <w:keepNext w:val="0"/>
+              <w:keepLines w:val="0"/>
+              <w:widowControl/>
+              <w:suppressLineNumbers w:val="0"/>
+              <w:spacing w:line="250" w:lineRule="atLeast"/>
+              <w:jc w:val="center"/>
+              <w:rPr>
+                <w:rFonts w:hint="eastAsia" w:ascii="宋体" w:hAnsi="宋体" w:eastAsia="宋体" w:cs="宋体"/>
+                <w:b w:val="0"/>
+                <w:bCs w:val="0"/>
+                <w:i w:val="0"/>
+                <w:iCs w:val="0"/>
+                <w:caps w:val="0"/>
+                <w:color w:val="0F1115"/>
+                <w:spacing w:val="0"/>
+                <w:kern w:val="0"/>
+                <w:sz w:val="15"/>
+                <w:szCs w:val="15"/>
+                <w:lang w:val="en-US" w:eastAsia="zh-CN" w:bidi="ar"/>
+              </w:rPr>
+            </w:pPr>
+            <w:r>
+              <w:rPr>
+                <w:rFonts w:hint="eastAsia" w:ascii="宋体" w:hAnsi="宋体" w:eastAsia="宋体" w:cs="宋体"/>
+                <w:b w:val="0"/>
+                <w:bCs w:val="0"/>
+                <w:i w:val="0"/>
+                <w:iCs w:val="0"/>
+                <w:caps w:val="0"/>
+                <w:color w:val="0F1115"/>
+                <w:spacing w:val="0"/>
+                <w:kern w:val="0"/>
+                <w:sz w:val="15"/>
+                <w:szCs w:val="15"/>
+                <w:lang w:val="en-US" w:eastAsia="zh-CN" w:bidi="ar"/>
+              </w:rPr>
+              <w:t>/Game/Game/Map/Arena</w:t>
+            </w:r>
+          </w:p>
+        </w:tc>
+        <w:tc>
+          <w:tcPr>
+            <w:tcW w:w="1842" w:type="pct"/>
+            <w:shd w:val="clear" w:color="auto" w:fill="FFFFFF"/>
+            <w:tcMar>
+              <w:top w:w="100" w:type="dxa"/>
+              <w:left w:w="160" w:type="dxa"/>
+              <w:bottom w:w="100" w:type="dxa"/>
+              <w:right w:w="0" w:type="dxa"/>
+            </w:tcMar>
+            <w:vAlign w:val="center"/>
+          </w:tcPr>
+          <w:p>
+            <w:pPr>
+              <w:keepNext w:val="0"/>
+              <w:keepLines w:val="0"/>
+              <w:widowControl/>
+              <w:suppressLineNumbers w:val="0"/>
+              <w:spacing w:line="250" w:lineRule="atLeast"/>
+              <w:jc w:val="center"/>
+              <w:rPr>
+                <w:rFonts w:hint="eastAsia" w:ascii="宋体" w:hAnsi="宋体" w:eastAsia="宋体" w:cs="宋体"/>
+                <w:b w:val="0"/>
+                <w:bCs w:val="0"/>
+                <w:i w:val="0"/>
+                <w:iCs w:val="0"/>
+                <w:caps w:val="0"/>
+                <w:color w:val="0F1115"/>
+                <w:spacing w:val="0"/>
+                <w:sz w:val="15"/>
+                <w:szCs w:val="15"/>
+              </w:rPr>
+            </w:pPr>
+            <w:r>
+              <w:rPr>
+                <w:rFonts w:hint="eastAsia" w:ascii="宋体" w:hAnsi="宋体" w:eastAsia="宋体" w:cs="宋体"/>
+                <w:b w:val="0"/>
+                <w:bCs w:val="0"/>
+                <w:i w:val="0"/>
+                <w:iCs w:val="0"/>
+                <w:caps w:val="0"/>
+                <w:color w:val="0F1115"/>
+                <w:spacing w:val="0"/>
+                <w:kern w:val="0"/>
+                <w:sz w:val="15"/>
+                <w:szCs w:val="15"/>
+                <w:bdr w:val="none" w:color="auto" w:sz="0" w:space="0"/>
+                <w:lang w:val="en-US" w:eastAsia="zh-CN" w:bidi="ar"/>
+              </w:rPr>
+              <w:t>决斗场</w:t>
+            </w:r>
+          </w:p>
+        </w:tc>
+      </w:tr>
+    </w:tbl>
+    <w:p>
+      <w:pPr>
+        <w:numPr>
+          <w:ilvl w:val="0"/>
+          <w:numId w:val="0"/>
+        </w:numPr>
+        <w:spacing w:before="0" w:after="0"/>
+        <w:rPr>
+          <w:rFonts w:hint="eastAsia" w:ascii="宋体" w:hAnsi="宋体" w:eastAsia="宋体" w:cs="宋体"/>
+          <w:kern w:val="2"/>
+          <w:sz w:val="28"/>
+          <w:szCs w:val="28"/>
+          <w:lang w:val="en-US" w:eastAsia="zh-CN"/>
+        </w:rPr>
+      </w:pPr>
+      <w:r>
+        <w:rPr>
+          <w:rFonts w:hint="eastAsia" w:ascii="宋体" w:hAnsi="宋体" w:eastAsia="宋体" w:cs="宋体"/>
+          <w:kern w:val="2"/>
+          <w:sz w:val="28"/>
+          <w:szCs w:val="28"/>
+          <w:lang w:val="en-US" w:eastAsia="zh-CN"/>
+        </w:rPr>
+        <w:t>4.7.2.完整流程</w:t>
+      </w:r>
+    </w:p>
+    <w:p>
+      <w:pPr>
+        <w:numPr>
+          <w:ilvl w:val="0"/>
+          <w:numId w:val="0"/>
+        </w:numPr>
+        <w:spacing w:before="0" w:after="0"/>
+        <w:rPr>
+          <w:rFonts w:hint="default" w:ascii="宋体" w:hAnsi="宋体" w:eastAsia="宋体" w:cs="宋体"/>
+          <w:sz w:val="24"/>
+          <w:szCs w:val="24"/>
+          <w:lang w:val="en-US" w:eastAsia="zh-CN"/>
+        </w:rPr>
+      </w:pPr>
+      <w:r>
+        <w:rPr>
+          <w:rFonts w:hint="default" w:ascii="宋体" w:hAnsi="宋体" w:eastAsia="宋体" w:cs="宋体"/>
+          <w:sz w:val="24"/>
+          <w:szCs w:val="24"/>
+          <w:lang w:val="en-US" w:eastAsia="zh-CN"/>
+        </w:rPr>
+        <w:t>id SetIc</w:t>
+      </w:r>
+    </w:p>
+    <w:p>
+      <w:pPr>
+        <w:numPr>
+          <w:ilvl w:val="0"/>
+          <w:numId w:val="0"/>
+        </w:numPr>
+        <w:spacing w:before="0" w:after="0"/>
+        <w:rPr>
+          <w:rFonts w:hint="eastAsia" w:ascii="宋体" w:hAnsi="宋体" w:eastAsia="宋体" w:cs="宋体"/>
+          <w:sz w:val="15"/>
+          <w:szCs w:val="15"/>
+          <w:lang w:val="en-US" w:eastAsia="zh-CN"/>
+        </w:rPr>
+      </w:pPr>
+    </w:p>
+    <w:p>
+      <w:pPr>
+        <w:numPr>
+          <w:ilvl w:val="0"/>
+          <w:numId w:val="0"/>
+        </w:numPr>
+        <w:spacing w:before="0" w:after="0"/>
+        <w:rPr>
+          <w:rFonts w:hint="eastAsia" w:ascii="宋体" w:hAnsi="宋体" w:eastAsia="宋体" w:cs="宋体"/>
+          <w:kern w:val="2"/>
+          <w:sz w:val="28"/>
+          <w:szCs w:val="28"/>
+          <w:lang w:val="en-US" w:eastAsia="zh-CN"/>
+        </w:rPr>
+      </w:pPr>
+      <w:r>
+        <w:rPr>
+          <w:rFonts w:hint="eastAsia" w:ascii="宋体" w:hAnsi="宋体" w:eastAsia="宋体" w:cs="宋体"/>
+          <w:kern w:val="2"/>
+          <w:sz w:val="28"/>
+          <w:szCs w:val="28"/>
+          <w:lang w:val="en-US" w:eastAsia="zh-CN"/>
+        </w:rPr>
+        <w:t>4.7.3.出生点配置</w:t>
+      </w:r>
+    </w:p>
+    <w:p>
+      <w:pPr>
+        <w:numPr>
+          <w:ilvl w:val="0"/>
+          <w:numId w:val="0"/>
+        </w:numPr>
+        <w:spacing w:before="0" w:after="0"/>
+        <w:rPr>
+          <w:rFonts w:hint="eastAsia" w:ascii="宋体" w:hAnsi="宋体" w:eastAsia="宋体" w:cs="宋体"/>
+          <w:kern w:val="2"/>
+          <w:sz w:val="28"/>
+          <w:szCs w:val="28"/>
+          <w:lang w:val="en-US" w:eastAsia="zh-CN"/>
+        </w:rPr>
+      </w:pPr>
+    </w:p>
+    <w:p>
+      <w:pPr>
+        <w:numPr>
+          <w:ilvl w:val="0"/>
+          <w:numId w:val="0"/>
+        </w:numPr>
+        <w:spacing w:before="0" w:after="0"/>
+        <w:rPr>
+          <w:rFonts w:hint="default" w:ascii="宋体" w:hAnsi="宋体" w:eastAsia="宋体" w:cs="宋体"/>
+          <w:kern w:val="2"/>
+          <w:sz w:val="28"/>
+          <w:szCs w:val="28"/>
+          <w:lang w:val="en-US" w:eastAsia="zh-CN"/>
+        </w:rPr>
+      </w:pPr>
+      <w:r>
+        <w:rPr>
+          <w:rFonts w:hint="eastAsia" w:ascii="宋体" w:hAnsi="宋体" w:eastAsia="宋体" w:cs="宋体"/>
+          <w:kern w:val="2"/>
+          <w:sz w:val="28"/>
+          <w:szCs w:val="28"/>
+          <w:lang w:val="en-US" w:eastAsia="zh-CN"/>
+        </w:rPr>
+        <w:t>4.7.4.无缝旅行</w:t>
+      </w:r>
+      <w:bookmarkStart w:id="16" w:name="_GoBack"/>
+      <w:bookmarkEnd w:id="16"/>
+    </w:p>
+    <w:p>
+      <w:pPr>
+        <w:numPr>
+          <w:ilvl w:val="0"/>
+          <w:numId w:val="0"/>
+        </w:numPr>
+        <w:spacing w:before="0" w:after="0"/>
+        <w:rPr>
+          <w:rFonts w:hint="eastAsia" w:ascii="宋体" w:hAnsi="宋体" w:eastAsia="宋体" w:cs="宋体"/>
+          <w:kern w:val="2"/>
+          <w:sz w:val="28"/>
+          <w:szCs w:val="28"/>
+          <w:lang w:val="en-US" w:eastAsia="zh-CN"/>
         </w:rPr>
       </w:pPr>
     </w:p>
@@ -18472,7 +21880,7 @@
     <w:lsdException w:unhideWhenUsed="0" w:uiPriority="0" w:semiHidden="0" w:name="HTML Acronym"/>
     <w:lsdException w:unhideWhenUsed="0" w:uiPriority="0" w:semiHidden="0" w:name="HTML Address"/>
     <w:lsdException w:unhideWhenUsed="0" w:uiPriority="0" w:semiHidden="0" w:name="HTML Cite"/>
-    <w:lsdException w:unhideWhenUsed="0" w:uiPriority="0" w:semiHidden="0" w:name="HTML Code"/>
+    <w:lsdException w:qFormat="1" w:unhideWhenUsed="0" w:uiPriority="0" w:semiHidden="0" w:name="HTML Code"/>
     <w:lsdException w:unhideWhenUsed="0" w:uiPriority="0" w:semiHidden="0" w:name="HTML Definition"/>
     <w:lsdException w:unhideWhenUsed="0" w:uiPriority="0" w:semiHidden="0" w:name="HTML Keyboard"/>
     <w:lsdException w:unhideWhenUsed="0" w:uiPriority="0" w:semiHidden="0" w:name="HTML Preformatted"/>
@@ -18881,6 +22289,7 @@
   <w:style w:type="character" w:styleId="18">
     <w:name w:val="HTML Code"/>
     <w:basedOn w:val="15"/>
+    <w:qFormat/>
     <w:uiPriority w:val="0"/>
     <w:rPr>
       <w:rFonts w:ascii="Courier New" w:hAnsi="Courier New"/>

--- a/GDD.docx
+++ b/GDD.docx
@@ -1807,12 +1807,6 @@
             <w:insideH w:val="single" w:color="auto" w:sz="4" w:space="0"/>
             <w:insideV w:val="single" w:color="auto" w:sz="4" w:space="0"/>
           </w:tblBorders>
-          <w:tblCellMar>
-            <w:top w:w="0" w:type="dxa"/>
-            <w:left w:w="0" w:type="dxa"/>
-            <w:bottom w:w="0" w:type="dxa"/>
-            <w:right w:w="0" w:type="dxa"/>
-          </w:tblCellMar>
         </w:tblPrEx>
         <w:tc>
           <w:tcPr>
@@ -5418,6 +5412,7 @@
             <w:insideH w:val="single" w:color="auto" w:sz="4" w:space="0"/>
             <w:insideV w:val="single" w:color="auto" w:sz="4" w:space="0"/>
           </w:tblBorders>
+          <w:shd w:val="clear" w:color="auto" w:fill="FFFFFF"/>
           <w:tblCellMar>
             <w:top w:w="15" w:type="dxa"/>
             <w:left w:w="15" w:type="dxa"/>
@@ -5905,6 +5900,7 @@
             <w:insideH w:val="single" w:color="auto" w:sz="4" w:space="0"/>
             <w:insideV w:val="single" w:color="auto" w:sz="4" w:space="0"/>
           </w:tblBorders>
+          <w:shd w:val="clear" w:color="auto" w:fill="FFFFFF"/>
           <w:tblCellMar>
             <w:top w:w="15" w:type="dxa"/>
             <w:left w:w="15" w:type="dxa"/>
@@ -6631,7 +6627,6 @@
             <w:insideH w:val="single" w:color="auto" w:sz="4" w:space="0"/>
             <w:insideV w:val="single" w:color="auto" w:sz="4" w:space="0"/>
           </w:tblBorders>
-          <w:shd w:val="clear" w:color="auto" w:fill="FFFFFF"/>
           <w:tblCellMar>
             <w:top w:w="15" w:type="dxa"/>
             <w:left w:w="15" w:type="dxa"/>
@@ -6831,636 +6826,6 @@
                 <w:lang w:val="en-US" w:eastAsia="zh-CN" w:bidi="ar"/>
               </w:rPr>
               <w:t>更新频率</w:t>
-            </w:r>
-          </w:p>
-        </w:tc>
-      </w:tr>
-      <w:tr>
-        <w:tblPrEx>
-          <w:tblBorders>
-            <w:top w:val="single" w:color="auto" w:sz="4" w:space="0"/>
-            <w:left w:val="single" w:color="auto" w:sz="4" w:space="0"/>
-            <w:bottom w:val="single" w:color="auto" w:sz="4" w:space="0"/>
-            <w:right w:val="single" w:color="auto" w:sz="4" w:space="0"/>
-            <w:insideH w:val="single" w:color="auto" w:sz="4" w:space="0"/>
-            <w:insideV w:val="single" w:color="auto" w:sz="4" w:space="0"/>
-          </w:tblBorders>
-          <w:tblCellMar>
-            <w:top w:w="15" w:type="dxa"/>
-            <w:left w:w="15" w:type="dxa"/>
-            <w:bottom w:w="15" w:type="dxa"/>
-            <w:right w:w="15" w:type="dxa"/>
-          </w:tblCellMar>
-        </w:tblPrEx>
-        <w:tc>
-          <w:tcPr>
-            <w:tcW w:w="1285" w:type="pct"/>
-            <w:shd w:val="clear" w:color="auto" w:fill="FFFFFF"/>
-            <w:tcMar>
-              <w:top w:w="100" w:type="dxa"/>
-              <w:left w:w="0" w:type="dxa"/>
-              <w:bottom w:w="100" w:type="dxa"/>
-              <w:right w:w="160" w:type="dxa"/>
-            </w:tcMar>
-            <w:vAlign w:val="center"/>
-          </w:tcPr>
-          <w:p>
-            <w:pPr>
-              <w:keepNext w:val="0"/>
-              <w:keepLines w:val="0"/>
-              <w:widowControl/>
-              <w:suppressLineNumbers w:val="0"/>
-              <w:spacing w:line="250" w:lineRule="atLeast"/>
-              <w:jc w:val="center"/>
-              <w:rPr>
-                <w:rFonts w:hint="eastAsia" w:ascii="宋体" w:hAnsi="宋体" w:eastAsia="宋体" w:cs="宋体"/>
-                <w:i w:val="0"/>
-                <w:iCs w:val="0"/>
-                <w:caps w:val="0"/>
-                <w:color w:val="0F1115"/>
-                <w:spacing w:val="0"/>
-                <w:sz w:val="15"/>
-                <w:szCs w:val="15"/>
-              </w:rPr>
-            </w:pPr>
-            <w:r>
-              <w:rPr>
-                <w:rFonts w:hint="eastAsia" w:ascii="宋体" w:hAnsi="宋体" w:eastAsia="宋体" w:cs="宋体"/>
-                <w:i w:val="0"/>
-                <w:iCs w:val="0"/>
-                <w:caps w:val="0"/>
-                <w:color w:val="0F1115"/>
-                <w:spacing w:val="0"/>
-                <w:kern w:val="0"/>
-                <w:sz w:val="15"/>
-                <w:szCs w:val="15"/>
-                <w:lang w:val="en-US" w:eastAsia="zh-CN" w:bidi="ar"/>
-              </w:rPr>
-              <w:t>Team</w:t>
-            </w:r>
-          </w:p>
-        </w:tc>
-        <w:tc>
-          <w:tcPr>
-            <w:tcW w:w="1211" w:type="pct"/>
-            <w:shd w:val="clear" w:color="auto" w:fill="FFFFFF"/>
-            <w:tcMar>
-              <w:top w:w="100" w:type="dxa"/>
-              <w:left w:w="160" w:type="dxa"/>
-              <w:bottom w:w="100" w:type="dxa"/>
-              <w:right w:w="160" w:type="dxa"/>
-            </w:tcMar>
-            <w:vAlign w:val="center"/>
-          </w:tcPr>
-          <w:p>
-            <w:pPr>
-              <w:keepNext w:val="0"/>
-              <w:keepLines w:val="0"/>
-              <w:widowControl/>
-              <w:suppressLineNumbers w:val="0"/>
-              <w:spacing w:line="250" w:lineRule="atLeast"/>
-              <w:jc w:val="center"/>
-              <w:rPr>
-                <w:rFonts w:hint="eastAsia" w:ascii="宋体" w:hAnsi="宋体" w:eastAsia="宋体" w:cs="宋体"/>
-                <w:i w:val="0"/>
-                <w:iCs w:val="0"/>
-                <w:caps w:val="0"/>
-                <w:color w:val="0F1115"/>
-                <w:spacing w:val="0"/>
-                <w:sz w:val="15"/>
-                <w:szCs w:val="15"/>
-              </w:rPr>
-            </w:pPr>
-            <w:r>
-              <w:rPr>
-                <w:rFonts w:hint="eastAsia" w:ascii="宋体" w:hAnsi="宋体" w:eastAsia="宋体" w:cs="宋体"/>
-                <w:i w:val="0"/>
-                <w:iCs w:val="0"/>
-                <w:caps w:val="0"/>
-                <w:color w:val="0F1115"/>
-                <w:spacing w:val="0"/>
-                <w:kern w:val="0"/>
-                <w:sz w:val="15"/>
-                <w:szCs w:val="15"/>
-                <w:lang w:val="en-US" w:eastAsia="zh-CN" w:bidi="ar"/>
-              </w:rPr>
-              <w:t>PlayerState</w:t>
-            </w:r>
-          </w:p>
-        </w:tc>
-        <w:tc>
-          <w:tcPr>
-            <w:tcW w:w="1529" w:type="pct"/>
-            <w:shd w:val="clear" w:color="auto" w:fill="FFFFFF"/>
-            <w:tcMar>
-              <w:top w:w="100" w:type="dxa"/>
-              <w:left w:w="160" w:type="dxa"/>
-              <w:bottom w:w="100" w:type="dxa"/>
-              <w:right w:w="160" w:type="dxa"/>
-            </w:tcMar>
-            <w:vAlign w:val="center"/>
-          </w:tcPr>
-          <w:p>
-            <w:pPr>
-              <w:keepNext w:val="0"/>
-              <w:keepLines w:val="0"/>
-              <w:widowControl/>
-              <w:suppressLineNumbers w:val="0"/>
-              <w:spacing w:line="250" w:lineRule="atLeast"/>
-              <w:jc w:val="center"/>
-              <w:rPr>
-                <w:rFonts w:hint="eastAsia" w:ascii="宋体" w:hAnsi="宋体" w:eastAsia="宋体" w:cs="宋体"/>
-                <w:i w:val="0"/>
-                <w:iCs w:val="0"/>
-                <w:caps w:val="0"/>
-                <w:color w:val="0F1115"/>
-                <w:spacing w:val="0"/>
-                <w:sz w:val="15"/>
-                <w:szCs w:val="15"/>
-              </w:rPr>
-            </w:pPr>
-            <w:r>
-              <w:rPr>
-                <w:rFonts w:hint="eastAsia" w:ascii="宋体" w:hAnsi="宋体" w:eastAsia="宋体" w:cs="宋体"/>
-                <w:i w:val="0"/>
-                <w:iCs w:val="0"/>
-                <w:caps w:val="0"/>
-                <w:color w:val="0F1115"/>
-                <w:spacing w:val="0"/>
-                <w:kern w:val="0"/>
-                <w:sz w:val="15"/>
-                <w:szCs w:val="15"/>
-                <w:lang w:val="en-US" w:eastAsia="zh-CN" w:bidi="ar"/>
-              </w:rPr>
-              <w:t>初始赋值后不变</w:t>
-            </w:r>
-          </w:p>
-        </w:tc>
-        <w:tc>
-          <w:tcPr>
-            <w:tcW w:w="973" w:type="pct"/>
-            <w:shd w:val="clear" w:color="auto" w:fill="FFFFFF"/>
-            <w:tcMar>
-              <w:top w:w="100" w:type="dxa"/>
-              <w:left w:w="160" w:type="dxa"/>
-              <w:bottom w:w="100" w:type="dxa"/>
-              <w:right w:w="0" w:type="dxa"/>
-            </w:tcMar>
-            <w:vAlign w:val="center"/>
-          </w:tcPr>
-          <w:p>
-            <w:pPr>
-              <w:keepNext w:val="0"/>
-              <w:keepLines w:val="0"/>
-              <w:widowControl/>
-              <w:suppressLineNumbers w:val="0"/>
-              <w:spacing w:line="250" w:lineRule="atLeast"/>
-              <w:jc w:val="center"/>
-              <w:rPr>
-                <w:rFonts w:hint="eastAsia" w:ascii="宋体" w:hAnsi="宋体" w:eastAsia="宋体" w:cs="宋体"/>
-                <w:i w:val="0"/>
-                <w:iCs w:val="0"/>
-                <w:caps w:val="0"/>
-                <w:color w:val="0F1115"/>
-                <w:spacing w:val="0"/>
-                <w:sz w:val="15"/>
-                <w:szCs w:val="15"/>
-              </w:rPr>
-            </w:pPr>
-            <w:r>
-              <w:rPr>
-                <w:rFonts w:hint="eastAsia" w:ascii="宋体" w:hAnsi="宋体" w:eastAsia="宋体" w:cs="宋体"/>
-                <w:i w:val="0"/>
-                <w:iCs w:val="0"/>
-                <w:caps w:val="0"/>
-                <w:color w:val="0F1115"/>
-                <w:spacing w:val="0"/>
-                <w:kern w:val="0"/>
-                <w:sz w:val="15"/>
-                <w:szCs w:val="15"/>
-                <w:lang w:val="en-US" w:eastAsia="zh-CN" w:bidi="ar"/>
-              </w:rPr>
-              <w:t>一次</w:t>
-            </w:r>
-          </w:p>
-        </w:tc>
-      </w:tr>
-      <w:tr>
-        <w:tblPrEx>
-          <w:tblBorders>
-            <w:top w:val="single" w:color="auto" w:sz="4" w:space="0"/>
-            <w:left w:val="single" w:color="auto" w:sz="4" w:space="0"/>
-            <w:bottom w:val="single" w:color="auto" w:sz="4" w:space="0"/>
-            <w:right w:val="single" w:color="auto" w:sz="4" w:space="0"/>
-            <w:insideH w:val="single" w:color="auto" w:sz="4" w:space="0"/>
-            <w:insideV w:val="single" w:color="auto" w:sz="4" w:space="0"/>
-          </w:tblBorders>
-          <w:tblCellMar>
-            <w:top w:w="15" w:type="dxa"/>
-            <w:left w:w="15" w:type="dxa"/>
-            <w:bottom w:w="15" w:type="dxa"/>
-            <w:right w:w="15" w:type="dxa"/>
-          </w:tblCellMar>
-        </w:tblPrEx>
-        <w:tc>
-          <w:tcPr>
-            <w:tcW w:w="1285" w:type="pct"/>
-            <w:shd w:val="clear" w:color="auto" w:fill="FFFFFF"/>
-            <w:tcMar>
-              <w:top w:w="100" w:type="dxa"/>
-              <w:left w:w="0" w:type="dxa"/>
-              <w:bottom w:w="100" w:type="dxa"/>
-              <w:right w:w="160" w:type="dxa"/>
-            </w:tcMar>
-            <w:vAlign w:val="center"/>
-          </w:tcPr>
-          <w:p>
-            <w:pPr>
-              <w:keepNext w:val="0"/>
-              <w:keepLines w:val="0"/>
-              <w:widowControl/>
-              <w:suppressLineNumbers w:val="0"/>
-              <w:spacing w:line="250" w:lineRule="atLeast"/>
-              <w:jc w:val="center"/>
-              <w:rPr>
-                <w:rFonts w:hint="eastAsia" w:ascii="宋体" w:hAnsi="宋体" w:eastAsia="宋体" w:cs="宋体"/>
-                <w:i w:val="0"/>
-                <w:iCs w:val="0"/>
-                <w:caps w:val="0"/>
-                <w:color w:val="0F1115"/>
-                <w:spacing w:val="0"/>
-                <w:sz w:val="15"/>
-                <w:szCs w:val="15"/>
-              </w:rPr>
-            </w:pPr>
-            <w:r>
-              <w:rPr>
-                <w:rFonts w:hint="eastAsia" w:ascii="宋体" w:hAnsi="宋体" w:eastAsia="宋体" w:cs="宋体"/>
-                <w:i w:val="0"/>
-                <w:iCs w:val="0"/>
-                <w:caps w:val="0"/>
-                <w:color w:val="0F1115"/>
-                <w:spacing w:val="0"/>
-                <w:kern w:val="0"/>
-                <w:sz w:val="15"/>
-                <w:szCs w:val="15"/>
-                <w:lang w:val="en-US" w:eastAsia="zh-CN" w:bidi="ar"/>
-              </w:rPr>
-              <w:t>HealthValue</w:t>
-            </w:r>
-          </w:p>
-        </w:tc>
-        <w:tc>
-          <w:tcPr>
-            <w:tcW w:w="1211" w:type="pct"/>
-            <w:shd w:val="clear" w:color="auto" w:fill="FFFFFF"/>
-            <w:tcMar>
-              <w:top w:w="100" w:type="dxa"/>
-              <w:left w:w="160" w:type="dxa"/>
-              <w:bottom w:w="100" w:type="dxa"/>
-              <w:right w:w="160" w:type="dxa"/>
-            </w:tcMar>
-            <w:vAlign w:val="center"/>
-          </w:tcPr>
-          <w:p>
-            <w:pPr>
-              <w:keepNext w:val="0"/>
-              <w:keepLines w:val="0"/>
-              <w:widowControl/>
-              <w:suppressLineNumbers w:val="0"/>
-              <w:spacing w:line="250" w:lineRule="atLeast"/>
-              <w:jc w:val="center"/>
-              <w:rPr>
-                <w:rFonts w:hint="eastAsia" w:ascii="宋体" w:hAnsi="宋体" w:eastAsia="宋体" w:cs="宋体"/>
-                <w:i w:val="0"/>
-                <w:iCs w:val="0"/>
-                <w:caps w:val="0"/>
-                <w:color w:val="0F1115"/>
-                <w:spacing w:val="0"/>
-                <w:sz w:val="15"/>
-                <w:szCs w:val="15"/>
-              </w:rPr>
-            </w:pPr>
-            <w:r>
-              <w:rPr>
-                <w:rFonts w:hint="eastAsia" w:ascii="宋体" w:hAnsi="宋体" w:eastAsia="宋体" w:cs="宋体"/>
-                <w:i w:val="0"/>
-                <w:iCs w:val="0"/>
-                <w:caps w:val="0"/>
-                <w:color w:val="0F1115"/>
-                <w:spacing w:val="0"/>
-                <w:kern w:val="0"/>
-                <w:sz w:val="15"/>
-                <w:szCs w:val="15"/>
-                <w:lang w:val="en-US" w:eastAsia="zh-CN" w:bidi="ar"/>
-              </w:rPr>
-              <w:t>PlayerState</w:t>
-            </w:r>
-          </w:p>
-        </w:tc>
-        <w:tc>
-          <w:tcPr>
-            <w:tcW w:w="1529" w:type="pct"/>
-            <w:shd w:val="clear" w:color="auto" w:fill="FFFFFF"/>
-            <w:tcMar>
-              <w:top w:w="100" w:type="dxa"/>
-              <w:left w:w="160" w:type="dxa"/>
-              <w:bottom w:w="100" w:type="dxa"/>
-              <w:right w:w="160" w:type="dxa"/>
-            </w:tcMar>
-            <w:vAlign w:val="center"/>
-          </w:tcPr>
-          <w:p>
-            <w:pPr>
-              <w:keepNext w:val="0"/>
-              <w:keepLines w:val="0"/>
-              <w:widowControl/>
-              <w:suppressLineNumbers w:val="0"/>
-              <w:spacing w:line="250" w:lineRule="atLeast"/>
-              <w:jc w:val="center"/>
-              <w:rPr>
-                <w:rFonts w:hint="eastAsia" w:ascii="宋体" w:hAnsi="宋体" w:eastAsia="宋体" w:cs="宋体"/>
-                <w:i w:val="0"/>
-                <w:iCs w:val="0"/>
-                <w:caps w:val="0"/>
-                <w:color w:val="0F1115"/>
-                <w:spacing w:val="0"/>
-                <w:sz w:val="15"/>
-                <w:szCs w:val="15"/>
-              </w:rPr>
-            </w:pPr>
-            <w:r>
-              <w:rPr>
-                <w:rFonts w:hint="eastAsia" w:ascii="宋体" w:hAnsi="宋体" w:eastAsia="宋体" w:cs="宋体"/>
-                <w:i w:val="0"/>
-                <w:iCs w:val="0"/>
-                <w:caps w:val="0"/>
-                <w:color w:val="0F1115"/>
-                <w:spacing w:val="0"/>
-                <w:kern w:val="0"/>
-                <w:sz w:val="15"/>
-                <w:szCs w:val="15"/>
-                <w:lang w:val="en-US" w:eastAsia="zh-CN" w:bidi="ar"/>
-              </w:rPr>
-              <w:t>受击时变更</w:t>
-            </w:r>
-          </w:p>
-        </w:tc>
-        <w:tc>
-          <w:tcPr>
-            <w:tcW w:w="973" w:type="pct"/>
-            <w:shd w:val="clear" w:color="auto" w:fill="FFFFFF"/>
-            <w:tcMar>
-              <w:top w:w="100" w:type="dxa"/>
-              <w:left w:w="160" w:type="dxa"/>
-              <w:bottom w:w="100" w:type="dxa"/>
-              <w:right w:w="0" w:type="dxa"/>
-            </w:tcMar>
-            <w:vAlign w:val="center"/>
-          </w:tcPr>
-          <w:p>
-            <w:pPr>
-              <w:keepNext w:val="0"/>
-              <w:keepLines w:val="0"/>
-              <w:widowControl/>
-              <w:suppressLineNumbers w:val="0"/>
-              <w:spacing w:line="250" w:lineRule="atLeast"/>
-              <w:jc w:val="center"/>
-              <w:rPr>
-                <w:rFonts w:hint="eastAsia" w:ascii="宋体" w:hAnsi="宋体" w:eastAsia="宋体" w:cs="宋体"/>
-                <w:i w:val="0"/>
-                <w:iCs w:val="0"/>
-                <w:caps w:val="0"/>
-                <w:color w:val="0F1115"/>
-                <w:spacing w:val="0"/>
-                <w:sz w:val="15"/>
-                <w:szCs w:val="15"/>
-              </w:rPr>
-            </w:pPr>
-            <w:r>
-              <w:rPr>
-                <w:rFonts w:hint="eastAsia" w:ascii="宋体" w:hAnsi="宋体" w:eastAsia="宋体" w:cs="宋体"/>
-                <w:i w:val="0"/>
-                <w:iCs w:val="0"/>
-                <w:caps w:val="0"/>
-                <w:color w:val="0F1115"/>
-                <w:spacing w:val="0"/>
-                <w:kern w:val="0"/>
-                <w:sz w:val="15"/>
-                <w:szCs w:val="15"/>
-                <w:lang w:val="en-US" w:eastAsia="zh-CN" w:bidi="ar"/>
-              </w:rPr>
-              <w:t>按需</w:t>
-            </w:r>
-          </w:p>
-        </w:tc>
-      </w:tr>
-      <w:tr>
-        <w:tblPrEx>
-          <w:tblBorders>
-            <w:top w:val="single" w:color="auto" w:sz="4" w:space="0"/>
-            <w:left w:val="single" w:color="auto" w:sz="4" w:space="0"/>
-            <w:bottom w:val="single" w:color="auto" w:sz="4" w:space="0"/>
-            <w:right w:val="single" w:color="auto" w:sz="4" w:space="0"/>
-            <w:insideH w:val="single" w:color="auto" w:sz="4" w:space="0"/>
-            <w:insideV w:val="single" w:color="auto" w:sz="4" w:space="0"/>
-          </w:tblBorders>
-          <w:tblCellMar>
-            <w:top w:w="15" w:type="dxa"/>
-            <w:left w:w="15" w:type="dxa"/>
-            <w:bottom w:w="15" w:type="dxa"/>
-            <w:right w:w="15" w:type="dxa"/>
-          </w:tblCellMar>
-        </w:tblPrEx>
-        <w:tc>
-          <w:tcPr>
-            <w:tcW w:w="1285" w:type="pct"/>
-            <w:shd w:val="clear" w:color="auto" w:fill="FFFFFF"/>
-            <w:tcMar>
-              <w:top w:w="100" w:type="dxa"/>
-              <w:left w:w="0" w:type="dxa"/>
-              <w:bottom w:w="100" w:type="dxa"/>
-              <w:right w:w="160" w:type="dxa"/>
-            </w:tcMar>
-            <w:vAlign w:val="center"/>
-          </w:tcPr>
-          <w:p>
-            <w:pPr>
-              <w:keepNext w:val="0"/>
-              <w:keepLines w:val="0"/>
-              <w:widowControl/>
-              <w:suppressLineNumbers w:val="0"/>
-              <w:spacing w:line="250" w:lineRule="atLeast"/>
-              <w:jc w:val="center"/>
-              <w:rPr>
-                <w:rFonts w:hint="eastAsia" w:ascii="宋体" w:hAnsi="宋体" w:eastAsia="宋体" w:cs="宋体"/>
-                <w:i w:val="0"/>
-                <w:iCs w:val="0"/>
-                <w:caps w:val="0"/>
-                <w:color w:val="0F1115"/>
-                <w:spacing w:val="0"/>
-                <w:sz w:val="15"/>
-                <w:szCs w:val="15"/>
-              </w:rPr>
-            </w:pPr>
-            <w:r>
-              <w:rPr>
-                <w:rFonts w:hint="eastAsia" w:ascii="宋体" w:hAnsi="宋体" w:eastAsia="宋体" w:cs="宋体"/>
-                <w:i w:val="0"/>
-                <w:iCs w:val="0"/>
-                <w:caps w:val="0"/>
-                <w:color w:val="0F1115"/>
-                <w:spacing w:val="0"/>
-                <w:kern w:val="0"/>
-                <w:sz w:val="15"/>
-                <w:szCs w:val="15"/>
-                <w:lang w:val="en-US" w:eastAsia="zh-CN" w:bidi="ar"/>
-              </w:rPr>
-              <w:t>Chakra</w:t>
-            </w:r>
-          </w:p>
-        </w:tc>
-        <w:tc>
-          <w:tcPr>
-            <w:tcW w:w="1211" w:type="pct"/>
-            <w:shd w:val="clear" w:color="auto" w:fill="FFFFFF"/>
-            <w:tcMar>
-              <w:top w:w="100" w:type="dxa"/>
-              <w:left w:w="160" w:type="dxa"/>
-              <w:bottom w:w="100" w:type="dxa"/>
-              <w:right w:w="160" w:type="dxa"/>
-            </w:tcMar>
-            <w:vAlign w:val="center"/>
-          </w:tcPr>
-          <w:p>
-            <w:pPr>
-              <w:keepNext w:val="0"/>
-              <w:keepLines w:val="0"/>
-              <w:widowControl/>
-              <w:suppressLineNumbers w:val="0"/>
-              <w:spacing w:line="250" w:lineRule="atLeast"/>
-              <w:jc w:val="center"/>
-              <w:rPr>
-                <w:rFonts w:hint="eastAsia" w:ascii="宋体" w:hAnsi="宋体" w:eastAsia="宋体" w:cs="宋体"/>
-                <w:i w:val="0"/>
-                <w:iCs w:val="0"/>
-                <w:caps w:val="0"/>
-                <w:color w:val="0F1115"/>
-                <w:spacing w:val="0"/>
-                <w:sz w:val="15"/>
-                <w:szCs w:val="15"/>
-              </w:rPr>
-            </w:pPr>
-            <w:r>
-              <w:rPr>
-                <w:rFonts w:hint="eastAsia" w:ascii="宋体" w:hAnsi="宋体" w:eastAsia="宋体" w:cs="宋体"/>
-                <w:i w:val="0"/>
-                <w:iCs w:val="0"/>
-                <w:caps w:val="0"/>
-                <w:color w:val="0F1115"/>
-                <w:spacing w:val="0"/>
-                <w:kern w:val="0"/>
-                <w:sz w:val="15"/>
-                <w:szCs w:val="15"/>
-                <w:lang w:val="en-US" w:eastAsia="zh-CN" w:bidi="ar"/>
-              </w:rPr>
-              <w:t>PlayerState</w:t>
-            </w:r>
-          </w:p>
-        </w:tc>
-        <w:tc>
-          <w:tcPr>
-            <w:tcW w:w="1529" w:type="pct"/>
-            <w:shd w:val="clear" w:color="auto" w:fill="FFFFFF"/>
-            <w:tcMar>
-              <w:top w:w="100" w:type="dxa"/>
-              <w:left w:w="160" w:type="dxa"/>
-              <w:bottom w:w="100" w:type="dxa"/>
-              <w:right w:w="160" w:type="dxa"/>
-            </w:tcMar>
-            <w:vAlign w:val="center"/>
-          </w:tcPr>
-          <w:p>
-            <w:pPr>
-              <w:keepNext w:val="0"/>
-              <w:keepLines w:val="0"/>
-              <w:widowControl/>
-              <w:suppressLineNumbers w:val="0"/>
-              <w:spacing w:line="250" w:lineRule="atLeast"/>
-              <w:jc w:val="center"/>
-              <w:rPr>
-                <w:rFonts w:hint="eastAsia" w:ascii="宋体" w:hAnsi="宋体" w:eastAsia="宋体" w:cs="宋体"/>
-                <w:i w:val="0"/>
-                <w:iCs w:val="0"/>
-                <w:caps w:val="0"/>
-                <w:color w:val="0F1115"/>
-                <w:spacing w:val="0"/>
-                <w:sz w:val="15"/>
-                <w:szCs w:val="15"/>
-              </w:rPr>
-            </w:pPr>
-            <w:r>
-              <w:rPr>
-                <w:rFonts w:hint="eastAsia" w:ascii="宋体" w:hAnsi="宋体" w:eastAsia="宋体" w:cs="宋体"/>
-                <w:i w:val="0"/>
-                <w:iCs w:val="0"/>
-                <w:caps w:val="0"/>
-                <w:color w:val="0F1115"/>
-                <w:spacing w:val="0"/>
-                <w:kern w:val="0"/>
-                <w:sz w:val="15"/>
-                <w:szCs w:val="15"/>
-                <w:lang w:val="en-US" w:eastAsia="zh-CN" w:bidi="ar"/>
-              </w:rPr>
-              <w:t>命中/替身时变更</w:t>
-            </w:r>
-          </w:p>
-        </w:tc>
-        <w:tc>
-          <w:tcPr>
-            <w:tcW w:w="973" w:type="pct"/>
-            <w:shd w:val="clear" w:color="auto" w:fill="FFFFFF"/>
-            <w:tcMar>
-              <w:top w:w="100" w:type="dxa"/>
-              <w:left w:w="160" w:type="dxa"/>
-              <w:bottom w:w="100" w:type="dxa"/>
-              <w:right w:w="0" w:type="dxa"/>
-            </w:tcMar>
-            <w:vAlign w:val="center"/>
-          </w:tcPr>
-          <w:p>
-            <w:pPr>
-              <w:keepNext w:val="0"/>
-              <w:keepLines w:val="0"/>
-              <w:widowControl/>
-              <w:suppressLineNumbers w:val="0"/>
-              <w:spacing w:line="250" w:lineRule="atLeast"/>
-              <w:jc w:val="center"/>
-              <w:rPr>
-                <w:rFonts w:hint="eastAsia" w:ascii="宋体" w:hAnsi="宋体" w:eastAsia="宋体" w:cs="宋体"/>
-                <w:i w:val="0"/>
-                <w:iCs w:val="0"/>
-                <w:caps w:val="0"/>
-                <w:color w:val="0F1115"/>
-                <w:spacing w:val="0"/>
-                <w:sz w:val="15"/>
-                <w:szCs w:val="15"/>
-              </w:rPr>
-            </w:pPr>
-            <w:r>
-              <w:rPr>
-                <w:rFonts w:hint="eastAsia" w:ascii="宋体" w:hAnsi="宋体" w:eastAsia="宋体" w:cs="宋体"/>
-                <w:i w:val="0"/>
-                <w:iCs w:val="0"/>
-                <w:caps w:val="0"/>
-                <w:color w:val="0F1115"/>
-                <w:spacing w:val="0"/>
-                <w:kern w:val="0"/>
-                <w:sz w:val="15"/>
-                <w:szCs w:val="15"/>
-                <w:lang w:val="en-US" w:eastAsia="zh-CN" w:bidi="ar"/>
-              </w:rPr>
-              <w:t>按需</w:t>
             </w:r>
           </w:p>
         </w:tc>
@@ -7527,7 +6892,7 @@
                 <w:szCs w:val="15"/>
                 <w:lang w:val="en-US" w:eastAsia="zh-CN" w:bidi="ar"/>
               </w:rPr>
-              <w:t>Attack</w:t>
+              <w:t>Team</w:t>
             </w:r>
           </w:p>
         </w:tc>
@@ -7623,7 +6988,7 @@
                 <w:szCs w:val="15"/>
                 <w:lang w:val="en-US" w:eastAsia="zh-CN" w:bidi="ar"/>
               </w:rPr>
-              <w:t>攻击时变更</w:t>
+              <w:t>初始赋值后不变</w:t>
             </w:r>
           </w:p>
         </w:tc>
@@ -7671,7 +7036,7 @@
                 <w:szCs w:val="15"/>
                 <w:lang w:val="en-US" w:eastAsia="zh-CN" w:bidi="ar"/>
               </w:rPr>
-              <w:t>按需</w:t>
+              <w:t>一次</w:t>
             </w:r>
           </w:p>
         </w:tc>
@@ -7686,6 +7051,7 @@
             <w:insideH w:val="single" w:color="auto" w:sz="4" w:space="0"/>
             <w:insideV w:val="single" w:color="auto" w:sz="4" w:space="0"/>
           </w:tblBorders>
+          <w:shd w:val="clear" w:color="auto" w:fill="FFFFFF"/>
           <w:tblCellMar>
             <w:top w:w="15" w:type="dxa"/>
             <w:left w:w="15" w:type="dxa"/>
@@ -7737,7 +7103,7 @@
                 <w:szCs w:val="15"/>
                 <w:lang w:val="en-US" w:eastAsia="zh-CN" w:bidi="ar"/>
               </w:rPr>
-              <w:t>MySkill</w:t>
+              <w:t>HealthValue</w:t>
             </w:r>
           </w:p>
         </w:tc>
@@ -7833,7 +7199,7 @@
                 <w:szCs w:val="15"/>
                 <w:lang w:val="en-US" w:eastAsia="zh-CN" w:bidi="ar"/>
               </w:rPr>
-              <w:t>技能释放时变更</w:t>
+              <w:t>受击时变更</w:t>
             </w:r>
           </w:p>
         </w:tc>
@@ -7896,6 +7262,7 @@
             <w:insideH w:val="single" w:color="auto" w:sz="4" w:space="0"/>
             <w:insideV w:val="single" w:color="auto" w:sz="4" w:space="0"/>
           </w:tblBorders>
+          <w:shd w:val="clear" w:color="auto" w:fill="FFFFFF"/>
           <w:tblCellMar>
             <w:top w:w="15" w:type="dxa"/>
             <w:left w:w="15" w:type="dxa"/>
@@ -7947,7 +7314,7 @@
                 <w:szCs w:val="15"/>
                 <w:lang w:val="en-US" w:eastAsia="zh-CN" w:bidi="ar"/>
               </w:rPr>
-              <w:t>CharacterState</w:t>
+              <w:t>Chakra</w:t>
             </w:r>
           </w:p>
         </w:tc>
@@ -8043,7 +7410,7 @@
                 <w:szCs w:val="15"/>
                 <w:lang w:val="en-US" w:eastAsia="zh-CN" w:bidi="ar"/>
               </w:rPr>
-              <w:t>状态变更时</w:t>
+              <w:t>命中/替身时变更</w:t>
             </w:r>
           </w:p>
         </w:tc>
@@ -8106,6 +7473,640 @@
             <w:insideH w:val="single" w:color="auto" w:sz="4" w:space="0"/>
             <w:insideV w:val="single" w:color="auto" w:sz="4" w:space="0"/>
           </w:tblBorders>
+          <w:shd w:val="clear" w:color="auto" w:fill="FFFFFF"/>
+          <w:tblCellMar>
+            <w:top w:w="15" w:type="dxa"/>
+            <w:left w:w="15" w:type="dxa"/>
+            <w:bottom w:w="15" w:type="dxa"/>
+            <w:right w:w="15" w:type="dxa"/>
+          </w:tblCellMar>
+        </w:tblPrEx>
+        <w:tc>
+          <w:tcPr>
+            <w:tcW w:w="1285" w:type="pct"/>
+            <w:shd w:val="clear" w:color="auto" w:fill="FFFFFF"/>
+            <w:tcMar>
+              <w:top w:w="100" w:type="dxa"/>
+              <w:left w:w="0" w:type="dxa"/>
+              <w:bottom w:w="100" w:type="dxa"/>
+              <w:right w:w="160" w:type="dxa"/>
+            </w:tcMar>
+            <w:vAlign w:val="center"/>
+          </w:tcPr>
+          <w:p>
+            <w:pPr>
+              <w:keepNext w:val="0"/>
+              <w:keepLines w:val="0"/>
+              <w:widowControl/>
+              <w:suppressLineNumbers w:val="0"/>
+              <w:spacing w:line="250" w:lineRule="atLeast"/>
+              <w:jc w:val="center"/>
+              <w:rPr>
+                <w:rFonts w:hint="eastAsia" w:ascii="宋体" w:hAnsi="宋体" w:eastAsia="宋体" w:cs="宋体"/>
+                <w:i w:val="0"/>
+                <w:iCs w:val="0"/>
+                <w:caps w:val="0"/>
+                <w:color w:val="0F1115"/>
+                <w:spacing w:val="0"/>
+                <w:sz w:val="15"/>
+                <w:szCs w:val="15"/>
+              </w:rPr>
+            </w:pPr>
+            <w:r>
+              <w:rPr>
+                <w:rFonts w:hint="eastAsia" w:ascii="宋体" w:hAnsi="宋体" w:eastAsia="宋体" w:cs="宋体"/>
+                <w:i w:val="0"/>
+                <w:iCs w:val="0"/>
+                <w:caps w:val="0"/>
+                <w:color w:val="0F1115"/>
+                <w:spacing w:val="0"/>
+                <w:kern w:val="0"/>
+                <w:sz w:val="15"/>
+                <w:szCs w:val="15"/>
+                <w:lang w:val="en-US" w:eastAsia="zh-CN" w:bidi="ar"/>
+              </w:rPr>
+              <w:t>Attack</w:t>
+            </w:r>
+          </w:p>
+        </w:tc>
+        <w:tc>
+          <w:tcPr>
+            <w:tcW w:w="1211" w:type="pct"/>
+            <w:shd w:val="clear" w:color="auto" w:fill="FFFFFF"/>
+            <w:tcMar>
+              <w:top w:w="100" w:type="dxa"/>
+              <w:left w:w="160" w:type="dxa"/>
+              <w:bottom w:w="100" w:type="dxa"/>
+              <w:right w:w="160" w:type="dxa"/>
+            </w:tcMar>
+            <w:vAlign w:val="center"/>
+          </w:tcPr>
+          <w:p>
+            <w:pPr>
+              <w:keepNext w:val="0"/>
+              <w:keepLines w:val="0"/>
+              <w:widowControl/>
+              <w:suppressLineNumbers w:val="0"/>
+              <w:spacing w:line="250" w:lineRule="atLeast"/>
+              <w:jc w:val="center"/>
+              <w:rPr>
+                <w:rFonts w:hint="eastAsia" w:ascii="宋体" w:hAnsi="宋体" w:eastAsia="宋体" w:cs="宋体"/>
+                <w:i w:val="0"/>
+                <w:iCs w:val="0"/>
+                <w:caps w:val="0"/>
+                <w:color w:val="0F1115"/>
+                <w:spacing w:val="0"/>
+                <w:sz w:val="15"/>
+                <w:szCs w:val="15"/>
+              </w:rPr>
+            </w:pPr>
+            <w:r>
+              <w:rPr>
+                <w:rFonts w:hint="eastAsia" w:ascii="宋体" w:hAnsi="宋体" w:eastAsia="宋体" w:cs="宋体"/>
+                <w:i w:val="0"/>
+                <w:iCs w:val="0"/>
+                <w:caps w:val="0"/>
+                <w:color w:val="0F1115"/>
+                <w:spacing w:val="0"/>
+                <w:kern w:val="0"/>
+                <w:sz w:val="15"/>
+                <w:szCs w:val="15"/>
+                <w:lang w:val="en-US" w:eastAsia="zh-CN" w:bidi="ar"/>
+              </w:rPr>
+              <w:t>PlayerState</w:t>
+            </w:r>
+          </w:p>
+        </w:tc>
+        <w:tc>
+          <w:tcPr>
+            <w:tcW w:w="1529" w:type="pct"/>
+            <w:shd w:val="clear" w:color="auto" w:fill="FFFFFF"/>
+            <w:tcMar>
+              <w:top w:w="100" w:type="dxa"/>
+              <w:left w:w="160" w:type="dxa"/>
+              <w:bottom w:w="100" w:type="dxa"/>
+              <w:right w:w="160" w:type="dxa"/>
+            </w:tcMar>
+            <w:vAlign w:val="center"/>
+          </w:tcPr>
+          <w:p>
+            <w:pPr>
+              <w:keepNext w:val="0"/>
+              <w:keepLines w:val="0"/>
+              <w:widowControl/>
+              <w:suppressLineNumbers w:val="0"/>
+              <w:spacing w:line="250" w:lineRule="atLeast"/>
+              <w:jc w:val="center"/>
+              <w:rPr>
+                <w:rFonts w:hint="eastAsia" w:ascii="宋体" w:hAnsi="宋体" w:eastAsia="宋体" w:cs="宋体"/>
+                <w:i w:val="0"/>
+                <w:iCs w:val="0"/>
+                <w:caps w:val="0"/>
+                <w:color w:val="0F1115"/>
+                <w:spacing w:val="0"/>
+                <w:sz w:val="15"/>
+                <w:szCs w:val="15"/>
+              </w:rPr>
+            </w:pPr>
+            <w:r>
+              <w:rPr>
+                <w:rFonts w:hint="eastAsia" w:ascii="宋体" w:hAnsi="宋体" w:eastAsia="宋体" w:cs="宋体"/>
+                <w:i w:val="0"/>
+                <w:iCs w:val="0"/>
+                <w:caps w:val="0"/>
+                <w:color w:val="0F1115"/>
+                <w:spacing w:val="0"/>
+                <w:kern w:val="0"/>
+                <w:sz w:val="15"/>
+                <w:szCs w:val="15"/>
+                <w:lang w:val="en-US" w:eastAsia="zh-CN" w:bidi="ar"/>
+              </w:rPr>
+              <w:t>攻击时变更</w:t>
+            </w:r>
+          </w:p>
+        </w:tc>
+        <w:tc>
+          <w:tcPr>
+            <w:tcW w:w="973" w:type="pct"/>
+            <w:shd w:val="clear" w:color="auto" w:fill="FFFFFF"/>
+            <w:tcMar>
+              <w:top w:w="100" w:type="dxa"/>
+              <w:left w:w="160" w:type="dxa"/>
+              <w:bottom w:w="100" w:type="dxa"/>
+              <w:right w:w="0" w:type="dxa"/>
+            </w:tcMar>
+            <w:vAlign w:val="center"/>
+          </w:tcPr>
+          <w:p>
+            <w:pPr>
+              <w:keepNext w:val="0"/>
+              <w:keepLines w:val="0"/>
+              <w:widowControl/>
+              <w:suppressLineNumbers w:val="0"/>
+              <w:spacing w:line="250" w:lineRule="atLeast"/>
+              <w:jc w:val="center"/>
+              <w:rPr>
+                <w:rFonts w:hint="eastAsia" w:ascii="宋体" w:hAnsi="宋体" w:eastAsia="宋体" w:cs="宋体"/>
+                <w:i w:val="0"/>
+                <w:iCs w:val="0"/>
+                <w:caps w:val="0"/>
+                <w:color w:val="0F1115"/>
+                <w:spacing w:val="0"/>
+                <w:sz w:val="15"/>
+                <w:szCs w:val="15"/>
+              </w:rPr>
+            </w:pPr>
+            <w:r>
+              <w:rPr>
+                <w:rFonts w:hint="eastAsia" w:ascii="宋体" w:hAnsi="宋体" w:eastAsia="宋体" w:cs="宋体"/>
+                <w:i w:val="0"/>
+                <w:iCs w:val="0"/>
+                <w:caps w:val="0"/>
+                <w:color w:val="0F1115"/>
+                <w:spacing w:val="0"/>
+                <w:kern w:val="0"/>
+                <w:sz w:val="15"/>
+                <w:szCs w:val="15"/>
+                <w:lang w:val="en-US" w:eastAsia="zh-CN" w:bidi="ar"/>
+              </w:rPr>
+              <w:t>按需</w:t>
+            </w:r>
+          </w:p>
+        </w:tc>
+      </w:tr>
+      <w:tr>
+        <w:tblPrEx>
+          <w:tblBorders>
+            <w:top w:val="single" w:color="auto" w:sz="4" w:space="0"/>
+            <w:left w:val="single" w:color="auto" w:sz="4" w:space="0"/>
+            <w:bottom w:val="single" w:color="auto" w:sz="4" w:space="0"/>
+            <w:right w:val="single" w:color="auto" w:sz="4" w:space="0"/>
+            <w:insideH w:val="single" w:color="auto" w:sz="4" w:space="0"/>
+            <w:insideV w:val="single" w:color="auto" w:sz="4" w:space="0"/>
+          </w:tblBorders>
+          <w:shd w:val="clear" w:color="auto" w:fill="FFFFFF"/>
+          <w:tblCellMar>
+            <w:top w:w="15" w:type="dxa"/>
+            <w:left w:w="15" w:type="dxa"/>
+            <w:bottom w:w="15" w:type="dxa"/>
+            <w:right w:w="15" w:type="dxa"/>
+          </w:tblCellMar>
+        </w:tblPrEx>
+        <w:tc>
+          <w:tcPr>
+            <w:tcW w:w="1285" w:type="pct"/>
+            <w:shd w:val="clear" w:color="auto" w:fill="FFFFFF"/>
+            <w:tcMar>
+              <w:top w:w="100" w:type="dxa"/>
+              <w:left w:w="0" w:type="dxa"/>
+              <w:bottom w:w="100" w:type="dxa"/>
+              <w:right w:w="160" w:type="dxa"/>
+            </w:tcMar>
+            <w:vAlign w:val="center"/>
+          </w:tcPr>
+          <w:p>
+            <w:pPr>
+              <w:keepNext w:val="0"/>
+              <w:keepLines w:val="0"/>
+              <w:widowControl/>
+              <w:suppressLineNumbers w:val="0"/>
+              <w:spacing w:line="250" w:lineRule="atLeast"/>
+              <w:jc w:val="center"/>
+              <w:rPr>
+                <w:rFonts w:hint="eastAsia" w:ascii="宋体" w:hAnsi="宋体" w:eastAsia="宋体" w:cs="宋体"/>
+                <w:i w:val="0"/>
+                <w:iCs w:val="0"/>
+                <w:caps w:val="0"/>
+                <w:color w:val="0F1115"/>
+                <w:spacing w:val="0"/>
+                <w:sz w:val="15"/>
+                <w:szCs w:val="15"/>
+              </w:rPr>
+            </w:pPr>
+            <w:r>
+              <w:rPr>
+                <w:rFonts w:hint="eastAsia" w:ascii="宋体" w:hAnsi="宋体" w:eastAsia="宋体" w:cs="宋体"/>
+                <w:i w:val="0"/>
+                <w:iCs w:val="0"/>
+                <w:caps w:val="0"/>
+                <w:color w:val="0F1115"/>
+                <w:spacing w:val="0"/>
+                <w:kern w:val="0"/>
+                <w:sz w:val="15"/>
+                <w:szCs w:val="15"/>
+                <w:lang w:val="en-US" w:eastAsia="zh-CN" w:bidi="ar"/>
+              </w:rPr>
+              <w:t>MySkill</w:t>
+            </w:r>
+          </w:p>
+        </w:tc>
+        <w:tc>
+          <w:tcPr>
+            <w:tcW w:w="1211" w:type="pct"/>
+            <w:shd w:val="clear" w:color="auto" w:fill="FFFFFF"/>
+            <w:tcMar>
+              <w:top w:w="100" w:type="dxa"/>
+              <w:left w:w="160" w:type="dxa"/>
+              <w:bottom w:w="100" w:type="dxa"/>
+              <w:right w:w="160" w:type="dxa"/>
+            </w:tcMar>
+            <w:vAlign w:val="center"/>
+          </w:tcPr>
+          <w:p>
+            <w:pPr>
+              <w:keepNext w:val="0"/>
+              <w:keepLines w:val="0"/>
+              <w:widowControl/>
+              <w:suppressLineNumbers w:val="0"/>
+              <w:spacing w:line="250" w:lineRule="atLeast"/>
+              <w:jc w:val="center"/>
+              <w:rPr>
+                <w:rFonts w:hint="eastAsia" w:ascii="宋体" w:hAnsi="宋体" w:eastAsia="宋体" w:cs="宋体"/>
+                <w:i w:val="0"/>
+                <w:iCs w:val="0"/>
+                <w:caps w:val="0"/>
+                <w:color w:val="0F1115"/>
+                <w:spacing w:val="0"/>
+                <w:sz w:val="15"/>
+                <w:szCs w:val="15"/>
+              </w:rPr>
+            </w:pPr>
+            <w:r>
+              <w:rPr>
+                <w:rFonts w:hint="eastAsia" w:ascii="宋体" w:hAnsi="宋体" w:eastAsia="宋体" w:cs="宋体"/>
+                <w:i w:val="0"/>
+                <w:iCs w:val="0"/>
+                <w:caps w:val="0"/>
+                <w:color w:val="0F1115"/>
+                <w:spacing w:val="0"/>
+                <w:kern w:val="0"/>
+                <w:sz w:val="15"/>
+                <w:szCs w:val="15"/>
+                <w:lang w:val="en-US" w:eastAsia="zh-CN" w:bidi="ar"/>
+              </w:rPr>
+              <w:t>PlayerState</w:t>
+            </w:r>
+          </w:p>
+        </w:tc>
+        <w:tc>
+          <w:tcPr>
+            <w:tcW w:w="1529" w:type="pct"/>
+            <w:shd w:val="clear" w:color="auto" w:fill="FFFFFF"/>
+            <w:tcMar>
+              <w:top w:w="100" w:type="dxa"/>
+              <w:left w:w="160" w:type="dxa"/>
+              <w:bottom w:w="100" w:type="dxa"/>
+              <w:right w:w="160" w:type="dxa"/>
+            </w:tcMar>
+            <w:vAlign w:val="center"/>
+          </w:tcPr>
+          <w:p>
+            <w:pPr>
+              <w:keepNext w:val="0"/>
+              <w:keepLines w:val="0"/>
+              <w:widowControl/>
+              <w:suppressLineNumbers w:val="0"/>
+              <w:spacing w:line="250" w:lineRule="atLeast"/>
+              <w:jc w:val="center"/>
+              <w:rPr>
+                <w:rFonts w:hint="eastAsia" w:ascii="宋体" w:hAnsi="宋体" w:eastAsia="宋体" w:cs="宋体"/>
+                <w:i w:val="0"/>
+                <w:iCs w:val="0"/>
+                <w:caps w:val="0"/>
+                <w:color w:val="0F1115"/>
+                <w:spacing w:val="0"/>
+                <w:sz w:val="15"/>
+                <w:szCs w:val="15"/>
+              </w:rPr>
+            </w:pPr>
+            <w:r>
+              <w:rPr>
+                <w:rFonts w:hint="eastAsia" w:ascii="宋体" w:hAnsi="宋体" w:eastAsia="宋体" w:cs="宋体"/>
+                <w:i w:val="0"/>
+                <w:iCs w:val="0"/>
+                <w:caps w:val="0"/>
+                <w:color w:val="0F1115"/>
+                <w:spacing w:val="0"/>
+                <w:kern w:val="0"/>
+                <w:sz w:val="15"/>
+                <w:szCs w:val="15"/>
+                <w:lang w:val="en-US" w:eastAsia="zh-CN" w:bidi="ar"/>
+              </w:rPr>
+              <w:t>技能释放时变更</w:t>
+            </w:r>
+          </w:p>
+        </w:tc>
+        <w:tc>
+          <w:tcPr>
+            <w:tcW w:w="973" w:type="pct"/>
+            <w:shd w:val="clear" w:color="auto" w:fill="FFFFFF"/>
+            <w:tcMar>
+              <w:top w:w="100" w:type="dxa"/>
+              <w:left w:w="160" w:type="dxa"/>
+              <w:bottom w:w="100" w:type="dxa"/>
+              <w:right w:w="0" w:type="dxa"/>
+            </w:tcMar>
+            <w:vAlign w:val="center"/>
+          </w:tcPr>
+          <w:p>
+            <w:pPr>
+              <w:keepNext w:val="0"/>
+              <w:keepLines w:val="0"/>
+              <w:widowControl/>
+              <w:suppressLineNumbers w:val="0"/>
+              <w:spacing w:line="250" w:lineRule="atLeast"/>
+              <w:jc w:val="center"/>
+              <w:rPr>
+                <w:rFonts w:hint="eastAsia" w:ascii="宋体" w:hAnsi="宋体" w:eastAsia="宋体" w:cs="宋体"/>
+                <w:i w:val="0"/>
+                <w:iCs w:val="0"/>
+                <w:caps w:val="0"/>
+                <w:color w:val="0F1115"/>
+                <w:spacing w:val="0"/>
+                <w:sz w:val="15"/>
+                <w:szCs w:val="15"/>
+              </w:rPr>
+            </w:pPr>
+            <w:r>
+              <w:rPr>
+                <w:rFonts w:hint="eastAsia" w:ascii="宋体" w:hAnsi="宋体" w:eastAsia="宋体" w:cs="宋体"/>
+                <w:i w:val="0"/>
+                <w:iCs w:val="0"/>
+                <w:caps w:val="0"/>
+                <w:color w:val="0F1115"/>
+                <w:spacing w:val="0"/>
+                <w:kern w:val="0"/>
+                <w:sz w:val="15"/>
+                <w:szCs w:val="15"/>
+                <w:lang w:val="en-US" w:eastAsia="zh-CN" w:bidi="ar"/>
+              </w:rPr>
+              <w:t>按需</w:t>
+            </w:r>
+          </w:p>
+        </w:tc>
+      </w:tr>
+      <w:tr>
+        <w:tblPrEx>
+          <w:tblBorders>
+            <w:top w:val="single" w:color="auto" w:sz="4" w:space="0"/>
+            <w:left w:val="single" w:color="auto" w:sz="4" w:space="0"/>
+            <w:bottom w:val="single" w:color="auto" w:sz="4" w:space="0"/>
+            <w:right w:val="single" w:color="auto" w:sz="4" w:space="0"/>
+            <w:insideH w:val="single" w:color="auto" w:sz="4" w:space="0"/>
+            <w:insideV w:val="single" w:color="auto" w:sz="4" w:space="0"/>
+          </w:tblBorders>
+          <w:shd w:val="clear" w:color="auto" w:fill="FFFFFF"/>
+          <w:tblCellMar>
+            <w:top w:w="15" w:type="dxa"/>
+            <w:left w:w="15" w:type="dxa"/>
+            <w:bottom w:w="15" w:type="dxa"/>
+            <w:right w:w="15" w:type="dxa"/>
+          </w:tblCellMar>
+        </w:tblPrEx>
+        <w:tc>
+          <w:tcPr>
+            <w:tcW w:w="1285" w:type="pct"/>
+            <w:shd w:val="clear" w:color="auto" w:fill="FFFFFF"/>
+            <w:tcMar>
+              <w:top w:w="100" w:type="dxa"/>
+              <w:left w:w="0" w:type="dxa"/>
+              <w:bottom w:w="100" w:type="dxa"/>
+              <w:right w:w="160" w:type="dxa"/>
+            </w:tcMar>
+            <w:vAlign w:val="center"/>
+          </w:tcPr>
+          <w:p>
+            <w:pPr>
+              <w:keepNext w:val="0"/>
+              <w:keepLines w:val="0"/>
+              <w:widowControl/>
+              <w:suppressLineNumbers w:val="0"/>
+              <w:spacing w:line="250" w:lineRule="atLeast"/>
+              <w:jc w:val="center"/>
+              <w:rPr>
+                <w:rFonts w:hint="eastAsia" w:ascii="宋体" w:hAnsi="宋体" w:eastAsia="宋体" w:cs="宋体"/>
+                <w:i w:val="0"/>
+                <w:iCs w:val="0"/>
+                <w:caps w:val="0"/>
+                <w:color w:val="0F1115"/>
+                <w:spacing w:val="0"/>
+                <w:sz w:val="15"/>
+                <w:szCs w:val="15"/>
+              </w:rPr>
+            </w:pPr>
+            <w:r>
+              <w:rPr>
+                <w:rFonts w:hint="eastAsia" w:ascii="宋体" w:hAnsi="宋体" w:eastAsia="宋体" w:cs="宋体"/>
+                <w:i w:val="0"/>
+                <w:iCs w:val="0"/>
+                <w:caps w:val="0"/>
+                <w:color w:val="0F1115"/>
+                <w:spacing w:val="0"/>
+                <w:kern w:val="0"/>
+                <w:sz w:val="15"/>
+                <w:szCs w:val="15"/>
+                <w:lang w:val="en-US" w:eastAsia="zh-CN" w:bidi="ar"/>
+              </w:rPr>
+              <w:t>CharacterState</w:t>
+            </w:r>
+          </w:p>
+        </w:tc>
+        <w:tc>
+          <w:tcPr>
+            <w:tcW w:w="1211" w:type="pct"/>
+            <w:shd w:val="clear" w:color="auto" w:fill="FFFFFF"/>
+            <w:tcMar>
+              <w:top w:w="100" w:type="dxa"/>
+              <w:left w:w="160" w:type="dxa"/>
+              <w:bottom w:w="100" w:type="dxa"/>
+              <w:right w:w="160" w:type="dxa"/>
+            </w:tcMar>
+            <w:vAlign w:val="center"/>
+          </w:tcPr>
+          <w:p>
+            <w:pPr>
+              <w:keepNext w:val="0"/>
+              <w:keepLines w:val="0"/>
+              <w:widowControl/>
+              <w:suppressLineNumbers w:val="0"/>
+              <w:spacing w:line="250" w:lineRule="atLeast"/>
+              <w:jc w:val="center"/>
+              <w:rPr>
+                <w:rFonts w:hint="eastAsia" w:ascii="宋体" w:hAnsi="宋体" w:eastAsia="宋体" w:cs="宋体"/>
+                <w:i w:val="0"/>
+                <w:iCs w:val="0"/>
+                <w:caps w:val="0"/>
+                <w:color w:val="0F1115"/>
+                <w:spacing w:val="0"/>
+                <w:sz w:val="15"/>
+                <w:szCs w:val="15"/>
+              </w:rPr>
+            </w:pPr>
+            <w:r>
+              <w:rPr>
+                <w:rFonts w:hint="eastAsia" w:ascii="宋体" w:hAnsi="宋体" w:eastAsia="宋体" w:cs="宋体"/>
+                <w:i w:val="0"/>
+                <w:iCs w:val="0"/>
+                <w:caps w:val="0"/>
+                <w:color w:val="0F1115"/>
+                <w:spacing w:val="0"/>
+                <w:kern w:val="0"/>
+                <w:sz w:val="15"/>
+                <w:szCs w:val="15"/>
+                <w:lang w:val="en-US" w:eastAsia="zh-CN" w:bidi="ar"/>
+              </w:rPr>
+              <w:t>PlayerState</w:t>
+            </w:r>
+          </w:p>
+        </w:tc>
+        <w:tc>
+          <w:tcPr>
+            <w:tcW w:w="1529" w:type="pct"/>
+            <w:shd w:val="clear" w:color="auto" w:fill="FFFFFF"/>
+            <w:tcMar>
+              <w:top w:w="100" w:type="dxa"/>
+              <w:left w:w="160" w:type="dxa"/>
+              <w:bottom w:w="100" w:type="dxa"/>
+              <w:right w:w="160" w:type="dxa"/>
+            </w:tcMar>
+            <w:vAlign w:val="center"/>
+          </w:tcPr>
+          <w:p>
+            <w:pPr>
+              <w:keepNext w:val="0"/>
+              <w:keepLines w:val="0"/>
+              <w:widowControl/>
+              <w:suppressLineNumbers w:val="0"/>
+              <w:spacing w:line="250" w:lineRule="atLeast"/>
+              <w:jc w:val="center"/>
+              <w:rPr>
+                <w:rFonts w:hint="eastAsia" w:ascii="宋体" w:hAnsi="宋体" w:eastAsia="宋体" w:cs="宋体"/>
+                <w:i w:val="0"/>
+                <w:iCs w:val="0"/>
+                <w:caps w:val="0"/>
+                <w:color w:val="0F1115"/>
+                <w:spacing w:val="0"/>
+                <w:sz w:val="15"/>
+                <w:szCs w:val="15"/>
+              </w:rPr>
+            </w:pPr>
+            <w:r>
+              <w:rPr>
+                <w:rFonts w:hint="eastAsia" w:ascii="宋体" w:hAnsi="宋体" w:eastAsia="宋体" w:cs="宋体"/>
+                <w:i w:val="0"/>
+                <w:iCs w:val="0"/>
+                <w:caps w:val="0"/>
+                <w:color w:val="0F1115"/>
+                <w:spacing w:val="0"/>
+                <w:kern w:val="0"/>
+                <w:sz w:val="15"/>
+                <w:szCs w:val="15"/>
+                <w:lang w:val="en-US" w:eastAsia="zh-CN" w:bidi="ar"/>
+              </w:rPr>
+              <w:t>状态变更时</w:t>
+            </w:r>
+          </w:p>
+        </w:tc>
+        <w:tc>
+          <w:tcPr>
+            <w:tcW w:w="973" w:type="pct"/>
+            <w:shd w:val="clear" w:color="auto" w:fill="FFFFFF"/>
+            <w:tcMar>
+              <w:top w:w="100" w:type="dxa"/>
+              <w:left w:w="160" w:type="dxa"/>
+              <w:bottom w:w="100" w:type="dxa"/>
+              <w:right w:w="0" w:type="dxa"/>
+            </w:tcMar>
+            <w:vAlign w:val="center"/>
+          </w:tcPr>
+          <w:p>
+            <w:pPr>
+              <w:keepNext w:val="0"/>
+              <w:keepLines w:val="0"/>
+              <w:widowControl/>
+              <w:suppressLineNumbers w:val="0"/>
+              <w:spacing w:line="250" w:lineRule="atLeast"/>
+              <w:jc w:val="center"/>
+              <w:rPr>
+                <w:rFonts w:hint="eastAsia" w:ascii="宋体" w:hAnsi="宋体" w:eastAsia="宋体" w:cs="宋体"/>
+                <w:i w:val="0"/>
+                <w:iCs w:val="0"/>
+                <w:caps w:val="0"/>
+                <w:color w:val="0F1115"/>
+                <w:spacing w:val="0"/>
+                <w:sz w:val="15"/>
+                <w:szCs w:val="15"/>
+              </w:rPr>
+            </w:pPr>
+            <w:r>
+              <w:rPr>
+                <w:rFonts w:hint="eastAsia" w:ascii="宋体" w:hAnsi="宋体" w:eastAsia="宋体" w:cs="宋体"/>
+                <w:i w:val="0"/>
+                <w:iCs w:val="0"/>
+                <w:caps w:val="0"/>
+                <w:color w:val="0F1115"/>
+                <w:spacing w:val="0"/>
+                <w:kern w:val="0"/>
+                <w:sz w:val="15"/>
+                <w:szCs w:val="15"/>
+                <w:lang w:val="en-US" w:eastAsia="zh-CN" w:bidi="ar"/>
+              </w:rPr>
+              <w:t>按需</w:t>
+            </w:r>
+          </w:p>
+        </w:tc>
+      </w:tr>
+      <w:tr>
+        <w:tblPrEx>
+          <w:tblBorders>
+            <w:top w:val="single" w:color="auto" w:sz="4" w:space="0"/>
+            <w:left w:val="single" w:color="auto" w:sz="4" w:space="0"/>
+            <w:bottom w:val="single" w:color="auto" w:sz="4" w:space="0"/>
+            <w:right w:val="single" w:color="auto" w:sz="4" w:space="0"/>
+            <w:insideH w:val="single" w:color="auto" w:sz="4" w:space="0"/>
+            <w:insideV w:val="single" w:color="auto" w:sz="4" w:space="0"/>
+          </w:tblBorders>
+          <w:shd w:val="clear" w:color="auto" w:fill="FFFFFF"/>
           <w:tblCellMar>
             <w:top w:w="15" w:type="dxa"/>
             <w:left w:w="15" w:type="dxa"/>
@@ -8601,6 +8602,7 @@
             <w:insideH w:val="single" w:color="auto" w:sz="4" w:space="0"/>
             <w:insideV w:val="single" w:color="auto" w:sz="4" w:space="0"/>
           </w:tblBorders>
+          <w:shd w:val="clear" w:color="auto" w:fill="FFFFFF"/>
           <w:tblCellMar>
             <w:top w:w="15" w:type="dxa"/>
             <w:left w:w="15" w:type="dxa"/>
@@ -8811,6 +8813,7 @@
             <w:insideH w:val="single" w:color="auto" w:sz="4" w:space="0"/>
             <w:insideV w:val="single" w:color="auto" w:sz="4" w:space="0"/>
           </w:tblBorders>
+          <w:shd w:val="clear" w:color="auto" w:fill="FFFFFF"/>
           <w:tblCellMar>
             <w:top w:w="15" w:type="dxa"/>
             <w:left w:w="15" w:type="dxa"/>
@@ -9021,6 +9024,7 @@
             <w:insideH w:val="single" w:color="auto" w:sz="4" w:space="0"/>
             <w:insideV w:val="single" w:color="auto" w:sz="4" w:space="0"/>
           </w:tblBorders>
+          <w:shd w:val="clear" w:color="auto" w:fill="FFFFFF"/>
           <w:tblCellMar>
             <w:top w:w="15" w:type="dxa"/>
             <w:left w:w="15" w:type="dxa"/>
@@ -9388,7 +9392,7 @@
           <w:szCs w:val="15"/>
           <w:lang w:val="en-US" w:eastAsia="zh-CN"/>
         </w:rPr>
-        <w:t xml:space="preserve">    ├── PS1-&gt;SetTeam(Blue) ──Replicate──▶ 【客户端】OnRep_Team()</w:t>
+        <w:t xml:space="preserve">    ├── PS1-&gt;SetTeam(Blue) ──Replicate</w:t>
       </w:r>
     </w:p>
     <w:p>
@@ -9408,14 +9412,14 @@
           <w:szCs w:val="15"/>
           <w:lang w:val="en-US" w:eastAsia="zh-CN"/>
         </w:rPr>
-        <w:t xml:space="preserve">    │                                           │</w:t>
+        <w:t xml:space="preserve">    │      └─▶ 【客户端】OnRep_Team()</w:t>
       </w:r>
     </w:p>
     <w:p>
       <w:pPr>
         <w:ind w:firstLine="420" w:firstLineChars="0"/>
         <w:rPr>
-          <w:rFonts w:hint="eastAsia" w:ascii="宋体" w:hAnsi="宋体" w:eastAsia="宋体" w:cs="宋体"/>
+          <w:rFonts w:hint="default" w:ascii="宋体" w:hAnsi="宋体" w:eastAsia="宋体" w:cs="宋体"/>
           <w:sz w:val="15"/>
           <w:szCs w:val="15"/>
           <w:lang w:val="en-US" w:eastAsia="zh-CN"/>
@@ -9428,7 +9432,7 @@
           <w:szCs w:val="15"/>
           <w:lang w:val="en-US" w:eastAsia="zh-CN"/>
         </w:rPr>
-        <w:t xml:space="preserve">    │                                           └── OnTeamChanged.Broadcast()</w:t>
+        <w:t xml:space="preserve">    │          └─ OnTeamChanged.Broadcast()</w:t>
       </w:r>
     </w:p>
     <w:p>
@@ -9448,7 +9452,7 @@
           <w:szCs w:val="15"/>
           <w:lang w:val="en-US" w:eastAsia="zh-CN"/>
         </w:rPr>
-        <w:t xml:space="preserve">    │                                                   │</w:t>
+        <w:t xml:space="preserve">    │                 └── AC_Character::OnTeamChanged()</w:t>
       </w:r>
     </w:p>
     <w:p>
@@ -9468,7 +9472,7 @@
           <w:szCs w:val="15"/>
           <w:lang w:val="en-US" w:eastAsia="zh-CN"/>
         </w:rPr>
-        <w:t xml:space="preserve">    │                                                   └── AC_Character::OnTeamChanged()</w:t>
+        <w:t xml:space="preserve">    │                            │</w:t>
       </w:r>
     </w:p>
     <w:p>
@@ -9488,7 +9492,7 @@
           <w:szCs w:val="15"/>
           <w:lang w:val="en-US" w:eastAsia="zh-CN"/>
         </w:rPr>
-        <w:t xml:space="preserve">    │                                                           │</w:t>
+        <w:t xml:space="preserve">    │                            └── MyInitialize()</w:t>
       </w:r>
     </w:p>
     <w:p>
@@ -9508,7 +9512,7 @@
           <w:szCs w:val="15"/>
           <w:lang w:val="en-US" w:eastAsia="zh-CN"/>
         </w:rPr>
-        <w:t xml:space="preserve">    │                                                           └── MyInitialize()</w:t>
+        <w:t xml:space="preserve">    │                                        ├── 设置朝向</w:t>
       </w:r>
     </w:p>
     <w:p>
@@ -9528,27 +9532,7 @@
           <w:szCs w:val="15"/>
           <w:lang w:val="en-US" w:eastAsia="zh-CN"/>
         </w:rPr>
-        <w:t xml:space="preserve">    │                                                               ├── 设置朝向</w:t>
-      </w:r>
-    </w:p>
-    <w:p>
-      <w:pPr>
-        <w:ind w:firstLine="420" w:firstLineChars="0"/>
-        <w:rPr>
-          <w:rFonts w:hint="eastAsia" w:ascii="宋体" w:hAnsi="宋体" w:eastAsia="宋体" w:cs="宋体"/>
-          <w:sz w:val="15"/>
-          <w:szCs w:val="15"/>
-          <w:lang w:val="en-US" w:eastAsia="zh-CN"/>
-        </w:rPr>
-      </w:pPr>
-      <w:r>
-        <w:rPr>
-          <w:rFonts w:hint="eastAsia" w:ascii="宋体" w:hAnsi="宋体" w:eastAsia="宋体" w:cs="宋体"/>
-          <w:sz w:val="15"/>
-          <w:szCs w:val="15"/>
-          <w:lang w:val="en-US" w:eastAsia="zh-CN"/>
-        </w:rPr>
-        <w:t xml:space="preserve">    │                                                               └── 设置标识颜色</w:t>
+        <w:t xml:space="preserve">    │                                        └── 设置标识颜色</w:t>
       </w:r>
     </w:p>
     <w:p>
@@ -10991,7 +10975,6 @@
             <w:insideH w:val="single" w:color="auto" w:sz="4" w:space="0"/>
             <w:insideV w:val="single" w:color="auto" w:sz="4" w:space="0"/>
           </w:tblBorders>
-          <w:shd w:val="clear" w:color="auto" w:fill="FFFFFF"/>
           <w:tblCellMar>
             <w:top w:w="15" w:type="dxa"/>
             <w:left w:w="15" w:type="dxa"/>
@@ -11191,6 +11174,428 @@
                 <w:lang w:val="en-US" w:eastAsia="zh-CN" w:bidi="ar"/>
               </w:rPr>
               <w:t>说明</w:t>
+            </w:r>
+          </w:p>
+        </w:tc>
+      </w:tr>
+      <w:tr>
+        <w:tblPrEx>
+          <w:tblBorders>
+            <w:top w:val="single" w:color="auto" w:sz="4" w:space="0"/>
+            <w:left w:val="single" w:color="auto" w:sz="4" w:space="0"/>
+            <w:bottom w:val="single" w:color="auto" w:sz="4" w:space="0"/>
+            <w:right w:val="single" w:color="auto" w:sz="4" w:space="0"/>
+            <w:insideH w:val="single" w:color="auto" w:sz="4" w:space="0"/>
+            <w:insideV w:val="single" w:color="auto" w:sz="4" w:space="0"/>
+          </w:tblBorders>
+          <w:shd w:val="clear" w:color="auto" w:fill="FFFFFF"/>
+          <w:tblCellMar>
+            <w:top w:w="15" w:type="dxa"/>
+            <w:left w:w="15" w:type="dxa"/>
+            <w:bottom w:w="15" w:type="dxa"/>
+            <w:right w:w="15" w:type="dxa"/>
+          </w:tblCellMar>
+        </w:tblPrEx>
+        <w:tc>
+          <w:tcPr>
+            <w:tcW w:w="1553" w:type="pct"/>
+            <w:shd w:val="clear" w:color="auto" w:fill="FFFFFF"/>
+            <w:tcMar>
+              <w:top w:w="100" w:type="dxa"/>
+              <w:left w:w="0" w:type="dxa"/>
+              <w:bottom w:w="100" w:type="dxa"/>
+              <w:right w:w="160" w:type="dxa"/>
+            </w:tcMar>
+            <w:vAlign w:val="center"/>
+          </w:tcPr>
+          <w:p>
+            <w:pPr>
+              <w:keepNext w:val="0"/>
+              <w:keepLines w:val="0"/>
+              <w:widowControl/>
+              <w:suppressLineNumbers w:val="0"/>
+              <w:spacing w:line="250" w:lineRule="atLeast"/>
+              <w:jc w:val="center"/>
+              <w:rPr>
+                <w:rFonts w:hint="eastAsia" w:ascii="宋体" w:hAnsi="宋体" w:eastAsia="宋体" w:cs="宋体"/>
+                <w:i w:val="0"/>
+                <w:iCs w:val="0"/>
+                <w:caps w:val="0"/>
+                <w:color w:val="0F1115"/>
+                <w:spacing w:val="0"/>
+                <w:sz w:val="15"/>
+                <w:szCs w:val="15"/>
+              </w:rPr>
+            </w:pPr>
+            <w:r>
+              <w:rPr>
+                <w:rFonts w:hint="eastAsia" w:ascii="宋体" w:hAnsi="宋体" w:eastAsia="宋体" w:cs="宋体"/>
+                <w:i w:val="0"/>
+                <w:iCs w:val="0"/>
+                <w:caps w:val="0"/>
+                <w:color w:val="0F1115"/>
+                <w:spacing w:val="0"/>
+                <w:kern w:val="0"/>
+                <w:sz w:val="15"/>
+                <w:szCs w:val="15"/>
+                <w:lang w:val="en-US" w:eastAsia="zh-CN" w:bidi="ar"/>
+              </w:rPr>
+              <w:t>HealthValue</w:t>
+            </w:r>
+          </w:p>
+        </w:tc>
+        <w:tc>
+          <w:tcPr>
+            <w:tcW w:w="946" w:type="pct"/>
+            <w:shd w:val="clear" w:color="auto" w:fill="FFFFFF"/>
+            <w:tcMar>
+              <w:top w:w="100" w:type="dxa"/>
+              <w:left w:w="160" w:type="dxa"/>
+              <w:bottom w:w="100" w:type="dxa"/>
+              <w:right w:w="160" w:type="dxa"/>
+            </w:tcMar>
+            <w:vAlign w:val="center"/>
+          </w:tcPr>
+          <w:p>
+            <w:pPr>
+              <w:keepNext w:val="0"/>
+              <w:keepLines w:val="0"/>
+              <w:widowControl/>
+              <w:suppressLineNumbers w:val="0"/>
+              <w:spacing w:line="250" w:lineRule="atLeast"/>
+              <w:jc w:val="center"/>
+              <w:rPr>
+                <w:rFonts w:hint="eastAsia" w:ascii="宋体" w:hAnsi="宋体" w:eastAsia="宋体" w:cs="宋体"/>
+                <w:i w:val="0"/>
+                <w:iCs w:val="0"/>
+                <w:caps w:val="0"/>
+                <w:color w:val="0F1115"/>
+                <w:spacing w:val="0"/>
+                <w:sz w:val="15"/>
+                <w:szCs w:val="15"/>
+              </w:rPr>
+            </w:pPr>
+            <w:r>
+              <w:rPr>
+                <w:rFonts w:hint="eastAsia" w:ascii="宋体" w:hAnsi="宋体" w:eastAsia="宋体" w:cs="宋体"/>
+                <w:i w:val="0"/>
+                <w:iCs w:val="0"/>
+                <w:caps w:val="0"/>
+                <w:color w:val="0F1115"/>
+                <w:spacing w:val="0"/>
+                <w:kern w:val="0"/>
+                <w:sz w:val="15"/>
+                <w:szCs w:val="15"/>
+                <w:lang w:val="en-US" w:eastAsia="zh-CN" w:bidi="ar"/>
+              </w:rPr>
+              <w:t>float</w:t>
+            </w:r>
+          </w:p>
+        </w:tc>
+        <w:tc>
+          <w:tcPr>
+            <w:tcW w:w="1049" w:type="pct"/>
+            <w:shd w:val="clear" w:color="auto" w:fill="FFFFFF"/>
+            <w:tcMar>
+              <w:top w:w="100" w:type="dxa"/>
+              <w:left w:w="160" w:type="dxa"/>
+              <w:bottom w:w="100" w:type="dxa"/>
+              <w:right w:w="160" w:type="dxa"/>
+            </w:tcMar>
+            <w:vAlign w:val="center"/>
+          </w:tcPr>
+          <w:p>
+            <w:pPr>
+              <w:keepNext w:val="0"/>
+              <w:keepLines w:val="0"/>
+              <w:widowControl/>
+              <w:suppressLineNumbers w:val="0"/>
+              <w:spacing w:line="250" w:lineRule="atLeast"/>
+              <w:jc w:val="center"/>
+              <w:rPr>
+                <w:rFonts w:hint="eastAsia" w:ascii="宋体" w:hAnsi="宋体" w:eastAsia="宋体" w:cs="宋体"/>
+                <w:i w:val="0"/>
+                <w:iCs w:val="0"/>
+                <w:caps w:val="0"/>
+                <w:color w:val="0F1115"/>
+                <w:spacing w:val="0"/>
+                <w:sz w:val="15"/>
+                <w:szCs w:val="15"/>
+              </w:rPr>
+            </w:pPr>
+            <w:r>
+              <w:rPr>
+                <w:rFonts w:hint="eastAsia" w:ascii="宋体" w:hAnsi="宋体" w:eastAsia="宋体" w:cs="宋体"/>
+                <w:i w:val="0"/>
+                <w:iCs w:val="0"/>
+                <w:caps w:val="0"/>
+                <w:color w:val="0F1115"/>
+                <w:spacing w:val="0"/>
+                <w:kern w:val="0"/>
+                <w:sz w:val="15"/>
+                <w:szCs w:val="15"/>
+                <w:lang w:val="en-US" w:eastAsia="zh-CN" w:bidi="ar"/>
+              </w:rPr>
+              <w:t>300.0f</w:t>
+            </w:r>
+          </w:p>
+        </w:tc>
+        <w:tc>
+          <w:tcPr>
+            <w:tcW w:w="1450" w:type="pct"/>
+            <w:shd w:val="clear" w:color="auto" w:fill="FFFFFF"/>
+            <w:tcMar>
+              <w:top w:w="100" w:type="dxa"/>
+              <w:left w:w="160" w:type="dxa"/>
+              <w:bottom w:w="100" w:type="dxa"/>
+              <w:right w:w="0" w:type="dxa"/>
+            </w:tcMar>
+            <w:vAlign w:val="center"/>
+          </w:tcPr>
+          <w:p>
+            <w:pPr>
+              <w:keepNext w:val="0"/>
+              <w:keepLines w:val="0"/>
+              <w:widowControl/>
+              <w:suppressLineNumbers w:val="0"/>
+              <w:spacing w:line="250" w:lineRule="atLeast"/>
+              <w:jc w:val="center"/>
+              <w:rPr>
+                <w:rFonts w:hint="eastAsia" w:ascii="宋体" w:hAnsi="宋体" w:eastAsia="宋体" w:cs="宋体"/>
+                <w:i w:val="0"/>
+                <w:iCs w:val="0"/>
+                <w:caps w:val="0"/>
+                <w:color w:val="0F1115"/>
+                <w:spacing w:val="0"/>
+                <w:sz w:val="15"/>
+                <w:szCs w:val="15"/>
+              </w:rPr>
+            </w:pPr>
+            <w:r>
+              <w:rPr>
+                <w:rFonts w:hint="eastAsia" w:ascii="宋体" w:hAnsi="宋体" w:eastAsia="宋体" w:cs="宋体"/>
+                <w:i w:val="0"/>
+                <w:iCs w:val="0"/>
+                <w:caps w:val="0"/>
+                <w:color w:val="0F1115"/>
+                <w:spacing w:val="0"/>
+                <w:kern w:val="0"/>
+                <w:sz w:val="15"/>
+                <w:szCs w:val="15"/>
+                <w:lang w:val="en-US" w:eastAsia="zh-CN" w:bidi="ar"/>
+              </w:rPr>
+              <w:t>最大血量</w:t>
+            </w:r>
+          </w:p>
+        </w:tc>
+      </w:tr>
+      <w:tr>
+        <w:tblPrEx>
+          <w:tblBorders>
+            <w:top w:val="single" w:color="auto" w:sz="4" w:space="0"/>
+            <w:left w:val="single" w:color="auto" w:sz="4" w:space="0"/>
+            <w:bottom w:val="single" w:color="auto" w:sz="4" w:space="0"/>
+            <w:right w:val="single" w:color="auto" w:sz="4" w:space="0"/>
+            <w:insideH w:val="single" w:color="auto" w:sz="4" w:space="0"/>
+            <w:insideV w:val="single" w:color="auto" w:sz="4" w:space="0"/>
+          </w:tblBorders>
+          <w:shd w:val="clear" w:color="auto" w:fill="FFFFFF"/>
+          <w:tblCellMar>
+            <w:top w:w="15" w:type="dxa"/>
+            <w:left w:w="15" w:type="dxa"/>
+            <w:bottom w:w="15" w:type="dxa"/>
+            <w:right w:w="15" w:type="dxa"/>
+          </w:tblCellMar>
+        </w:tblPrEx>
+        <w:tc>
+          <w:tcPr>
+            <w:tcW w:w="1553" w:type="pct"/>
+            <w:shd w:val="clear" w:color="auto" w:fill="FFFFFF"/>
+            <w:tcMar>
+              <w:top w:w="100" w:type="dxa"/>
+              <w:left w:w="0" w:type="dxa"/>
+              <w:bottom w:w="100" w:type="dxa"/>
+              <w:right w:w="160" w:type="dxa"/>
+            </w:tcMar>
+            <w:vAlign w:val="center"/>
+          </w:tcPr>
+          <w:p>
+            <w:pPr>
+              <w:keepNext w:val="0"/>
+              <w:keepLines w:val="0"/>
+              <w:widowControl/>
+              <w:suppressLineNumbers w:val="0"/>
+              <w:spacing w:line="250" w:lineRule="atLeast"/>
+              <w:jc w:val="center"/>
+              <w:rPr>
+                <w:rFonts w:hint="eastAsia" w:ascii="宋体" w:hAnsi="宋体" w:eastAsia="宋体" w:cs="宋体"/>
+                <w:i w:val="0"/>
+                <w:iCs w:val="0"/>
+                <w:caps w:val="0"/>
+                <w:color w:val="0F1115"/>
+                <w:spacing w:val="0"/>
+                <w:sz w:val="15"/>
+                <w:szCs w:val="15"/>
+              </w:rPr>
+            </w:pPr>
+            <w:r>
+              <w:rPr>
+                <w:rFonts w:hint="eastAsia" w:ascii="宋体" w:hAnsi="宋体" w:eastAsia="宋体" w:cs="宋体"/>
+                <w:i w:val="0"/>
+                <w:iCs w:val="0"/>
+                <w:caps w:val="0"/>
+                <w:color w:val="0F1115"/>
+                <w:spacing w:val="0"/>
+                <w:kern w:val="0"/>
+                <w:sz w:val="15"/>
+                <w:szCs w:val="15"/>
+                <w:lang w:val="en-US" w:eastAsia="zh-CN" w:bidi="ar"/>
+              </w:rPr>
+              <w:t>Chakra</w:t>
+            </w:r>
+          </w:p>
+        </w:tc>
+        <w:tc>
+          <w:tcPr>
+            <w:tcW w:w="946" w:type="pct"/>
+            <w:shd w:val="clear" w:color="auto" w:fill="FFFFFF"/>
+            <w:tcMar>
+              <w:top w:w="100" w:type="dxa"/>
+              <w:left w:w="160" w:type="dxa"/>
+              <w:bottom w:w="100" w:type="dxa"/>
+              <w:right w:w="160" w:type="dxa"/>
+            </w:tcMar>
+            <w:vAlign w:val="center"/>
+          </w:tcPr>
+          <w:p>
+            <w:pPr>
+              <w:keepNext w:val="0"/>
+              <w:keepLines w:val="0"/>
+              <w:widowControl/>
+              <w:suppressLineNumbers w:val="0"/>
+              <w:spacing w:line="250" w:lineRule="atLeast"/>
+              <w:jc w:val="center"/>
+              <w:rPr>
+                <w:rFonts w:hint="eastAsia" w:ascii="宋体" w:hAnsi="宋体" w:eastAsia="宋体" w:cs="宋体"/>
+                <w:i w:val="0"/>
+                <w:iCs w:val="0"/>
+                <w:caps w:val="0"/>
+                <w:color w:val="0F1115"/>
+                <w:spacing w:val="0"/>
+                <w:sz w:val="15"/>
+                <w:szCs w:val="15"/>
+              </w:rPr>
+            </w:pPr>
+            <w:r>
+              <w:rPr>
+                <w:rFonts w:hint="eastAsia" w:ascii="宋体" w:hAnsi="宋体" w:eastAsia="宋体" w:cs="宋体"/>
+                <w:i w:val="0"/>
+                <w:iCs w:val="0"/>
+                <w:caps w:val="0"/>
+                <w:color w:val="0F1115"/>
+                <w:spacing w:val="0"/>
+                <w:kern w:val="0"/>
+                <w:sz w:val="15"/>
+                <w:szCs w:val="15"/>
+                <w:lang w:val="en-US" w:eastAsia="zh-CN" w:bidi="ar"/>
+              </w:rPr>
+              <w:t>int32</w:t>
+            </w:r>
+          </w:p>
+        </w:tc>
+        <w:tc>
+          <w:tcPr>
+            <w:tcW w:w="1049" w:type="pct"/>
+            <w:shd w:val="clear" w:color="auto" w:fill="FFFFFF"/>
+            <w:tcMar>
+              <w:top w:w="100" w:type="dxa"/>
+              <w:left w:w="160" w:type="dxa"/>
+              <w:bottom w:w="100" w:type="dxa"/>
+              <w:right w:w="160" w:type="dxa"/>
+            </w:tcMar>
+            <w:vAlign w:val="center"/>
+          </w:tcPr>
+          <w:p>
+            <w:pPr>
+              <w:keepNext w:val="0"/>
+              <w:keepLines w:val="0"/>
+              <w:widowControl/>
+              <w:suppressLineNumbers w:val="0"/>
+              <w:spacing w:line="250" w:lineRule="atLeast"/>
+              <w:jc w:val="center"/>
+              <w:rPr>
+                <w:rFonts w:hint="eastAsia" w:ascii="宋体" w:hAnsi="宋体" w:eastAsia="宋体" w:cs="宋体"/>
+                <w:i w:val="0"/>
+                <w:iCs w:val="0"/>
+                <w:caps w:val="0"/>
+                <w:color w:val="0F1115"/>
+                <w:spacing w:val="0"/>
+                <w:sz w:val="15"/>
+                <w:szCs w:val="15"/>
+              </w:rPr>
+            </w:pPr>
+            <w:r>
+              <w:rPr>
+                <w:rFonts w:hint="eastAsia" w:ascii="宋体" w:hAnsi="宋体" w:eastAsia="宋体" w:cs="宋体"/>
+                <w:i w:val="0"/>
+                <w:iCs w:val="0"/>
+                <w:caps w:val="0"/>
+                <w:color w:val="0F1115"/>
+                <w:spacing w:val="0"/>
+                <w:kern w:val="0"/>
+                <w:sz w:val="15"/>
+                <w:szCs w:val="15"/>
+                <w:lang w:val="en-US" w:eastAsia="zh-CN" w:bidi="ar"/>
+              </w:rPr>
+              <w:t>2</w:t>
+            </w:r>
+          </w:p>
+        </w:tc>
+        <w:tc>
+          <w:tcPr>
+            <w:tcW w:w="1450" w:type="pct"/>
+            <w:shd w:val="clear" w:color="auto" w:fill="FFFFFF"/>
+            <w:tcMar>
+              <w:top w:w="100" w:type="dxa"/>
+              <w:left w:w="160" w:type="dxa"/>
+              <w:bottom w:w="100" w:type="dxa"/>
+              <w:right w:w="0" w:type="dxa"/>
+            </w:tcMar>
+            <w:vAlign w:val="center"/>
+          </w:tcPr>
+          <w:p>
+            <w:pPr>
+              <w:keepNext w:val="0"/>
+              <w:keepLines w:val="0"/>
+              <w:widowControl/>
+              <w:suppressLineNumbers w:val="0"/>
+              <w:spacing w:line="250" w:lineRule="atLeast"/>
+              <w:jc w:val="center"/>
+              <w:rPr>
+                <w:rFonts w:hint="eastAsia" w:ascii="宋体" w:hAnsi="宋体" w:eastAsia="宋体" w:cs="宋体"/>
+                <w:i w:val="0"/>
+                <w:iCs w:val="0"/>
+                <w:caps w:val="0"/>
+                <w:color w:val="0F1115"/>
+                <w:spacing w:val="0"/>
+                <w:sz w:val="15"/>
+                <w:szCs w:val="15"/>
+              </w:rPr>
+            </w:pPr>
+            <w:r>
+              <w:rPr>
+                <w:rFonts w:hint="eastAsia" w:ascii="宋体" w:hAnsi="宋体" w:eastAsia="宋体" w:cs="宋体"/>
+                <w:i w:val="0"/>
+                <w:iCs w:val="0"/>
+                <w:caps w:val="0"/>
+                <w:color w:val="0F1115"/>
+                <w:spacing w:val="0"/>
+                <w:kern w:val="0"/>
+                <w:sz w:val="15"/>
+                <w:szCs w:val="15"/>
+                <w:lang w:val="en-US" w:eastAsia="zh-CN" w:bidi="ar"/>
+              </w:rPr>
+              <w:t>初始查克拉</w:t>
             </w:r>
           </w:p>
         </w:tc>
@@ -11256,7 +11661,7 @@
                 <w:szCs w:val="15"/>
                 <w:lang w:val="en-US" w:eastAsia="zh-CN" w:bidi="ar"/>
               </w:rPr>
-              <w:t>HealthValue</w:t>
+              <w:t>EscapeCD</w:t>
             </w:r>
           </w:p>
         </w:tc>
@@ -11352,7 +11757,7 @@
                 <w:szCs w:val="15"/>
                 <w:lang w:val="en-US" w:eastAsia="zh-CN" w:bidi="ar"/>
               </w:rPr>
-              <w:t>300.0f</w:t>
+              <w:t>15.0f</w:t>
             </w:r>
           </w:p>
         </w:tc>
@@ -11400,7 +11805,7 @@
                 <w:szCs w:val="15"/>
                 <w:lang w:val="en-US" w:eastAsia="zh-CN" w:bidi="ar"/>
               </w:rPr>
-              <w:t>最大血量</w:t>
+              <w:t>替身冷却时间</w:t>
             </w:r>
           </w:p>
         </w:tc>
@@ -11466,7 +11871,7 @@
                 <w:szCs w:val="15"/>
                 <w:lang w:val="en-US" w:eastAsia="zh-CN" w:bidi="ar"/>
               </w:rPr>
-              <w:t>Chakra</w:t>
+              <w:t>FirstSkillCD</w:t>
             </w:r>
           </w:p>
         </w:tc>
@@ -11514,7 +11919,7 @@
                 <w:szCs w:val="15"/>
                 <w:lang w:val="en-US" w:eastAsia="zh-CN" w:bidi="ar"/>
               </w:rPr>
-              <w:t>int32</w:t>
+              <w:t>float</w:t>
             </w:r>
           </w:p>
         </w:tc>
@@ -11562,7 +11967,7 @@
                 <w:szCs w:val="15"/>
                 <w:lang w:val="en-US" w:eastAsia="zh-CN" w:bidi="ar"/>
               </w:rPr>
-              <w:t>2</w:t>
+              <w:t>10.0f</w:t>
             </w:r>
           </w:p>
         </w:tc>
@@ -11610,7 +12015,7 @@
                 <w:szCs w:val="15"/>
                 <w:lang w:val="en-US" w:eastAsia="zh-CN" w:bidi="ar"/>
               </w:rPr>
-              <w:t>初始查克拉</w:t>
+              <w:t>一技能冷却</w:t>
             </w:r>
           </w:p>
         </w:tc>
@@ -11676,7 +12081,7 @@
                 <w:szCs w:val="15"/>
                 <w:lang w:val="en-US" w:eastAsia="zh-CN" w:bidi="ar"/>
               </w:rPr>
-              <w:t>EscapeCD</w:t>
+              <w:t>SecondSkillCD</w:t>
             </w:r>
           </w:p>
         </w:tc>
@@ -11772,7 +12177,7 @@
                 <w:szCs w:val="15"/>
                 <w:lang w:val="en-US" w:eastAsia="zh-CN" w:bidi="ar"/>
               </w:rPr>
-              <w:t>15.0f</w:t>
+              <w:t>12.0f</w:t>
             </w:r>
           </w:p>
         </w:tc>
@@ -11820,7 +12225,7 @@
                 <w:szCs w:val="15"/>
                 <w:lang w:val="en-US" w:eastAsia="zh-CN" w:bidi="ar"/>
               </w:rPr>
-              <w:t>替身冷却时间</w:t>
+              <w:t>二技能冷却</w:t>
             </w:r>
           </w:p>
         </w:tc>
@@ -11835,426 +12240,7 @@
             <w:insideH w:val="single" w:color="auto" w:sz="4" w:space="0"/>
             <w:insideV w:val="single" w:color="auto" w:sz="4" w:space="0"/>
           </w:tblBorders>
-          <w:tblCellMar>
-            <w:top w:w="15" w:type="dxa"/>
-            <w:left w:w="15" w:type="dxa"/>
-            <w:bottom w:w="15" w:type="dxa"/>
-            <w:right w:w="15" w:type="dxa"/>
-          </w:tblCellMar>
-        </w:tblPrEx>
-        <w:tc>
-          <w:tcPr>
-            <w:tcW w:w="1553" w:type="pct"/>
-            <w:shd w:val="clear" w:color="auto" w:fill="FFFFFF"/>
-            <w:tcMar>
-              <w:top w:w="100" w:type="dxa"/>
-              <w:left w:w="0" w:type="dxa"/>
-              <w:bottom w:w="100" w:type="dxa"/>
-              <w:right w:w="160" w:type="dxa"/>
-            </w:tcMar>
-            <w:vAlign w:val="center"/>
-          </w:tcPr>
-          <w:p>
-            <w:pPr>
-              <w:keepNext w:val="0"/>
-              <w:keepLines w:val="0"/>
-              <w:widowControl/>
-              <w:suppressLineNumbers w:val="0"/>
-              <w:spacing w:line="250" w:lineRule="atLeast"/>
-              <w:jc w:val="center"/>
-              <w:rPr>
-                <w:rFonts w:hint="eastAsia" w:ascii="宋体" w:hAnsi="宋体" w:eastAsia="宋体" w:cs="宋体"/>
-                <w:i w:val="0"/>
-                <w:iCs w:val="0"/>
-                <w:caps w:val="0"/>
-                <w:color w:val="0F1115"/>
-                <w:spacing w:val="0"/>
-                <w:sz w:val="15"/>
-                <w:szCs w:val="15"/>
-              </w:rPr>
-            </w:pPr>
-            <w:r>
-              <w:rPr>
-                <w:rFonts w:hint="eastAsia" w:ascii="宋体" w:hAnsi="宋体" w:eastAsia="宋体" w:cs="宋体"/>
-                <w:i w:val="0"/>
-                <w:iCs w:val="0"/>
-                <w:caps w:val="0"/>
-                <w:color w:val="0F1115"/>
-                <w:spacing w:val="0"/>
-                <w:kern w:val="0"/>
-                <w:sz w:val="15"/>
-                <w:szCs w:val="15"/>
-                <w:lang w:val="en-US" w:eastAsia="zh-CN" w:bidi="ar"/>
-              </w:rPr>
-              <w:t>FirstSkillCD</w:t>
-            </w:r>
-          </w:p>
-        </w:tc>
-        <w:tc>
-          <w:tcPr>
-            <w:tcW w:w="946" w:type="pct"/>
-            <w:shd w:val="clear" w:color="auto" w:fill="FFFFFF"/>
-            <w:tcMar>
-              <w:top w:w="100" w:type="dxa"/>
-              <w:left w:w="160" w:type="dxa"/>
-              <w:bottom w:w="100" w:type="dxa"/>
-              <w:right w:w="160" w:type="dxa"/>
-            </w:tcMar>
-            <w:vAlign w:val="center"/>
-          </w:tcPr>
-          <w:p>
-            <w:pPr>
-              <w:keepNext w:val="0"/>
-              <w:keepLines w:val="0"/>
-              <w:widowControl/>
-              <w:suppressLineNumbers w:val="0"/>
-              <w:spacing w:line="250" w:lineRule="atLeast"/>
-              <w:jc w:val="center"/>
-              <w:rPr>
-                <w:rFonts w:hint="eastAsia" w:ascii="宋体" w:hAnsi="宋体" w:eastAsia="宋体" w:cs="宋体"/>
-                <w:i w:val="0"/>
-                <w:iCs w:val="0"/>
-                <w:caps w:val="0"/>
-                <w:color w:val="0F1115"/>
-                <w:spacing w:val="0"/>
-                <w:sz w:val="15"/>
-                <w:szCs w:val="15"/>
-              </w:rPr>
-            </w:pPr>
-            <w:r>
-              <w:rPr>
-                <w:rFonts w:hint="eastAsia" w:ascii="宋体" w:hAnsi="宋体" w:eastAsia="宋体" w:cs="宋体"/>
-                <w:i w:val="0"/>
-                <w:iCs w:val="0"/>
-                <w:caps w:val="0"/>
-                <w:color w:val="0F1115"/>
-                <w:spacing w:val="0"/>
-                <w:kern w:val="0"/>
-                <w:sz w:val="15"/>
-                <w:szCs w:val="15"/>
-                <w:lang w:val="en-US" w:eastAsia="zh-CN" w:bidi="ar"/>
-              </w:rPr>
-              <w:t>float</w:t>
-            </w:r>
-          </w:p>
-        </w:tc>
-        <w:tc>
-          <w:tcPr>
-            <w:tcW w:w="1049" w:type="pct"/>
-            <w:shd w:val="clear" w:color="auto" w:fill="FFFFFF"/>
-            <w:tcMar>
-              <w:top w:w="100" w:type="dxa"/>
-              <w:left w:w="160" w:type="dxa"/>
-              <w:bottom w:w="100" w:type="dxa"/>
-              <w:right w:w="160" w:type="dxa"/>
-            </w:tcMar>
-            <w:vAlign w:val="center"/>
-          </w:tcPr>
-          <w:p>
-            <w:pPr>
-              <w:keepNext w:val="0"/>
-              <w:keepLines w:val="0"/>
-              <w:widowControl/>
-              <w:suppressLineNumbers w:val="0"/>
-              <w:spacing w:line="250" w:lineRule="atLeast"/>
-              <w:jc w:val="center"/>
-              <w:rPr>
-                <w:rFonts w:hint="eastAsia" w:ascii="宋体" w:hAnsi="宋体" w:eastAsia="宋体" w:cs="宋体"/>
-                <w:i w:val="0"/>
-                <w:iCs w:val="0"/>
-                <w:caps w:val="0"/>
-                <w:color w:val="0F1115"/>
-                <w:spacing w:val="0"/>
-                <w:sz w:val="15"/>
-                <w:szCs w:val="15"/>
-              </w:rPr>
-            </w:pPr>
-            <w:r>
-              <w:rPr>
-                <w:rFonts w:hint="eastAsia" w:ascii="宋体" w:hAnsi="宋体" w:eastAsia="宋体" w:cs="宋体"/>
-                <w:i w:val="0"/>
-                <w:iCs w:val="0"/>
-                <w:caps w:val="0"/>
-                <w:color w:val="0F1115"/>
-                <w:spacing w:val="0"/>
-                <w:kern w:val="0"/>
-                <w:sz w:val="15"/>
-                <w:szCs w:val="15"/>
-                <w:lang w:val="en-US" w:eastAsia="zh-CN" w:bidi="ar"/>
-              </w:rPr>
-              <w:t>10.0f</w:t>
-            </w:r>
-          </w:p>
-        </w:tc>
-        <w:tc>
-          <w:tcPr>
-            <w:tcW w:w="1450" w:type="pct"/>
-            <w:shd w:val="clear" w:color="auto" w:fill="FFFFFF"/>
-            <w:tcMar>
-              <w:top w:w="100" w:type="dxa"/>
-              <w:left w:w="160" w:type="dxa"/>
-              <w:bottom w:w="100" w:type="dxa"/>
-              <w:right w:w="0" w:type="dxa"/>
-            </w:tcMar>
-            <w:vAlign w:val="center"/>
-          </w:tcPr>
-          <w:p>
-            <w:pPr>
-              <w:keepNext w:val="0"/>
-              <w:keepLines w:val="0"/>
-              <w:widowControl/>
-              <w:suppressLineNumbers w:val="0"/>
-              <w:spacing w:line="250" w:lineRule="atLeast"/>
-              <w:jc w:val="center"/>
-              <w:rPr>
-                <w:rFonts w:hint="eastAsia" w:ascii="宋体" w:hAnsi="宋体" w:eastAsia="宋体" w:cs="宋体"/>
-                <w:i w:val="0"/>
-                <w:iCs w:val="0"/>
-                <w:caps w:val="0"/>
-                <w:color w:val="0F1115"/>
-                <w:spacing w:val="0"/>
-                <w:sz w:val="15"/>
-                <w:szCs w:val="15"/>
-              </w:rPr>
-            </w:pPr>
-            <w:r>
-              <w:rPr>
-                <w:rFonts w:hint="eastAsia" w:ascii="宋体" w:hAnsi="宋体" w:eastAsia="宋体" w:cs="宋体"/>
-                <w:i w:val="0"/>
-                <w:iCs w:val="0"/>
-                <w:caps w:val="0"/>
-                <w:color w:val="0F1115"/>
-                <w:spacing w:val="0"/>
-                <w:kern w:val="0"/>
-                <w:sz w:val="15"/>
-                <w:szCs w:val="15"/>
-                <w:lang w:val="en-US" w:eastAsia="zh-CN" w:bidi="ar"/>
-              </w:rPr>
-              <w:t>一技能冷却</w:t>
-            </w:r>
-          </w:p>
-        </w:tc>
-      </w:tr>
-      <w:tr>
-        <w:tblPrEx>
-          <w:tblBorders>
-            <w:top w:val="single" w:color="auto" w:sz="4" w:space="0"/>
-            <w:left w:val="single" w:color="auto" w:sz="4" w:space="0"/>
-            <w:bottom w:val="single" w:color="auto" w:sz="4" w:space="0"/>
-            <w:right w:val="single" w:color="auto" w:sz="4" w:space="0"/>
-            <w:insideH w:val="single" w:color="auto" w:sz="4" w:space="0"/>
-            <w:insideV w:val="single" w:color="auto" w:sz="4" w:space="0"/>
-          </w:tblBorders>
-          <w:tblCellMar>
-            <w:top w:w="15" w:type="dxa"/>
-            <w:left w:w="15" w:type="dxa"/>
-            <w:bottom w:w="15" w:type="dxa"/>
-            <w:right w:w="15" w:type="dxa"/>
-          </w:tblCellMar>
-        </w:tblPrEx>
-        <w:tc>
-          <w:tcPr>
-            <w:tcW w:w="1553" w:type="pct"/>
-            <w:shd w:val="clear" w:color="auto" w:fill="FFFFFF"/>
-            <w:tcMar>
-              <w:top w:w="100" w:type="dxa"/>
-              <w:left w:w="0" w:type="dxa"/>
-              <w:bottom w:w="100" w:type="dxa"/>
-              <w:right w:w="160" w:type="dxa"/>
-            </w:tcMar>
-            <w:vAlign w:val="center"/>
-          </w:tcPr>
-          <w:p>
-            <w:pPr>
-              <w:keepNext w:val="0"/>
-              <w:keepLines w:val="0"/>
-              <w:widowControl/>
-              <w:suppressLineNumbers w:val="0"/>
-              <w:spacing w:line="250" w:lineRule="atLeast"/>
-              <w:jc w:val="center"/>
-              <w:rPr>
-                <w:rFonts w:hint="eastAsia" w:ascii="宋体" w:hAnsi="宋体" w:eastAsia="宋体" w:cs="宋体"/>
-                <w:i w:val="0"/>
-                <w:iCs w:val="0"/>
-                <w:caps w:val="0"/>
-                <w:color w:val="0F1115"/>
-                <w:spacing w:val="0"/>
-                <w:sz w:val="15"/>
-                <w:szCs w:val="15"/>
-              </w:rPr>
-            </w:pPr>
-            <w:r>
-              <w:rPr>
-                <w:rFonts w:hint="eastAsia" w:ascii="宋体" w:hAnsi="宋体" w:eastAsia="宋体" w:cs="宋体"/>
-                <w:i w:val="0"/>
-                <w:iCs w:val="0"/>
-                <w:caps w:val="0"/>
-                <w:color w:val="0F1115"/>
-                <w:spacing w:val="0"/>
-                <w:kern w:val="0"/>
-                <w:sz w:val="15"/>
-                <w:szCs w:val="15"/>
-                <w:lang w:val="en-US" w:eastAsia="zh-CN" w:bidi="ar"/>
-              </w:rPr>
-              <w:t>SecondSkillCD</w:t>
-            </w:r>
-          </w:p>
-        </w:tc>
-        <w:tc>
-          <w:tcPr>
-            <w:tcW w:w="946" w:type="pct"/>
-            <w:shd w:val="clear" w:color="auto" w:fill="FFFFFF"/>
-            <w:tcMar>
-              <w:top w:w="100" w:type="dxa"/>
-              <w:left w:w="160" w:type="dxa"/>
-              <w:bottom w:w="100" w:type="dxa"/>
-              <w:right w:w="160" w:type="dxa"/>
-            </w:tcMar>
-            <w:vAlign w:val="center"/>
-          </w:tcPr>
-          <w:p>
-            <w:pPr>
-              <w:keepNext w:val="0"/>
-              <w:keepLines w:val="0"/>
-              <w:widowControl/>
-              <w:suppressLineNumbers w:val="0"/>
-              <w:spacing w:line="250" w:lineRule="atLeast"/>
-              <w:jc w:val="center"/>
-              <w:rPr>
-                <w:rFonts w:hint="eastAsia" w:ascii="宋体" w:hAnsi="宋体" w:eastAsia="宋体" w:cs="宋体"/>
-                <w:i w:val="0"/>
-                <w:iCs w:val="0"/>
-                <w:caps w:val="0"/>
-                <w:color w:val="0F1115"/>
-                <w:spacing w:val="0"/>
-                <w:sz w:val="15"/>
-                <w:szCs w:val="15"/>
-              </w:rPr>
-            </w:pPr>
-            <w:r>
-              <w:rPr>
-                <w:rFonts w:hint="eastAsia" w:ascii="宋体" w:hAnsi="宋体" w:eastAsia="宋体" w:cs="宋体"/>
-                <w:i w:val="0"/>
-                <w:iCs w:val="0"/>
-                <w:caps w:val="0"/>
-                <w:color w:val="0F1115"/>
-                <w:spacing w:val="0"/>
-                <w:kern w:val="0"/>
-                <w:sz w:val="15"/>
-                <w:szCs w:val="15"/>
-                <w:lang w:val="en-US" w:eastAsia="zh-CN" w:bidi="ar"/>
-              </w:rPr>
-              <w:t>float</w:t>
-            </w:r>
-          </w:p>
-        </w:tc>
-        <w:tc>
-          <w:tcPr>
-            <w:tcW w:w="1049" w:type="pct"/>
-            <w:shd w:val="clear" w:color="auto" w:fill="FFFFFF"/>
-            <w:tcMar>
-              <w:top w:w="100" w:type="dxa"/>
-              <w:left w:w="160" w:type="dxa"/>
-              <w:bottom w:w="100" w:type="dxa"/>
-              <w:right w:w="160" w:type="dxa"/>
-            </w:tcMar>
-            <w:vAlign w:val="center"/>
-          </w:tcPr>
-          <w:p>
-            <w:pPr>
-              <w:keepNext w:val="0"/>
-              <w:keepLines w:val="0"/>
-              <w:widowControl/>
-              <w:suppressLineNumbers w:val="0"/>
-              <w:spacing w:line="250" w:lineRule="atLeast"/>
-              <w:jc w:val="center"/>
-              <w:rPr>
-                <w:rFonts w:hint="eastAsia" w:ascii="宋体" w:hAnsi="宋体" w:eastAsia="宋体" w:cs="宋体"/>
-                <w:i w:val="0"/>
-                <w:iCs w:val="0"/>
-                <w:caps w:val="0"/>
-                <w:color w:val="0F1115"/>
-                <w:spacing w:val="0"/>
-                <w:sz w:val="15"/>
-                <w:szCs w:val="15"/>
-              </w:rPr>
-            </w:pPr>
-            <w:r>
-              <w:rPr>
-                <w:rFonts w:hint="eastAsia" w:ascii="宋体" w:hAnsi="宋体" w:eastAsia="宋体" w:cs="宋体"/>
-                <w:i w:val="0"/>
-                <w:iCs w:val="0"/>
-                <w:caps w:val="0"/>
-                <w:color w:val="0F1115"/>
-                <w:spacing w:val="0"/>
-                <w:kern w:val="0"/>
-                <w:sz w:val="15"/>
-                <w:szCs w:val="15"/>
-                <w:lang w:val="en-US" w:eastAsia="zh-CN" w:bidi="ar"/>
-              </w:rPr>
-              <w:t>12.0f</w:t>
-            </w:r>
-          </w:p>
-        </w:tc>
-        <w:tc>
-          <w:tcPr>
-            <w:tcW w:w="1450" w:type="pct"/>
-            <w:shd w:val="clear" w:color="auto" w:fill="FFFFFF"/>
-            <w:tcMar>
-              <w:top w:w="100" w:type="dxa"/>
-              <w:left w:w="160" w:type="dxa"/>
-              <w:bottom w:w="100" w:type="dxa"/>
-              <w:right w:w="0" w:type="dxa"/>
-            </w:tcMar>
-            <w:vAlign w:val="center"/>
-          </w:tcPr>
-          <w:p>
-            <w:pPr>
-              <w:keepNext w:val="0"/>
-              <w:keepLines w:val="0"/>
-              <w:widowControl/>
-              <w:suppressLineNumbers w:val="0"/>
-              <w:spacing w:line="250" w:lineRule="atLeast"/>
-              <w:jc w:val="center"/>
-              <w:rPr>
-                <w:rFonts w:hint="eastAsia" w:ascii="宋体" w:hAnsi="宋体" w:eastAsia="宋体" w:cs="宋体"/>
-                <w:i w:val="0"/>
-                <w:iCs w:val="0"/>
-                <w:caps w:val="0"/>
-                <w:color w:val="0F1115"/>
-                <w:spacing w:val="0"/>
-                <w:sz w:val="15"/>
-                <w:szCs w:val="15"/>
-              </w:rPr>
-            </w:pPr>
-            <w:r>
-              <w:rPr>
-                <w:rFonts w:hint="eastAsia" w:ascii="宋体" w:hAnsi="宋体" w:eastAsia="宋体" w:cs="宋体"/>
-                <w:i w:val="0"/>
-                <w:iCs w:val="0"/>
-                <w:caps w:val="0"/>
-                <w:color w:val="0F1115"/>
-                <w:spacing w:val="0"/>
-                <w:kern w:val="0"/>
-                <w:sz w:val="15"/>
-                <w:szCs w:val="15"/>
-                <w:lang w:val="en-US" w:eastAsia="zh-CN" w:bidi="ar"/>
-              </w:rPr>
-              <w:t>二技能冷却</w:t>
-            </w:r>
-          </w:p>
-        </w:tc>
-      </w:tr>
-      <w:tr>
-        <w:tblPrEx>
-          <w:tblBorders>
-            <w:top w:val="single" w:color="auto" w:sz="4" w:space="0"/>
-            <w:left w:val="single" w:color="auto" w:sz="4" w:space="0"/>
-            <w:bottom w:val="single" w:color="auto" w:sz="4" w:space="0"/>
-            <w:right w:val="single" w:color="auto" w:sz="4" w:space="0"/>
-            <w:insideH w:val="single" w:color="auto" w:sz="4" w:space="0"/>
-            <w:insideV w:val="single" w:color="auto" w:sz="4" w:space="0"/>
-          </w:tblBorders>
+          <w:shd w:val="clear" w:color="auto" w:fill="FFFFFF"/>
           <w:tblCellMar>
             <w:top w:w="15" w:type="dxa"/>
             <w:left w:w="15" w:type="dxa"/>
@@ -13234,6 +13220,7 @@
             <w:insideH w:val="none" w:color="auto" w:sz="0" w:space="0"/>
             <w:insideV w:val="none" w:color="auto" w:sz="0" w:space="0"/>
           </w:tblBorders>
+          <w:shd w:val="clear" w:color="auto" w:fill="FFFFFF"/>
           <w:tblCellMar>
             <w:top w:w="15" w:type="dxa"/>
             <w:left w:w="15" w:type="dxa"/>
@@ -13468,6 +13455,7 @@
             <w:insideH w:val="none" w:color="auto" w:sz="0" w:space="0"/>
             <w:insideV w:val="none" w:color="auto" w:sz="0" w:space="0"/>
           </w:tblBorders>
+          <w:shd w:val="clear" w:color="auto" w:fill="FFFFFF"/>
           <w:tblCellMar>
             <w:top w:w="15" w:type="dxa"/>
             <w:left w:w="15" w:type="dxa"/>
@@ -14060,6 +14048,7 @@
             <w:insideH w:val="single" w:color="auto" w:sz="4" w:space="0"/>
             <w:insideV w:val="single" w:color="auto" w:sz="4" w:space="0"/>
           </w:tblBorders>
+          <w:shd w:val="clear" w:color="auto" w:fill="FFFFFF"/>
           <w:tblCellMar>
             <w:top w:w="15" w:type="dxa"/>
             <w:left w:w="15" w:type="dxa"/>
@@ -14391,6 +14380,7 @@
             <w:insideH w:val="single" w:color="auto" w:sz="4" w:space="0"/>
             <w:insideV w:val="single" w:color="auto" w:sz="4" w:space="0"/>
           </w:tblBorders>
+          <w:shd w:val="clear" w:color="auto" w:fill="FFFFFF"/>
           <w:tblCellMar>
             <w:top w:w="15" w:type="dxa"/>
             <w:left w:w="15" w:type="dxa"/>
@@ -14542,6 +14532,338 @@
                 <w:lang w:val="en-US" w:eastAsia="zh-CN" w:bidi="ar"/>
               </w:rPr>
               <w:t>GetVelocity().Length()</w:t>
+            </w:r>
+          </w:p>
+        </w:tc>
+      </w:tr>
+      <w:tr>
+        <w:tblPrEx>
+          <w:tblBorders>
+            <w:top w:val="single" w:color="auto" w:sz="4" w:space="0"/>
+            <w:left w:val="single" w:color="auto" w:sz="4" w:space="0"/>
+            <w:bottom w:val="single" w:color="auto" w:sz="4" w:space="0"/>
+            <w:right w:val="single" w:color="auto" w:sz="4" w:space="0"/>
+            <w:insideH w:val="single" w:color="auto" w:sz="4" w:space="0"/>
+            <w:insideV w:val="single" w:color="auto" w:sz="4" w:space="0"/>
+          </w:tblBorders>
+          <w:shd w:val="clear" w:color="auto" w:fill="FFFFFF"/>
+          <w:tblCellMar>
+            <w:top w:w="15" w:type="dxa"/>
+            <w:left w:w="15" w:type="dxa"/>
+            <w:bottom w:w="15" w:type="dxa"/>
+            <w:right w:w="15" w:type="dxa"/>
+          </w:tblCellMar>
+        </w:tblPrEx>
+        <w:trPr>
+          <w:jc w:val="center"/>
+        </w:trPr>
+        <w:tc>
+          <w:tcPr>
+            <w:tcW w:w="1005" w:type="pct"/>
+            <w:shd w:val="clear" w:color="auto" w:fill="FFFFFF"/>
+            <w:tcMar>
+              <w:top w:w="100" w:type="dxa"/>
+              <w:left w:w="0" w:type="dxa"/>
+              <w:bottom w:w="100" w:type="dxa"/>
+              <w:right w:w="160" w:type="dxa"/>
+            </w:tcMar>
+            <w:vAlign w:val="center"/>
+          </w:tcPr>
+          <w:p>
+            <w:pPr>
+              <w:keepNext w:val="0"/>
+              <w:keepLines w:val="0"/>
+              <w:widowControl/>
+              <w:suppressLineNumbers w:val="0"/>
+              <w:spacing w:line="250" w:lineRule="atLeast"/>
+              <w:jc w:val="center"/>
+              <w:rPr>
+                <w:rFonts w:hint="eastAsia" w:ascii="宋体" w:hAnsi="宋体" w:eastAsia="宋体" w:cs="宋体"/>
+                <w:i w:val="0"/>
+                <w:iCs w:val="0"/>
+                <w:caps w:val="0"/>
+                <w:color w:val="0F1115"/>
+                <w:spacing w:val="0"/>
+                <w:sz w:val="15"/>
+                <w:szCs w:val="15"/>
+              </w:rPr>
+            </w:pPr>
+            <w:r>
+              <w:rPr>
+                <w:rFonts w:hint="eastAsia" w:ascii="宋体" w:hAnsi="宋体" w:eastAsia="宋体" w:cs="宋体"/>
+                <w:i w:val="0"/>
+                <w:iCs w:val="0"/>
+                <w:caps w:val="0"/>
+                <w:color w:val="0F1115"/>
+                <w:spacing w:val="0"/>
+                <w:kern w:val="0"/>
+                <w:sz w:val="15"/>
+                <w:szCs w:val="15"/>
+                <w:lang w:val="en-US" w:eastAsia="zh-CN" w:bidi="ar"/>
+              </w:rPr>
+              <w:t>Attack1~5</w:t>
+            </w:r>
+          </w:p>
+        </w:tc>
+        <w:tc>
+          <w:tcPr>
+            <w:tcW w:w="2000" w:type="pct"/>
+            <w:shd w:val="clear" w:color="auto" w:fill="FFFFFF"/>
+            <w:tcMar>
+              <w:top w:w="100" w:type="dxa"/>
+              <w:left w:w="160" w:type="dxa"/>
+              <w:bottom w:w="100" w:type="dxa"/>
+              <w:right w:w="160" w:type="dxa"/>
+            </w:tcMar>
+            <w:vAlign w:val="center"/>
+          </w:tcPr>
+          <w:p>
+            <w:pPr>
+              <w:keepNext w:val="0"/>
+              <w:keepLines w:val="0"/>
+              <w:widowControl/>
+              <w:suppressLineNumbers w:val="0"/>
+              <w:spacing w:line="250" w:lineRule="atLeast"/>
+              <w:jc w:val="center"/>
+              <w:rPr>
+                <w:rFonts w:hint="eastAsia" w:ascii="宋体" w:hAnsi="宋体" w:eastAsia="宋体" w:cs="宋体"/>
+                <w:i w:val="0"/>
+                <w:iCs w:val="0"/>
+                <w:caps w:val="0"/>
+                <w:color w:val="0F1115"/>
+                <w:spacing w:val="0"/>
+                <w:sz w:val="15"/>
+                <w:szCs w:val="15"/>
+              </w:rPr>
+            </w:pPr>
+            <w:r>
+              <w:rPr>
+                <w:rFonts w:hint="eastAsia" w:ascii="宋体" w:hAnsi="宋体" w:eastAsia="宋体" w:cs="宋体"/>
+                <w:i w:val="0"/>
+                <w:iCs w:val="0"/>
+                <w:caps w:val="0"/>
+                <w:color w:val="0F1115"/>
+                <w:spacing w:val="0"/>
+                <w:kern w:val="0"/>
+                <w:sz w:val="15"/>
+                <w:szCs w:val="15"/>
+                <w:lang w:val="en-US" w:eastAsia="zh-CN" w:bidi="ar"/>
+              </w:rPr>
+              <w:t>MyAttack = 1~5</w:t>
+            </w:r>
+          </w:p>
+        </w:tc>
+        <w:tc>
+          <w:tcPr>
+            <w:tcW w:w="1994" w:type="pct"/>
+            <w:shd w:val="clear" w:color="auto" w:fill="FFFFFF"/>
+            <w:tcMar>
+              <w:top w:w="100" w:type="dxa"/>
+              <w:left w:w="160" w:type="dxa"/>
+              <w:bottom w:w="100" w:type="dxa"/>
+              <w:right w:w="0" w:type="dxa"/>
+            </w:tcMar>
+            <w:vAlign w:val="center"/>
+          </w:tcPr>
+          <w:p>
+            <w:pPr>
+              <w:keepNext w:val="0"/>
+              <w:keepLines w:val="0"/>
+              <w:widowControl/>
+              <w:suppressLineNumbers w:val="0"/>
+              <w:spacing w:line="250" w:lineRule="atLeast"/>
+              <w:jc w:val="center"/>
+              <w:rPr>
+                <w:rFonts w:hint="eastAsia" w:ascii="宋体" w:hAnsi="宋体" w:eastAsia="宋体" w:cs="宋体"/>
+                <w:i w:val="0"/>
+                <w:iCs w:val="0"/>
+                <w:caps w:val="0"/>
+                <w:color w:val="0F1115"/>
+                <w:spacing w:val="0"/>
+                <w:sz w:val="15"/>
+                <w:szCs w:val="15"/>
+              </w:rPr>
+            </w:pPr>
+            <w:r>
+              <w:rPr>
+                <w:rFonts w:hint="eastAsia" w:ascii="宋体" w:hAnsi="宋体" w:eastAsia="宋体" w:cs="宋体"/>
+                <w:i w:val="0"/>
+                <w:iCs w:val="0"/>
+                <w:caps w:val="0"/>
+                <w:color w:val="0F1115"/>
+                <w:spacing w:val="0"/>
+                <w:kern w:val="0"/>
+                <w:sz w:val="15"/>
+                <w:szCs w:val="15"/>
+                <w:lang w:val="en-US" w:eastAsia="zh-CN" w:bidi="ar"/>
+              </w:rPr>
+              <w:t>PS-&gt;Attack</w:t>
+            </w:r>
+          </w:p>
+        </w:tc>
+      </w:tr>
+      <w:tr>
+        <w:tblPrEx>
+          <w:tblBorders>
+            <w:top w:val="single" w:color="auto" w:sz="4" w:space="0"/>
+            <w:left w:val="single" w:color="auto" w:sz="4" w:space="0"/>
+            <w:bottom w:val="single" w:color="auto" w:sz="4" w:space="0"/>
+            <w:right w:val="single" w:color="auto" w:sz="4" w:space="0"/>
+            <w:insideH w:val="single" w:color="auto" w:sz="4" w:space="0"/>
+            <w:insideV w:val="single" w:color="auto" w:sz="4" w:space="0"/>
+          </w:tblBorders>
+          <w:shd w:val="clear" w:color="auto" w:fill="FFFFFF"/>
+          <w:tblCellMar>
+            <w:top w:w="15" w:type="dxa"/>
+            <w:left w:w="15" w:type="dxa"/>
+            <w:bottom w:w="15" w:type="dxa"/>
+            <w:right w:w="15" w:type="dxa"/>
+          </w:tblCellMar>
+        </w:tblPrEx>
+        <w:trPr>
+          <w:jc w:val="center"/>
+        </w:trPr>
+        <w:tc>
+          <w:tcPr>
+            <w:tcW w:w="1005" w:type="pct"/>
+            <w:shd w:val="clear" w:color="auto" w:fill="FFFFFF"/>
+            <w:tcMar>
+              <w:top w:w="100" w:type="dxa"/>
+              <w:left w:w="0" w:type="dxa"/>
+              <w:bottom w:w="100" w:type="dxa"/>
+              <w:right w:w="160" w:type="dxa"/>
+            </w:tcMar>
+            <w:vAlign w:val="center"/>
+          </w:tcPr>
+          <w:p>
+            <w:pPr>
+              <w:keepNext w:val="0"/>
+              <w:keepLines w:val="0"/>
+              <w:widowControl/>
+              <w:suppressLineNumbers w:val="0"/>
+              <w:spacing w:line="250" w:lineRule="atLeast"/>
+              <w:jc w:val="center"/>
+              <w:rPr>
+                <w:rFonts w:hint="eastAsia" w:ascii="宋体" w:hAnsi="宋体" w:eastAsia="宋体" w:cs="宋体"/>
+                <w:i w:val="0"/>
+                <w:iCs w:val="0"/>
+                <w:caps w:val="0"/>
+                <w:color w:val="0F1115"/>
+                <w:spacing w:val="0"/>
+                <w:sz w:val="15"/>
+                <w:szCs w:val="15"/>
+              </w:rPr>
+            </w:pPr>
+            <w:r>
+              <w:rPr>
+                <w:rFonts w:hint="eastAsia" w:ascii="宋体" w:hAnsi="宋体" w:eastAsia="宋体" w:cs="宋体"/>
+                <w:i w:val="0"/>
+                <w:iCs w:val="0"/>
+                <w:caps w:val="0"/>
+                <w:color w:val="0F1115"/>
+                <w:spacing w:val="0"/>
+                <w:kern w:val="0"/>
+                <w:sz w:val="15"/>
+                <w:szCs w:val="15"/>
+                <w:lang w:val="en-US" w:eastAsia="zh-CN" w:bidi="ar"/>
+              </w:rPr>
+              <w:t>Skill1</w:t>
+            </w:r>
+          </w:p>
+        </w:tc>
+        <w:tc>
+          <w:tcPr>
+            <w:tcW w:w="2000" w:type="pct"/>
+            <w:shd w:val="clear" w:color="auto" w:fill="FFFFFF"/>
+            <w:tcMar>
+              <w:top w:w="100" w:type="dxa"/>
+              <w:left w:w="160" w:type="dxa"/>
+              <w:bottom w:w="100" w:type="dxa"/>
+              <w:right w:w="160" w:type="dxa"/>
+            </w:tcMar>
+            <w:vAlign w:val="center"/>
+          </w:tcPr>
+          <w:p>
+            <w:pPr>
+              <w:keepNext w:val="0"/>
+              <w:keepLines w:val="0"/>
+              <w:widowControl/>
+              <w:suppressLineNumbers w:val="0"/>
+              <w:spacing w:line="250" w:lineRule="atLeast"/>
+              <w:jc w:val="center"/>
+              <w:rPr>
+                <w:rFonts w:hint="eastAsia" w:ascii="宋体" w:hAnsi="宋体" w:eastAsia="宋体" w:cs="宋体"/>
+                <w:i w:val="0"/>
+                <w:iCs w:val="0"/>
+                <w:caps w:val="0"/>
+                <w:color w:val="0F1115"/>
+                <w:spacing w:val="0"/>
+                <w:sz w:val="15"/>
+                <w:szCs w:val="15"/>
+              </w:rPr>
+            </w:pPr>
+            <w:r>
+              <w:rPr>
+                <w:rFonts w:hint="eastAsia" w:ascii="宋体" w:hAnsi="宋体" w:eastAsia="宋体" w:cs="宋体"/>
+                <w:i w:val="0"/>
+                <w:iCs w:val="0"/>
+                <w:caps w:val="0"/>
+                <w:color w:val="0F1115"/>
+                <w:spacing w:val="0"/>
+                <w:kern w:val="0"/>
+                <w:sz w:val="15"/>
+                <w:szCs w:val="15"/>
+                <w:lang w:val="en-US" w:eastAsia="zh-CN" w:bidi="ar"/>
+              </w:rPr>
+              <w:t>MySkill = 1</w:t>
+            </w:r>
+          </w:p>
+        </w:tc>
+        <w:tc>
+          <w:tcPr>
+            <w:tcW w:w="1994" w:type="pct"/>
+            <w:shd w:val="clear" w:color="auto" w:fill="FFFFFF"/>
+            <w:tcMar>
+              <w:top w:w="100" w:type="dxa"/>
+              <w:left w:w="160" w:type="dxa"/>
+              <w:bottom w:w="100" w:type="dxa"/>
+              <w:right w:w="0" w:type="dxa"/>
+            </w:tcMar>
+            <w:vAlign w:val="center"/>
+          </w:tcPr>
+          <w:p>
+            <w:pPr>
+              <w:keepNext w:val="0"/>
+              <w:keepLines w:val="0"/>
+              <w:widowControl/>
+              <w:suppressLineNumbers w:val="0"/>
+              <w:spacing w:line="250" w:lineRule="atLeast"/>
+              <w:jc w:val="center"/>
+              <w:rPr>
+                <w:rFonts w:hint="eastAsia" w:ascii="宋体" w:hAnsi="宋体" w:eastAsia="宋体" w:cs="宋体"/>
+                <w:i w:val="0"/>
+                <w:iCs w:val="0"/>
+                <w:caps w:val="0"/>
+                <w:color w:val="0F1115"/>
+                <w:spacing w:val="0"/>
+                <w:sz w:val="15"/>
+                <w:szCs w:val="15"/>
+              </w:rPr>
+            </w:pPr>
+            <w:r>
+              <w:rPr>
+                <w:rFonts w:hint="eastAsia" w:ascii="宋体" w:hAnsi="宋体" w:eastAsia="宋体" w:cs="宋体"/>
+                <w:i w:val="0"/>
+                <w:iCs w:val="0"/>
+                <w:caps w:val="0"/>
+                <w:color w:val="0F1115"/>
+                <w:spacing w:val="0"/>
+                <w:kern w:val="0"/>
+                <w:sz w:val="15"/>
+                <w:szCs w:val="15"/>
+                <w:lang w:val="en-US" w:eastAsia="zh-CN" w:bidi="ar"/>
+              </w:rPr>
+              <w:t>PS-&gt;MySkill</w:t>
             </w:r>
           </w:p>
         </w:tc>
@@ -14610,7 +14932,7 @@
                 <w:szCs w:val="15"/>
                 <w:lang w:val="en-US" w:eastAsia="zh-CN" w:bidi="ar"/>
               </w:rPr>
-              <w:t>Attack1~5</w:t>
+              <w:t>Skill2</w:t>
             </w:r>
           </w:p>
         </w:tc>
@@ -14658,7 +14980,7 @@
                 <w:szCs w:val="15"/>
                 <w:lang w:val="en-US" w:eastAsia="zh-CN" w:bidi="ar"/>
               </w:rPr>
-              <w:t>MyAttack = 1~5</w:t>
+              <w:t>MySkill = 2</w:t>
             </w:r>
           </w:p>
         </w:tc>
@@ -14706,7 +15028,7 @@
                 <w:szCs w:val="15"/>
                 <w:lang w:val="en-US" w:eastAsia="zh-CN" w:bidi="ar"/>
               </w:rPr>
-              <w:t>PS-&gt;Attack</w:t>
+              <w:t>PS-&gt;MySkill</w:t>
             </w:r>
           </w:p>
         </w:tc>
@@ -14775,7 +15097,7 @@
                 <w:szCs w:val="15"/>
                 <w:lang w:val="en-US" w:eastAsia="zh-CN" w:bidi="ar"/>
               </w:rPr>
-              <w:t>Skill1</w:t>
+              <w:t>FinalSkill</w:t>
             </w:r>
           </w:p>
         </w:tc>
@@ -14823,7 +15145,7 @@
                 <w:szCs w:val="15"/>
                 <w:lang w:val="en-US" w:eastAsia="zh-CN" w:bidi="ar"/>
               </w:rPr>
-              <w:t>MySkill = 1</w:t>
+              <w:t>MySkill = 5</w:t>
             </w:r>
           </w:p>
         </w:tc>
@@ -14886,6 +15208,7 @@
             <w:insideH w:val="single" w:color="auto" w:sz="4" w:space="0"/>
             <w:insideV w:val="single" w:color="auto" w:sz="4" w:space="0"/>
           </w:tblBorders>
+          <w:shd w:val="clear" w:color="auto" w:fill="FFFFFF"/>
           <w:tblCellMar>
             <w:top w:w="15" w:type="dxa"/>
             <w:left w:w="15" w:type="dxa"/>
@@ -14940,7 +15263,7 @@
                 <w:szCs w:val="15"/>
                 <w:lang w:val="en-US" w:eastAsia="zh-CN" w:bidi="ar"/>
               </w:rPr>
-              <w:t>Skill2</w:t>
+              <w:t>Scroll</w:t>
             </w:r>
           </w:p>
         </w:tc>
@@ -14988,7 +15311,7 @@
                 <w:szCs w:val="15"/>
                 <w:lang w:val="en-US" w:eastAsia="zh-CN" w:bidi="ar"/>
               </w:rPr>
-              <w:t>MySkill = 2</w:t>
+              <w:t>MySkill = 4</w:t>
             </w:r>
           </w:p>
         </w:tc>
@@ -15051,6 +15374,7 @@
             <w:insideH w:val="single" w:color="auto" w:sz="4" w:space="0"/>
             <w:insideV w:val="single" w:color="auto" w:sz="4" w:space="0"/>
           </w:tblBorders>
+          <w:shd w:val="clear" w:color="auto" w:fill="FFFFFF"/>
           <w:tblCellMar>
             <w:top w:w="15" w:type="dxa"/>
             <w:left w:w="15" w:type="dxa"/>
@@ -15105,7 +15429,7 @@
                 <w:szCs w:val="15"/>
                 <w:lang w:val="en-US" w:eastAsia="zh-CN" w:bidi="ar"/>
               </w:rPr>
-              <w:t>FinalSkill</w:t>
+              <w:t>Staggered</w:t>
             </w:r>
           </w:p>
         </w:tc>
@@ -15153,7 +15477,7 @@
                 <w:szCs w:val="15"/>
                 <w:lang w:val="en-US" w:eastAsia="zh-CN" w:bidi="ar"/>
               </w:rPr>
-              <w:t>MySkill = 5</w:t>
+              <w:t>MyCState = Staggered</w:t>
             </w:r>
           </w:p>
         </w:tc>
@@ -15201,7 +15525,7 @@
                 <w:szCs w:val="15"/>
                 <w:lang w:val="en-US" w:eastAsia="zh-CN" w:bidi="ar"/>
               </w:rPr>
-              <w:t>PS-&gt;MySkill</w:t>
+              <w:t>PS-&gt;CharacterState</w:t>
             </w:r>
           </w:p>
         </w:tc>
@@ -15216,6 +15540,7 @@
             <w:insideH w:val="single" w:color="auto" w:sz="4" w:space="0"/>
             <w:insideV w:val="single" w:color="auto" w:sz="4" w:space="0"/>
           </w:tblBorders>
+          <w:shd w:val="clear" w:color="auto" w:fill="FFFFFF"/>
           <w:tblCellMar>
             <w:top w:w="15" w:type="dxa"/>
             <w:left w:w="15" w:type="dxa"/>
@@ -15270,7 +15595,7 @@
                 <w:szCs w:val="15"/>
                 <w:lang w:val="en-US" w:eastAsia="zh-CN" w:bidi="ar"/>
               </w:rPr>
-              <w:t>Scroll</w:t>
+              <w:t>Launched</w:t>
             </w:r>
           </w:p>
         </w:tc>
@@ -15318,7 +15643,7 @@
                 <w:szCs w:val="15"/>
                 <w:lang w:val="en-US" w:eastAsia="zh-CN" w:bidi="ar"/>
               </w:rPr>
-              <w:t>MySkill = 4</w:t>
+              <w:t>MyCState = Launched</w:t>
             </w:r>
           </w:p>
         </w:tc>
@@ -15366,7 +15691,7 @@
                 <w:szCs w:val="15"/>
                 <w:lang w:val="en-US" w:eastAsia="zh-CN" w:bidi="ar"/>
               </w:rPr>
-              <w:t>PS-&gt;MySkill</w:t>
+              <w:t>PS-&gt;CharacterState</w:t>
             </w:r>
           </w:p>
         </w:tc>
@@ -15381,6 +15706,7 @@
             <w:insideH w:val="single" w:color="auto" w:sz="4" w:space="0"/>
             <w:insideV w:val="single" w:color="auto" w:sz="4" w:space="0"/>
           </w:tblBorders>
+          <w:shd w:val="clear" w:color="auto" w:fill="FFFFFF"/>
           <w:tblCellMar>
             <w:top w:w="15" w:type="dxa"/>
             <w:left w:w="15" w:type="dxa"/>
@@ -15435,7 +15761,7 @@
                 <w:szCs w:val="15"/>
                 <w:lang w:val="en-US" w:eastAsia="zh-CN" w:bidi="ar"/>
               </w:rPr>
-              <w:t>Staggered</w:t>
+              <w:t>Grabbed</w:t>
             </w:r>
           </w:p>
         </w:tc>
@@ -15483,7 +15809,7 @@
                 <w:szCs w:val="15"/>
                 <w:lang w:val="en-US" w:eastAsia="zh-CN" w:bidi="ar"/>
               </w:rPr>
-              <w:t>MyCState = Staggered</w:t>
+              <w:t>MyCState = Grabbed</w:t>
             </w:r>
           </w:p>
         </w:tc>
@@ -15546,6 +15872,7 @@
             <w:insideH w:val="single" w:color="auto" w:sz="4" w:space="0"/>
             <w:insideV w:val="single" w:color="auto" w:sz="4" w:space="0"/>
           </w:tblBorders>
+          <w:shd w:val="clear" w:color="auto" w:fill="FFFFFF"/>
           <w:tblCellMar>
             <w:top w:w="15" w:type="dxa"/>
             <w:left w:w="15" w:type="dxa"/>
@@ -15600,7 +15927,7 @@
                 <w:szCs w:val="15"/>
                 <w:lang w:val="en-US" w:eastAsia="zh-CN" w:bidi="ar"/>
               </w:rPr>
-              <w:t>Launched</w:t>
+              <w:t>Protected</w:t>
             </w:r>
           </w:p>
         </w:tc>
@@ -15648,7 +15975,7 @@
                 <w:szCs w:val="15"/>
                 <w:lang w:val="en-US" w:eastAsia="zh-CN" w:bidi="ar"/>
               </w:rPr>
-              <w:t>MyCState = Launched</w:t>
+              <w:t>MyCState = Protected</w:t>
             </w:r>
           </w:p>
         </w:tc>
@@ -15701,336 +16028,6 @@
           </w:p>
         </w:tc>
       </w:tr>
-      <w:tr>
-        <w:tblPrEx>
-          <w:tblBorders>
-            <w:top w:val="single" w:color="auto" w:sz="4" w:space="0"/>
-            <w:left w:val="single" w:color="auto" w:sz="4" w:space="0"/>
-            <w:bottom w:val="single" w:color="auto" w:sz="4" w:space="0"/>
-            <w:right w:val="single" w:color="auto" w:sz="4" w:space="0"/>
-            <w:insideH w:val="single" w:color="auto" w:sz="4" w:space="0"/>
-            <w:insideV w:val="single" w:color="auto" w:sz="4" w:space="0"/>
-          </w:tblBorders>
-          <w:tblCellMar>
-            <w:top w:w="15" w:type="dxa"/>
-            <w:left w:w="15" w:type="dxa"/>
-            <w:bottom w:w="15" w:type="dxa"/>
-            <w:right w:w="15" w:type="dxa"/>
-          </w:tblCellMar>
-        </w:tblPrEx>
-        <w:trPr>
-          <w:jc w:val="center"/>
-        </w:trPr>
-        <w:tc>
-          <w:tcPr>
-            <w:tcW w:w="1005" w:type="pct"/>
-            <w:shd w:val="clear" w:color="auto" w:fill="FFFFFF"/>
-            <w:tcMar>
-              <w:top w:w="100" w:type="dxa"/>
-              <w:left w:w="0" w:type="dxa"/>
-              <w:bottom w:w="100" w:type="dxa"/>
-              <w:right w:w="160" w:type="dxa"/>
-            </w:tcMar>
-            <w:vAlign w:val="center"/>
-          </w:tcPr>
-          <w:p>
-            <w:pPr>
-              <w:keepNext w:val="0"/>
-              <w:keepLines w:val="0"/>
-              <w:widowControl/>
-              <w:suppressLineNumbers w:val="0"/>
-              <w:spacing w:line="250" w:lineRule="atLeast"/>
-              <w:jc w:val="center"/>
-              <w:rPr>
-                <w:rFonts w:hint="eastAsia" w:ascii="宋体" w:hAnsi="宋体" w:eastAsia="宋体" w:cs="宋体"/>
-                <w:i w:val="0"/>
-                <w:iCs w:val="0"/>
-                <w:caps w:val="0"/>
-                <w:color w:val="0F1115"/>
-                <w:spacing w:val="0"/>
-                <w:sz w:val="15"/>
-                <w:szCs w:val="15"/>
-              </w:rPr>
-            </w:pPr>
-            <w:r>
-              <w:rPr>
-                <w:rFonts w:hint="eastAsia" w:ascii="宋体" w:hAnsi="宋体" w:eastAsia="宋体" w:cs="宋体"/>
-                <w:i w:val="0"/>
-                <w:iCs w:val="0"/>
-                <w:caps w:val="0"/>
-                <w:color w:val="0F1115"/>
-                <w:spacing w:val="0"/>
-                <w:kern w:val="0"/>
-                <w:sz w:val="15"/>
-                <w:szCs w:val="15"/>
-                <w:lang w:val="en-US" w:eastAsia="zh-CN" w:bidi="ar"/>
-              </w:rPr>
-              <w:t>Grabbed</w:t>
-            </w:r>
-          </w:p>
-        </w:tc>
-        <w:tc>
-          <w:tcPr>
-            <w:tcW w:w="2000" w:type="pct"/>
-            <w:shd w:val="clear" w:color="auto" w:fill="FFFFFF"/>
-            <w:tcMar>
-              <w:top w:w="100" w:type="dxa"/>
-              <w:left w:w="160" w:type="dxa"/>
-              <w:bottom w:w="100" w:type="dxa"/>
-              <w:right w:w="160" w:type="dxa"/>
-            </w:tcMar>
-            <w:vAlign w:val="center"/>
-          </w:tcPr>
-          <w:p>
-            <w:pPr>
-              <w:keepNext w:val="0"/>
-              <w:keepLines w:val="0"/>
-              <w:widowControl/>
-              <w:suppressLineNumbers w:val="0"/>
-              <w:spacing w:line="250" w:lineRule="atLeast"/>
-              <w:jc w:val="center"/>
-              <w:rPr>
-                <w:rFonts w:hint="eastAsia" w:ascii="宋体" w:hAnsi="宋体" w:eastAsia="宋体" w:cs="宋体"/>
-                <w:i w:val="0"/>
-                <w:iCs w:val="0"/>
-                <w:caps w:val="0"/>
-                <w:color w:val="0F1115"/>
-                <w:spacing w:val="0"/>
-                <w:sz w:val="15"/>
-                <w:szCs w:val="15"/>
-              </w:rPr>
-            </w:pPr>
-            <w:r>
-              <w:rPr>
-                <w:rFonts w:hint="eastAsia" w:ascii="宋体" w:hAnsi="宋体" w:eastAsia="宋体" w:cs="宋体"/>
-                <w:i w:val="0"/>
-                <w:iCs w:val="0"/>
-                <w:caps w:val="0"/>
-                <w:color w:val="0F1115"/>
-                <w:spacing w:val="0"/>
-                <w:kern w:val="0"/>
-                <w:sz w:val="15"/>
-                <w:szCs w:val="15"/>
-                <w:lang w:val="en-US" w:eastAsia="zh-CN" w:bidi="ar"/>
-              </w:rPr>
-              <w:t>MyCState = Grabbed</w:t>
-            </w:r>
-          </w:p>
-        </w:tc>
-        <w:tc>
-          <w:tcPr>
-            <w:tcW w:w="1994" w:type="pct"/>
-            <w:shd w:val="clear" w:color="auto" w:fill="FFFFFF"/>
-            <w:tcMar>
-              <w:top w:w="100" w:type="dxa"/>
-              <w:left w:w="160" w:type="dxa"/>
-              <w:bottom w:w="100" w:type="dxa"/>
-              <w:right w:w="0" w:type="dxa"/>
-            </w:tcMar>
-            <w:vAlign w:val="center"/>
-          </w:tcPr>
-          <w:p>
-            <w:pPr>
-              <w:keepNext w:val="0"/>
-              <w:keepLines w:val="0"/>
-              <w:widowControl/>
-              <w:suppressLineNumbers w:val="0"/>
-              <w:spacing w:line="250" w:lineRule="atLeast"/>
-              <w:jc w:val="center"/>
-              <w:rPr>
-                <w:rFonts w:hint="eastAsia" w:ascii="宋体" w:hAnsi="宋体" w:eastAsia="宋体" w:cs="宋体"/>
-                <w:i w:val="0"/>
-                <w:iCs w:val="0"/>
-                <w:caps w:val="0"/>
-                <w:color w:val="0F1115"/>
-                <w:spacing w:val="0"/>
-                <w:sz w:val="15"/>
-                <w:szCs w:val="15"/>
-              </w:rPr>
-            </w:pPr>
-            <w:r>
-              <w:rPr>
-                <w:rFonts w:hint="eastAsia" w:ascii="宋体" w:hAnsi="宋体" w:eastAsia="宋体" w:cs="宋体"/>
-                <w:i w:val="0"/>
-                <w:iCs w:val="0"/>
-                <w:caps w:val="0"/>
-                <w:color w:val="0F1115"/>
-                <w:spacing w:val="0"/>
-                <w:kern w:val="0"/>
-                <w:sz w:val="15"/>
-                <w:szCs w:val="15"/>
-                <w:lang w:val="en-US" w:eastAsia="zh-CN" w:bidi="ar"/>
-              </w:rPr>
-              <w:t>PS-&gt;CharacterState</w:t>
-            </w:r>
-          </w:p>
-        </w:tc>
-      </w:tr>
-      <w:tr>
-        <w:tblPrEx>
-          <w:tblBorders>
-            <w:top w:val="single" w:color="auto" w:sz="4" w:space="0"/>
-            <w:left w:val="single" w:color="auto" w:sz="4" w:space="0"/>
-            <w:bottom w:val="single" w:color="auto" w:sz="4" w:space="0"/>
-            <w:right w:val="single" w:color="auto" w:sz="4" w:space="0"/>
-            <w:insideH w:val="single" w:color="auto" w:sz="4" w:space="0"/>
-            <w:insideV w:val="single" w:color="auto" w:sz="4" w:space="0"/>
-          </w:tblBorders>
-          <w:tblCellMar>
-            <w:top w:w="15" w:type="dxa"/>
-            <w:left w:w="15" w:type="dxa"/>
-            <w:bottom w:w="15" w:type="dxa"/>
-            <w:right w:w="15" w:type="dxa"/>
-          </w:tblCellMar>
-        </w:tblPrEx>
-        <w:trPr>
-          <w:jc w:val="center"/>
-        </w:trPr>
-        <w:tc>
-          <w:tcPr>
-            <w:tcW w:w="1005" w:type="pct"/>
-            <w:shd w:val="clear" w:color="auto" w:fill="FFFFFF"/>
-            <w:tcMar>
-              <w:top w:w="100" w:type="dxa"/>
-              <w:left w:w="0" w:type="dxa"/>
-              <w:bottom w:w="100" w:type="dxa"/>
-              <w:right w:w="160" w:type="dxa"/>
-            </w:tcMar>
-            <w:vAlign w:val="center"/>
-          </w:tcPr>
-          <w:p>
-            <w:pPr>
-              <w:keepNext w:val="0"/>
-              <w:keepLines w:val="0"/>
-              <w:widowControl/>
-              <w:suppressLineNumbers w:val="0"/>
-              <w:spacing w:line="250" w:lineRule="atLeast"/>
-              <w:jc w:val="center"/>
-              <w:rPr>
-                <w:rFonts w:hint="eastAsia" w:ascii="宋体" w:hAnsi="宋体" w:eastAsia="宋体" w:cs="宋体"/>
-                <w:i w:val="0"/>
-                <w:iCs w:val="0"/>
-                <w:caps w:val="0"/>
-                <w:color w:val="0F1115"/>
-                <w:spacing w:val="0"/>
-                <w:sz w:val="15"/>
-                <w:szCs w:val="15"/>
-              </w:rPr>
-            </w:pPr>
-            <w:r>
-              <w:rPr>
-                <w:rFonts w:hint="eastAsia" w:ascii="宋体" w:hAnsi="宋体" w:eastAsia="宋体" w:cs="宋体"/>
-                <w:i w:val="0"/>
-                <w:iCs w:val="0"/>
-                <w:caps w:val="0"/>
-                <w:color w:val="0F1115"/>
-                <w:spacing w:val="0"/>
-                <w:kern w:val="0"/>
-                <w:sz w:val="15"/>
-                <w:szCs w:val="15"/>
-                <w:lang w:val="en-US" w:eastAsia="zh-CN" w:bidi="ar"/>
-              </w:rPr>
-              <w:t>Protected</w:t>
-            </w:r>
-          </w:p>
-        </w:tc>
-        <w:tc>
-          <w:tcPr>
-            <w:tcW w:w="2000" w:type="pct"/>
-            <w:shd w:val="clear" w:color="auto" w:fill="FFFFFF"/>
-            <w:tcMar>
-              <w:top w:w="100" w:type="dxa"/>
-              <w:left w:w="160" w:type="dxa"/>
-              <w:bottom w:w="100" w:type="dxa"/>
-              <w:right w:w="160" w:type="dxa"/>
-            </w:tcMar>
-            <w:vAlign w:val="center"/>
-          </w:tcPr>
-          <w:p>
-            <w:pPr>
-              <w:keepNext w:val="0"/>
-              <w:keepLines w:val="0"/>
-              <w:widowControl/>
-              <w:suppressLineNumbers w:val="0"/>
-              <w:spacing w:line="250" w:lineRule="atLeast"/>
-              <w:jc w:val="center"/>
-              <w:rPr>
-                <w:rFonts w:hint="eastAsia" w:ascii="宋体" w:hAnsi="宋体" w:eastAsia="宋体" w:cs="宋体"/>
-                <w:i w:val="0"/>
-                <w:iCs w:val="0"/>
-                <w:caps w:val="0"/>
-                <w:color w:val="0F1115"/>
-                <w:spacing w:val="0"/>
-                <w:sz w:val="15"/>
-                <w:szCs w:val="15"/>
-              </w:rPr>
-            </w:pPr>
-            <w:r>
-              <w:rPr>
-                <w:rFonts w:hint="eastAsia" w:ascii="宋体" w:hAnsi="宋体" w:eastAsia="宋体" w:cs="宋体"/>
-                <w:i w:val="0"/>
-                <w:iCs w:val="0"/>
-                <w:caps w:val="0"/>
-                <w:color w:val="0F1115"/>
-                <w:spacing w:val="0"/>
-                <w:kern w:val="0"/>
-                <w:sz w:val="15"/>
-                <w:szCs w:val="15"/>
-                <w:lang w:val="en-US" w:eastAsia="zh-CN" w:bidi="ar"/>
-              </w:rPr>
-              <w:t>MyCState = Protected</w:t>
-            </w:r>
-          </w:p>
-        </w:tc>
-        <w:tc>
-          <w:tcPr>
-            <w:tcW w:w="1994" w:type="pct"/>
-            <w:shd w:val="clear" w:color="auto" w:fill="FFFFFF"/>
-            <w:tcMar>
-              <w:top w:w="100" w:type="dxa"/>
-              <w:left w:w="160" w:type="dxa"/>
-              <w:bottom w:w="100" w:type="dxa"/>
-              <w:right w:w="0" w:type="dxa"/>
-            </w:tcMar>
-            <w:vAlign w:val="center"/>
-          </w:tcPr>
-          <w:p>
-            <w:pPr>
-              <w:keepNext w:val="0"/>
-              <w:keepLines w:val="0"/>
-              <w:widowControl/>
-              <w:suppressLineNumbers w:val="0"/>
-              <w:spacing w:line="250" w:lineRule="atLeast"/>
-              <w:jc w:val="center"/>
-              <w:rPr>
-                <w:rFonts w:hint="eastAsia" w:ascii="宋体" w:hAnsi="宋体" w:eastAsia="宋体" w:cs="宋体"/>
-                <w:i w:val="0"/>
-                <w:iCs w:val="0"/>
-                <w:caps w:val="0"/>
-                <w:color w:val="0F1115"/>
-                <w:spacing w:val="0"/>
-                <w:sz w:val="15"/>
-                <w:szCs w:val="15"/>
-              </w:rPr>
-            </w:pPr>
-            <w:r>
-              <w:rPr>
-                <w:rFonts w:hint="eastAsia" w:ascii="宋体" w:hAnsi="宋体" w:eastAsia="宋体" w:cs="宋体"/>
-                <w:i w:val="0"/>
-                <w:iCs w:val="0"/>
-                <w:caps w:val="0"/>
-                <w:color w:val="0F1115"/>
-                <w:spacing w:val="0"/>
-                <w:kern w:val="0"/>
-                <w:sz w:val="15"/>
-                <w:szCs w:val="15"/>
-                <w:lang w:val="en-US" w:eastAsia="zh-CN" w:bidi="ar"/>
-              </w:rPr>
-              <w:t>PS-&gt;CharacterState</w:t>
-            </w:r>
-          </w:p>
-        </w:tc>
-      </w:tr>
     </w:tbl>
     <w:p>
       <w:pPr>
@@ -16366,6 +16363,7 @@
     </w:p>
     <w:tbl>
       <w:tblPr>
+        <w:tblStyle w:val="14"/>
         <w:tblW w:w="4998" w:type="pct"/>
         <w:tblInd w:w="0" w:type="dxa"/>
         <w:tblBorders>
@@ -16454,7 +16452,6 @@
                 <w:kern w:val="0"/>
                 <w:sz w:val="15"/>
                 <w:szCs w:val="15"/>
-                <w:bdr w:val="none" w:color="auto" w:sz="0" w:space="0"/>
                 <w:lang w:val="en-US" w:eastAsia="zh-CN" w:bidi="ar"/>
               </w:rPr>
               <w:t>UI元素</w:t>
@@ -16503,7 +16500,6 @@
                 <w:kern w:val="0"/>
                 <w:sz w:val="15"/>
                 <w:szCs w:val="15"/>
-                <w:bdr w:val="none" w:color="auto" w:sz="0" w:space="0"/>
                 <w:lang w:val="en-US" w:eastAsia="zh-CN" w:bidi="ar"/>
               </w:rPr>
               <w:t>绑定属性</w:t>
@@ -16552,7 +16548,6 @@
                 <w:kern w:val="0"/>
                 <w:sz w:val="15"/>
                 <w:szCs w:val="15"/>
-                <w:bdr w:val="none" w:color="auto" w:sz="0" w:space="0"/>
                 <w:lang w:val="en-US" w:eastAsia="zh-CN" w:bidi="ar"/>
               </w:rPr>
               <w:t>数据来源</w:t>
@@ -16601,7 +16596,6 @@
                 <w:kern w:val="0"/>
                 <w:sz w:val="15"/>
                 <w:szCs w:val="15"/>
-                <w:bdr w:val="none" w:color="auto" w:sz="0" w:space="0"/>
                 <w:lang w:val="en-US" w:eastAsia="zh-CN" w:bidi="ar"/>
               </w:rPr>
               <w:t>更新方式</w:t>
@@ -16669,7 +16663,6 @@
                 <w:kern w:val="0"/>
                 <w:sz w:val="15"/>
                 <w:szCs w:val="15"/>
-                <w:bdr w:val="none" w:color="auto" w:sz="0" w:space="0"/>
                 <w:lang w:val="en-US" w:eastAsia="zh-CN" w:bidi="ar"/>
               </w:rPr>
               <w:t>TimeText</w:t>
@@ -16718,7 +16711,6 @@
                 <w:kern w:val="0"/>
                 <w:sz w:val="15"/>
                 <w:szCs w:val="15"/>
-                <w:bdr w:val="none" w:color="auto" w:sz="0" w:space="0"/>
                 <w:lang w:val="en-US" w:eastAsia="zh-CN" w:bidi="ar"/>
               </w:rPr>
               <w:t>剩余时间</w:t>
@@ -16767,7 +16759,6 @@
                 <w:kern w:val="0"/>
                 <w:sz w:val="15"/>
                 <w:szCs w:val="15"/>
-                <w:bdr w:val="none" w:color="auto" w:sz="0" w:space="0"/>
                 <w:lang w:val="en-US" w:eastAsia="zh-CN" w:bidi="ar"/>
               </w:rPr>
               <w:t>GameState</w:t>
@@ -16816,652 +16807,9 @@
                 <w:kern w:val="0"/>
                 <w:sz w:val="15"/>
                 <w:szCs w:val="15"/>
-                <w:bdr w:val="none" w:color="auto" w:sz="0" w:space="0"/>
                 <w:lang w:val="en-US" w:eastAsia="zh-CN" w:bidi="ar"/>
               </w:rPr>
               <w:t>Client_SetWidgetTime</w:t>
-            </w:r>
-          </w:p>
-        </w:tc>
-      </w:tr>
-      <w:tr>
-        <w:tblPrEx>
-          <w:tblBorders>
-            <w:top w:val="single" w:color="auto" w:sz="4" w:space="0"/>
-            <w:left w:val="single" w:color="auto" w:sz="4" w:space="0"/>
-            <w:bottom w:val="single" w:color="auto" w:sz="4" w:space="0"/>
-            <w:right w:val="single" w:color="auto" w:sz="4" w:space="0"/>
-            <w:insideH w:val="single" w:color="auto" w:sz="4" w:space="0"/>
-            <w:insideV w:val="single" w:color="auto" w:sz="4" w:space="0"/>
-          </w:tblBorders>
-          <w:tblCellMar>
-            <w:top w:w="15" w:type="dxa"/>
-            <w:left w:w="15" w:type="dxa"/>
-            <w:bottom w:w="15" w:type="dxa"/>
-            <w:right w:w="15" w:type="dxa"/>
-          </w:tblCellMar>
-        </w:tblPrEx>
-        <w:tc>
-          <w:tcPr>
-            <w:tcW w:w="962" w:type="pct"/>
-            <w:shd w:val="clear" w:color="auto" w:fill="FFFFFF"/>
-            <w:tcMar>
-              <w:top w:w="100" w:type="dxa"/>
-              <w:left w:w="0" w:type="dxa"/>
-              <w:bottom w:w="100" w:type="dxa"/>
-              <w:right w:w="160" w:type="dxa"/>
-            </w:tcMar>
-            <w:vAlign w:val="center"/>
-          </w:tcPr>
-          <w:p>
-            <w:pPr>
-              <w:keepNext w:val="0"/>
-              <w:keepLines w:val="0"/>
-              <w:widowControl/>
-              <w:suppressLineNumbers w:val="0"/>
-              <w:spacing w:line="250" w:lineRule="atLeast"/>
-              <w:jc w:val="center"/>
-              <w:rPr>
-                <w:rFonts w:hint="eastAsia" w:ascii="宋体" w:hAnsi="宋体" w:eastAsia="宋体" w:cs="宋体"/>
-                <w:i w:val="0"/>
-                <w:iCs w:val="0"/>
-                <w:caps w:val="0"/>
-                <w:color w:val="0F1115"/>
-                <w:spacing w:val="0"/>
-                <w:sz w:val="15"/>
-                <w:szCs w:val="15"/>
-              </w:rPr>
-            </w:pPr>
-            <w:r>
-              <w:rPr>
-                <w:rFonts w:hint="eastAsia" w:ascii="宋体" w:hAnsi="宋体" w:eastAsia="宋体" w:cs="宋体"/>
-                <w:i w:val="0"/>
-                <w:iCs w:val="0"/>
-                <w:caps w:val="0"/>
-                <w:color w:val="0F1115"/>
-                <w:spacing w:val="0"/>
-                <w:kern w:val="0"/>
-                <w:sz w:val="15"/>
-                <w:szCs w:val="15"/>
-                <w:bdr w:val="none" w:color="auto" w:sz="0" w:space="0"/>
-                <w:lang w:val="en-US" w:eastAsia="zh-CN" w:bidi="ar"/>
-              </w:rPr>
-              <w:t>Player1Health</w:t>
-            </w:r>
-          </w:p>
-        </w:tc>
-        <w:tc>
-          <w:tcPr>
-            <w:tcW w:w="1030" w:type="pct"/>
-            <w:shd w:val="clear" w:color="auto" w:fill="FFFFFF"/>
-            <w:tcMar>
-              <w:top w:w="100" w:type="dxa"/>
-              <w:left w:w="160" w:type="dxa"/>
-              <w:bottom w:w="100" w:type="dxa"/>
-              <w:right w:w="160" w:type="dxa"/>
-            </w:tcMar>
-            <w:vAlign w:val="center"/>
-          </w:tcPr>
-          <w:p>
-            <w:pPr>
-              <w:keepNext w:val="0"/>
-              <w:keepLines w:val="0"/>
-              <w:widowControl/>
-              <w:suppressLineNumbers w:val="0"/>
-              <w:spacing w:line="250" w:lineRule="atLeast"/>
-              <w:jc w:val="center"/>
-              <w:rPr>
-                <w:rFonts w:hint="eastAsia" w:ascii="宋体" w:hAnsi="宋体" w:eastAsia="宋体" w:cs="宋体"/>
-                <w:i w:val="0"/>
-                <w:iCs w:val="0"/>
-                <w:caps w:val="0"/>
-                <w:color w:val="0F1115"/>
-                <w:spacing w:val="0"/>
-                <w:sz w:val="15"/>
-                <w:szCs w:val="15"/>
-              </w:rPr>
-            </w:pPr>
-            <w:r>
-              <w:rPr>
-                <w:rFonts w:hint="eastAsia" w:ascii="宋体" w:hAnsi="宋体" w:eastAsia="宋体" w:cs="宋体"/>
-                <w:i w:val="0"/>
-                <w:iCs w:val="0"/>
-                <w:caps w:val="0"/>
-                <w:color w:val="0F1115"/>
-                <w:spacing w:val="0"/>
-                <w:kern w:val="0"/>
-                <w:sz w:val="15"/>
-                <w:szCs w:val="15"/>
-                <w:bdr w:val="none" w:color="auto" w:sz="0" w:space="0"/>
-                <w:lang w:val="en-US" w:eastAsia="zh-CN" w:bidi="ar"/>
-              </w:rPr>
-              <w:t>血量数值</w:t>
-            </w:r>
-          </w:p>
-        </w:tc>
-        <w:tc>
-          <w:tcPr>
-            <w:tcW w:w="1600" w:type="pct"/>
-            <w:shd w:val="clear" w:color="auto" w:fill="FFFFFF"/>
-            <w:tcMar>
-              <w:top w:w="100" w:type="dxa"/>
-              <w:left w:w="160" w:type="dxa"/>
-              <w:bottom w:w="100" w:type="dxa"/>
-              <w:right w:w="160" w:type="dxa"/>
-            </w:tcMar>
-            <w:vAlign w:val="center"/>
-          </w:tcPr>
-          <w:p>
-            <w:pPr>
-              <w:keepNext w:val="0"/>
-              <w:keepLines w:val="0"/>
-              <w:widowControl/>
-              <w:suppressLineNumbers w:val="0"/>
-              <w:spacing w:line="250" w:lineRule="atLeast"/>
-              <w:jc w:val="center"/>
-              <w:rPr>
-                <w:rFonts w:hint="eastAsia" w:ascii="宋体" w:hAnsi="宋体" w:eastAsia="宋体" w:cs="宋体"/>
-                <w:i w:val="0"/>
-                <w:iCs w:val="0"/>
-                <w:caps w:val="0"/>
-                <w:color w:val="0F1115"/>
-                <w:spacing w:val="0"/>
-                <w:sz w:val="15"/>
-                <w:szCs w:val="15"/>
-              </w:rPr>
-            </w:pPr>
-            <w:r>
-              <w:rPr>
-                <w:rFonts w:hint="eastAsia" w:ascii="宋体" w:hAnsi="宋体" w:eastAsia="宋体" w:cs="宋体"/>
-                <w:i w:val="0"/>
-                <w:iCs w:val="0"/>
-                <w:caps w:val="0"/>
-                <w:color w:val="0F1115"/>
-                <w:spacing w:val="0"/>
-                <w:kern w:val="0"/>
-                <w:sz w:val="15"/>
-                <w:szCs w:val="15"/>
-                <w:bdr w:val="none" w:color="auto" w:sz="0" w:space="0"/>
-                <w:lang w:val="en-US" w:eastAsia="zh-CN" w:bidi="ar"/>
-              </w:rPr>
-              <w:t>PS1.HealthValue</w:t>
-            </w:r>
-          </w:p>
-        </w:tc>
-        <w:tc>
-          <w:tcPr>
-            <w:tcW w:w="1406" w:type="pct"/>
-            <w:shd w:val="clear" w:color="auto" w:fill="FFFFFF"/>
-            <w:tcMar>
-              <w:top w:w="100" w:type="dxa"/>
-              <w:left w:w="160" w:type="dxa"/>
-              <w:bottom w:w="100" w:type="dxa"/>
-              <w:right w:w="0" w:type="dxa"/>
-            </w:tcMar>
-            <w:vAlign w:val="center"/>
-          </w:tcPr>
-          <w:p>
-            <w:pPr>
-              <w:keepNext w:val="0"/>
-              <w:keepLines w:val="0"/>
-              <w:widowControl/>
-              <w:suppressLineNumbers w:val="0"/>
-              <w:spacing w:line="250" w:lineRule="atLeast"/>
-              <w:jc w:val="center"/>
-              <w:rPr>
-                <w:rFonts w:hint="eastAsia" w:ascii="宋体" w:hAnsi="宋体" w:eastAsia="宋体" w:cs="宋体"/>
-                <w:i w:val="0"/>
-                <w:iCs w:val="0"/>
-                <w:caps w:val="0"/>
-                <w:color w:val="0F1115"/>
-                <w:spacing w:val="0"/>
-                <w:sz w:val="15"/>
-                <w:szCs w:val="15"/>
-              </w:rPr>
-            </w:pPr>
-            <w:r>
-              <w:rPr>
-                <w:rFonts w:hint="eastAsia" w:ascii="宋体" w:hAnsi="宋体" w:eastAsia="宋体" w:cs="宋体"/>
-                <w:i w:val="0"/>
-                <w:iCs w:val="0"/>
-                <w:caps w:val="0"/>
-                <w:color w:val="0F1115"/>
-                <w:spacing w:val="0"/>
-                <w:kern w:val="0"/>
-                <w:sz w:val="15"/>
-                <w:szCs w:val="15"/>
-                <w:bdr w:val="none" w:color="auto" w:sz="0" w:space="0"/>
-                <w:lang w:val="en-US" w:eastAsia="zh-CN" w:bidi="ar"/>
-              </w:rPr>
-              <w:t>属性复制</w:t>
-            </w:r>
-          </w:p>
-        </w:tc>
-      </w:tr>
-      <w:tr>
-        <w:tblPrEx>
-          <w:tblBorders>
-            <w:top w:val="single" w:color="auto" w:sz="4" w:space="0"/>
-            <w:left w:val="single" w:color="auto" w:sz="4" w:space="0"/>
-            <w:bottom w:val="single" w:color="auto" w:sz="4" w:space="0"/>
-            <w:right w:val="single" w:color="auto" w:sz="4" w:space="0"/>
-            <w:insideH w:val="single" w:color="auto" w:sz="4" w:space="0"/>
-            <w:insideV w:val="single" w:color="auto" w:sz="4" w:space="0"/>
-          </w:tblBorders>
-          <w:tblCellMar>
-            <w:top w:w="15" w:type="dxa"/>
-            <w:left w:w="15" w:type="dxa"/>
-            <w:bottom w:w="15" w:type="dxa"/>
-            <w:right w:w="15" w:type="dxa"/>
-          </w:tblCellMar>
-        </w:tblPrEx>
-        <w:tc>
-          <w:tcPr>
-            <w:tcW w:w="962" w:type="pct"/>
-            <w:shd w:val="clear" w:color="auto" w:fill="FFFFFF"/>
-            <w:tcMar>
-              <w:top w:w="100" w:type="dxa"/>
-              <w:left w:w="0" w:type="dxa"/>
-              <w:bottom w:w="100" w:type="dxa"/>
-              <w:right w:w="160" w:type="dxa"/>
-            </w:tcMar>
-            <w:vAlign w:val="center"/>
-          </w:tcPr>
-          <w:p>
-            <w:pPr>
-              <w:keepNext w:val="0"/>
-              <w:keepLines w:val="0"/>
-              <w:widowControl/>
-              <w:suppressLineNumbers w:val="0"/>
-              <w:spacing w:line="250" w:lineRule="atLeast"/>
-              <w:jc w:val="center"/>
-              <w:rPr>
-                <w:rFonts w:hint="eastAsia" w:ascii="宋体" w:hAnsi="宋体" w:eastAsia="宋体" w:cs="宋体"/>
-                <w:i w:val="0"/>
-                <w:iCs w:val="0"/>
-                <w:caps w:val="0"/>
-                <w:color w:val="0F1115"/>
-                <w:spacing w:val="0"/>
-                <w:sz w:val="15"/>
-                <w:szCs w:val="15"/>
-              </w:rPr>
-            </w:pPr>
-            <w:r>
-              <w:rPr>
-                <w:rFonts w:hint="eastAsia" w:ascii="宋体" w:hAnsi="宋体" w:eastAsia="宋体" w:cs="宋体"/>
-                <w:i w:val="0"/>
-                <w:iCs w:val="0"/>
-                <w:caps w:val="0"/>
-                <w:color w:val="0F1115"/>
-                <w:spacing w:val="0"/>
-                <w:kern w:val="0"/>
-                <w:sz w:val="15"/>
-                <w:szCs w:val="15"/>
-                <w:bdr w:val="none" w:color="auto" w:sz="0" w:space="0"/>
-                <w:lang w:val="en-US" w:eastAsia="zh-CN" w:bidi="ar"/>
-              </w:rPr>
-              <w:t>Player2Health</w:t>
-            </w:r>
-          </w:p>
-        </w:tc>
-        <w:tc>
-          <w:tcPr>
-            <w:tcW w:w="1030" w:type="pct"/>
-            <w:shd w:val="clear" w:color="auto" w:fill="FFFFFF"/>
-            <w:tcMar>
-              <w:top w:w="100" w:type="dxa"/>
-              <w:left w:w="160" w:type="dxa"/>
-              <w:bottom w:w="100" w:type="dxa"/>
-              <w:right w:w="160" w:type="dxa"/>
-            </w:tcMar>
-            <w:vAlign w:val="center"/>
-          </w:tcPr>
-          <w:p>
-            <w:pPr>
-              <w:keepNext w:val="0"/>
-              <w:keepLines w:val="0"/>
-              <w:widowControl/>
-              <w:suppressLineNumbers w:val="0"/>
-              <w:spacing w:line="250" w:lineRule="atLeast"/>
-              <w:jc w:val="center"/>
-              <w:rPr>
-                <w:rFonts w:hint="eastAsia" w:ascii="宋体" w:hAnsi="宋体" w:eastAsia="宋体" w:cs="宋体"/>
-                <w:i w:val="0"/>
-                <w:iCs w:val="0"/>
-                <w:caps w:val="0"/>
-                <w:color w:val="0F1115"/>
-                <w:spacing w:val="0"/>
-                <w:sz w:val="15"/>
-                <w:szCs w:val="15"/>
-              </w:rPr>
-            </w:pPr>
-            <w:r>
-              <w:rPr>
-                <w:rFonts w:hint="eastAsia" w:ascii="宋体" w:hAnsi="宋体" w:eastAsia="宋体" w:cs="宋体"/>
-                <w:i w:val="0"/>
-                <w:iCs w:val="0"/>
-                <w:caps w:val="0"/>
-                <w:color w:val="0F1115"/>
-                <w:spacing w:val="0"/>
-                <w:kern w:val="0"/>
-                <w:sz w:val="15"/>
-                <w:szCs w:val="15"/>
-                <w:bdr w:val="none" w:color="auto" w:sz="0" w:space="0"/>
-                <w:lang w:val="en-US" w:eastAsia="zh-CN" w:bidi="ar"/>
-              </w:rPr>
-              <w:t>血量数值</w:t>
-            </w:r>
-          </w:p>
-        </w:tc>
-        <w:tc>
-          <w:tcPr>
-            <w:tcW w:w="1600" w:type="pct"/>
-            <w:shd w:val="clear" w:color="auto" w:fill="FFFFFF"/>
-            <w:tcMar>
-              <w:top w:w="100" w:type="dxa"/>
-              <w:left w:w="160" w:type="dxa"/>
-              <w:bottom w:w="100" w:type="dxa"/>
-              <w:right w:w="160" w:type="dxa"/>
-            </w:tcMar>
-            <w:vAlign w:val="center"/>
-          </w:tcPr>
-          <w:p>
-            <w:pPr>
-              <w:keepNext w:val="0"/>
-              <w:keepLines w:val="0"/>
-              <w:widowControl/>
-              <w:suppressLineNumbers w:val="0"/>
-              <w:spacing w:line="250" w:lineRule="atLeast"/>
-              <w:jc w:val="center"/>
-              <w:rPr>
-                <w:rFonts w:hint="eastAsia" w:ascii="宋体" w:hAnsi="宋体" w:eastAsia="宋体" w:cs="宋体"/>
-                <w:i w:val="0"/>
-                <w:iCs w:val="0"/>
-                <w:caps w:val="0"/>
-                <w:color w:val="0F1115"/>
-                <w:spacing w:val="0"/>
-                <w:sz w:val="15"/>
-                <w:szCs w:val="15"/>
-              </w:rPr>
-            </w:pPr>
-            <w:r>
-              <w:rPr>
-                <w:rFonts w:hint="eastAsia" w:ascii="宋体" w:hAnsi="宋体" w:eastAsia="宋体" w:cs="宋体"/>
-                <w:i w:val="0"/>
-                <w:iCs w:val="0"/>
-                <w:caps w:val="0"/>
-                <w:color w:val="0F1115"/>
-                <w:spacing w:val="0"/>
-                <w:kern w:val="0"/>
-                <w:sz w:val="15"/>
-                <w:szCs w:val="15"/>
-                <w:bdr w:val="none" w:color="auto" w:sz="0" w:space="0"/>
-                <w:lang w:val="en-US" w:eastAsia="zh-CN" w:bidi="ar"/>
-              </w:rPr>
-              <w:t>PS2.HealthValue</w:t>
-            </w:r>
-          </w:p>
-        </w:tc>
-        <w:tc>
-          <w:tcPr>
-            <w:tcW w:w="1406" w:type="pct"/>
-            <w:shd w:val="clear" w:color="auto" w:fill="FFFFFF"/>
-            <w:tcMar>
-              <w:top w:w="100" w:type="dxa"/>
-              <w:left w:w="160" w:type="dxa"/>
-              <w:bottom w:w="100" w:type="dxa"/>
-              <w:right w:w="0" w:type="dxa"/>
-            </w:tcMar>
-            <w:vAlign w:val="center"/>
-          </w:tcPr>
-          <w:p>
-            <w:pPr>
-              <w:keepNext w:val="0"/>
-              <w:keepLines w:val="0"/>
-              <w:widowControl/>
-              <w:suppressLineNumbers w:val="0"/>
-              <w:spacing w:line="250" w:lineRule="atLeast"/>
-              <w:jc w:val="center"/>
-              <w:rPr>
-                <w:rFonts w:hint="eastAsia" w:ascii="宋体" w:hAnsi="宋体" w:eastAsia="宋体" w:cs="宋体"/>
-                <w:i w:val="0"/>
-                <w:iCs w:val="0"/>
-                <w:caps w:val="0"/>
-                <w:color w:val="0F1115"/>
-                <w:spacing w:val="0"/>
-                <w:sz w:val="15"/>
-                <w:szCs w:val="15"/>
-              </w:rPr>
-            </w:pPr>
-            <w:r>
-              <w:rPr>
-                <w:rFonts w:hint="eastAsia" w:ascii="宋体" w:hAnsi="宋体" w:eastAsia="宋体" w:cs="宋体"/>
-                <w:i w:val="0"/>
-                <w:iCs w:val="0"/>
-                <w:caps w:val="0"/>
-                <w:color w:val="0F1115"/>
-                <w:spacing w:val="0"/>
-                <w:kern w:val="0"/>
-                <w:sz w:val="15"/>
-                <w:szCs w:val="15"/>
-                <w:bdr w:val="none" w:color="auto" w:sz="0" w:space="0"/>
-                <w:lang w:val="en-US" w:eastAsia="zh-CN" w:bidi="ar"/>
-              </w:rPr>
-              <w:t>属性复制</w:t>
-            </w:r>
-          </w:p>
-        </w:tc>
-      </w:tr>
-      <w:tr>
-        <w:tblPrEx>
-          <w:tblBorders>
-            <w:top w:val="single" w:color="auto" w:sz="4" w:space="0"/>
-            <w:left w:val="single" w:color="auto" w:sz="4" w:space="0"/>
-            <w:bottom w:val="single" w:color="auto" w:sz="4" w:space="0"/>
-            <w:right w:val="single" w:color="auto" w:sz="4" w:space="0"/>
-            <w:insideH w:val="single" w:color="auto" w:sz="4" w:space="0"/>
-            <w:insideV w:val="single" w:color="auto" w:sz="4" w:space="0"/>
-          </w:tblBorders>
-          <w:tblCellMar>
-            <w:top w:w="15" w:type="dxa"/>
-            <w:left w:w="15" w:type="dxa"/>
-            <w:bottom w:w="15" w:type="dxa"/>
-            <w:right w:w="15" w:type="dxa"/>
-          </w:tblCellMar>
-        </w:tblPrEx>
-        <w:tc>
-          <w:tcPr>
-            <w:tcW w:w="962" w:type="pct"/>
-            <w:shd w:val="clear" w:color="auto" w:fill="FFFFFF"/>
-            <w:tcMar>
-              <w:top w:w="100" w:type="dxa"/>
-              <w:left w:w="0" w:type="dxa"/>
-              <w:bottom w:w="100" w:type="dxa"/>
-              <w:right w:w="160" w:type="dxa"/>
-            </w:tcMar>
-            <w:vAlign w:val="center"/>
-          </w:tcPr>
-          <w:p>
-            <w:pPr>
-              <w:keepNext w:val="0"/>
-              <w:keepLines w:val="0"/>
-              <w:widowControl/>
-              <w:suppressLineNumbers w:val="0"/>
-              <w:spacing w:line="250" w:lineRule="atLeast"/>
-              <w:jc w:val="center"/>
-              <w:rPr>
-                <w:rFonts w:hint="eastAsia" w:ascii="宋体" w:hAnsi="宋体" w:eastAsia="宋体" w:cs="宋体"/>
-                <w:i w:val="0"/>
-                <w:iCs w:val="0"/>
-                <w:caps w:val="0"/>
-                <w:color w:val="0F1115"/>
-                <w:spacing w:val="0"/>
-                <w:sz w:val="15"/>
-                <w:szCs w:val="15"/>
-              </w:rPr>
-            </w:pPr>
-            <w:r>
-              <w:rPr>
-                <w:rFonts w:hint="eastAsia" w:ascii="宋体" w:hAnsi="宋体" w:eastAsia="宋体" w:cs="宋体"/>
-                <w:i w:val="0"/>
-                <w:iCs w:val="0"/>
-                <w:caps w:val="0"/>
-                <w:color w:val="0F1115"/>
-                <w:spacing w:val="0"/>
-                <w:kern w:val="0"/>
-                <w:sz w:val="15"/>
-                <w:szCs w:val="15"/>
-                <w:bdr w:val="none" w:color="auto" w:sz="0" w:space="0"/>
-                <w:lang w:val="en-US" w:eastAsia="zh-CN" w:bidi="ar"/>
-              </w:rPr>
-              <w:t>Player1Bar</w:t>
-            </w:r>
-          </w:p>
-        </w:tc>
-        <w:tc>
-          <w:tcPr>
-            <w:tcW w:w="1030" w:type="pct"/>
-            <w:shd w:val="clear" w:color="auto" w:fill="FFFFFF"/>
-            <w:tcMar>
-              <w:top w:w="100" w:type="dxa"/>
-              <w:left w:w="160" w:type="dxa"/>
-              <w:bottom w:w="100" w:type="dxa"/>
-              <w:right w:w="160" w:type="dxa"/>
-            </w:tcMar>
-            <w:vAlign w:val="center"/>
-          </w:tcPr>
-          <w:p>
-            <w:pPr>
-              <w:keepNext w:val="0"/>
-              <w:keepLines w:val="0"/>
-              <w:widowControl/>
-              <w:suppressLineNumbers w:val="0"/>
-              <w:spacing w:line="250" w:lineRule="atLeast"/>
-              <w:jc w:val="center"/>
-              <w:rPr>
-                <w:rFonts w:hint="eastAsia" w:ascii="宋体" w:hAnsi="宋体" w:eastAsia="宋体" w:cs="宋体"/>
-                <w:i w:val="0"/>
-                <w:iCs w:val="0"/>
-                <w:caps w:val="0"/>
-                <w:color w:val="0F1115"/>
-                <w:spacing w:val="0"/>
-                <w:sz w:val="15"/>
-                <w:szCs w:val="15"/>
-              </w:rPr>
-            </w:pPr>
-            <w:r>
-              <w:rPr>
-                <w:rFonts w:hint="eastAsia" w:ascii="宋体" w:hAnsi="宋体" w:eastAsia="宋体" w:cs="宋体"/>
-                <w:i w:val="0"/>
-                <w:iCs w:val="0"/>
-                <w:caps w:val="0"/>
-                <w:color w:val="0F1115"/>
-                <w:spacing w:val="0"/>
-                <w:kern w:val="0"/>
-                <w:sz w:val="15"/>
-                <w:szCs w:val="15"/>
-                <w:bdr w:val="none" w:color="auto" w:sz="0" w:space="0"/>
-                <w:lang w:val="en-US" w:eastAsia="zh-CN" w:bidi="ar"/>
-              </w:rPr>
-              <w:t>血量百分比</w:t>
-            </w:r>
-          </w:p>
-        </w:tc>
-        <w:tc>
-          <w:tcPr>
-            <w:tcW w:w="1600" w:type="pct"/>
-            <w:shd w:val="clear" w:color="auto" w:fill="FFFFFF"/>
-            <w:tcMar>
-              <w:top w:w="100" w:type="dxa"/>
-              <w:left w:w="160" w:type="dxa"/>
-              <w:bottom w:w="100" w:type="dxa"/>
-              <w:right w:w="160" w:type="dxa"/>
-            </w:tcMar>
-            <w:vAlign w:val="center"/>
-          </w:tcPr>
-          <w:p>
-            <w:pPr>
-              <w:keepNext w:val="0"/>
-              <w:keepLines w:val="0"/>
-              <w:widowControl/>
-              <w:suppressLineNumbers w:val="0"/>
-              <w:spacing w:line="250" w:lineRule="atLeast"/>
-              <w:jc w:val="center"/>
-              <w:rPr>
-                <w:rFonts w:hint="eastAsia" w:ascii="宋体" w:hAnsi="宋体" w:eastAsia="宋体" w:cs="宋体"/>
-                <w:i w:val="0"/>
-                <w:iCs w:val="0"/>
-                <w:caps w:val="0"/>
-                <w:color w:val="0F1115"/>
-                <w:spacing w:val="0"/>
-                <w:sz w:val="15"/>
-                <w:szCs w:val="15"/>
-              </w:rPr>
-            </w:pPr>
-            <w:r>
-              <w:rPr>
-                <w:rFonts w:hint="eastAsia" w:ascii="宋体" w:hAnsi="宋体" w:eastAsia="宋体" w:cs="宋体"/>
-                <w:i w:val="0"/>
-                <w:iCs w:val="0"/>
-                <w:caps w:val="0"/>
-                <w:color w:val="0F1115"/>
-                <w:spacing w:val="0"/>
-                <w:kern w:val="0"/>
-                <w:sz w:val="15"/>
-                <w:szCs w:val="15"/>
-                <w:bdr w:val="none" w:color="auto" w:sz="0" w:space="0"/>
-                <w:lang w:val="en-US" w:eastAsia="zh-CN" w:bidi="ar"/>
-              </w:rPr>
-              <w:t>PS1.HealthValue / 300</w:t>
-            </w:r>
-          </w:p>
-        </w:tc>
-        <w:tc>
-          <w:tcPr>
-            <w:tcW w:w="1406" w:type="pct"/>
-            <w:shd w:val="clear" w:color="auto" w:fill="FFFFFF"/>
-            <w:tcMar>
-              <w:top w:w="100" w:type="dxa"/>
-              <w:left w:w="160" w:type="dxa"/>
-              <w:bottom w:w="100" w:type="dxa"/>
-              <w:right w:w="0" w:type="dxa"/>
-            </w:tcMar>
-            <w:vAlign w:val="center"/>
-          </w:tcPr>
-          <w:p>
-            <w:pPr>
-              <w:keepNext w:val="0"/>
-              <w:keepLines w:val="0"/>
-              <w:widowControl/>
-              <w:suppressLineNumbers w:val="0"/>
-              <w:spacing w:line="250" w:lineRule="atLeast"/>
-              <w:jc w:val="center"/>
-              <w:rPr>
-                <w:rFonts w:hint="eastAsia" w:ascii="宋体" w:hAnsi="宋体" w:eastAsia="宋体" w:cs="宋体"/>
-                <w:i w:val="0"/>
-                <w:iCs w:val="0"/>
-                <w:caps w:val="0"/>
-                <w:color w:val="0F1115"/>
-                <w:spacing w:val="0"/>
-                <w:sz w:val="15"/>
-                <w:szCs w:val="15"/>
-              </w:rPr>
-            </w:pPr>
-            <w:r>
-              <w:rPr>
-                <w:rFonts w:hint="eastAsia" w:ascii="宋体" w:hAnsi="宋体" w:eastAsia="宋体" w:cs="宋体"/>
-                <w:i w:val="0"/>
-                <w:iCs w:val="0"/>
-                <w:caps w:val="0"/>
-                <w:color w:val="0F1115"/>
-                <w:spacing w:val="0"/>
-                <w:kern w:val="0"/>
-                <w:sz w:val="15"/>
-                <w:szCs w:val="15"/>
-                <w:bdr w:val="none" w:color="auto" w:sz="0" w:space="0"/>
-                <w:lang w:val="en-US" w:eastAsia="zh-CN" w:bidi="ar"/>
-              </w:rPr>
-              <w:t>属性复制</w:t>
             </w:r>
           </w:p>
         </w:tc>
@@ -17526,10 +16874,9 @@
                 <w:kern w:val="0"/>
                 <w:sz w:val="15"/>
                 <w:szCs w:val="15"/>
-                <w:bdr w:val="none" w:color="auto" w:sz="0" w:space="0"/>
                 <w:lang w:val="en-US" w:eastAsia="zh-CN" w:bidi="ar"/>
               </w:rPr>
-              <w:t>Player2Bar</w:t>
+              <w:t>Player1Health</w:t>
             </w:r>
           </w:p>
         </w:tc>
@@ -17575,10 +16922,9 @@
                 <w:kern w:val="0"/>
                 <w:sz w:val="15"/>
                 <w:szCs w:val="15"/>
-                <w:bdr w:val="none" w:color="auto" w:sz="0" w:space="0"/>
                 <w:lang w:val="en-US" w:eastAsia="zh-CN" w:bidi="ar"/>
               </w:rPr>
-              <w:t>血量百分比</w:t>
+              <w:t>血量数值</w:t>
             </w:r>
           </w:p>
         </w:tc>
@@ -17624,10 +16970,9 @@
                 <w:kern w:val="0"/>
                 <w:sz w:val="15"/>
                 <w:szCs w:val="15"/>
-                <w:bdr w:val="none" w:color="auto" w:sz="0" w:space="0"/>
                 <w:lang w:val="en-US" w:eastAsia="zh-CN" w:bidi="ar"/>
               </w:rPr>
-              <w:t>PS2.HealthValue / 300</w:t>
+              <w:t>PS1.HealthValue</w:t>
             </w:r>
           </w:p>
         </w:tc>
@@ -17673,7 +17018,6 @@
                 <w:kern w:val="0"/>
                 <w:sz w:val="15"/>
                 <w:szCs w:val="15"/>
-                <w:bdr w:val="none" w:color="auto" w:sz="0" w:space="0"/>
                 <w:lang w:val="en-US" w:eastAsia="zh-CN" w:bidi="ar"/>
               </w:rPr>
               <w:t>属性复制</w:t>
@@ -17691,6 +17035,7 @@
             <w:insideH w:val="single" w:color="auto" w:sz="4" w:space="0"/>
             <w:insideV w:val="single" w:color="auto" w:sz="4" w:space="0"/>
           </w:tblBorders>
+          <w:shd w:val="clear" w:color="auto" w:fill="FFFFFF"/>
           <w:tblCellMar>
             <w:top w:w="15" w:type="dxa"/>
             <w:left w:w="15" w:type="dxa"/>
@@ -17740,10 +17085,9 @@
                 <w:kern w:val="0"/>
                 <w:sz w:val="15"/>
                 <w:szCs w:val="15"/>
-                <w:bdr w:val="none" w:color="auto" w:sz="0" w:space="0"/>
                 <w:lang w:val="en-US" w:eastAsia="zh-CN" w:bidi="ar"/>
               </w:rPr>
-              <w:t>Player1Chakra</w:t>
+              <w:t>Player2Health</w:t>
             </w:r>
           </w:p>
         </w:tc>
@@ -17789,10 +17133,9 @@
                 <w:kern w:val="0"/>
                 <w:sz w:val="15"/>
                 <w:szCs w:val="15"/>
-                <w:bdr w:val="none" w:color="auto" w:sz="0" w:space="0"/>
                 <w:lang w:val="en-US" w:eastAsia="zh-CN" w:bidi="ar"/>
               </w:rPr>
-              <w:t>查克拉百分比</w:t>
+              <w:t>血量数值</w:t>
             </w:r>
           </w:p>
         </w:tc>
@@ -17838,10 +17181,9 @@
                 <w:kern w:val="0"/>
                 <w:sz w:val="15"/>
                 <w:szCs w:val="15"/>
-                <w:bdr w:val="none" w:color="auto" w:sz="0" w:space="0"/>
                 <w:lang w:val="en-US" w:eastAsia="zh-CN" w:bidi="ar"/>
               </w:rPr>
-              <w:t>PS1.Chakra / 4</w:t>
+              <w:t>PS2.HealthValue</w:t>
             </w:r>
           </w:p>
         </w:tc>
@@ -17887,7 +17229,6 @@
                 <w:kern w:val="0"/>
                 <w:sz w:val="15"/>
                 <w:szCs w:val="15"/>
-                <w:bdr w:val="none" w:color="auto" w:sz="0" w:space="0"/>
                 <w:lang w:val="en-US" w:eastAsia="zh-CN" w:bidi="ar"/>
               </w:rPr>
               <w:t>属性复制</w:t>
@@ -17905,6 +17246,7 @@
             <w:insideH w:val="single" w:color="auto" w:sz="4" w:space="0"/>
             <w:insideV w:val="single" w:color="auto" w:sz="4" w:space="0"/>
           </w:tblBorders>
+          <w:shd w:val="clear" w:color="auto" w:fill="FFFFFF"/>
           <w:tblCellMar>
             <w:top w:w="15" w:type="dxa"/>
             <w:left w:w="15" w:type="dxa"/>
@@ -17954,10 +17296,9 @@
                 <w:kern w:val="0"/>
                 <w:sz w:val="15"/>
                 <w:szCs w:val="15"/>
-                <w:bdr w:val="none" w:color="auto" w:sz="0" w:space="0"/>
                 <w:lang w:val="en-US" w:eastAsia="zh-CN" w:bidi="ar"/>
               </w:rPr>
-              <w:t>Player2Chakra</w:t>
+              <w:t>Player1Bar</w:t>
             </w:r>
           </w:p>
         </w:tc>
@@ -18003,10 +17344,9 @@
                 <w:kern w:val="0"/>
                 <w:sz w:val="15"/>
                 <w:szCs w:val="15"/>
-                <w:bdr w:val="none" w:color="auto" w:sz="0" w:space="0"/>
                 <w:lang w:val="en-US" w:eastAsia="zh-CN" w:bidi="ar"/>
               </w:rPr>
-              <w:t>查克拉百分比</w:t>
+              <w:t>血量百分比</w:t>
             </w:r>
           </w:p>
         </w:tc>
@@ -18052,10 +17392,9 @@
                 <w:kern w:val="0"/>
                 <w:sz w:val="15"/>
                 <w:szCs w:val="15"/>
-                <w:bdr w:val="none" w:color="auto" w:sz="0" w:space="0"/>
                 <w:lang w:val="en-US" w:eastAsia="zh-CN" w:bidi="ar"/>
               </w:rPr>
-              <w:t>PS2.Chakra / 4</w:t>
+              <w:t>PS1.HealthValue / 300</w:t>
             </w:r>
           </w:p>
         </w:tc>
@@ -18101,7 +17440,6 @@
                 <w:kern w:val="0"/>
                 <w:sz w:val="15"/>
                 <w:szCs w:val="15"/>
-                <w:bdr w:val="none" w:color="auto" w:sz="0" w:space="0"/>
                 <w:lang w:val="en-US" w:eastAsia="zh-CN" w:bidi="ar"/>
               </w:rPr>
               <w:t>属性复制</w:t>
@@ -18119,6 +17457,7 @@
             <w:insideH w:val="single" w:color="auto" w:sz="4" w:space="0"/>
             <w:insideV w:val="single" w:color="auto" w:sz="4" w:space="0"/>
           </w:tblBorders>
+          <w:shd w:val="clear" w:color="auto" w:fill="FFFFFF"/>
           <w:tblCellMar>
             <w:top w:w="15" w:type="dxa"/>
             <w:left w:w="15" w:type="dxa"/>
@@ -18168,10 +17507,9 @@
                 <w:kern w:val="0"/>
                 <w:sz w:val="15"/>
                 <w:szCs w:val="15"/>
-                <w:bdr w:val="none" w:color="auto" w:sz="0" w:space="0"/>
                 <w:lang w:val="en-US" w:eastAsia="zh-CN" w:bidi="ar"/>
               </w:rPr>
-              <w:t>技能图标/CD</w:t>
+              <w:t>Player2Bar</w:t>
             </w:r>
           </w:p>
         </w:tc>
@@ -18217,10 +17555,9 @@
                 <w:kern w:val="0"/>
                 <w:sz w:val="15"/>
                 <w:szCs w:val="15"/>
-                <w:bdr w:val="none" w:color="auto" w:sz="0" w:space="0"/>
                 <w:lang w:val="en-US" w:eastAsia="zh-CN" w:bidi="ar"/>
               </w:rPr>
-              <w:t>CD状态</w:t>
+              <w:t>血量百分比</w:t>
             </w:r>
           </w:p>
         </w:tc>
@@ -18266,10 +17603,9 @@
                 <w:kern w:val="0"/>
                 <w:sz w:val="15"/>
                 <w:szCs w:val="15"/>
-                <w:bdr w:val="none" w:color="auto" w:sz="0" w:space="0"/>
                 <w:lang w:val="en-US" w:eastAsia="zh-CN" w:bidi="ar"/>
               </w:rPr>
-              <w:t>MyPawn.*CDState</w:t>
+              <w:t>PS2.HealthValue / 300</w:t>
             </w:r>
           </w:p>
         </w:tc>
@@ -18315,7 +17651,639 @@
                 <w:kern w:val="0"/>
                 <w:sz w:val="15"/>
                 <w:szCs w:val="15"/>
-                <w:bdr w:val="none" w:color="auto" w:sz="0" w:space="0"/>
+                <w:lang w:val="en-US" w:eastAsia="zh-CN" w:bidi="ar"/>
+              </w:rPr>
+              <w:t>属性复制</w:t>
+            </w:r>
+          </w:p>
+        </w:tc>
+      </w:tr>
+      <w:tr>
+        <w:tblPrEx>
+          <w:tblBorders>
+            <w:top w:val="single" w:color="auto" w:sz="4" w:space="0"/>
+            <w:left w:val="single" w:color="auto" w:sz="4" w:space="0"/>
+            <w:bottom w:val="single" w:color="auto" w:sz="4" w:space="0"/>
+            <w:right w:val="single" w:color="auto" w:sz="4" w:space="0"/>
+            <w:insideH w:val="single" w:color="auto" w:sz="4" w:space="0"/>
+            <w:insideV w:val="single" w:color="auto" w:sz="4" w:space="0"/>
+          </w:tblBorders>
+          <w:shd w:val="clear" w:color="auto" w:fill="FFFFFF"/>
+          <w:tblCellMar>
+            <w:top w:w="15" w:type="dxa"/>
+            <w:left w:w="15" w:type="dxa"/>
+            <w:bottom w:w="15" w:type="dxa"/>
+            <w:right w:w="15" w:type="dxa"/>
+          </w:tblCellMar>
+        </w:tblPrEx>
+        <w:tc>
+          <w:tcPr>
+            <w:tcW w:w="962" w:type="pct"/>
+            <w:shd w:val="clear" w:color="auto" w:fill="FFFFFF"/>
+            <w:tcMar>
+              <w:top w:w="100" w:type="dxa"/>
+              <w:left w:w="0" w:type="dxa"/>
+              <w:bottom w:w="100" w:type="dxa"/>
+              <w:right w:w="160" w:type="dxa"/>
+            </w:tcMar>
+            <w:vAlign w:val="center"/>
+          </w:tcPr>
+          <w:p>
+            <w:pPr>
+              <w:keepNext w:val="0"/>
+              <w:keepLines w:val="0"/>
+              <w:widowControl/>
+              <w:suppressLineNumbers w:val="0"/>
+              <w:spacing w:line="250" w:lineRule="atLeast"/>
+              <w:jc w:val="center"/>
+              <w:rPr>
+                <w:rFonts w:hint="eastAsia" w:ascii="宋体" w:hAnsi="宋体" w:eastAsia="宋体" w:cs="宋体"/>
+                <w:i w:val="0"/>
+                <w:iCs w:val="0"/>
+                <w:caps w:val="0"/>
+                <w:color w:val="0F1115"/>
+                <w:spacing w:val="0"/>
+                <w:sz w:val="15"/>
+                <w:szCs w:val="15"/>
+              </w:rPr>
+            </w:pPr>
+            <w:r>
+              <w:rPr>
+                <w:rFonts w:hint="eastAsia" w:ascii="宋体" w:hAnsi="宋体" w:eastAsia="宋体" w:cs="宋体"/>
+                <w:i w:val="0"/>
+                <w:iCs w:val="0"/>
+                <w:caps w:val="0"/>
+                <w:color w:val="0F1115"/>
+                <w:spacing w:val="0"/>
+                <w:kern w:val="0"/>
+                <w:sz w:val="15"/>
+                <w:szCs w:val="15"/>
+                <w:lang w:val="en-US" w:eastAsia="zh-CN" w:bidi="ar"/>
+              </w:rPr>
+              <w:t>Player1Chakra</w:t>
+            </w:r>
+          </w:p>
+        </w:tc>
+        <w:tc>
+          <w:tcPr>
+            <w:tcW w:w="1030" w:type="pct"/>
+            <w:shd w:val="clear" w:color="auto" w:fill="FFFFFF"/>
+            <w:tcMar>
+              <w:top w:w="100" w:type="dxa"/>
+              <w:left w:w="160" w:type="dxa"/>
+              <w:bottom w:w="100" w:type="dxa"/>
+              <w:right w:w="160" w:type="dxa"/>
+            </w:tcMar>
+            <w:vAlign w:val="center"/>
+          </w:tcPr>
+          <w:p>
+            <w:pPr>
+              <w:keepNext w:val="0"/>
+              <w:keepLines w:val="0"/>
+              <w:widowControl/>
+              <w:suppressLineNumbers w:val="0"/>
+              <w:spacing w:line="250" w:lineRule="atLeast"/>
+              <w:jc w:val="center"/>
+              <w:rPr>
+                <w:rFonts w:hint="eastAsia" w:ascii="宋体" w:hAnsi="宋体" w:eastAsia="宋体" w:cs="宋体"/>
+                <w:i w:val="0"/>
+                <w:iCs w:val="0"/>
+                <w:caps w:val="0"/>
+                <w:color w:val="0F1115"/>
+                <w:spacing w:val="0"/>
+                <w:sz w:val="15"/>
+                <w:szCs w:val="15"/>
+              </w:rPr>
+            </w:pPr>
+            <w:r>
+              <w:rPr>
+                <w:rFonts w:hint="eastAsia" w:ascii="宋体" w:hAnsi="宋体" w:eastAsia="宋体" w:cs="宋体"/>
+                <w:i w:val="0"/>
+                <w:iCs w:val="0"/>
+                <w:caps w:val="0"/>
+                <w:color w:val="0F1115"/>
+                <w:spacing w:val="0"/>
+                <w:kern w:val="0"/>
+                <w:sz w:val="15"/>
+                <w:szCs w:val="15"/>
+                <w:lang w:val="en-US" w:eastAsia="zh-CN" w:bidi="ar"/>
+              </w:rPr>
+              <w:t>查克拉百分比</w:t>
+            </w:r>
+          </w:p>
+        </w:tc>
+        <w:tc>
+          <w:tcPr>
+            <w:tcW w:w="1600" w:type="pct"/>
+            <w:shd w:val="clear" w:color="auto" w:fill="FFFFFF"/>
+            <w:tcMar>
+              <w:top w:w="100" w:type="dxa"/>
+              <w:left w:w="160" w:type="dxa"/>
+              <w:bottom w:w="100" w:type="dxa"/>
+              <w:right w:w="160" w:type="dxa"/>
+            </w:tcMar>
+            <w:vAlign w:val="center"/>
+          </w:tcPr>
+          <w:p>
+            <w:pPr>
+              <w:keepNext w:val="0"/>
+              <w:keepLines w:val="0"/>
+              <w:widowControl/>
+              <w:suppressLineNumbers w:val="0"/>
+              <w:spacing w:line="250" w:lineRule="atLeast"/>
+              <w:jc w:val="center"/>
+              <w:rPr>
+                <w:rFonts w:hint="eastAsia" w:ascii="宋体" w:hAnsi="宋体" w:eastAsia="宋体" w:cs="宋体"/>
+                <w:i w:val="0"/>
+                <w:iCs w:val="0"/>
+                <w:caps w:val="0"/>
+                <w:color w:val="0F1115"/>
+                <w:spacing w:val="0"/>
+                <w:sz w:val="15"/>
+                <w:szCs w:val="15"/>
+              </w:rPr>
+            </w:pPr>
+            <w:r>
+              <w:rPr>
+                <w:rFonts w:hint="eastAsia" w:ascii="宋体" w:hAnsi="宋体" w:eastAsia="宋体" w:cs="宋体"/>
+                <w:i w:val="0"/>
+                <w:iCs w:val="0"/>
+                <w:caps w:val="0"/>
+                <w:color w:val="0F1115"/>
+                <w:spacing w:val="0"/>
+                <w:kern w:val="0"/>
+                <w:sz w:val="15"/>
+                <w:szCs w:val="15"/>
+                <w:lang w:val="en-US" w:eastAsia="zh-CN" w:bidi="ar"/>
+              </w:rPr>
+              <w:t>PS1.Chakra / 4</w:t>
+            </w:r>
+          </w:p>
+        </w:tc>
+        <w:tc>
+          <w:tcPr>
+            <w:tcW w:w="1406" w:type="pct"/>
+            <w:shd w:val="clear" w:color="auto" w:fill="FFFFFF"/>
+            <w:tcMar>
+              <w:top w:w="100" w:type="dxa"/>
+              <w:left w:w="160" w:type="dxa"/>
+              <w:bottom w:w="100" w:type="dxa"/>
+              <w:right w:w="0" w:type="dxa"/>
+            </w:tcMar>
+            <w:vAlign w:val="center"/>
+          </w:tcPr>
+          <w:p>
+            <w:pPr>
+              <w:keepNext w:val="0"/>
+              <w:keepLines w:val="0"/>
+              <w:widowControl/>
+              <w:suppressLineNumbers w:val="0"/>
+              <w:spacing w:line="250" w:lineRule="atLeast"/>
+              <w:jc w:val="center"/>
+              <w:rPr>
+                <w:rFonts w:hint="eastAsia" w:ascii="宋体" w:hAnsi="宋体" w:eastAsia="宋体" w:cs="宋体"/>
+                <w:i w:val="0"/>
+                <w:iCs w:val="0"/>
+                <w:caps w:val="0"/>
+                <w:color w:val="0F1115"/>
+                <w:spacing w:val="0"/>
+                <w:sz w:val="15"/>
+                <w:szCs w:val="15"/>
+              </w:rPr>
+            </w:pPr>
+            <w:r>
+              <w:rPr>
+                <w:rFonts w:hint="eastAsia" w:ascii="宋体" w:hAnsi="宋体" w:eastAsia="宋体" w:cs="宋体"/>
+                <w:i w:val="0"/>
+                <w:iCs w:val="0"/>
+                <w:caps w:val="0"/>
+                <w:color w:val="0F1115"/>
+                <w:spacing w:val="0"/>
+                <w:kern w:val="0"/>
+                <w:sz w:val="15"/>
+                <w:szCs w:val="15"/>
+                <w:lang w:val="en-US" w:eastAsia="zh-CN" w:bidi="ar"/>
+              </w:rPr>
+              <w:t>属性复制</w:t>
+            </w:r>
+          </w:p>
+        </w:tc>
+      </w:tr>
+      <w:tr>
+        <w:tblPrEx>
+          <w:tblBorders>
+            <w:top w:val="single" w:color="auto" w:sz="4" w:space="0"/>
+            <w:left w:val="single" w:color="auto" w:sz="4" w:space="0"/>
+            <w:bottom w:val="single" w:color="auto" w:sz="4" w:space="0"/>
+            <w:right w:val="single" w:color="auto" w:sz="4" w:space="0"/>
+            <w:insideH w:val="single" w:color="auto" w:sz="4" w:space="0"/>
+            <w:insideV w:val="single" w:color="auto" w:sz="4" w:space="0"/>
+          </w:tblBorders>
+          <w:shd w:val="clear" w:color="auto" w:fill="FFFFFF"/>
+          <w:tblCellMar>
+            <w:top w:w="15" w:type="dxa"/>
+            <w:left w:w="15" w:type="dxa"/>
+            <w:bottom w:w="15" w:type="dxa"/>
+            <w:right w:w="15" w:type="dxa"/>
+          </w:tblCellMar>
+        </w:tblPrEx>
+        <w:tc>
+          <w:tcPr>
+            <w:tcW w:w="962" w:type="pct"/>
+            <w:shd w:val="clear" w:color="auto" w:fill="FFFFFF"/>
+            <w:tcMar>
+              <w:top w:w="100" w:type="dxa"/>
+              <w:left w:w="0" w:type="dxa"/>
+              <w:bottom w:w="100" w:type="dxa"/>
+              <w:right w:w="160" w:type="dxa"/>
+            </w:tcMar>
+            <w:vAlign w:val="center"/>
+          </w:tcPr>
+          <w:p>
+            <w:pPr>
+              <w:keepNext w:val="0"/>
+              <w:keepLines w:val="0"/>
+              <w:widowControl/>
+              <w:suppressLineNumbers w:val="0"/>
+              <w:spacing w:line="250" w:lineRule="atLeast"/>
+              <w:jc w:val="center"/>
+              <w:rPr>
+                <w:rFonts w:hint="eastAsia" w:ascii="宋体" w:hAnsi="宋体" w:eastAsia="宋体" w:cs="宋体"/>
+                <w:i w:val="0"/>
+                <w:iCs w:val="0"/>
+                <w:caps w:val="0"/>
+                <w:color w:val="0F1115"/>
+                <w:spacing w:val="0"/>
+                <w:sz w:val="15"/>
+                <w:szCs w:val="15"/>
+              </w:rPr>
+            </w:pPr>
+            <w:r>
+              <w:rPr>
+                <w:rFonts w:hint="eastAsia" w:ascii="宋体" w:hAnsi="宋体" w:eastAsia="宋体" w:cs="宋体"/>
+                <w:i w:val="0"/>
+                <w:iCs w:val="0"/>
+                <w:caps w:val="0"/>
+                <w:color w:val="0F1115"/>
+                <w:spacing w:val="0"/>
+                <w:kern w:val="0"/>
+                <w:sz w:val="15"/>
+                <w:szCs w:val="15"/>
+                <w:lang w:val="en-US" w:eastAsia="zh-CN" w:bidi="ar"/>
+              </w:rPr>
+              <w:t>Player2Chakra</w:t>
+            </w:r>
+          </w:p>
+        </w:tc>
+        <w:tc>
+          <w:tcPr>
+            <w:tcW w:w="1030" w:type="pct"/>
+            <w:shd w:val="clear" w:color="auto" w:fill="FFFFFF"/>
+            <w:tcMar>
+              <w:top w:w="100" w:type="dxa"/>
+              <w:left w:w="160" w:type="dxa"/>
+              <w:bottom w:w="100" w:type="dxa"/>
+              <w:right w:w="160" w:type="dxa"/>
+            </w:tcMar>
+            <w:vAlign w:val="center"/>
+          </w:tcPr>
+          <w:p>
+            <w:pPr>
+              <w:keepNext w:val="0"/>
+              <w:keepLines w:val="0"/>
+              <w:widowControl/>
+              <w:suppressLineNumbers w:val="0"/>
+              <w:spacing w:line="250" w:lineRule="atLeast"/>
+              <w:jc w:val="center"/>
+              <w:rPr>
+                <w:rFonts w:hint="eastAsia" w:ascii="宋体" w:hAnsi="宋体" w:eastAsia="宋体" w:cs="宋体"/>
+                <w:i w:val="0"/>
+                <w:iCs w:val="0"/>
+                <w:caps w:val="0"/>
+                <w:color w:val="0F1115"/>
+                <w:spacing w:val="0"/>
+                <w:sz w:val="15"/>
+                <w:szCs w:val="15"/>
+              </w:rPr>
+            </w:pPr>
+            <w:r>
+              <w:rPr>
+                <w:rFonts w:hint="eastAsia" w:ascii="宋体" w:hAnsi="宋体" w:eastAsia="宋体" w:cs="宋体"/>
+                <w:i w:val="0"/>
+                <w:iCs w:val="0"/>
+                <w:caps w:val="0"/>
+                <w:color w:val="0F1115"/>
+                <w:spacing w:val="0"/>
+                <w:kern w:val="0"/>
+                <w:sz w:val="15"/>
+                <w:szCs w:val="15"/>
+                <w:lang w:val="en-US" w:eastAsia="zh-CN" w:bidi="ar"/>
+              </w:rPr>
+              <w:t>查克拉百分比</w:t>
+            </w:r>
+          </w:p>
+        </w:tc>
+        <w:tc>
+          <w:tcPr>
+            <w:tcW w:w="1600" w:type="pct"/>
+            <w:shd w:val="clear" w:color="auto" w:fill="FFFFFF"/>
+            <w:tcMar>
+              <w:top w:w="100" w:type="dxa"/>
+              <w:left w:w="160" w:type="dxa"/>
+              <w:bottom w:w="100" w:type="dxa"/>
+              <w:right w:w="160" w:type="dxa"/>
+            </w:tcMar>
+            <w:vAlign w:val="center"/>
+          </w:tcPr>
+          <w:p>
+            <w:pPr>
+              <w:keepNext w:val="0"/>
+              <w:keepLines w:val="0"/>
+              <w:widowControl/>
+              <w:suppressLineNumbers w:val="0"/>
+              <w:spacing w:line="250" w:lineRule="atLeast"/>
+              <w:jc w:val="center"/>
+              <w:rPr>
+                <w:rFonts w:hint="eastAsia" w:ascii="宋体" w:hAnsi="宋体" w:eastAsia="宋体" w:cs="宋体"/>
+                <w:i w:val="0"/>
+                <w:iCs w:val="0"/>
+                <w:caps w:val="0"/>
+                <w:color w:val="0F1115"/>
+                <w:spacing w:val="0"/>
+                <w:sz w:val="15"/>
+                <w:szCs w:val="15"/>
+              </w:rPr>
+            </w:pPr>
+            <w:r>
+              <w:rPr>
+                <w:rFonts w:hint="eastAsia" w:ascii="宋体" w:hAnsi="宋体" w:eastAsia="宋体" w:cs="宋体"/>
+                <w:i w:val="0"/>
+                <w:iCs w:val="0"/>
+                <w:caps w:val="0"/>
+                <w:color w:val="0F1115"/>
+                <w:spacing w:val="0"/>
+                <w:kern w:val="0"/>
+                <w:sz w:val="15"/>
+                <w:szCs w:val="15"/>
+                <w:lang w:val="en-US" w:eastAsia="zh-CN" w:bidi="ar"/>
+              </w:rPr>
+              <w:t>PS2.Chakra / 4</w:t>
+            </w:r>
+          </w:p>
+        </w:tc>
+        <w:tc>
+          <w:tcPr>
+            <w:tcW w:w="1406" w:type="pct"/>
+            <w:shd w:val="clear" w:color="auto" w:fill="FFFFFF"/>
+            <w:tcMar>
+              <w:top w:w="100" w:type="dxa"/>
+              <w:left w:w="160" w:type="dxa"/>
+              <w:bottom w:w="100" w:type="dxa"/>
+              <w:right w:w="0" w:type="dxa"/>
+            </w:tcMar>
+            <w:vAlign w:val="center"/>
+          </w:tcPr>
+          <w:p>
+            <w:pPr>
+              <w:keepNext w:val="0"/>
+              <w:keepLines w:val="0"/>
+              <w:widowControl/>
+              <w:suppressLineNumbers w:val="0"/>
+              <w:spacing w:line="250" w:lineRule="atLeast"/>
+              <w:jc w:val="center"/>
+              <w:rPr>
+                <w:rFonts w:hint="eastAsia" w:ascii="宋体" w:hAnsi="宋体" w:eastAsia="宋体" w:cs="宋体"/>
+                <w:i w:val="0"/>
+                <w:iCs w:val="0"/>
+                <w:caps w:val="0"/>
+                <w:color w:val="0F1115"/>
+                <w:spacing w:val="0"/>
+                <w:sz w:val="15"/>
+                <w:szCs w:val="15"/>
+              </w:rPr>
+            </w:pPr>
+            <w:r>
+              <w:rPr>
+                <w:rFonts w:hint="eastAsia" w:ascii="宋体" w:hAnsi="宋体" w:eastAsia="宋体" w:cs="宋体"/>
+                <w:i w:val="0"/>
+                <w:iCs w:val="0"/>
+                <w:caps w:val="0"/>
+                <w:color w:val="0F1115"/>
+                <w:spacing w:val="0"/>
+                <w:kern w:val="0"/>
+                <w:sz w:val="15"/>
+                <w:szCs w:val="15"/>
+                <w:lang w:val="en-US" w:eastAsia="zh-CN" w:bidi="ar"/>
+              </w:rPr>
+              <w:t>属性复制</w:t>
+            </w:r>
+          </w:p>
+        </w:tc>
+      </w:tr>
+      <w:tr>
+        <w:tblPrEx>
+          <w:tblBorders>
+            <w:top w:val="single" w:color="auto" w:sz="4" w:space="0"/>
+            <w:left w:val="single" w:color="auto" w:sz="4" w:space="0"/>
+            <w:bottom w:val="single" w:color="auto" w:sz="4" w:space="0"/>
+            <w:right w:val="single" w:color="auto" w:sz="4" w:space="0"/>
+            <w:insideH w:val="single" w:color="auto" w:sz="4" w:space="0"/>
+            <w:insideV w:val="single" w:color="auto" w:sz="4" w:space="0"/>
+          </w:tblBorders>
+          <w:shd w:val="clear" w:color="auto" w:fill="FFFFFF"/>
+          <w:tblCellMar>
+            <w:top w:w="15" w:type="dxa"/>
+            <w:left w:w="15" w:type="dxa"/>
+            <w:bottom w:w="15" w:type="dxa"/>
+            <w:right w:w="15" w:type="dxa"/>
+          </w:tblCellMar>
+        </w:tblPrEx>
+        <w:tc>
+          <w:tcPr>
+            <w:tcW w:w="962" w:type="pct"/>
+            <w:shd w:val="clear" w:color="auto" w:fill="FFFFFF"/>
+            <w:tcMar>
+              <w:top w:w="100" w:type="dxa"/>
+              <w:left w:w="0" w:type="dxa"/>
+              <w:bottom w:w="100" w:type="dxa"/>
+              <w:right w:w="160" w:type="dxa"/>
+            </w:tcMar>
+            <w:vAlign w:val="center"/>
+          </w:tcPr>
+          <w:p>
+            <w:pPr>
+              <w:keepNext w:val="0"/>
+              <w:keepLines w:val="0"/>
+              <w:widowControl/>
+              <w:suppressLineNumbers w:val="0"/>
+              <w:spacing w:line="250" w:lineRule="atLeast"/>
+              <w:jc w:val="center"/>
+              <w:rPr>
+                <w:rFonts w:hint="eastAsia" w:ascii="宋体" w:hAnsi="宋体" w:eastAsia="宋体" w:cs="宋体"/>
+                <w:i w:val="0"/>
+                <w:iCs w:val="0"/>
+                <w:caps w:val="0"/>
+                <w:color w:val="0F1115"/>
+                <w:spacing w:val="0"/>
+                <w:sz w:val="15"/>
+                <w:szCs w:val="15"/>
+              </w:rPr>
+            </w:pPr>
+            <w:r>
+              <w:rPr>
+                <w:rFonts w:hint="eastAsia" w:ascii="宋体" w:hAnsi="宋体" w:eastAsia="宋体" w:cs="宋体"/>
+                <w:i w:val="0"/>
+                <w:iCs w:val="0"/>
+                <w:caps w:val="0"/>
+                <w:color w:val="0F1115"/>
+                <w:spacing w:val="0"/>
+                <w:kern w:val="0"/>
+                <w:sz w:val="15"/>
+                <w:szCs w:val="15"/>
+                <w:lang w:val="en-US" w:eastAsia="zh-CN" w:bidi="ar"/>
+              </w:rPr>
+              <w:t>技能图标/CD</w:t>
+            </w:r>
+          </w:p>
+        </w:tc>
+        <w:tc>
+          <w:tcPr>
+            <w:tcW w:w="1030" w:type="pct"/>
+            <w:shd w:val="clear" w:color="auto" w:fill="FFFFFF"/>
+            <w:tcMar>
+              <w:top w:w="100" w:type="dxa"/>
+              <w:left w:w="160" w:type="dxa"/>
+              <w:bottom w:w="100" w:type="dxa"/>
+              <w:right w:w="160" w:type="dxa"/>
+            </w:tcMar>
+            <w:vAlign w:val="center"/>
+          </w:tcPr>
+          <w:p>
+            <w:pPr>
+              <w:keepNext w:val="0"/>
+              <w:keepLines w:val="0"/>
+              <w:widowControl/>
+              <w:suppressLineNumbers w:val="0"/>
+              <w:spacing w:line="250" w:lineRule="atLeast"/>
+              <w:jc w:val="center"/>
+              <w:rPr>
+                <w:rFonts w:hint="eastAsia" w:ascii="宋体" w:hAnsi="宋体" w:eastAsia="宋体" w:cs="宋体"/>
+                <w:i w:val="0"/>
+                <w:iCs w:val="0"/>
+                <w:caps w:val="0"/>
+                <w:color w:val="0F1115"/>
+                <w:spacing w:val="0"/>
+                <w:sz w:val="15"/>
+                <w:szCs w:val="15"/>
+              </w:rPr>
+            </w:pPr>
+            <w:r>
+              <w:rPr>
+                <w:rFonts w:hint="eastAsia" w:ascii="宋体" w:hAnsi="宋体" w:eastAsia="宋体" w:cs="宋体"/>
+                <w:i w:val="0"/>
+                <w:iCs w:val="0"/>
+                <w:caps w:val="0"/>
+                <w:color w:val="0F1115"/>
+                <w:spacing w:val="0"/>
+                <w:kern w:val="0"/>
+                <w:sz w:val="15"/>
+                <w:szCs w:val="15"/>
+                <w:lang w:val="en-US" w:eastAsia="zh-CN" w:bidi="ar"/>
+              </w:rPr>
+              <w:t>CD状态</w:t>
+            </w:r>
+          </w:p>
+        </w:tc>
+        <w:tc>
+          <w:tcPr>
+            <w:tcW w:w="1600" w:type="pct"/>
+            <w:shd w:val="clear" w:color="auto" w:fill="FFFFFF"/>
+            <w:tcMar>
+              <w:top w:w="100" w:type="dxa"/>
+              <w:left w:w="160" w:type="dxa"/>
+              <w:bottom w:w="100" w:type="dxa"/>
+              <w:right w:w="160" w:type="dxa"/>
+            </w:tcMar>
+            <w:vAlign w:val="center"/>
+          </w:tcPr>
+          <w:p>
+            <w:pPr>
+              <w:keepNext w:val="0"/>
+              <w:keepLines w:val="0"/>
+              <w:widowControl/>
+              <w:suppressLineNumbers w:val="0"/>
+              <w:spacing w:line="250" w:lineRule="atLeast"/>
+              <w:jc w:val="center"/>
+              <w:rPr>
+                <w:rFonts w:hint="eastAsia" w:ascii="宋体" w:hAnsi="宋体" w:eastAsia="宋体" w:cs="宋体"/>
+                <w:i w:val="0"/>
+                <w:iCs w:val="0"/>
+                <w:caps w:val="0"/>
+                <w:color w:val="0F1115"/>
+                <w:spacing w:val="0"/>
+                <w:sz w:val="15"/>
+                <w:szCs w:val="15"/>
+              </w:rPr>
+            </w:pPr>
+            <w:r>
+              <w:rPr>
+                <w:rFonts w:hint="eastAsia" w:ascii="宋体" w:hAnsi="宋体" w:eastAsia="宋体" w:cs="宋体"/>
+                <w:i w:val="0"/>
+                <w:iCs w:val="0"/>
+                <w:caps w:val="0"/>
+                <w:color w:val="0F1115"/>
+                <w:spacing w:val="0"/>
+                <w:kern w:val="0"/>
+                <w:sz w:val="15"/>
+                <w:szCs w:val="15"/>
+                <w:lang w:val="en-US" w:eastAsia="zh-CN" w:bidi="ar"/>
+              </w:rPr>
+              <w:t>MyPawn.*CDState</w:t>
+            </w:r>
+          </w:p>
+        </w:tc>
+        <w:tc>
+          <w:tcPr>
+            <w:tcW w:w="1406" w:type="pct"/>
+            <w:shd w:val="clear" w:color="auto" w:fill="FFFFFF"/>
+            <w:tcMar>
+              <w:top w:w="100" w:type="dxa"/>
+              <w:left w:w="160" w:type="dxa"/>
+              <w:bottom w:w="100" w:type="dxa"/>
+              <w:right w:w="0" w:type="dxa"/>
+            </w:tcMar>
+            <w:vAlign w:val="center"/>
+          </w:tcPr>
+          <w:p>
+            <w:pPr>
+              <w:keepNext w:val="0"/>
+              <w:keepLines w:val="0"/>
+              <w:widowControl/>
+              <w:suppressLineNumbers w:val="0"/>
+              <w:spacing w:line="250" w:lineRule="atLeast"/>
+              <w:jc w:val="center"/>
+              <w:rPr>
+                <w:rFonts w:hint="eastAsia" w:ascii="宋体" w:hAnsi="宋体" w:eastAsia="宋体" w:cs="宋体"/>
+                <w:i w:val="0"/>
+                <w:iCs w:val="0"/>
+                <w:caps w:val="0"/>
+                <w:color w:val="0F1115"/>
+                <w:spacing w:val="0"/>
+                <w:sz w:val="15"/>
+                <w:szCs w:val="15"/>
+              </w:rPr>
+            </w:pPr>
+            <w:r>
+              <w:rPr>
+                <w:rFonts w:hint="eastAsia" w:ascii="宋体" w:hAnsi="宋体" w:eastAsia="宋体" w:cs="宋体"/>
+                <w:i w:val="0"/>
+                <w:iCs w:val="0"/>
+                <w:caps w:val="0"/>
+                <w:color w:val="0F1115"/>
+                <w:spacing w:val="0"/>
+                <w:kern w:val="0"/>
+                <w:sz w:val="15"/>
+                <w:szCs w:val="15"/>
                 <w:lang w:val="en-US" w:eastAsia="zh-CN" w:bidi="ar"/>
               </w:rPr>
               <w:t>Tick更新</w:t>
@@ -18795,6 +18763,7 @@
     </w:p>
     <w:tbl>
       <w:tblPr>
+        <w:tblStyle w:val="14"/>
         <w:tblW w:w="4998" w:type="pct"/>
         <w:tblInd w:w="0" w:type="dxa"/>
         <w:tblBorders>
@@ -18829,12 +18798,7 @@
             <w:insideH w:val="single" w:color="auto" w:sz="4" w:space="0"/>
             <w:insideV w:val="single" w:color="auto" w:sz="4" w:space="0"/>
           </w:tblBorders>
-          <w:tblCellMar>
-            <w:top w:w="15" w:type="dxa"/>
-            <w:left w:w="15" w:type="dxa"/>
-            <w:bottom w:w="15" w:type="dxa"/>
-            <w:right w:w="15" w:type="dxa"/>
-          </w:tblCellMar>
+          <w:shd w:val="clear" w:color="auto" w:fill="FFFFFF"/>
         </w:tblPrEx>
         <w:trPr>
           <w:tblHeader/>
@@ -18885,7 +18849,6 @@
                 <w:kern w:val="0"/>
                 <w:sz w:val="15"/>
                 <w:szCs w:val="15"/>
-                <w:bdr w:val="none" w:color="auto" w:sz="0" w:space="0"/>
                 <w:lang w:val="en-US" w:eastAsia="zh-CN" w:bidi="ar"/>
               </w:rPr>
               <w:t>图</w:t>
@@ -18938,7 +18901,6 @@
                 <w:kern w:val="0"/>
                 <w:sz w:val="15"/>
                 <w:szCs w:val="15"/>
-                <w:bdr w:val="none" w:color="auto" w:sz="0" w:space="0"/>
                 <w:lang w:val="en-US" w:eastAsia="zh-CN" w:bidi="ar"/>
               </w:rPr>
               <w:t>路径</w:t>
@@ -18991,7 +18953,6 @@
                 <w:kern w:val="0"/>
                 <w:sz w:val="15"/>
                 <w:szCs w:val="15"/>
-                <w:bdr w:val="none" w:color="auto" w:sz="0" w:space="0"/>
                 <w:lang w:val="en-US" w:eastAsia="zh-CN" w:bidi="ar"/>
               </w:rPr>
               <w:t>功能</w:t>
@@ -19062,7 +19023,6 @@
                 <w:kern w:val="0"/>
                 <w:sz w:val="15"/>
                 <w:szCs w:val="15"/>
-                <w:bdr w:val="none" w:color="auto" w:sz="0" w:space="0"/>
                 <w:lang w:val="en-US" w:eastAsia="zh-CN" w:bidi="ar"/>
               </w:rPr>
               <w:t>Lobby</w:t>
@@ -19169,7 +19129,6 @@
                 <w:kern w:val="0"/>
                 <w:sz w:val="15"/>
                 <w:szCs w:val="15"/>
-                <w:bdr w:val="none" w:color="auto" w:sz="0" w:space="0"/>
                 <w:lang w:val="en-US" w:eastAsia="zh-CN" w:bidi="ar"/>
               </w:rPr>
               <w:t>大厅，自动打开匹配界面</w:t>
@@ -19187,6 +19146,7 @@
             <w:insideH w:val="single" w:color="auto" w:sz="4" w:space="0"/>
             <w:insideV w:val="single" w:color="auto" w:sz="4" w:space="0"/>
           </w:tblBorders>
+          <w:shd w:val="clear" w:color="auto" w:fill="FFFFFF"/>
           <w:tblCellMar>
             <w:top w:w="15" w:type="dxa"/>
             <w:left w:w="15" w:type="dxa"/>
@@ -19240,7 +19200,6 @@
                 <w:kern w:val="0"/>
                 <w:sz w:val="15"/>
                 <w:szCs w:val="15"/>
-                <w:bdr w:val="none" w:color="auto" w:sz="0" w:space="0"/>
                 <w:lang w:val="en-US" w:eastAsia="zh-CN" w:bidi="ar"/>
               </w:rPr>
               <w:t>Transition</w:t>
@@ -19347,7 +19306,6 @@
                 <w:kern w:val="0"/>
                 <w:sz w:val="15"/>
                 <w:szCs w:val="15"/>
-                <w:bdr w:val="none" w:color="auto" w:sz="0" w:space="0"/>
                 <w:lang w:val="en-US" w:eastAsia="zh-CN" w:bidi="ar"/>
               </w:rPr>
               <w:t>加载界面</w:t>
@@ -19365,6 +19323,7 @@
             <w:insideH w:val="single" w:color="auto" w:sz="4" w:space="0"/>
             <w:insideV w:val="single" w:color="auto" w:sz="4" w:space="0"/>
           </w:tblBorders>
+          <w:shd w:val="clear" w:color="auto" w:fill="FFFFFF"/>
           <w:tblCellMar>
             <w:top w:w="15" w:type="dxa"/>
             <w:left w:w="15" w:type="dxa"/>
@@ -19418,7 +19377,6 @@
                 <w:kern w:val="0"/>
                 <w:sz w:val="15"/>
                 <w:szCs w:val="15"/>
-                <w:bdr w:val="none" w:color="auto" w:sz="0" w:space="0"/>
                 <w:lang w:val="en-US" w:eastAsia="zh-CN" w:bidi="ar"/>
               </w:rPr>
               <w:t>Arena</w:t>
@@ -19525,7 +19483,6 @@
                 <w:kern w:val="0"/>
                 <w:sz w:val="15"/>
                 <w:szCs w:val="15"/>
-                <w:bdr w:val="none" w:color="auto" w:sz="0" w:space="0"/>
                 <w:lang w:val="en-US" w:eastAsia="zh-CN" w:bidi="ar"/>
               </w:rPr>
               <w:t>决斗场</w:t>
@@ -19666,8 +19623,6 @@
         </w:rPr>
         <w:t>4.7.4.无缝旅行</w:t>
       </w:r>
-      <w:bookmarkStart w:id="16" w:name="_GoBack"/>
-      <w:bookmarkEnd w:id="16"/>
     </w:p>
     <w:p>
       <w:pPr>
@@ -19699,1626 +19654,19 @@
     </w:p>
     <w:p>
       <w:pPr>
-        <w:pStyle w:val="2"/>
-        <w:rPr>
-          <w:rFonts w:hint="eastAsia" w:ascii="宋体" w:hAnsi="宋体" w:eastAsia="宋体" w:cs="宋体"/>
-        </w:rPr>
-      </w:pPr>
-      <w:bookmarkStart w:id="12" w:name="_Toc32473"/>
-      <w:r>
-        <w:rPr>
-          <w:rFonts w:hint="eastAsia" w:ascii="宋体" w:hAnsi="宋体" w:eastAsia="宋体" w:cs="宋体"/>
-          <w:lang w:val="en-US" w:eastAsia="zh-CN"/>
-        </w:rPr>
-        <w:t>5.</w:t>
-      </w:r>
-      <w:r>
-        <w:rPr>
-          <w:rFonts w:hint="eastAsia" w:ascii="宋体" w:hAnsi="宋体" w:eastAsia="宋体" w:cs="宋体"/>
-        </w:rPr>
-        <w:t>开发计划</w:t>
-      </w:r>
-      <w:bookmarkEnd w:id="12"/>
-    </w:p>
-    <w:p>
-      <w:pPr>
-        <w:pStyle w:val="3"/>
-        <w:rPr>
-          <w:rFonts w:hint="eastAsia" w:ascii="宋体" w:hAnsi="宋体" w:eastAsia="宋体" w:cs="宋体"/>
-        </w:rPr>
-      </w:pPr>
-      <w:bookmarkStart w:id="13" w:name="_Toc8486"/>
-      <w:r>
-        <w:rPr>
-          <w:rFonts w:hint="eastAsia" w:ascii="宋体" w:hAnsi="宋体" w:eastAsia="宋体" w:cs="宋体"/>
-          <w:lang w:val="en-US" w:eastAsia="zh-CN"/>
-        </w:rPr>
-        <w:t>5</w:t>
-      </w:r>
-      <w:r>
-        <w:rPr>
-          <w:rFonts w:hint="eastAsia" w:ascii="宋体" w:hAnsi="宋体" w:eastAsia="宋体" w:cs="宋体"/>
-        </w:rPr>
-        <w:t>.1</w:t>
-      </w:r>
-      <w:r>
-        <w:rPr>
-          <w:rFonts w:hint="eastAsia" w:ascii="宋体" w:hAnsi="宋体" w:eastAsia="宋体" w:cs="宋体"/>
-          <w:lang w:val="en-US" w:eastAsia="zh-CN"/>
-        </w:rPr>
-        <w:t>.</w:t>
-      </w:r>
-      <w:r>
-        <w:rPr>
-          <w:rFonts w:hint="eastAsia" w:ascii="宋体" w:hAnsi="宋体" w:eastAsia="宋体" w:cs="宋体"/>
-        </w:rPr>
-        <w:t>时间线</w:t>
-      </w:r>
-      <w:bookmarkEnd w:id="13"/>
-    </w:p>
-    <w:tbl>
-      <w:tblPr>
-        <w:tblStyle w:val="14"/>
-        <w:tblW w:w="0" w:type="auto"/>
-        <w:tblInd w:w="0" w:type="dxa"/>
-        <w:tblBorders>
-          <w:top w:val="single" w:color="auto" w:sz="4" w:space="0"/>
-          <w:left w:val="single" w:color="auto" w:sz="4" w:space="0"/>
-          <w:bottom w:val="single" w:color="auto" w:sz="4" w:space="0"/>
-          <w:right w:val="single" w:color="auto" w:sz="4" w:space="0"/>
-          <w:insideH w:val="single" w:color="auto" w:sz="4" w:space="0"/>
-          <w:insideV w:val="single" w:color="auto" w:sz="4" w:space="0"/>
-        </w:tblBorders>
-        <w:tblLayout w:type="fixed"/>
-        <w:tblCellMar>
-          <w:top w:w="0" w:type="dxa"/>
-          <w:left w:w="0" w:type="dxa"/>
-          <w:bottom w:w="0" w:type="dxa"/>
-          <w:right w:w="0" w:type="dxa"/>
-        </w:tblCellMar>
-      </w:tblPr>
-      <w:tblGrid>
-        <w:gridCol w:w="1661"/>
-        <w:gridCol w:w="1661"/>
-        <w:gridCol w:w="1661"/>
-        <w:gridCol w:w="1661"/>
-        <w:gridCol w:w="1661"/>
-      </w:tblGrid>
-      <w:tr>
-        <w:tblPrEx>
-          <w:tblBorders>
-            <w:top w:val="single" w:color="auto" w:sz="4" w:space="0"/>
-            <w:left w:val="single" w:color="auto" w:sz="4" w:space="0"/>
-            <w:bottom w:val="single" w:color="auto" w:sz="4" w:space="0"/>
-            <w:right w:val="single" w:color="auto" w:sz="4" w:space="0"/>
-            <w:insideH w:val="single" w:color="auto" w:sz="4" w:space="0"/>
-            <w:insideV w:val="single" w:color="auto" w:sz="4" w:space="0"/>
-          </w:tblBorders>
-          <w:tblCellMar>
-            <w:top w:w="0" w:type="dxa"/>
-            <w:left w:w="0" w:type="dxa"/>
-            <w:bottom w:w="0" w:type="dxa"/>
-            <w:right w:w="0" w:type="dxa"/>
-          </w:tblCellMar>
-        </w:tblPrEx>
-        <w:tc>
-          <w:tcPr>
-            <w:tcW w:w="0" w:type="auto"/>
-            <w:tcMar>
-              <w:left w:w="108" w:type="dxa"/>
-              <w:right w:w="108" w:type="dxa"/>
-            </w:tcMar>
-            <w:vAlign w:val="center"/>
-          </w:tcPr>
-          <w:p>
-            <w:pPr>
-              <w:jc w:val="center"/>
-              <w:rPr>
-                <w:rFonts w:hint="eastAsia" w:ascii="宋体" w:hAnsi="宋体" w:eastAsia="宋体" w:cs="宋体"/>
-                <w:b/>
-              </w:rPr>
-            </w:pPr>
-            <w:r>
-              <w:rPr>
-                <w:rFonts w:hint="eastAsia" w:ascii="宋体" w:hAnsi="宋体" w:eastAsia="宋体" w:cs="宋体"/>
-                <w:b/>
-              </w:rPr>
-              <w:t>周</w:t>
-            </w:r>
-          </w:p>
-        </w:tc>
-        <w:tc>
-          <w:tcPr>
-            <w:tcW w:w="0" w:type="auto"/>
-            <w:tcMar>
-              <w:left w:w="108" w:type="dxa"/>
-              <w:right w:w="108" w:type="dxa"/>
-            </w:tcMar>
-            <w:vAlign w:val="center"/>
-          </w:tcPr>
-          <w:p>
-            <w:pPr>
-              <w:jc w:val="center"/>
-              <w:rPr>
-                <w:rFonts w:hint="eastAsia" w:ascii="宋体" w:hAnsi="宋体" w:eastAsia="宋体" w:cs="宋体"/>
-                <w:b/>
-              </w:rPr>
-            </w:pPr>
-            <w:r>
-              <w:rPr>
-                <w:rFonts w:hint="eastAsia" w:ascii="宋体" w:hAnsi="宋体" w:eastAsia="宋体" w:cs="宋体"/>
-                <w:b/>
-              </w:rPr>
-              <w:t>核心目标</w:t>
-            </w:r>
-          </w:p>
-        </w:tc>
-        <w:tc>
-          <w:tcPr>
-            <w:tcW w:w="0" w:type="auto"/>
-            <w:tcMar>
-              <w:left w:w="108" w:type="dxa"/>
-              <w:right w:w="108" w:type="dxa"/>
-            </w:tcMar>
-            <w:vAlign w:val="center"/>
-          </w:tcPr>
-          <w:p>
-            <w:pPr>
-              <w:jc w:val="center"/>
-              <w:rPr>
-                <w:rFonts w:hint="eastAsia" w:ascii="宋体" w:hAnsi="宋体" w:eastAsia="宋体" w:cs="宋体"/>
-                <w:b/>
-              </w:rPr>
-            </w:pPr>
-            <w:r>
-              <w:rPr>
-                <w:rFonts w:hint="eastAsia" w:ascii="宋体" w:hAnsi="宋体" w:eastAsia="宋体" w:cs="宋体"/>
-                <w:b/>
-              </w:rPr>
-              <w:t>C++任务</w:t>
-            </w:r>
-          </w:p>
-        </w:tc>
-        <w:tc>
-          <w:tcPr>
-            <w:tcW w:w="0" w:type="auto"/>
-            <w:tcMar>
-              <w:left w:w="108" w:type="dxa"/>
-              <w:right w:w="108" w:type="dxa"/>
-            </w:tcMar>
-            <w:vAlign w:val="center"/>
-          </w:tcPr>
-          <w:p>
-            <w:pPr>
-              <w:jc w:val="center"/>
-              <w:rPr>
-                <w:rFonts w:hint="eastAsia" w:ascii="宋体" w:hAnsi="宋体" w:eastAsia="宋体" w:cs="宋体"/>
-                <w:b/>
-              </w:rPr>
-            </w:pPr>
-            <w:r>
-              <w:rPr>
-                <w:rFonts w:hint="eastAsia" w:ascii="宋体" w:hAnsi="宋体" w:eastAsia="宋体" w:cs="宋体"/>
-                <w:b/>
-              </w:rPr>
-              <w:t>蓝图任务</w:t>
-            </w:r>
-          </w:p>
-        </w:tc>
-        <w:tc>
-          <w:tcPr>
-            <w:tcW w:w="0" w:type="auto"/>
-            <w:tcMar>
-              <w:left w:w="108" w:type="dxa"/>
-              <w:right w:w="108" w:type="dxa"/>
-            </w:tcMar>
-            <w:vAlign w:val="center"/>
-          </w:tcPr>
-          <w:p>
-            <w:pPr>
-              <w:jc w:val="center"/>
-              <w:rPr>
-                <w:rFonts w:hint="eastAsia" w:ascii="宋体" w:hAnsi="宋体" w:eastAsia="宋体" w:cs="宋体"/>
-                <w:b/>
-              </w:rPr>
-            </w:pPr>
-            <w:r>
-              <w:rPr>
-                <w:rFonts w:hint="eastAsia" w:ascii="宋体" w:hAnsi="宋体" w:eastAsia="宋体" w:cs="宋体"/>
-                <w:b/>
-              </w:rPr>
-              <w:t>验收标准</w:t>
-            </w:r>
-          </w:p>
-        </w:tc>
-      </w:tr>
-      <w:tr>
-        <w:tblPrEx>
-          <w:tblBorders>
-            <w:top w:val="single" w:color="auto" w:sz="4" w:space="0"/>
-            <w:left w:val="single" w:color="auto" w:sz="4" w:space="0"/>
-            <w:bottom w:val="single" w:color="auto" w:sz="4" w:space="0"/>
-            <w:right w:val="single" w:color="auto" w:sz="4" w:space="0"/>
-            <w:insideH w:val="single" w:color="auto" w:sz="4" w:space="0"/>
-            <w:insideV w:val="single" w:color="auto" w:sz="4" w:space="0"/>
-          </w:tblBorders>
-          <w:tblCellMar>
-            <w:top w:w="0" w:type="dxa"/>
-            <w:left w:w="0" w:type="dxa"/>
-            <w:bottom w:w="0" w:type="dxa"/>
-            <w:right w:w="0" w:type="dxa"/>
-          </w:tblCellMar>
-        </w:tblPrEx>
-        <w:tc>
-          <w:tcPr>
-            <w:tcW w:w="0" w:type="auto"/>
-            <w:tcMar>
-              <w:left w:w="108" w:type="dxa"/>
-              <w:right w:w="108" w:type="dxa"/>
-            </w:tcMar>
-            <w:vAlign w:val="center"/>
-          </w:tcPr>
-          <w:p>
-            <w:pPr>
-              <w:rPr>
-                <w:rFonts w:hint="eastAsia" w:ascii="宋体" w:hAnsi="宋体" w:eastAsia="宋体" w:cs="宋体"/>
-              </w:rPr>
-            </w:pPr>
-            <w:r>
-              <w:rPr>
-                <w:rFonts w:hint="eastAsia" w:ascii="宋体" w:hAnsi="宋体" w:eastAsia="宋体" w:cs="宋体"/>
-                <w:b/>
-              </w:rPr>
-              <w:t>第1周</w:t>
-            </w:r>
-          </w:p>
-        </w:tc>
-        <w:tc>
-          <w:tcPr>
-            <w:tcW w:w="0" w:type="auto"/>
-            <w:tcMar>
-              <w:left w:w="108" w:type="dxa"/>
-              <w:right w:w="108" w:type="dxa"/>
-            </w:tcMar>
-            <w:vAlign w:val="center"/>
-          </w:tcPr>
-          <w:p>
-            <w:pPr>
-              <w:rPr>
-                <w:rFonts w:hint="eastAsia" w:ascii="宋体" w:hAnsi="宋体" w:eastAsia="宋体" w:cs="宋体"/>
-              </w:rPr>
-            </w:pPr>
-            <w:r>
-              <w:rPr>
-                <w:rFonts w:hint="eastAsia" w:ascii="宋体" w:hAnsi="宋体" w:eastAsia="宋体" w:cs="宋体"/>
-              </w:rPr>
-              <w:t>网络基础搭建</w:t>
-            </w:r>
-          </w:p>
-        </w:tc>
-        <w:tc>
-          <w:tcPr>
-            <w:tcW w:w="0" w:type="auto"/>
-            <w:tcMar>
-              <w:left w:w="108" w:type="dxa"/>
-              <w:right w:w="108" w:type="dxa"/>
-            </w:tcMar>
-            <w:vAlign w:val="center"/>
-          </w:tcPr>
-          <w:p>
-            <w:pPr>
-              <w:rPr>
-                <w:rFonts w:hint="eastAsia" w:ascii="宋体" w:hAnsi="宋体" w:eastAsia="宋体" w:cs="宋体"/>
-              </w:rPr>
-            </w:pPr>
-            <w:r>
-              <w:rPr>
-                <w:rFonts w:hint="eastAsia" w:ascii="宋体" w:hAnsi="宋体" w:eastAsia="宋体" w:cs="宋体"/>
-              </w:rPr>
-              <w:t>设置Replicates=true，实现基础移动同步</w:t>
-            </w:r>
-          </w:p>
-        </w:tc>
-        <w:tc>
-          <w:tcPr>
-            <w:tcW w:w="0" w:type="auto"/>
-            <w:tcMar>
-              <w:left w:w="108" w:type="dxa"/>
-              <w:right w:w="108" w:type="dxa"/>
-            </w:tcMar>
-            <w:vAlign w:val="center"/>
-          </w:tcPr>
-          <w:p>
-            <w:pPr>
-              <w:rPr>
-                <w:rFonts w:hint="eastAsia" w:ascii="宋体" w:hAnsi="宋体" w:eastAsia="宋体" w:cs="宋体"/>
-              </w:rPr>
-            </w:pPr>
-            <w:r>
-              <w:rPr>
-                <w:rFonts w:hint="eastAsia" w:ascii="宋体" w:hAnsi="宋体" w:eastAsia="宋体" w:cs="宋体"/>
-              </w:rPr>
-              <w:t>导入角色模型，配置动画蓝图</w:t>
-            </w:r>
-          </w:p>
-        </w:tc>
-        <w:tc>
-          <w:tcPr>
-            <w:tcW w:w="0" w:type="auto"/>
-            <w:tcMar>
-              <w:left w:w="108" w:type="dxa"/>
-              <w:right w:w="108" w:type="dxa"/>
-            </w:tcMar>
-            <w:vAlign w:val="center"/>
-          </w:tcPr>
-          <w:p>
-            <w:pPr>
-              <w:rPr>
-                <w:rFonts w:hint="eastAsia" w:ascii="宋体" w:hAnsi="宋体" w:eastAsia="宋体" w:cs="宋体"/>
-              </w:rPr>
-            </w:pPr>
-            <w:r>
-              <w:rPr>
-                <w:rFonts w:hint="eastAsia" w:ascii="宋体" w:hAnsi="宋体" w:eastAsia="宋体" w:cs="宋体"/>
-              </w:rPr>
-              <w:t>双人能看见对方移动</w:t>
-            </w:r>
-          </w:p>
-        </w:tc>
-      </w:tr>
-      <w:tr>
-        <w:tblPrEx>
-          <w:tblBorders>
-            <w:top w:val="single" w:color="auto" w:sz="4" w:space="0"/>
-            <w:left w:val="single" w:color="auto" w:sz="4" w:space="0"/>
-            <w:bottom w:val="single" w:color="auto" w:sz="4" w:space="0"/>
-            <w:right w:val="single" w:color="auto" w:sz="4" w:space="0"/>
-            <w:insideH w:val="single" w:color="auto" w:sz="4" w:space="0"/>
-            <w:insideV w:val="single" w:color="auto" w:sz="4" w:space="0"/>
-          </w:tblBorders>
-          <w:tblCellMar>
-            <w:top w:w="0" w:type="dxa"/>
-            <w:left w:w="0" w:type="dxa"/>
-            <w:bottom w:w="0" w:type="dxa"/>
-            <w:right w:w="0" w:type="dxa"/>
-          </w:tblCellMar>
-        </w:tblPrEx>
-        <w:tc>
-          <w:tcPr>
-            <w:tcW w:w="0" w:type="auto"/>
-            <w:tcMar>
-              <w:left w:w="108" w:type="dxa"/>
-              <w:right w:w="108" w:type="dxa"/>
-            </w:tcMar>
-            <w:vAlign w:val="center"/>
-          </w:tcPr>
-          <w:p>
-            <w:pPr>
-              <w:rPr>
-                <w:rFonts w:hint="eastAsia" w:ascii="宋体" w:hAnsi="宋体" w:eastAsia="宋体" w:cs="宋体"/>
-              </w:rPr>
-            </w:pPr>
-            <w:r>
-              <w:rPr>
-                <w:rFonts w:hint="eastAsia" w:ascii="宋体" w:hAnsi="宋体" w:eastAsia="宋体" w:cs="宋体"/>
-                <w:b/>
-              </w:rPr>
-              <w:t>第2周</w:t>
-            </w:r>
-          </w:p>
-        </w:tc>
-        <w:tc>
-          <w:tcPr>
-            <w:tcW w:w="0" w:type="auto"/>
-            <w:tcMar>
-              <w:left w:w="108" w:type="dxa"/>
-              <w:right w:w="108" w:type="dxa"/>
-            </w:tcMar>
-            <w:vAlign w:val="center"/>
-          </w:tcPr>
-          <w:p>
-            <w:pPr>
-              <w:rPr>
-                <w:rFonts w:hint="eastAsia" w:ascii="宋体" w:hAnsi="宋体" w:eastAsia="宋体" w:cs="宋体"/>
-              </w:rPr>
-            </w:pPr>
-            <w:r>
-              <w:rPr>
-                <w:rFonts w:hint="eastAsia" w:ascii="宋体" w:hAnsi="宋体" w:eastAsia="宋体" w:cs="宋体"/>
-              </w:rPr>
-              <w:t>核心同步机制</w:t>
-            </w:r>
-          </w:p>
-        </w:tc>
-        <w:tc>
-          <w:tcPr>
-            <w:tcW w:w="0" w:type="auto"/>
-            <w:tcMar>
-              <w:left w:w="108" w:type="dxa"/>
-              <w:right w:w="108" w:type="dxa"/>
-            </w:tcMar>
-            <w:vAlign w:val="center"/>
-          </w:tcPr>
-          <w:p>
-            <w:pPr>
-              <w:rPr>
-                <w:rFonts w:hint="eastAsia" w:ascii="宋体" w:hAnsi="宋体" w:eastAsia="宋体" w:cs="宋体"/>
-              </w:rPr>
-            </w:pPr>
-            <w:r>
-              <w:rPr>
-                <w:rFonts w:hint="eastAsia" w:ascii="宋体" w:hAnsi="宋体" w:eastAsia="宋体" w:cs="宋体"/>
-              </w:rPr>
-              <w:t>实现Health同步、Server_UseSkill1</w:t>
-            </w:r>
-          </w:p>
-        </w:tc>
-        <w:tc>
-          <w:tcPr>
-            <w:tcW w:w="0" w:type="auto"/>
-            <w:tcMar>
-              <w:left w:w="108" w:type="dxa"/>
-              <w:right w:w="108" w:type="dxa"/>
-            </w:tcMar>
-            <w:vAlign w:val="center"/>
-          </w:tcPr>
-          <w:p>
-            <w:pPr>
-              <w:rPr>
-                <w:rFonts w:hint="eastAsia" w:ascii="宋体" w:hAnsi="宋体" w:eastAsia="宋体" w:cs="宋体"/>
-              </w:rPr>
-            </w:pPr>
-            <w:r>
-              <w:rPr>
-                <w:rFonts w:hint="eastAsia" w:ascii="宋体" w:hAnsi="宋体" w:eastAsia="宋体" w:cs="宋体"/>
-              </w:rPr>
-              <w:t>绑定UI血条、配置技能特效</w:t>
-            </w:r>
-          </w:p>
-        </w:tc>
-        <w:tc>
-          <w:tcPr>
-            <w:tcW w:w="0" w:type="auto"/>
-            <w:tcMar>
-              <w:left w:w="108" w:type="dxa"/>
-              <w:right w:w="108" w:type="dxa"/>
-            </w:tcMar>
-            <w:vAlign w:val="center"/>
-          </w:tcPr>
-          <w:p>
-            <w:pPr>
-              <w:rPr>
-                <w:rFonts w:hint="eastAsia" w:ascii="宋体" w:hAnsi="宋体" w:eastAsia="宋体" w:cs="宋体"/>
-              </w:rPr>
-            </w:pPr>
-            <w:r>
-              <w:rPr>
-                <w:rFonts w:hint="eastAsia" w:ascii="宋体" w:hAnsi="宋体" w:eastAsia="宋体" w:cs="宋体"/>
-              </w:rPr>
-              <w:t>攻击后双方血量同步减少</w:t>
-            </w:r>
-          </w:p>
-        </w:tc>
-      </w:tr>
-      <w:tr>
-        <w:tblPrEx>
-          <w:tblBorders>
-            <w:top w:val="single" w:color="auto" w:sz="4" w:space="0"/>
-            <w:left w:val="single" w:color="auto" w:sz="4" w:space="0"/>
-            <w:bottom w:val="single" w:color="auto" w:sz="4" w:space="0"/>
-            <w:right w:val="single" w:color="auto" w:sz="4" w:space="0"/>
-            <w:insideH w:val="single" w:color="auto" w:sz="4" w:space="0"/>
-            <w:insideV w:val="single" w:color="auto" w:sz="4" w:space="0"/>
-          </w:tblBorders>
-          <w:tblCellMar>
-            <w:top w:w="0" w:type="dxa"/>
-            <w:left w:w="0" w:type="dxa"/>
-            <w:bottom w:w="0" w:type="dxa"/>
-            <w:right w:w="0" w:type="dxa"/>
-          </w:tblCellMar>
-        </w:tblPrEx>
-        <w:tc>
-          <w:tcPr>
-            <w:tcW w:w="0" w:type="auto"/>
-            <w:tcMar>
-              <w:left w:w="108" w:type="dxa"/>
-              <w:right w:w="108" w:type="dxa"/>
-            </w:tcMar>
-            <w:vAlign w:val="center"/>
-          </w:tcPr>
-          <w:p>
-            <w:pPr>
-              <w:rPr>
-                <w:rFonts w:hint="eastAsia" w:ascii="宋体" w:hAnsi="宋体" w:eastAsia="宋体" w:cs="宋体"/>
-              </w:rPr>
-            </w:pPr>
-            <w:r>
-              <w:rPr>
-                <w:rFonts w:hint="eastAsia" w:ascii="宋体" w:hAnsi="宋体" w:eastAsia="宋体" w:cs="宋体"/>
-                <w:b/>
-              </w:rPr>
-              <w:t>第3周</w:t>
-            </w:r>
-          </w:p>
-        </w:tc>
-        <w:tc>
-          <w:tcPr>
-            <w:tcW w:w="0" w:type="auto"/>
-            <w:tcMar>
-              <w:left w:w="108" w:type="dxa"/>
-              <w:right w:w="108" w:type="dxa"/>
-            </w:tcMar>
-            <w:vAlign w:val="center"/>
-          </w:tcPr>
-          <w:p>
-            <w:pPr>
-              <w:rPr>
-                <w:rFonts w:hint="eastAsia" w:ascii="宋体" w:hAnsi="宋体" w:eastAsia="宋体" w:cs="宋体"/>
-              </w:rPr>
-            </w:pPr>
-            <w:r>
-              <w:rPr>
-                <w:rFonts w:hint="eastAsia" w:ascii="宋体" w:hAnsi="宋体" w:eastAsia="宋体" w:cs="宋体"/>
-              </w:rPr>
-              <w:t>游戏流程+测试</w:t>
-            </w:r>
-          </w:p>
-        </w:tc>
-        <w:tc>
-          <w:tcPr>
-            <w:tcW w:w="0" w:type="auto"/>
-            <w:tcMar>
-              <w:left w:w="108" w:type="dxa"/>
-              <w:right w:w="108" w:type="dxa"/>
-            </w:tcMar>
-            <w:vAlign w:val="center"/>
-          </w:tcPr>
-          <w:p>
-            <w:pPr>
-              <w:rPr>
-                <w:rFonts w:hint="eastAsia" w:ascii="宋体" w:hAnsi="宋体" w:eastAsia="宋体" w:cs="宋体"/>
-              </w:rPr>
-            </w:pPr>
-            <w:r>
-              <w:rPr>
-                <w:rFonts w:hint="eastAsia" w:ascii="宋体" w:hAnsi="宋体" w:eastAsia="宋体" w:cs="宋体"/>
-              </w:rPr>
-              <w:t>实现GameMode胜负判定</w:t>
-            </w:r>
-          </w:p>
-        </w:tc>
-        <w:tc>
-          <w:tcPr>
-            <w:tcW w:w="0" w:type="auto"/>
-            <w:tcMar>
-              <w:left w:w="108" w:type="dxa"/>
-              <w:right w:w="108" w:type="dxa"/>
-            </w:tcMar>
-            <w:vAlign w:val="center"/>
-          </w:tcPr>
-          <w:p>
-            <w:pPr>
-              <w:rPr>
-                <w:rFonts w:hint="eastAsia" w:ascii="宋体" w:hAnsi="宋体" w:eastAsia="宋体" w:cs="宋体"/>
-              </w:rPr>
-            </w:pPr>
-            <w:r>
-              <w:rPr>
-                <w:rFonts w:hint="eastAsia" w:ascii="宋体" w:hAnsi="宋体" w:eastAsia="宋体" w:cs="宋体"/>
-              </w:rPr>
-              <w:t>添加简单开始/结束UI</w:t>
-            </w:r>
-          </w:p>
-        </w:tc>
-        <w:tc>
-          <w:tcPr>
-            <w:tcW w:w="0" w:type="auto"/>
-            <w:tcMar>
-              <w:left w:w="108" w:type="dxa"/>
-              <w:right w:w="108" w:type="dxa"/>
-            </w:tcMar>
-            <w:vAlign w:val="center"/>
-          </w:tcPr>
-          <w:p>
-            <w:pPr>
-              <w:rPr>
-                <w:rFonts w:hint="eastAsia" w:ascii="宋体" w:hAnsi="宋体" w:eastAsia="宋体" w:cs="宋体"/>
-              </w:rPr>
-            </w:pPr>
-            <w:r>
-              <w:rPr>
-                <w:rFonts w:hint="eastAsia" w:ascii="宋体" w:hAnsi="宋体" w:eastAsia="宋体" w:cs="宋体"/>
-              </w:rPr>
-              <w:t>完整打完一局</w:t>
-            </w:r>
-          </w:p>
-        </w:tc>
-      </w:tr>
-    </w:tbl>
-    <w:p>
-      <w:pPr>
-        <w:pStyle w:val="3"/>
-        <w:rPr>
-          <w:rFonts w:hint="eastAsia" w:ascii="宋体" w:hAnsi="宋体" w:eastAsia="宋体" w:cs="宋体"/>
-        </w:rPr>
-      </w:pPr>
-      <w:bookmarkStart w:id="14" w:name="_Toc26120"/>
-      <w:r>
-        <w:rPr>
-          <w:rFonts w:hint="eastAsia" w:ascii="宋体" w:hAnsi="宋体" w:eastAsia="宋体" w:cs="宋体"/>
-          <w:lang w:val="en-US" w:eastAsia="zh-CN"/>
-        </w:rPr>
-        <w:t>5</w:t>
-      </w:r>
-      <w:r>
-        <w:rPr>
-          <w:rFonts w:hint="eastAsia" w:ascii="宋体" w:hAnsi="宋体" w:eastAsia="宋体" w:cs="宋体"/>
-        </w:rPr>
-        <w:t>.2</w:t>
-      </w:r>
-      <w:r>
-        <w:rPr>
-          <w:rFonts w:hint="eastAsia" w:ascii="宋体" w:hAnsi="宋体" w:eastAsia="宋体" w:cs="宋体"/>
-          <w:lang w:val="en-US" w:eastAsia="zh-CN"/>
-        </w:rPr>
-        <w:t>.</w:t>
-      </w:r>
-      <w:r>
-        <w:rPr>
-          <w:rFonts w:hint="eastAsia" w:ascii="宋体" w:hAnsi="宋体" w:eastAsia="宋体" w:cs="宋体"/>
-        </w:rPr>
-        <w:t>每日任务清单</w:t>
-      </w:r>
-      <w:bookmarkEnd w:id="14"/>
-    </w:p>
-    <w:tbl>
-      <w:tblPr>
-        <w:tblStyle w:val="14"/>
-        <w:tblW w:w="0" w:type="auto"/>
-        <w:tblInd w:w="0" w:type="dxa"/>
-        <w:tblBorders>
-          <w:top w:val="single" w:color="auto" w:sz="4" w:space="0"/>
-          <w:left w:val="single" w:color="auto" w:sz="4" w:space="0"/>
-          <w:bottom w:val="single" w:color="auto" w:sz="4" w:space="0"/>
-          <w:right w:val="single" w:color="auto" w:sz="4" w:space="0"/>
-          <w:insideH w:val="single" w:color="auto" w:sz="4" w:space="0"/>
-          <w:insideV w:val="single" w:color="auto" w:sz="4" w:space="0"/>
-        </w:tblBorders>
-        <w:tblLayout w:type="fixed"/>
-        <w:tblCellMar>
-          <w:top w:w="0" w:type="dxa"/>
-          <w:left w:w="0" w:type="dxa"/>
-          <w:bottom w:w="0" w:type="dxa"/>
-          <w:right w:w="0" w:type="dxa"/>
-        </w:tblCellMar>
-      </w:tblPr>
-      <w:tblGrid>
-        <w:gridCol w:w="2076"/>
-        <w:gridCol w:w="2076"/>
-        <w:gridCol w:w="2076"/>
-        <w:gridCol w:w="2076"/>
-      </w:tblGrid>
-      <w:tr>
-        <w:tblPrEx>
-          <w:tblBorders>
-            <w:top w:val="single" w:color="auto" w:sz="4" w:space="0"/>
-            <w:left w:val="single" w:color="auto" w:sz="4" w:space="0"/>
-            <w:bottom w:val="single" w:color="auto" w:sz="4" w:space="0"/>
-            <w:right w:val="single" w:color="auto" w:sz="4" w:space="0"/>
-            <w:insideH w:val="single" w:color="auto" w:sz="4" w:space="0"/>
-            <w:insideV w:val="single" w:color="auto" w:sz="4" w:space="0"/>
-          </w:tblBorders>
-          <w:tblCellMar>
-            <w:top w:w="0" w:type="dxa"/>
-            <w:left w:w="0" w:type="dxa"/>
-            <w:bottom w:w="0" w:type="dxa"/>
-            <w:right w:w="0" w:type="dxa"/>
-          </w:tblCellMar>
-        </w:tblPrEx>
-        <w:tc>
-          <w:tcPr>
-            <w:tcW w:w="0" w:type="auto"/>
-            <w:tcMar>
-              <w:left w:w="108" w:type="dxa"/>
-              <w:right w:w="108" w:type="dxa"/>
-            </w:tcMar>
-            <w:vAlign w:val="center"/>
-          </w:tcPr>
-          <w:p>
-            <w:pPr>
-              <w:jc w:val="center"/>
-              <w:rPr>
-                <w:rFonts w:hint="eastAsia" w:ascii="宋体" w:hAnsi="宋体" w:eastAsia="宋体" w:cs="宋体"/>
-                <w:b/>
-              </w:rPr>
-            </w:pPr>
-            <w:r>
-              <w:rPr>
-                <w:rFonts w:hint="eastAsia" w:ascii="宋体" w:hAnsi="宋体" w:eastAsia="宋体" w:cs="宋体"/>
-                <w:b/>
-              </w:rPr>
-              <w:t>天</w:t>
-            </w:r>
-          </w:p>
-        </w:tc>
-        <w:tc>
-          <w:tcPr>
-            <w:tcW w:w="0" w:type="auto"/>
-            <w:tcMar>
-              <w:left w:w="108" w:type="dxa"/>
-              <w:right w:w="108" w:type="dxa"/>
-            </w:tcMar>
-            <w:vAlign w:val="center"/>
-          </w:tcPr>
-          <w:p>
-            <w:pPr>
-              <w:jc w:val="center"/>
-              <w:rPr>
-                <w:rFonts w:hint="eastAsia" w:ascii="宋体" w:hAnsi="宋体" w:eastAsia="宋体" w:cs="宋体"/>
-                <w:b/>
-              </w:rPr>
-            </w:pPr>
-            <w:r>
-              <w:rPr>
-                <w:rFonts w:hint="eastAsia" w:ascii="宋体" w:hAnsi="宋体" w:eastAsia="宋体" w:cs="宋体"/>
-                <w:b/>
-              </w:rPr>
-              <w:t>C++任务</w:t>
-            </w:r>
-          </w:p>
-        </w:tc>
-        <w:tc>
-          <w:tcPr>
-            <w:tcW w:w="0" w:type="auto"/>
-            <w:tcMar>
-              <w:left w:w="108" w:type="dxa"/>
-              <w:right w:w="108" w:type="dxa"/>
-            </w:tcMar>
-            <w:vAlign w:val="center"/>
-          </w:tcPr>
-          <w:p>
-            <w:pPr>
-              <w:jc w:val="center"/>
-              <w:rPr>
-                <w:rFonts w:hint="eastAsia" w:ascii="宋体" w:hAnsi="宋体" w:eastAsia="宋体" w:cs="宋体"/>
-                <w:b/>
-              </w:rPr>
-            </w:pPr>
-            <w:r>
-              <w:rPr>
-                <w:rFonts w:hint="eastAsia" w:ascii="宋体" w:hAnsi="宋体" w:eastAsia="宋体" w:cs="宋体"/>
-                <w:b/>
-              </w:rPr>
-              <w:t>蓝图任务</w:t>
-            </w:r>
-          </w:p>
-        </w:tc>
-        <w:tc>
-          <w:tcPr>
-            <w:tcW w:w="0" w:type="auto"/>
-            <w:tcMar>
-              <w:left w:w="108" w:type="dxa"/>
-              <w:right w:w="108" w:type="dxa"/>
-            </w:tcMar>
-            <w:vAlign w:val="center"/>
-          </w:tcPr>
-          <w:p>
-            <w:pPr>
-              <w:jc w:val="center"/>
-              <w:rPr>
-                <w:rFonts w:hint="eastAsia" w:ascii="宋体" w:hAnsi="宋体" w:eastAsia="宋体" w:cs="宋体"/>
-                <w:b/>
-              </w:rPr>
-            </w:pPr>
-            <w:r>
-              <w:rPr>
-                <w:rFonts w:hint="eastAsia" w:ascii="宋体" w:hAnsi="宋体" w:eastAsia="宋体" w:cs="宋体"/>
-                <w:b/>
-              </w:rPr>
-              <w:t>联调目标</w:t>
-            </w:r>
-          </w:p>
-        </w:tc>
-      </w:tr>
-      <w:tr>
-        <w:tblPrEx>
-          <w:tblBorders>
-            <w:top w:val="single" w:color="auto" w:sz="4" w:space="0"/>
-            <w:left w:val="single" w:color="auto" w:sz="4" w:space="0"/>
-            <w:bottom w:val="single" w:color="auto" w:sz="4" w:space="0"/>
-            <w:right w:val="single" w:color="auto" w:sz="4" w:space="0"/>
-            <w:insideH w:val="single" w:color="auto" w:sz="4" w:space="0"/>
-            <w:insideV w:val="single" w:color="auto" w:sz="4" w:space="0"/>
-          </w:tblBorders>
-          <w:tblCellMar>
-            <w:top w:w="0" w:type="dxa"/>
-            <w:left w:w="0" w:type="dxa"/>
-            <w:bottom w:w="0" w:type="dxa"/>
-            <w:right w:w="0" w:type="dxa"/>
-          </w:tblCellMar>
-        </w:tblPrEx>
-        <w:tc>
-          <w:tcPr>
-            <w:tcW w:w="0" w:type="auto"/>
-            <w:tcMar>
-              <w:left w:w="108" w:type="dxa"/>
-              <w:right w:w="108" w:type="dxa"/>
-            </w:tcMar>
-            <w:vAlign w:val="center"/>
-          </w:tcPr>
-          <w:p>
-            <w:pPr>
-              <w:rPr>
-                <w:rFonts w:hint="eastAsia" w:ascii="宋体" w:hAnsi="宋体" w:eastAsia="宋体" w:cs="宋体"/>
-              </w:rPr>
-            </w:pPr>
-            <w:r>
-              <w:rPr>
-                <w:rFonts w:hint="eastAsia" w:ascii="宋体" w:hAnsi="宋体" w:eastAsia="宋体" w:cs="宋体"/>
-              </w:rPr>
-              <w:t>Day1</w:t>
-            </w:r>
-          </w:p>
-        </w:tc>
-        <w:tc>
-          <w:tcPr>
-            <w:tcW w:w="0" w:type="auto"/>
-            <w:tcMar>
-              <w:left w:w="108" w:type="dxa"/>
-              <w:right w:w="108" w:type="dxa"/>
-            </w:tcMar>
-            <w:vAlign w:val="center"/>
-          </w:tcPr>
-          <w:p>
-            <w:pPr>
-              <w:rPr>
-                <w:rFonts w:hint="eastAsia" w:ascii="宋体" w:hAnsi="宋体" w:eastAsia="宋体" w:cs="宋体"/>
-              </w:rPr>
-            </w:pPr>
-            <w:r>
-              <w:rPr>
-                <w:rFonts w:hint="eastAsia" w:ascii="宋体" w:hAnsi="宋体" w:eastAsia="宋体" w:cs="宋体"/>
-              </w:rPr>
-              <w:t>创建多人项目模板，配置C++类</w:t>
-            </w:r>
-          </w:p>
-        </w:tc>
-        <w:tc>
-          <w:tcPr>
-            <w:tcW w:w="0" w:type="auto"/>
-            <w:tcMar>
-              <w:left w:w="108" w:type="dxa"/>
-              <w:right w:w="108" w:type="dxa"/>
-            </w:tcMar>
-            <w:vAlign w:val="center"/>
-          </w:tcPr>
-          <w:p>
-            <w:pPr>
-              <w:rPr>
-                <w:rFonts w:hint="eastAsia" w:ascii="宋体" w:hAnsi="宋体" w:eastAsia="宋体" w:cs="宋体"/>
-              </w:rPr>
-            </w:pPr>
-            <w:r>
-              <w:rPr>
-                <w:rFonts w:hint="eastAsia" w:ascii="宋体" w:hAnsi="宋体" w:eastAsia="宋体" w:cs="宋体"/>
-              </w:rPr>
-              <w:t>导入火影角色模型</w:t>
-            </w:r>
-          </w:p>
-        </w:tc>
-        <w:tc>
-          <w:tcPr>
-            <w:tcW w:w="0" w:type="auto"/>
-            <w:tcMar>
-              <w:left w:w="108" w:type="dxa"/>
-              <w:right w:w="108" w:type="dxa"/>
-            </w:tcMar>
-            <w:vAlign w:val="center"/>
-          </w:tcPr>
-          <w:p>
-            <w:pPr>
-              <w:rPr>
-                <w:rFonts w:hint="eastAsia" w:ascii="宋体" w:hAnsi="宋体" w:eastAsia="宋体" w:cs="宋体"/>
-              </w:rPr>
-            </w:pPr>
-            <w:r>
-              <w:rPr>
-                <w:rFonts w:hint="eastAsia" w:ascii="宋体" w:hAnsi="宋体" w:eastAsia="宋体" w:cs="宋体"/>
-              </w:rPr>
-              <w:t>跑通官方多人示例</w:t>
-            </w:r>
-          </w:p>
-        </w:tc>
-      </w:tr>
-      <w:tr>
-        <w:tblPrEx>
-          <w:tblBorders>
-            <w:top w:val="single" w:color="auto" w:sz="4" w:space="0"/>
-            <w:left w:val="single" w:color="auto" w:sz="4" w:space="0"/>
-            <w:bottom w:val="single" w:color="auto" w:sz="4" w:space="0"/>
-            <w:right w:val="single" w:color="auto" w:sz="4" w:space="0"/>
-            <w:insideH w:val="single" w:color="auto" w:sz="4" w:space="0"/>
-            <w:insideV w:val="single" w:color="auto" w:sz="4" w:space="0"/>
-          </w:tblBorders>
-          <w:tblCellMar>
-            <w:top w:w="0" w:type="dxa"/>
-            <w:left w:w="0" w:type="dxa"/>
-            <w:bottom w:w="0" w:type="dxa"/>
-            <w:right w:w="0" w:type="dxa"/>
-          </w:tblCellMar>
-        </w:tblPrEx>
-        <w:tc>
-          <w:tcPr>
-            <w:tcW w:w="0" w:type="auto"/>
-            <w:tcMar>
-              <w:left w:w="108" w:type="dxa"/>
-              <w:right w:w="108" w:type="dxa"/>
-            </w:tcMar>
-            <w:vAlign w:val="center"/>
-          </w:tcPr>
-          <w:p>
-            <w:pPr>
-              <w:rPr>
-                <w:rFonts w:hint="eastAsia" w:ascii="宋体" w:hAnsi="宋体" w:eastAsia="宋体" w:cs="宋体"/>
-              </w:rPr>
-            </w:pPr>
-            <w:r>
-              <w:rPr>
-                <w:rFonts w:hint="eastAsia" w:ascii="宋体" w:hAnsi="宋体" w:eastAsia="宋体" w:cs="宋体"/>
-              </w:rPr>
-              <w:t>Day2</w:t>
-            </w:r>
-          </w:p>
-        </w:tc>
-        <w:tc>
-          <w:tcPr>
-            <w:tcW w:w="0" w:type="auto"/>
-            <w:tcMar>
-              <w:left w:w="108" w:type="dxa"/>
-              <w:right w:w="108" w:type="dxa"/>
-            </w:tcMar>
-            <w:vAlign w:val="center"/>
-          </w:tcPr>
-          <w:p>
-            <w:pPr>
-              <w:rPr>
-                <w:rFonts w:hint="eastAsia" w:ascii="宋体" w:hAnsi="宋体" w:eastAsia="宋体" w:cs="宋体"/>
-              </w:rPr>
-            </w:pPr>
-            <w:r>
-              <w:rPr>
-                <w:rFonts w:hint="eastAsia" w:ascii="宋体" w:hAnsi="宋体" w:eastAsia="宋体" w:cs="宋体"/>
-              </w:rPr>
-              <w:t>实现AFireNingaCharacter基础类</w:t>
-            </w:r>
-          </w:p>
-        </w:tc>
-        <w:tc>
-          <w:tcPr>
-            <w:tcW w:w="0" w:type="auto"/>
-            <w:tcMar>
-              <w:left w:w="108" w:type="dxa"/>
-              <w:right w:w="108" w:type="dxa"/>
-            </w:tcMar>
-            <w:vAlign w:val="center"/>
-          </w:tcPr>
-          <w:p>
-            <w:pPr>
-              <w:rPr>
-                <w:rFonts w:hint="eastAsia" w:ascii="宋体" w:hAnsi="宋体" w:eastAsia="宋体" w:cs="宋体"/>
-              </w:rPr>
-            </w:pPr>
-            <w:r>
-              <w:rPr>
-                <w:rFonts w:hint="eastAsia" w:ascii="宋体" w:hAnsi="宋体" w:eastAsia="宋体" w:cs="宋体"/>
-              </w:rPr>
-              <w:t>创建BP_Character，设置动画蓝图</w:t>
-            </w:r>
-          </w:p>
-        </w:tc>
-        <w:tc>
-          <w:tcPr>
-            <w:tcW w:w="0" w:type="auto"/>
-            <w:tcMar>
-              <w:left w:w="108" w:type="dxa"/>
-              <w:right w:w="108" w:type="dxa"/>
-            </w:tcMar>
-            <w:vAlign w:val="center"/>
-          </w:tcPr>
-          <w:p>
-            <w:pPr>
-              <w:rPr>
-                <w:rFonts w:hint="eastAsia" w:ascii="宋体" w:hAnsi="宋体" w:eastAsia="宋体" w:cs="宋体"/>
-              </w:rPr>
-            </w:pPr>
-            <w:r>
-              <w:rPr>
-                <w:rFonts w:hint="eastAsia" w:ascii="宋体" w:hAnsi="宋体" w:eastAsia="宋体" w:cs="宋体"/>
-              </w:rPr>
-              <w:t>单人控制正常</w:t>
-            </w:r>
-          </w:p>
-        </w:tc>
-      </w:tr>
-      <w:tr>
-        <w:tblPrEx>
-          <w:tblBorders>
-            <w:top w:val="single" w:color="auto" w:sz="4" w:space="0"/>
-            <w:left w:val="single" w:color="auto" w:sz="4" w:space="0"/>
-            <w:bottom w:val="single" w:color="auto" w:sz="4" w:space="0"/>
-            <w:right w:val="single" w:color="auto" w:sz="4" w:space="0"/>
-            <w:insideH w:val="single" w:color="auto" w:sz="4" w:space="0"/>
-            <w:insideV w:val="single" w:color="auto" w:sz="4" w:space="0"/>
-          </w:tblBorders>
-          <w:tblCellMar>
-            <w:top w:w="0" w:type="dxa"/>
-            <w:left w:w="0" w:type="dxa"/>
-            <w:bottom w:w="0" w:type="dxa"/>
-            <w:right w:w="0" w:type="dxa"/>
-          </w:tblCellMar>
-        </w:tblPrEx>
-        <w:tc>
-          <w:tcPr>
-            <w:tcW w:w="0" w:type="auto"/>
-            <w:tcMar>
-              <w:left w:w="108" w:type="dxa"/>
-              <w:right w:w="108" w:type="dxa"/>
-            </w:tcMar>
-            <w:vAlign w:val="center"/>
-          </w:tcPr>
-          <w:p>
-            <w:pPr>
-              <w:rPr>
-                <w:rFonts w:hint="eastAsia" w:ascii="宋体" w:hAnsi="宋体" w:eastAsia="宋体" w:cs="宋体"/>
-              </w:rPr>
-            </w:pPr>
-            <w:r>
-              <w:rPr>
-                <w:rFonts w:hint="eastAsia" w:ascii="宋体" w:hAnsi="宋体" w:eastAsia="宋体" w:cs="宋体"/>
-              </w:rPr>
-              <w:t>Day3</w:t>
-            </w:r>
-          </w:p>
-        </w:tc>
-        <w:tc>
-          <w:tcPr>
-            <w:tcW w:w="0" w:type="auto"/>
-            <w:tcMar>
-              <w:left w:w="108" w:type="dxa"/>
-              <w:right w:w="108" w:type="dxa"/>
-            </w:tcMar>
-            <w:vAlign w:val="center"/>
-          </w:tcPr>
-          <w:p>
-            <w:pPr>
-              <w:rPr>
-                <w:rFonts w:hint="eastAsia" w:ascii="宋体" w:hAnsi="宋体" w:eastAsia="宋体" w:cs="宋体"/>
-              </w:rPr>
-            </w:pPr>
-            <w:r>
-              <w:rPr>
-                <w:rFonts w:hint="eastAsia" w:ascii="宋体" w:hAnsi="宋体" w:eastAsia="宋体" w:cs="宋体"/>
-              </w:rPr>
-              <w:t>设置Replicates=true，测试位置同步</w:t>
-            </w:r>
-          </w:p>
-        </w:tc>
-        <w:tc>
-          <w:tcPr>
-            <w:tcW w:w="0" w:type="auto"/>
-            <w:tcMar>
-              <w:left w:w="108" w:type="dxa"/>
-              <w:right w:w="108" w:type="dxa"/>
-            </w:tcMar>
-            <w:vAlign w:val="center"/>
-          </w:tcPr>
-          <w:p>
-            <w:pPr>
-              <w:rPr>
-                <w:rFonts w:hint="eastAsia" w:ascii="宋体" w:hAnsi="宋体" w:eastAsia="宋体" w:cs="宋体"/>
-              </w:rPr>
-            </w:pPr>
-            <w:r>
-              <w:rPr>
-                <w:rFonts w:hint="eastAsia" w:ascii="宋体" w:hAnsi="宋体" w:eastAsia="宋体" w:cs="宋体"/>
-              </w:rPr>
-              <w:t>调整移动动画参数</w:t>
-            </w:r>
-          </w:p>
-        </w:tc>
-        <w:tc>
-          <w:tcPr>
-            <w:tcW w:w="0" w:type="auto"/>
-            <w:tcMar>
-              <w:left w:w="108" w:type="dxa"/>
-              <w:right w:w="108" w:type="dxa"/>
-            </w:tcMar>
-            <w:vAlign w:val="center"/>
-          </w:tcPr>
-          <w:p>
-            <w:pPr>
-              <w:rPr>
-                <w:rFonts w:hint="eastAsia" w:ascii="宋体" w:hAnsi="宋体" w:eastAsia="宋体" w:cs="宋体"/>
-              </w:rPr>
-            </w:pPr>
-            <w:r>
-              <w:rPr>
-                <w:rFonts w:hint="eastAsia" w:ascii="宋体" w:hAnsi="宋体" w:eastAsia="宋体" w:cs="宋体"/>
-              </w:rPr>
-              <w:t>双人位置同步</w:t>
-            </w:r>
-          </w:p>
-        </w:tc>
-      </w:tr>
-      <w:tr>
-        <w:tblPrEx>
-          <w:tblBorders>
-            <w:top w:val="single" w:color="auto" w:sz="4" w:space="0"/>
-            <w:left w:val="single" w:color="auto" w:sz="4" w:space="0"/>
-            <w:bottom w:val="single" w:color="auto" w:sz="4" w:space="0"/>
-            <w:right w:val="single" w:color="auto" w:sz="4" w:space="0"/>
-            <w:insideH w:val="single" w:color="auto" w:sz="4" w:space="0"/>
-            <w:insideV w:val="single" w:color="auto" w:sz="4" w:space="0"/>
-          </w:tblBorders>
-          <w:tblCellMar>
-            <w:top w:w="0" w:type="dxa"/>
-            <w:left w:w="0" w:type="dxa"/>
-            <w:bottom w:w="0" w:type="dxa"/>
-            <w:right w:w="0" w:type="dxa"/>
-          </w:tblCellMar>
-        </w:tblPrEx>
-        <w:tc>
-          <w:tcPr>
-            <w:tcW w:w="0" w:type="auto"/>
-            <w:tcMar>
-              <w:left w:w="108" w:type="dxa"/>
-              <w:right w:w="108" w:type="dxa"/>
-            </w:tcMar>
-            <w:vAlign w:val="center"/>
-          </w:tcPr>
-          <w:p>
-            <w:pPr>
-              <w:rPr>
-                <w:rFonts w:hint="eastAsia" w:ascii="宋体" w:hAnsi="宋体" w:eastAsia="宋体" w:cs="宋体"/>
-              </w:rPr>
-            </w:pPr>
-            <w:r>
-              <w:rPr>
-                <w:rFonts w:hint="eastAsia" w:ascii="宋体" w:hAnsi="宋体" w:eastAsia="宋体" w:cs="宋体"/>
-              </w:rPr>
-              <w:t>Day4</w:t>
-            </w:r>
-          </w:p>
-        </w:tc>
-        <w:tc>
-          <w:tcPr>
-            <w:tcW w:w="0" w:type="auto"/>
-            <w:tcMar>
-              <w:left w:w="108" w:type="dxa"/>
-              <w:right w:w="108" w:type="dxa"/>
-            </w:tcMar>
-            <w:vAlign w:val="center"/>
-          </w:tcPr>
-          <w:p>
-            <w:pPr>
-              <w:rPr>
-                <w:rFonts w:hint="eastAsia" w:ascii="宋体" w:hAnsi="宋体" w:eastAsia="宋体" w:cs="宋体"/>
-              </w:rPr>
-            </w:pPr>
-            <w:r>
-              <w:rPr>
-                <w:rFonts w:hint="eastAsia" w:ascii="宋体" w:hAnsi="宋体" w:eastAsia="宋体" w:cs="宋体"/>
-              </w:rPr>
-              <w:t>添加CurrentHealth属性，标记Replicated</w:t>
-            </w:r>
-          </w:p>
-        </w:tc>
-        <w:tc>
-          <w:tcPr>
-            <w:tcW w:w="0" w:type="auto"/>
-            <w:tcMar>
-              <w:left w:w="108" w:type="dxa"/>
-              <w:right w:w="108" w:type="dxa"/>
-            </w:tcMar>
-            <w:vAlign w:val="center"/>
-          </w:tcPr>
-          <w:p>
-            <w:pPr>
-              <w:rPr>
-                <w:rFonts w:hint="eastAsia" w:ascii="宋体" w:hAnsi="宋体" w:eastAsia="宋体" w:cs="宋体"/>
-              </w:rPr>
-            </w:pPr>
-            <w:r>
-              <w:rPr>
-                <w:rFonts w:hint="eastAsia" w:ascii="宋体" w:hAnsi="宋体" w:eastAsia="宋体" w:cs="宋体"/>
-              </w:rPr>
-              <w:t>创建UMG血条，绑定Health</w:t>
-            </w:r>
-          </w:p>
-        </w:tc>
-        <w:tc>
-          <w:tcPr>
-            <w:tcW w:w="0" w:type="auto"/>
-            <w:tcMar>
-              <w:left w:w="108" w:type="dxa"/>
-              <w:right w:w="108" w:type="dxa"/>
-            </w:tcMar>
-            <w:vAlign w:val="center"/>
-          </w:tcPr>
-          <w:p>
-            <w:pPr>
-              <w:rPr>
-                <w:rFonts w:hint="eastAsia" w:ascii="宋体" w:hAnsi="宋体" w:eastAsia="宋体" w:cs="宋体"/>
-              </w:rPr>
-            </w:pPr>
-            <w:r>
-              <w:rPr>
-                <w:rFonts w:hint="eastAsia" w:ascii="宋体" w:hAnsi="宋体" w:eastAsia="宋体" w:cs="宋体"/>
-              </w:rPr>
-              <w:t>血条显示正常</w:t>
-            </w:r>
-          </w:p>
-        </w:tc>
-      </w:tr>
-      <w:tr>
-        <w:tblPrEx>
-          <w:tblBorders>
-            <w:top w:val="single" w:color="auto" w:sz="4" w:space="0"/>
-            <w:left w:val="single" w:color="auto" w:sz="4" w:space="0"/>
-            <w:bottom w:val="single" w:color="auto" w:sz="4" w:space="0"/>
-            <w:right w:val="single" w:color="auto" w:sz="4" w:space="0"/>
-            <w:insideH w:val="single" w:color="auto" w:sz="4" w:space="0"/>
-            <w:insideV w:val="single" w:color="auto" w:sz="4" w:space="0"/>
-          </w:tblBorders>
-          <w:tblCellMar>
-            <w:top w:w="0" w:type="dxa"/>
-            <w:left w:w="0" w:type="dxa"/>
-            <w:bottom w:w="0" w:type="dxa"/>
-            <w:right w:w="0" w:type="dxa"/>
-          </w:tblCellMar>
-        </w:tblPrEx>
-        <w:tc>
-          <w:tcPr>
-            <w:tcW w:w="0" w:type="auto"/>
-            <w:tcMar>
-              <w:left w:w="108" w:type="dxa"/>
-              <w:right w:w="108" w:type="dxa"/>
-            </w:tcMar>
-            <w:vAlign w:val="center"/>
-          </w:tcPr>
-          <w:p>
-            <w:pPr>
-              <w:rPr>
-                <w:rFonts w:hint="eastAsia" w:ascii="宋体" w:hAnsi="宋体" w:eastAsia="宋体" w:cs="宋体"/>
-              </w:rPr>
-            </w:pPr>
-            <w:r>
-              <w:rPr>
-                <w:rFonts w:hint="eastAsia" w:ascii="宋体" w:hAnsi="宋体" w:eastAsia="宋体" w:cs="宋体"/>
-              </w:rPr>
-              <w:t>Day5</w:t>
-            </w:r>
-          </w:p>
-        </w:tc>
-        <w:tc>
-          <w:tcPr>
-            <w:tcW w:w="0" w:type="auto"/>
-            <w:tcMar>
-              <w:left w:w="108" w:type="dxa"/>
-              <w:right w:w="108" w:type="dxa"/>
-            </w:tcMar>
-            <w:vAlign w:val="center"/>
-          </w:tcPr>
-          <w:p>
-            <w:pPr>
-              <w:rPr>
-                <w:rFonts w:hint="eastAsia" w:ascii="宋体" w:hAnsi="宋体" w:eastAsia="宋体" w:cs="宋体"/>
-              </w:rPr>
-            </w:pPr>
-            <w:r>
-              <w:rPr>
-                <w:rFonts w:hint="eastAsia" w:ascii="宋体" w:hAnsi="宋体" w:eastAsia="宋体" w:cs="宋体"/>
-              </w:rPr>
-              <w:t>实现Server_TakeDamage和Server_UseSkill1</w:t>
-            </w:r>
-          </w:p>
-        </w:tc>
-        <w:tc>
-          <w:tcPr>
-            <w:tcW w:w="0" w:type="auto"/>
-            <w:tcMar>
-              <w:left w:w="108" w:type="dxa"/>
-              <w:right w:w="108" w:type="dxa"/>
-            </w:tcMar>
-            <w:vAlign w:val="center"/>
-          </w:tcPr>
-          <w:p>
-            <w:pPr>
-              <w:rPr>
-                <w:rFonts w:hint="eastAsia" w:ascii="宋体" w:hAnsi="宋体" w:eastAsia="宋体" w:cs="宋体"/>
-              </w:rPr>
-            </w:pPr>
-            <w:r>
-              <w:rPr>
-                <w:rFonts w:hint="eastAsia" w:ascii="宋体" w:hAnsi="宋体" w:eastAsia="宋体" w:cs="宋体"/>
-              </w:rPr>
-              <w:t>配置技能输入映射</w:t>
-            </w:r>
-          </w:p>
-        </w:tc>
-        <w:tc>
-          <w:tcPr>
-            <w:tcW w:w="0" w:type="auto"/>
-            <w:tcMar>
-              <w:left w:w="108" w:type="dxa"/>
-              <w:right w:w="108" w:type="dxa"/>
-            </w:tcMar>
-            <w:vAlign w:val="center"/>
-          </w:tcPr>
-          <w:p>
-            <w:pPr>
-              <w:rPr>
-                <w:rFonts w:hint="eastAsia" w:ascii="宋体" w:hAnsi="宋体" w:eastAsia="宋体" w:cs="宋体"/>
-              </w:rPr>
-            </w:pPr>
-            <w:r>
-              <w:rPr>
-                <w:rFonts w:hint="eastAsia" w:ascii="宋体" w:hAnsi="宋体" w:eastAsia="宋体" w:cs="宋体"/>
-              </w:rPr>
-              <w:t>技能调用成功</w:t>
-            </w:r>
-          </w:p>
-        </w:tc>
-      </w:tr>
-      <w:tr>
-        <w:tblPrEx>
-          <w:tblBorders>
-            <w:top w:val="single" w:color="auto" w:sz="4" w:space="0"/>
-            <w:left w:val="single" w:color="auto" w:sz="4" w:space="0"/>
-            <w:bottom w:val="single" w:color="auto" w:sz="4" w:space="0"/>
-            <w:right w:val="single" w:color="auto" w:sz="4" w:space="0"/>
-            <w:insideH w:val="single" w:color="auto" w:sz="4" w:space="0"/>
-            <w:insideV w:val="single" w:color="auto" w:sz="4" w:space="0"/>
-          </w:tblBorders>
-          <w:tblCellMar>
-            <w:top w:w="0" w:type="dxa"/>
-            <w:left w:w="0" w:type="dxa"/>
-            <w:bottom w:w="0" w:type="dxa"/>
-            <w:right w:w="0" w:type="dxa"/>
-          </w:tblCellMar>
-        </w:tblPrEx>
-        <w:tc>
-          <w:tcPr>
-            <w:tcW w:w="0" w:type="auto"/>
-            <w:tcMar>
-              <w:left w:w="108" w:type="dxa"/>
-              <w:right w:w="108" w:type="dxa"/>
-            </w:tcMar>
-            <w:vAlign w:val="center"/>
-          </w:tcPr>
-          <w:p>
-            <w:pPr>
-              <w:rPr>
-                <w:rFonts w:hint="eastAsia" w:ascii="宋体" w:hAnsi="宋体" w:eastAsia="宋体" w:cs="宋体"/>
-              </w:rPr>
-            </w:pPr>
-            <w:r>
-              <w:rPr>
-                <w:rFonts w:hint="eastAsia" w:ascii="宋体" w:hAnsi="宋体" w:eastAsia="宋体" w:cs="宋体"/>
-              </w:rPr>
-              <w:t>Day6</w:t>
-            </w:r>
-          </w:p>
-        </w:tc>
-        <w:tc>
-          <w:tcPr>
-            <w:tcW w:w="0" w:type="auto"/>
-            <w:tcMar>
-              <w:left w:w="108" w:type="dxa"/>
-              <w:right w:w="108" w:type="dxa"/>
-            </w:tcMar>
-            <w:vAlign w:val="center"/>
-          </w:tcPr>
-          <w:p>
-            <w:pPr>
-              <w:rPr>
-                <w:rFonts w:hint="eastAsia" w:ascii="宋体" w:hAnsi="宋体" w:eastAsia="宋体" w:cs="宋体"/>
-              </w:rPr>
-            </w:pPr>
-            <w:r>
-              <w:rPr>
-                <w:rFonts w:hint="eastAsia" w:ascii="宋体" w:hAnsi="宋体" w:eastAsia="宋体" w:cs="宋体"/>
-              </w:rPr>
-              <w:t>联调，修复同步Bug</w:t>
-            </w:r>
-          </w:p>
-        </w:tc>
-        <w:tc>
-          <w:tcPr>
-            <w:tcW w:w="0" w:type="auto"/>
-            <w:tcMar>
-              <w:left w:w="108" w:type="dxa"/>
-              <w:right w:w="108" w:type="dxa"/>
-            </w:tcMar>
-            <w:vAlign w:val="center"/>
-          </w:tcPr>
-          <w:p>
-            <w:pPr>
-              <w:rPr>
-                <w:rFonts w:hint="eastAsia" w:ascii="宋体" w:hAnsi="宋体" w:eastAsia="宋体" w:cs="宋体"/>
-              </w:rPr>
-            </w:pPr>
-            <w:r>
-              <w:rPr>
-                <w:rFonts w:hint="eastAsia" w:ascii="宋体" w:hAnsi="宋体" w:eastAsia="宋体" w:cs="宋体"/>
-              </w:rPr>
-              <w:t>调整特效触发时机</w:t>
-            </w:r>
-          </w:p>
-        </w:tc>
-        <w:tc>
-          <w:tcPr>
-            <w:tcW w:w="0" w:type="auto"/>
-            <w:tcMar>
-              <w:left w:w="108" w:type="dxa"/>
-              <w:right w:w="108" w:type="dxa"/>
-            </w:tcMar>
-            <w:vAlign w:val="center"/>
-          </w:tcPr>
-          <w:p>
-            <w:pPr>
-              <w:rPr>
-                <w:rFonts w:hint="eastAsia" w:ascii="宋体" w:hAnsi="宋体" w:eastAsia="宋体" w:cs="宋体"/>
-              </w:rPr>
-            </w:pPr>
-            <w:r>
-              <w:rPr>
-                <w:rFonts w:hint="eastAsia" w:ascii="宋体" w:hAnsi="宋体" w:eastAsia="宋体" w:cs="宋体"/>
-              </w:rPr>
-              <w:t>双人技能同步</w:t>
-            </w:r>
-          </w:p>
-        </w:tc>
-      </w:tr>
-      <w:tr>
-        <w:tblPrEx>
-          <w:tblBorders>
-            <w:top w:val="single" w:color="auto" w:sz="4" w:space="0"/>
-            <w:left w:val="single" w:color="auto" w:sz="4" w:space="0"/>
-            <w:bottom w:val="single" w:color="auto" w:sz="4" w:space="0"/>
-            <w:right w:val="single" w:color="auto" w:sz="4" w:space="0"/>
-            <w:insideH w:val="single" w:color="auto" w:sz="4" w:space="0"/>
-            <w:insideV w:val="single" w:color="auto" w:sz="4" w:space="0"/>
-          </w:tblBorders>
-          <w:tblCellMar>
-            <w:top w:w="0" w:type="dxa"/>
-            <w:left w:w="0" w:type="dxa"/>
-            <w:bottom w:w="0" w:type="dxa"/>
-            <w:right w:w="0" w:type="dxa"/>
-          </w:tblCellMar>
-        </w:tblPrEx>
-        <w:tc>
-          <w:tcPr>
-            <w:tcW w:w="0" w:type="auto"/>
-            <w:tcMar>
-              <w:left w:w="108" w:type="dxa"/>
-              <w:right w:w="108" w:type="dxa"/>
-            </w:tcMar>
-            <w:vAlign w:val="center"/>
-          </w:tcPr>
-          <w:p>
-            <w:pPr>
-              <w:rPr>
-                <w:rFonts w:hint="eastAsia" w:ascii="宋体" w:hAnsi="宋体" w:eastAsia="宋体" w:cs="宋体"/>
-              </w:rPr>
-            </w:pPr>
-            <w:r>
-              <w:rPr>
-                <w:rFonts w:hint="eastAsia" w:ascii="宋体" w:hAnsi="宋体" w:eastAsia="宋体" w:cs="宋体"/>
-              </w:rPr>
-              <w:t>Day7</w:t>
-            </w:r>
-          </w:p>
-        </w:tc>
-        <w:tc>
-          <w:tcPr>
-            <w:tcW w:w="0" w:type="auto"/>
-            <w:tcMar>
-              <w:left w:w="108" w:type="dxa"/>
-              <w:right w:w="108" w:type="dxa"/>
-            </w:tcMar>
-            <w:vAlign w:val="center"/>
-          </w:tcPr>
-          <w:p>
-            <w:pPr>
-              <w:rPr>
-                <w:rFonts w:hint="eastAsia" w:ascii="宋体" w:hAnsi="宋体" w:eastAsia="宋体" w:cs="宋体"/>
-              </w:rPr>
-            </w:pPr>
-            <w:r>
-              <w:rPr>
-                <w:rFonts w:hint="eastAsia" w:ascii="宋体" w:hAnsi="宋体" w:eastAsia="宋体" w:cs="宋体"/>
-              </w:rPr>
-              <w:t>总结文档，调整下周计划</w:t>
-            </w:r>
-          </w:p>
-        </w:tc>
-        <w:tc>
-          <w:tcPr>
-            <w:tcW w:w="0" w:type="auto"/>
-            <w:tcMar>
-              <w:left w:w="108" w:type="dxa"/>
-              <w:right w:w="108" w:type="dxa"/>
-            </w:tcMar>
-            <w:vAlign w:val="center"/>
-          </w:tcPr>
-          <w:p>
-            <w:pPr>
-              <w:rPr>
-                <w:rFonts w:hint="eastAsia" w:ascii="宋体" w:hAnsi="宋体" w:eastAsia="宋体" w:cs="宋体"/>
-              </w:rPr>
-            </w:pPr>
-            <w:r>
-              <w:rPr>
-                <w:rFonts w:hint="eastAsia" w:ascii="宋体" w:hAnsi="宋体" w:eastAsia="宋体" w:cs="宋体"/>
-              </w:rPr>
-              <w:t>整理可用资源</w:t>
-            </w:r>
-          </w:p>
-        </w:tc>
-        <w:tc>
-          <w:tcPr>
-            <w:tcW w:w="0" w:type="auto"/>
-            <w:tcMar>
-              <w:left w:w="108" w:type="dxa"/>
-              <w:right w:w="108" w:type="dxa"/>
-            </w:tcMar>
-            <w:vAlign w:val="center"/>
-          </w:tcPr>
-          <w:p>
-            <w:pPr>
-              <w:rPr>
-                <w:rFonts w:hint="eastAsia" w:ascii="宋体" w:hAnsi="宋体" w:eastAsia="宋体" w:cs="宋体"/>
-              </w:rPr>
-            </w:pPr>
-            <w:r>
-              <w:rPr>
-                <w:rFonts w:hint="eastAsia" w:ascii="宋体" w:hAnsi="宋体" w:eastAsia="宋体" w:cs="宋体"/>
-              </w:rPr>
-              <w:t>第1周目标达成</w:t>
-            </w:r>
-          </w:p>
-        </w:tc>
-      </w:tr>
-    </w:tbl>
-    <w:p>
-      <w:pPr>
         <w:pStyle w:val="3"/>
         <w:outlineLvl w:val="1"/>
         <w:rPr>
           <w:rFonts w:hint="eastAsia" w:ascii="宋体" w:hAnsi="宋体" w:eastAsia="宋体" w:cs="宋体"/>
         </w:rPr>
       </w:pPr>
-      <w:bookmarkStart w:id="15" w:name="_Toc28725"/>
-      <w:r>
-        <w:rPr>
-          <w:rFonts w:hint="eastAsia" w:ascii="宋体" w:hAnsi="宋体" w:eastAsia="宋体" w:cs="宋体"/>
-          <w:lang w:val="en-US" w:eastAsia="zh-CN"/>
-        </w:rPr>
-        <w:t>5</w:t>
-      </w:r>
-      <w:r>
-        <w:rPr>
-          <w:rFonts w:hint="eastAsia" w:ascii="宋体" w:hAnsi="宋体" w:eastAsia="宋体" w:cs="宋体"/>
-        </w:rPr>
-        <w:t>.3</w:t>
-      </w:r>
-      <w:r>
-        <w:rPr>
-          <w:rFonts w:hint="eastAsia" w:ascii="宋体" w:hAnsi="宋体" w:eastAsia="宋体" w:cs="宋体"/>
-          <w:lang w:val="en-US" w:eastAsia="zh-CN"/>
-        </w:rPr>
-        <w:t>.</w:t>
+      <w:bookmarkStart w:id="12" w:name="_Toc28725"/>
+      <w:r>
+        <w:rPr>
+          <w:rFonts w:hint="eastAsia" w:ascii="宋体" w:hAnsi="宋体" w:eastAsia="宋体" w:cs="宋体"/>
+          <w:lang w:val="en-US" w:eastAsia="zh-CN"/>
+        </w:rPr>
+        <w:t>5.</w:t>
       </w:r>
       <w:r>
         <w:rPr>
@@ -21326,7 +19674,9 @@
         </w:rPr>
         <w:t>验收清单</w:t>
       </w:r>
-      <w:bookmarkEnd w:id="15"/>
+      <w:bookmarkEnd w:id="12"/>
+      <w:bookmarkStart w:id="13" w:name="_GoBack"/>
+      <w:bookmarkEnd w:id="13"/>
     </w:p>
     <w:p>
       <w:pPr>
@@ -21876,14 +20226,14 @@
     <w:lsdException w:unhideWhenUsed="0" w:uiPriority="0" w:semiHidden="0" w:name="Document Map"/>
     <w:lsdException w:unhideWhenUsed="0" w:uiPriority="0" w:semiHidden="0" w:name="Plain Text"/>
     <w:lsdException w:unhideWhenUsed="0" w:uiPriority="0" w:semiHidden="0" w:name="E-mail Signature"/>
-    <w:lsdException w:unhideWhenUsed="0" w:uiPriority="0" w:semiHidden="0" w:name="Normal (Web)"/>
+    <w:lsdException w:qFormat="1" w:unhideWhenUsed="0" w:uiPriority="0" w:semiHidden="0" w:name="Normal (Web)"/>
     <w:lsdException w:unhideWhenUsed="0" w:uiPriority="0" w:semiHidden="0" w:name="HTML Acronym"/>
     <w:lsdException w:unhideWhenUsed="0" w:uiPriority="0" w:semiHidden="0" w:name="HTML Address"/>
     <w:lsdException w:unhideWhenUsed="0" w:uiPriority="0" w:semiHidden="0" w:name="HTML Cite"/>
     <w:lsdException w:qFormat="1" w:unhideWhenUsed="0" w:uiPriority="0" w:semiHidden="0" w:name="HTML Code"/>
     <w:lsdException w:unhideWhenUsed="0" w:uiPriority="0" w:semiHidden="0" w:name="HTML Definition"/>
     <w:lsdException w:unhideWhenUsed="0" w:uiPriority="0" w:semiHidden="0" w:name="HTML Keyboard"/>
-    <w:lsdException w:unhideWhenUsed="0" w:uiPriority="0" w:semiHidden="0" w:name="HTML Preformatted"/>
+    <w:lsdException w:qFormat="1" w:unhideWhenUsed="0" w:uiPriority="0" w:semiHidden="0" w:name="HTML Preformatted"/>
     <w:lsdException w:unhideWhenUsed="0" w:uiPriority="0" w:semiHidden="0" w:name="HTML Sample"/>
     <w:lsdException w:unhideWhenUsed="0" w:uiPriority="0" w:semiHidden="0" w:name="HTML Typewriter"/>
     <w:lsdException w:unhideWhenUsed="0" w:uiPriority="0" w:semiHidden="0" w:name="HTML Variable"/>
@@ -22230,6 +20580,7 @@
   <w:style w:type="paragraph" w:styleId="12">
     <w:name w:val="HTML Preformatted"/>
     <w:basedOn w:val="1"/>
+    <w:qFormat/>
     <w:uiPriority w:val="0"/>
     <w:pPr>
       <w:tabs>
@@ -22263,6 +20614,7 @@
   <w:style w:type="paragraph" w:styleId="13">
     <w:name w:val="Normal (Web)"/>
     <w:basedOn w:val="1"/>
+    <w:qFormat/>
     <w:uiPriority w:val="0"/>
     <w:rPr>
       <w:sz w:val="24"/>

--- a/GDD.docx
+++ b/GDD.docx
@@ -1807,6 +1807,12 @@
             <w:insideH w:val="single" w:color="auto" w:sz="4" w:space="0"/>
             <w:insideV w:val="single" w:color="auto" w:sz="4" w:space="0"/>
           </w:tblBorders>
+          <w:tblCellMar>
+            <w:top w:w="0" w:type="dxa"/>
+            <w:left w:w="0" w:type="dxa"/>
+            <w:bottom w:w="0" w:type="dxa"/>
+            <w:right w:w="0" w:type="dxa"/>
+          </w:tblCellMar>
         </w:tblPrEx>
         <w:tc>
           <w:tcPr>
@@ -4690,182 +4696,6 @@
     </w:p>
     <w:p>
       <w:pPr>
-        <w:outlineLvl w:val="9"/>
-        <w:rPr>
-          <w:rFonts w:hint="eastAsia" w:ascii="宋体" w:hAnsi="宋体" w:eastAsia="宋体" w:cs="宋体"/>
-        </w:rPr>
-      </w:pPr>
-    </w:p>
-    <w:p>
-      <w:pPr>
-        <w:outlineLvl w:val="9"/>
-        <w:rPr>
-          <w:rFonts w:hint="eastAsia" w:ascii="宋体" w:hAnsi="宋体" w:eastAsia="宋体" w:cs="宋体"/>
-        </w:rPr>
-      </w:pPr>
-    </w:p>
-    <w:p>
-      <w:pPr>
-        <w:outlineLvl w:val="9"/>
-        <w:rPr>
-          <w:rFonts w:hint="eastAsia" w:ascii="宋体" w:hAnsi="宋体" w:eastAsia="宋体" w:cs="宋体"/>
-        </w:rPr>
-      </w:pPr>
-    </w:p>
-    <w:p>
-      <w:pPr>
-        <w:outlineLvl w:val="9"/>
-        <w:rPr>
-          <w:rFonts w:hint="eastAsia" w:ascii="宋体" w:hAnsi="宋体" w:eastAsia="宋体" w:cs="宋体"/>
-        </w:rPr>
-      </w:pPr>
-    </w:p>
-    <w:p>
-      <w:pPr>
-        <w:outlineLvl w:val="9"/>
-        <w:rPr>
-          <w:rFonts w:hint="eastAsia" w:ascii="宋体" w:hAnsi="宋体" w:eastAsia="宋体" w:cs="宋体"/>
-        </w:rPr>
-      </w:pPr>
-    </w:p>
-    <w:p>
-      <w:pPr>
-        <w:outlineLvl w:val="9"/>
-        <w:rPr>
-          <w:rFonts w:hint="eastAsia" w:ascii="宋体" w:hAnsi="宋体" w:eastAsia="宋体" w:cs="宋体"/>
-        </w:rPr>
-      </w:pPr>
-    </w:p>
-    <w:p>
-      <w:pPr>
-        <w:outlineLvl w:val="9"/>
-        <w:rPr>
-          <w:rFonts w:hint="eastAsia" w:ascii="宋体" w:hAnsi="宋体" w:eastAsia="宋体" w:cs="宋体"/>
-        </w:rPr>
-      </w:pPr>
-    </w:p>
-    <w:p>
-      <w:pPr>
-        <w:outlineLvl w:val="9"/>
-        <w:rPr>
-          <w:rFonts w:hint="eastAsia" w:ascii="宋体" w:hAnsi="宋体" w:eastAsia="宋体" w:cs="宋体"/>
-        </w:rPr>
-      </w:pPr>
-    </w:p>
-    <w:p>
-      <w:pPr>
-        <w:outlineLvl w:val="9"/>
-        <w:rPr>
-          <w:rFonts w:hint="eastAsia" w:ascii="宋体" w:hAnsi="宋体" w:eastAsia="宋体" w:cs="宋体"/>
-        </w:rPr>
-      </w:pPr>
-    </w:p>
-    <w:p>
-      <w:pPr>
-        <w:outlineLvl w:val="9"/>
-        <w:rPr>
-          <w:rFonts w:hint="eastAsia" w:ascii="宋体" w:hAnsi="宋体" w:eastAsia="宋体" w:cs="宋体"/>
-        </w:rPr>
-      </w:pPr>
-    </w:p>
-    <w:p>
-      <w:pPr>
-        <w:outlineLvl w:val="9"/>
-        <w:rPr>
-          <w:rFonts w:hint="eastAsia" w:ascii="宋体" w:hAnsi="宋体" w:eastAsia="宋体" w:cs="宋体"/>
-        </w:rPr>
-      </w:pPr>
-    </w:p>
-    <w:p>
-      <w:pPr>
-        <w:outlineLvl w:val="9"/>
-        <w:rPr>
-          <w:rFonts w:hint="eastAsia" w:ascii="宋体" w:hAnsi="宋体" w:eastAsia="宋体" w:cs="宋体"/>
-        </w:rPr>
-      </w:pPr>
-    </w:p>
-    <w:p>
-      <w:pPr>
-        <w:outlineLvl w:val="9"/>
-        <w:rPr>
-          <w:rFonts w:hint="eastAsia" w:ascii="宋体" w:hAnsi="宋体" w:eastAsia="宋体" w:cs="宋体"/>
-        </w:rPr>
-      </w:pPr>
-    </w:p>
-    <w:p>
-      <w:pPr>
-        <w:outlineLvl w:val="9"/>
-        <w:rPr>
-          <w:rFonts w:hint="eastAsia" w:ascii="宋体" w:hAnsi="宋体" w:eastAsia="宋体" w:cs="宋体"/>
-        </w:rPr>
-      </w:pPr>
-    </w:p>
-    <w:p>
-      <w:pPr>
-        <w:outlineLvl w:val="9"/>
-        <w:rPr>
-          <w:rFonts w:hint="eastAsia" w:ascii="宋体" w:hAnsi="宋体" w:eastAsia="宋体" w:cs="宋体"/>
-        </w:rPr>
-      </w:pPr>
-    </w:p>
-    <w:p>
-      <w:pPr>
-        <w:outlineLvl w:val="9"/>
-        <w:rPr>
-          <w:rFonts w:hint="eastAsia" w:ascii="宋体" w:hAnsi="宋体" w:eastAsia="宋体" w:cs="宋体"/>
-        </w:rPr>
-      </w:pPr>
-    </w:p>
-    <w:p>
-      <w:pPr>
-        <w:outlineLvl w:val="9"/>
-        <w:rPr>
-          <w:rFonts w:hint="eastAsia" w:ascii="宋体" w:hAnsi="宋体" w:eastAsia="宋体" w:cs="宋体"/>
-        </w:rPr>
-      </w:pPr>
-    </w:p>
-    <w:p>
-      <w:pPr>
-        <w:outlineLvl w:val="9"/>
-        <w:rPr>
-          <w:rFonts w:hint="eastAsia" w:ascii="宋体" w:hAnsi="宋体" w:eastAsia="宋体" w:cs="宋体"/>
-        </w:rPr>
-      </w:pPr>
-    </w:p>
-    <w:p>
-      <w:pPr>
-        <w:outlineLvl w:val="9"/>
-        <w:rPr>
-          <w:rFonts w:hint="eastAsia" w:ascii="宋体" w:hAnsi="宋体" w:eastAsia="宋体" w:cs="宋体"/>
-        </w:rPr>
-      </w:pPr>
-    </w:p>
-    <w:p>
-      <w:pPr>
-        <w:outlineLvl w:val="9"/>
-        <w:rPr>
-          <w:rFonts w:hint="eastAsia" w:ascii="宋体" w:hAnsi="宋体" w:eastAsia="宋体" w:cs="宋体"/>
-        </w:rPr>
-      </w:pPr>
-    </w:p>
-    <w:p>
-      <w:pPr>
-        <w:outlineLvl w:val="9"/>
-        <w:rPr>
-          <w:rFonts w:hint="eastAsia" w:ascii="宋体" w:hAnsi="宋体" w:eastAsia="宋体" w:cs="宋体"/>
-        </w:rPr>
-      </w:pPr>
-    </w:p>
-    <w:p>
-      <w:pPr>
-        <w:outlineLvl w:val="9"/>
-        <w:rPr>
-          <w:rFonts w:hint="eastAsia" w:ascii="宋体" w:hAnsi="宋体" w:eastAsia="宋体" w:cs="宋体"/>
-        </w:rPr>
-      </w:pPr>
-    </w:p>
-    <w:p>
-      <w:pPr>
         <w:pStyle w:val="2"/>
         <w:rPr>
           <w:rFonts w:hint="eastAsia" w:ascii="宋体" w:hAnsi="宋体" w:eastAsia="宋体" w:cs="宋体"/>
@@ -4959,7 +4789,33 @@
         <w:rPr>
           <w:rFonts w:hint="eastAsia" w:ascii="宋体" w:hAnsi="宋体" w:eastAsia="宋体" w:cs="宋体"/>
         </w:rPr>
-        <w:t>│   ├── C_ArenaGM.h/cpp              # 游戏模式</w:t>
+        <w:t xml:space="preserve">│   ├── C_ArenaGM.h/cpp             </w:t>
+      </w:r>
+      <w:r>
+        <w:rPr>
+          <w:rFonts w:hint="eastAsia" w:ascii="宋体" w:hAnsi="宋体" w:eastAsia="宋体" w:cs="宋体"/>
+          <w:lang w:val="en-US" w:eastAsia="zh-CN"/>
+        </w:rPr>
+        <w:t xml:space="preserve"> </w:t>
+      </w:r>
+      <w:r>
+        <w:rPr>
+          <w:rFonts w:hint="eastAsia" w:ascii="宋体" w:hAnsi="宋体" w:eastAsia="宋体" w:cs="宋体"/>
+        </w:rPr>
+        <w:t xml:space="preserve"> </w:t>
+      </w:r>
+      <w:r>
+        <w:rPr>
+          <w:rFonts w:hint="eastAsia" w:ascii="宋体" w:hAnsi="宋体" w:eastAsia="宋体" w:cs="宋体"/>
+          <w:lang w:val="en-US" w:eastAsia="zh-CN"/>
+        </w:rPr>
+        <w:t xml:space="preserve">   </w:t>
+      </w:r>
+      <w:r>
+        <w:rPr>
+          <w:rFonts w:hint="eastAsia" w:ascii="宋体" w:hAnsi="宋体" w:eastAsia="宋体" w:cs="宋体"/>
+        </w:rPr>
+        <w:t># 游戏模式</w:t>
       </w:r>
     </w:p>
     <w:p>
@@ -4974,7 +4830,20 @@
         <w:rPr>
           <w:rFonts w:hint="eastAsia" w:ascii="宋体" w:hAnsi="宋体" w:eastAsia="宋体" w:cs="宋体"/>
         </w:rPr>
-        <w:t>│   ├── C_ArenaGS.h/cpp              # 游戏状态</w:t>
+        <w:t xml:space="preserve">│   ├── C_ArenaGS.h/cpp             </w:t>
+      </w:r>
+      <w:r>
+        <w:rPr>
+          <w:rFonts w:hint="eastAsia" w:ascii="宋体" w:hAnsi="宋体" w:eastAsia="宋体" w:cs="宋体"/>
+          <w:lang w:val="en-US" w:eastAsia="zh-CN"/>
+        </w:rPr>
+        <w:t xml:space="preserve">    </w:t>
+      </w:r>
+      <w:r>
+        <w:rPr>
+          <w:rFonts w:hint="eastAsia" w:ascii="宋体" w:hAnsi="宋体" w:eastAsia="宋体" w:cs="宋体"/>
+        </w:rPr>
+        <w:t xml:space="preserve"> # 游戏状态</w:t>
       </w:r>
     </w:p>
     <w:p>
@@ -4989,7 +4858,20 @@
         <w:rPr>
           <w:rFonts w:hint="eastAsia" w:ascii="宋体" w:hAnsi="宋体" w:eastAsia="宋体" w:cs="宋体"/>
         </w:rPr>
-        <w:t>│   ├── C_PlayerController.h/cpp     # 玩家控制器</w:t>
+        <w:t xml:space="preserve">│   ├── C_PlayerController.h/cpp    </w:t>
+      </w:r>
+      <w:r>
+        <w:rPr>
+          <w:rFonts w:hint="eastAsia" w:ascii="宋体" w:hAnsi="宋体" w:eastAsia="宋体" w:cs="宋体"/>
+          <w:lang w:val="en-US" w:eastAsia="zh-CN"/>
+        </w:rPr>
+        <w:t xml:space="preserve">    </w:t>
+      </w:r>
+      <w:r>
+        <w:rPr>
+          <w:rFonts w:hint="eastAsia" w:ascii="宋体" w:hAnsi="宋体" w:eastAsia="宋体" w:cs="宋体"/>
+        </w:rPr>
+        <w:t xml:space="preserve"> # 玩家控制器</w:t>
       </w:r>
     </w:p>
     <w:p>
@@ -5004,7 +4886,20 @@
         <w:rPr>
           <w:rFonts w:hint="eastAsia" w:ascii="宋体" w:hAnsi="宋体" w:eastAsia="宋体" w:cs="宋体"/>
         </w:rPr>
-        <w:t>│   ├── C_PlayerState.h/cpp          # 玩家状态</w:t>
+        <w:t xml:space="preserve">│   ├── C_PlayerState.h/cpp         </w:t>
+      </w:r>
+      <w:r>
+        <w:rPr>
+          <w:rFonts w:hint="eastAsia" w:ascii="宋体" w:hAnsi="宋体" w:eastAsia="宋体" w:cs="宋体"/>
+          <w:lang w:val="en-US" w:eastAsia="zh-CN"/>
+        </w:rPr>
+        <w:t xml:space="preserve">    </w:t>
+      </w:r>
+      <w:r>
+        <w:rPr>
+          <w:rFonts w:hint="eastAsia" w:ascii="宋体" w:hAnsi="宋体" w:eastAsia="宋体" w:cs="宋体"/>
+        </w:rPr>
+        <w:t xml:space="preserve"> # 玩家状态</w:t>
       </w:r>
     </w:p>
     <w:p>
@@ -5019,7 +4914,33 @@
         <w:rPr>
           <w:rFonts w:hint="eastAsia" w:ascii="宋体" w:hAnsi="宋体" w:eastAsia="宋体" w:cs="宋体"/>
         </w:rPr>
-        <w:t>│   ├── C_Character.h/cpp            # 角色基类</w:t>
+        <w:t xml:space="preserve">│   ├── C_Character.h/cpp          </w:t>
+      </w:r>
+      <w:r>
+        <w:rPr>
+          <w:rFonts w:hint="eastAsia" w:ascii="宋体" w:hAnsi="宋体" w:eastAsia="宋体" w:cs="宋体"/>
+          <w:lang w:val="en-US" w:eastAsia="zh-CN"/>
+        </w:rPr>
+        <w:t xml:space="preserve">   </w:t>
+      </w:r>
+      <w:r>
+        <w:rPr>
+          <w:rFonts w:hint="eastAsia" w:ascii="宋体" w:hAnsi="宋体" w:eastAsia="宋体" w:cs="宋体"/>
+        </w:rPr>
+        <w:t xml:space="preserve"> </w:t>
+      </w:r>
+      <w:r>
+        <w:rPr>
+          <w:rFonts w:hint="eastAsia" w:ascii="宋体" w:hAnsi="宋体" w:eastAsia="宋体" w:cs="宋体"/>
+          <w:lang w:val="en-US" w:eastAsia="zh-CN"/>
+        </w:rPr>
+        <w:t xml:space="preserve"> </w:t>
+      </w:r>
+      <w:r>
+        <w:rPr>
+          <w:rFonts w:hint="eastAsia" w:ascii="宋体" w:hAnsi="宋体" w:eastAsia="宋体" w:cs="宋体"/>
+        </w:rPr>
+        <w:t xml:space="preserve"> # 角色基类</w:t>
       </w:r>
     </w:p>
     <w:p>
@@ -5034,7 +4955,20 @@
         <w:rPr>
           <w:rFonts w:hint="eastAsia" w:ascii="宋体" w:hAnsi="宋体" w:eastAsia="宋体" w:cs="宋体"/>
         </w:rPr>
-        <w:t>│   ├── C_Camera.h/cpp               # 摄像机</w:t>
+        <w:t xml:space="preserve">│   ├── C_Camera.h/cpp              </w:t>
+      </w:r>
+      <w:r>
+        <w:rPr>
+          <w:rFonts w:hint="eastAsia" w:ascii="宋体" w:hAnsi="宋体" w:eastAsia="宋体" w:cs="宋体"/>
+          <w:lang w:val="en-US" w:eastAsia="zh-CN"/>
+        </w:rPr>
+        <w:t xml:space="preserve">    </w:t>
+      </w:r>
+      <w:r>
+        <w:rPr>
+          <w:rFonts w:hint="eastAsia" w:ascii="宋体" w:hAnsi="宋体" w:eastAsia="宋体" w:cs="宋体"/>
+        </w:rPr>
+        <w:t xml:space="preserve"> # 摄像机</w:t>
       </w:r>
     </w:p>
     <w:p>
@@ -5049,7 +4983,20 @@
         <w:rPr>
           <w:rFonts w:hint="eastAsia" w:ascii="宋体" w:hAnsi="宋体" w:eastAsia="宋体" w:cs="宋体"/>
         </w:rPr>
-        <w:t>│   ├── C_PlayerWidget.h/cpp         # UI基类</w:t>
+        <w:t xml:space="preserve">│   ├── C_PlayerWidget.h/cpp        </w:t>
+      </w:r>
+      <w:r>
+        <w:rPr>
+          <w:rFonts w:hint="eastAsia" w:ascii="宋体" w:hAnsi="宋体" w:eastAsia="宋体" w:cs="宋体"/>
+          <w:lang w:val="en-US" w:eastAsia="zh-CN"/>
+        </w:rPr>
+        <w:t xml:space="preserve">    </w:t>
+      </w:r>
+      <w:r>
+        <w:rPr>
+          <w:rFonts w:hint="eastAsia" w:ascii="宋体" w:hAnsi="宋体" w:eastAsia="宋体" w:cs="宋体"/>
+        </w:rPr>
+        <w:t xml:space="preserve"> # UI基类</w:t>
       </w:r>
     </w:p>
     <w:p>
@@ -5064,7 +5011,20 @@
         <w:rPr>
           <w:rFonts w:hint="eastAsia" w:ascii="宋体" w:hAnsi="宋体" w:eastAsia="宋体" w:cs="宋体"/>
         </w:rPr>
-        <w:t>│   ├── C_GrabPoint.h/cpp            # 抓取点</w:t>
+        <w:t xml:space="preserve">│   ├── C_GrabPoint.h/cpp           </w:t>
+      </w:r>
+      <w:r>
+        <w:rPr>
+          <w:rFonts w:hint="eastAsia" w:ascii="宋体" w:hAnsi="宋体" w:eastAsia="宋体" w:cs="宋体"/>
+          <w:lang w:val="en-US" w:eastAsia="zh-CN"/>
+        </w:rPr>
+        <w:t xml:space="preserve">    </w:t>
+      </w:r>
+      <w:r>
+        <w:rPr>
+          <w:rFonts w:hint="eastAsia" w:ascii="宋体" w:hAnsi="宋体" w:eastAsia="宋体" w:cs="宋体"/>
+        </w:rPr>
+        <w:t xml:space="preserve"> # 抓取点</w:t>
       </w:r>
     </w:p>
     <w:p>
@@ -5079,7 +5039,33 @@
         <w:rPr>
           <w:rFonts w:hint="eastAsia" w:ascii="宋体" w:hAnsi="宋体" w:eastAsia="宋体" w:cs="宋体"/>
         </w:rPr>
-        <w:t>│   └── C_BPLNetwork.h/cpp           # 网络工具库</w:t>
+        <w:t xml:space="preserve">│   └── C_BPLNetwork.h/cpp         </w:t>
+      </w:r>
+      <w:r>
+        <w:rPr>
+          <w:rFonts w:hint="eastAsia" w:ascii="宋体" w:hAnsi="宋体" w:eastAsia="宋体" w:cs="宋体"/>
+          <w:lang w:val="en-US" w:eastAsia="zh-CN"/>
+        </w:rPr>
+        <w:t xml:space="preserve"> </w:t>
+      </w:r>
+      <w:r>
+        <w:rPr>
+          <w:rFonts w:hint="eastAsia" w:ascii="宋体" w:hAnsi="宋体" w:eastAsia="宋体" w:cs="宋体"/>
+        </w:rPr>
+        <w:t xml:space="preserve"> </w:t>
+      </w:r>
+      <w:r>
+        <w:rPr>
+          <w:rFonts w:hint="eastAsia" w:ascii="宋体" w:hAnsi="宋体" w:eastAsia="宋体" w:cs="宋体"/>
+          <w:lang w:val="en-US" w:eastAsia="zh-CN"/>
+        </w:rPr>
+        <w:t xml:space="preserve">   </w:t>
+      </w:r>
+      <w:r>
+        <w:rPr>
+          <w:rFonts w:hint="eastAsia" w:ascii="宋体" w:hAnsi="宋体" w:eastAsia="宋体" w:cs="宋体"/>
+        </w:rPr>
+        <w:t xml:space="preserve"> # 网络工具库</w:t>
       </w:r>
     </w:p>
     <w:p>
@@ -5103,13 +5089,47 @@
         <w:outlineLvl w:val="9"/>
         <w:rPr>
           <w:rFonts w:hint="eastAsia" w:ascii="宋体" w:hAnsi="宋体" w:eastAsia="宋体" w:cs="宋体"/>
-        </w:rPr>
-      </w:pPr>
-      <w:r>
-        <w:rPr>
-          <w:rFonts w:hint="eastAsia" w:ascii="宋体" w:hAnsi="宋体" w:eastAsia="宋体" w:cs="宋体"/>
-        </w:rPr>
-        <w:t>│   ├── Blueprints/                  # 蓝图资产</w:t>
+          <w:lang w:val="en-US" w:eastAsia="zh-CN"/>
+        </w:rPr>
+      </w:pPr>
+      <w:r>
+        <w:rPr>
+          <w:rFonts w:hint="eastAsia" w:ascii="宋体" w:hAnsi="宋体" w:eastAsia="宋体" w:cs="宋体"/>
+        </w:rPr>
+        <w:t>│   ├── B</w:t>
+      </w:r>
+      <w:r>
+        <w:rPr>
+          <w:rFonts w:hint="eastAsia" w:ascii="宋体" w:hAnsi="宋体" w:eastAsia="宋体" w:cs="宋体"/>
+          <w:lang w:val="en-US" w:eastAsia="zh-CN"/>
+        </w:rPr>
+        <w:t>P</w:t>
+      </w:r>
+      <w:r>
+        <w:rPr>
+          <w:rFonts w:hint="eastAsia" w:ascii="宋体" w:hAnsi="宋体" w:eastAsia="宋体" w:cs="宋体"/>
+        </w:rPr>
+        <w:t xml:space="preserve">/                  </w:t>
+      </w:r>
+      <w:r>
+        <w:rPr>
+          <w:rFonts w:hint="eastAsia" w:ascii="宋体" w:hAnsi="宋体" w:eastAsia="宋体" w:cs="宋体"/>
+          <w:lang w:val="en-US" w:eastAsia="zh-CN"/>
+        </w:rPr>
+        <w:t xml:space="preserve">            </w:t>
+      </w:r>
+      <w:r>
+        <w:rPr>
+          <w:rFonts w:hint="eastAsia" w:ascii="宋体" w:hAnsi="宋体" w:eastAsia="宋体" w:cs="宋体"/>
+        </w:rPr>
+        <w:t xml:space="preserve"># </w:t>
+      </w:r>
+      <w:r>
+        <w:rPr>
+          <w:rFonts w:hint="eastAsia" w:ascii="宋体" w:hAnsi="宋体" w:eastAsia="宋体" w:cs="宋体"/>
+          <w:lang w:val="en-US" w:eastAsia="zh-CN"/>
+        </w:rPr>
+        <w:t>蓝图资产</w:t>
       </w:r>
     </w:p>
     <w:p>
@@ -5117,14 +5137,48 @@
         <w:ind w:firstLine="420" w:firstLineChars="0"/>
         <w:outlineLvl w:val="9"/>
         <w:rPr>
-          <w:rFonts w:hint="eastAsia" w:ascii="宋体" w:hAnsi="宋体" w:eastAsia="宋体" w:cs="宋体"/>
-        </w:rPr>
-      </w:pPr>
-      <w:r>
-        <w:rPr>
-          <w:rFonts w:hint="eastAsia" w:ascii="宋体" w:hAnsi="宋体" w:eastAsia="宋体" w:cs="宋体"/>
-        </w:rPr>
-        <w:t>│   ├── Maps/                        # 关卡地图</w:t>
+          <w:rFonts w:hint="default" w:ascii="宋体" w:hAnsi="宋体" w:eastAsia="宋体" w:cs="宋体"/>
+          <w:lang w:val="en-US" w:eastAsia="zh-CN"/>
+        </w:rPr>
+      </w:pPr>
+      <w:r>
+        <w:rPr>
+          <w:rFonts w:hint="eastAsia" w:ascii="宋体" w:hAnsi="宋体" w:eastAsia="宋体" w:cs="宋体"/>
+        </w:rPr>
+        <w:t>│   │</w:t>
+      </w:r>
+      <w:r>
+        <w:rPr>
+          <w:rFonts w:hint="eastAsia" w:ascii="宋体" w:hAnsi="宋体" w:eastAsia="宋体" w:cs="宋体"/>
+          <w:lang w:val="en-US" w:eastAsia="zh-CN"/>
+        </w:rPr>
+        <w:t xml:space="preserve">   </w:t>
+      </w:r>
+      <w:r>
+        <w:rPr>
+          <w:rFonts w:hint="eastAsia" w:ascii="宋体" w:hAnsi="宋体" w:eastAsia="宋体" w:cs="宋体"/>
+        </w:rPr>
+        <w:t xml:space="preserve">├── Arena/   </w:t>
+      </w:r>
+      <w:r>
+        <w:rPr>
+          <w:rFonts w:hint="eastAsia" w:ascii="宋体" w:hAnsi="宋体" w:eastAsia="宋体" w:cs="宋体"/>
+          <w:lang w:val="en-US" w:eastAsia="zh-CN"/>
+        </w:rPr>
+        <w:t xml:space="preserve">                   </w:t>
+      </w:r>
+      <w:r>
+        <w:rPr>
+          <w:rFonts w:hint="eastAsia" w:ascii="宋体" w:hAnsi="宋体" w:eastAsia="宋体" w:cs="宋体"/>
+        </w:rPr>
+        <w:t xml:space="preserve"># </w:t>
+      </w:r>
+      <w:r>
+        <w:rPr>
+          <w:rFonts w:hint="eastAsia" w:ascii="宋体" w:hAnsi="宋体" w:eastAsia="宋体" w:cs="宋体"/>
+          <w:lang w:val="en-US" w:eastAsia="zh-CN"/>
+        </w:rPr>
+        <w:t>决斗场相关</w:t>
       </w:r>
     </w:p>
     <w:p>
@@ -5132,14 +5186,61 @@
         <w:ind w:firstLine="420" w:firstLineChars="0"/>
         <w:outlineLvl w:val="9"/>
         <w:rPr>
-          <w:rFonts w:hint="eastAsia" w:ascii="宋体" w:hAnsi="宋体" w:eastAsia="宋体" w:cs="宋体"/>
-        </w:rPr>
-      </w:pPr>
-      <w:r>
-        <w:rPr>
-          <w:rFonts w:hint="eastAsia" w:ascii="宋体" w:hAnsi="宋体" w:eastAsia="宋体" w:cs="宋体"/>
-        </w:rPr>
-        <w:t>│   ├── UI/                          # UMG界面</w:t>
+          <w:rFonts w:hint="default" w:ascii="宋体" w:hAnsi="宋体" w:eastAsia="宋体" w:cs="宋体"/>
+          <w:lang w:val="en-US" w:eastAsia="zh-CN"/>
+        </w:rPr>
+      </w:pPr>
+      <w:r>
+        <w:rPr>
+          <w:rFonts w:hint="eastAsia" w:ascii="宋体" w:hAnsi="宋体" w:eastAsia="宋体" w:cs="宋体"/>
+        </w:rPr>
+        <w:t>│   │</w:t>
+      </w:r>
+      <w:r>
+        <w:rPr>
+          <w:rFonts w:hint="eastAsia" w:ascii="宋体" w:hAnsi="宋体" w:eastAsia="宋体" w:cs="宋体"/>
+          <w:lang w:val="en-US" w:eastAsia="zh-CN"/>
+        </w:rPr>
+        <w:t xml:space="preserve">   </w:t>
+      </w:r>
+      <w:r>
+        <w:rPr>
+          <w:rFonts w:hint="eastAsia" w:ascii="宋体" w:hAnsi="宋体" w:eastAsia="宋体" w:cs="宋体"/>
+        </w:rPr>
+        <w:t>│</w:t>
+      </w:r>
+      <w:r>
+        <w:rPr>
+          <w:rFonts w:hint="eastAsia" w:ascii="宋体" w:hAnsi="宋体" w:eastAsia="宋体" w:cs="宋体"/>
+          <w:lang w:val="en-US" w:eastAsia="zh-CN"/>
+        </w:rPr>
+        <w:t xml:space="preserve">   </w:t>
+      </w:r>
+      <w:r>
+        <w:rPr>
+          <w:rFonts w:hint="eastAsia" w:ascii="宋体" w:hAnsi="宋体" w:eastAsia="宋体" w:cs="宋体"/>
+        </w:rPr>
+        <w:t xml:space="preserve">├── Character/   </w:t>
+      </w:r>
+      <w:r>
+        <w:rPr>
+          <w:rFonts w:hint="eastAsia" w:ascii="宋体" w:hAnsi="宋体" w:eastAsia="宋体" w:cs="宋体"/>
+          <w:lang w:val="en-US" w:eastAsia="zh-CN"/>
+        </w:rPr>
+        <w:t xml:space="preserve">          </w:t>
+      </w:r>
+      <w:r>
+        <w:rPr>
+          <w:rFonts w:hint="eastAsia" w:ascii="宋体" w:hAnsi="宋体" w:eastAsia="宋体" w:cs="宋体"/>
+        </w:rPr>
+        <w:t xml:space="preserve"># </w:t>
+      </w:r>
+      <w:r>
+        <w:rPr>
+          <w:rFonts w:hint="eastAsia" w:ascii="宋体" w:hAnsi="宋体" w:eastAsia="宋体" w:cs="宋体"/>
+          <w:lang w:val="en-US" w:eastAsia="zh-CN"/>
+        </w:rPr>
+        <w:t>角色相关</w:t>
       </w:r>
     </w:p>
     <w:p>
@@ -5147,14 +5248,87 @@
         <w:ind w:firstLine="420" w:firstLineChars="0"/>
         <w:outlineLvl w:val="9"/>
         <w:rPr>
-          <w:rFonts w:hint="eastAsia" w:ascii="宋体" w:hAnsi="宋体" w:eastAsia="宋体" w:cs="宋体"/>
-        </w:rPr>
-      </w:pPr>
-      <w:r>
-        <w:rPr>
-          <w:rFonts w:hint="eastAsia" w:ascii="宋体" w:hAnsi="宋体" w:eastAsia="宋体" w:cs="宋体"/>
-        </w:rPr>
-        <w:t>│   └── Animations/                  # PaperZD动画</w:t>
+          <w:rFonts w:hint="default" w:ascii="宋体" w:hAnsi="宋体" w:eastAsia="宋体" w:cs="宋体"/>
+          <w:lang w:val="en-US" w:eastAsia="zh-CN"/>
+        </w:rPr>
+      </w:pPr>
+      <w:r>
+        <w:rPr>
+          <w:rFonts w:hint="eastAsia" w:ascii="宋体" w:hAnsi="宋体" w:eastAsia="宋体" w:cs="宋体"/>
+        </w:rPr>
+        <w:t>│   │</w:t>
+      </w:r>
+      <w:r>
+        <w:rPr>
+          <w:rFonts w:hint="eastAsia" w:ascii="宋体" w:hAnsi="宋体" w:eastAsia="宋体" w:cs="宋体"/>
+          <w:lang w:val="en-US" w:eastAsia="zh-CN"/>
+        </w:rPr>
+        <w:t xml:space="preserve">   </w:t>
+      </w:r>
+      <w:r>
+        <w:rPr>
+          <w:rFonts w:hint="eastAsia" w:ascii="宋体" w:hAnsi="宋体" w:eastAsia="宋体" w:cs="宋体"/>
+        </w:rPr>
+        <w:t>│</w:t>
+      </w:r>
+      <w:r>
+        <w:rPr>
+          <w:rFonts w:hint="eastAsia" w:ascii="宋体" w:hAnsi="宋体" w:eastAsia="宋体" w:cs="宋体"/>
+          <w:lang w:val="en-US" w:eastAsia="zh-CN"/>
+        </w:rPr>
+        <w:t xml:space="preserve">   </w:t>
+      </w:r>
+      <w:r>
+        <w:rPr>
+          <w:rFonts w:hint="eastAsia" w:ascii="宋体" w:hAnsi="宋体" w:eastAsia="宋体" w:cs="宋体"/>
+        </w:rPr>
+        <w:t>│</w:t>
+      </w:r>
+      <w:r>
+        <w:rPr>
+          <w:rFonts w:hint="eastAsia" w:ascii="宋体" w:hAnsi="宋体" w:eastAsia="宋体" w:cs="宋体"/>
+          <w:lang w:val="en-US" w:eastAsia="zh-CN"/>
+        </w:rPr>
+        <w:t xml:space="preserve">   </w:t>
+      </w:r>
+      <w:r>
+        <w:rPr>
+          <w:rFonts w:hint="eastAsia" w:ascii="宋体" w:hAnsi="宋体" w:eastAsia="宋体" w:cs="宋体"/>
+        </w:rPr>
+        <w:t xml:space="preserve">├── </w:t>
+      </w:r>
+      <w:r>
+        <w:rPr>
+          <w:rFonts w:hint="eastAsia" w:ascii="宋体" w:hAnsi="宋体" w:eastAsia="宋体" w:cs="宋体"/>
+          <w:lang w:val="en-US" w:eastAsia="zh-CN"/>
+        </w:rPr>
+        <w:t>Base</w:t>
+      </w:r>
+      <w:r>
+        <w:rPr>
+          <w:rFonts w:hint="eastAsia" w:ascii="宋体" w:hAnsi="宋体" w:eastAsia="宋体" w:cs="宋体"/>
+        </w:rPr>
+        <w:t xml:space="preserve">/  </w:t>
+      </w:r>
+      <w:r>
+        <w:rPr>
+          <w:rFonts w:hint="eastAsia" w:ascii="宋体" w:hAnsi="宋体" w:eastAsia="宋体" w:cs="宋体"/>
+          <w:lang w:val="en-US" w:eastAsia="zh-CN"/>
+        </w:rPr>
+        <w:t xml:space="preserve">           </w:t>
+      </w:r>
+      <w:r>
+        <w:rPr>
+          <w:rFonts w:hint="eastAsia" w:ascii="宋体" w:hAnsi="宋体" w:eastAsia="宋体" w:cs="宋体"/>
+        </w:rPr>
+        <w:t xml:space="preserve"># </w:t>
+      </w:r>
+      <w:r>
+        <w:rPr>
+          <w:rFonts w:hint="eastAsia" w:ascii="宋体" w:hAnsi="宋体" w:eastAsia="宋体" w:cs="宋体"/>
+          <w:lang w:val="en-US" w:eastAsia="zh-CN"/>
+        </w:rPr>
+        <w:t>基类相关</w:t>
       </w:r>
     </w:p>
     <w:p>
@@ -5162,15 +5336,1641 @@
         <w:ind w:firstLine="420" w:firstLineChars="0"/>
         <w:outlineLvl w:val="9"/>
         <w:rPr>
-          <w:rFonts w:hint="eastAsia" w:ascii="宋体" w:hAnsi="宋体" w:eastAsia="宋体" w:cs="宋体"/>
-        </w:rPr>
-      </w:pPr>
+          <w:rFonts w:hint="default" w:ascii="宋体" w:hAnsi="宋体" w:eastAsia="宋体" w:cs="宋体"/>
+          <w:lang w:val="en-US" w:eastAsia="zh-CN"/>
+        </w:rPr>
+      </w:pPr>
+      <w:r>
+        <w:rPr>
+          <w:rFonts w:hint="eastAsia" w:ascii="宋体" w:hAnsi="宋体" w:eastAsia="宋体" w:cs="宋体"/>
+        </w:rPr>
+        <w:t>│   │</w:t>
+      </w:r>
+      <w:r>
+        <w:rPr>
+          <w:rFonts w:hint="eastAsia" w:ascii="宋体" w:hAnsi="宋体" w:eastAsia="宋体" w:cs="宋体"/>
+          <w:lang w:val="en-US" w:eastAsia="zh-CN"/>
+        </w:rPr>
+        <w:t xml:space="preserve">   </w:t>
+      </w:r>
+      <w:r>
+        <w:rPr>
+          <w:rFonts w:hint="eastAsia" w:ascii="宋体" w:hAnsi="宋体" w:eastAsia="宋体" w:cs="宋体"/>
+        </w:rPr>
+        <w:t>│</w:t>
+      </w:r>
+      <w:r>
+        <w:rPr>
+          <w:rFonts w:hint="eastAsia" w:ascii="宋体" w:hAnsi="宋体" w:eastAsia="宋体" w:cs="宋体"/>
+          <w:lang w:val="en-US" w:eastAsia="zh-CN"/>
+        </w:rPr>
+        <w:t xml:space="preserve">   </w:t>
+      </w:r>
+      <w:r>
+        <w:rPr>
+          <w:rFonts w:hint="eastAsia" w:ascii="宋体" w:hAnsi="宋体" w:eastAsia="宋体" w:cs="宋体"/>
+        </w:rPr>
+        <w:t>│</w:t>
+      </w:r>
+      <w:r>
+        <w:rPr>
+          <w:rFonts w:hint="eastAsia" w:ascii="宋体" w:hAnsi="宋体" w:eastAsia="宋体" w:cs="宋体"/>
+          <w:lang w:val="en-US" w:eastAsia="zh-CN"/>
+        </w:rPr>
+        <w:t xml:space="preserve">   </w:t>
+      </w:r>
+      <w:r>
+        <w:rPr>
+          <w:rFonts w:hint="eastAsia" w:ascii="宋体" w:hAnsi="宋体" w:eastAsia="宋体" w:cs="宋体"/>
+        </w:rPr>
+        <w:t>│</w:t>
+      </w:r>
+      <w:r>
+        <w:rPr>
+          <w:rFonts w:hint="eastAsia" w:ascii="宋体" w:hAnsi="宋体" w:eastAsia="宋体" w:cs="宋体"/>
+          <w:lang w:val="en-US" w:eastAsia="zh-CN"/>
+        </w:rPr>
+        <w:t xml:space="preserve">   </w:t>
+      </w:r>
+      <w:r>
+        <w:rPr>
+          <w:rFonts w:hint="eastAsia" w:ascii="宋体" w:hAnsi="宋体" w:eastAsia="宋体" w:cs="宋体"/>
+        </w:rPr>
+        <w:t xml:space="preserve">├── </w:t>
+      </w:r>
+      <w:r>
+        <w:rPr>
+          <w:rFonts w:hint="eastAsia" w:ascii="宋体" w:hAnsi="宋体" w:eastAsia="宋体" w:cs="宋体"/>
+          <w:lang w:val="en-US" w:eastAsia="zh-CN"/>
+        </w:rPr>
+        <w:t>AnimNotify</w:t>
+      </w:r>
+      <w:r>
+        <w:rPr>
+          <w:rFonts w:hint="eastAsia" w:ascii="宋体" w:hAnsi="宋体" w:eastAsia="宋体" w:cs="宋体"/>
+        </w:rPr>
+        <w:t xml:space="preserve">/ </w:t>
+      </w:r>
+      <w:r>
+        <w:rPr>
+          <w:rFonts w:hint="eastAsia" w:ascii="宋体" w:hAnsi="宋体" w:eastAsia="宋体" w:cs="宋体"/>
+          <w:lang w:val="en-US" w:eastAsia="zh-CN"/>
+        </w:rPr>
+        <w:t xml:space="preserve"> </w:t>
+      </w:r>
+      <w:r>
+        <w:rPr>
+          <w:rFonts w:hint="eastAsia" w:ascii="宋体" w:hAnsi="宋体" w:eastAsia="宋体" w:cs="宋体"/>
+        </w:rPr>
+        <w:t xml:space="preserve"># </w:t>
+      </w:r>
+      <w:r>
+        <w:rPr>
+          <w:rFonts w:hint="eastAsia" w:ascii="宋体" w:hAnsi="宋体" w:eastAsia="宋体" w:cs="宋体"/>
+          <w:lang w:val="en-US" w:eastAsia="zh-CN"/>
+        </w:rPr>
+        <w:t>基类动画通知</w:t>
+      </w:r>
+    </w:p>
+    <w:p>
+      <w:pPr>
+        <w:ind w:firstLine="420" w:firstLineChars="0"/>
+        <w:outlineLvl w:val="9"/>
+        <w:rPr>
+          <w:rFonts w:hint="default" w:ascii="宋体" w:hAnsi="宋体" w:eastAsia="宋体" w:cs="宋体"/>
+          <w:lang w:val="en-US" w:eastAsia="zh-CN"/>
+        </w:rPr>
+      </w:pPr>
+      <w:r>
+        <w:rPr>
+          <w:rFonts w:hint="eastAsia" w:ascii="宋体" w:hAnsi="宋体" w:eastAsia="宋体" w:cs="宋体"/>
+        </w:rPr>
+        <w:t>│   │</w:t>
+      </w:r>
+      <w:r>
+        <w:rPr>
+          <w:rFonts w:hint="eastAsia" w:ascii="宋体" w:hAnsi="宋体" w:eastAsia="宋体" w:cs="宋体"/>
+          <w:lang w:val="en-US" w:eastAsia="zh-CN"/>
+        </w:rPr>
+        <w:t xml:space="preserve">   </w:t>
+      </w:r>
+      <w:r>
+        <w:rPr>
+          <w:rFonts w:hint="eastAsia" w:ascii="宋体" w:hAnsi="宋体" w:eastAsia="宋体" w:cs="宋体"/>
+        </w:rPr>
+        <w:t>│</w:t>
+      </w:r>
+      <w:r>
+        <w:rPr>
+          <w:rFonts w:hint="eastAsia" w:ascii="宋体" w:hAnsi="宋体" w:eastAsia="宋体" w:cs="宋体"/>
+          <w:lang w:val="en-US" w:eastAsia="zh-CN"/>
+        </w:rPr>
+        <w:t xml:space="preserve">   </w:t>
+      </w:r>
+      <w:r>
+        <w:rPr>
+          <w:rFonts w:hint="eastAsia" w:ascii="宋体" w:hAnsi="宋体" w:eastAsia="宋体" w:cs="宋体"/>
+        </w:rPr>
+        <w:t>│</w:t>
+      </w:r>
+      <w:r>
+        <w:rPr>
+          <w:rFonts w:hint="eastAsia" w:ascii="宋体" w:hAnsi="宋体" w:eastAsia="宋体" w:cs="宋体"/>
+          <w:lang w:val="en-US" w:eastAsia="zh-CN"/>
+        </w:rPr>
+        <w:t xml:space="preserve">   </w:t>
+      </w:r>
+      <w:r>
+        <w:rPr>
+          <w:rFonts w:hint="eastAsia" w:ascii="宋体" w:hAnsi="宋体" w:eastAsia="宋体" w:cs="宋体"/>
+        </w:rPr>
+        <w:t>│</w:t>
+      </w:r>
+      <w:r>
+        <w:rPr>
+          <w:rFonts w:hint="eastAsia" w:ascii="宋体" w:hAnsi="宋体" w:eastAsia="宋体" w:cs="宋体"/>
+          <w:lang w:val="en-US" w:eastAsia="zh-CN"/>
+        </w:rPr>
+        <w:t xml:space="preserve">   </w:t>
+      </w:r>
       <w:r>
         <w:rPr>
           <w:rFonts w:hint="eastAsia" w:ascii="宋体" w:hAnsi="宋体" w:eastAsia="宋体" w:cs="宋体"/>
         </w:rPr>
         <w:t>└── ...</w:t>
       </w:r>
+      <w:r>
+        <w:rPr>
+          <w:rFonts w:hint="eastAsia" w:ascii="宋体" w:hAnsi="宋体" w:eastAsia="宋体" w:cs="宋体"/>
+          <w:lang w:val="en-US" w:eastAsia="zh-CN"/>
+        </w:rPr>
+        <w:t xml:space="preserve">          </w:t>
+      </w:r>
+      <w:r>
+        <w:rPr>
+          <w:rFonts w:hint="eastAsia" w:ascii="宋体" w:hAnsi="宋体" w:eastAsia="宋体" w:cs="宋体"/>
+        </w:rPr>
+        <w:t xml:space="preserve"># </w:t>
+      </w:r>
+      <w:r>
+        <w:rPr>
+          <w:rFonts w:hint="eastAsia" w:ascii="宋体" w:hAnsi="宋体" w:eastAsia="宋体" w:cs="宋体"/>
+          <w:lang w:val="en-US" w:eastAsia="zh-CN"/>
+        </w:rPr>
+        <w:t>角色基类蓝图及其接口蓝图</w:t>
+      </w:r>
+    </w:p>
+    <w:p>
+      <w:pPr>
+        <w:ind w:firstLine="420" w:firstLineChars="0"/>
+        <w:outlineLvl w:val="9"/>
+        <w:rPr>
+          <w:rFonts w:hint="default" w:ascii="宋体" w:hAnsi="宋体" w:eastAsia="宋体" w:cs="宋体"/>
+          <w:lang w:val="en-US" w:eastAsia="zh-CN"/>
+        </w:rPr>
+      </w:pPr>
+      <w:r>
+        <w:rPr>
+          <w:rFonts w:hint="eastAsia" w:ascii="宋体" w:hAnsi="宋体" w:eastAsia="宋体" w:cs="宋体"/>
+        </w:rPr>
+        <w:t>│   │</w:t>
+      </w:r>
+      <w:r>
+        <w:rPr>
+          <w:rFonts w:hint="eastAsia" w:ascii="宋体" w:hAnsi="宋体" w:eastAsia="宋体" w:cs="宋体"/>
+          <w:lang w:val="en-US" w:eastAsia="zh-CN"/>
+        </w:rPr>
+        <w:t xml:space="preserve">   </w:t>
+      </w:r>
+      <w:r>
+        <w:rPr>
+          <w:rFonts w:hint="eastAsia" w:ascii="宋体" w:hAnsi="宋体" w:eastAsia="宋体" w:cs="宋体"/>
+        </w:rPr>
+        <w:t>│</w:t>
+      </w:r>
+      <w:r>
+        <w:rPr>
+          <w:rFonts w:hint="eastAsia" w:ascii="宋体" w:hAnsi="宋体" w:eastAsia="宋体" w:cs="宋体"/>
+          <w:lang w:val="en-US" w:eastAsia="zh-CN"/>
+        </w:rPr>
+        <w:t xml:space="preserve">   </w:t>
+      </w:r>
+      <w:r>
+        <w:rPr>
+          <w:rFonts w:hint="eastAsia" w:ascii="宋体" w:hAnsi="宋体" w:eastAsia="宋体" w:cs="宋体"/>
+        </w:rPr>
+        <w:t>│</w:t>
+      </w:r>
+      <w:r>
+        <w:rPr>
+          <w:rFonts w:hint="eastAsia" w:ascii="宋体" w:hAnsi="宋体" w:eastAsia="宋体" w:cs="宋体"/>
+          <w:lang w:val="en-US" w:eastAsia="zh-CN"/>
+        </w:rPr>
+        <w:t xml:space="preserve">   </w:t>
+      </w:r>
+      <w:r>
+        <w:rPr>
+          <w:rFonts w:hint="eastAsia" w:ascii="宋体" w:hAnsi="宋体" w:eastAsia="宋体" w:cs="宋体"/>
+        </w:rPr>
+        <w:t xml:space="preserve">└── </w:t>
+      </w:r>
+      <w:r>
+        <w:rPr>
+          <w:rFonts w:hint="eastAsia" w:ascii="宋体" w:hAnsi="宋体" w:eastAsia="宋体" w:cs="宋体"/>
+          <w:lang w:val="en-US" w:eastAsia="zh-CN"/>
+        </w:rPr>
+        <w:t>Menma</w:t>
+      </w:r>
+      <w:r>
+        <w:rPr>
+          <w:rFonts w:hint="eastAsia" w:ascii="宋体" w:hAnsi="宋体" w:eastAsia="宋体" w:cs="宋体"/>
+        </w:rPr>
+        <w:t xml:space="preserve">/  </w:t>
+      </w:r>
+      <w:r>
+        <w:rPr>
+          <w:rFonts w:hint="eastAsia" w:ascii="宋体" w:hAnsi="宋体" w:eastAsia="宋体" w:cs="宋体"/>
+          <w:lang w:val="en-US" w:eastAsia="zh-CN"/>
+        </w:rPr>
+        <w:t xml:space="preserve">          # 角色子类面麻相关</w:t>
+      </w:r>
+    </w:p>
+    <w:p>
+      <w:pPr>
+        <w:ind w:firstLine="420" w:firstLineChars="0"/>
+        <w:outlineLvl w:val="9"/>
+        <w:rPr>
+          <w:rFonts w:hint="default" w:ascii="宋体" w:hAnsi="宋体" w:eastAsia="宋体" w:cs="宋体"/>
+          <w:lang w:val="en-US" w:eastAsia="zh-CN"/>
+        </w:rPr>
+      </w:pPr>
+      <w:r>
+        <w:rPr>
+          <w:rFonts w:hint="eastAsia" w:ascii="宋体" w:hAnsi="宋体" w:eastAsia="宋体" w:cs="宋体"/>
+        </w:rPr>
+        <w:t>│   │</w:t>
+      </w:r>
+      <w:r>
+        <w:rPr>
+          <w:rFonts w:hint="eastAsia" w:ascii="宋体" w:hAnsi="宋体" w:eastAsia="宋体" w:cs="宋体"/>
+          <w:lang w:val="en-US" w:eastAsia="zh-CN"/>
+        </w:rPr>
+        <w:t xml:space="preserve">   </w:t>
+      </w:r>
+      <w:r>
+        <w:rPr>
+          <w:rFonts w:hint="eastAsia" w:ascii="宋体" w:hAnsi="宋体" w:eastAsia="宋体" w:cs="宋体"/>
+        </w:rPr>
+        <w:t>│</w:t>
+      </w:r>
+      <w:r>
+        <w:rPr>
+          <w:rFonts w:hint="eastAsia" w:ascii="宋体" w:hAnsi="宋体" w:eastAsia="宋体" w:cs="宋体"/>
+          <w:lang w:val="en-US" w:eastAsia="zh-CN"/>
+        </w:rPr>
+        <w:t xml:space="preserve">   </w:t>
+      </w:r>
+      <w:r>
+        <w:rPr>
+          <w:rFonts w:hint="eastAsia" w:ascii="宋体" w:hAnsi="宋体" w:eastAsia="宋体" w:cs="宋体"/>
+        </w:rPr>
+        <w:t>└── ...</w:t>
+      </w:r>
+      <w:r>
+        <w:rPr>
+          <w:rFonts w:hint="eastAsia" w:ascii="宋体" w:hAnsi="宋体" w:eastAsia="宋体" w:cs="宋体"/>
+          <w:lang w:val="en-US" w:eastAsia="zh-CN"/>
+        </w:rPr>
+        <w:t xml:space="preserve">                    # 游戏模式等</w:t>
+      </w:r>
+    </w:p>
+    <w:p>
+      <w:pPr>
+        <w:ind w:firstLine="420" w:firstLineChars="0"/>
+        <w:outlineLvl w:val="9"/>
+        <w:rPr>
+          <w:rFonts w:hint="default" w:ascii="宋体" w:hAnsi="宋体" w:eastAsia="宋体" w:cs="宋体"/>
+          <w:lang w:val="en-US" w:eastAsia="zh-CN"/>
+        </w:rPr>
+      </w:pPr>
+      <w:r>
+        <w:rPr>
+          <w:rFonts w:hint="eastAsia" w:ascii="宋体" w:hAnsi="宋体" w:eastAsia="宋体" w:cs="宋体"/>
+        </w:rPr>
+        <w:t>│   │</w:t>
+      </w:r>
+      <w:r>
+        <w:rPr>
+          <w:rFonts w:hint="eastAsia" w:ascii="宋体" w:hAnsi="宋体" w:eastAsia="宋体" w:cs="宋体"/>
+          <w:lang w:val="en-US" w:eastAsia="zh-CN"/>
+        </w:rPr>
+        <w:t xml:space="preserve">   </w:t>
+      </w:r>
+      <w:r>
+        <w:rPr>
+          <w:rFonts w:hint="eastAsia" w:ascii="宋体" w:hAnsi="宋体" w:eastAsia="宋体" w:cs="宋体"/>
+        </w:rPr>
+        <w:t xml:space="preserve">└── Lobby/              </w:t>
+      </w:r>
+      <w:r>
+        <w:rPr>
+          <w:rFonts w:hint="eastAsia" w:ascii="宋体" w:hAnsi="宋体" w:eastAsia="宋体" w:cs="宋体"/>
+          <w:lang w:val="en-US" w:eastAsia="zh-CN"/>
+        </w:rPr>
+        <w:t xml:space="preserve">        </w:t>
+      </w:r>
+      <w:r>
+        <w:rPr>
+          <w:rFonts w:hint="eastAsia" w:ascii="宋体" w:hAnsi="宋体" w:eastAsia="宋体" w:cs="宋体"/>
+        </w:rPr>
+        <w:t xml:space="preserve"># </w:t>
+      </w:r>
+      <w:r>
+        <w:rPr>
+          <w:rFonts w:hint="eastAsia" w:ascii="宋体" w:hAnsi="宋体" w:eastAsia="宋体" w:cs="宋体"/>
+          <w:lang w:val="en-US" w:eastAsia="zh-CN"/>
+        </w:rPr>
+        <w:t>大厅相关</w:t>
+      </w:r>
+    </w:p>
+    <w:p>
+      <w:pPr>
+        <w:ind w:firstLine="420" w:firstLineChars="0"/>
+        <w:outlineLvl w:val="9"/>
+        <w:rPr>
+          <w:rFonts w:hint="default" w:ascii="宋体" w:hAnsi="宋体" w:eastAsia="宋体" w:cs="宋体"/>
+          <w:lang w:val="en-US" w:eastAsia="zh-CN"/>
+        </w:rPr>
+      </w:pPr>
+      <w:r>
+        <w:rPr>
+          <w:rFonts w:hint="eastAsia" w:ascii="宋体" w:hAnsi="宋体" w:eastAsia="宋体" w:cs="宋体"/>
+        </w:rPr>
+        <w:t xml:space="preserve">│   ├── </w:t>
+      </w:r>
+      <w:r>
+        <w:rPr>
+          <w:rFonts w:hint="eastAsia" w:ascii="宋体" w:hAnsi="宋体" w:eastAsia="宋体" w:cs="宋体"/>
+          <w:lang w:val="en-US" w:eastAsia="zh-CN"/>
+        </w:rPr>
+        <w:t>Data</w:t>
+      </w:r>
+      <w:r>
+        <w:rPr>
+          <w:rFonts w:hint="eastAsia" w:ascii="宋体" w:hAnsi="宋体" w:eastAsia="宋体" w:cs="宋体"/>
+        </w:rPr>
+        <w:t xml:space="preserve">/                        </w:t>
+      </w:r>
+      <w:r>
+        <w:rPr>
+          <w:rFonts w:hint="eastAsia" w:ascii="宋体" w:hAnsi="宋体" w:eastAsia="宋体" w:cs="宋体"/>
+          <w:lang w:val="en-US" w:eastAsia="zh-CN"/>
+        </w:rPr>
+        <w:t xml:space="preserve">    </w:t>
+      </w:r>
+      <w:r>
+        <w:rPr>
+          <w:rFonts w:hint="eastAsia" w:ascii="宋体" w:hAnsi="宋体" w:eastAsia="宋体" w:cs="宋体"/>
+        </w:rPr>
+        <w:t xml:space="preserve"># </w:t>
+      </w:r>
+      <w:r>
+        <w:rPr>
+          <w:rFonts w:hint="eastAsia" w:ascii="宋体" w:hAnsi="宋体" w:eastAsia="宋体" w:cs="宋体"/>
+          <w:lang w:val="en-US" w:eastAsia="zh-CN"/>
+        </w:rPr>
+        <w:t>数据相关</w:t>
+      </w:r>
+    </w:p>
+    <w:p>
+      <w:pPr>
+        <w:ind w:firstLine="420" w:firstLineChars="0"/>
+        <w:outlineLvl w:val="9"/>
+        <w:rPr>
+          <w:rFonts w:hint="default" w:ascii="宋体" w:hAnsi="宋体" w:eastAsia="宋体" w:cs="宋体"/>
+          <w:lang w:val="en-US" w:eastAsia="zh-CN"/>
+        </w:rPr>
+      </w:pPr>
+      <w:r>
+        <w:rPr>
+          <w:rFonts w:hint="eastAsia" w:ascii="宋体" w:hAnsi="宋体" w:eastAsia="宋体" w:cs="宋体"/>
+        </w:rPr>
+        <w:t>│   │</w:t>
+      </w:r>
+      <w:r>
+        <w:rPr>
+          <w:rFonts w:hint="eastAsia" w:ascii="宋体" w:hAnsi="宋体" w:eastAsia="宋体" w:cs="宋体"/>
+          <w:lang w:val="en-US" w:eastAsia="zh-CN"/>
+        </w:rPr>
+        <w:t xml:space="preserve">   </w:t>
+      </w:r>
+      <w:r>
+        <w:rPr>
+          <w:rFonts w:hint="eastAsia" w:ascii="宋体" w:hAnsi="宋体" w:eastAsia="宋体" w:cs="宋体"/>
+        </w:rPr>
+        <w:t xml:space="preserve">└── </w:t>
+      </w:r>
+      <w:r>
+        <w:rPr>
+          <w:rFonts w:hint="eastAsia" w:ascii="宋体" w:hAnsi="宋体" w:eastAsia="宋体" w:cs="宋体"/>
+          <w:lang w:val="en-US" w:eastAsia="zh-CN"/>
+        </w:rPr>
+        <w:t>SE</w:t>
+      </w:r>
+      <w:r>
+        <w:rPr>
+          <w:rFonts w:hint="eastAsia" w:ascii="宋体" w:hAnsi="宋体" w:eastAsia="宋体" w:cs="宋体"/>
+        </w:rPr>
+        <w:t xml:space="preserve">/   </w:t>
+      </w:r>
+      <w:r>
+        <w:rPr>
+          <w:rFonts w:hint="eastAsia" w:ascii="宋体" w:hAnsi="宋体" w:eastAsia="宋体" w:cs="宋体"/>
+          <w:lang w:val="en-US" w:eastAsia="zh-CN"/>
+        </w:rPr>
+        <w:t xml:space="preserve">                      # 特效数据</w:t>
+      </w:r>
+    </w:p>
+    <w:p>
+      <w:pPr>
+        <w:ind w:firstLine="420" w:firstLineChars="0"/>
+        <w:outlineLvl w:val="9"/>
+        <w:rPr>
+          <w:rFonts w:hint="default" w:ascii="宋体" w:hAnsi="宋体" w:eastAsia="宋体" w:cs="宋体"/>
+          <w:lang w:val="en-US" w:eastAsia="zh-CN"/>
+        </w:rPr>
+      </w:pPr>
+      <w:r>
+        <w:rPr>
+          <w:rFonts w:hint="eastAsia" w:ascii="宋体" w:hAnsi="宋体" w:eastAsia="宋体" w:cs="宋体"/>
+        </w:rPr>
+        <w:t xml:space="preserve">│   ├── Input/  </w:t>
+      </w:r>
+      <w:r>
+        <w:rPr>
+          <w:rFonts w:hint="eastAsia" w:ascii="宋体" w:hAnsi="宋体" w:eastAsia="宋体" w:cs="宋体"/>
+          <w:lang w:val="en-US" w:eastAsia="zh-CN"/>
+        </w:rPr>
+        <w:t xml:space="preserve">                         </w:t>
+      </w:r>
+      <w:r>
+        <w:rPr>
+          <w:rFonts w:hint="eastAsia" w:ascii="宋体" w:hAnsi="宋体" w:eastAsia="宋体" w:cs="宋体"/>
+        </w:rPr>
+        <w:t xml:space="preserve"># </w:t>
+      </w:r>
+      <w:r>
+        <w:rPr>
+          <w:rFonts w:hint="eastAsia" w:ascii="宋体" w:hAnsi="宋体" w:eastAsia="宋体" w:cs="宋体"/>
+          <w:lang w:val="en-US" w:eastAsia="zh-CN"/>
+        </w:rPr>
+        <w:t>输入相关</w:t>
+      </w:r>
+    </w:p>
+    <w:p>
+      <w:pPr>
+        <w:ind w:firstLine="420" w:firstLineChars="0"/>
+        <w:outlineLvl w:val="9"/>
+        <w:rPr>
+          <w:rFonts w:hint="default" w:ascii="宋体" w:hAnsi="宋体" w:eastAsia="宋体" w:cs="宋体"/>
+          <w:lang w:val="en-US" w:eastAsia="zh-CN"/>
+        </w:rPr>
+      </w:pPr>
+      <w:r>
+        <w:rPr>
+          <w:rFonts w:hint="eastAsia" w:ascii="宋体" w:hAnsi="宋体" w:eastAsia="宋体" w:cs="宋体"/>
+        </w:rPr>
+        <w:t>│   │</w:t>
+      </w:r>
+      <w:r>
+        <w:rPr>
+          <w:rFonts w:hint="eastAsia" w:ascii="宋体" w:hAnsi="宋体" w:eastAsia="宋体" w:cs="宋体"/>
+          <w:lang w:val="en-US" w:eastAsia="zh-CN"/>
+        </w:rPr>
+        <w:t xml:space="preserve">   </w:t>
+      </w:r>
+      <w:r>
+        <w:rPr>
+          <w:rFonts w:hint="eastAsia" w:ascii="宋体" w:hAnsi="宋体" w:eastAsia="宋体" w:cs="宋体"/>
+        </w:rPr>
+        <w:t xml:space="preserve">├── </w:t>
+      </w:r>
+      <w:r>
+        <w:rPr>
+          <w:rFonts w:hint="eastAsia" w:ascii="宋体" w:hAnsi="宋体" w:eastAsia="宋体" w:cs="宋体"/>
+          <w:lang w:val="en-US" w:eastAsia="zh-CN"/>
+        </w:rPr>
+        <w:t>Inputs</w:t>
+      </w:r>
+      <w:r>
+        <w:rPr>
+          <w:rFonts w:hint="eastAsia" w:ascii="宋体" w:hAnsi="宋体" w:eastAsia="宋体" w:cs="宋体"/>
+        </w:rPr>
+        <w:t xml:space="preserve">/       </w:t>
+      </w:r>
+      <w:r>
+        <w:rPr>
+          <w:rFonts w:hint="eastAsia" w:ascii="宋体" w:hAnsi="宋体" w:eastAsia="宋体" w:cs="宋体"/>
+          <w:lang w:val="en-US" w:eastAsia="zh-CN"/>
+        </w:rPr>
+        <w:t xml:space="preserve">              # 输入操作</w:t>
+      </w:r>
+    </w:p>
+    <w:p>
+      <w:pPr>
+        <w:ind w:firstLine="420" w:firstLineChars="0"/>
+        <w:outlineLvl w:val="9"/>
+        <w:rPr>
+          <w:rFonts w:hint="default" w:ascii="宋体" w:hAnsi="宋体" w:eastAsia="宋体" w:cs="宋体"/>
+          <w:lang w:val="en-US" w:eastAsia="zh-CN"/>
+        </w:rPr>
+      </w:pPr>
+      <w:r>
+        <w:rPr>
+          <w:rFonts w:hint="eastAsia" w:ascii="宋体" w:hAnsi="宋体" w:eastAsia="宋体" w:cs="宋体"/>
+        </w:rPr>
+        <w:t>│   │</w:t>
+      </w:r>
+      <w:r>
+        <w:rPr>
+          <w:rFonts w:hint="eastAsia" w:ascii="宋体" w:hAnsi="宋体" w:eastAsia="宋体" w:cs="宋体"/>
+          <w:lang w:val="en-US" w:eastAsia="zh-CN"/>
+        </w:rPr>
+        <w:t xml:space="preserve">   </w:t>
+      </w:r>
+      <w:r>
+        <w:rPr>
+          <w:rFonts w:hint="eastAsia" w:ascii="宋体" w:hAnsi="宋体" w:eastAsia="宋体" w:cs="宋体"/>
+        </w:rPr>
+        <w:t>└──</w:t>
+      </w:r>
+      <w:r>
+        <w:rPr>
+          <w:rFonts w:hint="eastAsia" w:ascii="宋体" w:hAnsi="宋体" w:eastAsia="宋体" w:cs="宋体"/>
+          <w:lang w:val="en-US" w:eastAsia="zh-CN"/>
+        </w:rPr>
+        <w:t xml:space="preserve"> </w:t>
+      </w:r>
+      <w:r>
+        <w:rPr>
+          <w:rFonts w:hint="eastAsia" w:ascii="宋体" w:hAnsi="宋体" w:eastAsia="宋体" w:cs="宋体"/>
+        </w:rPr>
+        <w:t xml:space="preserve">...                     </w:t>
+      </w:r>
+      <w:r>
+        <w:rPr>
+          <w:rFonts w:hint="eastAsia" w:ascii="宋体" w:hAnsi="宋体" w:eastAsia="宋体" w:cs="宋体"/>
+          <w:lang w:val="en-US" w:eastAsia="zh-CN"/>
+        </w:rPr>
+        <w:t xml:space="preserve">    # 输入映射</w:t>
+      </w:r>
+    </w:p>
+    <w:p>
+      <w:pPr>
+        <w:ind w:firstLine="420" w:firstLineChars="0"/>
+        <w:outlineLvl w:val="9"/>
+        <w:rPr>
+          <w:rFonts w:hint="eastAsia" w:ascii="宋体" w:hAnsi="宋体" w:eastAsia="宋体" w:cs="宋体"/>
+        </w:rPr>
+      </w:pPr>
+      <w:r>
+        <w:rPr>
+          <w:rFonts w:hint="eastAsia" w:ascii="宋体" w:hAnsi="宋体" w:eastAsia="宋体" w:cs="宋体"/>
+        </w:rPr>
+        <w:t xml:space="preserve">│   ├── </w:t>
+      </w:r>
+      <w:r>
+        <w:rPr>
+          <w:rFonts w:hint="eastAsia" w:ascii="宋体" w:hAnsi="宋体" w:eastAsia="宋体" w:cs="宋体"/>
+          <w:lang w:val="en-US" w:eastAsia="zh-CN"/>
+        </w:rPr>
+        <w:t>Map</w:t>
+      </w:r>
+      <w:r>
+        <w:rPr>
+          <w:rFonts w:hint="eastAsia" w:ascii="宋体" w:hAnsi="宋体" w:eastAsia="宋体" w:cs="宋体"/>
+        </w:rPr>
+        <w:t xml:space="preserve">/                          </w:t>
+      </w:r>
+      <w:r>
+        <w:rPr>
+          <w:rFonts w:hint="eastAsia" w:ascii="宋体" w:hAnsi="宋体" w:eastAsia="宋体" w:cs="宋体"/>
+          <w:lang w:val="en-US" w:eastAsia="zh-CN"/>
+        </w:rPr>
+        <w:t xml:space="preserve">   # 游戏地图</w:t>
+      </w:r>
+      <w:r>
+        <w:rPr>
+          <w:rFonts w:hint="eastAsia" w:ascii="宋体" w:hAnsi="宋体" w:eastAsia="宋体" w:cs="宋体"/>
+        </w:rPr>
+        <w:t xml:space="preserve"> </w:t>
+      </w:r>
+    </w:p>
+    <w:p>
+      <w:pPr>
+        <w:ind w:firstLine="420" w:firstLineChars="0"/>
+        <w:outlineLvl w:val="9"/>
+        <w:rPr>
+          <w:rFonts w:hint="default" w:ascii="宋体" w:hAnsi="宋体" w:eastAsia="宋体" w:cs="宋体"/>
+          <w:lang w:val="en-US" w:eastAsia="zh-CN"/>
+        </w:rPr>
+      </w:pPr>
+      <w:r>
+        <w:rPr>
+          <w:rFonts w:hint="eastAsia" w:ascii="宋体" w:hAnsi="宋体" w:eastAsia="宋体" w:cs="宋体"/>
+        </w:rPr>
+        <w:t xml:space="preserve">│   ├── </w:t>
+      </w:r>
+      <w:r>
+        <w:rPr>
+          <w:rFonts w:hint="eastAsia" w:ascii="宋体" w:hAnsi="宋体" w:eastAsia="宋体" w:cs="宋体"/>
+          <w:lang w:val="en-US" w:eastAsia="zh-CN"/>
+        </w:rPr>
+        <w:t>Material</w:t>
+      </w:r>
+      <w:r>
+        <w:rPr>
+          <w:rFonts w:hint="eastAsia" w:ascii="宋体" w:hAnsi="宋体" w:eastAsia="宋体" w:cs="宋体"/>
+        </w:rPr>
+        <w:t xml:space="preserve">/ </w:t>
+      </w:r>
+      <w:r>
+        <w:rPr>
+          <w:rFonts w:hint="eastAsia" w:ascii="宋体" w:hAnsi="宋体" w:eastAsia="宋体" w:cs="宋体"/>
+          <w:lang w:val="en-US" w:eastAsia="zh-CN"/>
+        </w:rPr>
+        <w:t xml:space="preserve">                       # 游戏素材</w:t>
+      </w:r>
+    </w:p>
+    <w:p>
+      <w:pPr>
+        <w:ind w:firstLine="420" w:firstLineChars="0"/>
+        <w:outlineLvl w:val="9"/>
+        <w:rPr>
+          <w:rFonts w:hint="default" w:ascii="宋体" w:hAnsi="宋体" w:eastAsia="宋体" w:cs="宋体"/>
+          <w:lang w:val="en-US" w:eastAsia="zh-CN"/>
+        </w:rPr>
+      </w:pPr>
+      <w:r>
+        <w:rPr>
+          <w:rFonts w:hint="eastAsia" w:ascii="宋体" w:hAnsi="宋体" w:eastAsia="宋体" w:cs="宋体"/>
+        </w:rPr>
+        <w:t>│   │</w:t>
+      </w:r>
+      <w:r>
+        <w:rPr>
+          <w:rFonts w:hint="eastAsia" w:ascii="宋体" w:hAnsi="宋体" w:eastAsia="宋体" w:cs="宋体"/>
+          <w:lang w:val="en-US" w:eastAsia="zh-CN"/>
+        </w:rPr>
+        <w:t xml:space="preserve">   </w:t>
+      </w:r>
+      <w:r>
+        <w:rPr>
+          <w:rFonts w:hint="eastAsia" w:ascii="宋体" w:hAnsi="宋体" w:eastAsia="宋体" w:cs="宋体"/>
+        </w:rPr>
+        <w:t xml:space="preserve">├── </w:t>
+      </w:r>
+      <w:r>
+        <w:rPr>
+          <w:rFonts w:hint="eastAsia" w:ascii="宋体" w:hAnsi="宋体" w:eastAsia="宋体" w:cs="宋体"/>
+          <w:lang w:val="en-US" w:eastAsia="zh-CN"/>
+        </w:rPr>
+        <w:t>Attacker</w:t>
+      </w:r>
+      <w:r>
+        <w:rPr>
+          <w:rFonts w:hint="eastAsia" w:ascii="宋体" w:hAnsi="宋体" w:eastAsia="宋体" w:cs="宋体"/>
+        </w:rPr>
+        <w:t>/</w:t>
+      </w:r>
+      <w:r>
+        <w:rPr>
+          <w:rFonts w:hint="eastAsia" w:ascii="宋体" w:hAnsi="宋体" w:eastAsia="宋体" w:cs="宋体"/>
+          <w:lang w:val="en-US" w:eastAsia="zh-CN"/>
+        </w:rPr>
+        <w:t xml:space="preserve">                   # 攻击体相关</w:t>
+      </w:r>
+    </w:p>
+    <w:p>
+      <w:pPr>
+        <w:ind w:firstLine="420" w:firstLineChars="0"/>
+        <w:outlineLvl w:val="9"/>
+        <w:rPr>
+          <w:rFonts w:hint="default" w:ascii="宋体" w:hAnsi="宋体" w:eastAsia="宋体" w:cs="宋体"/>
+          <w:lang w:val="en-US" w:eastAsia="zh-CN"/>
+        </w:rPr>
+      </w:pPr>
+      <w:r>
+        <w:rPr>
+          <w:rFonts w:hint="eastAsia" w:ascii="宋体" w:hAnsi="宋体" w:eastAsia="宋体" w:cs="宋体"/>
+        </w:rPr>
+        <w:t>│   │</w:t>
+      </w:r>
+      <w:r>
+        <w:rPr>
+          <w:rFonts w:hint="eastAsia" w:ascii="宋体" w:hAnsi="宋体" w:eastAsia="宋体" w:cs="宋体"/>
+          <w:lang w:val="en-US" w:eastAsia="zh-CN"/>
+        </w:rPr>
+        <w:t xml:space="preserve">   </w:t>
+      </w:r>
+      <w:r>
+        <w:rPr>
+          <w:rFonts w:hint="eastAsia" w:ascii="宋体" w:hAnsi="宋体" w:eastAsia="宋体" w:cs="宋体"/>
+        </w:rPr>
+        <w:t>│</w:t>
+      </w:r>
+      <w:r>
+        <w:rPr>
+          <w:rFonts w:hint="eastAsia" w:ascii="宋体" w:hAnsi="宋体" w:eastAsia="宋体" w:cs="宋体"/>
+          <w:lang w:val="en-US" w:eastAsia="zh-CN"/>
+        </w:rPr>
+        <w:t xml:space="preserve">   </w:t>
+      </w:r>
+      <w:r>
+        <w:rPr>
+          <w:rFonts w:hint="eastAsia" w:ascii="宋体" w:hAnsi="宋体" w:eastAsia="宋体" w:cs="宋体"/>
+        </w:rPr>
+        <w:t>├── Base/</w:t>
+      </w:r>
+      <w:r>
+        <w:rPr>
+          <w:rFonts w:hint="eastAsia" w:ascii="宋体" w:hAnsi="宋体" w:eastAsia="宋体" w:cs="宋体"/>
+          <w:lang w:val="en-US" w:eastAsia="zh-CN"/>
+        </w:rPr>
+        <w:t xml:space="preserve">                  # 攻击体基类相关</w:t>
+      </w:r>
+    </w:p>
+    <w:p>
+      <w:pPr>
+        <w:ind w:firstLine="420" w:firstLineChars="0"/>
+        <w:outlineLvl w:val="9"/>
+        <w:rPr>
+          <w:rFonts w:hint="default" w:ascii="宋体" w:hAnsi="宋体" w:eastAsia="宋体" w:cs="宋体"/>
+          <w:lang w:val="en-US" w:eastAsia="zh-CN"/>
+        </w:rPr>
+      </w:pPr>
+      <w:r>
+        <w:rPr>
+          <w:rFonts w:hint="eastAsia" w:ascii="宋体" w:hAnsi="宋体" w:eastAsia="宋体" w:cs="宋体"/>
+        </w:rPr>
+        <w:t>│   │</w:t>
+      </w:r>
+      <w:r>
+        <w:rPr>
+          <w:rFonts w:hint="eastAsia" w:ascii="宋体" w:hAnsi="宋体" w:eastAsia="宋体" w:cs="宋体"/>
+          <w:lang w:val="en-US" w:eastAsia="zh-CN"/>
+        </w:rPr>
+        <w:t xml:space="preserve">   </w:t>
+      </w:r>
+      <w:r>
+        <w:rPr>
+          <w:rFonts w:hint="eastAsia" w:ascii="宋体" w:hAnsi="宋体" w:eastAsia="宋体" w:cs="宋体"/>
+        </w:rPr>
+        <w:t>│</w:t>
+      </w:r>
+      <w:r>
+        <w:rPr>
+          <w:rFonts w:hint="eastAsia" w:ascii="宋体" w:hAnsi="宋体" w:eastAsia="宋体" w:cs="宋体"/>
+          <w:lang w:val="en-US" w:eastAsia="zh-CN"/>
+        </w:rPr>
+        <w:t xml:space="preserve">   </w:t>
+      </w:r>
+      <w:r>
+        <w:rPr>
+          <w:rFonts w:hint="eastAsia" w:ascii="宋体" w:hAnsi="宋体" w:eastAsia="宋体" w:cs="宋体"/>
+        </w:rPr>
+        <w:t>│</w:t>
+      </w:r>
+      <w:r>
+        <w:rPr>
+          <w:rFonts w:hint="eastAsia" w:ascii="宋体" w:hAnsi="宋体" w:eastAsia="宋体" w:cs="宋体"/>
+          <w:lang w:val="en-US" w:eastAsia="zh-CN"/>
+        </w:rPr>
+        <w:t xml:space="preserve">   </w:t>
+      </w:r>
+      <w:r>
+        <w:rPr>
+          <w:rFonts w:hint="eastAsia" w:ascii="宋体" w:hAnsi="宋体" w:eastAsia="宋体" w:cs="宋体"/>
+        </w:rPr>
+        <w:t xml:space="preserve">├── </w:t>
+      </w:r>
+      <w:r>
+        <w:rPr>
+          <w:rFonts w:hint="eastAsia" w:ascii="宋体" w:hAnsi="宋体" w:eastAsia="宋体" w:cs="宋体"/>
+          <w:lang w:val="en-US" w:eastAsia="zh-CN"/>
+        </w:rPr>
+        <w:t>AAN</w:t>
+      </w:r>
+      <w:r>
+        <w:rPr>
+          <w:rFonts w:hint="eastAsia" w:ascii="宋体" w:hAnsi="宋体" w:eastAsia="宋体" w:cs="宋体"/>
+        </w:rPr>
+        <w:t xml:space="preserve">/ </w:t>
+      </w:r>
+      <w:r>
+        <w:rPr>
+          <w:rFonts w:hint="eastAsia" w:ascii="宋体" w:hAnsi="宋体" w:eastAsia="宋体" w:cs="宋体"/>
+          <w:lang w:val="en-US" w:eastAsia="zh-CN"/>
+        </w:rPr>
+        <w:t xml:space="preserve">             # 攻击体动画通知基类</w:t>
+      </w:r>
+    </w:p>
+    <w:p>
+      <w:pPr>
+        <w:ind w:firstLine="420" w:firstLineChars="0"/>
+        <w:outlineLvl w:val="9"/>
+        <w:rPr>
+          <w:rFonts w:hint="default" w:ascii="宋体" w:hAnsi="宋体" w:eastAsia="宋体" w:cs="宋体"/>
+          <w:lang w:val="en-US" w:eastAsia="zh-CN"/>
+        </w:rPr>
+      </w:pPr>
+      <w:r>
+        <w:rPr>
+          <w:rFonts w:hint="eastAsia" w:ascii="宋体" w:hAnsi="宋体" w:eastAsia="宋体" w:cs="宋体"/>
+        </w:rPr>
+        <w:t>│   │</w:t>
+      </w:r>
+      <w:r>
+        <w:rPr>
+          <w:rFonts w:hint="eastAsia" w:ascii="宋体" w:hAnsi="宋体" w:eastAsia="宋体" w:cs="宋体"/>
+          <w:lang w:val="en-US" w:eastAsia="zh-CN"/>
+        </w:rPr>
+        <w:t xml:space="preserve">   </w:t>
+      </w:r>
+      <w:r>
+        <w:rPr>
+          <w:rFonts w:hint="eastAsia" w:ascii="宋体" w:hAnsi="宋体" w:eastAsia="宋体" w:cs="宋体"/>
+        </w:rPr>
+        <w:t>│</w:t>
+      </w:r>
+      <w:r>
+        <w:rPr>
+          <w:rFonts w:hint="eastAsia" w:ascii="宋体" w:hAnsi="宋体" w:eastAsia="宋体" w:cs="宋体"/>
+          <w:lang w:val="en-US" w:eastAsia="zh-CN"/>
+        </w:rPr>
+        <w:t xml:space="preserve">   </w:t>
+      </w:r>
+      <w:r>
+        <w:rPr>
+          <w:rFonts w:hint="eastAsia" w:ascii="宋体" w:hAnsi="宋体" w:eastAsia="宋体" w:cs="宋体"/>
+        </w:rPr>
+        <w:t>│</w:t>
+      </w:r>
+      <w:r>
+        <w:rPr>
+          <w:rFonts w:hint="eastAsia" w:ascii="宋体" w:hAnsi="宋体" w:eastAsia="宋体" w:cs="宋体"/>
+          <w:lang w:val="en-US" w:eastAsia="zh-CN"/>
+        </w:rPr>
+        <w:t xml:space="preserve">   </w:t>
+      </w:r>
+      <w:r>
+        <w:rPr>
+          <w:rFonts w:hint="eastAsia" w:ascii="宋体" w:hAnsi="宋体" w:eastAsia="宋体" w:cs="宋体"/>
+        </w:rPr>
+        <w:t xml:space="preserve">└── </w:t>
+      </w:r>
+      <w:r>
+        <w:rPr>
+          <w:rFonts w:hint="eastAsia" w:ascii="宋体" w:hAnsi="宋体" w:eastAsia="宋体" w:cs="宋体"/>
+          <w:lang w:val="en-US" w:eastAsia="zh-CN"/>
+        </w:rPr>
+        <w:t>...               # 攻击体基类蓝图及其接口蓝图</w:t>
+      </w:r>
+    </w:p>
+    <w:p>
+      <w:pPr>
+        <w:ind w:firstLine="420" w:firstLineChars="0"/>
+        <w:outlineLvl w:val="9"/>
+        <w:rPr>
+          <w:rFonts w:hint="default" w:ascii="宋体" w:hAnsi="宋体" w:eastAsia="宋体" w:cs="宋体"/>
+          <w:lang w:val="en-US" w:eastAsia="zh-CN"/>
+        </w:rPr>
+      </w:pPr>
+      <w:r>
+        <w:rPr>
+          <w:rFonts w:hint="eastAsia" w:ascii="宋体" w:hAnsi="宋体" w:eastAsia="宋体" w:cs="宋体"/>
+        </w:rPr>
+        <w:t>│   │</w:t>
+      </w:r>
+      <w:r>
+        <w:rPr>
+          <w:rFonts w:hint="eastAsia" w:ascii="宋体" w:hAnsi="宋体" w:eastAsia="宋体" w:cs="宋体"/>
+          <w:lang w:val="en-US" w:eastAsia="zh-CN"/>
+        </w:rPr>
+        <w:t xml:space="preserve">   </w:t>
+      </w:r>
+      <w:r>
+        <w:rPr>
+          <w:rFonts w:hint="eastAsia" w:ascii="宋体" w:hAnsi="宋体" w:eastAsia="宋体" w:cs="宋体"/>
+        </w:rPr>
+        <w:t>│</w:t>
+      </w:r>
+      <w:r>
+        <w:rPr>
+          <w:rFonts w:hint="eastAsia" w:ascii="宋体" w:hAnsi="宋体" w:eastAsia="宋体" w:cs="宋体"/>
+          <w:lang w:val="en-US" w:eastAsia="zh-CN"/>
+        </w:rPr>
+        <w:t xml:space="preserve">   </w:t>
+      </w:r>
+      <w:r>
+        <w:rPr>
+          <w:rFonts w:hint="eastAsia" w:ascii="宋体" w:hAnsi="宋体" w:eastAsia="宋体" w:cs="宋体"/>
+        </w:rPr>
+        <w:t>├── Menma/</w:t>
+      </w:r>
+      <w:r>
+        <w:rPr>
+          <w:rFonts w:hint="eastAsia" w:ascii="宋体" w:hAnsi="宋体" w:eastAsia="宋体" w:cs="宋体"/>
+          <w:lang w:val="en-US" w:eastAsia="zh-CN"/>
+        </w:rPr>
+        <w:t xml:space="preserve">                 # 角色子类面麻的攻击体相关</w:t>
+      </w:r>
+    </w:p>
+    <w:p>
+      <w:pPr>
+        <w:ind w:firstLine="420" w:firstLineChars="0"/>
+        <w:outlineLvl w:val="9"/>
+        <w:rPr>
+          <w:rFonts w:hint="default" w:ascii="宋体" w:hAnsi="宋体" w:eastAsia="宋体" w:cs="宋体"/>
+          <w:lang w:val="en-US" w:eastAsia="zh-CN"/>
+        </w:rPr>
+      </w:pPr>
+      <w:r>
+        <w:rPr>
+          <w:rFonts w:hint="eastAsia" w:ascii="宋体" w:hAnsi="宋体" w:eastAsia="宋体" w:cs="宋体"/>
+        </w:rPr>
+        <w:t>│   │</w:t>
+      </w:r>
+      <w:r>
+        <w:rPr>
+          <w:rFonts w:hint="eastAsia" w:ascii="宋体" w:hAnsi="宋体" w:eastAsia="宋体" w:cs="宋体"/>
+          <w:lang w:val="en-US" w:eastAsia="zh-CN"/>
+        </w:rPr>
+        <w:t xml:space="preserve">   </w:t>
+      </w:r>
+      <w:r>
+        <w:rPr>
+          <w:rFonts w:hint="eastAsia" w:ascii="宋体" w:hAnsi="宋体" w:eastAsia="宋体" w:cs="宋体"/>
+        </w:rPr>
+        <w:t>│</w:t>
+      </w:r>
+      <w:r>
+        <w:rPr>
+          <w:rFonts w:hint="eastAsia" w:ascii="宋体" w:hAnsi="宋体" w:eastAsia="宋体" w:cs="宋体"/>
+          <w:lang w:val="en-US" w:eastAsia="zh-CN"/>
+        </w:rPr>
+        <w:t xml:space="preserve">   </w:t>
+      </w:r>
+      <w:r>
+        <w:rPr>
+          <w:rFonts w:hint="eastAsia" w:ascii="宋体" w:hAnsi="宋体" w:eastAsia="宋体" w:cs="宋体"/>
+        </w:rPr>
+        <w:t>├── Scroll/</w:t>
+      </w:r>
+      <w:r>
+        <w:rPr>
+          <w:rFonts w:hint="eastAsia" w:ascii="宋体" w:hAnsi="宋体" w:eastAsia="宋体" w:cs="宋体"/>
+          <w:lang w:val="en-US" w:eastAsia="zh-CN"/>
+        </w:rPr>
+        <w:t xml:space="preserve">                # 秘卷攻击体</w:t>
+      </w:r>
+    </w:p>
+    <w:p>
+      <w:pPr>
+        <w:ind w:firstLine="420" w:firstLineChars="0"/>
+        <w:outlineLvl w:val="9"/>
+        <w:rPr>
+          <w:rFonts w:hint="default" w:ascii="宋体" w:hAnsi="宋体" w:eastAsia="宋体" w:cs="宋体"/>
+          <w:lang w:val="en-US" w:eastAsia="zh-CN"/>
+        </w:rPr>
+      </w:pPr>
+      <w:r>
+        <w:rPr>
+          <w:rFonts w:hint="eastAsia" w:ascii="宋体" w:hAnsi="宋体" w:eastAsia="宋体" w:cs="宋体"/>
+        </w:rPr>
+        <w:t>│   │</w:t>
+      </w:r>
+      <w:r>
+        <w:rPr>
+          <w:rFonts w:hint="eastAsia" w:ascii="宋体" w:hAnsi="宋体" w:eastAsia="宋体" w:cs="宋体"/>
+          <w:lang w:val="en-US" w:eastAsia="zh-CN"/>
+        </w:rPr>
+        <w:t xml:space="preserve">   </w:t>
+      </w:r>
+      <w:r>
+        <w:rPr>
+          <w:rFonts w:hint="eastAsia" w:ascii="宋体" w:hAnsi="宋体" w:eastAsia="宋体" w:cs="宋体"/>
+        </w:rPr>
+        <w:t>│</w:t>
+      </w:r>
+      <w:r>
+        <w:rPr>
+          <w:rFonts w:hint="eastAsia" w:ascii="宋体" w:hAnsi="宋体" w:eastAsia="宋体" w:cs="宋体"/>
+          <w:lang w:val="en-US" w:eastAsia="zh-CN"/>
+        </w:rPr>
+        <w:t xml:space="preserve">   </w:t>
+      </w:r>
+      <w:r>
+        <w:rPr>
+          <w:rFonts w:hint="eastAsia" w:ascii="宋体" w:hAnsi="宋体" w:eastAsia="宋体" w:cs="宋体"/>
+        </w:rPr>
+        <w:t>└── Summon/</w:t>
+      </w:r>
+      <w:r>
+        <w:rPr>
+          <w:rFonts w:hint="eastAsia" w:ascii="宋体" w:hAnsi="宋体" w:eastAsia="宋体" w:cs="宋体"/>
+          <w:lang w:val="en-US" w:eastAsia="zh-CN"/>
+        </w:rPr>
+        <w:t xml:space="preserve">                # 通灵攻击体</w:t>
+      </w:r>
+    </w:p>
+    <w:p>
+      <w:pPr>
+        <w:ind w:firstLine="420" w:firstLineChars="0"/>
+        <w:outlineLvl w:val="9"/>
+        <w:rPr>
+          <w:rFonts w:hint="default" w:ascii="宋体" w:hAnsi="宋体" w:eastAsia="宋体" w:cs="宋体"/>
+          <w:lang w:val="en-US" w:eastAsia="zh-CN"/>
+        </w:rPr>
+      </w:pPr>
+      <w:r>
+        <w:rPr>
+          <w:rFonts w:hint="eastAsia" w:ascii="宋体" w:hAnsi="宋体" w:eastAsia="宋体" w:cs="宋体"/>
+        </w:rPr>
+        <w:t>│   │</w:t>
+      </w:r>
+      <w:r>
+        <w:rPr>
+          <w:rFonts w:hint="eastAsia" w:ascii="宋体" w:hAnsi="宋体" w:eastAsia="宋体" w:cs="宋体"/>
+          <w:lang w:val="en-US" w:eastAsia="zh-CN"/>
+        </w:rPr>
+        <w:t xml:space="preserve">   </w:t>
+      </w:r>
+      <w:r>
+        <w:rPr>
+          <w:rFonts w:hint="eastAsia" w:ascii="宋体" w:hAnsi="宋体" w:eastAsia="宋体" w:cs="宋体"/>
+        </w:rPr>
+        <w:t xml:space="preserve">├── </w:t>
+      </w:r>
+      <w:r>
+        <w:rPr>
+          <w:rFonts w:hint="eastAsia" w:ascii="宋体" w:hAnsi="宋体" w:eastAsia="宋体" w:cs="宋体"/>
+          <w:lang w:val="en-US" w:eastAsia="zh-CN"/>
+        </w:rPr>
+        <w:t>MapM</w:t>
+      </w:r>
+      <w:r>
+        <w:rPr>
+          <w:rFonts w:hint="eastAsia" w:ascii="宋体" w:hAnsi="宋体" w:eastAsia="宋体" w:cs="宋体"/>
+        </w:rPr>
+        <w:t xml:space="preserve">/  </w:t>
+      </w:r>
+      <w:r>
+        <w:rPr>
+          <w:rFonts w:hint="eastAsia" w:ascii="宋体" w:hAnsi="宋体" w:eastAsia="宋体" w:cs="宋体"/>
+          <w:lang w:val="en-US" w:eastAsia="zh-CN"/>
+        </w:rPr>
+        <w:t xml:space="preserve">                     # 地图素材</w:t>
+      </w:r>
+    </w:p>
+    <w:p>
+      <w:pPr>
+        <w:ind w:firstLine="420" w:firstLineChars="0"/>
+        <w:outlineLvl w:val="9"/>
+        <w:rPr>
+          <w:rFonts w:hint="eastAsia" w:ascii="宋体" w:hAnsi="宋体" w:eastAsia="宋体" w:cs="宋体"/>
+          <w:kern w:val="2"/>
+          <w:sz w:val="21"/>
+          <w:szCs w:val="21"/>
+          <w:lang w:val="en-US" w:eastAsia="zh-CN"/>
+        </w:rPr>
+      </w:pPr>
+      <w:r>
+        <w:rPr>
+          <w:rFonts w:hint="eastAsia" w:ascii="宋体" w:hAnsi="宋体" w:eastAsia="宋体" w:cs="宋体"/>
+          <w:kern w:val="2"/>
+          <w:sz w:val="21"/>
+          <w:szCs w:val="21"/>
+        </w:rPr>
+        <w:t xml:space="preserve">│   │   </w:t>
+      </w:r>
+      <w:r>
+        <w:rPr>
+          <w:rFonts w:hint="eastAsia" w:ascii="宋体" w:hAnsi="宋体" w:eastAsia="宋体" w:cs="宋体"/>
+        </w:rPr>
+        <w:t>│</w:t>
+      </w:r>
+      <w:r>
+        <w:rPr>
+          <w:rFonts w:hint="eastAsia" w:ascii="宋体" w:hAnsi="宋体" w:eastAsia="宋体" w:cs="宋体"/>
+          <w:lang w:val="en-US" w:eastAsia="zh-CN"/>
+        </w:rPr>
+        <w:t xml:space="preserve">   </w:t>
+      </w:r>
+      <w:r>
+        <w:rPr>
+          <w:rFonts w:hint="eastAsia" w:ascii="宋体" w:hAnsi="宋体" w:eastAsia="宋体" w:cs="宋体"/>
+        </w:rPr>
+        <w:t xml:space="preserve">├── </w:t>
+      </w:r>
+      <w:r>
+        <w:rPr>
+          <w:rFonts w:hint="eastAsia" w:ascii="宋体" w:hAnsi="宋体" w:eastAsia="宋体" w:cs="宋体"/>
+          <w:kern w:val="2"/>
+          <w:sz w:val="21"/>
+          <w:szCs w:val="21"/>
+        </w:rPr>
+        <w:t xml:space="preserve"> Background/  </w:t>
+      </w:r>
+      <w:r>
+        <w:rPr>
+          <w:rFonts w:hint="eastAsia" w:ascii="宋体" w:hAnsi="宋体" w:eastAsia="宋体" w:cs="宋体"/>
+          <w:kern w:val="2"/>
+          <w:sz w:val="21"/>
+          <w:szCs w:val="21"/>
+          <w:lang w:val="en-US" w:eastAsia="zh-CN"/>
+        </w:rPr>
+        <w:t xml:space="preserve">         # 场景</w:t>
+      </w:r>
+    </w:p>
+    <w:p>
+      <w:pPr>
+        <w:ind w:firstLine="420" w:firstLineChars="0"/>
+        <w:outlineLvl w:val="9"/>
+        <w:rPr>
+          <w:rFonts w:hint="default" w:ascii="宋体" w:hAnsi="宋体" w:eastAsia="宋体" w:cs="宋体"/>
+          <w:kern w:val="2"/>
+          <w:sz w:val="21"/>
+          <w:szCs w:val="21"/>
+          <w:lang w:val="en-US" w:eastAsia="zh-CN"/>
+        </w:rPr>
+      </w:pPr>
+      <w:r>
+        <w:rPr>
+          <w:rFonts w:hint="eastAsia" w:ascii="宋体" w:hAnsi="宋体" w:eastAsia="宋体" w:cs="宋体"/>
+          <w:kern w:val="2"/>
+          <w:sz w:val="21"/>
+          <w:szCs w:val="21"/>
+        </w:rPr>
+        <w:t xml:space="preserve">│   │   </w:t>
+      </w:r>
+      <w:r>
+        <w:rPr>
+          <w:rFonts w:hint="eastAsia" w:ascii="宋体" w:hAnsi="宋体" w:eastAsia="宋体" w:cs="宋体"/>
+        </w:rPr>
+        <w:t>│</w:t>
+      </w:r>
+      <w:r>
+        <w:rPr>
+          <w:rFonts w:hint="eastAsia" w:ascii="宋体" w:hAnsi="宋体" w:eastAsia="宋体" w:cs="宋体"/>
+          <w:lang w:val="en-US" w:eastAsia="zh-CN"/>
+        </w:rPr>
+        <w:t xml:space="preserve">   </w:t>
+      </w:r>
+      <w:r>
+        <w:rPr>
+          <w:rFonts w:hint="eastAsia" w:ascii="宋体" w:hAnsi="宋体" w:eastAsia="宋体" w:cs="宋体"/>
+        </w:rPr>
+        <w:t xml:space="preserve">├── </w:t>
+      </w:r>
+      <w:r>
+        <w:rPr>
+          <w:rFonts w:hint="eastAsia" w:ascii="宋体" w:hAnsi="宋体" w:eastAsia="宋体" w:cs="宋体"/>
+          <w:kern w:val="2"/>
+          <w:sz w:val="21"/>
+          <w:szCs w:val="21"/>
+        </w:rPr>
+        <w:t xml:space="preserve"> GrabPoint/  </w:t>
+      </w:r>
+      <w:r>
+        <w:rPr>
+          <w:rFonts w:hint="eastAsia" w:ascii="宋体" w:hAnsi="宋体" w:eastAsia="宋体" w:cs="宋体"/>
+          <w:kern w:val="2"/>
+          <w:sz w:val="21"/>
+          <w:szCs w:val="21"/>
+          <w:lang w:val="en-US" w:eastAsia="zh-CN"/>
+        </w:rPr>
+        <w:t xml:space="preserve">          # 抓取点</w:t>
+      </w:r>
+    </w:p>
+    <w:p>
+      <w:pPr>
+        <w:ind w:firstLine="420" w:firstLineChars="0"/>
+        <w:outlineLvl w:val="9"/>
+        <w:rPr>
+          <w:rFonts w:hint="default" w:ascii="宋体" w:hAnsi="宋体" w:eastAsia="宋体" w:cs="宋体"/>
+          <w:kern w:val="2"/>
+          <w:sz w:val="21"/>
+          <w:szCs w:val="21"/>
+          <w:lang w:val="en-US" w:eastAsia="zh-CN"/>
+        </w:rPr>
+      </w:pPr>
+      <w:r>
+        <w:rPr>
+          <w:rFonts w:hint="eastAsia" w:ascii="宋体" w:hAnsi="宋体" w:eastAsia="宋体" w:cs="宋体"/>
+          <w:kern w:val="2"/>
+          <w:sz w:val="21"/>
+          <w:szCs w:val="21"/>
+        </w:rPr>
+        <w:t xml:space="preserve">│   │   </w:t>
+      </w:r>
+      <w:r>
+        <w:rPr>
+          <w:rFonts w:hint="eastAsia" w:ascii="宋体" w:hAnsi="宋体" w:eastAsia="宋体" w:cs="宋体"/>
+        </w:rPr>
+        <w:t>│</w:t>
+      </w:r>
+      <w:r>
+        <w:rPr>
+          <w:rFonts w:hint="eastAsia" w:ascii="宋体" w:hAnsi="宋体" w:eastAsia="宋体" w:cs="宋体"/>
+          <w:lang w:val="en-US" w:eastAsia="zh-CN"/>
+        </w:rPr>
+        <w:t xml:space="preserve">   </w:t>
+      </w:r>
+      <w:r>
+        <w:rPr>
+          <w:rFonts w:hint="eastAsia" w:ascii="宋体" w:hAnsi="宋体" w:eastAsia="宋体" w:cs="宋体"/>
+        </w:rPr>
+        <w:t xml:space="preserve">└── </w:t>
+      </w:r>
+      <w:r>
+        <w:rPr>
+          <w:rFonts w:hint="eastAsia" w:ascii="宋体" w:hAnsi="宋体" w:eastAsia="宋体" w:cs="宋体"/>
+          <w:kern w:val="2"/>
+          <w:sz w:val="21"/>
+          <w:szCs w:val="21"/>
+        </w:rPr>
+        <w:t xml:space="preserve"> Camera/</w:t>
+      </w:r>
+      <w:r>
+        <w:rPr>
+          <w:rFonts w:hint="eastAsia" w:ascii="宋体" w:hAnsi="宋体" w:eastAsia="宋体" w:cs="宋体"/>
+          <w:kern w:val="2"/>
+          <w:sz w:val="21"/>
+          <w:szCs w:val="21"/>
+          <w:lang w:val="en-US" w:eastAsia="zh-CN"/>
+        </w:rPr>
+        <w:t xml:space="preserve">               # 摄像头</w:t>
+      </w:r>
+    </w:p>
+    <w:p>
+      <w:pPr>
+        <w:ind w:firstLine="420" w:firstLineChars="0"/>
+        <w:outlineLvl w:val="9"/>
+        <w:rPr>
+          <w:rFonts w:hint="default" w:ascii="宋体" w:hAnsi="宋体" w:eastAsia="宋体" w:cs="宋体"/>
+          <w:kern w:val="2"/>
+          <w:sz w:val="21"/>
+          <w:szCs w:val="21"/>
+          <w:lang w:val="en-US" w:eastAsia="zh-CN"/>
+        </w:rPr>
+      </w:pPr>
+      <w:r>
+        <w:rPr>
+          <w:rFonts w:hint="eastAsia" w:ascii="宋体" w:hAnsi="宋体" w:eastAsia="宋体" w:cs="宋体"/>
+          <w:kern w:val="2"/>
+          <w:sz w:val="21"/>
+          <w:szCs w:val="21"/>
+        </w:rPr>
+        <w:t>│   │   ├── Character</w:t>
+      </w:r>
+      <w:r>
+        <w:rPr>
+          <w:rFonts w:hint="eastAsia" w:ascii="宋体" w:hAnsi="宋体" w:eastAsia="宋体" w:cs="宋体"/>
+          <w:kern w:val="2"/>
+          <w:sz w:val="21"/>
+          <w:szCs w:val="21"/>
+          <w:lang w:val="en-US" w:eastAsia="zh-CN"/>
+        </w:rPr>
+        <w:t>M</w:t>
+      </w:r>
+      <w:r>
+        <w:rPr>
+          <w:rFonts w:hint="eastAsia" w:ascii="宋体" w:hAnsi="宋体" w:eastAsia="宋体" w:cs="宋体"/>
+          <w:kern w:val="2"/>
+          <w:sz w:val="21"/>
+          <w:szCs w:val="21"/>
+        </w:rPr>
+        <w:t>/</w:t>
+      </w:r>
+      <w:r>
+        <w:rPr>
+          <w:rFonts w:hint="eastAsia" w:ascii="宋体" w:hAnsi="宋体" w:eastAsia="宋体" w:cs="宋体"/>
+          <w:kern w:val="2"/>
+          <w:sz w:val="21"/>
+          <w:szCs w:val="21"/>
+          <w:lang w:val="en-US" w:eastAsia="zh-CN"/>
+        </w:rPr>
+        <w:t xml:space="preserve">                 # 角色素材                   </w:t>
+      </w:r>
+    </w:p>
+    <w:p>
+      <w:pPr>
+        <w:ind w:firstLine="420" w:firstLineChars="0"/>
+        <w:outlineLvl w:val="9"/>
+        <w:rPr>
+          <w:rFonts w:hint="default" w:ascii="宋体" w:hAnsi="宋体" w:eastAsia="宋体" w:cs="宋体"/>
+          <w:kern w:val="2"/>
+          <w:sz w:val="21"/>
+          <w:szCs w:val="21"/>
+          <w:lang w:val="en-US" w:eastAsia="zh-CN"/>
+        </w:rPr>
+      </w:pPr>
+      <w:r>
+        <w:rPr>
+          <w:rFonts w:hint="eastAsia" w:ascii="宋体" w:hAnsi="宋体" w:eastAsia="宋体" w:cs="宋体"/>
+          <w:kern w:val="2"/>
+          <w:sz w:val="21"/>
+          <w:szCs w:val="21"/>
+        </w:rPr>
+        <w:t>│   │   ├── SpecialEffects/</w:t>
+      </w:r>
+      <w:r>
+        <w:rPr>
+          <w:rFonts w:hint="eastAsia" w:ascii="宋体" w:hAnsi="宋体" w:eastAsia="宋体" w:cs="宋体"/>
+          <w:kern w:val="2"/>
+          <w:sz w:val="21"/>
+          <w:szCs w:val="21"/>
+          <w:lang w:val="en-US" w:eastAsia="zh-CN"/>
+        </w:rPr>
+        <w:t xml:space="preserve">             # 特效</w:t>
+      </w:r>
+    </w:p>
+    <w:p>
+      <w:pPr>
+        <w:ind w:firstLine="420" w:firstLineChars="0"/>
+        <w:outlineLvl w:val="9"/>
+        <w:rPr>
+          <w:rFonts w:hint="default" w:ascii="宋体" w:hAnsi="宋体" w:eastAsia="宋体" w:cs="宋体"/>
+          <w:kern w:val="2"/>
+          <w:sz w:val="21"/>
+          <w:szCs w:val="21"/>
+          <w:lang w:val="en-US" w:eastAsia="zh-CN"/>
+        </w:rPr>
+      </w:pPr>
+      <w:r>
+        <w:rPr>
+          <w:rFonts w:hint="eastAsia" w:ascii="宋体" w:hAnsi="宋体" w:eastAsia="宋体" w:cs="宋体"/>
+          <w:kern w:val="2"/>
+          <w:sz w:val="21"/>
+          <w:szCs w:val="21"/>
+        </w:rPr>
+        <w:t>│   │   ├── Summon/</w:t>
+      </w:r>
+      <w:r>
+        <w:rPr>
+          <w:rFonts w:hint="eastAsia" w:ascii="宋体" w:hAnsi="宋体" w:eastAsia="宋体" w:cs="宋体"/>
+          <w:kern w:val="2"/>
+          <w:sz w:val="21"/>
+          <w:szCs w:val="21"/>
+          <w:lang w:val="en-US" w:eastAsia="zh-CN"/>
+        </w:rPr>
+        <w:t xml:space="preserve">                     # 通灵素材</w:t>
+      </w:r>
+    </w:p>
+    <w:p>
+      <w:pPr>
+        <w:ind w:firstLine="420" w:firstLineChars="0"/>
+        <w:outlineLvl w:val="9"/>
+        <w:rPr>
+          <w:rFonts w:hint="default" w:ascii="宋体" w:hAnsi="宋体" w:eastAsia="宋体" w:cs="宋体"/>
+          <w:lang w:val="en-US" w:eastAsia="zh-CN"/>
+        </w:rPr>
+      </w:pPr>
+      <w:r>
+        <w:rPr>
+          <w:rFonts w:hint="eastAsia" w:ascii="宋体" w:hAnsi="宋体" w:eastAsia="宋体" w:cs="宋体"/>
+        </w:rPr>
+        <w:t>│   │</w:t>
+      </w:r>
+      <w:r>
+        <w:rPr>
+          <w:rFonts w:hint="eastAsia" w:ascii="宋体" w:hAnsi="宋体" w:eastAsia="宋体" w:cs="宋体"/>
+          <w:lang w:val="en-US" w:eastAsia="zh-CN"/>
+        </w:rPr>
+        <w:t xml:space="preserve">   </w:t>
+      </w:r>
+      <w:r>
+        <w:rPr>
+          <w:rFonts w:hint="eastAsia" w:ascii="宋体" w:hAnsi="宋体" w:eastAsia="宋体" w:cs="宋体"/>
+        </w:rPr>
+        <w:t>└──</w:t>
+      </w:r>
+      <w:r>
+        <w:rPr>
+          <w:rFonts w:hint="eastAsia" w:ascii="宋体" w:hAnsi="宋体" w:eastAsia="宋体" w:cs="宋体"/>
+          <w:lang w:val="en-US" w:eastAsia="zh-CN"/>
+        </w:rPr>
+        <w:t xml:space="preserve"> UIM/                        # UI素材</w:t>
+      </w:r>
+    </w:p>
+    <w:p>
+      <w:pPr>
+        <w:ind w:firstLine="420" w:firstLineChars="0"/>
+        <w:outlineLvl w:val="9"/>
+        <w:rPr>
+          <w:rFonts w:hint="default" w:ascii="宋体" w:hAnsi="宋体" w:eastAsia="宋体" w:cs="宋体"/>
+          <w:lang w:val="en-US" w:eastAsia="zh-CN"/>
+        </w:rPr>
+      </w:pPr>
+      <w:r>
+        <w:rPr>
+          <w:rFonts w:hint="eastAsia" w:ascii="宋体" w:hAnsi="宋体" w:eastAsia="宋体" w:cs="宋体"/>
+        </w:rPr>
+        <w:t xml:space="preserve">│   ├── </w:t>
+      </w:r>
+      <w:r>
+        <w:rPr>
+          <w:rFonts w:hint="eastAsia" w:ascii="宋体" w:hAnsi="宋体" w:eastAsia="宋体" w:cs="宋体"/>
+          <w:lang w:val="en-US" w:eastAsia="zh-CN"/>
+        </w:rPr>
+        <w:t>Sound</w:t>
+      </w:r>
+      <w:r>
+        <w:rPr>
+          <w:rFonts w:hint="eastAsia" w:ascii="宋体" w:hAnsi="宋体" w:eastAsia="宋体" w:cs="宋体"/>
+        </w:rPr>
+        <w:t xml:space="preserve">/ </w:t>
+      </w:r>
+      <w:r>
+        <w:rPr>
+          <w:rFonts w:hint="eastAsia" w:ascii="宋体" w:hAnsi="宋体" w:eastAsia="宋体" w:cs="宋体"/>
+          <w:lang w:val="en-US" w:eastAsia="zh-CN"/>
+        </w:rPr>
+        <w:t xml:space="preserve">                          # 音效</w:t>
+      </w:r>
+    </w:p>
+    <w:p>
+      <w:pPr>
+        <w:ind w:firstLine="420" w:firstLineChars="0"/>
+        <w:outlineLvl w:val="9"/>
+        <w:rPr>
+          <w:rFonts w:hint="default" w:ascii="宋体" w:hAnsi="宋体" w:eastAsia="宋体" w:cs="宋体"/>
+          <w:lang w:val="en-US" w:eastAsia="zh-CN"/>
+        </w:rPr>
+      </w:pPr>
+      <w:r>
+        <w:rPr>
+          <w:rFonts w:hint="eastAsia" w:ascii="宋体" w:hAnsi="宋体" w:eastAsia="宋体" w:cs="宋体"/>
+        </w:rPr>
+        <w:t xml:space="preserve">│   └── </w:t>
+      </w:r>
+      <w:r>
+        <w:rPr>
+          <w:rFonts w:hint="eastAsia" w:ascii="宋体" w:hAnsi="宋体" w:eastAsia="宋体" w:cs="宋体"/>
+          <w:lang w:val="en-US" w:eastAsia="zh-CN"/>
+        </w:rPr>
+        <w:t>UI</w:t>
+      </w:r>
+      <w:r>
+        <w:rPr>
+          <w:rFonts w:hint="eastAsia" w:ascii="宋体" w:hAnsi="宋体" w:eastAsia="宋体" w:cs="宋体"/>
+        </w:rPr>
+        <w:t>/</w:t>
+      </w:r>
+      <w:r>
+        <w:rPr>
+          <w:rFonts w:hint="eastAsia" w:ascii="宋体" w:hAnsi="宋体" w:eastAsia="宋体" w:cs="宋体"/>
+          <w:lang w:val="en-US" w:eastAsia="zh-CN"/>
+        </w:rPr>
+        <w:t xml:space="preserve">                              # UI</w:t>
+      </w:r>
+    </w:p>
+    <w:p>
+      <w:pPr>
+        <w:ind w:firstLine="420" w:firstLineChars="0"/>
+        <w:outlineLvl w:val="9"/>
+        <w:rPr>
+          <w:rFonts w:hint="default" w:ascii="宋体" w:hAnsi="宋体" w:eastAsia="宋体" w:cs="宋体"/>
+          <w:kern w:val="2"/>
+          <w:sz w:val="21"/>
+          <w:szCs w:val="21"/>
+          <w:lang w:val="en-US" w:eastAsia="zh-CN"/>
+        </w:rPr>
+      </w:pPr>
+      <w:r>
+        <w:rPr>
+          <w:rFonts w:hint="eastAsia" w:ascii="宋体" w:hAnsi="宋体" w:eastAsia="宋体" w:cs="宋体"/>
+          <w:kern w:val="2"/>
+          <w:sz w:val="21"/>
+          <w:szCs w:val="21"/>
+        </w:rPr>
+        <w:t xml:space="preserve">│   </w:t>
+      </w:r>
+      <w:r>
+        <w:rPr>
+          <w:rFonts w:hint="eastAsia" w:ascii="宋体" w:hAnsi="宋体" w:eastAsia="宋体" w:cs="宋体"/>
+          <w:kern w:val="2"/>
+          <w:sz w:val="21"/>
+          <w:szCs w:val="21"/>
+          <w:lang w:val="en-US" w:eastAsia="zh-CN"/>
+        </w:rPr>
+        <w:t xml:space="preserve"> </w:t>
+      </w:r>
+      <w:r>
+        <w:rPr>
+          <w:rFonts w:hint="eastAsia" w:ascii="宋体" w:hAnsi="宋体" w:eastAsia="宋体" w:cs="宋体"/>
+          <w:kern w:val="2"/>
+          <w:sz w:val="21"/>
+          <w:szCs w:val="21"/>
+        </w:rPr>
+        <w:t xml:space="preserve"> </w:t>
+      </w:r>
+      <w:r>
+        <w:rPr>
+          <w:rFonts w:hint="eastAsia" w:ascii="宋体" w:hAnsi="宋体" w:eastAsia="宋体" w:cs="宋体"/>
+          <w:kern w:val="2"/>
+          <w:sz w:val="21"/>
+          <w:szCs w:val="21"/>
+          <w:lang w:val="en-US" w:eastAsia="zh-CN"/>
+        </w:rPr>
+        <w:t xml:space="preserve"> </w:t>
+      </w:r>
+      <w:r>
+        <w:rPr>
+          <w:rFonts w:hint="eastAsia" w:ascii="宋体" w:hAnsi="宋体" w:eastAsia="宋体" w:cs="宋体"/>
+          <w:kern w:val="2"/>
+          <w:sz w:val="21"/>
+          <w:szCs w:val="21"/>
+        </w:rPr>
+        <w:t xml:space="preserve">  ├── Arena/</w:t>
+      </w:r>
+      <w:r>
+        <w:rPr>
+          <w:rFonts w:hint="eastAsia" w:ascii="宋体" w:hAnsi="宋体" w:eastAsia="宋体" w:cs="宋体"/>
+          <w:kern w:val="2"/>
+          <w:sz w:val="21"/>
+          <w:szCs w:val="21"/>
+          <w:lang w:val="en-US" w:eastAsia="zh-CN"/>
+        </w:rPr>
+        <w:t xml:space="preserve">                      # 决斗场UI</w:t>
+      </w:r>
+    </w:p>
+    <w:p>
+      <w:pPr>
+        <w:ind w:firstLine="420" w:firstLineChars="0"/>
+        <w:outlineLvl w:val="9"/>
+        <w:rPr>
+          <w:rFonts w:hint="default" w:ascii="宋体" w:hAnsi="宋体" w:eastAsia="宋体" w:cs="宋体"/>
+          <w:lang w:val="en-US" w:eastAsia="zh-CN"/>
+        </w:rPr>
+      </w:pPr>
+      <w:r>
+        <w:rPr>
+          <w:rFonts w:hint="eastAsia" w:ascii="宋体" w:hAnsi="宋体" w:eastAsia="宋体" w:cs="宋体"/>
+        </w:rPr>
+        <w:t xml:space="preserve">│   </w:t>
+      </w:r>
+      <w:r>
+        <w:rPr>
+          <w:rFonts w:hint="eastAsia" w:ascii="宋体" w:hAnsi="宋体" w:eastAsia="宋体" w:cs="宋体"/>
+          <w:lang w:val="en-US" w:eastAsia="zh-CN"/>
+        </w:rPr>
+        <w:t xml:space="preserve">     </w:t>
+      </w:r>
+      <w:r>
+        <w:rPr>
+          <w:rFonts w:hint="eastAsia" w:ascii="宋体" w:hAnsi="宋体" w:eastAsia="宋体" w:cs="宋体"/>
+        </w:rPr>
+        <w:t>└──</w:t>
+      </w:r>
+      <w:r>
+        <w:rPr>
+          <w:rFonts w:hint="eastAsia" w:ascii="宋体" w:hAnsi="宋体" w:eastAsia="宋体" w:cs="宋体"/>
+          <w:lang w:val="en-US" w:eastAsia="zh-CN"/>
+        </w:rPr>
+        <w:t xml:space="preserve"> Lobby/</w:t>
+      </w:r>
+      <w:r>
+        <w:rPr>
+          <w:rFonts w:hint="eastAsia" w:ascii="宋体" w:hAnsi="宋体" w:eastAsia="宋体" w:cs="宋体"/>
+        </w:rPr>
+        <w:t xml:space="preserve">                 </w:t>
+      </w:r>
+      <w:r>
+        <w:rPr>
+          <w:rFonts w:hint="eastAsia" w:ascii="宋体" w:hAnsi="宋体" w:eastAsia="宋体" w:cs="宋体"/>
+          <w:lang w:val="en-US" w:eastAsia="zh-CN"/>
+        </w:rPr>
+        <w:t xml:space="preserve">     # 大厅UI</w:t>
+      </w:r>
+    </w:p>
+    <w:p>
+      <w:pPr>
+        <w:ind w:firstLine="420" w:firstLineChars="0"/>
+        <w:outlineLvl w:val="9"/>
+        <w:rPr>
+          <w:rFonts w:hint="eastAsia" w:ascii="宋体" w:hAnsi="宋体" w:eastAsia="宋体" w:cs="宋体"/>
+        </w:rPr>
+      </w:pPr>
+      <w:r>
+        <w:rPr>
+          <w:rFonts w:hint="eastAsia" w:ascii="宋体" w:hAnsi="宋体" w:eastAsia="宋体" w:cs="宋体"/>
+        </w:rPr>
+        <w:t>└── ...</w:t>
+      </w:r>
+      <w:bookmarkStart w:id="13" w:name="_GoBack"/>
+      <w:bookmarkEnd w:id="13"/>
     </w:p>
     <w:p>
       <w:pPr>
@@ -5412,7 +7212,6 @@
             <w:insideH w:val="single" w:color="auto" w:sz="4" w:space="0"/>
             <w:insideV w:val="single" w:color="auto" w:sz="4" w:space="0"/>
           </w:tblBorders>
-          <w:shd w:val="clear" w:color="auto" w:fill="FFFFFF"/>
           <w:tblCellMar>
             <w:top w:w="15" w:type="dxa"/>
             <w:left w:w="15" w:type="dxa"/>
@@ -5575,6 +7374,7 @@
             <w:insideH w:val="single" w:color="auto" w:sz="4" w:space="0"/>
             <w:insideV w:val="single" w:color="auto" w:sz="4" w:space="0"/>
           </w:tblBorders>
+          <w:shd w:val="clear" w:color="auto" w:fill="FFFFFF"/>
           <w:tblCellMar>
             <w:top w:w="15" w:type="dxa"/>
             <w:left w:w="15" w:type="dxa"/>
@@ -7684,7 +9484,6 @@
             <w:insideH w:val="single" w:color="auto" w:sz="4" w:space="0"/>
             <w:insideV w:val="single" w:color="auto" w:sz="4" w:space="0"/>
           </w:tblBorders>
-          <w:shd w:val="clear" w:color="auto" w:fill="FFFFFF"/>
           <w:tblCellMar>
             <w:top w:w="15" w:type="dxa"/>
             <w:left w:w="15" w:type="dxa"/>
@@ -7895,7 +9694,6 @@
             <w:insideH w:val="single" w:color="auto" w:sz="4" w:space="0"/>
             <w:insideV w:val="single" w:color="auto" w:sz="4" w:space="0"/>
           </w:tblBorders>
-          <w:shd w:val="clear" w:color="auto" w:fill="FFFFFF"/>
           <w:tblCellMar>
             <w:top w:w="15" w:type="dxa"/>
             <w:left w:w="15" w:type="dxa"/>
@@ -10975,6 +12773,7 @@
             <w:insideH w:val="single" w:color="auto" w:sz="4" w:space="0"/>
             <w:insideV w:val="single" w:color="auto" w:sz="4" w:space="0"/>
           </w:tblBorders>
+          <w:shd w:val="clear" w:color="auto" w:fill="FFFFFF"/>
           <w:tblCellMar>
             <w:top w:w="15" w:type="dxa"/>
             <w:left w:w="15" w:type="dxa"/>
@@ -11174,6 +12973,216 @@
                 <w:lang w:val="en-US" w:eastAsia="zh-CN" w:bidi="ar"/>
               </w:rPr>
               <w:t>说明</w:t>
+            </w:r>
+          </w:p>
+        </w:tc>
+      </w:tr>
+      <w:tr>
+        <w:tblPrEx>
+          <w:tblBorders>
+            <w:top w:val="single" w:color="auto" w:sz="4" w:space="0"/>
+            <w:left w:val="single" w:color="auto" w:sz="4" w:space="0"/>
+            <w:bottom w:val="single" w:color="auto" w:sz="4" w:space="0"/>
+            <w:right w:val="single" w:color="auto" w:sz="4" w:space="0"/>
+            <w:insideH w:val="single" w:color="auto" w:sz="4" w:space="0"/>
+            <w:insideV w:val="single" w:color="auto" w:sz="4" w:space="0"/>
+          </w:tblBorders>
+          <w:tblCellMar>
+            <w:top w:w="15" w:type="dxa"/>
+            <w:left w:w="15" w:type="dxa"/>
+            <w:bottom w:w="15" w:type="dxa"/>
+            <w:right w:w="15" w:type="dxa"/>
+          </w:tblCellMar>
+        </w:tblPrEx>
+        <w:tc>
+          <w:tcPr>
+            <w:tcW w:w="1553" w:type="pct"/>
+            <w:shd w:val="clear" w:color="auto" w:fill="FFFFFF"/>
+            <w:tcMar>
+              <w:top w:w="100" w:type="dxa"/>
+              <w:left w:w="0" w:type="dxa"/>
+              <w:bottom w:w="100" w:type="dxa"/>
+              <w:right w:w="160" w:type="dxa"/>
+            </w:tcMar>
+            <w:vAlign w:val="center"/>
+          </w:tcPr>
+          <w:p>
+            <w:pPr>
+              <w:keepNext w:val="0"/>
+              <w:keepLines w:val="0"/>
+              <w:widowControl/>
+              <w:suppressLineNumbers w:val="0"/>
+              <w:spacing w:line="250" w:lineRule="atLeast"/>
+              <w:jc w:val="center"/>
+              <w:rPr>
+                <w:rFonts w:hint="eastAsia" w:ascii="宋体" w:hAnsi="宋体" w:eastAsia="宋体" w:cs="宋体"/>
+                <w:i w:val="0"/>
+                <w:iCs w:val="0"/>
+                <w:caps w:val="0"/>
+                <w:color w:val="0F1115"/>
+                <w:spacing w:val="0"/>
+                <w:sz w:val="15"/>
+                <w:szCs w:val="15"/>
+              </w:rPr>
+            </w:pPr>
+            <w:r>
+              <w:rPr>
+                <w:rFonts w:hint="eastAsia" w:ascii="宋体" w:hAnsi="宋体" w:eastAsia="宋体" w:cs="宋体"/>
+                <w:i w:val="0"/>
+                <w:iCs w:val="0"/>
+                <w:caps w:val="0"/>
+                <w:color w:val="0F1115"/>
+                <w:spacing w:val="0"/>
+                <w:kern w:val="0"/>
+                <w:sz w:val="15"/>
+                <w:szCs w:val="15"/>
+                <w:lang w:val="en-US" w:eastAsia="zh-CN" w:bidi="ar"/>
+              </w:rPr>
+              <w:t>HealthValue</w:t>
+            </w:r>
+          </w:p>
+        </w:tc>
+        <w:tc>
+          <w:tcPr>
+            <w:tcW w:w="946" w:type="pct"/>
+            <w:shd w:val="clear" w:color="auto" w:fill="FFFFFF"/>
+            <w:tcMar>
+              <w:top w:w="100" w:type="dxa"/>
+              <w:left w:w="160" w:type="dxa"/>
+              <w:bottom w:w="100" w:type="dxa"/>
+              <w:right w:w="160" w:type="dxa"/>
+            </w:tcMar>
+            <w:vAlign w:val="center"/>
+          </w:tcPr>
+          <w:p>
+            <w:pPr>
+              <w:keepNext w:val="0"/>
+              <w:keepLines w:val="0"/>
+              <w:widowControl/>
+              <w:suppressLineNumbers w:val="0"/>
+              <w:spacing w:line="250" w:lineRule="atLeast"/>
+              <w:jc w:val="center"/>
+              <w:rPr>
+                <w:rFonts w:hint="eastAsia" w:ascii="宋体" w:hAnsi="宋体" w:eastAsia="宋体" w:cs="宋体"/>
+                <w:i w:val="0"/>
+                <w:iCs w:val="0"/>
+                <w:caps w:val="0"/>
+                <w:color w:val="0F1115"/>
+                <w:spacing w:val="0"/>
+                <w:sz w:val="15"/>
+                <w:szCs w:val="15"/>
+              </w:rPr>
+            </w:pPr>
+            <w:r>
+              <w:rPr>
+                <w:rFonts w:hint="eastAsia" w:ascii="宋体" w:hAnsi="宋体" w:eastAsia="宋体" w:cs="宋体"/>
+                <w:i w:val="0"/>
+                <w:iCs w:val="0"/>
+                <w:caps w:val="0"/>
+                <w:color w:val="0F1115"/>
+                <w:spacing w:val="0"/>
+                <w:kern w:val="0"/>
+                <w:sz w:val="15"/>
+                <w:szCs w:val="15"/>
+                <w:lang w:val="en-US" w:eastAsia="zh-CN" w:bidi="ar"/>
+              </w:rPr>
+              <w:t>float</w:t>
+            </w:r>
+          </w:p>
+        </w:tc>
+        <w:tc>
+          <w:tcPr>
+            <w:tcW w:w="1049" w:type="pct"/>
+            <w:shd w:val="clear" w:color="auto" w:fill="FFFFFF"/>
+            <w:tcMar>
+              <w:top w:w="100" w:type="dxa"/>
+              <w:left w:w="160" w:type="dxa"/>
+              <w:bottom w:w="100" w:type="dxa"/>
+              <w:right w:w="160" w:type="dxa"/>
+            </w:tcMar>
+            <w:vAlign w:val="center"/>
+          </w:tcPr>
+          <w:p>
+            <w:pPr>
+              <w:keepNext w:val="0"/>
+              <w:keepLines w:val="0"/>
+              <w:widowControl/>
+              <w:suppressLineNumbers w:val="0"/>
+              <w:spacing w:line="250" w:lineRule="atLeast"/>
+              <w:jc w:val="center"/>
+              <w:rPr>
+                <w:rFonts w:hint="eastAsia" w:ascii="宋体" w:hAnsi="宋体" w:eastAsia="宋体" w:cs="宋体"/>
+                <w:i w:val="0"/>
+                <w:iCs w:val="0"/>
+                <w:caps w:val="0"/>
+                <w:color w:val="0F1115"/>
+                <w:spacing w:val="0"/>
+                <w:sz w:val="15"/>
+                <w:szCs w:val="15"/>
+              </w:rPr>
+            </w:pPr>
+            <w:r>
+              <w:rPr>
+                <w:rFonts w:hint="eastAsia" w:ascii="宋体" w:hAnsi="宋体" w:eastAsia="宋体" w:cs="宋体"/>
+                <w:i w:val="0"/>
+                <w:iCs w:val="0"/>
+                <w:caps w:val="0"/>
+                <w:color w:val="0F1115"/>
+                <w:spacing w:val="0"/>
+                <w:kern w:val="0"/>
+                <w:sz w:val="15"/>
+                <w:szCs w:val="15"/>
+                <w:lang w:val="en-US" w:eastAsia="zh-CN" w:bidi="ar"/>
+              </w:rPr>
+              <w:t>300.0f</w:t>
+            </w:r>
+          </w:p>
+        </w:tc>
+        <w:tc>
+          <w:tcPr>
+            <w:tcW w:w="1450" w:type="pct"/>
+            <w:shd w:val="clear" w:color="auto" w:fill="FFFFFF"/>
+            <w:tcMar>
+              <w:top w:w="100" w:type="dxa"/>
+              <w:left w:w="160" w:type="dxa"/>
+              <w:bottom w:w="100" w:type="dxa"/>
+              <w:right w:w="0" w:type="dxa"/>
+            </w:tcMar>
+            <w:vAlign w:val="center"/>
+          </w:tcPr>
+          <w:p>
+            <w:pPr>
+              <w:keepNext w:val="0"/>
+              <w:keepLines w:val="0"/>
+              <w:widowControl/>
+              <w:suppressLineNumbers w:val="0"/>
+              <w:spacing w:line="250" w:lineRule="atLeast"/>
+              <w:jc w:val="center"/>
+              <w:rPr>
+                <w:rFonts w:hint="eastAsia" w:ascii="宋体" w:hAnsi="宋体" w:eastAsia="宋体" w:cs="宋体"/>
+                <w:i w:val="0"/>
+                <w:iCs w:val="0"/>
+                <w:caps w:val="0"/>
+                <w:color w:val="0F1115"/>
+                <w:spacing w:val="0"/>
+                <w:sz w:val="15"/>
+                <w:szCs w:val="15"/>
+              </w:rPr>
+            </w:pPr>
+            <w:r>
+              <w:rPr>
+                <w:rFonts w:hint="eastAsia" w:ascii="宋体" w:hAnsi="宋体" w:eastAsia="宋体" w:cs="宋体"/>
+                <w:i w:val="0"/>
+                <w:iCs w:val="0"/>
+                <w:caps w:val="0"/>
+                <w:color w:val="0F1115"/>
+                <w:spacing w:val="0"/>
+                <w:kern w:val="0"/>
+                <w:sz w:val="15"/>
+                <w:szCs w:val="15"/>
+                <w:lang w:val="en-US" w:eastAsia="zh-CN" w:bidi="ar"/>
+              </w:rPr>
+              <w:t>最大血量</w:t>
             </w:r>
           </w:p>
         </w:tc>
@@ -11240,7 +13249,7 @@
                 <w:szCs w:val="15"/>
                 <w:lang w:val="en-US" w:eastAsia="zh-CN" w:bidi="ar"/>
               </w:rPr>
-              <w:t>HealthValue</w:t>
+              <w:t>Chakra</w:t>
             </w:r>
           </w:p>
         </w:tc>
@@ -11288,7 +13297,7 @@
                 <w:szCs w:val="15"/>
                 <w:lang w:val="en-US" w:eastAsia="zh-CN" w:bidi="ar"/>
               </w:rPr>
-              <w:t>float</w:t>
+              <w:t>int32</w:t>
             </w:r>
           </w:p>
         </w:tc>
@@ -11336,7 +13345,7 @@
                 <w:szCs w:val="15"/>
                 <w:lang w:val="en-US" w:eastAsia="zh-CN" w:bidi="ar"/>
               </w:rPr>
-              <w:t>300.0f</w:t>
+              <w:t>2</w:t>
             </w:r>
           </w:p>
         </w:tc>
@@ -11384,7 +13393,7 @@
                 <w:szCs w:val="15"/>
                 <w:lang w:val="en-US" w:eastAsia="zh-CN" w:bidi="ar"/>
               </w:rPr>
-              <w:t>最大血量</w:t>
+              <w:t>初始查克拉</w:t>
             </w:r>
           </w:p>
         </w:tc>
@@ -11451,7 +13460,7 @@
                 <w:szCs w:val="15"/>
                 <w:lang w:val="en-US" w:eastAsia="zh-CN" w:bidi="ar"/>
               </w:rPr>
-              <w:t>Chakra</w:t>
+              <w:t>EscapeCD</w:t>
             </w:r>
           </w:p>
         </w:tc>
@@ -11499,7 +13508,7 @@
                 <w:szCs w:val="15"/>
                 <w:lang w:val="en-US" w:eastAsia="zh-CN" w:bidi="ar"/>
               </w:rPr>
-              <w:t>int32</w:t>
+              <w:t>float</w:t>
             </w:r>
           </w:p>
         </w:tc>
@@ -11547,7 +13556,7 @@
                 <w:szCs w:val="15"/>
                 <w:lang w:val="en-US" w:eastAsia="zh-CN" w:bidi="ar"/>
               </w:rPr>
-              <w:t>2</w:t>
+              <w:t>15.0f</w:t>
             </w:r>
           </w:p>
         </w:tc>
@@ -11595,637 +13604,7 @@
                 <w:szCs w:val="15"/>
                 <w:lang w:val="en-US" w:eastAsia="zh-CN" w:bidi="ar"/>
               </w:rPr>
-              <w:t>初始查克拉</w:t>
-            </w:r>
-          </w:p>
-        </w:tc>
-      </w:tr>
-      <w:tr>
-        <w:tblPrEx>
-          <w:tblBorders>
-            <w:top w:val="single" w:color="auto" w:sz="4" w:space="0"/>
-            <w:left w:val="single" w:color="auto" w:sz="4" w:space="0"/>
-            <w:bottom w:val="single" w:color="auto" w:sz="4" w:space="0"/>
-            <w:right w:val="single" w:color="auto" w:sz="4" w:space="0"/>
-            <w:insideH w:val="single" w:color="auto" w:sz="4" w:space="0"/>
-            <w:insideV w:val="single" w:color="auto" w:sz="4" w:space="0"/>
-          </w:tblBorders>
-          <w:tblCellMar>
-            <w:top w:w="15" w:type="dxa"/>
-            <w:left w:w="15" w:type="dxa"/>
-            <w:bottom w:w="15" w:type="dxa"/>
-            <w:right w:w="15" w:type="dxa"/>
-          </w:tblCellMar>
-        </w:tblPrEx>
-        <w:tc>
-          <w:tcPr>
-            <w:tcW w:w="1553" w:type="pct"/>
-            <w:shd w:val="clear" w:color="auto" w:fill="FFFFFF"/>
-            <w:tcMar>
-              <w:top w:w="100" w:type="dxa"/>
-              <w:left w:w="0" w:type="dxa"/>
-              <w:bottom w:w="100" w:type="dxa"/>
-              <w:right w:w="160" w:type="dxa"/>
-            </w:tcMar>
-            <w:vAlign w:val="center"/>
-          </w:tcPr>
-          <w:p>
-            <w:pPr>
-              <w:keepNext w:val="0"/>
-              <w:keepLines w:val="0"/>
-              <w:widowControl/>
-              <w:suppressLineNumbers w:val="0"/>
-              <w:spacing w:line="250" w:lineRule="atLeast"/>
-              <w:jc w:val="center"/>
-              <w:rPr>
-                <w:rFonts w:hint="eastAsia" w:ascii="宋体" w:hAnsi="宋体" w:eastAsia="宋体" w:cs="宋体"/>
-                <w:i w:val="0"/>
-                <w:iCs w:val="0"/>
-                <w:caps w:val="0"/>
-                <w:color w:val="0F1115"/>
-                <w:spacing w:val="0"/>
-                <w:sz w:val="15"/>
-                <w:szCs w:val="15"/>
-              </w:rPr>
-            </w:pPr>
-            <w:r>
-              <w:rPr>
-                <w:rFonts w:hint="eastAsia" w:ascii="宋体" w:hAnsi="宋体" w:eastAsia="宋体" w:cs="宋体"/>
-                <w:i w:val="0"/>
-                <w:iCs w:val="0"/>
-                <w:caps w:val="0"/>
-                <w:color w:val="0F1115"/>
-                <w:spacing w:val="0"/>
-                <w:kern w:val="0"/>
-                <w:sz w:val="15"/>
-                <w:szCs w:val="15"/>
-                <w:lang w:val="en-US" w:eastAsia="zh-CN" w:bidi="ar"/>
-              </w:rPr>
-              <w:t>EscapeCD</w:t>
-            </w:r>
-          </w:p>
-        </w:tc>
-        <w:tc>
-          <w:tcPr>
-            <w:tcW w:w="946" w:type="pct"/>
-            <w:shd w:val="clear" w:color="auto" w:fill="FFFFFF"/>
-            <w:tcMar>
-              <w:top w:w="100" w:type="dxa"/>
-              <w:left w:w="160" w:type="dxa"/>
-              <w:bottom w:w="100" w:type="dxa"/>
-              <w:right w:w="160" w:type="dxa"/>
-            </w:tcMar>
-            <w:vAlign w:val="center"/>
-          </w:tcPr>
-          <w:p>
-            <w:pPr>
-              <w:keepNext w:val="0"/>
-              <w:keepLines w:val="0"/>
-              <w:widowControl/>
-              <w:suppressLineNumbers w:val="0"/>
-              <w:spacing w:line="250" w:lineRule="atLeast"/>
-              <w:jc w:val="center"/>
-              <w:rPr>
-                <w:rFonts w:hint="eastAsia" w:ascii="宋体" w:hAnsi="宋体" w:eastAsia="宋体" w:cs="宋体"/>
-                <w:i w:val="0"/>
-                <w:iCs w:val="0"/>
-                <w:caps w:val="0"/>
-                <w:color w:val="0F1115"/>
-                <w:spacing w:val="0"/>
-                <w:sz w:val="15"/>
-                <w:szCs w:val="15"/>
-              </w:rPr>
-            </w:pPr>
-            <w:r>
-              <w:rPr>
-                <w:rFonts w:hint="eastAsia" w:ascii="宋体" w:hAnsi="宋体" w:eastAsia="宋体" w:cs="宋体"/>
-                <w:i w:val="0"/>
-                <w:iCs w:val="0"/>
-                <w:caps w:val="0"/>
-                <w:color w:val="0F1115"/>
-                <w:spacing w:val="0"/>
-                <w:kern w:val="0"/>
-                <w:sz w:val="15"/>
-                <w:szCs w:val="15"/>
-                <w:lang w:val="en-US" w:eastAsia="zh-CN" w:bidi="ar"/>
-              </w:rPr>
-              <w:t>float</w:t>
-            </w:r>
-          </w:p>
-        </w:tc>
-        <w:tc>
-          <w:tcPr>
-            <w:tcW w:w="1049" w:type="pct"/>
-            <w:shd w:val="clear" w:color="auto" w:fill="FFFFFF"/>
-            <w:tcMar>
-              <w:top w:w="100" w:type="dxa"/>
-              <w:left w:w="160" w:type="dxa"/>
-              <w:bottom w:w="100" w:type="dxa"/>
-              <w:right w:w="160" w:type="dxa"/>
-            </w:tcMar>
-            <w:vAlign w:val="center"/>
-          </w:tcPr>
-          <w:p>
-            <w:pPr>
-              <w:keepNext w:val="0"/>
-              <w:keepLines w:val="0"/>
-              <w:widowControl/>
-              <w:suppressLineNumbers w:val="0"/>
-              <w:spacing w:line="250" w:lineRule="atLeast"/>
-              <w:jc w:val="center"/>
-              <w:rPr>
-                <w:rFonts w:hint="eastAsia" w:ascii="宋体" w:hAnsi="宋体" w:eastAsia="宋体" w:cs="宋体"/>
-                <w:i w:val="0"/>
-                <w:iCs w:val="0"/>
-                <w:caps w:val="0"/>
-                <w:color w:val="0F1115"/>
-                <w:spacing w:val="0"/>
-                <w:sz w:val="15"/>
-                <w:szCs w:val="15"/>
-              </w:rPr>
-            </w:pPr>
-            <w:r>
-              <w:rPr>
-                <w:rFonts w:hint="eastAsia" w:ascii="宋体" w:hAnsi="宋体" w:eastAsia="宋体" w:cs="宋体"/>
-                <w:i w:val="0"/>
-                <w:iCs w:val="0"/>
-                <w:caps w:val="0"/>
-                <w:color w:val="0F1115"/>
-                <w:spacing w:val="0"/>
-                <w:kern w:val="0"/>
-                <w:sz w:val="15"/>
-                <w:szCs w:val="15"/>
-                <w:lang w:val="en-US" w:eastAsia="zh-CN" w:bidi="ar"/>
-              </w:rPr>
-              <w:t>15.0f</w:t>
-            </w:r>
-          </w:p>
-        </w:tc>
-        <w:tc>
-          <w:tcPr>
-            <w:tcW w:w="1450" w:type="pct"/>
-            <w:shd w:val="clear" w:color="auto" w:fill="FFFFFF"/>
-            <w:tcMar>
-              <w:top w:w="100" w:type="dxa"/>
-              <w:left w:w="160" w:type="dxa"/>
-              <w:bottom w:w="100" w:type="dxa"/>
-              <w:right w:w="0" w:type="dxa"/>
-            </w:tcMar>
-            <w:vAlign w:val="center"/>
-          </w:tcPr>
-          <w:p>
-            <w:pPr>
-              <w:keepNext w:val="0"/>
-              <w:keepLines w:val="0"/>
-              <w:widowControl/>
-              <w:suppressLineNumbers w:val="0"/>
-              <w:spacing w:line="250" w:lineRule="atLeast"/>
-              <w:jc w:val="center"/>
-              <w:rPr>
-                <w:rFonts w:hint="eastAsia" w:ascii="宋体" w:hAnsi="宋体" w:eastAsia="宋体" w:cs="宋体"/>
-                <w:i w:val="0"/>
-                <w:iCs w:val="0"/>
-                <w:caps w:val="0"/>
-                <w:color w:val="0F1115"/>
-                <w:spacing w:val="0"/>
-                <w:sz w:val="15"/>
-                <w:szCs w:val="15"/>
-              </w:rPr>
-            </w:pPr>
-            <w:r>
-              <w:rPr>
-                <w:rFonts w:hint="eastAsia" w:ascii="宋体" w:hAnsi="宋体" w:eastAsia="宋体" w:cs="宋体"/>
-                <w:i w:val="0"/>
-                <w:iCs w:val="0"/>
-                <w:caps w:val="0"/>
-                <w:color w:val="0F1115"/>
-                <w:spacing w:val="0"/>
-                <w:kern w:val="0"/>
-                <w:sz w:val="15"/>
-                <w:szCs w:val="15"/>
-                <w:lang w:val="en-US" w:eastAsia="zh-CN" w:bidi="ar"/>
-              </w:rPr>
               <w:t>替身冷却时间</w:t>
-            </w:r>
-          </w:p>
-        </w:tc>
-      </w:tr>
-      <w:tr>
-        <w:tblPrEx>
-          <w:tblBorders>
-            <w:top w:val="single" w:color="auto" w:sz="4" w:space="0"/>
-            <w:left w:val="single" w:color="auto" w:sz="4" w:space="0"/>
-            <w:bottom w:val="single" w:color="auto" w:sz="4" w:space="0"/>
-            <w:right w:val="single" w:color="auto" w:sz="4" w:space="0"/>
-            <w:insideH w:val="single" w:color="auto" w:sz="4" w:space="0"/>
-            <w:insideV w:val="single" w:color="auto" w:sz="4" w:space="0"/>
-          </w:tblBorders>
-          <w:tblCellMar>
-            <w:top w:w="15" w:type="dxa"/>
-            <w:left w:w="15" w:type="dxa"/>
-            <w:bottom w:w="15" w:type="dxa"/>
-            <w:right w:w="15" w:type="dxa"/>
-          </w:tblCellMar>
-        </w:tblPrEx>
-        <w:tc>
-          <w:tcPr>
-            <w:tcW w:w="1553" w:type="pct"/>
-            <w:shd w:val="clear" w:color="auto" w:fill="FFFFFF"/>
-            <w:tcMar>
-              <w:top w:w="100" w:type="dxa"/>
-              <w:left w:w="0" w:type="dxa"/>
-              <w:bottom w:w="100" w:type="dxa"/>
-              <w:right w:w="160" w:type="dxa"/>
-            </w:tcMar>
-            <w:vAlign w:val="center"/>
-          </w:tcPr>
-          <w:p>
-            <w:pPr>
-              <w:keepNext w:val="0"/>
-              <w:keepLines w:val="0"/>
-              <w:widowControl/>
-              <w:suppressLineNumbers w:val="0"/>
-              <w:spacing w:line="250" w:lineRule="atLeast"/>
-              <w:jc w:val="center"/>
-              <w:rPr>
-                <w:rFonts w:hint="eastAsia" w:ascii="宋体" w:hAnsi="宋体" w:eastAsia="宋体" w:cs="宋体"/>
-                <w:i w:val="0"/>
-                <w:iCs w:val="0"/>
-                <w:caps w:val="0"/>
-                <w:color w:val="0F1115"/>
-                <w:spacing w:val="0"/>
-                <w:sz w:val="15"/>
-                <w:szCs w:val="15"/>
-              </w:rPr>
-            </w:pPr>
-            <w:r>
-              <w:rPr>
-                <w:rFonts w:hint="eastAsia" w:ascii="宋体" w:hAnsi="宋体" w:eastAsia="宋体" w:cs="宋体"/>
-                <w:i w:val="0"/>
-                <w:iCs w:val="0"/>
-                <w:caps w:val="0"/>
-                <w:color w:val="0F1115"/>
-                <w:spacing w:val="0"/>
-                <w:kern w:val="0"/>
-                <w:sz w:val="15"/>
-                <w:szCs w:val="15"/>
-                <w:lang w:val="en-US" w:eastAsia="zh-CN" w:bidi="ar"/>
-              </w:rPr>
-              <w:t>FirstSkillCD</w:t>
-            </w:r>
-          </w:p>
-        </w:tc>
-        <w:tc>
-          <w:tcPr>
-            <w:tcW w:w="946" w:type="pct"/>
-            <w:shd w:val="clear" w:color="auto" w:fill="FFFFFF"/>
-            <w:tcMar>
-              <w:top w:w="100" w:type="dxa"/>
-              <w:left w:w="160" w:type="dxa"/>
-              <w:bottom w:w="100" w:type="dxa"/>
-              <w:right w:w="160" w:type="dxa"/>
-            </w:tcMar>
-            <w:vAlign w:val="center"/>
-          </w:tcPr>
-          <w:p>
-            <w:pPr>
-              <w:keepNext w:val="0"/>
-              <w:keepLines w:val="0"/>
-              <w:widowControl/>
-              <w:suppressLineNumbers w:val="0"/>
-              <w:spacing w:line="250" w:lineRule="atLeast"/>
-              <w:jc w:val="center"/>
-              <w:rPr>
-                <w:rFonts w:hint="eastAsia" w:ascii="宋体" w:hAnsi="宋体" w:eastAsia="宋体" w:cs="宋体"/>
-                <w:i w:val="0"/>
-                <w:iCs w:val="0"/>
-                <w:caps w:val="0"/>
-                <w:color w:val="0F1115"/>
-                <w:spacing w:val="0"/>
-                <w:sz w:val="15"/>
-                <w:szCs w:val="15"/>
-              </w:rPr>
-            </w:pPr>
-            <w:r>
-              <w:rPr>
-                <w:rFonts w:hint="eastAsia" w:ascii="宋体" w:hAnsi="宋体" w:eastAsia="宋体" w:cs="宋体"/>
-                <w:i w:val="0"/>
-                <w:iCs w:val="0"/>
-                <w:caps w:val="0"/>
-                <w:color w:val="0F1115"/>
-                <w:spacing w:val="0"/>
-                <w:kern w:val="0"/>
-                <w:sz w:val="15"/>
-                <w:szCs w:val="15"/>
-                <w:lang w:val="en-US" w:eastAsia="zh-CN" w:bidi="ar"/>
-              </w:rPr>
-              <w:t>float</w:t>
-            </w:r>
-          </w:p>
-        </w:tc>
-        <w:tc>
-          <w:tcPr>
-            <w:tcW w:w="1049" w:type="pct"/>
-            <w:shd w:val="clear" w:color="auto" w:fill="FFFFFF"/>
-            <w:tcMar>
-              <w:top w:w="100" w:type="dxa"/>
-              <w:left w:w="160" w:type="dxa"/>
-              <w:bottom w:w="100" w:type="dxa"/>
-              <w:right w:w="160" w:type="dxa"/>
-            </w:tcMar>
-            <w:vAlign w:val="center"/>
-          </w:tcPr>
-          <w:p>
-            <w:pPr>
-              <w:keepNext w:val="0"/>
-              <w:keepLines w:val="0"/>
-              <w:widowControl/>
-              <w:suppressLineNumbers w:val="0"/>
-              <w:spacing w:line="250" w:lineRule="atLeast"/>
-              <w:jc w:val="center"/>
-              <w:rPr>
-                <w:rFonts w:hint="eastAsia" w:ascii="宋体" w:hAnsi="宋体" w:eastAsia="宋体" w:cs="宋体"/>
-                <w:i w:val="0"/>
-                <w:iCs w:val="0"/>
-                <w:caps w:val="0"/>
-                <w:color w:val="0F1115"/>
-                <w:spacing w:val="0"/>
-                <w:sz w:val="15"/>
-                <w:szCs w:val="15"/>
-              </w:rPr>
-            </w:pPr>
-            <w:r>
-              <w:rPr>
-                <w:rFonts w:hint="eastAsia" w:ascii="宋体" w:hAnsi="宋体" w:eastAsia="宋体" w:cs="宋体"/>
-                <w:i w:val="0"/>
-                <w:iCs w:val="0"/>
-                <w:caps w:val="0"/>
-                <w:color w:val="0F1115"/>
-                <w:spacing w:val="0"/>
-                <w:kern w:val="0"/>
-                <w:sz w:val="15"/>
-                <w:szCs w:val="15"/>
-                <w:lang w:val="en-US" w:eastAsia="zh-CN" w:bidi="ar"/>
-              </w:rPr>
-              <w:t>10.0f</w:t>
-            </w:r>
-          </w:p>
-        </w:tc>
-        <w:tc>
-          <w:tcPr>
-            <w:tcW w:w="1450" w:type="pct"/>
-            <w:shd w:val="clear" w:color="auto" w:fill="FFFFFF"/>
-            <w:tcMar>
-              <w:top w:w="100" w:type="dxa"/>
-              <w:left w:w="160" w:type="dxa"/>
-              <w:bottom w:w="100" w:type="dxa"/>
-              <w:right w:w="0" w:type="dxa"/>
-            </w:tcMar>
-            <w:vAlign w:val="center"/>
-          </w:tcPr>
-          <w:p>
-            <w:pPr>
-              <w:keepNext w:val="0"/>
-              <w:keepLines w:val="0"/>
-              <w:widowControl/>
-              <w:suppressLineNumbers w:val="0"/>
-              <w:spacing w:line="250" w:lineRule="atLeast"/>
-              <w:jc w:val="center"/>
-              <w:rPr>
-                <w:rFonts w:hint="eastAsia" w:ascii="宋体" w:hAnsi="宋体" w:eastAsia="宋体" w:cs="宋体"/>
-                <w:i w:val="0"/>
-                <w:iCs w:val="0"/>
-                <w:caps w:val="0"/>
-                <w:color w:val="0F1115"/>
-                <w:spacing w:val="0"/>
-                <w:sz w:val="15"/>
-                <w:szCs w:val="15"/>
-              </w:rPr>
-            </w:pPr>
-            <w:r>
-              <w:rPr>
-                <w:rFonts w:hint="eastAsia" w:ascii="宋体" w:hAnsi="宋体" w:eastAsia="宋体" w:cs="宋体"/>
-                <w:i w:val="0"/>
-                <w:iCs w:val="0"/>
-                <w:caps w:val="0"/>
-                <w:color w:val="0F1115"/>
-                <w:spacing w:val="0"/>
-                <w:kern w:val="0"/>
-                <w:sz w:val="15"/>
-                <w:szCs w:val="15"/>
-                <w:lang w:val="en-US" w:eastAsia="zh-CN" w:bidi="ar"/>
-              </w:rPr>
-              <w:t>一技能冷却</w:t>
-            </w:r>
-          </w:p>
-        </w:tc>
-      </w:tr>
-      <w:tr>
-        <w:tblPrEx>
-          <w:tblBorders>
-            <w:top w:val="single" w:color="auto" w:sz="4" w:space="0"/>
-            <w:left w:val="single" w:color="auto" w:sz="4" w:space="0"/>
-            <w:bottom w:val="single" w:color="auto" w:sz="4" w:space="0"/>
-            <w:right w:val="single" w:color="auto" w:sz="4" w:space="0"/>
-            <w:insideH w:val="single" w:color="auto" w:sz="4" w:space="0"/>
-            <w:insideV w:val="single" w:color="auto" w:sz="4" w:space="0"/>
-          </w:tblBorders>
-          <w:tblCellMar>
-            <w:top w:w="15" w:type="dxa"/>
-            <w:left w:w="15" w:type="dxa"/>
-            <w:bottom w:w="15" w:type="dxa"/>
-            <w:right w:w="15" w:type="dxa"/>
-          </w:tblCellMar>
-        </w:tblPrEx>
-        <w:tc>
-          <w:tcPr>
-            <w:tcW w:w="1553" w:type="pct"/>
-            <w:shd w:val="clear" w:color="auto" w:fill="FFFFFF"/>
-            <w:tcMar>
-              <w:top w:w="100" w:type="dxa"/>
-              <w:left w:w="0" w:type="dxa"/>
-              <w:bottom w:w="100" w:type="dxa"/>
-              <w:right w:w="160" w:type="dxa"/>
-            </w:tcMar>
-            <w:vAlign w:val="center"/>
-          </w:tcPr>
-          <w:p>
-            <w:pPr>
-              <w:keepNext w:val="0"/>
-              <w:keepLines w:val="0"/>
-              <w:widowControl/>
-              <w:suppressLineNumbers w:val="0"/>
-              <w:spacing w:line="250" w:lineRule="atLeast"/>
-              <w:jc w:val="center"/>
-              <w:rPr>
-                <w:rFonts w:hint="eastAsia" w:ascii="宋体" w:hAnsi="宋体" w:eastAsia="宋体" w:cs="宋体"/>
-                <w:i w:val="0"/>
-                <w:iCs w:val="0"/>
-                <w:caps w:val="0"/>
-                <w:color w:val="0F1115"/>
-                <w:spacing w:val="0"/>
-                <w:sz w:val="15"/>
-                <w:szCs w:val="15"/>
-              </w:rPr>
-            </w:pPr>
-            <w:r>
-              <w:rPr>
-                <w:rFonts w:hint="eastAsia" w:ascii="宋体" w:hAnsi="宋体" w:eastAsia="宋体" w:cs="宋体"/>
-                <w:i w:val="0"/>
-                <w:iCs w:val="0"/>
-                <w:caps w:val="0"/>
-                <w:color w:val="0F1115"/>
-                <w:spacing w:val="0"/>
-                <w:kern w:val="0"/>
-                <w:sz w:val="15"/>
-                <w:szCs w:val="15"/>
-                <w:lang w:val="en-US" w:eastAsia="zh-CN" w:bidi="ar"/>
-              </w:rPr>
-              <w:t>SecondSkillCD</w:t>
-            </w:r>
-          </w:p>
-        </w:tc>
-        <w:tc>
-          <w:tcPr>
-            <w:tcW w:w="946" w:type="pct"/>
-            <w:shd w:val="clear" w:color="auto" w:fill="FFFFFF"/>
-            <w:tcMar>
-              <w:top w:w="100" w:type="dxa"/>
-              <w:left w:w="160" w:type="dxa"/>
-              <w:bottom w:w="100" w:type="dxa"/>
-              <w:right w:w="160" w:type="dxa"/>
-            </w:tcMar>
-            <w:vAlign w:val="center"/>
-          </w:tcPr>
-          <w:p>
-            <w:pPr>
-              <w:keepNext w:val="0"/>
-              <w:keepLines w:val="0"/>
-              <w:widowControl/>
-              <w:suppressLineNumbers w:val="0"/>
-              <w:spacing w:line="250" w:lineRule="atLeast"/>
-              <w:jc w:val="center"/>
-              <w:rPr>
-                <w:rFonts w:hint="eastAsia" w:ascii="宋体" w:hAnsi="宋体" w:eastAsia="宋体" w:cs="宋体"/>
-                <w:i w:val="0"/>
-                <w:iCs w:val="0"/>
-                <w:caps w:val="0"/>
-                <w:color w:val="0F1115"/>
-                <w:spacing w:val="0"/>
-                <w:sz w:val="15"/>
-                <w:szCs w:val="15"/>
-              </w:rPr>
-            </w:pPr>
-            <w:r>
-              <w:rPr>
-                <w:rFonts w:hint="eastAsia" w:ascii="宋体" w:hAnsi="宋体" w:eastAsia="宋体" w:cs="宋体"/>
-                <w:i w:val="0"/>
-                <w:iCs w:val="0"/>
-                <w:caps w:val="0"/>
-                <w:color w:val="0F1115"/>
-                <w:spacing w:val="0"/>
-                <w:kern w:val="0"/>
-                <w:sz w:val="15"/>
-                <w:szCs w:val="15"/>
-                <w:lang w:val="en-US" w:eastAsia="zh-CN" w:bidi="ar"/>
-              </w:rPr>
-              <w:t>float</w:t>
-            </w:r>
-          </w:p>
-        </w:tc>
-        <w:tc>
-          <w:tcPr>
-            <w:tcW w:w="1049" w:type="pct"/>
-            <w:shd w:val="clear" w:color="auto" w:fill="FFFFFF"/>
-            <w:tcMar>
-              <w:top w:w="100" w:type="dxa"/>
-              <w:left w:w="160" w:type="dxa"/>
-              <w:bottom w:w="100" w:type="dxa"/>
-              <w:right w:w="160" w:type="dxa"/>
-            </w:tcMar>
-            <w:vAlign w:val="center"/>
-          </w:tcPr>
-          <w:p>
-            <w:pPr>
-              <w:keepNext w:val="0"/>
-              <w:keepLines w:val="0"/>
-              <w:widowControl/>
-              <w:suppressLineNumbers w:val="0"/>
-              <w:spacing w:line="250" w:lineRule="atLeast"/>
-              <w:jc w:val="center"/>
-              <w:rPr>
-                <w:rFonts w:hint="eastAsia" w:ascii="宋体" w:hAnsi="宋体" w:eastAsia="宋体" w:cs="宋体"/>
-                <w:i w:val="0"/>
-                <w:iCs w:val="0"/>
-                <w:caps w:val="0"/>
-                <w:color w:val="0F1115"/>
-                <w:spacing w:val="0"/>
-                <w:sz w:val="15"/>
-                <w:szCs w:val="15"/>
-              </w:rPr>
-            </w:pPr>
-            <w:r>
-              <w:rPr>
-                <w:rFonts w:hint="eastAsia" w:ascii="宋体" w:hAnsi="宋体" w:eastAsia="宋体" w:cs="宋体"/>
-                <w:i w:val="0"/>
-                <w:iCs w:val="0"/>
-                <w:caps w:val="0"/>
-                <w:color w:val="0F1115"/>
-                <w:spacing w:val="0"/>
-                <w:kern w:val="0"/>
-                <w:sz w:val="15"/>
-                <w:szCs w:val="15"/>
-                <w:lang w:val="en-US" w:eastAsia="zh-CN" w:bidi="ar"/>
-              </w:rPr>
-              <w:t>12.0f</w:t>
-            </w:r>
-          </w:p>
-        </w:tc>
-        <w:tc>
-          <w:tcPr>
-            <w:tcW w:w="1450" w:type="pct"/>
-            <w:shd w:val="clear" w:color="auto" w:fill="FFFFFF"/>
-            <w:tcMar>
-              <w:top w:w="100" w:type="dxa"/>
-              <w:left w:w="160" w:type="dxa"/>
-              <w:bottom w:w="100" w:type="dxa"/>
-              <w:right w:w="0" w:type="dxa"/>
-            </w:tcMar>
-            <w:vAlign w:val="center"/>
-          </w:tcPr>
-          <w:p>
-            <w:pPr>
-              <w:keepNext w:val="0"/>
-              <w:keepLines w:val="0"/>
-              <w:widowControl/>
-              <w:suppressLineNumbers w:val="0"/>
-              <w:spacing w:line="250" w:lineRule="atLeast"/>
-              <w:jc w:val="center"/>
-              <w:rPr>
-                <w:rFonts w:hint="eastAsia" w:ascii="宋体" w:hAnsi="宋体" w:eastAsia="宋体" w:cs="宋体"/>
-                <w:i w:val="0"/>
-                <w:iCs w:val="0"/>
-                <w:caps w:val="0"/>
-                <w:color w:val="0F1115"/>
-                <w:spacing w:val="0"/>
-                <w:sz w:val="15"/>
-                <w:szCs w:val="15"/>
-              </w:rPr>
-            </w:pPr>
-            <w:r>
-              <w:rPr>
-                <w:rFonts w:hint="eastAsia" w:ascii="宋体" w:hAnsi="宋体" w:eastAsia="宋体" w:cs="宋体"/>
-                <w:i w:val="0"/>
-                <w:iCs w:val="0"/>
-                <w:caps w:val="0"/>
-                <w:color w:val="0F1115"/>
-                <w:spacing w:val="0"/>
-                <w:kern w:val="0"/>
-                <w:sz w:val="15"/>
-                <w:szCs w:val="15"/>
-                <w:lang w:val="en-US" w:eastAsia="zh-CN" w:bidi="ar"/>
-              </w:rPr>
-              <w:t>二技能冷却</w:t>
             </w:r>
           </w:p>
         </w:tc>
@@ -12292,7 +13671,7 @@
                 <w:szCs w:val="15"/>
                 <w:lang w:val="en-US" w:eastAsia="zh-CN" w:bidi="ar"/>
               </w:rPr>
-              <w:t>ScrollCD</w:t>
+              <w:t>FirstSkillCD</w:t>
             </w:r>
           </w:p>
         </w:tc>
@@ -12388,7 +13767,7 @@
                 <w:szCs w:val="15"/>
                 <w:lang w:val="en-US" w:eastAsia="zh-CN" w:bidi="ar"/>
               </w:rPr>
-              <w:t>40.0f</w:t>
+              <w:t>10.0f</w:t>
             </w:r>
           </w:p>
         </w:tc>
@@ -12436,7 +13815,7 @@
                 <w:szCs w:val="15"/>
                 <w:lang w:val="en-US" w:eastAsia="zh-CN" w:bidi="ar"/>
               </w:rPr>
-              <w:t>秘卷冷却</w:t>
+              <w:t>一技能冷却</w:t>
             </w:r>
           </w:p>
         </w:tc>
@@ -12451,6 +13830,428 @@
             <w:insideH w:val="single" w:color="auto" w:sz="4" w:space="0"/>
             <w:insideV w:val="single" w:color="auto" w:sz="4" w:space="0"/>
           </w:tblBorders>
+          <w:tblCellMar>
+            <w:top w:w="15" w:type="dxa"/>
+            <w:left w:w="15" w:type="dxa"/>
+            <w:bottom w:w="15" w:type="dxa"/>
+            <w:right w:w="15" w:type="dxa"/>
+          </w:tblCellMar>
+        </w:tblPrEx>
+        <w:tc>
+          <w:tcPr>
+            <w:tcW w:w="1553" w:type="pct"/>
+            <w:shd w:val="clear" w:color="auto" w:fill="FFFFFF"/>
+            <w:tcMar>
+              <w:top w:w="100" w:type="dxa"/>
+              <w:left w:w="0" w:type="dxa"/>
+              <w:bottom w:w="100" w:type="dxa"/>
+              <w:right w:w="160" w:type="dxa"/>
+            </w:tcMar>
+            <w:vAlign w:val="center"/>
+          </w:tcPr>
+          <w:p>
+            <w:pPr>
+              <w:keepNext w:val="0"/>
+              <w:keepLines w:val="0"/>
+              <w:widowControl/>
+              <w:suppressLineNumbers w:val="0"/>
+              <w:spacing w:line="250" w:lineRule="atLeast"/>
+              <w:jc w:val="center"/>
+              <w:rPr>
+                <w:rFonts w:hint="eastAsia" w:ascii="宋体" w:hAnsi="宋体" w:eastAsia="宋体" w:cs="宋体"/>
+                <w:i w:val="0"/>
+                <w:iCs w:val="0"/>
+                <w:caps w:val="0"/>
+                <w:color w:val="0F1115"/>
+                <w:spacing w:val="0"/>
+                <w:sz w:val="15"/>
+                <w:szCs w:val="15"/>
+              </w:rPr>
+            </w:pPr>
+            <w:r>
+              <w:rPr>
+                <w:rFonts w:hint="eastAsia" w:ascii="宋体" w:hAnsi="宋体" w:eastAsia="宋体" w:cs="宋体"/>
+                <w:i w:val="0"/>
+                <w:iCs w:val="0"/>
+                <w:caps w:val="0"/>
+                <w:color w:val="0F1115"/>
+                <w:spacing w:val="0"/>
+                <w:kern w:val="0"/>
+                <w:sz w:val="15"/>
+                <w:szCs w:val="15"/>
+                <w:lang w:val="en-US" w:eastAsia="zh-CN" w:bidi="ar"/>
+              </w:rPr>
+              <w:t>SecondSkillCD</w:t>
+            </w:r>
+          </w:p>
+        </w:tc>
+        <w:tc>
+          <w:tcPr>
+            <w:tcW w:w="946" w:type="pct"/>
+            <w:shd w:val="clear" w:color="auto" w:fill="FFFFFF"/>
+            <w:tcMar>
+              <w:top w:w="100" w:type="dxa"/>
+              <w:left w:w="160" w:type="dxa"/>
+              <w:bottom w:w="100" w:type="dxa"/>
+              <w:right w:w="160" w:type="dxa"/>
+            </w:tcMar>
+            <w:vAlign w:val="center"/>
+          </w:tcPr>
+          <w:p>
+            <w:pPr>
+              <w:keepNext w:val="0"/>
+              <w:keepLines w:val="0"/>
+              <w:widowControl/>
+              <w:suppressLineNumbers w:val="0"/>
+              <w:spacing w:line="250" w:lineRule="atLeast"/>
+              <w:jc w:val="center"/>
+              <w:rPr>
+                <w:rFonts w:hint="eastAsia" w:ascii="宋体" w:hAnsi="宋体" w:eastAsia="宋体" w:cs="宋体"/>
+                <w:i w:val="0"/>
+                <w:iCs w:val="0"/>
+                <w:caps w:val="0"/>
+                <w:color w:val="0F1115"/>
+                <w:spacing w:val="0"/>
+                <w:sz w:val="15"/>
+                <w:szCs w:val="15"/>
+              </w:rPr>
+            </w:pPr>
+            <w:r>
+              <w:rPr>
+                <w:rFonts w:hint="eastAsia" w:ascii="宋体" w:hAnsi="宋体" w:eastAsia="宋体" w:cs="宋体"/>
+                <w:i w:val="0"/>
+                <w:iCs w:val="0"/>
+                <w:caps w:val="0"/>
+                <w:color w:val="0F1115"/>
+                <w:spacing w:val="0"/>
+                <w:kern w:val="0"/>
+                <w:sz w:val="15"/>
+                <w:szCs w:val="15"/>
+                <w:lang w:val="en-US" w:eastAsia="zh-CN" w:bidi="ar"/>
+              </w:rPr>
+              <w:t>float</w:t>
+            </w:r>
+          </w:p>
+        </w:tc>
+        <w:tc>
+          <w:tcPr>
+            <w:tcW w:w="1049" w:type="pct"/>
+            <w:shd w:val="clear" w:color="auto" w:fill="FFFFFF"/>
+            <w:tcMar>
+              <w:top w:w="100" w:type="dxa"/>
+              <w:left w:w="160" w:type="dxa"/>
+              <w:bottom w:w="100" w:type="dxa"/>
+              <w:right w:w="160" w:type="dxa"/>
+            </w:tcMar>
+            <w:vAlign w:val="center"/>
+          </w:tcPr>
+          <w:p>
+            <w:pPr>
+              <w:keepNext w:val="0"/>
+              <w:keepLines w:val="0"/>
+              <w:widowControl/>
+              <w:suppressLineNumbers w:val="0"/>
+              <w:spacing w:line="250" w:lineRule="atLeast"/>
+              <w:jc w:val="center"/>
+              <w:rPr>
+                <w:rFonts w:hint="eastAsia" w:ascii="宋体" w:hAnsi="宋体" w:eastAsia="宋体" w:cs="宋体"/>
+                <w:i w:val="0"/>
+                <w:iCs w:val="0"/>
+                <w:caps w:val="0"/>
+                <w:color w:val="0F1115"/>
+                <w:spacing w:val="0"/>
+                <w:sz w:val="15"/>
+                <w:szCs w:val="15"/>
+              </w:rPr>
+            </w:pPr>
+            <w:r>
+              <w:rPr>
+                <w:rFonts w:hint="eastAsia" w:ascii="宋体" w:hAnsi="宋体" w:eastAsia="宋体" w:cs="宋体"/>
+                <w:i w:val="0"/>
+                <w:iCs w:val="0"/>
+                <w:caps w:val="0"/>
+                <w:color w:val="0F1115"/>
+                <w:spacing w:val="0"/>
+                <w:kern w:val="0"/>
+                <w:sz w:val="15"/>
+                <w:szCs w:val="15"/>
+                <w:lang w:val="en-US" w:eastAsia="zh-CN" w:bidi="ar"/>
+              </w:rPr>
+              <w:t>12.0f</w:t>
+            </w:r>
+          </w:p>
+        </w:tc>
+        <w:tc>
+          <w:tcPr>
+            <w:tcW w:w="1450" w:type="pct"/>
+            <w:shd w:val="clear" w:color="auto" w:fill="FFFFFF"/>
+            <w:tcMar>
+              <w:top w:w="100" w:type="dxa"/>
+              <w:left w:w="160" w:type="dxa"/>
+              <w:bottom w:w="100" w:type="dxa"/>
+              <w:right w:w="0" w:type="dxa"/>
+            </w:tcMar>
+            <w:vAlign w:val="center"/>
+          </w:tcPr>
+          <w:p>
+            <w:pPr>
+              <w:keepNext w:val="0"/>
+              <w:keepLines w:val="0"/>
+              <w:widowControl/>
+              <w:suppressLineNumbers w:val="0"/>
+              <w:spacing w:line="250" w:lineRule="atLeast"/>
+              <w:jc w:val="center"/>
+              <w:rPr>
+                <w:rFonts w:hint="eastAsia" w:ascii="宋体" w:hAnsi="宋体" w:eastAsia="宋体" w:cs="宋体"/>
+                <w:i w:val="0"/>
+                <w:iCs w:val="0"/>
+                <w:caps w:val="0"/>
+                <w:color w:val="0F1115"/>
+                <w:spacing w:val="0"/>
+                <w:sz w:val="15"/>
+                <w:szCs w:val="15"/>
+              </w:rPr>
+            </w:pPr>
+            <w:r>
+              <w:rPr>
+                <w:rFonts w:hint="eastAsia" w:ascii="宋体" w:hAnsi="宋体" w:eastAsia="宋体" w:cs="宋体"/>
+                <w:i w:val="0"/>
+                <w:iCs w:val="0"/>
+                <w:caps w:val="0"/>
+                <w:color w:val="0F1115"/>
+                <w:spacing w:val="0"/>
+                <w:kern w:val="0"/>
+                <w:sz w:val="15"/>
+                <w:szCs w:val="15"/>
+                <w:lang w:val="en-US" w:eastAsia="zh-CN" w:bidi="ar"/>
+              </w:rPr>
+              <w:t>二技能冷却</w:t>
+            </w:r>
+          </w:p>
+        </w:tc>
+      </w:tr>
+      <w:tr>
+        <w:tblPrEx>
+          <w:tblBorders>
+            <w:top w:val="single" w:color="auto" w:sz="4" w:space="0"/>
+            <w:left w:val="single" w:color="auto" w:sz="4" w:space="0"/>
+            <w:bottom w:val="single" w:color="auto" w:sz="4" w:space="0"/>
+            <w:right w:val="single" w:color="auto" w:sz="4" w:space="0"/>
+            <w:insideH w:val="single" w:color="auto" w:sz="4" w:space="0"/>
+            <w:insideV w:val="single" w:color="auto" w:sz="4" w:space="0"/>
+          </w:tblBorders>
+          <w:shd w:val="clear" w:color="auto" w:fill="FFFFFF"/>
+          <w:tblCellMar>
+            <w:top w:w="15" w:type="dxa"/>
+            <w:left w:w="15" w:type="dxa"/>
+            <w:bottom w:w="15" w:type="dxa"/>
+            <w:right w:w="15" w:type="dxa"/>
+          </w:tblCellMar>
+        </w:tblPrEx>
+        <w:tc>
+          <w:tcPr>
+            <w:tcW w:w="1553" w:type="pct"/>
+            <w:shd w:val="clear" w:color="auto" w:fill="FFFFFF"/>
+            <w:tcMar>
+              <w:top w:w="100" w:type="dxa"/>
+              <w:left w:w="0" w:type="dxa"/>
+              <w:bottom w:w="100" w:type="dxa"/>
+              <w:right w:w="160" w:type="dxa"/>
+            </w:tcMar>
+            <w:vAlign w:val="center"/>
+          </w:tcPr>
+          <w:p>
+            <w:pPr>
+              <w:keepNext w:val="0"/>
+              <w:keepLines w:val="0"/>
+              <w:widowControl/>
+              <w:suppressLineNumbers w:val="0"/>
+              <w:spacing w:line="250" w:lineRule="atLeast"/>
+              <w:jc w:val="center"/>
+              <w:rPr>
+                <w:rFonts w:hint="eastAsia" w:ascii="宋体" w:hAnsi="宋体" w:eastAsia="宋体" w:cs="宋体"/>
+                <w:i w:val="0"/>
+                <w:iCs w:val="0"/>
+                <w:caps w:val="0"/>
+                <w:color w:val="0F1115"/>
+                <w:spacing w:val="0"/>
+                <w:sz w:val="15"/>
+                <w:szCs w:val="15"/>
+              </w:rPr>
+            </w:pPr>
+            <w:r>
+              <w:rPr>
+                <w:rFonts w:hint="eastAsia" w:ascii="宋体" w:hAnsi="宋体" w:eastAsia="宋体" w:cs="宋体"/>
+                <w:i w:val="0"/>
+                <w:iCs w:val="0"/>
+                <w:caps w:val="0"/>
+                <w:color w:val="0F1115"/>
+                <w:spacing w:val="0"/>
+                <w:kern w:val="0"/>
+                <w:sz w:val="15"/>
+                <w:szCs w:val="15"/>
+                <w:lang w:val="en-US" w:eastAsia="zh-CN" w:bidi="ar"/>
+              </w:rPr>
+              <w:t>ScrollCD</w:t>
+            </w:r>
+          </w:p>
+        </w:tc>
+        <w:tc>
+          <w:tcPr>
+            <w:tcW w:w="946" w:type="pct"/>
+            <w:shd w:val="clear" w:color="auto" w:fill="FFFFFF"/>
+            <w:tcMar>
+              <w:top w:w="100" w:type="dxa"/>
+              <w:left w:w="160" w:type="dxa"/>
+              <w:bottom w:w="100" w:type="dxa"/>
+              <w:right w:w="160" w:type="dxa"/>
+            </w:tcMar>
+            <w:vAlign w:val="center"/>
+          </w:tcPr>
+          <w:p>
+            <w:pPr>
+              <w:keepNext w:val="0"/>
+              <w:keepLines w:val="0"/>
+              <w:widowControl/>
+              <w:suppressLineNumbers w:val="0"/>
+              <w:spacing w:line="250" w:lineRule="atLeast"/>
+              <w:jc w:val="center"/>
+              <w:rPr>
+                <w:rFonts w:hint="eastAsia" w:ascii="宋体" w:hAnsi="宋体" w:eastAsia="宋体" w:cs="宋体"/>
+                <w:i w:val="0"/>
+                <w:iCs w:val="0"/>
+                <w:caps w:val="0"/>
+                <w:color w:val="0F1115"/>
+                <w:spacing w:val="0"/>
+                <w:sz w:val="15"/>
+                <w:szCs w:val="15"/>
+              </w:rPr>
+            </w:pPr>
+            <w:r>
+              <w:rPr>
+                <w:rFonts w:hint="eastAsia" w:ascii="宋体" w:hAnsi="宋体" w:eastAsia="宋体" w:cs="宋体"/>
+                <w:i w:val="0"/>
+                <w:iCs w:val="0"/>
+                <w:caps w:val="0"/>
+                <w:color w:val="0F1115"/>
+                <w:spacing w:val="0"/>
+                <w:kern w:val="0"/>
+                <w:sz w:val="15"/>
+                <w:szCs w:val="15"/>
+                <w:lang w:val="en-US" w:eastAsia="zh-CN" w:bidi="ar"/>
+              </w:rPr>
+              <w:t>float</w:t>
+            </w:r>
+          </w:p>
+        </w:tc>
+        <w:tc>
+          <w:tcPr>
+            <w:tcW w:w="1049" w:type="pct"/>
+            <w:shd w:val="clear" w:color="auto" w:fill="FFFFFF"/>
+            <w:tcMar>
+              <w:top w:w="100" w:type="dxa"/>
+              <w:left w:w="160" w:type="dxa"/>
+              <w:bottom w:w="100" w:type="dxa"/>
+              <w:right w:w="160" w:type="dxa"/>
+            </w:tcMar>
+            <w:vAlign w:val="center"/>
+          </w:tcPr>
+          <w:p>
+            <w:pPr>
+              <w:keepNext w:val="0"/>
+              <w:keepLines w:val="0"/>
+              <w:widowControl/>
+              <w:suppressLineNumbers w:val="0"/>
+              <w:spacing w:line="250" w:lineRule="atLeast"/>
+              <w:jc w:val="center"/>
+              <w:rPr>
+                <w:rFonts w:hint="eastAsia" w:ascii="宋体" w:hAnsi="宋体" w:eastAsia="宋体" w:cs="宋体"/>
+                <w:i w:val="0"/>
+                <w:iCs w:val="0"/>
+                <w:caps w:val="0"/>
+                <w:color w:val="0F1115"/>
+                <w:spacing w:val="0"/>
+                <w:sz w:val="15"/>
+                <w:szCs w:val="15"/>
+              </w:rPr>
+            </w:pPr>
+            <w:r>
+              <w:rPr>
+                <w:rFonts w:hint="eastAsia" w:ascii="宋体" w:hAnsi="宋体" w:eastAsia="宋体" w:cs="宋体"/>
+                <w:i w:val="0"/>
+                <w:iCs w:val="0"/>
+                <w:caps w:val="0"/>
+                <w:color w:val="0F1115"/>
+                <w:spacing w:val="0"/>
+                <w:kern w:val="0"/>
+                <w:sz w:val="15"/>
+                <w:szCs w:val="15"/>
+                <w:lang w:val="en-US" w:eastAsia="zh-CN" w:bidi="ar"/>
+              </w:rPr>
+              <w:t>40.0f</w:t>
+            </w:r>
+          </w:p>
+        </w:tc>
+        <w:tc>
+          <w:tcPr>
+            <w:tcW w:w="1450" w:type="pct"/>
+            <w:shd w:val="clear" w:color="auto" w:fill="FFFFFF"/>
+            <w:tcMar>
+              <w:top w:w="100" w:type="dxa"/>
+              <w:left w:w="160" w:type="dxa"/>
+              <w:bottom w:w="100" w:type="dxa"/>
+              <w:right w:w="0" w:type="dxa"/>
+            </w:tcMar>
+            <w:vAlign w:val="center"/>
+          </w:tcPr>
+          <w:p>
+            <w:pPr>
+              <w:keepNext w:val="0"/>
+              <w:keepLines w:val="0"/>
+              <w:widowControl/>
+              <w:suppressLineNumbers w:val="0"/>
+              <w:spacing w:line="250" w:lineRule="atLeast"/>
+              <w:jc w:val="center"/>
+              <w:rPr>
+                <w:rFonts w:hint="eastAsia" w:ascii="宋体" w:hAnsi="宋体" w:eastAsia="宋体" w:cs="宋体"/>
+                <w:i w:val="0"/>
+                <w:iCs w:val="0"/>
+                <w:caps w:val="0"/>
+                <w:color w:val="0F1115"/>
+                <w:spacing w:val="0"/>
+                <w:sz w:val="15"/>
+                <w:szCs w:val="15"/>
+              </w:rPr>
+            </w:pPr>
+            <w:r>
+              <w:rPr>
+                <w:rFonts w:hint="eastAsia" w:ascii="宋体" w:hAnsi="宋体" w:eastAsia="宋体" w:cs="宋体"/>
+                <w:i w:val="0"/>
+                <w:iCs w:val="0"/>
+                <w:caps w:val="0"/>
+                <w:color w:val="0F1115"/>
+                <w:spacing w:val="0"/>
+                <w:kern w:val="0"/>
+                <w:sz w:val="15"/>
+                <w:szCs w:val="15"/>
+                <w:lang w:val="en-US" w:eastAsia="zh-CN" w:bidi="ar"/>
+              </w:rPr>
+              <w:t>秘卷冷却</w:t>
+            </w:r>
+          </w:p>
+        </w:tc>
+      </w:tr>
+      <w:tr>
+        <w:tblPrEx>
+          <w:tblBorders>
+            <w:top w:val="single" w:color="auto" w:sz="4" w:space="0"/>
+            <w:left w:val="single" w:color="auto" w:sz="4" w:space="0"/>
+            <w:bottom w:val="single" w:color="auto" w:sz="4" w:space="0"/>
+            <w:right w:val="single" w:color="auto" w:sz="4" w:space="0"/>
+            <w:insideH w:val="single" w:color="auto" w:sz="4" w:space="0"/>
+            <w:insideV w:val="single" w:color="auto" w:sz="4" w:space="0"/>
+          </w:tblBorders>
+          <w:shd w:val="clear" w:color="auto" w:fill="FFFFFF"/>
           <w:tblCellMar>
             <w:top w:w="15" w:type="dxa"/>
             <w:left w:w="15" w:type="dxa"/>
@@ -14215,6 +16016,7 @@
             <w:insideH w:val="single" w:color="auto" w:sz="4" w:space="0"/>
             <w:insideV w:val="single" w:color="auto" w:sz="4" w:space="0"/>
           </w:tblBorders>
+          <w:shd w:val="clear" w:color="auto" w:fill="FFFFFF"/>
           <w:tblCellMar>
             <w:top w:w="15" w:type="dxa"/>
             <w:left w:w="15" w:type="dxa"/>
@@ -14878,6 +16680,7 @@
             <w:insideH w:val="single" w:color="auto" w:sz="4" w:space="0"/>
             <w:insideV w:val="single" w:color="auto" w:sz="4" w:space="0"/>
           </w:tblBorders>
+          <w:shd w:val="clear" w:color="auto" w:fill="FFFFFF"/>
           <w:tblCellMar>
             <w:top w:w="15" w:type="dxa"/>
             <w:left w:w="15" w:type="dxa"/>
@@ -17457,7 +19260,6 @@
             <w:insideH w:val="single" w:color="auto" w:sz="4" w:space="0"/>
             <w:insideV w:val="single" w:color="auto" w:sz="4" w:space="0"/>
           </w:tblBorders>
-          <w:shd w:val="clear" w:color="auto" w:fill="FFFFFF"/>
           <w:tblCellMar>
             <w:top w:w="15" w:type="dxa"/>
             <w:left w:w="15" w:type="dxa"/>
@@ -17668,7 +19470,6 @@
             <w:insideH w:val="single" w:color="auto" w:sz="4" w:space="0"/>
             <w:insideV w:val="single" w:color="auto" w:sz="4" w:space="0"/>
           </w:tblBorders>
-          <w:shd w:val="clear" w:color="auto" w:fill="FFFFFF"/>
           <w:tblCellMar>
             <w:top w:w="15" w:type="dxa"/>
             <w:left w:w="15" w:type="dxa"/>
@@ -18799,6 +20600,12 @@
             <w:insideV w:val="single" w:color="auto" w:sz="4" w:space="0"/>
           </w:tblBorders>
           <w:shd w:val="clear" w:color="auto" w:fill="FFFFFF"/>
+          <w:tblCellMar>
+            <w:top w:w="15" w:type="dxa"/>
+            <w:left w:w="15" w:type="dxa"/>
+            <w:bottom w:w="15" w:type="dxa"/>
+            <w:right w:w="15" w:type="dxa"/>
+          </w:tblCellMar>
         </w:tblPrEx>
         <w:trPr>
           <w:tblHeader/>
@@ -19675,8 +21482,6 @@
         <w:t>验收清单</w:t>
       </w:r>
       <w:bookmarkEnd w:id="12"/>
-      <w:bookmarkStart w:id="13" w:name="_GoBack"/>
-      <w:bookmarkEnd w:id="13"/>
     </w:p>
     <w:p>
       <w:pPr>

--- a/GDD.docx
+++ b/GDD.docx
@@ -2669,14 +2669,6 @@
       </w:tr>
       <w:tr>
         <w:tblPrEx>
-          <w:tblBorders>
-            <w:top w:val="single" w:color="auto" w:sz="4" w:space="0"/>
-            <w:left w:val="single" w:color="auto" w:sz="4" w:space="0"/>
-            <w:bottom w:val="single" w:color="auto" w:sz="4" w:space="0"/>
-            <w:right w:val="single" w:color="auto" w:sz="4" w:space="0"/>
-            <w:insideH w:val="single" w:color="auto" w:sz="4" w:space="0"/>
-            <w:insideV w:val="single" w:color="auto" w:sz="4" w:space="0"/>
-          </w:tblBorders>
           <w:tblCellMar>
             <w:top w:w="0" w:type="dxa"/>
             <w:left w:w="0" w:type="dxa"/>
@@ -4753,11 +4745,15 @@
         <w:outlineLvl w:val="9"/>
         <w:rPr>
           <w:rFonts w:hint="eastAsia" w:ascii="宋体" w:hAnsi="宋体" w:eastAsia="宋体" w:cs="宋体"/>
-        </w:rPr>
-      </w:pPr>
-      <w:r>
-        <w:rPr>
-          <w:rFonts w:hint="eastAsia" w:ascii="宋体" w:hAnsi="宋体" w:eastAsia="宋体" w:cs="宋体"/>
+          <w:sz w:val="21"/>
+          <w:szCs w:val="24"/>
+        </w:rPr>
+      </w:pPr>
+      <w:r>
+        <w:rPr>
+          <w:rFonts w:hint="eastAsia" w:ascii="宋体" w:hAnsi="宋体" w:eastAsia="宋体" w:cs="宋体"/>
+          <w:sz w:val="21"/>
+          <w:szCs w:val="24"/>
         </w:rPr>
         <w:t>Naruto/</w:t>
       </w:r>
@@ -4768,11 +4764,15 @@
         <w:outlineLvl w:val="9"/>
         <w:rPr>
           <w:rFonts w:hint="eastAsia" w:ascii="宋体" w:hAnsi="宋体" w:eastAsia="宋体" w:cs="宋体"/>
-        </w:rPr>
-      </w:pPr>
-      <w:r>
-        <w:rPr>
-          <w:rFonts w:hint="eastAsia" w:ascii="宋体" w:hAnsi="宋体" w:eastAsia="宋体" w:cs="宋体"/>
+          <w:sz w:val="21"/>
+          <w:szCs w:val="24"/>
+        </w:rPr>
+      </w:pPr>
+      <w:r>
+        <w:rPr>
+          <w:rFonts w:hint="eastAsia" w:ascii="宋体" w:hAnsi="宋体" w:eastAsia="宋体" w:cs="宋体"/>
+          <w:sz w:val="21"/>
+          <w:szCs w:val="24"/>
         </w:rPr>
         <w:t>├── Source/Naruto/</w:t>
       </w:r>
@@ -4783,17 +4783,23 @@
         <w:outlineLvl w:val="9"/>
         <w:rPr>
           <w:rFonts w:hint="eastAsia" w:ascii="宋体" w:hAnsi="宋体" w:eastAsia="宋体" w:cs="宋体"/>
-        </w:rPr>
-      </w:pPr>
-      <w:r>
-        <w:rPr>
-          <w:rFonts w:hint="eastAsia" w:ascii="宋体" w:hAnsi="宋体" w:eastAsia="宋体" w:cs="宋体"/>
+          <w:sz w:val="21"/>
+          <w:szCs w:val="24"/>
+        </w:rPr>
+      </w:pPr>
+      <w:r>
+        <w:rPr>
+          <w:rFonts w:hint="eastAsia" w:ascii="宋体" w:hAnsi="宋体" w:eastAsia="宋体" w:cs="宋体"/>
+          <w:sz w:val="21"/>
+          <w:szCs w:val="24"/>
         </w:rPr>
         <w:t xml:space="preserve">│   ├── C_ArenaGM.h/cpp             </w:t>
       </w:r>
       <w:r>
         <w:rPr>
           <w:rFonts w:hint="eastAsia" w:ascii="宋体" w:hAnsi="宋体" w:eastAsia="宋体" w:cs="宋体"/>
+          <w:sz w:val="21"/>
+          <w:szCs w:val="24"/>
           <w:lang w:val="en-US" w:eastAsia="zh-CN"/>
         </w:rPr>
         <w:t xml:space="preserve"> </w:t>
@@ -4801,12 +4807,16 @@
       <w:r>
         <w:rPr>
           <w:rFonts w:hint="eastAsia" w:ascii="宋体" w:hAnsi="宋体" w:eastAsia="宋体" w:cs="宋体"/>
+          <w:sz w:val="21"/>
+          <w:szCs w:val="24"/>
         </w:rPr>
         <w:t xml:space="preserve"> </w:t>
       </w:r>
       <w:r>
         <w:rPr>
           <w:rFonts w:hint="eastAsia" w:ascii="宋体" w:hAnsi="宋体" w:eastAsia="宋体" w:cs="宋体"/>
+          <w:sz w:val="21"/>
+          <w:szCs w:val="24"/>
           <w:lang w:val="en-US" w:eastAsia="zh-CN"/>
         </w:rPr>
         <w:t xml:space="preserve">   </w:t>
@@ -4814,6 +4824,8 @@
       <w:r>
         <w:rPr>
           <w:rFonts w:hint="eastAsia" w:ascii="宋体" w:hAnsi="宋体" w:eastAsia="宋体" w:cs="宋体"/>
+          <w:sz w:val="21"/>
+          <w:szCs w:val="24"/>
         </w:rPr>
         <w:t># 游戏模式</w:t>
       </w:r>
@@ -4824,17 +4836,23 @@
         <w:outlineLvl w:val="9"/>
         <w:rPr>
           <w:rFonts w:hint="eastAsia" w:ascii="宋体" w:hAnsi="宋体" w:eastAsia="宋体" w:cs="宋体"/>
-        </w:rPr>
-      </w:pPr>
-      <w:r>
-        <w:rPr>
-          <w:rFonts w:hint="eastAsia" w:ascii="宋体" w:hAnsi="宋体" w:eastAsia="宋体" w:cs="宋体"/>
+          <w:sz w:val="21"/>
+          <w:szCs w:val="24"/>
+        </w:rPr>
+      </w:pPr>
+      <w:r>
+        <w:rPr>
+          <w:rFonts w:hint="eastAsia" w:ascii="宋体" w:hAnsi="宋体" w:eastAsia="宋体" w:cs="宋体"/>
+          <w:sz w:val="21"/>
+          <w:szCs w:val="24"/>
         </w:rPr>
         <w:t xml:space="preserve">│   ├── C_ArenaGS.h/cpp             </w:t>
       </w:r>
       <w:r>
         <w:rPr>
           <w:rFonts w:hint="eastAsia" w:ascii="宋体" w:hAnsi="宋体" w:eastAsia="宋体" w:cs="宋体"/>
+          <w:sz w:val="21"/>
+          <w:szCs w:val="24"/>
           <w:lang w:val="en-US" w:eastAsia="zh-CN"/>
         </w:rPr>
         <w:t xml:space="preserve">    </w:t>
@@ -4842,6 +4860,8 @@
       <w:r>
         <w:rPr>
           <w:rFonts w:hint="eastAsia" w:ascii="宋体" w:hAnsi="宋体" w:eastAsia="宋体" w:cs="宋体"/>
+          <w:sz w:val="21"/>
+          <w:szCs w:val="24"/>
         </w:rPr>
         <w:t xml:space="preserve"> # 游戏状态</w:t>
       </w:r>
@@ -4852,17 +4872,23 @@
         <w:outlineLvl w:val="9"/>
         <w:rPr>
           <w:rFonts w:hint="eastAsia" w:ascii="宋体" w:hAnsi="宋体" w:eastAsia="宋体" w:cs="宋体"/>
-        </w:rPr>
-      </w:pPr>
-      <w:r>
-        <w:rPr>
-          <w:rFonts w:hint="eastAsia" w:ascii="宋体" w:hAnsi="宋体" w:eastAsia="宋体" w:cs="宋体"/>
+          <w:sz w:val="21"/>
+          <w:szCs w:val="24"/>
+        </w:rPr>
+      </w:pPr>
+      <w:r>
+        <w:rPr>
+          <w:rFonts w:hint="eastAsia" w:ascii="宋体" w:hAnsi="宋体" w:eastAsia="宋体" w:cs="宋体"/>
+          <w:sz w:val="21"/>
+          <w:szCs w:val="24"/>
         </w:rPr>
         <w:t xml:space="preserve">│   ├── C_PlayerController.h/cpp    </w:t>
       </w:r>
       <w:r>
         <w:rPr>
           <w:rFonts w:hint="eastAsia" w:ascii="宋体" w:hAnsi="宋体" w:eastAsia="宋体" w:cs="宋体"/>
+          <w:sz w:val="21"/>
+          <w:szCs w:val="24"/>
           <w:lang w:val="en-US" w:eastAsia="zh-CN"/>
         </w:rPr>
         <w:t xml:space="preserve">    </w:t>
@@ -4870,6 +4896,8 @@
       <w:r>
         <w:rPr>
           <w:rFonts w:hint="eastAsia" w:ascii="宋体" w:hAnsi="宋体" w:eastAsia="宋体" w:cs="宋体"/>
+          <w:sz w:val="21"/>
+          <w:szCs w:val="24"/>
         </w:rPr>
         <w:t xml:space="preserve"> # 玩家控制器</w:t>
       </w:r>
@@ -4880,17 +4908,23 @@
         <w:outlineLvl w:val="9"/>
         <w:rPr>
           <w:rFonts w:hint="eastAsia" w:ascii="宋体" w:hAnsi="宋体" w:eastAsia="宋体" w:cs="宋体"/>
-        </w:rPr>
-      </w:pPr>
-      <w:r>
-        <w:rPr>
-          <w:rFonts w:hint="eastAsia" w:ascii="宋体" w:hAnsi="宋体" w:eastAsia="宋体" w:cs="宋体"/>
+          <w:sz w:val="21"/>
+          <w:szCs w:val="24"/>
+        </w:rPr>
+      </w:pPr>
+      <w:r>
+        <w:rPr>
+          <w:rFonts w:hint="eastAsia" w:ascii="宋体" w:hAnsi="宋体" w:eastAsia="宋体" w:cs="宋体"/>
+          <w:sz w:val="21"/>
+          <w:szCs w:val="24"/>
         </w:rPr>
         <w:t xml:space="preserve">│   ├── C_PlayerState.h/cpp         </w:t>
       </w:r>
       <w:r>
         <w:rPr>
           <w:rFonts w:hint="eastAsia" w:ascii="宋体" w:hAnsi="宋体" w:eastAsia="宋体" w:cs="宋体"/>
+          <w:sz w:val="21"/>
+          <w:szCs w:val="24"/>
           <w:lang w:val="en-US" w:eastAsia="zh-CN"/>
         </w:rPr>
         <w:t xml:space="preserve">    </w:t>
@@ -4898,6 +4932,8 @@
       <w:r>
         <w:rPr>
           <w:rFonts w:hint="eastAsia" w:ascii="宋体" w:hAnsi="宋体" w:eastAsia="宋体" w:cs="宋体"/>
+          <w:sz w:val="21"/>
+          <w:szCs w:val="24"/>
         </w:rPr>
         <w:t xml:space="preserve"> # 玩家状态</w:t>
       </w:r>
@@ -4908,17 +4944,23 @@
         <w:outlineLvl w:val="9"/>
         <w:rPr>
           <w:rFonts w:hint="eastAsia" w:ascii="宋体" w:hAnsi="宋体" w:eastAsia="宋体" w:cs="宋体"/>
-        </w:rPr>
-      </w:pPr>
-      <w:r>
-        <w:rPr>
-          <w:rFonts w:hint="eastAsia" w:ascii="宋体" w:hAnsi="宋体" w:eastAsia="宋体" w:cs="宋体"/>
+          <w:sz w:val="21"/>
+          <w:szCs w:val="24"/>
+        </w:rPr>
+      </w:pPr>
+      <w:r>
+        <w:rPr>
+          <w:rFonts w:hint="eastAsia" w:ascii="宋体" w:hAnsi="宋体" w:eastAsia="宋体" w:cs="宋体"/>
+          <w:sz w:val="21"/>
+          <w:szCs w:val="24"/>
         </w:rPr>
         <w:t xml:space="preserve">│   ├── C_Character.h/cpp          </w:t>
       </w:r>
       <w:r>
         <w:rPr>
           <w:rFonts w:hint="eastAsia" w:ascii="宋体" w:hAnsi="宋体" w:eastAsia="宋体" w:cs="宋体"/>
+          <w:sz w:val="21"/>
+          <w:szCs w:val="24"/>
           <w:lang w:val="en-US" w:eastAsia="zh-CN"/>
         </w:rPr>
         <w:t xml:space="preserve">   </w:t>
@@ -4926,12 +4968,16 @@
       <w:r>
         <w:rPr>
           <w:rFonts w:hint="eastAsia" w:ascii="宋体" w:hAnsi="宋体" w:eastAsia="宋体" w:cs="宋体"/>
+          <w:sz w:val="21"/>
+          <w:szCs w:val="24"/>
         </w:rPr>
         <w:t xml:space="preserve"> </w:t>
       </w:r>
       <w:r>
         <w:rPr>
           <w:rFonts w:hint="eastAsia" w:ascii="宋体" w:hAnsi="宋体" w:eastAsia="宋体" w:cs="宋体"/>
+          <w:sz w:val="21"/>
+          <w:szCs w:val="24"/>
           <w:lang w:val="en-US" w:eastAsia="zh-CN"/>
         </w:rPr>
         <w:t xml:space="preserve"> </w:t>
@@ -4939,6 +4985,8 @@
       <w:r>
         <w:rPr>
           <w:rFonts w:hint="eastAsia" w:ascii="宋体" w:hAnsi="宋体" w:eastAsia="宋体" w:cs="宋体"/>
+          <w:sz w:val="21"/>
+          <w:szCs w:val="24"/>
         </w:rPr>
         <w:t xml:space="preserve"> # 角色基类</w:t>
       </w:r>
@@ -4949,17 +4997,23 @@
         <w:outlineLvl w:val="9"/>
         <w:rPr>
           <w:rFonts w:hint="eastAsia" w:ascii="宋体" w:hAnsi="宋体" w:eastAsia="宋体" w:cs="宋体"/>
-        </w:rPr>
-      </w:pPr>
-      <w:r>
-        <w:rPr>
-          <w:rFonts w:hint="eastAsia" w:ascii="宋体" w:hAnsi="宋体" w:eastAsia="宋体" w:cs="宋体"/>
+          <w:sz w:val="21"/>
+          <w:szCs w:val="24"/>
+        </w:rPr>
+      </w:pPr>
+      <w:r>
+        <w:rPr>
+          <w:rFonts w:hint="eastAsia" w:ascii="宋体" w:hAnsi="宋体" w:eastAsia="宋体" w:cs="宋体"/>
+          <w:sz w:val="21"/>
+          <w:szCs w:val="24"/>
         </w:rPr>
         <w:t xml:space="preserve">│   ├── C_Camera.h/cpp              </w:t>
       </w:r>
       <w:r>
         <w:rPr>
           <w:rFonts w:hint="eastAsia" w:ascii="宋体" w:hAnsi="宋体" w:eastAsia="宋体" w:cs="宋体"/>
+          <w:sz w:val="21"/>
+          <w:szCs w:val="24"/>
           <w:lang w:val="en-US" w:eastAsia="zh-CN"/>
         </w:rPr>
         <w:t xml:space="preserve">    </w:t>
@@ -4967,6 +5021,8 @@
       <w:r>
         <w:rPr>
           <w:rFonts w:hint="eastAsia" w:ascii="宋体" w:hAnsi="宋体" w:eastAsia="宋体" w:cs="宋体"/>
+          <w:sz w:val="21"/>
+          <w:szCs w:val="24"/>
         </w:rPr>
         <w:t xml:space="preserve"> # 摄像机</w:t>
       </w:r>
@@ -4977,17 +5033,23 @@
         <w:outlineLvl w:val="9"/>
         <w:rPr>
           <w:rFonts w:hint="eastAsia" w:ascii="宋体" w:hAnsi="宋体" w:eastAsia="宋体" w:cs="宋体"/>
-        </w:rPr>
-      </w:pPr>
-      <w:r>
-        <w:rPr>
-          <w:rFonts w:hint="eastAsia" w:ascii="宋体" w:hAnsi="宋体" w:eastAsia="宋体" w:cs="宋体"/>
+          <w:sz w:val="21"/>
+          <w:szCs w:val="24"/>
+        </w:rPr>
+      </w:pPr>
+      <w:r>
+        <w:rPr>
+          <w:rFonts w:hint="eastAsia" w:ascii="宋体" w:hAnsi="宋体" w:eastAsia="宋体" w:cs="宋体"/>
+          <w:sz w:val="21"/>
+          <w:szCs w:val="24"/>
         </w:rPr>
         <w:t xml:space="preserve">│   ├── C_PlayerWidget.h/cpp        </w:t>
       </w:r>
       <w:r>
         <w:rPr>
           <w:rFonts w:hint="eastAsia" w:ascii="宋体" w:hAnsi="宋体" w:eastAsia="宋体" w:cs="宋体"/>
+          <w:sz w:val="21"/>
+          <w:szCs w:val="24"/>
           <w:lang w:val="en-US" w:eastAsia="zh-CN"/>
         </w:rPr>
         <w:t xml:space="preserve">    </w:t>
@@ -4995,6 +5057,8 @@
       <w:r>
         <w:rPr>
           <w:rFonts w:hint="eastAsia" w:ascii="宋体" w:hAnsi="宋体" w:eastAsia="宋体" w:cs="宋体"/>
+          <w:sz w:val="21"/>
+          <w:szCs w:val="24"/>
         </w:rPr>
         <w:t xml:space="preserve"> # UI基类</w:t>
       </w:r>
@@ -5005,17 +5069,23 @@
         <w:outlineLvl w:val="9"/>
         <w:rPr>
           <w:rFonts w:hint="eastAsia" w:ascii="宋体" w:hAnsi="宋体" w:eastAsia="宋体" w:cs="宋体"/>
-        </w:rPr>
-      </w:pPr>
-      <w:r>
-        <w:rPr>
-          <w:rFonts w:hint="eastAsia" w:ascii="宋体" w:hAnsi="宋体" w:eastAsia="宋体" w:cs="宋体"/>
+          <w:sz w:val="21"/>
+          <w:szCs w:val="24"/>
+        </w:rPr>
+      </w:pPr>
+      <w:r>
+        <w:rPr>
+          <w:rFonts w:hint="eastAsia" w:ascii="宋体" w:hAnsi="宋体" w:eastAsia="宋体" w:cs="宋体"/>
+          <w:sz w:val="21"/>
+          <w:szCs w:val="24"/>
         </w:rPr>
         <w:t xml:space="preserve">│   ├── C_GrabPoint.h/cpp           </w:t>
       </w:r>
       <w:r>
         <w:rPr>
           <w:rFonts w:hint="eastAsia" w:ascii="宋体" w:hAnsi="宋体" w:eastAsia="宋体" w:cs="宋体"/>
+          <w:sz w:val="21"/>
+          <w:szCs w:val="24"/>
           <w:lang w:val="en-US" w:eastAsia="zh-CN"/>
         </w:rPr>
         <w:t xml:space="preserve">    </w:t>
@@ -5023,6 +5093,8 @@
       <w:r>
         <w:rPr>
           <w:rFonts w:hint="eastAsia" w:ascii="宋体" w:hAnsi="宋体" w:eastAsia="宋体" w:cs="宋体"/>
+          <w:sz w:val="21"/>
+          <w:szCs w:val="24"/>
         </w:rPr>
         <w:t xml:space="preserve"> # 抓取点</w:t>
       </w:r>
@@ -5033,17 +5105,23 @@
         <w:outlineLvl w:val="9"/>
         <w:rPr>
           <w:rFonts w:hint="eastAsia" w:ascii="宋体" w:hAnsi="宋体" w:eastAsia="宋体" w:cs="宋体"/>
-        </w:rPr>
-      </w:pPr>
-      <w:r>
-        <w:rPr>
-          <w:rFonts w:hint="eastAsia" w:ascii="宋体" w:hAnsi="宋体" w:eastAsia="宋体" w:cs="宋体"/>
+          <w:sz w:val="21"/>
+          <w:szCs w:val="24"/>
+        </w:rPr>
+      </w:pPr>
+      <w:r>
+        <w:rPr>
+          <w:rFonts w:hint="eastAsia" w:ascii="宋体" w:hAnsi="宋体" w:eastAsia="宋体" w:cs="宋体"/>
+          <w:sz w:val="21"/>
+          <w:szCs w:val="24"/>
         </w:rPr>
         <w:t xml:space="preserve">│   └── C_BPLNetwork.h/cpp         </w:t>
       </w:r>
       <w:r>
         <w:rPr>
           <w:rFonts w:hint="eastAsia" w:ascii="宋体" w:hAnsi="宋体" w:eastAsia="宋体" w:cs="宋体"/>
+          <w:sz w:val="21"/>
+          <w:szCs w:val="24"/>
           <w:lang w:val="en-US" w:eastAsia="zh-CN"/>
         </w:rPr>
         <w:t xml:space="preserve"> </w:t>
@@ -5051,12 +5129,16 @@
       <w:r>
         <w:rPr>
           <w:rFonts w:hint="eastAsia" w:ascii="宋体" w:hAnsi="宋体" w:eastAsia="宋体" w:cs="宋体"/>
+          <w:sz w:val="21"/>
+          <w:szCs w:val="24"/>
         </w:rPr>
         <w:t xml:space="preserve"> </w:t>
       </w:r>
       <w:r>
         <w:rPr>
           <w:rFonts w:hint="eastAsia" w:ascii="宋体" w:hAnsi="宋体" w:eastAsia="宋体" w:cs="宋体"/>
+          <w:sz w:val="21"/>
+          <w:szCs w:val="24"/>
           <w:lang w:val="en-US" w:eastAsia="zh-CN"/>
         </w:rPr>
         <w:t xml:space="preserve">   </w:t>
@@ -5064,6 +5146,8 @@
       <w:r>
         <w:rPr>
           <w:rFonts w:hint="eastAsia" w:ascii="宋体" w:hAnsi="宋体" w:eastAsia="宋体" w:cs="宋体"/>
+          <w:sz w:val="21"/>
+          <w:szCs w:val="24"/>
         </w:rPr>
         <w:t xml:space="preserve"> # 网络工具库</w:t>
       </w:r>
@@ -5074,11 +5158,15 @@
         <w:outlineLvl w:val="9"/>
         <w:rPr>
           <w:rFonts w:hint="eastAsia" w:ascii="宋体" w:hAnsi="宋体" w:eastAsia="宋体" w:cs="宋体"/>
-        </w:rPr>
-      </w:pPr>
-      <w:r>
-        <w:rPr>
-          <w:rFonts w:hint="eastAsia" w:ascii="宋体" w:hAnsi="宋体" w:eastAsia="宋体" w:cs="宋体"/>
+          <w:sz w:val="21"/>
+          <w:szCs w:val="24"/>
+        </w:rPr>
+      </w:pPr>
+      <w:r>
+        <w:rPr>
+          <w:rFonts w:hint="eastAsia" w:ascii="宋体" w:hAnsi="宋体" w:eastAsia="宋体" w:cs="宋体"/>
+          <w:sz w:val="21"/>
+          <w:szCs w:val="24"/>
         </w:rPr>
         <w:t>├── Content/Game/</w:t>
       </w:r>
@@ -5089,18 +5177,24 @@
         <w:outlineLvl w:val="9"/>
         <w:rPr>
           <w:rFonts w:hint="eastAsia" w:ascii="宋体" w:hAnsi="宋体" w:eastAsia="宋体" w:cs="宋体"/>
-          <w:lang w:val="en-US" w:eastAsia="zh-CN"/>
-        </w:rPr>
-      </w:pPr>
-      <w:r>
-        <w:rPr>
-          <w:rFonts w:hint="eastAsia" w:ascii="宋体" w:hAnsi="宋体" w:eastAsia="宋体" w:cs="宋体"/>
+          <w:sz w:val="21"/>
+          <w:szCs w:val="24"/>
+          <w:lang w:val="en-US" w:eastAsia="zh-CN"/>
+        </w:rPr>
+      </w:pPr>
+      <w:r>
+        <w:rPr>
+          <w:rFonts w:hint="eastAsia" w:ascii="宋体" w:hAnsi="宋体" w:eastAsia="宋体" w:cs="宋体"/>
+          <w:sz w:val="21"/>
+          <w:szCs w:val="24"/>
         </w:rPr>
         <w:t>│   ├── B</w:t>
       </w:r>
       <w:r>
         <w:rPr>
           <w:rFonts w:hint="eastAsia" w:ascii="宋体" w:hAnsi="宋体" w:eastAsia="宋体" w:cs="宋体"/>
+          <w:sz w:val="21"/>
+          <w:szCs w:val="24"/>
           <w:lang w:val="en-US" w:eastAsia="zh-CN"/>
         </w:rPr>
         <w:t>P</w:t>
@@ -5108,12 +5202,16 @@
       <w:r>
         <w:rPr>
           <w:rFonts w:hint="eastAsia" w:ascii="宋体" w:hAnsi="宋体" w:eastAsia="宋体" w:cs="宋体"/>
+          <w:sz w:val="21"/>
+          <w:szCs w:val="24"/>
         </w:rPr>
         <w:t xml:space="preserve">/                  </w:t>
       </w:r>
       <w:r>
         <w:rPr>
           <w:rFonts w:hint="eastAsia" w:ascii="宋体" w:hAnsi="宋体" w:eastAsia="宋体" w:cs="宋体"/>
+          <w:sz w:val="21"/>
+          <w:szCs w:val="24"/>
           <w:lang w:val="en-US" w:eastAsia="zh-CN"/>
         </w:rPr>
         <w:t xml:space="preserve">            </w:t>
@@ -5121,12 +5219,16 @@
       <w:r>
         <w:rPr>
           <w:rFonts w:hint="eastAsia" w:ascii="宋体" w:hAnsi="宋体" w:eastAsia="宋体" w:cs="宋体"/>
+          <w:sz w:val="21"/>
+          <w:szCs w:val="24"/>
         </w:rPr>
         <w:t xml:space="preserve"># </w:t>
       </w:r>
       <w:r>
         <w:rPr>
           <w:rFonts w:hint="eastAsia" w:ascii="宋体" w:hAnsi="宋体" w:eastAsia="宋体" w:cs="宋体"/>
+          <w:sz w:val="21"/>
+          <w:szCs w:val="24"/>
           <w:lang w:val="en-US" w:eastAsia="zh-CN"/>
         </w:rPr>
         <w:t>蓝图资产</w:t>
@@ -5138,18 +5240,24 @@
         <w:outlineLvl w:val="9"/>
         <w:rPr>
           <w:rFonts w:hint="default" w:ascii="宋体" w:hAnsi="宋体" w:eastAsia="宋体" w:cs="宋体"/>
-          <w:lang w:val="en-US" w:eastAsia="zh-CN"/>
-        </w:rPr>
-      </w:pPr>
-      <w:r>
-        <w:rPr>
-          <w:rFonts w:hint="eastAsia" w:ascii="宋体" w:hAnsi="宋体" w:eastAsia="宋体" w:cs="宋体"/>
+          <w:sz w:val="21"/>
+          <w:szCs w:val="24"/>
+          <w:lang w:val="en-US" w:eastAsia="zh-CN"/>
+        </w:rPr>
+      </w:pPr>
+      <w:r>
+        <w:rPr>
+          <w:rFonts w:hint="eastAsia" w:ascii="宋体" w:hAnsi="宋体" w:eastAsia="宋体" w:cs="宋体"/>
+          <w:sz w:val="21"/>
+          <w:szCs w:val="24"/>
         </w:rPr>
         <w:t>│   │</w:t>
       </w:r>
       <w:r>
         <w:rPr>
           <w:rFonts w:hint="eastAsia" w:ascii="宋体" w:hAnsi="宋体" w:eastAsia="宋体" w:cs="宋体"/>
+          <w:sz w:val="21"/>
+          <w:szCs w:val="24"/>
           <w:lang w:val="en-US" w:eastAsia="zh-CN"/>
         </w:rPr>
         <w:t xml:space="preserve">   </w:t>
@@ -5157,12 +5265,16 @@
       <w:r>
         <w:rPr>
           <w:rFonts w:hint="eastAsia" w:ascii="宋体" w:hAnsi="宋体" w:eastAsia="宋体" w:cs="宋体"/>
+          <w:sz w:val="21"/>
+          <w:szCs w:val="24"/>
         </w:rPr>
         <w:t xml:space="preserve">├── Arena/   </w:t>
       </w:r>
       <w:r>
         <w:rPr>
           <w:rFonts w:hint="eastAsia" w:ascii="宋体" w:hAnsi="宋体" w:eastAsia="宋体" w:cs="宋体"/>
+          <w:sz w:val="21"/>
+          <w:szCs w:val="24"/>
           <w:lang w:val="en-US" w:eastAsia="zh-CN"/>
         </w:rPr>
         <w:t xml:space="preserve">                   </w:t>
@@ -5170,12 +5282,16 @@
       <w:r>
         <w:rPr>
           <w:rFonts w:hint="eastAsia" w:ascii="宋体" w:hAnsi="宋体" w:eastAsia="宋体" w:cs="宋体"/>
+          <w:sz w:val="21"/>
+          <w:szCs w:val="24"/>
         </w:rPr>
         <w:t xml:space="preserve"># </w:t>
       </w:r>
       <w:r>
         <w:rPr>
           <w:rFonts w:hint="eastAsia" w:ascii="宋体" w:hAnsi="宋体" w:eastAsia="宋体" w:cs="宋体"/>
+          <w:sz w:val="21"/>
+          <w:szCs w:val="24"/>
           <w:lang w:val="en-US" w:eastAsia="zh-CN"/>
         </w:rPr>
         <w:t>决斗场相关</w:t>
@@ -5187,18 +5303,24 @@
         <w:outlineLvl w:val="9"/>
         <w:rPr>
           <w:rFonts w:hint="default" w:ascii="宋体" w:hAnsi="宋体" w:eastAsia="宋体" w:cs="宋体"/>
-          <w:lang w:val="en-US" w:eastAsia="zh-CN"/>
-        </w:rPr>
-      </w:pPr>
-      <w:r>
-        <w:rPr>
-          <w:rFonts w:hint="eastAsia" w:ascii="宋体" w:hAnsi="宋体" w:eastAsia="宋体" w:cs="宋体"/>
+          <w:sz w:val="21"/>
+          <w:szCs w:val="24"/>
+          <w:lang w:val="en-US" w:eastAsia="zh-CN"/>
+        </w:rPr>
+      </w:pPr>
+      <w:r>
+        <w:rPr>
+          <w:rFonts w:hint="eastAsia" w:ascii="宋体" w:hAnsi="宋体" w:eastAsia="宋体" w:cs="宋体"/>
+          <w:sz w:val="21"/>
+          <w:szCs w:val="24"/>
         </w:rPr>
         <w:t>│   │</w:t>
       </w:r>
       <w:r>
         <w:rPr>
           <w:rFonts w:hint="eastAsia" w:ascii="宋体" w:hAnsi="宋体" w:eastAsia="宋体" w:cs="宋体"/>
+          <w:sz w:val="21"/>
+          <w:szCs w:val="24"/>
           <w:lang w:val="en-US" w:eastAsia="zh-CN"/>
         </w:rPr>
         <w:t xml:space="preserve">   </w:t>
@@ -5206,12 +5328,16 @@
       <w:r>
         <w:rPr>
           <w:rFonts w:hint="eastAsia" w:ascii="宋体" w:hAnsi="宋体" w:eastAsia="宋体" w:cs="宋体"/>
+          <w:sz w:val="21"/>
+          <w:szCs w:val="24"/>
         </w:rPr>
         <w:t>│</w:t>
       </w:r>
       <w:r>
         <w:rPr>
           <w:rFonts w:hint="eastAsia" w:ascii="宋体" w:hAnsi="宋体" w:eastAsia="宋体" w:cs="宋体"/>
+          <w:sz w:val="21"/>
+          <w:szCs w:val="24"/>
           <w:lang w:val="en-US" w:eastAsia="zh-CN"/>
         </w:rPr>
         <w:t xml:space="preserve">   </w:t>
@@ -5219,12 +5345,16 @@
       <w:r>
         <w:rPr>
           <w:rFonts w:hint="eastAsia" w:ascii="宋体" w:hAnsi="宋体" w:eastAsia="宋体" w:cs="宋体"/>
+          <w:sz w:val="21"/>
+          <w:szCs w:val="24"/>
         </w:rPr>
         <w:t xml:space="preserve">├── Character/   </w:t>
       </w:r>
       <w:r>
         <w:rPr>
           <w:rFonts w:hint="eastAsia" w:ascii="宋体" w:hAnsi="宋体" w:eastAsia="宋体" w:cs="宋体"/>
+          <w:sz w:val="21"/>
+          <w:szCs w:val="24"/>
           <w:lang w:val="en-US" w:eastAsia="zh-CN"/>
         </w:rPr>
         <w:t xml:space="preserve">          </w:t>
@@ -5232,12 +5362,16 @@
       <w:r>
         <w:rPr>
           <w:rFonts w:hint="eastAsia" w:ascii="宋体" w:hAnsi="宋体" w:eastAsia="宋体" w:cs="宋体"/>
+          <w:sz w:val="21"/>
+          <w:szCs w:val="24"/>
         </w:rPr>
         <w:t xml:space="preserve"># </w:t>
       </w:r>
       <w:r>
         <w:rPr>
           <w:rFonts w:hint="eastAsia" w:ascii="宋体" w:hAnsi="宋体" w:eastAsia="宋体" w:cs="宋体"/>
+          <w:sz w:val="21"/>
+          <w:szCs w:val="24"/>
           <w:lang w:val="en-US" w:eastAsia="zh-CN"/>
         </w:rPr>
         <w:t>角色相关</w:t>
@@ -5249,18 +5383,24 @@
         <w:outlineLvl w:val="9"/>
         <w:rPr>
           <w:rFonts w:hint="default" w:ascii="宋体" w:hAnsi="宋体" w:eastAsia="宋体" w:cs="宋体"/>
-          <w:lang w:val="en-US" w:eastAsia="zh-CN"/>
-        </w:rPr>
-      </w:pPr>
-      <w:r>
-        <w:rPr>
-          <w:rFonts w:hint="eastAsia" w:ascii="宋体" w:hAnsi="宋体" w:eastAsia="宋体" w:cs="宋体"/>
+          <w:sz w:val="21"/>
+          <w:szCs w:val="24"/>
+          <w:lang w:val="en-US" w:eastAsia="zh-CN"/>
+        </w:rPr>
+      </w:pPr>
+      <w:r>
+        <w:rPr>
+          <w:rFonts w:hint="eastAsia" w:ascii="宋体" w:hAnsi="宋体" w:eastAsia="宋体" w:cs="宋体"/>
+          <w:sz w:val="21"/>
+          <w:szCs w:val="24"/>
         </w:rPr>
         <w:t>│   │</w:t>
       </w:r>
       <w:r>
         <w:rPr>
           <w:rFonts w:hint="eastAsia" w:ascii="宋体" w:hAnsi="宋体" w:eastAsia="宋体" w:cs="宋体"/>
+          <w:sz w:val="21"/>
+          <w:szCs w:val="24"/>
           <w:lang w:val="en-US" w:eastAsia="zh-CN"/>
         </w:rPr>
         <w:t xml:space="preserve">   </w:t>
@@ -5268,12 +5408,16 @@
       <w:r>
         <w:rPr>
           <w:rFonts w:hint="eastAsia" w:ascii="宋体" w:hAnsi="宋体" w:eastAsia="宋体" w:cs="宋体"/>
+          <w:sz w:val="21"/>
+          <w:szCs w:val="24"/>
         </w:rPr>
         <w:t>│</w:t>
       </w:r>
       <w:r>
         <w:rPr>
           <w:rFonts w:hint="eastAsia" w:ascii="宋体" w:hAnsi="宋体" w:eastAsia="宋体" w:cs="宋体"/>
+          <w:sz w:val="21"/>
+          <w:szCs w:val="24"/>
           <w:lang w:val="en-US" w:eastAsia="zh-CN"/>
         </w:rPr>
         <w:t xml:space="preserve">   </w:t>
@@ -5281,12 +5425,16 @@
       <w:r>
         <w:rPr>
           <w:rFonts w:hint="eastAsia" w:ascii="宋体" w:hAnsi="宋体" w:eastAsia="宋体" w:cs="宋体"/>
+          <w:sz w:val="21"/>
+          <w:szCs w:val="24"/>
         </w:rPr>
         <w:t>│</w:t>
       </w:r>
       <w:r>
         <w:rPr>
           <w:rFonts w:hint="eastAsia" w:ascii="宋体" w:hAnsi="宋体" w:eastAsia="宋体" w:cs="宋体"/>
+          <w:sz w:val="21"/>
+          <w:szCs w:val="24"/>
           <w:lang w:val="en-US" w:eastAsia="zh-CN"/>
         </w:rPr>
         <w:t xml:space="preserve">   </w:t>
@@ -5294,12 +5442,16 @@
       <w:r>
         <w:rPr>
           <w:rFonts w:hint="eastAsia" w:ascii="宋体" w:hAnsi="宋体" w:eastAsia="宋体" w:cs="宋体"/>
+          <w:sz w:val="21"/>
+          <w:szCs w:val="24"/>
         </w:rPr>
         <w:t xml:space="preserve">├── </w:t>
       </w:r>
       <w:r>
         <w:rPr>
           <w:rFonts w:hint="eastAsia" w:ascii="宋体" w:hAnsi="宋体" w:eastAsia="宋体" w:cs="宋体"/>
+          <w:sz w:val="21"/>
+          <w:szCs w:val="24"/>
           <w:lang w:val="en-US" w:eastAsia="zh-CN"/>
         </w:rPr>
         <w:t>Base</w:t>
@@ -5307,12 +5459,16 @@
       <w:r>
         <w:rPr>
           <w:rFonts w:hint="eastAsia" w:ascii="宋体" w:hAnsi="宋体" w:eastAsia="宋体" w:cs="宋体"/>
+          <w:sz w:val="21"/>
+          <w:szCs w:val="24"/>
         </w:rPr>
         <w:t xml:space="preserve">/  </w:t>
       </w:r>
       <w:r>
         <w:rPr>
           <w:rFonts w:hint="eastAsia" w:ascii="宋体" w:hAnsi="宋体" w:eastAsia="宋体" w:cs="宋体"/>
+          <w:sz w:val="21"/>
+          <w:szCs w:val="24"/>
           <w:lang w:val="en-US" w:eastAsia="zh-CN"/>
         </w:rPr>
         <w:t xml:space="preserve">           </w:t>
@@ -5320,12 +5476,16 @@
       <w:r>
         <w:rPr>
           <w:rFonts w:hint="eastAsia" w:ascii="宋体" w:hAnsi="宋体" w:eastAsia="宋体" w:cs="宋体"/>
+          <w:sz w:val="21"/>
+          <w:szCs w:val="24"/>
         </w:rPr>
         <w:t xml:space="preserve"># </w:t>
       </w:r>
       <w:r>
         <w:rPr>
           <w:rFonts w:hint="eastAsia" w:ascii="宋体" w:hAnsi="宋体" w:eastAsia="宋体" w:cs="宋体"/>
+          <w:sz w:val="21"/>
+          <w:szCs w:val="24"/>
           <w:lang w:val="en-US" w:eastAsia="zh-CN"/>
         </w:rPr>
         <w:t>基类相关</w:t>
@@ -5337,18 +5497,24 @@
         <w:outlineLvl w:val="9"/>
         <w:rPr>
           <w:rFonts w:hint="default" w:ascii="宋体" w:hAnsi="宋体" w:eastAsia="宋体" w:cs="宋体"/>
-          <w:lang w:val="en-US" w:eastAsia="zh-CN"/>
-        </w:rPr>
-      </w:pPr>
-      <w:r>
-        <w:rPr>
-          <w:rFonts w:hint="eastAsia" w:ascii="宋体" w:hAnsi="宋体" w:eastAsia="宋体" w:cs="宋体"/>
+          <w:sz w:val="21"/>
+          <w:szCs w:val="24"/>
+          <w:lang w:val="en-US" w:eastAsia="zh-CN"/>
+        </w:rPr>
+      </w:pPr>
+      <w:r>
+        <w:rPr>
+          <w:rFonts w:hint="eastAsia" w:ascii="宋体" w:hAnsi="宋体" w:eastAsia="宋体" w:cs="宋体"/>
+          <w:sz w:val="21"/>
+          <w:szCs w:val="24"/>
         </w:rPr>
         <w:t>│   │</w:t>
       </w:r>
       <w:r>
         <w:rPr>
           <w:rFonts w:hint="eastAsia" w:ascii="宋体" w:hAnsi="宋体" w:eastAsia="宋体" w:cs="宋体"/>
+          <w:sz w:val="21"/>
+          <w:szCs w:val="24"/>
           <w:lang w:val="en-US" w:eastAsia="zh-CN"/>
         </w:rPr>
         <w:t xml:space="preserve">   </w:t>
@@ -5356,12 +5522,16 @@
       <w:r>
         <w:rPr>
           <w:rFonts w:hint="eastAsia" w:ascii="宋体" w:hAnsi="宋体" w:eastAsia="宋体" w:cs="宋体"/>
+          <w:sz w:val="21"/>
+          <w:szCs w:val="24"/>
         </w:rPr>
         <w:t>│</w:t>
       </w:r>
       <w:r>
         <w:rPr>
           <w:rFonts w:hint="eastAsia" w:ascii="宋体" w:hAnsi="宋体" w:eastAsia="宋体" w:cs="宋体"/>
+          <w:sz w:val="21"/>
+          <w:szCs w:val="24"/>
           <w:lang w:val="en-US" w:eastAsia="zh-CN"/>
         </w:rPr>
         <w:t xml:space="preserve">   </w:t>
@@ -5369,12 +5539,16 @@
       <w:r>
         <w:rPr>
           <w:rFonts w:hint="eastAsia" w:ascii="宋体" w:hAnsi="宋体" w:eastAsia="宋体" w:cs="宋体"/>
+          <w:sz w:val="21"/>
+          <w:szCs w:val="24"/>
         </w:rPr>
         <w:t>│</w:t>
       </w:r>
       <w:r>
         <w:rPr>
           <w:rFonts w:hint="eastAsia" w:ascii="宋体" w:hAnsi="宋体" w:eastAsia="宋体" w:cs="宋体"/>
+          <w:sz w:val="21"/>
+          <w:szCs w:val="24"/>
           <w:lang w:val="en-US" w:eastAsia="zh-CN"/>
         </w:rPr>
         <w:t xml:space="preserve">   </w:t>
@@ -5382,12 +5556,16 @@
       <w:r>
         <w:rPr>
           <w:rFonts w:hint="eastAsia" w:ascii="宋体" w:hAnsi="宋体" w:eastAsia="宋体" w:cs="宋体"/>
+          <w:sz w:val="21"/>
+          <w:szCs w:val="24"/>
         </w:rPr>
         <w:t>│</w:t>
       </w:r>
       <w:r>
         <w:rPr>
           <w:rFonts w:hint="eastAsia" w:ascii="宋体" w:hAnsi="宋体" w:eastAsia="宋体" w:cs="宋体"/>
+          <w:sz w:val="21"/>
+          <w:szCs w:val="24"/>
           <w:lang w:val="en-US" w:eastAsia="zh-CN"/>
         </w:rPr>
         <w:t xml:space="preserve">   </w:t>
@@ -5395,12 +5573,16 @@
       <w:r>
         <w:rPr>
           <w:rFonts w:hint="eastAsia" w:ascii="宋体" w:hAnsi="宋体" w:eastAsia="宋体" w:cs="宋体"/>
+          <w:sz w:val="21"/>
+          <w:szCs w:val="24"/>
         </w:rPr>
         <w:t xml:space="preserve">├── </w:t>
       </w:r>
       <w:r>
         <w:rPr>
           <w:rFonts w:hint="eastAsia" w:ascii="宋体" w:hAnsi="宋体" w:eastAsia="宋体" w:cs="宋体"/>
+          <w:sz w:val="21"/>
+          <w:szCs w:val="24"/>
           <w:lang w:val="en-US" w:eastAsia="zh-CN"/>
         </w:rPr>
         <w:t>AnimNotify</w:t>
@@ -5408,12 +5590,16 @@
       <w:r>
         <w:rPr>
           <w:rFonts w:hint="eastAsia" w:ascii="宋体" w:hAnsi="宋体" w:eastAsia="宋体" w:cs="宋体"/>
+          <w:sz w:val="21"/>
+          <w:szCs w:val="24"/>
         </w:rPr>
         <w:t xml:space="preserve">/ </w:t>
       </w:r>
       <w:r>
         <w:rPr>
           <w:rFonts w:hint="eastAsia" w:ascii="宋体" w:hAnsi="宋体" w:eastAsia="宋体" w:cs="宋体"/>
+          <w:sz w:val="21"/>
+          <w:szCs w:val="24"/>
           <w:lang w:val="en-US" w:eastAsia="zh-CN"/>
         </w:rPr>
         <w:t xml:space="preserve"> </w:t>
@@ -5421,12 +5607,16 @@
       <w:r>
         <w:rPr>
           <w:rFonts w:hint="eastAsia" w:ascii="宋体" w:hAnsi="宋体" w:eastAsia="宋体" w:cs="宋体"/>
+          <w:sz w:val="21"/>
+          <w:szCs w:val="24"/>
         </w:rPr>
         <w:t xml:space="preserve"># </w:t>
       </w:r>
       <w:r>
         <w:rPr>
           <w:rFonts w:hint="eastAsia" w:ascii="宋体" w:hAnsi="宋体" w:eastAsia="宋体" w:cs="宋体"/>
+          <w:sz w:val="21"/>
+          <w:szCs w:val="24"/>
           <w:lang w:val="en-US" w:eastAsia="zh-CN"/>
         </w:rPr>
         <w:t>基类动画通知</w:t>
@@ -5438,18 +5628,24 @@
         <w:outlineLvl w:val="9"/>
         <w:rPr>
           <w:rFonts w:hint="default" w:ascii="宋体" w:hAnsi="宋体" w:eastAsia="宋体" w:cs="宋体"/>
-          <w:lang w:val="en-US" w:eastAsia="zh-CN"/>
-        </w:rPr>
-      </w:pPr>
-      <w:r>
-        <w:rPr>
-          <w:rFonts w:hint="eastAsia" w:ascii="宋体" w:hAnsi="宋体" w:eastAsia="宋体" w:cs="宋体"/>
+          <w:sz w:val="21"/>
+          <w:szCs w:val="24"/>
+          <w:lang w:val="en-US" w:eastAsia="zh-CN"/>
+        </w:rPr>
+      </w:pPr>
+      <w:r>
+        <w:rPr>
+          <w:rFonts w:hint="eastAsia" w:ascii="宋体" w:hAnsi="宋体" w:eastAsia="宋体" w:cs="宋体"/>
+          <w:sz w:val="21"/>
+          <w:szCs w:val="24"/>
         </w:rPr>
         <w:t>│   │</w:t>
       </w:r>
       <w:r>
         <w:rPr>
           <w:rFonts w:hint="eastAsia" w:ascii="宋体" w:hAnsi="宋体" w:eastAsia="宋体" w:cs="宋体"/>
+          <w:sz w:val="21"/>
+          <w:szCs w:val="24"/>
           <w:lang w:val="en-US" w:eastAsia="zh-CN"/>
         </w:rPr>
         <w:t xml:space="preserve">   </w:t>
@@ -5457,12 +5653,16 @@
       <w:r>
         <w:rPr>
           <w:rFonts w:hint="eastAsia" w:ascii="宋体" w:hAnsi="宋体" w:eastAsia="宋体" w:cs="宋体"/>
+          <w:sz w:val="21"/>
+          <w:szCs w:val="24"/>
         </w:rPr>
         <w:t>│</w:t>
       </w:r>
       <w:r>
         <w:rPr>
           <w:rFonts w:hint="eastAsia" w:ascii="宋体" w:hAnsi="宋体" w:eastAsia="宋体" w:cs="宋体"/>
+          <w:sz w:val="21"/>
+          <w:szCs w:val="24"/>
           <w:lang w:val="en-US" w:eastAsia="zh-CN"/>
         </w:rPr>
         <w:t xml:space="preserve">   </w:t>
@@ -5470,12 +5670,16 @@
       <w:r>
         <w:rPr>
           <w:rFonts w:hint="eastAsia" w:ascii="宋体" w:hAnsi="宋体" w:eastAsia="宋体" w:cs="宋体"/>
+          <w:sz w:val="21"/>
+          <w:szCs w:val="24"/>
         </w:rPr>
         <w:t>│</w:t>
       </w:r>
       <w:r>
         <w:rPr>
           <w:rFonts w:hint="eastAsia" w:ascii="宋体" w:hAnsi="宋体" w:eastAsia="宋体" w:cs="宋体"/>
+          <w:sz w:val="21"/>
+          <w:szCs w:val="24"/>
           <w:lang w:val="en-US" w:eastAsia="zh-CN"/>
         </w:rPr>
         <w:t xml:space="preserve">   </w:t>
@@ -5483,12 +5687,16 @@
       <w:r>
         <w:rPr>
           <w:rFonts w:hint="eastAsia" w:ascii="宋体" w:hAnsi="宋体" w:eastAsia="宋体" w:cs="宋体"/>
+          <w:sz w:val="21"/>
+          <w:szCs w:val="24"/>
         </w:rPr>
         <w:t>│</w:t>
       </w:r>
       <w:r>
         <w:rPr>
           <w:rFonts w:hint="eastAsia" w:ascii="宋体" w:hAnsi="宋体" w:eastAsia="宋体" w:cs="宋体"/>
+          <w:sz w:val="21"/>
+          <w:szCs w:val="24"/>
           <w:lang w:val="en-US" w:eastAsia="zh-CN"/>
         </w:rPr>
         <w:t xml:space="preserve">   </w:t>
@@ -5496,12 +5704,16 @@
       <w:r>
         <w:rPr>
           <w:rFonts w:hint="eastAsia" w:ascii="宋体" w:hAnsi="宋体" w:eastAsia="宋体" w:cs="宋体"/>
+          <w:sz w:val="21"/>
+          <w:szCs w:val="24"/>
         </w:rPr>
         <w:t>└── ...</w:t>
       </w:r>
       <w:r>
         <w:rPr>
           <w:rFonts w:hint="eastAsia" w:ascii="宋体" w:hAnsi="宋体" w:eastAsia="宋体" w:cs="宋体"/>
+          <w:sz w:val="21"/>
+          <w:szCs w:val="24"/>
           <w:lang w:val="en-US" w:eastAsia="zh-CN"/>
         </w:rPr>
         <w:t xml:space="preserve">          </w:t>
@@ -5509,12 +5721,16 @@
       <w:r>
         <w:rPr>
           <w:rFonts w:hint="eastAsia" w:ascii="宋体" w:hAnsi="宋体" w:eastAsia="宋体" w:cs="宋体"/>
+          <w:sz w:val="21"/>
+          <w:szCs w:val="24"/>
         </w:rPr>
         <w:t xml:space="preserve"># </w:t>
       </w:r>
       <w:r>
         <w:rPr>
           <w:rFonts w:hint="eastAsia" w:ascii="宋体" w:hAnsi="宋体" w:eastAsia="宋体" w:cs="宋体"/>
+          <w:sz w:val="21"/>
+          <w:szCs w:val="24"/>
           <w:lang w:val="en-US" w:eastAsia="zh-CN"/>
         </w:rPr>
         <w:t>角色基类蓝图及其接口蓝图</w:t>
@@ -5526,18 +5742,24 @@
         <w:outlineLvl w:val="9"/>
         <w:rPr>
           <w:rFonts w:hint="default" w:ascii="宋体" w:hAnsi="宋体" w:eastAsia="宋体" w:cs="宋体"/>
-          <w:lang w:val="en-US" w:eastAsia="zh-CN"/>
-        </w:rPr>
-      </w:pPr>
-      <w:r>
-        <w:rPr>
-          <w:rFonts w:hint="eastAsia" w:ascii="宋体" w:hAnsi="宋体" w:eastAsia="宋体" w:cs="宋体"/>
+          <w:sz w:val="21"/>
+          <w:szCs w:val="24"/>
+          <w:lang w:val="en-US" w:eastAsia="zh-CN"/>
+        </w:rPr>
+      </w:pPr>
+      <w:r>
+        <w:rPr>
+          <w:rFonts w:hint="eastAsia" w:ascii="宋体" w:hAnsi="宋体" w:eastAsia="宋体" w:cs="宋体"/>
+          <w:sz w:val="21"/>
+          <w:szCs w:val="24"/>
         </w:rPr>
         <w:t>│   │</w:t>
       </w:r>
       <w:r>
         <w:rPr>
           <w:rFonts w:hint="eastAsia" w:ascii="宋体" w:hAnsi="宋体" w:eastAsia="宋体" w:cs="宋体"/>
+          <w:sz w:val="21"/>
+          <w:szCs w:val="24"/>
           <w:lang w:val="en-US" w:eastAsia="zh-CN"/>
         </w:rPr>
         <w:t xml:space="preserve">   </w:t>
@@ -5545,12 +5767,16 @@
       <w:r>
         <w:rPr>
           <w:rFonts w:hint="eastAsia" w:ascii="宋体" w:hAnsi="宋体" w:eastAsia="宋体" w:cs="宋体"/>
+          <w:sz w:val="21"/>
+          <w:szCs w:val="24"/>
         </w:rPr>
         <w:t>│</w:t>
       </w:r>
       <w:r>
         <w:rPr>
           <w:rFonts w:hint="eastAsia" w:ascii="宋体" w:hAnsi="宋体" w:eastAsia="宋体" w:cs="宋体"/>
+          <w:sz w:val="21"/>
+          <w:szCs w:val="24"/>
           <w:lang w:val="en-US" w:eastAsia="zh-CN"/>
         </w:rPr>
         <w:t xml:space="preserve">   </w:t>
@@ -5558,12 +5784,16 @@
       <w:r>
         <w:rPr>
           <w:rFonts w:hint="eastAsia" w:ascii="宋体" w:hAnsi="宋体" w:eastAsia="宋体" w:cs="宋体"/>
+          <w:sz w:val="21"/>
+          <w:szCs w:val="24"/>
         </w:rPr>
         <w:t>│</w:t>
       </w:r>
       <w:r>
         <w:rPr>
           <w:rFonts w:hint="eastAsia" w:ascii="宋体" w:hAnsi="宋体" w:eastAsia="宋体" w:cs="宋体"/>
+          <w:sz w:val="21"/>
+          <w:szCs w:val="24"/>
           <w:lang w:val="en-US" w:eastAsia="zh-CN"/>
         </w:rPr>
         <w:t xml:space="preserve">   </w:t>
@@ -5571,12 +5801,16 @@
       <w:r>
         <w:rPr>
           <w:rFonts w:hint="eastAsia" w:ascii="宋体" w:hAnsi="宋体" w:eastAsia="宋体" w:cs="宋体"/>
+          <w:sz w:val="21"/>
+          <w:szCs w:val="24"/>
         </w:rPr>
         <w:t xml:space="preserve">└── </w:t>
       </w:r>
       <w:r>
         <w:rPr>
           <w:rFonts w:hint="eastAsia" w:ascii="宋体" w:hAnsi="宋体" w:eastAsia="宋体" w:cs="宋体"/>
+          <w:sz w:val="21"/>
+          <w:szCs w:val="24"/>
           <w:lang w:val="en-US" w:eastAsia="zh-CN"/>
         </w:rPr>
         <w:t>Menma</w:t>
@@ -5584,12 +5818,16 @@
       <w:r>
         <w:rPr>
           <w:rFonts w:hint="eastAsia" w:ascii="宋体" w:hAnsi="宋体" w:eastAsia="宋体" w:cs="宋体"/>
+          <w:sz w:val="21"/>
+          <w:szCs w:val="24"/>
         </w:rPr>
         <w:t xml:space="preserve">/  </w:t>
       </w:r>
       <w:r>
         <w:rPr>
           <w:rFonts w:hint="eastAsia" w:ascii="宋体" w:hAnsi="宋体" w:eastAsia="宋体" w:cs="宋体"/>
+          <w:sz w:val="21"/>
+          <w:szCs w:val="24"/>
           <w:lang w:val="en-US" w:eastAsia="zh-CN"/>
         </w:rPr>
         <w:t xml:space="preserve">          # 角色子类面麻相关</w:t>
@@ -5601,18 +5839,24 @@
         <w:outlineLvl w:val="9"/>
         <w:rPr>
           <w:rFonts w:hint="default" w:ascii="宋体" w:hAnsi="宋体" w:eastAsia="宋体" w:cs="宋体"/>
-          <w:lang w:val="en-US" w:eastAsia="zh-CN"/>
-        </w:rPr>
-      </w:pPr>
-      <w:r>
-        <w:rPr>
-          <w:rFonts w:hint="eastAsia" w:ascii="宋体" w:hAnsi="宋体" w:eastAsia="宋体" w:cs="宋体"/>
+          <w:sz w:val="21"/>
+          <w:szCs w:val="24"/>
+          <w:lang w:val="en-US" w:eastAsia="zh-CN"/>
+        </w:rPr>
+      </w:pPr>
+      <w:r>
+        <w:rPr>
+          <w:rFonts w:hint="eastAsia" w:ascii="宋体" w:hAnsi="宋体" w:eastAsia="宋体" w:cs="宋体"/>
+          <w:sz w:val="21"/>
+          <w:szCs w:val="24"/>
         </w:rPr>
         <w:t>│   │</w:t>
       </w:r>
       <w:r>
         <w:rPr>
           <w:rFonts w:hint="eastAsia" w:ascii="宋体" w:hAnsi="宋体" w:eastAsia="宋体" w:cs="宋体"/>
+          <w:sz w:val="21"/>
+          <w:szCs w:val="24"/>
           <w:lang w:val="en-US" w:eastAsia="zh-CN"/>
         </w:rPr>
         <w:t xml:space="preserve">   </w:t>
@@ -5620,12 +5864,16 @@
       <w:r>
         <w:rPr>
           <w:rFonts w:hint="eastAsia" w:ascii="宋体" w:hAnsi="宋体" w:eastAsia="宋体" w:cs="宋体"/>
+          <w:sz w:val="21"/>
+          <w:szCs w:val="24"/>
         </w:rPr>
         <w:t>│</w:t>
       </w:r>
       <w:r>
         <w:rPr>
           <w:rFonts w:hint="eastAsia" w:ascii="宋体" w:hAnsi="宋体" w:eastAsia="宋体" w:cs="宋体"/>
+          <w:sz w:val="21"/>
+          <w:szCs w:val="24"/>
           <w:lang w:val="en-US" w:eastAsia="zh-CN"/>
         </w:rPr>
         <w:t xml:space="preserve">   </w:t>
@@ -5633,12 +5881,16 @@
       <w:r>
         <w:rPr>
           <w:rFonts w:hint="eastAsia" w:ascii="宋体" w:hAnsi="宋体" w:eastAsia="宋体" w:cs="宋体"/>
+          <w:sz w:val="21"/>
+          <w:szCs w:val="24"/>
         </w:rPr>
         <w:t>└── ...</w:t>
       </w:r>
       <w:r>
         <w:rPr>
           <w:rFonts w:hint="eastAsia" w:ascii="宋体" w:hAnsi="宋体" w:eastAsia="宋体" w:cs="宋体"/>
+          <w:sz w:val="21"/>
+          <w:szCs w:val="24"/>
           <w:lang w:val="en-US" w:eastAsia="zh-CN"/>
         </w:rPr>
         <w:t xml:space="preserve">                    # 游戏模式等</w:t>
@@ -5650,18 +5902,24 @@
         <w:outlineLvl w:val="9"/>
         <w:rPr>
           <w:rFonts w:hint="default" w:ascii="宋体" w:hAnsi="宋体" w:eastAsia="宋体" w:cs="宋体"/>
-          <w:lang w:val="en-US" w:eastAsia="zh-CN"/>
-        </w:rPr>
-      </w:pPr>
-      <w:r>
-        <w:rPr>
-          <w:rFonts w:hint="eastAsia" w:ascii="宋体" w:hAnsi="宋体" w:eastAsia="宋体" w:cs="宋体"/>
+          <w:sz w:val="21"/>
+          <w:szCs w:val="24"/>
+          <w:lang w:val="en-US" w:eastAsia="zh-CN"/>
+        </w:rPr>
+      </w:pPr>
+      <w:r>
+        <w:rPr>
+          <w:rFonts w:hint="eastAsia" w:ascii="宋体" w:hAnsi="宋体" w:eastAsia="宋体" w:cs="宋体"/>
+          <w:sz w:val="21"/>
+          <w:szCs w:val="24"/>
         </w:rPr>
         <w:t>│   │</w:t>
       </w:r>
       <w:r>
         <w:rPr>
           <w:rFonts w:hint="eastAsia" w:ascii="宋体" w:hAnsi="宋体" w:eastAsia="宋体" w:cs="宋体"/>
+          <w:sz w:val="21"/>
+          <w:szCs w:val="24"/>
           <w:lang w:val="en-US" w:eastAsia="zh-CN"/>
         </w:rPr>
         <w:t xml:space="preserve">   </w:t>
@@ -5669,12 +5927,16 @@
       <w:r>
         <w:rPr>
           <w:rFonts w:hint="eastAsia" w:ascii="宋体" w:hAnsi="宋体" w:eastAsia="宋体" w:cs="宋体"/>
+          <w:sz w:val="21"/>
+          <w:szCs w:val="24"/>
         </w:rPr>
         <w:t xml:space="preserve">└── Lobby/              </w:t>
       </w:r>
       <w:r>
         <w:rPr>
           <w:rFonts w:hint="eastAsia" w:ascii="宋体" w:hAnsi="宋体" w:eastAsia="宋体" w:cs="宋体"/>
+          <w:sz w:val="21"/>
+          <w:szCs w:val="24"/>
           <w:lang w:val="en-US" w:eastAsia="zh-CN"/>
         </w:rPr>
         <w:t xml:space="preserve">        </w:t>
@@ -5682,12 +5944,16 @@
       <w:r>
         <w:rPr>
           <w:rFonts w:hint="eastAsia" w:ascii="宋体" w:hAnsi="宋体" w:eastAsia="宋体" w:cs="宋体"/>
+          <w:sz w:val="21"/>
+          <w:szCs w:val="24"/>
         </w:rPr>
         <w:t xml:space="preserve"># </w:t>
       </w:r>
       <w:r>
         <w:rPr>
           <w:rFonts w:hint="eastAsia" w:ascii="宋体" w:hAnsi="宋体" w:eastAsia="宋体" w:cs="宋体"/>
+          <w:sz w:val="21"/>
+          <w:szCs w:val="24"/>
           <w:lang w:val="en-US" w:eastAsia="zh-CN"/>
         </w:rPr>
         <w:t>大厅相关</w:t>
@@ -5699,18 +5965,24 @@
         <w:outlineLvl w:val="9"/>
         <w:rPr>
           <w:rFonts w:hint="default" w:ascii="宋体" w:hAnsi="宋体" w:eastAsia="宋体" w:cs="宋体"/>
-          <w:lang w:val="en-US" w:eastAsia="zh-CN"/>
-        </w:rPr>
-      </w:pPr>
-      <w:r>
-        <w:rPr>
-          <w:rFonts w:hint="eastAsia" w:ascii="宋体" w:hAnsi="宋体" w:eastAsia="宋体" w:cs="宋体"/>
+          <w:sz w:val="21"/>
+          <w:szCs w:val="24"/>
+          <w:lang w:val="en-US" w:eastAsia="zh-CN"/>
+        </w:rPr>
+      </w:pPr>
+      <w:r>
+        <w:rPr>
+          <w:rFonts w:hint="eastAsia" w:ascii="宋体" w:hAnsi="宋体" w:eastAsia="宋体" w:cs="宋体"/>
+          <w:sz w:val="21"/>
+          <w:szCs w:val="24"/>
         </w:rPr>
         <w:t xml:space="preserve">│   ├── </w:t>
       </w:r>
       <w:r>
         <w:rPr>
           <w:rFonts w:hint="eastAsia" w:ascii="宋体" w:hAnsi="宋体" w:eastAsia="宋体" w:cs="宋体"/>
+          <w:sz w:val="21"/>
+          <w:szCs w:val="24"/>
           <w:lang w:val="en-US" w:eastAsia="zh-CN"/>
         </w:rPr>
         <w:t>Data</w:t>
@@ -5718,12 +5990,16 @@
       <w:r>
         <w:rPr>
           <w:rFonts w:hint="eastAsia" w:ascii="宋体" w:hAnsi="宋体" w:eastAsia="宋体" w:cs="宋体"/>
+          <w:sz w:val="21"/>
+          <w:szCs w:val="24"/>
         </w:rPr>
         <w:t xml:space="preserve">/                        </w:t>
       </w:r>
       <w:r>
         <w:rPr>
           <w:rFonts w:hint="eastAsia" w:ascii="宋体" w:hAnsi="宋体" w:eastAsia="宋体" w:cs="宋体"/>
+          <w:sz w:val="21"/>
+          <w:szCs w:val="24"/>
           <w:lang w:val="en-US" w:eastAsia="zh-CN"/>
         </w:rPr>
         <w:t xml:space="preserve">    </w:t>
@@ -5731,12 +6007,16 @@
       <w:r>
         <w:rPr>
           <w:rFonts w:hint="eastAsia" w:ascii="宋体" w:hAnsi="宋体" w:eastAsia="宋体" w:cs="宋体"/>
+          <w:sz w:val="21"/>
+          <w:szCs w:val="24"/>
         </w:rPr>
         <w:t xml:space="preserve"># </w:t>
       </w:r>
       <w:r>
         <w:rPr>
           <w:rFonts w:hint="eastAsia" w:ascii="宋体" w:hAnsi="宋体" w:eastAsia="宋体" w:cs="宋体"/>
+          <w:sz w:val="21"/>
+          <w:szCs w:val="24"/>
           <w:lang w:val="en-US" w:eastAsia="zh-CN"/>
         </w:rPr>
         <w:t>数据相关</w:t>
@@ -5748,18 +6028,24 @@
         <w:outlineLvl w:val="9"/>
         <w:rPr>
           <w:rFonts w:hint="default" w:ascii="宋体" w:hAnsi="宋体" w:eastAsia="宋体" w:cs="宋体"/>
-          <w:lang w:val="en-US" w:eastAsia="zh-CN"/>
-        </w:rPr>
-      </w:pPr>
-      <w:r>
-        <w:rPr>
-          <w:rFonts w:hint="eastAsia" w:ascii="宋体" w:hAnsi="宋体" w:eastAsia="宋体" w:cs="宋体"/>
+          <w:sz w:val="21"/>
+          <w:szCs w:val="24"/>
+          <w:lang w:val="en-US" w:eastAsia="zh-CN"/>
+        </w:rPr>
+      </w:pPr>
+      <w:r>
+        <w:rPr>
+          <w:rFonts w:hint="eastAsia" w:ascii="宋体" w:hAnsi="宋体" w:eastAsia="宋体" w:cs="宋体"/>
+          <w:sz w:val="21"/>
+          <w:szCs w:val="24"/>
         </w:rPr>
         <w:t>│   │</w:t>
       </w:r>
       <w:r>
         <w:rPr>
           <w:rFonts w:hint="eastAsia" w:ascii="宋体" w:hAnsi="宋体" w:eastAsia="宋体" w:cs="宋体"/>
+          <w:sz w:val="21"/>
+          <w:szCs w:val="24"/>
           <w:lang w:val="en-US" w:eastAsia="zh-CN"/>
         </w:rPr>
         <w:t xml:space="preserve">   </w:t>
@@ -5767,12 +6053,16 @@
       <w:r>
         <w:rPr>
           <w:rFonts w:hint="eastAsia" w:ascii="宋体" w:hAnsi="宋体" w:eastAsia="宋体" w:cs="宋体"/>
+          <w:sz w:val="21"/>
+          <w:szCs w:val="24"/>
         </w:rPr>
         <w:t xml:space="preserve">└── </w:t>
       </w:r>
       <w:r>
         <w:rPr>
           <w:rFonts w:hint="eastAsia" w:ascii="宋体" w:hAnsi="宋体" w:eastAsia="宋体" w:cs="宋体"/>
+          <w:sz w:val="21"/>
+          <w:szCs w:val="24"/>
           <w:lang w:val="en-US" w:eastAsia="zh-CN"/>
         </w:rPr>
         <w:t>SE</w:t>
@@ -5780,12 +6070,16 @@
       <w:r>
         <w:rPr>
           <w:rFonts w:hint="eastAsia" w:ascii="宋体" w:hAnsi="宋体" w:eastAsia="宋体" w:cs="宋体"/>
+          <w:sz w:val="21"/>
+          <w:szCs w:val="24"/>
         </w:rPr>
         <w:t xml:space="preserve">/   </w:t>
       </w:r>
       <w:r>
         <w:rPr>
           <w:rFonts w:hint="eastAsia" w:ascii="宋体" w:hAnsi="宋体" w:eastAsia="宋体" w:cs="宋体"/>
+          <w:sz w:val="21"/>
+          <w:szCs w:val="24"/>
           <w:lang w:val="en-US" w:eastAsia="zh-CN"/>
         </w:rPr>
         <w:t xml:space="preserve">                      # 特效数据</w:t>
@@ -5797,18 +6091,24 @@
         <w:outlineLvl w:val="9"/>
         <w:rPr>
           <w:rFonts w:hint="default" w:ascii="宋体" w:hAnsi="宋体" w:eastAsia="宋体" w:cs="宋体"/>
-          <w:lang w:val="en-US" w:eastAsia="zh-CN"/>
-        </w:rPr>
-      </w:pPr>
-      <w:r>
-        <w:rPr>
-          <w:rFonts w:hint="eastAsia" w:ascii="宋体" w:hAnsi="宋体" w:eastAsia="宋体" w:cs="宋体"/>
+          <w:sz w:val="21"/>
+          <w:szCs w:val="24"/>
+          <w:lang w:val="en-US" w:eastAsia="zh-CN"/>
+        </w:rPr>
+      </w:pPr>
+      <w:r>
+        <w:rPr>
+          <w:rFonts w:hint="eastAsia" w:ascii="宋体" w:hAnsi="宋体" w:eastAsia="宋体" w:cs="宋体"/>
+          <w:sz w:val="21"/>
+          <w:szCs w:val="24"/>
         </w:rPr>
         <w:t xml:space="preserve">│   ├── Input/  </w:t>
       </w:r>
       <w:r>
         <w:rPr>
           <w:rFonts w:hint="eastAsia" w:ascii="宋体" w:hAnsi="宋体" w:eastAsia="宋体" w:cs="宋体"/>
+          <w:sz w:val="21"/>
+          <w:szCs w:val="24"/>
           <w:lang w:val="en-US" w:eastAsia="zh-CN"/>
         </w:rPr>
         <w:t xml:space="preserve">                         </w:t>
@@ -5816,12 +6116,16 @@
       <w:r>
         <w:rPr>
           <w:rFonts w:hint="eastAsia" w:ascii="宋体" w:hAnsi="宋体" w:eastAsia="宋体" w:cs="宋体"/>
+          <w:sz w:val="21"/>
+          <w:szCs w:val="24"/>
         </w:rPr>
         <w:t xml:space="preserve"># </w:t>
       </w:r>
       <w:r>
         <w:rPr>
           <w:rFonts w:hint="eastAsia" w:ascii="宋体" w:hAnsi="宋体" w:eastAsia="宋体" w:cs="宋体"/>
+          <w:sz w:val="21"/>
+          <w:szCs w:val="24"/>
           <w:lang w:val="en-US" w:eastAsia="zh-CN"/>
         </w:rPr>
         <w:t>输入相关</w:t>
@@ -5833,18 +6137,24 @@
         <w:outlineLvl w:val="9"/>
         <w:rPr>
           <w:rFonts w:hint="default" w:ascii="宋体" w:hAnsi="宋体" w:eastAsia="宋体" w:cs="宋体"/>
-          <w:lang w:val="en-US" w:eastAsia="zh-CN"/>
-        </w:rPr>
-      </w:pPr>
-      <w:r>
-        <w:rPr>
-          <w:rFonts w:hint="eastAsia" w:ascii="宋体" w:hAnsi="宋体" w:eastAsia="宋体" w:cs="宋体"/>
+          <w:sz w:val="21"/>
+          <w:szCs w:val="24"/>
+          <w:lang w:val="en-US" w:eastAsia="zh-CN"/>
+        </w:rPr>
+      </w:pPr>
+      <w:r>
+        <w:rPr>
+          <w:rFonts w:hint="eastAsia" w:ascii="宋体" w:hAnsi="宋体" w:eastAsia="宋体" w:cs="宋体"/>
+          <w:sz w:val="21"/>
+          <w:szCs w:val="24"/>
         </w:rPr>
         <w:t>│   │</w:t>
       </w:r>
       <w:r>
         <w:rPr>
           <w:rFonts w:hint="eastAsia" w:ascii="宋体" w:hAnsi="宋体" w:eastAsia="宋体" w:cs="宋体"/>
+          <w:sz w:val="21"/>
+          <w:szCs w:val="24"/>
           <w:lang w:val="en-US" w:eastAsia="zh-CN"/>
         </w:rPr>
         <w:t xml:space="preserve">   </w:t>
@@ -5852,12 +6162,16 @@
       <w:r>
         <w:rPr>
           <w:rFonts w:hint="eastAsia" w:ascii="宋体" w:hAnsi="宋体" w:eastAsia="宋体" w:cs="宋体"/>
+          <w:sz w:val="21"/>
+          <w:szCs w:val="24"/>
         </w:rPr>
         <w:t xml:space="preserve">├── </w:t>
       </w:r>
       <w:r>
         <w:rPr>
           <w:rFonts w:hint="eastAsia" w:ascii="宋体" w:hAnsi="宋体" w:eastAsia="宋体" w:cs="宋体"/>
+          <w:sz w:val="21"/>
+          <w:szCs w:val="24"/>
           <w:lang w:val="en-US" w:eastAsia="zh-CN"/>
         </w:rPr>
         <w:t>Inputs</w:t>
@@ -5865,12 +6179,16 @@
       <w:r>
         <w:rPr>
           <w:rFonts w:hint="eastAsia" w:ascii="宋体" w:hAnsi="宋体" w:eastAsia="宋体" w:cs="宋体"/>
+          <w:sz w:val="21"/>
+          <w:szCs w:val="24"/>
         </w:rPr>
         <w:t xml:space="preserve">/       </w:t>
       </w:r>
       <w:r>
         <w:rPr>
           <w:rFonts w:hint="eastAsia" w:ascii="宋体" w:hAnsi="宋体" w:eastAsia="宋体" w:cs="宋体"/>
+          <w:sz w:val="21"/>
+          <w:szCs w:val="24"/>
           <w:lang w:val="en-US" w:eastAsia="zh-CN"/>
         </w:rPr>
         <w:t xml:space="preserve">              # 输入操作</w:t>
@@ -5882,18 +6200,24 @@
         <w:outlineLvl w:val="9"/>
         <w:rPr>
           <w:rFonts w:hint="default" w:ascii="宋体" w:hAnsi="宋体" w:eastAsia="宋体" w:cs="宋体"/>
-          <w:lang w:val="en-US" w:eastAsia="zh-CN"/>
-        </w:rPr>
-      </w:pPr>
-      <w:r>
-        <w:rPr>
-          <w:rFonts w:hint="eastAsia" w:ascii="宋体" w:hAnsi="宋体" w:eastAsia="宋体" w:cs="宋体"/>
+          <w:sz w:val="21"/>
+          <w:szCs w:val="24"/>
+          <w:lang w:val="en-US" w:eastAsia="zh-CN"/>
+        </w:rPr>
+      </w:pPr>
+      <w:r>
+        <w:rPr>
+          <w:rFonts w:hint="eastAsia" w:ascii="宋体" w:hAnsi="宋体" w:eastAsia="宋体" w:cs="宋体"/>
+          <w:sz w:val="21"/>
+          <w:szCs w:val="24"/>
         </w:rPr>
         <w:t>│   │</w:t>
       </w:r>
       <w:r>
         <w:rPr>
           <w:rFonts w:hint="eastAsia" w:ascii="宋体" w:hAnsi="宋体" w:eastAsia="宋体" w:cs="宋体"/>
+          <w:sz w:val="21"/>
+          <w:szCs w:val="24"/>
           <w:lang w:val="en-US" w:eastAsia="zh-CN"/>
         </w:rPr>
         <w:t xml:space="preserve">   </w:t>
@@ -5901,12 +6225,16 @@
       <w:r>
         <w:rPr>
           <w:rFonts w:hint="eastAsia" w:ascii="宋体" w:hAnsi="宋体" w:eastAsia="宋体" w:cs="宋体"/>
+          <w:sz w:val="21"/>
+          <w:szCs w:val="24"/>
         </w:rPr>
         <w:t>└──</w:t>
       </w:r>
       <w:r>
         <w:rPr>
           <w:rFonts w:hint="eastAsia" w:ascii="宋体" w:hAnsi="宋体" w:eastAsia="宋体" w:cs="宋体"/>
+          <w:sz w:val="21"/>
+          <w:szCs w:val="24"/>
           <w:lang w:val="en-US" w:eastAsia="zh-CN"/>
         </w:rPr>
         <w:t xml:space="preserve"> </w:t>
@@ -5914,12 +6242,16 @@
       <w:r>
         <w:rPr>
           <w:rFonts w:hint="eastAsia" w:ascii="宋体" w:hAnsi="宋体" w:eastAsia="宋体" w:cs="宋体"/>
+          <w:sz w:val="21"/>
+          <w:szCs w:val="24"/>
         </w:rPr>
         <w:t xml:space="preserve">...                     </w:t>
       </w:r>
       <w:r>
         <w:rPr>
           <w:rFonts w:hint="eastAsia" w:ascii="宋体" w:hAnsi="宋体" w:eastAsia="宋体" w:cs="宋体"/>
+          <w:sz w:val="21"/>
+          <w:szCs w:val="24"/>
           <w:lang w:val="en-US" w:eastAsia="zh-CN"/>
         </w:rPr>
         <w:t xml:space="preserve">    # 输入映射</w:t>
@@ -5931,17 +6263,23 @@
         <w:outlineLvl w:val="9"/>
         <w:rPr>
           <w:rFonts w:hint="eastAsia" w:ascii="宋体" w:hAnsi="宋体" w:eastAsia="宋体" w:cs="宋体"/>
-        </w:rPr>
-      </w:pPr>
-      <w:r>
-        <w:rPr>
-          <w:rFonts w:hint="eastAsia" w:ascii="宋体" w:hAnsi="宋体" w:eastAsia="宋体" w:cs="宋体"/>
+          <w:sz w:val="21"/>
+          <w:szCs w:val="24"/>
+        </w:rPr>
+      </w:pPr>
+      <w:r>
+        <w:rPr>
+          <w:rFonts w:hint="eastAsia" w:ascii="宋体" w:hAnsi="宋体" w:eastAsia="宋体" w:cs="宋体"/>
+          <w:sz w:val="21"/>
+          <w:szCs w:val="24"/>
         </w:rPr>
         <w:t xml:space="preserve">│   ├── </w:t>
       </w:r>
       <w:r>
         <w:rPr>
           <w:rFonts w:hint="eastAsia" w:ascii="宋体" w:hAnsi="宋体" w:eastAsia="宋体" w:cs="宋体"/>
+          <w:sz w:val="21"/>
+          <w:szCs w:val="24"/>
           <w:lang w:val="en-US" w:eastAsia="zh-CN"/>
         </w:rPr>
         <w:t>Map</w:t>
@@ -5949,12 +6287,16 @@
       <w:r>
         <w:rPr>
           <w:rFonts w:hint="eastAsia" w:ascii="宋体" w:hAnsi="宋体" w:eastAsia="宋体" w:cs="宋体"/>
+          <w:sz w:val="21"/>
+          <w:szCs w:val="24"/>
         </w:rPr>
         <w:t xml:space="preserve">/                          </w:t>
       </w:r>
       <w:r>
         <w:rPr>
           <w:rFonts w:hint="eastAsia" w:ascii="宋体" w:hAnsi="宋体" w:eastAsia="宋体" w:cs="宋体"/>
+          <w:sz w:val="21"/>
+          <w:szCs w:val="24"/>
           <w:lang w:val="en-US" w:eastAsia="zh-CN"/>
         </w:rPr>
         <w:t xml:space="preserve">   # 游戏地图</w:t>
@@ -5962,6 +6304,8 @@
       <w:r>
         <w:rPr>
           <w:rFonts w:hint="eastAsia" w:ascii="宋体" w:hAnsi="宋体" w:eastAsia="宋体" w:cs="宋体"/>
+          <w:sz w:val="21"/>
+          <w:szCs w:val="24"/>
         </w:rPr>
         <w:t xml:space="preserve"> </w:t>
       </w:r>
@@ -5972,18 +6316,24 @@
         <w:outlineLvl w:val="9"/>
         <w:rPr>
           <w:rFonts w:hint="default" w:ascii="宋体" w:hAnsi="宋体" w:eastAsia="宋体" w:cs="宋体"/>
-          <w:lang w:val="en-US" w:eastAsia="zh-CN"/>
-        </w:rPr>
-      </w:pPr>
-      <w:r>
-        <w:rPr>
-          <w:rFonts w:hint="eastAsia" w:ascii="宋体" w:hAnsi="宋体" w:eastAsia="宋体" w:cs="宋体"/>
+          <w:sz w:val="21"/>
+          <w:szCs w:val="24"/>
+          <w:lang w:val="en-US" w:eastAsia="zh-CN"/>
+        </w:rPr>
+      </w:pPr>
+      <w:r>
+        <w:rPr>
+          <w:rFonts w:hint="eastAsia" w:ascii="宋体" w:hAnsi="宋体" w:eastAsia="宋体" w:cs="宋体"/>
+          <w:sz w:val="21"/>
+          <w:szCs w:val="24"/>
         </w:rPr>
         <w:t xml:space="preserve">│   ├── </w:t>
       </w:r>
       <w:r>
         <w:rPr>
           <w:rFonts w:hint="eastAsia" w:ascii="宋体" w:hAnsi="宋体" w:eastAsia="宋体" w:cs="宋体"/>
+          <w:sz w:val="21"/>
+          <w:szCs w:val="24"/>
           <w:lang w:val="en-US" w:eastAsia="zh-CN"/>
         </w:rPr>
         <w:t>Material</w:t>
@@ -5991,12 +6341,16 @@
       <w:r>
         <w:rPr>
           <w:rFonts w:hint="eastAsia" w:ascii="宋体" w:hAnsi="宋体" w:eastAsia="宋体" w:cs="宋体"/>
+          <w:sz w:val="21"/>
+          <w:szCs w:val="24"/>
         </w:rPr>
         <w:t xml:space="preserve">/ </w:t>
       </w:r>
       <w:r>
         <w:rPr>
           <w:rFonts w:hint="eastAsia" w:ascii="宋体" w:hAnsi="宋体" w:eastAsia="宋体" w:cs="宋体"/>
+          <w:sz w:val="21"/>
+          <w:szCs w:val="24"/>
           <w:lang w:val="en-US" w:eastAsia="zh-CN"/>
         </w:rPr>
         <w:t xml:space="preserve">                       # 游戏素材</w:t>
@@ -6008,18 +6362,24 @@
         <w:outlineLvl w:val="9"/>
         <w:rPr>
           <w:rFonts w:hint="default" w:ascii="宋体" w:hAnsi="宋体" w:eastAsia="宋体" w:cs="宋体"/>
-          <w:lang w:val="en-US" w:eastAsia="zh-CN"/>
-        </w:rPr>
-      </w:pPr>
-      <w:r>
-        <w:rPr>
-          <w:rFonts w:hint="eastAsia" w:ascii="宋体" w:hAnsi="宋体" w:eastAsia="宋体" w:cs="宋体"/>
+          <w:sz w:val="21"/>
+          <w:szCs w:val="24"/>
+          <w:lang w:val="en-US" w:eastAsia="zh-CN"/>
+        </w:rPr>
+      </w:pPr>
+      <w:r>
+        <w:rPr>
+          <w:rFonts w:hint="eastAsia" w:ascii="宋体" w:hAnsi="宋体" w:eastAsia="宋体" w:cs="宋体"/>
+          <w:sz w:val="21"/>
+          <w:szCs w:val="24"/>
         </w:rPr>
         <w:t>│   │</w:t>
       </w:r>
       <w:r>
         <w:rPr>
           <w:rFonts w:hint="eastAsia" w:ascii="宋体" w:hAnsi="宋体" w:eastAsia="宋体" w:cs="宋体"/>
+          <w:sz w:val="21"/>
+          <w:szCs w:val="24"/>
           <w:lang w:val="en-US" w:eastAsia="zh-CN"/>
         </w:rPr>
         <w:t xml:space="preserve">   </w:t>
@@ -6027,12 +6387,16 @@
       <w:r>
         <w:rPr>
           <w:rFonts w:hint="eastAsia" w:ascii="宋体" w:hAnsi="宋体" w:eastAsia="宋体" w:cs="宋体"/>
+          <w:sz w:val="21"/>
+          <w:szCs w:val="24"/>
         </w:rPr>
         <w:t xml:space="preserve">├── </w:t>
       </w:r>
       <w:r>
         <w:rPr>
           <w:rFonts w:hint="eastAsia" w:ascii="宋体" w:hAnsi="宋体" w:eastAsia="宋体" w:cs="宋体"/>
+          <w:sz w:val="21"/>
+          <w:szCs w:val="24"/>
           <w:lang w:val="en-US" w:eastAsia="zh-CN"/>
         </w:rPr>
         <w:t>Attacker</w:t>
@@ -6040,12 +6404,16 @@
       <w:r>
         <w:rPr>
           <w:rFonts w:hint="eastAsia" w:ascii="宋体" w:hAnsi="宋体" w:eastAsia="宋体" w:cs="宋体"/>
+          <w:sz w:val="21"/>
+          <w:szCs w:val="24"/>
         </w:rPr>
         <w:t>/</w:t>
       </w:r>
       <w:r>
         <w:rPr>
           <w:rFonts w:hint="eastAsia" w:ascii="宋体" w:hAnsi="宋体" w:eastAsia="宋体" w:cs="宋体"/>
+          <w:sz w:val="21"/>
+          <w:szCs w:val="24"/>
           <w:lang w:val="en-US" w:eastAsia="zh-CN"/>
         </w:rPr>
         <w:t xml:space="preserve">                   # 攻击体相关</w:t>
@@ -6057,18 +6425,24 @@
         <w:outlineLvl w:val="9"/>
         <w:rPr>
           <w:rFonts w:hint="default" w:ascii="宋体" w:hAnsi="宋体" w:eastAsia="宋体" w:cs="宋体"/>
-          <w:lang w:val="en-US" w:eastAsia="zh-CN"/>
-        </w:rPr>
-      </w:pPr>
-      <w:r>
-        <w:rPr>
-          <w:rFonts w:hint="eastAsia" w:ascii="宋体" w:hAnsi="宋体" w:eastAsia="宋体" w:cs="宋体"/>
+          <w:sz w:val="21"/>
+          <w:szCs w:val="24"/>
+          <w:lang w:val="en-US" w:eastAsia="zh-CN"/>
+        </w:rPr>
+      </w:pPr>
+      <w:r>
+        <w:rPr>
+          <w:rFonts w:hint="eastAsia" w:ascii="宋体" w:hAnsi="宋体" w:eastAsia="宋体" w:cs="宋体"/>
+          <w:sz w:val="21"/>
+          <w:szCs w:val="24"/>
         </w:rPr>
         <w:t>│   │</w:t>
       </w:r>
       <w:r>
         <w:rPr>
           <w:rFonts w:hint="eastAsia" w:ascii="宋体" w:hAnsi="宋体" w:eastAsia="宋体" w:cs="宋体"/>
+          <w:sz w:val="21"/>
+          <w:szCs w:val="24"/>
           <w:lang w:val="en-US" w:eastAsia="zh-CN"/>
         </w:rPr>
         <w:t xml:space="preserve">   </w:t>
@@ -6076,12 +6450,16 @@
       <w:r>
         <w:rPr>
           <w:rFonts w:hint="eastAsia" w:ascii="宋体" w:hAnsi="宋体" w:eastAsia="宋体" w:cs="宋体"/>
+          <w:sz w:val="21"/>
+          <w:szCs w:val="24"/>
         </w:rPr>
         <w:t>│</w:t>
       </w:r>
       <w:r>
         <w:rPr>
           <w:rFonts w:hint="eastAsia" w:ascii="宋体" w:hAnsi="宋体" w:eastAsia="宋体" w:cs="宋体"/>
+          <w:sz w:val="21"/>
+          <w:szCs w:val="24"/>
           <w:lang w:val="en-US" w:eastAsia="zh-CN"/>
         </w:rPr>
         <w:t xml:space="preserve">   </w:t>
@@ -6089,12 +6467,16 @@
       <w:r>
         <w:rPr>
           <w:rFonts w:hint="eastAsia" w:ascii="宋体" w:hAnsi="宋体" w:eastAsia="宋体" w:cs="宋体"/>
+          <w:sz w:val="21"/>
+          <w:szCs w:val="24"/>
         </w:rPr>
         <w:t>├── Base/</w:t>
       </w:r>
       <w:r>
         <w:rPr>
           <w:rFonts w:hint="eastAsia" w:ascii="宋体" w:hAnsi="宋体" w:eastAsia="宋体" w:cs="宋体"/>
+          <w:sz w:val="21"/>
+          <w:szCs w:val="24"/>
           <w:lang w:val="en-US" w:eastAsia="zh-CN"/>
         </w:rPr>
         <w:t xml:space="preserve">                  # 攻击体基类相关</w:t>
@@ -6106,18 +6488,24 @@
         <w:outlineLvl w:val="9"/>
         <w:rPr>
           <w:rFonts w:hint="default" w:ascii="宋体" w:hAnsi="宋体" w:eastAsia="宋体" w:cs="宋体"/>
-          <w:lang w:val="en-US" w:eastAsia="zh-CN"/>
-        </w:rPr>
-      </w:pPr>
-      <w:r>
-        <w:rPr>
-          <w:rFonts w:hint="eastAsia" w:ascii="宋体" w:hAnsi="宋体" w:eastAsia="宋体" w:cs="宋体"/>
+          <w:sz w:val="21"/>
+          <w:szCs w:val="24"/>
+          <w:lang w:val="en-US" w:eastAsia="zh-CN"/>
+        </w:rPr>
+      </w:pPr>
+      <w:r>
+        <w:rPr>
+          <w:rFonts w:hint="eastAsia" w:ascii="宋体" w:hAnsi="宋体" w:eastAsia="宋体" w:cs="宋体"/>
+          <w:sz w:val="21"/>
+          <w:szCs w:val="24"/>
         </w:rPr>
         <w:t>│   │</w:t>
       </w:r>
       <w:r>
         <w:rPr>
           <w:rFonts w:hint="eastAsia" w:ascii="宋体" w:hAnsi="宋体" w:eastAsia="宋体" w:cs="宋体"/>
+          <w:sz w:val="21"/>
+          <w:szCs w:val="24"/>
           <w:lang w:val="en-US" w:eastAsia="zh-CN"/>
         </w:rPr>
         <w:t xml:space="preserve">   </w:t>
@@ -6125,12 +6513,16 @@
       <w:r>
         <w:rPr>
           <w:rFonts w:hint="eastAsia" w:ascii="宋体" w:hAnsi="宋体" w:eastAsia="宋体" w:cs="宋体"/>
+          <w:sz w:val="21"/>
+          <w:szCs w:val="24"/>
         </w:rPr>
         <w:t>│</w:t>
       </w:r>
       <w:r>
         <w:rPr>
           <w:rFonts w:hint="eastAsia" w:ascii="宋体" w:hAnsi="宋体" w:eastAsia="宋体" w:cs="宋体"/>
+          <w:sz w:val="21"/>
+          <w:szCs w:val="24"/>
           <w:lang w:val="en-US" w:eastAsia="zh-CN"/>
         </w:rPr>
         <w:t xml:space="preserve">   </w:t>
@@ -6138,12 +6530,16 @@
       <w:r>
         <w:rPr>
           <w:rFonts w:hint="eastAsia" w:ascii="宋体" w:hAnsi="宋体" w:eastAsia="宋体" w:cs="宋体"/>
+          <w:sz w:val="21"/>
+          <w:szCs w:val="24"/>
         </w:rPr>
         <w:t>│</w:t>
       </w:r>
       <w:r>
         <w:rPr>
           <w:rFonts w:hint="eastAsia" w:ascii="宋体" w:hAnsi="宋体" w:eastAsia="宋体" w:cs="宋体"/>
+          <w:sz w:val="21"/>
+          <w:szCs w:val="24"/>
           <w:lang w:val="en-US" w:eastAsia="zh-CN"/>
         </w:rPr>
         <w:t xml:space="preserve">   </w:t>
@@ -6151,12 +6547,16 @@
       <w:r>
         <w:rPr>
           <w:rFonts w:hint="eastAsia" w:ascii="宋体" w:hAnsi="宋体" w:eastAsia="宋体" w:cs="宋体"/>
+          <w:sz w:val="21"/>
+          <w:szCs w:val="24"/>
         </w:rPr>
         <w:t xml:space="preserve">├── </w:t>
       </w:r>
       <w:r>
         <w:rPr>
           <w:rFonts w:hint="eastAsia" w:ascii="宋体" w:hAnsi="宋体" w:eastAsia="宋体" w:cs="宋体"/>
+          <w:sz w:val="21"/>
+          <w:szCs w:val="24"/>
           <w:lang w:val="en-US" w:eastAsia="zh-CN"/>
         </w:rPr>
         <w:t>AAN</w:t>
@@ -6164,12 +6564,16 @@
       <w:r>
         <w:rPr>
           <w:rFonts w:hint="eastAsia" w:ascii="宋体" w:hAnsi="宋体" w:eastAsia="宋体" w:cs="宋体"/>
+          <w:sz w:val="21"/>
+          <w:szCs w:val="24"/>
         </w:rPr>
         <w:t xml:space="preserve">/ </w:t>
       </w:r>
       <w:r>
         <w:rPr>
           <w:rFonts w:hint="eastAsia" w:ascii="宋体" w:hAnsi="宋体" w:eastAsia="宋体" w:cs="宋体"/>
+          <w:sz w:val="21"/>
+          <w:szCs w:val="24"/>
           <w:lang w:val="en-US" w:eastAsia="zh-CN"/>
         </w:rPr>
         <w:t xml:space="preserve">             # 攻击体动画通知基类</w:t>
@@ -6181,18 +6585,24 @@
         <w:outlineLvl w:val="9"/>
         <w:rPr>
           <w:rFonts w:hint="default" w:ascii="宋体" w:hAnsi="宋体" w:eastAsia="宋体" w:cs="宋体"/>
-          <w:lang w:val="en-US" w:eastAsia="zh-CN"/>
-        </w:rPr>
-      </w:pPr>
-      <w:r>
-        <w:rPr>
-          <w:rFonts w:hint="eastAsia" w:ascii="宋体" w:hAnsi="宋体" w:eastAsia="宋体" w:cs="宋体"/>
+          <w:sz w:val="21"/>
+          <w:szCs w:val="24"/>
+          <w:lang w:val="en-US" w:eastAsia="zh-CN"/>
+        </w:rPr>
+      </w:pPr>
+      <w:r>
+        <w:rPr>
+          <w:rFonts w:hint="eastAsia" w:ascii="宋体" w:hAnsi="宋体" w:eastAsia="宋体" w:cs="宋体"/>
+          <w:sz w:val="21"/>
+          <w:szCs w:val="24"/>
         </w:rPr>
         <w:t>│   │</w:t>
       </w:r>
       <w:r>
         <w:rPr>
           <w:rFonts w:hint="eastAsia" w:ascii="宋体" w:hAnsi="宋体" w:eastAsia="宋体" w:cs="宋体"/>
+          <w:sz w:val="21"/>
+          <w:szCs w:val="24"/>
           <w:lang w:val="en-US" w:eastAsia="zh-CN"/>
         </w:rPr>
         <w:t xml:space="preserve">   </w:t>
@@ -6200,12 +6610,16 @@
       <w:r>
         <w:rPr>
           <w:rFonts w:hint="eastAsia" w:ascii="宋体" w:hAnsi="宋体" w:eastAsia="宋体" w:cs="宋体"/>
+          <w:sz w:val="21"/>
+          <w:szCs w:val="24"/>
         </w:rPr>
         <w:t>│</w:t>
       </w:r>
       <w:r>
         <w:rPr>
           <w:rFonts w:hint="eastAsia" w:ascii="宋体" w:hAnsi="宋体" w:eastAsia="宋体" w:cs="宋体"/>
+          <w:sz w:val="21"/>
+          <w:szCs w:val="24"/>
           <w:lang w:val="en-US" w:eastAsia="zh-CN"/>
         </w:rPr>
         <w:t xml:space="preserve">   </w:t>
@@ -6213,12 +6627,16 @@
       <w:r>
         <w:rPr>
           <w:rFonts w:hint="eastAsia" w:ascii="宋体" w:hAnsi="宋体" w:eastAsia="宋体" w:cs="宋体"/>
+          <w:sz w:val="21"/>
+          <w:szCs w:val="24"/>
         </w:rPr>
         <w:t>│</w:t>
       </w:r>
       <w:r>
         <w:rPr>
           <w:rFonts w:hint="eastAsia" w:ascii="宋体" w:hAnsi="宋体" w:eastAsia="宋体" w:cs="宋体"/>
+          <w:sz w:val="21"/>
+          <w:szCs w:val="24"/>
           <w:lang w:val="en-US" w:eastAsia="zh-CN"/>
         </w:rPr>
         <w:t xml:space="preserve">   </w:t>
@@ -6226,12 +6644,16 @@
       <w:r>
         <w:rPr>
           <w:rFonts w:hint="eastAsia" w:ascii="宋体" w:hAnsi="宋体" w:eastAsia="宋体" w:cs="宋体"/>
+          <w:sz w:val="21"/>
+          <w:szCs w:val="24"/>
         </w:rPr>
         <w:t xml:space="preserve">└── </w:t>
       </w:r>
       <w:r>
         <w:rPr>
           <w:rFonts w:hint="eastAsia" w:ascii="宋体" w:hAnsi="宋体" w:eastAsia="宋体" w:cs="宋体"/>
+          <w:sz w:val="21"/>
+          <w:szCs w:val="24"/>
           <w:lang w:val="en-US" w:eastAsia="zh-CN"/>
         </w:rPr>
         <w:t>...               # 攻击体基类蓝图及其接口蓝图</w:t>
@@ -6243,18 +6665,24 @@
         <w:outlineLvl w:val="9"/>
         <w:rPr>
           <w:rFonts w:hint="default" w:ascii="宋体" w:hAnsi="宋体" w:eastAsia="宋体" w:cs="宋体"/>
-          <w:lang w:val="en-US" w:eastAsia="zh-CN"/>
-        </w:rPr>
-      </w:pPr>
-      <w:r>
-        <w:rPr>
-          <w:rFonts w:hint="eastAsia" w:ascii="宋体" w:hAnsi="宋体" w:eastAsia="宋体" w:cs="宋体"/>
+          <w:sz w:val="21"/>
+          <w:szCs w:val="24"/>
+          <w:lang w:val="en-US" w:eastAsia="zh-CN"/>
+        </w:rPr>
+      </w:pPr>
+      <w:r>
+        <w:rPr>
+          <w:rFonts w:hint="eastAsia" w:ascii="宋体" w:hAnsi="宋体" w:eastAsia="宋体" w:cs="宋体"/>
+          <w:sz w:val="21"/>
+          <w:szCs w:val="24"/>
         </w:rPr>
         <w:t>│   │</w:t>
       </w:r>
       <w:r>
         <w:rPr>
           <w:rFonts w:hint="eastAsia" w:ascii="宋体" w:hAnsi="宋体" w:eastAsia="宋体" w:cs="宋体"/>
+          <w:sz w:val="21"/>
+          <w:szCs w:val="24"/>
           <w:lang w:val="en-US" w:eastAsia="zh-CN"/>
         </w:rPr>
         <w:t xml:space="preserve">   </w:t>
@@ -6262,12 +6690,16 @@
       <w:r>
         <w:rPr>
           <w:rFonts w:hint="eastAsia" w:ascii="宋体" w:hAnsi="宋体" w:eastAsia="宋体" w:cs="宋体"/>
+          <w:sz w:val="21"/>
+          <w:szCs w:val="24"/>
         </w:rPr>
         <w:t>│</w:t>
       </w:r>
       <w:r>
         <w:rPr>
           <w:rFonts w:hint="eastAsia" w:ascii="宋体" w:hAnsi="宋体" w:eastAsia="宋体" w:cs="宋体"/>
+          <w:sz w:val="21"/>
+          <w:szCs w:val="24"/>
           <w:lang w:val="en-US" w:eastAsia="zh-CN"/>
         </w:rPr>
         <w:t xml:space="preserve">   </w:t>
@@ -6275,12 +6707,16 @@
       <w:r>
         <w:rPr>
           <w:rFonts w:hint="eastAsia" w:ascii="宋体" w:hAnsi="宋体" w:eastAsia="宋体" w:cs="宋体"/>
+          <w:sz w:val="21"/>
+          <w:szCs w:val="24"/>
         </w:rPr>
         <w:t>├── Menma/</w:t>
       </w:r>
       <w:r>
         <w:rPr>
           <w:rFonts w:hint="eastAsia" w:ascii="宋体" w:hAnsi="宋体" w:eastAsia="宋体" w:cs="宋体"/>
+          <w:sz w:val="21"/>
+          <w:szCs w:val="24"/>
           <w:lang w:val="en-US" w:eastAsia="zh-CN"/>
         </w:rPr>
         <w:t xml:space="preserve">                 # 角色子类面麻的攻击体相关</w:t>
@@ -6292,18 +6728,24 @@
         <w:outlineLvl w:val="9"/>
         <w:rPr>
           <w:rFonts w:hint="default" w:ascii="宋体" w:hAnsi="宋体" w:eastAsia="宋体" w:cs="宋体"/>
-          <w:lang w:val="en-US" w:eastAsia="zh-CN"/>
-        </w:rPr>
-      </w:pPr>
-      <w:r>
-        <w:rPr>
-          <w:rFonts w:hint="eastAsia" w:ascii="宋体" w:hAnsi="宋体" w:eastAsia="宋体" w:cs="宋体"/>
+          <w:sz w:val="21"/>
+          <w:szCs w:val="24"/>
+          <w:lang w:val="en-US" w:eastAsia="zh-CN"/>
+        </w:rPr>
+      </w:pPr>
+      <w:r>
+        <w:rPr>
+          <w:rFonts w:hint="eastAsia" w:ascii="宋体" w:hAnsi="宋体" w:eastAsia="宋体" w:cs="宋体"/>
+          <w:sz w:val="21"/>
+          <w:szCs w:val="24"/>
         </w:rPr>
         <w:t>│   │</w:t>
       </w:r>
       <w:r>
         <w:rPr>
           <w:rFonts w:hint="eastAsia" w:ascii="宋体" w:hAnsi="宋体" w:eastAsia="宋体" w:cs="宋体"/>
+          <w:sz w:val="21"/>
+          <w:szCs w:val="24"/>
           <w:lang w:val="en-US" w:eastAsia="zh-CN"/>
         </w:rPr>
         <w:t xml:space="preserve">   </w:t>
@@ -6311,12 +6753,16 @@
       <w:r>
         <w:rPr>
           <w:rFonts w:hint="eastAsia" w:ascii="宋体" w:hAnsi="宋体" w:eastAsia="宋体" w:cs="宋体"/>
+          <w:sz w:val="21"/>
+          <w:szCs w:val="24"/>
         </w:rPr>
         <w:t>│</w:t>
       </w:r>
       <w:r>
         <w:rPr>
           <w:rFonts w:hint="eastAsia" w:ascii="宋体" w:hAnsi="宋体" w:eastAsia="宋体" w:cs="宋体"/>
+          <w:sz w:val="21"/>
+          <w:szCs w:val="24"/>
           <w:lang w:val="en-US" w:eastAsia="zh-CN"/>
         </w:rPr>
         <w:t xml:space="preserve">   </w:t>
@@ -6324,12 +6770,16 @@
       <w:r>
         <w:rPr>
           <w:rFonts w:hint="eastAsia" w:ascii="宋体" w:hAnsi="宋体" w:eastAsia="宋体" w:cs="宋体"/>
+          <w:sz w:val="21"/>
+          <w:szCs w:val="24"/>
         </w:rPr>
         <w:t>├── Scroll/</w:t>
       </w:r>
       <w:r>
         <w:rPr>
           <w:rFonts w:hint="eastAsia" w:ascii="宋体" w:hAnsi="宋体" w:eastAsia="宋体" w:cs="宋体"/>
+          <w:sz w:val="21"/>
+          <w:szCs w:val="24"/>
           <w:lang w:val="en-US" w:eastAsia="zh-CN"/>
         </w:rPr>
         <w:t xml:space="preserve">                # 秘卷攻击体</w:t>
@@ -6341,18 +6791,24 @@
         <w:outlineLvl w:val="9"/>
         <w:rPr>
           <w:rFonts w:hint="default" w:ascii="宋体" w:hAnsi="宋体" w:eastAsia="宋体" w:cs="宋体"/>
-          <w:lang w:val="en-US" w:eastAsia="zh-CN"/>
-        </w:rPr>
-      </w:pPr>
-      <w:r>
-        <w:rPr>
-          <w:rFonts w:hint="eastAsia" w:ascii="宋体" w:hAnsi="宋体" w:eastAsia="宋体" w:cs="宋体"/>
+          <w:sz w:val="21"/>
+          <w:szCs w:val="24"/>
+          <w:lang w:val="en-US" w:eastAsia="zh-CN"/>
+        </w:rPr>
+      </w:pPr>
+      <w:r>
+        <w:rPr>
+          <w:rFonts w:hint="eastAsia" w:ascii="宋体" w:hAnsi="宋体" w:eastAsia="宋体" w:cs="宋体"/>
+          <w:sz w:val="21"/>
+          <w:szCs w:val="24"/>
         </w:rPr>
         <w:t>│   │</w:t>
       </w:r>
       <w:r>
         <w:rPr>
           <w:rFonts w:hint="eastAsia" w:ascii="宋体" w:hAnsi="宋体" w:eastAsia="宋体" w:cs="宋体"/>
+          <w:sz w:val="21"/>
+          <w:szCs w:val="24"/>
           <w:lang w:val="en-US" w:eastAsia="zh-CN"/>
         </w:rPr>
         <w:t xml:space="preserve">   </w:t>
@@ -6360,12 +6816,16 @@
       <w:r>
         <w:rPr>
           <w:rFonts w:hint="eastAsia" w:ascii="宋体" w:hAnsi="宋体" w:eastAsia="宋体" w:cs="宋体"/>
+          <w:sz w:val="21"/>
+          <w:szCs w:val="24"/>
         </w:rPr>
         <w:t>│</w:t>
       </w:r>
       <w:r>
         <w:rPr>
           <w:rFonts w:hint="eastAsia" w:ascii="宋体" w:hAnsi="宋体" w:eastAsia="宋体" w:cs="宋体"/>
+          <w:sz w:val="21"/>
+          <w:szCs w:val="24"/>
           <w:lang w:val="en-US" w:eastAsia="zh-CN"/>
         </w:rPr>
         <w:t xml:space="preserve">   </w:t>
@@ -6373,12 +6833,16 @@
       <w:r>
         <w:rPr>
           <w:rFonts w:hint="eastAsia" w:ascii="宋体" w:hAnsi="宋体" w:eastAsia="宋体" w:cs="宋体"/>
+          <w:sz w:val="21"/>
+          <w:szCs w:val="24"/>
         </w:rPr>
         <w:t>└── Summon/</w:t>
       </w:r>
       <w:r>
         <w:rPr>
           <w:rFonts w:hint="eastAsia" w:ascii="宋体" w:hAnsi="宋体" w:eastAsia="宋体" w:cs="宋体"/>
+          <w:sz w:val="21"/>
+          <w:szCs w:val="24"/>
           <w:lang w:val="en-US" w:eastAsia="zh-CN"/>
         </w:rPr>
         <w:t xml:space="preserve">                # 通灵攻击体</w:t>
@@ -6390,18 +6854,24 @@
         <w:outlineLvl w:val="9"/>
         <w:rPr>
           <w:rFonts w:hint="default" w:ascii="宋体" w:hAnsi="宋体" w:eastAsia="宋体" w:cs="宋体"/>
-          <w:lang w:val="en-US" w:eastAsia="zh-CN"/>
-        </w:rPr>
-      </w:pPr>
-      <w:r>
-        <w:rPr>
-          <w:rFonts w:hint="eastAsia" w:ascii="宋体" w:hAnsi="宋体" w:eastAsia="宋体" w:cs="宋体"/>
+          <w:sz w:val="21"/>
+          <w:szCs w:val="24"/>
+          <w:lang w:val="en-US" w:eastAsia="zh-CN"/>
+        </w:rPr>
+      </w:pPr>
+      <w:r>
+        <w:rPr>
+          <w:rFonts w:hint="eastAsia" w:ascii="宋体" w:hAnsi="宋体" w:eastAsia="宋体" w:cs="宋体"/>
+          <w:sz w:val="21"/>
+          <w:szCs w:val="24"/>
         </w:rPr>
         <w:t>│   │</w:t>
       </w:r>
       <w:r>
         <w:rPr>
           <w:rFonts w:hint="eastAsia" w:ascii="宋体" w:hAnsi="宋体" w:eastAsia="宋体" w:cs="宋体"/>
+          <w:sz w:val="21"/>
+          <w:szCs w:val="24"/>
           <w:lang w:val="en-US" w:eastAsia="zh-CN"/>
         </w:rPr>
         <w:t xml:space="preserve">   </w:t>
@@ -6409,12 +6879,16 @@
       <w:r>
         <w:rPr>
           <w:rFonts w:hint="eastAsia" w:ascii="宋体" w:hAnsi="宋体" w:eastAsia="宋体" w:cs="宋体"/>
+          <w:sz w:val="21"/>
+          <w:szCs w:val="24"/>
         </w:rPr>
         <w:t xml:space="preserve">├── </w:t>
       </w:r>
       <w:r>
         <w:rPr>
           <w:rFonts w:hint="eastAsia" w:ascii="宋体" w:hAnsi="宋体" w:eastAsia="宋体" w:cs="宋体"/>
+          <w:sz w:val="21"/>
+          <w:szCs w:val="24"/>
           <w:lang w:val="en-US" w:eastAsia="zh-CN"/>
         </w:rPr>
         <w:t>MapM</w:t>
@@ -6422,12 +6896,16 @@
       <w:r>
         <w:rPr>
           <w:rFonts w:hint="eastAsia" w:ascii="宋体" w:hAnsi="宋体" w:eastAsia="宋体" w:cs="宋体"/>
+          <w:sz w:val="21"/>
+          <w:szCs w:val="24"/>
         </w:rPr>
         <w:t xml:space="preserve">/  </w:t>
       </w:r>
       <w:r>
         <w:rPr>
           <w:rFonts w:hint="eastAsia" w:ascii="宋体" w:hAnsi="宋体" w:eastAsia="宋体" w:cs="宋体"/>
+          <w:sz w:val="21"/>
+          <w:szCs w:val="24"/>
           <w:lang w:val="en-US" w:eastAsia="zh-CN"/>
         </w:rPr>
         <w:t xml:space="preserve">                     # 地图素材</w:t>
@@ -6457,12 +6935,16 @@
       <w:r>
         <w:rPr>
           <w:rFonts w:hint="eastAsia" w:ascii="宋体" w:hAnsi="宋体" w:eastAsia="宋体" w:cs="宋体"/>
+          <w:sz w:val="21"/>
+          <w:szCs w:val="24"/>
         </w:rPr>
         <w:t>│</w:t>
       </w:r>
       <w:r>
         <w:rPr>
           <w:rFonts w:hint="eastAsia" w:ascii="宋体" w:hAnsi="宋体" w:eastAsia="宋体" w:cs="宋体"/>
+          <w:sz w:val="21"/>
+          <w:szCs w:val="24"/>
           <w:lang w:val="en-US" w:eastAsia="zh-CN"/>
         </w:rPr>
         <w:t xml:space="preserve">   </w:t>
@@ -6470,6 +6952,8 @@
       <w:r>
         <w:rPr>
           <w:rFonts w:hint="eastAsia" w:ascii="宋体" w:hAnsi="宋体" w:eastAsia="宋体" w:cs="宋体"/>
+          <w:sz w:val="21"/>
+          <w:szCs w:val="24"/>
         </w:rPr>
         <w:t xml:space="preserve">├── </w:t>
       </w:r>
@@ -6517,12 +7001,16 @@
       <w:r>
         <w:rPr>
           <w:rFonts w:hint="eastAsia" w:ascii="宋体" w:hAnsi="宋体" w:eastAsia="宋体" w:cs="宋体"/>
+          <w:sz w:val="21"/>
+          <w:szCs w:val="24"/>
         </w:rPr>
         <w:t>│</w:t>
       </w:r>
       <w:r>
         <w:rPr>
           <w:rFonts w:hint="eastAsia" w:ascii="宋体" w:hAnsi="宋体" w:eastAsia="宋体" w:cs="宋体"/>
+          <w:sz w:val="21"/>
+          <w:szCs w:val="24"/>
           <w:lang w:val="en-US" w:eastAsia="zh-CN"/>
         </w:rPr>
         <w:t xml:space="preserve">   </w:t>
@@ -6530,6 +7018,8 @@
       <w:r>
         <w:rPr>
           <w:rFonts w:hint="eastAsia" w:ascii="宋体" w:hAnsi="宋体" w:eastAsia="宋体" w:cs="宋体"/>
+          <w:sz w:val="21"/>
+          <w:szCs w:val="24"/>
         </w:rPr>
         <w:t xml:space="preserve">├── </w:t>
       </w:r>
@@ -6577,12 +7067,16 @@
       <w:r>
         <w:rPr>
           <w:rFonts w:hint="eastAsia" w:ascii="宋体" w:hAnsi="宋体" w:eastAsia="宋体" w:cs="宋体"/>
+          <w:sz w:val="21"/>
+          <w:szCs w:val="24"/>
         </w:rPr>
         <w:t>│</w:t>
       </w:r>
       <w:r>
         <w:rPr>
           <w:rFonts w:hint="eastAsia" w:ascii="宋体" w:hAnsi="宋体" w:eastAsia="宋体" w:cs="宋体"/>
+          <w:sz w:val="21"/>
+          <w:szCs w:val="24"/>
           <w:lang w:val="en-US" w:eastAsia="zh-CN"/>
         </w:rPr>
         <w:t xml:space="preserve">   </w:t>
@@ -6590,6 +7084,8 @@
       <w:r>
         <w:rPr>
           <w:rFonts w:hint="eastAsia" w:ascii="宋体" w:hAnsi="宋体" w:eastAsia="宋体" w:cs="宋体"/>
+          <w:sz w:val="21"/>
+          <w:szCs w:val="24"/>
         </w:rPr>
         <w:t xml:space="preserve">└── </w:t>
       </w:r>
@@ -6734,18 +7230,24 @@
         <w:outlineLvl w:val="9"/>
         <w:rPr>
           <w:rFonts w:hint="default" w:ascii="宋体" w:hAnsi="宋体" w:eastAsia="宋体" w:cs="宋体"/>
-          <w:lang w:val="en-US" w:eastAsia="zh-CN"/>
-        </w:rPr>
-      </w:pPr>
-      <w:r>
-        <w:rPr>
-          <w:rFonts w:hint="eastAsia" w:ascii="宋体" w:hAnsi="宋体" w:eastAsia="宋体" w:cs="宋体"/>
+          <w:sz w:val="21"/>
+          <w:szCs w:val="24"/>
+          <w:lang w:val="en-US" w:eastAsia="zh-CN"/>
+        </w:rPr>
+      </w:pPr>
+      <w:r>
+        <w:rPr>
+          <w:rFonts w:hint="eastAsia" w:ascii="宋体" w:hAnsi="宋体" w:eastAsia="宋体" w:cs="宋体"/>
+          <w:sz w:val="21"/>
+          <w:szCs w:val="24"/>
         </w:rPr>
         <w:t>│   │</w:t>
       </w:r>
       <w:r>
         <w:rPr>
           <w:rFonts w:hint="eastAsia" w:ascii="宋体" w:hAnsi="宋体" w:eastAsia="宋体" w:cs="宋体"/>
+          <w:sz w:val="21"/>
+          <w:szCs w:val="24"/>
           <w:lang w:val="en-US" w:eastAsia="zh-CN"/>
         </w:rPr>
         <w:t xml:space="preserve">   </w:t>
@@ -6753,12 +7255,16 @@
       <w:r>
         <w:rPr>
           <w:rFonts w:hint="eastAsia" w:ascii="宋体" w:hAnsi="宋体" w:eastAsia="宋体" w:cs="宋体"/>
+          <w:sz w:val="21"/>
+          <w:szCs w:val="24"/>
         </w:rPr>
         <w:t>└──</w:t>
       </w:r>
       <w:r>
         <w:rPr>
           <w:rFonts w:hint="eastAsia" w:ascii="宋体" w:hAnsi="宋体" w:eastAsia="宋体" w:cs="宋体"/>
+          <w:sz w:val="21"/>
+          <w:szCs w:val="24"/>
           <w:lang w:val="en-US" w:eastAsia="zh-CN"/>
         </w:rPr>
         <w:t xml:space="preserve"> UIM/                        # UI素材</w:t>
@@ -6770,18 +7276,24 @@
         <w:outlineLvl w:val="9"/>
         <w:rPr>
           <w:rFonts w:hint="default" w:ascii="宋体" w:hAnsi="宋体" w:eastAsia="宋体" w:cs="宋体"/>
-          <w:lang w:val="en-US" w:eastAsia="zh-CN"/>
-        </w:rPr>
-      </w:pPr>
-      <w:r>
-        <w:rPr>
-          <w:rFonts w:hint="eastAsia" w:ascii="宋体" w:hAnsi="宋体" w:eastAsia="宋体" w:cs="宋体"/>
+          <w:sz w:val="21"/>
+          <w:szCs w:val="24"/>
+          <w:lang w:val="en-US" w:eastAsia="zh-CN"/>
+        </w:rPr>
+      </w:pPr>
+      <w:r>
+        <w:rPr>
+          <w:rFonts w:hint="eastAsia" w:ascii="宋体" w:hAnsi="宋体" w:eastAsia="宋体" w:cs="宋体"/>
+          <w:sz w:val="21"/>
+          <w:szCs w:val="24"/>
         </w:rPr>
         <w:t xml:space="preserve">│   ├── </w:t>
       </w:r>
       <w:r>
         <w:rPr>
           <w:rFonts w:hint="eastAsia" w:ascii="宋体" w:hAnsi="宋体" w:eastAsia="宋体" w:cs="宋体"/>
+          <w:sz w:val="21"/>
+          <w:szCs w:val="24"/>
           <w:lang w:val="en-US" w:eastAsia="zh-CN"/>
         </w:rPr>
         <w:t>Sound</w:t>
@@ -6789,12 +7301,16 @@
       <w:r>
         <w:rPr>
           <w:rFonts w:hint="eastAsia" w:ascii="宋体" w:hAnsi="宋体" w:eastAsia="宋体" w:cs="宋体"/>
+          <w:sz w:val="21"/>
+          <w:szCs w:val="24"/>
         </w:rPr>
         <w:t xml:space="preserve">/ </w:t>
       </w:r>
       <w:r>
         <w:rPr>
           <w:rFonts w:hint="eastAsia" w:ascii="宋体" w:hAnsi="宋体" w:eastAsia="宋体" w:cs="宋体"/>
+          <w:sz w:val="21"/>
+          <w:szCs w:val="24"/>
           <w:lang w:val="en-US" w:eastAsia="zh-CN"/>
         </w:rPr>
         <w:t xml:space="preserve">                          # 音效</w:t>
@@ -6806,18 +7322,24 @@
         <w:outlineLvl w:val="9"/>
         <w:rPr>
           <w:rFonts w:hint="default" w:ascii="宋体" w:hAnsi="宋体" w:eastAsia="宋体" w:cs="宋体"/>
-          <w:lang w:val="en-US" w:eastAsia="zh-CN"/>
-        </w:rPr>
-      </w:pPr>
-      <w:r>
-        <w:rPr>
-          <w:rFonts w:hint="eastAsia" w:ascii="宋体" w:hAnsi="宋体" w:eastAsia="宋体" w:cs="宋体"/>
+          <w:sz w:val="21"/>
+          <w:szCs w:val="24"/>
+          <w:lang w:val="en-US" w:eastAsia="zh-CN"/>
+        </w:rPr>
+      </w:pPr>
+      <w:r>
+        <w:rPr>
+          <w:rFonts w:hint="eastAsia" w:ascii="宋体" w:hAnsi="宋体" w:eastAsia="宋体" w:cs="宋体"/>
+          <w:sz w:val="21"/>
+          <w:szCs w:val="24"/>
         </w:rPr>
         <w:t xml:space="preserve">│   └── </w:t>
       </w:r>
       <w:r>
         <w:rPr>
           <w:rFonts w:hint="eastAsia" w:ascii="宋体" w:hAnsi="宋体" w:eastAsia="宋体" w:cs="宋体"/>
+          <w:sz w:val="21"/>
+          <w:szCs w:val="24"/>
           <w:lang w:val="en-US" w:eastAsia="zh-CN"/>
         </w:rPr>
         <w:t>UI</w:t>
@@ -6825,12 +7347,16 @@
       <w:r>
         <w:rPr>
           <w:rFonts w:hint="eastAsia" w:ascii="宋体" w:hAnsi="宋体" w:eastAsia="宋体" w:cs="宋体"/>
+          <w:sz w:val="21"/>
+          <w:szCs w:val="24"/>
         </w:rPr>
         <w:t>/</w:t>
       </w:r>
       <w:r>
         <w:rPr>
           <w:rFonts w:hint="eastAsia" w:ascii="宋体" w:hAnsi="宋体" w:eastAsia="宋体" w:cs="宋体"/>
+          <w:sz w:val="21"/>
+          <w:szCs w:val="24"/>
           <w:lang w:val="en-US" w:eastAsia="zh-CN"/>
         </w:rPr>
         <w:t xml:space="preserve">                              # UI</w:t>
@@ -6912,18 +7438,24 @@
         <w:outlineLvl w:val="9"/>
         <w:rPr>
           <w:rFonts w:hint="default" w:ascii="宋体" w:hAnsi="宋体" w:eastAsia="宋体" w:cs="宋体"/>
-          <w:lang w:val="en-US" w:eastAsia="zh-CN"/>
-        </w:rPr>
-      </w:pPr>
-      <w:r>
-        <w:rPr>
-          <w:rFonts w:hint="eastAsia" w:ascii="宋体" w:hAnsi="宋体" w:eastAsia="宋体" w:cs="宋体"/>
+          <w:sz w:val="21"/>
+          <w:szCs w:val="24"/>
+          <w:lang w:val="en-US" w:eastAsia="zh-CN"/>
+        </w:rPr>
+      </w:pPr>
+      <w:r>
+        <w:rPr>
+          <w:rFonts w:hint="eastAsia" w:ascii="宋体" w:hAnsi="宋体" w:eastAsia="宋体" w:cs="宋体"/>
+          <w:sz w:val="21"/>
+          <w:szCs w:val="24"/>
         </w:rPr>
         <w:t xml:space="preserve">│   </w:t>
       </w:r>
       <w:r>
         <w:rPr>
           <w:rFonts w:hint="eastAsia" w:ascii="宋体" w:hAnsi="宋体" w:eastAsia="宋体" w:cs="宋体"/>
+          <w:sz w:val="21"/>
+          <w:szCs w:val="24"/>
           <w:lang w:val="en-US" w:eastAsia="zh-CN"/>
         </w:rPr>
         <w:t xml:space="preserve">     </w:t>
@@ -6931,12 +7463,16 @@
       <w:r>
         <w:rPr>
           <w:rFonts w:hint="eastAsia" w:ascii="宋体" w:hAnsi="宋体" w:eastAsia="宋体" w:cs="宋体"/>
+          <w:sz w:val="21"/>
+          <w:szCs w:val="24"/>
         </w:rPr>
         <w:t>└──</w:t>
       </w:r>
       <w:r>
         <w:rPr>
           <w:rFonts w:hint="eastAsia" w:ascii="宋体" w:hAnsi="宋体" w:eastAsia="宋体" w:cs="宋体"/>
+          <w:sz w:val="21"/>
+          <w:szCs w:val="24"/>
           <w:lang w:val="en-US" w:eastAsia="zh-CN"/>
         </w:rPr>
         <w:t xml:space="preserve"> Lobby/</w:t>
@@ -6944,12 +7480,16 @@
       <w:r>
         <w:rPr>
           <w:rFonts w:hint="eastAsia" w:ascii="宋体" w:hAnsi="宋体" w:eastAsia="宋体" w:cs="宋体"/>
+          <w:sz w:val="21"/>
+          <w:szCs w:val="24"/>
         </w:rPr>
         <w:t xml:space="preserve">                 </w:t>
       </w:r>
       <w:r>
         <w:rPr>
           <w:rFonts w:hint="eastAsia" w:ascii="宋体" w:hAnsi="宋体" w:eastAsia="宋体" w:cs="宋体"/>
+          <w:sz w:val="21"/>
+          <w:szCs w:val="24"/>
           <w:lang w:val="en-US" w:eastAsia="zh-CN"/>
         </w:rPr>
         <w:t xml:space="preserve">     # 大厅UI</w:t>
@@ -6961,16 +7501,18 @@
         <w:outlineLvl w:val="9"/>
         <w:rPr>
           <w:rFonts w:hint="eastAsia" w:ascii="宋体" w:hAnsi="宋体" w:eastAsia="宋体" w:cs="宋体"/>
-        </w:rPr>
-      </w:pPr>
-      <w:r>
-        <w:rPr>
-          <w:rFonts w:hint="eastAsia" w:ascii="宋体" w:hAnsi="宋体" w:eastAsia="宋体" w:cs="宋体"/>
+          <w:sz w:val="21"/>
+          <w:szCs w:val="24"/>
+        </w:rPr>
+      </w:pPr>
+      <w:r>
+        <w:rPr>
+          <w:rFonts w:hint="eastAsia" w:ascii="宋体" w:hAnsi="宋体" w:eastAsia="宋体" w:cs="宋体"/>
+          <w:sz w:val="21"/>
+          <w:szCs w:val="24"/>
         </w:rPr>
         <w:t>└── ...</w:t>
       </w:r>
-      <w:bookmarkStart w:id="13" w:name="_GoBack"/>
-      <w:bookmarkEnd w:id="13"/>
     </w:p>
     <w:p>
       <w:pPr>
@@ -7212,6 +7754,7 @@
             <w:insideH w:val="single" w:color="auto" w:sz="4" w:space="0"/>
             <w:insideV w:val="single" w:color="auto" w:sz="4" w:space="0"/>
           </w:tblBorders>
+          <w:shd w:val="clear" w:color="auto" w:fill="FFFFFF"/>
           <w:tblCellMar>
             <w:top w:w="15" w:type="dxa"/>
             <w:left w:w="15" w:type="dxa"/>
@@ -7700,7 +8243,6 @@
             <w:insideH w:val="single" w:color="auto" w:sz="4" w:space="0"/>
             <w:insideV w:val="single" w:color="auto" w:sz="4" w:space="0"/>
           </w:tblBorders>
-          <w:shd w:val="clear" w:color="auto" w:fill="FFFFFF"/>
           <w:tblCellMar>
             <w:top w:w="15" w:type="dxa"/>
             <w:left w:w="15" w:type="dxa"/>
@@ -7863,6 +8405,7 @@
             <w:insideH w:val="single" w:color="auto" w:sz="4" w:space="0"/>
             <w:insideV w:val="single" w:color="auto" w:sz="4" w:space="0"/>
           </w:tblBorders>
+          <w:shd w:val="clear" w:color="auto" w:fill="FFFFFF"/>
           <w:tblCellMar>
             <w:top w:w="15" w:type="dxa"/>
             <w:left w:w="15" w:type="dxa"/>
@@ -8427,6 +8970,7 @@
             <w:insideH w:val="single" w:color="auto" w:sz="4" w:space="0"/>
             <w:insideV w:val="single" w:color="auto" w:sz="4" w:space="0"/>
           </w:tblBorders>
+          <w:shd w:val="clear" w:color="auto" w:fill="FFFFFF"/>
           <w:tblCellMar>
             <w:top w:w="15" w:type="dxa"/>
             <w:left w:w="15" w:type="dxa"/>
@@ -8626,6 +9170,636 @@
                 <w:lang w:val="en-US" w:eastAsia="zh-CN" w:bidi="ar"/>
               </w:rPr>
               <w:t>更新频率</w:t>
+            </w:r>
+          </w:p>
+        </w:tc>
+      </w:tr>
+      <w:tr>
+        <w:tblPrEx>
+          <w:tblBorders>
+            <w:top w:val="single" w:color="auto" w:sz="4" w:space="0"/>
+            <w:left w:val="single" w:color="auto" w:sz="4" w:space="0"/>
+            <w:bottom w:val="single" w:color="auto" w:sz="4" w:space="0"/>
+            <w:right w:val="single" w:color="auto" w:sz="4" w:space="0"/>
+            <w:insideH w:val="single" w:color="auto" w:sz="4" w:space="0"/>
+            <w:insideV w:val="single" w:color="auto" w:sz="4" w:space="0"/>
+          </w:tblBorders>
+          <w:tblCellMar>
+            <w:top w:w="15" w:type="dxa"/>
+            <w:left w:w="15" w:type="dxa"/>
+            <w:bottom w:w="15" w:type="dxa"/>
+            <w:right w:w="15" w:type="dxa"/>
+          </w:tblCellMar>
+        </w:tblPrEx>
+        <w:tc>
+          <w:tcPr>
+            <w:tcW w:w="1285" w:type="pct"/>
+            <w:shd w:val="clear" w:color="auto" w:fill="FFFFFF"/>
+            <w:tcMar>
+              <w:top w:w="100" w:type="dxa"/>
+              <w:left w:w="0" w:type="dxa"/>
+              <w:bottom w:w="100" w:type="dxa"/>
+              <w:right w:w="160" w:type="dxa"/>
+            </w:tcMar>
+            <w:vAlign w:val="center"/>
+          </w:tcPr>
+          <w:p>
+            <w:pPr>
+              <w:keepNext w:val="0"/>
+              <w:keepLines w:val="0"/>
+              <w:widowControl/>
+              <w:suppressLineNumbers w:val="0"/>
+              <w:spacing w:line="250" w:lineRule="atLeast"/>
+              <w:jc w:val="center"/>
+              <w:rPr>
+                <w:rFonts w:hint="eastAsia" w:ascii="宋体" w:hAnsi="宋体" w:eastAsia="宋体" w:cs="宋体"/>
+                <w:i w:val="0"/>
+                <w:iCs w:val="0"/>
+                <w:caps w:val="0"/>
+                <w:color w:val="0F1115"/>
+                <w:spacing w:val="0"/>
+                <w:sz w:val="15"/>
+                <w:szCs w:val="15"/>
+              </w:rPr>
+            </w:pPr>
+            <w:r>
+              <w:rPr>
+                <w:rFonts w:hint="eastAsia" w:ascii="宋体" w:hAnsi="宋体" w:eastAsia="宋体" w:cs="宋体"/>
+                <w:i w:val="0"/>
+                <w:iCs w:val="0"/>
+                <w:caps w:val="0"/>
+                <w:color w:val="0F1115"/>
+                <w:spacing w:val="0"/>
+                <w:kern w:val="0"/>
+                <w:sz w:val="15"/>
+                <w:szCs w:val="15"/>
+                <w:lang w:val="en-US" w:eastAsia="zh-CN" w:bidi="ar"/>
+              </w:rPr>
+              <w:t>Team</w:t>
+            </w:r>
+          </w:p>
+        </w:tc>
+        <w:tc>
+          <w:tcPr>
+            <w:tcW w:w="1211" w:type="pct"/>
+            <w:shd w:val="clear" w:color="auto" w:fill="FFFFFF"/>
+            <w:tcMar>
+              <w:top w:w="100" w:type="dxa"/>
+              <w:left w:w="160" w:type="dxa"/>
+              <w:bottom w:w="100" w:type="dxa"/>
+              <w:right w:w="160" w:type="dxa"/>
+            </w:tcMar>
+            <w:vAlign w:val="center"/>
+          </w:tcPr>
+          <w:p>
+            <w:pPr>
+              <w:keepNext w:val="0"/>
+              <w:keepLines w:val="0"/>
+              <w:widowControl/>
+              <w:suppressLineNumbers w:val="0"/>
+              <w:spacing w:line="250" w:lineRule="atLeast"/>
+              <w:jc w:val="center"/>
+              <w:rPr>
+                <w:rFonts w:hint="eastAsia" w:ascii="宋体" w:hAnsi="宋体" w:eastAsia="宋体" w:cs="宋体"/>
+                <w:i w:val="0"/>
+                <w:iCs w:val="0"/>
+                <w:caps w:val="0"/>
+                <w:color w:val="0F1115"/>
+                <w:spacing w:val="0"/>
+                <w:sz w:val="15"/>
+                <w:szCs w:val="15"/>
+              </w:rPr>
+            </w:pPr>
+            <w:r>
+              <w:rPr>
+                <w:rFonts w:hint="eastAsia" w:ascii="宋体" w:hAnsi="宋体" w:eastAsia="宋体" w:cs="宋体"/>
+                <w:i w:val="0"/>
+                <w:iCs w:val="0"/>
+                <w:caps w:val="0"/>
+                <w:color w:val="0F1115"/>
+                <w:spacing w:val="0"/>
+                <w:kern w:val="0"/>
+                <w:sz w:val="15"/>
+                <w:szCs w:val="15"/>
+                <w:lang w:val="en-US" w:eastAsia="zh-CN" w:bidi="ar"/>
+              </w:rPr>
+              <w:t>PlayerState</w:t>
+            </w:r>
+          </w:p>
+        </w:tc>
+        <w:tc>
+          <w:tcPr>
+            <w:tcW w:w="1529" w:type="pct"/>
+            <w:shd w:val="clear" w:color="auto" w:fill="FFFFFF"/>
+            <w:tcMar>
+              <w:top w:w="100" w:type="dxa"/>
+              <w:left w:w="160" w:type="dxa"/>
+              <w:bottom w:w="100" w:type="dxa"/>
+              <w:right w:w="160" w:type="dxa"/>
+            </w:tcMar>
+            <w:vAlign w:val="center"/>
+          </w:tcPr>
+          <w:p>
+            <w:pPr>
+              <w:keepNext w:val="0"/>
+              <w:keepLines w:val="0"/>
+              <w:widowControl/>
+              <w:suppressLineNumbers w:val="0"/>
+              <w:spacing w:line="250" w:lineRule="atLeast"/>
+              <w:jc w:val="center"/>
+              <w:rPr>
+                <w:rFonts w:hint="eastAsia" w:ascii="宋体" w:hAnsi="宋体" w:eastAsia="宋体" w:cs="宋体"/>
+                <w:i w:val="0"/>
+                <w:iCs w:val="0"/>
+                <w:caps w:val="0"/>
+                <w:color w:val="0F1115"/>
+                <w:spacing w:val="0"/>
+                <w:sz w:val="15"/>
+                <w:szCs w:val="15"/>
+              </w:rPr>
+            </w:pPr>
+            <w:r>
+              <w:rPr>
+                <w:rFonts w:hint="eastAsia" w:ascii="宋体" w:hAnsi="宋体" w:eastAsia="宋体" w:cs="宋体"/>
+                <w:i w:val="0"/>
+                <w:iCs w:val="0"/>
+                <w:caps w:val="0"/>
+                <w:color w:val="0F1115"/>
+                <w:spacing w:val="0"/>
+                <w:kern w:val="0"/>
+                <w:sz w:val="15"/>
+                <w:szCs w:val="15"/>
+                <w:lang w:val="en-US" w:eastAsia="zh-CN" w:bidi="ar"/>
+              </w:rPr>
+              <w:t>初始赋值后不变</w:t>
+            </w:r>
+          </w:p>
+        </w:tc>
+        <w:tc>
+          <w:tcPr>
+            <w:tcW w:w="973" w:type="pct"/>
+            <w:shd w:val="clear" w:color="auto" w:fill="FFFFFF"/>
+            <w:tcMar>
+              <w:top w:w="100" w:type="dxa"/>
+              <w:left w:w="160" w:type="dxa"/>
+              <w:bottom w:w="100" w:type="dxa"/>
+              <w:right w:w="0" w:type="dxa"/>
+            </w:tcMar>
+            <w:vAlign w:val="center"/>
+          </w:tcPr>
+          <w:p>
+            <w:pPr>
+              <w:keepNext w:val="0"/>
+              <w:keepLines w:val="0"/>
+              <w:widowControl/>
+              <w:suppressLineNumbers w:val="0"/>
+              <w:spacing w:line="250" w:lineRule="atLeast"/>
+              <w:jc w:val="center"/>
+              <w:rPr>
+                <w:rFonts w:hint="eastAsia" w:ascii="宋体" w:hAnsi="宋体" w:eastAsia="宋体" w:cs="宋体"/>
+                <w:i w:val="0"/>
+                <w:iCs w:val="0"/>
+                <w:caps w:val="0"/>
+                <w:color w:val="0F1115"/>
+                <w:spacing w:val="0"/>
+                <w:sz w:val="15"/>
+                <w:szCs w:val="15"/>
+              </w:rPr>
+            </w:pPr>
+            <w:r>
+              <w:rPr>
+                <w:rFonts w:hint="eastAsia" w:ascii="宋体" w:hAnsi="宋体" w:eastAsia="宋体" w:cs="宋体"/>
+                <w:i w:val="0"/>
+                <w:iCs w:val="0"/>
+                <w:caps w:val="0"/>
+                <w:color w:val="0F1115"/>
+                <w:spacing w:val="0"/>
+                <w:kern w:val="0"/>
+                <w:sz w:val="15"/>
+                <w:szCs w:val="15"/>
+                <w:lang w:val="en-US" w:eastAsia="zh-CN" w:bidi="ar"/>
+              </w:rPr>
+              <w:t>一次</w:t>
+            </w:r>
+          </w:p>
+        </w:tc>
+      </w:tr>
+      <w:tr>
+        <w:tblPrEx>
+          <w:tblBorders>
+            <w:top w:val="single" w:color="auto" w:sz="4" w:space="0"/>
+            <w:left w:val="single" w:color="auto" w:sz="4" w:space="0"/>
+            <w:bottom w:val="single" w:color="auto" w:sz="4" w:space="0"/>
+            <w:right w:val="single" w:color="auto" w:sz="4" w:space="0"/>
+            <w:insideH w:val="single" w:color="auto" w:sz="4" w:space="0"/>
+            <w:insideV w:val="single" w:color="auto" w:sz="4" w:space="0"/>
+          </w:tblBorders>
+          <w:tblCellMar>
+            <w:top w:w="15" w:type="dxa"/>
+            <w:left w:w="15" w:type="dxa"/>
+            <w:bottom w:w="15" w:type="dxa"/>
+            <w:right w:w="15" w:type="dxa"/>
+          </w:tblCellMar>
+        </w:tblPrEx>
+        <w:tc>
+          <w:tcPr>
+            <w:tcW w:w="1285" w:type="pct"/>
+            <w:shd w:val="clear" w:color="auto" w:fill="FFFFFF"/>
+            <w:tcMar>
+              <w:top w:w="100" w:type="dxa"/>
+              <w:left w:w="0" w:type="dxa"/>
+              <w:bottom w:w="100" w:type="dxa"/>
+              <w:right w:w="160" w:type="dxa"/>
+            </w:tcMar>
+            <w:vAlign w:val="center"/>
+          </w:tcPr>
+          <w:p>
+            <w:pPr>
+              <w:keepNext w:val="0"/>
+              <w:keepLines w:val="0"/>
+              <w:widowControl/>
+              <w:suppressLineNumbers w:val="0"/>
+              <w:spacing w:line="250" w:lineRule="atLeast"/>
+              <w:jc w:val="center"/>
+              <w:rPr>
+                <w:rFonts w:hint="eastAsia" w:ascii="宋体" w:hAnsi="宋体" w:eastAsia="宋体" w:cs="宋体"/>
+                <w:i w:val="0"/>
+                <w:iCs w:val="0"/>
+                <w:caps w:val="0"/>
+                <w:color w:val="0F1115"/>
+                <w:spacing w:val="0"/>
+                <w:sz w:val="15"/>
+                <w:szCs w:val="15"/>
+              </w:rPr>
+            </w:pPr>
+            <w:r>
+              <w:rPr>
+                <w:rFonts w:hint="eastAsia" w:ascii="宋体" w:hAnsi="宋体" w:eastAsia="宋体" w:cs="宋体"/>
+                <w:i w:val="0"/>
+                <w:iCs w:val="0"/>
+                <w:caps w:val="0"/>
+                <w:color w:val="0F1115"/>
+                <w:spacing w:val="0"/>
+                <w:kern w:val="0"/>
+                <w:sz w:val="15"/>
+                <w:szCs w:val="15"/>
+                <w:lang w:val="en-US" w:eastAsia="zh-CN" w:bidi="ar"/>
+              </w:rPr>
+              <w:t>HealthValue</w:t>
+            </w:r>
+          </w:p>
+        </w:tc>
+        <w:tc>
+          <w:tcPr>
+            <w:tcW w:w="1211" w:type="pct"/>
+            <w:shd w:val="clear" w:color="auto" w:fill="FFFFFF"/>
+            <w:tcMar>
+              <w:top w:w="100" w:type="dxa"/>
+              <w:left w:w="160" w:type="dxa"/>
+              <w:bottom w:w="100" w:type="dxa"/>
+              <w:right w:w="160" w:type="dxa"/>
+            </w:tcMar>
+            <w:vAlign w:val="center"/>
+          </w:tcPr>
+          <w:p>
+            <w:pPr>
+              <w:keepNext w:val="0"/>
+              <w:keepLines w:val="0"/>
+              <w:widowControl/>
+              <w:suppressLineNumbers w:val="0"/>
+              <w:spacing w:line="250" w:lineRule="atLeast"/>
+              <w:jc w:val="center"/>
+              <w:rPr>
+                <w:rFonts w:hint="eastAsia" w:ascii="宋体" w:hAnsi="宋体" w:eastAsia="宋体" w:cs="宋体"/>
+                <w:i w:val="0"/>
+                <w:iCs w:val="0"/>
+                <w:caps w:val="0"/>
+                <w:color w:val="0F1115"/>
+                <w:spacing w:val="0"/>
+                <w:sz w:val="15"/>
+                <w:szCs w:val="15"/>
+              </w:rPr>
+            </w:pPr>
+            <w:r>
+              <w:rPr>
+                <w:rFonts w:hint="eastAsia" w:ascii="宋体" w:hAnsi="宋体" w:eastAsia="宋体" w:cs="宋体"/>
+                <w:i w:val="0"/>
+                <w:iCs w:val="0"/>
+                <w:caps w:val="0"/>
+                <w:color w:val="0F1115"/>
+                <w:spacing w:val="0"/>
+                <w:kern w:val="0"/>
+                <w:sz w:val="15"/>
+                <w:szCs w:val="15"/>
+                <w:lang w:val="en-US" w:eastAsia="zh-CN" w:bidi="ar"/>
+              </w:rPr>
+              <w:t>PlayerState</w:t>
+            </w:r>
+          </w:p>
+        </w:tc>
+        <w:tc>
+          <w:tcPr>
+            <w:tcW w:w="1529" w:type="pct"/>
+            <w:shd w:val="clear" w:color="auto" w:fill="FFFFFF"/>
+            <w:tcMar>
+              <w:top w:w="100" w:type="dxa"/>
+              <w:left w:w="160" w:type="dxa"/>
+              <w:bottom w:w="100" w:type="dxa"/>
+              <w:right w:w="160" w:type="dxa"/>
+            </w:tcMar>
+            <w:vAlign w:val="center"/>
+          </w:tcPr>
+          <w:p>
+            <w:pPr>
+              <w:keepNext w:val="0"/>
+              <w:keepLines w:val="0"/>
+              <w:widowControl/>
+              <w:suppressLineNumbers w:val="0"/>
+              <w:spacing w:line="250" w:lineRule="atLeast"/>
+              <w:jc w:val="center"/>
+              <w:rPr>
+                <w:rFonts w:hint="eastAsia" w:ascii="宋体" w:hAnsi="宋体" w:eastAsia="宋体" w:cs="宋体"/>
+                <w:i w:val="0"/>
+                <w:iCs w:val="0"/>
+                <w:caps w:val="0"/>
+                <w:color w:val="0F1115"/>
+                <w:spacing w:val="0"/>
+                <w:sz w:val="15"/>
+                <w:szCs w:val="15"/>
+              </w:rPr>
+            </w:pPr>
+            <w:r>
+              <w:rPr>
+                <w:rFonts w:hint="eastAsia" w:ascii="宋体" w:hAnsi="宋体" w:eastAsia="宋体" w:cs="宋体"/>
+                <w:i w:val="0"/>
+                <w:iCs w:val="0"/>
+                <w:caps w:val="0"/>
+                <w:color w:val="0F1115"/>
+                <w:spacing w:val="0"/>
+                <w:kern w:val="0"/>
+                <w:sz w:val="15"/>
+                <w:szCs w:val="15"/>
+                <w:lang w:val="en-US" w:eastAsia="zh-CN" w:bidi="ar"/>
+              </w:rPr>
+              <w:t>受击时变更</w:t>
+            </w:r>
+          </w:p>
+        </w:tc>
+        <w:tc>
+          <w:tcPr>
+            <w:tcW w:w="973" w:type="pct"/>
+            <w:shd w:val="clear" w:color="auto" w:fill="FFFFFF"/>
+            <w:tcMar>
+              <w:top w:w="100" w:type="dxa"/>
+              <w:left w:w="160" w:type="dxa"/>
+              <w:bottom w:w="100" w:type="dxa"/>
+              <w:right w:w="0" w:type="dxa"/>
+            </w:tcMar>
+            <w:vAlign w:val="center"/>
+          </w:tcPr>
+          <w:p>
+            <w:pPr>
+              <w:keepNext w:val="0"/>
+              <w:keepLines w:val="0"/>
+              <w:widowControl/>
+              <w:suppressLineNumbers w:val="0"/>
+              <w:spacing w:line="250" w:lineRule="atLeast"/>
+              <w:jc w:val="center"/>
+              <w:rPr>
+                <w:rFonts w:hint="eastAsia" w:ascii="宋体" w:hAnsi="宋体" w:eastAsia="宋体" w:cs="宋体"/>
+                <w:i w:val="0"/>
+                <w:iCs w:val="0"/>
+                <w:caps w:val="0"/>
+                <w:color w:val="0F1115"/>
+                <w:spacing w:val="0"/>
+                <w:sz w:val="15"/>
+                <w:szCs w:val="15"/>
+              </w:rPr>
+            </w:pPr>
+            <w:r>
+              <w:rPr>
+                <w:rFonts w:hint="eastAsia" w:ascii="宋体" w:hAnsi="宋体" w:eastAsia="宋体" w:cs="宋体"/>
+                <w:i w:val="0"/>
+                <w:iCs w:val="0"/>
+                <w:caps w:val="0"/>
+                <w:color w:val="0F1115"/>
+                <w:spacing w:val="0"/>
+                <w:kern w:val="0"/>
+                <w:sz w:val="15"/>
+                <w:szCs w:val="15"/>
+                <w:lang w:val="en-US" w:eastAsia="zh-CN" w:bidi="ar"/>
+              </w:rPr>
+              <w:t>按需</w:t>
+            </w:r>
+          </w:p>
+        </w:tc>
+      </w:tr>
+      <w:tr>
+        <w:tblPrEx>
+          <w:tblBorders>
+            <w:top w:val="single" w:color="auto" w:sz="4" w:space="0"/>
+            <w:left w:val="single" w:color="auto" w:sz="4" w:space="0"/>
+            <w:bottom w:val="single" w:color="auto" w:sz="4" w:space="0"/>
+            <w:right w:val="single" w:color="auto" w:sz="4" w:space="0"/>
+            <w:insideH w:val="single" w:color="auto" w:sz="4" w:space="0"/>
+            <w:insideV w:val="single" w:color="auto" w:sz="4" w:space="0"/>
+          </w:tblBorders>
+          <w:tblCellMar>
+            <w:top w:w="15" w:type="dxa"/>
+            <w:left w:w="15" w:type="dxa"/>
+            <w:bottom w:w="15" w:type="dxa"/>
+            <w:right w:w="15" w:type="dxa"/>
+          </w:tblCellMar>
+        </w:tblPrEx>
+        <w:tc>
+          <w:tcPr>
+            <w:tcW w:w="1285" w:type="pct"/>
+            <w:shd w:val="clear" w:color="auto" w:fill="FFFFFF"/>
+            <w:tcMar>
+              <w:top w:w="100" w:type="dxa"/>
+              <w:left w:w="0" w:type="dxa"/>
+              <w:bottom w:w="100" w:type="dxa"/>
+              <w:right w:w="160" w:type="dxa"/>
+            </w:tcMar>
+            <w:vAlign w:val="center"/>
+          </w:tcPr>
+          <w:p>
+            <w:pPr>
+              <w:keepNext w:val="0"/>
+              <w:keepLines w:val="0"/>
+              <w:widowControl/>
+              <w:suppressLineNumbers w:val="0"/>
+              <w:spacing w:line="250" w:lineRule="atLeast"/>
+              <w:jc w:val="center"/>
+              <w:rPr>
+                <w:rFonts w:hint="eastAsia" w:ascii="宋体" w:hAnsi="宋体" w:eastAsia="宋体" w:cs="宋体"/>
+                <w:i w:val="0"/>
+                <w:iCs w:val="0"/>
+                <w:caps w:val="0"/>
+                <w:color w:val="0F1115"/>
+                <w:spacing w:val="0"/>
+                <w:sz w:val="15"/>
+                <w:szCs w:val="15"/>
+              </w:rPr>
+            </w:pPr>
+            <w:r>
+              <w:rPr>
+                <w:rFonts w:hint="eastAsia" w:ascii="宋体" w:hAnsi="宋体" w:eastAsia="宋体" w:cs="宋体"/>
+                <w:i w:val="0"/>
+                <w:iCs w:val="0"/>
+                <w:caps w:val="0"/>
+                <w:color w:val="0F1115"/>
+                <w:spacing w:val="0"/>
+                <w:kern w:val="0"/>
+                <w:sz w:val="15"/>
+                <w:szCs w:val="15"/>
+                <w:lang w:val="en-US" w:eastAsia="zh-CN" w:bidi="ar"/>
+              </w:rPr>
+              <w:t>Chakra</w:t>
+            </w:r>
+          </w:p>
+        </w:tc>
+        <w:tc>
+          <w:tcPr>
+            <w:tcW w:w="1211" w:type="pct"/>
+            <w:shd w:val="clear" w:color="auto" w:fill="FFFFFF"/>
+            <w:tcMar>
+              <w:top w:w="100" w:type="dxa"/>
+              <w:left w:w="160" w:type="dxa"/>
+              <w:bottom w:w="100" w:type="dxa"/>
+              <w:right w:w="160" w:type="dxa"/>
+            </w:tcMar>
+            <w:vAlign w:val="center"/>
+          </w:tcPr>
+          <w:p>
+            <w:pPr>
+              <w:keepNext w:val="0"/>
+              <w:keepLines w:val="0"/>
+              <w:widowControl/>
+              <w:suppressLineNumbers w:val="0"/>
+              <w:spacing w:line="250" w:lineRule="atLeast"/>
+              <w:jc w:val="center"/>
+              <w:rPr>
+                <w:rFonts w:hint="eastAsia" w:ascii="宋体" w:hAnsi="宋体" w:eastAsia="宋体" w:cs="宋体"/>
+                <w:i w:val="0"/>
+                <w:iCs w:val="0"/>
+                <w:caps w:val="0"/>
+                <w:color w:val="0F1115"/>
+                <w:spacing w:val="0"/>
+                <w:sz w:val="15"/>
+                <w:szCs w:val="15"/>
+              </w:rPr>
+            </w:pPr>
+            <w:r>
+              <w:rPr>
+                <w:rFonts w:hint="eastAsia" w:ascii="宋体" w:hAnsi="宋体" w:eastAsia="宋体" w:cs="宋体"/>
+                <w:i w:val="0"/>
+                <w:iCs w:val="0"/>
+                <w:caps w:val="0"/>
+                <w:color w:val="0F1115"/>
+                <w:spacing w:val="0"/>
+                <w:kern w:val="0"/>
+                <w:sz w:val="15"/>
+                <w:szCs w:val="15"/>
+                <w:lang w:val="en-US" w:eastAsia="zh-CN" w:bidi="ar"/>
+              </w:rPr>
+              <w:t>PlayerState</w:t>
+            </w:r>
+          </w:p>
+        </w:tc>
+        <w:tc>
+          <w:tcPr>
+            <w:tcW w:w="1529" w:type="pct"/>
+            <w:shd w:val="clear" w:color="auto" w:fill="FFFFFF"/>
+            <w:tcMar>
+              <w:top w:w="100" w:type="dxa"/>
+              <w:left w:w="160" w:type="dxa"/>
+              <w:bottom w:w="100" w:type="dxa"/>
+              <w:right w:w="160" w:type="dxa"/>
+            </w:tcMar>
+            <w:vAlign w:val="center"/>
+          </w:tcPr>
+          <w:p>
+            <w:pPr>
+              <w:keepNext w:val="0"/>
+              <w:keepLines w:val="0"/>
+              <w:widowControl/>
+              <w:suppressLineNumbers w:val="0"/>
+              <w:spacing w:line="250" w:lineRule="atLeast"/>
+              <w:jc w:val="center"/>
+              <w:rPr>
+                <w:rFonts w:hint="eastAsia" w:ascii="宋体" w:hAnsi="宋体" w:eastAsia="宋体" w:cs="宋体"/>
+                <w:i w:val="0"/>
+                <w:iCs w:val="0"/>
+                <w:caps w:val="0"/>
+                <w:color w:val="0F1115"/>
+                <w:spacing w:val="0"/>
+                <w:sz w:val="15"/>
+                <w:szCs w:val="15"/>
+              </w:rPr>
+            </w:pPr>
+            <w:r>
+              <w:rPr>
+                <w:rFonts w:hint="eastAsia" w:ascii="宋体" w:hAnsi="宋体" w:eastAsia="宋体" w:cs="宋体"/>
+                <w:i w:val="0"/>
+                <w:iCs w:val="0"/>
+                <w:caps w:val="0"/>
+                <w:color w:val="0F1115"/>
+                <w:spacing w:val="0"/>
+                <w:kern w:val="0"/>
+                <w:sz w:val="15"/>
+                <w:szCs w:val="15"/>
+                <w:lang w:val="en-US" w:eastAsia="zh-CN" w:bidi="ar"/>
+              </w:rPr>
+              <w:t>命中/替身时变更</w:t>
+            </w:r>
+          </w:p>
+        </w:tc>
+        <w:tc>
+          <w:tcPr>
+            <w:tcW w:w="973" w:type="pct"/>
+            <w:shd w:val="clear" w:color="auto" w:fill="FFFFFF"/>
+            <w:tcMar>
+              <w:top w:w="100" w:type="dxa"/>
+              <w:left w:w="160" w:type="dxa"/>
+              <w:bottom w:w="100" w:type="dxa"/>
+              <w:right w:w="0" w:type="dxa"/>
+            </w:tcMar>
+            <w:vAlign w:val="center"/>
+          </w:tcPr>
+          <w:p>
+            <w:pPr>
+              <w:keepNext w:val="0"/>
+              <w:keepLines w:val="0"/>
+              <w:widowControl/>
+              <w:suppressLineNumbers w:val="0"/>
+              <w:spacing w:line="250" w:lineRule="atLeast"/>
+              <w:jc w:val="center"/>
+              <w:rPr>
+                <w:rFonts w:hint="eastAsia" w:ascii="宋体" w:hAnsi="宋体" w:eastAsia="宋体" w:cs="宋体"/>
+                <w:i w:val="0"/>
+                <w:iCs w:val="0"/>
+                <w:caps w:val="0"/>
+                <w:color w:val="0F1115"/>
+                <w:spacing w:val="0"/>
+                <w:sz w:val="15"/>
+                <w:szCs w:val="15"/>
+              </w:rPr>
+            </w:pPr>
+            <w:r>
+              <w:rPr>
+                <w:rFonts w:hint="eastAsia" w:ascii="宋体" w:hAnsi="宋体" w:eastAsia="宋体" w:cs="宋体"/>
+                <w:i w:val="0"/>
+                <w:iCs w:val="0"/>
+                <w:caps w:val="0"/>
+                <w:color w:val="0F1115"/>
+                <w:spacing w:val="0"/>
+                <w:kern w:val="0"/>
+                <w:sz w:val="15"/>
+                <w:szCs w:val="15"/>
+                <w:lang w:val="en-US" w:eastAsia="zh-CN" w:bidi="ar"/>
+              </w:rPr>
+              <w:t>按需</w:t>
             </w:r>
           </w:p>
         </w:tc>
@@ -8692,7 +9866,7 @@
                 <w:szCs w:val="15"/>
                 <w:lang w:val="en-US" w:eastAsia="zh-CN" w:bidi="ar"/>
               </w:rPr>
-              <w:t>Team</w:t>
+              <w:t>Attack</w:t>
             </w:r>
           </w:p>
         </w:tc>
@@ -8788,7 +9962,7 @@
                 <w:szCs w:val="15"/>
                 <w:lang w:val="en-US" w:eastAsia="zh-CN" w:bidi="ar"/>
               </w:rPr>
-              <w:t>初始赋值后不变</w:t>
+              <w:t>攻击时变更</w:t>
             </w:r>
           </w:p>
         </w:tc>
@@ -8836,7 +10010,217 @@
                 <w:szCs w:val="15"/>
                 <w:lang w:val="en-US" w:eastAsia="zh-CN" w:bidi="ar"/>
               </w:rPr>
-              <w:t>一次</w:t>
+              <w:t>按需</w:t>
+            </w:r>
+          </w:p>
+        </w:tc>
+      </w:tr>
+      <w:tr>
+        <w:tblPrEx>
+          <w:tblBorders>
+            <w:top w:val="single" w:color="auto" w:sz="4" w:space="0"/>
+            <w:left w:val="single" w:color="auto" w:sz="4" w:space="0"/>
+            <w:bottom w:val="single" w:color="auto" w:sz="4" w:space="0"/>
+            <w:right w:val="single" w:color="auto" w:sz="4" w:space="0"/>
+            <w:insideH w:val="single" w:color="auto" w:sz="4" w:space="0"/>
+            <w:insideV w:val="single" w:color="auto" w:sz="4" w:space="0"/>
+          </w:tblBorders>
+          <w:tblCellMar>
+            <w:top w:w="15" w:type="dxa"/>
+            <w:left w:w="15" w:type="dxa"/>
+            <w:bottom w:w="15" w:type="dxa"/>
+            <w:right w:w="15" w:type="dxa"/>
+          </w:tblCellMar>
+        </w:tblPrEx>
+        <w:tc>
+          <w:tcPr>
+            <w:tcW w:w="1285" w:type="pct"/>
+            <w:shd w:val="clear" w:color="auto" w:fill="FFFFFF"/>
+            <w:tcMar>
+              <w:top w:w="100" w:type="dxa"/>
+              <w:left w:w="0" w:type="dxa"/>
+              <w:bottom w:w="100" w:type="dxa"/>
+              <w:right w:w="160" w:type="dxa"/>
+            </w:tcMar>
+            <w:vAlign w:val="center"/>
+          </w:tcPr>
+          <w:p>
+            <w:pPr>
+              <w:keepNext w:val="0"/>
+              <w:keepLines w:val="0"/>
+              <w:widowControl/>
+              <w:suppressLineNumbers w:val="0"/>
+              <w:spacing w:line="250" w:lineRule="atLeast"/>
+              <w:jc w:val="center"/>
+              <w:rPr>
+                <w:rFonts w:hint="eastAsia" w:ascii="宋体" w:hAnsi="宋体" w:eastAsia="宋体" w:cs="宋体"/>
+                <w:i w:val="0"/>
+                <w:iCs w:val="0"/>
+                <w:caps w:val="0"/>
+                <w:color w:val="0F1115"/>
+                <w:spacing w:val="0"/>
+                <w:sz w:val="15"/>
+                <w:szCs w:val="15"/>
+              </w:rPr>
+            </w:pPr>
+            <w:r>
+              <w:rPr>
+                <w:rFonts w:hint="eastAsia" w:ascii="宋体" w:hAnsi="宋体" w:eastAsia="宋体" w:cs="宋体"/>
+                <w:i w:val="0"/>
+                <w:iCs w:val="0"/>
+                <w:caps w:val="0"/>
+                <w:color w:val="0F1115"/>
+                <w:spacing w:val="0"/>
+                <w:kern w:val="0"/>
+                <w:sz w:val="15"/>
+                <w:szCs w:val="15"/>
+                <w:lang w:val="en-US" w:eastAsia="zh-CN" w:bidi="ar"/>
+              </w:rPr>
+              <w:t>MySkill</w:t>
+            </w:r>
+          </w:p>
+        </w:tc>
+        <w:tc>
+          <w:tcPr>
+            <w:tcW w:w="1211" w:type="pct"/>
+            <w:shd w:val="clear" w:color="auto" w:fill="FFFFFF"/>
+            <w:tcMar>
+              <w:top w:w="100" w:type="dxa"/>
+              <w:left w:w="160" w:type="dxa"/>
+              <w:bottom w:w="100" w:type="dxa"/>
+              <w:right w:w="160" w:type="dxa"/>
+            </w:tcMar>
+            <w:vAlign w:val="center"/>
+          </w:tcPr>
+          <w:p>
+            <w:pPr>
+              <w:keepNext w:val="0"/>
+              <w:keepLines w:val="0"/>
+              <w:widowControl/>
+              <w:suppressLineNumbers w:val="0"/>
+              <w:spacing w:line="250" w:lineRule="atLeast"/>
+              <w:jc w:val="center"/>
+              <w:rPr>
+                <w:rFonts w:hint="eastAsia" w:ascii="宋体" w:hAnsi="宋体" w:eastAsia="宋体" w:cs="宋体"/>
+                <w:i w:val="0"/>
+                <w:iCs w:val="0"/>
+                <w:caps w:val="0"/>
+                <w:color w:val="0F1115"/>
+                <w:spacing w:val="0"/>
+                <w:sz w:val="15"/>
+                <w:szCs w:val="15"/>
+              </w:rPr>
+            </w:pPr>
+            <w:r>
+              <w:rPr>
+                <w:rFonts w:hint="eastAsia" w:ascii="宋体" w:hAnsi="宋体" w:eastAsia="宋体" w:cs="宋体"/>
+                <w:i w:val="0"/>
+                <w:iCs w:val="0"/>
+                <w:caps w:val="0"/>
+                <w:color w:val="0F1115"/>
+                <w:spacing w:val="0"/>
+                <w:kern w:val="0"/>
+                <w:sz w:val="15"/>
+                <w:szCs w:val="15"/>
+                <w:lang w:val="en-US" w:eastAsia="zh-CN" w:bidi="ar"/>
+              </w:rPr>
+              <w:t>PlayerState</w:t>
+            </w:r>
+          </w:p>
+        </w:tc>
+        <w:tc>
+          <w:tcPr>
+            <w:tcW w:w="1529" w:type="pct"/>
+            <w:shd w:val="clear" w:color="auto" w:fill="FFFFFF"/>
+            <w:tcMar>
+              <w:top w:w="100" w:type="dxa"/>
+              <w:left w:w="160" w:type="dxa"/>
+              <w:bottom w:w="100" w:type="dxa"/>
+              <w:right w:w="160" w:type="dxa"/>
+            </w:tcMar>
+            <w:vAlign w:val="center"/>
+          </w:tcPr>
+          <w:p>
+            <w:pPr>
+              <w:keepNext w:val="0"/>
+              <w:keepLines w:val="0"/>
+              <w:widowControl/>
+              <w:suppressLineNumbers w:val="0"/>
+              <w:spacing w:line="250" w:lineRule="atLeast"/>
+              <w:jc w:val="center"/>
+              <w:rPr>
+                <w:rFonts w:hint="eastAsia" w:ascii="宋体" w:hAnsi="宋体" w:eastAsia="宋体" w:cs="宋体"/>
+                <w:i w:val="0"/>
+                <w:iCs w:val="0"/>
+                <w:caps w:val="0"/>
+                <w:color w:val="0F1115"/>
+                <w:spacing w:val="0"/>
+                <w:sz w:val="15"/>
+                <w:szCs w:val="15"/>
+              </w:rPr>
+            </w:pPr>
+            <w:r>
+              <w:rPr>
+                <w:rFonts w:hint="eastAsia" w:ascii="宋体" w:hAnsi="宋体" w:eastAsia="宋体" w:cs="宋体"/>
+                <w:i w:val="0"/>
+                <w:iCs w:val="0"/>
+                <w:caps w:val="0"/>
+                <w:color w:val="0F1115"/>
+                <w:spacing w:val="0"/>
+                <w:kern w:val="0"/>
+                <w:sz w:val="15"/>
+                <w:szCs w:val="15"/>
+                <w:lang w:val="en-US" w:eastAsia="zh-CN" w:bidi="ar"/>
+              </w:rPr>
+              <w:t>技能释放时变更</w:t>
+            </w:r>
+          </w:p>
+        </w:tc>
+        <w:tc>
+          <w:tcPr>
+            <w:tcW w:w="973" w:type="pct"/>
+            <w:shd w:val="clear" w:color="auto" w:fill="FFFFFF"/>
+            <w:tcMar>
+              <w:top w:w="100" w:type="dxa"/>
+              <w:left w:w="160" w:type="dxa"/>
+              <w:bottom w:w="100" w:type="dxa"/>
+              <w:right w:w="0" w:type="dxa"/>
+            </w:tcMar>
+            <w:vAlign w:val="center"/>
+          </w:tcPr>
+          <w:p>
+            <w:pPr>
+              <w:keepNext w:val="0"/>
+              <w:keepLines w:val="0"/>
+              <w:widowControl/>
+              <w:suppressLineNumbers w:val="0"/>
+              <w:spacing w:line="250" w:lineRule="atLeast"/>
+              <w:jc w:val="center"/>
+              <w:rPr>
+                <w:rFonts w:hint="eastAsia" w:ascii="宋体" w:hAnsi="宋体" w:eastAsia="宋体" w:cs="宋体"/>
+                <w:i w:val="0"/>
+                <w:iCs w:val="0"/>
+                <w:caps w:val="0"/>
+                <w:color w:val="0F1115"/>
+                <w:spacing w:val="0"/>
+                <w:sz w:val="15"/>
+                <w:szCs w:val="15"/>
+              </w:rPr>
+            </w:pPr>
+            <w:r>
+              <w:rPr>
+                <w:rFonts w:hint="eastAsia" w:ascii="宋体" w:hAnsi="宋体" w:eastAsia="宋体" w:cs="宋体"/>
+                <w:i w:val="0"/>
+                <w:iCs w:val="0"/>
+                <w:caps w:val="0"/>
+                <w:color w:val="0F1115"/>
+                <w:spacing w:val="0"/>
+                <w:kern w:val="0"/>
+                <w:sz w:val="15"/>
+                <w:szCs w:val="15"/>
+                <w:lang w:val="en-US" w:eastAsia="zh-CN" w:bidi="ar"/>
+              </w:rPr>
+              <w:t>按需</w:t>
             </w:r>
           </w:p>
         </w:tc>
@@ -8903,7 +10287,7 @@
                 <w:szCs w:val="15"/>
                 <w:lang w:val="en-US" w:eastAsia="zh-CN" w:bidi="ar"/>
               </w:rPr>
-              <w:t>HealthValue</w:t>
+              <w:t>CharacterState</w:t>
             </w:r>
           </w:p>
         </w:tc>
@@ -8999,7 +10383,7 @@
                 <w:szCs w:val="15"/>
                 <w:lang w:val="en-US" w:eastAsia="zh-CN" w:bidi="ar"/>
               </w:rPr>
-              <w:t>受击时变更</w:t>
+              <w:t>状态变更时</w:t>
             </w:r>
           </w:p>
         </w:tc>
@@ -9062,849 +10446,6 @@
             <w:insideH w:val="single" w:color="auto" w:sz="4" w:space="0"/>
             <w:insideV w:val="single" w:color="auto" w:sz="4" w:space="0"/>
           </w:tblBorders>
-          <w:shd w:val="clear" w:color="auto" w:fill="FFFFFF"/>
-          <w:tblCellMar>
-            <w:top w:w="15" w:type="dxa"/>
-            <w:left w:w="15" w:type="dxa"/>
-            <w:bottom w:w="15" w:type="dxa"/>
-            <w:right w:w="15" w:type="dxa"/>
-          </w:tblCellMar>
-        </w:tblPrEx>
-        <w:tc>
-          <w:tcPr>
-            <w:tcW w:w="1285" w:type="pct"/>
-            <w:shd w:val="clear" w:color="auto" w:fill="FFFFFF"/>
-            <w:tcMar>
-              <w:top w:w="100" w:type="dxa"/>
-              <w:left w:w="0" w:type="dxa"/>
-              <w:bottom w:w="100" w:type="dxa"/>
-              <w:right w:w="160" w:type="dxa"/>
-            </w:tcMar>
-            <w:vAlign w:val="center"/>
-          </w:tcPr>
-          <w:p>
-            <w:pPr>
-              <w:keepNext w:val="0"/>
-              <w:keepLines w:val="0"/>
-              <w:widowControl/>
-              <w:suppressLineNumbers w:val="0"/>
-              <w:spacing w:line="250" w:lineRule="atLeast"/>
-              <w:jc w:val="center"/>
-              <w:rPr>
-                <w:rFonts w:hint="eastAsia" w:ascii="宋体" w:hAnsi="宋体" w:eastAsia="宋体" w:cs="宋体"/>
-                <w:i w:val="0"/>
-                <w:iCs w:val="0"/>
-                <w:caps w:val="0"/>
-                <w:color w:val="0F1115"/>
-                <w:spacing w:val="0"/>
-                <w:sz w:val="15"/>
-                <w:szCs w:val="15"/>
-              </w:rPr>
-            </w:pPr>
-            <w:r>
-              <w:rPr>
-                <w:rFonts w:hint="eastAsia" w:ascii="宋体" w:hAnsi="宋体" w:eastAsia="宋体" w:cs="宋体"/>
-                <w:i w:val="0"/>
-                <w:iCs w:val="0"/>
-                <w:caps w:val="0"/>
-                <w:color w:val="0F1115"/>
-                <w:spacing w:val="0"/>
-                <w:kern w:val="0"/>
-                <w:sz w:val="15"/>
-                <w:szCs w:val="15"/>
-                <w:lang w:val="en-US" w:eastAsia="zh-CN" w:bidi="ar"/>
-              </w:rPr>
-              <w:t>Chakra</w:t>
-            </w:r>
-          </w:p>
-        </w:tc>
-        <w:tc>
-          <w:tcPr>
-            <w:tcW w:w="1211" w:type="pct"/>
-            <w:shd w:val="clear" w:color="auto" w:fill="FFFFFF"/>
-            <w:tcMar>
-              <w:top w:w="100" w:type="dxa"/>
-              <w:left w:w="160" w:type="dxa"/>
-              <w:bottom w:w="100" w:type="dxa"/>
-              <w:right w:w="160" w:type="dxa"/>
-            </w:tcMar>
-            <w:vAlign w:val="center"/>
-          </w:tcPr>
-          <w:p>
-            <w:pPr>
-              <w:keepNext w:val="0"/>
-              <w:keepLines w:val="0"/>
-              <w:widowControl/>
-              <w:suppressLineNumbers w:val="0"/>
-              <w:spacing w:line="250" w:lineRule="atLeast"/>
-              <w:jc w:val="center"/>
-              <w:rPr>
-                <w:rFonts w:hint="eastAsia" w:ascii="宋体" w:hAnsi="宋体" w:eastAsia="宋体" w:cs="宋体"/>
-                <w:i w:val="0"/>
-                <w:iCs w:val="0"/>
-                <w:caps w:val="0"/>
-                <w:color w:val="0F1115"/>
-                <w:spacing w:val="0"/>
-                <w:sz w:val="15"/>
-                <w:szCs w:val="15"/>
-              </w:rPr>
-            </w:pPr>
-            <w:r>
-              <w:rPr>
-                <w:rFonts w:hint="eastAsia" w:ascii="宋体" w:hAnsi="宋体" w:eastAsia="宋体" w:cs="宋体"/>
-                <w:i w:val="0"/>
-                <w:iCs w:val="0"/>
-                <w:caps w:val="0"/>
-                <w:color w:val="0F1115"/>
-                <w:spacing w:val="0"/>
-                <w:kern w:val="0"/>
-                <w:sz w:val="15"/>
-                <w:szCs w:val="15"/>
-                <w:lang w:val="en-US" w:eastAsia="zh-CN" w:bidi="ar"/>
-              </w:rPr>
-              <w:t>PlayerState</w:t>
-            </w:r>
-          </w:p>
-        </w:tc>
-        <w:tc>
-          <w:tcPr>
-            <w:tcW w:w="1529" w:type="pct"/>
-            <w:shd w:val="clear" w:color="auto" w:fill="FFFFFF"/>
-            <w:tcMar>
-              <w:top w:w="100" w:type="dxa"/>
-              <w:left w:w="160" w:type="dxa"/>
-              <w:bottom w:w="100" w:type="dxa"/>
-              <w:right w:w="160" w:type="dxa"/>
-            </w:tcMar>
-            <w:vAlign w:val="center"/>
-          </w:tcPr>
-          <w:p>
-            <w:pPr>
-              <w:keepNext w:val="0"/>
-              <w:keepLines w:val="0"/>
-              <w:widowControl/>
-              <w:suppressLineNumbers w:val="0"/>
-              <w:spacing w:line="250" w:lineRule="atLeast"/>
-              <w:jc w:val="center"/>
-              <w:rPr>
-                <w:rFonts w:hint="eastAsia" w:ascii="宋体" w:hAnsi="宋体" w:eastAsia="宋体" w:cs="宋体"/>
-                <w:i w:val="0"/>
-                <w:iCs w:val="0"/>
-                <w:caps w:val="0"/>
-                <w:color w:val="0F1115"/>
-                <w:spacing w:val="0"/>
-                <w:sz w:val="15"/>
-                <w:szCs w:val="15"/>
-              </w:rPr>
-            </w:pPr>
-            <w:r>
-              <w:rPr>
-                <w:rFonts w:hint="eastAsia" w:ascii="宋体" w:hAnsi="宋体" w:eastAsia="宋体" w:cs="宋体"/>
-                <w:i w:val="0"/>
-                <w:iCs w:val="0"/>
-                <w:caps w:val="0"/>
-                <w:color w:val="0F1115"/>
-                <w:spacing w:val="0"/>
-                <w:kern w:val="0"/>
-                <w:sz w:val="15"/>
-                <w:szCs w:val="15"/>
-                <w:lang w:val="en-US" w:eastAsia="zh-CN" w:bidi="ar"/>
-              </w:rPr>
-              <w:t>命中/替身时变更</w:t>
-            </w:r>
-          </w:p>
-        </w:tc>
-        <w:tc>
-          <w:tcPr>
-            <w:tcW w:w="973" w:type="pct"/>
-            <w:shd w:val="clear" w:color="auto" w:fill="FFFFFF"/>
-            <w:tcMar>
-              <w:top w:w="100" w:type="dxa"/>
-              <w:left w:w="160" w:type="dxa"/>
-              <w:bottom w:w="100" w:type="dxa"/>
-              <w:right w:w="0" w:type="dxa"/>
-            </w:tcMar>
-            <w:vAlign w:val="center"/>
-          </w:tcPr>
-          <w:p>
-            <w:pPr>
-              <w:keepNext w:val="0"/>
-              <w:keepLines w:val="0"/>
-              <w:widowControl/>
-              <w:suppressLineNumbers w:val="0"/>
-              <w:spacing w:line="250" w:lineRule="atLeast"/>
-              <w:jc w:val="center"/>
-              <w:rPr>
-                <w:rFonts w:hint="eastAsia" w:ascii="宋体" w:hAnsi="宋体" w:eastAsia="宋体" w:cs="宋体"/>
-                <w:i w:val="0"/>
-                <w:iCs w:val="0"/>
-                <w:caps w:val="0"/>
-                <w:color w:val="0F1115"/>
-                <w:spacing w:val="0"/>
-                <w:sz w:val="15"/>
-                <w:szCs w:val="15"/>
-              </w:rPr>
-            </w:pPr>
-            <w:r>
-              <w:rPr>
-                <w:rFonts w:hint="eastAsia" w:ascii="宋体" w:hAnsi="宋体" w:eastAsia="宋体" w:cs="宋体"/>
-                <w:i w:val="0"/>
-                <w:iCs w:val="0"/>
-                <w:caps w:val="0"/>
-                <w:color w:val="0F1115"/>
-                <w:spacing w:val="0"/>
-                <w:kern w:val="0"/>
-                <w:sz w:val="15"/>
-                <w:szCs w:val="15"/>
-                <w:lang w:val="en-US" w:eastAsia="zh-CN" w:bidi="ar"/>
-              </w:rPr>
-              <w:t>按需</w:t>
-            </w:r>
-          </w:p>
-        </w:tc>
-      </w:tr>
-      <w:tr>
-        <w:tblPrEx>
-          <w:tblBorders>
-            <w:top w:val="single" w:color="auto" w:sz="4" w:space="0"/>
-            <w:left w:val="single" w:color="auto" w:sz="4" w:space="0"/>
-            <w:bottom w:val="single" w:color="auto" w:sz="4" w:space="0"/>
-            <w:right w:val="single" w:color="auto" w:sz="4" w:space="0"/>
-            <w:insideH w:val="single" w:color="auto" w:sz="4" w:space="0"/>
-            <w:insideV w:val="single" w:color="auto" w:sz="4" w:space="0"/>
-          </w:tblBorders>
-          <w:shd w:val="clear" w:color="auto" w:fill="FFFFFF"/>
-          <w:tblCellMar>
-            <w:top w:w="15" w:type="dxa"/>
-            <w:left w:w="15" w:type="dxa"/>
-            <w:bottom w:w="15" w:type="dxa"/>
-            <w:right w:w="15" w:type="dxa"/>
-          </w:tblCellMar>
-        </w:tblPrEx>
-        <w:tc>
-          <w:tcPr>
-            <w:tcW w:w="1285" w:type="pct"/>
-            <w:shd w:val="clear" w:color="auto" w:fill="FFFFFF"/>
-            <w:tcMar>
-              <w:top w:w="100" w:type="dxa"/>
-              <w:left w:w="0" w:type="dxa"/>
-              <w:bottom w:w="100" w:type="dxa"/>
-              <w:right w:w="160" w:type="dxa"/>
-            </w:tcMar>
-            <w:vAlign w:val="center"/>
-          </w:tcPr>
-          <w:p>
-            <w:pPr>
-              <w:keepNext w:val="0"/>
-              <w:keepLines w:val="0"/>
-              <w:widowControl/>
-              <w:suppressLineNumbers w:val="0"/>
-              <w:spacing w:line="250" w:lineRule="atLeast"/>
-              <w:jc w:val="center"/>
-              <w:rPr>
-                <w:rFonts w:hint="eastAsia" w:ascii="宋体" w:hAnsi="宋体" w:eastAsia="宋体" w:cs="宋体"/>
-                <w:i w:val="0"/>
-                <w:iCs w:val="0"/>
-                <w:caps w:val="0"/>
-                <w:color w:val="0F1115"/>
-                <w:spacing w:val="0"/>
-                <w:sz w:val="15"/>
-                <w:szCs w:val="15"/>
-              </w:rPr>
-            </w:pPr>
-            <w:r>
-              <w:rPr>
-                <w:rFonts w:hint="eastAsia" w:ascii="宋体" w:hAnsi="宋体" w:eastAsia="宋体" w:cs="宋体"/>
-                <w:i w:val="0"/>
-                <w:iCs w:val="0"/>
-                <w:caps w:val="0"/>
-                <w:color w:val="0F1115"/>
-                <w:spacing w:val="0"/>
-                <w:kern w:val="0"/>
-                <w:sz w:val="15"/>
-                <w:szCs w:val="15"/>
-                <w:lang w:val="en-US" w:eastAsia="zh-CN" w:bidi="ar"/>
-              </w:rPr>
-              <w:t>Attack</w:t>
-            </w:r>
-          </w:p>
-        </w:tc>
-        <w:tc>
-          <w:tcPr>
-            <w:tcW w:w="1211" w:type="pct"/>
-            <w:shd w:val="clear" w:color="auto" w:fill="FFFFFF"/>
-            <w:tcMar>
-              <w:top w:w="100" w:type="dxa"/>
-              <w:left w:w="160" w:type="dxa"/>
-              <w:bottom w:w="100" w:type="dxa"/>
-              <w:right w:w="160" w:type="dxa"/>
-            </w:tcMar>
-            <w:vAlign w:val="center"/>
-          </w:tcPr>
-          <w:p>
-            <w:pPr>
-              <w:keepNext w:val="0"/>
-              <w:keepLines w:val="0"/>
-              <w:widowControl/>
-              <w:suppressLineNumbers w:val="0"/>
-              <w:spacing w:line="250" w:lineRule="atLeast"/>
-              <w:jc w:val="center"/>
-              <w:rPr>
-                <w:rFonts w:hint="eastAsia" w:ascii="宋体" w:hAnsi="宋体" w:eastAsia="宋体" w:cs="宋体"/>
-                <w:i w:val="0"/>
-                <w:iCs w:val="0"/>
-                <w:caps w:val="0"/>
-                <w:color w:val="0F1115"/>
-                <w:spacing w:val="0"/>
-                <w:sz w:val="15"/>
-                <w:szCs w:val="15"/>
-              </w:rPr>
-            </w:pPr>
-            <w:r>
-              <w:rPr>
-                <w:rFonts w:hint="eastAsia" w:ascii="宋体" w:hAnsi="宋体" w:eastAsia="宋体" w:cs="宋体"/>
-                <w:i w:val="0"/>
-                <w:iCs w:val="0"/>
-                <w:caps w:val="0"/>
-                <w:color w:val="0F1115"/>
-                <w:spacing w:val="0"/>
-                <w:kern w:val="0"/>
-                <w:sz w:val="15"/>
-                <w:szCs w:val="15"/>
-                <w:lang w:val="en-US" w:eastAsia="zh-CN" w:bidi="ar"/>
-              </w:rPr>
-              <w:t>PlayerState</w:t>
-            </w:r>
-          </w:p>
-        </w:tc>
-        <w:tc>
-          <w:tcPr>
-            <w:tcW w:w="1529" w:type="pct"/>
-            <w:shd w:val="clear" w:color="auto" w:fill="FFFFFF"/>
-            <w:tcMar>
-              <w:top w:w="100" w:type="dxa"/>
-              <w:left w:w="160" w:type="dxa"/>
-              <w:bottom w:w="100" w:type="dxa"/>
-              <w:right w:w="160" w:type="dxa"/>
-            </w:tcMar>
-            <w:vAlign w:val="center"/>
-          </w:tcPr>
-          <w:p>
-            <w:pPr>
-              <w:keepNext w:val="0"/>
-              <w:keepLines w:val="0"/>
-              <w:widowControl/>
-              <w:suppressLineNumbers w:val="0"/>
-              <w:spacing w:line="250" w:lineRule="atLeast"/>
-              <w:jc w:val="center"/>
-              <w:rPr>
-                <w:rFonts w:hint="eastAsia" w:ascii="宋体" w:hAnsi="宋体" w:eastAsia="宋体" w:cs="宋体"/>
-                <w:i w:val="0"/>
-                <w:iCs w:val="0"/>
-                <w:caps w:val="0"/>
-                <w:color w:val="0F1115"/>
-                <w:spacing w:val="0"/>
-                <w:sz w:val="15"/>
-                <w:szCs w:val="15"/>
-              </w:rPr>
-            </w:pPr>
-            <w:r>
-              <w:rPr>
-                <w:rFonts w:hint="eastAsia" w:ascii="宋体" w:hAnsi="宋体" w:eastAsia="宋体" w:cs="宋体"/>
-                <w:i w:val="0"/>
-                <w:iCs w:val="0"/>
-                <w:caps w:val="0"/>
-                <w:color w:val="0F1115"/>
-                <w:spacing w:val="0"/>
-                <w:kern w:val="0"/>
-                <w:sz w:val="15"/>
-                <w:szCs w:val="15"/>
-                <w:lang w:val="en-US" w:eastAsia="zh-CN" w:bidi="ar"/>
-              </w:rPr>
-              <w:t>攻击时变更</w:t>
-            </w:r>
-          </w:p>
-        </w:tc>
-        <w:tc>
-          <w:tcPr>
-            <w:tcW w:w="973" w:type="pct"/>
-            <w:shd w:val="clear" w:color="auto" w:fill="FFFFFF"/>
-            <w:tcMar>
-              <w:top w:w="100" w:type="dxa"/>
-              <w:left w:w="160" w:type="dxa"/>
-              <w:bottom w:w="100" w:type="dxa"/>
-              <w:right w:w="0" w:type="dxa"/>
-            </w:tcMar>
-            <w:vAlign w:val="center"/>
-          </w:tcPr>
-          <w:p>
-            <w:pPr>
-              <w:keepNext w:val="0"/>
-              <w:keepLines w:val="0"/>
-              <w:widowControl/>
-              <w:suppressLineNumbers w:val="0"/>
-              <w:spacing w:line="250" w:lineRule="atLeast"/>
-              <w:jc w:val="center"/>
-              <w:rPr>
-                <w:rFonts w:hint="eastAsia" w:ascii="宋体" w:hAnsi="宋体" w:eastAsia="宋体" w:cs="宋体"/>
-                <w:i w:val="0"/>
-                <w:iCs w:val="0"/>
-                <w:caps w:val="0"/>
-                <w:color w:val="0F1115"/>
-                <w:spacing w:val="0"/>
-                <w:sz w:val="15"/>
-                <w:szCs w:val="15"/>
-              </w:rPr>
-            </w:pPr>
-            <w:r>
-              <w:rPr>
-                <w:rFonts w:hint="eastAsia" w:ascii="宋体" w:hAnsi="宋体" w:eastAsia="宋体" w:cs="宋体"/>
-                <w:i w:val="0"/>
-                <w:iCs w:val="0"/>
-                <w:caps w:val="0"/>
-                <w:color w:val="0F1115"/>
-                <w:spacing w:val="0"/>
-                <w:kern w:val="0"/>
-                <w:sz w:val="15"/>
-                <w:szCs w:val="15"/>
-                <w:lang w:val="en-US" w:eastAsia="zh-CN" w:bidi="ar"/>
-              </w:rPr>
-              <w:t>按需</w:t>
-            </w:r>
-          </w:p>
-        </w:tc>
-      </w:tr>
-      <w:tr>
-        <w:tblPrEx>
-          <w:tblBorders>
-            <w:top w:val="single" w:color="auto" w:sz="4" w:space="0"/>
-            <w:left w:val="single" w:color="auto" w:sz="4" w:space="0"/>
-            <w:bottom w:val="single" w:color="auto" w:sz="4" w:space="0"/>
-            <w:right w:val="single" w:color="auto" w:sz="4" w:space="0"/>
-            <w:insideH w:val="single" w:color="auto" w:sz="4" w:space="0"/>
-            <w:insideV w:val="single" w:color="auto" w:sz="4" w:space="0"/>
-          </w:tblBorders>
-          <w:tblCellMar>
-            <w:top w:w="15" w:type="dxa"/>
-            <w:left w:w="15" w:type="dxa"/>
-            <w:bottom w:w="15" w:type="dxa"/>
-            <w:right w:w="15" w:type="dxa"/>
-          </w:tblCellMar>
-        </w:tblPrEx>
-        <w:tc>
-          <w:tcPr>
-            <w:tcW w:w="1285" w:type="pct"/>
-            <w:shd w:val="clear" w:color="auto" w:fill="FFFFFF"/>
-            <w:tcMar>
-              <w:top w:w="100" w:type="dxa"/>
-              <w:left w:w="0" w:type="dxa"/>
-              <w:bottom w:w="100" w:type="dxa"/>
-              <w:right w:w="160" w:type="dxa"/>
-            </w:tcMar>
-            <w:vAlign w:val="center"/>
-          </w:tcPr>
-          <w:p>
-            <w:pPr>
-              <w:keepNext w:val="0"/>
-              <w:keepLines w:val="0"/>
-              <w:widowControl/>
-              <w:suppressLineNumbers w:val="0"/>
-              <w:spacing w:line="250" w:lineRule="atLeast"/>
-              <w:jc w:val="center"/>
-              <w:rPr>
-                <w:rFonts w:hint="eastAsia" w:ascii="宋体" w:hAnsi="宋体" w:eastAsia="宋体" w:cs="宋体"/>
-                <w:i w:val="0"/>
-                <w:iCs w:val="0"/>
-                <w:caps w:val="0"/>
-                <w:color w:val="0F1115"/>
-                <w:spacing w:val="0"/>
-                <w:sz w:val="15"/>
-                <w:szCs w:val="15"/>
-              </w:rPr>
-            </w:pPr>
-            <w:r>
-              <w:rPr>
-                <w:rFonts w:hint="eastAsia" w:ascii="宋体" w:hAnsi="宋体" w:eastAsia="宋体" w:cs="宋体"/>
-                <w:i w:val="0"/>
-                <w:iCs w:val="0"/>
-                <w:caps w:val="0"/>
-                <w:color w:val="0F1115"/>
-                <w:spacing w:val="0"/>
-                <w:kern w:val="0"/>
-                <w:sz w:val="15"/>
-                <w:szCs w:val="15"/>
-                <w:lang w:val="en-US" w:eastAsia="zh-CN" w:bidi="ar"/>
-              </w:rPr>
-              <w:t>MySkill</w:t>
-            </w:r>
-          </w:p>
-        </w:tc>
-        <w:tc>
-          <w:tcPr>
-            <w:tcW w:w="1211" w:type="pct"/>
-            <w:shd w:val="clear" w:color="auto" w:fill="FFFFFF"/>
-            <w:tcMar>
-              <w:top w:w="100" w:type="dxa"/>
-              <w:left w:w="160" w:type="dxa"/>
-              <w:bottom w:w="100" w:type="dxa"/>
-              <w:right w:w="160" w:type="dxa"/>
-            </w:tcMar>
-            <w:vAlign w:val="center"/>
-          </w:tcPr>
-          <w:p>
-            <w:pPr>
-              <w:keepNext w:val="0"/>
-              <w:keepLines w:val="0"/>
-              <w:widowControl/>
-              <w:suppressLineNumbers w:val="0"/>
-              <w:spacing w:line="250" w:lineRule="atLeast"/>
-              <w:jc w:val="center"/>
-              <w:rPr>
-                <w:rFonts w:hint="eastAsia" w:ascii="宋体" w:hAnsi="宋体" w:eastAsia="宋体" w:cs="宋体"/>
-                <w:i w:val="0"/>
-                <w:iCs w:val="0"/>
-                <w:caps w:val="0"/>
-                <w:color w:val="0F1115"/>
-                <w:spacing w:val="0"/>
-                <w:sz w:val="15"/>
-                <w:szCs w:val="15"/>
-              </w:rPr>
-            </w:pPr>
-            <w:r>
-              <w:rPr>
-                <w:rFonts w:hint="eastAsia" w:ascii="宋体" w:hAnsi="宋体" w:eastAsia="宋体" w:cs="宋体"/>
-                <w:i w:val="0"/>
-                <w:iCs w:val="0"/>
-                <w:caps w:val="0"/>
-                <w:color w:val="0F1115"/>
-                <w:spacing w:val="0"/>
-                <w:kern w:val="0"/>
-                <w:sz w:val="15"/>
-                <w:szCs w:val="15"/>
-                <w:lang w:val="en-US" w:eastAsia="zh-CN" w:bidi="ar"/>
-              </w:rPr>
-              <w:t>PlayerState</w:t>
-            </w:r>
-          </w:p>
-        </w:tc>
-        <w:tc>
-          <w:tcPr>
-            <w:tcW w:w="1529" w:type="pct"/>
-            <w:shd w:val="clear" w:color="auto" w:fill="FFFFFF"/>
-            <w:tcMar>
-              <w:top w:w="100" w:type="dxa"/>
-              <w:left w:w="160" w:type="dxa"/>
-              <w:bottom w:w="100" w:type="dxa"/>
-              <w:right w:w="160" w:type="dxa"/>
-            </w:tcMar>
-            <w:vAlign w:val="center"/>
-          </w:tcPr>
-          <w:p>
-            <w:pPr>
-              <w:keepNext w:val="0"/>
-              <w:keepLines w:val="0"/>
-              <w:widowControl/>
-              <w:suppressLineNumbers w:val="0"/>
-              <w:spacing w:line="250" w:lineRule="atLeast"/>
-              <w:jc w:val="center"/>
-              <w:rPr>
-                <w:rFonts w:hint="eastAsia" w:ascii="宋体" w:hAnsi="宋体" w:eastAsia="宋体" w:cs="宋体"/>
-                <w:i w:val="0"/>
-                <w:iCs w:val="0"/>
-                <w:caps w:val="0"/>
-                <w:color w:val="0F1115"/>
-                <w:spacing w:val="0"/>
-                <w:sz w:val="15"/>
-                <w:szCs w:val="15"/>
-              </w:rPr>
-            </w:pPr>
-            <w:r>
-              <w:rPr>
-                <w:rFonts w:hint="eastAsia" w:ascii="宋体" w:hAnsi="宋体" w:eastAsia="宋体" w:cs="宋体"/>
-                <w:i w:val="0"/>
-                <w:iCs w:val="0"/>
-                <w:caps w:val="0"/>
-                <w:color w:val="0F1115"/>
-                <w:spacing w:val="0"/>
-                <w:kern w:val="0"/>
-                <w:sz w:val="15"/>
-                <w:szCs w:val="15"/>
-                <w:lang w:val="en-US" w:eastAsia="zh-CN" w:bidi="ar"/>
-              </w:rPr>
-              <w:t>技能释放时变更</w:t>
-            </w:r>
-          </w:p>
-        </w:tc>
-        <w:tc>
-          <w:tcPr>
-            <w:tcW w:w="973" w:type="pct"/>
-            <w:shd w:val="clear" w:color="auto" w:fill="FFFFFF"/>
-            <w:tcMar>
-              <w:top w:w="100" w:type="dxa"/>
-              <w:left w:w="160" w:type="dxa"/>
-              <w:bottom w:w="100" w:type="dxa"/>
-              <w:right w:w="0" w:type="dxa"/>
-            </w:tcMar>
-            <w:vAlign w:val="center"/>
-          </w:tcPr>
-          <w:p>
-            <w:pPr>
-              <w:keepNext w:val="0"/>
-              <w:keepLines w:val="0"/>
-              <w:widowControl/>
-              <w:suppressLineNumbers w:val="0"/>
-              <w:spacing w:line="250" w:lineRule="atLeast"/>
-              <w:jc w:val="center"/>
-              <w:rPr>
-                <w:rFonts w:hint="eastAsia" w:ascii="宋体" w:hAnsi="宋体" w:eastAsia="宋体" w:cs="宋体"/>
-                <w:i w:val="0"/>
-                <w:iCs w:val="0"/>
-                <w:caps w:val="0"/>
-                <w:color w:val="0F1115"/>
-                <w:spacing w:val="0"/>
-                <w:sz w:val="15"/>
-                <w:szCs w:val="15"/>
-              </w:rPr>
-            </w:pPr>
-            <w:r>
-              <w:rPr>
-                <w:rFonts w:hint="eastAsia" w:ascii="宋体" w:hAnsi="宋体" w:eastAsia="宋体" w:cs="宋体"/>
-                <w:i w:val="0"/>
-                <w:iCs w:val="0"/>
-                <w:caps w:val="0"/>
-                <w:color w:val="0F1115"/>
-                <w:spacing w:val="0"/>
-                <w:kern w:val="0"/>
-                <w:sz w:val="15"/>
-                <w:szCs w:val="15"/>
-                <w:lang w:val="en-US" w:eastAsia="zh-CN" w:bidi="ar"/>
-              </w:rPr>
-              <w:t>按需</w:t>
-            </w:r>
-          </w:p>
-        </w:tc>
-      </w:tr>
-      <w:tr>
-        <w:tblPrEx>
-          <w:tblBorders>
-            <w:top w:val="single" w:color="auto" w:sz="4" w:space="0"/>
-            <w:left w:val="single" w:color="auto" w:sz="4" w:space="0"/>
-            <w:bottom w:val="single" w:color="auto" w:sz="4" w:space="0"/>
-            <w:right w:val="single" w:color="auto" w:sz="4" w:space="0"/>
-            <w:insideH w:val="single" w:color="auto" w:sz="4" w:space="0"/>
-            <w:insideV w:val="single" w:color="auto" w:sz="4" w:space="0"/>
-          </w:tblBorders>
-          <w:tblCellMar>
-            <w:top w:w="15" w:type="dxa"/>
-            <w:left w:w="15" w:type="dxa"/>
-            <w:bottom w:w="15" w:type="dxa"/>
-            <w:right w:w="15" w:type="dxa"/>
-          </w:tblCellMar>
-        </w:tblPrEx>
-        <w:tc>
-          <w:tcPr>
-            <w:tcW w:w="1285" w:type="pct"/>
-            <w:shd w:val="clear" w:color="auto" w:fill="FFFFFF"/>
-            <w:tcMar>
-              <w:top w:w="100" w:type="dxa"/>
-              <w:left w:w="0" w:type="dxa"/>
-              <w:bottom w:w="100" w:type="dxa"/>
-              <w:right w:w="160" w:type="dxa"/>
-            </w:tcMar>
-            <w:vAlign w:val="center"/>
-          </w:tcPr>
-          <w:p>
-            <w:pPr>
-              <w:keepNext w:val="0"/>
-              <w:keepLines w:val="0"/>
-              <w:widowControl/>
-              <w:suppressLineNumbers w:val="0"/>
-              <w:spacing w:line="250" w:lineRule="atLeast"/>
-              <w:jc w:val="center"/>
-              <w:rPr>
-                <w:rFonts w:hint="eastAsia" w:ascii="宋体" w:hAnsi="宋体" w:eastAsia="宋体" w:cs="宋体"/>
-                <w:i w:val="0"/>
-                <w:iCs w:val="0"/>
-                <w:caps w:val="0"/>
-                <w:color w:val="0F1115"/>
-                <w:spacing w:val="0"/>
-                <w:sz w:val="15"/>
-                <w:szCs w:val="15"/>
-              </w:rPr>
-            </w:pPr>
-            <w:r>
-              <w:rPr>
-                <w:rFonts w:hint="eastAsia" w:ascii="宋体" w:hAnsi="宋体" w:eastAsia="宋体" w:cs="宋体"/>
-                <w:i w:val="0"/>
-                <w:iCs w:val="0"/>
-                <w:caps w:val="0"/>
-                <w:color w:val="0F1115"/>
-                <w:spacing w:val="0"/>
-                <w:kern w:val="0"/>
-                <w:sz w:val="15"/>
-                <w:szCs w:val="15"/>
-                <w:lang w:val="en-US" w:eastAsia="zh-CN" w:bidi="ar"/>
-              </w:rPr>
-              <w:t>CharacterState</w:t>
-            </w:r>
-          </w:p>
-        </w:tc>
-        <w:tc>
-          <w:tcPr>
-            <w:tcW w:w="1211" w:type="pct"/>
-            <w:shd w:val="clear" w:color="auto" w:fill="FFFFFF"/>
-            <w:tcMar>
-              <w:top w:w="100" w:type="dxa"/>
-              <w:left w:w="160" w:type="dxa"/>
-              <w:bottom w:w="100" w:type="dxa"/>
-              <w:right w:w="160" w:type="dxa"/>
-            </w:tcMar>
-            <w:vAlign w:val="center"/>
-          </w:tcPr>
-          <w:p>
-            <w:pPr>
-              <w:keepNext w:val="0"/>
-              <w:keepLines w:val="0"/>
-              <w:widowControl/>
-              <w:suppressLineNumbers w:val="0"/>
-              <w:spacing w:line="250" w:lineRule="atLeast"/>
-              <w:jc w:val="center"/>
-              <w:rPr>
-                <w:rFonts w:hint="eastAsia" w:ascii="宋体" w:hAnsi="宋体" w:eastAsia="宋体" w:cs="宋体"/>
-                <w:i w:val="0"/>
-                <w:iCs w:val="0"/>
-                <w:caps w:val="0"/>
-                <w:color w:val="0F1115"/>
-                <w:spacing w:val="0"/>
-                <w:sz w:val="15"/>
-                <w:szCs w:val="15"/>
-              </w:rPr>
-            </w:pPr>
-            <w:r>
-              <w:rPr>
-                <w:rFonts w:hint="eastAsia" w:ascii="宋体" w:hAnsi="宋体" w:eastAsia="宋体" w:cs="宋体"/>
-                <w:i w:val="0"/>
-                <w:iCs w:val="0"/>
-                <w:caps w:val="0"/>
-                <w:color w:val="0F1115"/>
-                <w:spacing w:val="0"/>
-                <w:kern w:val="0"/>
-                <w:sz w:val="15"/>
-                <w:szCs w:val="15"/>
-                <w:lang w:val="en-US" w:eastAsia="zh-CN" w:bidi="ar"/>
-              </w:rPr>
-              <w:t>PlayerState</w:t>
-            </w:r>
-          </w:p>
-        </w:tc>
-        <w:tc>
-          <w:tcPr>
-            <w:tcW w:w="1529" w:type="pct"/>
-            <w:shd w:val="clear" w:color="auto" w:fill="FFFFFF"/>
-            <w:tcMar>
-              <w:top w:w="100" w:type="dxa"/>
-              <w:left w:w="160" w:type="dxa"/>
-              <w:bottom w:w="100" w:type="dxa"/>
-              <w:right w:w="160" w:type="dxa"/>
-            </w:tcMar>
-            <w:vAlign w:val="center"/>
-          </w:tcPr>
-          <w:p>
-            <w:pPr>
-              <w:keepNext w:val="0"/>
-              <w:keepLines w:val="0"/>
-              <w:widowControl/>
-              <w:suppressLineNumbers w:val="0"/>
-              <w:spacing w:line="250" w:lineRule="atLeast"/>
-              <w:jc w:val="center"/>
-              <w:rPr>
-                <w:rFonts w:hint="eastAsia" w:ascii="宋体" w:hAnsi="宋体" w:eastAsia="宋体" w:cs="宋体"/>
-                <w:i w:val="0"/>
-                <w:iCs w:val="0"/>
-                <w:caps w:val="0"/>
-                <w:color w:val="0F1115"/>
-                <w:spacing w:val="0"/>
-                <w:sz w:val="15"/>
-                <w:szCs w:val="15"/>
-              </w:rPr>
-            </w:pPr>
-            <w:r>
-              <w:rPr>
-                <w:rFonts w:hint="eastAsia" w:ascii="宋体" w:hAnsi="宋体" w:eastAsia="宋体" w:cs="宋体"/>
-                <w:i w:val="0"/>
-                <w:iCs w:val="0"/>
-                <w:caps w:val="0"/>
-                <w:color w:val="0F1115"/>
-                <w:spacing w:val="0"/>
-                <w:kern w:val="0"/>
-                <w:sz w:val="15"/>
-                <w:szCs w:val="15"/>
-                <w:lang w:val="en-US" w:eastAsia="zh-CN" w:bidi="ar"/>
-              </w:rPr>
-              <w:t>状态变更时</w:t>
-            </w:r>
-          </w:p>
-        </w:tc>
-        <w:tc>
-          <w:tcPr>
-            <w:tcW w:w="973" w:type="pct"/>
-            <w:shd w:val="clear" w:color="auto" w:fill="FFFFFF"/>
-            <w:tcMar>
-              <w:top w:w="100" w:type="dxa"/>
-              <w:left w:w="160" w:type="dxa"/>
-              <w:bottom w:w="100" w:type="dxa"/>
-              <w:right w:w="0" w:type="dxa"/>
-            </w:tcMar>
-            <w:vAlign w:val="center"/>
-          </w:tcPr>
-          <w:p>
-            <w:pPr>
-              <w:keepNext w:val="0"/>
-              <w:keepLines w:val="0"/>
-              <w:widowControl/>
-              <w:suppressLineNumbers w:val="0"/>
-              <w:spacing w:line="250" w:lineRule="atLeast"/>
-              <w:jc w:val="center"/>
-              <w:rPr>
-                <w:rFonts w:hint="eastAsia" w:ascii="宋体" w:hAnsi="宋体" w:eastAsia="宋体" w:cs="宋体"/>
-                <w:i w:val="0"/>
-                <w:iCs w:val="0"/>
-                <w:caps w:val="0"/>
-                <w:color w:val="0F1115"/>
-                <w:spacing w:val="0"/>
-                <w:sz w:val="15"/>
-                <w:szCs w:val="15"/>
-              </w:rPr>
-            </w:pPr>
-            <w:r>
-              <w:rPr>
-                <w:rFonts w:hint="eastAsia" w:ascii="宋体" w:hAnsi="宋体" w:eastAsia="宋体" w:cs="宋体"/>
-                <w:i w:val="0"/>
-                <w:iCs w:val="0"/>
-                <w:caps w:val="0"/>
-                <w:color w:val="0F1115"/>
-                <w:spacing w:val="0"/>
-                <w:kern w:val="0"/>
-                <w:sz w:val="15"/>
-                <w:szCs w:val="15"/>
-                <w:lang w:val="en-US" w:eastAsia="zh-CN" w:bidi="ar"/>
-              </w:rPr>
-              <w:t>按需</w:t>
-            </w:r>
-          </w:p>
-        </w:tc>
-      </w:tr>
-      <w:tr>
-        <w:tblPrEx>
-          <w:tblBorders>
-            <w:top w:val="single" w:color="auto" w:sz="4" w:space="0"/>
-            <w:left w:val="single" w:color="auto" w:sz="4" w:space="0"/>
-            <w:bottom w:val="single" w:color="auto" w:sz="4" w:space="0"/>
-            <w:right w:val="single" w:color="auto" w:sz="4" w:space="0"/>
-            <w:insideH w:val="single" w:color="auto" w:sz="4" w:space="0"/>
-            <w:insideV w:val="single" w:color="auto" w:sz="4" w:space="0"/>
-          </w:tblBorders>
-          <w:shd w:val="clear" w:color="auto" w:fill="FFFFFF"/>
           <w:tblCellMar>
             <w:top w:w="15" w:type="dxa"/>
             <w:left w:w="15" w:type="dxa"/>
@@ -10400,7 +10941,6 @@
             <w:insideH w:val="single" w:color="auto" w:sz="4" w:space="0"/>
             <w:insideV w:val="single" w:color="auto" w:sz="4" w:space="0"/>
           </w:tblBorders>
-          <w:shd w:val="clear" w:color="auto" w:fill="FFFFFF"/>
           <w:tblCellMar>
             <w:top w:w="15" w:type="dxa"/>
             <w:left w:w="15" w:type="dxa"/>
@@ -10822,7 +11362,6 @@
             <w:insideH w:val="single" w:color="auto" w:sz="4" w:space="0"/>
             <w:insideV w:val="single" w:color="auto" w:sz="4" w:space="0"/>
           </w:tblBorders>
-          <w:shd w:val="clear" w:color="auto" w:fill="FFFFFF"/>
           <w:tblCellMar>
             <w:top w:w="15" w:type="dxa"/>
             <w:left w:w="15" w:type="dxa"/>
@@ -13408,7 +13947,6 @@
             <w:insideH w:val="single" w:color="auto" w:sz="4" w:space="0"/>
             <w:insideV w:val="single" w:color="auto" w:sz="4" w:space="0"/>
           </w:tblBorders>
-          <w:shd w:val="clear" w:color="auto" w:fill="FFFFFF"/>
           <w:tblCellMar>
             <w:top w:w="15" w:type="dxa"/>
             <w:left w:w="15" w:type="dxa"/>
@@ -13830,6 +14368,7 @@
             <w:insideH w:val="single" w:color="auto" w:sz="4" w:space="0"/>
             <w:insideV w:val="single" w:color="auto" w:sz="4" w:space="0"/>
           </w:tblBorders>
+          <w:shd w:val="clear" w:color="auto" w:fill="FFFFFF"/>
           <w:tblCellMar>
             <w:top w:w="15" w:type="dxa"/>
             <w:left w:w="15" w:type="dxa"/>
@@ -14251,7 +14790,6 @@
             <w:insideH w:val="single" w:color="auto" w:sz="4" w:space="0"/>
             <w:insideV w:val="single" w:color="auto" w:sz="4" w:space="0"/>
           </w:tblBorders>
-          <w:shd w:val="clear" w:color="auto" w:fill="FFFFFF"/>
           <w:tblCellMar>
             <w:top w:w="15" w:type="dxa"/>
             <w:left w:w="15" w:type="dxa"/>
@@ -15021,7 +15559,6 @@
             <w:insideH w:val="none" w:color="auto" w:sz="0" w:space="0"/>
             <w:insideV w:val="none" w:color="auto" w:sz="0" w:space="0"/>
           </w:tblBorders>
-          <w:shd w:val="clear" w:color="auto" w:fill="FFFFFF"/>
           <w:tblCellMar>
             <w:top w:w="15" w:type="dxa"/>
             <w:left w:w="15" w:type="dxa"/>
@@ -16846,6 +17383,7 @@
             <w:insideH w:val="single" w:color="auto" w:sz="4" w:space="0"/>
             <w:insideV w:val="single" w:color="auto" w:sz="4" w:space="0"/>
           </w:tblBorders>
+          <w:shd w:val="clear" w:color="auto" w:fill="FFFFFF"/>
           <w:tblCellMar>
             <w:top w:w="15" w:type="dxa"/>
             <w:left w:w="15" w:type="dxa"/>
@@ -18627,7 +19165,6 @@
             <w:insideH w:val="single" w:color="auto" w:sz="4" w:space="0"/>
             <w:insideV w:val="single" w:color="auto" w:sz="4" w:space="0"/>
           </w:tblBorders>
-          <w:shd w:val="clear" w:color="auto" w:fill="FFFFFF"/>
           <w:tblCellMar>
             <w:top w:w="15" w:type="dxa"/>
             <w:left w:w="15" w:type="dxa"/>
@@ -18776,428 +19313,6 @@
                 <w:lang w:val="en-US" w:eastAsia="zh-CN" w:bidi="ar"/>
               </w:rPr>
               <w:t>PS1.HealthValue</w:t>
-            </w:r>
-          </w:p>
-        </w:tc>
-        <w:tc>
-          <w:tcPr>
-            <w:tcW w:w="1406" w:type="pct"/>
-            <w:shd w:val="clear" w:color="auto" w:fill="FFFFFF"/>
-            <w:tcMar>
-              <w:top w:w="100" w:type="dxa"/>
-              <w:left w:w="160" w:type="dxa"/>
-              <w:bottom w:w="100" w:type="dxa"/>
-              <w:right w:w="0" w:type="dxa"/>
-            </w:tcMar>
-            <w:vAlign w:val="center"/>
-          </w:tcPr>
-          <w:p>
-            <w:pPr>
-              <w:keepNext w:val="0"/>
-              <w:keepLines w:val="0"/>
-              <w:widowControl/>
-              <w:suppressLineNumbers w:val="0"/>
-              <w:spacing w:line="250" w:lineRule="atLeast"/>
-              <w:jc w:val="center"/>
-              <w:rPr>
-                <w:rFonts w:hint="eastAsia" w:ascii="宋体" w:hAnsi="宋体" w:eastAsia="宋体" w:cs="宋体"/>
-                <w:i w:val="0"/>
-                <w:iCs w:val="0"/>
-                <w:caps w:val="0"/>
-                <w:color w:val="0F1115"/>
-                <w:spacing w:val="0"/>
-                <w:sz w:val="15"/>
-                <w:szCs w:val="15"/>
-              </w:rPr>
-            </w:pPr>
-            <w:r>
-              <w:rPr>
-                <w:rFonts w:hint="eastAsia" w:ascii="宋体" w:hAnsi="宋体" w:eastAsia="宋体" w:cs="宋体"/>
-                <w:i w:val="0"/>
-                <w:iCs w:val="0"/>
-                <w:caps w:val="0"/>
-                <w:color w:val="0F1115"/>
-                <w:spacing w:val="0"/>
-                <w:kern w:val="0"/>
-                <w:sz w:val="15"/>
-                <w:szCs w:val="15"/>
-                <w:lang w:val="en-US" w:eastAsia="zh-CN" w:bidi="ar"/>
-              </w:rPr>
-              <w:t>属性复制</w:t>
-            </w:r>
-          </w:p>
-        </w:tc>
-      </w:tr>
-      <w:tr>
-        <w:tblPrEx>
-          <w:tblBorders>
-            <w:top w:val="single" w:color="auto" w:sz="4" w:space="0"/>
-            <w:left w:val="single" w:color="auto" w:sz="4" w:space="0"/>
-            <w:bottom w:val="single" w:color="auto" w:sz="4" w:space="0"/>
-            <w:right w:val="single" w:color="auto" w:sz="4" w:space="0"/>
-            <w:insideH w:val="single" w:color="auto" w:sz="4" w:space="0"/>
-            <w:insideV w:val="single" w:color="auto" w:sz="4" w:space="0"/>
-          </w:tblBorders>
-          <w:shd w:val="clear" w:color="auto" w:fill="FFFFFF"/>
-          <w:tblCellMar>
-            <w:top w:w="15" w:type="dxa"/>
-            <w:left w:w="15" w:type="dxa"/>
-            <w:bottom w:w="15" w:type="dxa"/>
-            <w:right w:w="15" w:type="dxa"/>
-          </w:tblCellMar>
-        </w:tblPrEx>
-        <w:tc>
-          <w:tcPr>
-            <w:tcW w:w="962" w:type="pct"/>
-            <w:shd w:val="clear" w:color="auto" w:fill="FFFFFF"/>
-            <w:tcMar>
-              <w:top w:w="100" w:type="dxa"/>
-              <w:left w:w="0" w:type="dxa"/>
-              <w:bottom w:w="100" w:type="dxa"/>
-              <w:right w:w="160" w:type="dxa"/>
-            </w:tcMar>
-            <w:vAlign w:val="center"/>
-          </w:tcPr>
-          <w:p>
-            <w:pPr>
-              <w:keepNext w:val="0"/>
-              <w:keepLines w:val="0"/>
-              <w:widowControl/>
-              <w:suppressLineNumbers w:val="0"/>
-              <w:spacing w:line="250" w:lineRule="atLeast"/>
-              <w:jc w:val="center"/>
-              <w:rPr>
-                <w:rFonts w:hint="eastAsia" w:ascii="宋体" w:hAnsi="宋体" w:eastAsia="宋体" w:cs="宋体"/>
-                <w:i w:val="0"/>
-                <w:iCs w:val="0"/>
-                <w:caps w:val="0"/>
-                <w:color w:val="0F1115"/>
-                <w:spacing w:val="0"/>
-                <w:sz w:val="15"/>
-                <w:szCs w:val="15"/>
-              </w:rPr>
-            </w:pPr>
-            <w:r>
-              <w:rPr>
-                <w:rFonts w:hint="eastAsia" w:ascii="宋体" w:hAnsi="宋体" w:eastAsia="宋体" w:cs="宋体"/>
-                <w:i w:val="0"/>
-                <w:iCs w:val="0"/>
-                <w:caps w:val="0"/>
-                <w:color w:val="0F1115"/>
-                <w:spacing w:val="0"/>
-                <w:kern w:val="0"/>
-                <w:sz w:val="15"/>
-                <w:szCs w:val="15"/>
-                <w:lang w:val="en-US" w:eastAsia="zh-CN" w:bidi="ar"/>
-              </w:rPr>
-              <w:t>Player2Health</w:t>
-            </w:r>
-          </w:p>
-        </w:tc>
-        <w:tc>
-          <w:tcPr>
-            <w:tcW w:w="1030" w:type="pct"/>
-            <w:shd w:val="clear" w:color="auto" w:fill="FFFFFF"/>
-            <w:tcMar>
-              <w:top w:w="100" w:type="dxa"/>
-              <w:left w:w="160" w:type="dxa"/>
-              <w:bottom w:w="100" w:type="dxa"/>
-              <w:right w:w="160" w:type="dxa"/>
-            </w:tcMar>
-            <w:vAlign w:val="center"/>
-          </w:tcPr>
-          <w:p>
-            <w:pPr>
-              <w:keepNext w:val="0"/>
-              <w:keepLines w:val="0"/>
-              <w:widowControl/>
-              <w:suppressLineNumbers w:val="0"/>
-              <w:spacing w:line="250" w:lineRule="atLeast"/>
-              <w:jc w:val="center"/>
-              <w:rPr>
-                <w:rFonts w:hint="eastAsia" w:ascii="宋体" w:hAnsi="宋体" w:eastAsia="宋体" w:cs="宋体"/>
-                <w:i w:val="0"/>
-                <w:iCs w:val="0"/>
-                <w:caps w:val="0"/>
-                <w:color w:val="0F1115"/>
-                <w:spacing w:val="0"/>
-                <w:sz w:val="15"/>
-                <w:szCs w:val="15"/>
-              </w:rPr>
-            </w:pPr>
-            <w:r>
-              <w:rPr>
-                <w:rFonts w:hint="eastAsia" w:ascii="宋体" w:hAnsi="宋体" w:eastAsia="宋体" w:cs="宋体"/>
-                <w:i w:val="0"/>
-                <w:iCs w:val="0"/>
-                <w:caps w:val="0"/>
-                <w:color w:val="0F1115"/>
-                <w:spacing w:val="0"/>
-                <w:kern w:val="0"/>
-                <w:sz w:val="15"/>
-                <w:szCs w:val="15"/>
-                <w:lang w:val="en-US" w:eastAsia="zh-CN" w:bidi="ar"/>
-              </w:rPr>
-              <w:t>血量数值</w:t>
-            </w:r>
-          </w:p>
-        </w:tc>
-        <w:tc>
-          <w:tcPr>
-            <w:tcW w:w="1600" w:type="pct"/>
-            <w:shd w:val="clear" w:color="auto" w:fill="FFFFFF"/>
-            <w:tcMar>
-              <w:top w:w="100" w:type="dxa"/>
-              <w:left w:w="160" w:type="dxa"/>
-              <w:bottom w:w="100" w:type="dxa"/>
-              <w:right w:w="160" w:type="dxa"/>
-            </w:tcMar>
-            <w:vAlign w:val="center"/>
-          </w:tcPr>
-          <w:p>
-            <w:pPr>
-              <w:keepNext w:val="0"/>
-              <w:keepLines w:val="0"/>
-              <w:widowControl/>
-              <w:suppressLineNumbers w:val="0"/>
-              <w:spacing w:line="250" w:lineRule="atLeast"/>
-              <w:jc w:val="center"/>
-              <w:rPr>
-                <w:rFonts w:hint="eastAsia" w:ascii="宋体" w:hAnsi="宋体" w:eastAsia="宋体" w:cs="宋体"/>
-                <w:i w:val="0"/>
-                <w:iCs w:val="0"/>
-                <w:caps w:val="0"/>
-                <w:color w:val="0F1115"/>
-                <w:spacing w:val="0"/>
-                <w:sz w:val="15"/>
-                <w:szCs w:val="15"/>
-              </w:rPr>
-            </w:pPr>
-            <w:r>
-              <w:rPr>
-                <w:rFonts w:hint="eastAsia" w:ascii="宋体" w:hAnsi="宋体" w:eastAsia="宋体" w:cs="宋体"/>
-                <w:i w:val="0"/>
-                <w:iCs w:val="0"/>
-                <w:caps w:val="0"/>
-                <w:color w:val="0F1115"/>
-                <w:spacing w:val="0"/>
-                <w:kern w:val="0"/>
-                <w:sz w:val="15"/>
-                <w:szCs w:val="15"/>
-                <w:lang w:val="en-US" w:eastAsia="zh-CN" w:bidi="ar"/>
-              </w:rPr>
-              <w:t>PS2.HealthValue</w:t>
-            </w:r>
-          </w:p>
-        </w:tc>
-        <w:tc>
-          <w:tcPr>
-            <w:tcW w:w="1406" w:type="pct"/>
-            <w:shd w:val="clear" w:color="auto" w:fill="FFFFFF"/>
-            <w:tcMar>
-              <w:top w:w="100" w:type="dxa"/>
-              <w:left w:w="160" w:type="dxa"/>
-              <w:bottom w:w="100" w:type="dxa"/>
-              <w:right w:w="0" w:type="dxa"/>
-            </w:tcMar>
-            <w:vAlign w:val="center"/>
-          </w:tcPr>
-          <w:p>
-            <w:pPr>
-              <w:keepNext w:val="0"/>
-              <w:keepLines w:val="0"/>
-              <w:widowControl/>
-              <w:suppressLineNumbers w:val="0"/>
-              <w:spacing w:line="250" w:lineRule="atLeast"/>
-              <w:jc w:val="center"/>
-              <w:rPr>
-                <w:rFonts w:hint="eastAsia" w:ascii="宋体" w:hAnsi="宋体" w:eastAsia="宋体" w:cs="宋体"/>
-                <w:i w:val="0"/>
-                <w:iCs w:val="0"/>
-                <w:caps w:val="0"/>
-                <w:color w:val="0F1115"/>
-                <w:spacing w:val="0"/>
-                <w:sz w:val="15"/>
-                <w:szCs w:val="15"/>
-              </w:rPr>
-            </w:pPr>
-            <w:r>
-              <w:rPr>
-                <w:rFonts w:hint="eastAsia" w:ascii="宋体" w:hAnsi="宋体" w:eastAsia="宋体" w:cs="宋体"/>
-                <w:i w:val="0"/>
-                <w:iCs w:val="0"/>
-                <w:caps w:val="0"/>
-                <w:color w:val="0F1115"/>
-                <w:spacing w:val="0"/>
-                <w:kern w:val="0"/>
-                <w:sz w:val="15"/>
-                <w:szCs w:val="15"/>
-                <w:lang w:val="en-US" w:eastAsia="zh-CN" w:bidi="ar"/>
-              </w:rPr>
-              <w:t>属性复制</w:t>
-            </w:r>
-          </w:p>
-        </w:tc>
-      </w:tr>
-      <w:tr>
-        <w:tblPrEx>
-          <w:tblBorders>
-            <w:top w:val="single" w:color="auto" w:sz="4" w:space="0"/>
-            <w:left w:val="single" w:color="auto" w:sz="4" w:space="0"/>
-            <w:bottom w:val="single" w:color="auto" w:sz="4" w:space="0"/>
-            <w:right w:val="single" w:color="auto" w:sz="4" w:space="0"/>
-            <w:insideH w:val="single" w:color="auto" w:sz="4" w:space="0"/>
-            <w:insideV w:val="single" w:color="auto" w:sz="4" w:space="0"/>
-          </w:tblBorders>
-          <w:shd w:val="clear" w:color="auto" w:fill="FFFFFF"/>
-          <w:tblCellMar>
-            <w:top w:w="15" w:type="dxa"/>
-            <w:left w:w="15" w:type="dxa"/>
-            <w:bottom w:w="15" w:type="dxa"/>
-            <w:right w:w="15" w:type="dxa"/>
-          </w:tblCellMar>
-        </w:tblPrEx>
-        <w:tc>
-          <w:tcPr>
-            <w:tcW w:w="962" w:type="pct"/>
-            <w:shd w:val="clear" w:color="auto" w:fill="FFFFFF"/>
-            <w:tcMar>
-              <w:top w:w="100" w:type="dxa"/>
-              <w:left w:w="0" w:type="dxa"/>
-              <w:bottom w:w="100" w:type="dxa"/>
-              <w:right w:w="160" w:type="dxa"/>
-            </w:tcMar>
-            <w:vAlign w:val="center"/>
-          </w:tcPr>
-          <w:p>
-            <w:pPr>
-              <w:keepNext w:val="0"/>
-              <w:keepLines w:val="0"/>
-              <w:widowControl/>
-              <w:suppressLineNumbers w:val="0"/>
-              <w:spacing w:line="250" w:lineRule="atLeast"/>
-              <w:jc w:val="center"/>
-              <w:rPr>
-                <w:rFonts w:hint="eastAsia" w:ascii="宋体" w:hAnsi="宋体" w:eastAsia="宋体" w:cs="宋体"/>
-                <w:i w:val="0"/>
-                <w:iCs w:val="0"/>
-                <w:caps w:val="0"/>
-                <w:color w:val="0F1115"/>
-                <w:spacing w:val="0"/>
-                <w:sz w:val="15"/>
-                <w:szCs w:val="15"/>
-              </w:rPr>
-            </w:pPr>
-            <w:r>
-              <w:rPr>
-                <w:rFonts w:hint="eastAsia" w:ascii="宋体" w:hAnsi="宋体" w:eastAsia="宋体" w:cs="宋体"/>
-                <w:i w:val="0"/>
-                <w:iCs w:val="0"/>
-                <w:caps w:val="0"/>
-                <w:color w:val="0F1115"/>
-                <w:spacing w:val="0"/>
-                <w:kern w:val="0"/>
-                <w:sz w:val="15"/>
-                <w:szCs w:val="15"/>
-                <w:lang w:val="en-US" w:eastAsia="zh-CN" w:bidi="ar"/>
-              </w:rPr>
-              <w:t>Player1Bar</w:t>
-            </w:r>
-          </w:p>
-        </w:tc>
-        <w:tc>
-          <w:tcPr>
-            <w:tcW w:w="1030" w:type="pct"/>
-            <w:shd w:val="clear" w:color="auto" w:fill="FFFFFF"/>
-            <w:tcMar>
-              <w:top w:w="100" w:type="dxa"/>
-              <w:left w:w="160" w:type="dxa"/>
-              <w:bottom w:w="100" w:type="dxa"/>
-              <w:right w:w="160" w:type="dxa"/>
-            </w:tcMar>
-            <w:vAlign w:val="center"/>
-          </w:tcPr>
-          <w:p>
-            <w:pPr>
-              <w:keepNext w:val="0"/>
-              <w:keepLines w:val="0"/>
-              <w:widowControl/>
-              <w:suppressLineNumbers w:val="0"/>
-              <w:spacing w:line="250" w:lineRule="atLeast"/>
-              <w:jc w:val="center"/>
-              <w:rPr>
-                <w:rFonts w:hint="eastAsia" w:ascii="宋体" w:hAnsi="宋体" w:eastAsia="宋体" w:cs="宋体"/>
-                <w:i w:val="0"/>
-                <w:iCs w:val="0"/>
-                <w:caps w:val="0"/>
-                <w:color w:val="0F1115"/>
-                <w:spacing w:val="0"/>
-                <w:sz w:val="15"/>
-                <w:szCs w:val="15"/>
-              </w:rPr>
-            </w:pPr>
-            <w:r>
-              <w:rPr>
-                <w:rFonts w:hint="eastAsia" w:ascii="宋体" w:hAnsi="宋体" w:eastAsia="宋体" w:cs="宋体"/>
-                <w:i w:val="0"/>
-                <w:iCs w:val="0"/>
-                <w:caps w:val="0"/>
-                <w:color w:val="0F1115"/>
-                <w:spacing w:val="0"/>
-                <w:kern w:val="0"/>
-                <w:sz w:val="15"/>
-                <w:szCs w:val="15"/>
-                <w:lang w:val="en-US" w:eastAsia="zh-CN" w:bidi="ar"/>
-              </w:rPr>
-              <w:t>血量百分比</w:t>
-            </w:r>
-          </w:p>
-        </w:tc>
-        <w:tc>
-          <w:tcPr>
-            <w:tcW w:w="1600" w:type="pct"/>
-            <w:shd w:val="clear" w:color="auto" w:fill="FFFFFF"/>
-            <w:tcMar>
-              <w:top w:w="100" w:type="dxa"/>
-              <w:left w:w="160" w:type="dxa"/>
-              <w:bottom w:w="100" w:type="dxa"/>
-              <w:right w:w="160" w:type="dxa"/>
-            </w:tcMar>
-            <w:vAlign w:val="center"/>
-          </w:tcPr>
-          <w:p>
-            <w:pPr>
-              <w:keepNext w:val="0"/>
-              <w:keepLines w:val="0"/>
-              <w:widowControl/>
-              <w:suppressLineNumbers w:val="0"/>
-              <w:spacing w:line="250" w:lineRule="atLeast"/>
-              <w:jc w:val="center"/>
-              <w:rPr>
-                <w:rFonts w:hint="eastAsia" w:ascii="宋体" w:hAnsi="宋体" w:eastAsia="宋体" w:cs="宋体"/>
-                <w:i w:val="0"/>
-                <w:iCs w:val="0"/>
-                <w:caps w:val="0"/>
-                <w:color w:val="0F1115"/>
-                <w:spacing w:val="0"/>
-                <w:sz w:val="15"/>
-                <w:szCs w:val="15"/>
-              </w:rPr>
-            </w:pPr>
-            <w:r>
-              <w:rPr>
-                <w:rFonts w:hint="eastAsia" w:ascii="宋体" w:hAnsi="宋体" w:eastAsia="宋体" w:cs="宋体"/>
-                <w:i w:val="0"/>
-                <w:iCs w:val="0"/>
-                <w:caps w:val="0"/>
-                <w:color w:val="0F1115"/>
-                <w:spacing w:val="0"/>
-                <w:kern w:val="0"/>
-                <w:sz w:val="15"/>
-                <w:szCs w:val="15"/>
-                <w:lang w:val="en-US" w:eastAsia="zh-CN" w:bidi="ar"/>
-              </w:rPr>
-              <w:t>PS1.HealthValue / 300</w:t>
             </w:r>
           </w:p>
         </w:tc>
@@ -19311,7 +19426,7 @@
                 <w:szCs w:val="15"/>
                 <w:lang w:val="en-US" w:eastAsia="zh-CN" w:bidi="ar"/>
               </w:rPr>
-              <w:t>Player2Bar</w:t>
+              <w:t>Player2Health</w:t>
             </w:r>
           </w:p>
         </w:tc>
@@ -19359,7 +19474,7 @@
                 <w:szCs w:val="15"/>
                 <w:lang w:val="en-US" w:eastAsia="zh-CN" w:bidi="ar"/>
               </w:rPr>
-              <w:t>血量百分比</w:t>
+              <w:t>血量数值</w:t>
             </w:r>
           </w:p>
         </w:tc>
@@ -19407,7 +19522,7 @@
                 <w:szCs w:val="15"/>
                 <w:lang w:val="en-US" w:eastAsia="zh-CN" w:bidi="ar"/>
               </w:rPr>
-              <w:t>PS2.HealthValue / 300</w:t>
+              <w:t>PS2.HealthValue</w:t>
             </w:r>
           </w:p>
         </w:tc>
@@ -19470,6 +19585,427 @@
             <w:insideH w:val="single" w:color="auto" w:sz="4" w:space="0"/>
             <w:insideV w:val="single" w:color="auto" w:sz="4" w:space="0"/>
           </w:tblBorders>
+          <w:tblCellMar>
+            <w:top w:w="15" w:type="dxa"/>
+            <w:left w:w="15" w:type="dxa"/>
+            <w:bottom w:w="15" w:type="dxa"/>
+            <w:right w:w="15" w:type="dxa"/>
+          </w:tblCellMar>
+        </w:tblPrEx>
+        <w:tc>
+          <w:tcPr>
+            <w:tcW w:w="962" w:type="pct"/>
+            <w:shd w:val="clear" w:color="auto" w:fill="FFFFFF"/>
+            <w:tcMar>
+              <w:top w:w="100" w:type="dxa"/>
+              <w:left w:w="0" w:type="dxa"/>
+              <w:bottom w:w="100" w:type="dxa"/>
+              <w:right w:w="160" w:type="dxa"/>
+            </w:tcMar>
+            <w:vAlign w:val="center"/>
+          </w:tcPr>
+          <w:p>
+            <w:pPr>
+              <w:keepNext w:val="0"/>
+              <w:keepLines w:val="0"/>
+              <w:widowControl/>
+              <w:suppressLineNumbers w:val="0"/>
+              <w:spacing w:line="250" w:lineRule="atLeast"/>
+              <w:jc w:val="center"/>
+              <w:rPr>
+                <w:rFonts w:hint="eastAsia" w:ascii="宋体" w:hAnsi="宋体" w:eastAsia="宋体" w:cs="宋体"/>
+                <w:i w:val="0"/>
+                <w:iCs w:val="0"/>
+                <w:caps w:val="0"/>
+                <w:color w:val="0F1115"/>
+                <w:spacing w:val="0"/>
+                <w:sz w:val="15"/>
+                <w:szCs w:val="15"/>
+              </w:rPr>
+            </w:pPr>
+            <w:r>
+              <w:rPr>
+                <w:rFonts w:hint="eastAsia" w:ascii="宋体" w:hAnsi="宋体" w:eastAsia="宋体" w:cs="宋体"/>
+                <w:i w:val="0"/>
+                <w:iCs w:val="0"/>
+                <w:caps w:val="0"/>
+                <w:color w:val="0F1115"/>
+                <w:spacing w:val="0"/>
+                <w:kern w:val="0"/>
+                <w:sz w:val="15"/>
+                <w:szCs w:val="15"/>
+                <w:lang w:val="en-US" w:eastAsia="zh-CN" w:bidi="ar"/>
+              </w:rPr>
+              <w:t>Player1Bar</w:t>
+            </w:r>
+          </w:p>
+        </w:tc>
+        <w:tc>
+          <w:tcPr>
+            <w:tcW w:w="1030" w:type="pct"/>
+            <w:shd w:val="clear" w:color="auto" w:fill="FFFFFF"/>
+            <w:tcMar>
+              <w:top w:w="100" w:type="dxa"/>
+              <w:left w:w="160" w:type="dxa"/>
+              <w:bottom w:w="100" w:type="dxa"/>
+              <w:right w:w="160" w:type="dxa"/>
+            </w:tcMar>
+            <w:vAlign w:val="center"/>
+          </w:tcPr>
+          <w:p>
+            <w:pPr>
+              <w:keepNext w:val="0"/>
+              <w:keepLines w:val="0"/>
+              <w:widowControl/>
+              <w:suppressLineNumbers w:val="0"/>
+              <w:spacing w:line="250" w:lineRule="atLeast"/>
+              <w:jc w:val="center"/>
+              <w:rPr>
+                <w:rFonts w:hint="eastAsia" w:ascii="宋体" w:hAnsi="宋体" w:eastAsia="宋体" w:cs="宋体"/>
+                <w:i w:val="0"/>
+                <w:iCs w:val="0"/>
+                <w:caps w:val="0"/>
+                <w:color w:val="0F1115"/>
+                <w:spacing w:val="0"/>
+                <w:sz w:val="15"/>
+                <w:szCs w:val="15"/>
+              </w:rPr>
+            </w:pPr>
+            <w:r>
+              <w:rPr>
+                <w:rFonts w:hint="eastAsia" w:ascii="宋体" w:hAnsi="宋体" w:eastAsia="宋体" w:cs="宋体"/>
+                <w:i w:val="0"/>
+                <w:iCs w:val="0"/>
+                <w:caps w:val="0"/>
+                <w:color w:val="0F1115"/>
+                <w:spacing w:val="0"/>
+                <w:kern w:val="0"/>
+                <w:sz w:val="15"/>
+                <w:szCs w:val="15"/>
+                <w:lang w:val="en-US" w:eastAsia="zh-CN" w:bidi="ar"/>
+              </w:rPr>
+              <w:t>血量百分比</w:t>
+            </w:r>
+          </w:p>
+        </w:tc>
+        <w:tc>
+          <w:tcPr>
+            <w:tcW w:w="1600" w:type="pct"/>
+            <w:shd w:val="clear" w:color="auto" w:fill="FFFFFF"/>
+            <w:tcMar>
+              <w:top w:w="100" w:type="dxa"/>
+              <w:left w:w="160" w:type="dxa"/>
+              <w:bottom w:w="100" w:type="dxa"/>
+              <w:right w:w="160" w:type="dxa"/>
+            </w:tcMar>
+            <w:vAlign w:val="center"/>
+          </w:tcPr>
+          <w:p>
+            <w:pPr>
+              <w:keepNext w:val="0"/>
+              <w:keepLines w:val="0"/>
+              <w:widowControl/>
+              <w:suppressLineNumbers w:val="0"/>
+              <w:spacing w:line="250" w:lineRule="atLeast"/>
+              <w:jc w:val="center"/>
+              <w:rPr>
+                <w:rFonts w:hint="eastAsia" w:ascii="宋体" w:hAnsi="宋体" w:eastAsia="宋体" w:cs="宋体"/>
+                <w:i w:val="0"/>
+                <w:iCs w:val="0"/>
+                <w:caps w:val="0"/>
+                <w:color w:val="0F1115"/>
+                <w:spacing w:val="0"/>
+                <w:sz w:val="15"/>
+                <w:szCs w:val="15"/>
+              </w:rPr>
+            </w:pPr>
+            <w:r>
+              <w:rPr>
+                <w:rFonts w:hint="eastAsia" w:ascii="宋体" w:hAnsi="宋体" w:eastAsia="宋体" w:cs="宋体"/>
+                <w:i w:val="0"/>
+                <w:iCs w:val="0"/>
+                <w:caps w:val="0"/>
+                <w:color w:val="0F1115"/>
+                <w:spacing w:val="0"/>
+                <w:kern w:val="0"/>
+                <w:sz w:val="15"/>
+                <w:szCs w:val="15"/>
+                <w:lang w:val="en-US" w:eastAsia="zh-CN" w:bidi="ar"/>
+              </w:rPr>
+              <w:t>PS1.HealthValue / 300</w:t>
+            </w:r>
+          </w:p>
+        </w:tc>
+        <w:tc>
+          <w:tcPr>
+            <w:tcW w:w="1406" w:type="pct"/>
+            <w:shd w:val="clear" w:color="auto" w:fill="FFFFFF"/>
+            <w:tcMar>
+              <w:top w:w="100" w:type="dxa"/>
+              <w:left w:w="160" w:type="dxa"/>
+              <w:bottom w:w="100" w:type="dxa"/>
+              <w:right w:w="0" w:type="dxa"/>
+            </w:tcMar>
+            <w:vAlign w:val="center"/>
+          </w:tcPr>
+          <w:p>
+            <w:pPr>
+              <w:keepNext w:val="0"/>
+              <w:keepLines w:val="0"/>
+              <w:widowControl/>
+              <w:suppressLineNumbers w:val="0"/>
+              <w:spacing w:line="250" w:lineRule="atLeast"/>
+              <w:jc w:val="center"/>
+              <w:rPr>
+                <w:rFonts w:hint="eastAsia" w:ascii="宋体" w:hAnsi="宋体" w:eastAsia="宋体" w:cs="宋体"/>
+                <w:i w:val="0"/>
+                <w:iCs w:val="0"/>
+                <w:caps w:val="0"/>
+                <w:color w:val="0F1115"/>
+                <w:spacing w:val="0"/>
+                <w:sz w:val="15"/>
+                <w:szCs w:val="15"/>
+              </w:rPr>
+            </w:pPr>
+            <w:r>
+              <w:rPr>
+                <w:rFonts w:hint="eastAsia" w:ascii="宋体" w:hAnsi="宋体" w:eastAsia="宋体" w:cs="宋体"/>
+                <w:i w:val="0"/>
+                <w:iCs w:val="0"/>
+                <w:caps w:val="0"/>
+                <w:color w:val="0F1115"/>
+                <w:spacing w:val="0"/>
+                <w:kern w:val="0"/>
+                <w:sz w:val="15"/>
+                <w:szCs w:val="15"/>
+                <w:lang w:val="en-US" w:eastAsia="zh-CN" w:bidi="ar"/>
+              </w:rPr>
+              <w:t>属性复制</w:t>
+            </w:r>
+          </w:p>
+        </w:tc>
+      </w:tr>
+      <w:tr>
+        <w:tblPrEx>
+          <w:tblBorders>
+            <w:top w:val="single" w:color="auto" w:sz="4" w:space="0"/>
+            <w:left w:val="single" w:color="auto" w:sz="4" w:space="0"/>
+            <w:bottom w:val="single" w:color="auto" w:sz="4" w:space="0"/>
+            <w:right w:val="single" w:color="auto" w:sz="4" w:space="0"/>
+            <w:insideH w:val="single" w:color="auto" w:sz="4" w:space="0"/>
+            <w:insideV w:val="single" w:color="auto" w:sz="4" w:space="0"/>
+          </w:tblBorders>
+          <w:tblCellMar>
+            <w:top w:w="15" w:type="dxa"/>
+            <w:left w:w="15" w:type="dxa"/>
+            <w:bottom w:w="15" w:type="dxa"/>
+            <w:right w:w="15" w:type="dxa"/>
+          </w:tblCellMar>
+        </w:tblPrEx>
+        <w:tc>
+          <w:tcPr>
+            <w:tcW w:w="962" w:type="pct"/>
+            <w:shd w:val="clear" w:color="auto" w:fill="FFFFFF"/>
+            <w:tcMar>
+              <w:top w:w="100" w:type="dxa"/>
+              <w:left w:w="0" w:type="dxa"/>
+              <w:bottom w:w="100" w:type="dxa"/>
+              <w:right w:w="160" w:type="dxa"/>
+            </w:tcMar>
+            <w:vAlign w:val="center"/>
+          </w:tcPr>
+          <w:p>
+            <w:pPr>
+              <w:keepNext w:val="0"/>
+              <w:keepLines w:val="0"/>
+              <w:widowControl/>
+              <w:suppressLineNumbers w:val="0"/>
+              <w:spacing w:line="250" w:lineRule="atLeast"/>
+              <w:jc w:val="center"/>
+              <w:rPr>
+                <w:rFonts w:hint="eastAsia" w:ascii="宋体" w:hAnsi="宋体" w:eastAsia="宋体" w:cs="宋体"/>
+                <w:i w:val="0"/>
+                <w:iCs w:val="0"/>
+                <w:caps w:val="0"/>
+                <w:color w:val="0F1115"/>
+                <w:spacing w:val="0"/>
+                <w:sz w:val="15"/>
+                <w:szCs w:val="15"/>
+              </w:rPr>
+            </w:pPr>
+            <w:r>
+              <w:rPr>
+                <w:rFonts w:hint="eastAsia" w:ascii="宋体" w:hAnsi="宋体" w:eastAsia="宋体" w:cs="宋体"/>
+                <w:i w:val="0"/>
+                <w:iCs w:val="0"/>
+                <w:caps w:val="0"/>
+                <w:color w:val="0F1115"/>
+                <w:spacing w:val="0"/>
+                <w:kern w:val="0"/>
+                <w:sz w:val="15"/>
+                <w:szCs w:val="15"/>
+                <w:lang w:val="en-US" w:eastAsia="zh-CN" w:bidi="ar"/>
+              </w:rPr>
+              <w:t>Player2Bar</w:t>
+            </w:r>
+          </w:p>
+        </w:tc>
+        <w:tc>
+          <w:tcPr>
+            <w:tcW w:w="1030" w:type="pct"/>
+            <w:shd w:val="clear" w:color="auto" w:fill="FFFFFF"/>
+            <w:tcMar>
+              <w:top w:w="100" w:type="dxa"/>
+              <w:left w:w="160" w:type="dxa"/>
+              <w:bottom w:w="100" w:type="dxa"/>
+              <w:right w:w="160" w:type="dxa"/>
+            </w:tcMar>
+            <w:vAlign w:val="center"/>
+          </w:tcPr>
+          <w:p>
+            <w:pPr>
+              <w:keepNext w:val="0"/>
+              <w:keepLines w:val="0"/>
+              <w:widowControl/>
+              <w:suppressLineNumbers w:val="0"/>
+              <w:spacing w:line="250" w:lineRule="atLeast"/>
+              <w:jc w:val="center"/>
+              <w:rPr>
+                <w:rFonts w:hint="eastAsia" w:ascii="宋体" w:hAnsi="宋体" w:eastAsia="宋体" w:cs="宋体"/>
+                <w:i w:val="0"/>
+                <w:iCs w:val="0"/>
+                <w:caps w:val="0"/>
+                <w:color w:val="0F1115"/>
+                <w:spacing w:val="0"/>
+                <w:sz w:val="15"/>
+                <w:szCs w:val="15"/>
+              </w:rPr>
+            </w:pPr>
+            <w:r>
+              <w:rPr>
+                <w:rFonts w:hint="eastAsia" w:ascii="宋体" w:hAnsi="宋体" w:eastAsia="宋体" w:cs="宋体"/>
+                <w:i w:val="0"/>
+                <w:iCs w:val="0"/>
+                <w:caps w:val="0"/>
+                <w:color w:val="0F1115"/>
+                <w:spacing w:val="0"/>
+                <w:kern w:val="0"/>
+                <w:sz w:val="15"/>
+                <w:szCs w:val="15"/>
+                <w:lang w:val="en-US" w:eastAsia="zh-CN" w:bidi="ar"/>
+              </w:rPr>
+              <w:t>血量百分比</w:t>
+            </w:r>
+          </w:p>
+        </w:tc>
+        <w:tc>
+          <w:tcPr>
+            <w:tcW w:w="1600" w:type="pct"/>
+            <w:shd w:val="clear" w:color="auto" w:fill="FFFFFF"/>
+            <w:tcMar>
+              <w:top w:w="100" w:type="dxa"/>
+              <w:left w:w="160" w:type="dxa"/>
+              <w:bottom w:w="100" w:type="dxa"/>
+              <w:right w:w="160" w:type="dxa"/>
+            </w:tcMar>
+            <w:vAlign w:val="center"/>
+          </w:tcPr>
+          <w:p>
+            <w:pPr>
+              <w:keepNext w:val="0"/>
+              <w:keepLines w:val="0"/>
+              <w:widowControl/>
+              <w:suppressLineNumbers w:val="0"/>
+              <w:spacing w:line="250" w:lineRule="atLeast"/>
+              <w:jc w:val="center"/>
+              <w:rPr>
+                <w:rFonts w:hint="eastAsia" w:ascii="宋体" w:hAnsi="宋体" w:eastAsia="宋体" w:cs="宋体"/>
+                <w:i w:val="0"/>
+                <w:iCs w:val="0"/>
+                <w:caps w:val="0"/>
+                <w:color w:val="0F1115"/>
+                <w:spacing w:val="0"/>
+                <w:sz w:val="15"/>
+                <w:szCs w:val="15"/>
+              </w:rPr>
+            </w:pPr>
+            <w:r>
+              <w:rPr>
+                <w:rFonts w:hint="eastAsia" w:ascii="宋体" w:hAnsi="宋体" w:eastAsia="宋体" w:cs="宋体"/>
+                <w:i w:val="0"/>
+                <w:iCs w:val="0"/>
+                <w:caps w:val="0"/>
+                <w:color w:val="0F1115"/>
+                <w:spacing w:val="0"/>
+                <w:kern w:val="0"/>
+                <w:sz w:val="15"/>
+                <w:szCs w:val="15"/>
+                <w:lang w:val="en-US" w:eastAsia="zh-CN" w:bidi="ar"/>
+              </w:rPr>
+              <w:t>PS2.HealthValue / 300</w:t>
+            </w:r>
+          </w:p>
+        </w:tc>
+        <w:tc>
+          <w:tcPr>
+            <w:tcW w:w="1406" w:type="pct"/>
+            <w:shd w:val="clear" w:color="auto" w:fill="FFFFFF"/>
+            <w:tcMar>
+              <w:top w:w="100" w:type="dxa"/>
+              <w:left w:w="160" w:type="dxa"/>
+              <w:bottom w:w="100" w:type="dxa"/>
+              <w:right w:w="0" w:type="dxa"/>
+            </w:tcMar>
+            <w:vAlign w:val="center"/>
+          </w:tcPr>
+          <w:p>
+            <w:pPr>
+              <w:keepNext w:val="0"/>
+              <w:keepLines w:val="0"/>
+              <w:widowControl/>
+              <w:suppressLineNumbers w:val="0"/>
+              <w:spacing w:line="250" w:lineRule="atLeast"/>
+              <w:jc w:val="center"/>
+              <w:rPr>
+                <w:rFonts w:hint="eastAsia" w:ascii="宋体" w:hAnsi="宋体" w:eastAsia="宋体" w:cs="宋体"/>
+                <w:i w:val="0"/>
+                <w:iCs w:val="0"/>
+                <w:caps w:val="0"/>
+                <w:color w:val="0F1115"/>
+                <w:spacing w:val="0"/>
+                <w:sz w:val="15"/>
+                <w:szCs w:val="15"/>
+              </w:rPr>
+            </w:pPr>
+            <w:r>
+              <w:rPr>
+                <w:rFonts w:hint="eastAsia" w:ascii="宋体" w:hAnsi="宋体" w:eastAsia="宋体" w:cs="宋体"/>
+                <w:i w:val="0"/>
+                <w:iCs w:val="0"/>
+                <w:caps w:val="0"/>
+                <w:color w:val="0F1115"/>
+                <w:spacing w:val="0"/>
+                <w:kern w:val="0"/>
+                <w:sz w:val="15"/>
+                <w:szCs w:val="15"/>
+                <w:lang w:val="en-US" w:eastAsia="zh-CN" w:bidi="ar"/>
+              </w:rPr>
+              <w:t>属性复制</w:t>
+            </w:r>
+          </w:p>
+        </w:tc>
+      </w:tr>
+      <w:tr>
+        <w:tblPrEx>
+          <w:tblBorders>
+            <w:top w:val="single" w:color="auto" w:sz="4" w:space="0"/>
+            <w:left w:val="single" w:color="auto" w:sz="4" w:space="0"/>
+            <w:bottom w:val="single" w:color="auto" w:sz="4" w:space="0"/>
+            <w:right w:val="single" w:color="auto" w:sz="4" w:space="0"/>
+            <w:insideH w:val="single" w:color="auto" w:sz="4" w:space="0"/>
+            <w:insideV w:val="single" w:color="auto" w:sz="4" w:space="0"/>
+          </w:tblBorders>
+          <w:shd w:val="clear" w:color="auto" w:fill="FFFFFF"/>
           <w:tblCellMar>
             <w:top w:w="15" w:type="dxa"/>
             <w:left w:w="15" w:type="dxa"/>
@@ -20777,6 +21313,7 @@
             <w:insideH w:val="single" w:color="auto" w:sz="4" w:space="0"/>
             <w:insideV w:val="single" w:color="auto" w:sz="4" w:space="0"/>
           </w:tblBorders>
+          <w:shd w:val="clear" w:color="auto" w:fill="FFFFFF"/>
           <w:tblCellMar>
             <w:top w:w="15" w:type="dxa"/>
             <w:left w:w="15" w:type="dxa"/>
@@ -21709,13 +22246,8 @@
         </w:rPr>
         <w:t>理解C++和蓝图的职责划分</w:t>
       </w:r>
-    </w:p>
-    <w:p>
-      <w:pPr>
-        <w:rPr>
-          <w:rFonts w:hint="eastAsia" w:ascii="宋体" w:hAnsi="宋体" w:eastAsia="宋体" w:cs="宋体"/>
-        </w:rPr>
-      </w:pPr>
+      <w:bookmarkStart w:id="13" w:name="_GoBack"/>
+      <w:bookmarkEnd w:id="13"/>
     </w:p>
     <w:sectPr>
       <w:footerReference r:id="rId5" w:type="default"/>
@@ -21968,7 +22500,7 @@
     <w:lsdException w:unhideWhenUsed="0" w:uiPriority="0" w:semiHidden="0" w:name="toc 8"/>
     <w:lsdException w:unhideWhenUsed="0" w:uiPriority="0" w:semiHidden="0" w:name="toc 9"/>
     <w:lsdException w:unhideWhenUsed="0" w:uiPriority="0" w:semiHidden="0" w:name="Normal Indent"/>
-    <w:lsdException w:unhideWhenUsed="0" w:uiPriority="0" w:semiHidden="0" w:name="footnote text"/>
+    <w:lsdException w:qFormat="1" w:unhideWhenUsed="0" w:uiPriority="0" w:semiHidden="0" w:name="footnote text"/>
     <w:lsdException w:unhideWhenUsed="0" w:uiPriority="0" w:semiHidden="0" w:name="annotation text"/>
     <w:lsdException w:qFormat="1" w:unhideWhenUsed="0" w:uiPriority="0" w:semiHidden="0" w:name="header"/>
     <w:lsdException w:qFormat="1" w:unhideWhenUsed="0" w:uiPriority="0" w:semiHidden="0" w:name="footer"/>
@@ -21977,7 +22509,7 @@
     <w:lsdException w:unhideWhenUsed="0" w:uiPriority="0" w:semiHidden="0" w:name="table of figures"/>
     <w:lsdException w:unhideWhenUsed="0" w:uiPriority="0" w:semiHidden="0" w:name="envelope address"/>
     <w:lsdException w:unhideWhenUsed="0" w:uiPriority="0" w:semiHidden="0" w:name="envelope return"/>
-    <w:lsdException w:unhideWhenUsed="0" w:uiPriority="0" w:semiHidden="0" w:name="footnote reference"/>
+    <w:lsdException w:qFormat="1" w:unhideWhenUsed="0" w:uiPriority="0" w:semiHidden="0" w:name="footnote reference"/>
     <w:lsdException w:unhideWhenUsed="0" w:uiPriority="0" w:semiHidden="0" w:name="annotation reference"/>
     <w:lsdException w:unhideWhenUsed="0" w:uiPriority="0" w:semiHidden="0" w:name="line number"/>
     <w:lsdException w:unhideWhenUsed="0" w:uiPriority="0" w:semiHidden="0" w:name="page number"/>
@@ -22363,6 +22895,7 @@
   <w:style w:type="paragraph" w:styleId="10">
     <w:name w:val="footnote text"/>
     <w:basedOn w:val="1"/>
+    <w:qFormat/>
     <w:uiPriority w:val="0"/>
     <w:pPr>
       <w:snapToGrid w:val="0"/>
@@ -22456,6 +22989,7 @@
   <w:style w:type="character" w:styleId="19">
     <w:name w:val="footnote reference"/>
     <w:basedOn w:val="15"/>
+    <w:qFormat/>
     <w:uiPriority w:val="0"/>
     <w:rPr>
       <w:vertAlign w:val="superscript"/>

--- a/GDD.docx
+++ b/GDD.docx
@@ -583,6 +583,8 @@
             <w:jc w:val="center"/>
             <w:textAlignment w:val="auto"/>
           </w:pPr>
+          <w:bookmarkStart w:id="23" w:name="_GoBack"/>
+          <w:bookmarkEnd w:id="23"/>
           <w:r>
             <w:rPr>
               <w:rFonts w:ascii="宋体" w:hAnsi="宋体" w:eastAsia="宋体"/>
@@ -644,7 +646,7 @@
               <w:szCs w:val="24"/>
               <w:lang w:val="en-US" w:eastAsia="zh-CN" w:bidi="ar-SA"/>
             </w:rPr>
-            <w:instrText xml:space="preserve"> HYPERLINK \l _Toc12412 </w:instrText>
+            <w:instrText xml:space="preserve"> HYPERLINK \l _Toc17864 </w:instrText>
           </w:r>
           <w:r>
             <w:rPr>
@@ -675,7 +677,7 @@
             <w:fldChar w:fldCharType="begin"/>
           </w:r>
           <w:r>
-            <w:instrText xml:space="preserve"> PAGEREF _Toc12412 \h </w:instrText>
+            <w:instrText xml:space="preserve"> PAGEREF _Toc17864 \h </w:instrText>
           </w:r>
           <w:r>
             <w:fldChar w:fldCharType="separate"/>
@@ -719,7 +721,7 @@
               <w:szCs w:val="24"/>
               <w:lang w:val="en-US" w:eastAsia="zh-CN" w:bidi="ar-SA"/>
             </w:rPr>
-            <w:instrText xml:space="preserve"> HYPERLINK \l _Toc8038 </w:instrText>
+            <w:instrText xml:space="preserve"> HYPERLINK \l _Toc11023 </w:instrText>
           </w:r>
           <w:r>
             <w:rPr>
@@ -756,7 +758,7 @@
             <w:fldChar w:fldCharType="begin"/>
           </w:r>
           <w:r>
-            <w:instrText xml:space="preserve"> PAGEREF _Toc8038 \h </w:instrText>
+            <w:instrText xml:space="preserve"> PAGEREF _Toc11023 \h </w:instrText>
           </w:r>
           <w:r>
             <w:fldChar w:fldCharType="separate"/>
@@ -800,7 +802,7 @@
               <w:szCs w:val="24"/>
               <w:lang w:val="en-US" w:eastAsia="zh-CN" w:bidi="ar-SA"/>
             </w:rPr>
-            <w:instrText xml:space="preserve"> HYPERLINK \l _Toc920 </w:instrText>
+            <w:instrText xml:space="preserve"> HYPERLINK \l _Toc27818 </w:instrText>
           </w:r>
           <w:r>
             <w:rPr>
@@ -837,7 +839,7 @@
             <w:fldChar w:fldCharType="begin"/>
           </w:r>
           <w:r>
-            <w:instrText xml:space="preserve"> PAGEREF _Toc920 \h </w:instrText>
+            <w:instrText xml:space="preserve"> PAGEREF _Toc27818 \h </w:instrText>
           </w:r>
           <w:r>
             <w:fldChar w:fldCharType="separate"/>
@@ -881,7 +883,7 @@
               <w:szCs w:val="24"/>
               <w:lang w:val="en-US" w:eastAsia="zh-CN" w:bidi="ar-SA"/>
             </w:rPr>
-            <w:instrText xml:space="preserve"> HYPERLINK \l _Toc6433 </w:instrText>
+            <w:instrText xml:space="preserve"> HYPERLINK \l _Toc11702 </w:instrText>
           </w:r>
           <w:r>
             <w:rPr>
@@ -918,7 +920,7 @@
             <w:fldChar w:fldCharType="begin"/>
           </w:r>
           <w:r>
-            <w:instrText xml:space="preserve"> PAGEREF _Toc6433 \h </w:instrText>
+            <w:instrText xml:space="preserve"> PAGEREF _Toc11702 \h </w:instrText>
           </w:r>
           <w:r>
             <w:fldChar w:fldCharType="separate"/>
@@ -962,7 +964,7 @@
               <w:szCs w:val="24"/>
               <w:lang w:val="en-US" w:eastAsia="zh-CN" w:bidi="ar-SA"/>
             </w:rPr>
-            <w:instrText xml:space="preserve"> HYPERLINK \l _Toc21339 </w:instrText>
+            <w:instrText xml:space="preserve"> HYPERLINK \l _Toc2666 </w:instrText>
           </w:r>
           <w:r>
             <w:rPr>
@@ -999,7 +1001,7 @@
             <w:fldChar w:fldCharType="begin"/>
           </w:r>
           <w:r>
-            <w:instrText xml:space="preserve"> PAGEREF _Toc21339 \h </w:instrText>
+            <w:instrText xml:space="preserve"> PAGEREF _Toc2666 \h </w:instrText>
           </w:r>
           <w:r>
             <w:fldChar w:fldCharType="separate"/>
@@ -1043,7 +1045,7 @@
               <w:szCs w:val="24"/>
               <w:lang w:val="en-US" w:eastAsia="zh-CN" w:bidi="ar-SA"/>
             </w:rPr>
-            <w:instrText xml:space="preserve"> HYPERLINK \l _Toc12446 </w:instrText>
+            <w:instrText xml:space="preserve"> HYPERLINK \l _Toc16505 </w:instrText>
           </w:r>
           <w:r>
             <w:rPr>
@@ -1080,7 +1082,7 @@
             <w:fldChar w:fldCharType="begin"/>
           </w:r>
           <w:r>
-            <w:instrText xml:space="preserve"> PAGEREF _Toc12446 \h </w:instrText>
+            <w:instrText xml:space="preserve"> PAGEREF _Toc16505 \h </w:instrText>
           </w:r>
           <w:r>
             <w:fldChar w:fldCharType="separate"/>
@@ -1124,7 +1126,7 @@
               <w:szCs w:val="24"/>
               <w:lang w:val="en-US" w:eastAsia="zh-CN" w:bidi="ar-SA"/>
             </w:rPr>
-            <w:instrText xml:space="preserve"> HYPERLINK \l _Toc16301 </w:instrText>
+            <w:instrText xml:space="preserve"> HYPERLINK \l _Toc30395 </w:instrText>
           </w:r>
           <w:r>
             <w:rPr>
@@ -1161,7 +1163,7 @@
             <w:fldChar w:fldCharType="begin"/>
           </w:r>
           <w:r>
-            <w:instrText xml:space="preserve"> PAGEREF _Toc16301 \h </w:instrText>
+            <w:instrText xml:space="preserve"> PAGEREF _Toc30395 \h </w:instrText>
           </w:r>
           <w:r>
             <w:fldChar w:fldCharType="separate"/>
@@ -1205,7 +1207,7 @@
               <w:szCs w:val="24"/>
               <w:lang w:val="en-US" w:eastAsia="zh-CN" w:bidi="ar-SA"/>
             </w:rPr>
-            <w:instrText xml:space="preserve"> HYPERLINK \l _Toc32236 </w:instrText>
+            <w:instrText xml:space="preserve"> HYPERLINK \l _Toc21459 </w:instrText>
           </w:r>
           <w:r>
             <w:rPr>
@@ -1242,7 +1244,7 @@
             <w:fldChar w:fldCharType="begin"/>
           </w:r>
           <w:r>
-            <w:instrText xml:space="preserve"> PAGEREF _Toc32236 \h </w:instrText>
+            <w:instrText xml:space="preserve"> PAGEREF _Toc21459 \h </w:instrText>
           </w:r>
           <w:r>
             <w:fldChar w:fldCharType="separate"/>
@@ -1286,7 +1288,7 @@
               <w:szCs w:val="24"/>
               <w:lang w:val="en-US" w:eastAsia="zh-CN" w:bidi="ar-SA"/>
             </w:rPr>
-            <w:instrText xml:space="preserve"> HYPERLINK \l _Toc8479 </w:instrText>
+            <w:instrText xml:space="preserve"> HYPERLINK \l _Toc24929 </w:instrText>
           </w:r>
           <w:r>
             <w:rPr>
@@ -1317,7 +1319,7 @@
             <w:fldChar w:fldCharType="begin"/>
           </w:r>
           <w:r>
-            <w:instrText xml:space="preserve"> PAGEREF _Toc8479 \h </w:instrText>
+            <w:instrText xml:space="preserve"> PAGEREF _Toc24929 \h </w:instrText>
           </w:r>
           <w:r>
             <w:fldChar w:fldCharType="separate"/>
@@ -1361,7 +1363,7 @@
               <w:szCs w:val="24"/>
               <w:lang w:val="en-US" w:eastAsia="zh-CN" w:bidi="ar-SA"/>
             </w:rPr>
-            <w:instrText xml:space="preserve"> HYPERLINK \l _Toc32033 </w:instrText>
+            <w:instrText xml:space="preserve"> HYPERLINK \l _Toc7399 </w:instrText>
           </w:r>
           <w:r>
             <w:rPr>
@@ -1399,7 +1401,7 @@
             <w:fldChar w:fldCharType="begin"/>
           </w:r>
           <w:r>
-            <w:instrText xml:space="preserve"> PAGEREF _Toc32033 \h </w:instrText>
+            <w:instrText xml:space="preserve"> PAGEREF _Toc7399 \h </w:instrText>
           </w:r>
           <w:r>
             <w:fldChar w:fldCharType="separate"/>
@@ -1443,7 +1445,7 @@
               <w:szCs w:val="24"/>
               <w:lang w:val="en-US" w:eastAsia="zh-CN" w:bidi="ar-SA"/>
             </w:rPr>
-            <w:instrText xml:space="preserve"> HYPERLINK \l _Toc14837 </w:instrText>
+            <w:instrText xml:space="preserve"> HYPERLINK \l _Toc1458 </w:instrText>
           </w:r>
           <w:r>
             <w:rPr>
@@ -1481,7 +1483,7 @@
             <w:fldChar w:fldCharType="begin"/>
           </w:r>
           <w:r>
-            <w:instrText xml:space="preserve"> PAGEREF _Toc14837 \h </w:instrText>
+            <w:instrText xml:space="preserve"> PAGEREF _Toc1458 \h </w:instrText>
           </w:r>
           <w:r>
             <w:fldChar w:fldCharType="separate"/>
@@ -1525,7 +1527,7 @@
               <w:szCs w:val="24"/>
               <w:lang w:val="en-US" w:eastAsia="zh-CN" w:bidi="ar-SA"/>
             </w:rPr>
-            <w:instrText xml:space="preserve"> HYPERLINK \l _Toc27612 </w:instrText>
+            <w:instrText xml:space="preserve"> HYPERLINK \l _Toc24940 </w:instrText>
           </w:r>
           <w:r>
             <w:rPr>
@@ -1563,7 +1565,7 @@
             <w:fldChar w:fldCharType="begin"/>
           </w:r>
           <w:r>
-            <w:instrText xml:space="preserve"> PAGEREF _Toc27612 \h </w:instrText>
+            <w:instrText xml:space="preserve"> PAGEREF _Toc24940 \h </w:instrText>
           </w:r>
           <w:r>
             <w:fldChar w:fldCharType="separate"/>
@@ -1607,7 +1609,7 @@
               <w:szCs w:val="24"/>
               <w:lang w:val="en-US" w:eastAsia="zh-CN" w:bidi="ar-SA"/>
             </w:rPr>
-            <w:instrText xml:space="preserve"> HYPERLINK \l _Toc19505 </w:instrText>
+            <w:instrText xml:space="preserve"> HYPERLINK \l _Toc4958 </w:instrText>
           </w:r>
           <w:r>
             <w:rPr>
@@ -1638,7 +1640,7 @@
             <w:fldChar w:fldCharType="begin"/>
           </w:r>
           <w:r>
-            <w:instrText xml:space="preserve"> PAGEREF _Toc19505 \h </w:instrText>
+            <w:instrText xml:space="preserve"> PAGEREF _Toc4958 \h </w:instrText>
           </w:r>
           <w:r>
             <w:fldChar w:fldCharType="separate"/>
@@ -1682,7 +1684,7 @@
               <w:szCs w:val="24"/>
               <w:lang w:val="en-US" w:eastAsia="zh-CN" w:bidi="ar-SA"/>
             </w:rPr>
-            <w:instrText xml:space="preserve"> HYPERLINK \l _Toc31620 </w:instrText>
+            <w:instrText xml:space="preserve"> HYPERLINK \l _Toc22491 </w:instrText>
           </w:r>
           <w:r>
             <w:rPr>
@@ -1720,7 +1722,7 @@
             <w:fldChar w:fldCharType="begin"/>
           </w:r>
           <w:r>
-            <w:instrText xml:space="preserve"> PAGEREF _Toc31620 \h </w:instrText>
+            <w:instrText xml:space="preserve"> PAGEREF _Toc22491 \h </w:instrText>
           </w:r>
           <w:r>
             <w:fldChar w:fldCharType="separate"/>
@@ -1764,7 +1766,7 @@
               <w:szCs w:val="24"/>
               <w:lang w:val="en-US" w:eastAsia="zh-CN" w:bidi="ar-SA"/>
             </w:rPr>
-            <w:instrText xml:space="preserve"> HYPERLINK \l _Toc9540 </w:instrText>
+            <w:instrText xml:space="preserve"> HYPERLINK \l _Toc15959 </w:instrText>
           </w:r>
           <w:r>
             <w:rPr>
@@ -1802,7 +1804,7 @@
             <w:fldChar w:fldCharType="begin"/>
           </w:r>
           <w:r>
-            <w:instrText xml:space="preserve"> PAGEREF _Toc9540 \h </w:instrText>
+            <w:instrText xml:space="preserve"> PAGEREF _Toc15959 \h </w:instrText>
           </w:r>
           <w:r>
             <w:fldChar w:fldCharType="separate"/>
@@ -1846,7 +1848,7 @@
               <w:szCs w:val="24"/>
               <w:lang w:val="en-US" w:eastAsia="zh-CN" w:bidi="ar-SA"/>
             </w:rPr>
-            <w:instrText xml:space="preserve"> HYPERLINK \l _Toc18121 </w:instrText>
+            <w:instrText xml:space="preserve"> HYPERLINK \l _Toc26168 </w:instrText>
           </w:r>
           <w:r>
             <w:rPr>
@@ -1884,7 +1886,7 @@
             <w:fldChar w:fldCharType="begin"/>
           </w:r>
           <w:r>
-            <w:instrText xml:space="preserve"> PAGEREF _Toc18121 \h </w:instrText>
+            <w:instrText xml:space="preserve"> PAGEREF _Toc26168 \h </w:instrText>
           </w:r>
           <w:r>
             <w:fldChar w:fldCharType="separate"/>
@@ -1928,7 +1930,7 @@
               <w:szCs w:val="24"/>
               <w:lang w:val="en-US" w:eastAsia="zh-CN" w:bidi="ar-SA"/>
             </w:rPr>
-            <w:instrText xml:space="preserve"> HYPERLINK \l _Toc29722 </w:instrText>
+            <w:instrText xml:space="preserve"> HYPERLINK \l _Toc14090 </w:instrText>
           </w:r>
           <w:r>
             <w:rPr>
@@ -1979,7 +1981,7 @@
             <w:fldChar w:fldCharType="begin"/>
           </w:r>
           <w:r>
-            <w:instrText xml:space="preserve"> PAGEREF _Toc29722 \h </w:instrText>
+            <w:instrText xml:space="preserve"> PAGEREF _Toc14090 \h </w:instrText>
           </w:r>
           <w:r>
             <w:fldChar w:fldCharType="separate"/>
@@ -2023,7 +2025,7 @@
               <w:szCs w:val="24"/>
               <w:lang w:val="en-US" w:eastAsia="zh-CN" w:bidi="ar-SA"/>
             </w:rPr>
-            <w:instrText xml:space="preserve"> HYPERLINK \l _Toc11258 </w:instrText>
+            <w:instrText xml:space="preserve"> HYPERLINK \l _Toc7143 </w:instrText>
           </w:r>
           <w:r>
             <w:rPr>
@@ -2067,7 +2069,7 @@
             <w:fldChar w:fldCharType="begin"/>
           </w:r>
           <w:r>
-            <w:instrText xml:space="preserve"> PAGEREF _Toc11258 \h </w:instrText>
+            <w:instrText xml:space="preserve"> PAGEREF _Toc7143 \h </w:instrText>
           </w:r>
           <w:r>
             <w:fldChar w:fldCharType="separate"/>
@@ -2111,7 +2113,7 @@
               <w:szCs w:val="24"/>
               <w:lang w:val="en-US" w:eastAsia="zh-CN" w:bidi="ar-SA"/>
             </w:rPr>
-            <w:instrText xml:space="preserve"> HYPERLINK \l _Toc9360 </w:instrText>
+            <w:instrText xml:space="preserve"> HYPERLINK \l _Toc5447 </w:instrText>
           </w:r>
           <w:r>
             <w:rPr>
@@ -2155,7 +2157,7 @@
             <w:fldChar w:fldCharType="begin"/>
           </w:r>
           <w:r>
-            <w:instrText xml:space="preserve"> PAGEREF _Toc9360 \h </w:instrText>
+            <w:instrText xml:space="preserve"> PAGEREF _Toc5447 \h </w:instrText>
           </w:r>
           <w:r>
             <w:fldChar w:fldCharType="separate"/>
@@ -2199,7 +2201,7 @@
               <w:szCs w:val="24"/>
               <w:lang w:val="en-US" w:eastAsia="zh-CN" w:bidi="ar-SA"/>
             </w:rPr>
-            <w:instrText xml:space="preserve"> HYPERLINK \l _Toc31523 </w:instrText>
+            <w:instrText xml:space="preserve"> HYPERLINK \l _Toc26479 </w:instrText>
           </w:r>
           <w:r>
             <w:rPr>
@@ -2243,7 +2245,7 @@
             <w:fldChar w:fldCharType="begin"/>
           </w:r>
           <w:r>
-            <w:instrText xml:space="preserve"> PAGEREF _Toc31523 \h </w:instrText>
+            <w:instrText xml:space="preserve"> PAGEREF _Toc26479 \h </w:instrText>
           </w:r>
           <w:r>
             <w:fldChar w:fldCharType="separate"/>
@@ -2287,7 +2289,7 @@
               <w:szCs w:val="24"/>
               <w:lang w:val="en-US" w:eastAsia="zh-CN" w:bidi="ar-SA"/>
             </w:rPr>
-            <w:instrText xml:space="preserve"> HYPERLINK \l _Toc5017 </w:instrText>
+            <w:instrText xml:space="preserve"> HYPERLINK \l _Toc21390 </w:instrText>
           </w:r>
           <w:r>
             <w:rPr>
@@ -2318,7 +2320,7 @@
             <w:fldChar w:fldCharType="begin"/>
           </w:r>
           <w:r>
-            <w:instrText xml:space="preserve"> PAGEREF _Toc5017 \h </w:instrText>
+            <w:instrText xml:space="preserve"> PAGEREF _Toc21390 \h </w:instrText>
           </w:r>
           <w:r>
             <w:fldChar w:fldCharType="separate"/>
@@ -2362,7 +2364,7 @@
               <w:szCs w:val="24"/>
               <w:lang w:val="en-US" w:eastAsia="zh-CN" w:bidi="ar-SA"/>
             </w:rPr>
-            <w:instrText xml:space="preserve"> HYPERLINK \l _Toc7705 </w:instrText>
+            <w:instrText xml:space="preserve"> HYPERLINK \l _Toc20253 </w:instrText>
           </w:r>
           <w:r>
             <w:rPr>
@@ -2397,7 +2399,7 @@
             <w:fldChar w:fldCharType="begin"/>
           </w:r>
           <w:r>
-            <w:instrText xml:space="preserve"> PAGEREF _Toc7705 \h </w:instrText>
+            <w:instrText xml:space="preserve"> PAGEREF _Toc20253 \h </w:instrText>
           </w:r>
           <w:r>
             <w:fldChar w:fldCharType="separate"/>
@@ -2441,7 +2443,7 @@
               <w:szCs w:val="24"/>
               <w:lang w:val="en-US" w:eastAsia="zh-CN" w:bidi="ar-SA"/>
             </w:rPr>
-            <w:instrText xml:space="preserve"> HYPERLINK \l _Toc18850 </w:instrText>
+            <w:instrText xml:space="preserve"> HYPERLINK \l _Toc9626 </w:instrText>
           </w:r>
           <w:r>
             <w:rPr>
@@ -2476,7 +2478,7 @@
             <w:fldChar w:fldCharType="begin"/>
           </w:r>
           <w:r>
-            <w:instrText xml:space="preserve"> PAGEREF _Toc18850 \h </w:instrText>
+            <w:instrText xml:space="preserve"> PAGEREF _Toc9626 \h </w:instrText>
           </w:r>
           <w:r>
             <w:fldChar w:fldCharType="separate"/>
@@ -2579,7 +2581,7 @@
           <w:rFonts w:hint="eastAsia" w:ascii="宋体" w:hAnsi="宋体" w:eastAsia="宋体" w:cs="宋体"/>
         </w:rPr>
       </w:pPr>
-      <w:bookmarkStart w:id="0" w:name="_Toc12412"/>
+      <w:bookmarkStart w:id="0" w:name="_Toc17864"/>
       <w:r>
         <w:rPr>
           <w:rFonts w:hint="eastAsia" w:ascii="宋体" w:hAnsi="宋体" w:eastAsia="宋体" w:cs="宋体"/>
@@ -2614,7 +2616,7 @@
           <w:rFonts w:hint="eastAsia" w:ascii="宋体" w:hAnsi="宋体" w:eastAsia="宋体" w:cs="宋体"/>
         </w:rPr>
       </w:pPr>
-      <w:bookmarkStart w:id="1" w:name="_Toc8038"/>
+      <w:bookmarkStart w:id="1" w:name="_Toc11023"/>
       <w:r>
         <w:rPr>
           <w:rFonts w:hint="eastAsia" w:ascii="宋体" w:hAnsi="宋体" w:eastAsia="宋体" w:cs="宋体"/>
@@ -2731,7 +2733,7 @@
           <w:rFonts w:hint="eastAsia" w:ascii="宋体" w:hAnsi="宋体" w:eastAsia="宋体" w:cs="宋体"/>
         </w:rPr>
       </w:pPr>
-      <w:bookmarkStart w:id="2" w:name="_Toc920"/>
+      <w:bookmarkStart w:id="2" w:name="_Toc27818"/>
       <w:r>
         <w:rPr>
           <w:rFonts w:hint="eastAsia" w:ascii="宋体" w:hAnsi="宋体" w:eastAsia="宋体" w:cs="宋体"/>
@@ -3192,7 +3194,7 @@
           <w:rFonts w:hint="eastAsia" w:ascii="宋体" w:hAnsi="宋体" w:eastAsia="宋体" w:cs="宋体"/>
         </w:rPr>
       </w:pPr>
-      <w:bookmarkStart w:id="3" w:name="_Toc6433"/>
+      <w:bookmarkStart w:id="3" w:name="_Toc11702"/>
       <w:r>
         <w:rPr>
           <w:rFonts w:hint="eastAsia" w:ascii="宋体" w:hAnsi="宋体" w:eastAsia="宋体" w:cs="宋体"/>
@@ -4158,7 +4160,7 @@
           <w:rFonts w:hint="eastAsia" w:ascii="宋体" w:hAnsi="宋体" w:eastAsia="宋体" w:cs="宋体"/>
         </w:rPr>
       </w:pPr>
-      <w:bookmarkStart w:id="4" w:name="_Toc21339"/>
+      <w:bookmarkStart w:id="4" w:name="_Toc2666"/>
       <w:r>
         <w:rPr>
           <w:rFonts w:hint="eastAsia" w:ascii="宋体" w:hAnsi="宋体" w:eastAsia="宋体" w:cs="宋体"/>
@@ -4199,7 +4201,7 @@
           <w:rFonts w:hint="eastAsia" w:ascii="宋体" w:hAnsi="宋体" w:eastAsia="宋体" w:cs="宋体"/>
         </w:rPr>
       </w:pPr>
-      <w:bookmarkStart w:id="5" w:name="_Toc12446"/>
+      <w:bookmarkStart w:id="5" w:name="_Toc16505"/>
       <w:r>
         <w:rPr>
           <w:rFonts w:hint="eastAsia" w:ascii="宋体" w:hAnsi="宋体" w:eastAsia="宋体" w:cs="宋体"/>
@@ -4370,7 +4372,7 @@
           <w:rFonts w:hint="eastAsia" w:ascii="宋体" w:hAnsi="宋体" w:eastAsia="宋体" w:cs="宋体"/>
         </w:rPr>
       </w:pPr>
-      <w:bookmarkStart w:id="6" w:name="_Toc16301"/>
+      <w:bookmarkStart w:id="6" w:name="_Toc30395"/>
       <w:r>
         <w:rPr>
           <w:rFonts w:hint="eastAsia" w:ascii="宋体" w:hAnsi="宋体" w:eastAsia="宋体" w:cs="宋体"/>
@@ -4955,7 +4957,7 @@
           <w:lang w:val="en-US" w:eastAsia="zh-CN"/>
         </w:rPr>
       </w:pPr>
-      <w:bookmarkStart w:id="7" w:name="_Toc32236"/>
+      <w:bookmarkStart w:id="7" w:name="_Toc21459"/>
       <w:r>
         <w:rPr>
           <w:rFonts w:hint="eastAsia" w:ascii="宋体" w:hAnsi="宋体" w:eastAsia="宋体" w:cs="宋体"/>
@@ -5792,7 +5794,7 @@
           <w:lang w:val="en-US"/>
         </w:rPr>
       </w:pPr>
-      <w:bookmarkStart w:id="8" w:name="_Toc8479"/>
+      <w:bookmarkStart w:id="8" w:name="_Toc24929"/>
       <w:r>
         <w:rPr>
           <w:rFonts w:hint="eastAsia" w:ascii="宋体" w:hAnsi="宋体" w:eastAsia="宋体" w:cs="宋体"/>
@@ -5828,7 +5830,7 @@
           <w:lang w:val="en-US" w:eastAsia="zh-CN"/>
         </w:rPr>
       </w:pPr>
-      <w:bookmarkStart w:id="9" w:name="_Toc32033"/>
+      <w:bookmarkStart w:id="9" w:name="_Toc7399"/>
       <w:r>
         <w:rPr>
           <w:rFonts w:hint="eastAsia" w:ascii="宋体" w:hAnsi="宋体" w:eastAsia="宋体" w:cs="宋体"/>
@@ -6915,7 +6917,7 @@
           <w:lang w:val="en-US" w:eastAsia="zh-CN"/>
         </w:rPr>
       </w:pPr>
-      <w:bookmarkStart w:id="10" w:name="_Toc14837"/>
+      <w:bookmarkStart w:id="10" w:name="_Toc1458"/>
       <w:r>
         <w:rPr>
           <w:rFonts w:hint="eastAsia" w:ascii="宋体" w:hAnsi="宋体" w:eastAsia="宋体" w:cs="宋体"/>
@@ -7329,7 +7331,7 @@
           <w:lang w:val="en-US" w:eastAsia="zh-CN"/>
         </w:rPr>
       </w:pPr>
-      <w:bookmarkStart w:id="11" w:name="_Toc27612"/>
+      <w:bookmarkStart w:id="11" w:name="_Toc24940"/>
       <w:r>
         <w:rPr>
           <w:rFonts w:hint="eastAsia" w:ascii="宋体" w:hAnsi="宋体" w:eastAsia="宋体" w:cs="宋体"/>
@@ -7572,8 +7574,6 @@
         </w:rPr>
         <w:t>3.3.3.通灵</w:t>
       </w:r>
-      <w:bookmarkStart w:id="23" w:name="_GoBack"/>
-      <w:bookmarkEnd w:id="23"/>
     </w:p>
     <w:p>
       <w:pPr>
@@ -7668,7 +7668,7 @@
           <w:rFonts w:hint="eastAsia" w:ascii="宋体" w:hAnsi="宋体" w:eastAsia="宋体" w:cs="宋体"/>
         </w:rPr>
       </w:pPr>
-      <w:bookmarkStart w:id="12" w:name="_Toc19505"/>
+      <w:bookmarkStart w:id="12" w:name="_Toc4958"/>
       <w:r>
         <w:rPr>
           <w:rFonts w:hint="eastAsia" w:ascii="宋体" w:hAnsi="宋体" w:eastAsia="宋体" w:cs="宋体"/>
@@ -7704,7 +7704,7 @@
           <w:lang w:val="en-US" w:eastAsia="zh-CN"/>
         </w:rPr>
       </w:pPr>
-      <w:bookmarkStart w:id="13" w:name="_Toc31620"/>
+      <w:bookmarkStart w:id="13" w:name="_Toc22491"/>
       <w:r>
         <w:rPr>
           <w:rFonts w:hint="eastAsia" w:ascii="宋体" w:hAnsi="宋体" w:eastAsia="宋体" w:cs="宋体"/>
@@ -11088,7 +11088,7 @@
           <w:lang w:val="en-US" w:eastAsia="zh-CN"/>
         </w:rPr>
       </w:pPr>
-      <w:bookmarkStart w:id="14" w:name="_Toc9540"/>
+      <w:bookmarkStart w:id="14" w:name="_Toc15959"/>
       <w:r>
         <w:rPr>
           <w:rFonts w:hint="eastAsia" w:ascii="宋体" w:hAnsi="宋体" w:eastAsia="宋体" w:cs="宋体"/>
@@ -11148,6 +11148,7 @@
             <w:insideH w:val="single" w:color="auto" w:sz="4" w:space="0"/>
             <w:insideV w:val="single" w:color="auto" w:sz="4" w:space="0"/>
           </w:tblBorders>
+          <w:shd w:val="clear" w:color="auto" w:fill="FFFFFF"/>
           <w:tblCellMar>
             <w:top w:w="15" w:type="dxa"/>
             <w:left w:w="15" w:type="dxa"/>
@@ -11346,6 +11347,7 @@
             <w:insideH w:val="single" w:color="auto" w:sz="4" w:space="0"/>
             <w:insideV w:val="single" w:color="auto" w:sz="4" w:space="0"/>
           </w:tblBorders>
+          <w:shd w:val="clear" w:color="auto" w:fill="FFFFFF"/>
           <w:tblCellMar>
             <w:top w:w="15" w:type="dxa"/>
             <w:left w:w="15" w:type="dxa"/>
@@ -11541,6 +11543,7 @@
             <w:insideH w:val="single" w:color="auto" w:sz="4" w:space="0"/>
             <w:insideV w:val="single" w:color="auto" w:sz="4" w:space="0"/>
           </w:tblBorders>
+          <w:shd w:val="clear" w:color="auto" w:fill="FFFFFF"/>
           <w:tblCellMar>
             <w:top w:w="15" w:type="dxa"/>
             <w:left w:w="15" w:type="dxa"/>
@@ -11736,6 +11739,7 @@
             <w:insideH w:val="single" w:color="auto" w:sz="4" w:space="0"/>
             <w:insideV w:val="single" w:color="auto" w:sz="4" w:space="0"/>
           </w:tblBorders>
+          <w:shd w:val="clear" w:color="auto" w:fill="FFFFFF"/>
           <w:tblCellMar>
             <w:top w:w="15" w:type="dxa"/>
             <w:left w:w="15" w:type="dxa"/>
@@ -11932,6 +11936,7 @@
             <w:insideH w:val="single" w:color="auto" w:sz="4" w:space="0"/>
             <w:insideV w:val="single" w:color="auto" w:sz="4" w:space="0"/>
           </w:tblBorders>
+          <w:shd w:val="clear" w:color="auto" w:fill="FFFFFF"/>
           <w:tblCellMar>
             <w:top w:w="15" w:type="dxa"/>
             <w:left w:w="15" w:type="dxa"/>
@@ -12127,6 +12132,7 @@
             <w:insideH w:val="single" w:color="auto" w:sz="4" w:space="0"/>
             <w:insideV w:val="single" w:color="auto" w:sz="4" w:space="0"/>
           </w:tblBorders>
+          <w:shd w:val="clear" w:color="auto" w:fill="FFFFFF"/>
           <w:tblCellMar>
             <w:top w:w="15" w:type="dxa"/>
             <w:left w:w="15" w:type="dxa"/>
@@ -12322,6 +12328,7 @@
             <w:insideH w:val="single" w:color="auto" w:sz="4" w:space="0"/>
             <w:insideV w:val="single" w:color="auto" w:sz="4" w:space="0"/>
           </w:tblBorders>
+          <w:shd w:val="clear" w:color="auto" w:fill="FFFFFF"/>
           <w:tblCellMar>
             <w:top w:w="15" w:type="dxa"/>
             <w:left w:w="15" w:type="dxa"/>
@@ -12585,7 +12592,7 @@
           <w:lang w:val="en-US" w:eastAsia="zh-CN"/>
         </w:rPr>
       </w:pPr>
-      <w:bookmarkStart w:id="15" w:name="_Toc18121"/>
+      <w:bookmarkStart w:id="15" w:name="_Toc26168"/>
       <w:r>
         <w:rPr>
           <w:rFonts w:hint="eastAsia" w:ascii="宋体" w:hAnsi="宋体" w:eastAsia="宋体" w:cs="宋体"/>
@@ -13847,7 +13854,7 @@
           <w:lang w:val="en-US" w:eastAsia="zh-CN"/>
         </w:rPr>
       </w:pPr>
-      <w:bookmarkStart w:id="16" w:name="_Toc29722"/>
+      <w:bookmarkStart w:id="16" w:name="_Toc14090"/>
       <w:r>
         <w:rPr>
           <w:rFonts w:hint="eastAsia" w:ascii="宋体" w:hAnsi="宋体" w:eastAsia="宋体" w:cs="宋体"/>
@@ -13974,6 +13981,7 @@
             <w:insideH w:val="single" w:color="auto" w:sz="4" w:space="0"/>
             <w:insideV w:val="single" w:color="auto" w:sz="4" w:space="0"/>
           </w:tblBorders>
+          <w:shd w:val="clear" w:color="auto" w:fill="FFFFFF"/>
           <w:tblCellMar>
             <w:top w:w="15" w:type="dxa"/>
             <w:left w:w="15" w:type="dxa"/>
@@ -14485,6 +14493,7 @@
             <w:insideH w:val="single" w:color="auto" w:sz="4" w:space="0"/>
             <w:insideV w:val="single" w:color="auto" w:sz="4" w:space="0"/>
           </w:tblBorders>
+          <w:shd w:val="clear" w:color="auto" w:fill="FFFFFF"/>
           <w:tblCellMar>
             <w:top w:w="15" w:type="dxa"/>
             <w:left w:w="15" w:type="dxa"/>
@@ -15247,6 +15256,7 @@
             <w:insideH w:val="single" w:color="auto" w:sz="4" w:space="0"/>
             <w:insideV w:val="single" w:color="auto" w:sz="4" w:space="0"/>
           </w:tblBorders>
+          <w:shd w:val="clear" w:color="auto" w:fill="FFFFFF"/>
           <w:tblCellMar>
             <w:top w:w="15" w:type="dxa"/>
             <w:left w:w="15" w:type="dxa"/>
@@ -17651,7 +17661,7 @@
           <w:rFonts w:hint="eastAsia" w:ascii="宋体" w:hAnsi="宋体" w:eastAsia="宋体" w:cs="宋体"/>
         </w:rPr>
       </w:pPr>
-      <w:bookmarkStart w:id="17" w:name="_Toc11258"/>
+      <w:bookmarkStart w:id="17" w:name="_Toc7143"/>
       <w:r>
         <w:rPr>
           <w:rFonts w:hint="eastAsia" w:ascii="宋体" w:hAnsi="宋体" w:eastAsia="宋体" w:cs="宋体"/>
@@ -18007,6 +18017,7 @@
             <w:insideH w:val="single" w:color="auto" w:sz="4" w:space="0"/>
             <w:insideV w:val="single" w:color="auto" w:sz="4" w:space="0"/>
           </w:tblBorders>
+          <w:shd w:val="clear" w:color="auto" w:fill="FFFFFF"/>
           <w:tblCellMar>
             <w:top w:w="15" w:type="dxa"/>
             <w:left w:w="15" w:type="dxa"/>
@@ -18516,6 +18527,7 @@
             <w:insideH w:val="single" w:color="auto" w:sz="4" w:space="0"/>
             <w:insideV w:val="single" w:color="auto" w:sz="4" w:space="0"/>
           </w:tblBorders>
+          <w:shd w:val="clear" w:color="auto" w:fill="FFFFFF"/>
           <w:tblCellMar>
             <w:top w:w="15" w:type="dxa"/>
             <w:left w:w="15" w:type="dxa"/>
@@ -18756,260 +18768,6 @@
                 <w:lang w:val="en-US" w:eastAsia="zh-CN" w:bidi="ar"/>
               </w:rPr>
               <w:t>替身冷却时间</w:t>
-            </w:r>
-          </w:p>
-        </w:tc>
-      </w:tr>
-      <w:tr>
-        <w:tblPrEx>
-          <w:tblBorders>
-            <w:top w:val="single" w:color="auto" w:sz="4" w:space="0"/>
-            <w:left w:val="single" w:color="auto" w:sz="4" w:space="0"/>
-            <w:bottom w:val="single" w:color="auto" w:sz="4" w:space="0"/>
-            <w:right w:val="single" w:color="auto" w:sz="4" w:space="0"/>
-            <w:insideH w:val="single" w:color="auto" w:sz="4" w:space="0"/>
-            <w:insideV w:val="single" w:color="auto" w:sz="4" w:space="0"/>
-          </w:tblBorders>
-          <w:tblCellMar>
-            <w:top w:w="15" w:type="dxa"/>
-            <w:left w:w="15" w:type="dxa"/>
-            <w:bottom w:w="15" w:type="dxa"/>
-            <w:right w:w="15" w:type="dxa"/>
-          </w:tblCellMar>
-        </w:tblPrEx>
-        <w:tc>
-          <w:tcPr>
-            <w:tcW w:w="1553" w:type="pct"/>
-            <w:shd w:val="clear" w:color="auto" w:fill="FFFFFF"/>
-            <w:tcMar>
-              <w:top w:w="100" w:type="dxa"/>
-              <w:left w:w="0" w:type="dxa"/>
-              <w:bottom w:w="100" w:type="dxa"/>
-              <w:right w:w="160" w:type="dxa"/>
-            </w:tcMar>
-            <w:vAlign w:val="center"/>
-          </w:tcPr>
-          <w:p>
-            <w:pPr>
-              <w:keepNext w:val="0"/>
-              <w:keepLines w:val="0"/>
-              <w:pageBreakBefore w:val="0"/>
-              <w:widowControl/>
-              <w:suppressLineNumbers w:val="0"/>
-              <w:kinsoku/>
-              <w:wordWrap/>
-              <w:overflowPunct/>
-              <w:topLinePunct w:val="0"/>
-              <w:autoSpaceDE/>
-              <w:autoSpaceDN/>
-              <w:bidi w:val="0"/>
-              <w:adjustRightInd/>
-              <w:snapToGrid/>
-              <w:spacing w:line="250" w:lineRule="atLeast"/>
-              <w:jc w:val="center"/>
-              <w:textAlignment w:val="auto"/>
-              <w:rPr>
-                <w:rFonts w:hint="eastAsia" w:ascii="宋体" w:hAnsi="宋体" w:eastAsia="宋体" w:cs="宋体"/>
-                <w:i w:val="0"/>
-                <w:iCs w:val="0"/>
-                <w:caps w:val="0"/>
-                <w:color w:val="0F1115"/>
-                <w:spacing w:val="0"/>
-                <w:sz w:val="15"/>
-                <w:szCs w:val="15"/>
-              </w:rPr>
-            </w:pPr>
-            <w:r>
-              <w:rPr>
-                <w:rFonts w:hint="eastAsia" w:ascii="宋体" w:hAnsi="宋体" w:eastAsia="宋体" w:cs="宋体"/>
-                <w:i w:val="0"/>
-                <w:iCs w:val="0"/>
-                <w:caps w:val="0"/>
-                <w:color w:val="0F1115"/>
-                <w:spacing w:val="0"/>
-                <w:kern w:val="0"/>
-                <w:sz w:val="15"/>
-                <w:szCs w:val="15"/>
-                <w:lang w:val="en-US" w:eastAsia="zh-CN" w:bidi="ar"/>
-              </w:rPr>
-              <w:t>FirstSkillCD</w:t>
-            </w:r>
-          </w:p>
-        </w:tc>
-        <w:tc>
-          <w:tcPr>
-            <w:tcW w:w="946" w:type="pct"/>
-            <w:shd w:val="clear" w:color="auto" w:fill="FFFFFF"/>
-            <w:tcMar>
-              <w:top w:w="100" w:type="dxa"/>
-              <w:left w:w="160" w:type="dxa"/>
-              <w:bottom w:w="100" w:type="dxa"/>
-              <w:right w:w="160" w:type="dxa"/>
-            </w:tcMar>
-            <w:vAlign w:val="center"/>
-          </w:tcPr>
-          <w:p>
-            <w:pPr>
-              <w:keepNext w:val="0"/>
-              <w:keepLines w:val="0"/>
-              <w:pageBreakBefore w:val="0"/>
-              <w:widowControl/>
-              <w:suppressLineNumbers w:val="0"/>
-              <w:kinsoku/>
-              <w:wordWrap/>
-              <w:overflowPunct/>
-              <w:topLinePunct w:val="0"/>
-              <w:autoSpaceDE/>
-              <w:autoSpaceDN/>
-              <w:bidi w:val="0"/>
-              <w:adjustRightInd/>
-              <w:snapToGrid/>
-              <w:spacing w:line="250" w:lineRule="atLeast"/>
-              <w:jc w:val="center"/>
-              <w:textAlignment w:val="auto"/>
-              <w:rPr>
-                <w:rFonts w:hint="eastAsia" w:ascii="宋体" w:hAnsi="宋体" w:eastAsia="宋体" w:cs="宋体"/>
-                <w:i w:val="0"/>
-                <w:iCs w:val="0"/>
-                <w:caps w:val="0"/>
-                <w:color w:val="0F1115"/>
-                <w:spacing w:val="0"/>
-                <w:sz w:val="15"/>
-                <w:szCs w:val="15"/>
-              </w:rPr>
-            </w:pPr>
-            <w:r>
-              <w:rPr>
-                <w:rFonts w:hint="eastAsia" w:ascii="宋体" w:hAnsi="宋体" w:eastAsia="宋体" w:cs="宋体"/>
-                <w:i w:val="0"/>
-                <w:iCs w:val="0"/>
-                <w:caps w:val="0"/>
-                <w:color w:val="0F1115"/>
-                <w:spacing w:val="0"/>
-                <w:kern w:val="0"/>
-                <w:sz w:val="15"/>
-                <w:szCs w:val="15"/>
-                <w:lang w:val="en-US" w:eastAsia="zh-CN" w:bidi="ar"/>
-              </w:rPr>
-              <w:t>float</w:t>
-            </w:r>
-          </w:p>
-        </w:tc>
-        <w:tc>
-          <w:tcPr>
-            <w:tcW w:w="1049" w:type="pct"/>
-            <w:shd w:val="clear" w:color="auto" w:fill="FFFFFF"/>
-            <w:tcMar>
-              <w:top w:w="100" w:type="dxa"/>
-              <w:left w:w="160" w:type="dxa"/>
-              <w:bottom w:w="100" w:type="dxa"/>
-              <w:right w:w="160" w:type="dxa"/>
-            </w:tcMar>
-            <w:vAlign w:val="center"/>
-          </w:tcPr>
-          <w:p>
-            <w:pPr>
-              <w:keepNext w:val="0"/>
-              <w:keepLines w:val="0"/>
-              <w:pageBreakBefore w:val="0"/>
-              <w:widowControl/>
-              <w:suppressLineNumbers w:val="0"/>
-              <w:kinsoku/>
-              <w:wordWrap/>
-              <w:overflowPunct/>
-              <w:topLinePunct w:val="0"/>
-              <w:autoSpaceDE/>
-              <w:autoSpaceDN/>
-              <w:bidi w:val="0"/>
-              <w:adjustRightInd/>
-              <w:snapToGrid/>
-              <w:spacing w:line="250" w:lineRule="atLeast"/>
-              <w:jc w:val="center"/>
-              <w:textAlignment w:val="auto"/>
-              <w:rPr>
-                <w:rFonts w:hint="eastAsia" w:ascii="宋体" w:hAnsi="宋体" w:eastAsia="宋体" w:cs="宋体"/>
-                <w:i w:val="0"/>
-                <w:iCs w:val="0"/>
-                <w:caps w:val="0"/>
-                <w:color w:val="0F1115"/>
-                <w:spacing w:val="0"/>
-                <w:sz w:val="15"/>
-                <w:szCs w:val="15"/>
-              </w:rPr>
-            </w:pPr>
-            <w:r>
-              <w:rPr>
-                <w:rFonts w:hint="eastAsia" w:ascii="宋体" w:hAnsi="宋体" w:eastAsia="宋体" w:cs="宋体"/>
-                <w:i w:val="0"/>
-                <w:iCs w:val="0"/>
-                <w:caps w:val="0"/>
-                <w:color w:val="0F1115"/>
-                <w:spacing w:val="0"/>
-                <w:kern w:val="0"/>
-                <w:sz w:val="15"/>
-                <w:szCs w:val="15"/>
-                <w:lang w:val="en-US" w:eastAsia="zh-CN" w:bidi="ar"/>
-              </w:rPr>
-              <w:t>10.0f</w:t>
-            </w:r>
-          </w:p>
-        </w:tc>
-        <w:tc>
-          <w:tcPr>
-            <w:tcW w:w="1450" w:type="pct"/>
-            <w:shd w:val="clear" w:color="auto" w:fill="FFFFFF"/>
-            <w:tcMar>
-              <w:top w:w="100" w:type="dxa"/>
-              <w:left w:w="160" w:type="dxa"/>
-              <w:bottom w:w="100" w:type="dxa"/>
-              <w:right w:w="0" w:type="dxa"/>
-            </w:tcMar>
-            <w:vAlign w:val="center"/>
-          </w:tcPr>
-          <w:p>
-            <w:pPr>
-              <w:keepNext w:val="0"/>
-              <w:keepLines w:val="0"/>
-              <w:pageBreakBefore w:val="0"/>
-              <w:widowControl/>
-              <w:suppressLineNumbers w:val="0"/>
-              <w:kinsoku/>
-              <w:wordWrap/>
-              <w:overflowPunct/>
-              <w:topLinePunct w:val="0"/>
-              <w:autoSpaceDE/>
-              <w:autoSpaceDN/>
-              <w:bidi w:val="0"/>
-              <w:adjustRightInd/>
-              <w:snapToGrid/>
-              <w:spacing w:line="250" w:lineRule="atLeast"/>
-              <w:jc w:val="center"/>
-              <w:textAlignment w:val="auto"/>
-              <w:rPr>
-                <w:rFonts w:hint="eastAsia" w:ascii="宋体" w:hAnsi="宋体" w:eastAsia="宋体" w:cs="宋体"/>
-                <w:i w:val="0"/>
-                <w:iCs w:val="0"/>
-                <w:caps w:val="0"/>
-                <w:color w:val="0F1115"/>
-                <w:spacing w:val="0"/>
-                <w:sz w:val="15"/>
-                <w:szCs w:val="15"/>
-              </w:rPr>
-            </w:pPr>
-            <w:r>
-              <w:rPr>
-                <w:rFonts w:hint="eastAsia" w:ascii="宋体" w:hAnsi="宋体" w:eastAsia="宋体" w:cs="宋体"/>
-                <w:i w:val="0"/>
-                <w:iCs w:val="0"/>
-                <w:caps w:val="0"/>
-                <w:color w:val="0F1115"/>
-                <w:spacing w:val="0"/>
-                <w:kern w:val="0"/>
-                <w:sz w:val="15"/>
-                <w:szCs w:val="15"/>
-                <w:lang w:val="en-US" w:eastAsia="zh-CN" w:bidi="ar"/>
-              </w:rPr>
-              <w:t>一技能冷却</w:t>
             </w:r>
           </w:p>
         </w:tc>
@@ -19087,7 +18845,7 @@
                 <w:szCs w:val="15"/>
                 <w:lang w:val="en-US" w:eastAsia="zh-CN" w:bidi="ar"/>
               </w:rPr>
-              <w:t>SecondSkillCD</w:t>
+              <w:t>FirstSkillCD</w:t>
             </w:r>
           </w:p>
         </w:tc>
@@ -19205,7 +18963,7 @@
                 <w:szCs w:val="15"/>
                 <w:lang w:val="en-US" w:eastAsia="zh-CN" w:bidi="ar"/>
               </w:rPr>
-              <w:t>12.0f</w:t>
+              <w:t>10.0f</w:t>
             </w:r>
           </w:p>
         </w:tc>
@@ -19264,261 +19022,7 @@
                 <w:szCs w:val="15"/>
                 <w:lang w:val="en-US" w:eastAsia="zh-CN" w:bidi="ar"/>
               </w:rPr>
-              <w:t>二技能冷却</w:t>
-            </w:r>
-          </w:p>
-        </w:tc>
-      </w:tr>
-      <w:tr>
-        <w:tblPrEx>
-          <w:tblBorders>
-            <w:top w:val="single" w:color="auto" w:sz="4" w:space="0"/>
-            <w:left w:val="single" w:color="auto" w:sz="4" w:space="0"/>
-            <w:bottom w:val="single" w:color="auto" w:sz="4" w:space="0"/>
-            <w:right w:val="single" w:color="auto" w:sz="4" w:space="0"/>
-            <w:insideH w:val="single" w:color="auto" w:sz="4" w:space="0"/>
-            <w:insideV w:val="single" w:color="auto" w:sz="4" w:space="0"/>
-          </w:tblBorders>
-          <w:tblCellMar>
-            <w:top w:w="15" w:type="dxa"/>
-            <w:left w:w="15" w:type="dxa"/>
-            <w:bottom w:w="15" w:type="dxa"/>
-            <w:right w:w="15" w:type="dxa"/>
-          </w:tblCellMar>
-        </w:tblPrEx>
-        <w:tc>
-          <w:tcPr>
-            <w:tcW w:w="1553" w:type="pct"/>
-            <w:shd w:val="clear" w:color="auto" w:fill="FFFFFF"/>
-            <w:tcMar>
-              <w:top w:w="100" w:type="dxa"/>
-              <w:left w:w="0" w:type="dxa"/>
-              <w:bottom w:w="100" w:type="dxa"/>
-              <w:right w:w="160" w:type="dxa"/>
-            </w:tcMar>
-            <w:vAlign w:val="center"/>
-          </w:tcPr>
-          <w:p>
-            <w:pPr>
-              <w:keepNext w:val="0"/>
-              <w:keepLines w:val="0"/>
-              <w:pageBreakBefore w:val="0"/>
-              <w:widowControl/>
-              <w:suppressLineNumbers w:val="0"/>
-              <w:kinsoku/>
-              <w:wordWrap/>
-              <w:overflowPunct/>
-              <w:topLinePunct w:val="0"/>
-              <w:autoSpaceDE/>
-              <w:autoSpaceDN/>
-              <w:bidi w:val="0"/>
-              <w:adjustRightInd/>
-              <w:snapToGrid/>
-              <w:spacing w:line="250" w:lineRule="atLeast"/>
-              <w:jc w:val="center"/>
-              <w:textAlignment w:val="auto"/>
-              <w:rPr>
-                <w:rFonts w:hint="eastAsia" w:ascii="宋体" w:hAnsi="宋体" w:eastAsia="宋体" w:cs="宋体"/>
-                <w:i w:val="0"/>
-                <w:iCs w:val="0"/>
-                <w:caps w:val="0"/>
-                <w:color w:val="0F1115"/>
-                <w:spacing w:val="0"/>
-                <w:sz w:val="15"/>
-                <w:szCs w:val="15"/>
-              </w:rPr>
-            </w:pPr>
-            <w:r>
-              <w:rPr>
-                <w:rFonts w:hint="eastAsia" w:ascii="宋体" w:hAnsi="宋体" w:eastAsia="宋体" w:cs="宋体"/>
-                <w:i w:val="0"/>
-                <w:iCs w:val="0"/>
-                <w:caps w:val="0"/>
-                <w:color w:val="0F1115"/>
-                <w:spacing w:val="0"/>
-                <w:kern w:val="0"/>
-                <w:sz w:val="15"/>
-                <w:szCs w:val="15"/>
-                <w:lang w:val="en-US" w:eastAsia="zh-CN" w:bidi="ar"/>
-              </w:rPr>
-              <w:t>ScrollCD</w:t>
-            </w:r>
-          </w:p>
-        </w:tc>
-        <w:tc>
-          <w:tcPr>
-            <w:tcW w:w="946" w:type="pct"/>
-            <w:shd w:val="clear" w:color="auto" w:fill="FFFFFF"/>
-            <w:tcMar>
-              <w:top w:w="100" w:type="dxa"/>
-              <w:left w:w="160" w:type="dxa"/>
-              <w:bottom w:w="100" w:type="dxa"/>
-              <w:right w:w="160" w:type="dxa"/>
-            </w:tcMar>
-            <w:vAlign w:val="center"/>
-          </w:tcPr>
-          <w:p>
-            <w:pPr>
-              <w:keepNext w:val="0"/>
-              <w:keepLines w:val="0"/>
-              <w:pageBreakBefore w:val="0"/>
-              <w:widowControl/>
-              <w:suppressLineNumbers w:val="0"/>
-              <w:kinsoku/>
-              <w:wordWrap/>
-              <w:overflowPunct/>
-              <w:topLinePunct w:val="0"/>
-              <w:autoSpaceDE/>
-              <w:autoSpaceDN/>
-              <w:bidi w:val="0"/>
-              <w:adjustRightInd/>
-              <w:snapToGrid/>
-              <w:spacing w:line="250" w:lineRule="atLeast"/>
-              <w:jc w:val="center"/>
-              <w:textAlignment w:val="auto"/>
-              <w:rPr>
-                <w:rFonts w:hint="eastAsia" w:ascii="宋体" w:hAnsi="宋体" w:eastAsia="宋体" w:cs="宋体"/>
-                <w:i w:val="0"/>
-                <w:iCs w:val="0"/>
-                <w:caps w:val="0"/>
-                <w:color w:val="0F1115"/>
-                <w:spacing w:val="0"/>
-                <w:sz w:val="15"/>
-                <w:szCs w:val="15"/>
-              </w:rPr>
-            </w:pPr>
-            <w:r>
-              <w:rPr>
-                <w:rFonts w:hint="eastAsia" w:ascii="宋体" w:hAnsi="宋体" w:eastAsia="宋体" w:cs="宋体"/>
-                <w:i w:val="0"/>
-                <w:iCs w:val="0"/>
-                <w:caps w:val="0"/>
-                <w:color w:val="0F1115"/>
-                <w:spacing w:val="0"/>
-                <w:kern w:val="0"/>
-                <w:sz w:val="15"/>
-                <w:szCs w:val="15"/>
-                <w:lang w:val="en-US" w:eastAsia="zh-CN" w:bidi="ar"/>
-              </w:rPr>
-              <w:t>float</w:t>
-            </w:r>
-          </w:p>
-        </w:tc>
-        <w:tc>
-          <w:tcPr>
-            <w:tcW w:w="1049" w:type="pct"/>
-            <w:shd w:val="clear" w:color="auto" w:fill="FFFFFF"/>
-            <w:tcMar>
-              <w:top w:w="100" w:type="dxa"/>
-              <w:left w:w="160" w:type="dxa"/>
-              <w:bottom w:w="100" w:type="dxa"/>
-              <w:right w:w="160" w:type="dxa"/>
-            </w:tcMar>
-            <w:vAlign w:val="center"/>
-          </w:tcPr>
-          <w:p>
-            <w:pPr>
-              <w:keepNext w:val="0"/>
-              <w:keepLines w:val="0"/>
-              <w:pageBreakBefore w:val="0"/>
-              <w:widowControl/>
-              <w:suppressLineNumbers w:val="0"/>
-              <w:kinsoku/>
-              <w:wordWrap/>
-              <w:overflowPunct/>
-              <w:topLinePunct w:val="0"/>
-              <w:autoSpaceDE/>
-              <w:autoSpaceDN/>
-              <w:bidi w:val="0"/>
-              <w:adjustRightInd/>
-              <w:snapToGrid/>
-              <w:spacing w:line="250" w:lineRule="atLeast"/>
-              <w:jc w:val="center"/>
-              <w:textAlignment w:val="auto"/>
-              <w:rPr>
-                <w:rFonts w:hint="eastAsia" w:ascii="宋体" w:hAnsi="宋体" w:eastAsia="宋体" w:cs="宋体"/>
-                <w:i w:val="0"/>
-                <w:iCs w:val="0"/>
-                <w:caps w:val="0"/>
-                <w:color w:val="0F1115"/>
-                <w:spacing w:val="0"/>
-                <w:sz w:val="15"/>
-                <w:szCs w:val="15"/>
-              </w:rPr>
-            </w:pPr>
-            <w:r>
-              <w:rPr>
-                <w:rFonts w:hint="eastAsia" w:ascii="宋体" w:hAnsi="宋体" w:eastAsia="宋体" w:cs="宋体"/>
-                <w:i w:val="0"/>
-                <w:iCs w:val="0"/>
-                <w:caps w:val="0"/>
-                <w:color w:val="0F1115"/>
-                <w:spacing w:val="0"/>
-                <w:kern w:val="0"/>
-                <w:sz w:val="15"/>
-                <w:szCs w:val="15"/>
-                <w:lang w:val="en-US" w:eastAsia="zh-CN" w:bidi="ar"/>
-              </w:rPr>
-              <w:t>40.0f</w:t>
-            </w:r>
-          </w:p>
-        </w:tc>
-        <w:tc>
-          <w:tcPr>
-            <w:tcW w:w="1450" w:type="pct"/>
-            <w:shd w:val="clear" w:color="auto" w:fill="FFFFFF"/>
-            <w:tcMar>
-              <w:top w:w="100" w:type="dxa"/>
-              <w:left w:w="160" w:type="dxa"/>
-              <w:bottom w:w="100" w:type="dxa"/>
-              <w:right w:w="0" w:type="dxa"/>
-            </w:tcMar>
-            <w:vAlign w:val="center"/>
-          </w:tcPr>
-          <w:p>
-            <w:pPr>
-              <w:keepNext w:val="0"/>
-              <w:keepLines w:val="0"/>
-              <w:pageBreakBefore w:val="0"/>
-              <w:widowControl/>
-              <w:suppressLineNumbers w:val="0"/>
-              <w:kinsoku/>
-              <w:wordWrap/>
-              <w:overflowPunct/>
-              <w:topLinePunct w:val="0"/>
-              <w:autoSpaceDE/>
-              <w:autoSpaceDN/>
-              <w:bidi w:val="0"/>
-              <w:adjustRightInd/>
-              <w:snapToGrid/>
-              <w:spacing w:line="250" w:lineRule="atLeast"/>
-              <w:jc w:val="center"/>
-              <w:textAlignment w:val="auto"/>
-              <w:rPr>
-                <w:rFonts w:hint="eastAsia" w:ascii="宋体" w:hAnsi="宋体" w:eastAsia="宋体" w:cs="宋体"/>
-                <w:i w:val="0"/>
-                <w:iCs w:val="0"/>
-                <w:caps w:val="0"/>
-                <w:color w:val="0F1115"/>
-                <w:spacing w:val="0"/>
-                <w:sz w:val="15"/>
-                <w:szCs w:val="15"/>
-              </w:rPr>
-            </w:pPr>
-            <w:r>
-              <w:rPr>
-                <w:rFonts w:hint="eastAsia" w:ascii="宋体" w:hAnsi="宋体" w:eastAsia="宋体" w:cs="宋体"/>
-                <w:i w:val="0"/>
-                <w:iCs w:val="0"/>
-                <w:caps w:val="0"/>
-                <w:color w:val="0F1115"/>
-                <w:spacing w:val="0"/>
-                <w:kern w:val="0"/>
-                <w:sz w:val="15"/>
-                <w:szCs w:val="15"/>
-                <w:lang w:val="en-US" w:eastAsia="zh-CN" w:bidi="ar"/>
-              </w:rPr>
-              <w:t>秘卷冷却</w:t>
+              <w:t>一技能冷却</w:t>
             </w:r>
           </w:p>
         </w:tc>
@@ -19596,6 +19100,516 @@
                 <w:szCs w:val="15"/>
                 <w:lang w:val="en-US" w:eastAsia="zh-CN" w:bidi="ar"/>
               </w:rPr>
+              <w:t>SecondSkillCD</w:t>
+            </w:r>
+          </w:p>
+        </w:tc>
+        <w:tc>
+          <w:tcPr>
+            <w:tcW w:w="946" w:type="pct"/>
+            <w:shd w:val="clear" w:color="auto" w:fill="FFFFFF"/>
+            <w:tcMar>
+              <w:top w:w="100" w:type="dxa"/>
+              <w:left w:w="160" w:type="dxa"/>
+              <w:bottom w:w="100" w:type="dxa"/>
+              <w:right w:w="160" w:type="dxa"/>
+            </w:tcMar>
+            <w:vAlign w:val="center"/>
+          </w:tcPr>
+          <w:p>
+            <w:pPr>
+              <w:keepNext w:val="0"/>
+              <w:keepLines w:val="0"/>
+              <w:pageBreakBefore w:val="0"/>
+              <w:widowControl/>
+              <w:suppressLineNumbers w:val="0"/>
+              <w:kinsoku/>
+              <w:wordWrap/>
+              <w:overflowPunct/>
+              <w:topLinePunct w:val="0"/>
+              <w:autoSpaceDE/>
+              <w:autoSpaceDN/>
+              <w:bidi w:val="0"/>
+              <w:adjustRightInd/>
+              <w:snapToGrid/>
+              <w:spacing w:line="250" w:lineRule="atLeast"/>
+              <w:jc w:val="center"/>
+              <w:textAlignment w:val="auto"/>
+              <w:rPr>
+                <w:rFonts w:hint="eastAsia" w:ascii="宋体" w:hAnsi="宋体" w:eastAsia="宋体" w:cs="宋体"/>
+                <w:i w:val="0"/>
+                <w:iCs w:val="0"/>
+                <w:caps w:val="0"/>
+                <w:color w:val="0F1115"/>
+                <w:spacing w:val="0"/>
+                <w:sz w:val="15"/>
+                <w:szCs w:val="15"/>
+              </w:rPr>
+            </w:pPr>
+            <w:r>
+              <w:rPr>
+                <w:rFonts w:hint="eastAsia" w:ascii="宋体" w:hAnsi="宋体" w:eastAsia="宋体" w:cs="宋体"/>
+                <w:i w:val="0"/>
+                <w:iCs w:val="0"/>
+                <w:caps w:val="0"/>
+                <w:color w:val="0F1115"/>
+                <w:spacing w:val="0"/>
+                <w:kern w:val="0"/>
+                <w:sz w:val="15"/>
+                <w:szCs w:val="15"/>
+                <w:lang w:val="en-US" w:eastAsia="zh-CN" w:bidi="ar"/>
+              </w:rPr>
+              <w:t>float</w:t>
+            </w:r>
+          </w:p>
+        </w:tc>
+        <w:tc>
+          <w:tcPr>
+            <w:tcW w:w="1049" w:type="pct"/>
+            <w:shd w:val="clear" w:color="auto" w:fill="FFFFFF"/>
+            <w:tcMar>
+              <w:top w:w="100" w:type="dxa"/>
+              <w:left w:w="160" w:type="dxa"/>
+              <w:bottom w:w="100" w:type="dxa"/>
+              <w:right w:w="160" w:type="dxa"/>
+            </w:tcMar>
+            <w:vAlign w:val="center"/>
+          </w:tcPr>
+          <w:p>
+            <w:pPr>
+              <w:keepNext w:val="0"/>
+              <w:keepLines w:val="0"/>
+              <w:pageBreakBefore w:val="0"/>
+              <w:widowControl/>
+              <w:suppressLineNumbers w:val="0"/>
+              <w:kinsoku/>
+              <w:wordWrap/>
+              <w:overflowPunct/>
+              <w:topLinePunct w:val="0"/>
+              <w:autoSpaceDE/>
+              <w:autoSpaceDN/>
+              <w:bidi w:val="0"/>
+              <w:adjustRightInd/>
+              <w:snapToGrid/>
+              <w:spacing w:line="250" w:lineRule="atLeast"/>
+              <w:jc w:val="center"/>
+              <w:textAlignment w:val="auto"/>
+              <w:rPr>
+                <w:rFonts w:hint="eastAsia" w:ascii="宋体" w:hAnsi="宋体" w:eastAsia="宋体" w:cs="宋体"/>
+                <w:i w:val="0"/>
+                <w:iCs w:val="0"/>
+                <w:caps w:val="0"/>
+                <w:color w:val="0F1115"/>
+                <w:spacing w:val="0"/>
+                <w:sz w:val="15"/>
+                <w:szCs w:val="15"/>
+              </w:rPr>
+            </w:pPr>
+            <w:r>
+              <w:rPr>
+                <w:rFonts w:hint="eastAsia" w:ascii="宋体" w:hAnsi="宋体" w:eastAsia="宋体" w:cs="宋体"/>
+                <w:i w:val="0"/>
+                <w:iCs w:val="0"/>
+                <w:caps w:val="0"/>
+                <w:color w:val="0F1115"/>
+                <w:spacing w:val="0"/>
+                <w:kern w:val="0"/>
+                <w:sz w:val="15"/>
+                <w:szCs w:val="15"/>
+                <w:lang w:val="en-US" w:eastAsia="zh-CN" w:bidi="ar"/>
+              </w:rPr>
+              <w:t>12.0f</w:t>
+            </w:r>
+          </w:p>
+        </w:tc>
+        <w:tc>
+          <w:tcPr>
+            <w:tcW w:w="1450" w:type="pct"/>
+            <w:shd w:val="clear" w:color="auto" w:fill="FFFFFF"/>
+            <w:tcMar>
+              <w:top w:w="100" w:type="dxa"/>
+              <w:left w:w="160" w:type="dxa"/>
+              <w:bottom w:w="100" w:type="dxa"/>
+              <w:right w:w="0" w:type="dxa"/>
+            </w:tcMar>
+            <w:vAlign w:val="center"/>
+          </w:tcPr>
+          <w:p>
+            <w:pPr>
+              <w:keepNext w:val="0"/>
+              <w:keepLines w:val="0"/>
+              <w:pageBreakBefore w:val="0"/>
+              <w:widowControl/>
+              <w:suppressLineNumbers w:val="0"/>
+              <w:kinsoku/>
+              <w:wordWrap/>
+              <w:overflowPunct/>
+              <w:topLinePunct w:val="0"/>
+              <w:autoSpaceDE/>
+              <w:autoSpaceDN/>
+              <w:bidi w:val="0"/>
+              <w:adjustRightInd/>
+              <w:snapToGrid/>
+              <w:spacing w:line="250" w:lineRule="atLeast"/>
+              <w:jc w:val="center"/>
+              <w:textAlignment w:val="auto"/>
+              <w:rPr>
+                <w:rFonts w:hint="eastAsia" w:ascii="宋体" w:hAnsi="宋体" w:eastAsia="宋体" w:cs="宋体"/>
+                <w:i w:val="0"/>
+                <w:iCs w:val="0"/>
+                <w:caps w:val="0"/>
+                <w:color w:val="0F1115"/>
+                <w:spacing w:val="0"/>
+                <w:sz w:val="15"/>
+                <w:szCs w:val="15"/>
+              </w:rPr>
+            </w:pPr>
+            <w:r>
+              <w:rPr>
+                <w:rFonts w:hint="eastAsia" w:ascii="宋体" w:hAnsi="宋体" w:eastAsia="宋体" w:cs="宋体"/>
+                <w:i w:val="0"/>
+                <w:iCs w:val="0"/>
+                <w:caps w:val="0"/>
+                <w:color w:val="0F1115"/>
+                <w:spacing w:val="0"/>
+                <w:kern w:val="0"/>
+                <w:sz w:val="15"/>
+                <w:szCs w:val="15"/>
+                <w:lang w:val="en-US" w:eastAsia="zh-CN" w:bidi="ar"/>
+              </w:rPr>
+              <w:t>二技能冷却</w:t>
+            </w:r>
+          </w:p>
+        </w:tc>
+      </w:tr>
+      <w:tr>
+        <w:tblPrEx>
+          <w:tblBorders>
+            <w:top w:val="single" w:color="auto" w:sz="4" w:space="0"/>
+            <w:left w:val="single" w:color="auto" w:sz="4" w:space="0"/>
+            <w:bottom w:val="single" w:color="auto" w:sz="4" w:space="0"/>
+            <w:right w:val="single" w:color="auto" w:sz="4" w:space="0"/>
+            <w:insideH w:val="single" w:color="auto" w:sz="4" w:space="0"/>
+            <w:insideV w:val="single" w:color="auto" w:sz="4" w:space="0"/>
+          </w:tblBorders>
+          <w:shd w:val="clear" w:color="auto" w:fill="FFFFFF"/>
+          <w:tblCellMar>
+            <w:top w:w="15" w:type="dxa"/>
+            <w:left w:w="15" w:type="dxa"/>
+            <w:bottom w:w="15" w:type="dxa"/>
+            <w:right w:w="15" w:type="dxa"/>
+          </w:tblCellMar>
+        </w:tblPrEx>
+        <w:tc>
+          <w:tcPr>
+            <w:tcW w:w="1553" w:type="pct"/>
+            <w:shd w:val="clear" w:color="auto" w:fill="FFFFFF"/>
+            <w:tcMar>
+              <w:top w:w="100" w:type="dxa"/>
+              <w:left w:w="0" w:type="dxa"/>
+              <w:bottom w:w="100" w:type="dxa"/>
+              <w:right w:w="160" w:type="dxa"/>
+            </w:tcMar>
+            <w:vAlign w:val="center"/>
+          </w:tcPr>
+          <w:p>
+            <w:pPr>
+              <w:keepNext w:val="0"/>
+              <w:keepLines w:val="0"/>
+              <w:pageBreakBefore w:val="0"/>
+              <w:widowControl/>
+              <w:suppressLineNumbers w:val="0"/>
+              <w:kinsoku/>
+              <w:wordWrap/>
+              <w:overflowPunct/>
+              <w:topLinePunct w:val="0"/>
+              <w:autoSpaceDE/>
+              <w:autoSpaceDN/>
+              <w:bidi w:val="0"/>
+              <w:adjustRightInd/>
+              <w:snapToGrid/>
+              <w:spacing w:line="250" w:lineRule="atLeast"/>
+              <w:jc w:val="center"/>
+              <w:textAlignment w:val="auto"/>
+              <w:rPr>
+                <w:rFonts w:hint="eastAsia" w:ascii="宋体" w:hAnsi="宋体" w:eastAsia="宋体" w:cs="宋体"/>
+                <w:i w:val="0"/>
+                <w:iCs w:val="0"/>
+                <w:caps w:val="0"/>
+                <w:color w:val="0F1115"/>
+                <w:spacing w:val="0"/>
+                <w:sz w:val="15"/>
+                <w:szCs w:val="15"/>
+              </w:rPr>
+            </w:pPr>
+            <w:r>
+              <w:rPr>
+                <w:rFonts w:hint="eastAsia" w:ascii="宋体" w:hAnsi="宋体" w:eastAsia="宋体" w:cs="宋体"/>
+                <w:i w:val="0"/>
+                <w:iCs w:val="0"/>
+                <w:caps w:val="0"/>
+                <w:color w:val="0F1115"/>
+                <w:spacing w:val="0"/>
+                <w:kern w:val="0"/>
+                <w:sz w:val="15"/>
+                <w:szCs w:val="15"/>
+                <w:lang w:val="en-US" w:eastAsia="zh-CN" w:bidi="ar"/>
+              </w:rPr>
+              <w:t>ScrollCD</w:t>
+            </w:r>
+          </w:p>
+        </w:tc>
+        <w:tc>
+          <w:tcPr>
+            <w:tcW w:w="946" w:type="pct"/>
+            <w:shd w:val="clear" w:color="auto" w:fill="FFFFFF"/>
+            <w:tcMar>
+              <w:top w:w="100" w:type="dxa"/>
+              <w:left w:w="160" w:type="dxa"/>
+              <w:bottom w:w="100" w:type="dxa"/>
+              <w:right w:w="160" w:type="dxa"/>
+            </w:tcMar>
+            <w:vAlign w:val="center"/>
+          </w:tcPr>
+          <w:p>
+            <w:pPr>
+              <w:keepNext w:val="0"/>
+              <w:keepLines w:val="0"/>
+              <w:pageBreakBefore w:val="0"/>
+              <w:widowControl/>
+              <w:suppressLineNumbers w:val="0"/>
+              <w:kinsoku/>
+              <w:wordWrap/>
+              <w:overflowPunct/>
+              <w:topLinePunct w:val="0"/>
+              <w:autoSpaceDE/>
+              <w:autoSpaceDN/>
+              <w:bidi w:val="0"/>
+              <w:adjustRightInd/>
+              <w:snapToGrid/>
+              <w:spacing w:line="250" w:lineRule="atLeast"/>
+              <w:jc w:val="center"/>
+              <w:textAlignment w:val="auto"/>
+              <w:rPr>
+                <w:rFonts w:hint="eastAsia" w:ascii="宋体" w:hAnsi="宋体" w:eastAsia="宋体" w:cs="宋体"/>
+                <w:i w:val="0"/>
+                <w:iCs w:val="0"/>
+                <w:caps w:val="0"/>
+                <w:color w:val="0F1115"/>
+                <w:spacing w:val="0"/>
+                <w:sz w:val="15"/>
+                <w:szCs w:val="15"/>
+              </w:rPr>
+            </w:pPr>
+            <w:r>
+              <w:rPr>
+                <w:rFonts w:hint="eastAsia" w:ascii="宋体" w:hAnsi="宋体" w:eastAsia="宋体" w:cs="宋体"/>
+                <w:i w:val="0"/>
+                <w:iCs w:val="0"/>
+                <w:caps w:val="0"/>
+                <w:color w:val="0F1115"/>
+                <w:spacing w:val="0"/>
+                <w:kern w:val="0"/>
+                <w:sz w:val="15"/>
+                <w:szCs w:val="15"/>
+                <w:lang w:val="en-US" w:eastAsia="zh-CN" w:bidi="ar"/>
+              </w:rPr>
+              <w:t>float</w:t>
+            </w:r>
+          </w:p>
+        </w:tc>
+        <w:tc>
+          <w:tcPr>
+            <w:tcW w:w="1049" w:type="pct"/>
+            <w:shd w:val="clear" w:color="auto" w:fill="FFFFFF"/>
+            <w:tcMar>
+              <w:top w:w="100" w:type="dxa"/>
+              <w:left w:w="160" w:type="dxa"/>
+              <w:bottom w:w="100" w:type="dxa"/>
+              <w:right w:w="160" w:type="dxa"/>
+            </w:tcMar>
+            <w:vAlign w:val="center"/>
+          </w:tcPr>
+          <w:p>
+            <w:pPr>
+              <w:keepNext w:val="0"/>
+              <w:keepLines w:val="0"/>
+              <w:pageBreakBefore w:val="0"/>
+              <w:widowControl/>
+              <w:suppressLineNumbers w:val="0"/>
+              <w:kinsoku/>
+              <w:wordWrap/>
+              <w:overflowPunct/>
+              <w:topLinePunct w:val="0"/>
+              <w:autoSpaceDE/>
+              <w:autoSpaceDN/>
+              <w:bidi w:val="0"/>
+              <w:adjustRightInd/>
+              <w:snapToGrid/>
+              <w:spacing w:line="250" w:lineRule="atLeast"/>
+              <w:jc w:val="center"/>
+              <w:textAlignment w:val="auto"/>
+              <w:rPr>
+                <w:rFonts w:hint="eastAsia" w:ascii="宋体" w:hAnsi="宋体" w:eastAsia="宋体" w:cs="宋体"/>
+                <w:i w:val="0"/>
+                <w:iCs w:val="0"/>
+                <w:caps w:val="0"/>
+                <w:color w:val="0F1115"/>
+                <w:spacing w:val="0"/>
+                <w:sz w:val="15"/>
+                <w:szCs w:val="15"/>
+              </w:rPr>
+            </w:pPr>
+            <w:r>
+              <w:rPr>
+                <w:rFonts w:hint="eastAsia" w:ascii="宋体" w:hAnsi="宋体" w:eastAsia="宋体" w:cs="宋体"/>
+                <w:i w:val="0"/>
+                <w:iCs w:val="0"/>
+                <w:caps w:val="0"/>
+                <w:color w:val="0F1115"/>
+                <w:spacing w:val="0"/>
+                <w:kern w:val="0"/>
+                <w:sz w:val="15"/>
+                <w:szCs w:val="15"/>
+                <w:lang w:val="en-US" w:eastAsia="zh-CN" w:bidi="ar"/>
+              </w:rPr>
+              <w:t>40.0f</w:t>
+            </w:r>
+          </w:p>
+        </w:tc>
+        <w:tc>
+          <w:tcPr>
+            <w:tcW w:w="1450" w:type="pct"/>
+            <w:shd w:val="clear" w:color="auto" w:fill="FFFFFF"/>
+            <w:tcMar>
+              <w:top w:w="100" w:type="dxa"/>
+              <w:left w:w="160" w:type="dxa"/>
+              <w:bottom w:w="100" w:type="dxa"/>
+              <w:right w:w="0" w:type="dxa"/>
+            </w:tcMar>
+            <w:vAlign w:val="center"/>
+          </w:tcPr>
+          <w:p>
+            <w:pPr>
+              <w:keepNext w:val="0"/>
+              <w:keepLines w:val="0"/>
+              <w:pageBreakBefore w:val="0"/>
+              <w:widowControl/>
+              <w:suppressLineNumbers w:val="0"/>
+              <w:kinsoku/>
+              <w:wordWrap/>
+              <w:overflowPunct/>
+              <w:topLinePunct w:val="0"/>
+              <w:autoSpaceDE/>
+              <w:autoSpaceDN/>
+              <w:bidi w:val="0"/>
+              <w:adjustRightInd/>
+              <w:snapToGrid/>
+              <w:spacing w:line="250" w:lineRule="atLeast"/>
+              <w:jc w:val="center"/>
+              <w:textAlignment w:val="auto"/>
+              <w:rPr>
+                <w:rFonts w:hint="eastAsia" w:ascii="宋体" w:hAnsi="宋体" w:eastAsia="宋体" w:cs="宋体"/>
+                <w:i w:val="0"/>
+                <w:iCs w:val="0"/>
+                <w:caps w:val="0"/>
+                <w:color w:val="0F1115"/>
+                <w:spacing w:val="0"/>
+                <w:sz w:val="15"/>
+                <w:szCs w:val="15"/>
+              </w:rPr>
+            </w:pPr>
+            <w:r>
+              <w:rPr>
+                <w:rFonts w:hint="eastAsia" w:ascii="宋体" w:hAnsi="宋体" w:eastAsia="宋体" w:cs="宋体"/>
+                <w:i w:val="0"/>
+                <w:iCs w:val="0"/>
+                <w:caps w:val="0"/>
+                <w:color w:val="0F1115"/>
+                <w:spacing w:val="0"/>
+                <w:kern w:val="0"/>
+                <w:sz w:val="15"/>
+                <w:szCs w:val="15"/>
+                <w:lang w:val="en-US" w:eastAsia="zh-CN" w:bidi="ar"/>
+              </w:rPr>
+              <w:t>秘卷冷却</w:t>
+            </w:r>
+          </w:p>
+        </w:tc>
+      </w:tr>
+      <w:tr>
+        <w:tblPrEx>
+          <w:tblBorders>
+            <w:top w:val="single" w:color="auto" w:sz="4" w:space="0"/>
+            <w:left w:val="single" w:color="auto" w:sz="4" w:space="0"/>
+            <w:bottom w:val="single" w:color="auto" w:sz="4" w:space="0"/>
+            <w:right w:val="single" w:color="auto" w:sz="4" w:space="0"/>
+            <w:insideH w:val="single" w:color="auto" w:sz="4" w:space="0"/>
+            <w:insideV w:val="single" w:color="auto" w:sz="4" w:space="0"/>
+          </w:tblBorders>
+          <w:shd w:val="clear" w:color="auto" w:fill="FFFFFF"/>
+          <w:tblCellMar>
+            <w:top w:w="15" w:type="dxa"/>
+            <w:left w:w="15" w:type="dxa"/>
+            <w:bottom w:w="15" w:type="dxa"/>
+            <w:right w:w="15" w:type="dxa"/>
+          </w:tblCellMar>
+        </w:tblPrEx>
+        <w:tc>
+          <w:tcPr>
+            <w:tcW w:w="1553" w:type="pct"/>
+            <w:shd w:val="clear" w:color="auto" w:fill="FFFFFF"/>
+            <w:tcMar>
+              <w:top w:w="100" w:type="dxa"/>
+              <w:left w:w="0" w:type="dxa"/>
+              <w:bottom w:w="100" w:type="dxa"/>
+              <w:right w:w="160" w:type="dxa"/>
+            </w:tcMar>
+            <w:vAlign w:val="center"/>
+          </w:tcPr>
+          <w:p>
+            <w:pPr>
+              <w:keepNext w:val="0"/>
+              <w:keepLines w:val="0"/>
+              <w:pageBreakBefore w:val="0"/>
+              <w:widowControl/>
+              <w:suppressLineNumbers w:val="0"/>
+              <w:kinsoku/>
+              <w:wordWrap/>
+              <w:overflowPunct/>
+              <w:topLinePunct w:val="0"/>
+              <w:autoSpaceDE/>
+              <w:autoSpaceDN/>
+              <w:bidi w:val="0"/>
+              <w:adjustRightInd/>
+              <w:snapToGrid/>
+              <w:spacing w:line="250" w:lineRule="atLeast"/>
+              <w:jc w:val="center"/>
+              <w:textAlignment w:val="auto"/>
+              <w:rPr>
+                <w:rFonts w:hint="eastAsia" w:ascii="宋体" w:hAnsi="宋体" w:eastAsia="宋体" w:cs="宋体"/>
+                <w:i w:val="0"/>
+                <w:iCs w:val="0"/>
+                <w:caps w:val="0"/>
+                <w:color w:val="0F1115"/>
+                <w:spacing w:val="0"/>
+                <w:sz w:val="15"/>
+                <w:szCs w:val="15"/>
+              </w:rPr>
+            </w:pPr>
+            <w:r>
+              <w:rPr>
+                <w:rFonts w:hint="eastAsia" w:ascii="宋体" w:hAnsi="宋体" w:eastAsia="宋体" w:cs="宋体"/>
+                <w:i w:val="0"/>
+                <w:iCs w:val="0"/>
+                <w:caps w:val="0"/>
+                <w:color w:val="0F1115"/>
+                <w:spacing w:val="0"/>
+                <w:kern w:val="0"/>
+                <w:sz w:val="15"/>
+                <w:szCs w:val="15"/>
+                <w:lang w:val="en-US" w:eastAsia="zh-CN" w:bidi="ar"/>
+              </w:rPr>
               <w:t>SummonCD</w:t>
             </w:r>
           </w:p>
@@ -20998,7 +21012,7 @@
           <w:rFonts w:hint="eastAsia" w:ascii="宋体" w:hAnsi="宋体" w:eastAsia="宋体" w:cs="宋体"/>
         </w:rPr>
       </w:pPr>
-      <w:bookmarkStart w:id="18" w:name="_Toc9360"/>
+      <w:bookmarkStart w:id="18" w:name="_Toc5447"/>
       <w:r>
         <w:rPr>
           <w:rFonts w:hint="eastAsia" w:ascii="宋体" w:hAnsi="宋体" w:eastAsia="宋体" w:cs="宋体"/>
@@ -21137,7 +21151,6 @@
             <w:insideH w:val="single" w:color="auto" w:sz="4" w:space="0"/>
             <w:insideV w:val="single" w:color="auto" w:sz="4" w:space="0"/>
           </w:tblBorders>
-          <w:shd w:val="clear" w:color="auto" w:fill="FFFFFF"/>
           <w:tblCellMar>
             <w:top w:w="15" w:type="dxa"/>
             <w:left w:w="15" w:type="dxa"/>
@@ -21337,6 +21350,7 @@
             <w:insideH w:val="single" w:color="auto" w:sz="4" w:space="0"/>
             <w:insideV w:val="single" w:color="auto" w:sz="4" w:space="0"/>
           </w:tblBorders>
+          <w:shd w:val="clear" w:color="auto" w:fill="FFFFFF"/>
           <w:tblCellMar>
             <w:top w:w="15" w:type="dxa"/>
             <w:left w:w="15" w:type="dxa"/>
@@ -21535,6 +21549,7 @@
             <w:insideH w:val="single" w:color="auto" w:sz="4" w:space="0"/>
             <w:insideV w:val="single" w:color="auto" w:sz="4" w:space="0"/>
           </w:tblBorders>
+          <w:shd w:val="clear" w:color="auto" w:fill="FFFFFF"/>
           <w:tblCellMar>
             <w:top w:w="15" w:type="dxa"/>
             <w:left w:w="15" w:type="dxa"/>
@@ -21733,6 +21748,7 @@
             <w:insideH w:val="single" w:color="auto" w:sz="4" w:space="0"/>
             <w:insideV w:val="single" w:color="auto" w:sz="4" w:space="0"/>
           </w:tblBorders>
+          <w:shd w:val="clear" w:color="auto" w:fill="FFFFFF"/>
           <w:tblCellMar>
             <w:top w:w="15" w:type="dxa"/>
             <w:left w:w="15" w:type="dxa"/>
@@ -21931,6 +21947,7 @@
             <w:insideH w:val="single" w:color="auto" w:sz="4" w:space="0"/>
             <w:insideV w:val="single" w:color="auto" w:sz="4" w:space="0"/>
           </w:tblBorders>
+          <w:shd w:val="clear" w:color="auto" w:fill="FFFFFF"/>
           <w:tblCellMar>
             <w:top w:w="15" w:type="dxa"/>
             <w:left w:w="15" w:type="dxa"/>
@@ -22129,6 +22146,7 @@
             <w:insideH w:val="single" w:color="auto" w:sz="4" w:space="0"/>
             <w:insideV w:val="single" w:color="auto" w:sz="4" w:space="0"/>
           </w:tblBorders>
+          <w:shd w:val="clear" w:color="auto" w:fill="FFFFFF"/>
           <w:tblCellMar>
             <w:top w:w="15" w:type="dxa"/>
             <w:left w:w="15" w:type="dxa"/>
@@ -22327,6 +22345,7 @@
             <w:insideH w:val="single" w:color="auto" w:sz="4" w:space="0"/>
             <w:insideV w:val="single" w:color="auto" w:sz="4" w:space="0"/>
           </w:tblBorders>
+          <w:shd w:val="clear" w:color="auto" w:fill="FFFFFF"/>
           <w:tblCellMar>
             <w:top w:w="15" w:type="dxa"/>
             <w:left w:w="15" w:type="dxa"/>
@@ -22525,6 +22544,7 @@
             <w:insideH w:val="single" w:color="auto" w:sz="4" w:space="0"/>
             <w:insideV w:val="single" w:color="auto" w:sz="4" w:space="0"/>
           </w:tblBorders>
+          <w:shd w:val="clear" w:color="auto" w:fill="FFFFFF"/>
           <w:tblCellMar>
             <w:top w:w="15" w:type="dxa"/>
             <w:left w:w="15" w:type="dxa"/>
@@ -22724,6 +22744,7 @@
             <w:insideH w:val="single" w:color="auto" w:sz="4" w:space="0"/>
             <w:insideV w:val="single" w:color="auto" w:sz="4" w:space="0"/>
           </w:tblBorders>
+          <w:shd w:val="clear" w:color="auto" w:fill="FFFFFF"/>
           <w:tblCellMar>
             <w:top w:w="15" w:type="dxa"/>
             <w:left w:w="15" w:type="dxa"/>
@@ -22922,6 +22943,7 @@
             <w:insideH w:val="single" w:color="auto" w:sz="4" w:space="0"/>
             <w:insideV w:val="single" w:color="auto" w:sz="4" w:space="0"/>
           </w:tblBorders>
+          <w:shd w:val="clear" w:color="auto" w:fill="FFFFFF"/>
           <w:tblCellMar>
             <w:top w:w="15" w:type="dxa"/>
             <w:left w:w="15" w:type="dxa"/>
@@ -23120,6 +23142,7 @@
             <w:insideH w:val="single" w:color="auto" w:sz="4" w:space="0"/>
             <w:insideV w:val="single" w:color="auto" w:sz="4" w:space="0"/>
           </w:tblBorders>
+          <w:shd w:val="clear" w:color="auto" w:fill="FFFFFF"/>
           <w:tblCellMar>
             <w:top w:w="15" w:type="dxa"/>
             <w:left w:w="15" w:type="dxa"/>
@@ -23318,6 +23341,7 @@
             <w:insideH w:val="single" w:color="auto" w:sz="4" w:space="0"/>
             <w:insideV w:val="single" w:color="auto" w:sz="4" w:space="0"/>
           </w:tblBorders>
+          <w:shd w:val="clear" w:color="auto" w:fill="FFFFFF"/>
           <w:tblCellMar>
             <w:top w:w="15" w:type="dxa"/>
             <w:left w:w="15" w:type="dxa"/>
@@ -23775,7 +23799,6 @@
             <w:insideH w:val="none" w:color="auto" w:sz="0" w:space="0"/>
             <w:insideV w:val="none" w:color="auto" w:sz="0" w:space="0"/>
           </w:tblBorders>
-          <w:shd w:val="clear" w:color="auto" w:fill="FFFFFF"/>
           <w:tblCellMar>
             <w:top w:w="15" w:type="dxa"/>
             <w:left w:w="15" w:type="dxa"/>
@@ -24251,7 +24274,6 @@
             <w:insideH w:val="none" w:color="auto" w:sz="0" w:space="0"/>
             <w:insideV w:val="none" w:color="auto" w:sz="0" w:space="0"/>
           </w:tblBorders>
-          <w:shd w:val="clear" w:color="auto" w:fill="FFFFFF"/>
           <w:tblCellMar>
             <w:top w:w="15" w:type="dxa"/>
             <w:left w:w="15" w:type="dxa"/>
@@ -24699,7 +24721,6 @@
             <w:insideH w:val="none" w:color="auto" w:sz="0" w:space="0"/>
             <w:insideV w:val="none" w:color="auto" w:sz="0" w:space="0"/>
           </w:tblBorders>
-          <w:shd w:val="clear" w:color="auto" w:fill="FFFFFF"/>
           <w:tblCellMar>
             <w:top w:w="15" w:type="dxa"/>
             <w:left w:w="15" w:type="dxa"/>
@@ -25146,7 +25167,6 @@
             <w:insideH w:val="none" w:color="auto" w:sz="0" w:space="0"/>
             <w:insideV w:val="none" w:color="auto" w:sz="0" w:space="0"/>
           </w:tblBorders>
-          <w:shd w:val="clear" w:color="auto" w:fill="FFFFFF"/>
           <w:tblCellMar>
             <w:top w:w="15" w:type="dxa"/>
             <w:left w:w="15" w:type="dxa"/>
@@ -25996,6 +26016,7 @@
             <w:insideH w:val="none" w:color="auto" w:sz="0" w:space="0"/>
             <w:insideV w:val="none" w:color="auto" w:sz="0" w:space="0"/>
           </w:tblBorders>
+          <w:shd w:val="clear" w:color="auto" w:fill="FFFFFF"/>
           <w:tblCellMar>
             <w:top w:w="15" w:type="dxa"/>
             <w:left w:w="15" w:type="dxa"/>
@@ -28141,7 +28162,6 @@
             <w:insideH w:val="none" w:color="auto" w:sz="0" w:space="0"/>
             <w:insideV w:val="none" w:color="auto" w:sz="0" w:space="0"/>
           </w:tblBorders>
-          <w:shd w:val="clear" w:color="auto" w:fill="FFFFFF"/>
           <w:tblCellMar>
             <w:top w:w="15" w:type="dxa"/>
             <w:left w:w="15" w:type="dxa"/>
@@ -28380,7 +28400,6 @@
             <w:insideH w:val="none" w:color="auto" w:sz="0" w:space="0"/>
             <w:insideV w:val="none" w:color="auto" w:sz="0" w:space="0"/>
           </w:tblBorders>
-          <w:shd w:val="clear" w:color="auto" w:fill="FFFFFF"/>
           <w:tblCellMar>
             <w:top w:w="15" w:type="dxa"/>
             <w:left w:w="15" w:type="dxa"/>
@@ -31110,6 +31129,7 @@
             <w:insideH w:val="none" w:color="auto" w:sz="0" w:space="0"/>
             <w:insideV w:val="none" w:color="auto" w:sz="0" w:space="0"/>
           </w:tblBorders>
+          <w:shd w:val="clear" w:color="auto" w:fill="FFFFFF"/>
           <w:tblCellMar>
             <w:top w:w="15" w:type="dxa"/>
             <w:left w:w="15" w:type="dxa"/>
@@ -32422,7 +32442,7 @@
           <w:rFonts w:hint="eastAsia" w:ascii="宋体" w:hAnsi="宋体" w:eastAsia="宋体" w:cs="宋体"/>
         </w:rPr>
       </w:pPr>
-      <w:bookmarkStart w:id="19" w:name="_Toc31523"/>
+      <w:bookmarkStart w:id="19" w:name="_Toc26479"/>
       <w:r>
         <w:rPr>
           <w:rFonts w:hint="eastAsia" w:ascii="宋体" w:hAnsi="宋体" w:eastAsia="宋体" w:cs="宋体"/>
@@ -32470,31 +32490,233 @@
         <w:textAlignment w:val="auto"/>
         <w:outlineLvl w:val="2"/>
         <w:rPr>
+          <w:rFonts w:hint="default" w:ascii="宋体" w:hAnsi="宋体" w:eastAsia="宋体" w:cs="宋体"/>
+          <w:sz w:val="24"/>
+          <w:szCs w:val="24"/>
+          <w:lang w:val="en-US" w:eastAsia="zh-CN"/>
+        </w:rPr>
+      </w:pPr>
+      <w:r>
+        <w:rPr>
           <w:rFonts w:hint="eastAsia" w:ascii="宋体" w:hAnsi="宋体" w:eastAsia="宋体" w:cs="宋体"/>
           <w:kern w:val="2"/>
           <w:sz w:val="28"/>
           <w:szCs w:val="28"/>
-        </w:rPr>
-      </w:pPr>
+          <w:lang w:val="en-US" w:eastAsia="zh-CN"/>
+        </w:rPr>
+        <w:t>4.7.1.</w:t>
+      </w:r>
+      <w:r>
+        <w:rPr>
+          <w:rFonts w:hint="eastAsia" w:ascii="宋体" w:hAnsi="宋体" w:eastAsia="宋体" w:cs="宋体"/>
+          <w:sz w:val="28"/>
+          <w:szCs w:val="28"/>
+          <w:lang w:val="en-US" w:eastAsia="zh-CN"/>
+        </w:rPr>
+        <w:t xml:space="preserve">W_Lobby </w:t>
+      </w:r>
       <w:r>
         <w:rPr>
           <w:rFonts w:hint="eastAsia" w:ascii="宋体" w:hAnsi="宋体" w:eastAsia="宋体" w:cs="宋体"/>
           <w:kern w:val="2"/>
           <w:sz w:val="28"/>
           <w:szCs w:val="28"/>
-        </w:rPr>
-        <w:t>4.</w:t>
-      </w:r>
-      <w:r>
+          <w:lang w:val="en-US" w:eastAsia="zh-CN"/>
+        </w:rPr>
+        <w:t>UI实现</w:t>
+      </w:r>
+    </w:p>
+    <w:p>
+      <w:pPr>
+        <w:pageBreakBefore w:val="0"/>
+        <w:numPr>
+          <w:ilvl w:val="0"/>
+          <w:numId w:val="0"/>
+        </w:numPr>
+        <w:kinsoku/>
+        <w:wordWrap/>
+        <w:overflowPunct/>
+        <w:topLinePunct w:val="0"/>
+        <w:autoSpaceDE/>
+        <w:autoSpaceDN/>
+        <w:bidi w:val="0"/>
+        <w:adjustRightInd/>
+        <w:snapToGrid/>
+        <w:ind w:firstLine="420" w:firstLineChars="0"/>
+        <w:textAlignment w:val="auto"/>
+        <w:rPr>
+          <w:rFonts w:hint="eastAsia" w:ascii="宋体" w:hAnsi="宋体" w:eastAsia="宋体" w:cs="宋体"/>
+          <w:sz w:val="24"/>
+          <w:szCs w:val="24"/>
+          <w:lang w:val="en-US" w:eastAsia="zh-CN"/>
+        </w:rPr>
+      </w:pPr>
+      <w:r>
+        <w:rPr>
+          <w:rFonts w:hint="eastAsia" w:ascii="宋体" w:hAnsi="宋体" w:eastAsia="宋体" w:cs="宋体"/>
+          <w:sz w:val="24"/>
+          <w:szCs w:val="24"/>
+          <w:lang w:val="en-US" w:eastAsia="zh-CN"/>
+        </w:rPr>
+        <w:t>·UC_LobbyWidget在Construct()中获取GameInstance联机标识变量，若为true则显示等待计时面板，隐藏Host/Join按钮组，开始倒计时；若为false则显示Host/Join按钮组，隐藏等待计时面板。</w:t>
+      </w:r>
+    </w:p>
+    <w:p>
+      <w:pPr>
+        <w:pageBreakBefore w:val="0"/>
+        <w:numPr>
+          <w:ilvl w:val="0"/>
+          <w:numId w:val="0"/>
+        </w:numPr>
+        <w:kinsoku/>
+        <w:wordWrap/>
+        <w:overflowPunct/>
+        <w:topLinePunct w:val="0"/>
+        <w:autoSpaceDE/>
+        <w:autoSpaceDN/>
+        <w:bidi w:val="0"/>
+        <w:adjustRightInd/>
+        <w:snapToGrid/>
+        <w:ind w:firstLine="420" w:firstLineChars="0"/>
+        <w:textAlignment w:val="auto"/>
+        <w:rPr>
+          <w:rFonts w:hint="eastAsia" w:ascii="宋体" w:hAnsi="宋体" w:eastAsia="宋体" w:cs="宋体"/>
+          <w:sz w:val="24"/>
+          <w:szCs w:val="24"/>
+          <w:lang w:val="en-US" w:eastAsia="zh-CN"/>
+        </w:rPr>
+      </w:pPr>
+      <w:r>
+        <w:rPr>
+          <w:rFonts w:hint="eastAsia" w:ascii="宋体" w:hAnsi="宋体" w:eastAsia="宋体" w:cs="宋体"/>
+          <w:sz w:val="24"/>
+          <w:szCs w:val="24"/>
+          <w:lang w:val="en-US" w:eastAsia="zh-CN"/>
+        </w:rPr>
+        <w:t>·Host按钮点击后以Listen模式创建并进入Lobby关卡，同时将GameInstance联机标识变量设为true，表示当前处于联机等待状态。</w:t>
+      </w:r>
+    </w:p>
+    <w:p>
+      <w:pPr>
+        <w:pageBreakBefore w:val="0"/>
+        <w:numPr>
+          <w:ilvl w:val="0"/>
+          <w:numId w:val="0"/>
+        </w:numPr>
+        <w:kinsoku/>
+        <w:wordWrap/>
+        <w:overflowPunct/>
+        <w:topLinePunct w:val="0"/>
+        <w:autoSpaceDE/>
+        <w:autoSpaceDN/>
+        <w:bidi w:val="0"/>
+        <w:adjustRightInd/>
+        <w:snapToGrid/>
+        <w:ind w:firstLine="420" w:firstLineChars="0"/>
+        <w:textAlignment w:val="auto"/>
+        <w:rPr>
+          <w:rFonts w:hint="eastAsia" w:ascii="宋体" w:hAnsi="宋体" w:eastAsia="宋体" w:cs="宋体"/>
+          <w:sz w:val="24"/>
+          <w:szCs w:val="24"/>
+          <w:lang w:val="en-US" w:eastAsia="zh-CN"/>
+        </w:rPr>
+      </w:pPr>
+      <w:r>
+        <w:rPr>
+          <w:rFonts w:hint="eastAsia" w:ascii="宋体" w:hAnsi="宋体" w:eastAsia="宋体" w:cs="宋体"/>
+          <w:sz w:val="24"/>
+          <w:szCs w:val="24"/>
+          <w:lang w:val="en-US" w:eastAsia="zh-CN"/>
+        </w:rPr>
+        <w:t>·Join按钮点击后读取输入框中的IP地址，调用ClientTravel以Client模式加入指定IP的Listen服务器，进入对方创建的Lobby关卡。</w:t>
+      </w:r>
+    </w:p>
+    <w:p>
+      <w:pPr>
+        <w:pageBreakBefore w:val="0"/>
+        <w:numPr>
+          <w:ilvl w:val="0"/>
+          <w:numId w:val="0"/>
+        </w:numPr>
+        <w:kinsoku/>
+        <w:wordWrap/>
+        <w:overflowPunct/>
+        <w:topLinePunct w:val="0"/>
+        <w:autoSpaceDE/>
+        <w:autoSpaceDN/>
+        <w:bidi w:val="0"/>
+        <w:adjustRightInd/>
+        <w:snapToGrid/>
+        <w:ind w:firstLine="420" w:firstLineChars="0"/>
+        <w:textAlignment w:val="auto"/>
+        <w:rPr>
+          <w:rFonts w:hint="eastAsia" w:ascii="宋体" w:hAnsi="宋体" w:eastAsia="宋体" w:cs="宋体"/>
+          <w:sz w:val="24"/>
+          <w:szCs w:val="24"/>
+          <w:lang w:val="en-US" w:eastAsia="zh-CN"/>
+        </w:rPr>
+      </w:pPr>
+      <w:r>
+        <w:rPr>
+          <w:rFonts w:hint="eastAsia" w:ascii="宋体" w:hAnsi="宋体" w:eastAsia="宋体" w:cs="宋体"/>
+          <w:sz w:val="24"/>
+          <w:szCs w:val="24"/>
+          <w:lang w:val="en-US" w:eastAsia="zh-CN"/>
+        </w:rPr>
+        <w:t>· 等待计时面板显示倒计时时间（默认等待其他玩家加入），下方显示Cancel按钮，点击Cancel按钮后以单机模式重新进入Lobby关卡，并将GameInstance联机标识变量设为false，返回按钮选择界面。</w:t>
+      </w:r>
+    </w:p>
+    <w:p>
+      <w:pPr>
+        <w:pageBreakBefore w:val="0"/>
+        <w:numPr>
+          <w:ilvl w:val="0"/>
+          <w:numId w:val="0"/>
+        </w:numPr>
+        <w:kinsoku/>
+        <w:wordWrap/>
+        <w:overflowPunct/>
+        <w:topLinePunct w:val="0"/>
+        <w:autoSpaceDE/>
+        <w:autoSpaceDN/>
+        <w:bidi w:val="0"/>
+        <w:adjustRightInd/>
+        <w:snapToGrid/>
+        <w:ind w:firstLine="420" w:firstLineChars="0"/>
+        <w:textAlignment w:val="auto"/>
+        <w:rPr>
+          <w:rFonts w:hint="eastAsia" w:ascii="宋体" w:hAnsi="宋体" w:eastAsia="宋体" w:cs="宋体"/>
+          <w:sz w:val="24"/>
+          <w:szCs w:val="24"/>
+          <w:lang w:val="en-US" w:eastAsia="zh-CN"/>
+        </w:rPr>
+      </w:pPr>
+    </w:p>
+    <w:p>
+      <w:pPr>
+        <w:pageBreakBefore w:val="0"/>
+        <w:numPr>
+          <w:ilvl w:val="0"/>
+          <w:numId w:val="0"/>
+        </w:numPr>
+        <w:kinsoku/>
+        <w:wordWrap/>
+        <w:overflowPunct/>
+        <w:topLinePunct w:val="0"/>
+        <w:autoSpaceDE/>
+        <w:autoSpaceDN/>
+        <w:bidi w:val="0"/>
+        <w:adjustRightInd/>
+        <w:snapToGrid/>
+        <w:textAlignment w:val="auto"/>
+        <w:outlineLvl w:val="2"/>
         <w:rPr>
           <w:rFonts w:hint="eastAsia" w:ascii="宋体" w:hAnsi="宋体" w:eastAsia="宋体" w:cs="宋体"/>
           <w:kern w:val="2"/>
           <w:sz w:val="28"/>
           <w:szCs w:val="28"/>
-          <w:lang w:val="en-US" w:eastAsia="zh-CN"/>
-        </w:rPr>
-        <w:t>7</w:t>
-      </w:r>
+        </w:rPr>
+      </w:pPr>
       <w:r>
         <w:rPr>
           <w:rFonts w:hint="eastAsia" w:ascii="宋体" w:hAnsi="宋体" w:eastAsia="宋体" w:cs="宋体"/>
@@ -32502,7 +32724,7 @@
           <w:sz w:val="28"/>
           <w:szCs w:val="28"/>
         </w:rPr>
-        <w:t>.</w:t>
+        <w:t>4.</w:t>
       </w:r>
       <w:r>
         <w:rPr>
@@ -32512,7 +32734,7 @@
           <w:szCs w:val="28"/>
           <w:lang w:val="en-US" w:eastAsia="zh-CN"/>
         </w:rPr>
-        <w:t>1</w:t>
+        <w:t>7</w:t>
       </w:r>
       <w:r>
         <w:rPr>
@@ -32521,7 +32743,44 @@
           <w:sz w:val="28"/>
           <w:szCs w:val="28"/>
         </w:rPr>
-        <w:t>.UI布局</w:t>
+        <w:t>.</w:t>
+      </w:r>
+      <w:r>
+        <w:rPr>
+          <w:rFonts w:hint="eastAsia" w:ascii="宋体" w:hAnsi="宋体" w:eastAsia="宋体" w:cs="宋体"/>
+          <w:kern w:val="2"/>
+          <w:sz w:val="28"/>
+          <w:szCs w:val="28"/>
+          <w:lang w:val="en-US" w:eastAsia="zh-CN"/>
+        </w:rPr>
+        <w:t>2</w:t>
+      </w:r>
+      <w:r>
+        <w:rPr>
+          <w:rFonts w:hint="eastAsia" w:ascii="宋体" w:hAnsi="宋体" w:eastAsia="宋体" w:cs="宋体"/>
+          <w:kern w:val="2"/>
+          <w:sz w:val="28"/>
+          <w:szCs w:val="28"/>
+        </w:rPr>
+        <w:t>.</w:t>
+      </w:r>
+      <w:r>
+        <w:rPr>
+          <w:rFonts w:hint="eastAsia" w:ascii="宋体" w:hAnsi="宋体" w:eastAsia="宋体" w:cs="宋体"/>
+          <w:sz w:val="28"/>
+          <w:szCs w:val="28"/>
+          <w:lang w:val="en-US" w:eastAsia="zh-CN"/>
+        </w:rPr>
+        <w:t xml:space="preserve">W_Arena </w:t>
+      </w:r>
+      <w:r>
+        <w:rPr>
+          <w:rFonts w:hint="eastAsia" w:ascii="宋体" w:hAnsi="宋体" w:eastAsia="宋体" w:cs="宋体"/>
+          <w:kern w:val="2"/>
+          <w:sz w:val="28"/>
+          <w:szCs w:val="28"/>
+        </w:rPr>
+        <w:t>UI布局</w:t>
       </w:r>
     </w:p>
     <w:p>
@@ -32560,8 +32819,8 @@
         </w:rPr>
         <w:drawing>
           <wp:inline distT="0" distB="0" distL="114300" distR="114300">
-            <wp:extent cx="3791585" cy="2061845"/>
-            <wp:effectExtent l="0" t="0" r="5715" b="8255"/>
+            <wp:extent cx="4146550" cy="2254885"/>
+            <wp:effectExtent l="0" t="0" r="6350" b="5715"/>
             <wp:docPr id="2" name="E657119C-6982-421D-8BA7-E74DEB70A7D9-2" descr="wps"/>
             <wp:cNvGraphicFramePr>
               <a:graphicFrameLocks xmlns:a="http://schemas.openxmlformats.org/drawingml/2006/main" noChangeAspect="1"/>
@@ -32584,7 +32843,7 @@
                   <pic:spPr>
                     <a:xfrm>
                       <a:off x="0" y="0"/>
-                      <a:ext cx="3791585" cy="2061845"/>
+                      <a:ext cx="4146550" cy="2254885"/>
                     </a:xfrm>
                     <a:prstGeom prst="rect">
                       <a:avLst/>
@@ -32596,6 +32855,33 @@
           </wp:inline>
         </w:drawing>
       </w:r>
+    </w:p>
+    <w:p>
+      <w:pPr>
+        <w:pageBreakBefore w:val="0"/>
+        <w:numPr>
+          <w:ilvl w:val="0"/>
+          <w:numId w:val="0"/>
+        </w:numPr>
+        <w:kinsoku/>
+        <w:wordWrap/>
+        <w:overflowPunct/>
+        <w:topLinePunct w:val="0"/>
+        <w:autoSpaceDE/>
+        <w:autoSpaceDN/>
+        <w:bidi w:val="0"/>
+        <w:adjustRightInd/>
+        <w:snapToGrid/>
+        <w:jc w:val="center"/>
+        <w:textAlignment w:val="auto"/>
+        <w:rPr>
+          <w:rFonts w:hint="eastAsia" w:ascii="宋体" w:hAnsi="宋体" w:eastAsia="宋体" w:cs="宋体"/>
+          <w:kern w:val="2"/>
+          <w:sz w:val="28"/>
+          <w:szCs w:val="28"/>
+          <w:lang w:eastAsia="zh-CN"/>
+        </w:rPr>
+      </w:pPr>
     </w:p>
     <w:p>
       <w:pPr>
@@ -32631,7 +32917,26 @@
           <w:szCs w:val="28"/>
           <w:lang w:val="en-US" w:eastAsia="zh-CN"/>
         </w:rPr>
-        <w:t>4.7.2.UI数据绑定</w:t>
+        <w:t>4.7.3.</w:t>
+      </w:r>
+      <w:r>
+        <w:rPr>
+          <w:rFonts w:hint="eastAsia" w:ascii="宋体" w:hAnsi="宋体" w:eastAsia="宋体" w:cs="宋体"/>
+          <w:sz w:val="28"/>
+          <w:szCs w:val="28"/>
+          <w:lang w:val="en-US" w:eastAsia="zh-CN"/>
+        </w:rPr>
+        <w:t xml:space="preserve">W_Arena </w:t>
+      </w:r>
+      <w:r>
+        <w:rPr>
+          <w:rFonts w:hint="eastAsia" w:ascii="宋体" w:hAnsi="宋体" w:eastAsia="宋体" w:cs="宋体"/>
+          <w:kern w:val="2"/>
+          <w:sz w:val="28"/>
+          <w:szCs w:val="28"/>
+          <w:lang w:val="en-US" w:eastAsia="zh-CN"/>
+        </w:rPr>
+        <w:t>UI数据绑定</w:t>
       </w:r>
     </w:p>
     <w:tbl>
@@ -32672,6 +32977,7 @@
             <w:insideH w:val="single" w:color="auto" w:sz="4" w:space="0"/>
             <w:insideV w:val="single" w:color="auto" w:sz="4" w:space="0"/>
           </w:tblBorders>
+          <w:shd w:val="clear" w:color="auto" w:fill="FFFFFF"/>
           <w:tblCellMar>
             <w:top w:w="15" w:type="dxa"/>
             <w:left w:w="15" w:type="dxa"/>
@@ -32915,514 +33221,6 @@
                 <w:lang w:val="en-US" w:eastAsia="zh-CN" w:bidi="ar"/>
               </w:rPr>
               <w:t>更新方式</w:t>
-            </w:r>
-          </w:p>
-        </w:tc>
-      </w:tr>
-      <w:tr>
-        <w:tblPrEx>
-          <w:tblBorders>
-            <w:top w:val="single" w:color="auto" w:sz="4" w:space="0"/>
-            <w:left w:val="single" w:color="auto" w:sz="4" w:space="0"/>
-            <w:bottom w:val="single" w:color="auto" w:sz="4" w:space="0"/>
-            <w:right w:val="single" w:color="auto" w:sz="4" w:space="0"/>
-            <w:insideH w:val="single" w:color="auto" w:sz="4" w:space="0"/>
-            <w:insideV w:val="single" w:color="auto" w:sz="4" w:space="0"/>
-          </w:tblBorders>
-          <w:tblCellMar>
-            <w:top w:w="15" w:type="dxa"/>
-            <w:left w:w="15" w:type="dxa"/>
-            <w:bottom w:w="15" w:type="dxa"/>
-            <w:right w:w="15" w:type="dxa"/>
-          </w:tblCellMar>
-        </w:tblPrEx>
-        <w:tc>
-          <w:tcPr>
-            <w:tcW w:w="962" w:type="pct"/>
-            <w:shd w:val="clear" w:color="auto" w:fill="FFFFFF"/>
-            <w:tcMar>
-              <w:top w:w="100" w:type="dxa"/>
-              <w:left w:w="0" w:type="dxa"/>
-              <w:bottom w:w="100" w:type="dxa"/>
-              <w:right w:w="160" w:type="dxa"/>
-            </w:tcMar>
-            <w:vAlign w:val="center"/>
-          </w:tcPr>
-          <w:p>
-            <w:pPr>
-              <w:keepNext w:val="0"/>
-              <w:keepLines w:val="0"/>
-              <w:pageBreakBefore w:val="0"/>
-              <w:widowControl/>
-              <w:suppressLineNumbers w:val="0"/>
-              <w:kinsoku/>
-              <w:wordWrap/>
-              <w:overflowPunct/>
-              <w:topLinePunct w:val="0"/>
-              <w:autoSpaceDE/>
-              <w:autoSpaceDN/>
-              <w:bidi w:val="0"/>
-              <w:adjustRightInd/>
-              <w:snapToGrid/>
-              <w:spacing w:line="250" w:lineRule="atLeast"/>
-              <w:jc w:val="center"/>
-              <w:textAlignment w:val="auto"/>
-              <w:rPr>
-                <w:rFonts w:hint="eastAsia" w:ascii="宋体" w:hAnsi="宋体" w:eastAsia="宋体" w:cs="宋体"/>
-                <w:i w:val="0"/>
-                <w:iCs w:val="0"/>
-                <w:caps w:val="0"/>
-                <w:color w:val="0F1115"/>
-                <w:spacing w:val="0"/>
-                <w:sz w:val="15"/>
-                <w:szCs w:val="15"/>
-              </w:rPr>
-            </w:pPr>
-            <w:r>
-              <w:rPr>
-                <w:rFonts w:hint="eastAsia" w:ascii="宋体" w:hAnsi="宋体" w:eastAsia="宋体" w:cs="宋体"/>
-                <w:i w:val="0"/>
-                <w:iCs w:val="0"/>
-                <w:caps w:val="0"/>
-                <w:color w:val="0F1115"/>
-                <w:spacing w:val="0"/>
-                <w:kern w:val="0"/>
-                <w:sz w:val="15"/>
-                <w:szCs w:val="15"/>
-                <w:lang w:val="en-US" w:eastAsia="zh-CN" w:bidi="ar"/>
-              </w:rPr>
-              <w:t>TimeText</w:t>
-            </w:r>
-          </w:p>
-        </w:tc>
-        <w:tc>
-          <w:tcPr>
-            <w:tcW w:w="1030" w:type="pct"/>
-            <w:shd w:val="clear" w:color="auto" w:fill="FFFFFF"/>
-            <w:tcMar>
-              <w:top w:w="100" w:type="dxa"/>
-              <w:left w:w="160" w:type="dxa"/>
-              <w:bottom w:w="100" w:type="dxa"/>
-              <w:right w:w="160" w:type="dxa"/>
-            </w:tcMar>
-            <w:vAlign w:val="center"/>
-          </w:tcPr>
-          <w:p>
-            <w:pPr>
-              <w:keepNext w:val="0"/>
-              <w:keepLines w:val="0"/>
-              <w:pageBreakBefore w:val="0"/>
-              <w:widowControl/>
-              <w:suppressLineNumbers w:val="0"/>
-              <w:kinsoku/>
-              <w:wordWrap/>
-              <w:overflowPunct/>
-              <w:topLinePunct w:val="0"/>
-              <w:autoSpaceDE/>
-              <w:autoSpaceDN/>
-              <w:bidi w:val="0"/>
-              <w:adjustRightInd/>
-              <w:snapToGrid/>
-              <w:spacing w:line="250" w:lineRule="atLeast"/>
-              <w:jc w:val="center"/>
-              <w:textAlignment w:val="auto"/>
-              <w:rPr>
-                <w:rFonts w:hint="eastAsia" w:ascii="宋体" w:hAnsi="宋体" w:eastAsia="宋体" w:cs="宋体"/>
-                <w:i w:val="0"/>
-                <w:iCs w:val="0"/>
-                <w:caps w:val="0"/>
-                <w:color w:val="0F1115"/>
-                <w:spacing w:val="0"/>
-                <w:sz w:val="15"/>
-                <w:szCs w:val="15"/>
-              </w:rPr>
-            </w:pPr>
-            <w:r>
-              <w:rPr>
-                <w:rFonts w:hint="eastAsia" w:ascii="宋体" w:hAnsi="宋体" w:eastAsia="宋体" w:cs="宋体"/>
-                <w:i w:val="0"/>
-                <w:iCs w:val="0"/>
-                <w:caps w:val="0"/>
-                <w:color w:val="0F1115"/>
-                <w:spacing w:val="0"/>
-                <w:kern w:val="0"/>
-                <w:sz w:val="15"/>
-                <w:szCs w:val="15"/>
-                <w:lang w:val="en-US" w:eastAsia="zh-CN" w:bidi="ar"/>
-              </w:rPr>
-              <w:t>剩余时间</w:t>
-            </w:r>
-          </w:p>
-        </w:tc>
-        <w:tc>
-          <w:tcPr>
-            <w:tcW w:w="1600" w:type="pct"/>
-            <w:shd w:val="clear" w:color="auto" w:fill="FFFFFF"/>
-            <w:tcMar>
-              <w:top w:w="100" w:type="dxa"/>
-              <w:left w:w="160" w:type="dxa"/>
-              <w:bottom w:w="100" w:type="dxa"/>
-              <w:right w:w="160" w:type="dxa"/>
-            </w:tcMar>
-            <w:vAlign w:val="center"/>
-          </w:tcPr>
-          <w:p>
-            <w:pPr>
-              <w:keepNext w:val="0"/>
-              <w:keepLines w:val="0"/>
-              <w:pageBreakBefore w:val="0"/>
-              <w:widowControl/>
-              <w:suppressLineNumbers w:val="0"/>
-              <w:kinsoku/>
-              <w:wordWrap/>
-              <w:overflowPunct/>
-              <w:topLinePunct w:val="0"/>
-              <w:autoSpaceDE/>
-              <w:autoSpaceDN/>
-              <w:bidi w:val="0"/>
-              <w:adjustRightInd/>
-              <w:snapToGrid/>
-              <w:spacing w:line="250" w:lineRule="atLeast"/>
-              <w:jc w:val="center"/>
-              <w:textAlignment w:val="auto"/>
-              <w:rPr>
-                <w:rFonts w:hint="eastAsia" w:ascii="宋体" w:hAnsi="宋体" w:eastAsia="宋体" w:cs="宋体"/>
-                <w:i w:val="0"/>
-                <w:iCs w:val="0"/>
-                <w:caps w:val="0"/>
-                <w:color w:val="0F1115"/>
-                <w:spacing w:val="0"/>
-                <w:sz w:val="15"/>
-                <w:szCs w:val="15"/>
-              </w:rPr>
-            </w:pPr>
-            <w:r>
-              <w:rPr>
-                <w:rFonts w:hint="eastAsia" w:ascii="宋体" w:hAnsi="宋体" w:eastAsia="宋体" w:cs="宋体"/>
-                <w:i w:val="0"/>
-                <w:iCs w:val="0"/>
-                <w:caps w:val="0"/>
-                <w:color w:val="0F1115"/>
-                <w:spacing w:val="0"/>
-                <w:kern w:val="0"/>
-                <w:sz w:val="15"/>
-                <w:szCs w:val="15"/>
-                <w:lang w:val="en-US" w:eastAsia="zh-CN" w:bidi="ar"/>
-              </w:rPr>
-              <w:t>GameState</w:t>
-            </w:r>
-          </w:p>
-        </w:tc>
-        <w:tc>
-          <w:tcPr>
-            <w:tcW w:w="1406" w:type="pct"/>
-            <w:shd w:val="clear" w:color="auto" w:fill="FFFFFF"/>
-            <w:tcMar>
-              <w:top w:w="100" w:type="dxa"/>
-              <w:left w:w="160" w:type="dxa"/>
-              <w:bottom w:w="100" w:type="dxa"/>
-              <w:right w:w="0" w:type="dxa"/>
-            </w:tcMar>
-            <w:vAlign w:val="center"/>
-          </w:tcPr>
-          <w:p>
-            <w:pPr>
-              <w:keepNext w:val="0"/>
-              <w:keepLines w:val="0"/>
-              <w:pageBreakBefore w:val="0"/>
-              <w:widowControl/>
-              <w:suppressLineNumbers w:val="0"/>
-              <w:kinsoku/>
-              <w:wordWrap/>
-              <w:overflowPunct/>
-              <w:topLinePunct w:val="0"/>
-              <w:autoSpaceDE/>
-              <w:autoSpaceDN/>
-              <w:bidi w:val="0"/>
-              <w:adjustRightInd/>
-              <w:snapToGrid/>
-              <w:spacing w:line="250" w:lineRule="atLeast"/>
-              <w:jc w:val="center"/>
-              <w:textAlignment w:val="auto"/>
-              <w:rPr>
-                <w:rFonts w:hint="eastAsia" w:ascii="宋体" w:hAnsi="宋体" w:eastAsia="宋体" w:cs="宋体"/>
-                <w:i w:val="0"/>
-                <w:iCs w:val="0"/>
-                <w:caps w:val="0"/>
-                <w:color w:val="0F1115"/>
-                <w:spacing w:val="0"/>
-                <w:sz w:val="15"/>
-                <w:szCs w:val="15"/>
-              </w:rPr>
-            </w:pPr>
-            <w:r>
-              <w:rPr>
-                <w:rFonts w:hint="eastAsia" w:ascii="宋体" w:hAnsi="宋体" w:eastAsia="宋体" w:cs="宋体"/>
-                <w:i w:val="0"/>
-                <w:iCs w:val="0"/>
-                <w:caps w:val="0"/>
-                <w:color w:val="0F1115"/>
-                <w:spacing w:val="0"/>
-                <w:kern w:val="0"/>
-                <w:sz w:val="15"/>
-                <w:szCs w:val="15"/>
-                <w:lang w:val="en-US" w:eastAsia="zh-CN" w:bidi="ar"/>
-              </w:rPr>
-              <w:t>Client_SetWidgetTime</w:t>
-            </w:r>
-          </w:p>
-        </w:tc>
-      </w:tr>
-      <w:tr>
-        <w:tblPrEx>
-          <w:tblBorders>
-            <w:top w:val="single" w:color="auto" w:sz="4" w:space="0"/>
-            <w:left w:val="single" w:color="auto" w:sz="4" w:space="0"/>
-            <w:bottom w:val="single" w:color="auto" w:sz="4" w:space="0"/>
-            <w:right w:val="single" w:color="auto" w:sz="4" w:space="0"/>
-            <w:insideH w:val="single" w:color="auto" w:sz="4" w:space="0"/>
-            <w:insideV w:val="single" w:color="auto" w:sz="4" w:space="0"/>
-          </w:tblBorders>
-          <w:tblCellMar>
-            <w:top w:w="15" w:type="dxa"/>
-            <w:left w:w="15" w:type="dxa"/>
-            <w:bottom w:w="15" w:type="dxa"/>
-            <w:right w:w="15" w:type="dxa"/>
-          </w:tblCellMar>
-        </w:tblPrEx>
-        <w:tc>
-          <w:tcPr>
-            <w:tcW w:w="962" w:type="pct"/>
-            <w:shd w:val="clear" w:color="auto" w:fill="FFFFFF"/>
-            <w:tcMar>
-              <w:top w:w="100" w:type="dxa"/>
-              <w:left w:w="0" w:type="dxa"/>
-              <w:bottom w:w="100" w:type="dxa"/>
-              <w:right w:w="160" w:type="dxa"/>
-            </w:tcMar>
-            <w:vAlign w:val="center"/>
-          </w:tcPr>
-          <w:p>
-            <w:pPr>
-              <w:keepNext w:val="0"/>
-              <w:keepLines w:val="0"/>
-              <w:pageBreakBefore w:val="0"/>
-              <w:widowControl/>
-              <w:suppressLineNumbers w:val="0"/>
-              <w:kinsoku/>
-              <w:wordWrap/>
-              <w:overflowPunct/>
-              <w:topLinePunct w:val="0"/>
-              <w:autoSpaceDE/>
-              <w:autoSpaceDN/>
-              <w:bidi w:val="0"/>
-              <w:adjustRightInd/>
-              <w:snapToGrid/>
-              <w:spacing w:line="250" w:lineRule="atLeast"/>
-              <w:jc w:val="center"/>
-              <w:textAlignment w:val="auto"/>
-              <w:rPr>
-                <w:rFonts w:hint="eastAsia" w:ascii="宋体" w:hAnsi="宋体" w:eastAsia="宋体" w:cs="宋体"/>
-                <w:i w:val="0"/>
-                <w:iCs w:val="0"/>
-                <w:caps w:val="0"/>
-                <w:color w:val="0F1115"/>
-                <w:spacing w:val="0"/>
-                <w:sz w:val="15"/>
-                <w:szCs w:val="15"/>
-              </w:rPr>
-            </w:pPr>
-            <w:r>
-              <w:rPr>
-                <w:rFonts w:hint="eastAsia" w:ascii="宋体" w:hAnsi="宋体" w:eastAsia="宋体" w:cs="宋体"/>
-                <w:i w:val="0"/>
-                <w:iCs w:val="0"/>
-                <w:caps w:val="0"/>
-                <w:color w:val="0F1115"/>
-                <w:spacing w:val="0"/>
-                <w:kern w:val="0"/>
-                <w:sz w:val="15"/>
-                <w:szCs w:val="15"/>
-                <w:lang w:val="en-US" w:eastAsia="zh-CN" w:bidi="ar"/>
-              </w:rPr>
-              <w:t>Player1Health</w:t>
-            </w:r>
-          </w:p>
-        </w:tc>
-        <w:tc>
-          <w:tcPr>
-            <w:tcW w:w="1030" w:type="pct"/>
-            <w:shd w:val="clear" w:color="auto" w:fill="FFFFFF"/>
-            <w:tcMar>
-              <w:top w:w="100" w:type="dxa"/>
-              <w:left w:w="160" w:type="dxa"/>
-              <w:bottom w:w="100" w:type="dxa"/>
-              <w:right w:w="160" w:type="dxa"/>
-            </w:tcMar>
-            <w:vAlign w:val="center"/>
-          </w:tcPr>
-          <w:p>
-            <w:pPr>
-              <w:keepNext w:val="0"/>
-              <w:keepLines w:val="0"/>
-              <w:pageBreakBefore w:val="0"/>
-              <w:widowControl/>
-              <w:suppressLineNumbers w:val="0"/>
-              <w:kinsoku/>
-              <w:wordWrap/>
-              <w:overflowPunct/>
-              <w:topLinePunct w:val="0"/>
-              <w:autoSpaceDE/>
-              <w:autoSpaceDN/>
-              <w:bidi w:val="0"/>
-              <w:adjustRightInd/>
-              <w:snapToGrid/>
-              <w:spacing w:line="250" w:lineRule="atLeast"/>
-              <w:jc w:val="center"/>
-              <w:textAlignment w:val="auto"/>
-              <w:rPr>
-                <w:rFonts w:hint="eastAsia" w:ascii="宋体" w:hAnsi="宋体" w:eastAsia="宋体" w:cs="宋体"/>
-                <w:i w:val="0"/>
-                <w:iCs w:val="0"/>
-                <w:caps w:val="0"/>
-                <w:color w:val="0F1115"/>
-                <w:spacing w:val="0"/>
-                <w:sz w:val="15"/>
-                <w:szCs w:val="15"/>
-              </w:rPr>
-            </w:pPr>
-            <w:r>
-              <w:rPr>
-                <w:rFonts w:hint="eastAsia" w:ascii="宋体" w:hAnsi="宋体" w:eastAsia="宋体" w:cs="宋体"/>
-                <w:i w:val="0"/>
-                <w:iCs w:val="0"/>
-                <w:caps w:val="0"/>
-                <w:color w:val="0F1115"/>
-                <w:spacing w:val="0"/>
-                <w:kern w:val="0"/>
-                <w:sz w:val="15"/>
-                <w:szCs w:val="15"/>
-                <w:lang w:val="en-US" w:eastAsia="zh-CN" w:bidi="ar"/>
-              </w:rPr>
-              <w:t>血量数值</w:t>
-            </w:r>
-          </w:p>
-        </w:tc>
-        <w:tc>
-          <w:tcPr>
-            <w:tcW w:w="1600" w:type="pct"/>
-            <w:shd w:val="clear" w:color="auto" w:fill="FFFFFF"/>
-            <w:tcMar>
-              <w:top w:w="100" w:type="dxa"/>
-              <w:left w:w="160" w:type="dxa"/>
-              <w:bottom w:w="100" w:type="dxa"/>
-              <w:right w:w="160" w:type="dxa"/>
-            </w:tcMar>
-            <w:vAlign w:val="center"/>
-          </w:tcPr>
-          <w:p>
-            <w:pPr>
-              <w:keepNext w:val="0"/>
-              <w:keepLines w:val="0"/>
-              <w:pageBreakBefore w:val="0"/>
-              <w:widowControl/>
-              <w:suppressLineNumbers w:val="0"/>
-              <w:kinsoku/>
-              <w:wordWrap/>
-              <w:overflowPunct/>
-              <w:topLinePunct w:val="0"/>
-              <w:autoSpaceDE/>
-              <w:autoSpaceDN/>
-              <w:bidi w:val="0"/>
-              <w:adjustRightInd/>
-              <w:snapToGrid/>
-              <w:spacing w:line="250" w:lineRule="atLeast"/>
-              <w:jc w:val="center"/>
-              <w:textAlignment w:val="auto"/>
-              <w:rPr>
-                <w:rFonts w:hint="eastAsia" w:ascii="宋体" w:hAnsi="宋体" w:eastAsia="宋体" w:cs="宋体"/>
-                <w:i w:val="0"/>
-                <w:iCs w:val="0"/>
-                <w:caps w:val="0"/>
-                <w:color w:val="0F1115"/>
-                <w:spacing w:val="0"/>
-                <w:sz w:val="15"/>
-                <w:szCs w:val="15"/>
-              </w:rPr>
-            </w:pPr>
-            <w:r>
-              <w:rPr>
-                <w:rFonts w:hint="eastAsia" w:ascii="宋体" w:hAnsi="宋体" w:eastAsia="宋体" w:cs="宋体"/>
-                <w:i w:val="0"/>
-                <w:iCs w:val="0"/>
-                <w:caps w:val="0"/>
-                <w:color w:val="0F1115"/>
-                <w:spacing w:val="0"/>
-                <w:kern w:val="0"/>
-                <w:sz w:val="15"/>
-                <w:szCs w:val="15"/>
-                <w:lang w:val="en-US" w:eastAsia="zh-CN" w:bidi="ar"/>
-              </w:rPr>
-              <w:t>PS1.HealthValue</w:t>
-            </w:r>
-          </w:p>
-        </w:tc>
-        <w:tc>
-          <w:tcPr>
-            <w:tcW w:w="1406" w:type="pct"/>
-            <w:shd w:val="clear" w:color="auto" w:fill="FFFFFF"/>
-            <w:tcMar>
-              <w:top w:w="100" w:type="dxa"/>
-              <w:left w:w="160" w:type="dxa"/>
-              <w:bottom w:w="100" w:type="dxa"/>
-              <w:right w:w="0" w:type="dxa"/>
-            </w:tcMar>
-            <w:vAlign w:val="center"/>
-          </w:tcPr>
-          <w:p>
-            <w:pPr>
-              <w:keepNext w:val="0"/>
-              <w:keepLines w:val="0"/>
-              <w:pageBreakBefore w:val="0"/>
-              <w:widowControl/>
-              <w:suppressLineNumbers w:val="0"/>
-              <w:kinsoku/>
-              <w:wordWrap/>
-              <w:overflowPunct/>
-              <w:topLinePunct w:val="0"/>
-              <w:autoSpaceDE/>
-              <w:autoSpaceDN/>
-              <w:bidi w:val="0"/>
-              <w:adjustRightInd/>
-              <w:snapToGrid/>
-              <w:spacing w:line="250" w:lineRule="atLeast"/>
-              <w:jc w:val="center"/>
-              <w:textAlignment w:val="auto"/>
-              <w:rPr>
-                <w:rFonts w:hint="eastAsia" w:ascii="宋体" w:hAnsi="宋体" w:eastAsia="宋体" w:cs="宋体"/>
-                <w:i w:val="0"/>
-                <w:iCs w:val="0"/>
-                <w:caps w:val="0"/>
-                <w:color w:val="0F1115"/>
-                <w:spacing w:val="0"/>
-                <w:sz w:val="15"/>
-                <w:szCs w:val="15"/>
-              </w:rPr>
-            </w:pPr>
-            <w:r>
-              <w:rPr>
-                <w:rFonts w:hint="eastAsia" w:ascii="宋体" w:hAnsi="宋体" w:eastAsia="宋体" w:cs="宋体"/>
-                <w:i w:val="0"/>
-                <w:iCs w:val="0"/>
-                <w:caps w:val="0"/>
-                <w:color w:val="0F1115"/>
-                <w:spacing w:val="0"/>
-                <w:kern w:val="0"/>
-                <w:sz w:val="15"/>
-                <w:szCs w:val="15"/>
-                <w:lang w:val="en-US" w:eastAsia="zh-CN" w:bidi="ar"/>
-              </w:rPr>
-              <w:t>属性复制</w:t>
             </w:r>
           </w:p>
         </w:tc>
@@ -33500,7 +33298,7 @@
                 <w:szCs w:val="15"/>
                 <w:lang w:val="en-US" w:eastAsia="zh-CN" w:bidi="ar"/>
               </w:rPr>
-              <w:t>Player2Health</w:t>
+              <w:t>TimeText</w:t>
             </w:r>
           </w:p>
         </w:tc>
@@ -33559,7 +33357,7 @@
                 <w:szCs w:val="15"/>
                 <w:lang w:val="en-US" w:eastAsia="zh-CN" w:bidi="ar"/>
               </w:rPr>
-              <w:t>血量数值</w:t>
+              <w:t>剩余时间</w:t>
             </w:r>
           </w:p>
         </w:tc>
@@ -33618,7 +33416,7 @@
                 <w:szCs w:val="15"/>
                 <w:lang w:val="en-US" w:eastAsia="zh-CN" w:bidi="ar"/>
               </w:rPr>
-              <w:t>PS2.HealthValue</w:t>
+              <w:t>GameState</w:t>
             </w:r>
           </w:p>
         </w:tc>
@@ -33677,1023 +33475,7 @@
                 <w:szCs w:val="15"/>
                 <w:lang w:val="en-US" w:eastAsia="zh-CN" w:bidi="ar"/>
               </w:rPr>
-              <w:t>属性复制</w:t>
-            </w:r>
-          </w:p>
-        </w:tc>
-      </w:tr>
-      <w:tr>
-        <w:tblPrEx>
-          <w:tblBorders>
-            <w:top w:val="single" w:color="auto" w:sz="4" w:space="0"/>
-            <w:left w:val="single" w:color="auto" w:sz="4" w:space="0"/>
-            <w:bottom w:val="single" w:color="auto" w:sz="4" w:space="0"/>
-            <w:right w:val="single" w:color="auto" w:sz="4" w:space="0"/>
-            <w:insideH w:val="single" w:color="auto" w:sz="4" w:space="0"/>
-            <w:insideV w:val="single" w:color="auto" w:sz="4" w:space="0"/>
-          </w:tblBorders>
-          <w:tblCellMar>
-            <w:top w:w="15" w:type="dxa"/>
-            <w:left w:w="15" w:type="dxa"/>
-            <w:bottom w:w="15" w:type="dxa"/>
-            <w:right w:w="15" w:type="dxa"/>
-          </w:tblCellMar>
-        </w:tblPrEx>
-        <w:tc>
-          <w:tcPr>
-            <w:tcW w:w="962" w:type="pct"/>
-            <w:shd w:val="clear" w:color="auto" w:fill="FFFFFF"/>
-            <w:tcMar>
-              <w:top w:w="100" w:type="dxa"/>
-              <w:left w:w="0" w:type="dxa"/>
-              <w:bottom w:w="100" w:type="dxa"/>
-              <w:right w:w="160" w:type="dxa"/>
-            </w:tcMar>
-            <w:vAlign w:val="center"/>
-          </w:tcPr>
-          <w:p>
-            <w:pPr>
-              <w:keepNext w:val="0"/>
-              <w:keepLines w:val="0"/>
-              <w:pageBreakBefore w:val="0"/>
-              <w:widowControl/>
-              <w:suppressLineNumbers w:val="0"/>
-              <w:kinsoku/>
-              <w:wordWrap/>
-              <w:overflowPunct/>
-              <w:topLinePunct w:val="0"/>
-              <w:autoSpaceDE/>
-              <w:autoSpaceDN/>
-              <w:bidi w:val="0"/>
-              <w:adjustRightInd/>
-              <w:snapToGrid/>
-              <w:spacing w:line="250" w:lineRule="atLeast"/>
-              <w:jc w:val="center"/>
-              <w:textAlignment w:val="auto"/>
-              <w:rPr>
-                <w:rFonts w:hint="eastAsia" w:ascii="宋体" w:hAnsi="宋体" w:eastAsia="宋体" w:cs="宋体"/>
-                <w:i w:val="0"/>
-                <w:iCs w:val="0"/>
-                <w:caps w:val="0"/>
-                <w:color w:val="0F1115"/>
-                <w:spacing w:val="0"/>
-                <w:sz w:val="15"/>
-                <w:szCs w:val="15"/>
-              </w:rPr>
-            </w:pPr>
-            <w:r>
-              <w:rPr>
-                <w:rFonts w:hint="eastAsia" w:ascii="宋体" w:hAnsi="宋体" w:eastAsia="宋体" w:cs="宋体"/>
-                <w:i w:val="0"/>
-                <w:iCs w:val="0"/>
-                <w:caps w:val="0"/>
-                <w:color w:val="0F1115"/>
-                <w:spacing w:val="0"/>
-                <w:kern w:val="0"/>
-                <w:sz w:val="15"/>
-                <w:szCs w:val="15"/>
-                <w:lang w:val="en-US" w:eastAsia="zh-CN" w:bidi="ar"/>
-              </w:rPr>
-              <w:t>Player1Bar</w:t>
-            </w:r>
-          </w:p>
-        </w:tc>
-        <w:tc>
-          <w:tcPr>
-            <w:tcW w:w="1030" w:type="pct"/>
-            <w:shd w:val="clear" w:color="auto" w:fill="FFFFFF"/>
-            <w:tcMar>
-              <w:top w:w="100" w:type="dxa"/>
-              <w:left w:w="160" w:type="dxa"/>
-              <w:bottom w:w="100" w:type="dxa"/>
-              <w:right w:w="160" w:type="dxa"/>
-            </w:tcMar>
-            <w:vAlign w:val="center"/>
-          </w:tcPr>
-          <w:p>
-            <w:pPr>
-              <w:keepNext w:val="0"/>
-              <w:keepLines w:val="0"/>
-              <w:pageBreakBefore w:val="0"/>
-              <w:widowControl/>
-              <w:suppressLineNumbers w:val="0"/>
-              <w:kinsoku/>
-              <w:wordWrap/>
-              <w:overflowPunct/>
-              <w:topLinePunct w:val="0"/>
-              <w:autoSpaceDE/>
-              <w:autoSpaceDN/>
-              <w:bidi w:val="0"/>
-              <w:adjustRightInd/>
-              <w:snapToGrid/>
-              <w:spacing w:line="250" w:lineRule="atLeast"/>
-              <w:jc w:val="center"/>
-              <w:textAlignment w:val="auto"/>
-              <w:rPr>
-                <w:rFonts w:hint="eastAsia" w:ascii="宋体" w:hAnsi="宋体" w:eastAsia="宋体" w:cs="宋体"/>
-                <w:i w:val="0"/>
-                <w:iCs w:val="0"/>
-                <w:caps w:val="0"/>
-                <w:color w:val="0F1115"/>
-                <w:spacing w:val="0"/>
-                <w:sz w:val="15"/>
-                <w:szCs w:val="15"/>
-              </w:rPr>
-            </w:pPr>
-            <w:r>
-              <w:rPr>
-                <w:rFonts w:hint="eastAsia" w:ascii="宋体" w:hAnsi="宋体" w:eastAsia="宋体" w:cs="宋体"/>
-                <w:i w:val="0"/>
-                <w:iCs w:val="0"/>
-                <w:caps w:val="0"/>
-                <w:color w:val="0F1115"/>
-                <w:spacing w:val="0"/>
-                <w:kern w:val="0"/>
-                <w:sz w:val="15"/>
-                <w:szCs w:val="15"/>
-                <w:lang w:val="en-US" w:eastAsia="zh-CN" w:bidi="ar"/>
-              </w:rPr>
-              <w:t>血量百分比</w:t>
-            </w:r>
-          </w:p>
-        </w:tc>
-        <w:tc>
-          <w:tcPr>
-            <w:tcW w:w="1600" w:type="pct"/>
-            <w:shd w:val="clear" w:color="auto" w:fill="FFFFFF"/>
-            <w:tcMar>
-              <w:top w:w="100" w:type="dxa"/>
-              <w:left w:w="160" w:type="dxa"/>
-              <w:bottom w:w="100" w:type="dxa"/>
-              <w:right w:w="160" w:type="dxa"/>
-            </w:tcMar>
-            <w:vAlign w:val="center"/>
-          </w:tcPr>
-          <w:p>
-            <w:pPr>
-              <w:keepNext w:val="0"/>
-              <w:keepLines w:val="0"/>
-              <w:pageBreakBefore w:val="0"/>
-              <w:widowControl/>
-              <w:suppressLineNumbers w:val="0"/>
-              <w:kinsoku/>
-              <w:wordWrap/>
-              <w:overflowPunct/>
-              <w:topLinePunct w:val="0"/>
-              <w:autoSpaceDE/>
-              <w:autoSpaceDN/>
-              <w:bidi w:val="0"/>
-              <w:adjustRightInd/>
-              <w:snapToGrid/>
-              <w:spacing w:line="250" w:lineRule="atLeast"/>
-              <w:jc w:val="center"/>
-              <w:textAlignment w:val="auto"/>
-              <w:rPr>
-                <w:rFonts w:hint="eastAsia" w:ascii="宋体" w:hAnsi="宋体" w:eastAsia="宋体" w:cs="宋体"/>
-                <w:i w:val="0"/>
-                <w:iCs w:val="0"/>
-                <w:caps w:val="0"/>
-                <w:color w:val="0F1115"/>
-                <w:spacing w:val="0"/>
-                <w:sz w:val="15"/>
-                <w:szCs w:val="15"/>
-              </w:rPr>
-            </w:pPr>
-            <w:r>
-              <w:rPr>
-                <w:rFonts w:hint="eastAsia" w:ascii="宋体" w:hAnsi="宋体" w:eastAsia="宋体" w:cs="宋体"/>
-                <w:i w:val="0"/>
-                <w:iCs w:val="0"/>
-                <w:caps w:val="0"/>
-                <w:color w:val="0F1115"/>
-                <w:spacing w:val="0"/>
-                <w:kern w:val="0"/>
-                <w:sz w:val="15"/>
-                <w:szCs w:val="15"/>
-                <w:lang w:val="en-US" w:eastAsia="zh-CN" w:bidi="ar"/>
-              </w:rPr>
-              <w:t>PS1.HealthValue / 300</w:t>
-            </w:r>
-          </w:p>
-        </w:tc>
-        <w:tc>
-          <w:tcPr>
-            <w:tcW w:w="1406" w:type="pct"/>
-            <w:shd w:val="clear" w:color="auto" w:fill="FFFFFF"/>
-            <w:tcMar>
-              <w:top w:w="100" w:type="dxa"/>
-              <w:left w:w="160" w:type="dxa"/>
-              <w:bottom w:w="100" w:type="dxa"/>
-              <w:right w:w="0" w:type="dxa"/>
-            </w:tcMar>
-            <w:vAlign w:val="center"/>
-          </w:tcPr>
-          <w:p>
-            <w:pPr>
-              <w:keepNext w:val="0"/>
-              <w:keepLines w:val="0"/>
-              <w:pageBreakBefore w:val="0"/>
-              <w:widowControl/>
-              <w:suppressLineNumbers w:val="0"/>
-              <w:kinsoku/>
-              <w:wordWrap/>
-              <w:overflowPunct/>
-              <w:topLinePunct w:val="0"/>
-              <w:autoSpaceDE/>
-              <w:autoSpaceDN/>
-              <w:bidi w:val="0"/>
-              <w:adjustRightInd/>
-              <w:snapToGrid/>
-              <w:spacing w:line="250" w:lineRule="atLeast"/>
-              <w:jc w:val="center"/>
-              <w:textAlignment w:val="auto"/>
-              <w:rPr>
-                <w:rFonts w:hint="eastAsia" w:ascii="宋体" w:hAnsi="宋体" w:eastAsia="宋体" w:cs="宋体"/>
-                <w:i w:val="0"/>
-                <w:iCs w:val="0"/>
-                <w:caps w:val="0"/>
-                <w:color w:val="0F1115"/>
-                <w:spacing w:val="0"/>
-                <w:sz w:val="15"/>
-                <w:szCs w:val="15"/>
-              </w:rPr>
-            </w:pPr>
-            <w:r>
-              <w:rPr>
-                <w:rFonts w:hint="eastAsia" w:ascii="宋体" w:hAnsi="宋体" w:eastAsia="宋体" w:cs="宋体"/>
-                <w:i w:val="0"/>
-                <w:iCs w:val="0"/>
-                <w:caps w:val="0"/>
-                <w:color w:val="0F1115"/>
-                <w:spacing w:val="0"/>
-                <w:kern w:val="0"/>
-                <w:sz w:val="15"/>
-                <w:szCs w:val="15"/>
-                <w:lang w:val="en-US" w:eastAsia="zh-CN" w:bidi="ar"/>
-              </w:rPr>
-              <w:t>属性复制</w:t>
-            </w:r>
-          </w:p>
-        </w:tc>
-      </w:tr>
-      <w:tr>
-        <w:tblPrEx>
-          <w:tblBorders>
-            <w:top w:val="single" w:color="auto" w:sz="4" w:space="0"/>
-            <w:left w:val="single" w:color="auto" w:sz="4" w:space="0"/>
-            <w:bottom w:val="single" w:color="auto" w:sz="4" w:space="0"/>
-            <w:right w:val="single" w:color="auto" w:sz="4" w:space="0"/>
-            <w:insideH w:val="single" w:color="auto" w:sz="4" w:space="0"/>
-            <w:insideV w:val="single" w:color="auto" w:sz="4" w:space="0"/>
-          </w:tblBorders>
-          <w:tblCellMar>
-            <w:top w:w="15" w:type="dxa"/>
-            <w:left w:w="15" w:type="dxa"/>
-            <w:bottom w:w="15" w:type="dxa"/>
-            <w:right w:w="15" w:type="dxa"/>
-          </w:tblCellMar>
-        </w:tblPrEx>
-        <w:tc>
-          <w:tcPr>
-            <w:tcW w:w="962" w:type="pct"/>
-            <w:shd w:val="clear" w:color="auto" w:fill="FFFFFF"/>
-            <w:tcMar>
-              <w:top w:w="100" w:type="dxa"/>
-              <w:left w:w="0" w:type="dxa"/>
-              <w:bottom w:w="100" w:type="dxa"/>
-              <w:right w:w="160" w:type="dxa"/>
-            </w:tcMar>
-            <w:vAlign w:val="center"/>
-          </w:tcPr>
-          <w:p>
-            <w:pPr>
-              <w:keepNext w:val="0"/>
-              <w:keepLines w:val="0"/>
-              <w:pageBreakBefore w:val="0"/>
-              <w:widowControl/>
-              <w:suppressLineNumbers w:val="0"/>
-              <w:kinsoku/>
-              <w:wordWrap/>
-              <w:overflowPunct/>
-              <w:topLinePunct w:val="0"/>
-              <w:autoSpaceDE/>
-              <w:autoSpaceDN/>
-              <w:bidi w:val="0"/>
-              <w:adjustRightInd/>
-              <w:snapToGrid/>
-              <w:spacing w:line="250" w:lineRule="atLeast"/>
-              <w:jc w:val="center"/>
-              <w:textAlignment w:val="auto"/>
-              <w:rPr>
-                <w:rFonts w:hint="eastAsia" w:ascii="宋体" w:hAnsi="宋体" w:eastAsia="宋体" w:cs="宋体"/>
-                <w:i w:val="0"/>
-                <w:iCs w:val="0"/>
-                <w:caps w:val="0"/>
-                <w:color w:val="0F1115"/>
-                <w:spacing w:val="0"/>
-                <w:sz w:val="15"/>
-                <w:szCs w:val="15"/>
-              </w:rPr>
-            </w:pPr>
-            <w:r>
-              <w:rPr>
-                <w:rFonts w:hint="eastAsia" w:ascii="宋体" w:hAnsi="宋体" w:eastAsia="宋体" w:cs="宋体"/>
-                <w:i w:val="0"/>
-                <w:iCs w:val="0"/>
-                <w:caps w:val="0"/>
-                <w:color w:val="0F1115"/>
-                <w:spacing w:val="0"/>
-                <w:kern w:val="0"/>
-                <w:sz w:val="15"/>
-                <w:szCs w:val="15"/>
-                <w:lang w:val="en-US" w:eastAsia="zh-CN" w:bidi="ar"/>
-              </w:rPr>
-              <w:t>Player2Bar</w:t>
-            </w:r>
-          </w:p>
-        </w:tc>
-        <w:tc>
-          <w:tcPr>
-            <w:tcW w:w="1030" w:type="pct"/>
-            <w:shd w:val="clear" w:color="auto" w:fill="FFFFFF"/>
-            <w:tcMar>
-              <w:top w:w="100" w:type="dxa"/>
-              <w:left w:w="160" w:type="dxa"/>
-              <w:bottom w:w="100" w:type="dxa"/>
-              <w:right w:w="160" w:type="dxa"/>
-            </w:tcMar>
-            <w:vAlign w:val="center"/>
-          </w:tcPr>
-          <w:p>
-            <w:pPr>
-              <w:keepNext w:val="0"/>
-              <w:keepLines w:val="0"/>
-              <w:pageBreakBefore w:val="0"/>
-              <w:widowControl/>
-              <w:suppressLineNumbers w:val="0"/>
-              <w:kinsoku/>
-              <w:wordWrap/>
-              <w:overflowPunct/>
-              <w:topLinePunct w:val="0"/>
-              <w:autoSpaceDE/>
-              <w:autoSpaceDN/>
-              <w:bidi w:val="0"/>
-              <w:adjustRightInd/>
-              <w:snapToGrid/>
-              <w:spacing w:line="250" w:lineRule="atLeast"/>
-              <w:jc w:val="center"/>
-              <w:textAlignment w:val="auto"/>
-              <w:rPr>
-                <w:rFonts w:hint="eastAsia" w:ascii="宋体" w:hAnsi="宋体" w:eastAsia="宋体" w:cs="宋体"/>
-                <w:i w:val="0"/>
-                <w:iCs w:val="0"/>
-                <w:caps w:val="0"/>
-                <w:color w:val="0F1115"/>
-                <w:spacing w:val="0"/>
-                <w:sz w:val="15"/>
-                <w:szCs w:val="15"/>
-              </w:rPr>
-            </w:pPr>
-            <w:r>
-              <w:rPr>
-                <w:rFonts w:hint="eastAsia" w:ascii="宋体" w:hAnsi="宋体" w:eastAsia="宋体" w:cs="宋体"/>
-                <w:i w:val="0"/>
-                <w:iCs w:val="0"/>
-                <w:caps w:val="0"/>
-                <w:color w:val="0F1115"/>
-                <w:spacing w:val="0"/>
-                <w:kern w:val="0"/>
-                <w:sz w:val="15"/>
-                <w:szCs w:val="15"/>
-                <w:lang w:val="en-US" w:eastAsia="zh-CN" w:bidi="ar"/>
-              </w:rPr>
-              <w:t>血量百分比</w:t>
-            </w:r>
-          </w:p>
-        </w:tc>
-        <w:tc>
-          <w:tcPr>
-            <w:tcW w:w="1600" w:type="pct"/>
-            <w:shd w:val="clear" w:color="auto" w:fill="FFFFFF"/>
-            <w:tcMar>
-              <w:top w:w="100" w:type="dxa"/>
-              <w:left w:w="160" w:type="dxa"/>
-              <w:bottom w:w="100" w:type="dxa"/>
-              <w:right w:w="160" w:type="dxa"/>
-            </w:tcMar>
-            <w:vAlign w:val="center"/>
-          </w:tcPr>
-          <w:p>
-            <w:pPr>
-              <w:keepNext w:val="0"/>
-              <w:keepLines w:val="0"/>
-              <w:pageBreakBefore w:val="0"/>
-              <w:widowControl/>
-              <w:suppressLineNumbers w:val="0"/>
-              <w:kinsoku/>
-              <w:wordWrap/>
-              <w:overflowPunct/>
-              <w:topLinePunct w:val="0"/>
-              <w:autoSpaceDE/>
-              <w:autoSpaceDN/>
-              <w:bidi w:val="0"/>
-              <w:adjustRightInd/>
-              <w:snapToGrid/>
-              <w:spacing w:line="250" w:lineRule="atLeast"/>
-              <w:jc w:val="center"/>
-              <w:textAlignment w:val="auto"/>
-              <w:rPr>
-                <w:rFonts w:hint="eastAsia" w:ascii="宋体" w:hAnsi="宋体" w:eastAsia="宋体" w:cs="宋体"/>
-                <w:i w:val="0"/>
-                <w:iCs w:val="0"/>
-                <w:caps w:val="0"/>
-                <w:color w:val="0F1115"/>
-                <w:spacing w:val="0"/>
-                <w:sz w:val="15"/>
-                <w:szCs w:val="15"/>
-              </w:rPr>
-            </w:pPr>
-            <w:r>
-              <w:rPr>
-                <w:rFonts w:hint="eastAsia" w:ascii="宋体" w:hAnsi="宋体" w:eastAsia="宋体" w:cs="宋体"/>
-                <w:i w:val="0"/>
-                <w:iCs w:val="0"/>
-                <w:caps w:val="0"/>
-                <w:color w:val="0F1115"/>
-                <w:spacing w:val="0"/>
-                <w:kern w:val="0"/>
-                <w:sz w:val="15"/>
-                <w:szCs w:val="15"/>
-                <w:lang w:val="en-US" w:eastAsia="zh-CN" w:bidi="ar"/>
-              </w:rPr>
-              <w:t>PS2.HealthValue / 300</w:t>
-            </w:r>
-          </w:p>
-        </w:tc>
-        <w:tc>
-          <w:tcPr>
-            <w:tcW w:w="1406" w:type="pct"/>
-            <w:shd w:val="clear" w:color="auto" w:fill="FFFFFF"/>
-            <w:tcMar>
-              <w:top w:w="100" w:type="dxa"/>
-              <w:left w:w="160" w:type="dxa"/>
-              <w:bottom w:w="100" w:type="dxa"/>
-              <w:right w:w="0" w:type="dxa"/>
-            </w:tcMar>
-            <w:vAlign w:val="center"/>
-          </w:tcPr>
-          <w:p>
-            <w:pPr>
-              <w:keepNext w:val="0"/>
-              <w:keepLines w:val="0"/>
-              <w:pageBreakBefore w:val="0"/>
-              <w:widowControl/>
-              <w:suppressLineNumbers w:val="0"/>
-              <w:kinsoku/>
-              <w:wordWrap/>
-              <w:overflowPunct/>
-              <w:topLinePunct w:val="0"/>
-              <w:autoSpaceDE/>
-              <w:autoSpaceDN/>
-              <w:bidi w:val="0"/>
-              <w:adjustRightInd/>
-              <w:snapToGrid/>
-              <w:spacing w:line="250" w:lineRule="atLeast"/>
-              <w:jc w:val="center"/>
-              <w:textAlignment w:val="auto"/>
-              <w:rPr>
-                <w:rFonts w:hint="eastAsia" w:ascii="宋体" w:hAnsi="宋体" w:eastAsia="宋体" w:cs="宋体"/>
-                <w:i w:val="0"/>
-                <w:iCs w:val="0"/>
-                <w:caps w:val="0"/>
-                <w:color w:val="0F1115"/>
-                <w:spacing w:val="0"/>
-                <w:sz w:val="15"/>
-                <w:szCs w:val="15"/>
-              </w:rPr>
-            </w:pPr>
-            <w:r>
-              <w:rPr>
-                <w:rFonts w:hint="eastAsia" w:ascii="宋体" w:hAnsi="宋体" w:eastAsia="宋体" w:cs="宋体"/>
-                <w:i w:val="0"/>
-                <w:iCs w:val="0"/>
-                <w:caps w:val="0"/>
-                <w:color w:val="0F1115"/>
-                <w:spacing w:val="0"/>
-                <w:kern w:val="0"/>
-                <w:sz w:val="15"/>
-                <w:szCs w:val="15"/>
-                <w:lang w:val="en-US" w:eastAsia="zh-CN" w:bidi="ar"/>
-              </w:rPr>
-              <w:t>属性复制</w:t>
-            </w:r>
-          </w:p>
-        </w:tc>
-      </w:tr>
-      <w:tr>
-        <w:tblPrEx>
-          <w:tblBorders>
-            <w:top w:val="single" w:color="auto" w:sz="4" w:space="0"/>
-            <w:left w:val="single" w:color="auto" w:sz="4" w:space="0"/>
-            <w:bottom w:val="single" w:color="auto" w:sz="4" w:space="0"/>
-            <w:right w:val="single" w:color="auto" w:sz="4" w:space="0"/>
-            <w:insideH w:val="single" w:color="auto" w:sz="4" w:space="0"/>
-            <w:insideV w:val="single" w:color="auto" w:sz="4" w:space="0"/>
-          </w:tblBorders>
-          <w:tblCellMar>
-            <w:top w:w="15" w:type="dxa"/>
-            <w:left w:w="15" w:type="dxa"/>
-            <w:bottom w:w="15" w:type="dxa"/>
-            <w:right w:w="15" w:type="dxa"/>
-          </w:tblCellMar>
-        </w:tblPrEx>
-        <w:tc>
-          <w:tcPr>
-            <w:tcW w:w="962" w:type="pct"/>
-            <w:shd w:val="clear" w:color="auto" w:fill="FFFFFF"/>
-            <w:tcMar>
-              <w:top w:w="100" w:type="dxa"/>
-              <w:left w:w="0" w:type="dxa"/>
-              <w:bottom w:w="100" w:type="dxa"/>
-              <w:right w:w="160" w:type="dxa"/>
-            </w:tcMar>
-            <w:vAlign w:val="center"/>
-          </w:tcPr>
-          <w:p>
-            <w:pPr>
-              <w:keepNext w:val="0"/>
-              <w:keepLines w:val="0"/>
-              <w:pageBreakBefore w:val="0"/>
-              <w:widowControl/>
-              <w:suppressLineNumbers w:val="0"/>
-              <w:kinsoku/>
-              <w:wordWrap/>
-              <w:overflowPunct/>
-              <w:topLinePunct w:val="0"/>
-              <w:autoSpaceDE/>
-              <w:autoSpaceDN/>
-              <w:bidi w:val="0"/>
-              <w:adjustRightInd/>
-              <w:snapToGrid/>
-              <w:spacing w:line="250" w:lineRule="atLeast"/>
-              <w:jc w:val="center"/>
-              <w:textAlignment w:val="auto"/>
-              <w:rPr>
-                <w:rFonts w:hint="eastAsia" w:ascii="宋体" w:hAnsi="宋体" w:eastAsia="宋体" w:cs="宋体"/>
-                <w:i w:val="0"/>
-                <w:iCs w:val="0"/>
-                <w:caps w:val="0"/>
-                <w:color w:val="0F1115"/>
-                <w:spacing w:val="0"/>
-                <w:sz w:val="15"/>
-                <w:szCs w:val="15"/>
-              </w:rPr>
-            </w:pPr>
-            <w:r>
-              <w:rPr>
-                <w:rFonts w:hint="eastAsia" w:ascii="宋体" w:hAnsi="宋体" w:eastAsia="宋体" w:cs="宋体"/>
-                <w:i w:val="0"/>
-                <w:iCs w:val="0"/>
-                <w:caps w:val="0"/>
-                <w:color w:val="0F1115"/>
-                <w:spacing w:val="0"/>
-                <w:kern w:val="0"/>
-                <w:sz w:val="15"/>
-                <w:szCs w:val="15"/>
-                <w:lang w:val="en-US" w:eastAsia="zh-CN" w:bidi="ar"/>
-              </w:rPr>
-              <w:t>Player1Chakra</w:t>
-            </w:r>
-          </w:p>
-        </w:tc>
-        <w:tc>
-          <w:tcPr>
-            <w:tcW w:w="1030" w:type="pct"/>
-            <w:shd w:val="clear" w:color="auto" w:fill="FFFFFF"/>
-            <w:tcMar>
-              <w:top w:w="100" w:type="dxa"/>
-              <w:left w:w="160" w:type="dxa"/>
-              <w:bottom w:w="100" w:type="dxa"/>
-              <w:right w:w="160" w:type="dxa"/>
-            </w:tcMar>
-            <w:vAlign w:val="center"/>
-          </w:tcPr>
-          <w:p>
-            <w:pPr>
-              <w:keepNext w:val="0"/>
-              <w:keepLines w:val="0"/>
-              <w:pageBreakBefore w:val="0"/>
-              <w:widowControl/>
-              <w:suppressLineNumbers w:val="0"/>
-              <w:kinsoku/>
-              <w:wordWrap/>
-              <w:overflowPunct/>
-              <w:topLinePunct w:val="0"/>
-              <w:autoSpaceDE/>
-              <w:autoSpaceDN/>
-              <w:bidi w:val="0"/>
-              <w:adjustRightInd/>
-              <w:snapToGrid/>
-              <w:spacing w:line="250" w:lineRule="atLeast"/>
-              <w:jc w:val="center"/>
-              <w:textAlignment w:val="auto"/>
-              <w:rPr>
-                <w:rFonts w:hint="eastAsia" w:ascii="宋体" w:hAnsi="宋体" w:eastAsia="宋体" w:cs="宋体"/>
-                <w:i w:val="0"/>
-                <w:iCs w:val="0"/>
-                <w:caps w:val="0"/>
-                <w:color w:val="0F1115"/>
-                <w:spacing w:val="0"/>
-                <w:sz w:val="15"/>
-                <w:szCs w:val="15"/>
-              </w:rPr>
-            </w:pPr>
-            <w:r>
-              <w:rPr>
-                <w:rFonts w:hint="eastAsia" w:ascii="宋体" w:hAnsi="宋体" w:eastAsia="宋体" w:cs="宋体"/>
-                <w:i w:val="0"/>
-                <w:iCs w:val="0"/>
-                <w:caps w:val="0"/>
-                <w:color w:val="0F1115"/>
-                <w:spacing w:val="0"/>
-                <w:kern w:val="0"/>
-                <w:sz w:val="15"/>
-                <w:szCs w:val="15"/>
-                <w:lang w:val="en-US" w:eastAsia="zh-CN" w:bidi="ar"/>
-              </w:rPr>
-              <w:t>查克拉百分比</w:t>
-            </w:r>
-          </w:p>
-        </w:tc>
-        <w:tc>
-          <w:tcPr>
-            <w:tcW w:w="1600" w:type="pct"/>
-            <w:shd w:val="clear" w:color="auto" w:fill="FFFFFF"/>
-            <w:tcMar>
-              <w:top w:w="100" w:type="dxa"/>
-              <w:left w:w="160" w:type="dxa"/>
-              <w:bottom w:w="100" w:type="dxa"/>
-              <w:right w:w="160" w:type="dxa"/>
-            </w:tcMar>
-            <w:vAlign w:val="center"/>
-          </w:tcPr>
-          <w:p>
-            <w:pPr>
-              <w:keepNext w:val="0"/>
-              <w:keepLines w:val="0"/>
-              <w:pageBreakBefore w:val="0"/>
-              <w:widowControl/>
-              <w:suppressLineNumbers w:val="0"/>
-              <w:kinsoku/>
-              <w:wordWrap/>
-              <w:overflowPunct/>
-              <w:topLinePunct w:val="0"/>
-              <w:autoSpaceDE/>
-              <w:autoSpaceDN/>
-              <w:bidi w:val="0"/>
-              <w:adjustRightInd/>
-              <w:snapToGrid/>
-              <w:spacing w:line="250" w:lineRule="atLeast"/>
-              <w:jc w:val="center"/>
-              <w:textAlignment w:val="auto"/>
-              <w:rPr>
-                <w:rFonts w:hint="eastAsia" w:ascii="宋体" w:hAnsi="宋体" w:eastAsia="宋体" w:cs="宋体"/>
-                <w:i w:val="0"/>
-                <w:iCs w:val="0"/>
-                <w:caps w:val="0"/>
-                <w:color w:val="0F1115"/>
-                <w:spacing w:val="0"/>
-                <w:sz w:val="15"/>
-                <w:szCs w:val="15"/>
-              </w:rPr>
-            </w:pPr>
-            <w:r>
-              <w:rPr>
-                <w:rFonts w:hint="eastAsia" w:ascii="宋体" w:hAnsi="宋体" w:eastAsia="宋体" w:cs="宋体"/>
-                <w:i w:val="0"/>
-                <w:iCs w:val="0"/>
-                <w:caps w:val="0"/>
-                <w:color w:val="0F1115"/>
-                <w:spacing w:val="0"/>
-                <w:kern w:val="0"/>
-                <w:sz w:val="15"/>
-                <w:szCs w:val="15"/>
-                <w:lang w:val="en-US" w:eastAsia="zh-CN" w:bidi="ar"/>
-              </w:rPr>
-              <w:t>PS1.Chakra / 4</w:t>
-            </w:r>
-          </w:p>
-        </w:tc>
-        <w:tc>
-          <w:tcPr>
-            <w:tcW w:w="1406" w:type="pct"/>
-            <w:shd w:val="clear" w:color="auto" w:fill="FFFFFF"/>
-            <w:tcMar>
-              <w:top w:w="100" w:type="dxa"/>
-              <w:left w:w="160" w:type="dxa"/>
-              <w:bottom w:w="100" w:type="dxa"/>
-              <w:right w:w="0" w:type="dxa"/>
-            </w:tcMar>
-            <w:vAlign w:val="center"/>
-          </w:tcPr>
-          <w:p>
-            <w:pPr>
-              <w:keepNext w:val="0"/>
-              <w:keepLines w:val="0"/>
-              <w:pageBreakBefore w:val="0"/>
-              <w:widowControl/>
-              <w:suppressLineNumbers w:val="0"/>
-              <w:kinsoku/>
-              <w:wordWrap/>
-              <w:overflowPunct/>
-              <w:topLinePunct w:val="0"/>
-              <w:autoSpaceDE/>
-              <w:autoSpaceDN/>
-              <w:bidi w:val="0"/>
-              <w:adjustRightInd/>
-              <w:snapToGrid/>
-              <w:spacing w:line="250" w:lineRule="atLeast"/>
-              <w:jc w:val="center"/>
-              <w:textAlignment w:val="auto"/>
-              <w:rPr>
-                <w:rFonts w:hint="eastAsia" w:ascii="宋体" w:hAnsi="宋体" w:eastAsia="宋体" w:cs="宋体"/>
-                <w:i w:val="0"/>
-                <w:iCs w:val="0"/>
-                <w:caps w:val="0"/>
-                <w:color w:val="0F1115"/>
-                <w:spacing w:val="0"/>
-                <w:sz w:val="15"/>
-                <w:szCs w:val="15"/>
-              </w:rPr>
-            </w:pPr>
-            <w:r>
-              <w:rPr>
-                <w:rFonts w:hint="eastAsia" w:ascii="宋体" w:hAnsi="宋体" w:eastAsia="宋体" w:cs="宋体"/>
-                <w:i w:val="0"/>
-                <w:iCs w:val="0"/>
-                <w:caps w:val="0"/>
-                <w:color w:val="0F1115"/>
-                <w:spacing w:val="0"/>
-                <w:kern w:val="0"/>
-                <w:sz w:val="15"/>
-                <w:szCs w:val="15"/>
-                <w:lang w:val="en-US" w:eastAsia="zh-CN" w:bidi="ar"/>
-              </w:rPr>
-              <w:t>属性复制</w:t>
-            </w:r>
-          </w:p>
-        </w:tc>
-      </w:tr>
-      <w:tr>
-        <w:tblPrEx>
-          <w:tblBorders>
-            <w:top w:val="single" w:color="auto" w:sz="4" w:space="0"/>
-            <w:left w:val="single" w:color="auto" w:sz="4" w:space="0"/>
-            <w:bottom w:val="single" w:color="auto" w:sz="4" w:space="0"/>
-            <w:right w:val="single" w:color="auto" w:sz="4" w:space="0"/>
-            <w:insideH w:val="single" w:color="auto" w:sz="4" w:space="0"/>
-            <w:insideV w:val="single" w:color="auto" w:sz="4" w:space="0"/>
-          </w:tblBorders>
-          <w:tblCellMar>
-            <w:top w:w="15" w:type="dxa"/>
-            <w:left w:w="15" w:type="dxa"/>
-            <w:bottom w:w="15" w:type="dxa"/>
-            <w:right w:w="15" w:type="dxa"/>
-          </w:tblCellMar>
-        </w:tblPrEx>
-        <w:tc>
-          <w:tcPr>
-            <w:tcW w:w="962" w:type="pct"/>
-            <w:shd w:val="clear" w:color="auto" w:fill="FFFFFF"/>
-            <w:tcMar>
-              <w:top w:w="100" w:type="dxa"/>
-              <w:left w:w="0" w:type="dxa"/>
-              <w:bottom w:w="100" w:type="dxa"/>
-              <w:right w:w="160" w:type="dxa"/>
-            </w:tcMar>
-            <w:vAlign w:val="center"/>
-          </w:tcPr>
-          <w:p>
-            <w:pPr>
-              <w:keepNext w:val="0"/>
-              <w:keepLines w:val="0"/>
-              <w:pageBreakBefore w:val="0"/>
-              <w:widowControl/>
-              <w:suppressLineNumbers w:val="0"/>
-              <w:kinsoku/>
-              <w:wordWrap/>
-              <w:overflowPunct/>
-              <w:topLinePunct w:val="0"/>
-              <w:autoSpaceDE/>
-              <w:autoSpaceDN/>
-              <w:bidi w:val="0"/>
-              <w:adjustRightInd/>
-              <w:snapToGrid/>
-              <w:spacing w:line="250" w:lineRule="atLeast"/>
-              <w:jc w:val="center"/>
-              <w:textAlignment w:val="auto"/>
-              <w:rPr>
-                <w:rFonts w:hint="eastAsia" w:ascii="宋体" w:hAnsi="宋体" w:eastAsia="宋体" w:cs="宋体"/>
-                <w:i w:val="0"/>
-                <w:iCs w:val="0"/>
-                <w:caps w:val="0"/>
-                <w:color w:val="0F1115"/>
-                <w:spacing w:val="0"/>
-                <w:sz w:val="15"/>
-                <w:szCs w:val="15"/>
-              </w:rPr>
-            </w:pPr>
-            <w:r>
-              <w:rPr>
-                <w:rFonts w:hint="eastAsia" w:ascii="宋体" w:hAnsi="宋体" w:eastAsia="宋体" w:cs="宋体"/>
-                <w:i w:val="0"/>
-                <w:iCs w:val="0"/>
-                <w:caps w:val="0"/>
-                <w:color w:val="0F1115"/>
-                <w:spacing w:val="0"/>
-                <w:kern w:val="0"/>
-                <w:sz w:val="15"/>
-                <w:szCs w:val="15"/>
-                <w:lang w:val="en-US" w:eastAsia="zh-CN" w:bidi="ar"/>
-              </w:rPr>
-              <w:t>Player2Chakra</w:t>
-            </w:r>
-          </w:p>
-        </w:tc>
-        <w:tc>
-          <w:tcPr>
-            <w:tcW w:w="1030" w:type="pct"/>
-            <w:shd w:val="clear" w:color="auto" w:fill="FFFFFF"/>
-            <w:tcMar>
-              <w:top w:w="100" w:type="dxa"/>
-              <w:left w:w="160" w:type="dxa"/>
-              <w:bottom w:w="100" w:type="dxa"/>
-              <w:right w:w="160" w:type="dxa"/>
-            </w:tcMar>
-            <w:vAlign w:val="center"/>
-          </w:tcPr>
-          <w:p>
-            <w:pPr>
-              <w:keepNext w:val="0"/>
-              <w:keepLines w:val="0"/>
-              <w:pageBreakBefore w:val="0"/>
-              <w:widowControl/>
-              <w:suppressLineNumbers w:val="0"/>
-              <w:kinsoku/>
-              <w:wordWrap/>
-              <w:overflowPunct/>
-              <w:topLinePunct w:val="0"/>
-              <w:autoSpaceDE/>
-              <w:autoSpaceDN/>
-              <w:bidi w:val="0"/>
-              <w:adjustRightInd/>
-              <w:snapToGrid/>
-              <w:spacing w:line="250" w:lineRule="atLeast"/>
-              <w:jc w:val="center"/>
-              <w:textAlignment w:val="auto"/>
-              <w:rPr>
-                <w:rFonts w:hint="eastAsia" w:ascii="宋体" w:hAnsi="宋体" w:eastAsia="宋体" w:cs="宋体"/>
-                <w:i w:val="0"/>
-                <w:iCs w:val="0"/>
-                <w:caps w:val="0"/>
-                <w:color w:val="0F1115"/>
-                <w:spacing w:val="0"/>
-                <w:sz w:val="15"/>
-                <w:szCs w:val="15"/>
-              </w:rPr>
-            </w:pPr>
-            <w:r>
-              <w:rPr>
-                <w:rFonts w:hint="eastAsia" w:ascii="宋体" w:hAnsi="宋体" w:eastAsia="宋体" w:cs="宋体"/>
-                <w:i w:val="0"/>
-                <w:iCs w:val="0"/>
-                <w:caps w:val="0"/>
-                <w:color w:val="0F1115"/>
-                <w:spacing w:val="0"/>
-                <w:kern w:val="0"/>
-                <w:sz w:val="15"/>
-                <w:szCs w:val="15"/>
-                <w:lang w:val="en-US" w:eastAsia="zh-CN" w:bidi="ar"/>
-              </w:rPr>
-              <w:t>查克拉百分比</w:t>
-            </w:r>
-          </w:p>
-        </w:tc>
-        <w:tc>
-          <w:tcPr>
-            <w:tcW w:w="1600" w:type="pct"/>
-            <w:shd w:val="clear" w:color="auto" w:fill="FFFFFF"/>
-            <w:tcMar>
-              <w:top w:w="100" w:type="dxa"/>
-              <w:left w:w="160" w:type="dxa"/>
-              <w:bottom w:w="100" w:type="dxa"/>
-              <w:right w:w="160" w:type="dxa"/>
-            </w:tcMar>
-            <w:vAlign w:val="center"/>
-          </w:tcPr>
-          <w:p>
-            <w:pPr>
-              <w:keepNext w:val="0"/>
-              <w:keepLines w:val="0"/>
-              <w:pageBreakBefore w:val="0"/>
-              <w:widowControl/>
-              <w:suppressLineNumbers w:val="0"/>
-              <w:kinsoku/>
-              <w:wordWrap/>
-              <w:overflowPunct/>
-              <w:topLinePunct w:val="0"/>
-              <w:autoSpaceDE/>
-              <w:autoSpaceDN/>
-              <w:bidi w:val="0"/>
-              <w:adjustRightInd/>
-              <w:snapToGrid/>
-              <w:spacing w:line="250" w:lineRule="atLeast"/>
-              <w:jc w:val="center"/>
-              <w:textAlignment w:val="auto"/>
-              <w:rPr>
-                <w:rFonts w:hint="eastAsia" w:ascii="宋体" w:hAnsi="宋体" w:eastAsia="宋体" w:cs="宋体"/>
-                <w:i w:val="0"/>
-                <w:iCs w:val="0"/>
-                <w:caps w:val="0"/>
-                <w:color w:val="0F1115"/>
-                <w:spacing w:val="0"/>
-                <w:sz w:val="15"/>
-                <w:szCs w:val="15"/>
-              </w:rPr>
-            </w:pPr>
-            <w:r>
-              <w:rPr>
-                <w:rFonts w:hint="eastAsia" w:ascii="宋体" w:hAnsi="宋体" w:eastAsia="宋体" w:cs="宋体"/>
-                <w:i w:val="0"/>
-                <w:iCs w:val="0"/>
-                <w:caps w:val="0"/>
-                <w:color w:val="0F1115"/>
-                <w:spacing w:val="0"/>
-                <w:kern w:val="0"/>
-                <w:sz w:val="15"/>
-                <w:szCs w:val="15"/>
-                <w:lang w:val="en-US" w:eastAsia="zh-CN" w:bidi="ar"/>
-              </w:rPr>
-              <w:t>PS2.Chakra / 4</w:t>
-            </w:r>
-          </w:p>
-        </w:tc>
-        <w:tc>
-          <w:tcPr>
-            <w:tcW w:w="1406" w:type="pct"/>
-            <w:shd w:val="clear" w:color="auto" w:fill="FFFFFF"/>
-            <w:tcMar>
-              <w:top w:w="100" w:type="dxa"/>
-              <w:left w:w="160" w:type="dxa"/>
-              <w:bottom w:w="100" w:type="dxa"/>
-              <w:right w:w="0" w:type="dxa"/>
-            </w:tcMar>
-            <w:vAlign w:val="center"/>
-          </w:tcPr>
-          <w:p>
-            <w:pPr>
-              <w:keepNext w:val="0"/>
-              <w:keepLines w:val="0"/>
-              <w:pageBreakBefore w:val="0"/>
-              <w:widowControl/>
-              <w:suppressLineNumbers w:val="0"/>
-              <w:kinsoku/>
-              <w:wordWrap/>
-              <w:overflowPunct/>
-              <w:topLinePunct w:val="0"/>
-              <w:autoSpaceDE/>
-              <w:autoSpaceDN/>
-              <w:bidi w:val="0"/>
-              <w:adjustRightInd/>
-              <w:snapToGrid/>
-              <w:spacing w:line="250" w:lineRule="atLeast"/>
-              <w:jc w:val="center"/>
-              <w:textAlignment w:val="auto"/>
-              <w:rPr>
-                <w:rFonts w:hint="eastAsia" w:ascii="宋体" w:hAnsi="宋体" w:eastAsia="宋体" w:cs="宋体"/>
-                <w:i w:val="0"/>
-                <w:iCs w:val="0"/>
-                <w:caps w:val="0"/>
-                <w:color w:val="0F1115"/>
-                <w:spacing w:val="0"/>
-                <w:sz w:val="15"/>
-                <w:szCs w:val="15"/>
-              </w:rPr>
-            </w:pPr>
-            <w:r>
-              <w:rPr>
-                <w:rFonts w:hint="eastAsia" w:ascii="宋体" w:hAnsi="宋体" w:eastAsia="宋体" w:cs="宋体"/>
-                <w:i w:val="0"/>
-                <w:iCs w:val="0"/>
-                <w:caps w:val="0"/>
-                <w:color w:val="0F1115"/>
-                <w:spacing w:val="0"/>
-                <w:kern w:val="0"/>
-                <w:sz w:val="15"/>
-                <w:szCs w:val="15"/>
-                <w:lang w:val="en-US" w:eastAsia="zh-CN" w:bidi="ar"/>
-              </w:rPr>
-              <w:t>属性复制</w:t>
+              <w:t>Client_SetWidgetTime</w:t>
             </w:r>
           </w:p>
         </w:tc>
@@ -34771,6 +33553,1535 @@
                 <w:szCs w:val="15"/>
                 <w:lang w:val="en-US" w:eastAsia="zh-CN" w:bidi="ar"/>
               </w:rPr>
+              <w:t>Player1Health</w:t>
+            </w:r>
+          </w:p>
+        </w:tc>
+        <w:tc>
+          <w:tcPr>
+            <w:tcW w:w="1030" w:type="pct"/>
+            <w:shd w:val="clear" w:color="auto" w:fill="FFFFFF"/>
+            <w:tcMar>
+              <w:top w:w="100" w:type="dxa"/>
+              <w:left w:w="160" w:type="dxa"/>
+              <w:bottom w:w="100" w:type="dxa"/>
+              <w:right w:w="160" w:type="dxa"/>
+            </w:tcMar>
+            <w:vAlign w:val="center"/>
+          </w:tcPr>
+          <w:p>
+            <w:pPr>
+              <w:keepNext w:val="0"/>
+              <w:keepLines w:val="0"/>
+              <w:pageBreakBefore w:val="0"/>
+              <w:widowControl/>
+              <w:suppressLineNumbers w:val="0"/>
+              <w:kinsoku/>
+              <w:wordWrap/>
+              <w:overflowPunct/>
+              <w:topLinePunct w:val="0"/>
+              <w:autoSpaceDE/>
+              <w:autoSpaceDN/>
+              <w:bidi w:val="0"/>
+              <w:adjustRightInd/>
+              <w:snapToGrid/>
+              <w:spacing w:line="250" w:lineRule="atLeast"/>
+              <w:jc w:val="center"/>
+              <w:textAlignment w:val="auto"/>
+              <w:rPr>
+                <w:rFonts w:hint="eastAsia" w:ascii="宋体" w:hAnsi="宋体" w:eastAsia="宋体" w:cs="宋体"/>
+                <w:i w:val="0"/>
+                <w:iCs w:val="0"/>
+                <w:caps w:val="0"/>
+                <w:color w:val="0F1115"/>
+                <w:spacing w:val="0"/>
+                <w:sz w:val="15"/>
+                <w:szCs w:val="15"/>
+              </w:rPr>
+            </w:pPr>
+            <w:r>
+              <w:rPr>
+                <w:rFonts w:hint="eastAsia" w:ascii="宋体" w:hAnsi="宋体" w:eastAsia="宋体" w:cs="宋体"/>
+                <w:i w:val="0"/>
+                <w:iCs w:val="0"/>
+                <w:caps w:val="0"/>
+                <w:color w:val="0F1115"/>
+                <w:spacing w:val="0"/>
+                <w:kern w:val="0"/>
+                <w:sz w:val="15"/>
+                <w:szCs w:val="15"/>
+                <w:lang w:val="en-US" w:eastAsia="zh-CN" w:bidi="ar"/>
+              </w:rPr>
+              <w:t>血量数值</w:t>
+            </w:r>
+          </w:p>
+        </w:tc>
+        <w:tc>
+          <w:tcPr>
+            <w:tcW w:w="1600" w:type="pct"/>
+            <w:shd w:val="clear" w:color="auto" w:fill="FFFFFF"/>
+            <w:tcMar>
+              <w:top w:w="100" w:type="dxa"/>
+              <w:left w:w="160" w:type="dxa"/>
+              <w:bottom w:w="100" w:type="dxa"/>
+              <w:right w:w="160" w:type="dxa"/>
+            </w:tcMar>
+            <w:vAlign w:val="center"/>
+          </w:tcPr>
+          <w:p>
+            <w:pPr>
+              <w:keepNext w:val="0"/>
+              <w:keepLines w:val="0"/>
+              <w:pageBreakBefore w:val="0"/>
+              <w:widowControl/>
+              <w:suppressLineNumbers w:val="0"/>
+              <w:kinsoku/>
+              <w:wordWrap/>
+              <w:overflowPunct/>
+              <w:topLinePunct w:val="0"/>
+              <w:autoSpaceDE/>
+              <w:autoSpaceDN/>
+              <w:bidi w:val="0"/>
+              <w:adjustRightInd/>
+              <w:snapToGrid/>
+              <w:spacing w:line="250" w:lineRule="atLeast"/>
+              <w:jc w:val="center"/>
+              <w:textAlignment w:val="auto"/>
+              <w:rPr>
+                <w:rFonts w:hint="eastAsia" w:ascii="宋体" w:hAnsi="宋体" w:eastAsia="宋体" w:cs="宋体"/>
+                <w:i w:val="0"/>
+                <w:iCs w:val="0"/>
+                <w:caps w:val="0"/>
+                <w:color w:val="0F1115"/>
+                <w:spacing w:val="0"/>
+                <w:sz w:val="15"/>
+                <w:szCs w:val="15"/>
+              </w:rPr>
+            </w:pPr>
+            <w:r>
+              <w:rPr>
+                <w:rFonts w:hint="eastAsia" w:ascii="宋体" w:hAnsi="宋体" w:eastAsia="宋体" w:cs="宋体"/>
+                <w:i w:val="0"/>
+                <w:iCs w:val="0"/>
+                <w:caps w:val="0"/>
+                <w:color w:val="0F1115"/>
+                <w:spacing w:val="0"/>
+                <w:kern w:val="0"/>
+                <w:sz w:val="15"/>
+                <w:szCs w:val="15"/>
+                <w:lang w:val="en-US" w:eastAsia="zh-CN" w:bidi="ar"/>
+              </w:rPr>
+              <w:t>PS1.HealthValue</w:t>
+            </w:r>
+          </w:p>
+        </w:tc>
+        <w:tc>
+          <w:tcPr>
+            <w:tcW w:w="1406" w:type="pct"/>
+            <w:shd w:val="clear" w:color="auto" w:fill="FFFFFF"/>
+            <w:tcMar>
+              <w:top w:w="100" w:type="dxa"/>
+              <w:left w:w="160" w:type="dxa"/>
+              <w:bottom w:w="100" w:type="dxa"/>
+              <w:right w:w="0" w:type="dxa"/>
+            </w:tcMar>
+            <w:vAlign w:val="center"/>
+          </w:tcPr>
+          <w:p>
+            <w:pPr>
+              <w:keepNext w:val="0"/>
+              <w:keepLines w:val="0"/>
+              <w:pageBreakBefore w:val="0"/>
+              <w:widowControl/>
+              <w:suppressLineNumbers w:val="0"/>
+              <w:kinsoku/>
+              <w:wordWrap/>
+              <w:overflowPunct/>
+              <w:topLinePunct w:val="0"/>
+              <w:autoSpaceDE/>
+              <w:autoSpaceDN/>
+              <w:bidi w:val="0"/>
+              <w:adjustRightInd/>
+              <w:snapToGrid/>
+              <w:spacing w:line="250" w:lineRule="atLeast"/>
+              <w:jc w:val="center"/>
+              <w:textAlignment w:val="auto"/>
+              <w:rPr>
+                <w:rFonts w:hint="eastAsia" w:ascii="宋体" w:hAnsi="宋体" w:eastAsia="宋体" w:cs="宋体"/>
+                <w:i w:val="0"/>
+                <w:iCs w:val="0"/>
+                <w:caps w:val="0"/>
+                <w:color w:val="0F1115"/>
+                <w:spacing w:val="0"/>
+                <w:sz w:val="15"/>
+                <w:szCs w:val="15"/>
+              </w:rPr>
+            </w:pPr>
+            <w:r>
+              <w:rPr>
+                <w:rFonts w:hint="eastAsia" w:ascii="宋体" w:hAnsi="宋体" w:eastAsia="宋体" w:cs="宋体"/>
+                <w:i w:val="0"/>
+                <w:iCs w:val="0"/>
+                <w:caps w:val="0"/>
+                <w:color w:val="0F1115"/>
+                <w:spacing w:val="0"/>
+                <w:kern w:val="0"/>
+                <w:sz w:val="15"/>
+                <w:szCs w:val="15"/>
+                <w:lang w:val="en-US" w:eastAsia="zh-CN" w:bidi="ar"/>
+              </w:rPr>
+              <w:t>属性复制</w:t>
+            </w:r>
+          </w:p>
+        </w:tc>
+      </w:tr>
+      <w:tr>
+        <w:tblPrEx>
+          <w:tblBorders>
+            <w:top w:val="single" w:color="auto" w:sz="4" w:space="0"/>
+            <w:left w:val="single" w:color="auto" w:sz="4" w:space="0"/>
+            <w:bottom w:val="single" w:color="auto" w:sz="4" w:space="0"/>
+            <w:right w:val="single" w:color="auto" w:sz="4" w:space="0"/>
+            <w:insideH w:val="single" w:color="auto" w:sz="4" w:space="0"/>
+            <w:insideV w:val="single" w:color="auto" w:sz="4" w:space="0"/>
+          </w:tblBorders>
+          <w:shd w:val="clear" w:color="auto" w:fill="FFFFFF"/>
+          <w:tblCellMar>
+            <w:top w:w="15" w:type="dxa"/>
+            <w:left w:w="15" w:type="dxa"/>
+            <w:bottom w:w="15" w:type="dxa"/>
+            <w:right w:w="15" w:type="dxa"/>
+          </w:tblCellMar>
+        </w:tblPrEx>
+        <w:tc>
+          <w:tcPr>
+            <w:tcW w:w="962" w:type="pct"/>
+            <w:shd w:val="clear" w:color="auto" w:fill="FFFFFF"/>
+            <w:tcMar>
+              <w:top w:w="100" w:type="dxa"/>
+              <w:left w:w="0" w:type="dxa"/>
+              <w:bottom w:w="100" w:type="dxa"/>
+              <w:right w:w="160" w:type="dxa"/>
+            </w:tcMar>
+            <w:vAlign w:val="center"/>
+          </w:tcPr>
+          <w:p>
+            <w:pPr>
+              <w:keepNext w:val="0"/>
+              <w:keepLines w:val="0"/>
+              <w:pageBreakBefore w:val="0"/>
+              <w:widowControl/>
+              <w:suppressLineNumbers w:val="0"/>
+              <w:kinsoku/>
+              <w:wordWrap/>
+              <w:overflowPunct/>
+              <w:topLinePunct w:val="0"/>
+              <w:autoSpaceDE/>
+              <w:autoSpaceDN/>
+              <w:bidi w:val="0"/>
+              <w:adjustRightInd/>
+              <w:snapToGrid/>
+              <w:spacing w:line="250" w:lineRule="atLeast"/>
+              <w:jc w:val="center"/>
+              <w:textAlignment w:val="auto"/>
+              <w:rPr>
+                <w:rFonts w:hint="eastAsia" w:ascii="宋体" w:hAnsi="宋体" w:eastAsia="宋体" w:cs="宋体"/>
+                <w:i w:val="0"/>
+                <w:iCs w:val="0"/>
+                <w:caps w:val="0"/>
+                <w:color w:val="0F1115"/>
+                <w:spacing w:val="0"/>
+                <w:sz w:val="15"/>
+                <w:szCs w:val="15"/>
+              </w:rPr>
+            </w:pPr>
+            <w:r>
+              <w:rPr>
+                <w:rFonts w:hint="eastAsia" w:ascii="宋体" w:hAnsi="宋体" w:eastAsia="宋体" w:cs="宋体"/>
+                <w:i w:val="0"/>
+                <w:iCs w:val="0"/>
+                <w:caps w:val="0"/>
+                <w:color w:val="0F1115"/>
+                <w:spacing w:val="0"/>
+                <w:kern w:val="0"/>
+                <w:sz w:val="15"/>
+                <w:szCs w:val="15"/>
+                <w:lang w:val="en-US" w:eastAsia="zh-CN" w:bidi="ar"/>
+              </w:rPr>
+              <w:t>Player2Health</w:t>
+            </w:r>
+          </w:p>
+        </w:tc>
+        <w:tc>
+          <w:tcPr>
+            <w:tcW w:w="1030" w:type="pct"/>
+            <w:shd w:val="clear" w:color="auto" w:fill="FFFFFF"/>
+            <w:tcMar>
+              <w:top w:w="100" w:type="dxa"/>
+              <w:left w:w="160" w:type="dxa"/>
+              <w:bottom w:w="100" w:type="dxa"/>
+              <w:right w:w="160" w:type="dxa"/>
+            </w:tcMar>
+            <w:vAlign w:val="center"/>
+          </w:tcPr>
+          <w:p>
+            <w:pPr>
+              <w:keepNext w:val="0"/>
+              <w:keepLines w:val="0"/>
+              <w:pageBreakBefore w:val="0"/>
+              <w:widowControl/>
+              <w:suppressLineNumbers w:val="0"/>
+              <w:kinsoku/>
+              <w:wordWrap/>
+              <w:overflowPunct/>
+              <w:topLinePunct w:val="0"/>
+              <w:autoSpaceDE/>
+              <w:autoSpaceDN/>
+              <w:bidi w:val="0"/>
+              <w:adjustRightInd/>
+              <w:snapToGrid/>
+              <w:spacing w:line="250" w:lineRule="atLeast"/>
+              <w:jc w:val="center"/>
+              <w:textAlignment w:val="auto"/>
+              <w:rPr>
+                <w:rFonts w:hint="eastAsia" w:ascii="宋体" w:hAnsi="宋体" w:eastAsia="宋体" w:cs="宋体"/>
+                <w:i w:val="0"/>
+                <w:iCs w:val="0"/>
+                <w:caps w:val="0"/>
+                <w:color w:val="0F1115"/>
+                <w:spacing w:val="0"/>
+                <w:sz w:val="15"/>
+                <w:szCs w:val="15"/>
+              </w:rPr>
+            </w:pPr>
+            <w:r>
+              <w:rPr>
+                <w:rFonts w:hint="eastAsia" w:ascii="宋体" w:hAnsi="宋体" w:eastAsia="宋体" w:cs="宋体"/>
+                <w:i w:val="0"/>
+                <w:iCs w:val="0"/>
+                <w:caps w:val="0"/>
+                <w:color w:val="0F1115"/>
+                <w:spacing w:val="0"/>
+                <w:kern w:val="0"/>
+                <w:sz w:val="15"/>
+                <w:szCs w:val="15"/>
+                <w:lang w:val="en-US" w:eastAsia="zh-CN" w:bidi="ar"/>
+              </w:rPr>
+              <w:t>血量数值</w:t>
+            </w:r>
+          </w:p>
+        </w:tc>
+        <w:tc>
+          <w:tcPr>
+            <w:tcW w:w="1600" w:type="pct"/>
+            <w:shd w:val="clear" w:color="auto" w:fill="FFFFFF"/>
+            <w:tcMar>
+              <w:top w:w="100" w:type="dxa"/>
+              <w:left w:w="160" w:type="dxa"/>
+              <w:bottom w:w="100" w:type="dxa"/>
+              <w:right w:w="160" w:type="dxa"/>
+            </w:tcMar>
+            <w:vAlign w:val="center"/>
+          </w:tcPr>
+          <w:p>
+            <w:pPr>
+              <w:keepNext w:val="0"/>
+              <w:keepLines w:val="0"/>
+              <w:pageBreakBefore w:val="0"/>
+              <w:widowControl/>
+              <w:suppressLineNumbers w:val="0"/>
+              <w:kinsoku/>
+              <w:wordWrap/>
+              <w:overflowPunct/>
+              <w:topLinePunct w:val="0"/>
+              <w:autoSpaceDE/>
+              <w:autoSpaceDN/>
+              <w:bidi w:val="0"/>
+              <w:adjustRightInd/>
+              <w:snapToGrid/>
+              <w:spacing w:line="250" w:lineRule="atLeast"/>
+              <w:jc w:val="center"/>
+              <w:textAlignment w:val="auto"/>
+              <w:rPr>
+                <w:rFonts w:hint="eastAsia" w:ascii="宋体" w:hAnsi="宋体" w:eastAsia="宋体" w:cs="宋体"/>
+                <w:i w:val="0"/>
+                <w:iCs w:val="0"/>
+                <w:caps w:val="0"/>
+                <w:color w:val="0F1115"/>
+                <w:spacing w:val="0"/>
+                <w:sz w:val="15"/>
+                <w:szCs w:val="15"/>
+              </w:rPr>
+            </w:pPr>
+            <w:r>
+              <w:rPr>
+                <w:rFonts w:hint="eastAsia" w:ascii="宋体" w:hAnsi="宋体" w:eastAsia="宋体" w:cs="宋体"/>
+                <w:i w:val="0"/>
+                <w:iCs w:val="0"/>
+                <w:caps w:val="0"/>
+                <w:color w:val="0F1115"/>
+                <w:spacing w:val="0"/>
+                <w:kern w:val="0"/>
+                <w:sz w:val="15"/>
+                <w:szCs w:val="15"/>
+                <w:lang w:val="en-US" w:eastAsia="zh-CN" w:bidi="ar"/>
+              </w:rPr>
+              <w:t>PS2.HealthValue</w:t>
+            </w:r>
+          </w:p>
+        </w:tc>
+        <w:tc>
+          <w:tcPr>
+            <w:tcW w:w="1406" w:type="pct"/>
+            <w:shd w:val="clear" w:color="auto" w:fill="FFFFFF"/>
+            <w:tcMar>
+              <w:top w:w="100" w:type="dxa"/>
+              <w:left w:w="160" w:type="dxa"/>
+              <w:bottom w:w="100" w:type="dxa"/>
+              <w:right w:w="0" w:type="dxa"/>
+            </w:tcMar>
+            <w:vAlign w:val="center"/>
+          </w:tcPr>
+          <w:p>
+            <w:pPr>
+              <w:keepNext w:val="0"/>
+              <w:keepLines w:val="0"/>
+              <w:pageBreakBefore w:val="0"/>
+              <w:widowControl/>
+              <w:suppressLineNumbers w:val="0"/>
+              <w:kinsoku/>
+              <w:wordWrap/>
+              <w:overflowPunct/>
+              <w:topLinePunct w:val="0"/>
+              <w:autoSpaceDE/>
+              <w:autoSpaceDN/>
+              <w:bidi w:val="0"/>
+              <w:adjustRightInd/>
+              <w:snapToGrid/>
+              <w:spacing w:line="250" w:lineRule="atLeast"/>
+              <w:jc w:val="center"/>
+              <w:textAlignment w:val="auto"/>
+              <w:rPr>
+                <w:rFonts w:hint="eastAsia" w:ascii="宋体" w:hAnsi="宋体" w:eastAsia="宋体" w:cs="宋体"/>
+                <w:i w:val="0"/>
+                <w:iCs w:val="0"/>
+                <w:caps w:val="0"/>
+                <w:color w:val="0F1115"/>
+                <w:spacing w:val="0"/>
+                <w:sz w:val="15"/>
+                <w:szCs w:val="15"/>
+              </w:rPr>
+            </w:pPr>
+            <w:r>
+              <w:rPr>
+                <w:rFonts w:hint="eastAsia" w:ascii="宋体" w:hAnsi="宋体" w:eastAsia="宋体" w:cs="宋体"/>
+                <w:i w:val="0"/>
+                <w:iCs w:val="0"/>
+                <w:caps w:val="0"/>
+                <w:color w:val="0F1115"/>
+                <w:spacing w:val="0"/>
+                <w:kern w:val="0"/>
+                <w:sz w:val="15"/>
+                <w:szCs w:val="15"/>
+                <w:lang w:val="en-US" w:eastAsia="zh-CN" w:bidi="ar"/>
+              </w:rPr>
+              <w:t>属性复制</w:t>
+            </w:r>
+          </w:p>
+        </w:tc>
+      </w:tr>
+      <w:tr>
+        <w:tblPrEx>
+          <w:tblBorders>
+            <w:top w:val="single" w:color="auto" w:sz="4" w:space="0"/>
+            <w:left w:val="single" w:color="auto" w:sz="4" w:space="0"/>
+            <w:bottom w:val="single" w:color="auto" w:sz="4" w:space="0"/>
+            <w:right w:val="single" w:color="auto" w:sz="4" w:space="0"/>
+            <w:insideH w:val="single" w:color="auto" w:sz="4" w:space="0"/>
+            <w:insideV w:val="single" w:color="auto" w:sz="4" w:space="0"/>
+          </w:tblBorders>
+          <w:tblCellMar>
+            <w:top w:w="15" w:type="dxa"/>
+            <w:left w:w="15" w:type="dxa"/>
+            <w:bottom w:w="15" w:type="dxa"/>
+            <w:right w:w="15" w:type="dxa"/>
+          </w:tblCellMar>
+        </w:tblPrEx>
+        <w:tc>
+          <w:tcPr>
+            <w:tcW w:w="962" w:type="pct"/>
+            <w:shd w:val="clear" w:color="auto" w:fill="FFFFFF"/>
+            <w:tcMar>
+              <w:top w:w="100" w:type="dxa"/>
+              <w:left w:w="0" w:type="dxa"/>
+              <w:bottom w:w="100" w:type="dxa"/>
+              <w:right w:w="160" w:type="dxa"/>
+            </w:tcMar>
+            <w:vAlign w:val="center"/>
+          </w:tcPr>
+          <w:p>
+            <w:pPr>
+              <w:keepNext w:val="0"/>
+              <w:keepLines w:val="0"/>
+              <w:pageBreakBefore w:val="0"/>
+              <w:widowControl/>
+              <w:suppressLineNumbers w:val="0"/>
+              <w:kinsoku/>
+              <w:wordWrap/>
+              <w:overflowPunct/>
+              <w:topLinePunct w:val="0"/>
+              <w:autoSpaceDE/>
+              <w:autoSpaceDN/>
+              <w:bidi w:val="0"/>
+              <w:adjustRightInd/>
+              <w:snapToGrid/>
+              <w:spacing w:line="250" w:lineRule="atLeast"/>
+              <w:jc w:val="center"/>
+              <w:textAlignment w:val="auto"/>
+              <w:rPr>
+                <w:rFonts w:hint="eastAsia" w:ascii="宋体" w:hAnsi="宋体" w:eastAsia="宋体" w:cs="宋体"/>
+                <w:i w:val="0"/>
+                <w:iCs w:val="0"/>
+                <w:caps w:val="0"/>
+                <w:color w:val="0F1115"/>
+                <w:spacing w:val="0"/>
+                <w:sz w:val="15"/>
+                <w:szCs w:val="15"/>
+              </w:rPr>
+            </w:pPr>
+            <w:r>
+              <w:rPr>
+                <w:rFonts w:hint="eastAsia" w:ascii="宋体" w:hAnsi="宋体" w:eastAsia="宋体" w:cs="宋体"/>
+                <w:i w:val="0"/>
+                <w:iCs w:val="0"/>
+                <w:caps w:val="0"/>
+                <w:color w:val="0F1115"/>
+                <w:spacing w:val="0"/>
+                <w:kern w:val="0"/>
+                <w:sz w:val="15"/>
+                <w:szCs w:val="15"/>
+                <w:lang w:val="en-US" w:eastAsia="zh-CN" w:bidi="ar"/>
+              </w:rPr>
+              <w:t>Player1Bar</w:t>
+            </w:r>
+          </w:p>
+        </w:tc>
+        <w:tc>
+          <w:tcPr>
+            <w:tcW w:w="1030" w:type="pct"/>
+            <w:shd w:val="clear" w:color="auto" w:fill="FFFFFF"/>
+            <w:tcMar>
+              <w:top w:w="100" w:type="dxa"/>
+              <w:left w:w="160" w:type="dxa"/>
+              <w:bottom w:w="100" w:type="dxa"/>
+              <w:right w:w="160" w:type="dxa"/>
+            </w:tcMar>
+            <w:vAlign w:val="center"/>
+          </w:tcPr>
+          <w:p>
+            <w:pPr>
+              <w:keepNext w:val="0"/>
+              <w:keepLines w:val="0"/>
+              <w:pageBreakBefore w:val="0"/>
+              <w:widowControl/>
+              <w:suppressLineNumbers w:val="0"/>
+              <w:kinsoku/>
+              <w:wordWrap/>
+              <w:overflowPunct/>
+              <w:topLinePunct w:val="0"/>
+              <w:autoSpaceDE/>
+              <w:autoSpaceDN/>
+              <w:bidi w:val="0"/>
+              <w:adjustRightInd/>
+              <w:snapToGrid/>
+              <w:spacing w:line="250" w:lineRule="atLeast"/>
+              <w:jc w:val="center"/>
+              <w:textAlignment w:val="auto"/>
+              <w:rPr>
+                <w:rFonts w:hint="eastAsia" w:ascii="宋体" w:hAnsi="宋体" w:eastAsia="宋体" w:cs="宋体"/>
+                <w:i w:val="0"/>
+                <w:iCs w:val="0"/>
+                <w:caps w:val="0"/>
+                <w:color w:val="0F1115"/>
+                <w:spacing w:val="0"/>
+                <w:sz w:val="15"/>
+                <w:szCs w:val="15"/>
+              </w:rPr>
+            </w:pPr>
+            <w:r>
+              <w:rPr>
+                <w:rFonts w:hint="eastAsia" w:ascii="宋体" w:hAnsi="宋体" w:eastAsia="宋体" w:cs="宋体"/>
+                <w:i w:val="0"/>
+                <w:iCs w:val="0"/>
+                <w:caps w:val="0"/>
+                <w:color w:val="0F1115"/>
+                <w:spacing w:val="0"/>
+                <w:kern w:val="0"/>
+                <w:sz w:val="15"/>
+                <w:szCs w:val="15"/>
+                <w:lang w:val="en-US" w:eastAsia="zh-CN" w:bidi="ar"/>
+              </w:rPr>
+              <w:t>血量百分比</w:t>
+            </w:r>
+          </w:p>
+        </w:tc>
+        <w:tc>
+          <w:tcPr>
+            <w:tcW w:w="1600" w:type="pct"/>
+            <w:shd w:val="clear" w:color="auto" w:fill="FFFFFF"/>
+            <w:tcMar>
+              <w:top w:w="100" w:type="dxa"/>
+              <w:left w:w="160" w:type="dxa"/>
+              <w:bottom w:w="100" w:type="dxa"/>
+              <w:right w:w="160" w:type="dxa"/>
+            </w:tcMar>
+            <w:vAlign w:val="center"/>
+          </w:tcPr>
+          <w:p>
+            <w:pPr>
+              <w:keepNext w:val="0"/>
+              <w:keepLines w:val="0"/>
+              <w:pageBreakBefore w:val="0"/>
+              <w:widowControl/>
+              <w:suppressLineNumbers w:val="0"/>
+              <w:kinsoku/>
+              <w:wordWrap/>
+              <w:overflowPunct/>
+              <w:topLinePunct w:val="0"/>
+              <w:autoSpaceDE/>
+              <w:autoSpaceDN/>
+              <w:bidi w:val="0"/>
+              <w:adjustRightInd/>
+              <w:snapToGrid/>
+              <w:spacing w:line="250" w:lineRule="atLeast"/>
+              <w:jc w:val="center"/>
+              <w:textAlignment w:val="auto"/>
+              <w:rPr>
+                <w:rFonts w:hint="eastAsia" w:ascii="宋体" w:hAnsi="宋体" w:eastAsia="宋体" w:cs="宋体"/>
+                <w:i w:val="0"/>
+                <w:iCs w:val="0"/>
+                <w:caps w:val="0"/>
+                <w:color w:val="0F1115"/>
+                <w:spacing w:val="0"/>
+                <w:sz w:val="15"/>
+                <w:szCs w:val="15"/>
+              </w:rPr>
+            </w:pPr>
+            <w:r>
+              <w:rPr>
+                <w:rFonts w:hint="eastAsia" w:ascii="宋体" w:hAnsi="宋体" w:eastAsia="宋体" w:cs="宋体"/>
+                <w:i w:val="0"/>
+                <w:iCs w:val="0"/>
+                <w:caps w:val="0"/>
+                <w:color w:val="0F1115"/>
+                <w:spacing w:val="0"/>
+                <w:kern w:val="0"/>
+                <w:sz w:val="15"/>
+                <w:szCs w:val="15"/>
+                <w:lang w:val="en-US" w:eastAsia="zh-CN" w:bidi="ar"/>
+              </w:rPr>
+              <w:t>PS1.HealthValue / 300</w:t>
+            </w:r>
+          </w:p>
+        </w:tc>
+        <w:tc>
+          <w:tcPr>
+            <w:tcW w:w="1406" w:type="pct"/>
+            <w:shd w:val="clear" w:color="auto" w:fill="FFFFFF"/>
+            <w:tcMar>
+              <w:top w:w="100" w:type="dxa"/>
+              <w:left w:w="160" w:type="dxa"/>
+              <w:bottom w:w="100" w:type="dxa"/>
+              <w:right w:w="0" w:type="dxa"/>
+            </w:tcMar>
+            <w:vAlign w:val="center"/>
+          </w:tcPr>
+          <w:p>
+            <w:pPr>
+              <w:keepNext w:val="0"/>
+              <w:keepLines w:val="0"/>
+              <w:pageBreakBefore w:val="0"/>
+              <w:widowControl/>
+              <w:suppressLineNumbers w:val="0"/>
+              <w:kinsoku/>
+              <w:wordWrap/>
+              <w:overflowPunct/>
+              <w:topLinePunct w:val="0"/>
+              <w:autoSpaceDE/>
+              <w:autoSpaceDN/>
+              <w:bidi w:val="0"/>
+              <w:adjustRightInd/>
+              <w:snapToGrid/>
+              <w:spacing w:line="250" w:lineRule="atLeast"/>
+              <w:jc w:val="center"/>
+              <w:textAlignment w:val="auto"/>
+              <w:rPr>
+                <w:rFonts w:hint="eastAsia" w:ascii="宋体" w:hAnsi="宋体" w:eastAsia="宋体" w:cs="宋体"/>
+                <w:i w:val="0"/>
+                <w:iCs w:val="0"/>
+                <w:caps w:val="0"/>
+                <w:color w:val="0F1115"/>
+                <w:spacing w:val="0"/>
+                <w:sz w:val="15"/>
+                <w:szCs w:val="15"/>
+              </w:rPr>
+            </w:pPr>
+            <w:r>
+              <w:rPr>
+                <w:rFonts w:hint="eastAsia" w:ascii="宋体" w:hAnsi="宋体" w:eastAsia="宋体" w:cs="宋体"/>
+                <w:i w:val="0"/>
+                <w:iCs w:val="0"/>
+                <w:caps w:val="0"/>
+                <w:color w:val="0F1115"/>
+                <w:spacing w:val="0"/>
+                <w:kern w:val="0"/>
+                <w:sz w:val="15"/>
+                <w:szCs w:val="15"/>
+                <w:lang w:val="en-US" w:eastAsia="zh-CN" w:bidi="ar"/>
+              </w:rPr>
+              <w:t>属性复制</w:t>
+            </w:r>
+          </w:p>
+        </w:tc>
+      </w:tr>
+      <w:tr>
+        <w:tblPrEx>
+          <w:tblBorders>
+            <w:top w:val="single" w:color="auto" w:sz="4" w:space="0"/>
+            <w:left w:val="single" w:color="auto" w:sz="4" w:space="0"/>
+            <w:bottom w:val="single" w:color="auto" w:sz="4" w:space="0"/>
+            <w:right w:val="single" w:color="auto" w:sz="4" w:space="0"/>
+            <w:insideH w:val="single" w:color="auto" w:sz="4" w:space="0"/>
+            <w:insideV w:val="single" w:color="auto" w:sz="4" w:space="0"/>
+          </w:tblBorders>
+          <w:shd w:val="clear" w:color="auto" w:fill="FFFFFF"/>
+          <w:tblCellMar>
+            <w:top w:w="15" w:type="dxa"/>
+            <w:left w:w="15" w:type="dxa"/>
+            <w:bottom w:w="15" w:type="dxa"/>
+            <w:right w:w="15" w:type="dxa"/>
+          </w:tblCellMar>
+        </w:tblPrEx>
+        <w:tc>
+          <w:tcPr>
+            <w:tcW w:w="962" w:type="pct"/>
+            <w:shd w:val="clear" w:color="auto" w:fill="FFFFFF"/>
+            <w:tcMar>
+              <w:top w:w="100" w:type="dxa"/>
+              <w:left w:w="0" w:type="dxa"/>
+              <w:bottom w:w="100" w:type="dxa"/>
+              <w:right w:w="160" w:type="dxa"/>
+            </w:tcMar>
+            <w:vAlign w:val="center"/>
+          </w:tcPr>
+          <w:p>
+            <w:pPr>
+              <w:keepNext w:val="0"/>
+              <w:keepLines w:val="0"/>
+              <w:pageBreakBefore w:val="0"/>
+              <w:widowControl/>
+              <w:suppressLineNumbers w:val="0"/>
+              <w:kinsoku/>
+              <w:wordWrap/>
+              <w:overflowPunct/>
+              <w:topLinePunct w:val="0"/>
+              <w:autoSpaceDE/>
+              <w:autoSpaceDN/>
+              <w:bidi w:val="0"/>
+              <w:adjustRightInd/>
+              <w:snapToGrid/>
+              <w:spacing w:line="250" w:lineRule="atLeast"/>
+              <w:jc w:val="center"/>
+              <w:textAlignment w:val="auto"/>
+              <w:rPr>
+                <w:rFonts w:hint="eastAsia" w:ascii="宋体" w:hAnsi="宋体" w:eastAsia="宋体" w:cs="宋体"/>
+                <w:i w:val="0"/>
+                <w:iCs w:val="0"/>
+                <w:caps w:val="0"/>
+                <w:color w:val="0F1115"/>
+                <w:spacing w:val="0"/>
+                <w:sz w:val="15"/>
+                <w:szCs w:val="15"/>
+              </w:rPr>
+            </w:pPr>
+            <w:r>
+              <w:rPr>
+                <w:rFonts w:hint="eastAsia" w:ascii="宋体" w:hAnsi="宋体" w:eastAsia="宋体" w:cs="宋体"/>
+                <w:i w:val="0"/>
+                <w:iCs w:val="0"/>
+                <w:caps w:val="0"/>
+                <w:color w:val="0F1115"/>
+                <w:spacing w:val="0"/>
+                <w:kern w:val="0"/>
+                <w:sz w:val="15"/>
+                <w:szCs w:val="15"/>
+                <w:lang w:val="en-US" w:eastAsia="zh-CN" w:bidi="ar"/>
+              </w:rPr>
+              <w:t>Player2Bar</w:t>
+            </w:r>
+          </w:p>
+        </w:tc>
+        <w:tc>
+          <w:tcPr>
+            <w:tcW w:w="1030" w:type="pct"/>
+            <w:shd w:val="clear" w:color="auto" w:fill="FFFFFF"/>
+            <w:tcMar>
+              <w:top w:w="100" w:type="dxa"/>
+              <w:left w:w="160" w:type="dxa"/>
+              <w:bottom w:w="100" w:type="dxa"/>
+              <w:right w:w="160" w:type="dxa"/>
+            </w:tcMar>
+            <w:vAlign w:val="center"/>
+          </w:tcPr>
+          <w:p>
+            <w:pPr>
+              <w:keepNext w:val="0"/>
+              <w:keepLines w:val="0"/>
+              <w:pageBreakBefore w:val="0"/>
+              <w:widowControl/>
+              <w:suppressLineNumbers w:val="0"/>
+              <w:kinsoku/>
+              <w:wordWrap/>
+              <w:overflowPunct/>
+              <w:topLinePunct w:val="0"/>
+              <w:autoSpaceDE/>
+              <w:autoSpaceDN/>
+              <w:bidi w:val="0"/>
+              <w:adjustRightInd/>
+              <w:snapToGrid/>
+              <w:spacing w:line="250" w:lineRule="atLeast"/>
+              <w:jc w:val="center"/>
+              <w:textAlignment w:val="auto"/>
+              <w:rPr>
+                <w:rFonts w:hint="eastAsia" w:ascii="宋体" w:hAnsi="宋体" w:eastAsia="宋体" w:cs="宋体"/>
+                <w:i w:val="0"/>
+                <w:iCs w:val="0"/>
+                <w:caps w:val="0"/>
+                <w:color w:val="0F1115"/>
+                <w:spacing w:val="0"/>
+                <w:sz w:val="15"/>
+                <w:szCs w:val="15"/>
+              </w:rPr>
+            </w:pPr>
+            <w:r>
+              <w:rPr>
+                <w:rFonts w:hint="eastAsia" w:ascii="宋体" w:hAnsi="宋体" w:eastAsia="宋体" w:cs="宋体"/>
+                <w:i w:val="0"/>
+                <w:iCs w:val="0"/>
+                <w:caps w:val="0"/>
+                <w:color w:val="0F1115"/>
+                <w:spacing w:val="0"/>
+                <w:kern w:val="0"/>
+                <w:sz w:val="15"/>
+                <w:szCs w:val="15"/>
+                <w:lang w:val="en-US" w:eastAsia="zh-CN" w:bidi="ar"/>
+              </w:rPr>
+              <w:t>血量百分比</w:t>
+            </w:r>
+          </w:p>
+        </w:tc>
+        <w:tc>
+          <w:tcPr>
+            <w:tcW w:w="1600" w:type="pct"/>
+            <w:shd w:val="clear" w:color="auto" w:fill="FFFFFF"/>
+            <w:tcMar>
+              <w:top w:w="100" w:type="dxa"/>
+              <w:left w:w="160" w:type="dxa"/>
+              <w:bottom w:w="100" w:type="dxa"/>
+              <w:right w:w="160" w:type="dxa"/>
+            </w:tcMar>
+            <w:vAlign w:val="center"/>
+          </w:tcPr>
+          <w:p>
+            <w:pPr>
+              <w:keepNext w:val="0"/>
+              <w:keepLines w:val="0"/>
+              <w:pageBreakBefore w:val="0"/>
+              <w:widowControl/>
+              <w:suppressLineNumbers w:val="0"/>
+              <w:kinsoku/>
+              <w:wordWrap/>
+              <w:overflowPunct/>
+              <w:topLinePunct w:val="0"/>
+              <w:autoSpaceDE/>
+              <w:autoSpaceDN/>
+              <w:bidi w:val="0"/>
+              <w:adjustRightInd/>
+              <w:snapToGrid/>
+              <w:spacing w:line="250" w:lineRule="atLeast"/>
+              <w:jc w:val="center"/>
+              <w:textAlignment w:val="auto"/>
+              <w:rPr>
+                <w:rFonts w:hint="eastAsia" w:ascii="宋体" w:hAnsi="宋体" w:eastAsia="宋体" w:cs="宋体"/>
+                <w:i w:val="0"/>
+                <w:iCs w:val="0"/>
+                <w:caps w:val="0"/>
+                <w:color w:val="0F1115"/>
+                <w:spacing w:val="0"/>
+                <w:sz w:val="15"/>
+                <w:szCs w:val="15"/>
+              </w:rPr>
+            </w:pPr>
+            <w:r>
+              <w:rPr>
+                <w:rFonts w:hint="eastAsia" w:ascii="宋体" w:hAnsi="宋体" w:eastAsia="宋体" w:cs="宋体"/>
+                <w:i w:val="0"/>
+                <w:iCs w:val="0"/>
+                <w:caps w:val="0"/>
+                <w:color w:val="0F1115"/>
+                <w:spacing w:val="0"/>
+                <w:kern w:val="0"/>
+                <w:sz w:val="15"/>
+                <w:szCs w:val="15"/>
+                <w:lang w:val="en-US" w:eastAsia="zh-CN" w:bidi="ar"/>
+              </w:rPr>
+              <w:t>PS2.HealthValue / 300</w:t>
+            </w:r>
+          </w:p>
+        </w:tc>
+        <w:tc>
+          <w:tcPr>
+            <w:tcW w:w="1406" w:type="pct"/>
+            <w:shd w:val="clear" w:color="auto" w:fill="FFFFFF"/>
+            <w:tcMar>
+              <w:top w:w="100" w:type="dxa"/>
+              <w:left w:w="160" w:type="dxa"/>
+              <w:bottom w:w="100" w:type="dxa"/>
+              <w:right w:w="0" w:type="dxa"/>
+            </w:tcMar>
+            <w:vAlign w:val="center"/>
+          </w:tcPr>
+          <w:p>
+            <w:pPr>
+              <w:keepNext w:val="0"/>
+              <w:keepLines w:val="0"/>
+              <w:pageBreakBefore w:val="0"/>
+              <w:widowControl/>
+              <w:suppressLineNumbers w:val="0"/>
+              <w:kinsoku/>
+              <w:wordWrap/>
+              <w:overflowPunct/>
+              <w:topLinePunct w:val="0"/>
+              <w:autoSpaceDE/>
+              <w:autoSpaceDN/>
+              <w:bidi w:val="0"/>
+              <w:adjustRightInd/>
+              <w:snapToGrid/>
+              <w:spacing w:line="250" w:lineRule="atLeast"/>
+              <w:jc w:val="center"/>
+              <w:textAlignment w:val="auto"/>
+              <w:rPr>
+                <w:rFonts w:hint="eastAsia" w:ascii="宋体" w:hAnsi="宋体" w:eastAsia="宋体" w:cs="宋体"/>
+                <w:i w:val="0"/>
+                <w:iCs w:val="0"/>
+                <w:caps w:val="0"/>
+                <w:color w:val="0F1115"/>
+                <w:spacing w:val="0"/>
+                <w:sz w:val="15"/>
+                <w:szCs w:val="15"/>
+              </w:rPr>
+            </w:pPr>
+            <w:r>
+              <w:rPr>
+                <w:rFonts w:hint="eastAsia" w:ascii="宋体" w:hAnsi="宋体" w:eastAsia="宋体" w:cs="宋体"/>
+                <w:i w:val="0"/>
+                <w:iCs w:val="0"/>
+                <w:caps w:val="0"/>
+                <w:color w:val="0F1115"/>
+                <w:spacing w:val="0"/>
+                <w:kern w:val="0"/>
+                <w:sz w:val="15"/>
+                <w:szCs w:val="15"/>
+                <w:lang w:val="en-US" w:eastAsia="zh-CN" w:bidi="ar"/>
+              </w:rPr>
+              <w:t>属性复制</w:t>
+            </w:r>
+          </w:p>
+        </w:tc>
+      </w:tr>
+      <w:tr>
+        <w:tblPrEx>
+          <w:tblBorders>
+            <w:top w:val="single" w:color="auto" w:sz="4" w:space="0"/>
+            <w:left w:val="single" w:color="auto" w:sz="4" w:space="0"/>
+            <w:bottom w:val="single" w:color="auto" w:sz="4" w:space="0"/>
+            <w:right w:val="single" w:color="auto" w:sz="4" w:space="0"/>
+            <w:insideH w:val="single" w:color="auto" w:sz="4" w:space="0"/>
+            <w:insideV w:val="single" w:color="auto" w:sz="4" w:space="0"/>
+          </w:tblBorders>
+          <w:shd w:val="clear" w:color="auto" w:fill="FFFFFF"/>
+          <w:tblCellMar>
+            <w:top w:w="15" w:type="dxa"/>
+            <w:left w:w="15" w:type="dxa"/>
+            <w:bottom w:w="15" w:type="dxa"/>
+            <w:right w:w="15" w:type="dxa"/>
+          </w:tblCellMar>
+        </w:tblPrEx>
+        <w:tc>
+          <w:tcPr>
+            <w:tcW w:w="962" w:type="pct"/>
+            <w:shd w:val="clear" w:color="auto" w:fill="FFFFFF"/>
+            <w:tcMar>
+              <w:top w:w="100" w:type="dxa"/>
+              <w:left w:w="0" w:type="dxa"/>
+              <w:bottom w:w="100" w:type="dxa"/>
+              <w:right w:w="160" w:type="dxa"/>
+            </w:tcMar>
+            <w:vAlign w:val="center"/>
+          </w:tcPr>
+          <w:p>
+            <w:pPr>
+              <w:keepNext w:val="0"/>
+              <w:keepLines w:val="0"/>
+              <w:pageBreakBefore w:val="0"/>
+              <w:widowControl/>
+              <w:suppressLineNumbers w:val="0"/>
+              <w:kinsoku/>
+              <w:wordWrap/>
+              <w:overflowPunct/>
+              <w:topLinePunct w:val="0"/>
+              <w:autoSpaceDE/>
+              <w:autoSpaceDN/>
+              <w:bidi w:val="0"/>
+              <w:adjustRightInd/>
+              <w:snapToGrid/>
+              <w:spacing w:line="250" w:lineRule="atLeast"/>
+              <w:jc w:val="center"/>
+              <w:textAlignment w:val="auto"/>
+              <w:rPr>
+                <w:rFonts w:hint="eastAsia" w:ascii="宋体" w:hAnsi="宋体" w:eastAsia="宋体" w:cs="宋体"/>
+                <w:i w:val="0"/>
+                <w:iCs w:val="0"/>
+                <w:caps w:val="0"/>
+                <w:color w:val="0F1115"/>
+                <w:spacing w:val="0"/>
+                <w:sz w:val="15"/>
+                <w:szCs w:val="15"/>
+              </w:rPr>
+            </w:pPr>
+            <w:r>
+              <w:rPr>
+                <w:rFonts w:hint="eastAsia" w:ascii="宋体" w:hAnsi="宋体" w:eastAsia="宋体" w:cs="宋体"/>
+                <w:i w:val="0"/>
+                <w:iCs w:val="0"/>
+                <w:caps w:val="0"/>
+                <w:color w:val="0F1115"/>
+                <w:spacing w:val="0"/>
+                <w:kern w:val="0"/>
+                <w:sz w:val="15"/>
+                <w:szCs w:val="15"/>
+                <w:lang w:val="en-US" w:eastAsia="zh-CN" w:bidi="ar"/>
+              </w:rPr>
+              <w:t>Player1Chakra</w:t>
+            </w:r>
+          </w:p>
+        </w:tc>
+        <w:tc>
+          <w:tcPr>
+            <w:tcW w:w="1030" w:type="pct"/>
+            <w:shd w:val="clear" w:color="auto" w:fill="FFFFFF"/>
+            <w:tcMar>
+              <w:top w:w="100" w:type="dxa"/>
+              <w:left w:w="160" w:type="dxa"/>
+              <w:bottom w:w="100" w:type="dxa"/>
+              <w:right w:w="160" w:type="dxa"/>
+            </w:tcMar>
+            <w:vAlign w:val="center"/>
+          </w:tcPr>
+          <w:p>
+            <w:pPr>
+              <w:keepNext w:val="0"/>
+              <w:keepLines w:val="0"/>
+              <w:pageBreakBefore w:val="0"/>
+              <w:widowControl/>
+              <w:suppressLineNumbers w:val="0"/>
+              <w:kinsoku/>
+              <w:wordWrap/>
+              <w:overflowPunct/>
+              <w:topLinePunct w:val="0"/>
+              <w:autoSpaceDE/>
+              <w:autoSpaceDN/>
+              <w:bidi w:val="0"/>
+              <w:adjustRightInd/>
+              <w:snapToGrid/>
+              <w:spacing w:line="250" w:lineRule="atLeast"/>
+              <w:jc w:val="center"/>
+              <w:textAlignment w:val="auto"/>
+              <w:rPr>
+                <w:rFonts w:hint="eastAsia" w:ascii="宋体" w:hAnsi="宋体" w:eastAsia="宋体" w:cs="宋体"/>
+                <w:i w:val="0"/>
+                <w:iCs w:val="0"/>
+                <w:caps w:val="0"/>
+                <w:color w:val="0F1115"/>
+                <w:spacing w:val="0"/>
+                <w:sz w:val="15"/>
+                <w:szCs w:val="15"/>
+              </w:rPr>
+            </w:pPr>
+            <w:r>
+              <w:rPr>
+                <w:rFonts w:hint="eastAsia" w:ascii="宋体" w:hAnsi="宋体" w:eastAsia="宋体" w:cs="宋体"/>
+                <w:i w:val="0"/>
+                <w:iCs w:val="0"/>
+                <w:caps w:val="0"/>
+                <w:color w:val="0F1115"/>
+                <w:spacing w:val="0"/>
+                <w:kern w:val="0"/>
+                <w:sz w:val="15"/>
+                <w:szCs w:val="15"/>
+                <w:lang w:val="en-US" w:eastAsia="zh-CN" w:bidi="ar"/>
+              </w:rPr>
+              <w:t>查克拉百分比</w:t>
+            </w:r>
+          </w:p>
+        </w:tc>
+        <w:tc>
+          <w:tcPr>
+            <w:tcW w:w="1600" w:type="pct"/>
+            <w:shd w:val="clear" w:color="auto" w:fill="FFFFFF"/>
+            <w:tcMar>
+              <w:top w:w="100" w:type="dxa"/>
+              <w:left w:w="160" w:type="dxa"/>
+              <w:bottom w:w="100" w:type="dxa"/>
+              <w:right w:w="160" w:type="dxa"/>
+            </w:tcMar>
+            <w:vAlign w:val="center"/>
+          </w:tcPr>
+          <w:p>
+            <w:pPr>
+              <w:keepNext w:val="0"/>
+              <w:keepLines w:val="0"/>
+              <w:pageBreakBefore w:val="0"/>
+              <w:widowControl/>
+              <w:suppressLineNumbers w:val="0"/>
+              <w:kinsoku/>
+              <w:wordWrap/>
+              <w:overflowPunct/>
+              <w:topLinePunct w:val="0"/>
+              <w:autoSpaceDE/>
+              <w:autoSpaceDN/>
+              <w:bidi w:val="0"/>
+              <w:adjustRightInd/>
+              <w:snapToGrid/>
+              <w:spacing w:line="250" w:lineRule="atLeast"/>
+              <w:jc w:val="center"/>
+              <w:textAlignment w:val="auto"/>
+              <w:rPr>
+                <w:rFonts w:hint="eastAsia" w:ascii="宋体" w:hAnsi="宋体" w:eastAsia="宋体" w:cs="宋体"/>
+                <w:i w:val="0"/>
+                <w:iCs w:val="0"/>
+                <w:caps w:val="0"/>
+                <w:color w:val="0F1115"/>
+                <w:spacing w:val="0"/>
+                <w:sz w:val="15"/>
+                <w:szCs w:val="15"/>
+              </w:rPr>
+            </w:pPr>
+            <w:r>
+              <w:rPr>
+                <w:rFonts w:hint="eastAsia" w:ascii="宋体" w:hAnsi="宋体" w:eastAsia="宋体" w:cs="宋体"/>
+                <w:i w:val="0"/>
+                <w:iCs w:val="0"/>
+                <w:caps w:val="0"/>
+                <w:color w:val="0F1115"/>
+                <w:spacing w:val="0"/>
+                <w:kern w:val="0"/>
+                <w:sz w:val="15"/>
+                <w:szCs w:val="15"/>
+                <w:lang w:val="en-US" w:eastAsia="zh-CN" w:bidi="ar"/>
+              </w:rPr>
+              <w:t>PS1.Chakra / 4</w:t>
+            </w:r>
+          </w:p>
+        </w:tc>
+        <w:tc>
+          <w:tcPr>
+            <w:tcW w:w="1406" w:type="pct"/>
+            <w:shd w:val="clear" w:color="auto" w:fill="FFFFFF"/>
+            <w:tcMar>
+              <w:top w:w="100" w:type="dxa"/>
+              <w:left w:w="160" w:type="dxa"/>
+              <w:bottom w:w="100" w:type="dxa"/>
+              <w:right w:w="0" w:type="dxa"/>
+            </w:tcMar>
+            <w:vAlign w:val="center"/>
+          </w:tcPr>
+          <w:p>
+            <w:pPr>
+              <w:keepNext w:val="0"/>
+              <w:keepLines w:val="0"/>
+              <w:pageBreakBefore w:val="0"/>
+              <w:widowControl/>
+              <w:suppressLineNumbers w:val="0"/>
+              <w:kinsoku/>
+              <w:wordWrap/>
+              <w:overflowPunct/>
+              <w:topLinePunct w:val="0"/>
+              <w:autoSpaceDE/>
+              <w:autoSpaceDN/>
+              <w:bidi w:val="0"/>
+              <w:adjustRightInd/>
+              <w:snapToGrid/>
+              <w:spacing w:line="250" w:lineRule="atLeast"/>
+              <w:jc w:val="center"/>
+              <w:textAlignment w:val="auto"/>
+              <w:rPr>
+                <w:rFonts w:hint="eastAsia" w:ascii="宋体" w:hAnsi="宋体" w:eastAsia="宋体" w:cs="宋体"/>
+                <w:i w:val="0"/>
+                <w:iCs w:val="0"/>
+                <w:caps w:val="0"/>
+                <w:color w:val="0F1115"/>
+                <w:spacing w:val="0"/>
+                <w:sz w:val="15"/>
+                <w:szCs w:val="15"/>
+              </w:rPr>
+            </w:pPr>
+            <w:r>
+              <w:rPr>
+                <w:rFonts w:hint="eastAsia" w:ascii="宋体" w:hAnsi="宋体" w:eastAsia="宋体" w:cs="宋体"/>
+                <w:i w:val="0"/>
+                <w:iCs w:val="0"/>
+                <w:caps w:val="0"/>
+                <w:color w:val="0F1115"/>
+                <w:spacing w:val="0"/>
+                <w:kern w:val="0"/>
+                <w:sz w:val="15"/>
+                <w:szCs w:val="15"/>
+                <w:lang w:val="en-US" w:eastAsia="zh-CN" w:bidi="ar"/>
+              </w:rPr>
+              <w:t>属性复制</w:t>
+            </w:r>
+          </w:p>
+        </w:tc>
+      </w:tr>
+      <w:tr>
+        <w:tblPrEx>
+          <w:tblBorders>
+            <w:top w:val="single" w:color="auto" w:sz="4" w:space="0"/>
+            <w:left w:val="single" w:color="auto" w:sz="4" w:space="0"/>
+            <w:bottom w:val="single" w:color="auto" w:sz="4" w:space="0"/>
+            <w:right w:val="single" w:color="auto" w:sz="4" w:space="0"/>
+            <w:insideH w:val="single" w:color="auto" w:sz="4" w:space="0"/>
+            <w:insideV w:val="single" w:color="auto" w:sz="4" w:space="0"/>
+          </w:tblBorders>
+          <w:shd w:val="clear" w:color="auto" w:fill="FFFFFF"/>
+          <w:tblCellMar>
+            <w:top w:w="15" w:type="dxa"/>
+            <w:left w:w="15" w:type="dxa"/>
+            <w:bottom w:w="15" w:type="dxa"/>
+            <w:right w:w="15" w:type="dxa"/>
+          </w:tblCellMar>
+        </w:tblPrEx>
+        <w:tc>
+          <w:tcPr>
+            <w:tcW w:w="962" w:type="pct"/>
+            <w:shd w:val="clear" w:color="auto" w:fill="FFFFFF"/>
+            <w:tcMar>
+              <w:top w:w="100" w:type="dxa"/>
+              <w:left w:w="0" w:type="dxa"/>
+              <w:bottom w:w="100" w:type="dxa"/>
+              <w:right w:w="160" w:type="dxa"/>
+            </w:tcMar>
+            <w:vAlign w:val="center"/>
+          </w:tcPr>
+          <w:p>
+            <w:pPr>
+              <w:keepNext w:val="0"/>
+              <w:keepLines w:val="0"/>
+              <w:pageBreakBefore w:val="0"/>
+              <w:widowControl/>
+              <w:suppressLineNumbers w:val="0"/>
+              <w:kinsoku/>
+              <w:wordWrap/>
+              <w:overflowPunct/>
+              <w:topLinePunct w:val="0"/>
+              <w:autoSpaceDE/>
+              <w:autoSpaceDN/>
+              <w:bidi w:val="0"/>
+              <w:adjustRightInd/>
+              <w:snapToGrid/>
+              <w:spacing w:line="250" w:lineRule="atLeast"/>
+              <w:jc w:val="center"/>
+              <w:textAlignment w:val="auto"/>
+              <w:rPr>
+                <w:rFonts w:hint="eastAsia" w:ascii="宋体" w:hAnsi="宋体" w:eastAsia="宋体" w:cs="宋体"/>
+                <w:i w:val="0"/>
+                <w:iCs w:val="0"/>
+                <w:caps w:val="0"/>
+                <w:color w:val="0F1115"/>
+                <w:spacing w:val="0"/>
+                <w:sz w:val="15"/>
+                <w:szCs w:val="15"/>
+              </w:rPr>
+            </w:pPr>
+            <w:r>
+              <w:rPr>
+                <w:rFonts w:hint="eastAsia" w:ascii="宋体" w:hAnsi="宋体" w:eastAsia="宋体" w:cs="宋体"/>
+                <w:i w:val="0"/>
+                <w:iCs w:val="0"/>
+                <w:caps w:val="0"/>
+                <w:color w:val="0F1115"/>
+                <w:spacing w:val="0"/>
+                <w:kern w:val="0"/>
+                <w:sz w:val="15"/>
+                <w:szCs w:val="15"/>
+                <w:lang w:val="en-US" w:eastAsia="zh-CN" w:bidi="ar"/>
+              </w:rPr>
+              <w:t>Player2Chakra</w:t>
+            </w:r>
+          </w:p>
+        </w:tc>
+        <w:tc>
+          <w:tcPr>
+            <w:tcW w:w="1030" w:type="pct"/>
+            <w:shd w:val="clear" w:color="auto" w:fill="FFFFFF"/>
+            <w:tcMar>
+              <w:top w:w="100" w:type="dxa"/>
+              <w:left w:w="160" w:type="dxa"/>
+              <w:bottom w:w="100" w:type="dxa"/>
+              <w:right w:w="160" w:type="dxa"/>
+            </w:tcMar>
+            <w:vAlign w:val="center"/>
+          </w:tcPr>
+          <w:p>
+            <w:pPr>
+              <w:keepNext w:val="0"/>
+              <w:keepLines w:val="0"/>
+              <w:pageBreakBefore w:val="0"/>
+              <w:widowControl/>
+              <w:suppressLineNumbers w:val="0"/>
+              <w:kinsoku/>
+              <w:wordWrap/>
+              <w:overflowPunct/>
+              <w:topLinePunct w:val="0"/>
+              <w:autoSpaceDE/>
+              <w:autoSpaceDN/>
+              <w:bidi w:val="0"/>
+              <w:adjustRightInd/>
+              <w:snapToGrid/>
+              <w:spacing w:line="250" w:lineRule="atLeast"/>
+              <w:jc w:val="center"/>
+              <w:textAlignment w:val="auto"/>
+              <w:rPr>
+                <w:rFonts w:hint="eastAsia" w:ascii="宋体" w:hAnsi="宋体" w:eastAsia="宋体" w:cs="宋体"/>
+                <w:i w:val="0"/>
+                <w:iCs w:val="0"/>
+                <w:caps w:val="0"/>
+                <w:color w:val="0F1115"/>
+                <w:spacing w:val="0"/>
+                <w:sz w:val="15"/>
+                <w:szCs w:val="15"/>
+              </w:rPr>
+            </w:pPr>
+            <w:r>
+              <w:rPr>
+                <w:rFonts w:hint="eastAsia" w:ascii="宋体" w:hAnsi="宋体" w:eastAsia="宋体" w:cs="宋体"/>
+                <w:i w:val="0"/>
+                <w:iCs w:val="0"/>
+                <w:caps w:val="0"/>
+                <w:color w:val="0F1115"/>
+                <w:spacing w:val="0"/>
+                <w:kern w:val="0"/>
+                <w:sz w:val="15"/>
+                <w:szCs w:val="15"/>
+                <w:lang w:val="en-US" w:eastAsia="zh-CN" w:bidi="ar"/>
+              </w:rPr>
+              <w:t>查克拉百分比</w:t>
+            </w:r>
+          </w:p>
+        </w:tc>
+        <w:tc>
+          <w:tcPr>
+            <w:tcW w:w="1600" w:type="pct"/>
+            <w:shd w:val="clear" w:color="auto" w:fill="FFFFFF"/>
+            <w:tcMar>
+              <w:top w:w="100" w:type="dxa"/>
+              <w:left w:w="160" w:type="dxa"/>
+              <w:bottom w:w="100" w:type="dxa"/>
+              <w:right w:w="160" w:type="dxa"/>
+            </w:tcMar>
+            <w:vAlign w:val="center"/>
+          </w:tcPr>
+          <w:p>
+            <w:pPr>
+              <w:keepNext w:val="0"/>
+              <w:keepLines w:val="0"/>
+              <w:pageBreakBefore w:val="0"/>
+              <w:widowControl/>
+              <w:suppressLineNumbers w:val="0"/>
+              <w:kinsoku/>
+              <w:wordWrap/>
+              <w:overflowPunct/>
+              <w:topLinePunct w:val="0"/>
+              <w:autoSpaceDE/>
+              <w:autoSpaceDN/>
+              <w:bidi w:val="0"/>
+              <w:adjustRightInd/>
+              <w:snapToGrid/>
+              <w:spacing w:line="250" w:lineRule="atLeast"/>
+              <w:jc w:val="center"/>
+              <w:textAlignment w:val="auto"/>
+              <w:rPr>
+                <w:rFonts w:hint="eastAsia" w:ascii="宋体" w:hAnsi="宋体" w:eastAsia="宋体" w:cs="宋体"/>
+                <w:i w:val="0"/>
+                <w:iCs w:val="0"/>
+                <w:caps w:val="0"/>
+                <w:color w:val="0F1115"/>
+                <w:spacing w:val="0"/>
+                <w:sz w:val="15"/>
+                <w:szCs w:val="15"/>
+              </w:rPr>
+            </w:pPr>
+            <w:r>
+              <w:rPr>
+                <w:rFonts w:hint="eastAsia" w:ascii="宋体" w:hAnsi="宋体" w:eastAsia="宋体" w:cs="宋体"/>
+                <w:i w:val="0"/>
+                <w:iCs w:val="0"/>
+                <w:caps w:val="0"/>
+                <w:color w:val="0F1115"/>
+                <w:spacing w:val="0"/>
+                <w:kern w:val="0"/>
+                <w:sz w:val="15"/>
+                <w:szCs w:val="15"/>
+                <w:lang w:val="en-US" w:eastAsia="zh-CN" w:bidi="ar"/>
+              </w:rPr>
+              <w:t>PS2.Chakra / 4</w:t>
+            </w:r>
+          </w:p>
+        </w:tc>
+        <w:tc>
+          <w:tcPr>
+            <w:tcW w:w="1406" w:type="pct"/>
+            <w:shd w:val="clear" w:color="auto" w:fill="FFFFFF"/>
+            <w:tcMar>
+              <w:top w:w="100" w:type="dxa"/>
+              <w:left w:w="160" w:type="dxa"/>
+              <w:bottom w:w="100" w:type="dxa"/>
+              <w:right w:w="0" w:type="dxa"/>
+            </w:tcMar>
+            <w:vAlign w:val="center"/>
+          </w:tcPr>
+          <w:p>
+            <w:pPr>
+              <w:keepNext w:val="0"/>
+              <w:keepLines w:val="0"/>
+              <w:pageBreakBefore w:val="0"/>
+              <w:widowControl/>
+              <w:suppressLineNumbers w:val="0"/>
+              <w:kinsoku/>
+              <w:wordWrap/>
+              <w:overflowPunct/>
+              <w:topLinePunct w:val="0"/>
+              <w:autoSpaceDE/>
+              <w:autoSpaceDN/>
+              <w:bidi w:val="0"/>
+              <w:adjustRightInd/>
+              <w:snapToGrid/>
+              <w:spacing w:line="250" w:lineRule="atLeast"/>
+              <w:jc w:val="center"/>
+              <w:textAlignment w:val="auto"/>
+              <w:rPr>
+                <w:rFonts w:hint="eastAsia" w:ascii="宋体" w:hAnsi="宋体" w:eastAsia="宋体" w:cs="宋体"/>
+                <w:i w:val="0"/>
+                <w:iCs w:val="0"/>
+                <w:caps w:val="0"/>
+                <w:color w:val="0F1115"/>
+                <w:spacing w:val="0"/>
+                <w:sz w:val="15"/>
+                <w:szCs w:val="15"/>
+              </w:rPr>
+            </w:pPr>
+            <w:r>
+              <w:rPr>
+                <w:rFonts w:hint="eastAsia" w:ascii="宋体" w:hAnsi="宋体" w:eastAsia="宋体" w:cs="宋体"/>
+                <w:i w:val="0"/>
+                <w:iCs w:val="0"/>
+                <w:caps w:val="0"/>
+                <w:color w:val="0F1115"/>
+                <w:spacing w:val="0"/>
+                <w:kern w:val="0"/>
+                <w:sz w:val="15"/>
+                <w:szCs w:val="15"/>
+                <w:lang w:val="en-US" w:eastAsia="zh-CN" w:bidi="ar"/>
+              </w:rPr>
+              <w:t>属性复制</w:t>
+            </w:r>
+          </w:p>
+        </w:tc>
+      </w:tr>
+      <w:tr>
+        <w:tblPrEx>
+          <w:tblBorders>
+            <w:top w:val="single" w:color="auto" w:sz="4" w:space="0"/>
+            <w:left w:val="single" w:color="auto" w:sz="4" w:space="0"/>
+            <w:bottom w:val="single" w:color="auto" w:sz="4" w:space="0"/>
+            <w:right w:val="single" w:color="auto" w:sz="4" w:space="0"/>
+            <w:insideH w:val="single" w:color="auto" w:sz="4" w:space="0"/>
+            <w:insideV w:val="single" w:color="auto" w:sz="4" w:space="0"/>
+          </w:tblBorders>
+          <w:shd w:val="clear" w:color="auto" w:fill="FFFFFF"/>
+          <w:tblCellMar>
+            <w:top w:w="15" w:type="dxa"/>
+            <w:left w:w="15" w:type="dxa"/>
+            <w:bottom w:w="15" w:type="dxa"/>
+            <w:right w:w="15" w:type="dxa"/>
+          </w:tblCellMar>
+        </w:tblPrEx>
+        <w:tc>
+          <w:tcPr>
+            <w:tcW w:w="962" w:type="pct"/>
+            <w:shd w:val="clear" w:color="auto" w:fill="FFFFFF"/>
+            <w:tcMar>
+              <w:top w:w="100" w:type="dxa"/>
+              <w:left w:w="0" w:type="dxa"/>
+              <w:bottom w:w="100" w:type="dxa"/>
+              <w:right w:w="160" w:type="dxa"/>
+            </w:tcMar>
+            <w:vAlign w:val="center"/>
+          </w:tcPr>
+          <w:p>
+            <w:pPr>
+              <w:keepNext w:val="0"/>
+              <w:keepLines w:val="0"/>
+              <w:pageBreakBefore w:val="0"/>
+              <w:widowControl/>
+              <w:suppressLineNumbers w:val="0"/>
+              <w:kinsoku/>
+              <w:wordWrap/>
+              <w:overflowPunct/>
+              <w:topLinePunct w:val="0"/>
+              <w:autoSpaceDE/>
+              <w:autoSpaceDN/>
+              <w:bidi w:val="0"/>
+              <w:adjustRightInd/>
+              <w:snapToGrid/>
+              <w:spacing w:line="250" w:lineRule="atLeast"/>
+              <w:jc w:val="center"/>
+              <w:textAlignment w:val="auto"/>
+              <w:rPr>
+                <w:rFonts w:hint="eastAsia" w:ascii="宋体" w:hAnsi="宋体" w:eastAsia="宋体" w:cs="宋体"/>
+                <w:i w:val="0"/>
+                <w:iCs w:val="0"/>
+                <w:caps w:val="0"/>
+                <w:color w:val="0F1115"/>
+                <w:spacing w:val="0"/>
+                <w:sz w:val="15"/>
+                <w:szCs w:val="15"/>
+              </w:rPr>
+            </w:pPr>
+            <w:r>
+              <w:rPr>
+                <w:rFonts w:hint="eastAsia" w:ascii="宋体" w:hAnsi="宋体" w:eastAsia="宋体" w:cs="宋体"/>
+                <w:i w:val="0"/>
+                <w:iCs w:val="0"/>
+                <w:caps w:val="0"/>
+                <w:color w:val="0F1115"/>
+                <w:spacing w:val="0"/>
+                <w:kern w:val="0"/>
+                <w:sz w:val="15"/>
+                <w:szCs w:val="15"/>
+                <w:lang w:val="en-US" w:eastAsia="zh-CN" w:bidi="ar"/>
+              </w:rPr>
               <w:t>技能图标/CD</w:t>
             </w:r>
           </w:p>
@@ -34971,15 +35282,7 @@
         <w:adjustRightInd/>
         <w:snapToGrid/>
         <w:textAlignment w:val="auto"/>
-        <w:outlineLvl w:val="2"/>
-        <w:rPr>
-          <w:rFonts w:hint="default" w:ascii="宋体" w:hAnsi="宋体" w:eastAsia="宋体" w:cs="宋体"/>
-          <w:sz w:val="24"/>
-          <w:szCs w:val="24"/>
-          <w:lang w:val="en-US" w:eastAsia="zh-CN"/>
-        </w:rPr>
-      </w:pPr>
-      <w:r>
+        <w:outlineLvl w:val="9"/>
         <w:rPr>
           <w:rFonts w:hint="eastAsia" w:ascii="宋体" w:hAnsi="宋体" w:eastAsia="宋体" w:cs="宋体"/>
           <w:kern w:val="2"/>
@@ -34987,7 +35290,61 @@
           <w:szCs w:val="28"/>
           <w:lang w:val="en-US" w:eastAsia="zh-CN"/>
         </w:rPr>
-        <w:t>4.7.3.UI显示逻辑</w:t>
+      </w:pPr>
+    </w:p>
+    <w:p>
+      <w:pPr>
+        <w:pageBreakBefore w:val="0"/>
+        <w:numPr>
+          <w:ilvl w:val="0"/>
+          <w:numId w:val="0"/>
+        </w:numPr>
+        <w:kinsoku/>
+        <w:wordWrap/>
+        <w:overflowPunct/>
+        <w:topLinePunct w:val="0"/>
+        <w:autoSpaceDE/>
+        <w:autoSpaceDN/>
+        <w:bidi w:val="0"/>
+        <w:adjustRightInd/>
+        <w:snapToGrid/>
+        <w:textAlignment w:val="auto"/>
+        <w:outlineLvl w:val="2"/>
+        <w:rPr>
+          <w:rFonts w:hint="default" w:ascii="宋体" w:hAnsi="宋体" w:eastAsia="宋体" w:cs="宋体"/>
+          <w:sz w:val="24"/>
+          <w:szCs w:val="24"/>
+          <w:lang w:val="en-US" w:eastAsia="zh-CN"/>
+        </w:rPr>
+      </w:pPr>
+      <w:r>
+        <w:rPr>
+          <w:rFonts w:hint="eastAsia" w:ascii="宋体" w:hAnsi="宋体" w:eastAsia="宋体" w:cs="宋体"/>
+          <w:kern w:val="2"/>
+          <w:sz w:val="28"/>
+          <w:szCs w:val="28"/>
+          <w:lang w:val="en-US" w:eastAsia="zh-CN"/>
+        </w:rPr>
+        <w:t>4.7.4.</w:t>
+      </w:r>
+      <w:r>
+        <w:rPr>
+          <w:rFonts w:hint="eastAsia" w:ascii="宋体" w:hAnsi="宋体" w:eastAsia="宋体" w:cs="宋体"/>
+          <w:sz w:val="28"/>
+          <w:szCs w:val="28"/>
+          <w:lang w:val="en-US" w:eastAsia="zh-CN"/>
+        </w:rPr>
+        <w:t xml:space="preserve">W_Arena </w:t>
+      </w:r>
+      <w:r>
+        <w:rPr>
+          <w:rFonts w:hint="eastAsia" w:ascii="宋体" w:hAnsi="宋体" w:eastAsia="宋体" w:cs="宋体"/>
+          <w:kern w:val="2"/>
+          <w:sz w:val="28"/>
+          <w:szCs w:val="28"/>
+          <w:lang w:val="en-US" w:eastAsia="zh-CN"/>
+        </w:rPr>
+        <w:t>UI显示逻辑</w:t>
       </w:r>
     </w:p>
     <w:p>
@@ -35063,6 +35420,67 @@
     <w:p>
       <w:pPr>
         <w:pageBreakBefore w:val="0"/>
+        <w:numPr>
+          <w:ilvl w:val="0"/>
+          <w:numId w:val="0"/>
+        </w:numPr>
+        <w:kinsoku/>
+        <w:wordWrap/>
+        <w:overflowPunct/>
+        <w:topLinePunct w:val="0"/>
+        <w:autoSpaceDE/>
+        <w:autoSpaceDN/>
+        <w:bidi w:val="0"/>
+        <w:adjustRightInd/>
+        <w:snapToGrid/>
+        <w:ind w:firstLine="420" w:firstLineChars="0"/>
+        <w:textAlignment w:val="auto"/>
+        <w:rPr>
+          <w:rFonts w:hint="default" w:ascii="宋体" w:hAnsi="宋体" w:eastAsia="宋体" w:cs="宋体"/>
+          <w:sz w:val="24"/>
+          <w:szCs w:val="24"/>
+          <w:lang w:val="en-US" w:eastAsia="zh-CN"/>
+        </w:rPr>
+      </w:pPr>
+      <w:r>
+        <w:rPr>
+          <w:rFonts w:hint="default" w:ascii="宋体" w:hAnsi="宋体" w:eastAsia="宋体" w:cs="宋体"/>
+          <w:sz w:val="24"/>
+          <w:szCs w:val="24"/>
+          <w:lang w:val="en-US" w:eastAsia="zh-CN"/>
+        </w:rPr>
+        <w:t>·UC_PlayerWidget提供WidgetGameStart()和WidgetGameEnd()两个蓝图实现事件，C++层在游戏开始和结束时调用，蓝图中通过Widget动画功能实现入场动画、战斗开始动画、结束动画等UI表现。</w:t>
+      </w:r>
+    </w:p>
+    <w:p>
+      <w:pPr>
+        <w:pageBreakBefore w:val="0"/>
+        <w:numPr>
+          <w:ilvl w:val="0"/>
+          <w:numId w:val="0"/>
+        </w:numPr>
+        <w:kinsoku/>
+        <w:wordWrap/>
+        <w:overflowPunct/>
+        <w:topLinePunct w:val="0"/>
+        <w:autoSpaceDE/>
+        <w:autoSpaceDN/>
+        <w:bidi w:val="0"/>
+        <w:adjustRightInd/>
+        <w:snapToGrid/>
+        <w:ind w:firstLine="420" w:firstLineChars="0"/>
+        <w:textAlignment w:val="auto"/>
+        <w:rPr>
+          <w:rFonts w:hint="default" w:ascii="宋体" w:hAnsi="宋体" w:eastAsia="宋体" w:cs="宋体"/>
+          <w:sz w:val="24"/>
+          <w:szCs w:val="24"/>
+          <w:lang w:val="en-US" w:eastAsia="zh-CN"/>
+        </w:rPr>
+      </w:pPr>
+    </w:p>
+    <w:p>
+      <w:pPr>
+        <w:pageBreakBefore w:val="0"/>
         <w:kinsoku/>
         <w:wordWrap/>
         <w:overflowPunct/>
@@ -35114,7 +35532,7 @@
           <w:rFonts w:hint="eastAsia" w:ascii="宋体" w:hAnsi="宋体" w:eastAsia="宋体" w:cs="宋体"/>
         </w:rPr>
       </w:pPr>
-      <w:bookmarkStart w:id="20" w:name="_Toc5017"/>
+      <w:bookmarkStart w:id="20" w:name="_Toc21390"/>
       <w:r>
         <w:rPr>
           <w:rFonts w:hint="eastAsia" w:ascii="宋体" w:hAnsi="宋体" w:eastAsia="宋体" w:cs="宋体"/>
@@ -35154,7 +35572,7 @@
           <w:szCs w:val="32"/>
         </w:rPr>
       </w:pPr>
-      <w:bookmarkStart w:id="21" w:name="_Toc7705"/>
+      <w:bookmarkStart w:id="21" w:name="_Toc20253"/>
       <w:r>
         <w:rPr>
           <w:rFonts w:hint="eastAsia" w:ascii="宋体" w:hAnsi="宋体" w:eastAsia="宋体" w:cs="宋体"/>
@@ -35230,7 +35648,7 @@
         <w:bidi w:val="0"/>
         <w:adjustRightInd/>
         <w:snapToGrid/>
-        <w:ind w:left="360" w:leftChars="0"/>
+        <w:ind w:firstLine="420" w:firstLineChars="0"/>
         <w:textAlignment w:val="auto"/>
         <w:rPr>
           <w:rFonts w:hint="eastAsia" w:ascii="宋体" w:hAnsi="宋体" w:eastAsia="宋体" w:cs="宋体"/>
@@ -35248,6 +35666,150 @@
           <w:rFonts w:hint="eastAsia" w:ascii="宋体" w:hAnsi="宋体" w:eastAsia="宋体" w:cs="宋体"/>
         </w:rPr>
         <w:t>双方看到对方角色位置同步</w:t>
+      </w:r>
+    </w:p>
+    <w:p>
+      <w:pPr>
+        <w:pageBreakBefore w:val="0"/>
+        <w:numPr>
+          <w:ilvl w:val="0"/>
+          <w:numId w:val="0"/>
+        </w:numPr>
+        <w:kinsoku/>
+        <w:wordWrap/>
+        <w:overflowPunct/>
+        <w:topLinePunct w:val="0"/>
+        <w:autoSpaceDE/>
+        <w:autoSpaceDN/>
+        <w:bidi w:val="0"/>
+        <w:adjustRightInd/>
+        <w:snapToGrid/>
+        <w:ind w:firstLine="420" w:firstLineChars="0"/>
+        <w:textAlignment w:val="auto"/>
+        <w:rPr>
+          <w:rFonts w:hint="eastAsia" w:ascii="宋体" w:hAnsi="宋体" w:eastAsia="宋体" w:cs="宋体"/>
+        </w:rPr>
+      </w:pPr>
+      <w:r>
+        <w:rPr>
+          <w:rFonts w:hint="eastAsia" w:ascii="宋体" w:hAnsi="宋体" w:eastAsia="宋体" w:cs="宋体"/>
+          <w:lang w:val="en-US" w:eastAsia="zh-CN"/>
+        </w:rPr>
+        <w:t>·</w:t>
+      </w:r>
+      <w:r>
+        <w:rPr>
+          <w:rFonts w:hint="eastAsia" w:ascii="宋体" w:hAnsi="宋体" w:eastAsia="宋体" w:cs="宋体"/>
+        </w:rPr>
+        <w:t>攻击对方，双方血量同步减少</w:t>
+      </w:r>
+    </w:p>
+    <w:p>
+      <w:pPr>
+        <w:pageBreakBefore w:val="0"/>
+        <w:numPr>
+          <w:ilvl w:val="0"/>
+          <w:numId w:val="0"/>
+        </w:numPr>
+        <w:kinsoku/>
+        <w:wordWrap/>
+        <w:overflowPunct/>
+        <w:topLinePunct w:val="0"/>
+        <w:autoSpaceDE/>
+        <w:autoSpaceDN/>
+        <w:bidi w:val="0"/>
+        <w:adjustRightInd/>
+        <w:snapToGrid/>
+        <w:ind w:firstLine="420" w:firstLineChars="0"/>
+        <w:textAlignment w:val="auto"/>
+        <w:rPr>
+          <w:rFonts w:hint="eastAsia" w:ascii="宋体" w:hAnsi="宋体" w:eastAsia="宋体" w:cs="宋体"/>
+        </w:rPr>
+      </w:pPr>
+      <w:r>
+        <w:rPr>
+          <w:rFonts w:hint="eastAsia" w:ascii="宋体" w:hAnsi="宋体" w:eastAsia="宋体" w:cs="宋体"/>
+          <w:lang w:val="en-US" w:eastAsia="zh-CN"/>
+        </w:rPr>
+        <w:t>·</w:t>
+      </w:r>
+      <w:r>
+        <w:rPr>
+          <w:rFonts w:hint="eastAsia" w:ascii="宋体" w:hAnsi="宋体" w:eastAsia="宋体" w:cs="宋体"/>
+        </w:rPr>
+        <w:t>技能调用后，双方看到特效</w:t>
+      </w:r>
+    </w:p>
+    <w:p>
+      <w:pPr>
+        <w:pageBreakBefore w:val="0"/>
+        <w:numPr>
+          <w:ilvl w:val="0"/>
+          <w:numId w:val="0"/>
+        </w:numPr>
+        <w:kinsoku/>
+        <w:wordWrap/>
+        <w:overflowPunct/>
+        <w:topLinePunct w:val="0"/>
+        <w:autoSpaceDE/>
+        <w:autoSpaceDN/>
+        <w:bidi w:val="0"/>
+        <w:adjustRightInd/>
+        <w:snapToGrid/>
+        <w:ind w:firstLine="420" w:firstLineChars="0"/>
+        <w:textAlignment w:val="auto"/>
+        <w:rPr>
+          <w:rFonts w:hint="eastAsia" w:ascii="宋体" w:hAnsi="宋体" w:eastAsia="宋体" w:cs="宋体"/>
+        </w:rPr>
+      </w:pPr>
+      <w:r>
+        <w:rPr>
+          <w:rFonts w:hint="eastAsia" w:ascii="宋体" w:hAnsi="宋体" w:eastAsia="宋体" w:cs="宋体"/>
+          <w:lang w:val="en-US" w:eastAsia="zh-CN"/>
+        </w:rPr>
+        <w:t>·</w:t>
+      </w:r>
+      <w:r>
+        <w:rPr>
+          <w:rFonts w:hint="eastAsia" w:ascii="宋体" w:hAnsi="宋体" w:eastAsia="宋体" w:cs="宋体"/>
+        </w:rPr>
+        <w:t>一方血量归零，游戏结束</w:t>
+      </w:r>
+    </w:p>
+    <w:p>
+      <w:pPr>
+        <w:pageBreakBefore w:val="0"/>
+        <w:numPr>
+          <w:ilvl w:val="0"/>
+          <w:numId w:val="0"/>
+        </w:numPr>
+        <w:kinsoku/>
+        <w:wordWrap/>
+        <w:overflowPunct/>
+        <w:topLinePunct w:val="0"/>
+        <w:autoSpaceDE/>
+        <w:autoSpaceDN/>
+        <w:bidi w:val="0"/>
+        <w:adjustRightInd/>
+        <w:snapToGrid/>
+        <w:ind w:firstLine="420" w:firstLineChars="0"/>
+        <w:textAlignment w:val="auto"/>
+        <w:rPr>
+          <w:rFonts w:hint="eastAsia" w:ascii="宋体" w:hAnsi="宋体" w:eastAsia="宋体" w:cs="宋体"/>
+        </w:rPr>
+      </w:pPr>
+      <w:r>
+        <w:rPr>
+          <w:rFonts w:hint="eastAsia" w:ascii="宋体" w:hAnsi="宋体" w:eastAsia="宋体" w:cs="宋体"/>
+          <w:lang w:val="en-US" w:eastAsia="zh-CN"/>
+        </w:rPr>
+        <w:t>·</w:t>
+      </w:r>
+      <w:r>
+        <w:rPr>
+          <w:rFonts w:hint="eastAsia" w:ascii="宋体" w:hAnsi="宋体" w:eastAsia="宋体" w:cs="宋体"/>
+        </w:rPr>
+        <w:t>能完整打完一局（不崩溃）</w:t>
       </w:r>
     </w:p>
     <w:p>
@@ -35272,150 +35834,6 @@
           <w:rFonts w:hint="eastAsia" w:ascii="宋体" w:hAnsi="宋体" w:eastAsia="宋体" w:cs="宋体"/>
         </w:rPr>
       </w:pPr>
-      <w:r>
-        <w:rPr>
-          <w:rFonts w:hint="eastAsia" w:ascii="宋体" w:hAnsi="宋体" w:eastAsia="宋体" w:cs="宋体"/>
-          <w:lang w:val="en-US" w:eastAsia="zh-CN"/>
-        </w:rPr>
-        <w:t>·</w:t>
-      </w:r>
-      <w:r>
-        <w:rPr>
-          <w:rFonts w:hint="eastAsia" w:ascii="宋体" w:hAnsi="宋体" w:eastAsia="宋体" w:cs="宋体"/>
-        </w:rPr>
-        <w:t>攻击对方，双方血量同步减少</w:t>
-      </w:r>
-    </w:p>
-    <w:p>
-      <w:pPr>
-        <w:pageBreakBefore w:val="0"/>
-        <w:numPr>
-          <w:ilvl w:val="0"/>
-          <w:numId w:val="0"/>
-        </w:numPr>
-        <w:kinsoku/>
-        <w:wordWrap/>
-        <w:overflowPunct/>
-        <w:topLinePunct w:val="0"/>
-        <w:autoSpaceDE/>
-        <w:autoSpaceDN/>
-        <w:bidi w:val="0"/>
-        <w:adjustRightInd/>
-        <w:snapToGrid/>
-        <w:ind w:left="360" w:leftChars="0"/>
-        <w:textAlignment w:val="auto"/>
-        <w:rPr>
-          <w:rFonts w:hint="eastAsia" w:ascii="宋体" w:hAnsi="宋体" w:eastAsia="宋体" w:cs="宋体"/>
-        </w:rPr>
-      </w:pPr>
-      <w:r>
-        <w:rPr>
-          <w:rFonts w:hint="eastAsia" w:ascii="宋体" w:hAnsi="宋体" w:eastAsia="宋体" w:cs="宋体"/>
-          <w:lang w:val="en-US" w:eastAsia="zh-CN"/>
-        </w:rPr>
-        <w:t>·</w:t>
-      </w:r>
-      <w:r>
-        <w:rPr>
-          <w:rFonts w:hint="eastAsia" w:ascii="宋体" w:hAnsi="宋体" w:eastAsia="宋体" w:cs="宋体"/>
-        </w:rPr>
-        <w:t>技能调用后，双方看到特效</w:t>
-      </w:r>
-    </w:p>
-    <w:p>
-      <w:pPr>
-        <w:pageBreakBefore w:val="0"/>
-        <w:numPr>
-          <w:ilvl w:val="0"/>
-          <w:numId w:val="0"/>
-        </w:numPr>
-        <w:kinsoku/>
-        <w:wordWrap/>
-        <w:overflowPunct/>
-        <w:topLinePunct w:val="0"/>
-        <w:autoSpaceDE/>
-        <w:autoSpaceDN/>
-        <w:bidi w:val="0"/>
-        <w:adjustRightInd/>
-        <w:snapToGrid/>
-        <w:ind w:left="360" w:leftChars="0"/>
-        <w:textAlignment w:val="auto"/>
-        <w:rPr>
-          <w:rFonts w:hint="eastAsia" w:ascii="宋体" w:hAnsi="宋体" w:eastAsia="宋体" w:cs="宋体"/>
-        </w:rPr>
-      </w:pPr>
-      <w:r>
-        <w:rPr>
-          <w:rFonts w:hint="eastAsia" w:ascii="宋体" w:hAnsi="宋体" w:eastAsia="宋体" w:cs="宋体"/>
-          <w:lang w:val="en-US" w:eastAsia="zh-CN"/>
-        </w:rPr>
-        <w:t>·</w:t>
-      </w:r>
-      <w:r>
-        <w:rPr>
-          <w:rFonts w:hint="eastAsia" w:ascii="宋体" w:hAnsi="宋体" w:eastAsia="宋体" w:cs="宋体"/>
-        </w:rPr>
-        <w:t>一方血量归零，游戏结束</w:t>
-      </w:r>
-    </w:p>
-    <w:p>
-      <w:pPr>
-        <w:pageBreakBefore w:val="0"/>
-        <w:numPr>
-          <w:ilvl w:val="0"/>
-          <w:numId w:val="0"/>
-        </w:numPr>
-        <w:kinsoku/>
-        <w:wordWrap/>
-        <w:overflowPunct/>
-        <w:topLinePunct w:val="0"/>
-        <w:autoSpaceDE/>
-        <w:autoSpaceDN/>
-        <w:bidi w:val="0"/>
-        <w:adjustRightInd/>
-        <w:snapToGrid/>
-        <w:ind w:left="360" w:leftChars="0"/>
-        <w:textAlignment w:val="auto"/>
-        <w:rPr>
-          <w:rFonts w:hint="eastAsia" w:ascii="宋体" w:hAnsi="宋体" w:eastAsia="宋体" w:cs="宋体"/>
-        </w:rPr>
-      </w:pPr>
-      <w:r>
-        <w:rPr>
-          <w:rFonts w:hint="eastAsia" w:ascii="宋体" w:hAnsi="宋体" w:eastAsia="宋体" w:cs="宋体"/>
-          <w:lang w:val="en-US" w:eastAsia="zh-CN"/>
-        </w:rPr>
-        <w:t>·</w:t>
-      </w:r>
-      <w:r>
-        <w:rPr>
-          <w:rFonts w:hint="eastAsia" w:ascii="宋体" w:hAnsi="宋体" w:eastAsia="宋体" w:cs="宋体"/>
-        </w:rPr>
-        <w:t>能完整打完一局（不崩溃）</w:t>
-      </w:r>
-    </w:p>
-    <w:p>
-      <w:pPr>
-        <w:pageBreakBefore w:val="0"/>
-        <w:numPr>
-          <w:ilvl w:val="0"/>
-          <w:numId w:val="0"/>
-        </w:numPr>
-        <w:kinsoku/>
-        <w:wordWrap/>
-        <w:overflowPunct/>
-        <w:topLinePunct w:val="0"/>
-        <w:autoSpaceDE/>
-        <w:autoSpaceDN/>
-        <w:bidi w:val="0"/>
-        <w:adjustRightInd/>
-        <w:snapToGrid/>
-        <w:ind w:left="360" w:leftChars="0"/>
-        <w:textAlignment w:val="auto"/>
-        <w:rPr>
-          <w:rFonts w:hint="eastAsia" w:ascii="宋体" w:hAnsi="宋体" w:eastAsia="宋体" w:cs="宋体"/>
-        </w:rPr>
-      </w:pPr>
     </w:p>
     <w:p>
       <w:pPr>
@@ -35441,7 +35859,7 @@
           <w:szCs w:val="32"/>
         </w:rPr>
       </w:pPr>
-      <w:bookmarkStart w:id="22" w:name="_Toc18850"/>
+      <w:bookmarkStart w:id="22" w:name="_Toc9626"/>
       <w:r>
         <w:rPr>
           <w:rFonts w:hint="eastAsia" w:ascii="宋体" w:hAnsi="宋体" w:eastAsia="宋体" w:cs="宋体"/>
@@ -35481,7 +35899,7 @@
         <w:bidi w:val="0"/>
         <w:adjustRightInd/>
         <w:snapToGrid/>
-        <w:ind w:left="360" w:leftChars="0"/>
+        <w:ind w:firstLine="420" w:firstLineChars="0"/>
         <w:textAlignment w:val="auto"/>
         <w:rPr>
           <w:rFonts w:hint="eastAsia" w:ascii="宋体" w:hAnsi="宋体" w:eastAsia="宋体" w:cs="宋体"/>
@@ -35517,7 +35935,7 @@
         <w:bidi w:val="0"/>
         <w:adjustRightInd/>
         <w:snapToGrid/>
-        <w:ind w:left="360" w:leftChars="0"/>
+        <w:ind w:firstLine="420" w:firstLineChars="0"/>
         <w:textAlignment w:val="auto"/>
         <w:rPr>
           <w:rFonts w:hint="eastAsia" w:ascii="宋体" w:hAnsi="宋体" w:eastAsia="宋体" w:cs="宋体"/>
@@ -35553,7 +35971,7 @@
         <w:bidi w:val="0"/>
         <w:adjustRightInd/>
         <w:snapToGrid/>
-        <w:ind w:left="360" w:leftChars="0"/>
+        <w:ind w:firstLine="420" w:firstLineChars="0"/>
         <w:textAlignment w:val="auto"/>
         <w:rPr>
           <w:rFonts w:hint="eastAsia" w:ascii="宋体" w:hAnsi="宋体" w:eastAsia="宋体" w:cs="宋体"/>
@@ -35589,7 +36007,7 @@
         <w:bidi w:val="0"/>
         <w:adjustRightInd/>
         <w:snapToGrid/>
-        <w:ind w:left="360" w:leftChars="0"/>
+        <w:ind w:firstLine="420" w:firstLineChars="0"/>
         <w:textAlignment w:val="auto"/>
         <w:rPr>
           <w:rFonts w:hint="eastAsia" w:ascii="宋体" w:hAnsi="宋体" w:eastAsia="宋体" w:cs="宋体"/>
